--- a/seminar/Abd Almahdi Dahla 212684527.docx
+++ b/seminar/Abd Almahdi Dahla 212684527.docx
@@ -130,7 +130,7 @@
           <w:szCs w:val="28"/>
           <w:rtl/>
         </w:rPr>
-        <w:t xml:space="preserve">حلقة بحث في الدين الإسلاميّ - سيمنار</w:t>
+        <w:t xml:space="preserve">حلقة بحث قضايا فقهيّة ودينيّة معاصرة - سيمنار</w:t>
       </w:r>
     </w:p>
     <w:p/>
@@ -149,7 +149,7 @@
           <w:szCs w:val="26"/>
           <w:rtl/>
         </w:rPr>
-        <w:t xml:space="preserve">مقدَّم من الطالب:</w:t>
+        <w:t xml:space="preserve">إعداد الطالب:</w:t>
       </w:r>
     </w:p>
     <w:p>
@@ -167,7 +167,7 @@
           <w:szCs w:val="28"/>
           <w:rtl/>
         </w:rPr>
-        <w:t xml:space="preserve">عبد المهدي دحلة - 212684527</w:t>
+        <w:t xml:space="preserve">عبد المهدي دحلة</w:t>
       </w:r>
     </w:p>
     <w:p>
@@ -185,10 +185,9 @@
           <w:szCs w:val="26"/>
           <w:rtl/>
         </w:rPr>
-        <w:t xml:space="preserve">التخصص: دين ولغة عربية</w:t>
-      </w:r>
-    </w:p>
-    <w:p/>
+        <w:t xml:space="preserve">رقم هويّة: 212684527</w:t>
+      </w:r>
+    </w:p>
     <w:p>
       <w:pPr>
         <w:bidi/>
@@ -204,9 +203,10 @@
           <w:szCs w:val="26"/>
           <w:rtl/>
         </w:rPr>
-        <w:t xml:space="preserve">مقدَّم إلى المحاضر:</w:t>
-      </w:r>
-    </w:p>
+        <w:t xml:space="preserve">التخصص: دين ولغة عربية</w:t>
+      </w:r>
+    </w:p>
+    <w:p/>
     <w:p>
       <w:pPr>
         <w:bidi/>
@@ -218,14 +218,13 @@
           <w:rFonts w:ascii="Simplified Arabic" w:cs="Simplified Arabic" w:eastAsia="Simplified Arabic" w:hAnsi="Simplified Arabic"/>
           <w:b/>
           <w:bCs/>
-          <w:sz w:val="28"/>
-          <w:szCs w:val="28"/>
-          <w:rtl/>
-        </w:rPr>
-        <w:t xml:space="preserve">د. عوني مصاروة</w:t>
-      </w:r>
-    </w:p>
-    <w:p/>
+          <w:sz w:val="26"/>
+          <w:szCs w:val="26"/>
+          <w:rtl/>
+        </w:rPr>
+        <w:t xml:space="preserve">مقدمة إلى:</w:t>
+      </w:r>
+    </w:p>
     <w:p>
       <w:pPr>
         <w:bidi/>
@@ -237,11 +236,30 @@
           <w:rFonts w:ascii="Simplified Arabic" w:cs="Simplified Arabic" w:eastAsia="Simplified Arabic" w:hAnsi="Simplified Arabic"/>
           <w:b/>
           <w:bCs/>
+          <w:sz w:val="28"/>
+          <w:szCs w:val="28"/>
+          <w:rtl/>
+        </w:rPr>
+        <w:t xml:space="preserve">د. عوني أحمد مصاروة</w:t>
+      </w:r>
+    </w:p>
+    <w:p/>
+    <w:p>
+      <w:pPr>
+        <w:bidi/>
+        <w:spacing w:after="200" w:line="360"/>
+        <w:jc w:val="center"/>
+      </w:pPr>
+      <w:r>
+        <w:rPr>
+          <w:rFonts w:ascii="Simplified Arabic" w:cs="Simplified Arabic" w:eastAsia="Simplified Arabic" w:hAnsi="Simplified Arabic"/>
+          <w:b/>
+          <w:bCs/>
           <w:sz w:val="26"/>
           <w:szCs w:val="26"/>
           <w:rtl/>
         </w:rPr>
-        <w:t xml:space="preserve">السنة الدراسيّة:</w:t>
+        <w:t xml:space="preserve">السّنة الدّراسية: 2026-2025 / 1447هـ</w:t>
       </w:r>
     </w:p>
     <w:p>
@@ -259,25 +277,7 @@
           <w:szCs w:val="26"/>
           <w:rtl/>
         </w:rPr>
-        <w:t xml:space="preserve">1447هـ</w:t>
-      </w:r>
-    </w:p>
-    <w:p>
-      <w:pPr>
-        <w:bidi/>
-        <w:spacing w:after="200" w:line="360"/>
-        <w:jc w:val="center"/>
-      </w:pPr>
-      <w:r>
-        <w:rPr>
-          <w:rFonts w:ascii="Simplified Arabic" w:cs="Simplified Arabic" w:eastAsia="Simplified Arabic" w:hAnsi="Simplified Arabic"/>
-          <w:b/>
-          <w:bCs/>
-          <w:sz w:val="26"/>
-          <w:szCs w:val="26"/>
-          <w:rtl/>
-        </w:rPr>
-        <w:t xml:space="preserve">2025/2026م</w:t>
+        <w:t xml:space="preserve">تاريخ التّسليم للبحث: __\__\2026م</w:t>
       </w:r>
     </w:p>
     <w:p>

--- a/seminar/Abd Almahdi Dahla 212684527.docx
+++ b/seminar/Abd Almahdi Dahla 212684527.docx
@@ -304,7 +304,7 @@
     <w:p>
       <w:pPr>
         <w:bidi/>
-        <w:spacing w:after="160" w:line="360"/>
+        <w:spacing w:after="160" w:line="480"/>
         <w:jc w:val="both"/>
       </w:pPr>
       <w:r>
@@ -322,7 +322,7 @@
     <w:p>
       <w:pPr>
         <w:bidi/>
-        <w:spacing w:after="160" w:line="360"/>
+        <w:spacing w:after="160" w:line="480"/>
         <w:jc w:val="both"/>
       </w:pPr>
       <w:r>
@@ -368,7 +368,7 @@
     <w:p>
       <w:pPr>
         <w:bidi/>
-        <w:spacing w:after="160" w:line="360"/>
+        <w:spacing w:after="160" w:line="480"/>
         <w:jc w:val="both"/>
       </w:pPr>
       <w:r>
@@ -386,7 +386,7 @@
     <w:p>
       <w:pPr>
         <w:bidi/>
-        <w:spacing w:after="160" w:line="360"/>
+        <w:spacing w:after="160" w:line="480"/>
         <w:jc w:val="both"/>
       </w:pPr>
       <w:r>
@@ -404,7 +404,7 @@
     <w:p>
       <w:pPr>
         <w:bidi/>
-        <w:spacing w:after="160" w:line="360"/>
+        <w:spacing w:after="160" w:line="480"/>
         <w:jc w:val="both"/>
       </w:pPr>
       <w:r>
@@ -443,7 +443,7 @@
     <w:p>
       <w:pPr>
         <w:bidi/>
-        <w:spacing w:after="160" w:line="360"/>
+        <w:spacing w:after="160" w:line="480"/>
         <w:jc w:val="both"/>
       </w:pPr>
       <w:r>
@@ -461,7 +461,7 @@
     <w:p>
       <w:pPr>
         <w:bidi/>
-        <w:spacing w:after="160" w:line="360"/>
+        <w:spacing w:after="160" w:line="480"/>
         <w:jc w:val="both"/>
       </w:pPr>
       <w:r>
@@ -479,7 +479,7 @@
     <w:p>
       <w:pPr>
         <w:bidi/>
-        <w:spacing w:after="160" w:line="360"/>
+        <w:spacing w:after="160" w:line="480"/>
         <w:jc w:val="both"/>
       </w:pPr>
       <w:r>
@@ -518,7 +518,7 @@
     <w:p>
       <w:pPr>
         <w:bidi/>
-        <w:spacing w:after="160" w:line="360"/>
+        <w:spacing w:after="160" w:line="480"/>
         <w:jc w:val="both"/>
       </w:pPr>
       <w:r>
@@ -547,7 +547,7 @@
     <w:p>
       <w:pPr>
         <w:bidi/>
-        <w:spacing w:after="160" w:line="360"/>
+        <w:spacing w:after="160" w:line="480"/>
         <w:jc w:val="both"/>
       </w:pPr>
       <w:r>
@@ -576,7 +576,7 @@
     <w:p>
       <w:pPr>
         <w:bidi/>
-        <w:spacing w:after="160" w:line="360"/>
+        <w:spacing w:after="160" w:line="480"/>
         <w:jc w:val="both"/>
       </w:pPr>
       <w:r>
@@ -605,7 +605,7 @@
     <w:p>
       <w:pPr>
         <w:bidi/>
-        <w:spacing w:after="160" w:line="360"/>
+        <w:spacing w:after="160" w:line="480"/>
         <w:jc w:val="both"/>
       </w:pPr>
       <w:r>
@@ -634,7 +634,7 @@
     <w:p>
       <w:pPr>
         <w:bidi/>
-        <w:spacing w:after="160" w:line="360"/>
+        <w:spacing w:after="160" w:line="480"/>
         <w:jc w:val="both"/>
       </w:pPr>
       <w:r>
@@ -663,7 +663,7 @@
     <w:p>
       <w:pPr>
         <w:bidi/>
-        <w:spacing w:after="160" w:line="360"/>
+        <w:spacing w:after="160" w:line="480"/>
         <w:jc w:val="both"/>
       </w:pPr>
       <w:r>
@@ -713,7 +713,7 @@
     <w:p>
       <w:pPr>
         <w:bidi/>
-        <w:spacing w:after="160" w:line="360"/>
+        <w:spacing w:after="160" w:line="480"/>
         <w:jc w:val="both"/>
       </w:pPr>
       <w:r>
@@ -742,7 +742,7 @@
     <w:p>
       <w:pPr>
         <w:bidi/>
-        <w:spacing w:after="160" w:line="360"/>
+        <w:spacing w:after="160" w:line="480"/>
         <w:jc w:val="both"/>
       </w:pPr>
       <w:r>
@@ -771,7 +771,7 @@
     <w:p>
       <w:pPr>
         <w:bidi/>
-        <w:spacing w:after="160" w:line="360"/>
+        <w:spacing w:after="160" w:line="480"/>
         <w:jc w:val="both"/>
       </w:pPr>
       <w:r>
@@ -800,7 +800,7 @@
     <w:p>
       <w:pPr>
         <w:bidi/>
-        <w:spacing w:after="160" w:line="360"/>
+        <w:spacing w:after="160" w:line="480"/>
         <w:jc w:val="both"/>
       </w:pPr>
       <w:r>
@@ -829,7 +829,7 @@
     <w:p>
       <w:pPr>
         <w:bidi/>
-        <w:spacing w:after="160" w:line="360"/>
+        <w:spacing w:after="160" w:line="480"/>
         <w:jc w:val="both"/>
       </w:pPr>
       <w:r>
@@ -879,7 +879,7 @@
     <w:p>
       <w:pPr>
         <w:bidi/>
-        <w:spacing w:after="160" w:line="360"/>
+        <w:spacing w:after="160" w:line="480"/>
         <w:jc w:val="both"/>
       </w:pPr>
       <w:r>
@@ -908,7 +908,7 @@
     <w:p>
       <w:pPr>
         <w:bidi/>
-        <w:spacing w:after="160" w:line="360"/>
+        <w:spacing w:after="160" w:line="480"/>
         <w:jc w:val="both"/>
       </w:pPr>
       <w:r>
@@ -937,7 +937,7 @@
     <w:p>
       <w:pPr>
         <w:bidi/>
-        <w:spacing w:after="160" w:line="360"/>
+        <w:spacing w:after="160" w:line="480"/>
         <w:jc w:val="both"/>
       </w:pPr>
       <w:r>
@@ -966,7 +966,7 @@
     <w:p>
       <w:pPr>
         <w:bidi/>
-        <w:spacing w:after="160" w:line="360"/>
+        <w:spacing w:after="160" w:line="480"/>
         <w:jc w:val="both"/>
       </w:pPr>
       <w:r>
@@ -995,7 +995,7 @@
     <w:p>
       <w:pPr>
         <w:bidi/>
-        <w:spacing w:after="160" w:line="360"/>
+        <w:spacing w:after="160" w:line="480"/>
         <w:jc w:val="both"/>
       </w:pPr>
       <w:r>
@@ -1044,7 +1044,7 @@
     <w:p>
       <w:pPr>
         <w:bidi/>
-        <w:spacing w:after="160" w:line="360"/>
+        <w:spacing w:after="160" w:line="480"/>
         <w:jc w:val="both"/>
       </w:pPr>
       <w:r>
@@ -1082,7 +1082,7 @@
     <w:p>
       <w:pPr>
         <w:bidi/>
-        <w:spacing w:after="160" w:line="360"/>
+        <w:spacing w:after="160" w:line="480"/>
         <w:jc w:val="both"/>
       </w:pPr>
       <w:r>
@@ -1111,7 +1111,7 @@
     <w:p>
       <w:pPr>
         <w:bidi/>
-        <w:spacing w:after="160" w:line="360"/>
+        <w:spacing w:after="160" w:line="480"/>
         <w:jc w:val="both"/>
       </w:pPr>
       <w:r>
@@ -1140,7 +1140,7 @@
     <w:p>
       <w:pPr>
         <w:bidi/>
-        <w:spacing w:after="160" w:line="360"/>
+        <w:spacing w:after="160" w:line="480"/>
         <w:jc w:val="both"/>
       </w:pPr>
       <w:r>
@@ -1169,7 +1169,7 @@
     <w:p>
       <w:pPr>
         <w:bidi/>
-        <w:spacing w:after="160" w:line="360"/>
+        <w:spacing w:after="160" w:line="480"/>
         <w:jc w:val="both"/>
       </w:pPr>
       <w:r>
@@ -1198,7 +1198,7 @@
     <w:p>
       <w:pPr>
         <w:bidi/>
-        <w:spacing w:after="160" w:line="360"/>
+        <w:spacing w:after="160" w:line="480"/>
         <w:jc w:val="both"/>
       </w:pPr>
       <w:r>
@@ -1227,7 +1227,7 @@
     <w:p>
       <w:pPr>
         <w:bidi/>
-        <w:spacing w:after="160" w:line="360"/>
+        <w:spacing w:after="160" w:line="480"/>
         <w:jc w:val="both"/>
       </w:pPr>
       <w:r>
@@ -1277,7 +1277,7 @@
     <w:p>
       <w:pPr>
         <w:bidi/>
-        <w:spacing w:after="160" w:line="360"/>
+        <w:spacing w:after="160" w:line="480"/>
         <w:jc w:val="both"/>
       </w:pPr>
       <w:r>
@@ -1429,7 +1429,7 @@
     <w:p>
       <w:pPr>
         <w:bidi/>
-        <w:spacing w:after="160" w:line="360"/>
+        <w:spacing w:after="160" w:line="480"/>
         <w:jc w:val="both"/>
       </w:pPr>
       <w:r>
@@ -1482,7 +1482,7 @@
     <w:p>
       <w:pPr>
         <w:bidi/>
-        <w:spacing w:after="160" w:line="360"/>
+        <w:spacing w:after="160" w:line="480"/>
         <w:jc w:val="both"/>
       </w:pPr>
       <w:r>
@@ -1555,7 +1555,7 @@
     <w:p>
       <w:pPr>
         <w:bidi/>
-        <w:spacing w:after="160" w:line="360"/>
+        <w:spacing w:after="160" w:line="480"/>
         <w:jc w:val="both"/>
       </w:pPr>
       <w:r>
@@ -1630,7 +1630,7 @@
     <w:p>
       <w:pPr>
         <w:bidi/>
-        <w:spacing w:after="160" w:line="360"/>
+        <w:spacing w:after="160" w:line="480"/>
         <w:jc w:val="both"/>
       </w:pPr>
       <w:r>
@@ -1703,7 +1703,7 @@
     <w:p>
       <w:pPr>
         <w:bidi/>
-        <w:spacing w:after="160" w:line="360"/>
+        <w:spacing w:after="160" w:line="480"/>
         <w:jc w:val="both"/>
       </w:pPr>
       <w:r>
@@ -1756,7 +1756,7 @@
     <w:p>
       <w:pPr>
         <w:bidi/>
-        <w:spacing w:after="160" w:line="360"/>
+        <w:spacing w:after="160" w:line="480"/>
         <w:jc w:val="both"/>
       </w:pPr>
       <w:r>
@@ -1829,7 +1829,7 @@
     <w:p>
       <w:pPr>
         <w:bidi/>
-        <w:spacing w:after="160" w:line="360"/>
+        <w:spacing w:after="160" w:line="480"/>
         <w:jc w:val="both"/>
       </w:pPr>
       <w:r>
@@ -1882,7 +1882,7 @@
     <w:p>
       <w:pPr>
         <w:bidi/>
-        <w:spacing w:after="160" w:line="360"/>
+        <w:spacing w:after="160" w:line="480"/>
         <w:jc w:val="both"/>
       </w:pPr>
       <w:r>
@@ -1955,7 +1955,7 @@
     <w:p>
       <w:pPr>
         <w:bidi/>
-        <w:spacing w:after="160" w:line="360"/>
+        <w:spacing w:after="160" w:line="480"/>
         <w:jc w:val="both"/>
       </w:pPr>
       <w:r>
@@ -2025,7 +2025,7 @@
     <w:p>
       <w:pPr>
         <w:bidi/>
-        <w:spacing w:after="160" w:line="360"/>
+        <w:spacing w:after="160" w:line="480"/>
         <w:jc w:val="both"/>
       </w:pPr>
       <w:r>
@@ -2122,7 +2122,7 @@
     <w:p>
       <w:pPr>
         <w:bidi/>
-        <w:spacing w:after="160" w:line="360"/>
+        <w:spacing w:after="160" w:line="480"/>
         <w:jc w:val="both"/>
       </w:pPr>
       <w:r>
@@ -2212,7 +2212,7 @@
     <w:p>
       <w:pPr>
         <w:bidi/>
-        <w:spacing w:after="160" w:line="360"/>
+        <w:spacing w:after="160" w:line="480"/>
         <w:jc w:val="both"/>
       </w:pPr>
       <w:r>
@@ -2265,7 +2265,7 @@
     <w:p>
       <w:pPr>
         <w:bidi/>
-        <w:spacing w:after="160" w:line="360"/>
+        <w:spacing w:after="160" w:line="480"/>
         <w:jc w:val="both"/>
       </w:pPr>
       <w:r>
@@ -2337,7 +2337,7 @@
     <w:p>
       <w:pPr>
         <w:bidi/>
-        <w:spacing w:after="160" w:line="360"/>
+        <w:spacing w:after="160" w:line="480"/>
         <w:jc w:val="both"/>
       </w:pPr>
       <w:r>
@@ -2396,7 +2396,7 @@
     <w:p>
       <w:pPr>
         <w:bidi/>
-        <w:spacing w:after="160" w:line="360"/>
+        <w:spacing w:after="160" w:line="480"/>
         <w:jc w:val="both"/>
       </w:pPr>
       <w:r>
@@ -2451,7 +2451,7 @@
     <w:p>
       <w:pPr>
         <w:bidi/>
-        <w:spacing w:after="160" w:line="360"/>
+        <w:spacing w:after="160" w:line="480"/>
         <w:jc w:val="both"/>
       </w:pPr>
       <w:r>
@@ -2506,7 +2506,7 @@
     <w:p>
       <w:pPr>
         <w:bidi/>
-        <w:spacing w:after="160" w:line="360"/>
+        <w:spacing w:after="160" w:line="480"/>
         <w:jc w:val="both"/>
       </w:pPr>
       <w:r>
@@ -2546,7 +2546,7 @@
     <w:p>
       <w:pPr>
         <w:bidi/>
-        <w:spacing w:after="160" w:line="360"/>
+        <w:spacing w:after="160" w:line="480"/>
         <w:jc w:val="both"/>
       </w:pPr>
       <w:r>
@@ -2586,7 +2586,7 @@
     <w:p>
       <w:pPr>
         <w:bidi/>
-        <w:spacing w:after="160" w:line="360"/>
+        <w:spacing w:after="160" w:line="480"/>
         <w:jc w:val="both"/>
       </w:pPr>
       <w:r>
@@ -2626,7 +2626,7 @@
     <w:p>
       <w:pPr>
         <w:bidi/>
-        <w:spacing w:after="160" w:line="360"/>
+        <w:spacing w:after="160" w:line="480"/>
         <w:jc w:val="both"/>
       </w:pPr>
       <w:r>
@@ -2692,7 +2692,7 @@
     <w:p>
       <w:pPr>
         <w:bidi/>
-        <w:spacing w:after="160" w:line="360"/>
+        <w:spacing w:after="160" w:line="480"/>
         <w:jc w:val="both"/>
       </w:pPr>
       <w:r>
@@ -2747,7 +2747,7 @@
     <w:p>
       <w:pPr>
         <w:bidi/>
-        <w:spacing w:after="160" w:line="360"/>
+        <w:spacing w:after="160" w:line="480"/>
         <w:jc w:val="both"/>
       </w:pPr>
       <w:r>
@@ -2802,7 +2802,7 @@
     <w:p>
       <w:pPr>
         <w:bidi/>
-        <w:spacing w:after="160" w:line="360"/>
+        <w:spacing w:after="160" w:line="480"/>
         <w:jc w:val="both"/>
       </w:pPr>
       <w:r>
@@ -2857,7 +2857,7 @@
     <w:p>
       <w:pPr>
         <w:bidi/>
-        <w:spacing w:after="160" w:line="360"/>
+        <w:spacing w:after="160" w:line="480"/>
         <w:jc w:val="both"/>
       </w:pPr>
       <w:r>
@@ -2895,7 +2895,7 @@
     <w:p>
       <w:pPr>
         <w:bidi/>
-        <w:spacing w:after="160" w:line="360"/>
+        <w:spacing w:after="160" w:line="480"/>
         <w:jc w:val="both"/>
       </w:pPr>
       <w:r>
@@ -2930,7 +2930,7 @@
     <w:p>
       <w:pPr>
         <w:bidi/>
-        <w:spacing w:after="160" w:line="360"/>
+        <w:spacing w:after="160" w:line="480"/>
         <w:jc w:val="both"/>
       </w:pPr>
       <w:r>
@@ -3075,7 +3075,7 @@
     <w:p>
       <w:pPr>
         <w:bidi/>
-        <w:spacing w:after="160" w:line="360"/>
+        <w:spacing w:after="160" w:line="480"/>
         <w:jc w:val="both"/>
       </w:pPr>
       <w:r>
@@ -3122,6 +3122,92 @@
           <w:rtl/>
         </w:rPr>
         <w:t xml:space="preserve">.</w:t>
+      </w:r>
+    </w:p>
+    <w:p>
+      <w:pPr>
+        <w:bidi/>
+        <w:spacing w:after="160" w:line="480"/>
+        <w:jc w:val="both"/>
+      </w:pPr>
+      <w:r>
+        <w:rPr>
+          <w:rFonts w:ascii="Simplified Arabic" w:cs="Simplified Arabic" w:eastAsia="Simplified Arabic" w:hAnsi="Simplified Arabic"/>
+          <w:b w:val="false"/>
+          <w:bCs w:val="false"/>
+          <w:sz w:val="28"/>
+          <w:szCs w:val="28"/>
+          <w:rtl/>
+        </w:rPr>
+        <w:t xml:space="preserve">وقد تتابعت كتب المذاهب الأربعة في أبواب الجنائز على ذكر هذه العلامات عند الكلام على المحتضَر وغسل الميت: فذكر الحنفيّة منها استرخاء القدمين وميل الأنف وامتداد جلدة الوجه</w:t>
+      </w:r>
+      <w:r>
+        <w:rPr>
+          <w:rStyle w:val="FootnoteReference"/>
+        </w:rPr>
+        <w:footnoteReference w:id="27"/>
+      </w:r>
+      <w:r>
+        <w:rPr>
+          <w:rFonts w:ascii="Simplified Arabic" w:cs="Simplified Arabic" w:eastAsia="Simplified Arabic" w:hAnsi="Simplified Arabic"/>
+          <w:b w:val="false"/>
+          <w:bCs w:val="false"/>
+          <w:sz w:val="28"/>
+          <w:szCs w:val="28"/>
+          <w:rtl/>
+        </w:rPr>
+        <w:t xml:space="preserve">، وقريب منه عند المالكيّة</w:t>
+      </w:r>
+      <w:r>
+        <w:rPr>
+          <w:rStyle w:val="FootnoteReference"/>
+        </w:rPr>
+        <w:footnoteReference w:id="28"/>
+      </w:r>
+      <w:r>
+        <w:rPr>
+          <w:rFonts w:ascii="Simplified Arabic" w:cs="Simplified Arabic" w:eastAsia="Simplified Arabic" w:hAnsi="Simplified Arabic"/>
+          <w:b w:val="false"/>
+          <w:bCs w:val="false"/>
+          <w:sz w:val="28"/>
+          <w:szCs w:val="28"/>
+          <w:rtl/>
+        </w:rPr>
+        <w:t xml:space="preserve">، وزاد الشافعيّة انخساف الصدغين</w:t>
+      </w:r>
+      <w:r>
+        <w:rPr>
+          <w:rStyle w:val="FootnoteReference"/>
+        </w:rPr>
+        <w:footnoteReference w:id="29"/>
+      </w:r>
+      <w:r>
+        <w:rPr>
+          <w:rFonts w:ascii="Simplified Arabic" w:cs="Simplified Arabic" w:eastAsia="Simplified Arabic" w:hAnsi="Simplified Arabic"/>
+          <w:b w:val="false"/>
+          <w:bCs w:val="false"/>
+          <w:sz w:val="28"/>
+          <w:szCs w:val="28"/>
+          <w:rtl/>
+        </w:rPr>
+        <w:t xml:space="preserve">، ونحوه عند الحنابلة، ونصّوا جميعًا على أنه إذا شُكّ في الموت أُخّر الميت حتى يُتيقّن موته بتغيّر الرائحة أو نحوه</w:t>
+      </w:r>
+      <w:r>
+        <w:rPr>
+          <w:rStyle w:val="FootnoteReference"/>
+        </w:rPr>
+        <w:footnoteReference w:id="30"/>
+      </w:r>
+      <w:r>
+        <w:rPr>
+          <w:rFonts w:ascii="Simplified Arabic" w:cs="Simplified Arabic" w:eastAsia="Simplified Arabic" w:hAnsi="Simplified Arabic"/>
+          <w:b w:val="false"/>
+          <w:bCs w:val="false"/>
+          <w:sz w:val="28"/>
+          <w:szCs w:val="28"/>
+          <w:rtl/>
+        </w:rPr>
+        <w:t xml:space="preserve">. فدلّ صنيعهم على أنّ العلامات عندهم وسائل كشف ظنيّة تُتّبع بحسب الإمكان، وأنّ العبرة بحصول اليقين بأيّ طريق كان، وهذا هو الأصل الذي بنى عليه المعاصرون قبول العلامات الطبيّة المستجدّة.</w:t>
       </w:r>
     </w:p>
     <w:p>
@@ -3147,7 +3233,7 @@
     <w:p>
       <w:pPr>
         <w:bidi/>
-        <w:spacing w:after="160" w:line="360"/>
+        <w:spacing w:after="160" w:line="480"/>
         <w:jc w:val="both"/>
       </w:pPr>
       <w:r>
@@ -3165,7 +3251,42 @@
         <w:rPr>
           <w:rStyle w:val="FootnoteReference"/>
         </w:rPr>
-        <w:footnoteReference w:id="27"/>
+        <w:footnoteReference w:id="31"/>
+      </w:r>
+      <w:r>
+        <w:rPr>
+          <w:rFonts w:ascii="Simplified Arabic" w:cs="Simplified Arabic" w:eastAsia="Simplified Arabic" w:hAnsi="Simplified Arabic"/>
+          <w:b w:val="false"/>
+          <w:bCs w:val="false"/>
+          <w:sz w:val="28"/>
+          <w:szCs w:val="28"/>
+          <w:rtl/>
+        </w:rPr>
+        <w:t xml:space="preserve">.</w:t>
+      </w:r>
+    </w:p>
+    <w:p>
+      <w:pPr>
+        <w:bidi/>
+        <w:spacing w:after="160" w:line="480"/>
+        <w:jc w:val="both"/>
+      </w:pPr>
+      <w:r>
+        <w:rPr>
+          <w:rFonts w:ascii="Simplified Arabic" w:cs="Simplified Arabic" w:eastAsia="Simplified Arabic" w:hAnsi="Simplified Arabic"/>
+          <w:b w:val="false"/>
+          <w:bCs w:val="false"/>
+          <w:sz w:val="28"/>
+          <w:szCs w:val="28"/>
+          <w:rtl/>
+        </w:rPr>
+        <w:t xml:space="preserve">وكان لوباء شلل الأطفال الذي اجتاح كوبنهاغن سنة 1952م أثر مشهود في هذا التاريخ؛ إذ عجز المصابون عن التنفّس فجرت تهويتهم يدويًّا ليلَ نهار، ثم طوّرت المنافس الآليّة، وولدت من ذلك أقسام العناية المركّزة الحديثة؛ والطبيبان الفرنسيّان المشار إليهما هما مولاريه وغولون، وكان وصفهما المنشور سنة 1959م أوّل توصيف علميّ لمسألة بحثنا</w:t>
+      </w:r>
+      <w:r>
+        <w:rPr>
+          <w:rStyle w:val="FootnoteReference"/>
+        </w:rPr>
+        <w:footnoteReference w:id="32"/>
       </w:r>
       <w:r>
         <w:rPr>
@@ -3202,7 +3323,7 @@
     <w:p>
       <w:pPr>
         <w:bidi/>
-        <w:spacing w:after="160" w:line="360"/>
+        <w:spacing w:after="160" w:line="480"/>
         <w:jc w:val="both"/>
       </w:pPr>
       <w:r>
@@ -3220,7 +3341,7 @@
         <w:rPr>
           <w:rStyle w:val="FootnoteReference"/>
         </w:rPr>
-        <w:footnoteReference w:id="28"/>
+        <w:footnoteReference w:id="33"/>
       </w:r>
       <w:r>
         <w:rPr>
@@ -3237,7 +3358,76 @@
         <w:rPr>
           <w:rStyle w:val="FootnoteReference"/>
         </w:rPr>
-        <w:footnoteReference w:id="29"/>
+        <w:footnoteReference w:id="34"/>
+      </w:r>
+      <w:r>
+        <w:rPr>
+          <w:rFonts w:ascii="Simplified Arabic" w:cs="Simplified Arabic" w:eastAsia="Simplified Arabic" w:hAnsi="Simplified Arabic"/>
+          <w:b w:val="false"/>
+          <w:bCs w:val="false"/>
+          <w:sz w:val="28"/>
+          <w:szCs w:val="28"/>
+          <w:rtl/>
+        </w:rPr>
+        <w:t xml:space="preserve">.</w:t>
+      </w:r>
+    </w:p>
+    <w:p>
+      <w:pPr>
+        <w:bidi/>
+        <w:spacing w:after="160" w:line="480"/>
+        <w:jc w:val="both"/>
+      </w:pPr>
+      <w:r>
+        <w:rPr>
+          <w:rFonts w:ascii="Simplified Arabic" w:cs="Simplified Arabic" w:eastAsia="Simplified Arabic" w:hAnsi="Simplified Arabic"/>
+          <w:b w:val="false"/>
+          <w:bCs w:val="false"/>
+          <w:sz w:val="28"/>
+          <w:szCs w:val="28"/>
+          <w:rtl/>
+        </w:rPr>
+        <w:t xml:space="preserve">وقد كُتبت في تلك المرحلة بحوث مؤسِّسة نشرتها مجلة مجمع الفقه الإسلاميّ في عددها الثالث، منها بحث الدكتور محمد علي البار في التعريف الطبيّ للموت</w:t>
+      </w:r>
+      <w:r>
+        <w:rPr>
+          <w:rStyle w:val="FootnoteReference"/>
+        </w:rPr>
+        <w:footnoteReference w:id="35"/>
+      </w:r>
+      <w:r>
+        <w:rPr>
+          <w:rFonts w:ascii="Simplified Arabic" w:cs="Simplified Arabic" w:eastAsia="Simplified Arabic" w:hAnsi="Simplified Arabic"/>
+          <w:b w:val="false"/>
+          <w:bCs w:val="false"/>
+          <w:sz w:val="28"/>
+          <w:szCs w:val="28"/>
+          <w:rtl/>
+        </w:rPr>
+        <w:t xml:space="preserve">، وبحث الشيخ بكر أبو زيد "أجهزة الإنعاش وحقيقة الوفاة بين الفقهاء والأطباء"</w:t>
+      </w:r>
+      <w:r>
+        <w:rPr>
+          <w:rStyle w:val="FootnoteReference"/>
+        </w:rPr>
+        <w:footnoteReference w:id="36"/>
+      </w:r>
+      <w:r>
+        <w:rPr>
+          <w:rFonts w:ascii="Simplified Arabic" w:cs="Simplified Arabic" w:eastAsia="Simplified Arabic" w:hAnsi="Simplified Arabic"/>
+          <w:b w:val="false"/>
+          <w:bCs w:val="false"/>
+          <w:sz w:val="28"/>
+          <w:szCs w:val="28"/>
+          <w:rtl/>
+        </w:rPr>
+        <w:t xml:space="preserve">، وعليها وعلى نظائرها بُنيت القرارات المجمعيّة، ثم توالت الدراسات الأكاديميّة في العقود التالية حتى صارت المسألة بابًا مستقرًّا من أبواب الفقه الطبيّ المعاصر</w:t>
+      </w:r>
+      <w:r>
+        <w:rPr>
+          <w:rStyle w:val="FootnoteReference"/>
+        </w:rPr>
+        <w:footnoteReference w:id="37"/>
       </w:r>
       <w:r>
         <w:rPr>
@@ -3295,7 +3485,7 @@
     <w:p>
       <w:pPr>
         <w:bidi/>
-        <w:spacing w:after="160" w:line="360"/>
+        <w:spacing w:after="160" w:line="480"/>
         <w:jc w:val="both"/>
       </w:pPr>
       <w:r>
@@ -3313,13 +3503,13 @@
         <w:rPr>
           <w:rStyle w:val="FootnoteReference"/>
         </w:rPr>
-        <w:footnoteReference w:id="30"/>
-      </w:r>
-      <w:r>
-        <w:rPr>
-          <w:rStyle w:val="FootnoteReference"/>
-        </w:rPr>
-        <w:footnoteReference w:id="31"/>
+        <w:footnoteReference w:id="38"/>
+      </w:r>
+      <w:r>
+        <w:rPr>
+          <w:rStyle w:val="FootnoteReference"/>
+        </w:rPr>
+        <w:footnoteReference w:id="39"/>
       </w:r>
       <w:r>
         <w:rPr>
@@ -3356,7 +3546,7 @@
     <w:p>
       <w:pPr>
         <w:bidi/>
-        <w:spacing w:after="160" w:line="360"/>
+        <w:spacing w:after="160" w:line="480"/>
         <w:jc w:val="both"/>
       </w:pPr>
       <w:r>
@@ -3374,7 +3564,7 @@
         <w:rPr>
           <w:rStyle w:val="FootnoteReference"/>
         </w:rPr>
-        <w:footnoteReference w:id="32"/>
+        <w:footnoteReference w:id="40"/>
       </w:r>
       <w:r>
         <w:rPr>
@@ -3411,7 +3601,7 @@
     <w:p>
       <w:pPr>
         <w:bidi/>
-        <w:spacing w:after="160" w:line="360"/>
+        <w:spacing w:after="160" w:line="480"/>
         <w:jc w:val="both"/>
       </w:pPr>
       <w:r>
@@ -3429,7 +3619,7 @@
         <w:rPr>
           <w:rStyle w:val="FootnoteReference"/>
         </w:rPr>
-        <w:footnoteReference w:id="33"/>
+        <w:footnoteReference w:id="41"/>
       </w:r>
       <w:r>
         <w:rPr>
@@ -3446,7 +3636,7 @@
     <w:p>
       <w:pPr>
         <w:bidi/>
-        <w:spacing w:after="160" w:line="360"/>
+        <w:spacing w:after="160" w:line="480"/>
         <w:jc w:val="both"/>
       </w:pPr>
       <w:r>
@@ -3625,7 +3815,7 @@
     <w:p>
       <w:pPr>
         <w:bidi/>
-        <w:spacing w:after="160" w:line="360"/>
+        <w:spacing w:after="160" w:line="480"/>
         <w:jc w:val="both"/>
       </w:pPr>
       <w:r>
@@ -3643,7 +3833,7 @@
     <w:p>
       <w:pPr>
         <w:bidi/>
-        <w:spacing w:after="160" w:line="360"/>
+        <w:spacing w:after="160" w:line="480"/>
         <w:jc w:val="both"/>
       </w:pPr>
       <w:r>
@@ -3672,7 +3862,7 @@
     <w:p>
       <w:pPr>
         <w:bidi/>
-        <w:spacing w:after="160" w:line="360"/>
+        <w:spacing w:after="160" w:line="480"/>
         <w:jc w:val="both"/>
       </w:pPr>
       <w:r>
@@ -3701,7 +3891,7 @@
     <w:p>
       <w:pPr>
         <w:bidi/>
-        <w:spacing w:after="160" w:line="360"/>
+        <w:spacing w:after="160" w:line="480"/>
         <w:jc w:val="both"/>
       </w:pPr>
       <w:r>
@@ -3730,7 +3920,7 @@
     <w:p>
       <w:pPr>
         <w:bidi/>
-        <w:spacing w:after="160" w:line="360"/>
+        <w:spacing w:after="160" w:line="480"/>
         <w:jc w:val="both"/>
       </w:pPr>
       <w:r>
@@ -3759,7 +3949,7 @@
     <w:p>
       <w:pPr>
         <w:bidi/>
-        <w:spacing w:after="160" w:line="360"/>
+        <w:spacing w:after="160" w:line="480"/>
         <w:jc w:val="both"/>
       </w:pPr>
       <w:r>
@@ -3788,7 +3978,7 @@
         <w:rPr>
           <w:rStyle w:val="FootnoteReference"/>
         </w:rPr>
-        <w:footnoteReference w:id="34"/>
+        <w:footnoteReference w:id="42"/>
       </w:r>
       <w:r>
         <w:rPr>
@@ -3805,7 +3995,47 @@
     <w:p>
       <w:pPr>
         <w:bidi/>
-        <w:spacing w:after="160" w:line="360"/>
+        <w:spacing w:after="160" w:line="480"/>
+        <w:jc w:val="both"/>
+      </w:pPr>
+      <w:r>
+        <w:rPr>
+          <w:rFonts w:ascii="Simplified Arabic" w:cs="Simplified Arabic" w:eastAsia="Simplified Arabic" w:hAnsi="Simplified Arabic"/>
+          <w:b w:val="false"/>
+          <w:bCs w:val="false"/>
+          <w:sz w:val="28"/>
+          <w:szCs w:val="28"/>
+          <w:rtl/>
+        </w:rPr>
+        <w:t xml:space="preserve">ويشهد لأثر تحديد لحظة الوفاة في العدّة قوله تعالى: </w:t>
+      </w:r>
+      <w:r>
+        <w:rPr>
+          <w:rFonts w:ascii="Simplified Arabic" w:cs="Simplified Arabic" w:eastAsia="Simplified Arabic" w:hAnsi="Simplified Arabic"/>
+          <w:b/>
+          <w:bCs/>
+          <w:sz w:val="28"/>
+          <w:szCs w:val="28"/>
+          <w:rtl/>
+        </w:rPr>
+        <w:t xml:space="preserve">﴿وَالَّذِينَ يُتَوَفَّوْنَ مِنكُمْ وَيَذَرُونَ أَزْوَاجًا يَتَرَبَّصْنَ بِأَنفُسِهِنَّ أَرْبَعَةَ أَشْهُرٍ وَعَشْرًا﴾</w:t>
+      </w:r>
+      <w:r>
+        <w:rPr>
+          <w:rFonts w:ascii="Simplified Arabic" w:cs="Simplified Arabic" w:eastAsia="Simplified Arabic" w:hAnsi="Simplified Arabic"/>
+          <w:b w:val="false"/>
+          <w:bCs w:val="false"/>
+          <w:sz w:val="28"/>
+          <w:szCs w:val="28"/>
+          <w:rtl/>
+        </w:rPr>
+        <w:t xml:space="preserve"> (البقرة: 234)، فمبدأ التربّص هو الوفاة؛ فإن قيل بموت صاحب الأجهزة يوم مات دماغه ابتدأت العدّة من يومئذ، وإلا فمن يوم سكون قلبه، وقد يمتد ما بينهما أيامًا، ومثل ذلك يقال في حساب مواريث من مات من الأقارب في تلك الفترة.</w:t>
+      </w:r>
+    </w:p>
+    <w:p>
+      <w:pPr>
+        <w:bidi/>
+        <w:spacing w:after="160" w:line="480"/>
         <w:jc w:val="both"/>
       </w:pPr>
       <w:r>
@@ -3823,7 +4053,7 @@
         <w:rPr>
           <w:rStyle w:val="FootnoteReference"/>
         </w:rPr>
-        <w:footnoteReference w:id="35"/>
+        <w:footnoteReference w:id="43"/>
       </w:r>
       <w:r>
         <w:rPr>
@@ -3861,7 +4091,7 @@
     <w:p>
       <w:pPr>
         <w:bidi/>
-        <w:spacing w:after="160" w:line="360"/>
+        <w:spacing w:after="160" w:line="480"/>
         <w:jc w:val="both"/>
       </w:pPr>
       <w:r>
@@ -3890,7 +4120,7 @@
         <w:rPr>
           <w:rStyle w:val="FootnoteReference"/>
         </w:rPr>
-        <w:footnoteReference w:id="36"/>
+        <w:footnoteReference w:id="44"/>
       </w:r>
       <w:r>
         <w:rPr>
@@ -3907,7 +4137,7 @@
     <w:p>
       <w:pPr>
         <w:bidi/>
-        <w:spacing w:after="160" w:line="360"/>
+        <w:spacing w:after="160" w:line="480"/>
         <w:jc w:val="both"/>
       </w:pPr>
       <w:r>
@@ -3936,7 +4166,7 @@
     <w:p>
       <w:pPr>
         <w:bidi/>
-        <w:spacing w:after="160" w:line="360"/>
+        <w:spacing w:after="160" w:line="480"/>
         <w:jc w:val="both"/>
       </w:pPr>
       <w:r>
@@ -3965,7 +4195,7 @@
         <w:rPr>
           <w:rStyle w:val="FootnoteReference"/>
         </w:rPr>
-        <w:footnoteReference w:id="37"/>
+        <w:footnoteReference w:id="45"/>
       </w:r>
       <w:r>
         <w:rPr>
@@ -4003,7 +4233,7 @@
     <w:p>
       <w:pPr>
         <w:bidi/>
-        <w:spacing w:after="160" w:line="360"/>
+        <w:spacing w:after="160" w:line="480"/>
         <w:jc w:val="both"/>
       </w:pPr>
       <w:r>
@@ -4021,7 +4251,7 @@
         <w:rPr>
           <w:rStyle w:val="FootnoteReference"/>
         </w:rPr>
-        <w:footnoteReference w:id="38"/>
+        <w:footnoteReference w:id="46"/>
       </w:r>
       <w:r>
         <w:rPr>
@@ -4038,7 +4268,7 @@
         <w:rPr>
           <w:rStyle w:val="FootnoteReference"/>
         </w:rPr>
-        <w:footnoteReference w:id="39"/>
+        <w:footnoteReference w:id="47"/>
       </w:r>
       <w:r>
         <w:rPr>
@@ -4076,7 +4306,7 @@
     <w:p>
       <w:pPr>
         <w:bidi/>
-        <w:spacing w:after="160" w:line="360"/>
+        <w:spacing w:after="160" w:line="480"/>
         <w:jc w:val="both"/>
       </w:pPr>
       <w:r>
@@ -4094,7 +4324,7 @@
         <w:rPr>
           <w:rStyle w:val="FootnoteReference"/>
         </w:rPr>
-        <w:footnoteReference w:id="40"/>
+        <w:footnoteReference w:id="48"/>
       </w:r>
       <w:r>
         <w:rPr>
@@ -4111,7 +4341,7 @@
         <w:rPr>
           <w:rStyle w:val="FootnoteReference"/>
         </w:rPr>
-        <w:footnoteReference w:id="41"/>
+        <w:footnoteReference w:id="49"/>
       </w:r>
       <w:r>
         <w:rPr>
@@ -4128,7 +4358,7 @@
         <w:rPr>
           <w:rStyle w:val="FootnoteReference"/>
         </w:rPr>
-        <w:footnoteReference w:id="42"/>
+        <w:footnoteReference w:id="50"/>
       </w:r>
       <w:r>
         <w:rPr>
@@ -4166,7 +4396,7 @@
     <w:p>
       <w:pPr>
         <w:bidi/>
-        <w:spacing w:after="160" w:line="360"/>
+        <w:spacing w:after="160" w:line="480"/>
         <w:jc w:val="both"/>
       </w:pPr>
       <w:r>
@@ -4184,7 +4414,7 @@
     <w:p>
       <w:pPr>
         <w:bidi/>
-        <w:spacing w:after="160" w:line="360"/>
+        <w:spacing w:after="160" w:line="480"/>
         <w:jc w:val="both"/>
       </w:pPr>
       <w:r>
@@ -4383,7 +4613,7 @@
     <w:p>
       <w:pPr>
         <w:bidi/>
-        <w:spacing w:after="160" w:line="360"/>
+        <w:spacing w:after="160" w:line="480"/>
         <w:jc w:val="both"/>
       </w:pPr>
       <w:r>
@@ -4401,7 +4631,7 @@
         <w:rPr>
           <w:rStyle w:val="FootnoteReference"/>
         </w:rPr>
-        <w:footnoteReference w:id="43"/>
+        <w:footnoteReference w:id="51"/>
       </w:r>
       <w:r>
         <w:rPr>
@@ -4436,7 +4666,7 @@
     <w:p>
       <w:pPr>
         <w:bidi/>
-        <w:spacing w:after="160" w:line="360"/>
+        <w:spacing w:after="160" w:line="480"/>
         <w:jc w:val="both"/>
       </w:pPr>
       <w:r>
@@ -4454,7 +4684,7 @@
         <w:rPr>
           <w:rStyle w:val="FootnoteReference"/>
         </w:rPr>
-        <w:footnoteReference w:id="44"/>
+        <w:footnoteReference w:id="52"/>
       </w:r>
       <w:r>
         <w:rPr>
@@ -4509,7 +4739,7 @@
     <w:p>
       <w:pPr>
         <w:bidi/>
-        <w:spacing w:after="160" w:line="360"/>
+        <w:spacing w:after="160" w:line="480"/>
         <w:jc w:val="both"/>
       </w:pPr>
       <w:r>
@@ -4527,7 +4757,7 @@
         <w:rPr>
           <w:rStyle w:val="FootnoteReference"/>
         </w:rPr>
-        <w:footnoteReference w:id="45"/>
+        <w:footnoteReference w:id="53"/>
       </w:r>
       <w:r>
         <w:rPr>
@@ -4562,7 +4792,7 @@
     <w:p>
       <w:pPr>
         <w:bidi/>
-        <w:spacing w:after="160" w:line="360"/>
+        <w:spacing w:after="160" w:line="480"/>
         <w:jc w:val="both"/>
       </w:pPr>
       <w:r>
@@ -4602,7 +4832,7 @@
         <w:rPr>
           <w:rStyle w:val="FootnoteReference"/>
         </w:rPr>
-        <w:footnoteReference w:id="46"/>
+        <w:footnoteReference w:id="54"/>
       </w:r>
       <w:r>
         <w:rPr>
@@ -4637,7 +4867,7 @@
     <w:p>
       <w:pPr>
         <w:bidi/>
-        <w:spacing w:after="160" w:line="360"/>
+        <w:spacing w:after="160" w:line="480"/>
         <w:jc w:val="both"/>
       </w:pPr>
       <w:r>
@@ -4675,7 +4905,7 @@
     <w:p>
       <w:pPr>
         <w:bidi/>
-        <w:spacing w:after="160" w:line="360"/>
+        <w:spacing w:after="160" w:line="480"/>
         <w:jc w:val="both"/>
       </w:pPr>
       <w:r>
@@ -4693,7 +4923,7 @@
         <w:rPr>
           <w:rStyle w:val="FootnoteReference"/>
         </w:rPr>
-        <w:footnoteReference w:id="47"/>
+        <w:footnoteReference w:id="55"/>
       </w:r>
       <w:r>
         <w:rPr>
@@ -4710,7 +4940,7 @@
         <w:rPr>
           <w:rStyle w:val="FootnoteReference"/>
         </w:rPr>
-        <w:footnoteReference w:id="48"/>
+        <w:footnoteReference w:id="56"/>
       </w:r>
       <w:r>
         <w:rPr>
@@ -4747,7 +4977,7 @@
     <w:p>
       <w:pPr>
         <w:bidi/>
-        <w:spacing w:after="160" w:line="360"/>
+        <w:spacing w:after="160" w:line="480"/>
         <w:jc w:val="both"/>
       </w:pPr>
       <w:r>
@@ -4765,7 +4995,7 @@
         <w:rPr>
           <w:rStyle w:val="FootnoteReference"/>
         </w:rPr>
-        <w:footnoteReference w:id="49"/>
+        <w:footnoteReference w:id="57"/>
       </w:r>
       <w:r>
         <w:rPr>
@@ -4823,7 +5053,7 @@
     <w:p>
       <w:pPr>
         <w:bidi/>
-        <w:spacing w:after="160" w:line="360"/>
+        <w:spacing w:after="160" w:line="480"/>
         <w:jc w:val="both"/>
       </w:pPr>
       <w:r>
@@ -4852,7 +5082,7 @@
     <w:p>
       <w:pPr>
         <w:bidi/>
-        <w:spacing w:after="160" w:line="360"/>
+        <w:spacing w:after="160" w:line="480"/>
         <w:jc w:val="both"/>
       </w:pPr>
       <w:r>
@@ -4881,7 +5111,7 @@
     <w:p>
       <w:pPr>
         <w:bidi/>
-        <w:spacing w:after="160" w:line="360"/>
+        <w:spacing w:after="160" w:line="480"/>
         <w:jc w:val="both"/>
       </w:pPr>
       <w:r>
@@ -4910,7 +5140,7 @@
         <w:rPr>
           <w:rStyle w:val="FootnoteReference"/>
         </w:rPr>
-        <w:footnoteReference w:id="50"/>
+        <w:footnoteReference w:id="58"/>
       </w:r>
       <w:r>
         <w:rPr>
@@ -4927,7 +5157,7 @@
     <w:p>
       <w:pPr>
         <w:bidi/>
-        <w:spacing w:after="160" w:line="360"/>
+        <w:spacing w:after="160" w:line="480"/>
         <w:jc w:val="both"/>
       </w:pPr>
       <w:r>
@@ -4956,7 +5186,7 @@
         <w:rPr>
           <w:rStyle w:val="FootnoteReference"/>
         </w:rPr>
-        <w:footnoteReference w:id="51"/>
+        <w:footnoteReference w:id="59"/>
       </w:r>
       <w:r>
         <w:rPr>
@@ -4993,7 +5223,7 @@
     <w:p>
       <w:pPr>
         <w:bidi/>
-        <w:spacing w:after="160" w:line="360"/>
+        <w:spacing w:after="160" w:line="480"/>
         <w:jc w:val="both"/>
       </w:pPr>
       <w:r>
@@ -5031,7 +5261,7 @@
     <w:p>
       <w:pPr>
         <w:bidi/>
-        <w:spacing w:after="160" w:line="360"/>
+        <w:spacing w:after="160" w:line="480"/>
         <w:jc w:val="both"/>
       </w:pPr>
       <w:r>
@@ -5060,7 +5290,7 @@
     <w:p>
       <w:pPr>
         <w:bidi/>
-        <w:spacing w:after="160" w:line="360"/>
+        <w:spacing w:after="160" w:line="480"/>
         <w:jc w:val="both"/>
       </w:pPr>
       <w:r>
@@ -5089,7 +5319,7 @@
     <w:p>
       <w:pPr>
         <w:bidi/>
-        <w:spacing w:after="160" w:line="360"/>
+        <w:spacing w:after="160" w:line="480"/>
         <w:jc w:val="both"/>
       </w:pPr>
       <w:r>
@@ -5118,7 +5348,7 @@
     <w:p>
       <w:pPr>
         <w:bidi/>
-        <w:spacing w:after="160" w:line="360"/>
+        <w:spacing w:after="160" w:line="480"/>
         <w:jc w:val="both"/>
       </w:pPr>
       <w:r>
@@ -5147,7 +5377,7 @@
     <w:p>
       <w:pPr>
         <w:bidi/>
-        <w:spacing w:after="160" w:line="360"/>
+        <w:spacing w:after="160" w:line="480"/>
         <w:jc w:val="both"/>
       </w:pPr>
       <w:r>
@@ -5176,7 +5406,7 @@
         <w:rPr>
           <w:rStyle w:val="FootnoteReference"/>
         </w:rPr>
-        <w:footnoteReference w:id="52"/>
+        <w:footnoteReference w:id="60"/>
       </w:r>
       <w:r>
         <w:rPr>
@@ -5213,7 +5443,7 @@
     <w:p>
       <w:pPr>
         <w:bidi/>
-        <w:spacing w:after="160" w:line="360"/>
+        <w:spacing w:after="160" w:line="480"/>
         <w:jc w:val="both"/>
       </w:pPr>
       <w:r>
@@ -5231,7 +5461,7 @@
         <w:rPr>
           <w:rStyle w:val="FootnoteReference"/>
         </w:rPr>
-        <w:footnoteReference w:id="53"/>
+        <w:footnoteReference w:id="61"/>
       </w:r>
       <w:r>
         <w:rPr>
@@ -5243,6 +5473,628 @@
           <w:rtl/>
         </w:rPr>
         <w:t xml:space="preserve">.</w:t>
+      </w:r>
+    </w:p>
+    <w:p>
+      <w:pPr>
+        <w:pStyle w:val="Heading3"/>
+        <w:bidi/>
+        <w:spacing w:after="160" w:before="200" w:line="360"/>
+        <w:jc w:val="right"/>
+      </w:pPr>
+      <w:r>
+        <w:rPr>
+          <w:rFonts w:ascii="Simplified Arabic" w:cs="Simplified Arabic" w:eastAsia="Simplified Arabic" w:hAnsi="Simplified Arabic"/>
+          <w:b/>
+          <w:bCs/>
+          <w:color w:val="000000"/>
+          <w:sz w:val="28"/>
+          <w:szCs w:val="28"/>
+          <w:rtl/>
+        </w:rPr>
+        <w:t xml:space="preserve">المطلب الخامس: الأدلّة العامّة والقواعد الفقهيّة المتعلقة بالمسألة.</w:t>
+      </w:r>
+    </w:p>
+    <w:p>
+      <w:pPr>
+        <w:bidi/>
+        <w:spacing w:after="120" w:before="160" w:line="360"/>
+        <w:jc w:val="right"/>
+      </w:pPr>
+      <w:r>
+        <w:rPr>
+          <w:rFonts w:ascii="Simplified Arabic" w:cs="Simplified Arabic" w:eastAsia="Simplified Arabic" w:hAnsi="Simplified Arabic"/>
+          <w:b/>
+          <w:bCs/>
+          <w:sz w:val="28"/>
+          <w:szCs w:val="28"/>
+          <w:rtl/>
+        </w:rPr>
+        <w:t xml:space="preserve">الفرع الأوّل: الآيات المتعلقة بالمسألة ووجه الاستدلال بها.</w:t>
+      </w:r>
+    </w:p>
+    <w:p>
+      <w:pPr>
+        <w:bidi/>
+        <w:spacing w:after="160" w:line="480"/>
+        <w:jc w:val="both"/>
+      </w:pPr>
+      <w:r>
+        <w:rPr>
+          <w:rFonts w:ascii="Simplified Arabic" w:cs="Simplified Arabic" w:eastAsia="Simplified Arabic" w:hAnsi="Simplified Arabic"/>
+          <w:b w:val="false"/>
+          <w:bCs w:val="false"/>
+          <w:sz w:val="28"/>
+          <w:szCs w:val="28"/>
+          <w:rtl/>
+        </w:rPr>
+        <w:t xml:space="preserve">- </w:t>
+      </w:r>
+      <w:r>
+        <w:rPr>
+          <w:rFonts w:ascii="Simplified Arabic" w:cs="Simplified Arabic" w:eastAsia="Simplified Arabic" w:hAnsi="Simplified Arabic"/>
+          <w:b/>
+          <w:bCs/>
+          <w:sz w:val="28"/>
+          <w:szCs w:val="28"/>
+          <w:rtl/>
+        </w:rPr>
+        <w:t xml:space="preserve">﴿وَلَا تَقْتُلُوا أَنفُسَكُمْ إِنَّ اللَّهَ كَانَ بِكُمْ رَحِيمًا﴾</w:t>
+      </w:r>
+      <w:r>
+        <w:rPr>
+          <w:rFonts w:ascii="Simplified Arabic" w:cs="Simplified Arabic" w:eastAsia="Simplified Arabic" w:hAnsi="Simplified Arabic"/>
+          <w:b w:val="false"/>
+          <w:bCs w:val="false"/>
+          <w:sz w:val="28"/>
+          <w:szCs w:val="28"/>
+          <w:rtl/>
+        </w:rPr>
+        <w:t xml:space="preserve"> (النساء: 29). ووجه الاستدلال: أنّ النهي يعمّ المباشرة والتسبّب، فيحرم نزع الأجهزة عن حيّ لم يثبت موته لأنه تسبّب في إزهاق نفس معصومة.</w:t>
+      </w:r>
+    </w:p>
+    <w:p>
+      <w:pPr>
+        <w:bidi/>
+        <w:spacing w:after="160" w:line="480"/>
+        <w:jc w:val="both"/>
+      </w:pPr>
+      <w:r>
+        <w:rPr>
+          <w:rFonts w:ascii="Simplified Arabic" w:cs="Simplified Arabic" w:eastAsia="Simplified Arabic" w:hAnsi="Simplified Arabic"/>
+          <w:b w:val="false"/>
+          <w:bCs w:val="false"/>
+          <w:sz w:val="28"/>
+          <w:szCs w:val="28"/>
+          <w:rtl/>
+        </w:rPr>
+        <w:t xml:space="preserve">- </w:t>
+      </w:r>
+      <w:r>
+        <w:rPr>
+          <w:rFonts w:ascii="Simplified Arabic" w:cs="Simplified Arabic" w:eastAsia="Simplified Arabic" w:hAnsi="Simplified Arabic"/>
+          <w:b/>
+          <w:bCs/>
+          <w:sz w:val="28"/>
+          <w:szCs w:val="28"/>
+          <w:rtl/>
+        </w:rPr>
+        <w:t xml:space="preserve">﴿وَلَا تُلْقُوا بِأَيْدِيكُمْ إِلَى التَّهْلُكَةِ﴾</w:t>
+      </w:r>
+      <w:r>
+        <w:rPr>
+          <w:rFonts w:ascii="Simplified Arabic" w:cs="Simplified Arabic" w:eastAsia="Simplified Arabic" w:hAnsi="Simplified Arabic"/>
+          <w:b w:val="false"/>
+          <w:bCs w:val="false"/>
+          <w:sz w:val="28"/>
+          <w:szCs w:val="28"/>
+          <w:rtl/>
+        </w:rPr>
+        <w:t xml:space="preserve"> (البقرة: 195). ووجه الاستدلال: أنّ ترك المريض المرجوّ بلا علاج إلقاء باليد إلى التهلكة، وليس منه الكفّ عن دعم آليّ لمن لا تُرجى حياته البتّة.</w:t>
+      </w:r>
+    </w:p>
+    <w:p>
+      <w:pPr>
+        <w:bidi/>
+        <w:spacing w:after="160" w:line="480"/>
+        <w:jc w:val="both"/>
+      </w:pPr>
+      <w:r>
+        <w:rPr>
+          <w:rFonts w:ascii="Simplified Arabic" w:cs="Simplified Arabic" w:eastAsia="Simplified Arabic" w:hAnsi="Simplified Arabic"/>
+          <w:b w:val="false"/>
+          <w:bCs w:val="false"/>
+          <w:sz w:val="28"/>
+          <w:szCs w:val="28"/>
+          <w:rtl/>
+        </w:rPr>
+        <w:t xml:space="preserve">- </w:t>
+      </w:r>
+      <w:r>
+        <w:rPr>
+          <w:rFonts w:ascii="Simplified Arabic" w:cs="Simplified Arabic" w:eastAsia="Simplified Arabic" w:hAnsi="Simplified Arabic"/>
+          <w:b/>
+          <w:bCs/>
+          <w:sz w:val="28"/>
+          <w:szCs w:val="28"/>
+          <w:rtl/>
+        </w:rPr>
+        <w:t xml:space="preserve">﴿وَمَنْ أَحْيَاهَا فَكَأَنَّمَا أَحْيَا النَّاسَ جَمِيعًا﴾</w:t>
+      </w:r>
+      <w:r>
+        <w:rPr>
+          <w:rFonts w:ascii="Simplified Arabic" w:cs="Simplified Arabic" w:eastAsia="Simplified Arabic" w:hAnsi="Simplified Arabic"/>
+          <w:b w:val="false"/>
+          <w:bCs w:val="false"/>
+          <w:sz w:val="28"/>
+          <w:szCs w:val="28"/>
+          <w:rtl/>
+        </w:rPr>
+        <w:t xml:space="preserve"> (المائدة: 32). ووجه الاستدلال: عظم شأن إحياء النفس، ومنه إيثار الأجهزة النادرة لمن تُرجى حياته على من مات دماغه.</w:t>
+      </w:r>
+    </w:p>
+    <w:p>
+      <w:pPr>
+        <w:bidi/>
+        <w:spacing w:after="160" w:line="480"/>
+        <w:jc w:val="both"/>
+      </w:pPr>
+      <w:r>
+        <w:rPr>
+          <w:rFonts w:ascii="Simplified Arabic" w:cs="Simplified Arabic" w:eastAsia="Simplified Arabic" w:hAnsi="Simplified Arabic"/>
+          <w:b w:val="false"/>
+          <w:bCs w:val="false"/>
+          <w:sz w:val="28"/>
+          <w:szCs w:val="28"/>
+          <w:rtl/>
+        </w:rPr>
+        <w:t xml:space="preserve">- </w:t>
+      </w:r>
+      <w:r>
+        <w:rPr>
+          <w:rFonts w:ascii="Simplified Arabic" w:cs="Simplified Arabic" w:eastAsia="Simplified Arabic" w:hAnsi="Simplified Arabic"/>
+          <w:b/>
+          <w:bCs/>
+          <w:sz w:val="28"/>
+          <w:szCs w:val="28"/>
+          <w:rtl/>
+        </w:rPr>
+        <w:t xml:space="preserve">﴿وَمَا كَانَ لِنَفْسٍ أَن تَمُوتَ إِلَّا بِإِذْنِ اللَّهِ كِتَابًا مُّؤَجَّلًا﴾</w:t>
+      </w:r>
+      <w:r>
+        <w:rPr>
+          <w:rFonts w:ascii="Simplified Arabic" w:cs="Simplified Arabic" w:eastAsia="Simplified Arabic" w:hAnsi="Simplified Arabic"/>
+          <w:b w:val="false"/>
+          <w:bCs w:val="false"/>
+          <w:sz w:val="28"/>
+          <w:szCs w:val="28"/>
+          <w:rtl/>
+        </w:rPr>
+        <w:t xml:space="preserve"> (آل عمران: 145). ووجه الاستدلال: أنّ الآجال بيد الله وحده، فلا يُنسب الموت الواقع بعد رفع الأجهزة باستيفاء الضوابط إلى فعل الطبيب، وإنما هو أجل حضر بسببه الأصليّ.</w:t>
+      </w:r>
+    </w:p>
+    <w:p>
+      <w:pPr>
+        <w:bidi/>
+        <w:spacing w:after="120" w:before="160" w:line="360"/>
+        <w:jc w:val="right"/>
+      </w:pPr>
+      <w:r>
+        <w:rPr>
+          <w:rFonts w:ascii="Simplified Arabic" w:cs="Simplified Arabic" w:eastAsia="Simplified Arabic" w:hAnsi="Simplified Arabic"/>
+          <w:b/>
+          <w:bCs/>
+          <w:sz w:val="28"/>
+          <w:szCs w:val="28"/>
+          <w:rtl/>
+        </w:rPr>
+        <w:t xml:space="preserve">الفرع الثاني: الأحاديث المتعلقة بالمسألة ووجه الاستدلال بها.</w:t>
+      </w:r>
+    </w:p>
+    <w:p>
+      <w:pPr>
+        <w:bidi/>
+        <w:spacing w:after="160" w:line="480"/>
+        <w:jc w:val="both"/>
+      </w:pPr>
+      <w:r>
+        <w:rPr>
+          <w:rFonts w:ascii="Simplified Arabic" w:cs="Simplified Arabic" w:eastAsia="Simplified Arabic" w:hAnsi="Simplified Arabic"/>
+          <w:b w:val="false"/>
+          <w:bCs w:val="false"/>
+          <w:sz w:val="28"/>
+          <w:szCs w:val="28"/>
+          <w:rtl/>
+        </w:rPr>
+        <w:t xml:space="preserve">- </w:t>
+      </w:r>
+      <w:r>
+        <w:rPr>
+          <w:rFonts w:ascii="Simplified Arabic" w:cs="Simplified Arabic" w:eastAsia="Simplified Arabic" w:hAnsi="Simplified Arabic"/>
+          <w:b w:val="false"/>
+          <w:bCs w:val="false"/>
+          <w:sz w:val="28"/>
+          <w:szCs w:val="28"/>
+          <w:rtl/>
+        </w:rPr>
+        <w:t xml:space="preserve">قوله صلى الله عليه وسلم: </w:t>
+      </w:r>
+      <w:r>
+        <w:rPr>
+          <w:rFonts w:ascii="Simplified Arabic" w:cs="Simplified Arabic" w:eastAsia="Simplified Arabic" w:hAnsi="Simplified Arabic"/>
+          <w:b/>
+          <w:bCs/>
+          <w:sz w:val="28"/>
+          <w:szCs w:val="28"/>
+          <w:rtl/>
+        </w:rPr>
+        <w:t xml:space="preserve">'لا ضررَ ولا ضِرار'</w:t>
+      </w:r>
+      <w:r>
+        <w:rPr>
+          <w:rStyle w:val="FootnoteReference"/>
+        </w:rPr>
+        <w:footnoteReference w:id="62"/>
+      </w:r>
+      <w:r>
+        <w:rPr>
+          <w:rFonts w:ascii="Simplified Arabic" w:cs="Simplified Arabic" w:eastAsia="Simplified Arabic" w:hAnsi="Simplified Arabic"/>
+          <w:b w:val="false"/>
+          <w:bCs w:val="false"/>
+          <w:sz w:val="28"/>
+          <w:szCs w:val="28"/>
+          <w:rtl/>
+        </w:rPr>
+        <w:t xml:space="preserve">. ووجه الاستدلال: أنّ في إبقاء الأجهزة على الميت دماغيًّا إضرارًا بجثمانه وبأهله وبالمرضى المحتاجين إليها، والضرر يُزال.</w:t>
+      </w:r>
+    </w:p>
+    <w:p>
+      <w:pPr>
+        <w:bidi/>
+        <w:spacing w:after="160" w:line="480"/>
+        <w:jc w:val="both"/>
+      </w:pPr>
+      <w:r>
+        <w:rPr>
+          <w:rFonts w:ascii="Simplified Arabic" w:cs="Simplified Arabic" w:eastAsia="Simplified Arabic" w:hAnsi="Simplified Arabic"/>
+          <w:b w:val="false"/>
+          <w:bCs w:val="false"/>
+          <w:sz w:val="28"/>
+          <w:szCs w:val="28"/>
+          <w:rtl/>
+        </w:rPr>
+        <w:t xml:space="preserve">- </w:t>
+      </w:r>
+      <w:r>
+        <w:rPr>
+          <w:rFonts w:ascii="Simplified Arabic" w:cs="Simplified Arabic" w:eastAsia="Simplified Arabic" w:hAnsi="Simplified Arabic"/>
+          <w:b w:val="false"/>
+          <w:bCs w:val="false"/>
+          <w:sz w:val="28"/>
+          <w:szCs w:val="28"/>
+          <w:rtl/>
+        </w:rPr>
+        <w:t xml:space="preserve">قوله صلى الله عليه وسلم: </w:t>
+      </w:r>
+      <w:r>
+        <w:rPr>
+          <w:rFonts w:ascii="Simplified Arabic" w:cs="Simplified Arabic" w:eastAsia="Simplified Arabic" w:hAnsi="Simplified Arabic"/>
+          <w:b/>
+          <w:bCs/>
+          <w:sz w:val="28"/>
+          <w:szCs w:val="28"/>
+          <w:rtl/>
+        </w:rPr>
+        <w:t xml:space="preserve">'ما أنزل اللهُ داءً إلا أنزل له شفاءً'</w:t>
+      </w:r>
+      <w:r>
+        <w:rPr>
+          <w:rStyle w:val="FootnoteReference"/>
+        </w:rPr>
+        <w:footnoteReference w:id="63"/>
+      </w:r>
+      <w:r>
+        <w:rPr>
+          <w:rFonts w:ascii="Simplified Arabic" w:cs="Simplified Arabic" w:eastAsia="Simplified Arabic" w:hAnsi="Simplified Arabic"/>
+          <w:b w:val="false"/>
+          <w:bCs w:val="false"/>
+          <w:sz w:val="28"/>
+          <w:szCs w:val="28"/>
+          <w:rtl/>
+        </w:rPr>
+        <w:t xml:space="preserve">. ووجه الاستدلال: أنّ الموت الدماغيّ الموثّق ليس داءً له شفاء، فلا يتعلق به وجوب التداوي أصلًا.</w:t>
+      </w:r>
+    </w:p>
+    <w:p>
+      <w:pPr>
+        <w:bidi/>
+        <w:spacing w:after="160" w:line="480"/>
+        <w:jc w:val="both"/>
+      </w:pPr>
+      <w:r>
+        <w:rPr>
+          <w:rFonts w:ascii="Simplified Arabic" w:cs="Simplified Arabic" w:eastAsia="Simplified Arabic" w:hAnsi="Simplified Arabic"/>
+          <w:b w:val="false"/>
+          <w:bCs w:val="false"/>
+          <w:sz w:val="28"/>
+          <w:szCs w:val="28"/>
+          <w:rtl/>
+        </w:rPr>
+        <w:t xml:space="preserve">- </w:t>
+      </w:r>
+      <w:r>
+        <w:rPr>
+          <w:rFonts w:ascii="Simplified Arabic" w:cs="Simplified Arabic" w:eastAsia="Simplified Arabic" w:hAnsi="Simplified Arabic"/>
+          <w:b w:val="false"/>
+          <w:bCs w:val="false"/>
+          <w:sz w:val="28"/>
+          <w:szCs w:val="28"/>
+          <w:rtl/>
+        </w:rPr>
+        <w:t xml:space="preserve">قوله صلى الله عليه وسلم: </w:t>
+      </w:r>
+      <w:r>
+        <w:rPr>
+          <w:rFonts w:ascii="Simplified Arabic" w:cs="Simplified Arabic" w:eastAsia="Simplified Arabic" w:hAnsi="Simplified Arabic"/>
+          <w:b/>
+          <w:bCs/>
+          <w:sz w:val="28"/>
+          <w:szCs w:val="28"/>
+          <w:rtl/>
+        </w:rPr>
+        <w:t xml:space="preserve">'إذا مات الإنسانُ انقطعَ عملُه إلا من ثلاث'</w:t>
+      </w:r>
+      <w:r>
+        <w:rPr>
+          <w:rStyle w:val="FootnoteReference"/>
+        </w:rPr>
+        <w:footnoteReference w:id="64"/>
+      </w:r>
+      <w:r>
+        <w:rPr>
+          <w:rFonts w:ascii="Simplified Arabic" w:cs="Simplified Arabic" w:eastAsia="Simplified Arabic" w:hAnsi="Simplified Arabic"/>
+          <w:b w:val="false"/>
+          <w:bCs w:val="false"/>
+          <w:sz w:val="28"/>
+          <w:szCs w:val="28"/>
+          <w:rtl/>
+        </w:rPr>
+        <w:t xml:space="preserve">. ووجه الاستدلال: أنّ الموت قاطع لأحكام التكليف، فإذا ثبت لم يبق للدعم الآليّ معنى شرعيّ.</w:t>
+      </w:r>
+    </w:p>
+    <w:p>
+      <w:pPr>
+        <w:bidi/>
+        <w:spacing w:after="120" w:before="160" w:line="360"/>
+        <w:jc w:val="right"/>
+      </w:pPr>
+      <w:r>
+        <w:rPr>
+          <w:rFonts w:ascii="Simplified Arabic" w:cs="Simplified Arabic" w:eastAsia="Simplified Arabic" w:hAnsi="Simplified Arabic"/>
+          <w:b/>
+          <w:bCs/>
+          <w:sz w:val="28"/>
+          <w:szCs w:val="28"/>
+          <w:rtl/>
+        </w:rPr>
+        <w:t xml:space="preserve">الفرع الثالث: القواعد الفقهيّة المتعلقة بالمسألة وتطبيقها.</w:t>
+      </w:r>
+    </w:p>
+    <w:p>
+      <w:pPr>
+        <w:bidi/>
+        <w:spacing w:after="160" w:line="480"/>
+        <w:jc w:val="both"/>
+      </w:pPr>
+      <w:r>
+        <w:rPr>
+          <w:rFonts w:ascii="Simplified Arabic" w:cs="Simplified Arabic" w:eastAsia="Simplified Arabic" w:hAnsi="Simplified Arabic"/>
+          <w:b w:val="false"/>
+          <w:bCs w:val="false"/>
+          <w:sz w:val="28"/>
+          <w:szCs w:val="28"/>
+          <w:rtl/>
+        </w:rPr>
+        <w:t xml:space="preserve">- </w:t>
+      </w:r>
+      <w:r>
+        <w:rPr>
+          <w:rFonts w:ascii="Simplified Arabic" w:cs="Simplified Arabic" w:eastAsia="Simplified Arabic" w:hAnsi="Simplified Arabic"/>
+          <w:b/>
+          <w:bCs/>
+          <w:sz w:val="28"/>
+          <w:szCs w:val="28"/>
+          <w:rtl/>
+        </w:rPr>
+        <w:t xml:space="preserve">'اليقين لا يزول بالشكّ'</w:t>
+      </w:r>
+      <w:r>
+        <w:rPr>
+          <w:rFonts w:ascii="Simplified Arabic" w:cs="Simplified Arabic" w:eastAsia="Simplified Arabic" w:hAnsi="Simplified Arabic"/>
+          <w:b w:val="false"/>
+          <w:bCs w:val="false"/>
+          <w:sz w:val="28"/>
+          <w:szCs w:val="28"/>
+          <w:rtl/>
+        </w:rPr>
+        <w:t xml:space="preserve">: تضبط جانب التثبّت، فلا يُقدَم على النزع إلا بيقين طبيّ موثّق باستيفاء البروتوكول واللجان.</w:t>
+      </w:r>
+    </w:p>
+    <w:p>
+      <w:pPr>
+        <w:bidi/>
+        <w:spacing w:after="160" w:line="480"/>
+        <w:jc w:val="both"/>
+      </w:pPr>
+      <w:r>
+        <w:rPr>
+          <w:rFonts w:ascii="Simplified Arabic" w:cs="Simplified Arabic" w:eastAsia="Simplified Arabic" w:hAnsi="Simplified Arabic"/>
+          <w:b w:val="false"/>
+          <w:bCs w:val="false"/>
+          <w:sz w:val="28"/>
+          <w:szCs w:val="28"/>
+          <w:rtl/>
+        </w:rPr>
+        <w:t xml:space="preserve">- </w:t>
+      </w:r>
+      <w:r>
+        <w:rPr>
+          <w:rFonts w:ascii="Simplified Arabic" w:cs="Simplified Arabic" w:eastAsia="Simplified Arabic" w:hAnsi="Simplified Arabic"/>
+          <w:b/>
+          <w:bCs/>
+          <w:sz w:val="28"/>
+          <w:szCs w:val="28"/>
+          <w:rtl/>
+        </w:rPr>
+        <w:t xml:space="preserve">'لا ضرر ولا ضرار'</w:t>
+      </w:r>
+      <w:r>
+        <w:rPr>
+          <w:rFonts w:ascii="Simplified Arabic" w:cs="Simplified Arabic" w:eastAsia="Simplified Arabic" w:hAnsi="Simplified Arabic"/>
+          <w:b w:val="false"/>
+          <w:bCs w:val="false"/>
+          <w:sz w:val="28"/>
+          <w:szCs w:val="28"/>
+          <w:rtl/>
+        </w:rPr>
+        <w:t xml:space="preserve"> و</w:t>
+      </w:r>
+      <w:r>
+        <w:rPr>
+          <w:rFonts w:ascii="Simplified Arabic" w:cs="Simplified Arabic" w:eastAsia="Simplified Arabic" w:hAnsi="Simplified Arabic"/>
+          <w:b/>
+          <w:bCs/>
+          <w:sz w:val="28"/>
+          <w:szCs w:val="28"/>
+          <w:rtl/>
+        </w:rPr>
+        <w:t xml:space="preserve">'الضرر يُزال'</w:t>
+      </w:r>
+      <w:r>
+        <w:rPr>
+          <w:rFonts w:ascii="Simplified Arabic" w:cs="Simplified Arabic" w:eastAsia="Simplified Arabic" w:hAnsi="Simplified Arabic"/>
+          <w:b w:val="false"/>
+          <w:bCs w:val="false"/>
+          <w:sz w:val="28"/>
+          <w:szCs w:val="28"/>
+          <w:rtl/>
+        </w:rPr>
+        <w:t xml:space="preserve">: تمنعان الإضرار بالميت بالعبث بجثمانه، وبالأهل باستنزافهم في دعم عبثيّ.</w:t>
+      </w:r>
+    </w:p>
+    <w:p>
+      <w:pPr>
+        <w:bidi/>
+        <w:spacing w:after="160" w:line="480"/>
+        <w:jc w:val="both"/>
+      </w:pPr>
+      <w:r>
+        <w:rPr>
+          <w:rFonts w:ascii="Simplified Arabic" w:cs="Simplified Arabic" w:eastAsia="Simplified Arabic" w:hAnsi="Simplified Arabic"/>
+          <w:b w:val="false"/>
+          <w:bCs w:val="false"/>
+          <w:sz w:val="28"/>
+          <w:szCs w:val="28"/>
+          <w:rtl/>
+        </w:rPr>
+        <w:t xml:space="preserve">- </w:t>
+      </w:r>
+      <w:r>
+        <w:rPr>
+          <w:rFonts w:ascii="Simplified Arabic" w:cs="Simplified Arabic" w:eastAsia="Simplified Arabic" w:hAnsi="Simplified Arabic"/>
+          <w:b/>
+          <w:bCs/>
+          <w:sz w:val="28"/>
+          <w:szCs w:val="28"/>
+          <w:rtl/>
+        </w:rPr>
+        <w:t xml:space="preserve">'درء المفاسد أولى من جلب المصالح'</w:t>
+      </w:r>
+      <w:r>
+        <w:rPr>
+          <w:rFonts w:ascii="Simplified Arabic" w:cs="Simplified Arabic" w:eastAsia="Simplified Arabic" w:hAnsi="Simplified Arabic"/>
+          <w:b w:val="false"/>
+          <w:bCs w:val="false"/>
+          <w:sz w:val="28"/>
+          <w:szCs w:val="28"/>
+          <w:rtl/>
+        </w:rPr>
+        <w:t xml:space="preserve">: ترجّح جانب المنع عند تكافؤ الاحتمالين في حقّ من تُرجى حياته.</w:t>
+      </w:r>
+    </w:p>
+    <w:p>
+      <w:pPr>
+        <w:bidi/>
+        <w:spacing w:after="160" w:line="480"/>
+        <w:jc w:val="both"/>
+      </w:pPr>
+      <w:r>
+        <w:rPr>
+          <w:rFonts w:ascii="Simplified Arabic" w:cs="Simplified Arabic" w:eastAsia="Simplified Arabic" w:hAnsi="Simplified Arabic"/>
+          <w:b w:val="false"/>
+          <w:bCs w:val="false"/>
+          <w:sz w:val="28"/>
+          <w:szCs w:val="28"/>
+          <w:rtl/>
+        </w:rPr>
+        <w:t xml:space="preserve">- </w:t>
+      </w:r>
+      <w:r>
+        <w:rPr>
+          <w:rFonts w:ascii="Simplified Arabic" w:cs="Simplified Arabic" w:eastAsia="Simplified Arabic" w:hAnsi="Simplified Arabic"/>
+          <w:b/>
+          <w:bCs/>
+          <w:sz w:val="28"/>
+          <w:szCs w:val="28"/>
+          <w:rtl/>
+        </w:rPr>
+        <w:t xml:space="preserve">'التصرّف على الرعيّة منوط بالمصلحة'</w:t>
+      </w:r>
+      <w:r>
+        <w:rPr>
+          <w:rFonts w:ascii="Simplified Arabic" w:cs="Simplified Arabic" w:eastAsia="Simplified Arabic" w:hAnsi="Simplified Arabic"/>
+          <w:b w:val="false"/>
+          <w:bCs w:val="false"/>
+          <w:sz w:val="28"/>
+          <w:szCs w:val="28"/>
+          <w:rtl/>
+        </w:rPr>
+        <w:t xml:space="preserve">: تحكم تنظيم أولويّات الانتفاع بأجهزة العناية المحدودة بين المرضى</w:t>
+      </w:r>
+      <w:r>
+        <w:rPr>
+          <w:rStyle w:val="FootnoteReference"/>
+        </w:rPr>
+        <w:footnoteReference w:id="65"/>
+      </w:r>
+      <w:r>
+        <w:rPr>
+          <w:rFonts w:ascii="Simplified Arabic" w:cs="Simplified Arabic" w:eastAsia="Simplified Arabic" w:hAnsi="Simplified Arabic"/>
+          <w:b w:val="false"/>
+          <w:bCs w:val="false"/>
+          <w:sz w:val="28"/>
+          <w:szCs w:val="28"/>
+          <w:rtl/>
+        </w:rPr>
+        <w:t xml:space="preserve">.</w:t>
+      </w:r>
+    </w:p>
+    <w:p>
+      <w:pPr>
+        <w:bidi/>
+        <w:spacing w:after="160" w:line="480"/>
+        <w:jc w:val="both"/>
+      </w:pPr>
+      <w:r>
+        <w:rPr>
+          <w:rFonts w:ascii="Simplified Arabic" w:cs="Simplified Arabic" w:eastAsia="Simplified Arabic" w:hAnsi="Simplified Arabic"/>
+          <w:b w:val="false"/>
+          <w:bCs w:val="false"/>
+          <w:sz w:val="28"/>
+          <w:szCs w:val="28"/>
+          <w:rtl/>
+        </w:rPr>
+        <w:t xml:space="preserve">فليست هذه القواعد متعارضة في الحقيقة، وإنما لكلّ قاعدة محلّ تحقيق تختصّ به، وبمجموعها ينضبط ميزان المسألة تثبّتًا ورفعًا للضرر وترتيبًا للأولويّات.</w:t>
       </w:r>
     </w:p>
     <w:p>
@@ -5268,6 +6120,64 @@
     </w:p>
     <w:p>
       <w:pPr>
+        <w:bidi/>
+        <w:spacing w:after="160" w:line="480"/>
+        <w:jc w:val="both"/>
+      </w:pPr>
+      <w:r>
+        <w:rPr>
+          <w:rFonts w:ascii="Simplified Arabic" w:cs="Simplified Arabic" w:eastAsia="Simplified Arabic" w:hAnsi="Simplified Arabic"/>
+          <w:b w:val="false"/>
+          <w:bCs w:val="false"/>
+          <w:sz w:val="28"/>
+          <w:szCs w:val="28"/>
+          <w:rtl/>
+        </w:rPr>
+        <w:t xml:space="preserve">تمهيد: المسألة نازلة لم يتكلم فيها الأئمة المتقدّمون بأعيانها، غير أنّ في كلام المذاهب الأربعة أصولًا تُخرَّج عليها؛ فقد قرّر الفقهاء في أبواب الجنايات التفريق بين من فيه حياة مستقرّة ومن انتهى إلى حركة المذبوح، ونصّوا على أنّ من صيّره الجاني إلى حال لا تبقى معها حياة مستقرّة ثم جنى عليه آخر، فالقاتل هو الأوّل؛ لأنّ الثاني إنما جنى على من هو في حكم الميت</w:t>
+      </w:r>
+      <w:r>
+        <w:rPr>
+          <w:rStyle w:val="FootnoteReference"/>
+        </w:rPr>
+        <w:footnoteReference w:id="66"/>
+      </w:r>
+      <w:r>
+        <w:rPr>
+          <w:rStyle w:val="FootnoteReference"/>
+        </w:rPr>
+        <w:footnoteReference w:id="67"/>
+      </w:r>
+      <w:r>
+        <w:rPr>
+          <w:rFonts w:ascii="Simplified Arabic" w:cs="Simplified Arabic" w:eastAsia="Simplified Arabic" w:hAnsi="Simplified Arabic"/>
+          <w:b w:val="false"/>
+          <w:bCs w:val="false"/>
+          <w:sz w:val="28"/>
+          <w:szCs w:val="28"/>
+          <w:rtl/>
+        </w:rPr>
+        <w:t xml:space="preserve">. وعلى هذا الأصل بنى المعاصرون تخريج حال الميت دماغيًّا: هل حياته المدعومة بالآلات حياة مستقرّة معصومة، أم هي دون حياة المذبوح لأنّ مصدر حركتها آلة خارجيّة؟ وهذا هو سرّ الخلاف الآتي</w:t>
+      </w:r>
+      <w:r>
+        <w:rPr>
+          <w:rStyle w:val="FootnoteReference"/>
+        </w:rPr>
+        <w:footnoteReference w:id="68"/>
+      </w:r>
+      <w:r>
+        <w:rPr>
+          <w:rFonts w:ascii="Simplified Arabic" w:cs="Simplified Arabic" w:eastAsia="Simplified Arabic" w:hAnsi="Simplified Arabic"/>
+          <w:b w:val="false"/>
+          <w:bCs w:val="false"/>
+          <w:sz w:val="28"/>
+          <w:szCs w:val="28"/>
+          <w:rtl/>
+        </w:rPr>
+        <w:t xml:space="preserve">.</w:t>
+      </w:r>
+    </w:p>
+    <w:p>
+      <w:pPr>
         <w:pStyle w:val="Heading3"/>
         <w:bidi/>
         <w:spacing w:after="160" w:before="200" w:line="360"/>
@@ -5307,7 +6217,7 @@
     <w:p>
       <w:pPr>
         <w:bidi/>
-        <w:spacing w:after="160" w:line="360"/>
+        <w:spacing w:after="160" w:line="480"/>
         <w:jc w:val="both"/>
       </w:pPr>
       <w:r>
@@ -5325,7 +6235,7 @@
         <w:rPr>
           <w:rStyle w:val="FootnoteReference"/>
         </w:rPr>
-        <w:footnoteReference w:id="54"/>
+        <w:footnoteReference w:id="69"/>
       </w:r>
       <w:r>
         <w:rPr>
@@ -5342,7 +6252,7 @@
         <w:rPr>
           <w:rStyle w:val="FootnoteReference"/>
         </w:rPr>
-        <w:footnoteReference w:id="55"/>
+        <w:footnoteReference w:id="70"/>
       </w:r>
       <w:r>
         <w:rPr>
@@ -5377,7 +6287,7 @@
     <w:p>
       <w:pPr>
         <w:bidi/>
-        <w:spacing w:after="160" w:line="360"/>
+        <w:spacing w:after="160" w:line="480"/>
         <w:jc w:val="both"/>
       </w:pPr>
       <w:r>
@@ -5406,7 +6316,7 @@
     <w:p>
       <w:pPr>
         <w:bidi/>
-        <w:spacing w:after="160" w:line="360"/>
+        <w:spacing w:after="160" w:line="480"/>
         <w:jc w:val="both"/>
       </w:pPr>
       <w:r>
@@ -5435,7 +6345,7 @@
     <w:p>
       <w:pPr>
         <w:bidi/>
-        <w:spacing w:after="160" w:line="360"/>
+        <w:spacing w:after="160" w:line="480"/>
         <w:jc w:val="both"/>
       </w:pPr>
       <w:r>
@@ -5464,7 +6374,7 @@
         <w:rPr>
           <w:rStyle w:val="FootnoteReference"/>
         </w:rPr>
-        <w:footnoteReference w:id="56"/>
+        <w:footnoteReference w:id="71"/>
       </w:r>
       <w:r>
         <w:rPr>
@@ -5481,7 +6391,7 @@
     <w:p>
       <w:pPr>
         <w:bidi/>
-        <w:spacing w:after="160" w:line="360"/>
+        <w:spacing w:after="160" w:line="480"/>
         <w:jc w:val="both"/>
       </w:pPr>
       <w:r>
@@ -5510,7 +6420,7 @@
         <w:rPr>
           <w:rStyle w:val="FootnoteReference"/>
         </w:rPr>
-        <w:footnoteReference w:id="57"/>
+        <w:footnoteReference w:id="72"/>
       </w:r>
       <w:r>
         <w:rPr>
@@ -5545,7 +6455,7 @@
     <w:p>
       <w:pPr>
         <w:bidi/>
-        <w:spacing w:after="160" w:line="360"/>
+        <w:spacing w:after="160" w:line="480"/>
         <w:jc w:val="both"/>
       </w:pPr>
       <w:r>
@@ -5601,7 +6511,7 @@
     <w:p>
       <w:pPr>
         <w:bidi/>
-        <w:spacing w:after="160" w:line="360"/>
+        <w:spacing w:after="160" w:line="480"/>
         <w:jc w:val="both"/>
       </w:pPr>
       <w:r>
@@ -5619,7 +6529,7 @@
         <w:rPr>
           <w:rStyle w:val="FootnoteReference"/>
         </w:rPr>
-        <w:footnoteReference w:id="58"/>
+        <w:footnoteReference w:id="73"/>
       </w:r>
       <w:r>
         <w:rPr>
@@ -5636,7 +6546,7 @@
         <w:rPr>
           <w:rStyle w:val="FootnoteReference"/>
         </w:rPr>
-        <w:footnoteReference w:id="59"/>
+        <w:footnoteReference w:id="74"/>
       </w:r>
       <w:r>
         <w:rPr>
@@ -5671,7 +6581,7 @@
     <w:p>
       <w:pPr>
         <w:bidi/>
-        <w:spacing w:after="160" w:line="360"/>
+        <w:spacing w:after="160" w:line="480"/>
         <w:jc w:val="both"/>
       </w:pPr>
       <w:r>
@@ -5700,7 +6610,7 @@
     <w:p>
       <w:pPr>
         <w:bidi/>
-        <w:spacing w:after="160" w:line="360"/>
+        <w:spacing w:after="160" w:line="480"/>
         <w:jc w:val="both"/>
       </w:pPr>
       <w:r>
@@ -5729,7 +6639,7 @@
     <w:p>
       <w:pPr>
         <w:bidi/>
-        <w:spacing w:after="160" w:line="360"/>
+        <w:spacing w:after="160" w:line="480"/>
         <w:jc w:val="both"/>
       </w:pPr>
       <w:r>
@@ -5758,7 +6668,7 @@
         <w:rPr>
           <w:rStyle w:val="FootnoteReference"/>
         </w:rPr>
-        <w:footnoteReference w:id="60"/>
+        <w:footnoteReference w:id="75"/>
       </w:r>
       <w:r>
         <w:rPr>
@@ -5793,7 +6703,7 @@
     <w:p>
       <w:pPr>
         <w:bidi/>
-        <w:spacing w:after="160" w:line="360"/>
+        <w:spacing w:after="160" w:line="480"/>
         <w:jc w:val="both"/>
       </w:pPr>
       <w:r>
@@ -5811,7 +6721,7 @@
         <w:rPr>
           <w:rStyle w:val="FootnoteReference"/>
         </w:rPr>
-        <w:footnoteReference w:id="61"/>
+        <w:footnoteReference w:id="76"/>
       </w:r>
       <w:r>
         <w:rPr>
@@ -5866,7 +6776,7 @@
     <w:p>
       <w:pPr>
         <w:bidi/>
-        <w:spacing w:after="160" w:line="360"/>
+        <w:spacing w:after="160" w:line="480"/>
         <w:jc w:val="both"/>
       </w:pPr>
       <w:r>
@@ -5902,7 +6812,7 @@
     <w:p>
       <w:pPr>
         <w:bidi/>
-        <w:spacing w:after="160" w:line="360"/>
+        <w:spacing w:after="160" w:line="480"/>
         <w:jc w:val="both"/>
       </w:pPr>
       <w:r>
@@ -5920,7 +6830,7 @@
         <w:rPr>
           <w:rStyle w:val="FootnoteReference"/>
         </w:rPr>
-        <w:footnoteReference w:id="62"/>
+        <w:footnoteReference w:id="77"/>
       </w:r>
       <w:r>
         <w:rPr>
@@ -5975,7 +6885,7 @@
     <w:p>
       <w:pPr>
         <w:bidi/>
-        <w:spacing w:after="160" w:line="360"/>
+        <w:spacing w:after="160" w:line="480"/>
         <w:jc w:val="both"/>
       </w:pPr>
       <w:r>
@@ -6011,7 +6921,7 @@
     <w:p>
       <w:pPr>
         <w:bidi/>
-        <w:spacing w:after="160" w:line="360"/>
+        <w:spacing w:after="160" w:line="480"/>
         <w:jc w:val="both"/>
       </w:pPr>
       <w:r>
@@ -6040,7 +6950,7 @@
     <w:p>
       <w:pPr>
         <w:bidi/>
-        <w:spacing w:after="160" w:line="360"/>
+        <w:spacing w:after="160" w:line="480"/>
         <w:jc w:val="both"/>
       </w:pPr>
       <w:r>
@@ -6069,7 +6979,7 @@
     <w:p>
       <w:pPr>
         <w:bidi/>
-        <w:spacing w:after="160" w:line="360"/>
+        <w:spacing w:after="160" w:line="480"/>
         <w:jc w:val="both"/>
       </w:pPr>
       <w:r>
@@ -6098,7 +7008,7 @@
     <w:p>
       <w:pPr>
         <w:bidi/>
-        <w:spacing w:after="160" w:line="360"/>
+        <w:spacing w:after="160" w:line="480"/>
         <w:jc w:val="both"/>
       </w:pPr>
       <w:r>
@@ -6127,7 +7037,7 @@
         <w:rPr>
           <w:rStyle w:val="FootnoteReference"/>
         </w:rPr>
-        <w:footnoteReference w:id="63"/>
+        <w:footnoteReference w:id="78"/>
       </w:r>
       <w:r>
         <w:rPr>
@@ -6203,7 +7113,7 @@
     <w:p>
       <w:pPr>
         <w:bidi/>
-        <w:spacing w:after="160" w:line="360"/>
+        <w:spacing w:after="160" w:line="480"/>
         <w:jc w:val="both"/>
       </w:pPr>
       <w:r>
@@ -6221,7 +7131,7 @@
         <w:rPr>
           <w:rStyle w:val="FootnoteReference"/>
         </w:rPr>
-        <w:footnoteReference w:id="64"/>
+        <w:footnoteReference w:id="79"/>
       </w:r>
       <w:r>
         <w:rPr>
@@ -6256,7 +7166,7 @@
     <w:p>
       <w:pPr>
         <w:bidi/>
-        <w:spacing w:after="160" w:line="360"/>
+        <w:spacing w:after="160" w:line="480"/>
         <w:jc w:val="both"/>
       </w:pPr>
       <w:r>
@@ -6274,7 +7184,7 @@
         <w:rPr>
           <w:rStyle w:val="FootnoteReference"/>
         </w:rPr>
-        <w:footnoteReference w:id="65"/>
+        <w:footnoteReference w:id="80"/>
       </w:r>
       <w:r>
         <w:rPr>
@@ -6309,7 +7219,7 @@
     <w:p>
       <w:pPr>
         <w:bidi/>
-        <w:spacing w:after="160" w:line="360"/>
+        <w:spacing w:after="160" w:line="480"/>
         <w:jc w:val="both"/>
       </w:pPr>
       <w:r>
@@ -6327,7 +7237,7 @@
         <w:rPr>
           <w:rStyle w:val="FootnoteReference"/>
         </w:rPr>
-        <w:footnoteReference w:id="66"/>
+        <w:footnoteReference w:id="81"/>
       </w:r>
       <w:r>
         <w:rPr>
@@ -6362,7 +7272,7 @@
     <w:p>
       <w:pPr>
         <w:bidi/>
-        <w:spacing w:after="160" w:line="360"/>
+        <w:spacing w:after="160" w:line="480"/>
         <w:jc w:val="both"/>
       </w:pPr>
       <w:r>
@@ -6380,7 +7290,7 @@
         <w:rPr>
           <w:rStyle w:val="FootnoteReference"/>
         </w:rPr>
-        <w:footnoteReference w:id="67"/>
+        <w:footnoteReference w:id="82"/>
       </w:r>
       <w:r>
         <w:rPr>
@@ -6415,7 +7325,7 @@
     <w:p>
       <w:pPr>
         <w:bidi/>
-        <w:spacing w:after="160" w:line="360"/>
+        <w:spacing w:after="160" w:line="480"/>
         <w:jc w:val="both"/>
       </w:pPr>
       <w:r>
@@ -6433,7 +7343,7 @@
         <w:rPr>
           <w:rStyle w:val="FootnoteReference"/>
         </w:rPr>
-        <w:footnoteReference w:id="68"/>
+        <w:footnoteReference w:id="83"/>
       </w:r>
       <w:r>
         <w:rPr>
@@ -6468,7 +7378,7 @@
     <w:p>
       <w:pPr>
         <w:bidi/>
-        <w:spacing w:after="160" w:line="360"/>
+        <w:spacing w:after="160" w:line="480"/>
         <w:jc w:val="both"/>
       </w:pPr>
       <w:r>
@@ -6486,7 +7396,7 @@
         <w:rPr>
           <w:rStyle w:val="FootnoteReference"/>
         </w:rPr>
-        <w:footnoteReference w:id="69"/>
+        <w:footnoteReference w:id="84"/>
       </w:r>
       <w:r>
         <w:rPr>
@@ -6521,7 +7431,7 @@
     <w:p>
       <w:pPr>
         <w:bidi/>
-        <w:spacing w:after="160" w:line="360"/>
+        <w:spacing w:after="160" w:line="480"/>
         <w:jc w:val="both"/>
       </w:pPr>
       <w:r>
@@ -6539,7 +7449,7 @@
         <w:rPr>
           <w:rStyle w:val="FootnoteReference"/>
         </w:rPr>
-        <w:footnoteReference w:id="70"/>
+        <w:footnoteReference w:id="85"/>
       </w:r>
       <w:r>
         <w:rPr>
@@ -6576,7 +7486,7 @@
     <w:p>
       <w:pPr>
         <w:bidi/>
-        <w:spacing w:after="160" w:line="360"/>
+        <w:spacing w:after="160" w:line="480"/>
         <w:jc w:val="both"/>
       </w:pPr>
       <w:r>
@@ -6594,7 +7504,7 @@
         <w:rPr>
           <w:rStyle w:val="FootnoteReference"/>
         </w:rPr>
-        <w:footnoteReference w:id="71"/>
+        <w:footnoteReference w:id="86"/>
       </w:r>
       <w:r>
         <w:rPr>
@@ -6611,7 +7521,7 @@
         <w:rPr>
           <w:rStyle w:val="FootnoteReference"/>
         </w:rPr>
-        <w:footnoteReference w:id="72"/>
+        <w:footnoteReference w:id="87"/>
       </w:r>
       <w:r>
         <w:rPr>
@@ -6628,7 +7538,7 @@
         <w:rPr>
           <w:rStyle w:val="FootnoteReference"/>
         </w:rPr>
-        <w:footnoteReference w:id="73"/>
+        <w:footnoteReference w:id="88"/>
       </w:r>
       <w:r>
         <w:rPr>
@@ -6665,7 +7575,7 @@
     <w:p>
       <w:pPr>
         <w:bidi/>
-        <w:spacing w:after="160" w:line="360"/>
+        <w:spacing w:after="160" w:line="480"/>
         <w:jc w:val="both"/>
       </w:pPr>
       <w:r>
@@ -6683,7 +7593,7 @@
         <w:rPr>
           <w:rStyle w:val="FootnoteReference"/>
         </w:rPr>
-        <w:footnoteReference w:id="74"/>
+        <w:footnoteReference w:id="89"/>
       </w:r>
       <w:r>
         <w:rPr>
@@ -6700,7 +7610,7 @@
         <w:rPr>
           <w:rStyle w:val="FootnoteReference"/>
         </w:rPr>
-        <w:footnoteReference w:id="75"/>
+        <w:footnoteReference w:id="90"/>
       </w:r>
       <w:r>
         <w:rPr>
@@ -6737,7 +7647,7 @@
     <w:p>
       <w:pPr>
         <w:bidi/>
-        <w:spacing w:after="160" w:line="360"/>
+        <w:spacing w:after="160" w:line="480"/>
         <w:jc w:val="both"/>
       </w:pPr>
       <w:r>
@@ -6755,7 +7665,7 @@
         <w:rPr>
           <w:rStyle w:val="FootnoteReference"/>
         </w:rPr>
-        <w:footnoteReference w:id="76"/>
+        <w:footnoteReference w:id="91"/>
       </w:r>
       <w:r>
         <w:rPr>
@@ -6772,7 +7682,7 @@
         <w:rPr>
           <w:rStyle w:val="FootnoteReference"/>
         </w:rPr>
-        <w:footnoteReference w:id="77"/>
+        <w:footnoteReference w:id="92"/>
       </w:r>
       <w:r>
         <w:rPr>
@@ -6789,7 +7699,7 @@
     <w:p>
       <w:pPr>
         <w:bidi/>
-        <w:spacing w:after="160" w:line="360"/>
+        <w:spacing w:after="160" w:line="480"/>
         <w:jc w:val="both"/>
       </w:pPr>
       <w:r>
@@ -6869,7 +7779,7 @@
           <w:szCs w:val="28"/>
           <w:rtl/>
         </w:rPr>
-        <w:t xml:space="preserve">المبحث الأوّل: الفتاوى والقرارات المؤيّدة (ثلاث فتاوى مع الردّ والتعقيب).</w:t>
+        <w:t xml:space="preserve">المبحث الأوّل: الفتاوى والقرارات المؤيّدة (أربع فتاوى مع الردّ والتعقيب).</w:t>
       </w:r>
     </w:p>
     <w:p>
@@ -6952,7 +7862,7 @@
     <w:p>
       <w:pPr>
         <w:bidi/>
-        <w:spacing w:after="160" w:line="360"/>
+        <w:spacing w:after="160" w:line="480"/>
         <w:jc w:val="both"/>
       </w:pPr>
       <w:r>
@@ -6970,7 +7880,7 @@
         <w:rPr>
           <w:rStyle w:val="FootnoteReference"/>
         </w:rPr>
-        <w:footnoteReference w:id="78"/>
+        <w:footnoteReference w:id="93"/>
       </w:r>
       <w:r>
         <w:rPr>
@@ -7005,7 +7915,7 @@
     <w:p>
       <w:pPr>
         <w:bidi/>
-        <w:spacing w:after="160" w:line="360"/>
+        <w:spacing w:after="160" w:line="480"/>
         <w:jc w:val="both"/>
       </w:pPr>
       <w:r>
@@ -7061,7 +7971,7 @@
     <w:p>
       <w:pPr>
         <w:bidi/>
-        <w:spacing w:after="160" w:line="360"/>
+        <w:spacing w:after="160" w:line="480"/>
         <w:jc w:val="both"/>
       </w:pPr>
       <w:r>
@@ -7079,7 +7989,7 @@
         <w:rPr>
           <w:rStyle w:val="FootnoteReference"/>
         </w:rPr>
-        <w:footnoteReference w:id="79"/>
+        <w:footnoteReference w:id="94"/>
       </w:r>
       <w:r>
         <w:rPr>
@@ -7114,7 +8024,7 @@
     <w:p>
       <w:pPr>
         <w:bidi/>
-        <w:spacing w:after="160" w:line="360"/>
+        <w:spacing w:after="160" w:line="480"/>
         <w:jc w:val="both"/>
       </w:pPr>
       <w:r>
@@ -7170,25 +8080,31 @@
     <w:p>
       <w:pPr>
         <w:bidi/>
-        <w:spacing w:after="160" w:line="360"/>
-        <w:jc w:val="both"/>
-      </w:pPr>
-      <w:r>
-        <w:rPr>
-          <w:rFonts w:ascii="Simplified Arabic" w:cs="Simplified Arabic" w:eastAsia="Simplified Arabic" w:hAnsi="Simplified Arabic"/>
-          <w:b w:val="false"/>
-          <w:bCs w:val="false"/>
-          <w:sz w:val="28"/>
-          <w:szCs w:val="28"/>
-          <w:rtl/>
-        </w:rPr>
-        <w:t xml:space="preserve">ذهبت دار الإفتاء المصريّة في فتاواها المعاصرة إلى التفريق الذي رجّحناه: فلا مانع شرعًا من رفع أجهزة الإنعاش عن المريض الذي قرّر الأطباء المختصّون تعطّل دماغه تعطّلًا نهائيًّا لا رجعة فيه وعدم جدوى بقاء الأجهزة، غير أنّ أحكام الوفاة من إرث وعدّة ونحوهما لا تترتب إلا بعد توقف القلب والتنفّس توقفًا تامًّا</w:t>
-      </w:r>
-      <w:r>
-        <w:rPr>
-          <w:rStyle w:val="FootnoteReference"/>
-        </w:rPr>
-        <w:footnoteReference w:id="80"/>
+        <w:spacing w:after="160" w:line="480"/>
+        <w:jc w:val="both"/>
+      </w:pPr>
+      <w:r>
+        <w:rPr>
+          <w:rFonts w:ascii="Simplified Arabic" w:cs="Simplified Arabic" w:eastAsia="Simplified Arabic" w:hAnsi="Simplified Arabic"/>
+          <w:b w:val="false"/>
+          <w:bCs w:val="false"/>
+          <w:sz w:val="28"/>
+          <w:szCs w:val="28"/>
+          <w:rtl/>
+        </w:rPr>
+        <w:t xml:space="preserve">ذهبت دار الإفتاء المصريّة في فتاواها المعاصرة إلى التفريق الذي رجّحناه: فلا مانع شرعًا من رفع أجهزة الإنعاش عن المريض الذي قرّر الأطباء المختصّون تعطّل دماغه تعطّلًا نهائيًّا لا رجعة فيه وعدم جدوى بقاء الأجهزة، غير أنّ أحكام الوفاة من إرث وعدّة ونحوهما لا تترتب إلا بعد توقف القلب والتنفّس توقفًا تامًّا، ومن ذلك فتواها المنشورة برقم (11622) في حكم رفع الأجهزة الطبيّة عن المريض الميؤوس من شفائه</w:t>
+      </w:r>
+      <w:r>
+        <w:rPr>
+          <w:rStyle w:val="FootnoteReference"/>
+        </w:rPr>
+        <w:footnoteReference w:id="95"/>
+      </w:r>
+      <w:r>
+        <w:rPr>
+          <w:rStyle w:val="FootnoteReference"/>
+        </w:rPr>
+        <w:footnoteReference w:id="96"/>
       </w:r>
       <w:r>
         <w:rPr>
@@ -7223,7 +8139,7 @@
     <w:p>
       <w:pPr>
         <w:bidi/>
-        <w:spacing w:after="160" w:line="360"/>
+        <w:spacing w:after="160" w:line="480"/>
         <w:jc w:val="both"/>
       </w:pPr>
       <w:r>
@@ -7236,6 +8152,115 @@
           <w:rtl/>
         </w:rPr>
         <w:t xml:space="preserve">هذه الفتوى نموذج للمسلك الوسط الذي يجمع أدلّة الفريقين، وهي أقرب الفتاوى إلى ما انتهى إليه هذا البحث؛ وميزتها أنها صادرة عن جهة إفتاء رسميّة يرجع إليها ملايين المسلمين، فتصلح مرجعًا عمليًّا للأسر والمستشفيات.</w:t>
+      </w:r>
+    </w:p>
+    <w:p>
+      <w:pPr>
+        <w:pStyle w:val="Heading3"/>
+        <w:bidi/>
+        <w:spacing w:after="160" w:before="200" w:line="360"/>
+        <w:jc w:val="right"/>
+      </w:pPr>
+      <w:r>
+        <w:rPr>
+          <w:rFonts w:ascii="Simplified Arabic" w:cs="Simplified Arabic" w:eastAsia="Simplified Arabic" w:hAnsi="Simplified Arabic"/>
+          <w:b/>
+          <w:bCs/>
+          <w:color w:val="000000"/>
+          <w:sz w:val="28"/>
+          <w:szCs w:val="28"/>
+          <w:rtl/>
+        </w:rPr>
+        <w:t xml:space="preserve">المطلب الرابع: قرار مجلس الإفتاء والبحوث والدراسات الإسلاميّة الأردنيّ رقم (117).</w:t>
+      </w:r>
+    </w:p>
+    <w:p>
+      <w:pPr>
+        <w:bidi/>
+        <w:spacing w:after="120" w:before="160" w:line="360"/>
+        <w:jc w:val="right"/>
+      </w:pPr>
+      <w:r>
+        <w:rPr>
+          <w:rFonts w:ascii="Simplified Arabic" w:cs="Simplified Arabic" w:eastAsia="Simplified Arabic" w:hAnsi="Simplified Arabic"/>
+          <w:b/>
+          <w:bCs/>
+          <w:sz w:val="28"/>
+          <w:szCs w:val="28"/>
+          <w:rtl/>
+        </w:rPr>
+        <w:t xml:space="preserve">الفرع الأوّل: نصّ القرار.</w:t>
+      </w:r>
+    </w:p>
+    <w:p>
+      <w:pPr>
+        <w:bidi/>
+        <w:spacing w:after="160" w:line="480"/>
+        <w:jc w:val="both"/>
+      </w:pPr>
+      <w:r>
+        <w:rPr>
+          <w:rFonts w:ascii="Simplified Arabic" w:cs="Simplified Arabic" w:eastAsia="Simplified Arabic" w:hAnsi="Simplified Arabic"/>
+          <w:b w:val="false"/>
+          <w:bCs w:val="false"/>
+          <w:sz w:val="28"/>
+          <w:szCs w:val="28"/>
+          <w:rtl/>
+        </w:rPr>
+        <w:t xml:space="preserve">رأى مجلس الإفتاء الأردنيّ أنه "لا مانع شرعًا من عدم وضع المريض الذي لا يُرجى شفاؤه على أجهزة الإنعاش أو التنفّس، إذا تأكّد وتيقّن الفريق الطبيّ المعالج أنه لا توجد أيّة فائدة تُرجى للمريض من ذلك، شريطة أن يؤيّد ذلك تقرير من فريق طبيّ لا يقلّ عن ثلاثة أطباء مختصّين عدول ثقات"</w:t>
+      </w:r>
+      <w:r>
+        <w:rPr>
+          <w:rStyle w:val="FootnoteReference"/>
+        </w:rPr>
+        <w:footnoteReference w:id="97"/>
+      </w:r>
+      <w:r>
+        <w:rPr>
+          <w:rFonts w:ascii="Simplified Arabic" w:cs="Simplified Arabic" w:eastAsia="Simplified Arabic" w:hAnsi="Simplified Arabic"/>
+          <w:b w:val="false"/>
+          <w:bCs w:val="false"/>
+          <w:sz w:val="28"/>
+          <w:szCs w:val="28"/>
+          <w:rtl/>
+        </w:rPr>
+        <w:t xml:space="preserve">.</w:t>
+      </w:r>
+    </w:p>
+    <w:p>
+      <w:pPr>
+        <w:bidi/>
+        <w:spacing w:after="120" w:before="160" w:line="360"/>
+        <w:jc w:val="right"/>
+      </w:pPr>
+      <w:r>
+        <w:rPr>
+          <w:rFonts w:ascii="Simplified Arabic" w:cs="Simplified Arabic" w:eastAsia="Simplified Arabic" w:hAnsi="Simplified Arabic"/>
+          <w:b/>
+          <w:bCs/>
+          <w:sz w:val="28"/>
+          <w:szCs w:val="28"/>
+          <w:rtl/>
+        </w:rPr>
+        <w:t xml:space="preserve">الفرع الثاني: الردّ والتعقيب.</w:t>
+      </w:r>
+    </w:p>
+    <w:p>
+      <w:pPr>
+        <w:bidi/>
+        <w:spacing w:after="160" w:line="480"/>
+        <w:jc w:val="both"/>
+      </w:pPr>
+      <w:r>
+        <w:rPr>
+          <w:rFonts w:ascii="Simplified Arabic" w:cs="Simplified Arabic" w:eastAsia="Simplified Arabic" w:hAnsi="Simplified Arabic"/>
+          <w:b w:val="false"/>
+          <w:bCs w:val="false"/>
+          <w:sz w:val="28"/>
+          <w:szCs w:val="28"/>
+          <w:rtl/>
+        </w:rPr>
+        <w:t xml:space="preserve">يلاحَظ في هذا القرار أمران: الأوّل: اشتراط اللجنة الثلاثيّة من الأطباء المختصّين العدول، وهو الشرط نفسه الذي تواردت عليه المجامع والقوانين، ممّا يدلّ على استقراره ضابطًا شرعيًّا جامعًا. والثاني: أنّ القرار نصّ على عدم وضع الأجهزة ابتداءً، ومن سوّى بين الامتناع الابتدائيّ والرفع بعد ثبوت العبث، وهو مقتضى التحقيق كما بيّنّا، ألحق به جواز الرفع؛ ويؤيّده أنّ القانون الأردنيّ نفسه أخذ بشهادة اللجنة الطبيّة في إثبات الوفاة كما تقدّم في المبحث الرابع من الفصل الرابع.</w:t>
       </w:r>
     </w:p>
     <w:p>
@@ -7300,7 +8325,7 @@
     <w:p>
       <w:pPr>
         <w:bidi/>
-        <w:spacing w:after="160" w:line="360"/>
+        <w:spacing w:after="160" w:line="480"/>
         <w:jc w:val="both"/>
       </w:pPr>
       <w:r>
@@ -7318,7 +8343,7 @@
         <w:rPr>
           <w:rStyle w:val="FootnoteReference"/>
         </w:rPr>
-        <w:footnoteReference w:id="81"/>
+        <w:footnoteReference w:id="98"/>
       </w:r>
       <w:r>
         <w:rPr>
@@ -7353,7 +8378,7 @@
     <w:p>
       <w:pPr>
         <w:bidi/>
-        <w:spacing w:after="160" w:line="360"/>
+        <w:spacing w:after="160" w:line="480"/>
         <w:jc w:val="both"/>
       </w:pPr>
       <w:r>
@@ -7409,7 +8434,7 @@
     <w:p>
       <w:pPr>
         <w:bidi/>
-        <w:spacing w:after="160" w:line="360"/>
+        <w:spacing w:after="160" w:line="480"/>
         <w:jc w:val="both"/>
       </w:pPr>
       <w:r>
@@ -7427,7 +8452,7 @@
         <w:rPr>
           <w:rStyle w:val="FootnoteReference"/>
         </w:rPr>
-        <w:footnoteReference w:id="82"/>
+        <w:footnoteReference w:id="99"/>
       </w:r>
       <w:r>
         <w:rPr>
@@ -7462,7 +8487,7 @@
     <w:p>
       <w:pPr>
         <w:bidi/>
-        <w:spacing w:after="160" w:line="360"/>
+        <w:spacing w:after="160" w:line="480"/>
         <w:jc w:val="both"/>
       </w:pPr>
       <w:r>
@@ -7518,7 +8543,7 @@
     <w:p>
       <w:pPr>
         <w:bidi/>
-        <w:spacing w:after="160" w:line="360"/>
+        <w:spacing w:after="160" w:line="480"/>
         <w:jc w:val="both"/>
       </w:pPr>
       <w:r>
@@ -7536,7 +8561,7 @@
         <w:rPr>
           <w:rStyle w:val="FootnoteReference"/>
         </w:rPr>
-        <w:footnoteReference w:id="83"/>
+        <w:footnoteReference w:id="100"/>
       </w:r>
       <w:r>
         <w:rPr>
@@ -7571,7 +8596,7 @@
     <w:p>
       <w:pPr>
         <w:bidi/>
-        <w:spacing w:after="160" w:line="360"/>
+        <w:spacing w:after="160" w:line="480"/>
         <w:jc w:val="both"/>
       </w:pPr>
       <w:r>
@@ -7589,7 +8614,7 @@
     <w:p>
       <w:pPr>
         <w:bidi/>
-        <w:spacing w:after="160" w:line="360"/>
+        <w:spacing w:after="160" w:line="480"/>
         <w:jc w:val="both"/>
       </w:pPr>
       <w:r>
@@ -7639,7 +8664,7 @@
     <w:p>
       <w:pPr>
         <w:bidi/>
-        <w:spacing w:after="160" w:line="360"/>
+        <w:spacing w:after="160" w:line="480"/>
         <w:jc w:val="both"/>
       </w:pPr>
       <w:r>
@@ -7657,7 +8682,7 @@
     <w:p>
       <w:pPr>
         <w:bidi/>
-        <w:spacing w:after="160" w:line="360"/>
+        <w:spacing w:after="160" w:line="480"/>
         <w:jc w:val="both"/>
       </w:pPr>
       <w:r>
@@ -7696,7 +8721,7 @@
     <w:p>
       <w:pPr>
         <w:bidi/>
-        <w:spacing w:after="160" w:line="360"/>
+        <w:spacing w:after="160" w:line="480"/>
         <w:jc w:val="both"/>
       </w:pPr>
       <w:r>
@@ -7725,7 +8750,7 @@
     <w:p>
       <w:pPr>
         <w:bidi/>
-        <w:spacing w:after="160" w:line="360"/>
+        <w:spacing w:after="160" w:line="480"/>
         <w:jc w:val="both"/>
       </w:pPr>
       <w:r>
@@ -7754,7 +8779,7 @@
     <w:p>
       <w:pPr>
         <w:bidi/>
-        <w:spacing w:after="160" w:line="360"/>
+        <w:spacing w:after="160" w:line="480"/>
         <w:jc w:val="both"/>
       </w:pPr>
       <w:r>
@@ -7783,7 +8808,7 @@
     <w:p>
       <w:pPr>
         <w:bidi/>
-        <w:spacing w:after="160" w:line="360"/>
+        <w:spacing w:after="160" w:line="480"/>
         <w:jc w:val="both"/>
       </w:pPr>
       <w:r>
@@ -7812,7 +8837,7 @@
     <w:p>
       <w:pPr>
         <w:bidi/>
-        <w:spacing w:after="160" w:line="360"/>
+        <w:spacing w:after="160" w:line="480"/>
         <w:jc w:val="both"/>
       </w:pPr>
       <w:r>
@@ -7841,7 +8866,7 @@
     <w:p>
       <w:pPr>
         <w:bidi/>
-        <w:spacing w:after="160" w:line="360"/>
+        <w:spacing w:after="160" w:line="480"/>
         <w:jc w:val="both"/>
       </w:pPr>
       <w:r>
@@ -7870,7 +8895,36 @@
     <w:p>
       <w:pPr>
         <w:bidi/>
-        <w:spacing w:after="160" w:line="360"/>
+        <w:spacing w:after="160" w:line="480"/>
+        <w:jc w:val="both"/>
+      </w:pPr>
+      <w:r>
+        <w:rPr>
+          <w:rFonts w:ascii="Simplified Arabic" w:cs="Simplified Arabic" w:eastAsia="Simplified Arabic" w:hAnsi="Simplified Arabic"/>
+          <w:b w:val="false"/>
+          <w:bCs w:val="false"/>
+          <w:sz w:val="28"/>
+          <w:szCs w:val="28"/>
+          <w:rtl/>
+        </w:rPr>
+        <w:t xml:space="preserve">- </w:t>
+      </w:r>
+      <w:r>
+        <w:rPr>
+          <w:rFonts w:ascii="Simplified Arabic" w:cs="Simplified Arabic" w:eastAsia="Simplified Arabic" w:hAnsi="Simplified Arabic"/>
+          <w:b w:val="false"/>
+          <w:bCs w:val="false"/>
+          <w:sz w:val="28"/>
+          <w:szCs w:val="28"/>
+          <w:rtl/>
+        </w:rPr>
+        <w:t xml:space="preserve">استقرّت الفتوى الرسميّة في بلاد عربيّة عدّة، كقرار مجلس الإفتاء الأردنيّ رقم (117) وفتوى دار الإفتاء المصريّة رقم (11622)، على اشتراط تقرير لجنة من ثلاثة أطباء مختصّين عدول، وجواز الكفّ عن أجهزة الإنعاش عمّن لا يُرجى شفاؤه.</w:t>
+      </w:r>
+    </w:p>
+    <w:p>
+      <w:pPr>
+        <w:bidi/>
+        <w:spacing w:after="160" w:line="480"/>
         <w:jc w:val="both"/>
       </w:pPr>
       <w:r>
@@ -7899,7 +8953,7 @@
     <w:p>
       <w:pPr>
         <w:bidi/>
-        <w:spacing w:after="160" w:line="360"/>
+        <w:spacing w:after="160" w:line="480"/>
         <w:jc w:val="both"/>
       </w:pPr>
       <w:r>
@@ -7928,7 +8982,7 @@
     <w:p>
       <w:pPr>
         <w:bidi/>
-        <w:spacing w:after="160" w:line="360"/>
+        <w:spacing w:after="160" w:line="480"/>
         <w:jc w:val="both"/>
       </w:pPr>
       <w:r>
@@ -7957,7 +9011,7 @@
     <w:p>
       <w:pPr>
         <w:bidi/>
-        <w:spacing w:after="160" w:line="360"/>
+        <w:spacing w:after="160" w:line="480"/>
         <w:jc w:val="both"/>
       </w:pPr>
       <w:r>
@@ -8007,7 +9061,7 @@
     <w:p>
       <w:pPr>
         <w:bidi/>
-        <w:spacing w:after="160" w:line="360"/>
+        <w:spacing w:after="160" w:line="480"/>
         <w:jc w:val="both"/>
       </w:pPr>
       <w:r>
@@ -8036,7 +9090,7 @@
     <w:p>
       <w:pPr>
         <w:bidi/>
-        <w:spacing w:after="160" w:line="360"/>
+        <w:spacing w:after="160" w:line="480"/>
         <w:jc w:val="both"/>
       </w:pPr>
       <w:r>
@@ -8065,7 +9119,7 @@
     <w:p>
       <w:pPr>
         <w:bidi/>
-        <w:spacing w:after="160" w:line="360"/>
+        <w:spacing w:after="160" w:line="480"/>
         <w:jc w:val="both"/>
       </w:pPr>
       <w:r>
@@ -8094,7 +9148,7 @@
     <w:p>
       <w:pPr>
         <w:bidi/>
-        <w:spacing w:after="160" w:line="360"/>
+        <w:spacing w:after="160" w:line="480"/>
         <w:jc w:val="both"/>
       </w:pPr>
       <w:r>
@@ -8123,7 +9177,7 @@
     <w:p>
       <w:pPr>
         <w:bidi/>
-        <w:spacing w:after="160" w:line="360"/>
+        <w:spacing w:after="160" w:line="480"/>
         <w:jc w:val="both"/>
       </w:pPr>
       <w:r>
@@ -8152,7 +9206,7 @@
     <w:p>
       <w:pPr>
         <w:bidi/>
-        <w:spacing w:after="160" w:line="360"/>
+        <w:spacing w:after="160" w:line="480"/>
         <w:jc w:val="both"/>
       </w:pPr>
       <w:r>
@@ -8313,7 +9367,7 @@
     <w:p>
       <w:pPr>
         <w:bidi/>
-        <w:spacing w:after="160" w:line="360"/>
+        <w:spacing w:after="160" w:line="480"/>
         <w:jc w:val="both"/>
       </w:pPr>
       <w:r>
@@ -8353,7 +9407,7 @@
     <w:p>
       <w:pPr>
         <w:bidi/>
-        <w:spacing w:after="160" w:line="360"/>
+        <w:spacing w:after="160" w:line="480"/>
         <w:jc w:val="both"/>
       </w:pPr>
       <w:r>
@@ -8393,7 +9447,47 @@
     <w:p>
       <w:pPr>
         <w:bidi/>
-        <w:spacing w:after="160" w:line="360"/>
+        <w:spacing w:after="160" w:line="480"/>
+        <w:jc w:val="both"/>
+      </w:pPr>
+      <w:r>
+        <w:rPr>
+          <w:rFonts w:ascii="Simplified Arabic" w:cs="Simplified Arabic" w:eastAsia="Simplified Arabic" w:hAnsi="Simplified Arabic"/>
+          <w:b w:val="false"/>
+          <w:bCs w:val="false"/>
+          <w:sz w:val="28"/>
+          <w:szCs w:val="28"/>
+          <w:rtl/>
+        </w:rPr>
+        <w:t xml:space="preserve">- </w:t>
+      </w:r>
+      <w:r>
+        <w:rPr>
+          <w:rFonts w:ascii="Simplified Arabic" w:cs="Simplified Arabic" w:eastAsia="Simplified Arabic" w:hAnsi="Simplified Arabic"/>
+          <w:b/>
+          <w:bCs/>
+          <w:sz w:val="28"/>
+          <w:szCs w:val="28"/>
+          <w:rtl/>
+        </w:rPr>
+        <w:t xml:space="preserve">﴿وَالَّذِينَ يُتَوَفَّوْنَ مِنكُمْ وَيَذَرُونَ أَزْوَاجًا﴾</w:t>
+      </w:r>
+      <w:r>
+        <w:rPr>
+          <w:rFonts w:ascii="Simplified Arabic" w:cs="Simplified Arabic" w:eastAsia="Simplified Arabic" w:hAnsi="Simplified Arabic"/>
+          <w:b w:val="false"/>
+          <w:bCs w:val="false"/>
+          <w:sz w:val="28"/>
+          <w:szCs w:val="28"/>
+          <w:rtl/>
+        </w:rPr>
+        <w:t xml:space="preserve"> - البقرة: 234.</w:t>
+      </w:r>
+    </w:p>
+    <w:p>
+      <w:pPr>
+        <w:bidi/>
+        <w:spacing w:after="160" w:line="480"/>
         <w:jc w:val="both"/>
       </w:pPr>
       <w:r>
@@ -8433,7 +9527,7 @@
     <w:p>
       <w:pPr>
         <w:bidi/>
-        <w:spacing w:after="160" w:line="360"/>
+        <w:spacing w:after="160" w:line="480"/>
         <w:jc w:val="both"/>
       </w:pPr>
       <w:r>
@@ -8473,7 +9567,7 @@
     <w:p>
       <w:pPr>
         <w:bidi/>
-        <w:spacing w:after="160" w:line="360"/>
+        <w:spacing w:after="160" w:line="480"/>
         <w:jc w:val="both"/>
       </w:pPr>
       <w:r>
@@ -8513,7 +9607,7 @@
     <w:p>
       <w:pPr>
         <w:bidi/>
-        <w:spacing w:after="160" w:line="360"/>
+        <w:spacing w:after="160" w:line="480"/>
         <w:jc w:val="both"/>
       </w:pPr>
       <w:r>
@@ -8553,7 +9647,7 @@
     <w:p>
       <w:pPr>
         <w:bidi/>
-        <w:spacing w:after="160" w:line="360"/>
+        <w:spacing w:after="160" w:line="480"/>
         <w:jc w:val="both"/>
       </w:pPr>
       <w:r>
@@ -8593,7 +9687,7 @@
     <w:p>
       <w:pPr>
         <w:bidi/>
-        <w:spacing w:after="160" w:line="360"/>
+        <w:spacing w:after="160" w:line="480"/>
         <w:jc w:val="both"/>
       </w:pPr>
       <w:r>
@@ -8654,7 +9748,7 @@
     <w:p>
       <w:pPr>
         <w:bidi/>
-        <w:spacing w:after="160" w:line="360"/>
+        <w:spacing w:after="160" w:line="480"/>
         <w:jc w:val="both"/>
       </w:pPr>
       <w:r>
@@ -8683,7 +9777,7 @@
     <w:p>
       <w:pPr>
         <w:bidi/>
-        <w:spacing w:after="160" w:line="360"/>
+        <w:spacing w:after="160" w:line="480"/>
         <w:jc w:val="both"/>
       </w:pPr>
       <w:r>
@@ -8712,7 +9806,7 @@
     <w:p>
       <w:pPr>
         <w:bidi/>
-        <w:spacing w:after="160" w:line="360"/>
+        <w:spacing w:after="160" w:line="480"/>
         <w:jc w:val="both"/>
       </w:pPr>
       <w:r>
@@ -8741,7 +9835,7 @@
     <w:p>
       <w:pPr>
         <w:bidi/>
-        <w:spacing w:after="160" w:line="360"/>
+        <w:spacing w:after="160" w:line="480"/>
         <w:jc w:val="both"/>
       </w:pPr>
       <w:r>
@@ -8791,7 +9885,7 @@
     <w:p>
       <w:pPr>
         <w:bidi/>
-        <w:spacing w:after="160" w:line="360"/>
+        <w:spacing w:after="160" w:line="480"/>
         <w:jc w:val="both"/>
       </w:pPr>
       <w:r>
@@ -8820,7 +9914,36 @@
     <w:p>
       <w:pPr>
         <w:bidi/>
-        <w:spacing w:after="160" w:line="360"/>
+        <w:spacing w:after="160" w:line="480"/>
+        <w:jc w:val="both"/>
+      </w:pPr>
+      <w:r>
+        <w:rPr>
+          <w:rFonts w:ascii="Simplified Arabic" w:cs="Simplified Arabic" w:eastAsia="Simplified Arabic" w:hAnsi="Simplified Arabic"/>
+          <w:b w:val="false"/>
+          <w:bCs w:val="false"/>
+          <w:sz w:val="28"/>
+          <w:szCs w:val="28"/>
+          <w:rtl/>
+        </w:rPr>
+        <w:t xml:space="preserve">- </w:t>
+      </w:r>
+      <w:r>
+        <w:rPr>
+          <w:rFonts w:ascii="Simplified Arabic" w:cs="Simplified Arabic" w:eastAsia="Simplified Arabic" w:hAnsi="Simplified Arabic"/>
+          <w:b w:val="false"/>
+          <w:bCs w:val="false"/>
+          <w:sz w:val="28"/>
+          <w:szCs w:val="28"/>
+          <w:rtl/>
+        </w:rPr>
+        <w:t xml:space="preserve">بكر أبو زيد، بكر بن عبد الله (1365-1429هـ)، الفقيه الحنبليّ، صاحب كتاب فقه النوازل وبحث أجهزة الإنعاش في مجلة المجمع - ذكره في الفصل الثاني.</w:t>
+      </w:r>
+    </w:p>
+    <w:p>
+      <w:pPr>
+        <w:bidi/>
+        <w:spacing w:after="160" w:line="480"/>
         <w:jc w:val="both"/>
       </w:pPr>
       <w:r>
@@ -8849,7 +9972,7 @@
     <w:p>
       <w:pPr>
         <w:bidi/>
-        <w:spacing w:after="160" w:line="360"/>
+        <w:spacing w:after="160" w:line="480"/>
         <w:jc w:val="both"/>
       </w:pPr>
       <w:r>
@@ -8939,7 +10062,7 @@
     <w:p>
       <w:pPr>
         <w:bidi/>
-        <w:spacing w:after="160" w:line="360"/>
+        <w:spacing w:after="160" w:line="480"/>
         <w:jc w:val="both"/>
       </w:pPr>
       <w:r>
@@ -8968,7 +10091,7 @@
     <w:p>
       <w:pPr>
         <w:bidi/>
-        <w:spacing w:after="160" w:line="360"/>
+        <w:spacing w:after="160" w:line="480"/>
         <w:jc w:val="both"/>
       </w:pPr>
       <w:r>
@@ -8997,7 +10120,7 @@
     <w:p>
       <w:pPr>
         <w:bidi/>
-        <w:spacing w:after="160" w:line="360"/>
+        <w:spacing w:after="160" w:line="480"/>
         <w:jc w:val="both"/>
       </w:pPr>
       <w:r>
@@ -9026,7 +10149,7 @@
     <w:p>
       <w:pPr>
         <w:bidi/>
-        <w:spacing w:after="160" w:line="360"/>
+        <w:spacing w:after="160" w:line="480"/>
         <w:jc w:val="both"/>
       </w:pPr>
       <w:r>
@@ -9055,7 +10178,7 @@
     <w:p>
       <w:pPr>
         <w:bidi/>
-        <w:spacing w:after="160" w:line="360"/>
+        <w:spacing w:after="160" w:line="480"/>
         <w:jc w:val="both"/>
       </w:pPr>
       <w:r>
@@ -9104,7 +10227,7 @@
     <w:p>
       <w:pPr>
         <w:bidi/>
-        <w:spacing w:after="160" w:line="360"/>
+        <w:spacing w:after="160" w:line="480"/>
         <w:jc w:val="both"/>
       </w:pPr>
       <w:r>
@@ -9133,7 +10256,7 @@
     <w:p>
       <w:pPr>
         <w:bidi/>
-        <w:spacing w:after="160" w:line="360"/>
+        <w:spacing w:after="160" w:line="480"/>
         <w:jc w:val="both"/>
       </w:pPr>
       <w:r>
@@ -9162,7 +10285,7 @@
     <w:p>
       <w:pPr>
         <w:bidi/>
-        <w:spacing w:after="160" w:line="360"/>
+        <w:spacing w:after="160" w:line="480"/>
         <w:jc w:val="both"/>
       </w:pPr>
       <w:r>
@@ -9191,7 +10314,7 @@
     <w:p>
       <w:pPr>
         <w:bidi/>
-        <w:spacing w:after="160" w:line="360"/>
+        <w:spacing w:after="160" w:line="480"/>
         <w:jc w:val="both"/>
       </w:pPr>
       <w:r>
@@ -9240,7 +10363,7 @@
     <w:p>
       <w:pPr>
         <w:bidi/>
-        <w:spacing w:after="160" w:line="360"/>
+        <w:spacing w:after="160" w:line="480"/>
         <w:jc w:val="both"/>
       </w:pPr>
       <w:r>
@@ -9269,7 +10392,7 @@
     <w:p>
       <w:pPr>
         <w:bidi/>
-        <w:spacing w:after="160" w:line="360"/>
+        <w:spacing w:after="160" w:line="480"/>
         <w:jc w:val="both"/>
       </w:pPr>
       <w:r>
@@ -9298,7 +10421,7 @@
     <w:p>
       <w:pPr>
         <w:bidi/>
-        <w:spacing w:after="160" w:line="360"/>
+        <w:spacing w:after="160" w:line="480"/>
         <w:jc w:val="both"/>
       </w:pPr>
       <w:r>
@@ -9327,7 +10450,7 @@
     <w:p>
       <w:pPr>
         <w:bidi/>
-        <w:spacing w:after="160" w:line="360"/>
+        <w:spacing w:after="160" w:line="480"/>
         <w:jc w:val="both"/>
       </w:pPr>
       <w:r>
@@ -9356,7 +10479,7 @@
     <w:p>
       <w:pPr>
         <w:bidi/>
-        <w:spacing w:after="160" w:line="360"/>
+        <w:spacing w:after="160" w:line="480"/>
         <w:jc w:val="both"/>
       </w:pPr>
       <w:r>
@@ -9380,6 +10503,169 @@
           <w:rtl/>
         </w:rPr>
         <w:t xml:space="preserve">الشاطبي، إبراهيم بن موسى. الموافقات في أصول الشريعة. بيروت: دار المعرفة.</w:t>
+      </w:r>
+    </w:p>
+    <w:p>
+      <w:pPr>
+        <w:bidi/>
+        <w:spacing w:after="160" w:line="480"/>
+        <w:jc w:val="both"/>
+      </w:pPr>
+      <w:r>
+        <w:rPr>
+          <w:rFonts w:ascii="Simplified Arabic" w:cs="Simplified Arabic" w:eastAsia="Simplified Arabic" w:hAnsi="Simplified Arabic"/>
+          <w:b/>
+          <w:bCs/>
+          <w:sz w:val="28"/>
+          <w:szCs w:val="28"/>
+          <w:rtl/>
+        </w:rPr>
+        <w:t xml:space="preserve">كتب المذاهب الأربعة المعتمدة (من قائمة المصادر الفقهيّة المعتمدة للمساق):</w:t>
+      </w:r>
+    </w:p>
+    <w:p>
+      <w:pPr>
+        <w:bidi/>
+        <w:spacing w:after="160" w:line="480"/>
+        <w:jc w:val="both"/>
+      </w:pPr>
+      <w:r>
+        <w:rPr>
+          <w:rFonts w:ascii="Simplified Arabic" w:cs="Simplified Arabic" w:eastAsia="Simplified Arabic" w:hAnsi="Simplified Arabic"/>
+          <w:b w:val="false"/>
+          <w:bCs w:val="false"/>
+          <w:sz w:val="28"/>
+          <w:szCs w:val="28"/>
+          <w:rtl/>
+        </w:rPr>
+        <w:t xml:space="preserve">- </w:t>
+      </w:r>
+      <w:r>
+        <w:rPr>
+          <w:rFonts w:ascii="Simplified Arabic" w:cs="Simplified Arabic" w:eastAsia="Simplified Arabic" w:hAnsi="Simplified Arabic"/>
+          <w:b w:val="false"/>
+          <w:bCs w:val="false"/>
+          <w:sz w:val="28"/>
+          <w:szCs w:val="28"/>
+          <w:rtl/>
+        </w:rPr>
+        <w:t xml:space="preserve">ابن عابدين، محمد أمين (1421هـ). ردّ المحتار على الدرّ المختار. بيروت: دار الفكر.</w:t>
+      </w:r>
+    </w:p>
+    <w:p>
+      <w:pPr>
+        <w:bidi/>
+        <w:spacing w:after="160" w:line="480"/>
+        <w:jc w:val="both"/>
+      </w:pPr>
+      <w:r>
+        <w:rPr>
+          <w:rFonts w:ascii="Simplified Arabic" w:cs="Simplified Arabic" w:eastAsia="Simplified Arabic" w:hAnsi="Simplified Arabic"/>
+          <w:b w:val="false"/>
+          <w:bCs w:val="false"/>
+          <w:sz w:val="28"/>
+          <w:szCs w:val="28"/>
+          <w:rtl/>
+        </w:rPr>
+        <w:t xml:space="preserve">- </w:t>
+      </w:r>
+      <w:r>
+        <w:rPr>
+          <w:rFonts w:ascii="Simplified Arabic" w:cs="Simplified Arabic" w:eastAsia="Simplified Arabic" w:hAnsi="Simplified Arabic"/>
+          <w:b w:val="false"/>
+          <w:bCs w:val="false"/>
+          <w:sz w:val="28"/>
+          <w:szCs w:val="28"/>
+          <w:rtl/>
+        </w:rPr>
+        <w:t xml:space="preserve">الدسوقي، محمد بن أحمد. حاشية الدسوقي على الشرح الكبير. بيروت: دار الفكر.</w:t>
+      </w:r>
+    </w:p>
+    <w:p>
+      <w:pPr>
+        <w:bidi/>
+        <w:spacing w:after="160" w:line="480"/>
+        <w:jc w:val="both"/>
+      </w:pPr>
+      <w:r>
+        <w:rPr>
+          <w:rFonts w:ascii="Simplified Arabic" w:cs="Simplified Arabic" w:eastAsia="Simplified Arabic" w:hAnsi="Simplified Arabic"/>
+          <w:b w:val="false"/>
+          <w:bCs w:val="false"/>
+          <w:sz w:val="28"/>
+          <w:szCs w:val="28"/>
+          <w:rtl/>
+        </w:rPr>
+        <w:t xml:space="preserve">- </w:t>
+      </w:r>
+      <w:r>
+        <w:rPr>
+          <w:rFonts w:ascii="Simplified Arabic" w:cs="Simplified Arabic" w:eastAsia="Simplified Arabic" w:hAnsi="Simplified Arabic"/>
+          <w:b w:val="false"/>
+          <w:bCs w:val="false"/>
+          <w:sz w:val="28"/>
+          <w:szCs w:val="28"/>
+          <w:rtl/>
+        </w:rPr>
+        <w:t xml:space="preserve">الشربيني، محمد الخطيب. مغني المحتاج إلى معرفة معاني ألفاظ المنهاج. بيروت: دار الفكر.</w:t>
+      </w:r>
+    </w:p>
+    <w:p>
+      <w:pPr>
+        <w:bidi/>
+        <w:spacing w:after="160" w:line="480"/>
+        <w:jc w:val="both"/>
+      </w:pPr>
+      <w:r>
+        <w:rPr>
+          <w:rFonts w:ascii="Simplified Arabic" w:cs="Simplified Arabic" w:eastAsia="Simplified Arabic" w:hAnsi="Simplified Arabic"/>
+          <w:b w:val="false"/>
+          <w:bCs w:val="false"/>
+          <w:sz w:val="28"/>
+          <w:szCs w:val="28"/>
+          <w:rtl/>
+        </w:rPr>
+        <w:t xml:space="preserve">- </w:t>
+      </w:r>
+      <w:r>
+        <w:rPr>
+          <w:rFonts w:ascii="Simplified Arabic" w:cs="Simplified Arabic" w:eastAsia="Simplified Arabic" w:hAnsi="Simplified Arabic"/>
+          <w:b w:val="false"/>
+          <w:bCs w:val="false"/>
+          <w:sz w:val="28"/>
+          <w:szCs w:val="28"/>
+          <w:rtl/>
+        </w:rPr>
+        <w:t xml:space="preserve">البهوتي، منصور بن يونس (1402هـ). كشّاف القناع عن متن الإقناع. بيروت: دار الفكر.</w:t>
+      </w:r>
+    </w:p>
+    <w:p>
+      <w:pPr>
+        <w:bidi/>
+        <w:spacing w:after="160" w:line="480"/>
+        <w:jc w:val="both"/>
+      </w:pPr>
+      <w:r>
+        <w:rPr>
+          <w:rFonts w:ascii="Simplified Arabic" w:cs="Simplified Arabic" w:eastAsia="Simplified Arabic" w:hAnsi="Simplified Arabic"/>
+          <w:b w:val="false"/>
+          <w:bCs w:val="false"/>
+          <w:sz w:val="28"/>
+          <w:szCs w:val="28"/>
+          <w:rtl/>
+        </w:rPr>
+        <w:t xml:space="preserve">- </w:t>
+      </w:r>
+      <w:r>
+        <w:rPr>
+          <w:rFonts w:ascii="Simplified Arabic" w:cs="Simplified Arabic" w:eastAsia="Simplified Arabic" w:hAnsi="Simplified Arabic"/>
+          <w:b w:val="false"/>
+          <w:bCs w:val="false"/>
+          <w:sz w:val="28"/>
+          <w:szCs w:val="28"/>
+          <w:rtl/>
+        </w:rPr>
+        <w:t xml:space="preserve">ابن قدامة، عبد الله بن أحمد (1405هـ). المغني. بيروت: دار الفكر.</w:t>
       </w:r>
     </w:p>
     <w:p>
@@ -9405,7 +10691,7 @@
     <w:p>
       <w:pPr>
         <w:bidi/>
-        <w:spacing w:after="160" w:line="360"/>
+        <w:spacing w:after="160" w:line="480"/>
         <w:jc w:val="both"/>
       </w:pPr>
       <w:r>
@@ -9434,7 +10720,7 @@
     <w:p>
       <w:pPr>
         <w:bidi/>
-        <w:spacing w:after="160" w:line="360"/>
+        <w:spacing w:after="160" w:line="480"/>
         <w:jc w:val="both"/>
       </w:pPr>
       <w:r>
@@ -9463,7 +10749,7 @@
     <w:p>
       <w:pPr>
         <w:bidi/>
-        <w:spacing w:after="160" w:line="360"/>
+        <w:spacing w:after="160" w:line="480"/>
         <w:jc w:val="both"/>
       </w:pPr>
       <w:r>
@@ -9492,7 +10778,7 @@
     <w:p>
       <w:pPr>
         <w:bidi/>
-        <w:spacing w:after="160" w:line="360"/>
+        <w:spacing w:after="160" w:line="480"/>
         <w:jc w:val="both"/>
       </w:pPr>
       <w:r>
@@ -9521,7 +10807,7 @@
     <w:p>
       <w:pPr>
         <w:bidi/>
-        <w:spacing w:after="160" w:line="360"/>
+        <w:spacing w:after="160" w:line="480"/>
         <w:jc w:val="both"/>
       </w:pPr>
       <w:r>
@@ -9550,7 +10836,7 @@
     <w:p>
       <w:pPr>
         <w:bidi/>
-        <w:spacing w:after="160" w:line="360"/>
+        <w:spacing w:after="160" w:line="480"/>
         <w:jc w:val="both"/>
       </w:pPr>
       <w:r>
@@ -9579,7 +10865,7 @@
     <w:p>
       <w:pPr>
         <w:bidi/>
-        <w:spacing w:after="160" w:line="360"/>
+        <w:spacing w:after="160" w:line="480"/>
         <w:jc w:val="both"/>
       </w:pPr>
       <w:r>
@@ -9608,7 +10894,7 @@
     <w:p>
       <w:pPr>
         <w:bidi/>
-        <w:spacing w:after="160" w:line="360"/>
+        <w:spacing w:after="160" w:line="480"/>
         <w:jc w:val="both"/>
       </w:pPr>
       <w:r>
@@ -9637,7 +10923,7 @@
     <w:p>
       <w:pPr>
         <w:bidi/>
-        <w:spacing w:after="160" w:line="360"/>
+        <w:spacing w:after="160" w:line="480"/>
         <w:jc w:val="both"/>
       </w:pPr>
       <w:r>
@@ -9666,7 +10952,7 @@
     <w:p>
       <w:pPr>
         <w:bidi/>
-        <w:spacing w:after="160" w:line="360"/>
+        <w:spacing w:after="160" w:line="480"/>
         <w:jc w:val="both"/>
       </w:pPr>
       <w:r>
@@ -9695,7 +10981,7 @@
     <w:p>
       <w:pPr>
         <w:bidi/>
-        <w:spacing w:after="160" w:line="360"/>
+        <w:spacing w:after="160" w:line="480"/>
         <w:jc w:val="both"/>
       </w:pPr>
       <w:r>
@@ -9724,7 +11010,7 @@
     <w:p>
       <w:pPr>
         <w:bidi/>
-        <w:spacing w:after="160" w:line="360"/>
+        <w:spacing w:after="160" w:line="480"/>
         <w:jc w:val="both"/>
       </w:pPr>
       <w:r>
@@ -9753,7 +11039,7 @@
     <w:p>
       <w:pPr>
         <w:bidi/>
-        <w:spacing w:after="160" w:line="360"/>
+        <w:spacing w:after="160" w:line="480"/>
         <w:jc w:val="both"/>
       </w:pPr>
       <w:r>
@@ -9782,7 +11068,7 @@
     <w:p>
       <w:pPr>
         <w:bidi/>
-        <w:spacing w:after="160" w:line="360"/>
+        <w:spacing w:after="160" w:line="480"/>
         <w:jc w:val="both"/>
       </w:pPr>
       <w:r>
@@ -9811,7 +11097,7 @@
     <w:p>
       <w:pPr>
         <w:bidi/>
-        <w:spacing w:after="160" w:line="360"/>
+        <w:spacing w:after="160" w:line="480"/>
         <w:jc w:val="both"/>
       </w:pPr>
       <w:r>
@@ -9840,7 +11126,7 @@
     <w:p>
       <w:pPr>
         <w:bidi/>
-        <w:spacing w:after="160" w:line="360"/>
+        <w:spacing w:after="160" w:line="480"/>
         <w:jc w:val="both"/>
       </w:pPr>
       <w:r>
@@ -9869,7 +11155,7 @@
     <w:p>
       <w:pPr>
         <w:bidi/>
-        <w:spacing w:after="160" w:line="360"/>
+        <w:spacing w:after="160" w:line="480"/>
         <w:jc w:val="both"/>
       </w:pPr>
       <w:r>
@@ -9893,6 +11179,93 @@
           <w:rtl/>
         </w:rPr>
         <w:t xml:space="preserve">ناصر، سيهام (2023). أثر فقه الموازنات في القتل الرحيم: رفع أجهزة الإنعاش عن الميت دماغيًّا أنموذجًا. مجلة الإحياء، الجزائر، ص263 وما بعدها.</w:t>
+      </w:r>
+    </w:p>
+    <w:p>
+      <w:pPr>
+        <w:bidi/>
+        <w:spacing w:after="160" w:line="480"/>
+        <w:jc w:val="both"/>
+      </w:pPr>
+      <w:r>
+        <w:rPr>
+          <w:rFonts w:ascii="Simplified Arabic" w:cs="Simplified Arabic" w:eastAsia="Simplified Arabic" w:hAnsi="Simplified Arabic"/>
+          <w:b w:val="false"/>
+          <w:bCs w:val="false"/>
+          <w:sz w:val="28"/>
+          <w:szCs w:val="28"/>
+          <w:rtl/>
+        </w:rPr>
+        <w:t xml:space="preserve">- </w:t>
+      </w:r>
+      <w:r>
+        <w:rPr>
+          <w:rFonts w:ascii="Simplified Arabic" w:cs="Simplified Arabic" w:eastAsia="Simplified Arabic" w:hAnsi="Simplified Arabic"/>
+          <w:b w:val="false"/>
+          <w:bCs w:val="false"/>
+          <w:sz w:val="28"/>
+          <w:szCs w:val="28"/>
+          <w:rtl/>
+        </w:rPr>
+        <w:t xml:space="preserve">العرّان، أنس مهدي محمد (2023). حكم رفع أجهزة الإنعاش عن المريض الميؤوس منه: دراسة طبية فقهية معاصرة. مجلة مركز بابل للدراسات الإنسانية، العراق، مج13، ع2، ص363-384.</w:t>
+      </w:r>
+    </w:p>
+    <w:p>
+      <w:pPr>
+        <w:bidi/>
+        <w:spacing w:after="160" w:line="480"/>
+        <w:jc w:val="both"/>
+      </w:pPr>
+      <w:r>
+        <w:rPr>
+          <w:rFonts w:ascii="Simplified Arabic" w:cs="Simplified Arabic" w:eastAsia="Simplified Arabic" w:hAnsi="Simplified Arabic"/>
+          <w:b w:val="false"/>
+          <w:bCs w:val="false"/>
+          <w:sz w:val="28"/>
+          <w:szCs w:val="28"/>
+          <w:rtl/>
+        </w:rPr>
+        <w:t xml:space="preserve">- </w:t>
+      </w:r>
+      <w:r>
+        <w:rPr>
+          <w:rFonts w:ascii="Simplified Arabic" w:cs="Simplified Arabic" w:eastAsia="Simplified Arabic" w:hAnsi="Simplified Arabic"/>
+          <w:b w:val="false"/>
+          <w:bCs w:val="false"/>
+          <w:sz w:val="28"/>
+          <w:szCs w:val="28"/>
+          <w:rtl/>
+        </w:rPr>
+        <w:t xml:space="preserve">موت الدماغ في الشريعة الإسلامية: دراسة تحليلية فقهية مقارنة (2021). المجلة الأكاديمية للأبحاث والنشر العلمي (AJRSP)، ع31.</w:t>
+      </w:r>
+    </w:p>
+    <w:p>
+      <w:pPr>
+        <w:bidi/>
+        <w:spacing w:after="160" w:line="480"/>
+        <w:jc w:val="both"/>
+      </w:pPr>
+      <w:r>
+        <w:rPr>
+          <w:rFonts w:ascii="Simplified Arabic" w:cs="Simplified Arabic" w:eastAsia="Simplified Arabic" w:hAnsi="Simplified Arabic"/>
+          <w:b w:val="false"/>
+          <w:bCs w:val="false"/>
+          <w:sz w:val="28"/>
+          <w:szCs w:val="28"/>
+          <w:rtl/>
+        </w:rPr>
+        <w:t xml:space="preserve">- </w:t>
+      </w:r>
+      <w:r>
+        <w:rPr>
+          <w:rFonts w:ascii="Simplified Arabic" w:cs="Simplified Arabic" w:eastAsia="Simplified Arabic" w:hAnsi="Simplified Arabic"/>
+          <w:b w:val="false"/>
+          <w:bCs w:val="false"/>
+          <w:sz w:val="28"/>
+          <w:szCs w:val="28"/>
+          <w:rtl/>
+        </w:rPr>
+        <w:t xml:space="preserve">بكر أبو زيد، بكر بن عبد الله (1987). أجهزة الإنعاش وحقيقة الوفاة بين الفقهاء والأطباء. مجلة مجمع الفقه الإسلامي، جدة، العدد الثالث.</w:t>
       </w:r>
     </w:p>
     <w:p>
@@ -9918,7 +11291,7 @@
     <w:p>
       <w:pPr>
         <w:bidi/>
-        <w:spacing w:after="160" w:line="360"/>
+        <w:spacing w:after="160" w:line="480"/>
         <w:jc w:val="both"/>
       </w:pPr>
       <w:r>
@@ -9947,7 +11320,7 @@
     <w:p>
       <w:pPr>
         <w:bidi/>
-        <w:spacing w:after="160" w:line="360"/>
+        <w:spacing w:after="160" w:line="480"/>
         <w:jc w:val="both"/>
       </w:pPr>
       <w:r>
@@ -9976,7 +11349,7 @@
     <w:p>
       <w:pPr>
         <w:bidi/>
-        <w:spacing w:after="160" w:line="360"/>
+        <w:spacing w:after="160" w:line="480"/>
         <w:jc w:val="both"/>
       </w:pPr>
       <w:r>
@@ -10005,7 +11378,7 @@
     <w:p>
       <w:pPr>
         <w:bidi/>
-        <w:spacing w:after="160" w:line="360"/>
+        <w:spacing w:after="160" w:line="480"/>
         <w:jc w:val="both"/>
       </w:pPr>
       <w:r>
@@ -10034,7 +11407,7 @@
     <w:p>
       <w:pPr>
         <w:bidi/>
-        <w:spacing w:after="160" w:line="360"/>
+        <w:spacing w:after="160" w:line="480"/>
         <w:jc w:val="both"/>
       </w:pPr>
       <w:r>
@@ -10063,7 +11436,65 @@
     <w:p>
       <w:pPr>
         <w:bidi/>
-        <w:spacing w:after="160" w:line="360"/>
+        <w:spacing w:after="160" w:line="480"/>
+        <w:jc w:val="both"/>
+      </w:pPr>
+      <w:r>
+        <w:rPr>
+          <w:rFonts w:ascii="Simplified Arabic" w:cs="Simplified Arabic" w:eastAsia="Simplified Arabic" w:hAnsi="Simplified Arabic"/>
+          <w:b w:val="false"/>
+          <w:bCs w:val="false"/>
+          <w:sz w:val="28"/>
+          <w:szCs w:val="28"/>
+          <w:rtl/>
+        </w:rPr>
+        <w:t xml:space="preserve">- </w:t>
+      </w:r>
+      <w:r>
+        <w:rPr>
+          <w:rFonts w:ascii="Simplified Arabic" w:cs="Simplified Arabic" w:eastAsia="Simplified Arabic" w:hAnsi="Simplified Arabic"/>
+          <w:b w:val="false"/>
+          <w:bCs w:val="false"/>
+          <w:sz w:val="28"/>
+          <w:szCs w:val="28"/>
+          <w:rtl/>
+        </w:rPr>
+        <w:t xml:space="preserve">مجلس الإفتاء والبحوث والدراسات الإسلامية، المملكة الأردنية الهاشمية. القرار رقم (117): حكم عدم وضع أجهزة الإنعاش على المريض الذي لا يُرجى شفاؤه. دائرة الإفتاء العام، عمّان. https://www.aliftaa.jo/Decision.aspx?DecisionId=119</w:t>
+      </w:r>
+    </w:p>
+    <w:p>
+      <w:pPr>
+        <w:bidi/>
+        <w:spacing w:after="160" w:line="480"/>
+        <w:jc w:val="both"/>
+      </w:pPr>
+      <w:r>
+        <w:rPr>
+          <w:rFonts w:ascii="Simplified Arabic" w:cs="Simplified Arabic" w:eastAsia="Simplified Arabic" w:hAnsi="Simplified Arabic"/>
+          <w:b w:val="false"/>
+          <w:bCs w:val="false"/>
+          <w:sz w:val="28"/>
+          <w:szCs w:val="28"/>
+          <w:rtl/>
+        </w:rPr>
+        <w:t xml:space="preserve">- </w:t>
+      </w:r>
+      <w:r>
+        <w:rPr>
+          <w:rFonts w:ascii="Simplified Arabic" w:cs="Simplified Arabic" w:eastAsia="Simplified Arabic" w:hAnsi="Simplified Arabic"/>
+          <w:b w:val="false"/>
+          <w:bCs w:val="false"/>
+          <w:sz w:val="28"/>
+          <w:szCs w:val="28"/>
+          <w:rtl/>
+        </w:rPr>
+        <w:t xml:space="preserve">دار الإفتاء المصرية. الفتوى رقم (11622): حكم رفع الأجهزة الطبية عن المريض الميؤوس من شفائه. القاهرة. https://dar-alifta.org/ar/fatwa/details/11622</w:t>
+      </w:r>
+    </w:p>
+    <w:p>
+      <w:pPr>
+        <w:bidi/>
+        <w:spacing w:after="160" w:line="480"/>
         <w:jc w:val="both"/>
       </w:pPr>
       <w:r>
@@ -10092,7 +11523,7 @@
     <w:p>
       <w:pPr>
         <w:bidi/>
-        <w:spacing w:after="160" w:line="360"/>
+        <w:spacing w:after="160" w:line="480"/>
         <w:jc w:val="both"/>
       </w:pPr>
       <w:r>
@@ -10121,7 +11552,7 @@
     <w:p>
       <w:pPr>
         <w:bidi/>
-        <w:spacing w:after="160" w:line="360"/>
+        <w:spacing w:after="160" w:line="480"/>
         <w:jc w:val="both"/>
       </w:pPr>
       <w:r>
@@ -10150,7 +11581,7 @@
     <w:p>
       <w:pPr>
         <w:bidi/>
-        <w:spacing w:after="160" w:line="360"/>
+        <w:spacing w:after="160" w:line="480"/>
         <w:jc w:val="both"/>
       </w:pPr>
       <w:r>
@@ -10179,7 +11610,7 @@
     <w:p>
       <w:pPr>
         <w:bidi/>
-        <w:spacing w:after="160" w:line="360"/>
+        <w:spacing w:after="160" w:line="480"/>
         <w:jc w:val="both"/>
       </w:pPr>
       <w:r>
@@ -10208,7 +11639,7 @@
     <w:p>
       <w:pPr>
         <w:bidi/>
-        <w:spacing w:after="160" w:line="360"/>
+        <w:spacing w:after="160" w:line="480"/>
         <w:jc w:val="both"/>
       </w:pPr>
       <w:r>
@@ -10237,7 +11668,7 @@
     <w:p>
       <w:pPr>
         <w:bidi/>
-        <w:spacing w:after="160" w:line="360"/>
+        <w:spacing w:after="160" w:line="480"/>
         <w:jc w:val="both"/>
       </w:pPr>
       <w:r>
@@ -10266,7 +11697,7 @@
     <w:p>
       <w:pPr>
         <w:bidi/>
-        <w:spacing w:after="160" w:line="360"/>
+        <w:spacing w:after="160" w:line="480"/>
         <w:jc w:val="both"/>
       </w:pPr>
       <w:r>
@@ -10315,7 +11746,7 @@
     <w:p>
       <w:pPr>
         <w:bidi/>
-        <w:spacing w:after="160" w:line="360"/>
+        <w:spacing w:after="160" w:line="480"/>
         <w:jc w:val="both"/>
       </w:pPr>
       <w:r>
@@ -10344,7 +11775,7 @@
     <w:p>
       <w:pPr>
         <w:bidi/>
-        <w:spacing w:after="160" w:line="360"/>
+        <w:spacing w:after="160" w:line="480"/>
         <w:jc w:val="both"/>
       </w:pPr>
       <w:r>
@@ -10373,7 +11804,7 @@
     <w:p>
       <w:pPr>
         <w:bidi/>
-        <w:spacing w:after="160" w:line="360"/>
+        <w:spacing w:after="160" w:line="480"/>
         <w:jc w:val="both"/>
       </w:pPr>
       <w:r>
@@ -10402,7 +11833,7 @@
     <w:p>
       <w:pPr>
         <w:bidi/>
-        <w:spacing w:after="160" w:line="360"/>
+        <w:spacing w:after="160" w:line="480"/>
         <w:jc w:val="both"/>
       </w:pPr>
       <w:r>
@@ -10431,7 +11862,7 @@
     <w:p>
       <w:pPr>
         <w:bidi/>
-        <w:spacing w:after="160" w:line="360"/>
+        <w:spacing w:after="160" w:line="480"/>
         <w:jc w:val="both"/>
       </w:pPr>
       <w:r>
@@ -10460,7 +11891,7 @@
     <w:p>
       <w:pPr>
         <w:bidi/>
-        <w:spacing w:after="160" w:line="360"/>
+        <w:spacing w:after="160" w:line="480"/>
         <w:jc w:val="both"/>
       </w:pPr>
       <w:r>
@@ -10489,7 +11920,7 @@
     <w:p>
       <w:pPr>
         <w:bidi/>
-        <w:spacing w:after="160" w:line="360"/>
+        <w:spacing w:after="160" w:line="480"/>
         <w:jc w:val="both"/>
       </w:pPr>
       <w:r>
@@ -11279,7 +12710,7 @@
           <w:szCs w:val="22"/>
           <w:rtl/>
         </w:rPr>
-        <w:t xml:space="preserve"> Nair-Collins, M. (2015). Clinical and Ethical Perspectives on Brain Death. Medicolegal and Bioethics, 5, 69-80.</w:t>
+        <w:t xml:space="preserve"> ابن عابدين، محمد أمين (1421هـ). ردّ المحتار على الدرّ المختار (حاشية ابن عابدين). بيروت: دار الفكر، كتاب الجنائز.</w:t>
       </w:r>
     </w:p>
   </w:footnote>
@@ -11302,7 +12733,7 @@
           <w:szCs w:val="22"/>
           <w:rtl/>
         </w:rPr>
-        <w:t xml:space="preserve"> البار، محمد علي (1987). التعريف الطبي للموت. مجلة مجمع الفقه الإسلامي، جدة: منظمة المؤتمر الإسلامي، العدد الثالث.</w:t>
+        <w:t xml:space="preserve"> الدسوقي، محمد بن أحمد. حاشية الدسوقي على الشرح الكبير. بيروت: دار الفكر، كتاب الجنائز.</w:t>
       </w:r>
     </w:p>
   </w:footnote>
@@ -11325,7 +12756,7 @@
           <w:szCs w:val="22"/>
           <w:rtl/>
         </w:rPr>
-        <w:t xml:space="preserve"> بن صفية، سليمان (2022). أحكام الموت الدماغي للإنسان والتصرف في أعضائه. مجلة الشهاب، الجزائر، مج8، ع2، ص411-434.</w:t>
+        <w:t xml:space="preserve"> الشربيني، محمد الخطيب. مغني المحتاج إلى معرفة معاني ألفاظ المنهاج. بيروت: دار الفكر، كتاب الجنائز.</w:t>
       </w:r>
     </w:p>
   </w:footnote>
@@ -11348,7 +12779,7 @@
           <w:szCs w:val="22"/>
           <w:rtl/>
         </w:rPr>
-        <w:t xml:space="preserve"> قياسة، ندى (2010). الموت الدماغي بين الطب والدين. مجلة جامعة دمشق للعلوم الاقتصادية والقانونية، مج26، ع1، ص479-500.</w:t>
+        <w:t xml:space="preserve"> البهوتي، منصور بن يونس (1402هـ). كشّاف القناع عن متن الإقناع. بيروت: دار الفكر، كتاب الجنائز.</w:t>
       </w:r>
     </w:p>
   </w:footnote>
@@ -11371,7 +12802,7 @@
           <w:szCs w:val="22"/>
           <w:rtl/>
         </w:rPr>
-        <w:t xml:space="preserve"> قانون الموت الدماغي-التنفسي الإسرائيلي لسنة 2008 (חוק מוות מוחי-נשימתי, התשס"ח-2008)، الكنيست، سجل القوانين الإسرائيلي.</w:t>
+        <w:t xml:space="preserve"> Nair-Collins, M. (2015). Clinical and Ethical Perspectives on Brain Death. Medicolegal and Bioethics, 5, 69-80.</w:t>
       </w:r>
     </w:p>
   </w:footnote>
@@ -11394,7 +12825,7 @@
           <w:szCs w:val="22"/>
           <w:rtl/>
         </w:rPr>
-        <w:t xml:space="preserve"> قياسة، ندى (2010). الموت الدماغي بين الطب والدين. مجلة جامعة دمشق للعلوم الاقتصادية والقانونية، مج26، ع1، ص479-500.</w:t>
+        <w:t xml:space="preserve"> Nair-Collins, M. (2015). Clinical and Ethical Perspectives on Brain Death. Medicolegal and Bioethics, 5, 69-80.</w:t>
       </w:r>
     </w:p>
   </w:footnote>
@@ -11417,7 +12848,7 @@
           <w:szCs w:val="22"/>
           <w:rtl/>
         </w:rPr>
-        <w:t xml:space="preserve"> شريعة حمورابي، المواد 215-218 المتعلقة بأجر الطبيب الجرّاح وعقوبته؛ وينظر في تاريخ المسؤولية الطبية: الشماخي، هدى عبد الباسط محمود (2020). المسئولية عن الأعمال الطبية في الفقه الإسلامي. ط1، القاهرة: المركز القومي للإصدارات القانونية.</w:t>
+        <w:t xml:space="preserve"> البار، محمد علي (1987). التعريف الطبي للموت. مجلة مجمع الفقه الإسلامي، جدة: منظمة المؤتمر الإسلامي، العدد الثالث.</w:t>
       </w:r>
     </w:p>
   </w:footnote>
@@ -11440,7 +12871,7 @@
           <w:szCs w:val="22"/>
           <w:rtl/>
         </w:rPr>
-        <w:t xml:space="preserve"> لدغش، رحيمة (2019). الموت السريري والموت الدماغي وأثرهما في الأحكام الشرعية. مجلة العلوم القانونية والسياسية، مج10، ع1.</w:t>
+        <w:t xml:space="preserve"> بن صفية، سليمان (2022). أحكام الموت الدماغي للإنسان والتصرف في أعضائه. مجلة الشهاب، الجزائر، مج8، ع2، ص411-434.</w:t>
       </w:r>
     </w:p>
   </w:footnote>
@@ -11463,7 +12894,7 @@
           <w:szCs w:val="22"/>
           <w:rtl/>
         </w:rPr>
-        <w:t xml:space="preserve"> الحبلاني، سعود بن فرحان محمد (2006). حكم رفع أجهزة الإنعاش عن المتوفى دماغيًّا: دراسة فقهية مقارنة. مجلة كلية الدراسات الإسلامية والعربية للبنين بالقاهرة، جامعة الأزهر، مج24، ع1، ص454-490.</w:t>
+        <w:t xml:space="preserve"> البار، محمد علي (1987). التعريف الطبي للموت. مجلة مجمع الفقه الإسلامي، جدة: منظمة المؤتمر الإسلامي، العدد الثالث.</w:t>
       </w:r>
     </w:p>
   </w:footnote>
@@ -11486,7 +12917,7 @@
           <w:szCs w:val="22"/>
           <w:rtl/>
         </w:rPr>
-        <w:t xml:space="preserve"> Journal of Law, Medicine &amp; Ethics (2025). Addressing the Problem of Brain Death Misdiagnosis. JLME, 53(2), 244-253.</w:t>
+        <w:t xml:space="preserve"> بكر أبو زيد، بكر بن عبد الله (1987). أجهزة الإنعاش وحقيقة الوفاة بين الفقهاء والأطباء. مجلة مجمع الفقه الإسلامي، جدة، العدد الثالث.</w:t>
       </w:r>
     </w:p>
   </w:footnote>
@@ -11509,7 +12940,7 @@
           <w:szCs w:val="22"/>
           <w:rtl/>
         </w:rPr>
-        <w:t xml:space="preserve"> الزكي، عبد الله (2020). نقل أعضاء الميت موتًا سريريًّا في الفقه الإسلامي. مجلة المنهل، جامعة الوادي، الجزائر، مج6، ع2.</w:t>
+        <w:t xml:space="preserve"> العرّان، أنس مهدي محمد (2023). حكم رفع أجهزة الإنعاش عن المريض الميؤوس منه: دراسة طبية فقهية معاصرة. مجلة مركز بابل للدراسات الإنسانية، العراق، مج13، ع2، ص363-384.</w:t>
       </w:r>
     </w:p>
   </w:footnote>
@@ -11532,7 +12963,7 @@
           <w:szCs w:val="22"/>
           <w:rtl/>
         </w:rPr>
-        <w:t xml:space="preserve"> Gostin, L. O. (2014). Legal and Ethical Responsibilities Following Brain Death: The McMath and Munoz Cases. JAMA, published online January 24, 2014.</w:t>
+        <w:t xml:space="preserve"> قياسة، ندى (2010). الموت الدماغي بين الطب والدين. مجلة جامعة دمشق للعلوم الاقتصادية والقانونية، مج26، ع1، ص479-500.</w:t>
       </w:r>
     </w:p>
   </w:footnote>
@@ -11555,7 +12986,7 @@
           <w:szCs w:val="22"/>
           <w:rtl/>
         </w:rPr>
-        <w:t xml:space="preserve"> Russell, J. A., Epstein, L. G., Greer, D. M., Kirschen, M., Rubin, M. A., &amp; Lewis, A. (2019). Brain death, the determination of brain death, and member guidance for brain death accommodation requests: AAN position statement. Neurology, 92(5), 228-232.</w:t>
+        <w:t xml:space="preserve"> قانون الموت الدماغي-التنفسي الإسرائيلي لسنة 2008 (חוק מוות מוחי-נשימתי, התשס"ח-2008)، الكنيست، سجل القوانين الإسرائيلي.</w:t>
       </w:r>
     </w:p>
   </w:footnote>
@@ -11578,7 +13009,7 @@
           <w:szCs w:val="22"/>
           <w:rtl/>
         </w:rPr>
-        <w:t xml:space="preserve"> محمد، عبد الرزاق أحمد (2023). الوضع القانوني للميت دماغيًّا: دراسة قانونية مقارنة مع أحكام الفقه الإسلامي. مجلة المعهد، معهد العلمين للدراسات العليا، العراق، مج1، ص141-158.</w:t>
+        <w:t xml:space="preserve"> قياسة، ندى (2010). الموت الدماغي بين الطب والدين. مجلة جامعة دمشق للعلوم الاقتصادية والقانونية، مج26، ع1، ص479-500.</w:t>
       </w:r>
     </w:p>
   </w:footnote>
@@ -11601,7 +13032,7 @@
           <w:szCs w:val="22"/>
           <w:rtl/>
         </w:rPr>
-        <w:t xml:space="preserve"> الشلتوني، أنور (2024). ضوابط رفع أجهزة الإنعاش الصناعي عن الميت دماغيًّا - دراسة مقارنة. مجلة البحوث القانونية والاقتصادية (المنصورة)، ص1-48.</w:t>
+        <w:t xml:space="preserve"> شريعة حمورابي، المواد 215-218 المتعلقة بأجر الطبيب الجرّاح وعقوبته؛ وينظر في تاريخ المسؤولية الطبية: الشماخي، هدى عبد الباسط محمود (2020). المسئولية عن الأعمال الطبية في الفقه الإسلامي. ط1، القاهرة: المركز القومي للإصدارات القانونية.</w:t>
       </w:r>
     </w:p>
   </w:footnote>
@@ -11624,7 +13055,7 @@
           <w:szCs w:val="22"/>
           <w:rtl/>
         </w:rPr>
-        <w:t xml:space="preserve"> الشماخي، هدى عبد الباسط محمود (2020). المسئولية عن الأعمال الطبية في الفقه الإسلامي: دراسة مقارنة. ط1، القاهرة: المركز القومي للإصدارات القانونية.</w:t>
+        <w:t xml:space="preserve"> لدغش، رحيمة (2019). الموت السريري والموت الدماغي وأثرهما في الأحكام الشرعية. مجلة العلوم القانونية والسياسية، مج10، ع1.</w:t>
       </w:r>
     </w:p>
   </w:footnote>
@@ -11647,7 +13078,7 @@
           <w:szCs w:val="22"/>
           <w:rtl/>
         </w:rPr>
-        <w:t xml:space="preserve"> شتوان، بلقاسم (2012). إشكالية الموت السريري الإكلينيكي بين الفقه والطب وأثره على نقل وزرع الأعضاء البشرية. مجلة الشريعة والاقتصاد، مج1، ع2، ص329-348.</w:t>
+        <w:t xml:space="preserve"> الحبلاني، سعود بن فرحان محمد (2006). حكم رفع أجهزة الإنعاش عن المتوفى دماغيًّا: دراسة فقهية مقارنة. مجلة كلية الدراسات الإسلامية والعربية للبنين بالقاهرة، جامعة الأزهر، مج24، ع1، ص454-490.</w:t>
       </w:r>
     </w:p>
   </w:footnote>
@@ -11670,7 +13101,7 @@
           <w:szCs w:val="22"/>
           <w:rtl/>
         </w:rPr>
-        <w:t xml:space="preserve"> الكميتي، أحمد عمران مصطفى (2024). الأحكام الفقهية الخاصة برفع أجهزة الإنعاش عن المريض حكمًا وتأصيلًا. مجلة المنتدى الأكاديمي للعلوم الإنسانية، ليبيا، مج8، ع1، ص157-204.</w:t>
+        <w:t xml:space="preserve"> Journal of Law, Medicine &amp; Ethics (2025). Addressing the Problem of Brain Death Misdiagnosis. JLME, 53(2), 244-253.</w:t>
       </w:r>
     </w:p>
   </w:footnote>
@@ -11693,7 +13124,7 @@
           <w:szCs w:val="22"/>
           <w:rtl/>
         </w:rPr>
-        <w:t xml:space="preserve"> الشاطبي، إبراهيم بن موسى. الموافقات في أصول الشريعة. بيروت: دار المعرفة.</w:t>
+        <w:t xml:space="preserve"> الزكي، عبد الله (2020). نقل أعضاء الميت موتًا سريريًّا في الفقه الإسلامي. مجلة المنهل، جامعة الوادي، الجزائر، مج6، ع2.</w:t>
       </w:r>
     </w:p>
   </w:footnote>
@@ -11716,7 +13147,7 @@
           <w:szCs w:val="22"/>
           <w:rtl/>
         </w:rPr>
-        <w:t xml:space="preserve"> ابن عاشور، محمد الطاهر. مقاصد الشريعة الإسلامية. تونس: الدار التونسية للنشر.</w:t>
+        <w:t xml:space="preserve"> Gostin, L. O. (2014). Legal and Ethical Responsibilities Following Brain Death: The McMath and Munoz Cases. JAMA, published online January 24, 2014.</w:t>
       </w:r>
     </w:p>
   </w:footnote>
@@ -11739,7 +13170,7 @@
           <w:szCs w:val="22"/>
           <w:rtl/>
         </w:rPr>
-        <w:t xml:space="preserve"> الريسوني، أحمد (2010). مدخل إلى مقاصد الشريعة. ط1، المنصورة: دار الكلمة.</w:t>
+        <w:t xml:space="preserve"> Russell, J. A., Epstein, L. G., Greer, D. M., Kirschen, M., Rubin, M. A., &amp; Lewis, A. (2019). Brain death, the determination of brain death, and member guidance for brain death accommodation requests: AAN position statement. Neurology, 92(5), 228-232.</w:t>
       </w:r>
     </w:p>
   </w:footnote>
@@ -11762,7 +13193,7 @@
           <w:szCs w:val="22"/>
           <w:rtl/>
         </w:rPr>
-        <w:t xml:space="preserve"> ناصر، سيهام (2023). أثر فقه الموازنات في القتل الرحيم: رفع أجهزة الإنعاش عن الميت دماغيًّا أنموذجًا. مجلة الإحياء، الجزائر، ص263 وما بعدها.</w:t>
+        <w:t xml:space="preserve"> محمد، عبد الرزاق أحمد (2023). الوضع القانوني للميت دماغيًّا: دراسة قانونية مقارنة مع أحكام الفقه الإسلامي. مجلة المعهد، معهد العلمين للدراسات العليا، العراق، مج1، ص141-158.</w:t>
       </w:r>
     </w:p>
   </w:footnote>
@@ -11785,7 +13216,7 @@
           <w:szCs w:val="22"/>
           <w:rtl/>
         </w:rPr>
-        <w:t xml:space="preserve"> قانون الموت الدماغي-التنفسي الإسرائيلي لسنة 2008 (חוק מוות מוחי-נשימתי, התשס"ח-2008)، الكنيست، سجل القوانين الإسرائيلي.</w:t>
+        <w:t xml:space="preserve"> الشلتوني، أنور (2024). ضوابط رفع أجهزة الإنعاش الصناعي عن الميت دماغيًّا - دراسة مقارنة. مجلة البحوث القانونية والاقتصادية (المنصورة)، ص1-48.</w:t>
       </w:r>
     </w:p>
   </w:footnote>
@@ -11808,7 +13239,7 @@
           <w:szCs w:val="22"/>
           <w:rtl/>
         </w:rPr>
-        <w:t xml:space="preserve"> الرهوان، محمد بن أحمد (2021). موت الرحمة والأحكام الشرعية المتعلقة بإبقاء أجهزة الإنعاش الصناعي ونزعها. مجلة الجامعة القاسمية للعلوم الشرعية والدراسات الإسلامية، الشارقة، مج1، ع2.</w:t>
+        <w:t xml:space="preserve"> الشماخي، هدى عبد الباسط محمود (2020). المسئولية عن الأعمال الطبية في الفقه الإسلامي: دراسة مقارنة. ط1، القاهرة: المركز القومي للإصدارات القانونية.</w:t>
       </w:r>
     </w:p>
   </w:footnote>
@@ -11831,7 +13262,7 @@
           <w:szCs w:val="22"/>
           <w:rtl/>
         </w:rPr>
-        <w:t xml:space="preserve"> عبد المبدي، جهاد محمود (2024). الأحكام المتعلقة بممارسة الأعمال الطبية: دراسة مقارنة بين الفقه الإسلامي والقانون. ط1، القاهرة: المركز القومي للإصدارات القانونية.</w:t>
+        <w:t xml:space="preserve"> شتوان، بلقاسم (2012). إشكالية الموت السريري الإكلينيكي بين الفقه والطب وأثره على نقل وزرع الأعضاء البشرية. مجلة الشريعة والاقتصاد، مج1، ع2، ص329-348.</w:t>
       </w:r>
     </w:p>
   </w:footnote>
@@ -11854,7 +13285,7 @@
           <w:szCs w:val="22"/>
           <w:rtl/>
         </w:rPr>
-        <w:t xml:space="preserve"> زيدان، عبد الكريم (2001). الوجيز في شرح القواعد الفقهية في الشريعة الإسلامية. ط1، بيروت: مؤسسة الرسالة.</w:t>
+        <w:t xml:space="preserve"> الكميتي، أحمد عمران مصطفى (2024). الأحكام الفقهية الخاصة برفع أجهزة الإنعاش عن المريض حكمًا وتأصيلًا. مجلة المنتدى الأكاديمي للعلوم الإنسانية، ليبيا، مج8، ع1، ص157-204.</w:t>
       </w:r>
     </w:p>
   </w:footnote>
@@ -11877,7 +13308,7 @@
           <w:szCs w:val="22"/>
           <w:rtl/>
         </w:rPr>
-        <w:t xml:space="preserve"> بن صفية، سليمان (2022). أحكام الموت الدماغي للإنسان والتصرف في أعضائه. مجلة الشهاب، الجزائر، مج8، ع2، ص411-434.</w:t>
+        <w:t xml:space="preserve"> الشاطبي، إبراهيم بن موسى. الموافقات في أصول الشريعة. بيروت: دار المعرفة.</w:t>
       </w:r>
     </w:p>
   </w:footnote>
@@ -11900,7 +13331,7 @@
           <w:szCs w:val="22"/>
           <w:rtl/>
         </w:rPr>
-        <w:t xml:space="preserve"> مجمع الفقه الإسلامي الدولي. قرارات وتوصيات مجمع الفقه الإسلامي، القرار رقم (5) د 3/07/86 بشأن أجهزة الإنعاش، الدورة الثالثة، عمّان، 1986م. جدة: منظمة التعاون الإسلامي.</w:t>
+        <w:t xml:space="preserve"> ابن عاشور، محمد الطاهر. مقاصد الشريعة الإسلامية. تونس: الدار التونسية للنشر.</w:t>
       </w:r>
     </w:p>
   </w:footnote>
@@ -11923,7 +13354,7 @@
           <w:szCs w:val="22"/>
           <w:rtl/>
         </w:rPr>
-        <w:t xml:space="preserve"> الحبلاني، سعود بن فرحان محمد (2006). حكم رفع أجهزة الإنعاش عن المتوفى دماغيًّا: دراسة فقهية مقارنة. مجلة كلية الدراسات الإسلامية والعربية للبنين بالقاهرة، جامعة الأزهر، مج24، ع1، ص454-490.</w:t>
+        <w:t xml:space="preserve"> الريسوني، أحمد (2010). مدخل إلى مقاصد الشريعة. ط1، المنصورة: دار الكلمة.</w:t>
       </w:r>
     </w:p>
   </w:footnote>
@@ -11946,7 +13377,7 @@
           <w:szCs w:val="22"/>
           <w:rtl/>
         </w:rPr>
-        <w:t xml:space="preserve"> بن صفية، سليمان (2022). أحكام الموت الدماغي للإنسان والتصرف في أعضائه. مجلة الشهاب، الجزائر، مج8، ع2، ص411-434.</w:t>
+        <w:t xml:space="preserve"> ناصر، سيهام (2023). أثر فقه الموازنات في القتل الرحيم: رفع أجهزة الإنعاش عن الميت دماغيًّا أنموذجًا. مجلة الإحياء، الجزائر، ص263 وما بعدها.</w:t>
       </w:r>
     </w:p>
   </w:footnote>
@@ -11969,7 +13400,7 @@
           <w:szCs w:val="22"/>
           <w:rtl/>
         </w:rPr>
-        <w:t xml:space="preserve"> الدق، صلاح نجيب (2022). الأحكام المتعلّقة برفع أجهزة الإنعاش عن المريض. مجلة جمعية أنصار السنة المحمدية، مصر، مج14، ع88، ص14-16.</w:t>
+        <w:t xml:space="preserve"> قانون الموت الدماغي-التنفسي الإسرائيلي لسنة 2008 (חוק מוות מוחי-נשימתי, התשס"ח-2008)، الكنيست، سجل القوانين الإسرائيلي.</w:t>
       </w:r>
     </w:p>
   </w:footnote>
@@ -11992,7 +13423,7 @@
           <w:szCs w:val="22"/>
           <w:rtl/>
         </w:rPr>
-        <w:t xml:space="preserve"> ابن عثيمين: هو محمد بن صالح بن محمد العثيمين الوهيبيّ التميميّ، فقيه أصوليّ مفسّر، وُلد سنة 1347هـ بعنيزة، من أشهر كتبه "الشرح الممتع على زاد المستقنع" و"مجموع الفتاوى والرسائل"، توفي سنة 1421هـ.</w:t>
+        <w:t xml:space="preserve"> الرهوان، محمد بن أحمد (2021). موت الرحمة والأحكام الشرعية المتعلقة بإبقاء أجهزة الإنعاش الصناعي ونزعها. مجلة الجامعة القاسمية للعلوم الشرعية والدراسات الإسلامية، الشارقة، مج1، ع2.</w:t>
       </w:r>
     </w:p>
   </w:footnote>
@@ -12015,7 +13446,7 @@
           <w:szCs w:val="22"/>
           <w:rtl/>
         </w:rPr>
-        <w:t xml:space="preserve"> الكاسح، تهاني فرج الشاعث، والصالحين، مسعود الصالحين عبد القادر (2024). حكم نزع الأجهزة على المريض الميت دماغيًّا. مجلة شمال إفريقيا للنشر العلمي، جامعة عمر المختار، ليبيا، مج2، ع4، ص50-59.</w:t>
+        <w:t xml:space="preserve"> عبد المبدي، جهاد محمود (2024). الأحكام المتعلقة بممارسة الأعمال الطبية: دراسة مقارنة بين الفقه الإسلامي والقانون. ط1، القاهرة: المركز القومي للإصدارات القانونية.</w:t>
       </w:r>
     </w:p>
   </w:footnote>
@@ -12038,7 +13469,7 @@
           <w:szCs w:val="22"/>
           <w:rtl/>
         </w:rPr>
-        <w:t xml:space="preserve"> Journal of Law, Medicine &amp; Ethics (2025). Addressing the Problem of Brain Death Misdiagnosis. JLME, 53(2), 244-253.</w:t>
+        <w:t xml:space="preserve"> زيدان، عبد الكريم (2001). الوجيز في شرح القواعد الفقهية في الشريعة الإسلامية. ط1، بيروت: مؤسسة الرسالة.</w:t>
       </w:r>
     </w:p>
   </w:footnote>
@@ -12061,7 +13492,7 @@
           <w:szCs w:val="22"/>
           <w:rtl/>
         </w:rPr>
-        <w:t xml:space="preserve"> الزرعوني، راشد محمود (2024). ضوابط رفع أجهزة الإنعاش الصناعي عن الميت دماغيًّا - دراسة مقارنة. مجلة البحوث القانونية والاقتصادية، كلية الحقوق بالمنصورة، مج66، ع1.</w:t>
+        <w:t xml:space="preserve"> بن صفية، سليمان (2022). أحكام الموت الدماغي للإنسان والتصرف في أعضائه. مجلة الشهاب، الجزائر، مج8، ع2، ص411-434.</w:t>
       </w:r>
     </w:p>
   </w:footnote>
@@ -12084,7 +13515,7 @@
           <w:szCs w:val="22"/>
           <w:rtl/>
         </w:rPr>
-        <w:t xml:space="preserve"> ناصر، سيهام (2023). أثر فقه الموازنات في القتل الرحيم: رفع أجهزة الإنعاش عن الميت دماغيًّا أنموذجًا. مجلة الإحياء، الجزائر، ص263 وما بعدها.</w:t>
+        <w:t xml:space="preserve"> مالك، أبو عبد الله مالك بن أنس (1985). موطأ مالك (تحقيق محمد فؤاد عبد الباقي). ط1، 3ج، القاهرة: دار الأصيل، رقم الحديث 1896، ج3، ص193.</w:t>
       </w:r>
     </w:p>
   </w:footnote>
@@ -12107,7 +13538,7 @@
           <w:szCs w:val="22"/>
           <w:rtl/>
         </w:rPr>
-        <w:t xml:space="preserve"> ناصر، سيهام (2023). أثر فقه الموازنات في القتل الرحيم: رفع أجهزة الإنعاش عن الميت دماغيًّا أنموذجًا. مجلة الإحياء، الجزائر، ص263 وما بعدها.</w:t>
+        <w:t xml:space="preserve"> البخاري، أبي عبد الله محمد بن اسماعيل (2002). صحيح البخاري. ط1، دمشق بيروت: دار ابن كثير، كتاب الطب، رقم الحديث 5678.</w:t>
       </w:r>
     </w:p>
   </w:footnote>
@@ -12130,7 +13561,7 @@
           <w:szCs w:val="22"/>
           <w:rtl/>
         </w:rPr>
-        <w:t xml:space="preserve"> قانون الصحة العامة الفلسطيني رقم (20) لسنة 2004م.</w:t>
+        <w:t xml:space="preserve"> مسلم بن الحجاج القشيري النيسابوري (2006). صحيح مسلم (تحقيق نظر الفاريابي). ط1، المنصورة: مكتبة الإيمان، رقم الحديث 1631.</w:t>
       </w:r>
     </w:p>
   </w:footnote>
@@ -12153,7 +13584,7 @@
           <w:szCs w:val="22"/>
           <w:rtl/>
         </w:rPr>
-        <w:t xml:space="preserve"> قانون الانتفاع بأعضاء جسم الإنسان الأردني رقم (23) لسنة 1977م وتعديلاته؛ وينظر: الزرعوني، راشد محمود (2024). المرجع السابق ذكره.</w:t>
+        <w:t xml:space="preserve"> زيدان، عبد الكريم (2001). الوجيز في شرح القواعد الفقهية في الشريعة الإسلامية. ط1، بيروت: مؤسسة الرسالة.</w:t>
       </w:r>
     </w:p>
   </w:footnote>
@@ -12176,7 +13607,7 @@
           <w:szCs w:val="22"/>
           <w:rtl/>
         </w:rPr>
-        <w:t xml:space="preserve"> محمد، عبد الرزاق أحمد (2023). الوضع القانوني للميت دماغيًّا: دراسة قانونية مقارنة مع أحكام الفقه الإسلامي. مجلة المعهد، معهد العلمين للدراسات العليا، العراق، مج1، ص141-158.</w:t>
+        <w:t xml:space="preserve"> ابن قدامة، عبد الله بن أحمد (1405هـ). المغني. بيروت: دار الفكر، كتاب الجراح.</w:t>
       </w:r>
     </w:p>
   </w:footnote>
@@ -12199,7 +13630,7 @@
           <w:szCs w:val="22"/>
           <w:rtl/>
         </w:rPr>
-        <w:t xml:space="preserve"> الزرعوني، راشد محمود (2024). ضوابط رفع أجهزة الإنعاش الصناعي عن الميت دماغيًّا - دراسة مقارنة. مجلة البحوث القانونية والاقتصادية، كلية الحقوق بالمنصورة، مج66، ع1.</w:t>
+        <w:t xml:space="preserve"> الشربيني، محمد الخطيب. مغني المحتاج إلى معرفة معاني ألفاظ المنهاج. بيروت: دار الفكر، كتاب الجنائز.</w:t>
       </w:r>
     </w:p>
   </w:footnote>
@@ -12222,7 +13653,7 @@
           <w:szCs w:val="22"/>
           <w:rtl/>
         </w:rPr>
-        <w:t xml:space="preserve"> قانون الموت الدماغي-التنفسي الإسرائيلي لسنة 2008 (חוק מוות מוחי-נשימתי, התשס"ח-2008)، الكنيست، سجل القوانين الإسرائيلي.</w:t>
+        <w:t xml:space="preserve"> بن صفية، سليمان (2022). أحكام الموت الدماغي للإنسان والتصرف في أعضائه. مجلة الشهاب، الجزائر، مج8، ع2، ص411-434.</w:t>
       </w:r>
     </w:p>
   </w:footnote>
@@ -12245,7 +13676,7 @@
           <w:szCs w:val="22"/>
           <w:rtl/>
         </w:rPr>
-        <w:t xml:space="preserve"> Gostin, L. O. (2014). Legal and Ethical Responsibilities Following Brain Death: The McMath and Munoz Cases. JAMA, published online January 24, 2014.</w:t>
+        <w:t xml:space="preserve"> مجمع الفقه الإسلامي الدولي. قرارات وتوصيات مجمع الفقه الإسلامي، القرار رقم (5) د 3/07/86 بشأن أجهزة الإنعاش، الدورة الثالثة، عمّان، 1986م. جدة: منظمة التعاون الإسلامي.</w:t>
       </w:r>
     </w:p>
   </w:footnote>
@@ -12268,7 +13699,7 @@
           <w:szCs w:val="22"/>
           <w:rtl/>
         </w:rPr>
-        <w:t xml:space="preserve"> القانون الفرنسي المتعلق بحقوق المرضى ونهاية الحياة (قانون ليونيتي) لسنة 2005م.</w:t>
+        <w:t xml:space="preserve"> الحبلاني، سعود بن فرحان محمد (2006). حكم رفع أجهزة الإنعاش عن المتوفى دماغيًّا: دراسة فقهية مقارنة. مجلة كلية الدراسات الإسلامية والعربية للبنين بالقاهرة، جامعة الأزهر، مج24، ع1، ص454-490.</w:t>
       </w:r>
     </w:p>
   </w:footnote>
@@ -12291,7 +13722,7 @@
           <w:szCs w:val="22"/>
           <w:rtl/>
         </w:rPr>
-        <w:t xml:space="preserve"> Russell, J. A., Epstein, L. G., Greer, D. M., Kirschen, M., Rubin, M. A., &amp; Lewis, A. (2019). Brain death, the determination of brain death, and member guidance for brain death accommodation requests: AAN position statement. Neurology, 92(5), 228-232.</w:t>
+        <w:t xml:space="preserve"> بن صفية، سليمان (2022). أحكام الموت الدماغي للإنسان والتصرف في أعضائه. مجلة الشهاب، الجزائر، مج8، ع2، ص411-434.</w:t>
       </w:r>
     </w:p>
   </w:footnote>
@@ -12314,7 +13745,7 @@
           <w:szCs w:val="22"/>
           <w:rtl/>
         </w:rPr>
-        <w:t xml:space="preserve"> Ancillary Tests for Brain Death (2025). Frontiers in Neurology, vol. 15 (2024), published January 7, 2025.</w:t>
+        <w:t xml:space="preserve"> الدق، صلاح نجيب (2022). الأحكام المتعلّقة برفع أجهزة الإنعاش عن المريض. مجلة جمعية أنصار السنة المحمدية، مصر، مج14، ع88، ص14-16.</w:t>
       </w:r>
     </w:p>
   </w:footnote>
@@ -12337,7 +13768,7 @@
           <w:szCs w:val="22"/>
           <w:rtl/>
         </w:rPr>
-        <w:t xml:space="preserve"> Retrospective Analysis of the Apnea Test and Ancillary Test in Determining Brain Death (2020). Vol. 32, No. 3, pp. 405-411.</w:t>
+        <w:t xml:space="preserve"> ابن عثيمين: هو محمد بن صالح بن محمد العثيمين الوهيبيّ التميميّ، فقيه أصوليّ مفسّر، وُلد سنة 1347هـ بعنيزة، من أشهر كتبه "الشرح الممتع على زاد المستقنع" و"مجموع الفتاوى والرسائل"، توفي سنة 1421هـ.</w:t>
       </w:r>
     </w:p>
   </w:footnote>
@@ -12360,7 +13791,7 @@
           <w:szCs w:val="22"/>
           <w:rtl/>
         </w:rPr>
-        <w:t xml:space="preserve"> Gostin, L. O. (2014). Legal and Ethical Responsibilities Following Brain Death: The McMath and Munoz Cases. JAMA, published online January 24, 2014.</w:t>
+        <w:t xml:space="preserve"> الكاسح، تهاني فرج الشاعث، والصالحين، مسعود الصالحين عبد القادر (2024). حكم نزع الأجهزة على المريض الميت دماغيًّا. مجلة شمال إفريقيا للنشر العلمي، جامعة عمر المختار، ليبيا، مج2، ع4، ص50-59.</w:t>
       </w:r>
     </w:p>
   </w:footnote>
@@ -12383,7 +13814,7 @@
           <w:szCs w:val="22"/>
           <w:rtl/>
         </w:rPr>
-        <w:t xml:space="preserve"> الدق، صلاح نجيب (2022). الأحكام المتعلّقة برفع أجهزة الإنعاش عن المريض. مجلة جمعية أنصار السنة المحمدية، مصر، مج14، ع88، ص14-16.</w:t>
+        <w:t xml:space="preserve"> Journal of Law, Medicine &amp; Ethics (2025). Addressing the Problem of Brain Death Misdiagnosis. JLME, 53(2), 244-253.</w:t>
       </w:r>
     </w:p>
   </w:footnote>
@@ -12406,7 +13837,7 @@
           <w:szCs w:val="22"/>
           <w:rtl/>
         </w:rPr>
-        <w:t xml:space="preserve"> Ancillary Tests for Brain Death (2025). Frontiers in Neurology, vol. 15 (2024), published January 7, 2025.</w:t>
+        <w:t xml:space="preserve"> الزرعوني، راشد محمود (2024). ضوابط رفع أجهزة الإنعاش الصناعي عن الميت دماغيًّا - دراسة مقارنة. مجلة البحوث القانونية والاقتصادية، كلية الحقوق بالمنصورة، مج66، ع1.</w:t>
       </w:r>
     </w:p>
   </w:footnote>
@@ -12429,7 +13860,7 @@
           <w:szCs w:val="22"/>
           <w:rtl/>
         </w:rPr>
-        <w:t xml:space="preserve"> الزكي، عبد الله (2020). نقل أعضاء الميت موتًا سريريًّا في الفقه الإسلامي. مجلة المنهل، جامعة الوادي، الجزائر، مج6، ع2.</w:t>
+        <w:t xml:space="preserve"> ناصر، سيهام (2023). أثر فقه الموازنات في القتل الرحيم: رفع أجهزة الإنعاش عن الميت دماغيًّا أنموذجًا. مجلة الإحياء، الجزائر، ص263 وما بعدها.</w:t>
       </w:r>
     </w:p>
   </w:footnote>
@@ -12452,7 +13883,7 @@
           <w:szCs w:val="22"/>
           <w:rtl/>
         </w:rPr>
-        <w:t xml:space="preserve"> مجمع الفقه الإسلامي الدولي. قرارات وتوصيات مجمع الفقه الإسلامي، القرار رقم (5) د 3/07/86 بشأن أجهزة الإنعاش، الدورة الثالثة، عمّان، 1986م. جدة: منظمة التعاون الإسلامي.</w:t>
+        <w:t xml:space="preserve"> ناصر، سيهام (2023). أثر فقه الموازنات في القتل الرحيم: رفع أجهزة الإنعاش عن الميت دماغيًّا أنموذجًا. مجلة الإحياء، الجزائر، ص263 وما بعدها.</w:t>
       </w:r>
     </w:p>
   </w:footnote>
@@ -12475,7 +13906,7 @@
           <w:szCs w:val="22"/>
           <w:rtl/>
         </w:rPr>
-        <w:t xml:space="preserve"> بن صفية، سليمان (2022). أحكام الموت الدماغي للإنسان والتصرف في أعضائه. مجلة الشهاب، الجزائر، مج8، ع2، ص411-434.</w:t>
+        <w:t xml:space="preserve"> قانون الصحة العامة الفلسطيني رقم (20) لسنة 2004م.</w:t>
       </w:r>
     </w:p>
   </w:footnote>
@@ -12498,7 +13929,7 @@
           <w:szCs w:val="22"/>
           <w:rtl/>
         </w:rPr>
-        <w:t xml:space="preserve"> الدق، صلاح نجيب (2022). الأحكام المتعلّقة برفع أجهزة الإنعاش عن المريض. مجلة جمعية أنصار السنة المحمدية، مصر، مج14، ع88، ص14-16.</w:t>
+        <w:t xml:space="preserve"> قانون الانتفاع بأعضاء جسم الإنسان الأردني رقم (23) لسنة 1977م وتعديلاته؛ وينظر: الزرعوني، راشد محمود (2024). المرجع السابق ذكره.</w:t>
       </w:r>
     </w:p>
   </w:footnote>
@@ -12521,7 +13952,7 @@
           <w:szCs w:val="22"/>
           <w:rtl/>
         </w:rPr>
-        <w:t xml:space="preserve"> المجمع الفقهي الإسلامي برابطة العالم الإسلامي، قرار الدورة العاشرة، مكة المكرمة، 1408هـ/1987م، بشأن أجهزة الإنعاش؛ وينظر: الزرعوني، راشد محمود (2024). ضوابط رفع أجهزة الإنعاش الصناعي عن الميت دماغيًّا. مجلة البحوث القانونية والاقتصادية، مج66، ع1.</w:t>
+        <w:t xml:space="preserve"> محمد، عبد الرزاق أحمد (2023). الوضع القانوني للميت دماغيًّا: دراسة قانونية مقارنة مع أحكام الفقه الإسلامي. مجلة المعهد، معهد العلمين للدراسات العليا، العراق، مج1، ص141-158.</w:t>
       </w:r>
     </w:p>
   </w:footnote>
@@ -12544,11 +13975,402 @@
           <w:szCs w:val="22"/>
           <w:rtl/>
         </w:rPr>
-        <w:t xml:space="preserve"> الكاسح، تهاني فرج الشاعث، والصالحين، مسعود الصالحين عبد القادر (2024). حكم نزع الأجهزة على المريض الميت دماغيًّا. مجلة شمال إفريقيا للنشر العلمي، جامعة عمر المختار، ليبيا، مج2، ع4، ص50-59.</w:t>
+        <w:t xml:space="preserve"> الزرعوني، راشد محمود (2024). ضوابط رفع أجهزة الإنعاش الصناعي عن الميت دماغيًّا - دراسة مقارنة. مجلة البحوث القانونية والاقتصادية، كلية الحقوق بالمنصورة، مج66، ع1.</w:t>
       </w:r>
     </w:p>
   </w:footnote>
   <w:footnote w:id="83">
+    <w:p>
+      <w:pPr>
+        <w:bidi/>
+        <w:spacing w:line="240"/>
+      </w:pPr>
+      <w:r>
+        <w:rPr>
+          <w:rStyle w:val="FootnoteReference"/>
+        </w:rPr>
+        <w:footnoteRef/>
+      </w:r>
+      <w:r>
+        <w:rPr>
+          <w:rFonts w:ascii="Simplified Arabic" w:cs="Simplified Arabic" w:eastAsia="Simplified Arabic" w:hAnsi="Simplified Arabic"/>
+          <w:sz w:val="22"/>
+          <w:szCs w:val="22"/>
+          <w:rtl/>
+        </w:rPr>
+        <w:t xml:space="preserve"> قانون الموت الدماغي-التنفسي الإسرائيلي لسنة 2008 (חוק מוות מוחי-נשימתי, התשס"ח-2008)، الكنيست، سجل القوانين الإسرائيلي.</w:t>
+      </w:r>
+    </w:p>
+  </w:footnote>
+  <w:footnote w:id="84">
+    <w:p>
+      <w:pPr>
+        <w:bidi/>
+        <w:spacing w:line="240"/>
+      </w:pPr>
+      <w:r>
+        <w:rPr>
+          <w:rStyle w:val="FootnoteReference"/>
+        </w:rPr>
+        <w:footnoteRef/>
+      </w:r>
+      <w:r>
+        <w:rPr>
+          <w:rFonts w:ascii="Simplified Arabic" w:cs="Simplified Arabic" w:eastAsia="Simplified Arabic" w:hAnsi="Simplified Arabic"/>
+          <w:sz w:val="22"/>
+          <w:szCs w:val="22"/>
+          <w:rtl/>
+        </w:rPr>
+        <w:t xml:space="preserve"> Gostin, L. O. (2014). Legal and Ethical Responsibilities Following Brain Death: The McMath and Munoz Cases. JAMA, published online January 24, 2014.</w:t>
+      </w:r>
+    </w:p>
+  </w:footnote>
+  <w:footnote w:id="85">
+    <w:p>
+      <w:pPr>
+        <w:bidi/>
+        <w:spacing w:line="240"/>
+      </w:pPr>
+      <w:r>
+        <w:rPr>
+          <w:rStyle w:val="FootnoteReference"/>
+        </w:rPr>
+        <w:footnoteRef/>
+      </w:r>
+      <w:r>
+        <w:rPr>
+          <w:rFonts w:ascii="Simplified Arabic" w:cs="Simplified Arabic" w:eastAsia="Simplified Arabic" w:hAnsi="Simplified Arabic"/>
+          <w:sz w:val="22"/>
+          <w:szCs w:val="22"/>
+          <w:rtl/>
+        </w:rPr>
+        <w:t xml:space="preserve"> القانون الفرنسي المتعلق بحقوق المرضى ونهاية الحياة (قانون ليونيتي) لسنة 2005م.</w:t>
+      </w:r>
+    </w:p>
+  </w:footnote>
+  <w:footnote w:id="86">
+    <w:p>
+      <w:pPr>
+        <w:bidi/>
+        <w:spacing w:line="240"/>
+      </w:pPr>
+      <w:r>
+        <w:rPr>
+          <w:rStyle w:val="FootnoteReference"/>
+        </w:rPr>
+        <w:footnoteRef/>
+      </w:r>
+      <w:r>
+        <w:rPr>
+          <w:rFonts w:ascii="Simplified Arabic" w:cs="Simplified Arabic" w:eastAsia="Simplified Arabic" w:hAnsi="Simplified Arabic"/>
+          <w:sz w:val="22"/>
+          <w:szCs w:val="22"/>
+          <w:rtl/>
+        </w:rPr>
+        <w:t xml:space="preserve"> Russell, J. A., Epstein, L. G., Greer, D. M., Kirschen, M., Rubin, M. A., &amp; Lewis, A. (2019). Brain death, the determination of brain death, and member guidance for brain death accommodation requests: AAN position statement. Neurology, 92(5), 228-232.</w:t>
+      </w:r>
+    </w:p>
+  </w:footnote>
+  <w:footnote w:id="87">
+    <w:p>
+      <w:pPr>
+        <w:bidi/>
+        <w:spacing w:line="240"/>
+      </w:pPr>
+      <w:r>
+        <w:rPr>
+          <w:rStyle w:val="FootnoteReference"/>
+        </w:rPr>
+        <w:footnoteRef/>
+      </w:r>
+      <w:r>
+        <w:rPr>
+          <w:rFonts w:ascii="Simplified Arabic" w:cs="Simplified Arabic" w:eastAsia="Simplified Arabic" w:hAnsi="Simplified Arabic"/>
+          <w:sz w:val="22"/>
+          <w:szCs w:val="22"/>
+          <w:rtl/>
+        </w:rPr>
+        <w:t xml:space="preserve"> Ancillary Tests for Brain Death (2025). Frontiers in Neurology, vol. 15 (2024), published January 7, 2025.</w:t>
+      </w:r>
+    </w:p>
+  </w:footnote>
+  <w:footnote w:id="88">
+    <w:p>
+      <w:pPr>
+        <w:bidi/>
+        <w:spacing w:line="240"/>
+      </w:pPr>
+      <w:r>
+        <w:rPr>
+          <w:rStyle w:val="FootnoteReference"/>
+        </w:rPr>
+        <w:footnoteRef/>
+      </w:r>
+      <w:r>
+        <w:rPr>
+          <w:rFonts w:ascii="Simplified Arabic" w:cs="Simplified Arabic" w:eastAsia="Simplified Arabic" w:hAnsi="Simplified Arabic"/>
+          <w:sz w:val="22"/>
+          <w:szCs w:val="22"/>
+          <w:rtl/>
+        </w:rPr>
+        <w:t xml:space="preserve"> Retrospective Analysis of the Apnea Test and Ancillary Test in Determining Brain Death (2020). Vol. 32, No. 3, pp. 405-411.</w:t>
+      </w:r>
+    </w:p>
+  </w:footnote>
+  <w:footnote w:id="89">
+    <w:p>
+      <w:pPr>
+        <w:bidi/>
+        <w:spacing w:line="240"/>
+      </w:pPr>
+      <w:r>
+        <w:rPr>
+          <w:rStyle w:val="FootnoteReference"/>
+        </w:rPr>
+        <w:footnoteRef/>
+      </w:r>
+      <w:r>
+        <w:rPr>
+          <w:rFonts w:ascii="Simplified Arabic" w:cs="Simplified Arabic" w:eastAsia="Simplified Arabic" w:hAnsi="Simplified Arabic"/>
+          <w:sz w:val="22"/>
+          <w:szCs w:val="22"/>
+          <w:rtl/>
+        </w:rPr>
+        <w:t xml:space="preserve"> Gostin, L. O. (2014). Legal and Ethical Responsibilities Following Brain Death: The McMath and Munoz Cases. JAMA, published online January 24, 2014.</w:t>
+      </w:r>
+    </w:p>
+  </w:footnote>
+  <w:footnote w:id="90">
+    <w:p>
+      <w:pPr>
+        <w:bidi/>
+        <w:spacing w:line="240"/>
+      </w:pPr>
+      <w:r>
+        <w:rPr>
+          <w:rStyle w:val="FootnoteReference"/>
+        </w:rPr>
+        <w:footnoteRef/>
+      </w:r>
+      <w:r>
+        <w:rPr>
+          <w:rFonts w:ascii="Simplified Arabic" w:cs="Simplified Arabic" w:eastAsia="Simplified Arabic" w:hAnsi="Simplified Arabic"/>
+          <w:sz w:val="22"/>
+          <w:szCs w:val="22"/>
+          <w:rtl/>
+        </w:rPr>
+        <w:t xml:space="preserve"> الدق، صلاح نجيب (2022). الأحكام المتعلّقة برفع أجهزة الإنعاش عن المريض. مجلة جمعية أنصار السنة المحمدية، مصر، مج14، ع88، ص14-16.</w:t>
+      </w:r>
+    </w:p>
+  </w:footnote>
+  <w:footnote w:id="91">
+    <w:p>
+      <w:pPr>
+        <w:bidi/>
+        <w:spacing w:line="240"/>
+      </w:pPr>
+      <w:r>
+        <w:rPr>
+          <w:rStyle w:val="FootnoteReference"/>
+        </w:rPr>
+        <w:footnoteRef/>
+      </w:r>
+      <w:r>
+        <w:rPr>
+          <w:rFonts w:ascii="Simplified Arabic" w:cs="Simplified Arabic" w:eastAsia="Simplified Arabic" w:hAnsi="Simplified Arabic"/>
+          <w:sz w:val="22"/>
+          <w:szCs w:val="22"/>
+          <w:rtl/>
+        </w:rPr>
+        <w:t xml:space="preserve"> Ancillary Tests for Brain Death (2025). Frontiers in Neurology, vol. 15 (2024), published January 7, 2025.</w:t>
+      </w:r>
+    </w:p>
+  </w:footnote>
+  <w:footnote w:id="92">
+    <w:p>
+      <w:pPr>
+        <w:bidi/>
+        <w:spacing w:line="240"/>
+      </w:pPr>
+      <w:r>
+        <w:rPr>
+          <w:rStyle w:val="FootnoteReference"/>
+        </w:rPr>
+        <w:footnoteRef/>
+      </w:r>
+      <w:r>
+        <w:rPr>
+          <w:rFonts w:ascii="Simplified Arabic" w:cs="Simplified Arabic" w:eastAsia="Simplified Arabic" w:hAnsi="Simplified Arabic"/>
+          <w:sz w:val="22"/>
+          <w:szCs w:val="22"/>
+          <w:rtl/>
+        </w:rPr>
+        <w:t xml:space="preserve"> الزكي، عبد الله (2020). نقل أعضاء الميت موتًا سريريًّا في الفقه الإسلامي. مجلة المنهل، جامعة الوادي، الجزائر، مج6، ع2.</w:t>
+      </w:r>
+    </w:p>
+  </w:footnote>
+  <w:footnote w:id="93">
+    <w:p>
+      <w:pPr>
+        <w:bidi/>
+        <w:spacing w:line="240"/>
+      </w:pPr>
+      <w:r>
+        <w:rPr>
+          <w:rStyle w:val="FootnoteReference"/>
+        </w:rPr>
+        <w:footnoteRef/>
+      </w:r>
+      <w:r>
+        <w:rPr>
+          <w:rFonts w:ascii="Simplified Arabic" w:cs="Simplified Arabic" w:eastAsia="Simplified Arabic" w:hAnsi="Simplified Arabic"/>
+          <w:sz w:val="22"/>
+          <w:szCs w:val="22"/>
+          <w:rtl/>
+        </w:rPr>
+        <w:t xml:space="preserve"> مجمع الفقه الإسلامي الدولي. قرارات وتوصيات مجمع الفقه الإسلامي، القرار رقم (5) د 3/07/86 بشأن أجهزة الإنعاش، الدورة الثالثة، عمّان، 1986م. جدة: منظمة التعاون الإسلامي.</w:t>
+      </w:r>
+    </w:p>
+  </w:footnote>
+  <w:footnote w:id="94">
+    <w:p>
+      <w:pPr>
+        <w:bidi/>
+        <w:spacing w:line="240"/>
+      </w:pPr>
+      <w:r>
+        <w:rPr>
+          <w:rStyle w:val="FootnoteReference"/>
+        </w:rPr>
+        <w:footnoteRef/>
+      </w:r>
+      <w:r>
+        <w:rPr>
+          <w:rFonts w:ascii="Simplified Arabic" w:cs="Simplified Arabic" w:eastAsia="Simplified Arabic" w:hAnsi="Simplified Arabic"/>
+          <w:sz w:val="22"/>
+          <w:szCs w:val="22"/>
+          <w:rtl/>
+        </w:rPr>
+        <w:t xml:space="preserve"> بن صفية، سليمان (2022). أحكام الموت الدماغي للإنسان والتصرف في أعضائه. مجلة الشهاب، الجزائر، مج8، ع2، ص411-434.</w:t>
+      </w:r>
+    </w:p>
+  </w:footnote>
+  <w:footnote w:id="95">
+    <w:p>
+      <w:pPr>
+        <w:bidi/>
+        <w:spacing w:line="240"/>
+      </w:pPr>
+      <w:r>
+        <w:rPr>
+          <w:rStyle w:val="FootnoteReference"/>
+        </w:rPr>
+        <w:footnoteRef/>
+      </w:r>
+      <w:r>
+        <w:rPr>
+          <w:rFonts w:ascii="Simplified Arabic" w:cs="Simplified Arabic" w:eastAsia="Simplified Arabic" w:hAnsi="Simplified Arabic"/>
+          <w:sz w:val="22"/>
+          <w:szCs w:val="22"/>
+          <w:rtl/>
+        </w:rPr>
+        <w:t xml:space="preserve"> دار الإفتاء المصرية. الفتوى رقم (11622): حكم رفع الأجهزة الطبية عن المريض الميؤوس من شفائه. القاهرة. https://dar-alifta.org/ar/fatwa/details/11622</w:t>
+      </w:r>
+    </w:p>
+  </w:footnote>
+  <w:footnote w:id="96">
+    <w:p>
+      <w:pPr>
+        <w:bidi/>
+        <w:spacing w:line="240"/>
+      </w:pPr>
+      <w:r>
+        <w:rPr>
+          <w:rStyle w:val="FootnoteReference"/>
+        </w:rPr>
+        <w:footnoteRef/>
+      </w:r>
+      <w:r>
+        <w:rPr>
+          <w:rFonts w:ascii="Simplified Arabic" w:cs="Simplified Arabic" w:eastAsia="Simplified Arabic" w:hAnsi="Simplified Arabic"/>
+          <w:sz w:val="22"/>
+          <w:szCs w:val="22"/>
+          <w:rtl/>
+        </w:rPr>
+        <w:t xml:space="preserve"> الدق، صلاح نجيب (2022). الأحكام المتعلّقة برفع أجهزة الإنعاش عن المريض. مجلة جمعية أنصار السنة المحمدية، مصر، مج14، ع88، ص14-16.</w:t>
+      </w:r>
+    </w:p>
+  </w:footnote>
+  <w:footnote w:id="97">
+    <w:p>
+      <w:pPr>
+        <w:bidi/>
+        <w:spacing w:line="240"/>
+      </w:pPr>
+      <w:r>
+        <w:rPr>
+          <w:rStyle w:val="FootnoteReference"/>
+        </w:rPr>
+        <w:footnoteRef/>
+      </w:r>
+      <w:r>
+        <w:rPr>
+          <w:rFonts w:ascii="Simplified Arabic" w:cs="Simplified Arabic" w:eastAsia="Simplified Arabic" w:hAnsi="Simplified Arabic"/>
+          <w:sz w:val="22"/>
+          <w:szCs w:val="22"/>
+          <w:rtl/>
+        </w:rPr>
+        <w:t xml:space="preserve"> مجلس الإفتاء والبحوث والدراسات الإسلامية، المملكة الأردنية الهاشمية. القرار رقم (117): حكم عدم وضع أجهزة الإنعاش على المريض الذي لا يُرجى شفاؤه. دائرة الإفتاء العام، عمّان. https://www.aliftaa.jo/Decision.aspx?DecisionId=119</w:t>
+      </w:r>
+    </w:p>
+  </w:footnote>
+  <w:footnote w:id="98">
+    <w:p>
+      <w:pPr>
+        <w:bidi/>
+        <w:spacing w:line="240"/>
+      </w:pPr>
+      <w:r>
+        <w:rPr>
+          <w:rStyle w:val="FootnoteReference"/>
+        </w:rPr>
+        <w:footnoteRef/>
+      </w:r>
+      <w:r>
+        <w:rPr>
+          <w:rFonts w:ascii="Simplified Arabic" w:cs="Simplified Arabic" w:eastAsia="Simplified Arabic" w:hAnsi="Simplified Arabic"/>
+          <w:sz w:val="22"/>
+          <w:szCs w:val="22"/>
+          <w:rtl/>
+        </w:rPr>
+        <w:t xml:space="preserve"> المجمع الفقهي الإسلامي برابطة العالم الإسلامي، قرار الدورة العاشرة، مكة المكرمة، 1408هـ/1987م، بشأن أجهزة الإنعاش؛ وينظر: الزرعوني، راشد محمود (2024). ضوابط رفع أجهزة الإنعاش الصناعي عن الميت دماغيًّا. مجلة البحوث القانونية والاقتصادية، مج66، ع1.</w:t>
+      </w:r>
+    </w:p>
+  </w:footnote>
+  <w:footnote w:id="99">
+    <w:p>
+      <w:pPr>
+        <w:bidi/>
+        <w:spacing w:line="240"/>
+      </w:pPr>
+      <w:r>
+        <w:rPr>
+          <w:rStyle w:val="FootnoteReference"/>
+        </w:rPr>
+        <w:footnoteRef/>
+      </w:r>
+      <w:r>
+        <w:rPr>
+          <w:rFonts w:ascii="Simplified Arabic" w:cs="Simplified Arabic" w:eastAsia="Simplified Arabic" w:hAnsi="Simplified Arabic"/>
+          <w:sz w:val="22"/>
+          <w:szCs w:val="22"/>
+          <w:rtl/>
+        </w:rPr>
+        <w:t xml:space="preserve"> الكاسح، تهاني فرج الشاعث، والصالحين، مسعود الصالحين عبد القادر (2024). حكم نزع الأجهزة على المريض الميت دماغيًّا. مجلة شمال إفريقيا للنشر العلمي، جامعة عمر المختار، ليبيا، مج2، ع4، ص50-59.</w:t>
+      </w:r>
+    </w:p>
+  </w:footnote>
+  <w:footnote w:id="100">
     <w:p>
       <w:pPr>
         <w:bidi/>

--- a/seminar/Abd Almahdi Dahla 212684527.docx
+++ b/seminar/Abd Almahdi Dahla 212684527.docx
@@ -421,6 +421,24 @@
     </w:p>
     <w:p>
       <w:pPr>
+        <w:bidi/>
+        <w:spacing w:after="160" w:line="480"/>
+        <w:jc w:val="both"/>
+      </w:pPr>
+      <w:r>
+        <w:rPr>
+          <w:rFonts w:ascii="Simplified Arabic" w:cs="Simplified Arabic" w:eastAsia="Simplified Arabic" w:hAnsi="Simplified Arabic"/>
+          <w:b w:val="false"/>
+          <w:bCs w:val="false"/>
+          <w:sz w:val="28"/>
+          <w:szCs w:val="28"/>
+          <w:rtl/>
+        </w:rPr>
+        <w:t xml:space="preserve">وقد سرت في هذا البحث على خطّة متدرّجة: أوّلها ضبط المصطلحات، فإنّ أكثر الغلط في هذه النازلة من الخلط بين ألفاظ متقاربة؛ وثانيها التمهيد التاريخيّ والمقارن، ليعلم القارئ أنّ السؤال قديم وإن كانت صورته جديدة؛ وثالثها استعراض الآثار المترتبة على المسألة في أبواب الفقه والقانون والاجتماع والاقتصاد، ليتبيّن أنّ الجواب ليس ترفًا نظريًّا؛ ورابعها التأصيل والتحرير والموازنة بين الأقوال، وهو قلب البحث؛ وخامسها عرض الفتاوى والقرارات الرسميّة بنصوصها والتعقيب عليها، ليكون القارئ على بيّنة من كلام أهل العلم أنفسهم لا من حكايته فحسب. وختمت بنتائج مرقّمة وتوصيات عمليّة أرجو أن تجد طريقها إلى التطبيق.</w:t>
+      </w:r>
+    </w:p>
+    <w:p>
+      <w:pPr>
         <w:pStyle w:val="Heading1"/>
         <w:pageBreakBefore/>
         <w:bidi/>
@@ -496,6 +514,24 @@
     </w:p>
     <w:p>
       <w:pPr>
+        <w:bidi/>
+        <w:spacing w:after="160" w:line="480"/>
+        <w:jc w:val="both"/>
+      </w:pPr>
+      <w:r>
+        <w:rPr>
+          <w:rFonts w:ascii="Simplified Arabic" w:cs="Simplified Arabic" w:eastAsia="Simplified Arabic" w:hAnsi="Simplified Arabic"/>
+          <w:b w:val="false"/>
+          <w:bCs w:val="false"/>
+          <w:sz w:val="28"/>
+          <w:szCs w:val="28"/>
+          <w:rtl/>
+        </w:rPr>
+        <w:t xml:space="preserve">ومن أبرز ما يميّز هذا البحث منهجيًّا أنه لم يكتفِ بحكاية الأقوال، بل عرض نصوص القرارات والفتاوى الرسميّة بألفاظها أو بمضامينها الموثّقة، وعقّب على كلّ واحدة منها تعقيبًا مستقلًّا؛ وأنه قابل بين سبع منظومات قانونيّة عربيّة وأجنبيّة؛ وأنه ردّ المسألة المعاصرة إلى أصولها في كلام المذاهب الأربعة، من علامات الموت في كتب الجنائز إلى قاعدة الحياة المستقرّة في كتب الجنايات؛ فجاء جامعًا بين الأصالة التراثيّة والمعاصرة العلميّة، وهو ما تقصده الدراسات الفقهيّة المقارنة بحقّ.</w:t>
+      </w:r>
+    </w:p>
+    <w:p>
+      <w:pPr>
         <w:pStyle w:val="Heading1"/>
         <w:pageBreakBefore/>
         <w:bidi/>
@@ -1294,6 +1330,113 @@
     </w:p>
     <w:p>
       <w:pPr>
+        <w:pStyle w:val="Heading3"/>
+        <w:bidi/>
+        <w:spacing w:after="160" w:before="200" w:line="360"/>
+        <w:jc w:val="right"/>
+      </w:pPr>
+      <w:r>
+        <w:rPr>
+          <w:rFonts w:ascii="Simplified Arabic" w:cs="Simplified Arabic" w:eastAsia="Simplified Arabic" w:hAnsi="Simplified Arabic"/>
+          <w:b/>
+          <w:bCs/>
+          <w:color w:val="000000"/>
+          <w:sz w:val="28"/>
+          <w:szCs w:val="28"/>
+          <w:rtl/>
+        </w:rPr>
+        <w:t xml:space="preserve">حدود البحث:</w:t>
+      </w:r>
+    </w:p>
+    <w:p>
+      <w:pPr>
+        <w:bidi/>
+        <w:spacing w:after="160" w:line="480"/>
+        <w:jc w:val="both"/>
+      </w:pPr>
+      <w:r>
+        <w:rPr>
+          <w:rFonts w:ascii="Simplified Arabic" w:cs="Simplified Arabic" w:eastAsia="Simplified Arabic" w:hAnsi="Simplified Arabic"/>
+          <w:b w:val="false"/>
+          <w:bCs w:val="false"/>
+          <w:sz w:val="28"/>
+          <w:szCs w:val="28"/>
+          <w:rtl/>
+        </w:rPr>
+        <w:t xml:space="preserve">- </w:t>
+      </w:r>
+      <w:r>
+        <w:rPr>
+          <w:rFonts w:ascii="Simplified Arabic" w:cs="Simplified Arabic" w:eastAsia="Simplified Arabic" w:hAnsi="Simplified Arabic"/>
+          <w:b w:val="false"/>
+          <w:bCs w:val="false"/>
+          <w:sz w:val="28"/>
+          <w:szCs w:val="28"/>
+          <w:rtl/>
+        </w:rPr>
+        <w:t xml:space="preserve">الحدّ الموضوعيّ: يقتصر البحث على مسألة نزع الأجهزة الطبيّة عمّن ثبت موته الدماغيّ، ولا يتناول بالأصالة مسائل قتل الرحمة، ولا زراعة الأعضاء، ولا أحكام المحتضَر عمومًا، إلا بقدر ما يخدم المسألة المركزيّة.</w:t>
+      </w:r>
+    </w:p>
+    <w:p>
+      <w:pPr>
+        <w:bidi/>
+        <w:spacing w:after="160" w:line="480"/>
+        <w:jc w:val="both"/>
+      </w:pPr>
+      <w:r>
+        <w:rPr>
+          <w:rFonts w:ascii="Simplified Arabic" w:cs="Simplified Arabic" w:eastAsia="Simplified Arabic" w:hAnsi="Simplified Arabic"/>
+          <w:b w:val="false"/>
+          <w:bCs w:val="false"/>
+          <w:sz w:val="28"/>
+          <w:szCs w:val="28"/>
+          <w:rtl/>
+        </w:rPr>
+        <w:t xml:space="preserve">- </w:t>
+      </w:r>
+      <w:r>
+        <w:rPr>
+          <w:rFonts w:ascii="Simplified Arabic" w:cs="Simplified Arabic" w:eastAsia="Simplified Arabic" w:hAnsi="Simplified Arabic"/>
+          <w:b w:val="false"/>
+          <w:bCs w:val="false"/>
+          <w:sz w:val="28"/>
+          <w:szCs w:val="28"/>
+          <w:rtl/>
+        </w:rPr>
+        <w:t xml:space="preserve">الحدّ الزمانيّ: يعنى البحث بالنتاج الفقهيّ والطبيّ والقانونيّ من منتصف القرن العشرين، وهو زمن نشأة النازلة، إلى سنة إعداد البحث، مع الرجوع إلى أصول المسألة في التراث الفقهيّ.</w:t>
+      </w:r>
+    </w:p>
+    <w:p>
+      <w:pPr>
+        <w:bidi/>
+        <w:spacing w:after="160" w:line="480"/>
+        <w:jc w:val="both"/>
+      </w:pPr>
+      <w:r>
+        <w:rPr>
+          <w:rFonts w:ascii="Simplified Arabic" w:cs="Simplified Arabic" w:eastAsia="Simplified Arabic" w:hAnsi="Simplified Arabic"/>
+          <w:b w:val="false"/>
+          <w:bCs w:val="false"/>
+          <w:sz w:val="28"/>
+          <w:szCs w:val="28"/>
+          <w:rtl/>
+        </w:rPr>
+        <w:t xml:space="preserve">- </w:t>
+      </w:r>
+      <w:r>
+        <w:rPr>
+          <w:rFonts w:ascii="Simplified Arabic" w:cs="Simplified Arabic" w:eastAsia="Simplified Arabic" w:hAnsi="Simplified Arabic"/>
+          <w:b w:val="false"/>
+          <w:bCs w:val="false"/>
+          <w:sz w:val="28"/>
+          <w:szCs w:val="28"/>
+          <w:rtl/>
+        </w:rPr>
+        <w:t xml:space="preserve">الحدّ المكانيّ: يقارن البحث بين قرارات المجامع الفقهيّة الدوليّة وقوانين سبع دول عربيّة وأجنبيّة، مع عناية خاصة بالواقع المحليّ لمجتمعنا العربيّ المسلم في البلاد وقانون الموت الدماغيّ-التنفّسيّ لسنة 2008م.</w:t>
+      </w:r>
+    </w:p>
+    <w:p>
+      <w:pPr>
         <w:pStyle w:val="Heading1"/>
         <w:pageBreakBefore/>
         <w:bidi/>
@@ -1516,6 +1659,46 @@
     </w:p>
     <w:p>
       <w:pPr>
+        <w:bidi/>
+        <w:spacing w:after="160" w:line="480"/>
+        <w:jc w:val="both"/>
+      </w:pPr>
+      <w:r>
+        <w:rPr>
+          <w:rFonts w:ascii="Simplified Arabic" w:cs="Simplified Arabic" w:eastAsia="Simplified Arabic" w:hAnsi="Simplified Arabic"/>
+          <w:b w:val="false"/>
+          <w:bCs w:val="false"/>
+          <w:sz w:val="28"/>
+          <w:szCs w:val="28"/>
+          <w:rtl/>
+        </w:rPr>
+        <w:t xml:space="preserve">وقد ورد لفظ الحكم في القرآن الكريم على معانٍ عدّة: منها القضاء بين الناس: </w:t>
+      </w:r>
+      <w:r>
+        <w:rPr>
+          <w:rFonts w:ascii="Simplified Arabic" w:cs="Simplified Arabic" w:eastAsia="Simplified Arabic" w:hAnsi="Simplified Arabic"/>
+          <w:b/>
+          <w:bCs/>
+          <w:sz w:val="28"/>
+          <w:szCs w:val="28"/>
+          <w:rtl/>
+        </w:rPr>
+        <w:t xml:space="preserve">﴿وَإِذَا حَكَمْتُم بَيْنَ النَّاسِ أَن تَحْكُمُوا بِالْعَدْلِ﴾</w:t>
+      </w:r>
+      <w:r>
+        <w:rPr>
+          <w:rFonts w:ascii="Simplified Arabic" w:cs="Simplified Arabic" w:eastAsia="Simplified Arabic" w:hAnsi="Simplified Arabic"/>
+          <w:b w:val="false"/>
+          <w:bCs w:val="false"/>
+          <w:sz w:val="28"/>
+          <w:szCs w:val="28"/>
+          <w:rtl/>
+        </w:rPr>
+        <w:t xml:space="preserve"> (النساء: 58)، ومنها الحكمة والنبوّة والعلم؛ والمعنى الأصوليّ المصطلح عليه، وهو خطاب الشارع، مأخوذ من مجموع هذه الاستعمالات؛ فالحكم الشرعيّ قضاء من الله في أفعال العباد. وإنما احتيج إلى هذا الضبط في عنوان البحث ليعلم أنّ المطلوب فيه ليس الوصف الطبيّ للنازلة ولا التنظيم القانونيّ لها فحسب، بل الكشف عن قضاء الشرع فيها: أواجب هو أم حرام أم جائز؟</w:t>
+      </w:r>
+    </w:p>
+    <w:p>
+      <w:pPr>
         <w:pStyle w:val="Heading3"/>
         <w:bidi/>
         <w:spacing w:after="160" w:before="200" w:line="360"/>
@@ -1790,6 +1973,68 @@
     </w:p>
     <w:p>
       <w:pPr>
+        <w:bidi/>
+        <w:spacing w:after="160" w:line="480"/>
+        <w:jc w:val="both"/>
+      </w:pPr>
+      <w:r>
+        <w:rPr>
+          <w:rFonts w:ascii="Simplified Arabic" w:cs="Simplified Arabic" w:eastAsia="Simplified Arabic" w:hAnsi="Simplified Arabic"/>
+          <w:b w:val="false"/>
+          <w:bCs w:val="false"/>
+          <w:sz w:val="28"/>
+          <w:szCs w:val="28"/>
+          <w:rtl/>
+        </w:rPr>
+        <w:t xml:space="preserve">ولفظ النزع في القرآن يرد للاقتلاع الحسيّ والمعنويّ: قال تعالى: </w:t>
+      </w:r>
+      <w:r>
+        <w:rPr>
+          <w:rFonts w:ascii="Simplified Arabic" w:cs="Simplified Arabic" w:eastAsia="Simplified Arabic" w:hAnsi="Simplified Arabic"/>
+          <w:b/>
+          <w:bCs/>
+          <w:sz w:val="28"/>
+          <w:szCs w:val="28"/>
+          <w:rtl/>
+        </w:rPr>
+        <w:t xml:space="preserve">﴿وَنَزَعْنَا مَا فِي صُدُورِهِم مِّنْ غِلٍّ﴾</w:t>
+      </w:r>
+      <w:r>
+        <w:rPr>
+          <w:rFonts w:ascii="Simplified Arabic" w:cs="Simplified Arabic" w:eastAsia="Simplified Arabic" w:hAnsi="Simplified Arabic"/>
+          <w:b w:val="false"/>
+          <w:bCs w:val="false"/>
+          <w:sz w:val="28"/>
+          <w:szCs w:val="28"/>
+          <w:rtl/>
+        </w:rPr>
+        <w:t xml:space="preserve"> (الأعراف: 43)، وقال: </w:t>
+      </w:r>
+      <w:r>
+        <w:rPr>
+          <w:rFonts w:ascii="Simplified Arabic" w:cs="Simplified Arabic" w:eastAsia="Simplified Arabic" w:hAnsi="Simplified Arabic"/>
+          <w:b/>
+          <w:bCs/>
+          <w:sz w:val="28"/>
+          <w:szCs w:val="28"/>
+          <w:rtl/>
+        </w:rPr>
+        <w:t xml:space="preserve">﴿تَنزِعُ النَّاسَ كَأَنَّهُمْ أَعْجَازُ نَخْلٍ مُّنقَعِرٍ﴾</w:t>
+      </w:r>
+      <w:r>
+        <w:rPr>
+          <w:rFonts w:ascii="Simplified Arabic" w:cs="Simplified Arabic" w:eastAsia="Simplified Arabic" w:hAnsi="Simplified Arabic"/>
+          <w:b w:val="false"/>
+          <w:bCs w:val="false"/>
+          <w:sz w:val="28"/>
+          <w:szCs w:val="28"/>
+          <w:rtl/>
+        </w:rPr>
+        <w:t xml:space="preserve"> (القمر: 20)؛ وفي الاستعمال الفقهيّ يرد بمعنى الإزالة والفصل، كنزع الثوب ونزع اليد من الطاعة. والمعنى المراد في عنواننا هو الفصل الحسيّ للأجهزة عن الجسد وإيقاف عملها، وقد آثرنا لفظ النزع على الرفع لأنه أدلّ على صورة الفعل الطبيّ، وإن كان الباحثون يتعاقبون على اللفظين بمعنى واحد.</w:t>
+      </w:r>
+    </w:p>
+    <w:p>
+      <w:pPr>
         <w:pStyle w:val="Heading3"/>
         <w:bidi/>
         <w:spacing w:after="160" w:before="200" w:line="360"/>
@@ -2173,6 +2418,46 @@
     </w:p>
     <w:p>
       <w:pPr>
+        <w:bidi/>
+        <w:spacing w:after="160" w:line="480"/>
+        <w:jc w:val="both"/>
+      </w:pPr>
+      <w:r>
+        <w:rPr>
+          <w:rFonts w:ascii="Simplified Arabic" w:cs="Simplified Arabic" w:eastAsia="Simplified Arabic" w:hAnsi="Simplified Arabic"/>
+          <w:b w:val="false"/>
+          <w:bCs w:val="false"/>
+          <w:sz w:val="28"/>
+          <w:szCs w:val="28"/>
+          <w:rtl/>
+        </w:rPr>
+        <w:t xml:space="preserve">ويحسن التنبيه إلى الفرق بين الموت والوفاة والنوم في الاستعمال القرآنيّ؛ قال تعالى: </w:t>
+      </w:r>
+      <w:r>
+        <w:rPr>
+          <w:rFonts w:ascii="Simplified Arabic" w:cs="Simplified Arabic" w:eastAsia="Simplified Arabic" w:hAnsi="Simplified Arabic"/>
+          <w:b/>
+          <w:bCs/>
+          <w:sz w:val="28"/>
+          <w:szCs w:val="28"/>
+          <w:rtl/>
+        </w:rPr>
+        <w:t xml:space="preserve">﴿اللَّهُ يَتَوَفَّى الْأَنفُسَ حِينَ مَوْتِهَا وَالَّتِي لَمْ تَمُتْ فِي مَنَامِهَا فَيُمْسِكُ الَّتِي قَضَى عَلَيْهَا الْمَوْتَ وَيُرْسِلُ الْأُخْرَى إِلَى أَجَلٍ مُّسَمًّى﴾</w:t>
+      </w:r>
+      <w:r>
+        <w:rPr>
+          <w:rFonts w:ascii="Simplified Arabic" w:cs="Simplified Arabic" w:eastAsia="Simplified Arabic" w:hAnsi="Simplified Arabic"/>
+          <w:b w:val="false"/>
+          <w:bCs w:val="false"/>
+          <w:sz w:val="28"/>
+          <w:szCs w:val="28"/>
+          <w:rtl/>
+        </w:rPr>
+        <w:t xml:space="preserve"> (الزمر: 42)، فجعل النوم توفّيًا أصغر تُرسل بعده النفس، والموت توفّيًا أكبر تُمسك معه؛ فدلّ على أنّ للنفس بالبدن تعلّقات متفاوتة، وأنّ زوال الوعي وحده ليس موتًا. وبهذا يُعلم فساد قياس من قاس الميت دماغيًّا على النائم أو المغمى عليه؛ فالنائم والمغمى عليه تعلّق نفسه بالبدن قائم يرجى معه الرجوع، والميت دماغيًّا قد انقطع رجوعه بشهادة أهل الخبرة قطعًا، فافترقا.</w:t>
+      </w:r>
+    </w:p>
+    <w:p>
+      <w:pPr>
         <w:pStyle w:val="Heading3"/>
         <w:bidi/>
         <w:spacing w:after="160" w:before="200" w:line="360"/>
@@ -2350,6 +2635,195 @@
           <w:rtl/>
         </w:rPr>
         <w:t xml:space="preserve">بناءً على ما تقدّم، فالمقصود بعنوان البحث: إيقافُ أجهزة الدعم الحيويّ وفصلُها عن المريض الذي ثبت طبيًّا التوقفُ النهائيّ الذي لا رجعة فيه لجميع وظائف دماغه بما فيها جذع الدماغ، مع بقاء قلبه وتنفّسه عاملَين آليًّا بفعل الأجهزة، وبيانُ الأحكام الشرعيّة المتعلقة بهذا الفعل.</w:t>
+      </w:r>
+    </w:p>
+    <w:p>
+      <w:pPr>
+        <w:pStyle w:val="Heading3"/>
+        <w:bidi/>
+        <w:spacing w:after="160" w:before="200" w:line="360"/>
+        <w:jc w:val="right"/>
+      </w:pPr>
+      <w:r>
+        <w:rPr>
+          <w:rFonts w:ascii="Simplified Arabic" w:cs="Simplified Arabic" w:eastAsia="Simplified Arabic" w:hAnsi="Simplified Arabic"/>
+          <w:b/>
+          <w:bCs/>
+          <w:color w:val="000000"/>
+          <w:sz w:val="28"/>
+          <w:szCs w:val="28"/>
+          <w:rtl/>
+        </w:rPr>
+        <w:t xml:space="preserve">المطلب الثامن: مراتب الحياة عند الفقهاء وتعلّقها بالمسألة.</w:t>
+      </w:r>
+    </w:p>
+    <w:p>
+      <w:pPr>
+        <w:bidi/>
+        <w:spacing w:after="160" w:line="480"/>
+        <w:jc w:val="both"/>
+      </w:pPr>
+      <w:r>
+        <w:rPr>
+          <w:rFonts w:ascii="Simplified Arabic" w:cs="Simplified Arabic" w:eastAsia="Simplified Arabic" w:hAnsi="Simplified Arabic"/>
+          <w:b w:val="false"/>
+          <w:bCs w:val="false"/>
+          <w:sz w:val="28"/>
+          <w:szCs w:val="28"/>
+          <w:rtl/>
+        </w:rPr>
+        <w:t xml:space="preserve">لم يتعامل الفقهاء مع الحياة بوصفها حقيقة واحدة لا تتجزّأ، بل فرّقوا في أبواب متعدّدة بين مراتب ثلاث: الأولى: الحياة المستقرّة، وهي التي يبقى معها الإبصار والنطق والحركة الاختياريّة، وصاحبها حيّ بكلّ الاعتبارات، تصحّ عباداته وتنفذ تصرّفاته ويُقتصّ ممّن قتله. والثانية: حياة غير مستقرّة، وهي حياة من انتهى إلى حال لا يبقى معها إدراك ولا نطق ولا حركة اختياريّة وإن بقيت فيه حركة اضطراريّة، وتسمّى عيش المذبوح أو حركة المذبوح، وقد نصّ الفقهاء على أنّ صاحبها في حكم الميت في أبواب الجناية والوصيّة وغيرها</w:t>
+      </w:r>
+      <w:r>
+        <w:rPr>
+          <w:rStyle w:val="FootnoteReference"/>
+        </w:rPr>
+        <w:footnoteReference w:id="18"/>
+      </w:r>
+      <w:r>
+        <w:rPr>
+          <w:rFonts w:ascii="Simplified Arabic" w:cs="Simplified Arabic" w:eastAsia="Simplified Arabic" w:hAnsi="Simplified Arabic"/>
+          <w:b w:val="false"/>
+          <w:bCs w:val="false"/>
+          <w:sz w:val="28"/>
+          <w:szCs w:val="28"/>
+          <w:rtl/>
+        </w:rPr>
+        <w:t xml:space="preserve">. والثالثة: أثر الحياة، كالاختلاج اليسير بعد الذبح، ولا عبرة به إجماعًا</w:t>
+      </w:r>
+      <w:r>
+        <w:rPr>
+          <w:rStyle w:val="FootnoteReference"/>
+        </w:rPr>
+        <w:footnoteReference w:id="19"/>
+      </w:r>
+      <w:r>
+        <w:rPr>
+          <w:rFonts w:ascii="Simplified Arabic" w:cs="Simplified Arabic" w:eastAsia="Simplified Arabic" w:hAnsi="Simplified Arabic"/>
+          <w:b w:val="false"/>
+          <w:bCs w:val="false"/>
+          <w:sz w:val="28"/>
+          <w:szCs w:val="28"/>
+          <w:rtl/>
+        </w:rPr>
+        <w:t xml:space="preserve">.</w:t>
+      </w:r>
+    </w:p>
+    <w:p>
+      <w:pPr>
+        <w:bidi/>
+        <w:spacing w:after="160" w:line="480"/>
+        <w:jc w:val="both"/>
+      </w:pPr>
+      <w:r>
+        <w:rPr>
+          <w:rFonts w:ascii="Simplified Arabic" w:cs="Simplified Arabic" w:eastAsia="Simplified Arabic" w:hAnsi="Simplified Arabic"/>
+          <w:b w:val="false"/>
+          <w:bCs w:val="false"/>
+          <w:sz w:val="28"/>
+          <w:szCs w:val="28"/>
+          <w:rtl/>
+        </w:rPr>
+        <w:t xml:space="preserve">وثمرة هذا التقسيم في مسألتنا ظاهرة: فالنزاع في الميت دماغيًّا إنما هو في تنزيله على إحدى هذه المراتب؛ فمن ألحقه بالمرتبة الثانية أو الثالثة، بحجّة أنّ إدراكه وحسّه وحركته الاختياريّة قد زالت زوالًا لا رجعة فيه وأنّ حركته الباقية مصدرها الآلة، رتّب عليه أحكام الميت أو قريبًا منها؛ ومن رأى أنّ نبض القلب ودوران الدم حياة مستقرّة بحسب الظاهر أبقاه في عداد الأحياء. وسيأتي تفصيل هذا التخريج في الفصل الرابع</w:t>
+      </w:r>
+      <w:r>
+        <w:rPr>
+          <w:rStyle w:val="FootnoteReference"/>
+        </w:rPr>
+        <w:footnoteReference w:id="20"/>
+      </w:r>
+      <w:r>
+        <w:rPr>
+          <w:rFonts w:ascii="Simplified Arabic" w:cs="Simplified Arabic" w:eastAsia="Simplified Arabic" w:hAnsi="Simplified Arabic"/>
+          <w:b w:val="false"/>
+          <w:bCs w:val="false"/>
+          <w:sz w:val="28"/>
+          <w:szCs w:val="28"/>
+          <w:rtl/>
+        </w:rPr>
+        <w:t xml:space="preserve">.</w:t>
+      </w:r>
+    </w:p>
+    <w:p>
+      <w:pPr>
+        <w:bidi/>
+        <w:spacing w:after="160" w:line="480"/>
+        <w:jc w:val="both"/>
+      </w:pPr>
+      <w:r>
+        <w:rPr>
+          <w:rFonts w:ascii="Simplified Arabic" w:cs="Simplified Arabic" w:eastAsia="Simplified Arabic" w:hAnsi="Simplified Arabic"/>
+          <w:b w:val="false"/>
+          <w:bCs w:val="false"/>
+          <w:sz w:val="28"/>
+          <w:szCs w:val="28"/>
+          <w:rtl/>
+        </w:rPr>
+        <w:t xml:space="preserve">ويلحق بهذا المطلب بيان تعلّق الحكم التكليفيّ بالمسألة؛ فالأحكام التكليفيّة خمسة: الواجب والمندوب والمباح والمكروه والحرام</w:t>
+      </w:r>
+      <w:r>
+        <w:rPr>
+          <w:rStyle w:val="FootnoteReference"/>
+        </w:rPr>
+        <w:footnoteReference w:id="21"/>
+      </w:r>
+      <w:r>
+        <w:rPr>
+          <w:rFonts w:ascii="Simplified Arabic" w:cs="Simplified Arabic" w:eastAsia="Simplified Arabic" w:hAnsi="Simplified Arabic"/>
+          <w:b w:val="false"/>
+          <w:bCs w:val="false"/>
+          <w:sz w:val="28"/>
+          <w:szCs w:val="28"/>
+          <w:rtl/>
+        </w:rPr>
+        <w:t xml:space="preserve">، ومسألة نزع الأجهزة تتردّد بين ثلاثة منها: فهي حرام قطعًا في حقّ من تُرجى حياته؛ وجائزة بل قد تكون أولى في حقّ من ثبت موته الدماغيّ بالضوابط؛ وقد يعرض لها الوجوب إذا تعيّن الجهاز طريقًا لإنقاذ مريض آخر مرجوّ الحياة ولم يوجد غيره، تقديمًا لحفظ النفس المرجوّة. وبهذا يتبيّن أنّ السؤال ليس سؤال إباحة مجرّدة، بل سؤال تنزيلٍ للواقعة على مراتب الحكم بحسب حال المريض وثبوت التشخيص.</w:t>
+      </w:r>
+    </w:p>
+    <w:p>
+      <w:pPr>
+        <w:bidi/>
+        <w:spacing w:after="160" w:line="480"/>
+        <w:jc w:val="both"/>
+      </w:pPr>
+      <w:r>
+        <w:rPr>
+          <w:rFonts w:ascii="Simplified Arabic" w:cs="Simplified Arabic" w:eastAsia="Simplified Arabic" w:hAnsi="Simplified Arabic"/>
+          <w:b w:val="false"/>
+          <w:bCs w:val="false"/>
+          <w:sz w:val="28"/>
+          <w:szCs w:val="28"/>
+          <w:rtl/>
+        </w:rPr>
+        <w:t xml:space="preserve">وبتحليل ألفاظ العنوان يتحصّل أنّ كلّ لفظة فيه احترازيّة: فقولنا "الأحكام الفقهيّة" احتراز عن الوصف الطبيّ المجرّد والتنظيم القانونيّ المجرّد، فهما مادّة البحث لا مقصوده؛ وقولنا "نزع الأجهزة" احتراز عن مسألة عدم تركيبها ابتداءً، وإن كنا نعرض لها تبعًا؛ وقولنا "الطبيّة" احتراز عن غيرها من الآلات؛ وقولنا "عن الميت سريريًّا" هو موضع التحرير كلّه، إذ خرجت به الصور التي لا نزاع فيها: الحيّ المرجوّ، وصاحب الغيبوبة، والميت موتًا تامًّا. فالعنوان على اختصاره خريطة كاملة لحدود البحث.</w:t>
+      </w:r>
+    </w:p>
+    <w:p>
+      <w:pPr>
+        <w:bidi/>
+        <w:spacing w:after="160" w:line="480"/>
+        <w:jc w:val="both"/>
+      </w:pPr>
+      <w:r>
+        <w:rPr>
+          <w:rFonts w:ascii="Simplified Arabic" w:cs="Simplified Arabic" w:eastAsia="Simplified Arabic" w:hAnsi="Simplified Arabic"/>
+          <w:b/>
+          <w:bCs/>
+          <w:sz w:val="28"/>
+          <w:szCs w:val="28"/>
+          <w:rtl/>
+        </w:rPr>
+        <w:t xml:space="preserve">تعقيب على المبحث الأوّل: </w:t>
+      </w:r>
+      <w:r>
+        <w:rPr>
+          <w:rFonts w:ascii="Simplified Arabic" w:cs="Simplified Arabic" w:eastAsia="Simplified Arabic" w:hAnsi="Simplified Arabic"/>
+          <w:b w:val="false"/>
+          <w:bCs w:val="false"/>
+          <w:sz w:val="28"/>
+          <w:szCs w:val="28"/>
+          <w:rtl/>
+        </w:rPr>
+        <w:t xml:space="preserve">يلحظ الناظر في هذه التعريفات أنّ ألفاظ المسألة تتوزّع على معاجم ثلاثة: معجم الشرع (الحكم، الفقه، الميت)، ومعجم الطبّ (الأجهزة، السريريّ، الدماغيّ)، ومعجم مشترك تتجاذبه الدلالتان (الموت، الحياة، النزع)؛ وأكثر سوء الفهم في هذه النازلة إنما يقع في المعجم المشترك، حين يتكلم الطبيب بلفظ يريد به مصطلحه، فيسمعه الفقيه أو العاميّ على مصطلح آخر. ولهذا كان أول واجبات أيّ حوار فقهيّ-طبيّ توحيد المعجم قبل تبادل الحجج.</w:t>
       </w:r>
     </w:p>
     <w:p>
@@ -2414,7 +2888,7 @@
         <w:rPr>
           <w:rStyle w:val="FootnoteReference"/>
         </w:rPr>
-        <w:footnoteReference w:id="18"/>
+        <w:footnoteReference w:id="22"/>
       </w:r>
       <w:r>
         <w:rPr>
@@ -2426,6 +2900,41 @@
           <w:rtl/>
         </w:rPr>
         <w:t xml:space="preserve">.</w:t>
+      </w:r>
+    </w:p>
+    <w:p>
+      <w:pPr>
+        <w:bidi/>
+        <w:spacing w:after="160" w:line="480"/>
+        <w:jc w:val="both"/>
+      </w:pPr>
+      <w:r>
+        <w:rPr>
+          <w:rFonts w:ascii="Simplified Arabic" w:cs="Simplified Arabic" w:eastAsia="Simplified Arabic" w:hAnsi="Simplified Arabic"/>
+          <w:b w:val="false"/>
+          <w:bCs w:val="false"/>
+          <w:sz w:val="28"/>
+          <w:szCs w:val="28"/>
+          <w:rtl/>
+        </w:rPr>
+        <w:t xml:space="preserve">ويجب تمييز الموت الدماغيّ الكامل عن حالتين تشتبهان به: الأولى: موت القشرة الدماغيّة وحدها مع سلامة الجذع، وهذه هي الحالة النباتيّة، وصاحبها حيّ كما تقدّم؛ والثانية: ما يسمّى بمعيار موت جذع الدماغ الذي أخذت به المدرسة البريطانيّة، مكتفية بإثبات تعطّل الجذع عن إثبات تعطّل الدماغ كلّه، بينما تشترط المدرسة الأمريكيّة، وتبعتها أكثر الدول والمجامع الفقهيّة، التعطّل الكامل لجميع وظائف الدماغ بما فيها الجذع</w:t>
+      </w:r>
+      <w:r>
+        <w:rPr>
+          <w:rStyle w:val="FootnoteReference"/>
+        </w:rPr>
+        <w:footnoteReference w:id="23"/>
+      </w:r>
+      <w:r>
+        <w:rPr>
+          <w:rFonts w:ascii="Simplified Arabic" w:cs="Simplified Arabic" w:eastAsia="Simplified Arabic" w:hAnsi="Simplified Arabic"/>
+          <w:b w:val="false"/>
+          <w:bCs w:val="false"/>
+          <w:sz w:val="28"/>
+          <w:szCs w:val="28"/>
+          <w:rtl/>
+        </w:rPr>
+        <w:t xml:space="preserve">. والذي جرى عليه قرار مجمع عمّان والقوانين العربيّة هو المعيار الشامل، وهو الأحوط، وبه أخذنا في تعريف مسألة البحث.</w:t>
       </w:r>
     </w:p>
     <w:p>
@@ -2469,7 +2978,7 @@
         <w:rPr>
           <w:rStyle w:val="FootnoteReference"/>
         </w:rPr>
-        <w:footnoteReference w:id="19"/>
+        <w:footnoteReference w:id="24"/>
       </w:r>
       <w:r>
         <w:rPr>
@@ -2481,6 +2990,24 @@
           <w:rtl/>
         </w:rPr>
         <w:t xml:space="preserve">.</w:t>
+      </w:r>
+    </w:p>
+    <w:p>
+      <w:pPr>
+        <w:bidi/>
+        <w:spacing w:after="160" w:line="480"/>
+        <w:jc w:val="both"/>
+      </w:pPr>
+      <w:r>
+        <w:rPr>
+          <w:rFonts w:ascii="Simplified Arabic" w:cs="Simplified Arabic" w:eastAsia="Simplified Arabic" w:hAnsi="Simplified Arabic"/>
+          <w:b w:val="false"/>
+          <w:bCs w:val="false"/>
+          <w:sz w:val="28"/>
+          <w:szCs w:val="28"/>
+          <w:rtl/>
+        </w:rPr>
+        <w:t xml:space="preserve">ويعود الإنعاش القلبيّ الرئويّ بصورته الحديثة إلى منتصف القرن العشرين حين اجتمعت أركانه الثلاثة: ضغطات الصدر الخارجيّة، والتنفّس الاصطناعيّ من فم إلى فم ثم بالأدوات، والصدمة الكهربائيّة لعضلة القلب؛ وقد أنقذت هذه المنظومة منذ ذلك الحين ملايين الأرواح، وهي التي جعلت الموت السريريّ بالمعنى الدقيق حالة قابلة للعكس بعد أن كان قضاءً نافذًا في كلّ الأحوال. ومن بديع صنع الله أن جعل في القلب قابليّة لاستئناف النبض إذا أسعف في دقائقه الذهبيّة، وفي هذا آية للمتأمّلين ومسؤوليّة على المسعفين.</w:t>
       </w:r>
     </w:p>
     <w:p>
@@ -2666,7 +3193,7 @@
         <w:rPr>
           <w:rStyle w:val="FootnoteReference"/>
         </w:rPr>
-        <w:footnoteReference w:id="20"/>
+        <w:footnoteReference w:id="25"/>
       </w:r>
     </w:p>
     <w:p>
@@ -2710,7 +3237,7 @@
         <w:rPr>
           <w:rStyle w:val="FootnoteReference"/>
         </w:rPr>
-        <w:footnoteReference w:id="21"/>
+        <w:footnoteReference w:id="26"/>
       </w:r>
       <w:r>
         <w:rPr>
@@ -2722,6 +3249,41 @@
           <w:rtl/>
         </w:rPr>
         <w:t xml:space="preserve">.</w:t>
+      </w:r>
+    </w:p>
+    <w:p>
+      <w:pPr>
+        <w:bidi/>
+        <w:spacing w:after="160" w:line="480"/>
+        <w:jc w:val="both"/>
+      </w:pPr>
+      <w:r>
+        <w:rPr>
+          <w:rFonts w:ascii="Simplified Arabic" w:cs="Simplified Arabic" w:eastAsia="Simplified Arabic" w:hAnsi="Simplified Arabic"/>
+          <w:b w:val="false"/>
+          <w:bCs w:val="false"/>
+          <w:sz w:val="28"/>
+          <w:szCs w:val="28"/>
+          <w:rtl/>
+        </w:rPr>
+        <w:t xml:space="preserve">وما يتناقله الناس من قصص "العائدين من الموت" بعد سنوات إنما وقائعه الصحيحة كلّها من هذا الباب: مرضى حالة نباتيّة أو وعي أدنى استيقظوا، وجذوع أدمغتهم كانت حيّة طوال المدّة؛ ولم يوثَّق علميًّا قطّ استيقاظ أحد استوفى تشخيص الموت الدماغيّ الكامل بمعاييره</w:t>
+      </w:r>
+      <w:r>
+        <w:rPr>
+          <w:rStyle w:val="FootnoteReference"/>
+        </w:rPr>
+        <w:footnoteReference w:id="27"/>
+      </w:r>
+      <w:r>
+        <w:rPr>
+          <w:rFonts w:ascii="Simplified Arabic" w:cs="Simplified Arabic" w:eastAsia="Simplified Arabic" w:hAnsi="Simplified Arabic"/>
+          <w:b w:val="false"/>
+          <w:bCs w:val="false"/>
+          <w:sz w:val="28"/>
+          <w:szCs w:val="28"/>
+          <w:rtl/>
+        </w:rPr>
+        <w:t xml:space="preserve">. والتفريق بين البابين واجب ديانة قبل أن يكون واجبًا علميًّا؛ فإنّ إشاعة الخلط تفتح على الأسر أبواب أمل كاذب وقنوط ظالم معًا، وتشوّش على الأطباء أداء واجبهم.</w:t>
       </w:r>
     </w:p>
     <w:p>
@@ -2765,7 +3327,7 @@
         <w:rPr>
           <w:rStyle w:val="FootnoteReference"/>
         </w:rPr>
-        <w:footnoteReference w:id="22"/>
+        <w:footnoteReference w:id="28"/>
       </w:r>
       <w:r>
         <w:rPr>
@@ -2777,6 +3339,41 @@
           <w:rtl/>
         </w:rPr>
         <w:t xml:space="preserve">.</w:t>
+      </w:r>
+    </w:p>
+    <w:p>
+      <w:pPr>
+        <w:bidi/>
+        <w:spacing w:after="160" w:line="480"/>
+        <w:jc w:val="both"/>
+      </w:pPr>
+      <w:r>
+        <w:rPr>
+          <w:rFonts w:ascii="Simplified Arabic" w:cs="Simplified Arabic" w:eastAsia="Simplified Arabic" w:hAnsi="Simplified Arabic"/>
+          <w:b w:val="false"/>
+          <w:bCs w:val="false"/>
+          <w:sz w:val="28"/>
+          <w:szCs w:val="28"/>
+          <w:rtl/>
+        </w:rPr>
+        <w:t xml:space="preserve">وقد رتّب الفقهاء للمحتضَر سننًا وآدابًا: توجيهه إلى القبلة على جنبه الأيمن عند الجمهور، وتلقينه لا إله إلا الله برفق من غير إلحاح، وتحسين ظنّه بالله، وقراءة ما تيسّر عنده، وتغميض عينيه إذا قضى، وتسجيته وستره</w:t>
+      </w:r>
+      <w:r>
+        <w:rPr>
+          <w:rStyle w:val="FootnoteReference"/>
+        </w:rPr>
+        <w:footnoteReference w:id="29"/>
+      </w:r>
+      <w:r>
+        <w:rPr>
+          <w:rFonts w:ascii="Simplified Arabic" w:cs="Simplified Arabic" w:eastAsia="Simplified Arabic" w:hAnsi="Simplified Arabic"/>
+          <w:b w:val="false"/>
+          <w:bCs w:val="false"/>
+          <w:sz w:val="28"/>
+          <w:szCs w:val="28"/>
+          <w:rtl/>
+        </w:rPr>
+        <w:t xml:space="preserve">. وهذه الأحكام شاهد على أنّ الشريعة لم تهمل ساعة الاحتضار بل ملأتها رحمة وأدبًا؛ ومنها يستمدّ العلاج التلطيفيّ المعاصر روحه في التصوّر الإسلاميّ: حضورٌ إنسانيّ وإيمانيّ حول المريض في خاتمته، بدل عزلته بين الآلات.</w:t>
       </w:r>
     </w:p>
     <w:p>
@@ -2820,7 +3417,7 @@
         <w:rPr>
           <w:rStyle w:val="FootnoteReference"/>
         </w:rPr>
-        <w:footnoteReference w:id="23"/>
+        <w:footnoteReference w:id="30"/>
       </w:r>
       <w:r>
         <w:rPr>
@@ -2832,6 +3429,41 @@
           <w:rtl/>
         </w:rPr>
         <w:t xml:space="preserve">. وسيأتي بيان الفرق الجوهريّ بينه وبين مسألة بحثنا.</w:t>
+      </w:r>
+    </w:p>
+    <w:p>
+      <w:pPr>
+        <w:bidi/>
+        <w:spacing w:after="160" w:line="480"/>
+        <w:jc w:val="both"/>
+      </w:pPr>
+      <w:r>
+        <w:rPr>
+          <w:rFonts w:ascii="Simplified Arabic" w:cs="Simplified Arabic" w:eastAsia="Simplified Arabic" w:hAnsi="Simplified Arabic"/>
+          <w:b w:val="false"/>
+          <w:bCs w:val="false"/>
+          <w:sz w:val="28"/>
+          <w:szCs w:val="28"/>
+          <w:rtl/>
+        </w:rPr>
+        <w:t xml:space="preserve">ويقسّم الباحثون موت الرحمة أقسامًا: فباعتبار الفعل: إيجابيّ بفعل مزهق، وسلبيّ بالامتناع عن اللازم؛ وباعتبار الإرادة: طوعيّ بطلب المريض، ولا طوعيّ بغير طلبه أو مع عجزه عن الإفصاح؛ وأشدّها إثمًا الإيجابيّ اللاطوعيّ، وهو قتل صريح بإجماع الشرائع والقوانين</w:t>
+      </w:r>
+      <w:r>
+        <w:rPr>
+          <w:rStyle w:val="FootnoteReference"/>
+        </w:rPr>
+        <w:footnoteReference w:id="31"/>
+      </w:r>
+      <w:r>
+        <w:rPr>
+          <w:rFonts w:ascii="Simplified Arabic" w:cs="Simplified Arabic" w:eastAsia="Simplified Arabic" w:hAnsi="Simplified Arabic"/>
+          <w:b w:val="false"/>
+          <w:bCs w:val="false"/>
+          <w:sz w:val="28"/>
+          <w:szCs w:val="28"/>
+          <w:rtl/>
+        </w:rPr>
+        <w:t xml:space="preserve">. وموضع مسألتنا خارج هذه الأقسام كلّها متى ثبت الموت الدماغيّ؛ لأنّ محلّ قتل الرحمة حيٌّ يُقتل شفقة، ولا حياة بعد ثبوت الموت. وإنما تلتبس مسألتنا بالقسم السلبيّ في صورة واحدة: الامتناع عن دعم من لم يثبت موته، وقد قدّمنا تحريم ذلك في حقّ مرجوّ الحياة.</w:t>
       </w:r>
     </w:p>
     <w:p>
@@ -2913,7 +3545,7 @@
         <w:rPr>
           <w:rStyle w:val="FootnoteReference"/>
         </w:rPr>
-        <w:footnoteReference w:id="24"/>
+        <w:footnoteReference w:id="32"/>
       </w:r>
       <w:r>
         <w:rPr>
@@ -2925,6 +3557,312 @@
           <w:rtl/>
         </w:rPr>
         <w:t xml:space="preserve">.</w:t>
+      </w:r>
+    </w:p>
+    <w:p>
+      <w:pPr>
+        <w:bidi/>
+        <w:spacing w:after="160" w:line="480"/>
+        <w:jc w:val="both"/>
+      </w:pPr>
+      <w:r>
+        <w:rPr>
+          <w:rFonts w:ascii="Simplified Arabic" w:cs="Simplified Arabic" w:eastAsia="Simplified Arabic" w:hAnsi="Simplified Arabic"/>
+          <w:b w:val="false"/>
+          <w:bCs w:val="false"/>
+          <w:sz w:val="28"/>
+          <w:szCs w:val="28"/>
+          <w:rtl/>
+        </w:rPr>
+        <w:t xml:space="preserve">وقد أجازت المجامع الفقهيّة نقل الأعضاء من الميت بشروط، منها: أن تتحقّق وفاته وفق العلامات المعتبرة، وأن يكون قد أوصى بذلك أو أذن ورثته، وألا يكون النقل في عضو تتوقف عليه الحياة من حيّ، وأن ينتفي البيع والاتجار؛ وبنى المجيزون ذلك على قاعدة الإيثار وإحياء النفس</w:t>
+      </w:r>
+      <w:r>
+        <w:rPr>
+          <w:rStyle w:val="FootnoteReference"/>
+        </w:rPr>
+        <w:footnoteReference w:id="33"/>
+      </w:r>
+      <w:r>
+        <w:rPr>
+          <w:rFonts w:ascii="Simplified Arabic" w:cs="Simplified Arabic" w:eastAsia="Simplified Arabic" w:hAnsi="Simplified Arabic"/>
+          <w:b w:val="false"/>
+          <w:bCs w:val="false"/>
+          <w:sz w:val="28"/>
+          <w:szCs w:val="28"/>
+          <w:rtl/>
+        </w:rPr>
+        <w:t xml:space="preserve">. وموضع الصلة بمسألتنا أنّ الوفاة المشترطة في هذه الشروط هي في أكثر الوقائع وفاة دماغيّة، فصار تحرير حدّ الموت شرطًا سابقًا لصحة منظومة الزرع كلّها، ولهذا حرصت قوانين الزرع العربيّة على تعريف الوفاة وتشكيل لجانها في صلب نصوصها</w:t>
+      </w:r>
+      <w:r>
+        <w:rPr>
+          <w:rStyle w:val="FootnoteReference"/>
+        </w:rPr>
+        <w:footnoteReference w:id="34"/>
+      </w:r>
+      <w:r>
+        <w:rPr>
+          <w:rFonts w:ascii="Simplified Arabic" w:cs="Simplified Arabic" w:eastAsia="Simplified Arabic" w:hAnsi="Simplified Arabic"/>
+          <w:b w:val="false"/>
+          <w:bCs w:val="false"/>
+          <w:sz w:val="28"/>
+          <w:szCs w:val="28"/>
+          <w:rtl/>
+        </w:rPr>
+        <w:t xml:space="preserve">.</w:t>
+      </w:r>
+    </w:p>
+    <w:p>
+      <w:pPr>
+        <w:pStyle w:val="Heading3"/>
+        <w:bidi/>
+        <w:spacing w:after="160" w:before="200" w:line="360"/>
+        <w:jc w:val="right"/>
+      </w:pPr>
+      <w:r>
+        <w:rPr>
+          <w:rFonts w:ascii="Simplified Arabic" w:cs="Simplified Arabic" w:eastAsia="Simplified Arabic" w:hAnsi="Simplified Arabic"/>
+          <w:b/>
+          <w:bCs/>
+          <w:color w:val="000000"/>
+          <w:sz w:val="28"/>
+          <w:szCs w:val="28"/>
+          <w:rtl/>
+        </w:rPr>
+        <w:t xml:space="preserve">المطلب التاسع: جذع الدماغ.</w:t>
+      </w:r>
+    </w:p>
+    <w:p>
+      <w:pPr>
+        <w:bidi/>
+        <w:spacing w:after="160" w:line="480"/>
+        <w:jc w:val="both"/>
+      </w:pPr>
+      <w:r>
+        <w:rPr>
+          <w:rFonts w:ascii="Simplified Arabic" w:cs="Simplified Arabic" w:eastAsia="Simplified Arabic" w:hAnsi="Simplified Arabic"/>
+          <w:b w:val="false"/>
+          <w:bCs w:val="false"/>
+          <w:sz w:val="28"/>
+          <w:szCs w:val="28"/>
+          <w:rtl/>
+        </w:rPr>
+        <w:t xml:space="preserve">جذع الدماغ هو الجزء السفليّ من الدماغ الواصل بينه وبين النخاع الشوكيّ، وفيه تتركّز مراكز الوظائف الحيويّة اللاإراديّة: مركز التنفّس، ومراكز تنظيم الدورة الدمويّة، ومنعكسات البلع والسعال وحدقة العين، وهو كذلك ممرّ الإشارات العصبيّة كلّها بين الدماغ والجسد؛ ولهذا كان موته موتًا للدماغ كلّه من الناحية الوظيفيّة، إذ لا يبقى بعده تنفّس ذاتيّ ولا وعي ولا منعكسات</w:t>
+      </w:r>
+      <w:r>
+        <w:rPr>
+          <w:rStyle w:val="FootnoteReference"/>
+        </w:rPr>
+        <w:footnoteReference w:id="35"/>
+      </w:r>
+      <w:r>
+        <w:rPr>
+          <w:rFonts w:ascii="Simplified Arabic" w:cs="Simplified Arabic" w:eastAsia="Simplified Arabic" w:hAnsi="Simplified Arabic"/>
+          <w:b w:val="false"/>
+          <w:bCs w:val="false"/>
+          <w:sz w:val="28"/>
+          <w:szCs w:val="28"/>
+          <w:rtl/>
+        </w:rPr>
+        <w:t xml:space="preserve">. ومن هنا اشترطت المعايير الطبيّة كلّها إثبات تعطّل جذع الدماغ خصوصًا، لا القشرة الدماغيّة وحدها</w:t>
+      </w:r>
+      <w:r>
+        <w:rPr>
+          <w:rStyle w:val="FootnoteReference"/>
+        </w:rPr>
+        <w:footnoteReference w:id="36"/>
+      </w:r>
+      <w:r>
+        <w:rPr>
+          <w:rFonts w:ascii="Simplified Arabic" w:cs="Simplified Arabic" w:eastAsia="Simplified Arabic" w:hAnsi="Simplified Arabic"/>
+          <w:b w:val="false"/>
+          <w:bCs w:val="false"/>
+          <w:sz w:val="28"/>
+          <w:szCs w:val="28"/>
+          <w:rtl/>
+        </w:rPr>
+        <w:t xml:space="preserve">.</w:t>
+      </w:r>
+    </w:p>
+    <w:p>
+      <w:pPr>
+        <w:pStyle w:val="Heading3"/>
+        <w:bidi/>
+        <w:spacing w:after="160" w:before="200" w:line="360"/>
+        <w:jc w:val="right"/>
+      </w:pPr>
+      <w:r>
+        <w:rPr>
+          <w:rFonts w:ascii="Simplified Arabic" w:cs="Simplified Arabic" w:eastAsia="Simplified Arabic" w:hAnsi="Simplified Arabic"/>
+          <w:b/>
+          <w:bCs/>
+          <w:color w:val="000000"/>
+          <w:sz w:val="28"/>
+          <w:szCs w:val="28"/>
+          <w:rtl/>
+        </w:rPr>
+        <w:t xml:space="preserve">المطلب العاشر: الغيبوبة.</w:t>
+      </w:r>
+    </w:p>
+    <w:p>
+      <w:pPr>
+        <w:bidi/>
+        <w:spacing w:after="160" w:line="480"/>
+        <w:jc w:val="both"/>
+      </w:pPr>
+      <w:r>
+        <w:rPr>
+          <w:rFonts w:ascii="Simplified Arabic" w:cs="Simplified Arabic" w:eastAsia="Simplified Arabic" w:hAnsi="Simplified Arabic"/>
+          <w:b w:val="false"/>
+          <w:bCs w:val="false"/>
+          <w:sz w:val="28"/>
+          <w:szCs w:val="28"/>
+          <w:rtl/>
+        </w:rPr>
+        <w:t xml:space="preserve">الغيبوبة حالة فقدان للوعي لا يستجيب معها المريض للمنبّهات، وهي درجات متفاوتة: فمنها الغيبوبة العميقة التي قد يفيق صاحبها بعد ساعات أو أيام، ومنها الحالة النباتيّة التي تقدّم تعريفها، ومنها ما يسمّى بحالة الوعي الأدنى. والجامع بين هذه الدرجات كلّها أنّ جذع الدماغ فيها حيّ عامل، فصاحبها حيّ بلا خلاف، يتنفّس غالبًا من تلقاء نفسه، ولا يجوز الخلط بينه وبين الميت دماغيًّا بحال؛ وقد شدّد الباحثون على خطورة هذا الخلط عند عامّة الناس، فإنّ أخبار "مستيقظين من الموت الدماغيّ" التي تتناقلها وسائل الإعلام هي في حقيقتها حالات غيبوبة شُخّصت تشخيصًا ناقصًا أو نُقلت نقلًا مغلوطًا</w:t>
+      </w:r>
+      <w:r>
+        <w:rPr>
+          <w:rStyle w:val="FootnoteReference"/>
+        </w:rPr>
+        <w:footnoteReference w:id="37"/>
+      </w:r>
+      <w:r>
+        <w:rPr>
+          <w:rFonts w:ascii="Simplified Arabic" w:cs="Simplified Arabic" w:eastAsia="Simplified Arabic" w:hAnsi="Simplified Arabic"/>
+          <w:b w:val="false"/>
+          <w:bCs w:val="false"/>
+          <w:sz w:val="28"/>
+          <w:szCs w:val="28"/>
+          <w:rtl/>
+        </w:rPr>
+        <w:t xml:space="preserve">.</w:t>
+      </w:r>
+    </w:p>
+    <w:p>
+      <w:pPr>
+        <w:pStyle w:val="Heading3"/>
+        <w:bidi/>
+        <w:spacing w:after="160" w:before="200" w:line="360"/>
+        <w:jc w:val="right"/>
+      </w:pPr>
+      <w:r>
+        <w:rPr>
+          <w:rFonts w:ascii="Simplified Arabic" w:cs="Simplified Arabic" w:eastAsia="Simplified Arabic" w:hAnsi="Simplified Arabic"/>
+          <w:b/>
+          <w:bCs/>
+          <w:color w:val="000000"/>
+          <w:sz w:val="28"/>
+          <w:szCs w:val="28"/>
+          <w:rtl/>
+        </w:rPr>
+        <w:t xml:space="preserve">المطلب الحادي عشر: التداوي.</w:t>
+      </w:r>
+    </w:p>
+    <w:p>
+      <w:pPr>
+        <w:bidi/>
+        <w:spacing w:after="160" w:line="480"/>
+        <w:jc w:val="both"/>
+      </w:pPr>
+      <w:r>
+        <w:rPr>
+          <w:rFonts w:ascii="Simplified Arabic" w:cs="Simplified Arabic" w:eastAsia="Simplified Arabic" w:hAnsi="Simplified Arabic"/>
+          <w:b w:val="false"/>
+          <w:bCs w:val="false"/>
+          <w:sz w:val="28"/>
+          <w:szCs w:val="28"/>
+          <w:rtl/>
+        </w:rPr>
+        <w:t xml:space="preserve">التداوي: تعاطي الأسباب المشروعة لدفع المرض أو تخفيفه، وأصله قوله صلى الله عليه وسلم: "ما أنزل الله داءً إلا أنزل له شفاءً"</w:t>
+      </w:r>
+      <w:r>
+        <w:rPr>
+          <w:rStyle w:val="FootnoteReference"/>
+        </w:rPr>
+        <w:footnoteReference w:id="38"/>
+      </w:r>
+      <w:r>
+        <w:rPr>
+          <w:rFonts w:ascii="Simplified Arabic" w:cs="Simplified Arabic" w:eastAsia="Simplified Arabic" w:hAnsi="Simplified Arabic"/>
+          <w:b w:val="false"/>
+          <w:bCs w:val="false"/>
+          <w:sz w:val="28"/>
+          <w:szCs w:val="28"/>
+          <w:rtl/>
+        </w:rPr>
+        <w:t xml:space="preserve">. وقد فصّل الفقهاء في حكمه: فمنهم من أوجبه عند ظنّ النفع وخوف الهلاك، ومنهم من استحبّه، ومنهم من أباحه، والمحقّق أنّ حكمه يدور مع حال المريض ونوع الدواء: فيجب حيث يُقطع أو يغلب على الظنّ نفعه وتُخشى الهلكة بتركه، ولا يجب فيما لا يُرجى نفعه</w:t>
+      </w:r>
+      <w:r>
+        <w:rPr>
+          <w:rStyle w:val="FootnoteReference"/>
+        </w:rPr>
+        <w:footnoteReference w:id="39"/>
+      </w:r>
+      <w:r>
+        <w:rPr>
+          <w:rFonts w:ascii="Simplified Arabic" w:cs="Simplified Arabic" w:eastAsia="Simplified Arabic" w:hAnsi="Simplified Arabic"/>
+          <w:b w:val="false"/>
+          <w:bCs w:val="false"/>
+          <w:sz w:val="28"/>
+          <w:szCs w:val="28"/>
+          <w:rtl/>
+        </w:rPr>
+        <w:t xml:space="preserve">. وعلى هذا التفصيل مدار كثير من كلام المعاصرين في أجهزة الإنعاش، فإنها من الوسائل الاستثنائيّة التي لا يجب المصير إليها في حقّ من لا يُرجى برؤه.</w:t>
+      </w:r>
+    </w:p>
+    <w:p>
+      <w:pPr>
+        <w:pStyle w:val="Heading3"/>
+        <w:bidi/>
+        <w:spacing w:after="160" w:before="200" w:line="360"/>
+        <w:jc w:val="right"/>
+      </w:pPr>
+      <w:r>
+        <w:rPr>
+          <w:rFonts w:ascii="Simplified Arabic" w:cs="Simplified Arabic" w:eastAsia="Simplified Arabic" w:hAnsi="Simplified Arabic"/>
+          <w:b/>
+          <w:bCs/>
+          <w:color w:val="000000"/>
+          <w:sz w:val="28"/>
+          <w:szCs w:val="28"/>
+          <w:rtl/>
+        </w:rPr>
+        <w:t xml:space="preserve">المطلب الثاني عشر: العلاج التلطيفيّ.</w:t>
+      </w:r>
+    </w:p>
+    <w:p>
+      <w:pPr>
+        <w:bidi/>
+        <w:spacing w:after="160" w:line="480"/>
+        <w:jc w:val="both"/>
+      </w:pPr>
+      <w:r>
+        <w:rPr>
+          <w:rFonts w:ascii="Simplified Arabic" w:cs="Simplified Arabic" w:eastAsia="Simplified Arabic" w:hAnsi="Simplified Arabic"/>
+          <w:b w:val="false"/>
+          <w:bCs w:val="false"/>
+          <w:sz w:val="28"/>
+          <w:szCs w:val="28"/>
+          <w:rtl/>
+        </w:rPr>
+        <w:t xml:space="preserve">العلاج التلطيفيّ: رعاية طبيّة تهدف إلى تخفيف الألم والأعراض وتحسين نوعيّة حياة المريض الميؤوس من شفائه، من غير قصد إطالة العمر بوسائل استثنائيّة ولا تقصيره بفعل مزهق. وهو مشروع بلا إشكال، بل هو من محاسن الطبّ الحديث الموافقة لمقاصد الشريعة في رفع الحرج ورحمة المريض؛ والتفريق بينه وبين قتل الرحمة ظاهر: فالتلطيف تخفيف للألم مع ترك الأجل لله، وقتل الرحمة استعجال للأجل</w:t>
+      </w:r>
+      <w:r>
+        <w:rPr>
+          <w:rStyle w:val="FootnoteReference"/>
+        </w:rPr>
+        <w:footnoteReference w:id="40"/>
+      </w:r>
+      <w:r>
+        <w:rPr>
+          <w:rFonts w:ascii="Simplified Arabic" w:cs="Simplified Arabic" w:eastAsia="Simplified Arabic" w:hAnsi="Simplified Arabic"/>
+          <w:b w:val="false"/>
+          <w:bCs w:val="false"/>
+          <w:sz w:val="28"/>
+          <w:szCs w:val="28"/>
+          <w:rtl/>
+        </w:rPr>
+        <w:t xml:space="preserve">. وذكرُه هنا مهمّ لأنّ البديل العمليّ عن الدعم العبثيّ للميت دماغيًّا ليس الإهمال، بل الانتقال إلى رعاية كريمة للجثمان وإعداد الأهل للوداع.</w:t>
       </w:r>
     </w:p>
     <w:p>
@@ -3093,7 +4031,7 @@
         <w:rPr>
           <w:rStyle w:val="FootnoteReference"/>
         </w:rPr>
-        <w:footnoteReference w:id="25"/>
+        <w:footnoteReference w:id="41"/>
       </w:r>
       <w:r>
         <w:rPr>
@@ -3110,7 +4048,7 @@
         <w:rPr>
           <w:rStyle w:val="FootnoteReference"/>
         </w:rPr>
-        <w:footnoteReference w:id="26"/>
+        <w:footnoteReference w:id="42"/>
       </w:r>
       <w:r>
         <w:rPr>
@@ -3145,7 +4083,7 @@
         <w:rPr>
           <w:rStyle w:val="FootnoteReference"/>
         </w:rPr>
-        <w:footnoteReference w:id="27"/>
+        <w:footnoteReference w:id="43"/>
       </w:r>
       <w:r>
         <w:rPr>
@@ -3162,7 +4100,7 @@
         <w:rPr>
           <w:rStyle w:val="FootnoteReference"/>
         </w:rPr>
-        <w:footnoteReference w:id="28"/>
+        <w:footnoteReference w:id="44"/>
       </w:r>
       <w:r>
         <w:rPr>
@@ -3179,7 +4117,7 @@
         <w:rPr>
           <w:rStyle w:val="FootnoteReference"/>
         </w:rPr>
-        <w:footnoteReference w:id="29"/>
+        <w:footnoteReference w:id="45"/>
       </w:r>
       <w:r>
         <w:rPr>
@@ -3196,7 +4134,7 @@
         <w:rPr>
           <w:rStyle w:val="FootnoteReference"/>
         </w:rPr>
-        <w:footnoteReference w:id="30"/>
+        <w:footnoteReference w:id="46"/>
       </w:r>
       <w:r>
         <w:rPr>
@@ -3251,7 +4189,7 @@
         <w:rPr>
           <w:rStyle w:val="FootnoteReference"/>
         </w:rPr>
-        <w:footnoteReference w:id="31"/>
+        <w:footnoteReference w:id="47"/>
       </w:r>
       <w:r>
         <w:rPr>
@@ -3286,7 +4224,89 @@
         <w:rPr>
           <w:rStyle w:val="FootnoteReference"/>
         </w:rPr>
-        <w:footnoteReference w:id="32"/>
+        <w:footnoteReference w:id="48"/>
+      </w:r>
+      <w:r>
+        <w:rPr>
+          <w:rFonts w:ascii="Simplified Arabic" w:cs="Simplified Arabic" w:eastAsia="Simplified Arabic" w:hAnsi="Simplified Arabic"/>
+          <w:b w:val="false"/>
+          <w:bCs w:val="false"/>
+          <w:sz w:val="28"/>
+          <w:szCs w:val="28"/>
+          <w:rtl/>
+        </w:rPr>
+        <w:t xml:space="preserve">.</w:t>
+      </w:r>
+    </w:p>
+    <w:p>
+      <w:pPr>
+        <w:bidi/>
+        <w:spacing w:after="160" w:line="480"/>
+        <w:jc w:val="both"/>
+      </w:pPr>
+      <w:r>
+        <w:rPr>
+          <w:rFonts w:ascii="Simplified Arabic" w:cs="Simplified Arabic" w:eastAsia="Simplified Arabic" w:hAnsi="Simplified Arabic"/>
+          <w:b w:val="false"/>
+          <w:bCs w:val="false"/>
+          <w:sz w:val="28"/>
+          <w:szCs w:val="28"/>
+          <w:rtl/>
+        </w:rPr>
+        <w:t xml:space="preserve">ولقصة قرار عمّان دلالتها المنهجيّة: فقد عرضت المسألة على مجمع الفقه الإسلاميّ الدوليّ في دورته الثالثة، وقُدّمت بين يديها بحوث الأطباء والفقهاء، وجرت مداولات مستفيضة تباينت فيها الأنظار أوّل الأمر تباينًا شديدًا، حتى اجتمع رأي الأكثرين على الصيغة المزدوجة التي جعلت للموت علامتين معتبرتين؛ ولم يكن القرار إملاءً من الأطباء على الفقهاء ولا العكس، بل ثمرة حوار متكافئ قدّم فيه كلّ فريق ما عنده</w:t>
+      </w:r>
+      <w:r>
+        <w:rPr>
+          <w:rStyle w:val="FootnoteReference"/>
+        </w:rPr>
+        <w:footnoteReference w:id="49"/>
+      </w:r>
+      <w:r>
+        <w:rPr>
+          <w:rStyle w:val="FootnoteReference"/>
+        </w:rPr>
+        <w:footnoteReference w:id="50"/>
+      </w:r>
+      <w:r>
+        <w:rPr>
+          <w:rFonts w:ascii="Simplified Arabic" w:cs="Simplified Arabic" w:eastAsia="Simplified Arabic" w:hAnsi="Simplified Arabic"/>
+          <w:b w:val="false"/>
+          <w:bCs w:val="false"/>
+          <w:sz w:val="28"/>
+          <w:szCs w:val="28"/>
+          <w:rtl/>
+        </w:rPr>
+        <w:t xml:space="preserve">. وبذلك ضرب المجمع مثالًا في فقه النوازل الجماعيّ الذي لا يستقلّ به فرد مهما بلغ.</w:t>
+      </w:r>
+    </w:p>
+    <w:p>
+      <w:pPr>
+        <w:bidi/>
+        <w:spacing w:after="160" w:line="480"/>
+        <w:jc w:val="both"/>
+      </w:pPr>
+      <w:r>
+        <w:rPr>
+          <w:rFonts w:ascii="Simplified Arabic" w:cs="Simplified Arabic" w:eastAsia="Simplified Arabic" w:hAnsi="Simplified Arabic"/>
+          <w:b w:val="false"/>
+          <w:bCs w:val="false"/>
+          <w:sz w:val="28"/>
+          <w:szCs w:val="28"/>
+          <w:rtl/>
+        </w:rPr>
+        <w:t xml:space="preserve">وزاد المسألةَ إلحاحًا حدثٌ طبيّ هزّ العالم: أوّل عمليّة زرع قلب بشريّ أجراها الجرّاح كريستيان برنارد في جنوب أفريقيا سنة 1967م؛ فقد أخذ القلب من امرأة ميتة دماغيًّا، فتفجّر السؤال في وجه البشريّة كلّها: إن كانت المتبرّعة حيّة فقد قُتلت لأخذ قلبها، وإن كانت ميتة فما حدّ الموت؟ وبعد أشهر معدودة صدرت معايير هارفارد، وليس ذلك بمصادفة؛ فقد أدرك الطبّ أنّ زراعة الأعضاء لا تقوم لها قائمة أخلاقيّة بغير تحرير حدّ الموت. وهذا التلازم التاريخيّ بين المسألتين هو الذي يفسّر حرص الفقهاء والأنظمة على الفصل التامّ بين لجنة تشخيص الوفاة وفريق الزرع</w:t>
+      </w:r>
+      <w:r>
+        <w:rPr>
+          <w:rStyle w:val="FootnoteReference"/>
+        </w:rPr>
+        <w:footnoteReference w:id="51"/>
+      </w:r>
+      <w:r>
+        <w:rPr>
+          <w:rStyle w:val="FootnoteReference"/>
+        </w:rPr>
+        <w:footnoteReference w:id="52"/>
       </w:r>
       <w:r>
         <w:rPr>
@@ -3341,7 +4361,7 @@
         <w:rPr>
           <w:rStyle w:val="FootnoteReference"/>
         </w:rPr>
-        <w:footnoteReference w:id="33"/>
+        <w:footnoteReference w:id="53"/>
       </w:r>
       <w:r>
         <w:rPr>
@@ -3358,7 +4378,7 @@
         <w:rPr>
           <w:rStyle w:val="FootnoteReference"/>
         </w:rPr>
-        <w:footnoteReference w:id="34"/>
+        <w:footnoteReference w:id="54"/>
       </w:r>
       <w:r>
         <w:rPr>
@@ -3393,7 +4413,7 @@
         <w:rPr>
           <w:rStyle w:val="FootnoteReference"/>
         </w:rPr>
-        <w:footnoteReference w:id="35"/>
+        <w:footnoteReference w:id="55"/>
       </w:r>
       <w:r>
         <w:rPr>
@@ -3410,7 +4430,7 @@
         <w:rPr>
           <w:rStyle w:val="FootnoteReference"/>
         </w:rPr>
-        <w:footnoteReference w:id="36"/>
+        <w:footnoteReference w:id="56"/>
       </w:r>
       <w:r>
         <w:rPr>
@@ -3427,7 +4447,7 @@
         <w:rPr>
           <w:rStyle w:val="FootnoteReference"/>
         </w:rPr>
-        <w:footnoteReference w:id="37"/>
+        <w:footnoteReference w:id="57"/>
       </w:r>
       <w:r>
         <w:rPr>
@@ -3439,6 +4459,214 @@
           <w:rtl/>
         </w:rPr>
         <w:t xml:space="preserve">.</w:t>
+      </w:r>
+    </w:p>
+    <w:p>
+      <w:pPr>
+        <w:pStyle w:val="Heading3"/>
+        <w:bidi/>
+        <w:spacing w:after="160" w:before="200" w:line="360"/>
+        <w:jc w:val="right"/>
+      </w:pPr>
+      <w:r>
+        <w:rPr>
+          <w:rFonts w:ascii="Simplified Arabic" w:cs="Simplified Arabic" w:eastAsia="Simplified Arabic" w:hAnsi="Simplified Arabic"/>
+          <w:b/>
+          <w:bCs/>
+          <w:color w:val="000000"/>
+          <w:sz w:val="28"/>
+          <w:szCs w:val="28"/>
+          <w:rtl/>
+        </w:rPr>
+        <w:t xml:space="preserve">المطلب الرابع: الموت في نصوص الكتاب والسنّة.</w:t>
+      </w:r>
+    </w:p>
+    <w:p>
+      <w:pPr>
+        <w:bidi/>
+        <w:spacing w:after="160" w:line="480"/>
+        <w:jc w:val="both"/>
+      </w:pPr>
+      <w:r>
+        <w:rPr>
+          <w:rFonts w:ascii="Simplified Arabic" w:cs="Simplified Arabic" w:eastAsia="Simplified Arabic" w:hAnsi="Simplified Arabic"/>
+          <w:b w:val="false"/>
+          <w:bCs w:val="false"/>
+          <w:sz w:val="28"/>
+          <w:szCs w:val="28"/>
+          <w:rtl/>
+        </w:rPr>
+        <w:t xml:space="preserve">حفلت نصوص الوحي بذكر الموت تقريرًا لحتميّته وتذكيرًا بالاستعداد له؛ قال تعالى: </w:t>
+      </w:r>
+      <w:r>
+        <w:rPr>
+          <w:rFonts w:ascii="Simplified Arabic" w:cs="Simplified Arabic" w:eastAsia="Simplified Arabic" w:hAnsi="Simplified Arabic"/>
+          <w:b/>
+          <w:bCs/>
+          <w:sz w:val="28"/>
+          <w:szCs w:val="28"/>
+          <w:rtl/>
+        </w:rPr>
+        <w:t xml:space="preserve">﴿الَّذِي خَلَقَ الْمَوْتَ وَالْحَيَاةَ لِيَبْلُوَكُمْ أَيُّكُمْ أَحْسَنُ عَمَلًا﴾</w:t>
+      </w:r>
+      <w:r>
+        <w:rPr>
+          <w:rFonts w:ascii="Simplified Arabic" w:cs="Simplified Arabic" w:eastAsia="Simplified Arabic" w:hAnsi="Simplified Arabic"/>
+          <w:b w:val="false"/>
+          <w:bCs w:val="false"/>
+          <w:sz w:val="28"/>
+          <w:szCs w:val="28"/>
+          <w:rtl/>
+        </w:rPr>
+        <w:t xml:space="preserve"> (الملك: 2)، فقدّم الموت على الحياة إشارة إلى عظم شأنه، وقال سبحانه: </w:t>
+      </w:r>
+      <w:r>
+        <w:rPr>
+          <w:rFonts w:ascii="Simplified Arabic" w:cs="Simplified Arabic" w:eastAsia="Simplified Arabic" w:hAnsi="Simplified Arabic"/>
+          <w:b/>
+          <w:bCs/>
+          <w:sz w:val="28"/>
+          <w:szCs w:val="28"/>
+          <w:rtl/>
+        </w:rPr>
+        <w:t xml:space="preserve">﴿قُلْ إِنَّ الْمَوْتَ الَّذِي تَفِرُّونَ مِنْهُ فَإِنَّهُ مُلَاقِيكُمْ﴾</w:t>
+      </w:r>
+      <w:r>
+        <w:rPr>
+          <w:rFonts w:ascii="Simplified Arabic" w:cs="Simplified Arabic" w:eastAsia="Simplified Arabic" w:hAnsi="Simplified Arabic"/>
+          <w:b w:val="false"/>
+          <w:bCs w:val="false"/>
+          <w:sz w:val="28"/>
+          <w:szCs w:val="28"/>
+          <w:rtl/>
+        </w:rPr>
+        <w:t xml:space="preserve"> (الجمعة: 8)، وقال: </w:t>
+      </w:r>
+      <w:r>
+        <w:rPr>
+          <w:rFonts w:ascii="Simplified Arabic" w:cs="Simplified Arabic" w:eastAsia="Simplified Arabic" w:hAnsi="Simplified Arabic"/>
+          <w:b/>
+          <w:bCs/>
+          <w:sz w:val="28"/>
+          <w:szCs w:val="28"/>
+          <w:rtl/>
+        </w:rPr>
+        <w:t xml:space="preserve">﴿وَجَاءَتْ سَكْرَةُ الْمَوْتِ بِالْحَقِّ ذَلِكَ مَا كُنتَ مِنْهُ تَحِيدُ﴾</w:t>
+      </w:r>
+      <w:r>
+        <w:rPr>
+          <w:rFonts w:ascii="Simplified Arabic" w:cs="Simplified Arabic" w:eastAsia="Simplified Arabic" w:hAnsi="Simplified Arabic"/>
+          <w:b w:val="false"/>
+          <w:bCs w:val="false"/>
+          <w:sz w:val="28"/>
+          <w:szCs w:val="28"/>
+          <w:rtl/>
+        </w:rPr>
+        <w:t xml:space="preserve"> (ق: 19). ودلّت النصوص على أنّ الموت توفٍّ للنفس يتولاه الله بملائكته، وأنه انتقال من دار إلى دار لا عدم محض.</w:t>
+      </w:r>
+    </w:p>
+    <w:p>
+      <w:pPr>
+        <w:bidi/>
+        <w:spacing w:after="160" w:line="480"/>
+        <w:jc w:val="both"/>
+      </w:pPr>
+      <w:r>
+        <w:rPr>
+          <w:rFonts w:ascii="Simplified Arabic" w:cs="Simplified Arabic" w:eastAsia="Simplified Arabic" w:hAnsi="Simplified Arabic"/>
+          <w:b w:val="false"/>
+          <w:bCs w:val="false"/>
+          <w:sz w:val="28"/>
+          <w:szCs w:val="28"/>
+          <w:rtl/>
+        </w:rPr>
+        <w:t xml:space="preserve">ولفظ "التوفّي" في القرآن أدلّ الألفاظ على حقيقة الموت الشرعيّة: فإنه من استيفاء الشيء وقبضه تامًّا، فسمّى الله الموت توفّيًا إشارة إلى أنّ النفس تُقبض وافية كاملة لا يفوت منها شيء، وأنّ القابض هو الله بملائكته لا الأسباب الظاهرة؛ ومنه قوله تعالى: </w:t>
+      </w:r>
+      <w:r>
+        <w:rPr>
+          <w:rFonts w:ascii="Simplified Arabic" w:cs="Simplified Arabic" w:eastAsia="Simplified Arabic" w:hAnsi="Simplified Arabic"/>
+          <w:b/>
+          <w:bCs/>
+          <w:sz w:val="28"/>
+          <w:szCs w:val="28"/>
+          <w:rtl/>
+        </w:rPr>
+        <w:t xml:space="preserve">﴿قُلْ يَتَوَفَّاكُم مَّلَكُ الْمَوْتِ الَّذِي وُكِّلَ بِكُمْ﴾</w:t>
+      </w:r>
+      <w:r>
+        <w:rPr>
+          <w:rFonts w:ascii="Simplified Arabic" w:cs="Simplified Arabic" w:eastAsia="Simplified Arabic" w:hAnsi="Simplified Arabic"/>
+          <w:b w:val="false"/>
+          <w:bCs w:val="false"/>
+          <w:sz w:val="28"/>
+          <w:szCs w:val="28"/>
+          <w:rtl/>
+        </w:rPr>
+        <w:t xml:space="preserve"> (السجدة: 11). وفي هذا تنبيه لطيف لأهل مسألتنا: فالطبيب لا يميت ولا يحيي، وإنما يشخّص ويداوي، والأجل بيد الله وحده؛ فمن نزع جهازًا باستيفاء الشرط لم يقبض نفسًا، ومن ركّبه لم يمدّ في عمر.</w:t>
+      </w:r>
+    </w:p>
+    <w:p>
+      <w:pPr>
+        <w:bidi/>
+        <w:spacing w:after="160" w:line="480"/>
+        <w:jc w:val="both"/>
+      </w:pPr>
+      <w:r>
+        <w:rPr>
+          <w:rFonts w:ascii="Simplified Arabic" w:cs="Simplified Arabic" w:eastAsia="Simplified Arabic" w:hAnsi="Simplified Arabic"/>
+          <w:b w:val="false"/>
+          <w:bCs w:val="false"/>
+          <w:sz w:val="28"/>
+          <w:szCs w:val="28"/>
+          <w:rtl/>
+        </w:rPr>
+        <w:t xml:space="preserve">ومن السنّة ما يتّصل بمسألتنا اتصالًا خاصًّا: قوله صلى الله عليه وسلم: </w:t>
+      </w:r>
+      <w:r>
+        <w:rPr>
+          <w:rFonts w:ascii="Simplified Arabic" w:cs="Simplified Arabic" w:eastAsia="Simplified Arabic" w:hAnsi="Simplified Arabic"/>
+          <w:b/>
+          <w:bCs/>
+          <w:sz w:val="28"/>
+          <w:szCs w:val="28"/>
+          <w:rtl/>
+        </w:rPr>
+        <w:t xml:space="preserve">"أَسرِعوا بالجِنازة"</w:t>
+      </w:r>
+      <w:r>
+        <w:rPr>
+          <w:rStyle w:val="FootnoteReference"/>
+        </w:rPr>
+        <w:footnoteReference w:id="58"/>
+      </w:r>
+      <w:r>
+        <w:rPr>
+          <w:rFonts w:ascii="Simplified Arabic" w:cs="Simplified Arabic" w:eastAsia="Simplified Arabic" w:hAnsi="Simplified Arabic"/>
+          <w:b w:val="false"/>
+          <w:bCs w:val="false"/>
+          <w:sz w:val="28"/>
+          <w:szCs w:val="28"/>
+          <w:rtl/>
+        </w:rPr>
+        <w:t xml:space="preserve">، ففيه الندب إلى المبادرة بتجهيز الميت ودفنه وعدم حبسه، ويحتجّ به من يرى أنّ إبقاء الميت دماغيًّا على الأجهزة أيامًا حبس للجنازة بلا موجب. وحديث كسر عظم الميت المتقدّم أصلٌ في حرمة الجسد بعد الموت. وبمجموع النصوص يتقرّر أنّ للميت في الإسلام حقوقًا معجّلة: إكرامًا وتجهيزًا ودفنًا ودعاءً، وأنّ تعطيلها يحتاج إلى مسوّغ شرعيّ معتبر.</w:t>
+      </w:r>
+    </w:p>
+    <w:p>
+      <w:pPr>
+        <w:bidi/>
+        <w:spacing w:after="160" w:line="480"/>
+        <w:jc w:val="both"/>
+      </w:pPr>
+      <w:r>
+        <w:rPr>
+          <w:rFonts w:ascii="Simplified Arabic" w:cs="Simplified Arabic" w:eastAsia="Simplified Arabic" w:hAnsi="Simplified Arabic"/>
+          <w:b w:val="false"/>
+          <w:bCs w:val="false"/>
+          <w:sz w:val="28"/>
+          <w:szCs w:val="28"/>
+          <w:rtl/>
+        </w:rPr>
+        <w:t xml:space="preserve">ويمكن تلخيص المسار الزمنيّ لدخول المسألة الفقه المعاصر في محطات: سنة 1952م ولادة العناية المركّزة في كوبنهاغن؛ وسنة 1959م وصف الغيبوبة المتجاوزة؛ وسنة 1967م أوّل زرع قلب؛ وسنة 1968م معايير هارفارد؛ وسنة 1981م قانون التحديد الموحّد للوفاة الأمريكيّ؛ وسنة 1985م ندوة الكويت التي جمعت الفقهاء بالأطباء؛ وسنة 1986م قرار مجمع الفقه الإسلاميّ الدوليّ بعمّان؛ وسنة 1987م قرار المجمع الفقهيّ برابطة العالم الإسلاميّ بمكة؛ ثم تتابعت القوانين العربيّة والفتاوى الرسميّة والدراسات الأكاديميّة إلى يومنا. فالمسألة إذن قطعت في نحو سبعين سنة طريقًا كاملًا من مختبر إلى قرار مجمعيّ إلى قانون نافذ.</w:t>
       </w:r>
     </w:p>
     <w:p>
@@ -3503,13 +4731,13 @@
         <w:rPr>
           <w:rStyle w:val="FootnoteReference"/>
         </w:rPr>
-        <w:footnoteReference w:id="38"/>
-      </w:r>
-      <w:r>
-        <w:rPr>
-          <w:rStyle w:val="FootnoteReference"/>
-        </w:rPr>
-        <w:footnoteReference w:id="39"/>
+        <w:footnoteReference w:id="59"/>
+      </w:r>
+      <w:r>
+        <w:rPr>
+          <w:rStyle w:val="FootnoteReference"/>
+        </w:rPr>
+        <w:footnoteReference w:id="60"/>
       </w:r>
       <w:r>
         <w:rPr>
@@ -3521,6 +4749,41 @@
           <w:rtl/>
         </w:rPr>
         <w:t xml:space="preserve">.</w:t>
+      </w:r>
+    </w:p>
+    <w:p>
+      <w:pPr>
+        <w:bidi/>
+        <w:spacing w:after="160" w:line="480"/>
+        <w:jc w:val="both"/>
+      </w:pPr>
+      <w:r>
+        <w:rPr>
+          <w:rFonts w:ascii="Simplified Arabic" w:cs="Simplified Arabic" w:eastAsia="Simplified Arabic" w:hAnsi="Simplified Arabic"/>
+          <w:b w:val="false"/>
+          <w:bCs w:val="false"/>
+          <w:sz w:val="28"/>
+          <w:szCs w:val="28"/>
+          <w:rtl/>
+        </w:rPr>
+        <w:t xml:space="preserve">والمتأمّل في الجدل اليهوديّ المعاصر يجد شبهًا لافتًا بالجدل الفقهيّ الإسلاميّ: فالمعتبرون للموت الدماغيّ هناك احتجّوا بأنّ علامة الموت المنصوصة عندهم هي انقطاع النفَس، والموت الدماغيّ هو حقيقة الانقطاع النهائيّ للتنفّس الذاتيّ، فيكون اعتباره إعمالًا للنصّ لا خروجًا عنه؛ والمعارضون تمسّكوا بنبض القلب وبقدسيّة الحياة وخطر التوسّع. ثم جاء قانون سنة 2008م فصاغ حلًّا مؤسّسيًّا: اعتماد المعيار الدماغيّ بإجراءات مشدّدة، مع نصّ صريح على أنّ من اعترضت أسرته لأسباب دينيّة أو ضميريّة لا تُنزع عنه أجهزة التنفّس حتى يتوقف قلبه</w:t>
+      </w:r>
+      <w:r>
+        <w:rPr>
+          <w:rStyle w:val="FootnoteReference"/>
+        </w:rPr>
+        <w:footnoteReference w:id="61"/>
+      </w:r>
+      <w:r>
+        <w:rPr>
+          <w:rFonts w:ascii="Simplified Arabic" w:cs="Simplified Arabic" w:eastAsia="Simplified Arabic" w:hAnsi="Simplified Arabic"/>
+          <w:b w:val="false"/>
+          <w:bCs w:val="false"/>
+          <w:sz w:val="28"/>
+          <w:szCs w:val="28"/>
+          <w:rtl/>
+        </w:rPr>
+        <w:t xml:space="preserve">. وفي هذا النموذج عبرة لمجتمعاتنا في إدارة الخلاف الدينيّ داخل الأطر القانونيّة.</w:t>
       </w:r>
     </w:p>
     <w:p>
@@ -3564,7 +4827,7 @@
         <w:rPr>
           <w:rStyle w:val="FootnoteReference"/>
         </w:rPr>
-        <w:footnoteReference w:id="40"/>
+        <w:footnoteReference w:id="62"/>
       </w:r>
       <w:r>
         <w:rPr>
@@ -3576,6 +4839,41 @@
           <w:rtl/>
         </w:rPr>
         <w:t xml:space="preserve">. وهذا التفريق بين الوسائل العاديّة والاستثنائيّة قريب في روحه من تفريق فقهائنا بين التداوي الواجب وغير الواجب.</w:t>
+      </w:r>
+    </w:p>
+    <w:p>
+      <w:pPr>
+        <w:bidi/>
+        <w:spacing w:after="160" w:line="480"/>
+        <w:jc w:val="both"/>
+      </w:pPr>
+      <w:r>
+        <w:rPr>
+          <w:rFonts w:ascii="Simplified Arabic" w:cs="Simplified Arabic" w:eastAsia="Simplified Arabic" w:hAnsi="Simplified Arabic"/>
+          <w:b w:val="false"/>
+          <w:bCs w:val="false"/>
+          <w:sz w:val="28"/>
+          <w:szCs w:val="28"/>
+          <w:rtl/>
+        </w:rPr>
+        <w:t xml:space="preserve">وقد صار تفريق البابا بيوس الثاني عشر بين الوسائل "العاديّة" الواجبة والوسائل "غير العاديّة" غير الواجبة أصلًا معتمدًا في الأخلاقيّات الطبيّة الكاثوليكيّة إلى اليوم: فالغذاء والماء والتمريض الأساسيّ وسائل عاديّة لا يجوز منعها، وأمّا الآلات المعقّدة الباهظة التي لا ترجى منها فائدة فلا يلزم البدء بها ولا الاستمرار عليها. كما قبلت الكنائس عمومًا المعيار العصبيّ للموت متى تثبّت منه الأطباء، وبنت عليه جواز نقل الأعضاء من الموتى دماغيًّا بوصفه عمل محبّة</w:t>
+      </w:r>
+      <w:r>
+        <w:rPr>
+          <w:rStyle w:val="FootnoteReference"/>
+        </w:rPr>
+        <w:footnoteReference w:id="63"/>
+      </w:r>
+      <w:r>
+        <w:rPr>
+          <w:rFonts w:ascii="Simplified Arabic" w:cs="Simplified Arabic" w:eastAsia="Simplified Arabic" w:hAnsi="Simplified Arabic"/>
+          <w:b w:val="false"/>
+          <w:bCs w:val="false"/>
+          <w:sz w:val="28"/>
+          <w:szCs w:val="28"/>
+          <w:rtl/>
+        </w:rPr>
+        <w:t xml:space="preserve">. وهكذا نجد الديانات الكتابيّة الثلاث قد انتهت، بمناهج مختلفة، إلى مواقف متقاربة في جوهرها: تحريم القتل الإيجابيّ، وعدم إيجاب الوسائل الاستثنائيّة العبثيّة، والتثبّت في إعلان الموت.</w:t>
       </w:r>
     </w:p>
     <w:p>
@@ -3619,7 +4917,7 @@
         <w:rPr>
           <w:rStyle w:val="FootnoteReference"/>
         </w:rPr>
-        <w:footnoteReference w:id="41"/>
+        <w:footnoteReference w:id="64"/>
       </w:r>
       <w:r>
         <w:rPr>
@@ -3631,6 +4929,41 @@
           <w:rtl/>
         </w:rPr>
         <w:t xml:space="preserve">. وعُني قدماء المصريّين عناية بالغة بجسد الميت وتكريمه، حتى بلغوا في ذلك مبلغ التحنيط وتشييد المقابر، ممّا يدلّ على أنّ حرمة الجسد الإنسانيّ بعد الموت قيمة ضاربة في عمق التاريخ الإنسانيّ، جاءت الشريعة الإسلاميّة فأقرّتها وهذّبتها. والمقصود من هذا العرض بيان أنّ سؤالَي مسألتنا، وهما تحديد لحظة الموت وحدود مسؤوليّة الطبيب، سؤالان قديمان قدم الحضارة، وإن كانت صورتهما المعاصرة وليدة أجهزة القرن العشرين.</w:t>
+      </w:r>
+    </w:p>
+    <w:p>
+      <w:pPr>
+        <w:bidi/>
+        <w:spacing w:after="160" w:line="480"/>
+        <w:jc w:val="both"/>
+      </w:pPr>
+      <w:r>
+        <w:rPr>
+          <w:rFonts w:ascii="Simplified Arabic" w:cs="Simplified Arabic" w:eastAsia="Simplified Arabic" w:hAnsi="Simplified Arabic"/>
+          <w:b w:val="false"/>
+          <w:bCs w:val="false"/>
+          <w:sz w:val="28"/>
+          <w:szCs w:val="28"/>
+          <w:rtl/>
+        </w:rPr>
+        <w:t xml:space="preserve">ويحسن التمثيل لما في شريعة حمورابي: فقد قدّرت الموادّ (215-218) منها أجر الطبيب الجرّاح إذا نجحت جراحته بعشرة شواقل من الفضّة إن كان المريض حرًّا، وأنزلته درجات إن كان مولًى أو عبدًا، ثم قابلت ذلك بعقوبة غليظة إن أخفق: فمن أجرى جراحة كبرى بمبضع البرونز فقتل الرجل الحرّ أو أتلف عينه قُطعت يده</w:t>
+      </w:r>
+      <w:r>
+        <w:rPr>
+          <w:rStyle w:val="FootnoteReference"/>
+        </w:rPr>
+        <w:footnoteReference w:id="65"/>
+      </w:r>
+      <w:r>
+        <w:rPr>
+          <w:rFonts w:ascii="Simplified Arabic" w:cs="Simplified Arabic" w:eastAsia="Simplified Arabic" w:hAnsi="Simplified Arabic"/>
+          <w:b w:val="false"/>
+          <w:bCs w:val="false"/>
+          <w:sz w:val="28"/>
+          <w:szCs w:val="28"/>
+          <w:rtl/>
+        </w:rPr>
+        <w:t xml:space="preserve">. وفي هذا التقنين المبكّر إقرار بمبدأين ما زالا قائمين: أنّ للطبيب أجرًا على صنعته، وأنّ عليه تبعة خطئه. وأمّا قدماء المصريّين فقد بلغ تعظيمهم لجسد الميت أن جعلوا حفظه شرطًا لسعادة صاحبه في العالم الآخر، فأتقنوا التحنيط وحرّموا العبث بالجثمان؛ وعرف اليونان جدلًا فلسفيًّا مبكّرًا حول لحظة مفارقة النفس للبدن ومعيار الحياة، وهو جدل يشهد أنّ سؤال "متى يموت الإنسان؟" لازم الفكر الإنسانيّ في كلّ أطواره.</w:t>
       </w:r>
     </w:p>
     <w:p>
@@ -3698,7 +5031,7 @@
           <w:szCs w:val="28"/>
           <w:rtl/>
         </w:rPr>
-        <w:t xml:space="preserve">وفيه خمسة مباحث:</w:t>
+        <w:t xml:space="preserve">وفيه ستة مباحث:</w:t>
       </w:r>
     </w:p>
     <w:p>
@@ -3789,6 +5122,24 @@
           <w:rtl/>
         </w:rPr>
         <w:t xml:space="preserve">المبحث الخامس: الآثار الاقتصاديّة.</w:t>
+      </w:r>
+    </w:p>
+    <w:p>
+      <w:pPr>
+        <w:bidi/>
+        <w:spacing w:after="200" w:line="360"/>
+        <w:jc w:val="center"/>
+      </w:pPr>
+      <w:r>
+        <w:rPr>
+          <w:rFonts w:ascii="Simplified Arabic" w:cs="Simplified Arabic" w:eastAsia="Simplified Arabic" w:hAnsi="Simplified Arabic"/>
+          <w:b/>
+          <w:bCs/>
+          <w:sz w:val="28"/>
+          <w:szCs w:val="28"/>
+          <w:rtl/>
+        </w:rPr>
+        <w:t xml:space="preserve">المبحث السادس: الآثار العلميّة والتقنيّة.</w:t>
       </w:r>
     </w:p>
     <w:p>
@@ -3978,7 +5329,7 @@
         <w:rPr>
           <w:rStyle w:val="FootnoteReference"/>
         </w:rPr>
-        <w:footnoteReference w:id="42"/>
+        <w:footnoteReference w:id="66"/>
       </w:r>
       <w:r>
         <w:rPr>
@@ -4007,6 +5358,41 @@
           <w:szCs w:val="28"/>
           <w:rtl/>
         </w:rPr>
+        <w:t xml:space="preserve">ومن الآثار الفقهيّة الدقيقة ما يتعلق بالعبادات في الفترة الحرجة: فهل يُلقَّن من مات دماغه الشهادة كما يلقَّن المحتضَر؟ وهل يوجَّه إلى القبلة؟ الظاهر أنّ هذه السنن إنما شرعت في حقّ من يُرجى سماعه وإدراكه، ومن مات دماغه قد زال إدراكه قطعًا، فيتوجّه القول بفوات محلّها، ويبقى الدعاء له والاستغفار مشروعَين بكلّ حال. ومنها مسألة الوصيّة بالتبرّع بالأعضاء التي كتبها المريض في حياته: فتنفيذها متوقف على تحقّق وفاته، فتعود المسألة إلى تحرير لحظة الموت مرّة أخرى، وقد اشترطت القوانين لتنفيذها ثبوت الوفاة بقرار اللجنة المختصّة</w:t>
+      </w:r>
+      <w:r>
+        <w:rPr>
+          <w:rStyle w:val="FootnoteReference"/>
+        </w:rPr>
+        <w:footnoteReference w:id="67"/>
+      </w:r>
+      <w:r>
+        <w:rPr>
+          <w:rFonts w:ascii="Simplified Arabic" w:cs="Simplified Arabic" w:eastAsia="Simplified Arabic" w:hAnsi="Simplified Arabic"/>
+          <w:b w:val="false"/>
+          <w:bCs w:val="false"/>
+          <w:sz w:val="28"/>
+          <w:szCs w:val="28"/>
+          <w:rtl/>
+        </w:rPr>
+        <w:t xml:space="preserve">.</w:t>
+      </w:r>
+    </w:p>
+    <w:p>
+      <w:pPr>
+        <w:bidi/>
+        <w:spacing w:after="160" w:line="480"/>
+        <w:jc w:val="both"/>
+      </w:pPr>
+      <w:r>
+        <w:rPr>
+          <w:rFonts w:ascii="Simplified Arabic" w:cs="Simplified Arabic" w:eastAsia="Simplified Arabic" w:hAnsi="Simplified Arabic"/>
+          <w:b w:val="false"/>
+          <w:bCs w:val="false"/>
+          <w:sz w:val="28"/>
+          <w:szCs w:val="28"/>
+          <w:rtl/>
+        </w:rPr>
         <w:t xml:space="preserve">ويشهد لأثر تحديد لحظة الوفاة في العدّة قوله تعالى: </w:t>
       </w:r>
       <w:r>
@@ -4053,7 +5439,7 @@
         <w:rPr>
           <w:rStyle w:val="FootnoteReference"/>
         </w:rPr>
-        <w:footnoteReference w:id="43"/>
+        <w:footnoteReference w:id="68"/>
       </w:r>
       <w:r>
         <w:rPr>
@@ -4065,6 +5451,140 @@
           <w:rtl/>
         </w:rPr>
         <w:t xml:space="preserve">.</w:t>
+      </w:r>
+    </w:p>
+    <w:p>
+      <w:pPr>
+        <w:bidi/>
+        <w:spacing w:after="160" w:line="480"/>
+        <w:jc w:val="both"/>
+      </w:pPr>
+      <w:r>
+        <w:rPr>
+          <w:rFonts w:ascii="Simplified Arabic" w:cs="Simplified Arabic" w:eastAsia="Simplified Arabic" w:hAnsi="Simplified Arabic"/>
+          <w:b w:val="false"/>
+          <w:bCs w:val="false"/>
+          <w:sz w:val="28"/>
+          <w:szCs w:val="28"/>
+          <w:rtl/>
+        </w:rPr>
+        <w:t xml:space="preserve">ويحسن بسط أهمّ هذه الآثار: فأمّا تجهيز الميت فقد ندب الشرع إلى المبادرة به لحديث "أسرعوا بالجنازة"، ورتّب الفقهاء على ثبوت الموت وجوب الغسل والتكفين والصلاة والدفن على الكفاية؛ فإذا اعتُبر الموت الدماغيّ موتًا صار إبقاء الجثمان على الأجهزة أيامًا حبسًا للجنازة عن حقّها، وإذا لم يُعتبر لم يجز الشروع في شيء من ذلك. وهذا وحده كافٍ لبيان خطورة تحرير لحظة الموت.</w:t>
+      </w:r>
+    </w:p>
+    <w:p>
+      <w:pPr>
+        <w:bidi/>
+        <w:spacing w:after="160" w:line="480"/>
+        <w:jc w:val="both"/>
+      </w:pPr>
+      <w:r>
+        <w:rPr>
+          <w:rFonts w:ascii="Simplified Arabic" w:cs="Simplified Arabic" w:eastAsia="Simplified Arabic" w:hAnsi="Simplified Arabic"/>
+          <w:b w:val="false"/>
+          <w:bCs w:val="false"/>
+          <w:sz w:val="28"/>
+          <w:szCs w:val="28"/>
+          <w:rtl/>
+        </w:rPr>
+        <w:t xml:space="preserve">وأمّا الإرث فمثاله: رجل مات دماغيًّا يوم السبت وبقي قلبه نابضًا بالأجهزة حتى الأربعاء، وماتت زوجته يوم الاثنين؛ فعلى اعتبار الموت الدماغيّ موتًا لا ترثه الزوجة شيئًا لأنها ماتت بعده فيرثها هو، وترث تركتَها ورثتُها ومنهم زوجها الميت دماغيًّا فينتقل نصيبه إلى ورثته؛ وعلى القول الآخر تكون الزوجة قد ماتت قبله فيرثها ثم يموت فيرثه ورثته، وتختلف الأنصبة اختلافًا بيّنًا. ومثل هذه الصور تقع حقيقة في حوادث السير التي تصيب الأسرة الواحدة، وقد نبّه الباحثون إلى أنها من أدقّ ثمرات الخلاف</w:t>
+      </w:r>
+      <w:r>
+        <w:rPr>
+          <w:rStyle w:val="FootnoteReference"/>
+        </w:rPr>
+        <w:footnoteReference w:id="69"/>
+      </w:r>
+      <w:r>
+        <w:rPr>
+          <w:rFonts w:ascii="Simplified Arabic" w:cs="Simplified Arabic" w:eastAsia="Simplified Arabic" w:hAnsi="Simplified Arabic"/>
+          <w:b w:val="false"/>
+          <w:bCs w:val="false"/>
+          <w:sz w:val="28"/>
+          <w:szCs w:val="28"/>
+          <w:rtl/>
+        </w:rPr>
+        <w:t xml:space="preserve">.</w:t>
+      </w:r>
+    </w:p>
+    <w:p>
+      <w:pPr>
+        <w:bidi/>
+        <w:spacing w:after="160" w:line="480"/>
+        <w:jc w:val="both"/>
+      </w:pPr>
+      <w:r>
+        <w:rPr>
+          <w:rFonts w:ascii="Simplified Arabic" w:cs="Simplified Arabic" w:eastAsia="Simplified Arabic" w:hAnsi="Simplified Arabic"/>
+          <w:b w:val="false"/>
+          <w:bCs w:val="false"/>
+          <w:sz w:val="28"/>
+          <w:szCs w:val="28"/>
+          <w:rtl/>
+        </w:rPr>
+        <w:t xml:space="preserve">وأمّا الجناية على من نُزعت أجهزته فيتنوّع تكييفها: فمن نزع الأجهزة عن حيّ تُرجى حياته عمدًا عالمًا فهو قاتل عمد تترتب عليه أحكام القصاص أو الدية والكفّارة؛ ومن نزعها بتشخيص خاطئ صادر عن تفريط فهو قاتل خطأ أو شبه عمد على الخلاف، وتلزمه الدية والكفّارة؛ ومن نزعها عن ميت دماغيًّا باستيفاء الضوابط فلا قصاص ولا دية، إذ لا حياة معصومة تُزهق، ويجري هذا التفصيل نفسه في القانون كما سيأتي</w:t>
+      </w:r>
+      <w:r>
+        <w:rPr>
+          <w:rStyle w:val="FootnoteReference"/>
+        </w:rPr>
+        <w:footnoteReference w:id="70"/>
+      </w:r>
+      <w:r>
+        <w:rPr>
+          <w:rFonts w:ascii="Simplified Arabic" w:cs="Simplified Arabic" w:eastAsia="Simplified Arabic" w:hAnsi="Simplified Arabic"/>
+          <w:b w:val="false"/>
+          <w:bCs w:val="false"/>
+          <w:sz w:val="28"/>
+          <w:szCs w:val="28"/>
+          <w:rtl/>
+        </w:rPr>
+        <w:t xml:space="preserve">. وقد بنى الفقهاء نظيره على قاعدة حركة المذبوح: فمن جنى على من لم تبق فيه حياة مستقرّة لم يكن قاتلًا</w:t>
+      </w:r>
+      <w:r>
+        <w:rPr>
+          <w:rStyle w:val="FootnoteReference"/>
+        </w:rPr>
+        <w:footnoteReference w:id="71"/>
+      </w:r>
+      <w:r>
+        <w:rPr>
+          <w:rFonts w:ascii="Simplified Arabic" w:cs="Simplified Arabic" w:eastAsia="Simplified Arabic" w:hAnsi="Simplified Arabic"/>
+          <w:b w:val="false"/>
+          <w:bCs w:val="false"/>
+          <w:sz w:val="28"/>
+          <w:szCs w:val="28"/>
+          <w:rtl/>
+        </w:rPr>
+        <w:t xml:space="preserve">.</w:t>
+      </w:r>
+    </w:p>
+    <w:p>
+      <w:pPr>
+        <w:bidi/>
+        <w:spacing w:after="160" w:line="480"/>
+        <w:jc w:val="both"/>
+      </w:pPr>
+      <w:r>
+        <w:rPr>
+          <w:rFonts w:ascii="Simplified Arabic" w:cs="Simplified Arabic" w:eastAsia="Simplified Arabic" w:hAnsi="Simplified Arabic"/>
+          <w:b/>
+          <w:bCs/>
+          <w:sz w:val="28"/>
+          <w:szCs w:val="28"/>
+          <w:rtl/>
+        </w:rPr>
+        <w:t xml:space="preserve">تعقيب: </w:t>
+      </w:r>
+      <w:r>
+        <w:rPr>
+          <w:rFonts w:ascii="Simplified Arabic" w:cs="Simplified Arabic" w:eastAsia="Simplified Arabic" w:hAnsi="Simplified Arabic"/>
+          <w:b w:val="false"/>
+          <w:bCs w:val="false"/>
+          <w:sz w:val="28"/>
+          <w:szCs w:val="28"/>
+          <w:rtl/>
+        </w:rPr>
+        <w:t xml:space="preserve">الذي استقر عندي بعد تتبّع هذه الآثار أنّ باب المواريث هو أشدّ الأبواب حساسيّة؛ لأنّ الخطأ فيه لا يبقى في ذمّة صاحبه بل يسري في الذمم المتعاقبة: مال يقسم على غير مستحقّه ثم يورَث ويوهَب ويُتصدّق به. ولهذا كان الاحتياط الذي رجّحناه، من تعليق القسمة على سكون القلب، صمّام أمان لا مجرّد مجاملة للمعارضين.</w:t>
       </w:r>
     </w:p>
     <w:p>
@@ -4120,7 +5640,7 @@
         <w:rPr>
           <w:rStyle w:val="FootnoteReference"/>
         </w:rPr>
-        <w:footnoteReference w:id="44"/>
+        <w:footnoteReference w:id="72"/>
       </w:r>
       <w:r>
         <w:rPr>
@@ -4195,7 +5715,42 @@
         <w:rPr>
           <w:rStyle w:val="FootnoteReference"/>
         </w:rPr>
-        <w:footnoteReference w:id="45"/>
+        <w:footnoteReference w:id="73"/>
+      </w:r>
+      <w:r>
+        <w:rPr>
+          <w:rFonts w:ascii="Simplified Arabic" w:cs="Simplified Arabic" w:eastAsia="Simplified Arabic" w:hAnsi="Simplified Arabic"/>
+          <w:b w:val="false"/>
+          <w:bCs w:val="false"/>
+          <w:sz w:val="28"/>
+          <w:szCs w:val="28"/>
+          <w:rtl/>
+        </w:rPr>
+        <w:t xml:space="preserve">.</w:t>
+      </w:r>
+    </w:p>
+    <w:p>
+      <w:pPr>
+        <w:bidi/>
+        <w:spacing w:after="160" w:line="480"/>
+        <w:jc w:val="both"/>
+      </w:pPr>
+      <w:r>
+        <w:rPr>
+          <w:rFonts w:ascii="Simplified Arabic" w:cs="Simplified Arabic" w:eastAsia="Simplified Arabic" w:hAnsi="Simplified Arabic"/>
+          <w:b w:val="false"/>
+          <w:bCs w:val="false"/>
+          <w:sz w:val="28"/>
+          <w:szCs w:val="28"/>
+          <w:rtl/>
+        </w:rPr>
+        <w:t xml:space="preserve">ويضاف إلى ذلك أثر المسألة في الطاقم الطبيّ نفسه: فالتمريض الذي يقلّب جثمانًا ميت الدماغ ويرطّبه ويغذّيه أسابيع، وهو يعلم أنه لا يعالج أحدًا، يتعرّض لما تسمّيه الأدبيّات الضائقة الأخلاقيّة؛ والأطباء الذين يعلمون أنّ سريرًا مشغولًا بجثمان قد ردّ مريضًا مرجوّ الحياة إلى غرفة الطوارئ يحملون عبئًا نفسيًّا ومهنيًّا ثقيلًا. ولهذا كان حسم المسألة رحمة بالطواقم لا بالأسر وحدها، وقد نبّهت الإرشادات المهنيّة إلى وجوب دعم الطواقم في هذه الحالات</w:t>
+      </w:r>
+      <w:r>
+        <w:rPr>
+          <w:rStyle w:val="FootnoteReference"/>
+        </w:rPr>
+        <w:footnoteReference w:id="74"/>
       </w:r>
       <w:r>
         <w:rPr>
@@ -4251,7 +5806,7 @@
         <w:rPr>
           <w:rStyle w:val="FootnoteReference"/>
         </w:rPr>
-        <w:footnoteReference w:id="46"/>
+        <w:footnoteReference w:id="75"/>
       </w:r>
       <w:r>
         <w:rPr>
@@ -4268,7 +5823,7 @@
         <w:rPr>
           <w:rStyle w:val="FootnoteReference"/>
         </w:rPr>
-        <w:footnoteReference w:id="47"/>
+        <w:footnoteReference w:id="76"/>
       </w:r>
       <w:r>
         <w:rPr>
@@ -4280,6 +5835,41 @@
           <w:rtl/>
         </w:rPr>
         <w:t xml:space="preserve">.</w:t>
+      </w:r>
+    </w:p>
+    <w:p>
+      <w:pPr>
+        <w:bidi/>
+        <w:spacing w:after="160" w:line="480"/>
+        <w:jc w:val="both"/>
+      </w:pPr>
+      <w:r>
+        <w:rPr>
+          <w:rFonts w:ascii="Simplified Arabic" w:cs="Simplified Arabic" w:eastAsia="Simplified Arabic" w:hAnsi="Simplified Arabic"/>
+          <w:b w:val="false"/>
+          <w:bCs w:val="false"/>
+          <w:sz w:val="28"/>
+          <w:szCs w:val="28"/>
+          <w:rtl/>
+        </w:rPr>
+        <w:t xml:space="preserve">وتفصيل قضيّة ماكماث يجلّي عمق البعد الاجتماعيّ: فتاة في الثالثة عشرة دخلت لعمليّة لوزتين اعتياديّة في كاليفورنيا سنة 2013م، فحدث نزيف فسكتة قلبيّة فموت دماغيّ موثّق، وأعلن المستشفى وفاتها؛ فرفضت أسرتها الإعلان لأسباب دينيّة وتمسّكت بأنّ قلبها ينبض، وخاضت معركة قضائيّة انتهت بنقل الجثمان المدعوم بالأجهزة إلى ولاية نيوجيرسي التي يتيح قانونها استثناءً دينيًّا، وبقي هناك سنوات حتى توقف القلب. وفي المقابل قضيّة مونيوز في تكساس: حامل ماتت دماغيًّا فأبقى المستشفى أجهزتها رغم إرادة زوجها استنادًا إلى قانون حماية الجنين، حتى قضت المحكمة بأنّ القانون لا يسري على الموتى فرُفعت الأجهزة</w:t>
+      </w:r>
+      <w:r>
+        <w:rPr>
+          <w:rStyle w:val="FootnoteReference"/>
+        </w:rPr>
+        <w:footnoteReference w:id="77"/>
+      </w:r>
+      <w:r>
+        <w:rPr>
+          <w:rFonts w:ascii="Simplified Arabic" w:cs="Simplified Arabic" w:eastAsia="Simplified Arabic" w:hAnsi="Simplified Arabic"/>
+          <w:b w:val="false"/>
+          <w:bCs w:val="false"/>
+          <w:sz w:val="28"/>
+          <w:szCs w:val="28"/>
+          <w:rtl/>
+        </w:rPr>
+        <w:t xml:space="preserve">. فالقضيّتان معًا تريان أنّ غياب التفاهم المسبق بين المؤسّسة الطبيّة والأسرة يحوّل المصاب إلى نزاع قضائيّ يزيد الجرح عمقًا، وأنّ الحلّ في التوعية والوساطة لا في التقاضي.</w:t>
       </w:r>
     </w:p>
     <w:p>
@@ -4324,7 +5914,7 @@
         <w:rPr>
           <w:rStyle w:val="FootnoteReference"/>
         </w:rPr>
-        <w:footnoteReference w:id="48"/>
+        <w:footnoteReference w:id="78"/>
       </w:r>
       <w:r>
         <w:rPr>
@@ -4341,7 +5931,7 @@
         <w:rPr>
           <w:rStyle w:val="FootnoteReference"/>
         </w:rPr>
-        <w:footnoteReference w:id="49"/>
+        <w:footnoteReference w:id="79"/>
       </w:r>
       <w:r>
         <w:rPr>
@@ -4358,7 +5948,48 @@
         <w:rPr>
           <w:rStyle w:val="FootnoteReference"/>
         </w:rPr>
-        <w:footnoteReference w:id="50"/>
+        <w:footnoteReference w:id="80"/>
+      </w:r>
+      <w:r>
+        <w:rPr>
+          <w:rFonts w:ascii="Simplified Arabic" w:cs="Simplified Arabic" w:eastAsia="Simplified Arabic" w:hAnsi="Simplified Arabic"/>
+          <w:b w:val="false"/>
+          <w:bCs w:val="false"/>
+          <w:sz w:val="28"/>
+          <w:szCs w:val="28"/>
+          <w:rtl/>
+        </w:rPr>
+        <w:t xml:space="preserve">.</w:t>
+      </w:r>
+    </w:p>
+    <w:p>
+      <w:pPr>
+        <w:bidi/>
+        <w:spacing w:after="160" w:line="480"/>
+        <w:jc w:val="both"/>
+      </w:pPr>
+      <w:r>
+        <w:rPr>
+          <w:rFonts w:ascii="Simplified Arabic" w:cs="Simplified Arabic" w:eastAsia="Simplified Arabic" w:hAnsi="Simplified Arabic"/>
+          <w:b w:val="false"/>
+          <w:bCs w:val="false"/>
+          <w:sz w:val="28"/>
+          <w:szCs w:val="28"/>
+          <w:rtl/>
+        </w:rPr>
+        <w:t xml:space="preserve">وتتوزّع المسؤوليّة القانونيّة على ثلاث دوائر: جنائيّة، ومدنيّة، وتأديبيّة. فالجنائيّة مدارها على وصف الفعل: قتل عمد إن نُزعت الأجهزة عن حيّ قصدًا، أو قتل خطأ إن كان عن تشخيص متعجّل مفرّط؛ والمدنيّة مدارها على الضرر: تعويض ورثة المريض عمّا لحقهم إن ثبت الخطأ، أو تعويض المستشفى نفقات دعم لا موجب له في بعض الصور؛ والتأديبيّة مدارها على مخالفة أصول المهنة: من إيقاف عن العمل إلى سحب الترخيص. والفيصل في الدوائر الثلاث واحد: هل استوفى الطبيب البروتوكول واللجان والتوثيق قبل النزع؟ فإن استوفى فرفع الأجهزة عمل مشروع تحميه القوانين، وإلا فتحت عليه الأبواب كلّها</w:t>
+      </w:r>
+      <w:r>
+        <w:rPr>
+          <w:rStyle w:val="FootnoteReference"/>
+        </w:rPr>
+        <w:footnoteReference w:id="81"/>
+      </w:r>
+      <w:r>
+        <w:rPr>
+          <w:rStyle w:val="FootnoteReference"/>
+        </w:rPr>
+        <w:footnoteReference w:id="82"/>
       </w:r>
       <w:r>
         <w:rPr>
@@ -4420,6 +6051,59 @@
       <w:r>
         <w:rPr>
           <w:rFonts w:ascii="Simplified Arabic" w:cs="Simplified Arabic" w:eastAsia="Simplified Arabic" w:hAnsi="Simplified Arabic"/>
+          <w:b w:val="false"/>
+          <w:bCs w:val="false"/>
+          <w:sz w:val="28"/>
+          <w:szCs w:val="28"/>
+          <w:rtl/>
+        </w:rPr>
+        <w:t xml:space="preserve">وللمسألة وجه اقتصاديّ مؤسّسيّ: فشركات التأمين الصحيّ وصناديق المرضى تقف أمام سؤال محرج: إلى متى تلتزم بتغطية نفقات دعم من أعلن الأطباء موته الدماغيّ؟ فإن قيل بالتغطية بلا حدّ فُتح باب استنزاف الصناديق العامة على حساب سائر المرضى، وإن قيل بقطعها فور الإعلان صار المال هو الحاكم في مسألة دينيّة إنسانيّة. والمسلك العدل الذي تدلّ عليه الموازنات الشرعيّة: تغطية مهلة إنسانيّة محدودة تُمكّن الأسرة من الوداع واستيفاء الإجراءات، ثم يوقف الدعم وفق البروتوكول، وهو قريب ممّا جرى عليه العمل في الأنظمة المتوازنة.</w:t>
+      </w:r>
+    </w:p>
+    <w:p>
+      <w:pPr>
+        <w:bidi/>
+        <w:spacing w:after="160" w:line="480"/>
+        <w:jc w:val="both"/>
+      </w:pPr>
+      <w:r>
+        <w:rPr>
+          <w:rFonts w:ascii="Simplified Arabic" w:cs="Simplified Arabic" w:eastAsia="Simplified Arabic" w:hAnsi="Simplified Arabic"/>
+          <w:b w:val="false"/>
+          <w:bCs w:val="false"/>
+          <w:sz w:val="28"/>
+          <w:szCs w:val="28"/>
+          <w:rtl/>
+        </w:rPr>
+        <w:t xml:space="preserve">وممّا يوضّح البعد الاقتصاديّ أنّ سرير العناية المركّزة أغلى أسرّة المستشفى على الإطلاق: ففيه جهاز تنفّس ومضخّات ومراقبة متواصلة وطاقم تمريض مكثّف وأدوية باهظة، ولذلك تُحسب كلفته اليوميّة بأضعاف كلفة السرير العاديّ. فإذا شغل جثمانُ ميتٍ دماغيًّا سريرًا كهذا أسابيع، فالخسارة مضاعفة: مال يُنفق بلا ثمرة، وسرير يُحجب عمّن يحتاجه. ومع ذلك يجب التنبّه إلى ضابطين: أنّ المال وحده لا يسوّغ النزع ما دام رجاء الحياة قائمًا، فالنفس مقدّمة على المال قطعًا؛ وأنّ الفقير والغنيّ في حقّ الحياة سواء، فلا يجوز أن يكون فقر الأسرة هو الفيصل في قرار طبيّ شرعيّ، وقد نصّ المفتون على نحو هذا في اشتراط أن يكون مدار القرار على انعدام الفائدة الطبيّة لا على العجز عن النفقة</w:t>
+      </w:r>
+      <w:r>
+        <w:rPr>
+          <w:rStyle w:val="FootnoteReference"/>
+        </w:rPr>
+        <w:footnoteReference w:id="83"/>
+      </w:r>
+      <w:r>
+        <w:rPr>
+          <w:rFonts w:ascii="Simplified Arabic" w:cs="Simplified Arabic" w:eastAsia="Simplified Arabic" w:hAnsi="Simplified Arabic"/>
+          <w:b w:val="false"/>
+          <w:bCs w:val="false"/>
+          <w:sz w:val="28"/>
+          <w:szCs w:val="28"/>
+          <w:rtl/>
+        </w:rPr>
+        <w:t xml:space="preserve">.</w:t>
+      </w:r>
+    </w:p>
+    <w:p>
+      <w:pPr>
+        <w:bidi/>
+        <w:spacing w:after="160" w:line="480"/>
+        <w:jc w:val="both"/>
+      </w:pPr>
+      <w:r>
+        <w:rPr>
+          <w:rFonts w:ascii="Simplified Arabic" w:cs="Simplified Arabic" w:eastAsia="Simplified Arabic" w:hAnsi="Simplified Arabic"/>
           <w:b/>
           <w:bCs/>
           <w:sz w:val="28"/>
@@ -4438,6 +6122,96 @@
           <w:rtl/>
         </w:rPr>
         <w:t xml:space="preserve">أدركت من استعراض هذه الآثار أنّ المسألة ليست ترفًا نظريًّا؛ فوراء كلّ سرير من أسرّة العناية المركّزة أسرة تنتظر، وميراث معلّق، وطبيب يخشى المساءلة، ومريض آخر ينتظر السرير. وهذا التشابك هو الذي يجعل الجواب الفقهيّ المنضبط حاجة مجتمعيّة لا مجرّد مسألة أكاديميّة.</w:t>
+      </w:r>
+    </w:p>
+    <w:p>
+      <w:pPr>
+        <w:pStyle w:val="Heading2"/>
+        <w:pageBreakBefore/>
+        <w:bidi/>
+        <w:spacing w:after="200" w:before="240" w:line="360"/>
+        <w:jc w:val="center"/>
+      </w:pPr>
+      <w:r>
+        <w:rPr>
+          <w:rFonts w:ascii="Simplified Arabic" w:cs="Simplified Arabic" w:eastAsia="Simplified Arabic" w:hAnsi="Simplified Arabic"/>
+          <w:b/>
+          <w:bCs/>
+          <w:color w:val="000000"/>
+          <w:sz w:val="30"/>
+          <w:szCs w:val="30"/>
+          <w:rtl/>
+        </w:rPr>
+        <w:t xml:space="preserve">المبحث السادس: الآثار العلميّة والتقنيّة</w:t>
+      </w:r>
+    </w:p>
+    <w:p>
+      <w:pPr>
+        <w:bidi/>
+        <w:spacing w:after="160" w:line="480"/>
+        <w:jc w:val="both"/>
+      </w:pPr>
+      <w:r>
+        <w:rPr>
+          <w:rFonts w:ascii="Simplified Arabic" w:cs="Simplified Arabic" w:eastAsia="Simplified Arabic" w:hAnsi="Simplified Arabic"/>
+          <w:b w:val="false"/>
+          <w:bCs w:val="false"/>
+          <w:sz w:val="28"/>
+          <w:szCs w:val="28"/>
+          <w:rtl/>
+        </w:rPr>
+        <w:t xml:space="preserve">للمسألة أثر مباشر في مسيرة العلم الطبيّ نفسه: فاعتماد الموت الدماغيّ هو الذي فتح باب زراعة الأعضاء من الموتى على مصراعيه، إذ لا تصلح أكثر الأعضاء للزرع إلا إذا أُخذت والدورة الدمويّة قائمة، وهو ما لا يتأتّى إلا من ميت دماغيًّا مدعوم بالأجهزة</w:t>
+      </w:r>
+      <w:r>
+        <w:rPr>
+          <w:rStyle w:val="FootnoteReference"/>
+        </w:rPr>
+        <w:footnoteReference w:id="84"/>
+      </w:r>
+      <w:r>
+        <w:rPr>
+          <w:rFonts w:ascii="Simplified Arabic" w:cs="Simplified Arabic" w:eastAsia="Simplified Arabic" w:hAnsi="Simplified Arabic"/>
+          <w:b w:val="false"/>
+          <w:bCs w:val="false"/>
+          <w:sz w:val="28"/>
+          <w:szCs w:val="28"/>
+          <w:rtl/>
+        </w:rPr>
+        <w:t xml:space="preserve">؛ ومن جهة أخرى دفع النزاعُ حول التشخيص إلى تطوير أدوات تثبّت غير مسبوقة، من تصوير الأوعية إلى الفحوص النوويّة، فصار باب الموت الدماغيّ من أدقّ أبواب الطبّ توثيقًا</w:t>
+      </w:r>
+      <w:r>
+        <w:rPr>
+          <w:rStyle w:val="FootnoteReference"/>
+        </w:rPr>
+        <w:footnoteReference w:id="85"/>
+      </w:r>
+      <w:r>
+        <w:rPr>
+          <w:rFonts w:ascii="Simplified Arabic" w:cs="Simplified Arabic" w:eastAsia="Simplified Arabic" w:hAnsi="Simplified Arabic"/>
+          <w:b w:val="false"/>
+          <w:bCs w:val="false"/>
+          <w:sz w:val="28"/>
+          <w:szCs w:val="28"/>
+          <w:rtl/>
+        </w:rPr>
+        <w:t xml:space="preserve">. وللمسألة كذلك أثر في البحث العلميّ الشرعيّ: فقد أنشأت جيلًا من الدراسات البينيّة التي يتعاون فيها الفقيه والطبيب والقانونيّ، وصار نموذجها يحتذى في سائر النوازل، وهذه الدراسة نفسها من ذلك النسل</w:t>
+      </w:r>
+      <w:r>
+        <w:rPr>
+          <w:rStyle w:val="FootnoteReference"/>
+        </w:rPr>
+        <w:footnoteReference w:id="86"/>
+      </w:r>
+      <w:r>
+        <w:rPr>
+          <w:rFonts w:ascii="Simplified Arabic" w:cs="Simplified Arabic" w:eastAsia="Simplified Arabic" w:hAnsi="Simplified Arabic"/>
+          <w:b w:val="false"/>
+          <w:bCs w:val="false"/>
+          <w:sz w:val="28"/>
+          <w:szCs w:val="28"/>
+          <w:rtl/>
+        </w:rPr>
+        <w:t xml:space="preserve">.</w:t>
       </w:r>
     </w:p>
     <w:p>
@@ -4631,7 +6405,7 @@
         <w:rPr>
           <w:rStyle w:val="FootnoteReference"/>
         </w:rPr>
-        <w:footnoteReference w:id="51"/>
+        <w:footnoteReference w:id="87"/>
       </w:r>
       <w:r>
         <w:rPr>
@@ -4684,7 +6458,7 @@
         <w:rPr>
           <w:rStyle w:val="FootnoteReference"/>
         </w:rPr>
-        <w:footnoteReference w:id="52"/>
+        <w:footnoteReference w:id="88"/>
       </w:r>
       <w:r>
         <w:rPr>
@@ -4696,6 +6470,42 @@
           <w:rtl/>
         </w:rPr>
         <w:t xml:space="preserve">.</w:t>
+      </w:r>
+    </w:p>
+    <w:p>
+      <w:pPr>
+        <w:bidi/>
+        <w:spacing w:after="120" w:before="160" w:line="360"/>
+        <w:jc w:val="right"/>
+      </w:pPr>
+      <w:r>
+        <w:rPr>
+          <w:rFonts w:ascii="Simplified Arabic" w:cs="Simplified Arabic" w:eastAsia="Simplified Arabic" w:hAnsi="Simplified Arabic"/>
+          <w:b/>
+          <w:bCs/>
+          <w:sz w:val="28"/>
+          <w:szCs w:val="28"/>
+          <w:rtl/>
+        </w:rPr>
+        <w:t xml:space="preserve">الفرع الثالث: صور تطبيقيّة ثلاث تتميّز بها المسألة.</w:t>
+      </w:r>
+    </w:p>
+    <w:p>
+      <w:pPr>
+        <w:bidi/>
+        <w:spacing w:after="160" w:line="480"/>
+        <w:jc w:val="both"/>
+      </w:pPr>
+      <w:r>
+        <w:rPr>
+          <w:rFonts w:ascii="Simplified Arabic" w:cs="Simplified Arabic" w:eastAsia="Simplified Arabic" w:hAnsi="Simplified Arabic"/>
+          <w:b w:val="false"/>
+          <w:bCs w:val="false"/>
+          <w:sz w:val="28"/>
+          <w:szCs w:val="28"/>
+          <w:rtl/>
+        </w:rPr>
+        <w:t xml:space="preserve">ولإحكام التصوير نفرّق بين ثلاث صور تقع في أقسام العناية المركّزة ويكثر الخلط بينها: الصورة الأولى: مريض في غيبوبة عميقة أو حالة نباتيّة، جذع دماغه حيّ، يتنفّس بنفسه أو بمساعدة يسيرة؛ فهذا حيّ بلا خلاف، لا يجوز نزع أجهزته ولا حرمانه الغذاء والماء، وليس من مسألتنا في شيء. والصورة الثانية: مريض ميؤوس من شفائه بمرض قاتل، كسرطان منتشر، وقلبه ودماغه عاملان؛ فهذا حيّ كذلك، ومسألته مسألة عدم البدء بوسائل استثنائيّة عند احتضاره، وقد أفتت المجالس بجوازه بشروط كما سيأتي في قرار مجلس الإفتاء الأردنيّ. والصورة الثالثة: من تعطّل دماغه كلّه تعطّلًا نهائيًّا موثّقًا وقلبه نابض بالآلة؛ وهذه هي مسألة بحثنا وحدها، وكلّ ما يذكر من أحكام الجواز إنما هو فيها خاصّة. وضبط هذه الصور الثلاث يقطع دابر أكثر الشبهات التي تثار على القول بالجواز.</w:t>
       </w:r>
     </w:p>
     <w:p>
@@ -4757,7 +6567,7 @@
         <w:rPr>
           <w:rStyle w:val="FootnoteReference"/>
         </w:rPr>
-        <w:footnoteReference w:id="53"/>
+        <w:footnoteReference w:id="89"/>
       </w:r>
       <w:r>
         <w:rPr>
@@ -4832,7 +6642,7 @@
         <w:rPr>
           <w:rStyle w:val="FootnoteReference"/>
         </w:rPr>
-        <w:footnoteReference w:id="54"/>
+        <w:footnoteReference w:id="90"/>
       </w:r>
       <w:r>
         <w:rPr>
@@ -4884,6 +6694,116 @@
     </w:p>
     <w:p>
       <w:pPr>
+        <w:bidi/>
+        <w:spacing w:after="160" w:line="480"/>
+        <w:jc w:val="both"/>
+      </w:pPr>
+      <w:r>
+        <w:rPr>
+          <w:rFonts w:ascii="Simplified Arabic" w:cs="Simplified Arabic" w:eastAsia="Simplified Arabic" w:hAnsi="Simplified Arabic"/>
+          <w:b w:val="false"/>
+          <w:bCs w:val="false"/>
+          <w:sz w:val="28"/>
+          <w:szCs w:val="28"/>
+          <w:rtl/>
+        </w:rPr>
+        <w:t xml:space="preserve">وترتيب الضروريّات عند الأصوليّين: الدين فالنفس فالعقل فالنسل فالمال</w:t>
+      </w:r>
+      <w:r>
+        <w:rPr>
+          <w:rStyle w:val="FootnoteReference"/>
+        </w:rPr>
+        <w:footnoteReference w:id="91"/>
+      </w:r>
+      <w:r>
+        <w:rPr>
+          <w:rFonts w:ascii="Simplified Arabic" w:cs="Simplified Arabic" w:eastAsia="Simplified Arabic" w:hAnsi="Simplified Arabic"/>
+          <w:b w:val="false"/>
+          <w:bCs w:val="false"/>
+          <w:sz w:val="28"/>
+          <w:szCs w:val="28"/>
+          <w:rtl/>
+        </w:rPr>
+        <w:t xml:space="preserve">، وله في مسألتنا تطبيق مباشر عند تزاحم الاعتبارات: فإذا تعارض حفظ مال الأسرة مع احتمالِ حياةٍ ولو ضعيف قُدّمت النفس بلا تردّد؛ وإذا تعارضت راحة الأهل النفسيّة مع حقّ الجثمان في الإكرام والدفن قُدّم حقّ الجثمان لتعلّقه بحرمة النفس والدين معًا؛ وإذا تزاحم على الجهاز الواحد ميت دماغيًّا وحيّ مرجوّ قُدّم الحيّ لأنّ نفسه هي المحفوظة حقيقة. فليس النظر المقاصديّ شعارًا يرفع، بل ميزان يجري على هذه التفاصيل واحدة واحدة.</w:t>
+      </w:r>
+    </w:p>
+    <w:p>
+      <w:pPr>
+        <w:bidi/>
+        <w:spacing w:after="120" w:before="160" w:line="360"/>
+        <w:jc w:val="right"/>
+      </w:pPr>
+      <w:r>
+        <w:rPr>
+          <w:rFonts w:ascii="Simplified Arabic" w:cs="Simplified Arabic" w:eastAsia="Simplified Arabic" w:hAnsi="Simplified Arabic"/>
+          <w:b/>
+          <w:bCs/>
+          <w:sz w:val="28"/>
+          <w:szCs w:val="28"/>
+          <w:rtl/>
+        </w:rPr>
+        <w:t xml:space="preserve">الفرع الرابع: مقصد حفظ الكرامة الإنسانيّة.</w:t>
+      </w:r>
+    </w:p>
+    <w:p>
+      <w:pPr>
+        <w:bidi/>
+        <w:spacing w:after="160" w:line="480"/>
+        <w:jc w:val="both"/>
+      </w:pPr>
+      <w:r>
+        <w:rPr>
+          <w:rFonts w:ascii="Simplified Arabic" w:cs="Simplified Arabic" w:eastAsia="Simplified Arabic" w:hAnsi="Simplified Arabic"/>
+          <w:b w:val="false"/>
+          <w:bCs w:val="false"/>
+          <w:sz w:val="28"/>
+          <w:szCs w:val="28"/>
+          <w:rtl/>
+        </w:rPr>
+        <w:t xml:space="preserve">ويلحق بالمقاصد الثلاثة مقصد حفظ الكرامة الإنسانيّة المستفاد من قوله تعالى: </w:t>
+      </w:r>
+      <w:r>
+        <w:rPr>
+          <w:rFonts w:ascii="Simplified Arabic" w:cs="Simplified Arabic" w:eastAsia="Simplified Arabic" w:hAnsi="Simplified Arabic"/>
+          <w:b/>
+          <w:bCs/>
+          <w:sz w:val="28"/>
+          <w:szCs w:val="28"/>
+          <w:rtl/>
+        </w:rPr>
+        <w:t xml:space="preserve">﴿وَلَقَدْ كَرَّمْنَا بَنِي آدَمَ﴾</w:t>
+      </w:r>
+      <w:r>
+        <w:rPr>
+          <w:rFonts w:ascii="Simplified Arabic" w:cs="Simplified Arabic" w:eastAsia="Simplified Arabic" w:hAnsi="Simplified Arabic"/>
+          <w:b w:val="false"/>
+          <w:bCs w:val="false"/>
+          <w:sz w:val="28"/>
+          <w:szCs w:val="28"/>
+          <w:rtl/>
+        </w:rPr>
+        <w:t xml:space="preserve"> (الإسراء: 70)، وهو حاضر في مسألتنا حضورًا مزدوجًا: فكرامة الحيّ تقتضي ألا يُتعجّل في الحكم بموته وألا يعامَل جسده معاملة الآلات؛ وكرامة الميت تقتضي ألا يُحبس جثمانه موصولًا بالأنابيب مضغةً للأجهزة، بل يُبادر إلى غسله وتكفينه ودفنه كما أكرمه الشرع. ومن لطائف هذا المقصد أنه يجمع الفريقين: فالمعارضون احتجّوا به لمنع التعجّل، والمجيزون احتجّوا به لرفع العبث، وكلاهما مصيب في مقصده، والشأن في تحقيق المناط</w:t>
+      </w:r>
+      <w:r>
+        <w:rPr>
+          <w:rStyle w:val="FootnoteReference"/>
+        </w:rPr>
+        <w:footnoteReference w:id="92"/>
+      </w:r>
+      <w:r>
+        <w:rPr>
+          <w:rFonts w:ascii="Simplified Arabic" w:cs="Simplified Arabic" w:eastAsia="Simplified Arabic" w:hAnsi="Simplified Arabic"/>
+          <w:b w:val="false"/>
+          <w:bCs w:val="false"/>
+          <w:sz w:val="28"/>
+          <w:szCs w:val="28"/>
+          <w:rtl/>
+        </w:rPr>
+        <w:t xml:space="preserve">.</w:t>
+      </w:r>
+    </w:p>
+    <w:p>
+      <w:pPr>
         <w:pStyle w:val="Heading3"/>
         <w:bidi/>
         <w:spacing w:after="160" w:before="200" w:line="360"/>
@@ -4923,7 +6843,7 @@
         <w:rPr>
           <w:rStyle w:val="FootnoteReference"/>
         </w:rPr>
-        <w:footnoteReference w:id="55"/>
+        <w:footnoteReference w:id="93"/>
       </w:r>
       <w:r>
         <w:rPr>
@@ -4940,7 +6860,42 @@
         <w:rPr>
           <w:rStyle w:val="FootnoteReference"/>
         </w:rPr>
-        <w:footnoteReference w:id="56"/>
+        <w:footnoteReference w:id="94"/>
+      </w:r>
+      <w:r>
+        <w:rPr>
+          <w:rFonts w:ascii="Simplified Arabic" w:cs="Simplified Arabic" w:eastAsia="Simplified Arabic" w:hAnsi="Simplified Arabic"/>
+          <w:b w:val="false"/>
+          <w:bCs w:val="false"/>
+          <w:sz w:val="28"/>
+          <w:szCs w:val="28"/>
+          <w:rtl/>
+        </w:rPr>
+        <w:t xml:space="preserve">.</w:t>
+      </w:r>
+    </w:p>
+    <w:p>
+      <w:pPr>
+        <w:bidi/>
+        <w:spacing w:after="160" w:line="480"/>
+        <w:jc w:val="both"/>
+      </w:pPr>
+      <w:r>
+        <w:rPr>
+          <w:rFonts w:ascii="Simplified Arabic" w:cs="Simplified Arabic" w:eastAsia="Simplified Arabic" w:hAnsi="Simplified Arabic"/>
+          <w:b w:val="false"/>
+          <w:bCs w:val="false"/>
+          <w:sz w:val="28"/>
+          <w:szCs w:val="28"/>
+          <w:rtl/>
+        </w:rPr>
+        <w:t xml:space="preserve">ومن ثمرات النظر المقاصديّ في هذه النازلة أنه يحرّر الباحث من التعلّق بالصور الظاهرة إلى النظر في الحقائق والمآلات؛ فصورة الصدر الذي يعلو ويهبط صورة حياة، لكنّ حقيقتها حركة آلة؛ وصورة نزع الجهاز صورة إماتة، لكنّ حقيقتها كفّ عن حركة آليّة لا أثر لها في حياة. والفقيه المقاصديّ لا يبني على الصور، بل يسأل: ما الذي يتحقّق به حفظ النفس حقيقةً؟ وما الذي تتحقّق به الكرامة حقيقةً؟ ثم يفتي بما يحقّق المقاصد لا بما يوافق الظواهر، وهذا هو الاجتهاد التنزيليّ الذي تحتاجه النوازل</w:t>
+      </w:r>
+      <w:r>
+        <w:rPr>
+          <w:rStyle w:val="FootnoteReference"/>
+        </w:rPr>
+        <w:footnoteReference w:id="95"/>
       </w:r>
       <w:r>
         <w:rPr>
@@ -4995,7 +6950,7 @@
         <w:rPr>
           <w:rStyle w:val="FootnoteReference"/>
         </w:rPr>
-        <w:footnoteReference w:id="57"/>
+        <w:footnoteReference w:id="96"/>
       </w:r>
       <w:r>
         <w:rPr>
@@ -5007,6 +6962,24 @@
           <w:rtl/>
         </w:rPr>
         <w:t xml:space="preserve">، فتحتاج أسرنا إلى من يبيّن لها الحكم الشرعيّ لتحسن التصرّف في حدود هذا القانون. وهذا هو المقصود الأوّل من هذا البحث.</w:t>
+      </w:r>
+    </w:p>
+    <w:p>
+      <w:pPr>
+        <w:bidi/>
+        <w:spacing w:after="160" w:line="480"/>
+        <w:jc w:val="both"/>
+      </w:pPr>
+      <w:r>
+        <w:rPr>
+          <w:rFonts w:ascii="Simplified Arabic" w:cs="Simplified Arabic" w:eastAsia="Simplified Arabic" w:hAnsi="Simplified Arabic"/>
+          <w:b w:val="false"/>
+          <w:bCs w:val="false"/>
+          <w:sz w:val="28"/>
+          <w:szCs w:val="28"/>
+          <w:rtl/>
+        </w:rPr>
+        <w:t xml:space="preserve">وصورة الواقع المحليّ الذي تعالجه هذه الدراسة: أسرة عربيّة مسلمة يُستدعى أبناؤها ليلًا إلى مستشفى في البلاد، فيجدون أباهم موصولًا بالمنفسة إثر نزيف دماغيّ، ثم يجلس إليهم طبيب فيخبرهم بأنّ الفحوص أثبتت موت الدماغ، ويسألهم عن موقفهم من مواصلة الدعم، وربما فاتحهم في التبرّع بالأعضاء. في هذه الساعة تتزاحم على الأسرة أسئلة الدين والعاطفة والقانون دفعة واحدة، وليس بين يديها غالبًا عالم حاضر ولا ورقة إرشاديّة بالعربيّة. فإذا خرجت هذه الدراسة بجواب محرّر وضوابط واضحة وتوصيات عمليّة، فقد أدّت وظيفتها في سدّ هذه الثغرة بعينها.</w:t>
       </w:r>
     </w:p>
     <w:p>
@@ -5140,7 +7113,7 @@
         <w:rPr>
           <w:rStyle w:val="FootnoteReference"/>
         </w:rPr>
-        <w:footnoteReference w:id="58"/>
+        <w:footnoteReference w:id="97"/>
       </w:r>
       <w:r>
         <w:rPr>
@@ -5186,7 +7159,7 @@
         <w:rPr>
           <w:rStyle w:val="FootnoteReference"/>
         </w:rPr>
-        <w:footnoteReference w:id="59"/>
+        <w:footnoteReference w:id="98"/>
       </w:r>
       <w:r>
         <w:rPr>
@@ -5198,6 +7171,24 @@
           <w:rtl/>
         </w:rPr>
         <w:t xml:space="preserve">.</w:t>
+      </w:r>
+    </w:p>
+    <w:p>
+      <w:pPr>
+        <w:bidi/>
+        <w:spacing w:after="160" w:line="480"/>
+        <w:jc w:val="both"/>
+      </w:pPr>
+      <w:r>
+        <w:rPr>
+          <w:rFonts w:ascii="Simplified Arabic" w:cs="Simplified Arabic" w:eastAsia="Simplified Arabic" w:hAnsi="Simplified Arabic"/>
+          <w:b w:val="false"/>
+          <w:bCs w:val="false"/>
+          <w:sz w:val="28"/>
+          <w:szCs w:val="28"/>
+          <w:rtl/>
+        </w:rPr>
+        <w:t xml:space="preserve">وهذه النقاط الأربع ليست تحصيل حاصل، بل هي سياج المسألة الذي يمنع الغلوّ من الطرفين: فالنقطة الأولى تقطع طريق من يشكّك في أصل اعتبار العلامات القلبيّة الرئويّة؛ والثانية تحمي أصحاب الغيبوبات من أن يطالهم حكم ليس لهم، وهي أهمّ النقاط عمليًّا لكثرة الخلط بين الغيبوبة وموت الدماغ عند العامّة؛ والثالثة تحسم موقف الشريعة من القتل الرحيم حسمًا لا تردّد فيه، فلا يصحّ أن يُحشر بحثنا في بابه؛ والرابعة تقرّر أنّ وسائل الدعم الاستثنائيّة ليست فرضًا لازمًا في كلّ حال، وهي المدخل الذي اتّسع به العمل حتى عند المتوقّفين في حقيقة الموت.</w:t>
       </w:r>
     </w:p>
     <w:p>
@@ -5406,7 +7397,7 @@
         <w:rPr>
           <w:rStyle w:val="FootnoteReference"/>
         </w:rPr>
-        <w:footnoteReference w:id="60"/>
+        <w:footnoteReference w:id="99"/>
       </w:r>
       <w:r>
         <w:rPr>
@@ -5418,6 +7409,24 @@
           <w:rtl/>
         </w:rPr>
         <w:t xml:space="preserve">.</w:t>
+      </w:r>
+    </w:p>
+    <w:p>
+      <w:pPr>
+        <w:bidi/>
+        <w:spacing w:after="160" w:line="480"/>
+        <w:jc w:val="both"/>
+      </w:pPr>
+      <w:r>
+        <w:rPr>
+          <w:rFonts w:ascii="Simplified Arabic" w:cs="Simplified Arabic" w:eastAsia="Simplified Arabic" w:hAnsi="Simplified Arabic"/>
+          <w:b w:val="false"/>
+          <w:bCs w:val="false"/>
+          <w:sz w:val="28"/>
+          <w:szCs w:val="28"/>
+          <w:rtl/>
+        </w:rPr>
+        <w:t xml:space="preserve">وأولى هذه الأسباب بالتأمّل السببان الثاني والرابع: فأمّا حقيقة الموت فمرجع الخلاف فيها إلى مسألة كلاميّة قديمة في حقيقة الروح وتعلّقها بالبدن، وهي ممّا استأثر الله بعلمه، ولذلك كان الأسلم تعليق الأحكام على العلامات الظاهرة المنضبطة لا على الحقائق الغيبيّة؛ وأمّا حجيّة قول أهل الخبرة فقد اعتبرها الشرع في أبواب لا تحصى: في التقويم والتضمين وعيوب النكاح وإثبات الجراحات، والمعتبر فيها غلبة الظنّ المؤكّدة، والشهادة الطبيّة الجماعيّة المستوفية للبروتوكول أقوى من كثير ممّا اعتُمد في تلك الأبواب؛ فمن قبل شهادة القابلة في النسب وشهادة الطبيب في العيب، فقبول شهادة لجنة من ثلاثة اختصاصيّين في تعطّل الدماغ أولى.</w:t>
       </w:r>
     </w:p>
     <w:p>
@@ -5461,7 +7470,7 @@
         <w:rPr>
           <w:rStyle w:val="FootnoteReference"/>
         </w:rPr>
-        <w:footnoteReference w:id="61"/>
+        <w:footnoteReference w:id="100"/>
       </w:r>
       <w:r>
         <w:rPr>
@@ -5473,6 +7482,24 @@
           <w:rtl/>
         </w:rPr>
         <w:t xml:space="preserve">.</w:t>
+      </w:r>
+    </w:p>
+    <w:p>
+      <w:pPr>
+        <w:bidi/>
+        <w:spacing w:after="160" w:line="480"/>
+        <w:jc w:val="both"/>
+      </w:pPr>
+      <w:r>
+        <w:rPr>
+          <w:rFonts w:ascii="Simplified Arabic" w:cs="Simplified Arabic" w:eastAsia="Simplified Arabic" w:hAnsi="Simplified Arabic"/>
+          <w:b w:val="false"/>
+          <w:bCs w:val="false"/>
+          <w:sz w:val="28"/>
+          <w:szCs w:val="28"/>
+          <w:rtl/>
+        </w:rPr>
+        <w:t xml:space="preserve">ولكلّ تكييف من هذه الثلاثة ثمرته: فعلى تكييف الجناية تترتب أحكام القصاص والدية والكفّارة وحرمان الميراث إن كان النازع وارثًا؛ وعلى تكييف ترك التداوي لا شيء على الطبيب أصلًا لأنّ الترك المأذون فيه لا يوجب ضمانًا، والموت مضاف إلى السبب لا إلى الكفّ؛ وعلى تكييف التصرّف في الجثمان يكون النظر في إذن الشرع لا في إذن المريض، فما أذن فيه الشرع من رفع الآلة وتجهيز الميت جاز، وما لم يأذن فيه من تمثيل أو امتهان حرم. والراجح أنّ الواقعة مركّبة تجري عليها التكييفات الثلاثة باعتبارات مختلفة بحسب ثبوت الموت وعدمه، ولهذا كان تحرير الثبوت هو مفتاح الباب كلّه.</w:t>
       </w:r>
     </w:p>
     <w:p>
@@ -5734,7 +7761,7 @@
         <w:rPr>
           <w:rStyle w:val="FootnoteReference"/>
         </w:rPr>
-        <w:footnoteReference w:id="62"/>
+        <w:footnoteReference w:id="101"/>
       </w:r>
       <w:r>
         <w:rPr>
@@ -5791,7 +7818,7 @@
         <w:rPr>
           <w:rStyle w:val="FootnoteReference"/>
         </w:rPr>
-        <w:footnoteReference w:id="63"/>
+        <w:footnoteReference w:id="102"/>
       </w:r>
       <w:r>
         <w:rPr>
@@ -5848,7 +7875,7 @@
         <w:rPr>
           <w:rStyle w:val="FootnoteReference"/>
         </w:rPr>
-        <w:footnoteReference w:id="64"/>
+        <w:footnoteReference w:id="103"/>
       </w:r>
       <w:r>
         <w:rPr>
@@ -6065,7 +8092,7 @@
         <w:rPr>
           <w:rStyle w:val="FootnoteReference"/>
         </w:rPr>
-        <w:footnoteReference w:id="65"/>
+        <w:footnoteReference w:id="104"/>
       </w:r>
       <w:r>
         <w:rPr>
@@ -6095,6 +8122,76 @@
           <w:rtl/>
         </w:rPr>
         <w:t xml:space="preserve">فليست هذه القواعد متعارضة في الحقيقة، وإنما لكلّ قاعدة محلّ تحقيق تختصّ به، وبمجموعها ينضبط ميزان المسألة تثبّتًا ورفعًا للضرر وترتيبًا للأولويّات.</w:t>
+      </w:r>
+    </w:p>
+    <w:p>
+      <w:pPr>
+        <w:bidi/>
+        <w:spacing w:after="120" w:before="160" w:line="360"/>
+        <w:jc w:val="right"/>
+      </w:pPr>
+      <w:r>
+        <w:rPr>
+          <w:rFonts w:ascii="Simplified Arabic" w:cs="Simplified Arabic" w:eastAsia="Simplified Arabic" w:hAnsi="Simplified Arabic"/>
+          <w:b/>
+          <w:bCs/>
+          <w:sz w:val="28"/>
+          <w:szCs w:val="28"/>
+          <w:rtl/>
+        </w:rPr>
+        <w:t xml:space="preserve">الفرع الرابع: أدلّة أصوليّة تكميليّة: الاستصحاب وسدّ الذرائع والعرف.</w:t>
+      </w:r>
+    </w:p>
+    <w:p>
+      <w:pPr>
+        <w:bidi/>
+        <w:spacing w:after="160" w:line="480"/>
+        <w:jc w:val="both"/>
+      </w:pPr>
+      <w:r>
+        <w:rPr>
+          <w:rFonts w:ascii="Simplified Arabic" w:cs="Simplified Arabic" w:eastAsia="Simplified Arabic" w:hAnsi="Simplified Arabic"/>
+          <w:b w:val="false"/>
+          <w:bCs w:val="false"/>
+          <w:sz w:val="28"/>
+          <w:szCs w:val="28"/>
+          <w:rtl/>
+        </w:rPr>
+        <w:t xml:space="preserve">أمّا الاستصحاب فهو إبقاء ما كان على ما كان حتى يقوم الدليل على تغيّره، وهو عمدة المعارضين: فالأصل المستصحَب حياة المريض حتى يثبت موته بيقين. والجواب أنّ الاستصحاب حجّة عند فقد الدليل، فإذا قام الدليل، وهو هنا الشهادة الطبيّة القاطعة المستوفية للضوابط، انقطع الاستصحاب؛ فالنزاع في الحقيقة نزاع في إفادة الشهادة الطبيّة اليقين، لا في حجيّة الاستصحاب نفسها</w:t>
+      </w:r>
+      <w:r>
+        <w:rPr>
+          <w:rStyle w:val="FootnoteReference"/>
+        </w:rPr>
+        <w:footnoteReference w:id="105"/>
+      </w:r>
+      <w:r>
+        <w:rPr>
+          <w:rFonts w:ascii="Simplified Arabic" w:cs="Simplified Arabic" w:eastAsia="Simplified Arabic" w:hAnsi="Simplified Arabic"/>
+          <w:b w:val="false"/>
+          <w:bCs w:val="false"/>
+          <w:sz w:val="28"/>
+          <w:szCs w:val="28"/>
+          <w:rtl/>
+        </w:rPr>
+        <w:t xml:space="preserve">. وأمّا سدّ الذرائع فيحتجّ به المعارضون كذلك: فإنّ فتح باب النزع ذريعة إلى التساهل والتعجّل وحصاد الأعضاء؛ والجواب أنّ الذريعة تُسدّ حيث يغلب الفساد، وأمّا حيث تضبط المفسدة بالشروط، كاللجنة الثلاثيّة واستقلالها والتوثيق، فالإحكام مقدَّم على السدّ، وإلا لسُدّ باب الشهادات والقضاء خوف الزور. وأمّا العرف الطبيّ فقد استقرّ عالميًّا على اعتبار الموت الدماغيّ الموثّق موتًا، والعرف المطّرد في الصنائع مرجع في تحقيق مناطاتها، فيرجع إلى أهل الطبّ في حدّ الموت كما يرجع إلى أهل كلّ صنعة في حدود صنعتهم</w:t>
+      </w:r>
+      <w:r>
+        <w:rPr>
+          <w:rStyle w:val="FootnoteReference"/>
+        </w:rPr>
+        <w:footnoteReference w:id="106"/>
+      </w:r>
+      <w:r>
+        <w:rPr>
+          <w:rFonts w:ascii="Simplified Arabic" w:cs="Simplified Arabic" w:eastAsia="Simplified Arabic" w:hAnsi="Simplified Arabic"/>
+          <w:b w:val="false"/>
+          <w:bCs w:val="false"/>
+          <w:sz w:val="28"/>
+          <w:szCs w:val="28"/>
+          <w:rtl/>
+        </w:rPr>
+        <w:t xml:space="preserve">.</w:t>
       </w:r>
     </w:p>
     <w:p>
@@ -6139,13 +8236,13 @@
         <w:rPr>
           <w:rStyle w:val="FootnoteReference"/>
         </w:rPr>
-        <w:footnoteReference w:id="66"/>
-      </w:r>
-      <w:r>
-        <w:rPr>
-          <w:rStyle w:val="FootnoteReference"/>
-        </w:rPr>
-        <w:footnoteReference w:id="67"/>
+        <w:footnoteReference w:id="107"/>
+      </w:r>
+      <w:r>
+        <w:rPr>
+          <w:rStyle w:val="FootnoteReference"/>
+        </w:rPr>
+        <w:footnoteReference w:id="108"/>
       </w:r>
       <w:r>
         <w:rPr>
@@ -6162,7 +8259,7 @@
         <w:rPr>
           <w:rStyle w:val="FootnoteReference"/>
         </w:rPr>
-        <w:footnoteReference w:id="68"/>
+        <w:footnoteReference w:id="109"/>
       </w:r>
       <w:r>
         <w:rPr>
@@ -6235,7 +8332,7 @@
         <w:rPr>
           <w:rStyle w:val="FootnoteReference"/>
         </w:rPr>
-        <w:footnoteReference w:id="69"/>
+        <w:footnoteReference w:id="110"/>
       </w:r>
       <w:r>
         <w:rPr>
@@ -6252,7 +8349,65 @@
         <w:rPr>
           <w:rStyle w:val="FootnoteReference"/>
         </w:rPr>
-        <w:footnoteReference w:id="70"/>
+        <w:footnoteReference w:id="111"/>
+      </w:r>
+      <w:r>
+        <w:rPr>
+          <w:rFonts w:ascii="Simplified Arabic" w:cs="Simplified Arabic" w:eastAsia="Simplified Arabic" w:hAnsi="Simplified Arabic"/>
+          <w:b w:val="false"/>
+          <w:bCs w:val="false"/>
+          <w:sz w:val="28"/>
+          <w:szCs w:val="28"/>
+          <w:rtl/>
+        </w:rPr>
+        <w:t xml:space="preserve">.</w:t>
+      </w:r>
+    </w:p>
+    <w:p>
+      <w:pPr>
+        <w:bidi/>
+        <w:spacing w:after="160" w:line="480"/>
+        <w:jc w:val="both"/>
+      </w:pPr>
+      <w:r>
+        <w:rPr>
+          <w:rFonts w:ascii="Simplified Arabic" w:cs="Simplified Arabic" w:eastAsia="Simplified Arabic" w:hAnsi="Simplified Arabic"/>
+          <w:b w:val="false"/>
+          <w:bCs w:val="false"/>
+          <w:sz w:val="28"/>
+          <w:szCs w:val="28"/>
+          <w:rtl/>
+        </w:rPr>
+        <w:t xml:space="preserve">ونقل الباحثون هذا القول عن جمع من أعلام الفقه الطبيّ المعاصر ممّن شاركوا في ندوات المنظمة الإسلاميّة للعلوم الطبيّة ومؤتمرات المجامع، وعلى رأسهم من الأطباء الفقهاء الدكتور محمد علي البار الذي تولى بيان الحقيقة الطبيّة للمجامع</w:t>
+      </w:r>
+      <w:r>
+        <w:rPr>
+          <w:rStyle w:val="FootnoteReference"/>
+        </w:rPr>
+        <w:footnoteReference w:id="112"/>
+      </w:r>
+      <w:r>
+        <w:rPr>
+          <w:rFonts w:ascii="Simplified Arabic" w:cs="Simplified Arabic" w:eastAsia="Simplified Arabic" w:hAnsi="Simplified Arabic"/>
+          <w:b w:val="false"/>
+          <w:bCs w:val="false"/>
+          <w:sz w:val="28"/>
+          <w:szCs w:val="28"/>
+          <w:rtl/>
+        </w:rPr>
+        <w:t xml:space="preserve">، كما نُقل اختيار اعتبار الموت الدماغيّ عن جمع من فقهاء المجامع الذين صاغوا قرار عمّان، وتتابع عليه كثير من الباحثين الأكاديميّين في الدراسات التي استعرضناها</w:t>
+      </w:r>
+      <w:r>
+        <w:rPr>
+          <w:rStyle w:val="FootnoteReference"/>
+        </w:rPr>
+        <w:footnoteReference w:id="113"/>
+      </w:r>
+      <w:r>
+        <w:rPr>
+          <w:rStyle w:val="FootnoteReference"/>
+        </w:rPr>
+        <w:footnoteReference w:id="114"/>
       </w:r>
       <w:r>
         <w:rPr>
@@ -6374,7 +8529,7 @@
         <w:rPr>
           <w:rStyle w:val="FootnoteReference"/>
         </w:rPr>
-        <w:footnoteReference w:id="71"/>
+        <w:footnoteReference w:id="115"/>
       </w:r>
       <w:r>
         <w:rPr>
@@ -6420,7 +8575,7 @@
         <w:rPr>
           <w:rStyle w:val="FootnoteReference"/>
         </w:rPr>
-        <w:footnoteReference w:id="72"/>
+        <w:footnoteReference w:id="116"/>
       </w:r>
       <w:r>
         <w:rPr>
@@ -6432,6 +8587,24 @@
           <w:rtl/>
         </w:rPr>
         <w:t xml:space="preserve">.</w:t>
+      </w:r>
+    </w:p>
+    <w:p>
+      <w:pPr>
+        <w:bidi/>
+        <w:spacing w:after="160" w:line="480"/>
+        <w:jc w:val="both"/>
+      </w:pPr>
+      <w:r>
+        <w:rPr>
+          <w:rFonts w:ascii="Simplified Arabic" w:cs="Simplified Arabic" w:eastAsia="Simplified Arabic" w:hAnsi="Simplified Arabic"/>
+          <w:b w:val="false"/>
+          <w:bCs w:val="false"/>
+          <w:sz w:val="28"/>
+          <w:szCs w:val="28"/>
+          <w:rtl/>
+        </w:rPr>
+        <w:t xml:space="preserve">وبيان اتساق هذه الأدلّة: أنّ الدليل الأوّل يؤسّس المرجعيّة (من الذي يشخّص الموت؟)، والثاني يؤسّس المناط (ما حقيقة الحياة المعتبرة؟)، والثالث يؤسّس النظير الفقهيّ (كيف عامل الفقهاء من هذه حاله؟)، والرابع يؤسّس المصلحة (ماذا يترتب على الإبقاء والرفع؟)؛ فهي منظومة متكاملة تجمع النقل والنظر والقياس والمقصد، وليست دليلًا واحدًا يُنقض بنقضه القول كلّه، وهذا سرّ قوّة هذا المذهب عند المجامع.</w:t>
       </w:r>
     </w:p>
     <w:p>
@@ -6529,7 +8702,7 @@
         <w:rPr>
           <w:rStyle w:val="FootnoteReference"/>
         </w:rPr>
-        <w:footnoteReference w:id="73"/>
+        <w:footnoteReference w:id="117"/>
       </w:r>
       <w:r>
         <w:rPr>
@@ -6546,7 +8719,7 @@
         <w:rPr>
           <w:rStyle w:val="FootnoteReference"/>
         </w:rPr>
-        <w:footnoteReference w:id="74"/>
+        <w:footnoteReference w:id="118"/>
       </w:r>
       <w:r>
         <w:rPr>
@@ -6668,7 +8841,7 @@
         <w:rPr>
           <w:rStyle w:val="FootnoteReference"/>
         </w:rPr>
-        <w:footnoteReference w:id="75"/>
+        <w:footnoteReference w:id="119"/>
       </w:r>
       <w:r>
         <w:rPr>
@@ -6680,6 +8853,24 @@
           <w:rtl/>
         </w:rPr>
         <w:t xml:space="preserve">.</w:t>
+      </w:r>
+    </w:p>
+    <w:p>
+      <w:pPr>
+        <w:bidi/>
+        <w:spacing w:after="160" w:line="480"/>
+        <w:jc w:val="both"/>
+      </w:pPr>
+      <w:r>
+        <w:rPr>
+          <w:rFonts w:ascii="Simplified Arabic" w:cs="Simplified Arabic" w:eastAsia="Simplified Arabic" w:hAnsi="Simplified Arabic"/>
+          <w:b w:val="false"/>
+          <w:bCs w:val="false"/>
+          <w:sz w:val="28"/>
+          <w:szCs w:val="28"/>
+          <w:rtl/>
+        </w:rPr>
+        <w:t xml:space="preserve">وأدلّة هذا الفريق كذلك منظومة: فقاعدة اليقين تحفظ الأصل، وغيبيّة الروح تمنع القطع، ووقائع الخطأ تسند الاحتمال؛ ومجموعها يصبّ في معنى واحد هو تعظيم جانب الحياة عند الاشتباه، وهو معنى شريف لا ينازع فيه مسلم، وإنما النزاع في تحقّق الاشتباه نفسه بعد استيفاء البروتوكول. ويلحق بأدلّتهم استئناسهم بأنّ جمهور المتقدّمين لم يعرفوا إلا العلامات القلبيّة التنفّسيّة؛ وجوابه أنّ المتقدّمين لم يعرفوا الحالة أصلًا حتى يحكموا فيها، وعدم التعرّض ليس حكمًا.</w:t>
       </w:r>
     </w:p>
     <w:p>
@@ -6721,7 +8912,7 @@
         <w:rPr>
           <w:rStyle w:val="FootnoteReference"/>
         </w:rPr>
-        <w:footnoteReference w:id="76"/>
+        <w:footnoteReference w:id="120"/>
       </w:r>
       <w:r>
         <w:rPr>
@@ -6733,6 +8924,58 @@
           <w:rtl/>
         </w:rPr>
         <w:t xml:space="preserve">؛ وأنّ بقاء بعض الوظائف الموضعيّة كالحمل مردّه إلى أنّ بعض الأعضاء تعمل عملًا ذاتيًّا إذا وصلها الدم المؤكسج، وليس دليلًا على حياة الإنسان بما هو إنسان.</w:t>
+      </w:r>
+    </w:p>
+    <w:p>
+      <w:pPr>
+        <w:bidi/>
+        <w:spacing w:after="160" w:line="480"/>
+        <w:jc w:val="both"/>
+      </w:pPr>
+      <w:r>
+        <w:rPr>
+          <w:rFonts w:ascii="Simplified Arabic" w:cs="Simplified Arabic" w:eastAsia="Simplified Arabic" w:hAnsi="Simplified Arabic"/>
+          <w:b w:val="false"/>
+          <w:bCs w:val="false"/>
+          <w:sz w:val="28"/>
+          <w:szCs w:val="28"/>
+          <w:rtl/>
+        </w:rPr>
+        <w:t xml:space="preserve">ومن إنصاف المعارضين أن يقال: إنّ لقولهم وجاهة تاريخيّة لا تنكر؛ فقد قالوه في زمن كانت معايير التشخيص فيه ناشئة، وكانت حوادث الأخطاء تُنقل بلا تحقيق، وكان بعض الأنظمة الغربيّة يتوسّع في الحصاد العضويّ توسّعًا يبرّر الريبة؛ فكان التوقّف حينها هو مقتضى الورع. غير أنّ المعطى تغيّر: فالبروتوكولات اليوم موحّدة عالميًّا محكمة</w:t>
+      </w:r>
+      <w:r>
+        <w:rPr>
+          <w:rStyle w:val="FootnoteReference"/>
+        </w:rPr>
+        <w:footnoteReference w:id="121"/>
+      </w:r>
+      <w:r>
+        <w:rPr>
+          <w:rFonts w:ascii="Simplified Arabic" w:cs="Simplified Arabic" w:eastAsia="Simplified Arabic" w:hAnsi="Simplified Arabic"/>
+          <w:b w:val="false"/>
+          <w:bCs w:val="false"/>
+          <w:sz w:val="28"/>
+          <w:szCs w:val="28"/>
+          <w:rtl/>
+        </w:rPr>
+        <w:t xml:space="preserve">، والقوانين قيّدت الحصاد بفصل اللجان، والدراسات الاستقصائيّة بيّنت أنّ ما نُشر من "استيقاظ بعد موت الدماغ" لم يصمد منه شيء أمام التحقيق العلميّ</w:t>
+      </w:r>
+      <w:r>
+        <w:rPr>
+          <w:rStyle w:val="FootnoteReference"/>
+        </w:rPr>
+        <w:footnoteReference w:id="122"/>
+      </w:r>
+      <w:r>
+        <w:rPr>
+          <w:rFonts w:ascii="Simplified Arabic" w:cs="Simplified Arabic" w:eastAsia="Simplified Arabic" w:hAnsi="Simplified Arabic"/>
+          <w:b w:val="false"/>
+          <w:bCs w:val="false"/>
+          <w:sz w:val="28"/>
+          <w:szCs w:val="28"/>
+          <w:rtl/>
+        </w:rPr>
+        <w:t xml:space="preserve">؛ ومن قواعد الفتوى أنها تتغيّر بتغيّر تحقّق مناطها وإن لم يتغيّر أصل الحكم.</w:t>
       </w:r>
     </w:p>
     <w:p>
@@ -6830,7 +9073,42 @@
         <w:rPr>
           <w:rStyle w:val="FootnoteReference"/>
         </w:rPr>
-        <w:footnoteReference w:id="77"/>
+        <w:footnoteReference w:id="123"/>
+      </w:r>
+      <w:r>
+        <w:rPr>
+          <w:rFonts w:ascii="Simplified Arabic" w:cs="Simplified Arabic" w:eastAsia="Simplified Arabic" w:hAnsi="Simplified Arabic"/>
+          <w:b w:val="false"/>
+          <w:bCs w:val="false"/>
+          <w:sz w:val="28"/>
+          <w:szCs w:val="28"/>
+          <w:rtl/>
+        </w:rPr>
+        <w:t xml:space="preserve">.</w:t>
+      </w:r>
+    </w:p>
+    <w:p>
+      <w:pPr>
+        <w:bidi/>
+        <w:spacing w:after="160" w:line="480"/>
+        <w:jc w:val="both"/>
+      </w:pPr>
+      <w:r>
+        <w:rPr>
+          <w:rFonts w:ascii="Simplified Arabic" w:cs="Simplified Arabic" w:eastAsia="Simplified Arabic" w:hAnsi="Simplified Arabic"/>
+          <w:b w:val="false"/>
+          <w:bCs w:val="false"/>
+          <w:sz w:val="28"/>
+          <w:szCs w:val="28"/>
+          <w:rtl/>
+        </w:rPr>
+        <w:t xml:space="preserve">ويحسن أن يضاف إلى الردّين ملحظ منهجيّ جامع: إنّ كثيرًا من التعارض المدّعى بين الفريقين إنما نشأ من إجمال محلّ النزاع؛ فالمعارضون يصوّرون قول المجيزين وكأنه فتح لباب إزهاق الأرواح بمجرّد تقرير طبيب واحد، والمجيزون يصوّرون قول المعارضين وكأنه إيجاب لتعليق كلّ جثمان بالآلات إلى أن يتحلّل. وكلا التصويرين غلوّ في حكاية قول المخالف؛ فالمجيزون مجمعون على الضوابط المشدّدة، والمعارضون مجمعون على عدم وجوب الوسائل الاستثنائيّة. وإذا حُكيت الأقوال بأمانة ضاقت شقّة الخلاف حتى تكاد تنحصر في توقيت الأحكام المترتبة على الوفاة، وهو ما يفسّر إمكان الجمع الذي سنرجّحه</w:t>
+      </w:r>
+      <w:r>
+        <w:rPr>
+          <w:rStyle w:val="FootnoteReference"/>
+        </w:rPr>
+        <w:footnoteReference w:id="124"/>
       </w:r>
       <w:r>
         <w:rPr>
@@ -7037,7 +9315,7 @@
         <w:rPr>
           <w:rStyle w:val="FootnoteReference"/>
         </w:rPr>
-        <w:footnoteReference w:id="78"/>
+        <w:footnoteReference w:id="125"/>
       </w:r>
       <w:r>
         <w:rPr>
@@ -7049,6 +9327,315 @@
           <w:rtl/>
         </w:rPr>
         <w:t xml:space="preserve">.</w:t>
+      </w:r>
+    </w:p>
+    <w:p>
+      <w:pPr>
+        <w:bidi/>
+        <w:spacing w:after="120" w:before="160" w:line="360"/>
+        <w:jc w:val="right"/>
+      </w:pPr>
+      <w:r>
+        <w:rPr>
+          <w:rFonts w:ascii="Simplified Arabic" w:cs="Simplified Arabic" w:eastAsia="Simplified Arabic" w:hAnsi="Simplified Arabic"/>
+          <w:b/>
+          <w:bCs/>
+          <w:sz w:val="28"/>
+          <w:szCs w:val="28"/>
+          <w:rtl/>
+        </w:rPr>
+        <w:t xml:space="preserve">الفرع الثالث: الضوابط الشرعيّة والطبيّة للعمل بالقول الراجح.</w:t>
+      </w:r>
+    </w:p>
+    <w:p>
+      <w:pPr>
+        <w:bidi/>
+        <w:spacing w:after="160" w:line="480"/>
+        <w:jc w:val="both"/>
+      </w:pPr>
+      <w:r>
+        <w:rPr>
+          <w:rFonts w:ascii="Simplified Arabic" w:cs="Simplified Arabic" w:eastAsia="Simplified Arabic" w:hAnsi="Simplified Arabic"/>
+          <w:b w:val="false"/>
+          <w:bCs w:val="false"/>
+          <w:sz w:val="28"/>
+          <w:szCs w:val="28"/>
+          <w:rtl/>
+        </w:rPr>
+        <w:t xml:space="preserve">لا يجوز الإقدام على النزع إلا باستيفاء ضوابط استقرأها الباحثون من قرارات المجامع والفتاوى والأنظمة الطبيّة</w:t>
+      </w:r>
+      <w:r>
+        <w:rPr>
+          <w:rStyle w:val="FootnoteReference"/>
+        </w:rPr>
+        <w:footnoteReference w:id="126"/>
+      </w:r>
+      <w:r>
+        <w:rPr>
+          <w:rFonts w:ascii="Simplified Arabic" w:cs="Simplified Arabic" w:eastAsia="Simplified Arabic" w:hAnsi="Simplified Arabic"/>
+          <w:b w:val="false"/>
+          <w:bCs w:val="false"/>
+          <w:sz w:val="28"/>
+          <w:szCs w:val="28"/>
+          <w:rtl/>
+        </w:rPr>
+        <w:t xml:space="preserve">:</w:t>
+      </w:r>
+    </w:p>
+    <w:p>
+      <w:pPr>
+        <w:bidi/>
+        <w:spacing w:after="160" w:line="480"/>
+        <w:jc w:val="both"/>
+      </w:pPr>
+      <w:r>
+        <w:rPr>
+          <w:rFonts w:ascii="Simplified Arabic" w:cs="Simplified Arabic" w:eastAsia="Simplified Arabic" w:hAnsi="Simplified Arabic"/>
+          <w:b w:val="false"/>
+          <w:bCs w:val="false"/>
+          <w:sz w:val="28"/>
+          <w:szCs w:val="28"/>
+          <w:rtl/>
+        </w:rPr>
+        <w:t xml:space="preserve">- </w:t>
+      </w:r>
+      <w:r>
+        <w:rPr>
+          <w:rFonts w:ascii="Simplified Arabic" w:cs="Simplified Arabic" w:eastAsia="Simplified Arabic" w:hAnsi="Simplified Arabic"/>
+          <w:b w:val="false"/>
+          <w:bCs w:val="false"/>
+          <w:sz w:val="28"/>
+          <w:szCs w:val="28"/>
+          <w:rtl/>
+        </w:rPr>
+        <w:t xml:space="preserve">أن يثبت التوقف النهائيّ لجميع وظائف الدماغ، بما فيها جذع الدماغ، ثبوتًا لا رجعة فيه، بتقرير لجنة من ثلاثة أطباء اختصاصيّين خبراء عدول على الأقلّ.</w:t>
+      </w:r>
+    </w:p>
+    <w:p>
+      <w:pPr>
+        <w:bidi/>
+        <w:spacing w:after="160" w:line="480"/>
+        <w:jc w:val="both"/>
+      </w:pPr>
+      <w:r>
+        <w:rPr>
+          <w:rFonts w:ascii="Simplified Arabic" w:cs="Simplified Arabic" w:eastAsia="Simplified Arabic" w:hAnsi="Simplified Arabic"/>
+          <w:b w:val="false"/>
+          <w:bCs w:val="false"/>
+          <w:sz w:val="28"/>
+          <w:szCs w:val="28"/>
+          <w:rtl/>
+        </w:rPr>
+        <w:t xml:space="preserve">- </w:t>
+      </w:r>
+      <w:r>
+        <w:rPr>
+          <w:rFonts w:ascii="Simplified Arabic" w:cs="Simplified Arabic" w:eastAsia="Simplified Arabic" w:hAnsi="Simplified Arabic"/>
+          <w:b w:val="false"/>
+          <w:bCs w:val="false"/>
+          <w:sz w:val="28"/>
+          <w:szCs w:val="28"/>
+          <w:rtl/>
+        </w:rPr>
+        <w:t xml:space="preserve">استيفاء البروتوكول الطبيّ كاملًا: استبعاد المؤثّرات المشوّشة، والفحص السريريّ التامّ، واختبار انقطاع النفَس، وتكرار الفحص بفاصل زمنيّ، والاستعانة بالفحوص المساندة عند الحاجة.</w:t>
+      </w:r>
+    </w:p>
+    <w:p>
+      <w:pPr>
+        <w:bidi/>
+        <w:spacing w:after="160" w:line="480"/>
+        <w:jc w:val="both"/>
+      </w:pPr>
+      <w:r>
+        <w:rPr>
+          <w:rFonts w:ascii="Simplified Arabic" w:cs="Simplified Arabic" w:eastAsia="Simplified Arabic" w:hAnsi="Simplified Arabic"/>
+          <w:b w:val="false"/>
+          <w:bCs w:val="false"/>
+          <w:sz w:val="28"/>
+          <w:szCs w:val="28"/>
+          <w:rtl/>
+        </w:rPr>
+        <w:t xml:space="preserve">- </w:t>
+      </w:r>
+      <w:r>
+        <w:rPr>
+          <w:rFonts w:ascii="Simplified Arabic" w:cs="Simplified Arabic" w:eastAsia="Simplified Arabic" w:hAnsi="Simplified Arabic"/>
+          <w:b w:val="false"/>
+          <w:bCs w:val="false"/>
+          <w:sz w:val="28"/>
+          <w:szCs w:val="28"/>
+          <w:rtl/>
+        </w:rPr>
+        <w:t xml:space="preserve">استقلال لجنة تشخيص الوفاة استقلالًا تامًّا عن أيّ فريق معنيّ بزراعة الأعضاء، حسمًا لمادّة التهمة</w:t>
+      </w:r>
+      <w:r>
+        <w:rPr>
+          <w:rStyle w:val="FootnoteReference"/>
+        </w:rPr>
+        <w:footnoteReference w:id="127"/>
+      </w:r>
+      <w:r>
+        <w:rPr>
+          <w:rFonts w:ascii="Simplified Arabic" w:cs="Simplified Arabic" w:eastAsia="Simplified Arabic" w:hAnsi="Simplified Arabic"/>
+          <w:b w:val="false"/>
+          <w:bCs w:val="false"/>
+          <w:sz w:val="28"/>
+          <w:szCs w:val="28"/>
+          <w:rtl/>
+        </w:rPr>
+        <w:t xml:space="preserve">.</w:t>
+      </w:r>
+    </w:p>
+    <w:p>
+      <w:pPr>
+        <w:bidi/>
+        <w:spacing w:after="160" w:line="480"/>
+        <w:jc w:val="both"/>
+      </w:pPr>
+      <w:r>
+        <w:rPr>
+          <w:rFonts w:ascii="Simplified Arabic" w:cs="Simplified Arabic" w:eastAsia="Simplified Arabic" w:hAnsi="Simplified Arabic"/>
+          <w:b w:val="false"/>
+          <w:bCs w:val="false"/>
+          <w:sz w:val="28"/>
+          <w:szCs w:val="28"/>
+          <w:rtl/>
+        </w:rPr>
+        <w:t xml:space="preserve">- </w:t>
+      </w:r>
+      <w:r>
+        <w:rPr>
+          <w:rFonts w:ascii="Simplified Arabic" w:cs="Simplified Arabic" w:eastAsia="Simplified Arabic" w:hAnsi="Simplified Arabic"/>
+          <w:b w:val="false"/>
+          <w:bCs w:val="false"/>
+          <w:sz w:val="28"/>
+          <w:szCs w:val="28"/>
+          <w:rtl/>
+        </w:rPr>
+        <w:t xml:space="preserve">ألا يكون الباعث على النزع مجرّد توفير النفقات مع قيام رجاء معتبر للحياة.</w:t>
+      </w:r>
+    </w:p>
+    <w:p>
+      <w:pPr>
+        <w:bidi/>
+        <w:spacing w:after="160" w:line="480"/>
+        <w:jc w:val="both"/>
+      </w:pPr>
+      <w:r>
+        <w:rPr>
+          <w:rFonts w:ascii="Simplified Arabic" w:cs="Simplified Arabic" w:eastAsia="Simplified Arabic" w:hAnsi="Simplified Arabic"/>
+          <w:b w:val="false"/>
+          <w:bCs w:val="false"/>
+          <w:sz w:val="28"/>
+          <w:szCs w:val="28"/>
+          <w:rtl/>
+        </w:rPr>
+        <w:t xml:space="preserve">- </w:t>
+      </w:r>
+      <w:r>
+        <w:rPr>
+          <w:rFonts w:ascii="Simplified Arabic" w:cs="Simplified Arabic" w:eastAsia="Simplified Arabic" w:hAnsi="Simplified Arabic"/>
+          <w:b w:val="false"/>
+          <w:bCs w:val="false"/>
+          <w:sz w:val="28"/>
+          <w:szCs w:val="28"/>
+          <w:rtl/>
+        </w:rPr>
+        <w:t xml:space="preserve">إعلام أهل المريض وتفهيمهم حقيقة الحال برفق، وإشراكهم في القرار جبرًا لخواطرهم، من غير أن يُعلَّق الحكم الشرعيّ على إذنهم عند ثبوت الموت.</w:t>
+      </w:r>
+    </w:p>
+    <w:p>
+      <w:pPr>
+        <w:bidi/>
+        <w:spacing w:after="160" w:line="480"/>
+        <w:jc w:val="both"/>
+      </w:pPr>
+      <w:r>
+        <w:rPr>
+          <w:rFonts w:ascii="Simplified Arabic" w:cs="Simplified Arabic" w:eastAsia="Simplified Arabic" w:hAnsi="Simplified Arabic"/>
+          <w:b w:val="false"/>
+          <w:bCs w:val="false"/>
+          <w:sz w:val="28"/>
+          <w:szCs w:val="28"/>
+          <w:rtl/>
+        </w:rPr>
+        <w:t xml:space="preserve">- </w:t>
+      </w:r>
+      <w:r>
+        <w:rPr>
+          <w:rFonts w:ascii="Simplified Arabic" w:cs="Simplified Arabic" w:eastAsia="Simplified Arabic" w:hAnsi="Simplified Arabic"/>
+          <w:b w:val="false"/>
+          <w:bCs w:val="false"/>
+          <w:sz w:val="28"/>
+          <w:szCs w:val="28"/>
+          <w:rtl/>
+        </w:rPr>
+        <w:t xml:space="preserve">توثيق التشخيص والقرار وإجراءاته توثيقًا كاملًا في الملفّ الطبيّ.</w:t>
+      </w:r>
+    </w:p>
+    <w:p>
+      <w:pPr>
+        <w:bidi/>
+        <w:spacing w:after="160" w:line="480"/>
+        <w:jc w:val="both"/>
+      </w:pPr>
+      <w:r>
+        <w:rPr>
+          <w:rFonts w:ascii="Simplified Arabic" w:cs="Simplified Arabic" w:eastAsia="Simplified Arabic" w:hAnsi="Simplified Arabic"/>
+          <w:b w:val="false"/>
+          <w:bCs w:val="false"/>
+          <w:sz w:val="28"/>
+          <w:szCs w:val="28"/>
+          <w:rtl/>
+        </w:rPr>
+        <w:t xml:space="preserve">- </w:t>
+      </w:r>
+      <w:r>
+        <w:rPr>
+          <w:rFonts w:ascii="Simplified Arabic" w:cs="Simplified Arabic" w:eastAsia="Simplified Arabic" w:hAnsi="Simplified Arabic"/>
+          <w:b w:val="false"/>
+          <w:bCs w:val="false"/>
+          <w:sz w:val="28"/>
+          <w:szCs w:val="28"/>
+          <w:rtl/>
+        </w:rPr>
+        <w:t xml:space="preserve">الرجوع عند الاشتباه أو التنازع إلى اللجان الشرعيّة الطبيّة المختصّة أو جهات الإفتاء.</w:t>
+      </w:r>
+    </w:p>
+    <w:p>
+      <w:pPr>
+        <w:bidi/>
+        <w:spacing w:after="120" w:before="160" w:line="360"/>
+        <w:jc w:val="right"/>
+      </w:pPr>
+      <w:r>
+        <w:rPr>
+          <w:rFonts w:ascii="Simplified Arabic" w:cs="Simplified Arabic" w:eastAsia="Simplified Arabic" w:hAnsi="Simplified Arabic"/>
+          <w:b/>
+          <w:bCs/>
+          <w:sz w:val="28"/>
+          <w:szCs w:val="28"/>
+          <w:rtl/>
+        </w:rPr>
+        <w:t xml:space="preserve">الفرع الرابع: ثمرات الترجيح العمليّة.</w:t>
+      </w:r>
+    </w:p>
+    <w:p>
+      <w:pPr>
+        <w:bidi/>
+        <w:spacing w:after="160" w:line="480"/>
+        <w:jc w:val="both"/>
+      </w:pPr>
+      <w:r>
+        <w:rPr>
+          <w:rFonts w:ascii="Simplified Arabic" w:cs="Simplified Arabic" w:eastAsia="Simplified Arabic" w:hAnsi="Simplified Arabic"/>
+          <w:b w:val="false"/>
+          <w:bCs w:val="false"/>
+          <w:sz w:val="28"/>
+          <w:szCs w:val="28"/>
+          <w:rtl/>
+        </w:rPr>
+        <w:t xml:space="preserve">يثمر هذا الترجيح عمليًّا جملة أحكام: جواز رفع الأجهزة بعد الثبوت، بل استحبابه صيانة للجثمان وإيثارًا بالأجهزة؛ وعدم وجوب تركيبها ابتداءً على من عُلم أنه في النزع الأخير بشهادة الأطباء؛ وبقاء عصمة الجسد فلا يُتصرّف فيه إلا بما أذن فيه الشرع؛ وتأخير قسمة التركة وابتداء العدّة إلى سكون القلب احتياطًا؛ وحلّ إشكال التزاحم على الأجهزة بتقديم مرجوّ الحياة؛ وانتفاء المسؤوليّة الشرعيّة والقانونيّة عن الطبيب الملتزم بالضوابط. وبهذه الثمرات يظهر أنّ الترجيح ليس ترفًا نظريًّا بل مفتاح عمل يوميّ في أقسام العناية.</w:t>
       </w:r>
     </w:p>
     <w:p>
@@ -7131,7 +9718,42 @@
         <w:rPr>
           <w:rStyle w:val="FootnoteReference"/>
         </w:rPr>
-        <w:footnoteReference w:id="79"/>
+        <w:footnoteReference w:id="128"/>
+      </w:r>
+      <w:r>
+        <w:rPr>
+          <w:rFonts w:ascii="Simplified Arabic" w:cs="Simplified Arabic" w:eastAsia="Simplified Arabic" w:hAnsi="Simplified Arabic"/>
+          <w:b w:val="false"/>
+          <w:bCs w:val="false"/>
+          <w:sz w:val="28"/>
+          <w:szCs w:val="28"/>
+          <w:rtl/>
+        </w:rPr>
+        <w:t xml:space="preserve">.</w:t>
+      </w:r>
+    </w:p>
+    <w:p>
+      <w:pPr>
+        <w:bidi/>
+        <w:spacing w:after="160" w:line="480"/>
+        <w:jc w:val="both"/>
+      </w:pPr>
+      <w:r>
+        <w:rPr>
+          <w:rFonts w:ascii="Simplified Arabic" w:cs="Simplified Arabic" w:eastAsia="Simplified Arabic" w:hAnsi="Simplified Arabic"/>
+          <w:b w:val="false"/>
+          <w:bCs w:val="false"/>
+          <w:sz w:val="28"/>
+          <w:szCs w:val="28"/>
+          <w:rtl/>
+        </w:rPr>
+        <w:t xml:space="preserve">ويقوم مقام التشريع الخاص في فلسطين اجتهادُ جهات الإفتاء: فقد صدرت عن مجالس الإفتاء ودور الفتوى الفلسطينيّة فتاوى في نوازل الطبّ تسير في جملتها على نهج المجامع الفقهيّة، والحاجة قائمة إلى تقنين خاص يضبط إجراءات تشخيص الوفاة الدماغيّة في المستشفيات الفلسطينيّة ويحمي الأطباء والأسر معًا، وهو ما توصي به هذه الدراسة</w:t>
+      </w:r>
+      <w:r>
+        <w:rPr>
+          <w:rStyle w:val="FootnoteReference"/>
+        </w:rPr>
+        <w:footnoteReference w:id="129"/>
       </w:r>
       <w:r>
         <w:rPr>
@@ -7184,7 +9806,42 @@
         <w:rPr>
           <w:rStyle w:val="FootnoteReference"/>
         </w:rPr>
-        <w:footnoteReference w:id="80"/>
+        <w:footnoteReference w:id="130"/>
+      </w:r>
+      <w:r>
+        <w:rPr>
+          <w:rFonts w:ascii="Simplified Arabic" w:cs="Simplified Arabic" w:eastAsia="Simplified Arabic" w:hAnsi="Simplified Arabic"/>
+          <w:b w:val="false"/>
+          <w:bCs w:val="false"/>
+          <w:sz w:val="28"/>
+          <w:szCs w:val="28"/>
+          <w:rtl/>
+        </w:rPr>
+        <w:t xml:space="preserve">.</w:t>
+      </w:r>
+    </w:p>
+    <w:p>
+      <w:pPr>
+        <w:bidi/>
+        <w:spacing w:after="160" w:line="480"/>
+        <w:jc w:val="both"/>
+      </w:pPr>
+      <w:r>
+        <w:rPr>
+          <w:rFonts w:ascii="Simplified Arabic" w:cs="Simplified Arabic" w:eastAsia="Simplified Arabic" w:hAnsi="Simplified Arabic"/>
+          <w:b w:val="false"/>
+          <w:bCs w:val="false"/>
+          <w:sz w:val="28"/>
+          <w:szCs w:val="28"/>
+          <w:rtl/>
+        </w:rPr>
+        <w:t xml:space="preserve">وقد جعل القانون الأردنيّ قرار لجنة الأطباء المختصّين حجّة في إثبات الوفاة لأغراض نقل الأعضاء، وتكامل معه قرار مجلس الإفتاء رقم (117) الذي سيأتي نصّه في الفصل الخامس، فاجتمع للأردن تشريع مبكّر وفتوى رسميّة متوافقان، وهو نموذج حسن للتكامل بين التقنين والإفتاء</w:t>
+      </w:r>
+      <w:r>
+        <w:rPr>
+          <w:rStyle w:val="FootnoteReference"/>
+        </w:rPr>
+        <w:footnoteReference w:id="131"/>
       </w:r>
       <w:r>
         <w:rPr>
@@ -7237,7 +9894,42 @@
         <w:rPr>
           <w:rStyle w:val="FootnoteReference"/>
         </w:rPr>
-        <w:footnoteReference w:id="81"/>
+        <w:footnoteReference w:id="132"/>
+      </w:r>
+      <w:r>
+        <w:rPr>
+          <w:rFonts w:ascii="Simplified Arabic" w:cs="Simplified Arabic" w:eastAsia="Simplified Arabic" w:hAnsi="Simplified Arabic"/>
+          <w:b w:val="false"/>
+          <w:bCs w:val="false"/>
+          <w:sz w:val="28"/>
+          <w:szCs w:val="28"/>
+          <w:rtl/>
+        </w:rPr>
+        <w:t xml:space="preserve">.</w:t>
+      </w:r>
+    </w:p>
+    <w:p>
+      <w:pPr>
+        <w:bidi/>
+        <w:spacing w:after="160" w:line="480"/>
+        <w:jc w:val="both"/>
+      </w:pPr>
+      <w:r>
+        <w:rPr>
+          <w:rFonts w:ascii="Simplified Arabic" w:cs="Simplified Arabic" w:eastAsia="Simplified Arabic" w:hAnsi="Simplified Arabic"/>
+          <w:b w:val="false"/>
+          <w:bCs w:val="false"/>
+          <w:sz w:val="28"/>
+          <w:szCs w:val="28"/>
+          <w:rtl/>
+        </w:rPr>
+        <w:t xml:space="preserve">واشترط القانون المصريّ لثبوت الوفاة لأغراضه أن يكون تشخيصها بإجماع لجنة ثلاثيّة من الأطباء المتخصّصين في أمراض المخّ والأعصاب والقلب والتخدير، من غير أعضاء فريق الزرع، وأن يحرَّر بذلك محضر موقَّع؛ وشدّد على تجريم الاتجار بالأعضاء تجريمًا غليظًا. وبذلك تكون التجربة المصريّة قد ترجمت الضوابط الفقهيّة إلى نصوص جنائيّة نافذة</w:t>
+      </w:r>
+      <w:r>
+        <w:rPr>
+          <w:rStyle w:val="FootnoteReference"/>
+        </w:rPr>
+        <w:footnoteReference w:id="133"/>
       </w:r>
       <w:r>
         <w:rPr>
@@ -7290,7 +9982,7 @@
         <w:rPr>
           <w:rStyle w:val="FootnoteReference"/>
         </w:rPr>
-        <w:footnoteReference w:id="82"/>
+        <w:footnoteReference w:id="134"/>
       </w:r>
       <w:r>
         <w:rPr>
@@ -7343,7 +10035,42 @@
         <w:rPr>
           <w:rStyle w:val="FootnoteReference"/>
         </w:rPr>
-        <w:footnoteReference w:id="83"/>
+        <w:footnoteReference w:id="135"/>
+      </w:r>
+      <w:r>
+        <w:rPr>
+          <w:rFonts w:ascii="Simplified Arabic" w:cs="Simplified Arabic" w:eastAsia="Simplified Arabic" w:hAnsi="Simplified Arabic"/>
+          <w:b w:val="false"/>
+          <w:bCs w:val="false"/>
+          <w:sz w:val="28"/>
+          <w:szCs w:val="28"/>
+          <w:rtl/>
+        </w:rPr>
+        <w:t xml:space="preserve">.</w:t>
+      </w:r>
+    </w:p>
+    <w:p>
+      <w:pPr>
+        <w:bidi/>
+        <w:spacing w:after="160" w:line="480"/>
+        <w:jc w:val="both"/>
+      </w:pPr>
+      <w:r>
+        <w:rPr>
+          <w:rFonts w:ascii="Simplified Arabic" w:cs="Simplified Arabic" w:eastAsia="Simplified Arabic" w:hAnsi="Simplified Arabic"/>
+          <w:b w:val="false"/>
+          <w:bCs w:val="false"/>
+          <w:sz w:val="28"/>
+          <w:szCs w:val="28"/>
+          <w:rtl/>
+        </w:rPr>
+        <w:t xml:space="preserve">ويلاحظ أنّ القانون الإسرائيليّ أحاط الإجراء بضمانات دقيقة: فاشترط أن يكون الطبيبان المشخّصان من غير الفريق المعالج المباشر ومن غير المعنيّين بزراعة الأعضاء، وأن يكونا حاصلَين على اعتماد خاص من لجنة عيّنتها الوزارة، وألزم بفحص مسانِد آليّ موضوعيّ إلى جانب الفحص السريريّ، وأوجب توثيق كلّ خطوة؛ فجاءت ضماناته مقاربة إلى حدّ بعيد للضوابط التي قرّرتها المجامع الفقهيّة الإسلاميّة، وهو ملتقى لافت بين منظومتين مختلفتي المرجعيّة</w:t>
+      </w:r>
+      <w:r>
+        <w:rPr>
+          <w:rStyle w:val="FootnoteReference"/>
+        </w:rPr>
+        <w:footnoteReference w:id="136"/>
       </w:r>
       <w:r>
         <w:rPr>
@@ -7396,7 +10123,7 @@
         <w:rPr>
           <w:rStyle w:val="FootnoteReference"/>
         </w:rPr>
-        <w:footnoteReference w:id="84"/>
+        <w:footnoteReference w:id="137"/>
       </w:r>
       <w:r>
         <w:rPr>
@@ -7449,7 +10176,7 @@
         <w:rPr>
           <w:rStyle w:val="FootnoteReference"/>
         </w:rPr>
-        <w:footnoteReference w:id="85"/>
+        <w:footnoteReference w:id="138"/>
       </w:r>
       <w:r>
         <w:rPr>
@@ -7461,6 +10188,135 @@
           <w:rtl/>
         </w:rPr>
         <w:t xml:space="preserve">.</w:t>
+      </w:r>
+    </w:p>
+    <w:p>
+      <w:pPr>
+        <w:bidi/>
+        <w:spacing w:after="160" w:line="480"/>
+        <w:jc w:val="both"/>
+      </w:pPr>
+      <w:r>
+        <w:rPr>
+          <w:rFonts w:ascii="Simplified Arabic" w:cs="Simplified Arabic" w:eastAsia="Simplified Arabic" w:hAnsi="Simplified Arabic"/>
+          <w:b w:val="false"/>
+          <w:bCs w:val="false"/>
+          <w:sz w:val="28"/>
+          <w:szCs w:val="28"/>
+          <w:rtl/>
+        </w:rPr>
+        <w:t xml:space="preserve">ولبيان صرامة التشخيص نعرض خطوته الحاسمة، اختبار انقطاع النفَس، بشيء من التفصيل: يُشبع دم المريض بالأكسجين أولًا احتياطًا، ثم يُفصل عن المنفسة تحت مراقبة لصيقة، فيرتفع ثاني أكسيد الكربون في دمه ارتفاعًا متدرّجًا يقاس بتحاليل متتابعة؛ وهذا الارتفاع هو أقوى منبّه فطريّ لمركز التنفّس في جذع الدماغ، حتى إنّ الغريق يلهث قسرًا من أجله؛ فإذا بلغ العتبة المقرّرة ولم تصدر عن المريض أدنى محاولة شهيق، ثبت أنّ مركز التنفّس ميت لا نائم، ويُعاد المريض إلى المنفسة فورًا. وتشترط البروتوكولات لصحة الاختبار استقرار الضغط والحرارة وخلوّ الدم من المهدّئات، وإلا أُجّل واستُعيض عنه بالفحوص المساندة</w:t>
+      </w:r>
+      <w:r>
+        <w:rPr>
+          <w:rStyle w:val="FootnoteReference"/>
+        </w:rPr>
+        <w:footnoteReference w:id="139"/>
+      </w:r>
+      <w:r>
+        <w:rPr>
+          <w:rStyle w:val="FootnoteReference"/>
+        </w:rPr>
+        <w:footnoteReference w:id="140"/>
+      </w:r>
+      <w:r>
+        <w:rPr>
+          <w:rFonts w:ascii="Simplified Arabic" w:cs="Simplified Arabic" w:eastAsia="Simplified Arabic" w:hAnsi="Simplified Arabic"/>
+          <w:b w:val="false"/>
+          <w:bCs w:val="false"/>
+          <w:sz w:val="28"/>
+          <w:szCs w:val="28"/>
+          <w:rtl/>
+        </w:rPr>
+        <w:t xml:space="preserve">.</w:t>
+      </w:r>
+    </w:p>
+    <w:p>
+      <w:pPr>
+        <w:bidi/>
+        <w:spacing w:after="160" w:line="480"/>
+        <w:jc w:val="both"/>
+      </w:pPr>
+      <w:r>
+        <w:rPr>
+          <w:rFonts w:ascii="Simplified Arabic" w:cs="Simplified Arabic" w:eastAsia="Simplified Arabic" w:hAnsi="Simplified Arabic"/>
+          <w:b w:val="false"/>
+          <w:bCs w:val="false"/>
+          <w:sz w:val="28"/>
+          <w:szCs w:val="28"/>
+          <w:rtl/>
+        </w:rPr>
+        <w:t xml:space="preserve">وأتمّ المشرّع الفرنسيّ منظومته بقانون كلايس-ليونيتي لسنة 2016م الذي قرّر حقّ المريض المحتضَر في تخدير عميق متواصل حتى الوفاة مع وقف العلاجات العبثيّة، وأكّد المنع القاطع للقتل الإيجابيّ؛ فصارت المنظومة الفرنسيّة قائمة على ثلاثيّة: منع القتل، ومنع العناد العلاجيّ، وضمان الرعاية التلطيفيّة، وهي ثلاثيّة لا يأباها الناظر المقاصديّ المسلم في جملتها</w:t>
+      </w:r>
+      <w:r>
+        <w:rPr>
+          <w:rStyle w:val="FootnoteReference"/>
+        </w:rPr>
+        <w:footnoteReference w:id="141"/>
+      </w:r>
+      <w:r>
+        <w:rPr>
+          <w:rFonts w:ascii="Simplified Arabic" w:cs="Simplified Arabic" w:eastAsia="Simplified Arabic" w:hAnsi="Simplified Arabic"/>
+          <w:b w:val="false"/>
+          <w:bCs w:val="false"/>
+          <w:sz w:val="28"/>
+          <w:szCs w:val="28"/>
+          <w:rtl/>
+        </w:rPr>
+        <w:t xml:space="preserve">.</w:t>
+      </w:r>
+    </w:p>
+    <w:p>
+      <w:pPr>
+        <w:bidi/>
+        <w:spacing w:after="160" w:line="480"/>
+        <w:jc w:val="both"/>
+      </w:pPr>
+      <w:r>
+        <w:rPr>
+          <w:rFonts w:ascii="Simplified Arabic" w:cs="Simplified Arabic" w:eastAsia="Simplified Arabic" w:hAnsi="Simplified Arabic"/>
+          <w:b w:val="false"/>
+          <w:bCs w:val="false"/>
+          <w:sz w:val="28"/>
+          <w:szCs w:val="28"/>
+          <w:rtl/>
+        </w:rPr>
+        <w:t xml:space="preserve">وفصّلت اللائحة التنفيذيّة الإماراتيّة معايير التشخيص تفصيلًا تقنيًّا: حدّدت شروط الفاحصين وتخصّصاتهم، والفاصل الزمنيّ بين الفحصين، والفحوص المساندة المقبولة، ونماذج التوثيق؛ حتى غدت من أكمل الصياغات العربيّة في الباب، وقد أشاد الباحثون بمطابقتها لقرارات المجامع الفقهيّة مع وفائها بالدقّة الطبيّة</w:t>
+      </w:r>
+      <w:r>
+        <w:rPr>
+          <w:rStyle w:val="FootnoteReference"/>
+        </w:rPr>
+        <w:footnoteReference w:id="142"/>
+      </w:r>
+      <w:r>
+        <w:rPr>
+          <w:rFonts w:ascii="Simplified Arabic" w:cs="Simplified Arabic" w:eastAsia="Simplified Arabic" w:hAnsi="Simplified Arabic"/>
+          <w:b w:val="false"/>
+          <w:bCs w:val="false"/>
+          <w:sz w:val="28"/>
+          <w:szCs w:val="28"/>
+          <w:rtl/>
+        </w:rPr>
+        <w:t xml:space="preserve">.</w:t>
+      </w:r>
+    </w:p>
+    <w:p>
+      <w:pPr>
+        <w:bidi/>
+        <w:spacing w:after="160" w:line="480"/>
+        <w:jc w:val="both"/>
+      </w:pPr>
+      <w:r>
+        <w:rPr>
+          <w:rFonts w:ascii="Simplified Arabic" w:cs="Simplified Arabic" w:eastAsia="Simplified Arabic" w:hAnsi="Simplified Arabic"/>
+          <w:b w:val="false"/>
+          <w:bCs w:val="false"/>
+          <w:sz w:val="28"/>
+          <w:szCs w:val="28"/>
+          <w:rtl/>
+        </w:rPr>
+        <w:t xml:space="preserve">وبجمع أطراف المقارنة القانونيّة تظهر ثلاثة نماذج تشريعيّة: نموذج الاعتماد التامّ، تمثّله الولايات المتحدة وفرنسا ومصر والإمارات والأردن، حيث الموت الدماغيّ الموثّق موت قانونيّ كامل؛ ونموذج الاعتماد مع الاستثناء الدينيّ، يمثّله القانون الإسرائيليّ لسنة 2008م وقانونا ولايتي نيوجيرسي ونيويورك في أمريكا، حيث يُراعى اعتراض الأسرة المتديّنة؛ ونموذج الفراغ التشريعيّ المدار بالفتوى والاجتهاد المهنيّ، وتمثّله فلسطين وبلاد عربيّة أخرى. والنموذج الثاني أقربها إلى مسلك الجمع الذي رجّحه هذا البحث، لأنه يحفظ المعيار العلميّ ولا يدهس ضمائر الناس؛ وليت التقنين العربيّ القادم يستفيد منه.</w:t>
       </w:r>
     </w:p>
     <w:p>
@@ -7504,7 +10360,7 @@
         <w:rPr>
           <w:rStyle w:val="FootnoteReference"/>
         </w:rPr>
-        <w:footnoteReference w:id="86"/>
+        <w:footnoteReference w:id="143"/>
       </w:r>
       <w:r>
         <w:rPr>
@@ -7521,7 +10377,7 @@
         <w:rPr>
           <w:rStyle w:val="FootnoteReference"/>
         </w:rPr>
-        <w:footnoteReference w:id="87"/>
+        <w:footnoteReference w:id="144"/>
       </w:r>
       <w:r>
         <w:rPr>
@@ -7538,7 +10394,7 @@
         <w:rPr>
           <w:rStyle w:val="FootnoteReference"/>
         </w:rPr>
-        <w:footnoteReference w:id="88"/>
+        <w:footnoteReference w:id="145"/>
       </w:r>
       <w:r>
         <w:rPr>
@@ -7550,6 +10406,47 @@
           <w:rtl/>
         </w:rPr>
         <w:t xml:space="preserve">.</w:t>
+      </w:r>
+    </w:p>
+    <w:p>
+      <w:pPr>
+        <w:bidi/>
+        <w:spacing w:after="160" w:line="480"/>
+        <w:jc w:val="both"/>
+      </w:pPr>
+      <w:r>
+        <w:rPr>
+          <w:rFonts w:ascii="Simplified Arabic" w:cs="Simplified Arabic" w:eastAsia="Simplified Arabic" w:hAnsi="Simplified Arabic"/>
+          <w:b w:val="false"/>
+          <w:bCs w:val="false"/>
+          <w:sz w:val="28"/>
+          <w:szCs w:val="28"/>
+          <w:rtl/>
+        </w:rPr>
+        <w:t xml:space="preserve">ويجدر التنبيه إلى أنّ الإجماع الطبيّ المذكور إجماع مؤسّسيّ موثّق لا مجرّد شيوع: فقد أصدرت الجمعيّات العالميّة لطبّ الأعصاب والعناية الحرجة بيانات مشتركة، وتُوّج ذلك بمشروع الموت الدماغيّ العالميّ سنة 2020م الذي جمع ممثّلي عشرات الجمعيّات الطبيّة من القارّات كلّها على بروتوكول موحّد، ثم بالدليل التوافقيّ الأمريكيّ الشامل سنة 2023م</w:t>
+      </w:r>
+      <w:r>
+        <w:rPr>
+          <w:rStyle w:val="FootnoteReference"/>
+        </w:rPr>
+        <w:footnoteReference w:id="146"/>
+      </w:r>
+      <w:r>
+        <w:rPr>
+          <w:rStyle w:val="FootnoteReference"/>
+        </w:rPr>
+        <w:footnoteReference w:id="147"/>
+      </w:r>
+      <w:r>
+        <w:rPr>
+          <w:rFonts w:ascii="Simplified Arabic" w:cs="Simplified Arabic" w:eastAsia="Simplified Arabic" w:hAnsi="Simplified Arabic"/>
+          <w:b w:val="false"/>
+          <w:bCs w:val="false"/>
+          <w:sz w:val="28"/>
+          <w:szCs w:val="28"/>
+          <w:rtl/>
+        </w:rPr>
+        <w:t xml:space="preserve">؛ فمن أراد اليوم أن يصف التشخيص بأنه ظنّ فردٍ أو مذهبُ مدرسة فقد جانب الواقع.</w:t>
       </w:r>
     </w:p>
     <w:p>
@@ -7593,7 +10490,7 @@
         <w:rPr>
           <w:rStyle w:val="FootnoteReference"/>
         </w:rPr>
-        <w:footnoteReference w:id="89"/>
+        <w:footnoteReference w:id="148"/>
       </w:r>
       <w:r>
         <w:rPr>
@@ -7610,7 +10507,7 @@
         <w:rPr>
           <w:rStyle w:val="FootnoteReference"/>
         </w:rPr>
-        <w:footnoteReference w:id="90"/>
+        <w:footnoteReference w:id="149"/>
       </w:r>
       <w:r>
         <w:rPr>
@@ -7622,6 +10519,41 @@
           <w:rtl/>
         </w:rPr>
         <w:t xml:space="preserve">.</w:t>
+      </w:r>
+    </w:p>
+    <w:p>
+      <w:pPr>
+        <w:bidi/>
+        <w:spacing w:after="160" w:line="480"/>
+        <w:jc w:val="both"/>
+      </w:pPr>
+      <w:r>
+        <w:rPr>
+          <w:rFonts w:ascii="Simplified Arabic" w:cs="Simplified Arabic" w:eastAsia="Simplified Arabic" w:hAnsi="Simplified Arabic"/>
+          <w:b w:val="false"/>
+          <w:bCs w:val="false"/>
+          <w:sz w:val="28"/>
+          <w:szCs w:val="28"/>
+          <w:rtl/>
+        </w:rPr>
+        <w:t xml:space="preserve">وفي الميدان الاجتماعيّ تتّجه المؤسّسات الصحيّة الرشيدة إلى نموذج "القرار المتشارك": لا يُفاجأ الأهل بقرار جاهز، بل يُصحبون خطوة خطوة: إخبار مبكّر صادق بحال المريض، ثم شرح مبسّط لمعنى موت الدماغ يفرّق له عن الغيبوبة، ثم مهلة للوداع واستدعاء من يريدون من أهل الدين، ثم بيان الخطوة التالية. وقد دلّت التجارب على أنّ أكثر النزاعات القضائيّة إنما نشأت من سوء التواصل لا من عناد الأسر</w:t>
+      </w:r>
+      <w:r>
+        <w:rPr>
+          <w:rStyle w:val="FootnoteReference"/>
+        </w:rPr>
+        <w:footnoteReference w:id="150"/>
+      </w:r>
+      <w:r>
+        <w:rPr>
+          <w:rFonts w:ascii="Simplified Arabic" w:cs="Simplified Arabic" w:eastAsia="Simplified Arabic" w:hAnsi="Simplified Arabic"/>
+          <w:b w:val="false"/>
+          <w:bCs w:val="false"/>
+          <w:sz w:val="28"/>
+          <w:szCs w:val="28"/>
+          <w:rtl/>
+        </w:rPr>
+        <w:t xml:space="preserve">؛ ولهذا كانت توصيتنا بإعداد وثيقة تفهيم عربيّة موحّدة توصيةً مركزيّة لا تحسينيّة.</w:t>
       </w:r>
     </w:p>
     <w:p>
@@ -7665,7 +10597,7 @@
         <w:rPr>
           <w:rStyle w:val="FootnoteReference"/>
         </w:rPr>
-        <w:footnoteReference w:id="91"/>
+        <w:footnoteReference w:id="151"/>
       </w:r>
       <w:r>
         <w:rPr>
@@ -7682,7 +10614,7 @@
         <w:rPr>
           <w:rStyle w:val="FootnoteReference"/>
         </w:rPr>
-        <w:footnoteReference w:id="92"/>
+        <w:footnoteReference w:id="152"/>
       </w:r>
       <w:r>
         <w:rPr>
@@ -7880,7 +10812,7 @@
         <w:rPr>
           <w:rStyle w:val="FootnoteReference"/>
         </w:rPr>
-        <w:footnoteReference w:id="93"/>
+        <w:footnoteReference w:id="153"/>
       </w:r>
       <w:r>
         <w:rPr>
@@ -7932,6 +10864,41 @@
     </w:p>
     <w:p>
       <w:pPr>
+        <w:bidi/>
+        <w:spacing w:after="160" w:line="480"/>
+        <w:jc w:val="both"/>
+      </w:pPr>
+      <w:r>
+        <w:rPr>
+          <w:rFonts w:ascii="Simplified Arabic" w:cs="Simplified Arabic" w:eastAsia="Simplified Arabic" w:hAnsi="Simplified Arabic"/>
+          <w:b w:val="false"/>
+          <w:bCs w:val="false"/>
+          <w:sz w:val="28"/>
+          <w:szCs w:val="28"/>
+          <w:rtl/>
+        </w:rPr>
+        <w:t xml:space="preserve">ومن لطائف هذا القرار صياغته المزدوجة للعلامتين: فقد سوّى بين توقف القلب والتنفّس النهائيّ وبين تعطّل الدماغ النهائيّ في إفادة الحكم بالموت، وجعل مناط الاعتبار في العلامتين واحدًا هو شهادة الأطباء بعدم الرجعة؛ فأخرج بذلك التوقف المؤقت القابل للإنعاش من الحكم، ودفع توهّم أنّ القرار يبيح التعجّل بمجرّد سكون القلب. كما أنّ في قيد "وأخذ دماغه في التحلّل" جوابًا مسبقًا عن شبهة أخطاء التشخيص، إذ لا يتصوّر معه بقاء أيّ احتمال للرجعة</w:t>
+      </w:r>
+      <w:r>
+        <w:rPr>
+          <w:rStyle w:val="FootnoteReference"/>
+        </w:rPr>
+        <w:footnoteReference w:id="154"/>
+      </w:r>
+      <w:r>
+        <w:rPr>
+          <w:rFonts w:ascii="Simplified Arabic" w:cs="Simplified Arabic" w:eastAsia="Simplified Arabic" w:hAnsi="Simplified Arabic"/>
+          <w:b w:val="false"/>
+          <w:bCs w:val="false"/>
+          <w:sz w:val="28"/>
+          <w:szCs w:val="28"/>
+          <w:rtl/>
+        </w:rPr>
+        <w:t xml:space="preserve">.</w:t>
+      </w:r>
+    </w:p>
+    <w:p>
+      <w:pPr>
         <w:pStyle w:val="Heading3"/>
         <w:bidi/>
         <w:spacing w:after="160" w:before="200" w:line="360"/>
@@ -7989,7 +10956,7 @@
         <w:rPr>
           <w:rStyle w:val="FootnoteReference"/>
         </w:rPr>
-        <w:footnoteReference w:id="94"/>
+        <w:footnoteReference w:id="155"/>
       </w:r>
       <w:r>
         <w:rPr>
@@ -8041,6 +11008,76 @@
     </w:p>
     <w:p>
       <w:pPr>
+        <w:bidi/>
+        <w:spacing w:after="160" w:line="480"/>
+        <w:jc w:val="both"/>
+      </w:pPr>
+      <w:r>
+        <w:rPr>
+          <w:rFonts w:ascii="Simplified Arabic" w:cs="Simplified Arabic" w:eastAsia="Simplified Arabic" w:hAnsi="Simplified Arabic"/>
+          <w:b w:val="false"/>
+          <w:bCs w:val="false"/>
+          <w:sz w:val="28"/>
+          <w:szCs w:val="28"/>
+          <w:rtl/>
+        </w:rPr>
+        <w:t xml:space="preserve">وممّا يذكر في خلفيّة هذه الندوة أنّ المنظمة الإسلاميّة للعلوم الطبيّة بالكويت جعلت رسالتها الجمع بين علماء الشريعة وأساطين الطبّ في قضايا الحياة والموت، فعقدت سلسلة ندوات عن بداية الحياة ونهايتها حضرها كبار فقهاء العصر وعلماء الطبّ من أقطار شتى، وطُرحت فيها الأوراق الطبيّة بلغة يفهمها الفقيه، ونوقشت المداخلات الفقهيّة بحضور من يصحّح التصوّر الطبيّ فورًا؛ فخرجت توصياتها ناضجة قلّ أن يوجد مثلها في نازلة أخرى</w:t>
+      </w:r>
+      <w:r>
+        <w:rPr>
+          <w:rStyle w:val="FootnoteReference"/>
+        </w:rPr>
+        <w:footnoteReference w:id="156"/>
+      </w:r>
+      <w:r>
+        <w:rPr>
+          <w:rFonts w:ascii="Simplified Arabic" w:cs="Simplified Arabic" w:eastAsia="Simplified Arabic" w:hAnsi="Simplified Arabic"/>
+          <w:b w:val="false"/>
+          <w:bCs w:val="false"/>
+          <w:sz w:val="28"/>
+          <w:szCs w:val="28"/>
+          <w:rtl/>
+        </w:rPr>
+        <w:t xml:space="preserve">.</w:t>
+      </w:r>
+    </w:p>
+    <w:p>
+      <w:pPr>
+        <w:bidi/>
+        <w:spacing w:after="160" w:line="480"/>
+        <w:jc w:val="both"/>
+      </w:pPr>
+      <w:r>
+        <w:rPr>
+          <w:rFonts w:ascii="Simplified Arabic" w:cs="Simplified Arabic" w:eastAsia="Simplified Arabic" w:hAnsi="Simplified Arabic"/>
+          <w:b w:val="false"/>
+          <w:bCs w:val="false"/>
+          <w:sz w:val="28"/>
+          <w:szCs w:val="28"/>
+          <w:rtl/>
+        </w:rPr>
+        <w:t xml:space="preserve">ويظهر أثر هذه الندوة في كلّ ما جاء بعدها: فمنهجها في الجمع بين الفقيه والطبيب في مجلس واحد صار سنّة متّبعة في نوازل الطبّ كلّها، من أطفال الأنابيب إلى زراعة الأعضاء؛ وقد شهد المشاركون فيها أنّ كثيرًا من الفقهاء غيّروا تصوّرهم عن المسألة بعد سماع البيان الطبيّ المباشر، وهو ما يؤكّد القاعدة الذهبيّة: الحكم على الشيء فرع عن تصوّره، وأنّ تصوّر النوازل الطبيّة لا يؤخذ إلا من أهلها</w:t>
+      </w:r>
+      <w:r>
+        <w:rPr>
+          <w:rStyle w:val="FootnoteReference"/>
+        </w:rPr>
+        <w:footnoteReference w:id="157"/>
+      </w:r>
+      <w:r>
+        <w:rPr>
+          <w:rFonts w:ascii="Simplified Arabic" w:cs="Simplified Arabic" w:eastAsia="Simplified Arabic" w:hAnsi="Simplified Arabic"/>
+          <w:b w:val="false"/>
+          <w:bCs w:val="false"/>
+          <w:sz w:val="28"/>
+          <w:szCs w:val="28"/>
+          <w:rtl/>
+        </w:rPr>
+        <w:t xml:space="preserve">.</w:t>
+      </w:r>
+    </w:p>
+    <w:p>
+      <w:pPr>
         <w:pStyle w:val="Heading3"/>
         <w:bidi/>
         <w:spacing w:after="160" w:before="200" w:line="360"/>
@@ -8098,13 +11135,13 @@
         <w:rPr>
           <w:rStyle w:val="FootnoteReference"/>
         </w:rPr>
-        <w:footnoteReference w:id="95"/>
-      </w:r>
-      <w:r>
-        <w:rPr>
-          <w:rStyle w:val="FootnoteReference"/>
-        </w:rPr>
-        <w:footnoteReference w:id="96"/>
+        <w:footnoteReference w:id="158"/>
+      </w:r>
+      <w:r>
+        <w:rPr>
+          <w:rStyle w:val="FootnoteReference"/>
+        </w:rPr>
+        <w:footnoteReference w:id="159"/>
       </w:r>
       <w:r>
         <w:rPr>
@@ -8156,6 +11193,41 @@
     </w:p>
     <w:p>
       <w:pPr>
+        <w:bidi/>
+        <w:spacing w:after="160" w:line="480"/>
+        <w:jc w:val="both"/>
+      </w:pPr>
+      <w:r>
+        <w:rPr>
+          <w:rFonts w:ascii="Simplified Arabic" w:cs="Simplified Arabic" w:eastAsia="Simplified Arabic" w:hAnsi="Simplified Arabic"/>
+          <w:b w:val="false"/>
+          <w:bCs w:val="false"/>
+          <w:sz w:val="28"/>
+          <w:szCs w:val="28"/>
+          <w:rtl/>
+        </w:rPr>
+        <w:t xml:space="preserve">ومن فقه هذه الفتوى أنها فرّقت بين مقامين كثيرًا ما يخلط الناس بينهما: مقام الحكم بالموت، ومقام حكم الفعل الطبيّ؛ فأجابت في كلّ مقام بجوابه: أمّا الفعل، وهو الرفع، فجائز لانتفاء الفائدة بشهادة أهل الخبرة؛ وأمّا الحكم بالموت وما يتبعه من إرث وعدّة فمعلّق على اليقين التامّ بسكون القلب. وبهذا التفريق تنحلّ أكثر إشكالات الأسر: فليس مطلوبًا منها أن تعتقد موت قريبها لتأذن بالرفع، وإنما أن تدرك أنّ البقاء على الآلة لا يقدّم له نفعًا</w:t>
+      </w:r>
+      <w:r>
+        <w:rPr>
+          <w:rStyle w:val="FootnoteReference"/>
+        </w:rPr>
+        <w:footnoteReference w:id="160"/>
+      </w:r>
+      <w:r>
+        <w:rPr>
+          <w:rFonts w:ascii="Simplified Arabic" w:cs="Simplified Arabic" w:eastAsia="Simplified Arabic" w:hAnsi="Simplified Arabic"/>
+          <w:b w:val="false"/>
+          <w:bCs w:val="false"/>
+          <w:sz w:val="28"/>
+          <w:szCs w:val="28"/>
+          <w:rtl/>
+        </w:rPr>
+        <w:t xml:space="preserve">.</w:t>
+      </w:r>
+    </w:p>
+    <w:p>
+      <w:pPr>
         <w:pStyle w:val="Heading3"/>
         <w:bidi/>
         <w:spacing w:after="160" w:before="200" w:line="360"/>
@@ -8213,7 +11285,7 @@
         <w:rPr>
           <w:rStyle w:val="FootnoteReference"/>
         </w:rPr>
-        <w:footnoteReference w:id="97"/>
+        <w:footnoteReference w:id="161"/>
       </w:r>
       <w:r>
         <w:rPr>
@@ -8261,6 +11333,41 @@
           <w:rtl/>
         </w:rPr>
         <w:t xml:space="preserve">يلاحَظ في هذا القرار أمران: الأوّل: اشتراط اللجنة الثلاثيّة من الأطباء المختصّين العدول، وهو الشرط نفسه الذي تواردت عليه المجامع والقوانين، ممّا يدلّ على استقراره ضابطًا شرعيًّا جامعًا. والثاني: أنّ القرار نصّ على عدم وضع الأجهزة ابتداءً، ومن سوّى بين الامتناع الابتدائيّ والرفع بعد ثبوت العبث، وهو مقتضى التحقيق كما بيّنّا، ألحق به جواز الرفع؛ ويؤيّده أنّ القانون الأردنيّ نفسه أخذ بشهادة اللجنة الطبيّة في إثبات الوفاة كما تقدّم في المبحث الرابع من الفصل الرابع.</w:t>
+      </w:r>
+    </w:p>
+    <w:p>
+      <w:pPr>
+        <w:bidi/>
+        <w:spacing w:after="160" w:line="480"/>
+        <w:jc w:val="both"/>
+      </w:pPr>
+      <w:r>
+        <w:rPr>
+          <w:rFonts w:ascii="Simplified Arabic" w:cs="Simplified Arabic" w:eastAsia="Simplified Arabic" w:hAnsi="Simplified Arabic"/>
+          <w:b w:val="false"/>
+          <w:bCs w:val="false"/>
+          <w:sz w:val="28"/>
+          <w:szCs w:val="28"/>
+          <w:rtl/>
+        </w:rPr>
+        <w:t xml:space="preserve">ويكتسب هذا القرار قيمة خاصة لمجتمعنا من جهتين: قربه الجغرافيّ والمذهبيّ، فدائرة الإفتاء الأردنيّة مرجع معتمد عند كثير من أهل بلادنا؛ وعمليّته، فقد نزل على واقعة محدّدة، مريض سرطان في مراحله الأخيرة، فجاء جوابه محرَّرًا بشروطه: تيقّن الفريق المعالج من انعدام الفائدة، وتأييد تقرير من ثلاثة أطباء مختصّين عدول ثقات؛ وهي الصيغة التي تصلح أن تُعتمد نموذجًا في مستشفياتنا</w:t>
+      </w:r>
+      <w:r>
+        <w:rPr>
+          <w:rStyle w:val="FootnoteReference"/>
+        </w:rPr>
+        <w:footnoteReference w:id="162"/>
+      </w:r>
+      <w:r>
+        <w:rPr>
+          <w:rFonts w:ascii="Simplified Arabic" w:cs="Simplified Arabic" w:eastAsia="Simplified Arabic" w:hAnsi="Simplified Arabic"/>
+          <w:b w:val="false"/>
+          <w:bCs w:val="false"/>
+          <w:sz w:val="28"/>
+          <w:szCs w:val="28"/>
+          <w:rtl/>
+        </w:rPr>
+        <w:t xml:space="preserve">.</w:t>
       </w:r>
     </w:p>
     <w:p>
@@ -8286,6 +11393,24 @@
     </w:p>
     <w:p>
       <w:pPr>
+        <w:bidi/>
+        <w:spacing w:after="160" w:line="480"/>
+        <w:jc w:val="both"/>
+      </w:pPr>
+      <w:r>
+        <w:rPr>
+          <w:rFonts w:ascii="Simplified Arabic" w:cs="Simplified Arabic" w:eastAsia="Simplified Arabic" w:hAnsi="Simplified Arabic"/>
+          <w:b w:val="false"/>
+          <w:bCs w:val="false"/>
+          <w:sz w:val="28"/>
+          <w:szCs w:val="28"/>
+          <w:rtl/>
+        </w:rPr>
+        <w:t xml:space="preserve">وبالموازنة بين الفتاوى والقرارات المؤيّدة الأربعة يظهر تدرّج لطيف: فقرار مجمع عمّان أوسعها، إذ رتّب أحكام الوفاة كلّها؛ وتوصية ندوة الكويت أسبقها وأدقّها صياغة طبيّة؛ وفتوى دار الإفتاء المصريّة أوسطها، جوّزت الرفع وأمسكت عن ترتيب الأحكام؛ وقرار مجلس الإفتاء الأردنيّ أضيقها موردًا إذ نصّ على عدم الوضع ابتداءً، لكنه أصرحها في صياغة الضابط الثلاثيّ. ولو رُتّبت على سلّم واحد لكان قرار عمّان في طرفه، وقرار الرابطة الآتي في المبحث التالي في طرفه الآخر، وسائر الفتاوى بينهما؛ وهذا التدرّج نفسه دليل على أنّ المسألة اجتهاديّة تتجاذبها الأنظار، لا قطعيّة يُنكر فيها على المخالف.</w:t>
+      </w:r>
+    </w:p>
+    <w:p>
+      <w:pPr>
         <w:pStyle w:val="Heading3"/>
         <w:bidi/>
         <w:spacing w:after="160" w:before="200" w:line="360"/>
@@ -8343,7 +11468,7 @@
         <w:rPr>
           <w:rStyle w:val="FootnoteReference"/>
         </w:rPr>
-        <w:footnoteReference w:id="98"/>
+        <w:footnoteReference w:id="163"/>
       </w:r>
       <w:r>
         <w:rPr>
@@ -8395,6 +11520,59 @@
     </w:p>
     <w:p>
       <w:pPr>
+        <w:bidi/>
+        <w:spacing w:after="160" w:line="480"/>
+        <w:jc w:val="both"/>
+      </w:pPr>
+      <w:r>
+        <w:rPr>
+          <w:rFonts w:ascii="Simplified Arabic" w:cs="Simplified Arabic" w:eastAsia="Simplified Arabic" w:hAnsi="Simplified Arabic"/>
+          <w:b w:val="false"/>
+          <w:bCs w:val="false"/>
+          <w:sz w:val="28"/>
+          <w:szCs w:val="28"/>
+          <w:rtl/>
+        </w:rPr>
+        <w:t xml:space="preserve">وتحليل القرار يكشف بناءه على شقّين متمايزين قصدًا: شقّ الفعل الطبيّ، وفيه ساير المجمعُ مجمعَ عمّان فأجاز الرفع بالضابط الثلاثيّ نفسه؛ وشقّ الأحكام الشرعيّة، وفيه خالفه فعلّقها على التوقف التامّ بعد الرفع. وليس هذا تناقضًا كما قد يُتوهّم، بل هو تفريق مقصود بين بابين مختلفي المدرك: فباب الأفعال مداره على المصلحة والمفسدة وقد ثبت انعدام الفائدة، وباب الأحكام المترتبة على الوفاة مداره على تحقّق سببها يقينًا والاحتياط فيه لحقوق العباد؛ ولهذا وصفنا القرار بأنه أوسع القرارات احتياطًا وأجمعها.</w:t>
+      </w:r>
+    </w:p>
+    <w:p>
+      <w:pPr>
+        <w:bidi/>
+        <w:spacing w:after="160" w:line="480"/>
+        <w:jc w:val="both"/>
+      </w:pPr>
+      <w:r>
+        <w:rPr>
+          <w:rFonts w:ascii="Simplified Arabic" w:cs="Simplified Arabic" w:eastAsia="Simplified Arabic" w:hAnsi="Simplified Arabic"/>
+          <w:b w:val="false"/>
+          <w:bCs w:val="false"/>
+          <w:sz w:val="28"/>
+          <w:szCs w:val="28"/>
+          <w:rtl/>
+        </w:rPr>
+        <w:t xml:space="preserve">وقد صار هذا القرار المرجعَ الأوّل لكلّ من توقّف في اعتبار الموت الدماغيّ من الباحثين، وهو في الحقيقة أوسع القرارات احتياطًا وأجمعها للمصالح: احتاط للأحكام فعلّقها على سكون القلب، واحتاط للأجساد فلم يوجب دعمًا عبثيًّا، واحتاط للأطباء فاشترط اللجنة الثلاثيّة. ولهذا وصفه غير واحد من الباحثين بأنه قرار الجمع الذي التقى عنده الفريقان</w:t>
+      </w:r>
+      <w:r>
+        <w:rPr>
+          <w:rStyle w:val="FootnoteReference"/>
+        </w:rPr>
+        <w:footnoteReference w:id="164"/>
+      </w:r>
+      <w:r>
+        <w:rPr>
+          <w:rFonts w:ascii="Simplified Arabic" w:cs="Simplified Arabic" w:eastAsia="Simplified Arabic" w:hAnsi="Simplified Arabic"/>
+          <w:b w:val="false"/>
+          <w:bCs w:val="false"/>
+          <w:sz w:val="28"/>
+          <w:szCs w:val="28"/>
+          <w:rtl/>
+        </w:rPr>
+        <w:t xml:space="preserve">.</w:t>
+      </w:r>
+    </w:p>
+    <w:p>
+      <w:pPr>
         <w:pStyle w:val="Heading3"/>
         <w:bidi/>
         <w:spacing w:after="160" w:before="200" w:line="360"/>
@@ -8452,7 +11630,7 @@
         <w:rPr>
           <w:rStyle w:val="FootnoteReference"/>
         </w:rPr>
-        <w:footnoteReference w:id="99"/>
+        <w:footnoteReference w:id="165"/>
       </w:r>
       <w:r>
         <w:rPr>
@@ -8504,6 +11682,59 @@
     </w:p>
     <w:p>
       <w:pPr>
+        <w:bidi/>
+        <w:spacing w:after="160" w:line="480"/>
+        <w:jc w:val="both"/>
+      </w:pPr>
+      <w:r>
+        <w:rPr>
+          <w:rFonts w:ascii="Simplified Arabic" w:cs="Simplified Arabic" w:eastAsia="Simplified Arabic" w:hAnsi="Simplified Arabic"/>
+          <w:b w:val="false"/>
+          <w:bCs w:val="false"/>
+          <w:sz w:val="28"/>
+          <w:szCs w:val="28"/>
+          <w:rtl/>
+        </w:rPr>
+        <w:t xml:space="preserve">ووجه الاستفادة العمليّ من هذا القرار لمجتمعاتنا: أنه يصلح مرجعًا للأسر التي لا تطمئنّ قلوبها إلى اعتبار الموت الدماغيّ؛ فبوسعها الأخذ به فلا تُقسم تركة ولا تبتدئ عدّة حتى يسكن القلب، ومع ذلك لا تُلزم المستشفى بدعم لا طائل تحته؛ فيجتمع لها الاحتياط الدينيّ والواقعيّة الطبيّة، وهذا عين ما يقصده الجمع الذي رجّحناه.</w:t>
+      </w:r>
+    </w:p>
+    <w:p>
+      <w:pPr>
+        <w:bidi/>
+        <w:spacing w:after="160" w:line="480"/>
+        <w:jc w:val="both"/>
+      </w:pPr>
+      <w:r>
+        <w:rPr>
+          <w:rFonts w:ascii="Simplified Arabic" w:cs="Simplified Arabic" w:eastAsia="Simplified Arabic" w:hAnsi="Simplified Arabic"/>
+          <w:b w:val="false"/>
+          <w:bCs w:val="false"/>
+          <w:sz w:val="28"/>
+          <w:szCs w:val="28"/>
+          <w:rtl/>
+        </w:rPr>
+        <w:t xml:space="preserve">ومنهج اللجنة في هذا الباب مطّرد مع أصولها في تعظيم اليقين في الدماء؛ ومع ذلك فالمتأمّل في فتاواها يجد أنها لم تغلق الباب الذي فتحته المجامع، فإنّ إجازتها الكفّ عن العلاج غير المجدي بشهادة ثلاثة أطباء ثقات هي بعينها النتيجة العمليّة التي انتهى إليها المجيزون في خصوص الأجهزة، وإن اختلف التخريج النظريّ؛ وهذا يعلّمنا أن ننظر في مآلات الفتاوى لا في عناوينها وحدها</w:t>
+      </w:r>
+      <w:r>
+        <w:rPr>
+          <w:rStyle w:val="FootnoteReference"/>
+        </w:rPr>
+        <w:footnoteReference w:id="166"/>
+      </w:r>
+      <w:r>
+        <w:rPr>
+          <w:rFonts w:ascii="Simplified Arabic" w:cs="Simplified Arabic" w:eastAsia="Simplified Arabic" w:hAnsi="Simplified Arabic"/>
+          <w:b w:val="false"/>
+          <w:bCs w:val="false"/>
+          <w:sz w:val="28"/>
+          <w:szCs w:val="28"/>
+          <w:rtl/>
+        </w:rPr>
+        <w:t xml:space="preserve">.</w:t>
+      </w:r>
+    </w:p>
+    <w:p>
+      <w:pPr>
         <w:pStyle w:val="Heading3"/>
         <w:bidi/>
         <w:spacing w:after="160" w:before="200" w:line="360"/>
@@ -8561,7 +11792,7 @@
         <w:rPr>
           <w:rStyle w:val="FootnoteReference"/>
         </w:rPr>
-        <w:footnoteReference w:id="100"/>
+        <w:footnoteReference w:id="167"/>
       </w:r>
       <w:r>
         <w:rPr>
@@ -8620,6 +11851,41 @@
       <w:r>
         <w:rPr>
           <w:rFonts w:ascii="Simplified Arabic" w:cs="Simplified Arabic" w:eastAsia="Simplified Arabic" w:hAnsi="Simplified Arabic"/>
+          <w:b w:val="false"/>
+          <w:bCs w:val="false"/>
+          <w:sz w:val="28"/>
+          <w:szCs w:val="28"/>
+          <w:rtl/>
+        </w:rPr>
+        <w:t xml:space="preserve">ولعلّ في سيرة الشيخ العمليّة ما يفسّر ورعه في هذا الباب؛ فقد أدرك رحمه الله زمنًا كانت وسائل التشخيص فيه أقلّ إحكامًا، وكانت أخبار الأخطاء الطبيّة تبلغ المستفتين بلا تمحيص، فكان الاحتياط في الدماء هو مقتضى القواعد في حقّه. ومن أنصف عرف أنّ اختلاف الفتوى باختلاف تحقّق المناط ليس اختلافًا في الشرع، وأنه لو بلغت الشيخَ ضماناتُ البروتوكول المعاصر بلجانه وفحوصه المساندة لربما اختلف تنزيله، كما يشهد له تجويزه ترك الأجهزة ابتداءً بشهادة الأطباء</w:t>
+      </w:r>
+      <w:r>
+        <w:rPr>
+          <w:rStyle w:val="FootnoteReference"/>
+        </w:rPr>
+        <w:footnoteReference w:id="168"/>
+      </w:r>
+      <w:r>
+        <w:rPr>
+          <w:rFonts w:ascii="Simplified Arabic" w:cs="Simplified Arabic" w:eastAsia="Simplified Arabic" w:hAnsi="Simplified Arabic"/>
+          <w:b w:val="false"/>
+          <w:bCs w:val="false"/>
+          <w:sz w:val="28"/>
+          <w:szCs w:val="28"/>
+          <w:rtl/>
+        </w:rPr>
+        <w:t xml:space="preserve">.</w:t>
+      </w:r>
+    </w:p>
+    <w:p>
+      <w:pPr>
+        <w:bidi/>
+        <w:spacing w:after="160" w:line="480"/>
+        <w:jc w:val="both"/>
+      </w:pPr>
+      <w:r>
+        <w:rPr>
+          <w:rFonts w:ascii="Simplified Arabic" w:cs="Simplified Arabic" w:eastAsia="Simplified Arabic" w:hAnsi="Simplified Arabic"/>
           <w:b/>
           <w:bCs/>
           <w:sz w:val="28"/>
@@ -8638,6 +11904,24 @@
           <w:rtl/>
         </w:rPr>
         <w:t xml:space="preserve">إذا صفّينا الفتاوى الستّ من ألفاظها إلى مآلاتها وجدنا الشقّة أضيق ممّا تبدو: فالجميع يحرّمون الفعل الإيجابيّ المزهق، والجميع تقريبًا يجيزون الكفّ عن الدعم العبثيّ أو رفعه بشهادة أهل الاختصاص، وإنما تباينوا في توقيت ترتيب أحكام الوفاة. وهذا يؤكّد أنّ مسلك الجمع الذي رجّحناه ليس تلفيقًا، بل هو قراءة أمينة لمجموع كلام أهل العلم.</w:t>
+      </w:r>
+    </w:p>
+    <w:p>
+      <w:pPr>
+        <w:bidi/>
+        <w:spacing w:after="160" w:line="480"/>
+        <w:jc w:val="both"/>
+      </w:pPr>
+      <w:r>
+        <w:rPr>
+          <w:rFonts w:ascii="Simplified Arabic" w:cs="Simplified Arabic" w:eastAsia="Simplified Arabic" w:hAnsi="Simplified Arabic"/>
+          <w:b w:val="false"/>
+          <w:bCs w:val="false"/>
+          <w:sz w:val="28"/>
+          <w:szCs w:val="28"/>
+          <w:rtl/>
+        </w:rPr>
+        <w:t xml:space="preserve">وخاتمة هذا الفصل كلمة في أدب الخلاف: فالفتاوى السبع صادرة كلّها عن أهل علم وديانة، ما قصد أحدهم إلا حفظ النفوس وتعظيم حرمات الله؛ فمن أخذ بقول المجامع فلا يُشنَّع عليه بأنه متساهل في الدماء، ومن احتاط بقول اللجنة الدائمة فلا يُرمى بأنه جامد على الظواهر؛ والواجب على طالب العلم أن يحكي الأقوال بأمانة، وينزلها منازلها، ويعذر المخالف فيما يسوغ فيه الاجتهاد؛ وعلى الأسرة المستفتية أن تلزم فتوى من تثق بعلمه وورعه من أهل بلدها ولا تتتبّع الرخص ولا تحمل نفسها ما لا تطيق.</w:t>
       </w:r>
     </w:p>
     <w:p>
@@ -8694,7 +11978,43 @@
           <w:szCs w:val="28"/>
           <w:rtl/>
         </w:rPr>
+        <w:t xml:space="preserve">ولا يفوتني في خاتمة هذا الجهد أن أتقدّم بخالص الشكر والعرفان لأستاذي الفاضل الدكتور عوني أحمد مصاروة، محاضر المساق والمشرف على هذا البحث، الذي لم يدّخر توجيهًا ولا تصويبًا، وكان لملاحظاته الدقيقة على خطّة البحث الأثر الأوّل في استقامة منهجه واكتمال بنائه؛ فجزاه الله عني وعن زملائي خير الجزاء. والشكر موصول لأكاديميّة القاسمي وقسم الدراسات الإسلاميّة على ما يهيّئانه لطلبة العلم من أسباب البحث والنظر.</w:t>
+      </w:r>
+    </w:p>
+    <w:p>
+      <w:pPr>
+        <w:bidi/>
+        <w:spacing w:after="160" w:line="480"/>
+        <w:jc w:val="both"/>
+      </w:pPr>
+      <w:r>
+        <w:rPr>
+          <w:rFonts w:ascii="Simplified Arabic" w:cs="Simplified Arabic" w:eastAsia="Simplified Arabic" w:hAnsi="Simplified Arabic"/>
+          <w:b w:val="false"/>
+          <w:bCs w:val="false"/>
+          <w:sz w:val="28"/>
+          <w:szCs w:val="28"/>
+          <w:rtl/>
+        </w:rPr>
         <w:t xml:space="preserve">وقد تبيّن لي في رحلة هذا البحث أنّ الشريعة الإسلاميّة لم تضق يومًا بنازلة، وأنّ قوّتها في قواعدها ومقاصدها التي تستوعب كلّ جديد؛ فبين يقين الحياة الذي لا يزول بالشكّ، وحرمة الجسد التي لا تسقط بالموت، ورفع الضرر الذي لا يُقابل بضرر، اهتدى الفقهاء المعاصرون إلى ميزان دقيق يجمع بين إكرام الميت ورحمة الحيّ. أسأل الله أن يجعل هذا العمل خالصًا لوجهه، وأن يغفر لي ما فيه من زلل، والحمد لله ربّ العالمين.</w:t>
+      </w:r>
+    </w:p>
+    <w:p>
+      <w:pPr>
+        <w:bidi/>
+        <w:spacing w:after="160" w:line="480"/>
+        <w:jc w:val="both"/>
+      </w:pPr>
+      <w:r>
+        <w:rPr>
+          <w:rFonts w:ascii="Simplified Arabic" w:cs="Simplified Arabic" w:eastAsia="Simplified Arabic" w:hAnsi="Simplified Arabic"/>
+          <w:b w:val="false"/>
+          <w:bCs w:val="false"/>
+          <w:sz w:val="28"/>
+          <w:szCs w:val="28"/>
+          <w:rtl/>
+        </w:rPr>
+        <w:t xml:space="preserve">وبعد؛ فقد كان هذا البحث رحلة بين الفقه والطبّ والقانون، بدأت من سؤال أسرة حائرة أمام سرير في العناية المركّزة، وانتهت إلى جواب محرّر بضوابطه. وما كان لهذه الرحلة أن تستقيم لولا المنهج الذي جمع بين استقراء النصوص والقرارات، وتحليل المعطيات الطبيّة، والموازنة المقاصديّة بين المصالح؛ وهو المنهج الذي نوصي به كلّ باحث في نوازل العصر: تصوّر دقيق من أهل الاختصاص، ثم تخريج أمين على أصول الشريعة، ثم تنزيل رحيم على واقع الناس.</w:t>
       </w:r>
     </w:p>
     <w:p>
@@ -9039,6 +12359,111 @@
     </w:p>
     <w:p>
       <w:pPr>
+        <w:bidi/>
+        <w:spacing w:after="160" w:line="480"/>
+        <w:jc w:val="both"/>
+      </w:pPr>
+      <w:r>
+        <w:rPr>
+          <w:rFonts w:ascii="Simplified Arabic" w:cs="Simplified Arabic" w:eastAsia="Simplified Arabic" w:hAnsi="Simplified Arabic"/>
+          <w:b w:val="false"/>
+          <w:bCs w:val="false"/>
+          <w:sz w:val="28"/>
+          <w:szCs w:val="28"/>
+          <w:rtl/>
+        </w:rPr>
+        <w:t xml:space="preserve">- </w:t>
+      </w:r>
+      <w:r>
+        <w:rPr>
+          <w:rFonts w:ascii="Simplified Arabic" w:cs="Simplified Arabic" w:eastAsia="Simplified Arabic" w:hAnsi="Simplified Arabic"/>
+          <w:b w:val="false"/>
+          <w:bCs w:val="false"/>
+          <w:sz w:val="28"/>
+          <w:szCs w:val="28"/>
+          <w:rtl/>
+        </w:rPr>
+        <w:t xml:space="preserve">ضبط الصور الثلاث (الغيبوبة والحالة النباتيّة؛ المحتضَر الميؤوس منه؛ الميت دماغيًّا) شرط لصحّة الفتوى والقرار الطبيّ، وأكثر الشبهات المثارة على القول بالجواز ناشئة من الخلط بينها.</w:t>
+      </w:r>
+    </w:p>
+    <w:p>
+      <w:pPr>
+        <w:bidi/>
+        <w:spacing w:after="160" w:line="480"/>
+        <w:jc w:val="both"/>
+      </w:pPr>
+      <w:r>
+        <w:rPr>
+          <w:rFonts w:ascii="Simplified Arabic" w:cs="Simplified Arabic" w:eastAsia="Simplified Arabic" w:hAnsi="Simplified Arabic"/>
+          <w:b w:val="false"/>
+          <w:bCs w:val="false"/>
+          <w:sz w:val="28"/>
+          <w:szCs w:val="28"/>
+          <w:rtl/>
+        </w:rPr>
+        <w:t xml:space="preserve">- </w:t>
+      </w:r>
+      <w:r>
+        <w:rPr>
+          <w:rFonts w:ascii="Simplified Arabic" w:cs="Simplified Arabic" w:eastAsia="Simplified Arabic" w:hAnsi="Simplified Arabic"/>
+          <w:b w:val="false"/>
+          <w:bCs w:val="false"/>
+          <w:sz w:val="28"/>
+          <w:szCs w:val="28"/>
+          <w:rtl/>
+        </w:rPr>
+        <w:t xml:space="preserve">تتوزّع تشريعات العالم على ثلاثة نماذج: اعتماد تامّ للمعيار الدماغيّ، واعتماد مع استثناء دينيّ، وفراغ تشريعيّ مدار بالفتوى؛ والنموذج الثاني أقربها إلى مسلك الجمع الشرعيّ.</w:t>
+      </w:r>
+    </w:p>
+    <w:p>
+      <w:pPr>
+        <w:bidi/>
+        <w:spacing w:after="160" w:line="480"/>
+        <w:jc w:val="both"/>
+      </w:pPr>
+      <w:r>
+        <w:rPr>
+          <w:rFonts w:ascii="Simplified Arabic" w:cs="Simplified Arabic" w:eastAsia="Simplified Arabic" w:hAnsi="Simplified Arabic"/>
+          <w:b w:val="false"/>
+          <w:bCs w:val="false"/>
+          <w:sz w:val="28"/>
+          <w:szCs w:val="28"/>
+          <w:rtl/>
+        </w:rPr>
+        <w:t xml:space="preserve">- </w:t>
+      </w:r>
+      <w:r>
+        <w:rPr>
+          <w:rFonts w:ascii="Simplified Arabic" w:cs="Simplified Arabic" w:eastAsia="Simplified Arabic" w:hAnsi="Simplified Arabic"/>
+          <w:b w:val="false"/>
+          <w:bCs w:val="false"/>
+          <w:sz w:val="28"/>
+          <w:szCs w:val="28"/>
+          <w:rtl/>
+        </w:rPr>
+        <w:t xml:space="preserve">الخلاف في المسألة اجتهاد سائغ بين أهل العلم، لا يسوّغ تشنيعًا ولا تبديعًا، والواجب حكاية الأقوال بأمانة وإعذار المخالف.</w:t>
+      </w:r>
+    </w:p>
+    <w:p>
+      <w:pPr>
+        <w:bidi/>
+        <w:spacing w:after="160" w:line="480"/>
+        <w:jc w:val="both"/>
+      </w:pPr>
+      <w:r>
+        <w:rPr>
+          <w:rFonts w:ascii="Simplified Arabic" w:cs="Simplified Arabic" w:eastAsia="Simplified Arabic" w:hAnsi="Simplified Arabic"/>
+          <w:b w:val="false"/>
+          <w:bCs w:val="false"/>
+          <w:sz w:val="28"/>
+          <w:szCs w:val="28"/>
+          <w:rtl/>
+        </w:rPr>
+        <w:t xml:space="preserve">وهذه النتائج ليست جزرًا متفرّقة، بل سلسلة واحدة: فمن ضبط المصطلح (النتيجتان الأولى والثانية) نشأ فهم التاريخ (الثالثة)، ومن إحكام التشخيص (الرابعة) صحّ تحرير محلّ النزاع (الخامسة)، ومن التحرير أمكن الجمع بين الأقوال (السادسة والسابعة)، ومن الجمع استقامت الموازنة مع القوانين والفتاوى الرسميّة (الثامنة والتاسعة والعاشرة). ومن رام نقض واحدة منها فعليه أن يتتبّع أثر النقض في أخواتها، وبذلك تُختبر البحوث.</w:t>
+      </w:r>
+    </w:p>
+    <w:p>
+      <w:pPr>
         <w:pStyle w:val="Heading1"/>
         <w:pageBreakBefore/>
         <w:bidi/>
@@ -9234,6 +12659,100 @@
     </w:p>
     <w:p>
       <w:pPr>
+        <w:bidi/>
+        <w:spacing w:after="160" w:line="480"/>
+        <w:jc w:val="both"/>
+      </w:pPr>
+      <w:r>
+        <w:rPr>
+          <w:rFonts w:ascii="Simplified Arabic" w:cs="Simplified Arabic" w:eastAsia="Simplified Arabic" w:hAnsi="Simplified Arabic"/>
+          <w:b w:val="false"/>
+          <w:bCs w:val="false"/>
+          <w:sz w:val="28"/>
+          <w:szCs w:val="28"/>
+          <w:rtl/>
+        </w:rPr>
+        <w:t xml:space="preserve">- </w:t>
+      </w:r>
+      <w:r>
+        <w:rPr>
+          <w:rFonts w:ascii="Simplified Arabic" w:cs="Simplified Arabic" w:eastAsia="Simplified Arabic" w:hAnsi="Simplified Arabic"/>
+          <w:b w:val="false"/>
+          <w:bCs w:val="false"/>
+          <w:sz w:val="28"/>
+          <w:szCs w:val="28"/>
+          <w:rtl/>
+        </w:rPr>
+        <w:t xml:space="preserve">حثّ الجهات الفلسطينيّة المختصّة على سنّ تشريع خاص بتشخيص الوفاة الدماغيّة يسدّ الفراغ القائم ويستأنس بقرارات المجامع وتجارب الدول المجاورة.</w:t>
+      </w:r>
+    </w:p>
+    <w:p>
+      <w:pPr>
+        <w:bidi/>
+        <w:spacing w:after="160" w:line="480"/>
+        <w:jc w:val="both"/>
+      </w:pPr>
+      <w:r>
+        <w:rPr>
+          <w:rFonts w:ascii="Simplified Arabic" w:cs="Simplified Arabic" w:eastAsia="Simplified Arabic" w:hAnsi="Simplified Arabic"/>
+          <w:b w:val="false"/>
+          <w:bCs w:val="false"/>
+          <w:sz w:val="28"/>
+          <w:szCs w:val="28"/>
+          <w:rtl/>
+        </w:rPr>
+        <w:t xml:space="preserve">- </w:t>
+      </w:r>
+      <w:r>
+        <w:rPr>
+          <w:rFonts w:ascii="Simplified Arabic" w:cs="Simplified Arabic" w:eastAsia="Simplified Arabic" w:hAnsi="Simplified Arabic"/>
+          <w:b w:val="false"/>
+          <w:bCs w:val="false"/>
+          <w:sz w:val="28"/>
+          <w:szCs w:val="28"/>
+          <w:rtl/>
+        </w:rPr>
+        <w:t xml:space="preserve">توعية الإعلام العربيّ بدقّة المصطلحات، فلا يوصف صاحب الغيبوبة بأنه "ميت سريريًّا"، ولا يروَّج لقصص "الاستيقاظ من الموت" بغير تحقيق علميّ.</w:t>
+      </w:r>
+    </w:p>
+    <w:p>
+      <w:pPr>
+        <w:bidi/>
+        <w:spacing w:after="160" w:line="480"/>
+        <w:jc w:val="both"/>
+      </w:pPr>
+      <w:r>
+        <w:rPr>
+          <w:rFonts w:ascii="Simplified Arabic" w:cs="Simplified Arabic" w:eastAsia="Simplified Arabic" w:hAnsi="Simplified Arabic"/>
+          <w:b w:val="false"/>
+          <w:bCs w:val="false"/>
+          <w:sz w:val="28"/>
+          <w:szCs w:val="28"/>
+          <w:rtl/>
+        </w:rPr>
+        <w:t xml:space="preserve">ولكي لا تبقى هذه التوصيات حبرًا على ورق نقترح لها آليّات تنفيذ: فالبروتوكول الموحّد تتولاه هيئة مشتركة من أطباء العناية المركّزة المسلمين وأهل الإفتاء المحليّين، ويُستأنس فيه بقرار مجمع عمّان وقانون 2008م والدليل التوافقيّ لسنة 2023م؛ واللجان الشرعيّة-الطبيّة تُنشأ بمذكّرات تفاهم بين المستشفيات الكبرى ومجالس الإفتاء؛ ووثيقة التفهيم تُحرَّر بالعربيّة الميسّرة وتُحكَّم شرعيًّا وطبيًّا ولغويًّا ثم توزَّع في أقسام العناية؛ وتدريب الأئمة يُدرج في برامج تأهيل الوعّاظ القائمة؛ وأمّا الدراسة الميدانيّة المقترحة فمشروع بحثيّ جاهز لطلبة الدراسات العليا: استبانة لوعي الأسر، ومقابلات مع أطباء العناية، وتحليل لملفّات الحالات في مستشفيات البلاد.</w:t>
+      </w:r>
+    </w:p>
+    <w:p>
+      <w:pPr>
+        <w:bidi/>
+        <w:spacing w:after="160" w:line="480"/>
+        <w:jc w:val="both"/>
+      </w:pPr>
+      <w:r>
+        <w:rPr>
+          <w:rFonts w:ascii="Simplified Arabic" w:cs="Simplified Arabic" w:eastAsia="Simplified Arabic" w:hAnsi="Simplified Arabic"/>
+          <w:b w:val="false"/>
+          <w:bCs w:val="false"/>
+          <w:sz w:val="28"/>
+          <w:szCs w:val="28"/>
+          <w:rtl/>
+        </w:rPr>
+        <w:t xml:space="preserve">وختام التوصيات كلمة لأهل كلّ بيت تنزل به هذه النازلة: لا تحملوا وحدكم ما لم تُكلَّفوه؛ فقرار الأجهزة ليس قرار الأبناء وحدهم، بل قرار الشرع بضوابطه والطبّ بلجانه، وما عليكم إلا حسن الظنّ بالله، والدعاء لمريضكم، وسؤال أهل العلم الثقات؛ وإذا قضى الله أمرًا فالصبر والاحتساب، فإنّ ما عند الله خير وأبقى.</w:t>
+      </w:r>
+    </w:p>
+    <w:p>
+      <w:pPr>
         <w:pStyle w:val="Heading1"/>
         <w:pageBreakBefore/>
         <w:bidi/>
@@ -9510,6 +13029,126 @@
           <w:szCs w:val="28"/>
           <w:rtl/>
         </w:rPr>
+        <w:t xml:space="preserve">﴿الَّذِي خَلَقَ الْمَوْتَ وَالْحَيَاةَ لِيَبْلُوَكُمْ﴾</w:t>
+      </w:r>
+      <w:r>
+        <w:rPr>
+          <w:rFonts w:ascii="Simplified Arabic" w:cs="Simplified Arabic" w:eastAsia="Simplified Arabic" w:hAnsi="Simplified Arabic"/>
+          <w:b w:val="false"/>
+          <w:bCs w:val="false"/>
+          <w:sz w:val="28"/>
+          <w:szCs w:val="28"/>
+          <w:rtl/>
+        </w:rPr>
+        <w:t xml:space="preserve"> - الملك: 2.</w:t>
+      </w:r>
+    </w:p>
+    <w:p>
+      <w:pPr>
+        <w:bidi/>
+        <w:spacing w:after="160" w:line="480"/>
+        <w:jc w:val="both"/>
+      </w:pPr>
+      <w:r>
+        <w:rPr>
+          <w:rFonts w:ascii="Simplified Arabic" w:cs="Simplified Arabic" w:eastAsia="Simplified Arabic" w:hAnsi="Simplified Arabic"/>
+          <w:b w:val="false"/>
+          <w:bCs w:val="false"/>
+          <w:sz w:val="28"/>
+          <w:szCs w:val="28"/>
+          <w:rtl/>
+        </w:rPr>
+        <w:t xml:space="preserve">- </w:t>
+      </w:r>
+      <w:r>
+        <w:rPr>
+          <w:rFonts w:ascii="Simplified Arabic" w:cs="Simplified Arabic" w:eastAsia="Simplified Arabic" w:hAnsi="Simplified Arabic"/>
+          <w:b/>
+          <w:bCs/>
+          <w:sz w:val="28"/>
+          <w:szCs w:val="28"/>
+          <w:rtl/>
+        </w:rPr>
+        <w:t xml:space="preserve">﴿قُلْ إِنَّ الْمَوْتَ الَّذِي تَفِرُّونَ مِنْهُ فَإِنَّهُ مُلَاقِيكُمْ﴾</w:t>
+      </w:r>
+      <w:r>
+        <w:rPr>
+          <w:rFonts w:ascii="Simplified Arabic" w:cs="Simplified Arabic" w:eastAsia="Simplified Arabic" w:hAnsi="Simplified Arabic"/>
+          <w:b w:val="false"/>
+          <w:bCs w:val="false"/>
+          <w:sz w:val="28"/>
+          <w:szCs w:val="28"/>
+          <w:rtl/>
+        </w:rPr>
+        <w:t xml:space="preserve"> - الجمعة: 8.</w:t>
+      </w:r>
+    </w:p>
+    <w:p>
+      <w:pPr>
+        <w:bidi/>
+        <w:spacing w:after="160" w:line="480"/>
+        <w:jc w:val="both"/>
+      </w:pPr>
+      <w:r>
+        <w:rPr>
+          <w:rFonts w:ascii="Simplified Arabic" w:cs="Simplified Arabic" w:eastAsia="Simplified Arabic" w:hAnsi="Simplified Arabic"/>
+          <w:b w:val="false"/>
+          <w:bCs w:val="false"/>
+          <w:sz w:val="28"/>
+          <w:szCs w:val="28"/>
+          <w:rtl/>
+        </w:rPr>
+        <w:t xml:space="preserve">- </w:t>
+      </w:r>
+      <w:r>
+        <w:rPr>
+          <w:rFonts w:ascii="Simplified Arabic" w:cs="Simplified Arabic" w:eastAsia="Simplified Arabic" w:hAnsi="Simplified Arabic"/>
+          <w:b/>
+          <w:bCs/>
+          <w:sz w:val="28"/>
+          <w:szCs w:val="28"/>
+          <w:rtl/>
+        </w:rPr>
+        <w:t xml:space="preserve">﴿وَجَاءَتْ سَكْرَةُ الْمَوْتِ بِالْحَقِّ﴾</w:t>
+      </w:r>
+      <w:r>
+        <w:rPr>
+          <w:rFonts w:ascii="Simplified Arabic" w:cs="Simplified Arabic" w:eastAsia="Simplified Arabic" w:hAnsi="Simplified Arabic"/>
+          <w:b w:val="false"/>
+          <w:bCs w:val="false"/>
+          <w:sz w:val="28"/>
+          <w:szCs w:val="28"/>
+          <w:rtl/>
+        </w:rPr>
+        <w:t xml:space="preserve"> - ق: 19.</w:t>
+      </w:r>
+    </w:p>
+    <w:p>
+      <w:pPr>
+        <w:bidi/>
+        <w:spacing w:after="160" w:line="480"/>
+        <w:jc w:val="both"/>
+      </w:pPr>
+      <w:r>
+        <w:rPr>
+          <w:rFonts w:ascii="Simplified Arabic" w:cs="Simplified Arabic" w:eastAsia="Simplified Arabic" w:hAnsi="Simplified Arabic"/>
+          <w:b w:val="false"/>
+          <w:bCs w:val="false"/>
+          <w:sz w:val="28"/>
+          <w:szCs w:val="28"/>
+          <w:rtl/>
+        </w:rPr>
+        <w:t xml:space="preserve">- </w:t>
+      </w:r>
+      <w:r>
+        <w:rPr>
+          <w:rFonts w:ascii="Simplified Arabic" w:cs="Simplified Arabic" w:eastAsia="Simplified Arabic" w:hAnsi="Simplified Arabic"/>
+          <w:b/>
+          <w:bCs/>
+          <w:sz w:val="28"/>
+          <w:szCs w:val="28"/>
+          <w:rtl/>
+        </w:rPr>
         <w:t xml:space="preserve">﴿وَمَا كَانَ لِنَفْسٍ أَن تَمُوتَ إِلَّا بِإِذْنِ اللَّهِ كِتَابًا مُّؤَجَّلًا﴾</w:t>
       </w:r>
       <w:r>
@@ -9772,6 +13411,35 @@
           <w:rtl/>
         </w:rPr>
         <w:t xml:space="preserve">"كسر عظم الميت ككسره حيًّا" - رواه أبو داود.</w:t>
+      </w:r>
+    </w:p>
+    <w:p>
+      <w:pPr>
+        <w:bidi/>
+        <w:spacing w:after="160" w:line="480"/>
+        <w:jc w:val="both"/>
+      </w:pPr>
+      <w:r>
+        <w:rPr>
+          <w:rFonts w:ascii="Simplified Arabic" w:cs="Simplified Arabic" w:eastAsia="Simplified Arabic" w:hAnsi="Simplified Arabic"/>
+          <w:b w:val="false"/>
+          <w:bCs w:val="false"/>
+          <w:sz w:val="28"/>
+          <w:szCs w:val="28"/>
+          <w:rtl/>
+        </w:rPr>
+        <w:t xml:space="preserve">- </w:t>
+      </w:r>
+      <w:r>
+        <w:rPr>
+          <w:rFonts w:ascii="Simplified Arabic" w:cs="Simplified Arabic" w:eastAsia="Simplified Arabic" w:hAnsi="Simplified Arabic"/>
+          <w:b w:val="false"/>
+          <w:bCs w:val="false"/>
+          <w:sz w:val="28"/>
+          <w:szCs w:val="28"/>
+          <w:rtl/>
+        </w:rPr>
+        <w:t xml:space="preserve">"أسرعوا بالجنازة" - رواه البخاري.</w:t>
       </w:r>
     </w:p>
     <w:p>
@@ -12503,7 +16171,7 @@
           <w:szCs w:val="22"/>
           <w:rtl/>
         </w:rPr>
-        <w:t xml:space="preserve"> Nair-Collins, M. (2015). Clinical and Ethical Perspectives on Brain Death. Medicolegal and Bioethics, 5, 69-80.</w:t>
+        <w:t xml:space="preserve"> ابن قدامة، عبد الله بن أحمد (1405هـ). المغني. بيروت: دار الفكر، كتاب الجراح.</w:t>
       </w:r>
     </w:p>
   </w:footnote>
@@ -12526,7 +16194,7 @@
           <w:szCs w:val="22"/>
           <w:rtl/>
         </w:rPr>
-        <w:t xml:space="preserve"> Schroeder, T. (2023). Clinical Death: Concept and Medical Resuscitation Techniques. Journal of Clinical Medicine Studies, published March 31, 2023.</w:t>
+        <w:t xml:space="preserve"> الشربيني، محمد الخطيب. مغني المحتاج إلى معرفة معاني ألفاظ المنهاج. بيروت: دار الفكر، كتاب الجنائز.</w:t>
       </w:r>
     </w:p>
   </w:footnote>
@@ -12549,7 +16217,7 @@
           <w:szCs w:val="22"/>
           <w:rtl/>
         </w:rPr>
-        <w:t xml:space="preserve"> الدق، صلاح نجيب (2022). الأحكام المتعلّقة برفع أجهزة الإنعاش عن المريض. مجلة جمعية أنصار السنة المحمدية، مصر، مج14، ع88، ص14-16.</w:t>
+        <w:t xml:space="preserve"> بن صفية، سليمان (2022). أحكام الموت الدماغي للإنسان والتصرف في أعضائه. مجلة الشهاب، الجزائر، مج8، ع2، ص411-434.</w:t>
       </w:r>
     </w:p>
   </w:footnote>
@@ -12572,7 +16240,7 @@
           <w:szCs w:val="22"/>
           <w:rtl/>
         </w:rPr>
-        <w:t xml:space="preserve"> قياسة، ندى (2010). الموت الدماغي بين الطب والدين. مجلة جامعة دمشق للعلوم الاقتصادية والقانونية، مج26، ع1، ص479-500.</w:t>
+        <w:t xml:space="preserve"> الجرجاني، علي بن محمد. التعريفات. بيروت: دار الكتب العلمية.</w:t>
       </w:r>
     </w:p>
   </w:footnote>
@@ -12595,7 +16263,7 @@
           <w:szCs w:val="22"/>
           <w:rtl/>
         </w:rPr>
-        <w:t xml:space="preserve"> الزحيلي، وهبة. الفقه الإسلامي وأدلته. ط4، دمشق: دار الفكر، ج2، أحكام الجنائز.</w:t>
+        <w:t xml:space="preserve"> Nair-Collins, M. (2015). Clinical and Ethical Perspectives on Brain Death. Medicolegal and Bioethics, 5, 69-80.</w:t>
       </w:r>
     </w:p>
   </w:footnote>
@@ -12618,7 +16286,7 @@
           <w:szCs w:val="22"/>
           <w:rtl/>
         </w:rPr>
-        <w:t xml:space="preserve"> الرهوان، محمد بن أحمد (2021). موت الرحمة والأحكام الشرعية المتعلقة بإبقاء أجهزة الإنعاش الصناعي ونزعها. مجلة الجامعة القاسمية للعلوم الشرعية والدراسات الإسلامية، الشارقة، مج1، ع2.</w:t>
+        <w:t xml:space="preserve"> Nair-Collins, M. (2015). Clinical and Ethical Perspectives on Brain Death. Medicolegal and Bioethics, 5, 69-80.</w:t>
       </w:r>
     </w:p>
   </w:footnote>
@@ -12641,7 +16309,7 @@
           <w:szCs w:val="22"/>
           <w:rtl/>
         </w:rPr>
-        <w:t xml:space="preserve"> بن صفية، سليمان (2022). أحكام الموت الدماغي للإنسان والتصرف في أعضائه. مجلة الشهاب، الجزائر، مج8، ع2، ص411-434.</w:t>
+        <w:t xml:space="preserve"> Schroeder, T. (2023). Clinical Death: Concept and Medical Resuscitation Techniques. Journal of Clinical Medicine Studies, published March 31, 2023.</w:t>
       </w:r>
     </w:p>
   </w:footnote>
@@ -12664,7 +16332,7 @@
           <w:szCs w:val="22"/>
           <w:rtl/>
         </w:rPr>
-        <w:t xml:space="preserve"> الزحيلي، وهبة. الفقه الإسلامي وأدلته. ط4، دمشق: دار الفكر، ج2، أحكام الجنائز.</w:t>
+        <w:t xml:space="preserve"> الدق، صلاح نجيب (2022). الأحكام المتعلّقة برفع أجهزة الإنعاش عن المريض. مجلة جمعية أنصار السنة المحمدية، مصر، مج14، ع88، ص14-16.</w:t>
       </w:r>
     </w:p>
   </w:footnote>
@@ -12687,7 +16355,7 @@
           <w:szCs w:val="22"/>
           <w:rtl/>
         </w:rPr>
-        <w:t xml:space="preserve"> الحبلاني، سعود بن فرحان محمد (2006). حكم رفع أجهزة الإنعاش عن المتوفى دماغيًّا: دراسة فقهية مقارنة. مجلة كلية الدراسات الإسلامية والعربية للبنين بالقاهرة، جامعة الأزهر، مج24، ع1، ص454-490.</w:t>
+        <w:t xml:space="preserve"> قياسة، ندى (2010). الموت الدماغي بين الطب والدين. مجلة جامعة دمشق للعلوم الاقتصادية والقانونية، مج26، ع1، ص479-500.</w:t>
       </w:r>
     </w:p>
   </w:footnote>
@@ -12710,7 +16378,7 @@
           <w:szCs w:val="22"/>
           <w:rtl/>
         </w:rPr>
-        <w:t xml:space="preserve"> ابن عابدين، محمد أمين (1421هـ). ردّ المحتار على الدرّ المختار (حاشية ابن عابدين). بيروت: دار الفكر، كتاب الجنائز.</w:t>
+        <w:t xml:space="preserve"> Journal of Law, Medicine &amp; Ethics (2025). Addressing the Problem of Brain Death Misdiagnosis. JLME, 53(2), 244-253.</w:t>
       </w:r>
     </w:p>
   </w:footnote>
@@ -12733,7 +16401,7 @@
           <w:szCs w:val="22"/>
           <w:rtl/>
         </w:rPr>
-        <w:t xml:space="preserve"> الدسوقي، محمد بن أحمد. حاشية الدسوقي على الشرح الكبير. بيروت: دار الفكر، كتاب الجنائز.</w:t>
+        <w:t xml:space="preserve"> الزحيلي، وهبة. الفقه الإسلامي وأدلته. ط4، دمشق: دار الفكر، ج2، أحكام الجنائز.</w:t>
       </w:r>
     </w:p>
   </w:footnote>
@@ -12756,7 +16424,7 @@
           <w:szCs w:val="22"/>
           <w:rtl/>
         </w:rPr>
-        <w:t xml:space="preserve"> الشربيني، محمد الخطيب. مغني المحتاج إلى معرفة معاني ألفاظ المنهاج. بيروت: دار الفكر، كتاب الجنائز.</w:t>
+        <w:t xml:space="preserve"> الزحيلي، وهبة. الفقه الإسلامي وأدلته. ط4، دمشق: دار الفكر، ج2، أحكام الجنائز.</w:t>
       </w:r>
     </w:p>
   </w:footnote>
@@ -12779,7 +16447,7 @@
           <w:szCs w:val="22"/>
           <w:rtl/>
         </w:rPr>
-        <w:t xml:space="preserve"> البهوتي، منصور بن يونس (1402هـ). كشّاف القناع عن متن الإقناع. بيروت: دار الفكر، كتاب الجنائز.</w:t>
+        <w:t xml:space="preserve"> الرهوان، محمد بن أحمد (2021). موت الرحمة والأحكام الشرعية المتعلقة بإبقاء أجهزة الإنعاش الصناعي ونزعها. مجلة الجامعة القاسمية للعلوم الشرعية والدراسات الإسلامية، الشارقة، مج1، ع2.</w:t>
       </w:r>
     </w:p>
   </w:footnote>
@@ -12802,7 +16470,7 @@
           <w:szCs w:val="22"/>
           <w:rtl/>
         </w:rPr>
-        <w:t xml:space="preserve"> Nair-Collins, M. (2015). Clinical and Ethical Perspectives on Brain Death. Medicolegal and Bioethics, 5, 69-80.</w:t>
+        <w:t xml:space="preserve"> الرهوان، محمد بن أحمد (2021). موت الرحمة والأحكام الشرعية المتعلقة بإبقاء أجهزة الإنعاش الصناعي ونزعها. مجلة الجامعة القاسمية للعلوم الشرعية والدراسات الإسلامية، الشارقة، مج1، ع2.</w:t>
       </w:r>
     </w:p>
   </w:footnote>
@@ -12825,7 +16493,7 @@
           <w:szCs w:val="22"/>
           <w:rtl/>
         </w:rPr>
-        <w:t xml:space="preserve"> Nair-Collins, M. (2015). Clinical and Ethical Perspectives on Brain Death. Medicolegal and Bioethics, 5, 69-80.</w:t>
+        <w:t xml:space="preserve"> بن صفية، سليمان (2022). أحكام الموت الدماغي للإنسان والتصرف في أعضائه. مجلة الشهاب، الجزائر، مج8، ع2، ص411-434.</w:t>
       </w:r>
     </w:p>
   </w:footnote>
@@ -12848,7 +16516,7 @@
           <w:szCs w:val="22"/>
           <w:rtl/>
         </w:rPr>
-        <w:t xml:space="preserve"> البار، محمد علي (1987). التعريف الطبي للموت. مجلة مجمع الفقه الإسلامي، جدة: منظمة المؤتمر الإسلامي، العدد الثالث.</w:t>
+        <w:t xml:space="preserve"> بن صفية، سليمان (2022). أحكام الموت الدماغي للإنسان والتصرف في أعضائه. مجلة الشهاب، الجزائر، مج8، ع2، ص411-434.</w:t>
       </w:r>
     </w:p>
   </w:footnote>
@@ -12871,7 +16539,7 @@
           <w:szCs w:val="22"/>
           <w:rtl/>
         </w:rPr>
-        <w:t xml:space="preserve"> بن صفية، سليمان (2022). أحكام الموت الدماغي للإنسان والتصرف في أعضائه. مجلة الشهاب، الجزائر، مج8، ع2، ص411-434.</w:t>
+        <w:t xml:space="preserve"> محمد، عبد الرزاق أحمد (2023). الوضع القانوني للميت دماغيًّا: دراسة قانونية مقارنة مع أحكام الفقه الإسلامي. مجلة المعهد، معهد العلمين للدراسات العليا، العراق، مج1، ص141-158.</w:t>
       </w:r>
     </w:p>
   </w:footnote>
@@ -12894,7 +16562,7 @@
           <w:szCs w:val="22"/>
           <w:rtl/>
         </w:rPr>
-        <w:t xml:space="preserve"> البار، محمد علي (1987). التعريف الطبي للموت. مجلة مجمع الفقه الإسلامي، جدة: منظمة المؤتمر الإسلامي، العدد الثالث.</w:t>
+        <w:t xml:space="preserve"> Nair-Collins, M. (2015). Clinical and Ethical Perspectives on Brain Death. Medicolegal and Bioethics, 5, 69-80.</w:t>
       </w:r>
     </w:p>
   </w:footnote>
@@ -12917,7 +16585,7 @@
           <w:szCs w:val="22"/>
           <w:rtl/>
         </w:rPr>
-        <w:t xml:space="preserve"> بكر أبو زيد، بكر بن عبد الله (1987). أجهزة الإنعاش وحقيقة الوفاة بين الفقهاء والأطباء. مجلة مجمع الفقه الإسلامي، جدة، العدد الثالث.</w:t>
+        <w:t xml:space="preserve"> Russell, J. A., Epstein, L. G., Greer, D. M., Kirschen, M., Rubin, M. A., &amp; Lewis, A. (2019). Brain death, the determination of brain death, and member guidance for brain death accommodation requests: AAN position statement. Neurology, 92(5), 228-232.</w:t>
       </w:r>
     </w:p>
   </w:footnote>
@@ -12940,7 +16608,7 @@
           <w:szCs w:val="22"/>
           <w:rtl/>
         </w:rPr>
-        <w:t xml:space="preserve"> العرّان، أنس مهدي محمد (2023). حكم رفع أجهزة الإنعاش عن المريض الميؤوس منه: دراسة طبية فقهية معاصرة. مجلة مركز بابل للدراسات الإنسانية، العراق، مج13، ع2، ص363-384.</w:t>
+        <w:t xml:space="preserve"> Journal of Law, Medicine &amp; Ethics (2025). Addressing the Problem of Brain Death Misdiagnosis. JLME, 53(2), 244-253.</w:t>
       </w:r>
     </w:p>
   </w:footnote>
@@ -12963,7 +16631,7 @@
           <w:szCs w:val="22"/>
           <w:rtl/>
         </w:rPr>
-        <w:t xml:space="preserve"> قياسة، ندى (2010). الموت الدماغي بين الطب والدين. مجلة جامعة دمشق للعلوم الاقتصادية والقانونية، مج26، ع1، ص479-500.</w:t>
+        <w:t xml:space="preserve"> البخاري، أبي عبد الله محمد بن اسماعيل (2002). صحيح البخاري. ط1، دمشق بيروت: دار ابن كثير، كتاب الطب، رقم الحديث 5678.</w:t>
       </w:r>
     </w:p>
   </w:footnote>
@@ -12986,7 +16654,7 @@
           <w:szCs w:val="22"/>
           <w:rtl/>
         </w:rPr>
-        <w:t xml:space="preserve"> قانون الموت الدماغي-التنفسي الإسرائيلي لسنة 2008 (חוק מוות מוחי-נשימתי, התשס"ח-2008)، الكنيست، سجل القوانين الإسرائيلي.</w:t>
+        <w:t xml:space="preserve"> عبد المبدي، جهاد محمود (2024). الأحكام المتعلقة بممارسة الأعمال الطبية: دراسة مقارنة بين الفقه الإسلامي والقانون. ط1، القاهرة: المركز القومي للإصدارات القانونية.</w:t>
       </w:r>
     </w:p>
   </w:footnote>
@@ -13009,7 +16677,7 @@
           <w:szCs w:val="22"/>
           <w:rtl/>
         </w:rPr>
-        <w:t xml:space="preserve"> قياسة، ندى (2010). الموت الدماغي بين الطب والدين. مجلة جامعة دمشق للعلوم الاقتصادية والقانونية، مج26، ع1، ص479-500.</w:t>
+        <w:t xml:space="preserve"> الرهوان، محمد بن أحمد (2021). موت الرحمة والأحكام الشرعية المتعلقة بإبقاء أجهزة الإنعاش الصناعي ونزعها. مجلة الجامعة القاسمية للعلوم الشرعية والدراسات الإسلامية، الشارقة، مج1، ع2.</w:t>
       </w:r>
     </w:p>
   </w:footnote>
@@ -13032,7 +16700,7 @@
           <w:szCs w:val="22"/>
           <w:rtl/>
         </w:rPr>
-        <w:t xml:space="preserve"> شريعة حمورابي، المواد 215-218 المتعلقة بأجر الطبيب الجرّاح وعقوبته؛ وينظر في تاريخ المسؤولية الطبية: الشماخي، هدى عبد الباسط محمود (2020). المسئولية عن الأعمال الطبية في الفقه الإسلامي. ط1، القاهرة: المركز القومي للإصدارات القانونية.</w:t>
+        <w:t xml:space="preserve"> الزحيلي، وهبة. الفقه الإسلامي وأدلته. ط4، دمشق: دار الفكر، ج2، أحكام الجنائز.</w:t>
       </w:r>
     </w:p>
   </w:footnote>
@@ -13055,7 +16723,7 @@
           <w:szCs w:val="22"/>
           <w:rtl/>
         </w:rPr>
-        <w:t xml:space="preserve"> لدغش، رحيمة (2019). الموت السريري والموت الدماغي وأثرهما في الأحكام الشرعية. مجلة العلوم القانونية والسياسية، مج10، ع1.</w:t>
+        <w:t xml:space="preserve"> الحبلاني، سعود بن فرحان محمد (2006). حكم رفع أجهزة الإنعاش عن المتوفى دماغيًّا: دراسة فقهية مقارنة. مجلة كلية الدراسات الإسلامية والعربية للبنين بالقاهرة، جامعة الأزهر، مج24، ع1، ص454-490.</w:t>
       </w:r>
     </w:p>
   </w:footnote>
@@ -13078,7 +16746,7 @@
           <w:szCs w:val="22"/>
           <w:rtl/>
         </w:rPr>
-        <w:t xml:space="preserve"> الحبلاني، سعود بن فرحان محمد (2006). حكم رفع أجهزة الإنعاش عن المتوفى دماغيًّا: دراسة فقهية مقارنة. مجلة كلية الدراسات الإسلامية والعربية للبنين بالقاهرة، جامعة الأزهر، مج24، ع1، ص454-490.</w:t>
+        <w:t xml:space="preserve"> ابن عابدين، محمد أمين (1421هـ). ردّ المحتار على الدرّ المختار (حاشية ابن عابدين). بيروت: دار الفكر، كتاب الجنائز.</w:t>
       </w:r>
     </w:p>
   </w:footnote>
@@ -13101,7 +16769,7 @@
           <w:szCs w:val="22"/>
           <w:rtl/>
         </w:rPr>
-        <w:t xml:space="preserve"> Journal of Law, Medicine &amp; Ethics (2025). Addressing the Problem of Brain Death Misdiagnosis. JLME, 53(2), 244-253.</w:t>
+        <w:t xml:space="preserve"> الدسوقي، محمد بن أحمد. حاشية الدسوقي على الشرح الكبير. بيروت: دار الفكر، كتاب الجنائز.</w:t>
       </w:r>
     </w:p>
   </w:footnote>
@@ -13124,7 +16792,7 @@
           <w:szCs w:val="22"/>
           <w:rtl/>
         </w:rPr>
-        <w:t xml:space="preserve"> الزكي، عبد الله (2020). نقل أعضاء الميت موتًا سريريًّا في الفقه الإسلامي. مجلة المنهل، جامعة الوادي، الجزائر، مج6، ع2.</w:t>
+        <w:t xml:space="preserve"> الشربيني، محمد الخطيب. مغني المحتاج إلى معرفة معاني ألفاظ المنهاج. بيروت: دار الفكر، كتاب الجنائز.</w:t>
       </w:r>
     </w:p>
   </w:footnote>
@@ -13147,7 +16815,7 @@
           <w:szCs w:val="22"/>
           <w:rtl/>
         </w:rPr>
-        <w:t xml:space="preserve"> Gostin, L. O. (2014). Legal and Ethical Responsibilities Following Brain Death: The McMath and Munoz Cases. JAMA, published online January 24, 2014.</w:t>
+        <w:t xml:space="preserve"> البهوتي، منصور بن يونس (1402هـ). كشّاف القناع عن متن الإقناع. بيروت: دار الفكر، كتاب الجنائز.</w:t>
       </w:r>
     </w:p>
   </w:footnote>
@@ -13170,7 +16838,7 @@
           <w:szCs w:val="22"/>
           <w:rtl/>
         </w:rPr>
-        <w:t xml:space="preserve"> Russell, J. A., Epstein, L. G., Greer, D. M., Kirschen, M., Rubin, M. A., &amp; Lewis, A. (2019). Brain death, the determination of brain death, and member guidance for brain death accommodation requests: AAN position statement. Neurology, 92(5), 228-232.</w:t>
+        <w:t xml:space="preserve"> Nair-Collins, M. (2015). Clinical and Ethical Perspectives on Brain Death. Medicolegal and Bioethics, 5, 69-80.</w:t>
       </w:r>
     </w:p>
   </w:footnote>
@@ -13193,7 +16861,7 @@
           <w:szCs w:val="22"/>
           <w:rtl/>
         </w:rPr>
-        <w:t xml:space="preserve"> محمد، عبد الرزاق أحمد (2023). الوضع القانوني للميت دماغيًّا: دراسة قانونية مقارنة مع أحكام الفقه الإسلامي. مجلة المعهد، معهد العلمين للدراسات العليا، العراق، مج1، ص141-158.</w:t>
+        <w:t xml:space="preserve"> Nair-Collins, M. (2015). Clinical and Ethical Perspectives on Brain Death. Medicolegal and Bioethics, 5, 69-80.</w:t>
       </w:r>
     </w:p>
   </w:footnote>
@@ -13216,7 +16884,7 @@
           <w:szCs w:val="22"/>
           <w:rtl/>
         </w:rPr>
-        <w:t xml:space="preserve"> الشلتوني، أنور (2024). ضوابط رفع أجهزة الإنعاش الصناعي عن الميت دماغيًّا - دراسة مقارنة. مجلة البحوث القانونية والاقتصادية (المنصورة)، ص1-48.</w:t>
+        <w:t xml:space="preserve"> البار، محمد علي (1987). التعريف الطبي للموت. مجلة مجمع الفقه الإسلامي، جدة: منظمة المؤتمر الإسلامي، العدد الثالث.</w:t>
       </w:r>
     </w:p>
   </w:footnote>
@@ -13239,7 +16907,7 @@
           <w:szCs w:val="22"/>
           <w:rtl/>
         </w:rPr>
-        <w:t xml:space="preserve"> الشماخي، هدى عبد الباسط محمود (2020). المسئولية عن الأعمال الطبية في الفقه الإسلامي: دراسة مقارنة. ط1، القاهرة: المركز القومي للإصدارات القانونية.</w:t>
+        <w:t xml:space="preserve"> بن صفية، سليمان (2022). أحكام الموت الدماغي للإنسان والتصرف في أعضائه. مجلة الشهاب، الجزائر، مج8، ع2، ص411-434.</w:t>
       </w:r>
     </w:p>
   </w:footnote>
@@ -13262,7 +16930,7 @@
           <w:szCs w:val="22"/>
           <w:rtl/>
         </w:rPr>
-        <w:t xml:space="preserve"> شتوان، بلقاسم (2012). إشكالية الموت السريري الإكلينيكي بين الفقه والطب وأثره على نقل وزرع الأعضاء البشرية. مجلة الشريعة والاقتصاد، مج1، ع2، ص329-348.</w:t>
+        <w:t xml:space="preserve"> Nair-Collins, M. (2015). Clinical and Ethical Perspectives on Brain Death. Medicolegal and Bioethics, 5, 69-80.</w:t>
       </w:r>
     </w:p>
   </w:footnote>
@@ -13285,7 +16953,7 @@
           <w:szCs w:val="22"/>
           <w:rtl/>
         </w:rPr>
-        <w:t xml:space="preserve"> الكميتي، أحمد عمران مصطفى (2024). الأحكام الفقهية الخاصة برفع أجهزة الإنعاش عن المريض حكمًا وتأصيلًا. مجلة المنتدى الأكاديمي للعلوم الإنسانية، ليبيا، مج8، ع1، ص157-204.</w:t>
+        <w:t xml:space="preserve"> الزكي، عبد الله (2020). نقل أعضاء الميت موتًا سريريًّا في الفقه الإسلامي. مجلة المنهل، جامعة الوادي، الجزائر، مج6، ع2.</w:t>
       </w:r>
     </w:p>
   </w:footnote>
@@ -13308,7 +16976,7 @@
           <w:szCs w:val="22"/>
           <w:rtl/>
         </w:rPr>
-        <w:t xml:space="preserve"> الشاطبي، إبراهيم بن موسى. الموافقات في أصول الشريعة. بيروت: دار المعرفة.</w:t>
+        <w:t xml:space="preserve"> البار، محمد علي (1987). التعريف الطبي للموت. مجلة مجمع الفقه الإسلامي، جدة: منظمة المؤتمر الإسلامي، العدد الثالث.</w:t>
       </w:r>
     </w:p>
   </w:footnote>
@@ -13331,7 +16999,7 @@
           <w:szCs w:val="22"/>
           <w:rtl/>
         </w:rPr>
-        <w:t xml:space="preserve"> ابن عاشور، محمد الطاهر. مقاصد الشريعة الإسلامية. تونس: الدار التونسية للنشر.</w:t>
+        <w:t xml:space="preserve"> بن صفية، سليمان (2022). أحكام الموت الدماغي للإنسان والتصرف في أعضائه. مجلة الشهاب، الجزائر، مج8، ع2، ص411-434.</w:t>
       </w:r>
     </w:p>
   </w:footnote>
@@ -13354,7 +17022,7 @@
           <w:szCs w:val="22"/>
           <w:rtl/>
         </w:rPr>
-        <w:t xml:space="preserve"> الريسوني، أحمد (2010). مدخل إلى مقاصد الشريعة. ط1، المنصورة: دار الكلمة.</w:t>
+        <w:t xml:space="preserve"> البار، محمد علي (1987). التعريف الطبي للموت. مجلة مجمع الفقه الإسلامي، جدة: منظمة المؤتمر الإسلامي، العدد الثالث.</w:t>
       </w:r>
     </w:p>
   </w:footnote>
@@ -13377,7 +17045,7 @@
           <w:szCs w:val="22"/>
           <w:rtl/>
         </w:rPr>
-        <w:t xml:space="preserve"> ناصر، سيهام (2023). أثر فقه الموازنات في القتل الرحيم: رفع أجهزة الإنعاش عن الميت دماغيًّا أنموذجًا. مجلة الإحياء، الجزائر، ص263 وما بعدها.</w:t>
+        <w:t xml:space="preserve"> بكر أبو زيد، بكر بن عبد الله (1987). أجهزة الإنعاش وحقيقة الوفاة بين الفقهاء والأطباء. مجلة مجمع الفقه الإسلامي، جدة، العدد الثالث.</w:t>
       </w:r>
     </w:p>
   </w:footnote>
@@ -13400,7 +17068,7 @@
           <w:szCs w:val="22"/>
           <w:rtl/>
         </w:rPr>
-        <w:t xml:space="preserve"> قانون الموت الدماغي-التنفسي الإسرائيلي لسنة 2008 (חוק מוות מוחי-נשימתי, התשס"ח-2008)، الكنيست، سجل القوانين الإسرائيلي.</w:t>
+        <w:t xml:space="preserve"> العرّان، أنس مهدي محمد (2023). حكم رفع أجهزة الإنعاش عن المريض الميؤوس منه: دراسة طبية فقهية معاصرة. مجلة مركز بابل للدراسات الإنسانية، العراق، مج13، ع2، ص363-384.</w:t>
       </w:r>
     </w:p>
   </w:footnote>
@@ -13423,7 +17091,7 @@
           <w:szCs w:val="22"/>
           <w:rtl/>
         </w:rPr>
-        <w:t xml:space="preserve"> الرهوان، محمد بن أحمد (2021). موت الرحمة والأحكام الشرعية المتعلقة بإبقاء أجهزة الإنعاش الصناعي ونزعها. مجلة الجامعة القاسمية للعلوم الشرعية والدراسات الإسلامية، الشارقة، مج1، ع2.</w:t>
+        <w:t xml:space="preserve"> البخاري، أبي عبد الله محمد بن اسماعيل (2002). صحيح البخاري. ط1، دمشق بيروت: دار ابن كثير، كتاب الجنائز، رقم الحديث 1315.</w:t>
       </w:r>
     </w:p>
   </w:footnote>
@@ -13446,7 +17114,7 @@
           <w:szCs w:val="22"/>
           <w:rtl/>
         </w:rPr>
-        <w:t xml:space="preserve"> عبد المبدي، جهاد محمود (2024). الأحكام المتعلقة بممارسة الأعمال الطبية: دراسة مقارنة بين الفقه الإسلامي والقانون. ط1، القاهرة: المركز القومي للإصدارات القانونية.</w:t>
+        <w:t xml:space="preserve"> قياسة، ندى (2010). الموت الدماغي بين الطب والدين. مجلة جامعة دمشق للعلوم الاقتصادية والقانونية، مج26، ع1، ص479-500.</w:t>
       </w:r>
     </w:p>
   </w:footnote>
@@ -13469,7 +17137,7 @@
           <w:szCs w:val="22"/>
           <w:rtl/>
         </w:rPr>
-        <w:t xml:space="preserve"> زيدان، عبد الكريم (2001). الوجيز في شرح القواعد الفقهية في الشريعة الإسلامية. ط1، بيروت: مؤسسة الرسالة.</w:t>
+        <w:t xml:space="preserve"> قانون الموت الدماغي-التنفسي الإسرائيلي لسنة 2008 (חוק מוות מוחי-נשימתי, התשס"ח-2008)، الكنيست، سجل القوانين الإسرائيلي.</w:t>
       </w:r>
     </w:p>
   </w:footnote>
@@ -13492,7 +17160,7 @@
           <w:szCs w:val="22"/>
           <w:rtl/>
         </w:rPr>
-        <w:t xml:space="preserve"> بن صفية، سليمان (2022). أحكام الموت الدماغي للإنسان والتصرف في أعضائه. مجلة الشهاب، الجزائر، مج8، ع2، ص411-434.</w:t>
+        <w:t xml:space="preserve"> قانون الموت الدماغي-التنفسي الإسرائيلي لسنة 2008 (חוק מוות מוחי-נשימתי, התשס"ח-2008)، الكنيست، سجل القوانين الإسرائيلي.</w:t>
       </w:r>
     </w:p>
   </w:footnote>
@@ -13515,7 +17183,7 @@
           <w:szCs w:val="22"/>
           <w:rtl/>
         </w:rPr>
-        <w:t xml:space="preserve"> مالك، أبو عبد الله مالك بن أنس (1985). موطأ مالك (تحقيق محمد فؤاد عبد الباقي). ط1، 3ج، القاهرة: دار الأصيل، رقم الحديث 1896، ج3، ص193.</w:t>
+        <w:t xml:space="preserve"> قياسة، ندى (2010). الموت الدماغي بين الطب والدين. مجلة جامعة دمشق للعلوم الاقتصادية والقانونية، مج26، ع1، ص479-500.</w:t>
       </w:r>
     </w:p>
   </w:footnote>
@@ -13538,7 +17206,7 @@
           <w:szCs w:val="22"/>
           <w:rtl/>
         </w:rPr>
-        <w:t xml:space="preserve"> البخاري، أبي عبد الله محمد بن اسماعيل (2002). صحيح البخاري. ط1، دمشق بيروت: دار ابن كثير، كتاب الطب، رقم الحديث 5678.</w:t>
+        <w:t xml:space="preserve"> قياسة، ندى (2010). الموت الدماغي بين الطب والدين. مجلة جامعة دمشق للعلوم الاقتصادية والقانونية، مج26، ع1، ص479-500.</w:t>
       </w:r>
     </w:p>
   </w:footnote>
@@ -13561,7 +17229,7 @@
           <w:szCs w:val="22"/>
           <w:rtl/>
         </w:rPr>
-        <w:t xml:space="preserve"> مسلم بن الحجاج القشيري النيسابوري (2006). صحيح مسلم (تحقيق نظر الفاريابي). ط1، المنصورة: مكتبة الإيمان، رقم الحديث 1631.</w:t>
+        <w:t xml:space="preserve"> شريعة حمورابي، المواد 215-218 المتعلقة بأجر الطبيب الجرّاح وعقوبته؛ وينظر في تاريخ المسؤولية الطبية: الشماخي، هدى عبد الباسط محمود (2020). المسئولية عن الأعمال الطبية في الفقه الإسلامي. ط1، القاهرة: المركز القومي للإصدارات القانونية.</w:t>
       </w:r>
     </w:p>
   </w:footnote>
@@ -13584,7 +17252,7 @@
           <w:szCs w:val="22"/>
           <w:rtl/>
         </w:rPr>
-        <w:t xml:space="preserve"> زيدان، عبد الكريم (2001). الوجيز في شرح القواعد الفقهية في الشريعة الإسلامية. ط1، بيروت: مؤسسة الرسالة.</w:t>
+        <w:t xml:space="preserve"> شريعة حمورابي، المواد 215-218 المتعلقة بأجر الطبيب الجرّاح وعقوبته؛ وينظر في تاريخ المسؤولية الطبية: الشماخي، هدى عبد الباسط محمود (2020). المسئولية عن الأعمال الطبية في الفقه الإسلامي. ط1، القاهرة: المركز القومي للإصدارات القانونية.</w:t>
       </w:r>
     </w:p>
   </w:footnote>
@@ -13607,7 +17275,7 @@
           <w:szCs w:val="22"/>
           <w:rtl/>
         </w:rPr>
-        <w:t xml:space="preserve"> ابن قدامة، عبد الله بن أحمد (1405هـ). المغني. بيروت: دار الفكر، كتاب الجراح.</w:t>
+        <w:t xml:space="preserve"> لدغش، رحيمة (2019). الموت السريري والموت الدماغي وأثرهما في الأحكام الشرعية. مجلة العلوم القانونية والسياسية، مج10، ع1.</w:t>
       </w:r>
     </w:p>
   </w:footnote>
@@ -13630,7 +17298,7 @@
           <w:szCs w:val="22"/>
           <w:rtl/>
         </w:rPr>
-        <w:t xml:space="preserve"> الشربيني، محمد الخطيب. مغني المحتاج إلى معرفة معاني ألفاظ المنهاج. بيروت: دار الفكر، كتاب الجنائز.</w:t>
+        <w:t xml:space="preserve"> الزكي، عبد الله (2020). نقل أعضاء الميت موتًا سريريًّا في الفقه الإسلامي. مجلة المنهل، جامعة الوادي، الجزائر، مج6، ع2.</w:t>
       </w:r>
     </w:p>
   </w:footnote>
@@ -13653,7 +17321,7 @@
           <w:szCs w:val="22"/>
           <w:rtl/>
         </w:rPr>
-        <w:t xml:space="preserve"> بن صفية، سليمان (2022). أحكام الموت الدماغي للإنسان والتصرف في أعضائه. مجلة الشهاب، الجزائر، مج8، ع2، ص411-434.</w:t>
+        <w:t xml:space="preserve"> الحبلاني، سعود بن فرحان محمد (2006). حكم رفع أجهزة الإنعاش عن المتوفى دماغيًّا: دراسة فقهية مقارنة. مجلة كلية الدراسات الإسلامية والعربية للبنين بالقاهرة، جامعة الأزهر، مج24، ع1، ص454-490.</w:t>
       </w:r>
     </w:p>
   </w:footnote>
@@ -13676,7 +17344,7 @@
           <w:szCs w:val="22"/>
           <w:rtl/>
         </w:rPr>
-        <w:t xml:space="preserve"> مجمع الفقه الإسلامي الدولي. قرارات وتوصيات مجمع الفقه الإسلامي، القرار رقم (5) د 3/07/86 بشأن أجهزة الإنعاش، الدورة الثالثة، عمّان، 1986م. جدة: منظمة التعاون الإسلامي.</w:t>
+        <w:t xml:space="preserve"> لدغش، رحيمة (2019). الموت السريري والموت الدماغي وأثرهما في الأحكام الشرعية. مجلة العلوم القانونية والسياسية، مج10، ع1.</w:t>
       </w:r>
     </w:p>
   </w:footnote>
@@ -13699,7 +17367,7 @@
           <w:szCs w:val="22"/>
           <w:rtl/>
         </w:rPr>
-        <w:t xml:space="preserve"> الحبلاني، سعود بن فرحان محمد (2006). حكم رفع أجهزة الإنعاش عن المتوفى دماغيًّا: دراسة فقهية مقارنة. مجلة كلية الدراسات الإسلامية والعربية للبنين بالقاهرة، جامعة الأزهر، مج24، ع1، ص454-490.</w:t>
+        <w:t xml:space="preserve"> محمد، عبد الرزاق أحمد (2023). الوضع القانوني للميت دماغيًّا: دراسة قانونية مقارنة مع أحكام الفقه الإسلامي. مجلة المعهد، معهد العلمين للدراسات العليا، العراق، مج1، ص141-158.</w:t>
       </w:r>
     </w:p>
   </w:footnote>
@@ -13722,7 +17390,7 @@
           <w:szCs w:val="22"/>
           <w:rtl/>
         </w:rPr>
-        <w:t xml:space="preserve"> بن صفية، سليمان (2022). أحكام الموت الدماغي للإنسان والتصرف في أعضائه. مجلة الشهاب، الجزائر، مج8، ع2، ص411-434.</w:t>
+        <w:t xml:space="preserve"> ابن قدامة، عبد الله بن أحمد (1405هـ). المغني. بيروت: دار الفكر، كتاب الجراح.</w:t>
       </w:r>
     </w:p>
   </w:footnote>
@@ -13745,7 +17413,7 @@
           <w:szCs w:val="22"/>
           <w:rtl/>
         </w:rPr>
-        <w:t xml:space="preserve"> الدق، صلاح نجيب (2022). الأحكام المتعلّقة برفع أجهزة الإنعاش عن المريض. مجلة جمعية أنصار السنة المحمدية، مصر، مج14، ع88، ص14-16.</w:t>
+        <w:t xml:space="preserve"> Journal of Law, Medicine &amp; Ethics (2025). Addressing the Problem of Brain Death Misdiagnosis. JLME, 53(2), 244-253.</w:t>
       </w:r>
     </w:p>
   </w:footnote>
@@ -13768,7 +17436,7 @@
           <w:szCs w:val="22"/>
           <w:rtl/>
         </w:rPr>
-        <w:t xml:space="preserve"> ابن عثيمين: هو محمد بن صالح بن محمد العثيمين الوهيبيّ التميميّ، فقيه أصوليّ مفسّر، وُلد سنة 1347هـ بعنيزة، من أشهر كتبه "الشرح الممتع على زاد المستقنع" و"مجموع الفتاوى والرسائل"، توفي سنة 1421هـ.</w:t>
+        <w:t xml:space="preserve"> الزكي، عبد الله (2020). نقل أعضاء الميت موتًا سريريًّا في الفقه الإسلامي. مجلة المنهل، جامعة الوادي، الجزائر، مج6، ع2.</w:t>
       </w:r>
     </w:p>
   </w:footnote>
@@ -13791,7 +17459,7 @@
           <w:szCs w:val="22"/>
           <w:rtl/>
         </w:rPr>
-        <w:t xml:space="preserve"> الكاسح، تهاني فرج الشاعث، والصالحين، مسعود الصالحين عبد القادر (2024). حكم نزع الأجهزة على المريض الميت دماغيًّا. مجلة شمال إفريقيا للنشر العلمي، جامعة عمر المختار، ليبيا، مج2، ع4، ص50-59.</w:t>
+        <w:t xml:space="preserve"> Russell, J. A., Epstein, L. G., Greer, D. M., Kirschen, M., Rubin, M. A., &amp; Lewis, A. (2019). Brain death, the determination of brain death, and member guidance for brain death accommodation requests: AAN position statement. Neurology, 92(5), 228-232.</w:t>
       </w:r>
     </w:p>
   </w:footnote>
@@ -13814,7 +17482,7 @@
           <w:szCs w:val="22"/>
           <w:rtl/>
         </w:rPr>
-        <w:t xml:space="preserve"> Journal of Law, Medicine &amp; Ethics (2025). Addressing the Problem of Brain Death Misdiagnosis. JLME, 53(2), 244-253.</w:t>
+        <w:t xml:space="preserve"> Gostin, L. O. (2014). Legal and Ethical Responsibilities Following Brain Death: The McMath and Munoz Cases. JAMA, published online January 24, 2014.</w:t>
       </w:r>
     </w:p>
   </w:footnote>
@@ -13837,7 +17505,7 @@
           <w:szCs w:val="22"/>
           <w:rtl/>
         </w:rPr>
-        <w:t xml:space="preserve"> الزرعوني، راشد محمود (2024). ضوابط رفع أجهزة الإنعاش الصناعي عن الميت دماغيًّا - دراسة مقارنة. مجلة البحوث القانونية والاقتصادية، كلية الحقوق بالمنصورة، مج66، ع1.</w:t>
+        <w:t xml:space="preserve"> Russell, J. A., Epstein, L. G., Greer, D. M., Kirschen, M., Rubin, M. A., &amp; Lewis, A. (2019). Brain death, the determination of brain death, and member guidance for brain death accommodation requests: AAN position statement. Neurology, 92(5), 228-232.</w:t>
       </w:r>
     </w:p>
   </w:footnote>
@@ -13860,7 +17528,7 @@
           <w:szCs w:val="22"/>
           <w:rtl/>
         </w:rPr>
-        <w:t xml:space="preserve"> ناصر، سيهام (2023). أثر فقه الموازنات في القتل الرحيم: رفع أجهزة الإنعاش عن الميت دماغيًّا أنموذجًا. مجلة الإحياء، الجزائر، ص263 وما بعدها.</w:t>
+        <w:t xml:space="preserve"> Gostin, L. O. (2014). Legal and Ethical Responsibilities Following Brain Death: The McMath and Munoz Cases. JAMA, published online January 24, 2014.</w:t>
       </w:r>
     </w:p>
   </w:footnote>
@@ -13883,7 +17551,7 @@
           <w:szCs w:val="22"/>
           <w:rtl/>
         </w:rPr>
-        <w:t xml:space="preserve"> ناصر، سيهام (2023). أثر فقه الموازنات في القتل الرحيم: رفع أجهزة الإنعاش عن الميت دماغيًّا أنموذجًا. مجلة الإحياء، الجزائر، ص263 وما بعدها.</w:t>
+        <w:t xml:space="preserve"> محمد، عبد الرزاق أحمد (2023). الوضع القانوني للميت دماغيًّا: دراسة قانونية مقارنة مع أحكام الفقه الإسلامي. مجلة المعهد، معهد العلمين للدراسات العليا، العراق، مج1، ص141-158.</w:t>
       </w:r>
     </w:p>
   </w:footnote>
@@ -13906,7 +17574,7 @@
           <w:szCs w:val="22"/>
           <w:rtl/>
         </w:rPr>
-        <w:t xml:space="preserve"> قانون الصحة العامة الفلسطيني رقم (20) لسنة 2004م.</w:t>
+        <w:t xml:space="preserve"> الشلتوني، أنور (2024). ضوابط رفع أجهزة الإنعاش الصناعي عن الميت دماغيًّا - دراسة مقارنة. مجلة البحوث القانونية والاقتصادية (المنصورة)، ص1-48.</w:t>
       </w:r>
     </w:p>
   </w:footnote>
@@ -13929,7 +17597,7 @@
           <w:szCs w:val="22"/>
           <w:rtl/>
         </w:rPr>
-        <w:t xml:space="preserve"> قانون الانتفاع بأعضاء جسم الإنسان الأردني رقم (23) لسنة 1977م وتعديلاته؛ وينظر: الزرعوني، راشد محمود (2024). المرجع السابق ذكره.</w:t>
+        <w:t xml:space="preserve"> الشماخي، هدى عبد الباسط محمود (2020). المسئولية عن الأعمال الطبية في الفقه الإسلامي: دراسة مقارنة. ط1، القاهرة: المركز القومي للإصدارات القانونية.</w:t>
       </w:r>
     </w:p>
   </w:footnote>
@@ -13952,7 +17620,7 @@
           <w:szCs w:val="22"/>
           <w:rtl/>
         </w:rPr>
-        <w:t xml:space="preserve"> محمد، عبد الرزاق أحمد (2023). الوضع القانوني للميت دماغيًّا: دراسة قانونية مقارنة مع أحكام الفقه الإسلامي. مجلة المعهد، معهد العلمين للدراسات العليا، العراق، مج1، ص141-158.</w:t>
+        <w:t xml:space="preserve"> الشلتوني، أنور (2024). ضوابط رفع أجهزة الإنعاش الصناعي عن الميت دماغيًّا - دراسة مقارنة. مجلة البحوث القانونية والاقتصادية (المنصورة)، ص1-48.</w:t>
       </w:r>
     </w:p>
   </w:footnote>
@@ -13975,7 +17643,7 @@
           <w:szCs w:val="22"/>
           <w:rtl/>
         </w:rPr>
-        <w:t xml:space="preserve"> الزرعوني، راشد محمود (2024). ضوابط رفع أجهزة الإنعاش الصناعي عن الميت دماغيًّا - دراسة مقارنة. مجلة البحوث القانونية والاقتصادية، كلية الحقوق بالمنصورة، مج66، ع1.</w:t>
+        <w:t xml:space="preserve"> الشماخي، هدى عبد الباسط محمود (2020). المسئولية عن الأعمال الطبية في الفقه الإسلامي: دراسة مقارنة. ط1، القاهرة: المركز القومي للإصدارات القانونية.</w:t>
       </w:r>
     </w:p>
   </w:footnote>
@@ -13998,7 +17666,7 @@
           <w:szCs w:val="22"/>
           <w:rtl/>
         </w:rPr>
-        <w:t xml:space="preserve"> قانون الموت الدماغي-التنفسي الإسرائيلي لسنة 2008 (חוק מוות מוחי-נשימתי, התשס"ח-2008)، الكنيست، سجل القوانين الإسرائيلي.</w:t>
+        <w:t xml:space="preserve"> العرّان، أنس مهدي محمد (2023). حكم رفع أجهزة الإنعاش عن المريض الميؤوس منه: دراسة طبية فقهية معاصرة. مجلة مركز بابل للدراسات الإنسانية، العراق، مج13، ع2، ص363-384.</w:t>
       </w:r>
     </w:p>
   </w:footnote>
@@ -14021,7 +17689,7 @@
           <w:szCs w:val="22"/>
           <w:rtl/>
         </w:rPr>
-        <w:t xml:space="preserve"> Gostin, L. O. (2014). Legal and Ethical Responsibilities Following Brain Death: The McMath and Munoz Cases. JAMA, published online January 24, 2014.</w:t>
+        <w:t xml:space="preserve"> بن صفية، سليمان (2022). أحكام الموت الدماغي للإنسان والتصرف في أعضائه. مجلة الشهاب، الجزائر، مج8، ع2، ص411-434.</w:t>
       </w:r>
     </w:p>
   </w:footnote>
@@ -14044,7 +17712,7 @@
           <w:szCs w:val="22"/>
           <w:rtl/>
         </w:rPr>
-        <w:t xml:space="preserve"> القانون الفرنسي المتعلق بحقوق المرضى ونهاية الحياة (قانون ليونيتي) لسنة 2005م.</w:t>
+        <w:t xml:space="preserve"> Ancillary Tests for Brain Death (2025). Frontiers in Neurology, vol. 15 (2024), published January 7, 2025.</w:t>
       </w:r>
     </w:p>
   </w:footnote>
@@ -14067,7 +17735,7 @@
           <w:szCs w:val="22"/>
           <w:rtl/>
         </w:rPr>
-        <w:t xml:space="preserve"> Russell, J. A., Epstein, L. G., Greer, D. M., Kirschen, M., Rubin, M. A., &amp; Lewis, A. (2019). Brain death, the determination of brain death, and member guidance for brain death accommodation requests: AAN position statement. Neurology, 92(5), 228-232.</w:t>
+        <w:t xml:space="preserve"> العرّان، أنس مهدي محمد (2023). حكم رفع أجهزة الإنعاش عن المريض الميؤوس منه: دراسة طبية فقهية معاصرة. مجلة مركز بابل للدراسات الإنسانية، العراق، مج13، ع2، ص363-384.</w:t>
       </w:r>
     </w:p>
   </w:footnote>
@@ -14090,7 +17758,7 @@
           <w:szCs w:val="22"/>
           <w:rtl/>
         </w:rPr>
-        <w:t xml:space="preserve"> Ancillary Tests for Brain Death (2025). Frontiers in Neurology, vol. 15 (2024), published January 7, 2025.</w:t>
+        <w:t xml:space="preserve"> شتوان، بلقاسم (2012). إشكالية الموت السريري الإكلينيكي بين الفقه والطب وأثره على نقل وزرع الأعضاء البشرية. مجلة الشريعة والاقتصاد، مج1، ع2، ص329-348.</w:t>
       </w:r>
     </w:p>
   </w:footnote>
@@ -14113,7 +17781,7 @@
           <w:szCs w:val="22"/>
           <w:rtl/>
         </w:rPr>
-        <w:t xml:space="preserve"> Retrospective Analysis of the Apnea Test and Ancillary Test in Determining Brain Death (2020). Vol. 32, No. 3, pp. 405-411.</w:t>
+        <w:t xml:space="preserve"> الكميتي، أحمد عمران مصطفى (2024). الأحكام الفقهية الخاصة برفع أجهزة الإنعاش عن المريض حكمًا وتأصيلًا. مجلة المنتدى الأكاديمي للعلوم الإنسانية، ليبيا، مج8، ع1، ص157-204.</w:t>
       </w:r>
     </w:p>
   </w:footnote>
@@ -14136,7 +17804,7 @@
           <w:szCs w:val="22"/>
           <w:rtl/>
         </w:rPr>
-        <w:t xml:space="preserve"> Gostin, L. O. (2014). Legal and Ethical Responsibilities Following Brain Death: The McMath and Munoz Cases. JAMA, published online January 24, 2014.</w:t>
+        <w:t xml:space="preserve"> الشاطبي، إبراهيم بن موسى. الموافقات في أصول الشريعة. بيروت: دار المعرفة.</w:t>
       </w:r>
     </w:p>
   </w:footnote>
@@ -14159,7 +17827,7 @@
           <w:szCs w:val="22"/>
           <w:rtl/>
         </w:rPr>
-        <w:t xml:space="preserve"> الدق، صلاح نجيب (2022). الأحكام المتعلّقة برفع أجهزة الإنعاش عن المريض. مجلة جمعية أنصار السنة المحمدية، مصر، مج14، ع88، ص14-16.</w:t>
+        <w:t xml:space="preserve"> ابن عاشور، محمد الطاهر. مقاصد الشريعة الإسلامية. تونس: الدار التونسية للنشر.</w:t>
       </w:r>
     </w:p>
   </w:footnote>
@@ -14182,7 +17850,7 @@
           <w:szCs w:val="22"/>
           <w:rtl/>
         </w:rPr>
-        <w:t xml:space="preserve"> Ancillary Tests for Brain Death (2025). Frontiers in Neurology, vol. 15 (2024), published January 7, 2025.</w:t>
+        <w:t xml:space="preserve"> الشاطبي، إبراهيم بن موسى. الموافقات في أصول الشريعة. بيروت: دار المعرفة.</w:t>
       </w:r>
     </w:p>
   </w:footnote>
@@ -14205,7 +17873,7 @@
           <w:szCs w:val="22"/>
           <w:rtl/>
         </w:rPr>
-        <w:t xml:space="preserve"> الزكي، عبد الله (2020). نقل أعضاء الميت موتًا سريريًّا في الفقه الإسلامي. مجلة المنهل، جامعة الوادي، الجزائر، مج6، ع2.</w:t>
+        <w:t xml:space="preserve"> ابن عاشور، محمد الطاهر. مقاصد الشريعة الإسلامية. تونس: الدار التونسية للنشر.</w:t>
       </w:r>
     </w:p>
   </w:footnote>
@@ -14228,7 +17896,7 @@
           <w:szCs w:val="22"/>
           <w:rtl/>
         </w:rPr>
-        <w:t xml:space="preserve"> مجمع الفقه الإسلامي الدولي. قرارات وتوصيات مجمع الفقه الإسلامي، القرار رقم (5) د 3/07/86 بشأن أجهزة الإنعاش، الدورة الثالثة، عمّان، 1986م. جدة: منظمة التعاون الإسلامي.</w:t>
+        <w:t xml:space="preserve"> الريسوني، أحمد (2010). مدخل إلى مقاصد الشريعة. ط1، المنصورة: دار الكلمة.</w:t>
       </w:r>
     </w:p>
   </w:footnote>
@@ -14251,7 +17919,7 @@
           <w:szCs w:val="22"/>
           <w:rtl/>
         </w:rPr>
-        <w:t xml:space="preserve"> بن صفية، سليمان (2022). أحكام الموت الدماغي للإنسان والتصرف في أعضائه. مجلة الشهاب، الجزائر، مج8، ع2، ص411-434.</w:t>
+        <w:t xml:space="preserve"> ناصر، سيهام (2023). أثر فقه الموازنات في القتل الرحيم: رفع أجهزة الإنعاش عن الميت دماغيًّا أنموذجًا. مجلة الإحياء، الجزائر، ص263 وما بعدها.</w:t>
       </w:r>
     </w:p>
   </w:footnote>
@@ -14274,7 +17942,7 @@
           <w:szCs w:val="22"/>
           <w:rtl/>
         </w:rPr>
-        <w:t xml:space="preserve"> دار الإفتاء المصرية. الفتوى رقم (11622): حكم رفع الأجهزة الطبية عن المريض الميؤوس من شفائه. القاهرة. https://dar-alifta.org/ar/fatwa/details/11622</w:t>
+        <w:t xml:space="preserve"> ناصر، سيهام (2023). أثر فقه الموازنات في القتل الرحيم: رفع أجهزة الإنعاش عن الميت دماغيًّا أنموذجًا. مجلة الإحياء، الجزائر، ص263 وما بعدها.</w:t>
       </w:r>
     </w:p>
   </w:footnote>
@@ -14297,7 +17965,7 @@
           <w:szCs w:val="22"/>
           <w:rtl/>
         </w:rPr>
-        <w:t xml:space="preserve"> الدق، صلاح نجيب (2022). الأحكام المتعلّقة برفع أجهزة الإنعاش عن المريض. مجلة جمعية أنصار السنة المحمدية، مصر، مج14، ع88، ص14-16.</w:t>
+        <w:t xml:space="preserve"> قانون الموت الدماغي-التنفسي الإسرائيلي لسنة 2008 (חוק מוות מוחי-נשימתי, התשס"ח-2008)، الكنيست، سجل القوانين الإسرائيلي.</w:t>
       </w:r>
     </w:p>
   </w:footnote>
@@ -14320,7 +17988,7 @@
           <w:szCs w:val="22"/>
           <w:rtl/>
         </w:rPr>
-        <w:t xml:space="preserve"> مجلس الإفتاء والبحوث والدراسات الإسلامية، المملكة الأردنية الهاشمية. القرار رقم (117): حكم عدم وضع أجهزة الإنعاش على المريض الذي لا يُرجى شفاؤه. دائرة الإفتاء العام، عمّان. https://www.aliftaa.jo/Decision.aspx?DecisionId=119</w:t>
+        <w:t xml:space="preserve"> الرهوان، محمد بن أحمد (2021). موت الرحمة والأحكام الشرعية المتعلقة بإبقاء أجهزة الإنعاش الصناعي ونزعها. مجلة الجامعة القاسمية للعلوم الشرعية والدراسات الإسلامية، الشارقة، مج1، ع2.</w:t>
       </w:r>
     </w:p>
   </w:footnote>
@@ -14343,7 +18011,7 @@
           <w:szCs w:val="22"/>
           <w:rtl/>
         </w:rPr>
-        <w:t xml:space="preserve"> المجمع الفقهي الإسلامي برابطة العالم الإسلامي، قرار الدورة العاشرة، مكة المكرمة، 1408هـ/1987م، بشأن أجهزة الإنعاش؛ وينظر: الزرعوني، راشد محمود (2024). ضوابط رفع أجهزة الإنعاش الصناعي عن الميت دماغيًّا. مجلة البحوث القانونية والاقتصادية، مج66، ع1.</w:t>
+        <w:t xml:space="preserve"> عبد المبدي، جهاد محمود (2024). الأحكام المتعلقة بممارسة الأعمال الطبية: دراسة مقارنة بين الفقه الإسلامي والقانون. ط1، القاهرة: المركز القومي للإصدارات القانونية.</w:t>
       </w:r>
     </w:p>
   </w:footnote>
@@ -14366,11 +18034,1575 @@
           <w:szCs w:val="22"/>
           <w:rtl/>
         </w:rPr>
-        <w:t xml:space="preserve"> الكاسح، تهاني فرج الشاعث، والصالحين، مسعود الصالحين عبد القادر (2024). حكم نزع الأجهزة على المريض الميت دماغيًّا. مجلة شمال إفريقيا للنشر العلمي، جامعة عمر المختار، ليبيا، مج2، ع4، ص50-59.</w:t>
+        <w:t xml:space="preserve"> زيدان، عبد الكريم (2001). الوجيز في شرح القواعد الفقهية في الشريعة الإسلامية. ط1، بيروت: مؤسسة الرسالة.</w:t>
       </w:r>
     </w:p>
   </w:footnote>
   <w:footnote w:id="100">
+    <w:p>
+      <w:pPr>
+        <w:bidi/>
+        <w:spacing w:line="240"/>
+      </w:pPr>
+      <w:r>
+        <w:rPr>
+          <w:rStyle w:val="FootnoteReference"/>
+        </w:rPr>
+        <w:footnoteRef/>
+      </w:r>
+      <w:r>
+        <w:rPr>
+          <w:rFonts w:ascii="Simplified Arabic" w:cs="Simplified Arabic" w:eastAsia="Simplified Arabic" w:hAnsi="Simplified Arabic"/>
+          <w:sz w:val="22"/>
+          <w:szCs w:val="22"/>
+          <w:rtl/>
+        </w:rPr>
+        <w:t xml:space="preserve"> بن صفية، سليمان (2022). أحكام الموت الدماغي للإنسان والتصرف في أعضائه. مجلة الشهاب، الجزائر، مج8، ع2، ص411-434.</w:t>
+      </w:r>
+    </w:p>
+  </w:footnote>
+  <w:footnote w:id="101">
+    <w:p>
+      <w:pPr>
+        <w:bidi/>
+        <w:spacing w:line="240"/>
+      </w:pPr>
+      <w:r>
+        <w:rPr>
+          <w:rStyle w:val="FootnoteReference"/>
+        </w:rPr>
+        <w:footnoteRef/>
+      </w:r>
+      <w:r>
+        <w:rPr>
+          <w:rFonts w:ascii="Simplified Arabic" w:cs="Simplified Arabic" w:eastAsia="Simplified Arabic" w:hAnsi="Simplified Arabic"/>
+          <w:sz w:val="22"/>
+          <w:szCs w:val="22"/>
+          <w:rtl/>
+        </w:rPr>
+        <w:t xml:space="preserve"> مالك، أبو عبد الله مالك بن أنس (1985). موطأ مالك (تحقيق محمد فؤاد عبد الباقي). ط1، 3ج، القاهرة: دار الأصيل، رقم الحديث 1896، ج3، ص193.</w:t>
+      </w:r>
+    </w:p>
+  </w:footnote>
+  <w:footnote w:id="102">
+    <w:p>
+      <w:pPr>
+        <w:bidi/>
+        <w:spacing w:line="240"/>
+      </w:pPr>
+      <w:r>
+        <w:rPr>
+          <w:rStyle w:val="FootnoteReference"/>
+        </w:rPr>
+        <w:footnoteRef/>
+      </w:r>
+      <w:r>
+        <w:rPr>
+          <w:rFonts w:ascii="Simplified Arabic" w:cs="Simplified Arabic" w:eastAsia="Simplified Arabic" w:hAnsi="Simplified Arabic"/>
+          <w:sz w:val="22"/>
+          <w:szCs w:val="22"/>
+          <w:rtl/>
+        </w:rPr>
+        <w:t xml:space="preserve"> البخاري، أبي عبد الله محمد بن اسماعيل (2002). صحيح البخاري. ط1، دمشق بيروت: دار ابن كثير، كتاب الطب، رقم الحديث 5678.</w:t>
+      </w:r>
+    </w:p>
+  </w:footnote>
+  <w:footnote w:id="103">
+    <w:p>
+      <w:pPr>
+        <w:bidi/>
+        <w:spacing w:line="240"/>
+      </w:pPr>
+      <w:r>
+        <w:rPr>
+          <w:rStyle w:val="FootnoteReference"/>
+        </w:rPr>
+        <w:footnoteRef/>
+      </w:r>
+      <w:r>
+        <w:rPr>
+          <w:rFonts w:ascii="Simplified Arabic" w:cs="Simplified Arabic" w:eastAsia="Simplified Arabic" w:hAnsi="Simplified Arabic"/>
+          <w:sz w:val="22"/>
+          <w:szCs w:val="22"/>
+          <w:rtl/>
+        </w:rPr>
+        <w:t xml:space="preserve"> مسلم بن الحجاج القشيري النيسابوري (2006). صحيح مسلم (تحقيق نظر الفاريابي). ط1، المنصورة: مكتبة الإيمان، رقم الحديث 1631.</w:t>
+      </w:r>
+    </w:p>
+  </w:footnote>
+  <w:footnote w:id="104">
+    <w:p>
+      <w:pPr>
+        <w:bidi/>
+        <w:spacing w:line="240"/>
+      </w:pPr>
+      <w:r>
+        <w:rPr>
+          <w:rStyle w:val="FootnoteReference"/>
+        </w:rPr>
+        <w:footnoteRef/>
+      </w:r>
+      <w:r>
+        <w:rPr>
+          <w:rFonts w:ascii="Simplified Arabic" w:cs="Simplified Arabic" w:eastAsia="Simplified Arabic" w:hAnsi="Simplified Arabic"/>
+          <w:sz w:val="22"/>
+          <w:szCs w:val="22"/>
+          <w:rtl/>
+        </w:rPr>
+        <w:t xml:space="preserve"> زيدان، عبد الكريم (2001). الوجيز في شرح القواعد الفقهية في الشريعة الإسلامية. ط1، بيروت: مؤسسة الرسالة.</w:t>
+      </w:r>
+    </w:p>
+  </w:footnote>
+  <w:footnote w:id="105">
+    <w:p>
+      <w:pPr>
+        <w:bidi/>
+        <w:spacing w:line="240"/>
+      </w:pPr>
+      <w:r>
+        <w:rPr>
+          <w:rStyle w:val="FootnoteReference"/>
+        </w:rPr>
+        <w:footnoteRef/>
+      </w:r>
+      <w:r>
+        <w:rPr>
+          <w:rFonts w:ascii="Simplified Arabic" w:cs="Simplified Arabic" w:eastAsia="Simplified Arabic" w:hAnsi="Simplified Arabic"/>
+          <w:sz w:val="22"/>
+          <w:szCs w:val="22"/>
+          <w:rtl/>
+        </w:rPr>
+        <w:t xml:space="preserve"> زيدان، عبد الكريم (2001). الوجيز في شرح القواعد الفقهية في الشريعة الإسلامية. ط1، بيروت: مؤسسة الرسالة.</w:t>
+      </w:r>
+    </w:p>
+  </w:footnote>
+  <w:footnote w:id="106">
+    <w:p>
+      <w:pPr>
+        <w:bidi/>
+        <w:spacing w:line="240"/>
+      </w:pPr>
+      <w:r>
+        <w:rPr>
+          <w:rStyle w:val="FootnoteReference"/>
+        </w:rPr>
+        <w:footnoteRef/>
+      </w:r>
+      <w:r>
+        <w:rPr>
+          <w:rFonts w:ascii="Simplified Arabic" w:cs="Simplified Arabic" w:eastAsia="Simplified Arabic" w:hAnsi="Simplified Arabic"/>
+          <w:sz w:val="22"/>
+          <w:szCs w:val="22"/>
+          <w:rtl/>
+        </w:rPr>
+        <w:t xml:space="preserve"> الكميتي، أحمد عمران مصطفى (2024). الأحكام الفقهية الخاصة برفع أجهزة الإنعاش عن المريض حكمًا وتأصيلًا. مجلة المنتدى الأكاديمي للعلوم الإنسانية، ليبيا، مج8، ع1، ص157-204.</w:t>
+      </w:r>
+    </w:p>
+  </w:footnote>
+  <w:footnote w:id="107">
+    <w:p>
+      <w:pPr>
+        <w:bidi/>
+        <w:spacing w:line="240"/>
+      </w:pPr>
+      <w:r>
+        <w:rPr>
+          <w:rStyle w:val="FootnoteReference"/>
+        </w:rPr>
+        <w:footnoteRef/>
+      </w:r>
+      <w:r>
+        <w:rPr>
+          <w:rFonts w:ascii="Simplified Arabic" w:cs="Simplified Arabic" w:eastAsia="Simplified Arabic" w:hAnsi="Simplified Arabic"/>
+          <w:sz w:val="22"/>
+          <w:szCs w:val="22"/>
+          <w:rtl/>
+        </w:rPr>
+        <w:t xml:space="preserve"> ابن قدامة، عبد الله بن أحمد (1405هـ). المغني. بيروت: دار الفكر، كتاب الجراح.</w:t>
+      </w:r>
+    </w:p>
+  </w:footnote>
+  <w:footnote w:id="108">
+    <w:p>
+      <w:pPr>
+        <w:bidi/>
+        <w:spacing w:line="240"/>
+      </w:pPr>
+      <w:r>
+        <w:rPr>
+          <w:rStyle w:val="FootnoteReference"/>
+        </w:rPr>
+        <w:footnoteRef/>
+      </w:r>
+      <w:r>
+        <w:rPr>
+          <w:rFonts w:ascii="Simplified Arabic" w:cs="Simplified Arabic" w:eastAsia="Simplified Arabic" w:hAnsi="Simplified Arabic"/>
+          <w:sz w:val="22"/>
+          <w:szCs w:val="22"/>
+          <w:rtl/>
+        </w:rPr>
+        <w:t xml:space="preserve"> الشربيني، محمد الخطيب. مغني المحتاج إلى معرفة معاني ألفاظ المنهاج. بيروت: دار الفكر، كتاب الجنائز.</w:t>
+      </w:r>
+    </w:p>
+  </w:footnote>
+  <w:footnote w:id="109">
+    <w:p>
+      <w:pPr>
+        <w:bidi/>
+        <w:spacing w:line="240"/>
+      </w:pPr>
+      <w:r>
+        <w:rPr>
+          <w:rStyle w:val="FootnoteReference"/>
+        </w:rPr>
+        <w:footnoteRef/>
+      </w:r>
+      <w:r>
+        <w:rPr>
+          <w:rFonts w:ascii="Simplified Arabic" w:cs="Simplified Arabic" w:eastAsia="Simplified Arabic" w:hAnsi="Simplified Arabic"/>
+          <w:sz w:val="22"/>
+          <w:szCs w:val="22"/>
+          <w:rtl/>
+        </w:rPr>
+        <w:t xml:space="preserve"> بن صفية، سليمان (2022). أحكام الموت الدماغي للإنسان والتصرف في أعضائه. مجلة الشهاب، الجزائر، مج8، ع2، ص411-434.</w:t>
+      </w:r>
+    </w:p>
+  </w:footnote>
+  <w:footnote w:id="110">
+    <w:p>
+      <w:pPr>
+        <w:bidi/>
+        <w:spacing w:line="240"/>
+      </w:pPr>
+      <w:r>
+        <w:rPr>
+          <w:rStyle w:val="FootnoteReference"/>
+        </w:rPr>
+        <w:footnoteRef/>
+      </w:r>
+      <w:r>
+        <w:rPr>
+          <w:rFonts w:ascii="Simplified Arabic" w:cs="Simplified Arabic" w:eastAsia="Simplified Arabic" w:hAnsi="Simplified Arabic"/>
+          <w:sz w:val="22"/>
+          <w:szCs w:val="22"/>
+          <w:rtl/>
+        </w:rPr>
+        <w:t xml:space="preserve"> مجمع الفقه الإسلامي الدولي. قرارات وتوصيات مجمع الفقه الإسلامي، القرار رقم (5) د 3/07/86 بشأن أجهزة الإنعاش، الدورة الثالثة، عمّان، 1986م. جدة: منظمة التعاون الإسلامي.</w:t>
+      </w:r>
+    </w:p>
+  </w:footnote>
+  <w:footnote w:id="111">
+    <w:p>
+      <w:pPr>
+        <w:bidi/>
+        <w:spacing w:line="240"/>
+      </w:pPr>
+      <w:r>
+        <w:rPr>
+          <w:rStyle w:val="FootnoteReference"/>
+        </w:rPr>
+        <w:footnoteRef/>
+      </w:r>
+      <w:r>
+        <w:rPr>
+          <w:rFonts w:ascii="Simplified Arabic" w:cs="Simplified Arabic" w:eastAsia="Simplified Arabic" w:hAnsi="Simplified Arabic"/>
+          <w:sz w:val="22"/>
+          <w:szCs w:val="22"/>
+          <w:rtl/>
+        </w:rPr>
+        <w:t xml:space="preserve"> الحبلاني، سعود بن فرحان محمد (2006). حكم رفع أجهزة الإنعاش عن المتوفى دماغيًّا: دراسة فقهية مقارنة. مجلة كلية الدراسات الإسلامية والعربية للبنين بالقاهرة، جامعة الأزهر، مج24، ع1، ص454-490.</w:t>
+      </w:r>
+    </w:p>
+  </w:footnote>
+  <w:footnote w:id="112">
+    <w:p>
+      <w:pPr>
+        <w:bidi/>
+        <w:spacing w:line="240"/>
+      </w:pPr>
+      <w:r>
+        <w:rPr>
+          <w:rStyle w:val="FootnoteReference"/>
+        </w:rPr>
+        <w:footnoteRef/>
+      </w:r>
+      <w:r>
+        <w:rPr>
+          <w:rFonts w:ascii="Simplified Arabic" w:cs="Simplified Arabic" w:eastAsia="Simplified Arabic" w:hAnsi="Simplified Arabic"/>
+          <w:sz w:val="22"/>
+          <w:szCs w:val="22"/>
+          <w:rtl/>
+        </w:rPr>
+        <w:t xml:space="preserve"> البار، محمد علي (1987). التعريف الطبي للموت. مجلة مجمع الفقه الإسلامي، جدة: منظمة المؤتمر الإسلامي، العدد الثالث.</w:t>
+      </w:r>
+    </w:p>
+  </w:footnote>
+  <w:footnote w:id="113">
+    <w:p>
+      <w:pPr>
+        <w:bidi/>
+        <w:spacing w:line="240"/>
+      </w:pPr>
+      <w:r>
+        <w:rPr>
+          <w:rStyle w:val="FootnoteReference"/>
+        </w:rPr>
+        <w:footnoteRef/>
+      </w:r>
+      <w:r>
+        <w:rPr>
+          <w:rFonts w:ascii="Simplified Arabic" w:cs="Simplified Arabic" w:eastAsia="Simplified Arabic" w:hAnsi="Simplified Arabic"/>
+          <w:sz w:val="22"/>
+          <w:szCs w:val="22"/>
+          <w:rtl/>
+        </w:rPr>
+        <w:t xml:space="preserve"> الحبلاني، سعود بن فرحان محمد (2006). حكم رفع أجهزة الإنعاش عن المتوفى دماغيًّا: دراسة فقهية مقارنة. مجلة كلية الدراسات الإسلامية والعربية للبنين بالقاهرة، جامعة الأزهر، مج24، ع1، ص454-490.</w:t>
+      </w:r>
+    </w:p>
+  </w:footnote>
+  <w:footnote w:id="114">
+    <w:p>
+      <w:pPr>
+        <w:bidi/>
+        <w:spacing w:line="240"/>
+      </w:pPr>
+      <w:r>
+        <w:rPr>
+          <w:rStyle w:val="FootnoteReference"/>
+        </w:rPr>
+        <w:footnoteRef/>
+      </w:r>
+      <w:r>
+        <w:rPr>
+          <w:rFonts w:ascii="Simplified Arabic" w:cs="Simplified Arabic" w:eastAsia="Simplified Arabic" w:hAnsi="Simplified Arabic"/>
+          <w:sz w:val="22"/>
+          <w:szCs w:val="22"/>
+          <w:rtl/>
+        </w:rPr>
+        <w:t xml:space="preserve"> الكميتي، أحمد عمران مصطفى (2024). الأحكام الفقهية الخاصة برفع أجهزة الإنعاش عن المريض حكمًا وتأصيلًا. مجلة المنتدى الأكاديمي للعلوم الإنسانية، ليبيا، مج8، ع1، ص157-204.</w:t>
+      </w:r>
+    </w:p>
+  </w:footnote>
+  <w:footnote w:id="115">
+    <w:p>
+      <w:pPr>
+        <w:bidi/>
+        <w:spacing w:line="240"/>
+      </w:pPr>
+      <w:r>
+        <w:rPr>
+          <w:rStyle w:val="FootnoteReference"/>
+        </w:rPr>
+        <w:footnoteRef/>
+      </w:r>
+      <w:r>
+        <w:rPr>
+          <w:rFonts w:ascii="Simplified Arabic" w:cs="Simplified Arabic" w:eastAsia="Simplified Arabic" w:hAnsi="Simplified Arabic"/>
+          <w:sz w:val="22"/>
+          <w:szCs w:val="22"/>
+          <w:rtl/>
+        </w:rPr>
+        <w:t xml:space="preserve"> بن صفية، سليمان (2022). أحكام الموت الدماغي للإنسان والتصرف في أعضائه. مجلة الشهاب، الجزائر، مج8، ع2، ص411-434.</w:t>
+      </w:r>
+    </w:p>
+  </w:footnote>
+  <w:footnote w:id="116">
+    <w:p>
+      <w:pPr>
+        <w:bidi/>
+        <w:spacing w:line="240"/>
+      </w:pPr>
+      <w:r>
+        <w:rPr>
+          <w:rStyle w:val="FootnoteReference"/>
+        </w:rPr>
+        <w:footnoteRef/>
+      </w:r>
+      <w:r>
+        <w:rPr>
+          <w:rFonts w:ascii="Simplified Arabic" w:cs="Simplified Arabic" w:eastAsia="Simplified Arabic" w:hAnsi="Simplified Arabic"/>
+          <w:sz w:val="22"/>
+          <w:szCs w:val="22"/>
+          <w:rtl/>
+        </w:rPr>
+        <w:t xml:space="preserve"> الدق، صلاح نجيب (2022). الأحكام المتعلّقة برفع أجهزة الإنعاش عن المريض. مجلة جمعية أنصار السنة المحمدية، مصر، مج14، ع88، ص14-16.</w:t>
+      </w:r>
+    </w:p>
+  </w:footnote>
+  <w:footnote w:id="117">
+    <w:p>
+      <w:pPr>
+        <w:bidi/>
+        <w:spacing w:line="240"/>
+      </w:pPr>
+      <w:r>
+        <w:rPr>
+          <w:rStyle w:val="FootnoteReference"/>
+        </w:rPr>
+        <w:footnoteRef/>
+      </w:r>
+      <w:r>
+        <w:rPr>
+          <w:rFonts w:ascii="Simplified Arabic" w:cs="Simplified Arabic" w:eastAsia="Simplified Arabic" w:hAnsi="Simplified Arabic"/>
+          <w:sz w:val="22"/>
+          <w:szCs w:val="22"/>
+          <w:rtl/>
+        </w:rPr>
+        <w:t xml:space="preserve"> ابن عثيمين: هو محمد بن صالح بن محمد العثيمين الوهيبيّ التميميّ، فقيه أصوليّ مفسّر، وُلد سنة 1347هـ بعنيزة، من أشهر كتبه "الشرح الممتع على زاد المستقنع" و"مجموع الفتاوى والرسائل"، توفي سنة 1421هـ.</w:t>
+      </w:r>
+    </w:p>
+  </w:footnote>
+  <w:footnote w:id="118">
+    <w:p>
+      <w:pPr>
+        <w:bidi/>
+        <w:spacing w:line="240"/>
+      </w:pPr>
+      <w:r>
+        <w:rPr>
+          <w:rStyle w:val="FootnoteReference"/>
+        </w:rPr>
+        <w:footnoteRef/>
+      </w:r>
+      <w:r>
+        <w:rPr>
+          <w:rFonts w:ascii="Simplified Arabic" w:cs="Simplified Arabic" w:eastAsia="Simplified Arabic" w:hAnsi="Simplified Arabic"/>
+          <w:sz w:val="22"/>
+          <w:szCs w:val="22"/>
+          <w:rtl/>
+        </w:rPr>
+        <w:t xml:space="preserve"> الكاسح، تهاني فرج الشاعث، والصالحين، مسعود الصالحين عبد القادر (2024). حكم نزع الأجهزة على المريض الميت دماغيًّا. مجلة شمال إفريقيا للنشر العلمي، جامعة عمر المختار، ليبيا، مج2، ع4، ص50-59.</w:t>
+      </w:r>
+    </w:p>
+  </w:footnote>
+  <w:footnote w:id="119">
+    <w:p>
+      <w:pPr>
+        <w:bidi/>
+        <w:spacing w:line="240"/>
+      </w:pPr>
+      <w:r>
+        <w:rPr>
+          <w:rStyle w:val="FootnoteReference"/>
+        </w:rPr>
+        <w:footnoteRef/>
+      </w:r>
+      <w:r>
+        <w:rPr>
+          <w:rFonts w:ascii="Simplified Arabic" w:cs="Simplified Arabic" w:eastAsia="Simplified Arabic" w:hAnsi="Simplified Arabic"/>
+          <w:sz w:val="22"/>
+          <w:szCs w:val="22"/>
+          <w:rtl/>
+        </w:rPr>
+        <w:t xml:space="preserve"> Journal of Law, Medicine &amp; Ethics (2025). Addressing the Problem of Brain Death Misdiagnosis. JLME, 53(2), 244-253.</w:t>
+      </w:r>
+    </w:p>
+  </w:footnote>
+  <w:footnote w:id="120">
+    <w:p>
+      <w:pPr>
+        <w:bidi/>
+        <w:spacing w:line="240"/>
+      </w:pPr>
+      <w:r>
+        <w:rPr>
+          <w:rStyle w:val="FootnoteReference"/>
+        </w:rPr>
+        <w:footnoteRef/>
+      </w:r>
+      <w:r>
+        <w:rPr>
+          <w:rFonts w:ascii="Simplified Arabic" w:cs="Simplified Arabic" w:eastAsia="Simplified Arabic" w:hAnsi="Simplified Arabic"/>
+          <w:sz w:val="22"/>
+          <w:szCs w:val="22"/>
+          <w:rtl/>
+        </w:rPr>
+        <w:t xml:space="preserve"> الزرعوني، راشد محمود (2024). ضوابط رفع أجهزة الإنعاش الصناعي عن الميت دماغيًّا - دراسة مقارنة. مجلة البحوث القانونية والاقتصادية، كلية الحقوق بالمنصورة، مج66، ع1.</w:t>
+      </w:r>
+    </w:p>
+  </w:footnote>
+  <w:footnote w:id="121">
+    <w:p>
+      <w:pPr>
+        <w:bidi/>
+        <w:spacing w:line="240"/>
+      </w:pPr>
+      <w:r>
+        <w:rPr>
+          <w:rStyle w:val="FootnoteReference"/>
+        </w:rPr>
+        <w:footnoteRef/>
+      </w:r>
+      <w:r>
+        <w:rPr>
+          <w:rFonts w:ascii="Simplified Arabic" w:cs="Simplified Arabic" w:eastAsia="Simplified Arabic" w:hAnsi="Simplified Arabic"/>
+          <w:sz w:val="22"/>
+          <w:szCs w:val="22"/>
+          <w:rtl/>
+        </w:rPr>
+        <w:t xml:space="preserve"> Ancillary Tests for Brain Death (2025). Frontiers in Neurology, vol. 15 (2024), published January 7, 2025.</w:t>
+      </w:r>
+    </w:p>
+  </w:footnote>
+  <w:footnote w:id="122">
+    <w:p>
+      <w:pPr>
+        <w:bidi/>
+        <w:spacing w:line="240"/>
+      </w:pPr>
+      <w:r>
+        <w:rPr>
+          <w:rStyle w:val="FootnoteReference"/>
+        </w:rPr>
+        <w:footnoteRef/>
+      </w:r>
+      <w:r>
+        <w:rPr>
+          <w:rFonts w:ascii="Simplified Arabic" w:cs="Simplified Arabic" w:eastAsia="Simplified Arabic" w:hAnsi="Simplified Arabic"/>
+          <w:sz w:val="22"/>
+          <w:szCs w:val="22"/>
+          <w:rtl/>
+        </w:rPr>
+        <w:t xml:space="preserve"> Journal of Law, Medicine &amp; Ethics (2025). Addressing the Problem of Brain Death Misdiagnosis. JLME, 53(2), 244-253.</w:t>
+      </w:r>
+    </w:p>
+  </w:footnote>
+  <w:footnote w:id="123">
+    <w:p>
+      <w:pPr>
+        <w:bidi/>
+        <w:spacing w:line="240"/>
+      </w:pPr>
+      <w:r>
+        <w:rPr>
+          <w:rStyle w:val="FootnoteReference"/>
+        </w:rPr>
+        <w:footnoteRef/>
+      </w:r>
+      <w:r>
+        <w:rPr>
+          <w:rFonts w:ascii="Simplified Arabic" w:cs="Simplified Arabic" w:eastAsia="Simplified Arabic" w:hAnsi="Simplified Arabic"/>
+          <w:sz w:val="22"/>
+          <w:szCs w:val="22"/>
+          <w:rtl/>
+        </w:rPr>
+        <w:t xml:space="preserve"> ناصر، سيهام (2023). أثر فقه الموازنات في القتل الرحيم: رفع أجهزة الإنعاش عن الميت دماغيًّا أنموذجًا. مجلة الإحياء، الجزائر، ص263 وما بعدها.</w:t>
+      </w:r>
+    </w:p>
+  </w:footnote>
+  <w:footnote w:id="124">
+    <w:p>
+      <w:pPr>
+        <w:bidi/>
+        <w:spacing w:line="240"/>
+      </w:pPr>
+      <w:r>
+        <w:rPr>
+          <w:rStyle w:val="FootnoteReference"/>
+        </w:rPr>
+        <w:footnoteRef/>
+      </w:r>
+      <w:r>
+        <w:rPr>
+          <w:rFonts w:ascii="Simplified Arabic" w:cs="Simplified Arabic" w:eastAsia="Simplified Arabic" w:hAnsi="Simplified Arabic"/>
+          <w:sz w:val="22"/>
+          <w:szCs w:val="22"/>
+          <w:rtl/>
+        </w:rPr>
+        <w:t xml:space="preserve"> ناصر، سيهام (2023). أثر فقه الموازنات في القتل الرحيم: رفع أجهزة الإنعاش عن الميت دماغيًّا أنموذجًا. مجلة الإحياء، الجزائر، ص263 وما بعدها.</w:t>
+      </w:r>
+    </w:p>
+  </w:footnote>
+  <w:footnote w:id="125">
+    <w:p>
+      <w:pPr>
+        <w:bidi/>
+        <w:spacing w:line="240"/>
+      </w:pPr>
+      <w:r>
+        <w:rPr>
+          <w:rStyle w:val="FootnoteReference"/>
+        </w:rPr>
+        <w:footnoteRef/>
+      </w:r>
+      <w:r>
+        <w:rPr>
+          <w:rFonts w:ascii="Simplified Arabic" w:cs="Simplified Arabic" w:eastAsia="Simplified Arabic" w:hAnsi="Simplified Arabic"/>
+          <w:sz w:val="22"/>
+          <w:szCs w:val="22"/>
+          <w:rtl/>
+        </w:rPr>
+        <w:t xml:space="preserve"> ناصر، سيهام (2023). أثر فقه الموازنات في القتل الرحيم: رفع أجهزة الإنعاش عن الميت دماغيًّا أنموذجًا. مجلة الإحياء، الجزائر، ص263 وما بعدها.</w:t>
+      </w:r>
+    </w:p>
+  </w:footnote>
+  <w:footnote w:id="126">
+    <w:p>
+      <w:pPr>
+        <w:bidi/>
+        <w:spacing w:line="240"/>
+      </w:pPr>
+      <w:r>
+        <w:rPr>
+          <w:rStyle w:val="FootnoteReference"/>
+        </w:rPr>
+        <w:footnoteRef/>
+      </w:r>
+      <w:r>
+        <w:rPr>
+          <w:rFonts w:ascii="Simplified Arabic" w:cs="Simplified Arabic" w:eastAsia="Simplified Arabic" w:hAnsi="Simplified Arabic"/>
+          <w:sz w:val="22"/>
+          <w:szCs w:val="22"/>
+          <w:rtl/>
+        </w:rPr>
+        <w:t xml:space="preserve"> الزرعوني، راشد محمود (2024). ضوابط رفع أجهزة الإنعاش الصناعي عن الميت دماغيًّا - دراسة مقارنة. مجلة البحوث القانونية والاقتصادية، كلية الحقوق بالمنصورة، مج66، ع1.</w:t>
+      </w:r>
+    </w:p>
+  </w:footnote>
+  <w:footnote w:id="127">
+    <w:p>
+      <w:pPr>
+        <w:bidi/>
+        <w:spacing w:line="240"/>
+      </w:pPr>
+      <w:r>
+        <w:rPr>
+          <w:rStyle w:val="FootnoteReference"/>
+        </w:rPr>
+        <w:footnoteRef/>
+      </w:r>
+      <w:r>
+        <w:rPr>
+          <w:rFonts w:ascii="Simplified Arabic" w:cs="Simplified Arabic" w:eastAsia="Simplified Arabic" w:hAnsi="Simplified Arabic"/>
+          <w:sz w:val="22"/>
+          <w:szCs w:val="22"/>
+          <w:rtl/>
+        </w:rPr>
+        <w:t xml:space="preserve"> الزكي، عبد الله (2020). نقل أعضاء الميت موتًا سريريًّا في الفقه الإسلامي. مجلة المنهل، جامعة الوادي، الجزائر، مج6، ع2.</w:t>
+      </w:r>
+    </w:p>
+  </w:footnote>
+  <w:footnote w:id="128">
+    <w:p>
+      <w:pPr>
+        <w:bidi/>
+        <w:spacing w:line="240"/>
+      </w:pPr>
+      <w:r>
+        <w:rPr>
+          <w:rStyle w:val="FootnoteReference"/>
+        </w:rPr>
+        <w:footnoteRef/>
+      </w:r>
+      <w:r>
+        <w:rPr>
+          <w:rFonts w:ascii="Simplified Arabic" w:cs="Simplified Arabic" w:eastAsia="Simplified Arabic" w:hAnsi="Simplified Arabic"/>
+          <w:sz w:val="22"/>
+          <w:szCs w:val="22"/>
+          <w:rtl/>
+        </w:rPr>
+        <w:t xml:space="preserve"> قانون الصحة العامة الفلسطيني رقم (20) لسنة 2004م.</w:t>
+      </w:r>
+    </w:p>
+  </w:footnote>
+  <w:footnote w:id="129">
+    <w:p>
+      <w:pPr>
+        <w:bidi/>
+        <w:spacing w:line="240"/>
+      </w:pPr>
+      <w:r>
+        <w:rPr>
+          <w:rStyle w:val="FootnoteReference"/>
+        </w:rPr>
+        <w:footnoteRef/>
+      </w:r>
+      <w:r>
+        <w:rPr>
+          <w:rFonts w:ascii="Simplified Arabic" w:cs="Simplified Arabic" w:eastAsia="Simplified Arabic" w:hAnsi="Simplified Arabic"/>
+          <w:sz w:val="22"/>
+          <w:szCs w:val="22"/>
+          <w:rtl/>
+        </w:rPr>
+        <w:t xml:space="preserve"> قانون الصحة العامة الفلسطيني رقم (20) لسنة 2004م.</w:t>
+      </w:r>
+    </w:p>
+  </w:footnote>
+  <w:footnote w:id="130">
+    <w:p>
+      <w:pPr>
+        <w:bidi/>
+        <w:spacing w:line="240"/>
+      </w:pPr>
+      <w:r>
+        <w:rPr>
+          <w:rStyle w:val="FootnoteReference"/>
+        </w:rPr>
+        <w:footnoteRef/>
+      </w:r>
+      <w:r>
+        <w:rPr>
+          <w:rFonts w:ascii="Simplified Arabic" w:cs="Simplified Arabic" w:eastAsia="Simplified Arabic" w:hAnsi="Simplified Arabic"/>
+          <w:sz w:val="22"/>
+          <w:szCs w:val="22"/>
+          <w:rtl/>
+        </w:rPr>
+        <w:t xml:space="preserve"> قانون الانتفاع بأعضاء جسم الإنسان الأردني رقم (23) لسنة 1977م وتعديلاته؛ وينظر: الزرعوني، راشد محمود (2024). المرجع السابق ذكره.</w:t>
+      </w:r>
+    </w:p>
+  </w:footnote>
+  <w:footnote w:id="131">
+    <w:p>
+      <w:pPr>
+        <w:bidi/>
+        <w:spacing w:line="240"/>
+      </w:pPr>
+      <w:r>
+        <w:rPr>
+          <w:rStyle w:val="FootnoteReference"/>
+        </w:rPr>
+        <w:footnoteRef/>
+      </w:r>
+      <w:r>
+        <w:rPr>
+          <w:rFonts w:ascii="Simplified Arabic" w:cs="Simplified Arabic" w:eastAsia="Simplified Arabic" w:hAnsi="Simplified Arabic"/>
+          <w:sz w:val="22"/>
+          <w:szCs w:val="22"/>
+          <w:rtl/>
+        </w:rPr>
+        <w:t xml:space="preserve"> مجلس الإفتاء والبحوث والدراسات الإسلامية، المملكة الأردنية الهاشمية. القرار رقم (117): حكم عدم وضع أجهزة الإنعاش على المريض الذي لا يُرجى شفاؤه. دائرة الإفتاء العام، عمّان. https://www.aliftaa.jo/Decision.aspx?DecisionId=119</w:t>
+      </w:r>
+    </w:p>
+  </w:footnote>
+  <w:footnote w:id="132">
+    <w:p>
+      <w:pPr>
+        <w:bidi/>
+        <w:spacing w:line="240"/>
+      </w:pPr>
+      <w:r>
+        <w:rPr>
+          <w:rStyle w:val="FootnoteReference"/>
+        </w:rPr>
+        <w:footnoteRef/>
+      </w:r>
+      <w:r>
+        <w:rPr>
+          <w:rFonts w:ascii="Simplified Arabic" w:cs="Simplified Arabic" w:eastAsia="Simplified Arabic" w:hAnsi="Simplified Arabic"/>
+          <w:sz w:val="22"/>
+          <w:szCs w:val="22"/>
+          <w:rtl/>
+        </w:rPr>
+        <w:t xml:space="preserve"> محمد، عبد الرزاق أحمد (2023). الوضع القانوني للميت دماغيًّا: دراسة قانونية مقارنة مع أحكام الفقه الإسلامي. مجلة المعهد، معهد العلمين للدراسات العليا، العراق، مج1، ص141-158.</w:t>
+      </w:r>
+    </w:p>
+  </w:footnote>
+  <w:footnote w:id="133">
+    <w:p>
+      <w:pPr>
+        <w:bidi/>
+        <w:spacing w:line="240"/>
+      </w:pPr>
+      <w:r>
+        <w:rPr>
+          <w:rStyle w:val="FootnoteReference"/>
+        </w:rPr>
+        <w:footnoteRef/>
+      </w:r>
+      <w:r>
+        <w:rPr>
+          <w:rFonts w:ascii="Simplified Arabic" w:cs="Simplified Arabic" w:eastAsia="Simplified Arabic" w:hAnsi="Simplified Arabic"/>
+          <w:sz w:val="22"/>
+          <w:szCs w:val="22"/>
+          <w:rtl/>
+        </w:rPr>
+        <w:t xml:space="preserve"> محمد، عبد الرزاق أحمد (2023). الوضع القانوني للميت دماغيًّا: دراسة قانونية مقارنة مع أحكام الفقه الإسلامي. مجلة المعهد، معهد العلمين للدراسات العليا، العراق، مج1، ص141-158.</w:t>
+      </w:r>
+    </w:p>
+  </w:footnote>
+  <w:footnote w:id="134">
+    <w:p>
+      <w:pPr>
+        <w:bidi/>
+        <w:spacing w:line="240"/>
+      </w:pPr>
+      <w:r>
+        <w:rPr>
+          <w:rStyle w:val="FootnoteReference"/>
+        </w:rPr>
+        <w:footnoteRef/>
+      </w:r>
+      <w:r>
+        <w:rPr>
+          <w:rFonts w:ascii="Simplified Arabic" w:cs="Simplified Arabic" w:eastAsia="Simplified Arabic" w:hAnsi="Simplified Arabic"/>
+          <w:sz w:val="22"/>
+          <w:szCs w:val="22"/>
+          <w:rtl/>
+        </w:rPr>
+        <w:t xml:space="preserve"> الزرعوني، راشد محمود (2024). ضوابط رفع أجهزة الإنعاش الصناعي عن الميت دماغيًّا - دراسة مقارنة. مجلة البحوث القانونية والاقتصادية، كلية الحقوق بالمنصورة، مج66، ع1.</w:t>
+      </w:r>
+    </w:p>
+  </w:footnote>
+  <w:footnote w:id="135">
+    <w:p>
+      <w:pPr>
+        <w:bidi/>
+        <w:spacing w:line="240"/>
+      </w:pPr>
+      <w:r>
+        <w:rPr>
+          <w:rStyle w:val="FootnoteReference"/>
+        </w:rPr>
+        <w:footnoteRef/>
+      </w:r>
+      <w:r>
+        <w:rPr>
+          <w:rFonts w:ascii="Simplified Arabic" w:cs="Simplified Arabic" w:eastAsia="Simplified Arabic" w:hAnsi="Simplified Arabic"/>
+          <w:sz w:val="22"/>
+          <w:szCs w:val="22"/>
+          <w:rtl/>
+        </w:rPr>
+        <w:t xml:space="preserve"> قانون الموت الدماغي-التنفسي الإسرائيلي لسنة 2008 (חוק מוות מוחי-נשימתי, התשס"ח-2008)، الكنيست، سجل القوانين الإسرائيلي.</w:t>
+      </w:r>
+    </w:p>
+  </w:footnote>
+  <w:footnote w:id="136">
+    <w:p>
+      <w:pPr>
+        <w:bidi/>
+        <w:spacing w:line="240"/>
+      </w:pPr>
+      <w:r>
+        <w:rPr>
+          <w:rStyle w:val="FootnoteReference"/>
+        </w:rPr>
+        <w:footnoteRef/>
+      </w:r>
+      <w:r>
+        <w:rPr>
+          <w:rFonts w:ascii="Simplified Arabic" w:cs="Simplified Arabic" w:eastAsia="Simplified Arabic" w:hAnsi="Simplified Arabic"/>
+          <w:sz w:val="22"/>
+          <w:szCs w:val="22"/>
+          <w:rtl/>
+        </w:rPr>
+        <w:t xml:space="preserve"> قانون الموت الدماغي-التنفسي الإسرائيلي لسنة 2008 (חוק מוות מוחי-נשימתי, התשס"ח-2008)، الكنيست، سجل القوانين الإسرائيلي.</w:t>
+      </w:r>
+    </w:p>
+  </w:footnote>
+  <w:footnote w:id="137">
+    <w:p>
+      <w:pPr>
+        <w:bidi/>
+        <w:spacing w:line="240"/>
+      </w:pPr>
+      <w:r>
+        <w:rPr>
+          <w:rStyle w:val="FootnoteReference"/>
+        </w:rPr>
+        <w:footnoteRef/>
+      </w:r>
+      <w:r>
+        <w:rPr>
+          <w:rFonts w:ascii="Simplified Arabic" w:cs="Simplified Arabic" w:eastAsia="Simplified Arabic" w:hAnsi="Simplified Arabic"/>
+          <w:sz w:val="22"/>
+          <w:szCs w:val="22"/>
+          <w:rtl/>
+        </w:rPr>
+        <w:t xml:space="preserve"> Gostin, L. O. (2014). Legal and Ethical Responsibilities Following Brain Death: The McMath and Munoz Cases. JAMA, published online January 24, 2014.</w:t>
+      </w:r>
+    </w:p>
+  </w:footnote>
+  <w:footnote w:id="138">
+    <w:p>
+      <w:pPr>
+        <w:bidi/>
+        <w:spacing w:line="240"/>
+      </w:pPr>
+      <w:r>
+        <w:rPr>
+          <w:rStyle w:val="FootnoteReference"/>
+        </w:rPr>
+        <w:footnoteRef/>
+      </w:r>
+      <w:r>
+        <w:rPr>
+          <w:rFonts w:ascii="Simplified Arabic" w:cs="Simplified Arabic" w:eastAsia="Simplified Arabic" w:hAnsi="Simplified Arabic"/>
+          <w:sz w:val="22"/>
+          <w:szCs w:val="22"/>
+          <w:rtl/>
+        </w:rPr>
+        <w:t xml:space="preserve"> القانون الفرنسي المتعلق بحقوق المرضى ونهاية الحياة (قانون ليونيتي) لسنة 2005م.</w:t>
+      </w:r>
+    </w:p>
+  </w:footnote>
+  <w:footnote w:id="139">
+    <w:p>
+      <w:pPr>
+        <w:bidi/>
+        <w:spacing w:line="240"/>
+      </w:pPr>
+      <w:r>
+        <w:rPr>
+          <w:rStyle w:val="FootnoteReference"/>
+        </w:rPr>
+        <w:footnoteRef/>
+      </w:r>
+      <w:r>
+        <w:rPr>
+          <w:rFonts w:ascii="Simplified Arabic" w:cs="Simplified Arabic" w:eastAsia="Simplified Arabic" w:hAnsi="Simplified Arabic"/>
+          <w:sz w:val="22"/>
+          <w:szCs w:val="22"/>
+          <w:rtl/>
+        </w:rPr>
+        <w:t xml:space="preserve"> Retrospective Analysis of the Apnea Test and Ancillary Test in Determining Brain Death (2020). Vol. 32, No. 3, pp. 405-411.</w:t>
+      </w:r>
+    </w:p>
+  </w:footnote>
+  <w:footnote w:id="140">
+    <w:p>
+      <w:pPr>
+        <w:bidi/>
+        <w:spacing w:line="240"/>
+      </w:pPr>
+      <w:r>
+        <w:rPr>
+          <w:rStyle w:val="FootnoteReference"/>
+        </w:rPr>
+        <w:footnoteRef/>
+      </w:r>
+      <w:r>
+        <w:rPr>
+          <w:rFonts w:ascii="Simplified Arabic" w:cs="Simplified Arabic" w:eastAsia="Simplified Arabic" w:hAnsi="Simplified Arabic"/>
+          <w:sz w:val="22"/>
+          <w:szCs w:val="22"/>
+          <w:rtl/>
+        </w:rPr>
+        <w:t xml:space="preserve"> Ancillary Tests for Brain Death (2025). Frontiers in Neurology, vol. 15 (2024), published January 7, 2025.</w:t>
+      </w:r>
+    </w:p>
+  </w:footnote>
+  <w:footnote w:id="141">
+    <w:p>
+      <w:pPr>
+        <w:bidi/>
+        <w:spacing w:line="240"/>
+      </w:pPr>
+      <w:r>
+        <w:rPr>
+          <w:rStyle w:val="FootnoteReference"/>
+        </w:rPr>
+        <w:footnoteRef/>
+      </w:r>
+      <w:r>
+        <w:rPr>
+          <w:rFonts w:ascii="Simplified Arabic" w:cs="Simplified Arabic" w:eastAsia="Simplified Arabic" w:hAnsi="Simplified Arabic"/>
+          <w:sz w:val="22"/>
+          <w:szCs w:val="22"/>
+          <w:rtl/>
+        </w:rPr>
+        <w:t xml:space="preserve"> القانون الفرنسي المتعلق بحقوق المرضى ونهاية الحياة (قانون ليونيتي) لسنة 2005م.</w:t>
+      </w:r>
+    </w:p>
+  </w:footnote>
+  <w:footnote w:id="142">
+    <w:p>
+      <w:pPr>
+        <w:bidi/>
+        <w:spacing w:line="240"/>
+      </w:pPr>
+      <w:r>
+        <w:rPr>
+          <w:rStyle w:val="FootnoteReference"/>
+        </w:rPr>
+        <w:footnoteRef/>
+      </w:r>
+      <w:r>
+        <w:rPr>
+          <w:rFonts w:ascii="Simplified Arabic" w:cs="Simplified Arabic" w:eastAsia="Simplified Arabic" w:hAnsi="Simplified Arabic"/>
+          <w:sz w:val="22"/>
+          <w:szCs w:val="22"/>
+          <w:rtl/>
+        </w:rPr>
+        <w:t xml:space="preserve"> الزرعوني، راشد محمود (2024). ضوابط رفع أجهزة الإنعاش الصناعي عن الميت دماغيًّا - دراسة مقارنة. مجلة البحوث القانونية والاقتصادية، كلية الحقوق بالمنصورة، مج66، ع1.</w:t>
+      </w:r>
+    </w:p>
+  </w:footnote>
+  <w:footnote w:id="143">
+    <w:p>
+      <w:pPr>
+        <w:bidi/>
+        <w:spacing w:line="240"/>
+      </w:pPr>
+      <w:r>
+        <w:rPr>
+          <w:rStyle w:val="FootnoteReference"/>
+        </w:rPr>
+        <w:footnoteRef/>
+      </w:r>
+      <w:r>
+        <w:rPr>
+          <w:rFonts w:ascii="Simplified Arabic" w:cs="Simplified Arabic" w:eastAsia="Simplified Arabic" w:hAnsi="Simplified Arabic"/>
+          <w:sz w:val="22"/>
+          <w:szCs w:val="22"/>
+          <w:rtl/>
+        </w:rPr>
+        <w:t xml:space="preserve"> Russell, J. A., Epstein, L. G., Greer, D. M., Kirschen, M., Rubin, M. A., &amp; Lewis, A. (2019). Brain death, the determination of brain death, and member guidance for brain death accommodation requests: AAN position statement. Neurology, 92(5), 228-232.</w:t>
+      </w:r>
+    </w:p>
+  </w:footnote>
+  <w:footnote w:id="144">
+    <w:p>
+      <w:pPr>
+        <w:bidi/>
+        <w:spacing w:line="240"/>
+      </w:pPr>
+      <w:r>
+        <w:rPr>
+          <w:rStyle w:val="FootnoteReference"/>
+        </w:rPr>
+        <w:footnoteRef/>
+      </w:r>
+      <w:r>
+        <w:rPr>
+          <w:rFonts w:ascii="Simplified Arabic" w:cs="Simplified Arabic" w:eastAsia="Simplified Arabic" w:hAnsi="Simplified Arabic"/>
+          <w:sz w:val="22"/>
+          <w:szCs w:val="22"/>
+          <w:rtl/>
+        </w:rPr>
+        <w:t xml:space="preserve"> Ancillary Tests for Brain Death (2025). Frontiers in Neurology, vol. 15 (2024), published January 7, 2025.</w:t>
+      </w:r>
+    </w:p>
+  </w:footnote>
+  <w:footnote w:id="145">
+    <w:p>
+      <w:pPr>
+        <w:bidi/>
+        <w:spacing w:line="240"/>
+      </w:pPr>
+      <w:r>
+        <w:rPr>
+          <w:rStyle w:val="FootnoteReference"/>
+        </w:rPr>
+        <w:footnoteRef/>
+      </w:r>
+      <w:r>
+        <w:rPr>
+          <w:rFonts w:ascii="Simplified Arabic" w:cs="Simplified Arabic" w:eastAsia="Simplified Arabic" w:hAnsi="Simplified Arabic"/>
+          <w:sz w:val="22"/>
+          <w:szCs w:val="22"/>
+          <w:rtl/>
+        </w:rPr>
+        <w:t xml:space="preserve"> Retrospective Analysis of the Apnea Test and Ancillary Test in Determining Brain Death (2020). Vol. 32, No. 3, pp. 405-411.</w:t>
+      </w:r>
+    </w:p>
+  </w:footnote>
+  <w:footnote w:id="146">
+    <w:p>
+      <w:pPr>
+        <w:bidi/>
+        <w:spacing w:line="240"/>
+      </w:pPr>
+      <w:r>
+        <w:rPr>
+          <w:rStyle w:val="FootnoteReference"/>
+        </w:rPr>
+        <w:footnoteRef/>
+      </w:r>
+      <w:r>
+        <w:rPr>
+          <w:rFonts w:ascii="Simplified Arabic" w:cs="Simplified Arabic" w:eastAsia="Simplified Arabic" w:hAnsi="Simplified Arabic"/>
+          <w:sz w:val="22"/>
+          <w:szCs w:val="22"/>
+          <w:rtl/>
+        </w:rPr>
+        <w:t xml:space="preserve"> Greer, D. M., Shemie, S. D., Lewis, A., et al. (2020). Determination of Brain Death/Death by Neurologic Criteria: The World Brain Death Project. JAMA, 324(11), 1078-1097.</w:t>
+      </w:r>
+    </w:p>
+  </w:footnote>
+  <w:footnote w:id="147">
+    <w:p>
+      <w:pPr>
+        <w:bidi/>
+        <w:spacing w:line="240"/>
+      </w:pPr>
+      <w:r>
+        <w:rPr>
+          <w:rStyle w:val="FootnoteReference"/>
+        </w:rPr>
+        <w:footnoteRef/>
+      </w:r>
+      <w:r>
+        <w:rPr>
+          <w:rFonts w:ascii="Simplified Arabic" w:cs="Simplified Arabic" w:eastAsia="Simplified Arabic" w:hAnsi="Simplified Arabic"/>
+          <w:sz w:val="22"/>
+          <w:szCs w:val="22"/>
+          <w:rtl/>
+        </w:rPr>
+        <w:t xml:space="preserve"> Greer, D. M., Kirschen, M. P., Lewis, A., et al. (2023). Pediatric and Adult Brain Death/Death by Neurologic Criteria Consensus Guideline. Neurology, 101(24), 1112-1132.</w:t>
+      </w:r>
+    </w:p>
+  </w:footnote>
+  <w:footnote w:id="148">
+    <w:p>
+      <w:pPr>
+        <w:bidi/>
+        <w:spacing w:line="240"/>
+      </w:pPr>
+      <w:r>
+        <w:rPr>
+          <w:rStyle w:val="FootnoteReference"/>
+        </w:rPr>
+        <w:footnoteRef/>
+      </w:r>
+      <w:r>
+        <w:rPr>
+          <w:rFonts w:ascii="Simplified Arabic" w:cs="Simplified Arabic" w:eastAsia="Simplified Arabic" w:hAnsi="Simplified Arabic"/>
+          <w:sz w:val="22"/>
+          <w:szCs w:val="22"/>
+          <w:rtl/>
+        </w:rPr>
+        <w:t xml:space="preserve"> Gostin, L. O. (2014). Legal and Ethical Responsibilities Following Brain Death: The McMath and Munoz Cases. JAMA, published online January 24, 2014.</w:t>
+      </w:r>
+    </w:p>
+  </w:footnote>
+  <w:footnote w:id="149">
+    <w:p>
+      <w:pPr>
+        <w:bidi/>
+        <w:spacing w:line="240"/>
+      </w:pPr>
+      <w:r>
+        <w:rPr>
+          <w:rStyle w:val="FootnoteReference"/>
+        </w:rPr>
+        <w:footnoteRef/>
+      </w:r>
+      <w:r>
+        <w:rPr>
+          <w:rFonts w:ascii="Simplified Arabic" w:cs="Simplified Arabic" w:eastAsia="Simplified Arabic" w:hAnsi="Simplified Arabic"/>
+          <w:sz w:val="22"/>
+          <w:szCs w:val="22"/>
+          <w:rtl/>
+        </w:rPr>
+        <w:t xml:space="preserve"> الدق، صلاح نجيب (2022). الأحكام المتعلّقة برفع أجهزة الإنعاش عن المريض. مجلة جمعية أنصار السنة المحمدية، مصر، مج14، ع88، ص14-16.</w:t>
+      </w:r>
+    </w:p>
+  </w:footnote>
+  <w:footnote w:id="150">
+    <w:p>
+      <w:pPr>
+        <w:bidi/>
+        <w:spacing w:line="240"/>
+      </w:pPr>
+      <w:r>
+        <w:rPr>
+          <w:rStyle w:val="FootnoteReference"/>
+        </w:rPr>
+        <w:footnoteRef/>
+      </w:r>
+      <w:r>
+        <w:rPr>
+          <w:rFonts w:ascii="Simplified Arabic" w:cs="Simplified Arabic" w:eastAsia="Simplified Arabic" w:hAnsi="Simplified Arabic"/>
+          <w:sz w:val="22"/>
+          <w:szCs w:val="22"/>
+          <w:rtl/>
+        </w:rPr>
+        <w:t xml:space="preserve"> Gostin, L. O. (2014). Legal and Ethical Responsibilities Following Brain Death: The McMath and Munoz Cases. JAMA, published online January 24, 2014.</w:t>
+      </w:r>
+    </w:p>
+  </w:footnote>
+  <w:footnote w:id="151">
+    <w:p>
+      <w:pPr>
+        <w:bidi/>
+        <w:spacing w:line="240"/>
+      </w:pPr>
+      <w:r>
+        <w:rPr>
+          <w:rStyle w:val="FootnoteReference"/>
+        </w:rPr>
+        <w:footnoteRef/>
+      </w:r>
+      <w:r>
+        <w:rPr>
+          <w:rFonts w:ascii="Simplified Arabic" w:cs="Simplified Arabic" w:eastAsia="Simplified Arabic" w:hAnsi="Simplified Arabic"/>
+          <w:sz w:val="22"/>
+          <w:szCs w:val="22"/>
+          <w:rtl/>
+        </w:rPr>
+        <w:t xml:space="preserve"> Ancillary Tests for Brain Death (2025). Frontiers in Neurology, vol. 15 (2024), published January 7, 2025.</w:t>
+      </w:r>
+    </w:p>
+  </w:footnote>
+  <w:footnote w:id="152">
+    <w:p>
+      <w:pPr>
+        <w:bidi/>
+        <w:spacing w:line="240"/>
+      </w:pPr>
+      <w:r>
+        <w:rPr>
+          <w:rStyle w:val="FootnoteReference"/>
+        </w:rPr>
+        <w:footnoteRef/>
+      </w:r>
+      <w:r>
+        <w:rPr>
+          <w:rFonts w:ascii="Simplified Arabic" w:cs="Simplified Arabic" w:eastAsia="Simplified Arabic" w:hAnsi="Simplified Arabic"/>
+          <w:sz w:val="22"/>
+          <w:szCs w:val="22"/>
+          <w:rtl/>
+        </w:rPr>
+        <w:t xml:space="preserve"> الزكي، عبد الله (2020). نقل أعضاء الميت موتًا سريريًّا في الفقه الإسلامي. مجلة المنهل، جامعة الوادي، الجزائر، مج6، ع2.</w:t>
+      </w:r>
+    </w:p>
+  </w:footnote>
+  <w:footnote w:id="153">
+    <w:p>
+      <w:pPr>
+        <w:bidi/>
+        <w:spacing w:line="240"/>
+      </w:pPr>
+      <w:r>
+        <w:rPr>
+          <w:rStyle w:val="FootnoteReference"/>
+        </w:rPr>
+        <w:footnoteRef/>
+      </w:r>
+      <w:r>
+        <w:rPr>
+          <w:rFonts w:ascii="Simplified Arabic" w:cs="Simplified Arabic" w:eastAsia="Simplified Arabic" w:hAnsi="Simplified Arabic"/>
+          <w:sz w:val="22"/>
+          <w:szCs w:val="22"/>
+          <w:rtl/>
+        </w:rPr>
+        <w:t xml:space="preserve"> مجمع الفقه الإسلامي الدولي. قرارات وتوصيات مجمع الفقه الإسلامي، القرار رقم (5) د 3/07/86 بشأن أجهزة الإنعاش، الدورة الثالثة، عمّان، 1986م. جدة: منظمة التعاون الإسلامي.</w:t>
+      </w:r>
+    </w:p>
+  </w:footnote>
+  <w:footnote w:id="154">
+    <w:p>
+      <w:pPr>
+        <w:bidi/>
+        <w:spacing w:line="240"/>
+      </w:pPr>
+      <w:r>
+        <w:rPr>
+          <w:rStyle w:val="FootnoteReference"/>
+        </w:rPr>
+        <w:footnoteRef/>
+      </w:r>
+      <w:r>
+        <w:rPr>
+          <w:rFonts w:ascii="Simplified Arabic" w:cs="Simplified Arabic" w:eastAsia="Simplified Arabic" w:hAnsi="Simplified Arabic"/>
+          <w:sz w:val="22"/>
+          <w:szCs w:val="22"/>
+          <w:rtl/>
+        </w:rPr>
+        <w:t xml:space="preserve"> مجمع الفقه الإسلامي الدولي. قرارات وتوصيات مجمع الفقه الإسلامي، القرار رقم (5) د 3/07/86 بشأن أجهزة الإنعاش، الدورة الثالثة، عمّان، 1986م. جدة: منظمة التعاون الإسلامي.</w:t>
+      </w:r>
+    </w:p>
+  </w:footnote>
+  <w:footnote w:id="155">
+    <w:p>
+      <w:pPr>
+        <w:bidi/>
+        <w:spacing w:line="240"/>
+      </w:pPr>
+      <w:r>
+        <w:rPr>
+          <w:rStyle w:val="FootnoteReference"/>
+        </w:rPr>
+        <w:footnoteRef/>
+      </w:r>
+      <w:r>
+        <w:rPr>
+          <w:rFonts w:ascii="Simplified Arabic" w:cs="Simplified Arabic" w:eastAsia="Simplified Arabic" w:hAnsi="Simplified Arabic"/>
+          <w:sz w:val="22"/>
+          <w:szCs w:val="22"/>
+          <w:rtl/>
+        </w:rPr>
+        <w:t xml:space="preserve"> بن صفية، سليمان (2022). أحكام الموت الدماغي للإنسان والتصرف في أعضائه. مجلة الشهاب، الجزائر، مج8، ع2، ص411-434.</w:t>
+      </w:r>
+    </w:p>
+  </w:footnote>
+  <w:footnote w:id="156">
+    <w:p>
+      <w:pPr>
+        <w:bidi/>
+        <w:spacing w:line="240"/>
+      </w:pPr>
+      <w:r>
+        <w:rPr>
+          <w:rStyle w:val="FootnoteReference"/>
+        </w:rPr>
+        <w:footnoteRef/>
+      </w:r>
+      <w:r>
+        <w:rPr>
+          <w:rFonts w:ascii="Simplified Arabic" w:cs="Simplified Arabic" w:eastAsia="Simplified Arabic" w:hAnsi="Simplified Arabic"/>
+          <w:sz w:val="22"/>
+          <w:szCs w:val="22"/>
+          <w:rtl/>
+        </w:rPr>
+        <w:t xml:space="preserve"> بن صفية، سليمان (2022). أحكام الموت الدماغي للإنسان والتصرف في أعضائه. مجلة الشهاب، الجزائر، مج8، ع2، ص411-434.</w:t>
+      </w:r>
+    </w:p>
+  </w:footnote>
+  <w:footnote w:id="157">
+    <w:p>
+      <w:pPr>
+        <w:bidi/>
+        <w:spacing w:line="240"/>
+      </w:pPr>
+      <w:r>
+        <w:rPr>
+          <w:rStyle w:val="FootnoteReference"/>
+        </w:rPr>
+        <w:footnoteRef/>
+      </w:r>
+      <w:r>
+        <w:rPr>
+          <w:rFonts w:ascii="Simplified Arabic" w:cs="Simplified Arabic" w:eastAsia="Simplified Arabic" w:hAnsi="Simplified Arabic"/>
+          <w:sz w:val="22"/>
+          <w:szCs w:val="22"/>
+          <w:rtl/>
+        </w:rPr>
+        <w:t xml:space="preserve"> بن صفية، سليمان (2022). أحكام الموت الدماغي للإنسان والتصرف في أعضائه. مجلة الشهاب، الجزائر، مج8، ع2، ص411-434.</w:t>
+      </w:r>
+    </w:p>
+  </w:footnote>
+  <w:footnote w:id="158">
+    <w:p>
+      <w:pPr>
+        <w:bidi/>
+        <w:spacing w:line="240"/>
+      </w:pPr>
+      <w:r>
+        <w:rPr>
+          <w:rStyle w:val="FootnoteReference"/>
+        </w:rPr>
+        <w:footnoteRef/>
+      </w:r>
+      <w:r>
+        <w:rPr>
+          <w:rFonts w:ascii="Simplified Arabic" w:cs="Simplified Arabic" w:eastAsia="Simplified Arabic" w:hAnsi="Simplified Arabic"/>
+          <w:sz w:val="22"/>
+          <w:szCs w:val="22"/>
+          <w:rtl/>
+        </w:rPr>
+        <w:t xml:space="preserve"> دار الإفتاء المصرية. الفتوى رقم (11622): حكم رفع الأجهزة الطبية عن المريض الميؤوس من شفائه. القاهرة. https://dar-alifta.org/ar/fatwa/details/11622</w:t>
+      </w:r>
+    </w:p>
+  </w:footnote>
+  <w:footnote w:id="159">
+    <w:p>
+      <w:pPr>
+        <w:bidi/>
+        <w:spacing w:line="240"/>
+      </w:pPr>
+      <w:r>
+        <w:rPr>
+          <w:rStyle w:val="FootnoteReference"/>
+        </w:rPr>
+        <w:footnoteRef/>
+      </w:r>
+      <w:r>
+        <w:rPr>
+          <w:rFonts w:ascii="Simplified Arabic" w:cs="Simplified Arabic" w:eastAsia="Simplified Arabic" w:hAnsi="Simplified Arabic"/>
+          <w:sz w:val="22"/>
+          <w:szCs w:val="22"/>
+          <w:rtl/>
+        </w:rPr>
+        <w:t xml:space="preserve"> الدق، صلاح نجيب (2022). الأحكام المتعلّقة برفع أجهزة الإنعاش عن المريض. مجلة جمعية أنصار السنة المحمدية، مصر، مج14، ع88، ص14-16.</w:t>
+      </w:r>
+    </w:p>
+  </w:footnote>
+  <w:footnote w:id="160">
+    <w:p>
+      <w:pPr>
+        <w:bidi/>
+        <w:spacing w:line="240"/>
+      </w:pPr>
+      <w:r>
+        <w:rPr>
+          <w:rStyle w:val="FootnoteReference"/>
+        </w:rPr>
+        <w:footnoteRef/>
+      </w:r>
+      <w:r>
+        <w:rPr>
+          <w:rFonts w:ascii="Simplified Arabic" w:cs="Simplified Arabic" w:eastAsia="Simplified Arabic" w:hAnsi="Simplified Arabic"/>
+          <w:sz w:val="22"/>
+          <w:szCs w:val="22"/>
+          <w:rtl/>
+        </w:rPr>
+        <w:t xml:space="preserve"> دار الإفتاء المصرية. الفتوى رقم (11622): حكم رفع الأجهزة الطبية عن المريض الميؤوس من شفائه. القاهرة. https://dar-alifta.org/ar/fatwa/details/11622</w:t>
+      </w:r>
+    </w:p>
+  </w:footnote>
+  <w:footnote w:id="161">
+    <w:p>
+      <w:pPr>
+        <w:bidi/>
+        <w:spacing w:line="240"/>
+      </w:pPr>
+      <w:r>
+        <w:rPr>
+          <w:rStyle w:val="FootnoteReference"/>
+        </w:rPr>
+        <w:footnoteRef/>
+      </w:r>
+      <w:r>
+        <w:rPr>
+          <w:rFonts w:ascii="Simplified Arabic" w:cs="Simplified Arabic" w:eastAsia="Simplified Arabic" w:hAnsi="Simplified Arabic"/>
+          <w:sz w:val="22"/>
+          <w:szCs w:val="22"/>
+          <w:rtl/>
+        </w:rPr>
+        <w:t xml:space="preserve"> مجلس الإفتاء والبحوث والدراسات الإسلامية، المملكة الأردنية الهاشمية. القرار رقم (117): حكم عدم وضع أجهزة الإنعاش على المريض الذي لا يُرجى شفاؤه. دائرة الإفتاء العام، عمّان. https://www.aliftaa.jo/Decision.aspx?DecisionId=119</w:t>
+      </w:r>
+    </w:p>
+  </w:footnote>
+  <w:footnote w:id="162">
+    <w:p>
+      <w:pPr>
+        <w:bidi/>
+        <w:spacing w:line="240"/>
+      </w:pPr>
+      <w:r>
+        <w:rPr>
+          <w:rStyle w:val="FootnoteReference"/>
+        </w:rPr>
+        <w:footnoteRef/>
+      </w:r>
+      <w:r>
+        <w:rPr>
+          <w:rFonts w:ascii="Simplified Arabic" w:cs="Simplified Arabic" w:eastAsia="Simplified Arabic" w:hAnsi="Simplified Arabic"/>
+          <w:sz w:val="22"/>
+          <w:szCs w:val="22"/>
+          <w:rtl/>
+        </w:rPr>
+        <w:t xml:space="preserve"> مجلس الإفتاء والبحوث والدراسات الإسلامية، المملكة الأردنية الهاشمية. القرار رقم (117): حكم عدم وضع أجهزة الإنعاش على المريض الذي لا يُرجى شفاؤه. دائرة الإفتاء العام، عمّان. https://www.aliftaa.jo/Decision.aspx?DecisionId=119</w:t>
+      </w:r>
+    </w:p>
+  </w:footnote>
+  <w:footnote w:id="163">
+    <w:p>
+      <w:pPr>
+        <w:bidi/>
+        <w:spacing w:line="240"/>
+      </w:pPr>
+      <w:r>
+        <w:rPr>
+          <w:rStyle w:val="FootnoteReference"/>
+        </w:rPr>
+        <w:footnoteRef/>
+      </w:r>
+      <w:r>
+        <w:rPr>
+          <w:rFonts w:ascii="Simplified Arabic" w:cs="Simplified Arabic" w:eastAsia="Simplified Arabic" w:hAnsi="Simplified Arabic"/>
+          <w:sz w:val="22"/>
+          <w:szCs w:val="22"/>
+          <w:rtl/>
+        </w:rPr>
+        <w:t xml:space="preserve"> المجمع الفقهي الإسلامي برابطة العالم الإسلامي، قرار الدورة العاشرة، مكة المكرمة، 1408هـ/1987م، بشأن أجهزة الإنعاش؛ وينظر: الزرعوني، راشد محمود (2024). ضوابط رفع أجهزة الإنعاش الصناعي عن الميت دماغيًّا. مجلة البحوث القانونية والاقتصادية، مج66، ع1.</w:t>
+      </w:r>
+    </w:p>
+  </w:footnote>
+  <w:footnote w:id="164">
+    <w:p>
+      <w:pPr>
+        <w:bidi/>
+        <w:spacing w:line="240"/>
+      </w:pPr>
+      <w:r>
+        <w:rPr>
+          <w:rStyle w:val="FootnoteReference"/>
+        </w:rPr>
+        <w:footnoteRef/>
+      </w:r>
+      <w:r>
+        <w:rPr>
+          <w:rFonts w:ascii="Simplified Arabic" w:cs="Simplified Arabic" w:eastAsia="Simplified Arabic" w:hAnsi="Simplified Arabic"/>
+          <w:sz w:val="22"/>
+          <w:szCs w:val="22"/>
+          <w:rtl/>
+        </w:rPr>
+        <w:t xml:space="preserve"> الزرعوني، راشد محمود (2024). ضوابط رفع أجهزة الإنعاش الصناعي عن الميت دماغيًّا - دراسة مقارنة. مجلة البحوث القانونية والاقتصادية، كلية الحقوق بالمنصورة، مج66، ع1.</w:t>
+      </w:r>
+    </w:p>
+  </w:footnote>
+  <w:footnote w:id="165">
+    <w:p>
+      <w:pPr>
+        <w:bidi/>
+        <w:spacing w:line="240"/>
+      </w:pPr>
+      <w:r>
+        <w:rPr>
+          <w:rStyle w:val="FootnoteReference"/>
+        </w:rPr>
+        <w:footnoteRef/>
+      </w:r>
+      <w:r>
+        <w:rPr>
+          <w:rFonts w:ascii="Simplified Arabic" w:cs="Simplified Arabic" w:eastAsia="Simplified Arabic" w:hAnsi="Simplified Arabic"/>
+          <w:sz w:val="22"/>
+          <w:szCs w:val="22"/>
+          <w:rtl/>
+        </w:rPr>
+        <w:t xml:space="preserve"> الكاسح، تهاني فرج الشاعث، والصالحين، مسعود الصالحين عبد القادر (2024). حكم نزع الأجهزة على المريض الميت دماغيًّا. مجلة شمال إفريقيا للنشر العلمي، جامعة عمر المختار، ليبيا، مج2، ع4، ص50-59.</w:t>
+      </w:r>
+    </w:p>
+  </w:footnote>
+  <w:footnote w:id="166">
+    <w:p>
+      <w:pPr>
+        <w:bidi/>
+        <w:spacing w:line="240"/>
+      </w:pPr>
+      <w:r>
+        <w:rPr>
+          <w:rStyle w:val="FootnoteReference"/>
+        </w:rPr>
+        <w:footnoteRef/>
+      </w:r>
+      <w:r>
+        <w:rPr>
+          <w:rFonts w:ascii="Simplified Arabic" w:cs="Simplified Arabic" w:eastAsia="Simplified Arabic" w:hAnsi="Simplified Arabic"/>
+          <w:sz w:val="22"/>
+          <w:szCs w:val="22"/>
+          <w:rtl/>
+        </w:rPr>
+        <w:t xml:space="preserve"> الكاسح، تهاني فرج الشاعث، والصالحين، مسعود الصالحين عبد القادر (2024). حكم نزع الأجهزة على المريض الميت دماغيًّا. مجلة شمال إفريقيا للنشر العلمي، جامعة عمر المختار، ليبيا، مج2، ع4، ص50-59.</w:t>
+      </w:r>
+    </w:p>
+  </w:footnote>
+  <w:footnote w:id="167">
+    <w:p>
+      <w:pPr>
+        <w:bidi/>
+        <w:spacing w:line="240"/>
+      </w:pPr>
+      <w:r>
+        <w:rPr>
+          <w:rStyle w:val="FootnoteReference"/>
+        </w:rPr>
+        <w:footnoteRef/>
+      </w:r>
+      <w:r>
+        <w:rPr>
+          <w:rFonts w:ascii="Simplified Arabic" w:cs="Simplified Arabic" w:eastAsia="Simplified Arabic" w:hAnsi="Simplified Arabic"/>
+          <w:sz w:val="22"/>
+          <w:szCs w:val="22"/>
+          <w:rtl/>
+        </w:rPr>
+        <w:t xml:space="preserve"> الحبلاني، سعود بن فرحان محمد (2006). حكم رفع أجهزة الإنعاش عن المتوفى دماغيًّا: دراسة فقهية مقارنة. مجلة كلية الدراسات الإسلامية والعربية للبنين بالقاهرة، جامعة الأزهر، مج24، ع1، ص454-490.</w:t>
+      </w:r>
+    </w:p>
+  </w:footnote>
+  <w:footnote w:id="168">
     <w:p>
       <w:pPr>
         <w:bidi/>

--- a/seminar/Abd Almahdi Dahla 212684527.docx
+++ b/seminar/Abd Almahdi Dahla 212684527.docx
@@ -1453,6 +1453,4027 @@
           <w:szCs w:val="32"/>
           <w:rtl/>
         </w:rPr>
+        <w:t xml:space="preserve">الدراسات السابقة</w:t>
+      </w:r>
+    </w:p>
+    <w:p>
+      <w:pPr>
+        <w:bidi/>
+        <w:spacing w:after="160" w:line="480"/>
+        <w:jc w:val="both"/>
+      </w:pPr>
+      <w:r>
+        <w:rPr>
+          <w:rFonts w:ascii="Simplified Arabic" w:cs="Simplified Arabic" w:eastAsia="Simplified Arabic" w:hAnsi="Simplified Arabic"/>
+          <w:b w:val="false"/>
+          <w:bCs w:val="false"/>
+          <w:sz w:val="28"/>
+          <w:szCs w:val="28"/>
+          <w:rtl/>
+        </w:rPr>
+        <w:t xml:space="preserve">رتّبت الدراسات ترتيبًا زمنيًّا متسلسلًا من الجديد إلى القديم، أولًا الدراسات باللغة العربيّة (17 دراسة)، ثم الدراسات باللغات الأجنبيّة (10 دراسات)، فالمجموع 27 دراسة، مع بيان الفائدة من كلّ دراسة ورابطها وتاريخ استرجاعها.</w:t>
+      </w:r>
+    </w:p>
+    <w:p>
+      <w:pPr>
+        <w:pStyle w:val="Heading3"/>
+        <w:bidi/>
+        <w:spacing w:after="160" w:before="200" w:line="360"/>
+        <w:jc w:val="right"/>
+      </w:pPr>
+      <w:r>
+        <w:rPr>
+          <w:rFonts w:ascii="Simplified Arabic" w:cs="Simplified Arabic" w:eastAsia="Simplified Arabic" w:hAnsi="Simplified Arabic"/>
+          <w:b/>
+          <w:bCs/>
+          <w:color w:val="000000"/>
+          <w:sz w:val="28"/>
+          <w:szCs w:val="28"/>
+          <w:rtl/>
+        </w:rPr>
+        <w:t xml:space="preserve">أولًا: الدراسات باللغة العربيّة (17 دراسة):</w:t>
+      </w:r>
+    </w:p>
+    <w:p>
+      <w:pPr>
+        <w:bidi/>
+        <w:spacing w:after="160" w:line="480"/>
+        <w:jc w:val="both"/>
+      </w:pPr>
+      <w:r>
+        <w:rPr>
+          <w:rFonts w:ascii="Simplified Arabic" w:cs="Simplified Arabic" w:eastAsia="Simplified Arabic" w:hAnsi="Simplified Arabic"/>
+          <w:b/>
+          <w:bCs/>
+          <w:sz w:val="28"/>
+          <w:szCs w:val="28"/>
+          <w:rtl/>
+        </w:rPr>
+        <w:t xml:space="preserve">1. ضوابط رفع أجهزة الإنعاش الصناعيّ عن الميت دماغيًّا - دراسة مقارنة</w:t>
+      </w:r>
+    </w:p>
+    <w:p>
+      <w:pPr>
+        <w:bidi/>
+        <w:spacing w:after="160" w:line="480"/>
+        <w:jc w:val="both"/>
+      </w:pPr>
+      <w:r>
+        <w:rPr>
+          <w:rFonts w:ascii="Simplified Arabic" w:cs="Simplified Arabic" w:eastAsia="Simplified Arabic" w:hAnsi="Simplified Arabic"/>
+          <w:b w:val="false"/>
+          <w:bCs w:val="false"/>
+          <w:sz w:val="28"/>
+          <w:szCs w:val="28"/>
+          <w:rtl/>
+        </w:rPr>
+        <w:t xml:space="preserve">التوثيق: </w:t>
+      </w:r>
+      <w:r>
+        <w:rPr>
+          <w:rFonts w:ascii="Simplified Arabic" w:cs="Simplified Arabic" w:eastAsia="Simplified Arabic" w:hAnsi="Simplified Arabic"/>
+          <w:b w:val="false"/>
+          <w:bCs w:val="false"/>
+          <w:sz w:val="28"/>
+          <w:szCs w:val="28"/>
+          <w:rtl/>
+        </w:rPr>
+        <w:t xml:space="preserve">الزرعوني، راشد محمود (2024). ضوابط رفع أجهزة الإنعاش الصناعي عن الميت دماغيًّا - دراسة مقارنة. جمهورية مصر العربية: مجلة البحوث القانونية والاقتصادية، كلية الحقوق، مج66، ع1.</w:t>
+      </w:r>
+    </w:p>
+    <w:p>
+      <w:pPr>
+        <w:bidi/>
+        <w:spacing w:after="160" w:line="480"/>
+        <w:jc w:val="both"/>
+      </w:pPr>
+      <w:r>
+        <w:rPr>
+          <w:rFonts w:ascii="Simplified Arabic" w:cs="Simplified Arabic" w:eastAsia="Simplified Arabic" w:hAnsi="Simplified Arabic"/>
+          <w:b w:val="false"/>
+          <w:bCs w:val="false"/>
+          <w:sz w:val="28"/>
+          <w:szCs w:val="28"/>
+          <w:rtl/>
+        </w:rPr>
+        <w:t xml:space="preserve">رابط الدراسة: </w:t>
+      </w:r>
+      <w:r>
+        <w:rPr>
+          <w:rFonts w:ascii="Simplified Arabic" w:cs="Simplified Arabic" w:eastAsia="Simplified Arabic" w:hAnsi="Simplified Arabic"/>
+          <w:b w:val="false"/>
+          <w:bCs w:val="false"/>
+          <w:sz w:val="28"/>
+          <w:szCs w:val="28"/>
+          <w:rtl/>
+        </w:rPr>
+        <w:t xml:space="preserve">https://journals.ekb.eg/article_368941_0.html</w:t>
+      </w:r>
+    </w:p>
+    <w:p>
+      <w:pPr>
+        <w:bidi/>
+        <w:spacing w:after="160" w:line="480"/>
+        <w:jc w:val="both"/>
+      </w:pPr>
+      <w:r>
+        <w:rPr>
+          <w:rFonts w:ascii="Simplified Arabic" w:cs="Simplified Arabic" w:eastAsia="Simplified Arabic" w:hAnsi="Simplified Arabic"/>
+          <w:b w:val="false"/>
+          <w:bCs w:val="false"/>
+          <w:sz w:val="28"/>
+          <w:szCs w:val="28"/>
+          <w:rtl/>
+        </w:rPr>
+        <w:t xml:space="preserve">تاريخ الاسترجاع: </w:t>
+      </w:r>
+      <w:r>
+        <w:rPr>
+          <w:rFonts w:ascii="Simplified Arabic" w:cs="Simplified Arabic" w:eastAsia="Simplified Arabic" w:hAnsi="Simplified Arabic"/>
+          <w:b w:val="false"/>
+          <w:bCs w:val="false"/>
+          <w:sz w:val="28"/>
+          <w:szCs w:val="28"/>
+          <w:rtl/>
+        </w:rPr>
+        <w:t xml:space="preserve">26.12.2025</w:t>
+      </w:r>
+      <w:r>
+        <w:rPr>
+          <w:rFonts w:ascii="Simplified Arabic" w:cs="Simplified Arabic" w:eastAsia="Simplified Arabic" w:hAnsi="Simplified Arabic"/>
+          <w:b w:val="false"/>
+          <w:bCs w:val="false"/>
+          <w:sz w:val="28"/>
+          <w:szCs w:val="28"/>
+          <w:rtl/>
+        </w:rPr>
+        <w:t xml:space="preserve">.</w:t>
+      </w:r>
+    </w:p>
+    <w:p>
+      <w:pPr>
+        <w:bidi/>
+        <w:spacing w:after="160" w:line="480"/>
+        <w:jc w:val="both"/>
+      </w:pPr>
+      <w:r>
+        <w:rPr>
+          <w:rFonts w:ascii="Simplified Arabic" w:cs="Simplified Arabic" w:eastAsia="Simplified Arabic" w:hAnsi="Simplified Arabic"/>
+          <w:b/>
+          <w:bCs/>
+          <w:sz w:val="28"/>
+          <w:szCs w:val="28"/>
+          <w:rtl/>
+        </w:rPr>
+        <w:t xml:space="preserve">&gt; الفائدة من الدراسة: </w:t>
+      </w:r>
+      <w:r>
+        <w:rPr>
+          <w:rFonts w:ascii="Simplified Arabic" w:cs="Simplified Arabic" w:eastAsia="Simplified Arabic" w:hAnsi="Simplified Arabic"/>
+          <w:b w:val="false"/>
+          <w:bCs w:val="false"/>
+          <w:sz w:val="28"/>
+          <w:szCs w:val="28"/>
+          <w:rtl/>
+        </w:rPr>
+        <w:t xml:space="preserve">تخدمني هذه الدراسة في بيان الضوابط الشرعيّة والقانونيّة لرفع الأجهزة في المبحث الرابع من الفصل الرابع، وفي مقارنة القوانين العربيّة.</w:t>
+      </w:r>
+    </w:p>
+    <w:p/>
+    <w:p>
+      <w:pPr>
+        <w:bidi/>
+        <w:spacing w:after="160" w:line="480"/>
+        <w:jc w:val="both"/>
+      </w:pPr>
+      <w:r>
+        <w:rPr>
+          <w:rFonts w:ascii="Simplified Arabic" w:cs="Simplified Arabic" w:eastAsia="Simplified Arabic" w:hAnsi="Simplified Arabic"/>
+          <w:b/>
+          <w:bCs/>
+          <w:sz w:val="28"/>
+          <w:szCs w:val="28"/>
+          <w:rtl/>
+        </w:rPr>
+        <w:t xml:space="preserve">2. ضوابط رفع أجهزة الإنعاش الصناعيّ عن الميت دماغيًّا - دراسة مقارنة</w:t>
+      </w:r>
+    </w:p>
+    <w:p>
+      <w:pPr>
+        <w:bidi/>
+        <w:spacing w:after="160" w:line="480"/>
+        <w:jc w:val="both"/>
+      </w:pPr>
+      <w:r>
+        <w:rPr>
+          <w:rFonts w:ascii="Simplified Arabic" w:cs="Simplified Arabic" w:eastAsia="Simplified Arabic" w:hAnsi="Simplified Arabic"/>
+          <w:b w:val="false"/>
+          <w:bCs w:val="false"/>
+          <w:sz w:val="28"/>
+          <w:szCs w:val="28"/>
+          <w:rtl/>
+        </w:rPr>
+        <w:t xml:space="preserve">التوثيق: </w:t>
+      </w:r>
+      <w:r>
+        <w:rPr>
+          <w:rFonts w:ascii="Simplified Arabic" w:cs="Simplified Arabic" w:eastAsia="Simplified Arabic" w:hAnsi="Simplified Arabic"/>
+          <w:b w:val="false"/>
+          <w:bCs w:val="false"/>
+          <w:sz w:val="28"/>
+          <w:szCs w:val="28"/>
+          <w:rtl/>
+        </w:rPr>
+        <w:t xml:space="preserve">الشلتوني، أنور (2024). ضوابط رفع أجهزة الإنعاش الصناعي عن الميت دماغيًّا - دراسة مقارنة. مجلة البحوث القانونية والاقتصادية (المنصورة)، مج14، ع88، ص1-48.</w:t>
+      </w:r>
+    </w:p>
+    <w:p>
+      <w:pPr>
+        <w:bidi/>
+        <w:spacing w:after="160" w:line="480"/>
+        <w:jc w:val="both"/>
+      </w:pPr>
+      <w:r>
+        <w:rPr>
+          <w:rFonts w:ascii="Simplified Arabic" w:cs="Simplified Arabic" w:eastAsia="Simplified Arabic" w:hAnsi="Simplified Arabic"/>
+          <w:b w:val="false"/>
+          <w:bCs w:val="false"/>
+          <w:sz w:val="28"/>
+          <w:szCs w:val="28"/>
+          <w:rtl/>
+        </w:rPr>
+        <w:t xml:space="preserve">رابط الدراسة: </w:t>
+      </w:r>
+      <w:r>
+        <w:rPr>
+          <w:rFonts w:ascii="Simplified Arabic" w:cs="Simplified Arabic" w:eastAsia="Simplified Arabic" w:hAnsi="Simplified Arabic"/>
+          <w:b w:val="false"/>
+          <w:bCs w:val="false"/>
+          <w:sz w:val="28"/>
+          <w:szCs w:val="28"/>
+          <w:rtl/>
+        </w:rPr>
+        <w:t xml:space="preserve">https://mjle.journals.ekb.eg/article_368941_50690f4113b5efc26ad3acb040dabad4.pdf</w:t>
+      </w:r>
+    </w:p>
+    <w:p>
+      <w:pPr>
+        <w:bidi/>
+        <w:spacing w:after="160" w:line="480"/>
+        <w:jc w:val="both"/>
+      </w:pPr>
+      <w:r>
+        <w:rPr>
+          <w:rFonts w:ascii="Simplified Arabic" w:cs="Simplified Arabic" w:eastAsia="Simplified Arabic" w:hAnsi="Simplified Arabic"/>
+          <w:b w:val="false"/>
+          <w:bCs w:val="false"/>
+          <w:sz w:val="28"/>
+          <w:szCs w:val="28"/>
+          <w:rtl/>
+        </w:rPr>
+        <w:t xml:space="preserve">تاريخ الاسترجاع: </w:t>
+      </w:r>
+      <w:r>
+        <w:rPr>
+          <w:rFonts w:ascii="Simplified Arabic" w:cs="Simplified Arabic" w:eastAsia="Simplified Arabic" w:hAnsi="Simplified Arabic"/>
+          <w:b w:val="false"/>
+          <w:bCs w:val="false"/>
+          <w:sz w:val="28"/>
+          <w:szCs w:val="28"/>
+          <w:rtl/>
+        </w:rPr>
+        <w:t xml:space="preserve">25.12.2025</w:t>
+      </w:r>
+      <w:r>
+        <w:rPr>
+          <w:rFonts w:ascii="Simplified Arabic" w:cs="Simplified Arabic" w:eastAsia="Simplified Arabic" w:hAnsi="Simplified Arabic"/>
+          <w:b w:val="false"/>
+          <w:bCs w:val="false"/>
+          <w:sz w:val="28"/>
+          <w:szCs w:val="28"/>
+          <w:rtl/>
+        </w:rPr>
+        <w:t xml:space="preserve">.</w:t>
+      </w:r>
+    </w:p>
+    <w:p>
+      <w:pPr>
+        <w:bidi/>
+        <w:spacing w:after="160" w:line="480"/>
+        <w:jc w:val="both"/>
+      </w:pPr>
+      <w:r>
+        <w:rPr>
+          <w:rFonts w:ascii="Simplified Arabic" w:cs="Simplified Arabic" w:eastAsia="Simplified Arabic" w:hAnsi="Simplified Arabic"/>
+          <w:b/>
+          <w:bCs/>
+          <w:sz w:val="28"/>
+          <w:szCs w:val="28"/>
+          <w:rtl/>
+        </w:rPr>
+        <w:t xml:space="preserve">&gt; الفائدة من الدراسة: </w:t>
+      </w:r>
+      <w:r>
+        <w:rPr>
+          <w:rFonts w:ascii="Simplified Arabic" w:cs="Simplified Arabic" w:eastAsia="Simplified Arabic" w:hAnsi="Simplified Arabic"/>
+          <w:b w:val="false"/>
+          <w:bCs w:val="false"/>
+          <w:sz w:val="28"/>
+          <w:szCs w:val="28"/>
+          <w:rtl/>
+        </w:rPr>
+        <w:t xml:space="preserve">تخدمني هذه الدراسة في مطلب المسؤوليّة الطبيّة والآثار القانونيّة في الفصل الثالث والفصل الرابع.</w:t>
+      </w:r>
+    </w:p>
+    <w:p/>
+    <w:p>
+      <w:pPr>
+        <w:bidi/>
+        <w:spacing w:after="160" w:line="480"/>
+        <w:jc w:val="both"/>
+      </w:pPr>
+      <w:r>
+        <w:rPr>
+          <w:rFonts w:ascii="Simplified Arabic" w:cs="Simplified Arabic" w:eastAsia="Simplified Arabic" w:hAnsi="Simplified Arabic"/>
+          <w:b/>
+          <w:bCs/>
+          <w:sz w:val="28"/>
+          <w:szCs w:val="28"/>
+          <w:rtl/>
+        </w:rPr>
+        <w:t xml:space="preserve">3. الأحكام الفقهيّة الخاصة برفع أجهزة الإنعاش عن المريض حكمًا وتأصيلًا</w:t>
+      </w:r>
+    </w:p>
+    <w:p>
+      <w:pPr>
+        <w:bidi/>
+        <w:spacing w:after="160" w:line="480"/>
+        <w:jc w:val="both"/>
+      </w:pPr>
+      <w:r>
+        <w:rPr>
+          <w:rFonts w:ascii="Simplified Arabic" w:cs="Simplified Arabic" w:eastAsia="Simplified Arabic" w:hAnsi="Simplified Arabic"/>
+          <w:b w:val="false"/>
+          <w:bCs w:val="false"/>
+          <w:sz w:val="28"/>
+          <w:szCs w:val="28"/>
+          <w:rtl/>
+        </w:rPr>
+        <w:t xml:space="preserve">التوثيق: </w:t>
+      </w:r>
+      <w:r>
+        <w:rPr>
+          <w:rFonts w:ascii="Simplified Arabic" w:cs="Simplified Arabic" w:eastAsia="Simplified Arabic" w:hAnsi="Simplified Arabic"/>
+          <w:b w:val="false"/>
+          <w:bCs w:val="false"/>
+          <w:sz w:val="28"/>
+          <w:szCs w:val="28"/>
+          <w:rtl/>
+        </w:rPr>
+        <w:t xml:space="preserve">الكميتي، أحمد عمران مصطفى (2024). الأحكام الفقهية الخاصة برفع أجهزة الإنعاش عن المريض حكمًا وتأصيلًا. مجلة المنتدى الأكاديمي للعلوم الإنسانية، ليبيا، مج8، ع1، ص157-204.</w:t>
+      </w:r>
+    </w:p>
+    <w:p>
+      <w:pPr>
+        <w:bidi/>
+        <w:spacing w:after="160" w:line="480"/>
+        <w:jc w:val="both"/>
+      </w:pPr>
+      <w:r>
+        <w:rPr>
+          <w:rFonts w:ascii="Simplified Arabic" w:cs="Simplified Arabic" w:eastAsia="Simplified Arabic" w:hAnsi="Simplified Arabic"/>
+          <w:b w:val="false"/>
+          <w:bCs w:val="false"/>
+          <w:sz w:val="28"/>
+          <w:szCs w:val="28"/>
+          <w:rtl/>
+        </w:rPr>
+        <w:t xml:space="preserve">رابط الدراسة: </w:t>
+      </w:r>
+      <w:r>
+        <w:rPr>
+          <w:rFonts w:ascii="Simplified Arabic" w:cs="Simplified Arabic" w:eastAsia="Simplified Arabic" w:hAnsi="Simplified Arabic"/>
+          <w:b w:val="false"/>
+          <w:bCs w:val="false"/>
+          <w:sz w:val="28"/>
+          <w:szCs w:val="28"/>
+          <w:rtl/>
+        </w:rPr>
+        <w:t xml:space="preserve">https://search.mandumah.com/Record/1633970</w:t>
+      </w:r>
+    </w:p>
+    <w:p>
+      <w:pPr>
+        <w:bidi/>
+        <w:spacing w:after="160" w:line="480"/>
+        <w:jc w:val="both"/>
+      </w:pPr>
+      <w:r>
+        <w:rPr>
+          <w:rFonts w:ascii="Simplified Arabic" w:cs="Simplified Arabic" w:eastAsia="Simplified Arabic" w:hAnsi="Simplified Arabic"/>
+          <w:b w:val="false"/>
+          <w:bCs w:val="false"/>
+          <w:sz w:val="28"/>
+          <w:szCs w:val="28"/>
+          <w:rtl/>
+        </w:rPr>
+        <w:t xml:space="preserve">تاريخ الاسترجاع: </w:t>
+      </w:r>
+      <w:r>
+        <w:rPr>
+          <w:rFonts w:ascii="Simplified Arabic" w:cs="Simplified Arabic" w:eastAsia="Simplified Arabic" w:hAnsi="Simplified Arabic"/>
+          <w:b w:val="false"/>
+          <w:bCs w:val="false"/>
+          <w:sz w:val="28"/>
+          <w:szCs w:val="28"/>
+          <w:rtl/>
+        </w:rPr>
+        <w:t xml:space="preserve">25.12.2025</w:t>
+      </w:r>
+      <w:r>
+        <w:rPr>
+          <w:rFonts w:ascii="Simplified Arabic" w:cs="Simplified Arabic" w:eastAsia="Simplified Arabic" w:hAnsi="Simplified Arabic"/>
+          <w:b w:val="false"/>
+          <w:bCs w:val="false"/>
+          <w:sz w:val="28"/>
+          <w:szCs w:val="28"/>
+          <w:rtl/>
+        </w:rPr>
+        <w:t xml:space="preserve">.</w:t>
+      </w:r>
+    </w:p>
+    <w:p>
+      <w:pPr>
+        <w:bidi/>
+        <w:spacing w:after="160" w:line="480"/>
+        <w:jc w:val="both"/>
+      </w:pPr>
+      <w:r>
+        <w:rPr>
+          <w:rFonts w:ascii="Simplified Arabic" w:cs="Simplified Arabic" w:eastAsia="Simplified Arabic" w:hAnsi="Simplified Arabic"/>
+          <w:b/>
+          <w:bCs/>
+          <w:sz w:val="28"/>
+          <w:szCs w:val="28"/>
+          <w:rtl/>
+        </w:rPr>
+        <w:t xml:space="preserve">&gt; الفائدة من الدراسة: </w:t>
+      </w:r>
+      <w:r>
+        <w:rPr>
+          <w:rFonts w:ascii="Simplified Arabic" w:cs="Simplified Arabic" w:eastAsia="Simplified Arabic" w:hAnsi="Simplified Arabic"/>
+          <w:b w:val="false"/>
+          <w:bCs w:val="false"/>
+          <w:sz w:val="28"/>
+          <w:szCs w:val="28"/>
+          <w:rtl/>
+        </w:rPr>
+        <w:t xml:space="preserve">تخدمني هذه الدراسة في المبحث الأوّل من الفصل الرابع (التأصيل الفقهيّ وتصوير المسألة).</w:t>
+      </w:r>
+    </w:p>
+    <w:p/>
+    <w:p>
+      <w:pPr>
+        <w:bidi/>
+        <w:spacing w:after="160" w:line="480"/>
+        <w:jc w:val="both"/>
+      </w:pPr>
+      <w:r>
+        <w:rPr>
+          <w:rFonts w:ascii="Simplified Arabic" w:cs="Simplified Arabic" w:eastAsia="Simplified Arabic" w:hAnsi="Simplified Arabic"/>
+          <w:b/>
+          <w:bCs/>
+          <w:sz w:val="28"/>
+          <w:szCs w:val="28"/>
+          <w:rtl/>
+        </w:rPr>
+        <w:t xml:space="preserve">4. حكم نزع الأجهزة على المريض الميت دماغيًّا</w:t>
+      </w:r>
+    </w:p>
+    <w:p>
+      <w:pPr>
+        <w:bidi/>
+        <w:spacing w:after="160" w:line="480"/>
+        <w:jc w:val="both"/>
+      </w:pPr>
+      <w:r>
+        <w:rPr>
+          <w:rFonts w:ascii="Simplified Arabic" w:cs="Simplified Arabic" w:eastAsia="Simplified Arabic" w:hAnsi="Simplified Arabic"/>
+          <w:b w:val="false"/>
+          <w:bCs w:val="false"/>
+          <w:sz w:val="28"/>
+          <w:szCs w:val="28"/>
+          <w:rtl/>
+        </w:rPr>
+        <w:t xml:space="preserve">التوثيق: </w:t>
+      </w:r>
+      <w:r>
+        <w:rPr>
+          <w:rFonts w:ascii="Simplified Arabic" w:cs="Simplified Arabic" w:eastAsia="Simplified Arabic" w:hAnsi="Simplified Arabic"/>
+          <w:b w:val="false"/>
+          <w:bCs w:val="false"/>
+          <w:sz w:val="28"/>
+          <w:szCs w:val="28"/>
+          <w:rtl/>
+        </w:rPr>
+        <w:t xml:space="preserve">الكاسح، تهاني فرج الشاعث، والصالحين، مسعود الصالحين عبد القادر (2024). حكم نزع الأجهزة على المريض الميت دماغيًّا. ليبيا (البيضاء): مجلة شمال إفريقيا للنشر العلمي، جامعة عمر المختار، مج2، ع4، ص50-59.</w:t>
+      </w:r>
+    </w:p>
+    <w:p>
+      <w:pPr>
+        <w:bidi/>
+        <w:spacing w:after="160" w:line="480"/>
+        <w:jc w:val="both"/>
+      </w:pPr>
+      <w:r>
+        <w:rPr>
+          <w:rFonts w:ascii="Simplified Arabic" w:cs="Simplified Arabic" w:eastAsia="Simplified Arabic" w:hAnsi="Simplified Arabic"/>
+          <w:b w:val="false"/>
+          <w:bCs w:val="false"/>
+          <w:sz w:val="28"/>
+          <w:szCs w:val="28"/>
+          <w:rtl/>
+        </w:rPr>
+        <w:t xml:space="preserve">رابط الدراسة: </w:t>
+      </w:r>
+      <w:r>
+        <w:rPr>
+          <w:rFonts w:ascii="Simplified Arabic" w:cs="Simplified Arabic" w:eastAsia="Simplified Arabic" w:hAnsi="Simplified Arabic"/>
+          <w:b w:val="false"/>
+          <w:bCs w:val="false"/>
+          <w:sz w:val="28"/>
+          <w:szCs w:val="28"/>
+          <w:rtl/>
+        </w:rPr>
+        <w:t xml:space="preserve">https://doi.org/10.65414/najsp.v2i4.281</w:t>
+      </w:r>
+    </w:p>
+    <w:p>
+      <w:pPr>
+        <w:bidi/>
+        <w:spacing w:after="160" w:line="480"/>
+        <w:jc w:val="both"/>
+      </w:pPr>
+      <w:r>
+        <w:rPr>
+          <w:rFonts w:ascii="Simplified Arabic" w:cs="Simplified Arabic" w:eastAsia="Simplified Arabic" w:hAnsi="Simplified Arabic"/>
+          <w:b w:val="false"/>
+          <w:bCs w:val="false"/>
+          <w:sz w:val="28"/>
+          <w:szCs w:val="28"/>
+          <w:rtl/>
+        </w:rPr>
+        <w:t xml:space="preserve">تاريخ الاسترجاع: </w:t>
+      </w:r>
+      <w:r>
+        <w:rPr>
+          <w:rFonts w:ascii="Simplified Arabic" w:cs="Simplified Arabic" w:eastAsia="Simplified Arabic" w:hAnsi="Simplified Arabic"/>
+          <w:b w:val="false"/>
+          <w:bCs w:val="false"/>
+          <w:sz w:val="28"/>
+          <w:szCs w:val="28"/>
+          <w:rtl/>
+        </w:rPr>
+        <w:t xml:space="preserve">25.12.2025</w:t>
+      </w:r>
+      <w:r>
+        <w:rPr>
+          <w:rFonts w:ascii="Simplified Arabic" w:cs="Simplified Arabic" w:eastAsia="Simplified Arabic" w:hAnsi="Simplified Arabic"/>
+          <w:b w:val="false"/>
+          <w:bCs w:val="false"/>
+          <w:sz w:val="28"/>
+          <w:szCs w:val="28"/>
+          <w:rtl/>
+        </w:rPr>
+        <w:t xml:space="preserve">.</w:t>
+      </w:r>
+    </w:p>
+    <w:p>
+      <w:pPr>
+        <w:bidi/>
+        <w:spacing w:after="160" w:line="480"/>
+        <w:jc w:val="both"/>
+      </w:pPr>
+      <w:r>
+        <w:rPr>
+          <w:rFonts w:ascii="Simplified Arabic" w:cs="Simplified Arabic" w:eastAsia="Simplified Arabic" w:hAnsi="Simplified Arabic"/>
+          <w:b/>
+          <w:bCs/>
+          <w:sz w:val="28"/>
+          <w:szCs w:val="28"/>
+          <w:rtl/>
+        </w:rPr>
+        <w:t xml:space="preserve">&gt; الفائدة من الدراسة: </w:t>
+      </w:r>
+      <w:r>
+        <w:rPr>
+          <w:rFonts w:ascii="Simplified Arabic" w:cs="Simplified Arabic" w:eastAsia="Simplified Arabic" w:hAnsi="Simplified Arabic"/>
+          <w:b w:val="false"/>
+          <w:bCs w:val="false"/>
+          <w:sz w:val="28"/>
+          <w:szCs w:val="28"/>
+          <w:rtl/>
+        </w:rPr>
+        <w:t xml:space="preserve">تخدمني هذه الدراسة في بيان أقوال الفقهاء المعارضين وأدلّتهم في المبحث الثالث من الفصل الرابع.</w:t>
+      </w:r>
+    </w:p>
+    <w:p/>
+    <w:p>
+      <w:pPr>
+        <w:bidi/>
+        <w:spacing w:after="160" w:line="480"/>
+        <w:jc w:val="both"/>
+      </w:pPr>
+      <w:r>
+        <w:rPr>
+          <w:rFonts w:ascii="Simplified Arabic" w:cs="Simplified Arabic" w:eastAsia="Simplified Arabic" w:hAnsi="Simplified Arabic"/>
+          <w:b/>
+          <w:bCs/>
+          <w:sz w:val="28"/>
+          <w:szCs w:val="28"/>
+          <w:rtl/>
+        </w:rPr>
+        <w:t xml:space="preserve">5. الوضع القانونيّ للميت دماغيًّا: دراسة قانونيّة مقارنة مع أحكام الفقه الإسلاميّ</w:t>
+      </w:r>
+    </w:p>
+    <w:p>
+      <w:pPr>
+        <w:bidi/>
+        <w:spacing w:after="160" w:line="480"/>
+        <w:jc w:val="both"/>
+      </w:pPr>
+      <w:r>
+        <w:rPr>
+          <w:rFonts w:ascii="Simplified Arabic" w:cs="Simplified Arabic" w:eastAsia="Simplified Arabic" w:hAnsi="Simplified Arabic"/>
+          <w:b w:val="false"/>
+          <w:bCs w:val="false"/>
+          <w:sz w:val="28"/>
+          <w:szCs w:val="28"/>
+          <w:rtl/>
+        </w:rPr>
+        <w:t xml:space="preserve">التوثيق: </w:t>
+      </w:r>
+      <w:r>
+        <w:rPr>
+          <w:rFonts w:ascii="Simplified Arabic" w:cs="Simplified Arabic" w:eastAsia="Simplified Arabic" w:hAnsi="Simplified Arabic"/>
+          <w:b w:val="false"/>
+          <w:bCs w:val="false"/>
+          <w:sz w:val="28"/>
+          <w:szCs w:val="28"/>
+          <w:rtl/>
+        </w:rPr>
+        <w:t xml:space="preserve">محمد، عبد الرزاق أحمد (2023). الوضع القانوني للميت دماغيًّا: دراسة قانونية مقارنة مع أحكام الفقه الإسلامي. العراق: مجلة المعهد، معهد العلمين للدراسات العليا، مج1، ص141-158.</w:t>
+      </w:r>
+    </w:p>
+    <w:p>
+      <w:pPr>
+        <w:bidi/>
+        <w:spacing w:after="160" w:line="480"/>
+        <w:jc w:val="both"/>
+      </w:pPr>
+      <w:r>
+        <w:rPr>
+          <w:rFonts w:ascii="Simplified Arabic" w:cs="Simplified Arabic" w:eastAsia="Simplified Arabic" w:hAnsi="Simplified Arabic"/>
+          <w:b w:val="false"/>
+          <w:bCs w:val="false"/>
+          <w:sz w:val="28"/>
+          <w:szCs w:val="28"/>
+          <w:rtl/>
+        </w:rPr>
+        <w:t xml:space="preserve">رابط الدراسة: </w:t>
+      </w:r>
+      <w:r>
+        <w:rPr>
+          <w:rFonts w:ascii="Simplified Arabic" w:cs="Simplified Arabic" w:eastAsia="Simplified Arabic" w:hAnsi="Simplified Arabic"/>
+          <w:b w:val="false"/>
+          <w:bCs w:val="false"/>
+          <w:sz w:val="28"/>
+          <w:szCs w:val="28"/>
+          <w:rtl/>
+        </w:rPr>
+        <w:t xml:space="preserve">https://doi.org/10.61353/ma.0000141</w:t>
+      </w:r>
+    </w:p>
+    <w:p>
+      <w:pPr>
+        <w:bidi/>
+        <w:spacing w:after="160" w:line="480"/>
+        <w:jc w:val="both"/>
+      </w:pPr>
+      <w:r>
+        <w:rPr>
+          <w:rFonts w:ascii="Simplified Arabic" w:cs="Simplified Arabic" w:eastAsia="Simplified Arabic" w:hAnsi="Simplified Arabic"/>
+          <w:b w:val="false"/>
+          <w:bCs w:val="false"/>
+          <w:sz w:val="28"/>
+          <w:szCs w:val="28"/>
+          <w:rtl/>
+        </w:rPr>
+        <w:t xml:space="preserve">تاريخ الاسترجاع: </w:t>
+      </w:r>
+      <w:r>
+        <w:rPr>
+          <w:rFonts w:ascii="Simplified Arabic" w:cs="Simplified Arabic" w:eastAsia="Simplified Arabic" w:hAnsi="Simplified Arabic"/>
+          <w:b w:val="false"/>
+          <w:bCs w:val="false"/>
+          <w:sz w:val="28"/>
+          <w:szCs w:val="28"/>
+          <w:rtl/>
+        </w:rPr>
+        <w:t xml:space="preserve">25.12.2025</w:t>
+      </w:r>
+      <w:r>
+        <w:rPr>
+          <w:rFonts w:ascii="Simplified Arabic" w:cs="Simplified Arabic" w:eastAsia="Simplified Arabic" w:hAnsi="Simplified Arabic"/>
+          <w:b w:val="false"/>
+          <w:bCs w:val="false"/>
+          <w:sz w:val="28"/>
+          <w:szCs w:val="28"/>
+          <w:rtl/>
+        </w:rPr>
+        <w:t xml:space="preserve">.</w:t>
+      </w:r>
+    </w:p>
+    <w:p>
+      <w:pPr>
+        <w:bidi/>
+        <w:spacing w:after="160" w:line="480"/>
+        <w:jc w:val="both"/>
+      </w:pPr>
+      <w:r>
+        <w:rPr>
+          <w:rFonts w:ascii="Simplified Arabic" w:cs="Simplified Arabic" w:eastAsia="Simplified Arabic" w:hAnsi="Simplified Arabic"/>
+          <w:b/>
+          <w:bCs/>
+          <w:sz w:val="28"/>
+          <w:szCs w:val="28"/>
+          <w:rtl/>
+        </w:rPr>
+        <w:t xml:space="preserve">&gt; الفائدة من الدراسة: </w:t>
+      </w:r>
+      <w:r>
+        <w:rPr>
+          <w:rFonts w:ascii="Simplified Arabic" w:cs="Simplified Arabic" w:eastAsia="Simplified Arabic" w:hAnsi="Simplified Arabic"/>
+          <w:b w:val="false"/>
+          <w:bCs w:val="false"/>
+          <w:sz w:val="28"/>
+          <w:szCs w:val="28"/>
+          <w:rtl/>
+        </w:rPr>
+        <w:t xml:space="preserve">تخدمني هذه الدراسة في مبحث الآثار القانونيّة في الفصل الثالث، وفي موقف القوانين العربيّة في الفصل الرابع.</w:t>
+      </w:r>
+    </w:p>
+    <w:p/>
+    <w:p>
+      <w:pPr>
+        <w:bidi/>
+        <w:spacing w:after="160" w:line="480"/>
+        <w:jc w:val="both"/>
+      </w:pPr>
+      <w:r>
+        <w:rPr>
+          <w:rFonts w:ascii="Simplified Arabic" w:cs="Simplified Arabic" w:eastAsia="Simplified Arabic" w:hAnsi="Simplified Arabic"/>
+          <w:b/>
+          <w:bCs/>
+          <w:sz w:val="28"/>
+          <w:szCs w:val="28"/>
+          <w:rtl/>
+        </w:rPr>
+        <w:t xml:space="preserve">6. أثر فقه الموازنات في القتل الرحيم: رفع أجهزة الإنعاش عن الميت دماغيًّا أنموذجًا</w:t>
+      </w:r>
+    </w:p>
+    <w:p>
+      <w:pPr>
+        <w:bidi/>
+        <w:spacing w:after="160" w:line="480"/>
+        <w:jc w:val="both"/>
+      </w:pPr>
+      <w:r>
+        <w:rPr>
+          <w:rFonts w:ascii="Simplified Arabic" w:cs="Simplified Arabic" w:eastAsia="Simplified Arabic" w:hAnsi="Simplified Arabic"/>
+          <w:b w:val="false"/>
+          <w:bCs w:val="false"/>
+          <w:sz w:val="28"/>
+          <w:szCs w:val="28"/>
+          <w:rtl/>
+        </w:rPr>
+        <w:t xml:space="preserve">التوثيق: </w:t>
+      </w:r>
+      <w:r>
+        <w:rPr>
+          <w:rFonts w:ascii="Simplified Arabic" w:cs="Simplified Arabic" w:eastAsia="Simplified Arabic" w:hAnsi="Simplified Arabic"/>
+          <w:b w:val="false"/>
+          <w:bCs w:val="false"/>
+          <w:sz w:val="28"/>
+          <w:szCs w:val="28"/>
+          <w:rtl/>
+        </w:rPr>
+        <w:t xml:space="preserve">ناصر، سيهام (2023). أثر فقه الموازنات في القتل الرحيم: رفع أجهزة الإنعاش عن الميت دماغيًّا أنموذجًا. الجزائر: مجلة الإحياء، ص263 وما بعدها.</w:t>
+      </w:r>
+    </w:p>
+    <w:p>
+      <w:pPr>
+        <w:bidi/>
+        <w:spacing w:after="160" w:line="480"/>
+        <w:jc w:val="both"/>
+      </w:pPr>
+      <w:r>
+        <w:rPr>
+          <w:rFonts w:ascii="Simplified Arabic" w:cs="Simplified Arabic" w:eastAsia="Simplified Arabic" w:hAnsi="Simplified Arabic"/>
+          <w:b w:val="false"/>
+          <w:bCs w:val="false"/>
+          <w:sz w:val="28"/>
+          <w:szCs w:val="28"/>
+          <w:rtl/>
+        </w:rPr>
+        <w:t xml:space="preserve">رابط الدراسة: </w:t>
+      </w:r>
+      <w:r>
+        <w:rPr>
+          <w:rFonts w:ascii="Simplified Arabic" w:cs="Simplified Arabic" w:eastAsia="Simplified Arabic" w:hAnsi="Simplified Arabic"/>
+          <w:b w:val="false"/>
+          <w:bCs w:val="false"/>
+          <w:sz w:val="28"/>
+          <w:szCs w:val="28"/>
+          <w:rtl/>
+        </w:rPr>
+        <w:t xml:space="preserve">https://www.researchgate.net/publication/393318043</w:t>
+      </w:r>
+    </w:p>
+    <w:p>
+      <w:pPr>
+        <w:bidi/>
+        <w:spacing w:after="160" w:line="480"/>
+        <w:jc w:val="both"/>
+      </w:pPr>
+      <w:r>
+        <w:rPr>
+          <w:rFonts w:ascii="Simplified Arabic" w:cs="Simplified Arabic" w:eastAsia="Simplified Arabic" w:hAnsi="Simplified Arabic"/>
+          <w:b w:val="false"/>
+          <w:bCs w:val="false"/>
+          <w:sz w:val="28"/>
+          <w:szCs w:val="28"/>
+          <w:rtl/>
+        </w:rPr>
+        <w:t xml:space="preserve">تاريخ الاسترجاع: </w:t>
+      </w:r>
+      <w:r>
+        <w:rPr>
+          <w:rFonts w:ascii="Simplified Arabic" w:cs="Simplified Arabic" w:eastAsia="Simplified Arabic" w:hAnsi="Simplified Arabic"/>
+          <w:b w:val="false"/>
+          <w:bCs w:val="false"/>
+          <w:sz w:val="28"/>
+          <w:szCs w:val="28"/>
+          <w:rtl/>
+        </w:rPr>
+        <w:t xml:space="preserve">25.12.2025</w:t>
+      </w:r>
+      <w:r>
+        <w:rPr>
+          <w:rFonts w:ascii="Simplified Arabic" w:cs="Simplified Arabic" w:eastAsia="Simplified Arabic" w:hAnsi="Simplified Arabic"/>
+          <w:b w:val="false"/>
+          <w:bCs w:val="false"/>
+          <w:sz w:val="28"/>
+          <w:szCs w:val="28"/>
+          <w:rtl/>
+        </w:rPr>
+        <w:t xml:space="preserve">.</w:t>
+      </w:r>
+    </w:p>
+    <w:p>
+      <w:pPr>
+        <w:bidi/>
+        <w:spacing w:after="160" w:line="480"/>
+        <w:jc w:val="both"/>
+      </w:pPr>
+      <w:r>
+        <w:rPr>
+          <w:rFonts w:ascii="Simplified Arabic" w:cs="Simplified Arabic" w:eastAsia="Simplified Arabic" w:hAnsi="Simplified Arabic"/>
+          <w:b/>
+          <w:bCs/>
+          <w:sz w:val="28"/>
+          <w:szCs w:val="28"/>
+          <w:rtl/>
+        </w:rPr>
+        <w:t xml:space="preserve">&gt; الفائدة من الدراسة: </w:t>
+      </w:r>
+      <w:r>
+        <w:rPr>
+          <w:rFonts w:ascii="Simplified Arabic" w:cs="Simplified Arabic" w:eastAsia="Simplified Arabic" w:hAnsi="Simplified Arabic"/>
+          <w:b w:val="false"/>
+          <w:bCs w:val="false"/>
+          <w:sz w:val="28"/>
+          <w:szCs w:val="28"/>
+          <w:rtl/>
+        </w:rPr>
+        <w:t xml:space="preserve">تخدمني هذه الدراسة في الردّ على الأدلّة وبيان القول الراجح ومبرّرات الترجيح، وفي التفريق بين النزع وقتل الرحمة.</w:t>
+      </w:r>
+    </w:p>
+    <w:p/>
+    <w:p>
+      <w:pPr>
+        <w:bidi/>
+        <w:spacing w:after="160" w:line="480"/>
+        <w:jc w:val="both"/>
+      </w:pPr>
+      <w:r>
+        <w:rPr>
+          <w:rFonts w:ascii="Simplified Arabic" w:cs="Simplified Arabic" w:eastAsia="Simplified Arabic" w:hAnsi="Simplified Arabic"/>
+          <w:b/>
+          <w:bCs/>
+          <w:sz w:val="28"/>
+          <w:szCs w:val="28"/>
+          <w:rtl/>
+        </w:rPr>
+        <w:t xml:space="preserve">7. حكم رفع أجهزة الإنعاش عن المريض الميؤوس منه: دراسة طبيّة فقهيّة معاصرة</w:t>
+      </w:r>
+    </w:p>
+    <w:p>
+      <w:pPr>
+        <w:bidi/>
+        <w:spacing w:after="160" w:line="480"/>
+        <w:jc w:val="both"/>
+      </w:pPr>
+      <w:r>
+        <w:rPr>
+          <w:rFonts w:ascii="Simplified Arabic" w:cs="Simplified Arabic" w:eastAsia="Simplified Arabic" w:hAnsi="Simplified Arabic"/>
+          <w:b w:val="false"/>
+          <w:bCs w:val="false"/>
+          <w:sz w:val="28"/>
+          <w:szCs w:val="28"/>
+          <w:rtl/>
+        </w:rPr>
+        <w:t xml:space="preserve">التوثيق: </w:t>
+      </w:r>
+      <w:r>
+        <w:rPr>
+          <w:rFonts w:ascii="Simplified Arabic" w:cs="Simplified Arabic" w:eastAsia="Simplified Arabic" w:hAnsi="Simplified Arabic"/>
+          <w:b w:val="false"/>
+          <w:bCs w:val="false"/>
+          <w:sz w:val="28"/>
+          <w:szCs w:val="28"/>
+          <w:rtl/>
+        </w:rPr>
+        <w:t xml:space="preserve">العرّان، أنس مهدي محمد (2023). حكم رفع أجهزة الإنعاش عن المريض الميؤوس منه: دراسة طبية فقهية معاصرة. العراق: مجلة مركز بابل للدراسات الإنسانية، مج13، ع2، ص363-384.</w:t>
+      </w:r>
+    </w:p>
+    <w:p>
+      <w:pPr>
+        <w:bidi/>
+        <w:spacing w:after="160" w:line="480"/>
+        <w:jc w:val="both"/>
+      </w:pPr>
+      <w:r>
+        <w:rPr>
+          <w:rFonts w:ascii="Simplified Arabic" w:cs="Simplified Arabic" w:eastAsia="Simplified Arabic" w:hAnsi="Simplified Arabic"/>
+          <w:b w:val="false"/>
+          <w:bCs w:val="false"/>
+          <w:sz w:val="28"/>
+          <w:szCs w:val="28"/>
+          <w:rtl/>
+        </w:rPr>
+        <w:t xml:space="preserve">رابط الدراسة: </w:t>
+      </w:r>
+      <w:r>
+        <w:rPr>
+          <w:rFonts w:ascii="Simplified Arabic" w:cs="Simplified Arabic" w:eastAsia="Simplified Arabic" w:hAnsi="Simplified Arabic"/>
+          <w:b w:val="false"/>
+          <w:bCs w:val="false"/>
+          <w:sz w:val="28"/>
+          <w:szCs w:val="28"/>
+          <w:rtl/>
+        </w:rPr>
+        <w:t xml:space="preserve">https://bcchj.uobabylon.edu.iq/index.php/bcchj/ar/article/view/1016</w:t>
+      </w:r>
+    </w:p>
+    <w:p>
+      <w:pPr>
+        <w:bidi/>
+        <w:spacing w:after="160" w:line="480"/>
+        <w:jc w:val="both"/>
+      </w:pPr>
+      <w:r>
+        <w:rPr>
+          <w:rFonts w:ascii="Simplified Arabic" w:cs="Simplified Arabic" w:eastAsia="Simplified Arabic" w:hAnsi="Simplified Arabic"/>
+          <w:b w:val="false"/>
+          <w:bCs w:val="false"/>
+          <w:sz w:val="28"/>
+          <w:szCs w:val="28"/>
+          <w:rtl/>
+        </w:rPr>
+        <w:t xml:space="preserve">تاريخ الاسترجاع: </w:t>
+      </w:r>
+      <w:r>
+        <w:rPr>
+          <w:rFonts w:ascii="Simplified Arabic" w:cs="Simplified Arabic" w:eastAsia="Simplified Arabic" w:hAnsi="Simplified Arabic"/>
+          <w:b w:val="false"/>
+          <w:bCs w:val="false"/>
+          <w:sz w:val="28"/>
+          <w:szCs w:val="28"/>
+          <w:rtl/>
+        </w:rPr>
+        <w:t xml:space="preserve">14.8.2026</w:t>
+      </w:r>
+      <w:r>
+        <w:rPr>
+          <w:rFonts w:ascii="Simplified Arabic" w:cs="Simplified Arabic" w:eastAsia="Simplified Arabic" w:hAnsi="Simplified Arabic"/>
+          <w:b w:val="false"/>
+          <w:bCs w:val="false"/>
+          <w:sz w:val="28"/>
+          <w:szCs w:val="28"/>
+          <w:rtl/>
+        </w:rPr>
+        <w:t xml:space="preserve">.</w:t>
+      </w:r>
+    </w:p>
+    <w:p>
+      <w:pPr>
+        <w:bidi/>
+        <w:spacing w:after="160" w:line="480"/>
+        <w:jc w:val="both"/>
+      </w:pPr>
+      <w:r>
+        <w:rPr>
+          <w:rFonts w:ascii="Simplified Arabic" w:cs="Simplified Arabic" w:eastAsia="Simplified Arabic" w:hAnsi="Simplified Arabic"/>
+          <w:b/>
+          <w:bCs/>
+          <w:sz w:val="28"/>
+          <w:szCs w:val="28"/>
+          <w:rtl/>
+        </w:rPr>
+        <w:t xml:space="preserve">&gt; الفائدة من الدراسة: </w:t>
+      </w:r>
+      <w:r>
+        <w:rPr>
+          <w:rFonts w:ascii="Simplified Arabic" w:cs="Simplified Arabic" w:eastAsia="Simplified Arabic" w:hAnsi="Simplified Arabic"/>
+          <w:b w:val="false"/>
+          <w:bCs w:val="false"/>
+          <w:sz w:val="28"/>
+          <w:szCs w:val="28"/>
+          <w:rtl/>
+        </w:rPr>
+        <w:t xml:space="preserve">تخدمني هذه الدراسة في حكم رفع الأجهزة عن الميؤوس منه وفي مسألة الموازنة بين مرجوّ الحياة وميؤوسها عند التزاحم على الأجهزة.</w:t>
+      </w:r>
+    </w:p>
+    <w:p/>
+    <w:p>
+      <w:pPr>
+        <w:bidi/>
+        <w:spacing w:after="160" w:line="480"/>
+        <w:jc w:val="both"/>
+      </w:pPr>
+      <w:r>
+        <w:rPr>
+          <w:rFonts w:ascii="Simplified Arabic" w:cs="Simplified Arabic" w:eastAsia="Simplified Arabic" w:hAnsi="Simplified Arabic"/>
+          <w:b/>
+          <w:bCs/>
+          <w:sz w:val="28"/>
+          <w:szCs w:val="28"/>
+          <w:rtl/>
+        </w:rPr>
+        <w:t xml:space="preserve">8. أحكام الموت الدماغيّ للإنسان والتصرّف في أعضائه</w:t>
+      </w:r>
+    </w:p>
+    <w:p>
+      <w:pPr>
+        <w:bidi/>
+        <w:spacing w:after="160" w:line="480"/>
+        <w:jc w:val="both"/>
+      </w:pPr>
+      <w:r>
+        <w:rPr>
+          <w:rFonts w:ascii="Simplified Arabic" w:cs="Simplified Arabic" w:eastAsia="Simplified Arabic" w:hAnsi="Simplified Arabic"/>
+          <w:b w:val="false"/>
+          <w:bCs w:val="false"/>
+          <w:sz w:val="28"/>
+          <w:szCs w:val="28"/>
+          <w:rtl/>
+        </w:rPr>
+        <w:t xml:space="preserve">التوثيق: </w:t>
+      </w:r>
+      <w:r>
+        <w:rPr>
+          <w:rFonts w:ascii="Simplified Arabic" w:cs="Simplified Arabic" w:eastAsia="Simplified Arabic" w:hAnsi="Simplified Arabic"/>
+          <w:b w:val="false"/>
+          <w:bCs w:val="false"/>
+          <w:sz w:val="28"/>
+          <w:szCs w:val="28"/>
+          <w:rtl/>
+        </w:rPr>
+        <w:t xml:space="preserve">بن صفية، سليمان (2022). أحكام الموت الدماغي للإنسان والتصرف في أعضائه. الجزائر: مجلة الشهاب، مج8، ع2، ص411-434.</w:t>
+      </w:r>
+    </w:p>
+    <w:p>
+      <w:pPr>
+        <w:bidi/>
+        <w:spacing w:after="160" w:line="480"/>
+        <w:jc w:val="both"/>
+      </w:pPr>
+      <w:r>
+        <w:rPr>
+          <w:rFonts w:ascii="Simplified Arabic" w:cs="Simplified Arabic" w:eastAsia="Simplified Arabic" w:hAnsi="Simplified Arabic"/>
+          <w:b w:val="false"/>
+          <w:bCs w:val="false"/>
+          <w:sz w:val="28"/>
+          <w:szCs w:val="28"/>
+          <w:rtl/>
+        </w:rPr>
+        <w:t xml:space="preserve">رابط الدراسة: </w:t>
+      </w:r>
+      <w:r>
+        <w:rPr>
+          <w:rFonts w:ascii="Simplified Arabic" w:cs="Simplified Arabic" w:eastAsia="Simplified Arabic" w:hAnsi="Simplified Arabic"/>
+          <w:b w:val="false"/>
+          <w:bCs w:val="false"/>
+          <w:sz w:val="28"/>
+          <w:szCs w:val="28"/>
+          <w:rtl/>
+        </w:rPr>
+        <w:t xml:space="preserve">https://asjp.cerist.dz/en/article/198662</w:t>
+      </w:r>
+    </w:p>
+    <w:p>
+      <w:pPr>
+        <w:bidi/>
+        <w:spacing w:after="160" w:line="480"/>
+        <w:jc w:val="both"/>
+      </w:pPr>
+      <w:r>
+        <w:rPr>
+          <w:rFonts w:ascii="Simplified Arabic" w:cs="Simplified Arabic" w:eastAsia="Simplified Arabic" w:hAnsi="Simplified Arabic"/>
+          <w:b w:val="false"/>
+          <w:bCs w:val="false"/>
+          <w:sz w:val="28"/>
+          <w:szCs w:val="28"/>
+          <w:rtl/>
+        </w:rPr>
+        <w:t xml:space="preserve">تاريخ الاسترجاع: </w:t>
+      </w:r>
+      <w:r>
+        <w:rPr>
+          <w:rFonts w:ascii="Simplified Arabic" w:cs="Simplified Arabic" w:eastAsia="Simplified Arabic" w:hAnsi="Simplified Arabic"/>
+          <w:b w:val="false"/>
+          <w:bCs w:val="false"/>
+          <w:sz w:val="28"/>
+          <w:szCs w:val="28"/>
+          <w:rtl/>
+        </w:rPr>
+        <w:t xml:space="preserve">25.12.2025</w:t>
+      </w:r>
+      <w:r>
+        <w:rPr>
+          <w:rFonts w:ascii="Simplified Arabic" w:cs="Simplified Arabic" w:eastAsia="Simplified Arabic" w:hAnsi="Simplified Arabic"/>
+          <w:b w:val="false"/>
+          <w:bCs w:val="false"/>
+          <w:sz w:val="28"/>
+          <w:szCs w:val="28"/>
+          <w:rtl/>
+        </w:rPr>
+        <w:t xml:space="preserve">.</w:t>
+      </w:r>
+    </w:p>
+    <w:p>
+      <w:pPr>
+        <w:bidi/>
+        <w:spacing w:after="160" w:line="480"/>
+        <w:jc w:val="both"/>
+      </w:pPr>
+      <w:r>
+        <w:rPr>
+          <w:rFonts w:ascii="Simplified Arabic" w:cs="Simplified Arabic" w:eastAsia="Simplified Arabic" w:hAnsi="Simplified Arabic"/>
+          <w:b/>
+          <w:bCs/>
+          <w:sz w:val="28"/>
+          <w:szCs w:val="28"/>
+          <w:rtl/>
+        </w:rPr>
+        <w:t xml:space="preserve">&gt; الفائدة من الدراسة: </w:t>
+      </w:r>
+      <w:r>
+        <w:rPr>
+          <w:rFonts w:ascii="Simplified Arabic" w:cs="Simplified Arabic" w:eastAsia="Simplified Arabic" w:hAnsi="Simplified Arabic"/>
+          <w:b w:val="false"/>
+          <w:bCs w:val="false"/>
+          <w:sz w:val="28"/>
+          <w:szCs w:val="28"/>
+          <w:rtl/>
+        </w:rPr>
+        <w:t xml:space="preserve">تخدمني هذه الدراسة في الآثار العلميّة والتقنيّة المتعلقة بزراعة الأعضاء في الفصل الثالث.</w:t>
+      </w:r>
+    </w:p>
+    <w:p/>
+    <w:p>
+      <w:pPr>
+        <w:bidi/>
+        <w:spacing w:after="160" w:line="480"/>
+        <w:jc w:val="both"/>
+      </w:pPr>
+      <w:r>
+        <w:rPr>
+          <w:rFonts w:ascii="Simplified Arabic" w:cs="Simplified Arabic" w:eastAsia="Simplified Arabic" w:hAnsi="Simplified Arabic"/>
+          <w:b/>
+          <w:bCs/>
+          <w:sz w:val="28"/>
+          <w:szCs w:val="28"/>
+          <w:rtl/>
+        </w:rPr>
+        <w:t xml:space="preserve">9. الأحكام المتعلّقة برفع أجهزة الإنعاش عن المريض</w:t>
+      </w:r>
+    </w:p>
+    <w:p>
+      <w:pPr>
+        <w:bidi/>
+        <w:spacing w:after="160" w:line="480"/>
+        <w:jc w:val="both"/>
+      </w:pPr>
+      <w:r>
+        <w:rPr>
+          <w:rFonts w:ascii="Simplified Arabic" w:cs="Simplified Arabic" w:eastAsia="Simplified Arabic" w:hAnsi="Simplified Arabic"/>
+          <w:b w:val="false"/>
+          <w:bCs w:val="false"/>
+          <w:sz w:val="28"/>
+          <w:szCs w:val="28"/>
+          <w:rtl/>
+        </w:rPr>
+        <w:t xml:space="preserve">التوثيق: </w:t>
+      </w:r>
+      <w:r>
+        <w:rPr>
+          <w:rFonts w:ascii="Simplified Arabic" w:cs="Simplified Arabic" w:eastAsia="Simplified Arabic" w:hAnsi="Simplified Arabic"/>
+          <w:b w:val="false"/>
+          <w:bCs w:val="false"/>
+          <w:sz w:val="28"/>
+          <w:szCs w:val="28"/>
+          <w:rtl/>
+        </w:rPr>
+        <w:t xml:space="preserve">الدق، صلاح نجيب (2022). الأحكام المتعلّقة برفع أجهزة الإنعاش عن المريض. مصر: مجلة جمعية أنصار السنة المحمدية، مج14، ع88، ص14-16.</w:t>
+      </w:r>
+    </w:p>
+    <w:p>
+      <w:pPr>
+        <w:bidi/>
+        <w:spacing w:after="160" w:line="480"/>
+        <w:jc w:val="both"/>
+      </w:pPr>
+      <w:r>
+        <w:rPr>
+          <w:rFonts w:ascii="Simplified Arabic" w:cs="Simplified Arabic" w:eastAsia="Simplified Arabic" w:hAnsi="Simplified Arabic"/>
+          <w:b w:val="false"/>
+          <w:bCs w:val="false"/>
+          <w:sz w:val="28"/>
+          <w:szCs w:val="28"/>
+          <w:rtl/>
+        </w:rPr>
+        <w:t xml:space="preserve">رابط الدراسة: </w:t>
+      </w:r>
+      <w:r>
+        <w:rPr>
+          <w:rFonts w:ascii="Simplified Arabic" w:cs="Simplified Arabic" w:eastAsia="Simplified Arabic" w:hAnsi="Simplified Arabic"/>
+          <w:b w:val="false"/>
+          <w:bCs w:val="false"/>
+          <w:sz w:val="28"/>
+          <w:szCs w:val="28"/>
+          <w:rtl/>
+        </w:rPr>
+        <w:t xml:space="preserve">https://search.mandumah.com/Record/1232048</w:t>
+      </w:r>
+    </w:p>
+    <w:p>
+      <w:pPr>
+        <w:bidi/>
+        <w:spacing w:after="160" w:line="480"/>
+        <w:jc w:val="both"/>
+      </w:pPr>
+      <w:r>
+        <w:rPr>
+          <w:rFonts w:ascii="Simplified Arabic" w:cs="Simplified Arabic" w:eastAsia="Simplified Arabic" w:hAnsi="Simplified Arabic"/>
+          <w:b w:val="false"/>
+          <w:bCs w:val="false"/>
+          <w:sz w:val="28"/>
+          <w:szCs w:val="28"/>
+          <w:rtl/>
+        </w:rPr>
+        <w:t xml:space="preserve">تاريخ الاسترجاع: </w:t>
+      </w:r>
+      <w:r>
+        <w:rPr>
+          <w:rFonts w:ascii="Simplified Arabic" w:cs="Simplified Arabic" w:eastAsia="Simplified Arabic" w:hAnsi="Simplified Arabic"/>
+          <w:b w:val="false"/>
+          <w:bCs w:val="false"/>
+          <w:sz w:val="28"/>
+          <w:szCs w:val="28"/>
+          <w:rtl/>
+        </w:rPr>
+        <w:t xml:space="preserve">26.12.2025</w:t>
+      </w:r>
+      <w:r>
+        <w:rPr>
+          <w:rFonts w:ascii="Simplified Arabic" w:cs="Simplified Arabic" w:eastAsia="Simplified Arabic" w:hAnsi="Simplified Arabic"/>
+          <w:b w:val="false"/>
+          <w:bCs w:val="false"/>
+          <w:sz w:val="28"/>
+          <w:szCs w:val="28"/>
+          <w:rtl/>
+        </w:rPr>
+        <w:t xml:space="preserve">.</w:t>
+      </w:r>
+    </w:p>
+    <w:p>
+      <w:pPr>
+        <w:bidi/>
+        <w:spacing w:after="160" w:line="480"/>
+        <w:jc w:val="both"/>
+      </w:pPr>
+      <w:r>
+        <w:rPr>
+          <w:rFonts w:ascii="Simplified Arabic" w:cs="Simplified Arabic" w:eastAsia="Simplified Arabic" w:hAnsi="Simplified Arabic"/>
+          <w:b/>
+          <w:bCs/>
+          <w:sz w:val="28"/>
+          <w:szCs w:val="28"/>
+          <w:rtl/>
+        </w:rPr>
+        <w:t xml:space="preserve">&gt; الفائدة من الدراسة: </w:t>
+      </w:r>
+      <w:r>
+        <w:rPr>
+          <w:rFonts w:ascii="Simplified Arabic" w:cs="Simplified Arabic" w:eastAsia="Simplified Arabic" w:hAnsi="Simplified Arabic"/>
+          <w:b w:val="false"/>
+          <w:bCs w:val="false"/>
+          <w:sz w:val="28"/>
+          <w:szCs w:val="28"/>
+          <w:rtl/>
+        </w:rPr>
+        <w:t xml:space="preserve">تخدمني هذه الدراسة في عرض الفتاوى المؤيّدة والمعارضة في الفصل الخامس.</w:t>
+      </w:r>
+    </w:p>
+    <w:p/>
+    <w:p>
+      <w:pPr>
+        <w:bidi/>
+        <w:spacing w:after="160" w:line="480"/>
+        <w:jc w:val="both"/>
+      </w:pPr>
+      <w:r>
+        <w:rPr>
+          <w:rFonts w:ascii="Simplified Arabic" w:cs="Simplified Arabic" w:eastAsia="Simplified Arabic" w:hAnsi="Simplified Arabic"/>
+          <w:b/>
+          <w:bCs/>
+          <w:sz w:val="28"/>
+          <w:szCs w:val="28"/>
+          <w:rtl/>
+        </w:rPr>
+        <w:t xml:space="preserve">10. موت الرحمة والأحكام الشرعيّة المتعلقة بإبقاء أجهزة الإنعاش الصناعيّ ونزعها</w:t>
+      </w:r>
+    </w:p>
+    <w:p>
+      <w:pPr>
+        <w:bidi/>
+        <w:spacing w:after="160" w:line="480"/>
+        <w:jc w:val="both"/>
+      </w:pPr>
+      <w:r>
+        <w:rPr>
+          <w:rFonts w:ascii="Simplified Arabic" w:cs="Simplified Arabic" w:eastAsia="Simplified Arabic" w:hAnsi="Simplified Arabic"/>
+          <w:b w:val="false"/>
+          <w:bCs w:val="false"/>
+          <w:sz w:val="28"/>
+          <w:szCs w:val="28"/>
+          <w:rtl/>
+        </w:rPr>
+        <w:t xml:space="preserve">التوثيق: </w:t>
+      </w:r>
+      <w:r>
+        <w:rPr>
+          <w:rFonts w:ascii="Simplified Arabic" w:cs="Simplified Arabic" w:eastAsia="Simplified Arabic" w:hAnsi="Simplified Arabic"/>
+          <w:b w:val="false"/>
+          <w:bCs w:val="false"/>
+          <w:sz w:val="28"/>
+          <w:szCs w:val="28"/>
+          <w:rtl/>
+        </w:rPr>
+        <w:t xml:space="preserve">الرهوان، محمد بن أحمد (2021). موت الرحمة والأحكام الشرعية المتعلقة بإبقاء أجهزة الإنعاش الصناعي ونزعها. دولة الإمارات العربية المتحدة (الشارقة): مجلة الجامعة القاسمية للعلوم الشرعية والدراسات الإسلامية، مج1، ع2.</w:t>
+      </w:r>
+    </w:p>
+    <w:p>
+      <w:pPr>
+        <w:bidi/>
+        <w:spacing w:after="160" w:line="480"/>
+        <w:jc w:val="both"/>
+      </w:pPr>
+      <w:r>
+        <w:rPr>
+          <w:rFonts w:ascii="Simplified Arabic" w:cs="Simplified Arabic" w:eastAsia="Simplified Arabic" w:hAnsi="Simplified Arabic"/>
+          <w:b w:val="false"/>
+          <w:bCs w:val="false"/>
+          <w:sz w:val="28"/>
+          <w:szCs w:val="28"/>
+          <w:rtl/>
+        </w:rPr>
+        <w:t xml:space="preserve">رابط الدراسة: </w:t>
+      </w:r>
+      <w:r>
+        <w:rPr>
+          <w:rFonts w:ascii="Simplified Arabic" w:cs="Simplified Arabic" w:eastAsia="Simplified Arabic" w:hAnsi="Simplified Arabic"/>
+          <w:b w:val="false"/>
+          <w:bCs w:val="false"/>
+          <w:sz w:val="28"/>
+          <w:szCs w:val="28"/>
+          <w:rtl/>
+        </w:rPr>
+        <w:t xml:space="preserve">https://journals.alqasimia.ac.ae/index.php/ssis/article/view/66</w:t>
+      </w:r>
+    </w:p>
+    <w:p>
+      <w:pPr>
+        <w:bidi/>
+        <w:spacing w:after="160" w:line="480"/>
+        <w:jc w:val="both"/>
+      </w:pPr>
+      <w:r>
+        <w:rPr>
+          <w:rFonts w:ascii="Simplified Arabic" w:cs="Simplified Arabic" w:eastAsia="Simplified Arabic" w:hAnsi="Simplified Arabic"/>
+          <w:b w:val="false"/>
+          <w:bCs w:val="false"/>
+          <w:sz w:val="28"/>
+          <w:szCs w:val="28"/>
+          <w:rtl/>
+        </w:rPr>
+        <w:t xml:space="preserve">تاريخ الاسترجاع: </w:t>
+      </w:r>
+      <w:r>
+        <w:rPr>
+          <w:rFonts w:ascii="Simplified Arabic" w:cs="Simplified Arabic" w:eastAsia="Simplified Arabic" w:hAnsi="Simplified Arabic"/>
+          <w:b w:val="false"/>
+          <w:bCs w:val="false"/>
+          <w:sz w:val="28"/>
+          <w:szCs w:val="28"/>
+          <w:rtl/>
+        </w:rPr>
+        <w:t xml:space="preserve">26.12.2025</w:t>
+      </w:r>
+      <w:r>
+        <w:rPr>
+          <w:rFonts w:ascii="Simplified Arabic" w:cs="Simplified Arabic" w:eastAsia="Simplified Arabic" w:hAnsi="Simplified Arabic"/>
+          <w:b w:val="false"/>
+          <w:bCs w:val="false"/>
+          <w:sz w:val="28"/>
+          <w:szCs w:val="28"/>
+          <w:rtl/>
+        </w:rPr>
+        <w:t xml:space="preserve">.</w:t>
+      </w:r>
+    </w:p>
+    <w:p>
+      <w:pPr>
+        <w:bidi/>
+        <w:spacing w:after="160" w:line="480"/>
+        <w:jc w:val="both"/>
+      </w:pPr>
+      <w:r>
+        <w:rPr>
+          <w:rFonts w:ascii="Simplified Arabic" w:cs="Simplified Arabic" w:eastAsia="Simplified Arabic" w:hAnsi="Simplified Arabic"/>
+          <w:b/>
+          <w:bCs/>
+          <w:sz w:val="28"/>
+          <w:szCs w:val="28"/>
+          <w:rtl/>
+        </w:rPr>
+        <w:t xml:space="preserve">&gt; الفائدة من الدراسة: </w:t>
+      </w:r>
+      <w:r>
+        <w:rPr>
+          <w:rFonts w:ascii="Simplified Arabic" w:cs="Simplified Arabic" w:eastAsia="Simplified Arabic" w:hAnsi="Simplified Arabic"/>
+          <w:b w:val="false"/>
+          <w:bCs w:val="false"/>
+          <w:sz w:val="28"/>
+          <w:szCs w:val="28"/>
+          <w:rtl/>
+        </w:rPr>
+        <w:t xml:space="preserve">تخدمني هذه الدراسة في التعريفات ذات الصلة (موت الرحمة) في الفصل الأوّل، وفي التفريق بينه وبين نزع الأجهزة.</w:t>
+      </w:r>
+    </w:p>
+    <w:p/>
+    <w:p>
+      <w:pPr>
+        <w:bidi/>
+        <w:spacing w:after="160" w:line="480"/>
+        <w:jc w:val="both"/>
+      </w:pPr>
+      <w:r>
+        <w:rPr>
+          <w:rFonts w:ascii="Simplified Arabic" w:cs="Simplified Arabic" w:eastAsia="Simplified Arabic" w:hAnsi="Simplified Arabic"/>
+          <w:b/>
+          <w:bCs/>
+          <w:sz w:val="28"/>
+          <w:szCs w:val="28"/>
+          <w:rtl/>
+        </w:rPr>
+        <w:t xml:space="preserve">11. موت الدماغ في الشريعة الإسلاميّة (دراسة تحليليّة فقهيّة مقارنة)</w:t>
+      </w:r>
+    </w:p>
+    <w:p>
+      <w:pPr>
+        <w:bidi/>
+        <w:spacing w:after="160" w:line="480"/>
+        <w:jc w:val="both"/>
+      </w:pPr>
+      <w:r>
+        <w:rPr>
+          <w:rFonts w:ascii="Simplified Arabic" w:cs="Simplified Arabic" w:eastAsia="Simplified Arabic" w:hAnsi="Simplified Arabic"/>
+          <w:b w:val="false"/>
+          <w:bCs w:val="false"/>
+          <w:sz w:val="28"/>
+          <w:szCs w:val="28"/>
+          <w:rtl/>
+        </w:rPr>
+        <w:t xml:space="preserve">التوثيق: </w:t>
+      </w:r>
+      <w:r>
+        <w:rPr>
+          <w:rFonts w:ascii="Simplified Arabic" w:cs="Simplified Arabic" w:eastAsia="Simplified Arabic" w:hAnsi="Simplified Arabic"/>
+          <w:b w:val="false"/>
+          <w:bCs w:val="false"/>
+          <w:sz w:val="28"/>
+          <w:szCs w:val="28"/>
+          <w:rtl/>
+        </w:rPr>
+        <w:t xml:space="preserve">موت الدماغ في الشريعة الإسلامية: دراسة تحليلية فقهية مقارنة (2021). المجلة الأكاديمية للأبحاث والنشر العلمي (AJRSP)، ع31.</w:t>
+      </w:r>
+    </w:p>
+    <w:p>
+      <w:pPr>
+        <w:bidi/>
+        <w:spacing w:after="160" w:line="480"/>
+        <w:jc w:val="both"/>
+      </w:pPr>
+      <w:r>
+        <w:rPr>
+          <w:rFonts w:ascii="Simplified Arabic" w:cs="Simplified Arabic" w:eastAsia="Simplified Arabic" w:hAnsi="Simplified Arabic"/>
+          <w:b w:val="false"/>
+          <w:bCs w:val="false"/>
+          <w:sz w:val="28"/>
+          <w:szCs w:val="28"/>
+          <w:rtl/>
+        </w:rPr>
+        <w:t xml:space="preserve">رابط الدراسة: </w:t>
+      </w:r>
+      <w:r>
+        <w:rPr>
+          <w:rFonts w:ascii="Simplified Arabic" w:cs="Simplified Arabic" w:eastAsia="Simplified Arabic" w:hAnsi="Simplified Arabic"/>
+          <w:b w:val="false"/>
+          <w:bCs w:val="false"/>
+          <w:sz w:val="28"/>
+          <w:szCs w:val="28"/>
+          <w:rtl/>
+        </w:rPr>
+        <w:t xml:space="preserve">https://www.ajrsp.com/vol/issue31/</w:t>
+      </w:r>
+    </w:p>
+    <w:p>
+      <w:pPr>
+        <w:bidi/>
+        <w:spacing w:after="160" w:line="480"/>
+        <w:jc w:val="both"/>
+      </w:pPr>
+      <w:r>
+        <w:rPr>
+          <w:rFonts w:ascii="Simplified Arabic" w:cs="Simplified Arabic" w:eastAsia="Simplified Arabic" w:hAnsi="Simplified Arabic"/>
+          <w:b w:val="false"/>
+          <w:bCs w:val="false"/>
+          <w:sz w:val="28"/>
+          <w:szCs w:val="28"/>
+          <w:rtl/>
+        </w:rPr>
+        <w:t xml:space="preserve">تاريخ الاسترجاع: </w:t>
+      </w:r>
+      <w:r>
+        <w:rPr>
+          <w:rFonts w:ascii="Simplified Arabic" w:cs="Simplified Arabic" w:eastAsia="Simplified Arabic" w:hAnsi="Simplified Arabic"/>
+          <w:b w:val="false"/>
+          <w:bCs w:val="false"/>
+          <w:sz w:val="28"/>
+          <w:szCs w:val="28"/>
+          <w:rtl/>
+        </w:rPr>
+        <w:t xml:space="preserve">14.8.2026</w:t>
+      </w:r>
+      <w:r>
+        <w:rPr>
+          <w:rFonts w:ascii="Simplified Arabic" w:cs="Simplified Arabic" w:eastAsia="Simplified Arabic" w:hAnsi="Simplified Arabic"/>
+          <w:b w:val="false"/>
+          <w:bCs w:val="false"/>
+          <w:sz w:val="28"/>
+          <w:szCs w:val="28"/>
+          <w:rtl/>
+        </w:rPr>
+        <w:t xml:space="preserve">.</w:t>
+      </w:r>
+    </w:p>
+    <w:p>
+      <w:pPr>
+        <w:bidi/>
+        <w:spacing w:after="160" w:line="480"/>
+        <w:jc w:val="both"/>
+      </w:pPr>
+      <w:r>
+        <w:rPr>
+          <w:rFonts w:ascii="Simplified Arabic" w:cs="Simplified Arabic" w:eastAsia="Simplified Arabic" w:hAnsi="Simplified Arabic"/>
+          <w:b/>
+          <w:bCs/>
+          <w:sz w:val="28"/>
+          <w:szCs w:val="28"/>
+          <w:rtl/>
+        </w:rPr>
+        <w:t xml:space="preserve">&gt; الفائدة من الدراسة: </w:t>
+      </w:r>
+      <w:r>
+        <w:rPr>
+          <w:rFonts w:ascii="Simplified Arabic" w:cs="Simplified Arabic" w:eastAsia="Simplified Arabic" w:hAnsi="Simplified Arabic"/>
+          <w:b w:val="false"/>
+          <w:bCs w:val="false"/>
+          <w:sz w:val="28"/>
+          <w:szCs w:val="28"/>
+          <w:rtl/>
+        </w:rPr>
+        <w:t xml:space="preserve">تخدمني هذه الدراسة في بيان المعايير الطبيّة والفقهيّة للوفاة الدماغيّة وآثارها في رفع أجهزة الإنعاش وزراعة الأعضاء.</w:t>
+      </w:r>
+    </w:p>
+    <w:p/>
+    <w:p>
+      <w:pPr>
+        <w:bidi/>
+        <w:spacing w:after="160" w:line="480"/>
+        <w:jc w:val="both"/>
+      </w:pPr>
+      <w:r>
+        <w:rPr>
+          <w:rFonts w:ascii="Simplified Arabic" w:cs="Simplified Arabic" w:eastAsia="Simplified Arabic" w:hAnsi="Simplified Arabic"/>
+          <w:b/>
+          <w:bCs/>
+          <w:sz w:val="28"/>
+          <w:szCs w:val="28"/>
+          <w:rtl/>
+        </w:rPr>
+        <w:t xml:space="preserve">12. نقل أعضاء الميت موتًا سريريًّا في الفقه الإسلاميّ</w:t>
+      </w:r>
+    </w:p>
+    <w:p>
+      <w:pPr>
+        <w:bidi/>
+        <w:spacing w:after="160" w:line="480"/>
+        <w:jc w:val="both"/>
+      </w:pPr>
+      <w:r>
+        <w:rPr>
+          <w:rFonts w:ascii="Simplified Arabic" w:cs="Simplified Arabic" w:eastAsia="Simplified Arabic" w:hAnsi="Simplified Arabic"/>
+          <w:b w:val="false"/>
+          <w:bCs w:val="false"/>
+          <w:sz w:val="28"/>
+          <w:szCs w:val="28"/>
+          <w:rtl/>
+        </w:rPr>
+        <w:t xml:space="preserve">التوثيق: </w:t>
+      </w:r>
+      <w:r>
+        <w:rPr>
+          <w:rFonts w:ascii="Simplified Arabic" w:cs="Simplified Arabic" w:eastAsia="Simplified Arabic" w:hAnsi="Simplified Arabic"/>
+          <w:b w:val="false"/>
+          <w:bCs w:val="false"/>
+          <w:sz w:val="28"/>
+          <w:szCs w:val="28"/>
+          <w:rtl/>
+        </w:rPr>
+        <w:t xml:space="preserve">الزكي، عبد الله (2020). نقل أعضاء الميت موتًا سريريًّا في الفقه الإسلامي. مجلة المنهل، جامعة الوادي، الجزائر، مج6، ع2.</w:t>
+      </w:r>
+    </w:p>
+    <w:p>
+      <w:pPr>
+        <w:bidi/>
+        <w:spacing w:after="160" w:line="480"/>
+        <w:jc w:val="both"/>
+      </w:pPr>
+      <w:r>
+        <w:rPr>
+          <w:rFonts w:ascii="Simplified Arabic" w:cs="Simplified Arabic" w:eastAsia="Simplified Arabic" w:hAnsi="Simplified Arabic"/>
+          <w:b w:val="false"/>
+          <w:bCs w:val="false"/>
+          <w:sz w:val="28"/>
+          <w:szCs w:val="28"/>
+          <w:rtl/>
+        </w:rPr>
+        <w:t xml:space="preserve">رابط الدراسة: </w:t>
+      </w:r>
+      <w:r>
+        <w:rPr>
+          <w:rFonts w:ascii="Simplified Arabic" w:cs="Simplified Arabic" w:eastAsia="Simplified Arabic" w:hAnsi="Simplified Arabic"/>
+          <w:b w:val="false"/>
+          <w:bCs w:val="false"/>
+          <w:sz w:val="28"/>
+          <w:szCs w:val="28"/>
+          <w:rtl/>
+        </w:rPr>
+        <w:t xml:space="preserve">https://dspace.univ-eloued.dz/handle/123456789/15831</w:t>
+      </w:r>
+    </w:p>
+    <w:p>
+      <w:pPr>
+        <w:bidi/>
+        <w:spacing w:after="160" w:line="480"/>
+        <w:jc w:val="both"/>
+      </w:pPr>
+      <w:r>
+        <w:rPr>
+          <w:rFonts w:ascii="Simplified Arabic" w:cs="Simplified Arabic" w:eastAsia="Simplified Arabic" w:hAnsi="Simplified Arabic"/>
+          <w:b w:val="false"/>
+          <w:bCs w:val="false"/>
+          <w:sz w:val="28"/>
+          <w:szCs w:val="28"/>
+          <w:rtl/>
+        </w:rPr>
+        <w:t xml:space="preserve">تاريخ الاسترجاع: </w:t>
+      </w:r>
+      <w:r>
+        <w:rPr>
+          <w:rFonts w:ascii="Simplified Arabic" w:cs="Simplified Arabic" w:eastAsia="Simplified Arabic" w:hAnsi="Simplified Arabic"/>
+          <w:b w:val="false"/>
+          <w:bCs w:val="false"/>
+          <w:sz w:val="28"/>
+          <w:szCs w:val="28"/>
+          <w:rtl/>
+        </w:rPr>
+        <w:t xml:space="preserve">25.12.2025</w:t>
+      </w:r>
+      <w:r>
+        <w:rPr>
+          <w:rFonts w:ascii="Simplified Arabic" w:cs="Simplified Arabic" w:eastAsia="Simplified Arabic" w:hAnsi="Simplified Arabic"/>
+          <w:b w:val="false"/>
+          <w:bCs w:val="false"/>
+          <w:sz w:val="28"/>
+          <w:szCs w:val="28"/>
+          <w:rtl/>
+        </w:rPr>
+        <w:t xml:space="preserve">.</w:t>
+      </w:r>
+    </w:p>
+    <w:p>
+      <w:pPr>
+        <w:bidi/>
+        <w:spacing w:after="160" w:line="480"/>
+        <w:jc w:val="both"/>
+      </w:pPr>
+      <w:r>
+        <w:rPr>
+          <w:rFonts w:ascii="Simplified Arabic" w:cs="Simplified Arabic" w:eastAsia="Simplified Arabic" w:hAnsi="Simplified Arabic"/>
+          <w:b/>
+          <w:bCs/>
+          <w:sz w:val="28"/>
+          <w:szCs w:val="28"/>
+          <w:rtl/>
+        </w:rPr>
+        <w:t xml:space="preserve">&gt; الفائدة من الدراسة: </w:t>
+      </w:r>
+      <w:r>
+        <w:rPr>
+          <w:rFonts w:ascii="Simplified Arabic" w:cs="Simplified Arabic" w:eastAsia="Simplified Arabic" w:hAnsi="Simplified Arabic"/>
+          <w:b w:val="false"/>
+          <w:bCs w:val="false"/>
+          <w:sz w:val="28"/>
+          <w:szCs w:val="28"/>
+          <w:rtl/>
+        </w:rPr>
+        <w:t xml:space="preserve">تخدمني هذه الدراسة في ضابط استقلال لجنة تشخيص الوفاة عن فريق زراعة الأعضاء في الفصل الرابع.</w:t>
+      </w:r>
+    </w:p>
+    <w:p/>
+    <w:p>
+      <w:pPr>
+        <w:bidi/>
+        <w:spacing w:after="160" w:line="480"/>
+        <w:jc w:val="both"/>
+      </w:pPr>
+      <w:r>
+        <w:rPr>
+          <w:rFonts w:ascii="Simplified Arabic" w:cs="Simplified Arabic" w:eastAsia="Simplified Arabic" w:hAnsi="Simplified Arabic"/>
+          <w:b/>
+          <w:bCs/>
+          <w:sz w:val="28"/>
+          <w:szCs w:val="28"/>
+          <w:rtl/>
+        </w:rPr>
+        <w:t xml:space="preserve">13. الموت السريريّ والموت الدماغيّ وأثرهما في الأحكام الشرعيّة</w:t>
+      </w:r>
+    </w:p>
+    <w:p>
+      <w:pPr>
+        <w:bidi/>
+        <w:spacing w:after="160" w:line="480"/>
+        <w:jc w:val="both"/>
+      </w:pPr>
+      <w:r>
+        <w:rPr>
+          <w:rFonts w:ascii="Simplified Arabic" w:cs="Simplified Arabic" w:eastAsia="Simplified Arabic" w:hAnsi="Simplified Arabic"/>
+          <w:b w:val="false"/>
+          <w:bCs w:val="false"/>
+          <w:sz w:val="28"/>
+          <w:szCs w:val="28"/>
+          <w:rtl/>
+        </w:rPr>
+        <w:t xml:space="preserve">التوثيق: </w:t>
+      </w:r>
+      <w:r>
+        <w:rPr>
+          <w:rFonts w:ascii="Simplified Arabic" w:cs="Simplified Arabic" w:eastAsia="Simplified Arabic" w:hAnsi="Simplified Arabic"/>
+          <w:b w:val="false"/>
+          <w:bCs w:val="false"/>
+          <w:sz w:val="28"/>
+          <w:szCs w:val="28"/>
+          <w:rtl/>
+        </w:rPr>
+        <w:t xml:space="preserve">لدغش، رحيمة (2019). الموت السريري والموت الدماغي وأثرهما في الأحكام الشرعية. مجلة العلوم القانونية والسياسية، مج10، ع1.</w:t>
+      </w:r>
+    </w:p>
+    <w:p>
+      <w:pPr>
+        <w:bidi/>
+        <w:spacing w:after="160" w:line="480"/>
+        <w:jc w:val="both"/>
+      </w:pPr>
+      <w:r>
+        <w:rPr>
+          <w:rFonts w:ascii="Simplified Arabic" w:cs="Simplified Arabic" w:eastAsia="Simplified Arabic" w:hAnsi="Simplified Arabic"/>
+          <w:b w:val="false"/>
+          <w:bCs w:val="false"/>
+          <w:sz w:val="28"/>
+          <w:szCs w:val="28"/>
+          <w:rtl/>
+        </w:rPr>
+        <w:t xml:space="preserve">رابط الدراسة: </w:t>
+      </w:r>
+      <w:r>
+        <w:rPr>
+          <w:rFonts w:ascii="Simplified Arabic" w:cs="Simplified Arabic" w:eastAsia="Simplified Arabic" w:hAnsi="Simplified Arabic"/>
+          <w:b w:val="false"/>
+          <w:bCs w:val="false"/>
+          <w:sz w:val="28"/>
+          <w:szCs w:val="28"/>
+          <w:rtl/>
+        </w:rPr>
+        <w:t xml:space="preserve">https://asjp.cerist.dz/en/article/91461</w:t>
+      </w:r>
+    </w:p>
+    <w:p>
+      <w:pPr>
+        <w:bidi/>
+        <w:spacing w:after="160" w:line="480"/>
+        <w:jc w:val="both"/>
+      </w:pPr>
+      <w:r>
+        <w:rPr>
+          <w:rFonts w:ascii="Simplified Arabic" w:cs="Simplified Arabic" w:eastAsia="Simplified Arabic" w:hAnsi="Simplified Arabic"/>
+          <w:b w:val="false"/>
+          <w:bCs w:val="false"/>
+          <w:sz w:val="28"/>
+          <w:szCs w:val="28"/>
+          <w:rtl/>
+        </w:rPr>
+        <w:t xml:space="preserve">تاريخ الاسترجاع: </w:t>
+      </w:r>
+      <w:r>
+        <w:rPr>
+          <w:rFonts w:ascii="Simplified Arabic" w:cs="Simplified Arabic" w:eastAsia="Simplified Arabic" w:hAnsi="Simplified Arabic"/>
+          <w:b w:val="false"/>
+          <w:bCs w:val="false"/>
+          <w:sz w:val="28"/>
+          <w:szCs w:val="28"/>
+          <w:rtl/>
+        </w:rPr>
+        <w:t xml:space="preserve">25.12.2025</w:t>
+      </w:r>
+      <w:r>
+        <w:rPr>
+          <w:rFonts w:ascii="Simplified Arabic" w:cs="Simplified Arabic" w:eastAsia="Simplified Arabic" w:hAnsi="Simplified Arabic"/>
+          <w:b w:val="false"/>
+          <w:bCs w:val="false"/>
+          <w:sz w:val="28"/>
+          <w:szCs w:val="28"/>
+          <w:rtl/>
+        </w:rPr>
+        <w:t xml:space="preserve">.</w:t>
+      </w:r>
+    </w:p>
+    <w:p>
+      <w:pPr>
+        <w:bidi/>
+        <w:spacing w:after="160" w:line="480"/>
+        <w:jc w:val="both"/>
+      </w:pPr>
+      <w:r>
+        <w:rPr>
+          <w:rFonts w:ascii="Simplified Arabic" w:cs="Simplified Arabic" w:eastAsia="Simplified Arabic" w:hAnsi="Simplified Arabic"/>
+          <w:b/>
+          <w:bCs/>
+          <w:sz w:val="28"/>
+          <w:szCs w:val="28"/>
+          <w:rtl/>
+        </w:rPr>
+        <w:t xml:space="preserve">&gt; الفائدة من الدراسة: </w:t>
+      </w:r>
+      <w:r>
+        <w:rPr>
+          <w:rFonts w:ascii="Simplified Arabic" w:cs="Simplified Arabic" w:eastAsia="Simplified Arabic" w:hAnsi="Simplified Arabic"/>
+          <w:b w:val="false"/>
+          <w:bCs w:val="false"/>
+          <w:sz w:val="28"/>
+          <w:szCs w:val="28"/>
+          <w:rtl/>
+        </w:rPr>
+        <w:t xml:space="preserve">تخدمني هذه الدراسة في فصل التعريفات لتحرير الفرق بين الموت السريريّ والموت الدماغيّ، وفي الآثار الفقهيّة في الفصل الثالث.</w:t>
+      </w:r>
+    </w:p>
+    <w:p/>
+    <w:p>
+      <w:pPr>
+        <w:bidi/>
+        <w:spacing w:after="160" w:line="480"/>
+        <w:jc w:val="both"/>
+      </w:pPr>
+      <w:r>
+        <w:rPr>
+          <w:rFonts w:ascii="Simplified Arabic" w:cs="Simplified Arabic" w:eastAsia="Simplified Arabic" w:hAnsi="Simplified Arabic"/>
+          <w:b/>
+          <w:bCs/>
+          <w:sz w:val="28"/>
+          <w:szCs w:val="28"/>
+          <w:rtl/>
+        </w:rPr>
+        <w:t xml:space="preserve">14. إشكاليّة الموت السريريّ الإكلينيكيّ بين الفقه والطبّ وأثره على نقل وزرع الأعضاء البشريّة</w:t>
+      </w:r>
+    </w:p>
+    <w:p>
+      <w:pPr>
+        <w:bidi/>
+        <w:spacing w:after="160" w:line="480"/>
+        <w:jc w:val="both"/>
+      </w:pPr>
+      <w:r>
+        <w:rPr>
+          <w:rFonts w:ascii="Simplified Arabic" w:cs="Simplified Arabic" w:eastAsia="Simplified Arabic" w:hAnsi="Simplified Arabic"/>
+          <w:b w:val="false"/>
+          <w:bCs w:val="false"/>
+          <w:sz w:val="28"/>
+          <w:szCs w:val="28"/>
+          <w:rtl/>
+        </w:rPr>
+        <w:t xml:space="preserve">التوثيق: </w:t>
+      </w:r>
+      <w:r>
+        <w:rPr>
+          <w:rFonts w:ascii="Simplified Arabic" w:cs="Simplified Arabic" w:eastAsia="Simplified Arabic" w:hAnsi="Simplified Arabic"/>
+          <w:b w:val="false"/>
+          <w:bCs w:val="false"/>
+          <w:sz w:val="28"/>
+          <w:szCs w:val="28"/>
+          <w:rtl/>
+        </w:rPr>
+        <w:t xml:space="preserve">شتوان، بلقاسم (2012). إشكالية الموت السريري الإكلينيكي بين الفقه والطب وأثره على نقل وزرع الأعضاء البشرية. مجلة الشريعة والاقتصاد، مج1، ع2، ص329-348.</w:t>
+      </w:r>
+    </w:p>
+    <w:p>
+      <w:pPr>
+        <w:bidi/>
+        <w:spacing w:after="160" w:line="480"/>
+        <w:jc w:val="both"/>
+      </w:pPr>
+      <w:r>
+        <w:rPr>
+          <w:rFonts w:ascii="Simplified Arabic" w:cs="Simplified Arabic" w:eastAsia="Simplified Arabic" w:hAnsi="Simplified Arabic"/>
+          <w:b w:val="false"/>
+          <w:bCs w:val="false"/>
+          <w:sz w:val="28"/>
+          <w:szCs w:val="28"/>
+          <w:rtl/>
+        </w:rPr>
+        <w:t xml:space="preserve">رابط الدراسة: </w:t>
+      </w:r>
+      <w:r>
+        <w:rPr>
+          <w:rFonts w:ascii="Simplified Arabic" w:cs="Simplified Arabic" w:eastAsia="Simplified Arabic" w:hAnsi="Simplified Arabic"/>
+          <w:b w:val="false"/>
+          <w:bCs w:val="false"/>
+          <w:sz w:val="28"/>
+          <w:szCs w:val="28"/>
+          <w:rtl/>
+        </w:rPr>
+        <w:t xml:space="preserve">https://asjp.cerist.dz/en/article/26599</w:t>
+      </w:r>
+    </w:p>
+    <w:p>
+      <w:pPr>
+        <w:bidi/>
+        <w:spacing w:after="160" w:line="480"/>
+        <w:jc w:val="both"/>
+      </w:pPr>
+      <w:r>
+        <w:rPr>
+          <w:rFonts w:ascii="Simplified Arabic" w:cs="Simplified Arabic" w:eastAsia="Simplified Arabic" w:hAnsi="Simplified Arabic"/>
+          <w:b w:val="false"/>
+          <w:bCs w:val="false"/>
+          <w:sz w:val="28"/>
+          <w:szCs w:val="28"/>
+          <w:rtl/>
+        </w:rPr>
+        <w:t xml:space="preserve">تاريخ الاسترجاع: </w:t>
+      </w:r>
+      <w:r>
+        <w:rPr>
+          <w:rFonts w:ascii="Simplified Arabic" w:cs="Simplified Arabic" w:eastAsia="Simplified Arabic" w:hAnsi="Simplified Arabic"/>
+          <w:b w:val="false"/>
+          <w:bCs w:val="false"/>
+          <w:sz w:val="28"/>
+          <w:szCs w:val="28"/>
+          <w:rtl/>
+        </w:rPr>
+        <w:t xml:space="preserve">25.12.2025</w:t>
+      </w:r>
+      <w:r>
+        <w:rPr>
+          <w:rFonts w:ascii="Simplified Arabic" w:cs="Simplified Arabic" w:eastAsia="Simplified Arabic" w:hAnsi="Simplified Arabic"/>
+          <w:b w:val="false"/>
+          <w:bCs w:val="false"/>
+          <w:sz w:val="28"/>
+          <w:szCs w:val="28"/>
+          <w:rtl/>
+        </w:rPr>
+        <w:t xml:space="preserve">.</w:t>
+      </w:r>
+    </w:p>
+    <w:p>
+      <w:pPr>
+        <w:bidi/>
+        <w:spacing w:after="160" w:line="480"/>
+        <w:jc w:val="both"/>
+      </w:pPr>
+      <w:r>
+        <w:rPr>
+          <w:rFonts w:ascii="Simplified Arabic" w:cs="Simplified Arabic" w:eastAsia="Simplified Arabic" w:hAnsi="Simplified Arabic"/>
+          <w:b/>
+          <w:bCs/>
+          <w:sz w:val="28"/>
+          <w:szCs w:val="28"/>
+          <w:rtl/>
+        </w:rPr>
+        <w:t xml:space="preserve">&gt; الفائدة من الدراسة: </w:t>
+      </w:r>
+      <w:r>
+        <w:rPr>
+          <w:rFonts w:ascii="Simplified Arabic" w:cs="Simplified Arabic" w:eastAsia="Simplified Arabic" w:hAnsi="Simplified Arabic"/>
+          <w:b w:val="false"/>
+          <w:bCs w:val="false"/>
+          <w:sz w:val="28"/>
+          <w:szCs w:val="28"/>
+          <w:rtl/>
+        </w:rPr>
+        <w:t xml:space="preserve">تخدمني هذه الدراسة في الفصل التمهيدي (تاريخ ظهور المسألة) وفي بيان دور الأجهزة في استمرار الوظائف الحيويّة.</w:t>
+      </w:r>
+    </w:p>
+    <w:p/>
+    <w:p>
+      <w:pPr>
+        <w:bidi/>
+        <w:spacing w:after="160" w:line="480"/>
+        <w:jc w:val="both"/>
+      </w:pPr>
+      <w:r>
+        <w:rPr>
+          <w:rFonts w:ascii="Simplified Arabic" w:cs="Simplified Arabic" w:eastAsia="Simplified Arabic" w:hAnsi="Simplified Arabic"/>
+          <w:b/>
+          <w:bCs/>
+          <w:sz w:val="28"/>
+          <w:szCs w:val="28"/>
+          <w:rtl/>
+        </w:rPr>
+        <w:t xml:space="preserve">15. الموت الدماغيّ بين الطبّ والدين</w:t>
+      </w:r>
+    </w:p>
+    <w:p>
+      <w:pPr>
+        <w:bidi/>
+        <w:spacing w:after="160" w:line="480"/>
+        <w:jc w:val="both"/>
+      </w:pPr>
+      <w:r>
+        <w:rPr>
+          <w:rFonts w:ascii="Simplified Arabic" w:cs="Simplified Arabic" w:eastAsia="Simplified Arabic" w:hAnsi="Simplified Arabic"/>
+          <w:b w:val="false"/>
+          <w:bCs w:val="false"/>
+          <w:sz w:val="28"/>
+          <w:szCs w:val="28"/>
+          <w:rtl/>
+        </w:rPr>
+        <w:t xml:space="preserve">التوثيق: </w:t>
+      </w:r>
+      <w:r>
+        <w:rPr>
+          <w:rFonts w:ascii="Simplified Arabic" w:cs="Simplified Arabic" w:eastAsia="Simplified Arabic" w:hAnsi="Simplified Arabic"/>
+          <w:b w:val="false"/>
+          <w:bCs w:val="false"/>
+          <w:sz w:val="28"/>
+          <w:szCs w:val="28"/>
+          <w:rtl/>
+        </w:rPr>
+        <w:t xml:space="preserve">قياسة، ندى (2010). الموت الدماغي بين الطب والدين. سورية (دمشق): مجلة جامعة دمشق للعلوم الاقتصادية والقانونية، مج26، ع1، ص479-500.</w:t>
+      </w:r>
+    </w:p>
+    <w:p>
+      <w:pPr>
+        <w:bidi/>
+        <w:spacing w:after="160" w:line="480"/>
+        <w:jc w:val="both"/>
+      </w:pPr>
+      <w:r>
+        <w:rPr>
+          <w:rFonts w:ascii="Simplified Arabic" w:cs="Simplified Arabic" w:eastAsia="Simplified Arabic" w:hAnsi="Simplified Arabic"/>
+          <w:b w:val="false"/>
+          <w:bCs w:val="false"/>
+          <w:sz w:val="28"/>
+          <w:szCs w:val="28"/>
+          <w:rtl/>
+        </w:rPr>
+        <w:t xml:space="preserve">رابط الدراسة: </w:t>
+      </w:r>
+      <w:r>
+        <w:rPr>
+          <w:rFonts w:ascii="Simplified Arabic" w:cs="Simplified Arabic" w:eastAsia="Simplified Arabic" w:hAnsi="Simplified Arabic"/>
+          <w:b w:val="false"/>
+          <w:bCs w:val="false"/>
+          <w:sz w:val="28"/>
+          <w:szCs w:val="28"/>
+          <w:rtl/>
+        </w:rPr>
+        <w:t xml:space="preserve">https://www.damascusuniversity.edu.sy/mag/law/images/stories/479-500.pdf</w:t>
+      </w:r>
+    </w:p>
+    <w:p>
+      <w:pPr>
+        <w:bidi/>
+        <w:spacing w:after="160" w:line="480"/>
+        <w:jc w:val="both"/>
+      </w:pPr>
+      <w:r>
+        <w:rPr>
+          <w:rFonts w:ascii="Simplified Arabic" w:cs="Simplified Arabic" w:eastAsia="Simplified Arabic" w:hAnsi="Simplified Arabic"/>
+          <w:b w:val="false"/>
+          <w:bCs w:val="false"/>
+          <w:sz w:val="28"/>
+          <w:szCs w:val="28"/>
+          <w:rtl/>
+        </w:rPr>
+        <w:t xml:space="preserve">تاريخ الاسترجاع: </w:t>
+      </w:r>
+      <w:r>
+        <w:rPr>
+          <w:rFonts w:ascii="Simplified Arabic" w:cs="Simplified Arabic" w:eastAsia="Simplified Arabic" w:hAnsi="Simplified Arabic"/>
+          <w:b w:val="false"/>
+          <w:bCs w:val="false"/>
+          <w:sz w:val="28"/>
+          <w:szCs w:val="28"/>
+          <w:rtl/>
+        </w:rPr>
+        <w:t xml:space="preserve">25.12.2025</w:t>
+      </w:r>
+      <w:r>
+        <w:rPr>
+          <w:rFonts w:ascii="Simplified Arabic" w:cs="Simplified Arabic" w:eastAsia="Simplified Arabic" w:hAnsi="Simplified Arabic"/>
+          <w:b w:val="false"/>
+          <w:bCs w:val="false"/>
+          <w:sz w:val="28"/>
+          <w:szCs w:val="28"/>
+          <w:rtl/>
+        </w:rPr>
+        <w:t xml:space="preserve">.</w:t>
+      </w:r>
+    </w:p>
+    <w:p>
+      <w:pPr>
+        <w:bidi/>
+        <w:spacing w:after="160" w:line="480"/>
+        <w:jc w:val="both"/>
+      </w:pPr>
+      <w:r>
+        <w:rPr>
+          <w:rFonts w:ascii="Simplified Arabic" w:cs="Simplified Arabic" w:eastAsia="Simplified Arabic" w:hAnsi="Simplified Arabic"/>
+          <w:b/>
+          <w:bCs/>
+          <w:sz w:val="28"/>
+          <w:szCs w:val="28"/>
+          <w:rtl/>
+        </w:rPr>
+        <w:t xml:space="preserve">&gt; الفائدة من الدراسة: </w:t>
+      </w:r>
+      <w:r>
+        <w:rPr>
+          <w:rFonts w:ascii="Simplified Arabic" w:cs="Simplified Arabic" w:eastAsia="Simplified Arabic" w:hAnsi="Simplified Arabic"/>
+          <w:b w:val="false"/>
+          <w:bCs w:val="false"/>
+          <w:sz w:val="28"/>
+          <w:szCs w:val="28"/>
+          <w:rtl/>
+        </w:rPr>
+        <w:t xml:space="preserve">تخدمني هذه الدراسة في التعريف الطبيّ للموت في الفصل الأوّل، وفي التمييز بين الموت الدماغيّ والحالة النباتيّة.</w:t>
+      </w:r>
+    </w:p>
+    <w:p/>
+    <w:p>
+      <w:pPr>
+        <w:bidi/>
+        <w:spacing w:after="160" w:line="480"/>
+        <w:jc w:val="both"/>
+      </w:pPr>
+      <w:r>
+        <w:rPr>
+          <w:rFonts w:ascii="Simplified Arabic" w:cs="Simplified Arabic" w:eastAsia="Simplified Arabic" w:hAnsi="Simplified Arabic"/>
+          <w:b/>
+          <w:bCs/>
+          <w:sz w:val="28"/>
+          <w:szCs w:val="28"/>
+          <w:rtl/>
+        </w:rPr>
+        <w:t xml:space="preserve">16. حكم رفع أجهزة الإنعاش عن المتوفى دماغيًّا: دراسة فقهيّة مقارنة</w:t>
+      </w:r>
+    </w:p>
+    <w:p>
+      <w:pPr>
+        <w:bidi/>
+        <w:spacing w:after="160" w:line="480"/>
+        <w:jc w:val="both"/>
+      </w:pPr>
+      <w:r>
+        <w:rPr>
+          <w:rFonts w:ascii="Simplified Arabic" w:cs="Simplified Arabic" w:eastAsia="Simplified Arabic" w:hAnsi="Simplified Arabic"/>
+          <w:b w:val="false"/>
+          <w:bCs w:val="false"/>
+          <w:sz w:val="28"/>
+          <w:szCs w:val="28"/>
+          <w:rtl/>
+        </w:rPr>
+        <w:t xml:space="preserve">التوثيق: </w:t>
+      </w:r>
+      <w:r>
+        <w:rPr>
+          <w:rFonts w:ascii="Simplified Arabic" w:cs="Simplified Arabic" w:eastAsia="Simplified Arabic" w:hAnsi="Simplified Arabic"/>
+          <w:b w:val="false"/>
+          <w:bCs w:val="false"/>
+          <w:sz w:val="28"/>
+          <w:szCs w:val="28"/>
+          <w:rtl/>
+        </w:rPr>
+        <w:t xml:space="preserve">الحبلاني، سعود بن فرحان محمد (2006). حكم رفع أجهزة الإنعاش عن المتوفى دماغيًا: دراسة فقهية مقارنة. مجلة كلية الدراسات الإسلامية والعربية للبنين، جامعة الأزهر - القاهرة، مج24، ع1، ص454-490.</w:t>
+      </w:r>
+    </w:p>
+    <w:p>
+      <w:pPr>
+        <w:bidi/>
+        <w:spacing w:after="160" w:line="480"/>
+        <w:jc w:val="both"/>
+      </w:pPr>
+      <w:r>
+        <w:rPr>
+          <w:rFonts w:ascii="Simplified Arabic" w:cs="Simplified Arabic" w:eastAsia="Simplified Arabic" w:hAnsi="Simplified Arabic"/>
+          <w:b w:val="false"/>
+          <w:bCs w:val="false"/>
+          <w:sz w:val="28"/>
+          <w:szCs w:val="28"/>
+          <w:rtl/>
+        </w:rPr>
+        <w:t xml:space="preserve">رابط الدراسة: </w:t>
+      </w:r>
+      <w:r>
+        <w:rPr>
+          <w:rFonts w:ascii="Simplified Arabic" w:cs="Simplified Arabic" w:eastAsia="Simplified Arabic" w:hAnsi="Simplified Arabic"/>
+          <w:b w:val="false"/>
+          <w:bCs w:val="false"/>
+          <w:sz w:val="28"/>
+          <w:szCs w:val="28"/>
+          <w:rtl/>
+        </w:rPr>
+        <w:t xml:space="preserve">https://search.mandumah.com/Record/167975</w:t>
+      </w:r>
+    </w:p>
+    <w:p>
+      <w:pPr>
+        <w:bidi/>
+        <w:spacing w:after="160" w:line="480"/>
+        <w:jc w:val="both"/>
+      </w:pPr>
+      <w:r>
+        <w:rPr>
+          <w:rFonts w:ascii="Simplified Arabic" w:cs="Simplified Arabic" w:eastAsia="Simplified Arabic" w:hAnsi="Simplified Arabic"/>
+          <w:b w:val="false"/>
+          <w:bCs w:val="false"/>
+          <w:sz w:val="28"/>
+          <w:szCs w:val="28"/>
+          <w:rtl/>
+        </w:rPr>
+        <w:t xml:space="preserve">تاريخ الاسترجاع: </w:t>
+      </w:r>
+      <w:r>
+        <w:rPr>
+          <w:rFonts w:ascii="Simplified Arabic" w:cs="Simplified Arabic" w:eastAsia="Simplified Arabic" w:hAnsi="Simplified Arabic"/>
+          <w:b w:val="false"/>
+          <w:bCs w:val="false"/>
+          <w:sz w:val="28"/>
+          <w:szCs w:val="28"/>
+          <w:rtl/>
+        </w:rPr>
+        <w:t xml:space="preserve">25.12.2025</w:t>
+      </w:r>
+      <w:r>
+        <w:rPr>
+          <w:rFonts w:ascii="Simplified Arabic" w:cs="Simplified Arabic" w:eastAsia="Simplified Arabic" w:hAnsi="Simplified Arabic"/>
+          <w:b w:val="false"/>
+          <w:bCs w:val="false"/>
+          <w:sz w:val="28"/>
+          <w:szCs w:val="28"/>
+          <w:rtl/>
+        </w:rPr>
+        <w:t xml:space="preserve">.</w:t>
+      </w:r>
+    </w:p>
+    <w:p>
+      <w:pPr>
+        <w:bidi/>
+        <w:spacing w:after="160" w:line="480"/>
+        <w:jc w:val="both"/>
+      </w:pPr>
+      <w:r>
+        <w:rPr>
+          <w:rFonts w:ascii="Simplified Arabic" w:cs="Simplified Arabic" w:eastAsia="Simplified Arabic" w:hAnsi="Simplified Arabic"/>
+          <w:b/>
+          <w:bCs/>
+          <w:sz w:val="28"/>
+          <w:szCs w:val="28"/>
+          <w:rtl/>
+        </w:rPr>
+        <w:t xml:space="preserve">&gt; الفائدة من الدراسة: </w:t>
+      </w:r>
+      <w:r>
+        <w:rPr>
+          <w:rFonts w:ascii="Simplified Arabic" w:cs="Simplified Arabic" w:eastAsia="Simplified Arabic" w:hAnsi="Simplified Arabic"/>
+          <w:b w:val="false"/>
+          <w:bCs w:val="false"/>
+          <w:sz w:val="28"/>
+          <w:szCs w:val="28"/>
+          <w:rtl/>
+        </w:rPr>
+        <w:t xml:space="preserve">تخدمني هذه الدراسة في عرض أقوال الفقهاء المؤيّدين والمعارضين وأدلّتهم ومناقشتها في المبحث الثالث من الفصل الرابع.</w:t>
+      </w:r>
+    </w:p>
+    <w:p/>
+    <w:p>
+      <w:pPr>
+        <w:bidi/>
+        <w:spacing w:after="160" w:line="480"/>
+        <w:jc w:val="both"/>
+      </w:pPr>
+      <w:r>
+        <w:rPr>
+          <w:rFonts w:ascii="Simplified Arabic" w:cs="Simplified Arabic" w:eastAsia="Simplified Arabic" w:hAnsi="Simplified Arabic"/>
+          <w:b/>
+          <w:bCs/>
+          <w:sz w:val="28"/>
+          <w:szCs w:val="28"/>
+          <w:rtl/>
+        </w:rPr>
+        <w:t xml:space="preserve">17. التعريف الطبيّ للموت</w:t>
+      </w:r>
+    </w:p>
+    <w:p>
+      <w:pPr>
+        <w:bidi/>
+        <w:spacing w:after="160" w:line="480"/>
+        <w:jc w:val="both"/>
+      </w:pPr>
+      <w:r>
+        <w:rPr>
+          <w:rFonts w:ascii="Simplified Arabic" w:cs="Simplified Arabic" w:eastAsia="Simplified Arabic" w:hAnsi="Simplified Arabic"/>
+          <w:b w:val="false"/>
+          <w:bCs w:val="false"/>
+          <w:sz w:val="28"/>
+          <w:szCs w:val="28"/>
+          <w:rtl/>
+        </w:rPr>
+        <w:t xml:space="preserve">التوثيق: </w:t>
+      </w:r>
+      <w:r>
+        <w:rPr>
+          <w:rFonts w:ascii="Simplified Arabic" w:cs="Simplified Arabic" w:eastAsia="Simplified Arabic" w:hAnsi="Simplified Arabic"/>
+          <w:b w:val="false"/>
+          <w:bCs w:val="false"/>
+          <w:sz w:val="28"/>
+          <w:szCs w:val="28"/>
+          <w:rtl/>
+        </w:rPr>
+        <w:t xml:space="preserve">البار، محمد علي (1987). التعريف الطبي للموت. مجلة مجمع الفقه الإسلامي، جدة: منظمة المؤتمر الإسلامي، العدد الثالث.</w:t>
+      </w:r>
+    </w:p>
+    <w:p>
+      <w:pPr>
+        <w:bidi/>
+        <w:spacing w:after="160" w:line="480"/>
+        <w:jc w:val="both"/>
+      </w:pPr>
+      <w:r>
+        <w:rPr>
+          <w:rFonts w:ascii="Simplified Arabic" w:cs="Simplified Arabic" w:eastAsia="Simplified Arabic" w:hAnsi="Simplified Arabic"/>
+          <w:b w:val="false"/>
+          <w:bCs w:val="false"/>
+          <w:sz w:val="28"/>
+          <w:szCs w:val="28"/>
+          <w:rtl/>
+        </w:rPr>
+        <w:t xml:space="preserve">رابط الدراسة: </w:t>
+      </w:r>
+      <w:r>
+        <w:rPr>
+          <w:rFonts w:ascii="Simplified Arabic" w:cs="Simplified Arabic" w:eastAsia="Simplified Arabic" w:hAnsi="Simplified Arabic"/>
+          <w:b w:val="false"/>
+          <w:bCs w:val="false"/>
+          <w:sz w:val="28"/>
+          <w:szCs w:val="28"/>
+          <w:rtl/>
+        </w:rPr>
+        <w:t xml:space="preserve">https://iifa-aifi.org/ar/journal</w:t>
+      </w:r>
+    </w:p>
+    <w:p>
+      <w:pPr>
+        <w:bidi/>
+        <w:spacing w:after="160" w:line="480"/>
+        <w:jc w:val="both"/>
+      </w:pPr>
+      <w:r>
+        <w:rPr>
+          <w:rFonts w:ascii="Simplified Arabic" w:cs="Simplified Arabic" w:eastAsia="Simplified Arabic" w:hAnsi="Simplified Arabic"/>
+          <w:b w:val="false"/>
+          <w:bCs w:val="false"/>
+          <w:sz w:val="28"/>
+          <w:szCs w:val="28"/>
+          <w:rtl/>
+        </w:rPr>
+        <w:t xml:space="preserve">تاريخ الاسترجاع: </w:t>
+      </w:r>
+      <w:r>
+        <w:rPr>
+          <w:rFonts w:ascii="Simplified Arabic" w:cs="Simplified Arabic" w:eastAsia="Simplified Arabic" w:hAnsi="Simplified Arabic"/>
+          <w:b w:val="false"/>
+          <w:bCs w:val="false"/>
+          <w:sz w:val="28"/>
+          <w:szCs w:val="28"/>
+          <w:rtl/>
+        </w:rPr>
+        <w:t xml:space="preserve">26.12.2025</w:t>
+      </w:r>
+      <w:r>
+        <w:rPr>
+          <w:rFonts w:ascii="Simplified Arabic" w:cs="Simplified Arabic" w:eastAsia="Simplified Arabic" w:hAnsi="Simplified Arabic"/>
+          <w:b w:val="false"/>
+          <w:bCs w:val="false"/>
+          <w:sz w:val="28"/>
+          <w:szCs w:val="28"/>
+          <w:rtl/>
+        </w:rPr>
+        <w:t xml:space="preserve">.</w:t>
+      </w:r>
+    </w:p>
+    <w:p>
+      <w:pPr>
+        <w:bidi/>
+        <w:spacing w:after="160" w:line="480"/>
+        <w:jc w:val="both"/>
+      </w:pPr>
+      <w:r>
+        <w:rPr>
+          <w:rFonts w:ascii="Simplified Arabic" w:cs="Simplified Arabic" w:eastAsia="Simplified Arabic" w:hAnsi="Simplified Arabic"/>
+          <w:b/>
+          <w:bCs/>
+          <w:sz w:val="28"/>
+          <w:szCs w:val="28"/>
+          <w:rtl/>
+        </w:rPr>
+        <w:t xml:space="preserve">&gt; الفائدة من الدراسة: </w:t>
+      </w:r>
+      <w:r>
+        <w:rPr>
+          <w:rFonts w:ascii="Simplified Arabic" w:cs="Simplified Arabic" w:eastAsia="Simplified Arabic" w:hAnsi="Simplified Arabic"/>
+          <w:b w:val="false"/>
+          <w:bCs w:val="false"/>
+          <w:sz w:val="28"/>
+          <w:szCs w:val="28"/>
+          <w:rtl/>
+        </w:rPr>
+        <w:t xml:space="preserve">تخدمني هذه الدراسة في الفصل التمهيدي (تاريخ ظهور المسألة ودخولها الفقه المعاصر)، وفي التعريفات الطبيّة.</w:t>
+      </w:r>
+    </w:p>
+    <w:p/>
+    <w:p>
+      <w:pPr>
+        <w:pStyle w:val="Heading3"/>
+        <w:bidi/>
+        <w:spacing w:after="160" w:before="200" w:line="360"/>
+        <w:jc w:val="right"/>
+      </w:pPr>
+      <w:r>
+        <w:rPr>
+          <w:rFonts w:ascii="Simplified Arabic" w:cs="Simplified Arabic" w:eastAsia="Simplified Arabic" w:hAnsi="Simplified Arabic"/>
+          <w:b/>
+          <w:bCs/>
+          <w:color w:val="000000"/>
+          <w:sz w:val="28"/>
+          <w:szCs w:val="28"/>
+          <w:rtl/>
+        </w:rPr>
+        <w:t xml:space="preserve">ثانيًا: الدراسات باللغات الأجنبيّة (10 دراسات):</w:t>
+      </w:r>
+    </w:p>
+    <w:p>
+      <w:pPr>
+        <w:bidi/>
+        <w:spacing w:after="160" w:line="480"/>
+        <w:jc w:val="both"/>
+      </w:pPr>
+      <w:r>
+        <w:rPr>
+          <w:rFonts w:ascii="Simplified Arabic" w:cs="Simplified Arabic" w:eastAsia="Simplified Arabic" w:hAnsi="Simplified Arabic"/>
+          <w:b/>
+          <w:bCs/>
+          <w:sz w:val="28"/>
+          <w:szCs w:val="28"/>
+          <w:rtl/>
+        </w:rPr>
+        <w:t xml:space="preserve">1. معالجة مشكلة أخطاء تشخيص الموت الدماغيّ</w:t>
+      </w:r>
+    </w:p>
+    <w:p>
+      <w:pPr>
+        <w:bidi/>
+        <w:spacing w:after="160" w:line="480"/>
+        <w:jc w:val="both"/>
+      </w:pPr>
+      <w:r>
+        <w:rPr>
+          <w:rFonts w:ascii="Simplified Arabic" w:cs="Simplified Arabic" w:eastAsia="Simplified Arabic" w:hAnsi="Simplified Arabic"/>
+          <w:b w:val="false"/>
+          <w:bCs w:val="false"/>
+          <w:sz w:val="28"/>
+          <w:szCs w:val="28"/>
+          <w:rtl/>
+        </w:rPr>
+        <w:t xml:space="preserve">التوثيق: </w:t>
+      </w:r>
+      <w:r>
+        <w:rPr>
+          <w:rFonts w:ascii="Simplified Arabic" w:cs="Simplified Arabic" w:eastAsia="Simplified Arabic" w:hAnsi="Simplified Arabic"/>
+          <w:b w:val="false"/>
+          <w:bCs w:val="false"/>
+          <w:sz w:val="28"/>
+          <w:szCs w:val="28"/>
+          <w:rtl/>
+        </w:rPr>
+        <w:t xml:space="preserve">Journal of Law, Medicine &amp; Ethics (2025). Addressing the Problem of Brain Death Misdiagnosis. JLME, 53(2), 244-253.</w:t>
+      </w:r>
+    </w:p>
+    <w:p>
+      <w:pPr>
+        <w:bidi/>
+        <w:spacing w:after="160" w:line="480"/>
+        <w:jc w:val="both"/>
+      </w:pPr>
+      <w:r>
+        <w:rPr>
+          <w:rFonts w:ascii="Simplified Arabic" w:cs="Simplified Arabic" w:eastAsia="Simplified Arabic" w:hAnsi="Simplified Arabic"/>
+          <w:b w:val="false"/>
+          <w:bCs w:val="false"/>
+          <w:sz w:val="28"/>
+          <w:szCs w:val="28"/>
+          <w:rtl/>
+        </w:rPr>
+        <w:t xml:space="preserve">رابط الدراسة: </w:t>
+      </w:r>
+      <w:r>
+        <w:rPr>
+          <w:rFonts w:ascii="Simplified Arabic" w:cs="Simplified Arabic" w:eastAsia="Simplified Arabic" w:hAnsi="Simplified Arabic"/>
+          <w:b w:val="false"/>
+          <w:bCs w:val="false"/>
+          <w:sz w:val="28"/>
+          <w:szCs w:val="28"/>
+          <w:rtl/>
+        </w:rPr>
+        <w:t xml:space="preserve">https://www.cambridge.org/core/services/aop-cambridge-core/content/view/F891733330C5E4ADCB8C5BB0235E271F</w:t>
+      </w:r>
+    </w:p>
+    <w:p>
+      <w:pPr>
+        <w:bidi/>
+        <w:spacing w:after="160" w:line="480"/>
+        <w:jc w:val="both"/>
+      </w:pPr>
+      <w:r>
+        <w:rPr>
+          <w:rFonts w:ascii="Simplified Arabic" w:cs="Simplified Arabic" w:eastAsia="Simplified Arabic" w:hAnsi="Simplified Arabic"/>
+          <w:b w:val="false"/>
+          <w:bCs w:val="false"/>
+          <w:sz w:val="28"/>
+          <w:szCs w:val="28"/>
+          <w:rtl/>
+        </w:rPr>
+        <w:t xml:space="preserve">تاريخ الاسترجاع: </w:t>
+      </w:r>
+      <w:r>
+        <w:rPr>
+          <w:rFonts w:ascii="Simplified Arabic" w:cs="Simplified Arabic" w:eastAsia="Simplified Arabic" w:hAnsi="Simplified Arabic"/>
+          <w:b w:val="false"/>
+          <w:bCs w:val="false"/>
+          <w:sz w:val="28"/>
+          <w:szCs w:val="28"/>
+          <w:rtl/>
+        </w:rPr>
+        <w:t xml:space="preserve">25.12.2025</w:t>
+      </w:r>
+      <w:r>
+        <w:rPr>
+          <w:rFonts w:ascii="Simplified Arabic" w:cs="Simplified Arabic" w:eastAsia="Simplified Arabic" w:hAnsi="Simplified Arabic"/>
+          <w:b w:val="false"/>
+          <w:bCs w:val="false"/>
+          <w:sz w:val="28"/>
+          <w:szCs w:val="28"/>
+          <w:rtl/>
+        </w:rPr>
+        <w:t xml:space="preserve">.</w:t>
+      </w:r>
+    </w:p>
+    <w:p>
+      <w:pPr>
+        <w:bidi/>
+        <w:spacing w:after="160" w:line="480"/>
+        <w:jc w:val="both"/>
+      </w:pPr>
+      <w:r>
+        <w:rPr>
+          <w:rFonts w:ascii="Simplified Arabic" w:cs="Simplified Arabic" w:eastAsia="Simplified Arabic" w:hAnsi="Simplified Arabic"/>
+          <w:b/>
+          <w:bCs/>
+          <w:sz w:val="28"/>
+          <w:szCs w:val="28"/>
+          <w:rtl/>
+        </w:rPr>
+        <w:t xml:space="preserve">&gt; الفائدة من الدراسة: </w:t>
+      </w:r>
+      <w:r>
+        <w:rPr>
+          <w:rFonts w:ascii="Simplified Arabic" w:cs="Simplified Arabic" w:eastAsia="Simplified Arabic" w:hAnsi="Simplified Arabic"/>
+          <w:b w:val="false"/>
+          <w:bCs w:val="false"/>
+          <w:sz w:val="28"/>
+          <w:szCs w:val="28"/>
+          <w:rtl/>
+        </w:rPr>
+        <w:t xml:space="preserve">تخدمني هذه الدراسة في مناقشة أدلّة المعارضين (احتمال الخطأ في التشخيص) وفي تأكيد أهميّة الضوابط.</w:t>
+      </w:r>
+    </w:p>
+    <w:p/>
+    <w:p>
+      <w:pPr>
+        <w:bidi/>
+        <w:spacing w:after="160" w:line="480"/>
+        <w:jc w:val="both"/>
+      </w:pPr>
+      <w:r>
+        <w:rPr>
+          <w:rFonts w:ascii="Simplified Arabic" w:cs="Simplified Arabic" w:eastAsia="Simplified Arabic" w:hAnsi="Simplified Arabic"/>
+          <w:b/>
+          <w:bCs/>
+          <w:sz w:val="28"/>
+          <w:szCs w:val="28"/>
+          <w:rtl/>
+        </w:rPr>
+        <w:t xml:space="preserve">2. الفحوصات المساندة لتحديد الموت الدماغيّ</w:t>
+      </w:r>
+    </w:p>
+    <w:p>
+      <w:pPr>
+        <w:bidi/>
+        <w:spacing w:after="160" w:line="480"/>
+        <w:jc w:val="both"/>
+      </w:pPr>
+      <w:r>
+        <w:rPr>
+          <w:rFonts w:ascii="Simplified Arabic" w:cs="Simplified Arabic" w:eastAsia="Simplified Arabic" w:hAnsi="Simplified Arabic"/>
+          <w:b w:val="false"/>
+          <w:bCs w:val="false"/>
+          <w:sz w:val="28"/>
+          <w:szCs w:val="28"/>
+          <w:rtl/>
+        </w:rPr>
+        <w:t xml:space="preserve">التوثيق: </w:t>
+      </w:r>
+      <w:r>
+        <w:rPr>
+          <w:rFonts w:ascii="Simplified Arabic" w:cs="Simplified Arabic" w:eastAsia="Simplified Arabic" w:hAnsi="Simplified Arabic"/>
+          <w:b w:val="false"/>
+          <w:bCs w:val="false"/>
+          <w:sz w:val="28"/>
+          <w:szCs w:val="28"/>
+          <w:rtl/>
+        </w:rPr>
+        <w:t xml:space="preserve">Ancillary Tests for Brain Death (2025). Frontiers in Neurology, Neurocritical and Neurohospitalist Care, vol. 15 (2024), published January 7, 2025.</w:t>
+      </w:r>
+    </w:p>
+    <w:p>
+      <w:pPr>
+        <w:bidi/>
+        <w:spacing w:after="160" w:line="480"/>
+        <w:jc w:val="both"/>
+      </w:pPr>
+      <w:r>
+        <w:rPr>
+          <w:rFonts w:ascii="Simplified Arabic" w:cs="Simplified Arabic" w:eastAsia="Simplified Arabic" w:hAnsi="Simplified Arabic"/>
+          <w:b w:val="false"/>
+          <w:bCs w:val="false"/>
+          <w:sz w:val="28"/>
+          <w:szCs w:val="28"/>
+          <w:rtl/>
+        </w:rPr>
+        <w:t xml:space="preserve">رابط الدراسة: </w:t>
+      </w:r>
+      <w:r>
+        <w:rPr>
+          <w:rFonts w:ascii="Simplified Arabic" w:cs="Simplified Arabic" w:eastAsia="Simplified Arabic" w:hAnsi="Simplified Arabic"/>
+          <w:b w:val="false"/>
+          <w:bCs w:val="false"/>
+          <w:sz w:val="28"/>
+          <w:szCs w:val="28"/>
+          <w:rtl/>
+        </w:rPr>
+        <w:t xml:space="preserve">https://doi.org/10.3389/fneur.2024.1491263</w:t>
+      </w:r>
+    </w:p>
+    <w:p>
+      <w:pPr>
+        <w:bidi/>
+        <w:spacing w:after="160" w:line="480"/>
+        <w:jc w:val="both"/>
+      </w:pPr>
+      <w:r>
+        <w:rPr>
+          <w:rFonts w:ascii="Simplified Arabic" w:cs="Simplified Arabic" w:eastAsia="Simplified Arabic" w:hAnsi="Simplified Arabic"/>
+          <w:b w:val="false"/>
+          <w:bCs w:val="false"/>
+          <w:sz w:val="28"/>
+          <w:szCs w:val="28"/>
+          <w:rtl/>
+        </w:rPr>
+        <w:t xml:space="preserve">تاريخ الاسترجاع: </w:t>
+      </w:r>
+      <w:r>
+        <w:rPr>
+          <w:rFonts w:ascii="Simplified Arabic" w:cs="Simplified Arabic" w:eastAsia="Simplified Arabic" w:hAnsi="Simplified Arabic"/>
+          <w:b w:val="false"/>
+          <w:bCs w:val="false"/>
+          <w:sz w:val="28"/>
+          <w:szCs w:val="28"/>
+          <w:rtl/>
+        </w:rPr>
+        <w:t xml:space="preserve">25.12.2025</w:t>
+      </w:r>
+      <w:r>
+        <w:rPr>
+          <w:rFonts w:ascii="Simplified Arabic" w:cs="Simplified Arabic" w:eastAsia="Simplified Arabic" w:hAnsi="Simplified Arabic"/>
+          <w:b w:val="false"/>
+          <w:bCs w:val="false"/>
+          <w:sz w:val="28"/>
+          <w:szCs w:val="28"/>
+          <w:rtl/>
+        </w:rPr>
+        <w:t xml:space="preserve">.</w:t>
+      </w:r>
+    </w:p>
+    <w:p>
+      <w:pPr>
+        <w:bidi/>
+        <w:spacing w:after="160" w:line="480"/>
+        <w:jc w:val="both"/>
+      </w:pPr>
+      <w:r>
+        <w:rPr>
+          <w:rFonts w:ascii="Simplified Arabic" w:cs="Simplified Arabic" w:eastAsia="Simplified Arabic" w:hAnsi="Simplified Arabic"/>
+          <w:b/>
+          <w:bCs/>
+          <w:sz w:val="28"/>
+          <w:szCs w:val="28"/>
+          <w:rtl/>
+        </w:rPr>
+        <w:t xml:space="preserve">&gt; الفائدة من الدراسة: </w:t>
+      </w:r>
+      <w:r>
+        <w:rPr>
+          <w:rFonts w:ascii="Simplified Arabic" w:cs="Simplified Arabic" w:eastAsia="Simplified Arabic" w:hAnsi="Simplified Arabic"/>
+          <w:b w:val="false"/>
+          <w:bCs w:val="false"/>
+          <w:sz w:val="28"/>
+          <w:szCs w:val="28"/>
+          <w:rtl/>
+        </w:rPr>
+        <w:t xml:space="preserve">تخدمني هذه الدراسة في مطلب معايير تشخيص الموت الدماغيّ والفحوص المساندة.</w:t>
+      </w:r>
+    </w:p>
+    <w:p/>
+    <w:p>
+      <w:pPr>
+        <w:bidi/>
+        <w:spacing w:after="160" w:line="480"/>
+        <w:jc w:val="both"/>
+      </w:pPr>
+      <w:r>
+        <w:rPr>
+          <w:rFonts w:ascii="Simplified Arabic" w:cs="Simplified Arabic" w:eastAsia="Simplified Arabic" w:hAnsi="Simplified Arabic"/>
+          <w:b/>
+          <w:bCs/>
+          <w:sz w:val="28"/>
+          <w:szCs w:val="28"/>
+          <w:rtl/>
+        </w:rPr>
+        <w:t xml:space="preserve">3. الموت الإكلينيكيّ: المفهوم والتقنيّات الطبيّة لإعادة الإنعاش</w:t>
+      </w:r>
+    </w:p>
+    <w:p>
+      <w:pPr>
+        <w:bidi/>
+        <w:spacing w:after="160" w:line="480"/>
+        <w:jc w:val="both"/>
+      </w:pPr>
+      <w:r>
+        <w:rPr>
+          <w:rFonts w:ascii="Simplified Arabic" w:cs="Simplified Arabic" w:eastAsia="Simplified Arabic" w:hAnsi="Simplified Arabic"/>
+          <w:b w:val="false"/>
+          <w:bCs w:val="false"/>
+          <w:sz w:val="28"/>
+          <w:szCs w:val="28"/>
+          <w:rtl/>
+        </w:rPr>
+        <w:t xml:space="preserve">التوثيق: </w:t>
+      </w:r>
+      <w:r>
+        <w:rPr>
+          <w:rFonts w:ascii="Simplified Arabic" w:cs="Simplified Arabic" w:eastAsia="Simplified Arabic" w:hAnsi="Simplified Arabic"/>
+          <w:b w:val="false"/>
+          <w:bCs w:val="false"/>
+          <w:sz w:val="28"/>
+          <w:szCs w:val="28"/>
+          <w:rtl/>
+        </w:rPr>
+        <w:t xml:space="preserve">Schroeder, T. (2023). Clinical Death: Concept and Medical Resuscitation Techniques. Journal of Clinical Medicine Studies, published March 31, 2023.</w:t>
+      </w:r>
+    </w:p>
+    <w:p>
+      <w:pPr>
+        <w:bidi/>
+        <w:spacing w:after="160" w:line="480"/>
+        <w:jc w:val="both"/>
+      </w:pPr>
+      <w:r>
+        <w:rPr>
+          <w:rFonts w:ascii="Simplified Arabic" w:cs="Simplified Arabic" w:eastAsia="Simplified Arabic" w:hAnsi="Simplified Arabic"/>
+          <w:b w:val="false"/>
+          <w:bCs w:val="false"/>
+          <w:sz w:val="28"/>
+          <w:szCs w:val="28"/>
+          <w:rtl/>
+        </w:rPr>
+        <w:t xml:space="preserve">رابط الدراسة: </w:t>
+      </w:r>
+      <w:r>
+        <w:rPr>
+          <w:rFonts w:ascii="Simplified Arabic" w:cs="Simplified Arabic" w:eastAsia="Simplified Arabic" w:hAnsi="Simplified Arabic"/>
+          <w:b w:val="false"/>
+          <w:bCs w:val="false"/>
+          <w:sz w:val="28"/>
+          <w:szCs w:val="28"/>
+          <w:rtl/>
+        </w:rPr>
+        <w:t xml:space="preserve">https://www.walshmedicalmedia.com/open-access/clinical-death-a-reversible-state-of-cardiac-arrest-119791.html</w:t>
+      </w:r>
+    </w:p>
+    <w:p>
+      <w:pPr>
+        <w:bidi/>
+        <w:spacing w:after="160" w:line="480"/>
+        <w:jc w:val="both"/>
+      </w:pPr>
+      <w:r>
+        <w:rPr>
+          <w:rFonts w:ascii="Simplified Arabic" w:cs="Simplified Arabic" w:eastAsia="Simplified Arabic" w:hAnsi="Simplified Arabic"/>
+          <w:b w:val="false"/>
+          <w:bCs w:val="false"/>
+          <w:sz w:val="28"/>
+          <w:szCs w:val="28"/>
+          <w:rtl/>
+        </w:rPr>
+        <w:t xml:space="preserve">تاريخ الاسترجاع: </w:t>
+      </w:r>
+      <w:r>
+        <w:rPr>
+          <w:rFonts w:ascii="Simplified Arabic" w:cs="Simplified Arabic" w:eastAsia="Simplified Arabic" w:hAnsi="Simplified Arabic"/>
+          <w:b w:val="false"/>
+          <w:bCs w:val="false"/>
+          <w:sz w:val="28"/>
+          <w:szCs w:val="28"/>
+          <w:rtl/>
+        </w:rPr>
+        <w:t xml:space="preserve">25.12.2025</w:t>
+      </w:r>
+      <w:r>
+        <w:rPr>
+          <w:rFonts w:ascii="Simplified Arabic" w:cs="Simplified Arabic" w:eastAsia="Simplified Arabic" w:hAnsi="Simplified Arabic"/>
+          <w:b w:val="false"/>
+          <w:bCs w:val="false"/>
+          <w:sz w:val="28"/>
+          <w:szCs w:val="28"/>
+          <w:rtl/>
+        </w:rPr>
+        <w:t xml:space="preserve">.</w:t>
+      </w:r>
+    </w:p>
+    <w:p>
+      <w:pPr>
+        <w:bidi/>
+        <w:spacing w:after="160" w:line="480"/>
+        <w:jc w:val="both"/>
+      </w:pPr>
+      <w:r>
+        <w:rPr>
+          <w:rFonts w:ascii="Simplified Arabic" w:cs="Simplified Arabic" w:eastAsia="Simplified Arabic" w:hAnsi="Simplified Arabic"/>
+          <w:b/>
+          <w:bCs/>
+          <w:sz w:val="28"/>
+          <w:szCs w:val="28"/>
+          <w:rtl/>
+        </w:rPr>
+        <w:t xml:space="preserve">&gt; الفائدة من الدراسة: </w:t>
+      </w:r>
+      <w:r>
+        <w:rPr>
+          <w:rFonts w:ascii="Simplified Arabic" w:cs="Simplified Arabic" w:eastAsia="Simplified Arabic" w:hAnsi="Simplified Arabic"/>
+          <w:b w:val="false"/>
+          <w:bCs w:val="false"/>
+          <w:sz w:val="28"/>
+          <w:szCs w:val="28"/>
+          <w:rtl/>
+        </w:rPr>
+        <w:t xml:space="preserve">تخدمني هذه الدراسة في التعريف الطبيّ الدقيق للموت السريريّ بوصفه حالة قابلة للإنعاش.</w:t>
+      </w:r>
+    </w:p>
+    <w:p/>
+    <w:p>
+      <w:pPr>
+        <w:bidi/>
+        <w:spacing w:after="160" w:line="480"/>
+        <w:jc w:val="both"/>
+      </w:pPr>
+      <w:r>
+        <w:rPr>
+          <w:rFonts w:ascii="Simplified Arabic" w:cs="Simplified Arabic" w:eastAsia="Simplified Arabic" w:hAnsi="Simplified Arabic"/>
+          <w:b/>
+          <w:bCs/>
+          <w:sz w:val="28"/>
+          <w:szCs w:val="28"/>
+          <w:rtl/>
+        </w:rPr>
+        <w:t xml:space="preserve">4. الدليل التوافقيّ لتحديد الموت الدماغيّ/الموت وفق المعايير العصبيّة للبالغين والأطفال</w:t>
+      </w:r>
+    </w:p>
+    <w:p>
+      <w:pPr>
+        <w:bidi/>
+        <w:spacing w:after="160" w:line="480"/>
+        <w:jc w:val="both"/>
+      </w:pPr>
+      <w:r>
+        <w:rPr>
+          <w:rFonts w:ascii="Simplified Arabic" w:cs="Simplified Arabic" w:eastAsia="Simplified Arabic" w:hAnsi="Simplified Arabic"/>
+          <w:b w:val="false"/>
+          <w:bCs w:val="false"/>
+          <w:sz w:val="28"/>
+          <w:szCs w:val="28"/>
+          <w:rtl/>
+        </w:rPr>
+        <w:t xml:space="preserve">التوثيق: </w:t>
+      </w:r>
+      <w:r>
+        <w:rPr>
+          <w:rFonts w:ascii="Simplified Arabic" w:cs="Simplified Arabic" w:eastAsia="Simplified Arabic" w:hAnsi="Simplified Arabic"/>
+          <w:b w:val="false"/>
+          <w:bCs w:val="false"/>
+          <w:sz w:val="28"/>
+          <w:szCs w:val="28"/>
+          <w:rtl/>
+        </w:rPr>
+        <w:t xml:space="preserve">Greer, D. M., Kirschen, M. P., Lewis, A., et al. (2023). Pediatric and Adult Brain Death/Death by Neurologic Criteria Consensus Guideline. Neurology, 101(24), 1112-1132.</w:t>
+      </w:r>
+    </w:p>
+    <w:p>
+      <w:pPr>
+        <w:bidi/>
+        <w:spacing w:after="160" w:line="480"/>
+        <w:jc w:val="both"/>
+      </w:pPr>
+      <w:r>
+        <w:rPr>
+          <w:rFonts w:ascii="Simplified Arabic" w:cs="Simplified Arabic" w:eastAsia="Simplified Arabic" w:hAnsi="Simplified Arabic"/>
+          <w:b w:val="false"/>
+          <w:bCs w:val="false"/>
+          <w:sz w:val="28"/>
+          <w:szCs w:val="28"/>
+          <w:rtl/>
+        </w:rPr>
+        <w:t xml:space="preserve">رابط الدراسة: </w:t>
+      </w:r>
+      <w:r>
+        <w:rPr>
+          <w:rFonts w:ascii="Simplified Arabic" w:cs="Simplified Arabic" w:eastAsia="Simplified Arabic" w:hAnsi="Simplified Arabic"/>
+          <w:b w:val="false"/>
+          <w:bCs w:val="false"/>
+          <w:sz w:val="28"/>
+          <w:szCs w:val="28"/>
+          <w:rtl/>
+        </w:rPr>
+        <w:t xml:space="preserve">https://doi.org/10.1212/WNL.0000000000207740</w:t>
+      </w:r>
+    </w:p>
+    <w:p>
+      <w:pPr>
+        <w:bidi/>
+        <w:spacing w:after="160" w:line="480"/>
+        <w:jc w:val="both"/>
+      </w:pPr>
+      <w:r>
+        <w:rPr>
+          <w:rFonts w:ascii="Simplified Arabic" w:cs="Simplified Arabic" w:eastAsia="Simplified Arabic" w:hAnsi="Simplified Arabic"/>
+          <w:b w:val="false"/>
+          <w:bCs w:val="false"/>
+          <w:sz w:val="28"/>
+          <w:szCs w:val="28"/>
+          <w:rtl/>
+        </w:rPr>
+        <w:t xml:space="preserve">تاريخ الاسترجاع: </w:t>
+      </w:r>
+      <w:r>
+        <w:rPr>
+          <w:rFonts w:ascii="Simplified Arabic" w:cs="Simplified Arabic" w:eastAsia="Simplified Arabic" w:hAnsi="Simplified Arabic"/>
+          <w:b w:val="false"/>
+          <w:bCs w:val="false"/>
+          <w:sz w:val="28"/>
+          <w:szCs w:val="28"/>
+          <w:rtl/>
+        </w:rPr>
+        <w:t xml:space="preserve">26.12.2025</w:t>
+      </w:r>
+      <w:r>
+        <w:rPr>
+          <w:rFonts w:ascii="Simplified Arabic" w:cs="Simplified Arabic" w:eastAsia="Simplified Arabic" w:hAnsi="Simplified Arabic"/>
+          <w:b w:val="false"/>
+          <w:bCs w:val="false"/>
+          <w:sz w:val="28"/>
+          <w:szCs w:val="28"/>
+          <w:rtl/>
+        </w:rPr>
+        <w:t xml:space="preserve">.</w:t>
+      </w:r>
+    </w:p>
+    <w:p>
+      <w:pPr>
+        <w:bidi/>
+        <w:spacing w:after="160" w:line="480"/>
+        <w:jc w:val="both"/>
+      </w:pPr>
+      <w:r>
+        <w:rPr>
+          <w:rFonts w:ascii="Simplified Arabic" w:cs="Simplified Arabic" w:eastAsia="Simplified Arabic" w:hAnsi="Simplified Arabic"/>
+          <w:b/>
+          <w:bCs/>
+          <w:sz w:val="28"/>
+          <w:szCs w:val="28"/>
+          <w:rtl/>
+        </w:rPr>
+        <w:t xml:space="preserve">&gt; الفائدة من الدراسة: </w:t>
+      </w:r>
+      <w:r>
+        <w:rPr>
+          <w:rFonts w:ascii="Simplified Arabic" w:cs="Simplified Arabic" w:eastAsia="Simplified Arabic" w:hAnsi="Simplified Arabic"/>
+          <w:b w:val="false"/>
+          <w:bCs w:val="false"/>
+          <w:sz w:val="28"/>
+          <w:szCs w:val="28"/>
+          <w:rtl/>
+        </w:rPr>
+        <w:t xml:space="preserve">تخدمني هذه الدراسة في بيان أحدث بروتوكول طبيّ معتمد لتشخيص الموت الدماغيّ في المبحث الرابع من الفصل الرابع.</w:t>
+      </w:r>
+    </w:p>
+    <w:p/>
+    <w:p>
+      <w:pPr>
+        <w:bidi/>
+        <w:spacing w:after="160" w:line="480"/>
+        <w:jc w:val="both"/>
+      </w:pPr>
+      <w:r>
+        <w:rPr>
+          <w:rFonts w:ascii="Simplified Arabic" w:cs="Simplified Arabic" w:eastAsia="Simplified Arabic" w:hAnsi="Simplified Arabic"/>
+          <w:b/>
+          <w:bCs/>
+          <w:sz w:val="28"/>
+          <w:szCs w:val="28"/>
+          <w:rtl/>
+        </w:rPr>
+        <w:t xml:space="preserve">5. تحديد الموت الدماغيّ/الموت وفق المعايير العصبيّة: مشروع الموت الدماغيّ العالميّ</w:t>
+      </w:r>
+    </w:p>
+    <w:p>
+      <w:pPr>
+        <w:bidi/>
+        <w:spacing w:after="160" w:line="480"/>
+        <w:jc w:val="both"/>
+      </w:pPr>
+      <w:r>
+        <w:rPr>
+          <w:rFonts w:ascii="Simplified Arabic" w:cs="Simplified Arabic" w:eastAsia="Simplified Arabic" w:hAnsi="Simplified Arabic"/>
+          <w:b w:val="false"/>
+          <w:bCs w:val="false"/>
+          <w:sz w:val="28"/>
+          <w:szCs w:val="28"/>
+          <w:rtl/>
+        </w:rPr>
+        <w:t xml:space="preserve">التوثيق: </w:t>
+      </w:r>
+      <w:r>
+        <w:rPr>
+          <w:rFonts w:ascii="Simplified Arabic" w:cs="Simplified Arabic" w:eastAsia="Simplified Arabic" w:hAnsi="Simplified Arabic"/>
+          <w:b w:val="false"/>
+          <w:bCs w:val="false"/>
+          <w:sz w:val="28"/>
+          <w:szCs w:val="28"/>
+          <w:rtl/>
+        </w:rPr>
+        <w:t xml:space="preserve">Greer, D. M., Shemie, S. D., Lewis, A., et al. (2020). Determination of Brain Death/Death by Neurologic Criteria: The World Brain Death Project. JAMA, 324(11), 1078-1097.</w:t>
+      </w:r>
+    </w:p>
+    <w:p>
+      <w:pPr>
+        <w:bidi/>
+        <w:spacing w:after="160" w:line="480"/>
+        <w:jc w:val="both"/>
+      </w:pPr>
+      <w:r>
+        <w:rPr>
+          <w:rFonts w:ascii="Simplified Arabic" w:cs="Simplified Arabic" w:eastAsia="Simplified Arabic" w:hAnsi="Simplified Arabic"/>
+          <w:b w:val="false"/>
+          <w:bCs w:val="false"/>
+          <w:sz w:val="28"/>
+          <w:szCs w:val="28"/>
+          <w:rtl/>
+        </w:rPr>
+        <w:t xml:space="preserve">رابط الدراسة: </w:t>
+      </w:r>
+      <w:r>
+        <w:rPr>
+          <w:rFonts w:ascii="Simplified Arabic" w:cs="Simplified Arabic" w:eastAsia="Simplified Arabic" w:hAnsi="Simplified Arabic"/>
+          <w:b w:val="false"/>
+          <w:bCs w:val="false"/>
+          <w:sz w:val="28"/>
+          <w:szCs w:val="28"/>
+          <w:rtl/>
+        </w:rPr>
+        <w:t xml:space="preserve">https://doi.org/10.1001/jama.2020.11586</w:t>
+      </w:r>
+    </w:p>
+    <w:p>
+      <w:pPr>
+        <w:bidi/>
+        <w:spacing w:after="160" w:line="480"/>
+        <w:jc w:val="both"/>
+      </w:pPr>
+      <w:r>
+        <w:rPr>
+          <w:rFonts w:ascii="Simplified Arabic" w:cs="Simplified Arabic" w:eastAsia="Simplified Arabic" w:hAnsi="Simplified Arabic"/>
+          <w:b w:val="false"/>
+          <w:bCs w:val="false"/>
+          <w:sz w:val="28"/>
+          <w:szCs w:val="28"/>
+          <w:rtl/>
+        </w:rPr>
+        <w:t xml:space="preserve">تاريخ الاسترجاع: </w:t>
+      </w:r>
+      <w:r>
+        <w:rPr>
+          <w:rFonts w:ascii="Simplified Arabic" w:cs="Simplified Arabic" w:eastAsia="Simplified Arabic" w:hAnsi="Simplified Arabic"/>
+          <w:b w:val="false"/>
+          <w:bCs w:val="false"/>
+          <w:sz w:val="28"/>
+          <w:szCs w:val="28"/>
+          <w:rtl/>
+        </w:rPr>
+        <w:t xml:space="preserve">26.12.2025</w:t>
+      </w:r>
+      <w:r>
+        <w:rPr>
+          <w:rFonts w:ascii="Simplified Arabic" w:cs="Simplified Arabic" w:eastAsia="Simplified Arabic" w:hAnsi="Simplified Arabic"/>
+          <w:b w:val="false"/>
+          <w:bCs w:val="false"/>
+          <w:sz w:val="28"/>
+          <w:szCs w:val="28"/>
+          <w:rtl/>
+        </w:rPr>
+        <w:t xml:space="preserve">.</w:t>
+      </w:r>
+    </w:p>
+    <w:p>
+      <w:pPr>
+        <w:bidi/>
+        <w:spacing w:after="160" w:line="480"/>
+        <w:jc w:val="both"/>
+      </w:pPr>
+      <w:r>
+        <w:rPr>
+          <w:rFonts w:ascii="Simplified Arabic" w:cs="Simplified Arabic" w:eastAsia="Simplified Arabic" w:hAnsi="Simplified Arabic"/>
+          <w:b/>
+          <w:bCs/>
+          <w:sz w:val="28"/>
+          <w:szCs w:val="28"/>
+          <w:rtl/>
+        </w:rPr>
+        <w:t xml:space="preserve">&gt; الفائدة من الدراسة: </w:t>
+      </w:r>
+      <w:r>
+        <w:rPr>
+          <w:rFonts w:ascii="Simplified Arabic" w:cs="Simplified Arabic" w:eastAsia="Simplified Arabic" w:hAnsi="Simplified Arabic"/>
+          <w:b w:val="false"/>
+          <w:bCs w:val="false"/>
+          <w:sz w:val="28"/>
+          <w:szCs w:val="28"/>
+          <w:rtl/>
+        </w:rPr>
+        <w:t xml:space="preserve">تخدمني هذه الدراسة في بيان الإجماع الطبيّ العالميّ على معايير الموت الدماغيّ وتوحيدها بين الدول.</w:t>
+      </w:r>
+    </w:p>
+    <w:p/>
+    <w:p>
+      <w:pPr>
+        <w:bidi/>
+        <w:spacing w:after="160" w:line="480"/>
+        <w:jc w:val="both"/>
+      </w:pPr>
+      <w:r>
+        <w:rPr>
+          <w:rFonts w:ascii="Simplified Arabic" w:cs="Simplified Arabic" w:eastAsia="Simplified Arabic" w:hAnsi="Simplified Arabic"/>
+          <w:b/>
+          <w:bCs/>
+          <w:sz w:val="28"/>
+          <w:szCs w:val="28"/>
+          <w:rtl/>
+        </w:rPr>
+        <w:t xml:space="preserve">6. الجدالات الراهنة في تحديد الموت الدماغيّ</w:t>
+      </w:r>
+    </w:p>
+    <w:p>
+      <w:pPr>
+        <w:bidi/>
+        <w:spacing w:after="160" w:line="480"/>
+        <w:jc w:val="both"/>
+      </w:pPr>
+      <w:r>
+        <w:rPr>
+          <w:rFonts w:ascii="Simplified Arabic" w:cs="Simplified Arabic" w:eastAsia="Simplified Arabic" w:hAnsi="Simplified Arabic"/>
+          <w:b w:val="false"/>
+          <w:bCs w:val="false"/>
+          <w:sz w:val="28"/>
+          <w:szCs w:val="28"/>
+          <w:rtl/>
+        </w:rPr>
+        <w:t xml:space="preserve">التوثيق: </w:t>
+      </w:r>
+      <w:r>
+        <w:rPr>
+          <w:rFonts w:ascii="Simplified Arabic" w:cs="Simplified Arabic" w:eastAsia="Simplified Arabic" w:hAnsi="Simplified Arabic"/>
+          <w:b w:val="false"/>
+          <w:bCs w:val="false"/>
+          <w:sz w:val="28"/>
+          <w:szCs w:val="28"/>
+          <w:rtl/>
+        </w:rPr>
+        <w:t xml:space="preserve">Lewis, A., &amp; Greer, D. (2018). Current controversies in brain death determination. Nature Reviews Neurology, 14(1), 5-6.</w:t>
+      </w:r>
+    </w:p>
+    <w:p>
+      <w:pPr>
+        <w:bidi/>
+        <w:spacing w:after="160" w:line="480"/>
+        <w:jc w:val="both"/>
+      </w:pPr>
+      <w:r>
+        <w:rPr>
+          <w:rFonts w:ascii="Simplified Arabic" w:cs="Simplified Arabic" w:eastAsia="Simplified Arabic" w:hAnsi="Simplified Arabic"/>
+          <w:b w:val="false"/>
+          <w:bCs w:val="false"/>
+          <w:sz w:val="28"/>
+          <w:szCs w:val="28"/>
+          <w:rtl/>
+        </w:rPr>
+        <w:t xml:space="preserve">رابط الدراسة: </w:t>
+      </w:r>
+      <w:r>
+        <w:rPr>
+          <w:rFonts w:ascii="Simplified Arabic" w:cs="Simplified Arabic" w:eastAsia="Simplified Arabic" w:hAnsi="Simplified Arabic"/>
+          <w:b w:val="false"/>
+          <w:bCs w:val="false"/>
+          <w:sz w:val="28"/>
+          <w:szCs w:val="28"/>
+          <w:rtl/>
+        </w:rPr>
+        <w:t xml:space="preserve">https://doi.org/10.1038/nrneurol.2017.172</w:t>
+      </w:r>
+    </w:p>
+    <w:p>
+      <w:pPr>
+        <w:bidi/>
+        <w:spacing w:after="160" w:line="480"/>
+        <w:jc w:val="both"/>
+      </w:pPr>
+      <w:r>
+        <w:rPr>
+          <w:rFonts w:ascii="Simplified Arabic" w:cs="Simplified Arabic" w:eastAsia="Simplified Arabic" w:hAnsi="Simplified Arabic"/>
+          <w:b w:val="false"/>
+          <w:bCs w:val="false"/>
+          <w:sz w:val="28"/>
+          <w:szCs w:val="28"/>
+          <w:rtl/>
+        </w:rPr>
+        <w:t xml:space="preserve">تاريخ الاسترجاع: </w:t>
+      </w:r>
+      <w:r>
+        <w:rPr>
+          <w:rFonts w:ascii="Simplified Arabic" w:cs="Simplified Arabic" w:eastAsia="Simplified Arabic" w:hAnsi="Simplified Arabic"/>
+          <w:b w:val="false"/>
+          <w:bCs w:val="false"/>
+          <w:sz w:val="28"/>
+          <w:szCs w:val="28"/>
+          <w:rtl/>
+        </w:rPr>
+        <w:t xml:space="preserve">26.12.2025</w:t>
+      </w:r>
+      <w:r>
+        <w:rPr>
+          <w:rFonts w:ascii="Simplified Arabic" w:cs="Simplified Arabic" w:eastAsia="Simplified Arabic" w:hAnsi="Simplified Arabic"/>
+          <w:b w:val="false"/>
+          <w:bCs w:val="false"/>
+          <w:sz w:val="28"/>
+          <w:szCs w:val="28"/>
+          <w:rtl/>
+        </w:rPr>
+        <w:t xml:space="preserve">.</w:t>
+      </w:r>
+    </w:p>
+    <w:p>
+      <w:pPr>
+        <w:bidi/>
+        <w:spacing w:after="160" w:line="480"/>
+        <w:jc w:val="both"/>
+      </w:pPr>
+      <w:r>
+        <w:rPr>
+          <w:rFonts w:ascii="Simplified Arabic" w:cs="Simplified Arabic" w:eastAsia="Simplified Arabic" w:hAnsi="Simplified Arabic"/>
+          <w:b/>
+          <w:bCs/>
+          <w:sz w:val="28"/>
+          <w:szCs w:val="28"/>
+          <w:rtl/>
+        </w:rPr>
+        <w:t xml:space="preserve">&gt; الفائدة من الدراسة: </w:t>
+      </w:r>
+      <w:r>
+        <w:rPr>
+          <w:rFonts w:ascii="Simplified Arabic" w:cs="Simplified Arabic" w:eastAsia="Simplified Arabic" w:hAnsi="Simplified Arabic"/>
+          <w:b w:val="false"/>
+          <w:bCs w:val="false"/>
+          <w:sz w:val="28"/>
+          <w:szCs w:val="28"/>
+          <w:rtl/>
+        </w:rPr>
+        <w:t xml:space="preserve">تخدمني هذه الدراسة في عرض أوجه الجدل الطبيّ والقانونيّ المعاصر حول المسألة ومناقشة أدلّة المعارضين.</w:t>
+      </w:r>
+    </w:p>
+    <w:p/>
+    <w:p>
+      <w:pPr>
+        <w:bidi/>
+        <w:spacing w:after="160" w:line="480"/>
+        <w:jc w:val="both"/>
+      </w:pPr>
+      <w:r>
+        <w:rPr>
+          <w:rFonts w:ascii="Simplified Arabic" w:cs="Simplified Arabic" w:eastAsia="Simplified Arabic" w:hAnsi="Simplified Arabic"/>
+          <w:b/>
+          <w:bCs/>
+          <w:sz w:val="28"/>
+          <w:szCs w:val="28"/>
+          <w:rtl/>
+        </w:rPr>
+        <w:t xml:space="preserve">7. تحليل رجعيّ لاختبار توقف التنفّس والفحوصات المساندة في تحديد الموت الدماغيّ</w:t>
+      </w:r>
+    </w:p>
+    <w:p>
+      <w:pPr>
+        <w:bidi/>
+        <w:spacing w:after="160" w:line="480"/>
+        <w:jc w:val="both"/>
+      </w:pPr>
+      <w:r>
+        <w:rPr>
+          <w:rFonts w:ascii="Simplified Arabic" w:cs="Simplified Arabic" w:eastAsia="Simplified Arabic" w:hAnsi="Simplified Arabic"/>
+          <w:b w:val="false"/>
+          <w:bCs w:val="false"/>
+          <w:sz w:val="28"/>
+          <w:szCs w:val="28"/>
+          <w:rtl/>
+        </w:rPr>
+        <w:t xml:space="preserve">التوثيق: </w:t>
+      </w:r>
+      <w:r>
+        <w:rPr>
+          <w:rFonts w:ascii="Simplified Arabic" w:cs="Simplified Arabic" w:eastAsia="Simplified Arabic" w:hAnsi="Simplified Arabic"/>
+          <w:b w:val="false"/>
+          <w:bCs w:val="false"/>
+          <w:sz w:val="28"/>
+          <w:szCs w:val="28"/>
+          <w:rtl/>
+        </w:rPr>
+        <w:t xml:space="preserve">Retrospective Analysis of the Apnea Test and Ancillary Test in Determining Brain Death (2020). Vol. 32, No. 3, pp. 405-411, July-September 2020.</w:t>
+      </w:r>
+    </w:p>
+    <w:p>
+      <w:pPr>
+        <w:bidi/>
+        <w:spacing w:after="160" w:line="480"/>
+        <w:jc w:val="both"/>
+      </w:pPr>
+      <w:r>
+        <w:rPr>
+          <w:rFonts w:ascii="Simplified Arabic" w:cs="Simplified Arabic" w:eastAsia="Simplified Arabic" w:hAnsi="Simplified Arabic"/>
+          <w:b w:val="false"/>
+          <w:bCs w:val="false"/>
+          <w:sz w:val="28"/>
+          <w:szCs w:val="28"/>
+          <w:rtl/>
+        </w:rPr>
+        <w:t xml:space="preserve">رابط الدراسة: </w:t>
+      </w:r>
+      <w:r>
+        <w:rPr>
+          <w:rFonts w:ascii="Simplified Arabic" w:cs="Simplified Arabic" w:eastAsia="Simplified Arabic" w:hAnsi="Simplified Arabic"/>
+          <w:b w:val="false"/>
+          <w:bCs w:val="false"/>
+          <w:sz w:val="28"/>
+          <w:szCs w:val="28"/>
+          <w:rtl/>
+        </w:rPr>
+        <w:t xml:space="preserve">https://pmc.ncbi.nlm.nih.gov/articles/PMC7595719/</w:t>
+      </w:r>
+    </w:p>
+    <w:p>
+      <w:pPr>
+        <w:bidi/>
+        <w:spacing w:after="160" w:line="480"/>
+        <w:jc w:val="both"/>
+      </w:pPr>
+      <w:r>
+        <w:rPr>
+          <w:rFonts w:ascii="Simplified Arabic" w:cs="Simplified Arabic" w:eastAsia="Simplified Arabic" w:hAnsi="Simplified Arabic"/>
+          <w:b w:val="false"/>
+          <w:bCs w:val="false"/>
+          <w:sz w:val="28"/>
+          <w:szCs w:val="28"/>
+          <w:rtl/>
+        </w:rPr>
+        <w:t xml:space="preserve">تاريخ الاسترجاع: </w:t>
+      </w:r>
+      <w:r>
+        <w:rPr>
+          <w:rFonts w:ascii="Simplified Arabic" w:cs="Simplified Arabic" w:eastAsia="Simplified Arabic" w:hAnsi="Simplified Arabic"/>
+          <w:b w:val="false"/>
+          <w:bCs w:val="false"/>
+          <w:sz w:val="28"/>
+          <w:szCs w:val="28"/>
+          <w:rtl/>
+        </w:rPr>
+        <w:t xml:space="preserve">25.12.2025</w:t>
+      </w:r>
+      <w:r>
+        <w:rPr>
+          <w:rFonts w:ascii="Simplified Arabic" w:cs="Simplified Arabic" w:eastAsia="Simplified Arabic" w:hAnsi="Simplified Arabic"/>
+          <w:b w:val="false"/>
+          <w:bCs w:val="false"/>
+          <w:sz w:val="28"/>
+          <w:szCs w:val="28"/>
+          <w:rtl/>
+        </w:rPr>
+        <w:t xml:space="preserve">.</w:t>
+      </w:r>
+    </w:p>
+    <w:p>
+      <w:pPr>
+        <w:bidi/>
+        <w:spacing w:after="160" w:line="480"/>
+        <w:jc w:val="both"/>
+      </w:pPr>
+      <w:r>
+        <w:rPr>
+          <w:rFonts w:ascii="Simplified Arabic" w:cs="Simplified Arabic" w:eastAsia="Simplified Arabic" w:hAnsi="Simplified Arabic"/>
+          <w:b/>
+          <w:bCs/>
+          <w:sz w:val="28"/>
+          <w:szCs w:val="28"/>
+          <w:rtl/>
+        </w:rPr>
+        <w:t xml:space="preserve">&gt; الفائدة من الدراسة: </w:t>
+      </w:r>
+      <w:r>
+        <w:rPr>
+          <w:rFonts w:ascii="Simplified Arabic" w:cs="Simplified Arabic" w:eastAsia="Simplified Arabic" w:hAnsi="Simplified Arabic"/>
+          <w:b w:val="false"/>
+          <w:bCs w:val="false"/>
+          <w:sz w:val="28"/>
+          <w:szCs w:val="28"/>
+          <w:rtl/>
+        </w:rPr>
+        <w:t xml:space="preserve">تخدمني هذه الدراسة في بيان اختبار انقطاع النفَس بوصفه ركنًا في التشخيص.</w:t>
+      </w:r>
+    </w:p>
+    <w:p/>
+    <w:p>
+      <w:pPr>
+        <w:bidi/>
+        <w:spacing w:after="160" w:line="480"/>
+        <w:jc w:val="both"/>
+      </w:pPr>
+      <w:r>
+        <w:rPr>
+          <w:rFonts w:ascii="Simplified Arabic" w:cs="Simplified Arabic" w:eastAsia="Simplified Arabic" w:hAnsi="Simplified Arabic"/>
+          <w:b/>
+          <w:bCs/>
+          <w:sz w:val="28"/>
+          <w:szCs w:val="28"/>
+          <w:rtl/>
+        </w:rPr>
+        <w:t xml:space="preserve">8. الموت الدماغيّ وتحديده والإرشادات الموجّهة للأطباء (بيان موقف الأكاديميّة الأمريكيّة لطبّ الأعصاب)</w:t>
+      </w:r>
+    </w:p>
+    <w:p>
+      <w:pPr>
+        <w:bidi/>
+        <w:spacing w:after="160" w:line="480"/>
+        <w:jc w:val="both"/>
+      </w:pPr>
+      <w:r>
+        <w:rPr>
+          <w:rFonts w:ascii="Simplified Arabic" w:cs="Simplified Arabic" w:eastAsia="Simplified Arabic" w:hAnsi="Simplified Arabic"/>
+          <w:b w:val="false"/>
+          <w:bCs w:val="false"/>
+          <w:sz w:val="28"/>
+          <w:szCs w:val="28"/>
+          <w:rtl/>
+        </w:rPr>
+        <w:t xml:space="preserve">التوثيق: </w:t>
+      </w:r>
+      <w:r>
+        <w:rPr>
+          <w:rFonts w:ascii="Simplified Arabic" w:cs="Simplified Arabic" w:eastAsia="Simplified Arabic" w:hAnsi="Simplified Arabic"/>
+          <w:b w:val="false"/>
+          <w:bCs w:val="false"/>
+          <w:sz w:val="28"/>
+          <w:szCs w:val="28"/>
+          <w:rtl/>
+        </w:rPr>
+        <w:t xml:space="preserve">Russell, J. A., Epstein, L. G., Greer, D. M., Kirschen, M., Rubin, M. A., &amp; Lewis, A. (2019). Brain death, the determination of brain death, and member guidance for brain death accommodation requests: AAN position statement. Neurology, 92(5), 228-232.</w:t>
+      </w:r>
+    </w:p>
+    <w:p>
+      <w:pPr>
+        <w:bidi/>
+        <w:spacing w:after="160" w:line="480"/>
+        <w:jc w:val="both"/>
+      </w:pPr>
+      <w:r>
+        <w:rPr>
+          <w:rFonts w:ascii="Simplified Arabic" w:cs="Simplified Arabic" w:eastAsia="Simplified Arabic" w:hAnsi="Simplified Arabic"/>
+          <w:b w:val="false"/>
+          <w:bCs w:val="false"/>
+          <w:sz w:val="28"/>
+          <w:szCs w:val="28"/>
+          <w:rtl/>
+        </w:rPr>
+        <w:t xml:space="preserve">رابط الدراسة: </w:t>
+      </w:r>
+      <w:r>
+        <w:rPr>
+          <w:rFonts w:ascii="Simplified Arabic" w:cs="Simplified Arabic" w:eastAsia="Simplified Arabic" w:hAnsi="Simplified Arabic"/>
+          <w:b w:val="false"/>
+          <w:bCs w:val="false"/>
+          <w:sz w:val="28"/>
+          <w:szCs w:val="28"/>
+          <w:rtl/>
+        </w:rPr>
+        <w:t xml:space="preserve">https://doi.org/10.1212/WNL.0000000000006750</w:t>
+      </w:r>
+    </w:p>
+    <w:p>
+      <w:pPr>
+        <w:bidi/>
+        <w:spacing w:after="160" w:line="480"/>
+        <w:jc w:val="both"/>
+      </w:pPr>
+      <w:r>
+        <w:rPr>
+          <w:rFonts w:ascii="Simplified Arabic" w:cs="Simplified Arabic" w:eastAsia="Simplified Arabic" w:hAnsi="Simplified Arabic"/>
+          <w:b w:val="false"/>
+          <w:bCs w:val="false"/>
+          <w:sz w:val="28"/>
+          <w:szCs w:val="28"/>
+          <w:rtl/>
+        </w:rPr>
+        <w:t xml:space="preserve">تاريخ الاسترجاع: </w:t>
+      </w:r>
+      <w:r>
+        <w:rPr>
+          <w:rFonts w:ascii="Simplified Arabic" w:cs="Simplified Arabic" w:eastAsia="Simplified Arabic" w:hAnsi="Simplified Arabic"/>
+          <w:b w:val="false"/>
+          <w:bCs w:val="false"/>
+          <w:sz w:val="28"/>
+          <w:szCs w:val="28"/>
+          <w:rtl/>
+        </w:rPr>
+        <w:t xml:space="preserve">25.12.2025</w:t>
+      </w:r>
+      <w:r>
+        <w:rPr>
+          <w:rFonts w:ascii="Simplified Arabic" w:cs="Simplified Arabic" w:eastAsia="Simplified Arabic" w:hAnsi="Simplified Arabic"/>
+          <w:b w:val="false"/>
+          <w:bCs w:val="false"/>
+          <w:sz w:val="28"/>
+          <w:szCs w:val="28"/>
+          <w:rtl/>
+        </w:rPr>
+        <w:t xml:space="preserve">.</w:t>
+      </w:r>
+    </w:p>
+    <w:p>
+      <w:pPr>
+        <w:bidi/>
+        <w:spacing w:after="160" w:line="480"/>
+        <w:jc w:val="both"/>
+      </w:pPr>
+      <w:r>
+        <w:rPr>
+          <w:rFonts w:ascii="Simplified Arabic" w:cs="Simplified Arabic" w:eastAsia="Simplified Arabic" w:hAnsi="Simplified Arabic"/>
+          <w:b/>
+          <w:bCs/>
+          <w:sz w:val="28"/>
+          <w:szCs w:val="28"/>
+          <w:rtl/>
+        </w:rPr>
+        <w:t xml:space="preserve">&gt; الفائدة من الدراسة: </w:t>
+      </w:r>
+      <w:r>
+        <w:rPr>
+          <w:rFonts w:ascii="Simplified Arabic" w:cs="Simplified Arabic" w:eastAsia="Simplified Arabic" w:hAnsi="Simplified Arabic"/>
+          <w:b w:val="false"/>
+          <w:bCs w:val="false"/>
+          <w:sz w:val="28"/>
+          <w:szCs w:val="28"/>
+          <w:rtl/>
+        </w:rPr>
+        <w:t xml:space="preserve">تخدمني هذه الدراسة في الموقف الطبيّ والقانونيّ الأمريكيّ ومراعاة اعتراضات الأسر الدينيّة.</w:t>
+      </w:r>
+    </w:p>
+    <w:p/>
+    <w:p>
+      <w:pPr>
+        <w:bidi/>
+        <w:spacing w:after="160" w:line="480"/>
+        <w:jc w:val="both"/>
+      </w:pPr>
+      <w:r>
+        <w:rPr>
+          <w:rFonts w:ascii="Simplified Arabic" w:cs="Simplified Arabic" w:eastAsia="Simplified Arabic" w:hAnsi="Simplified Arabic"/>
+          <w:b/>
+          <w:bCs/>
+          <w:sz w:val="28"/>
+          <w:szCs w:val="28"/>
+          <w:rtl/>
+        </w:rPr>
+        <w:t xml:space="preserve">9. المنظورات السريريّة والأخلاقيّة للموت الدماغيّ</w:t>
+      </w:r>
+    </w:p>
+    <w:p>
+      <w:pPr>
+        <w:bidi/>
+        <w:spacing w:after="160" w:line="480"/>
+        <w:jc w:val="both"/>
+      </w:pPr>
+      <w:r>
+        <w:rPr>
+          <w:rFonts w:ascii="Simplified Arabic" w:cs="Simplified Arabic" w:eastAsia="Simplified Arabic" w:hAnsi="Simplified Arabic"/>
+          <w:b w:val="false"/>
+          <w:bCs w:val="false"/>
+          <w:sz w:val="28"/>
+          <w:szCs w:val="28"/>
+          <w:rtl/>
+        </w:rPr>
+        <w:t xml:space="preserve">التوثيق: </w:t>
+      </w:r>
+      <w:r>
+        <w:rPr>
+          <w:rFonts w:ascii="Simplified Arabic" w:cs="Simplified Arabic" w:eastAsia="Simplified Arabic" w:hAnsi="Simplified Arabic"/>
+          <w:b w:val="false"/>
+          <w:bCs w:val="false"/>
+          <w:sz w:val="28"/>
+          <w:szCs w:val="28"/>
+          <w:rtl/>
+        </w:rPr>
+        <w:t xml:space="preserve">Nair-Collins, M. (2015). Clinical and Ethical Perspectives on Brain Death. Medicolegal and Bioethics, 5, 69-80.</w:t>
+      </w:r>
+    </w:p>
+    <w:p>
+      <w:pPr>
+        <w:bidi/>
+        <w:spacing w:after="160" w:line="480"/>
+        <w:jc w:val="both"/>
+      </w:pPr>
+      <w:r>
+        <w:rPr>
+          <w:rFonts w:ascii="Simplified Arabic" w:cs="Simplified Arabic" w:eastAsia="Simplified Arabic" w:hAnsi="Simplified Arabic"/>
+          <w:b w:val="false"/>
+          <w:bCs w:val="false"/>
+          <w:sz w:val="28"/>
+          <w:szCs w:val="28"/>
+          <w:rtl/>
+        </w:rPr>
+        <w:t xml:space="preserve">رابط الدراسة: </w:t>
+      </w:r>
+      <w:r>
+        <w:rPr>
+          <w:rFonts w:ascii="Simplified Arabic" w:cs="Simplified Arabic" w:eastAsia="Simplified Arabic" w:hAnsi="Simplified Arabic"/>
+          <w:b w:val="false"/>
+          <w:bCs w:val="false"/>
+          <w:sz w:val="28"/>
+          <w:szCs w:val="28"/>
+          <w:rtl/>
+        </w:rPr>
+        <w:t xml:space="preserve">https://doi.org/10.2147/MB.S70369</w:t>
+      </w:r>
+    </w:p>
+    <w:p>
+      <w:pPr>
+        <w:bidi/>
+        <w:spacing w:after="160" w:line="480"/>
+        <w:jc w:val="both"/>
+      </w:pPr>
+      <w:r>
+        <w:rPr>
+          <w:rFonts w:ascii="Simplified Arabic" w:cs="Simplified Arabic" w:eastAsia="Simplified Arabic" w:hAnsi="Simplified Arabic"/>
+          <w:b w:val="false"/>
+          <w:bCs w:val="false"/>
+          <w:sz w:val="28"/>
+          <w:szCs w:val="28"/>
+          <w:rtl/>
+        </w:rPr>
+        <w:t xml:space="preserve">تاريخ الاسترجاع: </w:t>
+      </w:r>
+      <w:r>
+        <w:rPr>
+          <w:rFonts w:ascii="Simplified Arabic" w:cs="Simplified Arabic" w:eastAsia="Simplified Arabic" w:hAnsi="Simplified Arabic"/>
+          <w:b w:val="false"/>
+          <w:bCs w:val="false"/>
+          <w:sz w:val="28"/>
+          <w:szCs w:val="28"/>
+          <w:rtl/>
+        </w:rPr>
+        <w:t xml:space="preserve">25.12.2025</w:t>
+      </w:r>
+      <w:r>
+        <w:rPr>
+          <w:rFonts w:ascii="Simplified Arabic" w:cs="Simplified Arabic" w:eastAsia="Simplified Arabic" w:hAnsi="Simplified Arabic"/>
+          <w:b w:val="false"/>
+          <w:bCs w:val="false"/>
+          <w:sz w:val="28"/>
+          <w:szCs w:val="28"/>
+          <w:rtl/>
+        </w:rPr>
+        <w:t xml:space="preserve">.</w:t>
+      </w:r>
+    </w:p>
+    <w:p>
+      <w:pPr>
+        <w:bidi/>
+        <w:spacing w:after="160" w:line="480"/>
+        <w:jc w:val="both"/>
+      </w:pPr>
+      <w:r>
+        <w:rPr>
+          <w:rFonts w:ascii="Simplified Arabic" w:cs="Simplified Arabic" w:eastAsia="Simplified Arabic" w:hAnsi="Simplified Arabic"/>
+          <w:b/>
+          <w:bCs/>
+          <w:sz w:val="28"/>
+          <w:szCs w:val="28"/>
+          <w:rtl/>
+        </w:rPr>
+        <w:t xml:space="preserve">&gt; الفائدة من الدراسة: </w:t>
+      </w:r>
+      <w:r>
+        <w:rPr>
+          <w:rFonts w:ascii="Simplified Arabic" w:cs="Simplified Arabic" w:eastAsia="Simplified Arabic" w:hAnsi="Simplified Arabic"/>
+          <w:b w:val="false"/>
+          <w:bCs w:val="false"/>
+          <w:sz w:val="28"/>
+          <w:szCs w:val="28"/>
+          <w:rtl/>
+        </w:rPr>
+        <w:t xml:space="preserve">تخدمني هذه الدراسة في المفهوم الطبيّ للموت الدماغيّ ونشأة معايير هارفارد وقانون التحديد الموحّد للوفاة.</w:t>
+      </w:r>
+    </w:p>
+    <w:p/>
+    <w:p>
+      <w:pPr>
+        <w:bidi/>
+        <w:spacing w:after="160" w:line="480"/>
+        <w:jc w:val="both"/>
+      </w:pPr>
+      <w:r>
+        <w:rPr>
+          <w:rFonts w:ascii="Simplified Arabic" w:cs="Simplified Arabic" w:eastAsia="Simplified Arabic" w:hAnsi="Simplified Arabic"/>
+          <w:b/>
+          <w:bCs/>
+          <w:sz w:val="28"/>
+          <w:szCs w:val="28"/>
+          <w:rtl/>
+        </w:rPr>
+        <w:t xml:space="preserve">10. المسؤوليّات القانونيّة والأخلاقيّة عقب الوفاة الدماغيّة: قضيّتا ماكماث ومونيوز</w:t>
+      </w:r>
+    </w:p>
+    <w:p>
+      <w:pPr>
+        <w:bidi/>
+        <w:spacing w:after="160" w:line="480"/>
+        <w:jc w:val="both"/>
+      </w:pPr>
+      <w:r>
+        <w:rPr>
+          <w:rFonts w:ascii="Simplified Arabic" w:cs="Simplified Arabic" w:eastAsia="Simplified Arabic" w:hAnsi="Simplified Arabic"/>
+          <w:b w:val="false"/>
+          <w:bCs w:val="false"/>
+          <w:sz w:val="28"/>
+          <w:szCs w:val="28"/>
+          <w:rtl/>
+        </w:rPr>
+        <w:t xml:space="preserve">التوثيق: </w:t>
+      </w:r>
+      <w:r>
+        <w:rPr>
+          <w:rFonts w:ascii="Simplified Arabic" w:cs="Simplified Arabic" w:eastAsia="Simplified Arabic" w:hAnsi="Simplified Arabic"/>
+          <w:b w:val="false"/>
+          <w:bCs w:val="false"/>
+          <w:sz w:val="28"/>
+          <w:szCs w:val="28"/>
+          <w:rtl/>
+        </w:rPr>
+        <w:t xml:space="preserve">Gostin, L. O. (2014). Legal and Ethical Responsibilities Following Brain Death: The McMath and Munoz Cases. JAMA, published online January 24, 2014.</w:t>
+      </w:r>
+    </w:p>
+    <w:p>
+      <w:pPr>
+        <w:bidi/>
+        <w:spacing w:after="160" w:line="480"/>
+        <w:jc w:val="both"/>
+      </w:pPr>
+      <w:r>
+        <w:rPr>
+          <w:rFonts w:ascii="Simplified Arabic" w:cs="Simplified Arabic" w:eastAsia="Simplified Arabic" w:hAnsi="Simplified Arabic"/>
+          <w:b w:val="false"/>
+          <w:bCs w:val="false"/>
+          <w:sz w:val="28"/>
+          <w:szCs w:val="28"/>
+          <w:rtl/>
+        </w:rPr>
+        <w:t xml:space="preserve">رابط الدراسة: </w:t>
+      </w:r>
+      <w:r>
+        <w:rPr>
+          <w:rFonts w:ascii="Simplified Arabic" w:cs="Simplified Arabic" w:eastAsia="Simplified Arabic" w:hAnsi="Simplified Arabic"/>
+          <w:b w:val="false"/>
+          <w:bCs w:val="false"/>
+          <w:sz w:val="28"/>
+          <w:szCs w:val="28"/>
+          <w:rtl/>
+        </w:rPr>
+        <w:t xml:space="preserve">http://jama.jamanetwork.com/article.aspx?articleid=1818922</w:t>
+      </w:r>
+    </w:p>
+    <w:p>
+      <w:pPr>
+        <w:bidi/>
+        <w:spacing w:after="160" w:line="480"/>
+        <w:jc w:val="both"/>
+      </w:pPr>
+      <w:r>
+        <w:rPr>
+          <w:rFonts w:ascii="Simplified Arabic" w:cs="Simplified Arabic" w:eastAsia="Simplified Arabic" w:hAnsi="Simplified Arabic"/>
+          <w:b w:val="false"/>
+          <w:bCs w:val="false"/>
+          <w:sz w:val="28"/>
+          <w:szCs w:val="28"/>
+          <w:rtl/>
+        </w:rPr>
+        <w:t xml:space="preserve">تاريخ الاسترجاع: </w:t>
+      </w:r>
+      <w:r>
+        <w:rPr>
+          <w:rFonts w:ascii="Simplified Arabic" w:cs="Simplified Arabic" w:eastAsia="Simplified Arabic" w:hAnsi="Simplified Arabic"/>
+          <w:b w:val="false"/>
+          <w:bCs w:val="false"/>
+          <w:sz w:val="28"/>
+          <w:szCs w:val="28"/>
+          <w:rtl/>
+        </w:rPr>
+        <w:t xml:space="preserve">25.12.2025</w:t>
+      </w:r>
+      <w:r>
+        <w:rPr>
+          <w:rFonts w:ascii="Simplified Arabic" w:cs="Simplified Arabic" w:eastAsia="Simplified Arabic" w:hAnsi="Simplified Arabic"/>
+          <w:b w:val="false"/>
+          <w:bCs w:val="false"/>
+          <w:sz w:val="28"/>
+          <w:szCs w:val="28"/>
+          <w:rtl/>
+        </w:rPr>
+        <w:t xml:space="preserve">.</w:t>
+      </w:r>
+    </w:p>
+    <w:p>
+      <w:pPr>
+        <w:bidi/>
+        <w:spacing w:after="160" w:line="480"/>
+        <w:jc w:val="both"/>
+      </w:pPr>
+      <w:r>
+        <w:rPr>
+          <w:rFonts w:ascii="Simplified Arabic" w:cs="Simplified Arabic" w:eastAsia="Simplified Arabic" w:hAnsi="Simplified Arabic"/>
+          <w:b/>
+          <w:bCs/>
+          <w:sz w:val="28"/>
+          <w:szCs w:val="28"/>
+          <w:rtl/>
+        </w:rPr>
+        <w:t xml:space="preserve">&gt; الفائدة من الدراسة: </w:t>
+      </w:r>
+      <w:r>
+        <w:rPr>
+          <w:rFonts w:ascii="Simplified Arabic" w:cs="Simplified Arabic" w:eastAsia="Simplified Arabic" w:hAnsi="Simplified Arabic"/>
+          <w:b w:val="false"/>
+          <w:bCs w:val="false"/>
+          <w:sz w:val="28"/>
+          <w:szCs w:val="28"/>
+          <w:rtl/>
+        </w:rPr>
+        <w:t xml:space="preserve">تخدمني هذه الدراسة في موقف القضاء الأمريكيّ (دولة أجنبيّة) وفي مبحث المسؤوليّة القانونيّة.</w:t>
+      </w:r>
+    </w:p>
+    <w:p/>
+    <w:p>
+      <w:pPr>
+        <w:pStyle w:val="Heading1"/>
+        <w:pageBreakBefore/>
+        <w:bidi/>
+        <w:spacing w:after="240" w:before="240" w:line="360"/>
+        <w:jc w:val="center"/>
+      </w:pPr>
+      <w:r>
+        <w:rPr>
+          <w:rFonts w:ascii="Simplified Arabic" w:cs="Simplified Arabic" w:eastAsia="Simplified Arabic" w:hAnsi="Simplified Arabic"/>
+          <w:b/>
+          <w:bCs/>
+          <w:color w:val="000000"/>
+          <w:sz w:val="32"/>
+          <w:szCs w:val="32"/>
+          <w:rtl/>
+        </w:rPr>
         <w:t xml:space="preserve">الفصل الأوّل: تعريفات أساسيّة وتعريفات ذات صلة</w:t>
       </w:r>
     </w:p>
@@ -4150,6 +8171,110 @@
     </w:p>
     <w:p>
       <w:pPr>
+        <w:bidi/>
+        <w:spacing w:after="160" w:line="480"/>
+        <w:jc w:val="both"/>
+      </w:pPr>
+      <w:r>
+        <w:rPr>
+          <w:rFonts w:ascii="Simplified Arabic" w:cs="Simplified Arabic" w:eastAsia="Simplified Arabic" w:hAnsi="Simplified Arabic"/>
+          <w:b w:val="false"/>
+          <w:bCs w:val="false"/>
+          <w:sz w:val="28"/>
+          <w:szCs w:val="28"/>
+          <w:rtl/>
+        </w:rPr>
+        <w:t xml:space="preserve">وتقرير هذه العلامات وأحكام المحتضَر مبسوط في أمّهات كتب المذاهب المعتمدة: عند الحنفيّة في المبسوط للسرخسيّ وبدائع الصنائع للكاسانيّ</w:t>
+      </w:r>
+      <w:r>
+        <w:rPr>
+          <w:rStyle w:val="FootnoteReference"/>
+        </w:rPr>
+        <w:footnoteReference w:id="47"/>
+      </w:r>
+      <w:r>
+        <w:rPr>
+          <w:rStyle w:val="FootnoteReference"/>
+        </w:rPr>
+        <w:footnoteReference w:id="48"/>
+      </w:r>
+      <w:r>
+        <w:rPr>
+          <w:rFonts w:ascii="Simplified Arabic" w:cs="Simplified Arabic" w:eastAsia="Simplified Arabic" w:hAnsi="Simplified Arabic"/>
+          <w:b w:val="false"/>
+          <w:bCs w:val="false"/>
+          <w:sz w:val="28"/>
+          <w:szCs w:val="28"/>
+          <w:rtl/>
+        </w:rPr>
+        <w:t xml:space="preserve">، وعند المالكيّة في الذخيرة للقرافيّ ومواهب الجليل للحطّاب</w:t>
+      </w:r>
+      <w:r>
+        <w:rPr>
+          <w:rStyle w:val="FootnoteReference"/>
+        </w:rPr>
+        <w:footnoteReference w:id="49"/>
+      </w:r>
+      <w:r>
+        <w:rPr>
+          <w:rStyle w:val="FootnoteReference"/>
+        </w:rPr>
+        <w:footnoteReference w:id="50"/>
+      </w:r>
+      <w:r>
+        <w:rPr>
+          <w:rFonts w:ascii="Simplified Arabic" w:cs="Simplified Arabic" w:eastAsia="Simplified Arabic" w:hAnsi="Simplified Arabic"/>
+          <w:b w:val="false"/>
+          <w:bCs w:val="false"/>
+          <w:sz w:val="28"/>
+          <w:szCs w:val="28"/>
+          <w:rtl/>
+        </w:rPr>
+        <w:t xml:space="preserve">، وعند الشافعيّة في المجموع للنوويّ ونهاية المحتاج للرمليّ</w:t>
+      </w:r>
+      <w:r>
+        <w:rPr>
+          <w:rStyle w:val="FootnoteReference"/>
+        </w:rPr>
+        <w:footnoteReference w:id="51"/>
+      </w:r>
+      <w:r>
+        <w:rPr>
+          <w:rStyle w:val="FootnoteReference"/>
+        </w:rPr>
+        <w:footnoteReference w:id="52"/>
+      </w:r>
+      <w:r>
+        <w:rPr>
+          <w:rFonts w:ascii="Simplified Arabic" w:cs="Simplified Arabic" w:eastAsia="Simplified Arabic" w:hAnsi="Simplified Arabic"/>
+          <w:b w:val="false"/>
+          <w:bCs w:val="false"/>
+          <w:sz w:val="28"/>
+          <w:szCs w:val="28"/>
+          <w:rtl/>
+        </w:rPr>
+        <w:t xml:space="preserve">، وعند الحنابلة في الإنصاف للمرداويّ إلى جانب المغني وكشّاف القناع المتقدّمين</w:t>
+      </w:r>
+      <w:r>
+        <w:rPr>
+          <w:rStyle w:val="FootnoteReference"/>
+        </w:rPr>
+        <w:footnoteReference w:id="53"/>
+      </w:r>
+      <w:r>
+        <w:rPr>
+          <w:rFonts w:ascii="Simplified Arabic" w:cs="Simplified Arabic" w:eastAsia="Simplified Arabic" w:hAnsi="Simplified Arabic"/>
+          <w:b w:val="false"/>
+          <w:bCs w:val="false"/>
+          <w:sz w:val="28"/>
+          <w:szCs w:val="28"/>
+          <w:rtl/>
+        </w:rPr>
+        <w:t xml:space="preserve">.</w:t>
+      </w:r>
+    </w:p>
+    <w:p>
+      <w:pPr>
         <w:pStyle w:val="Heading3"/>
         <w:bidi/>
         <w:spacing w:after="160" w:before="200" w:line="360"/>
@@ -4189,7 +8314,7 @@
         <w:rPr>
           <w:rStyle w:val="FootnoteReference"/>
         </w:rPr>
-        <w:footnoteReference w:id="47"/>
+        <w:footnoteReference w:id="54"/>
       </w:r>
       <w:r>
         <w:rPr>
@@ -4224,7 +8349,7 @@
         <w:rPr>
           <w:rStyle w:val="FootnoteReference"/>
         </w:rPr>
-        <w:footnoteReference w:id="48"/>
+        <w:footnoteReference w:id="55"/>
       </w:r>
       <w:r>
         <w:rPr>
@@ -4259,13 +8384,13 @@
         <w:rPr>
           <w:rStyle w:val="FootnoteReference"/>
         </w:rPr>
-        <w:footnoteReference w:id="49"/>
-      </w:r>
-      <w:r>
-        <w:rPr>
-          <w:rStyle w:val="FootnoteReference"/>
-        </w:rPr>
-        <w:footnoteReference w:id="50"/>
+        <w:footnoteReference w:id="56"/>
+      </w:r>
+      <w:r>
+        <w:rPr>
+          <w:rStyle w:val="FootnoteReference"/>
+        </w:rPr>
+        <w:footnoteReference w:id="57"/>
       </w:r>
       <w:r>
         <w:rPr>
@@ -4300,13 +8425,13 @@
         <w:rPr>
           <w:rStyle w:val="FootnoteReference"/>
         </w:rPr>
-        <w:footnoteReference w:id="51"/>
-      </w:r>
-      <w:r>
-        <w:rPr>
-          <w:rStyle w:val="FootnoteReference"/>
-        </w:rPr>
-        <w:footnoteReference w:id="52"/>
+        <w:footnoteReference w:id="58"/>
+      </w:r>
+      <w:r>
+        <w:rPr>
+          <w:rStyle w:val="FootnoteReference"/>
+        </w:rPr>
+        <w:footnoteReference w:id="59"/>
       </w:r>
       <w:r>
         <w:rPr>
@@ -4361,7 +8486,7 @@
         <w:rPr>
           <w:rStyle w:val="FootnoteReference"/>
         </w:rPr>
-        <w:footnoteReference w:id="53"/>
+        <w:footnoteReference w:id="60"/>
       </w:r>
       <w:r>
         <w:rPr>
@@ -4378,7 +8503,7 @@
         <w:rPr>
           <w:rStyle w:val="FootnoteReference"/>
         </w:rPr>
-        <w:footnoteReference w:id="54"/>
+        <w:footnoteReference w:id="61"/>
       </w:r>
       <w:r>
         <w:rPr>
@@ -4413,7 +8538,7 @@
         <w:rPr>
           <w:rStyle w:val="FootnoteReference"/>
         </w:rPr>
-        <w:footnoteReference w:id="55"/>
+        <w:footnoteReference w:id="62"/>
       </w:r>
       <w:r>
         <w:rPr>
@@ -4430,7 +8555,7 @@
         <w:rPr>
           <w:rStyle w:val="FootnoteReference"/>
         </w:rPr>
-        <w:footnoteReference w:id="56"/>
+        <w:footnoteReference w:id="63"/>
       </w:r>
       <w:r>
         <w:rPr>
@@ -4447,7 +8572,7 @@
         <w:rPr>
           <w:rStyle w:val="FootnoteReference"/>
         </w:rPr>
-        <w:footnoteReference w:id="57"/>
+        <w:footnoteReference w:id="64"/>
       </w:r>
       <w:r>
         <w:rPr>
@@ -4637,7 +8762,7 @@
         <w:rPr>
           <w:rStyle w:val="FootnoteReference"/>
         </w:rPr>
-        <w:footnoteReference w:id="58"/>
+        <w:footnoteReference w:id="65"/>
       </w:r>
       <w:r>
         <w:rPr>
@@ -4731,13 +8856,13 @@
         <w:rPr>
           <w:rStyle w:val="FootnoteReference"/>
         </w:rPr>
-        <w:footnoteReference w:id="59"/>
-      </w:r>
-      <w:r>
-        <w:rPr>
-          <w:rStyle w:val="FootnoteReference"/>
-        </w:rPr>
-        <w:footnoteReference w:id="60"/>
+        <w:footnoteReference w:id="66"/>
+      </w:r>
+      <w:r>
+        <w:rPr>
+          <w:rStyle w:val="FootnoteReference"/>
+        </w:rPr>
+        <w:footnoteReference w:id="67"/>
       </w:r>
       <w:r>
         <w:rPr>
@@ -4772,7 +8897,7 @@
         <w:rPr>
           <w:rStyle w:val="FootnoteReference"/>
         </w:rPr>
-        <w:footnoteReference w:id="61"/>
+        <w:footnoteReference w:id="68"/>
       </w:r>
       <w:r>
         <w:rPr>
@@ -4827,7 +8952,7 @@
         <w:rPr>
           <w:rStyle w:val="FootnoteReference"/>
         </w:rPr>
-        <w:footnoteReference w:id="62"/>
+        <w:footnoteReference w:id="69"/>
       </w:r>
       <w:r>
         <w:rPr>
@@ -4862,7 +8987,7 @@
         <w:rPr>
           <w:rStyle w:val="FootnoteReference"/>
         </w:rPr>
-        <w:footnoteReference w:id="63"/>
+        <w:footnoteReference w:id="70"/>
       </w:r>
       <w:r>
         <w:rPr>
@@ -4917,18 +9042,18 @@
         <w:rPr>
           <w:rStyle w:val="FootnoteReference"/>
         </w:rPr>
-        <w:footnoteReference w:id="64"/>
-      </w:r>
-      <w:r>
-        <w:rPr>
-          <w:rFonts w:ascii="Simplified Arabic" w:cs="Simplified Arabic" w:eastAsia="Simplified Arabic" w:hAnsi="Simplified Arabic"/>
-          <w:b w:val="false"/>
-          <w:bCs w:val="false"/>
-          <w:sz w:val="28"/>
-          <w:szCs w:val="28"/>
-          <w:rtl/>
-        </w:rPr>
-        <w:t xml:space="preserve">. وعُني قدماء المصريّين عناية بالغة بجسد الميت وتكريمه، حتى بلغوا في ذلك مبلغ التحنيط وتشييد المقابر، ممّا يدلّ على أنّ حرمة الجسد الإنسانيّ بعد الموت قيمة ضاربة في عمق التاريخ الإنسانيّ، جاءت الشريعة الإسلاميّة فأقرّتها وهذّبتها. والمقصود من هذا العرض بيان أنّ سؤالَي مسألتنا، وهما تحديد لحظة الموت وحدود مسؤوليّة الطبيب، سؤالان قديمان قدم الحضارة، وإن كانت صورتهما المعاصرة وليدة أجهزة القرن العشرين.</w:t>
+        <w:footnoteReference w:id="71"/>
+      </w:r>
+      <w:r>
+        <w:rPr>
+          <w:rFonts w:ascii="Simplified Arabic" w:cs="Simplified Arabic" w:eastAsia="Simplified Arabic" w:hAnsi="Simplified Arabic"/>
+          <w:b w:val="false"/>
+          <w:bCs w:val="false"/>
+          <w:sz w:val="28"/>
+          <w:szCs w:val="28"/>
+          <w:rtl/>
+        </w:rPr>
+        <w:t xml:space="preserve">. وعُني الفراعنة، الفراعنة قدماء المصريّين، عناية بالغة بجسد الميت وتكريمه، حتى بلغوا في ذلك مبلغ التحنيط وتشييد المقابر، ممّا يدلّ على أنّ حرمة الجسد الإنسانيّ بعد الموت قيمة ضاربة في عمق التاريخ الإنسانيّ، جاءت الشريعة الإسلاميّة فأقرّتها وهذّبتها. والمقصود من هذا العرض بيان أنّ سؤالَي مسألتنا، وهما تحديد لحظة الموت وحدود مسؤوليّة الطبيب، سؤالان قديمان قدم الحضارة، وإن كانت صورتهما المعاصرة وليدة أجهزة القرن العشرين.</w:t>
       </w:r>
     </w:p>
     <w:p>
@@ -4952,7 +9077,7 @@
         <w:rPr>
           <w:rStyle w:val="FootnoteReference"/>
         </w:rPr>
-        <w:footnoteReference w:id="65"/>
+        <w:footnoteReference w:id="72"/>
       </w:r>
       <w:r>
         <w:rPr>
@@ -5329,7 +9454,7 @@
         <w:rPr>
           <w:rStyle w:val="FootnoteReference"/>
         </w:rPr>
-        <w:footnoteReference w:id="66"/>
+        <w:footnoteReference w:id="73"/>
       </w:r>
       <w:r>
         <w:rPr>
@@ -5364,7 +9489,7 @@
         <w:rPr>
           <w:rStyle w:val="FootnoteReference"/>
         </w:rPr>
-        <w:footnoteReference w:id="67"/>
+        <w:footnoteReference w:id="74"/>
       </w:r>
       <w:r>
         <w:rPr>
@@ -5439,7 +9564,7 @@
         <w:rPr>
           <w:rStyle w:val="FootnoteReference"/>
         </w:rPr>
-        <w:footnoteReference w:id="68"/>
+        <w:footnoteReference w:id="75"/>
       </w:r>
       <w:r>
         <w:rPr>
@@ -5492,7 +9617,7 @@
         <w:rPr>
           <w:rStyle w:val="FootnoteReference"/>
         </w:rPr>
-        <w:footnoteReference w:id="69"/>
+        <w:footnoteReference w:id="76"/>
       </w:r>
       <w:r>
         <w:rPr>
@@ -5527,7 +9652,7 @@
         <w:rPr>
           <w:rStyle w:val="FootnoteReference"/>
         </w:rPr>
-        <w:footnoteReference w:id="70"/>
+        <w:footnoteReference w:id="77"/>
       </w:r>
       <w:r>
         <w:rPr>
@@ -5544,7 +9669,7 @@
         <w:rPr>
           <w:rStyle w:val="FootnoteReference"/>
         </w:rPr>
-        <w:footnoteReference w:id="71"/>
+        <w:footnoteReference w:id="78"/>
       </w:r>
       <w:r>
         <w:rPr>
@@ -5640,7 +9765,7 @@
         <w:rPr>
           <w:rStyle w:val="FootnoteReference"/>
         </w:rPr>
-        <w:footnoteReference w:id="72"/>
+        <w:footnoteReference w:id="79"/>
       </w:r>
       <w:r>
         <w:rPr>
@@ -5715,7 +9840,7 @@
         <w:rPr>
           <w:rStyle w:val="FootnoteReference"/>
         </w:rPr>
-        <w:footnoteReference w:id="73"/>
+        <w:footnoteReference w:id="80"/>
       </w:r>
       <w:r>
         <w:rPr>
@@ -5750,7 +9875,7 @@
         <w:rPr>
           <w:rStyle w:val="FootnoteReference"/>
         </w:rPr>
-        <w:footnoteReference w:id="74"/>
+        <w:footnoteReference w:id="81"/>
       </w:r>
       <w:r>
         <w:rPr>
@@ -5806,7 +9931,7 @@
         <w:rPr>
           <w:rStyle w:val="FootnoteReference"/>
         </w:rPr>
-        <w:footnoteReference w:id="75"/>
+        <w:footnoteReference w:id="82"/>
       </w:r>
       <w:r>
         <w:rPr>
@@ -5823,7 +9948,7 @@
         <w:rPr>
           <w:rStyle w:val="FootnoteReference"/>
         </w:rPr>
-        <w:footnoteReference w:id="76"/>
+        <w:footnoteReference w:id="83"/>
       </w:r>
       <w:r>
         <w:rPr>
@@ -5858,7 +9983,7 @@
         <w:rPr>
           <w:rStyle w:val="FootnoteReference"/>
         </w:rPr>
-        <w:footnoteReference w:id="77"/>
+        <w:footnoteReference w:id="84"/>
       </w:r>
       <w:r>
         <w:rPr>
@@ -5914,7 +10039,7 @@
         <w:rPr>
           <w:rStyle w:val="FootnoteReference"/>
         </w:rPr>
-        <w:footnoteReference w:id="78"/>
+        <w:footnoteReference w:id="85"/>
       </w:r>
       <w:r>
         <w:rPr>
@@ -5931,7 +10056,7 @@
         <w:rPr>
           <w:rStyle w:val="FootnoteReference"/>
         </w:rPr>
-        <w:footnoteReference w:id="79"/>
+        <w:footnoteReference w:id="86"/>
       </w:r>
       <w:r>
         <w:rPr>
@@ -5948,7 +10073,7 @@
         <w:rPr>
           <w:rStyle w:val="FootnoteReference"/>
         </w:rPr>
-        <w:footnoteReference w:id="80"/>
+        <w:footnoteReference w:id="87"/>
       </w:r>
       <w:r>
         <w:rPr>
@@ -5983,13 +10108,13 @@
         <w:rPr>
           <w:rStyle w:val="FootnoteReference"/>
         </w:rPr>
-        <w:footnoteReference w:id="81"/>
-      </w:r>
-      <w:r>
-        <w:rPr>
-          <w:rStyle w:val="FootnoteReference"/>
-        </w:rPr>
-        <w:footnoteReference w:id="82"/>
+        <w:footnoteReference w:id="88"/>
+      </w:r>
+      <w:r>
+        <w:rPr>
+          <w:rStyle w:val="FootnoteReference"/>
+        </w:rPr>
+        <w:footnoteReference w:id="89"/>
       </w:r>
       <w:r>
         <w:rPr>
@@ -6081,7 +10206,7 @@
         <w:rPr>
           <w:rStyle w:val="FootnoteReference"/>
         </w:rPr>
-        <w:footnoteReference w:id="83"/>
+        <w:footnoteReference w:id="90"/>
       </w:r>
       <w:r>
         <w:rPr>
@@ -6166,7 +10291,7 @@
         <w:rPr>
           <w:rStyle w:val="FootnoteReference"/>
         </w:rPr>
-        <w:footnoteReference w:id="84"/>
+        <w:footnoteReference w:id="91"/>
       </w:r>
       <w:r>
         <w:rPr>
@@ -6183,7 +10308,7 @@
         <w:rPr>
           <w:rStyle w:val="FootnoteReference"/>
         </w:rPr>
-        <w:footnoteReference w:id="85"/>
+        <w:footnoteReference w:id="92"/>
       </w:r>
       <w:r>
         <w:rPr>
@@ -6200,7 +10325,7 @@
         <w:rPr>
           <w:rStyle w:val="FootnoteReference"/>
         </w:rPr>
-        <w:footnoteReference w:id="86"/>
+        <w:footnoteReference w:id="93"/>
       </w:r>
       <w:r>
         <w:rPr>
@@ -6405,7 +10530,7 @@
         <w:rPr>
           <w:rStyle w:val="FootnoteReference"/>
         </w:rPr>
-        <w:footnoteReference w:id="87"/>
+        <w:footnoteReference w:id="94"/>
       </w:r>
       <w:r>
         <w:rPr>
@@ -6458,7 +10583,7 @@
         <w:rPr>
           <w:rStyle w:val="FootnoteReference"/>
         </w:rPr>
-        <w:footnoteReference w:id="88"/>
+        <w:footnoteReference w:id="95"/>
       </w:r>
       <w:r>
         <w:rPr>
@@ -6567,7 +10692,7 @@
         <w:rPr>
           <w:rStyle w:val="FootnoteReference"/>
         </w:rPr>
-        <w:footnoteReference w:id="89"/>
+        <w:footnoteReference w:id="96"/>
       </w:r>
       <w:r>
         <w:rPr>
@@ -6642,7 +10767,7 @@
         <w:rPr>
           <w:rStyle w:val="FootnoteReference"/>
         </w:rPr>
-        <w:footnoteReference w:id="90"/>
+        <w:footnoteReference w:id="97"/>
       </w:r>
       <w:r>
         <w:rPr>
@@ -6713,7 +10838,7 @@
         <w:rPr>
           <w:rStyle w:val="FootnoteReference"/>
         </w:rPr>
-        <w:footnoteReference w:id="91"/>
+        <w:footnoteReference w:id="98"/>
       </w:r>
       <w:r>
         <w:rPr>
@@ -6788,7 +10913,7 @@
         <w:rPr>
           <w:rStyle w:val="FootnoteReference"/>
         </w:rPr>
-        <w:footnoteReference w:id="92"/>
+        <w:footnoteReference w:id="99"/>
       </w:r>
       <w:r>
         <w:rPr>
@@ -6843,7 +10968,7 @@
         <w:rPr>
           <w:rStyle w:val="FootnoteReference"/>
         </w:rPr>
-        <w:footnoteReference w:id="93"/>
+        <w:footnoteReference w:id="100"/>
       </w:r>
       <w:r>
         <w:rPr>
@@ -6860,7 +10985,7 @@
         <w:rPr>
           <w:rStyle w:val="FootnoteReference"/>
         </w:rPr>
-        <w:footnoteReference w:id="94"/>
+        <w:footnoteReference w:id="101"/>
       </w:r>
       <w:r>
         <w:rPr>
@@ -6895,7 +11020,7 @@
         <w:rPr>
           <w:rStyle w:val="FootnoteReference"/>
         </w:rPr>
-        <w:footnoteReference w:id="95"/>
+        <w:footnoteReference w:id="102"/>
       </w:r>
       <w:r>
         <w:rPr>
@@ -6950,7 +11075,7 @@
         <w:rPr>
           <w:rStyle w:val="FootnoteReference"/>
         </w:rPr>
-        <w:footnoteReference w:id="96"/>
+        <w:footnoteReference w:id="103"/>
       </w:r>
       <w:r>
         <w:rPr>
@@ -7113,7 +11238,7 @@
         <w:rPr>
           <w:rStyle w:val="FootnoteReference"/>
         </w:rPr>
-        <w:footnoteReference w:id="97"/>
+        <w:footnoteReference w:id="104"/>
       </w:r>
       <w:r>
         <w:rPr>
@@ -7159,7 +11284,7 @@
         <w:rPr>
           <w:rStyle w:val="FootnoteReference"/>
         </w:rPr>
-        <w:footnoteReference w:id="98"/>
+        <w:footnoteReference w:id="105"/>
       </w:r>
       <w:r>
         <w:rPr>
@@ -7397,7 +11522,7 @@
         <w:rPr>
           <w:rStyle w:val="FootnoteReference"/>
         </w:rPr>
-        <w:footnoteReference w:id="99"/>
+        <w:footnoteReference w:id="106"/>
       </w:r>
       <w:r>
         <w:rPr>
@@ -7470,7 +11595,7 @@
         <w:rPr>
           <w:rStyle w:val="FootnoteReference"/>
         </w:rPr>
-        <w:footnoteReference w:id="100"/>
+        <w:footnoteReference w:id="107"/>
       </w:r>
       <w:r>
         <w:rPr>
@@ -7761,7 +11886,7 @@
         <w:rPr>
           <w:rStyle w:val="FootnoteReference"/>
         </w:rPr>
-        <w:footnoteReference w:id="101"/>
+        <w:footnoteReference w:id="108"/>
       </w:r>
       <w:r>
         <w:rPr>
@@ -7818,7 +11943,7 @@
         <w:rPr>
           <w:rStyle w:val="FootnoteReference"/>
         </w:rPr>
-        <w:footnoteReference w:id="102"/>
+        <w:footnoteReference w:id="109"/>
       </w:r>
       <w:r>
         <w:rPr>
@@ -7875,7 +12000,7 @@
         <w:rPr>
           <w:rStyle w:val="FootnoteReference"/>
         </w:rPr>
-        <w:footnoteReference w:id="103"/>
+        <w:footnoteReference w:id="110"/>
       </w:r>
       <w:r>
         <w:rPr>
@@ -8092,7 +12217,7 @@
         <w:rPr>
           <w:rStyle w:val="FootnoteReference"/>
         </w:rPr>
-        <w:footnoteReference w:id="104"/>
+        <w:footnoteReference w:id="111"/>
       </w:r>
       <w:r>
         <w:rPr>
@@ -8163,7 +12288,7 @@
         <w:rPr>
           <w:rStyle w:val="FootnoteReference"/>
         </w:rPr>
-        <w:footnoteReference w:id="105"/>
+        <w:footnoteReference w:id="112"/>
       </w:r>
       <w:r>
         <w:rPr>
@@ -8180,7 +12305,7 @@
         <w:rPr>
           <w:rStyle w:val="FootnoteReference"/>
         </w:rPr>
-        <w:footnoteReference w:id="106"/>
+        <w:footnoteReference w:id="113"/>
       </w:r>
       <w:r>
         <w:rPr>
@@ -8236,13 +12361,13 @@
         <w:rPr>
           <w:rStyle w:val="FootnoteReference"/>
         </w:rPr>
-        <w:footnoteReference w:id="107"/>
-      </w:r>
-      <w:r>
-        <w:rPr>
-          <w:rStyle w:val="FootnoteReference"/>
-        </w:rPr>
-        <w:footnoteReference w:id="108"/>
+        <w:footnoteReference w:id="114"/>
+      </w:r>
+      <w:r>
+        <w:rPr>
+          <w:rStyle w:val="FootnoteReference"/>
+        </w:rPr>
+        <w:footnoteReference w:id="115"/>
       </w:r>
       <w:r>
         <w:rPr>
@@ -8259,7 +12384,7 @@
         <w:rPr>
           <w:rStyle w:val="FootnoteReference"/>
         </w:rPr>
-        <w:footnoteReference w:id="109"/>
+        <w:footnoteReference w:id="116"/>
       </w:r>
       <w:r>
         <w:rPr>
@@ -8332,7 +12457,7 @@
         <w:rPr>
           <w:rStyle w:val="FootnoteReference"/>
         </w:rPr>
-        <w:footnoteReference w:id="110"/>
+        <w:footnoteReference w:id="117"/>
       </w:r>
       <w:r>
         <w:rPr>
@@ -8349,7 +12474,7 @@
         <w:rPr>
           <w:rStyle w:val="FootnoteReference"/>
         </w:rPr>
-        <w:footnoteReference w:id="111"/>
+        <w:footnoteReference w:id="118"/>
       </w:r>
       <w:r>
         <w:rPr>
@@ -8384,7 +12509,7 @@
         <w:rPr>
           <w:rStyle w:val="FootnoteReference"/>
         </w:rPr>
-        <w:footnoteReference w:id="112"/>
+        <w:footnoteReference w:id="119"/>
       </w:r>
       <w:r>
         <w:rPr>
@@ -8401,13 +12526,13 @@
         <w:rPr>
           <w:rStyle w:val="FootnoteReference"/>
         </w:rPr>
-        <w:footnoteReference w:id="113"/>
-      </w:r>
-      <w:r>
-        <w:rPr>
-          <w:rStyle w:val="FootnoteReference"/>
-        </w:rPr>
-        <w:footnoteReference w:id="114"/>
+        <w:footnoteReference w:id="120"/>
+      </w:r>
+      <w:r>
+        <w:rPr>
+          <w:rStyle w:val="FootnoteReference"/>
+        </w:rPr>
+        <w:footnoteReference w:id="121"/>
       </w:r>
       <w:r>
         <w:rPr>
@@ -8529,7 +12654,7 @@
         <w:rPr>
           <w:rStyle w:val="FootnoteReference"/>
         </w:rPr>
-        <w:footnoteReference w:id="115"/>
+        <w:footnoteReference w:id="122"/>
       </w:r>
       <w:r>
         <w:rPr>
@@ -8575,7 +12700,7 @@
         <w:rPr>
           <w:rStyle w:val="FootnoteReference"/>
         </w:rPr>
-        <w:footnoteReference w:id="116"/>
+        <w:footnoteReference w:id="123"/>
       </w:r>
       <w:r>
         <w:rPr>
@@ -8702,7 +12827,7 @@
         <w:rPr>
           <w:rStyle w:val="FootnoteReference"/>
         </w:rPr>
-        <w:footnoteReference w:id="117"/>
+        <w:footnoteReference w:id="124"/>
       </w:r>
       <w:r>
         <w:rPr>
@@ -8719,7 +12844,7 @@
         <w:rPr>
           <w:rStyle w:val="FootnoteReference"/>
         </w:rPr>
-        <w:footnoteReference w:id="118"/>
+        <w:footnoteReference w:id="125"/>
       </w:r>
       <w:r>
         <w:rPr>
@@ -8841,7 +12966,7 @@
         <w:rPr>
           <w:rStyle w:val="FootnoteReference"/>
         </w:rPr>
-        <w:footnoteReference w:id="119"/>
+        <w:footnoteReference w:id="126"/>
       </w:r>
       <w:r>
         <w:rPr>
@@ -8912,7 +13037,7 @@
         <w:rPr>
           <w:rStyle w:val="FootnoteReference"/>
         </w:rPr>
-        <w:footnoteReference w:id="120"/>
+        <w:footnoteReference w:id="127"/>
       </w:r>
       <w:r>
         <w:rPr>
@@ -8947,7 +13072,7 @@
         <w:rPr>
           <w:rStyle w:val="FootnoteReference"/>
         </w:rPr>
-        <w:footnoteReference w:id="121"/>
+        <w:footnoteReference w:id="128"/>
       </w:r>
       <w:r>
         <w:rPr>
@@ -8964,7 +13089,7 @@
         <w:rPr>
           <w:rStyle w:val="FootnoteReference"/>
         </w:rPr>
-        <w:footnoteReference w:id="122"/>
+        <w:footnoteReference w:id="129"/>
       </w:r>
       <w:r>
         <w:rPr>
@@ -9073,7 +13198,7 @@
         <w:rPr>
           <w:rStyle w:val="FootnoteReference"/>
         </w:rPr>
-        <w:footnoteReference w:id="123"/>
+        <w:footnoteReference w:id="130"/>
       </w:r>
       <w:r>
         <w:rPr>
@@ -9108,7 +13233,7 @@
         <w:rPr>
           <w:rStyle w:val="FootnoteReference"/>
         </w:rPr>
-        <w:footnoteReference w:id="124"/>
+        <w:footnoteReference w:id="131"/>
       </w:r>
       <w:r>
         <w:rPr>
@@ -9315,7 +13440,7 @@
         <w:rPr>
           <w:rStyle w:val="FootnoteReference"/>
         </w:rPr>
-        <w:footnoteReference w:id="125"/>
+        <w:footnoteReference w:id="132"/>
       </w:r>
       <w:r>
         <w:rPr>
@@ -9368,7 +13493,7 @@
         <w:rPr>
           <w:rStyle w:val="FootnoteReference"/>
         </w:rPr>
-        <w:footnoteReference w:id="126"/>
+        <w:footnoteReference w:id="133"/>
       </w:r>
       <w:r>
         <w:rPr>
@@ -9472,7 +13597,7 @@
         <w:rPr>
           <w:rStyle w:val="FootnoteReference"/>
         </w:rPr>
-        <w:footnoteReference w:id="127"/>
+        <w:footnoteReference w:id="134"/>
       </w:r>
       <w:r>
         <w:rPr>
@@ -9718,7 +13843,7 @@
         <w:rPr>
           <w:rStyle w:val="FootnoteReference"/>
         </w:rPr>
-        <w:footnoteReference w:id="128"/>
+        <w:footnoteReference w:id="135"/>
       </w:r>
       <w:r>
         <w:rPr>
@@ -9753,7 +13878,7 @@
         <w:rPr>
           <w:rStyle w:val="FootnoteReference"/>
         </w:rPr>
-        <w:footnoteReference w:id="129"/>
+        <w:footnoteReference w:id="136"/>
       </w:r>
       <w:r>
         <w:rPr>
@@ -9806,7 +13931,7 @@
         <w:rPr>
           <w:rStyle w:val="FootnoteReference"/>
         </w:rPr>
-        <w:footnoteReference w:id="130"/>
+        <w:footnoteReference w:id="137"/>
       </w:r>
       <w:r>
         <w:rPr>
@@ -9841,7 +13966,7 @@
         <w:rPr>
           <w:rStyle w:val="FootnoteReference"/>
         </w:rPr>
-        <w:footnoteReference w:id="131"/>
+        <w:footnoteReference w:id="138"/>
       </w:r>
       <w:r>
         <w:rPr>
@@ -9894,7 +14019,7 @@
         <w:rPr>
           <w:rStyle w:val="FootnoteReference"/>
         </w:rPr>
-        <w:footnoteReference w:id="132"/>
+        <w:footnoteReference w:id="139"/>
       </w:r>
       <w:r>
         <w:rPr>
@@ -9929,7 +14054,7 @@
         <w:rPr>
           <w:rStyle w:val="FootnoteReference"/>
         </w:rPr>
-        <w:footnoteReference w:id="133"/>
+        <w:footnoteReference w:id="140"/>
       </w:r>
       <w:r>
         <w:rPr>
@@ -9982,7 +14107,7 @@
         <w:rPr>
           <w:rStyle w:val="FootnoteReference"/>
         </w:rPr>
-        <w:footnoteReference w:id="134"/>
+        <w:footnoteReference w:id="141"/>
       </w:r>
       <w:r>
         <w:rPr>
@@ -10035,7 +14160,7 @@
         <w:rPr>
           <w:rStyle w:val="FootnoteReference"/>
         </w:rPr>
-        <w:footnoteReference w:id="135"/>
+        <w:footnoteReference w:id="142"/>
       </w:r>
       <w:r>
         <w:rPr>
@@ -10070,7 +14195,7 @@
         <w:rPr>
           <w:rStyle w:val="FootnoteReference"/>
         </w:rPr>
-        <w:footnoteReference w:id="136"/>
+        <w:footnoteReference w:id="143"/>
       </w:r>
       <w:r>
         <w:rPr>
@@ -10123,7 +14248,7 @@
         <w:rPr>
           <w:rStyle w:val="FootnoteReference"/>
         </w:rPr>
-        <w:footnoteReference w:id="137"/>
+        <w:footnoteReference w:id="144"/>
       </w:r>
       <w:r>
         <w:rPr>
@@ -10176,7 +14301,7 @@
         <w:rPr>
           <w:rStyle w:val="FootnoteReference"/>
         </w:rPr>
-        <w:footnoteReference w:id="138"/>
+        <w:footnoteReference w:id="145"/>
       </w:r>
       <w:r>
         <w:rPr>
@@ -10211,13 +14336,13 @@
         <w:rPr>
           <w:rStyle w:val="FootnoteReference"/>
         </w:rPr>
-        <w:footnoteReference w:id="139"/>
-      </w:r>
-      <w:r>
-        <w:rPr>
-          <w:rStyle w:val="FootnoteReference"/>
-        </w:rPr>
-        <w:footnoteReference w:id="140"/>
+        <w:footnoteReference w:id="146"/>
+      </w:r>
+      <w:r>
+        <w:rPr>
+          <w:rStyle w:val="FootnoteReference"/>
+        </w:rPr>
+        <w:footnoteReference w:id="147"/>
       </w:r>
       <w:r>
         <w:rPr>
@@ -10252,7 +14377,7 @@
         <w:rPr>
           <w:rStyle w:val="FootnoteReference"/>
         </w:rPr>
-        <w:footnoteReference w:id="141"/>
+        <w:footnoteReference w:id="148"/>
       </w:r>
       <w:r>
         <w:rPr>
@@ -10287,7 +14412,7 @@
         <w:rPr>
           <w:rStyle w:val="FootnoteReference"/>
         </w:rPr>
-        <w:footnoteReference w:id="142"/>
+        <w:footnoteReference w:id="149"/>
       </w:r>
       <w:r>
         <w:rPr>
@@ -10360,7 +14485,7 @@
         <w:rPr>
           <w:rStyle w:val="FootnoteReference"/>
         </w:rPr>
-        <w:footnoteReference w:id="143"/>
+        <w:footnoteReference w:id="150"/>
       </w:r>
       <w:r>
         <w:rPr>
@@ -10377,7 +14502,7 @@
         <w:rPr>
           <w:rStyle w:val="FootnoteReference"/>
         </w:rPr>
-        <w:footnoteReference w:id="144"/>
+        <w:footnoteReference w:id="151"/>
       </w:r>
       <w:r>
         <w:rPr>
@@ -10394,7 +14519,7 @@
         <w:rPr>
           <w:rStyle w:val="FootnoteReference"/>
         </w:rPr>
-        <w:footnoteReference w:id="145"/>
+        <w:footnoteReference w:id="152"/>
       </w:r>
       <w:r>
         <w:rPr>
@@ -10429,13 +14554,13 @@
         <w:rPr>
           <w:rStyle w:val="FootnoteReference"/>
         </w:rPr>
-        <w:footnoteReference w:id="146"/>
-      </w:r>
-      <w:r>
-        <w:rPr>
-          <w:rStyle w:val="FootnoteReference"/>
-        </w:rPr>
-        <w:footnoteReference w:id="147"/>
+        <w:footnoteReference w:id="153"/>
+      </w:r>
+      <w:r>
+        <w:rPr>
+          <w:rStyle w:val="FootnoteReference"/>
+        </w:rPr>
+        <w:footnoteReference w:id="154"/>
       </w:r>
       <w:r>
         <w:rPr>
@@ -10490,7 +14615,7 @@
         <w:rPr>
           <w:rStyle w:val="FootnoteReference"/>
         </w:rPr>
-        <w:footnoteReference w:id="148"/>
+        <w:footnoteReference w:id="155"/>
       </w:r>
       <w:r>
         <w:rPr>
@@ -10507,7 +14632,7 @@
         <w:rPr>
           <w:rStyle w:val="FootnoteReference"/>
         </w:rPr>
-        <w:footnoteReference w:id="149"/>
+        <w:footnoteReference w:id="156"/>
       </w:r>
       <w:r>
         <w:rPr>
@@ -10542,7 +14667,7 @@
         <w:rPr>
           <w:rStyle w:val="FootnoteReference"/>
         </w:rPr>
-        <w:footnoteReference w:id="150"/>
+        <w:footnoteReference w:id="157"/>
       </w:r>
       <w:r>
         <w:rPr>
@@ -10597,7 +14722,7 @@
         <w:rPr>
           <w:rStyle w:val="FootnoteReference"/>
         </w:rPr>
-        <w:footnoteReference w:id="151"/>
+        <w:footnoteReference w:id="158"/>
       </w:r>
       <w:r>
         <w:rPr>
@@ -10614,7 +14739,7 @@
         <w:rPr>
           <w:rStyle w:val="FootnoteReference"/>
         </w:rPr>
-        <w:footnoteReference w:id="152"/>
+        <w:footnoteReference w:id="159"/>
       </w:r>
       <w:r>
         <w:rPr>
@@ -10812,7 +14937,7 @@
         <w:rPr>
           <w:rStyle w:val="FootnoteReference"/>
         </w:rPr>
-        <w:footnoteReference w:id="153"/>
+        <w:footnoteReference w:id="160"/>
       </w:r>
       <w:r>
         <w:rPr>
@@ -10883,7 +15008,7 @@
         <w:rPr>
           <w:rStyle w:val="FootnoteReference"/>
         </w:rPr>
-        <w:footnoteReference w:id="154"/>
+        <w:footnoteReference w:id="161"/>
       </w:r>
       <w:r>
         <w:rPr>
@@ -10956,7 +15081,7 @@
         <w:rPr>
           <w:rStyle w:val="FootnoteReference"/>
         </w:rPr>
-        <w:footnoteReference w:id="155"/>
+        <w:footnoteReference w:id="162"/>
       </w:r>
       <w:r>
         <w:rPr>
@@ -11027,7 +15152,7 @@
         <w:rPr>
           <w:rStyle w:val="FootnoteReference"/>
         </w:rPr>
-        <w:footnoteReference w:id="156"/>
+        <w:footnoteReference w:id="163"/>
       </w:r>
       <w:r>
         <w:rPr>
@@ -11062,7 +15187,7 @@
         <w:rPr>
           <w:rStyle w:val="FootnoteReference"/>
         </w:rPr>
-        <w:footnoteReference w:id="157"/>
+        <w:footnoteReference w:id="164"/>
       </w:r>
       <w:r>
         <w:rPr>
@@ -11135,13 +15260,13 @@
         <w:rPr>
           <w:rStyle w:val="FootnoteReference"/>
         </w:rPr>
-        <w:footnoteReference w:id="158"/>
-      </w:r>
-      <w:r>
-        <w:rPr>
-          <w:rStyle w:val="FootnoteReference"/>
-        </w:rPr>
-        <w:footnoteReference w:id="159"/>
+        <w:footnoteReference w:id="165"/>
+      </w:r>
+      <w:r>
+        <w:rPr>
+          <w:rStyle w:val="FootnoteReference"/>
+        </w:rPr>
+        <w:footnoteReference w:id="166"/>
       </w:r>
       <w:r>
         <w:rPr>
@@ -11212,7 +15337,7 @@
         <w:rPr>
           <w:rStyle w:val="FootnoteReference"/>
         </w:rPr>
-        <w:footnoteReference w:id="160"/>
+        <w:footnoteReference w:id="167"/>
       </w:r>
       <w:r>
         <w:rPr>
@@ -11285,7 +15410,7 @@
         <w:rPr>
           <w:rStyle w:val="FootnoteReference"/>
         </w:rPr>
-        <w:footnoteReference w:id="161"/>
+        <w:footnoteReference w:id="168"/>
       </w:r>
       <w:r>
         <w:rPr>
@@ -11356,7 +15481,7 @@
         <w:rPr>
           <w:rStyle w:val="FootnoteReference"/>
         </w:rPr>
-        <w:footnoteReference w:id="162"/>
+        <w:footnoteReference w:id="169"/>
       </w:r>
       <w:r>
         <w:rPr>
@@ -11468,7 +15593,7 @@
         <w:rPr>
           <w:rStyle w:val="FootnoteReference"/>
         </w:rPr>
-        <w:footnoteReference w:id="163"/>
+        <w:footnoteReference w:id="170"/>
       </w:r>
       <w:r>
         <w:rPr>
@@ -11557,7 +15682,7 @@
         <w:rPr>
           <w:rStyle w:val="FootnoteReference"/>
         </w:rPr>
-        <w:footnoteReference w:id="164"/>
+        <w:footnoteReference w:id="171"/>
       </w:r>
       <w:r>
         <w:rPr>
@@ -11630,7 +15755,7 @@
         <w:rPr>
           <w:rStyle w:val="FootnoteReference"/>
         </w:rPr>
-        <w:footnoteReference w:id="165"/>
+        <w:footnoteReference w:id="172"/>
       </w:r>
       <w:r>
         <w:rPr>
@@ -11719,7 +15844,7 @@
         <w:rPr>
           <w:rStyle w:val="FootnoteReference"/>
         </w:rPr>
-        <w:footnoteReference w:id="166"/>
+        <w:footnoteReference w:id="173"/>
       </w:r>
       <w:r>
         <w:rPr>
@@ -11792,7 +15917,7 @@
         <w:rPr>
           <w:rStyle w:val="FootnoteReference"/>
         </w:rPr>
-        <w:footnoteReference w:id="167"/>
+        <w:footnoteReference w:id="174"/>
       </w:r>
       <w:r>
         <w:rPr>
@@ -11863,7 +15988,7 @@
         <w:rPr>
           <w:rStyle w:val="FootnoteReference"/>
         </w:rPr>
-        <w:footnoteReference w:id="168"/>
+        <w:footnoteReference w:id="175"/>
       </w:r>
       <w:r>
         <w:rPr>
@@ -14246,6 +18371,93 @@
           <w:szCs w:val="28"/>
           <w:rtl/>
         </w:rPr>
+        <w:t xml:space="preserve">السرخسي، محمد بن أحمد. المبسوط. بيروت: دار المعرفة.</w:t>
+      </w:r>
+    </w:p>
+    <w:p>
+      <w:pPr>
+        <w:bidi/>
+        <w:spacing w:after="160" w:line="480"/>
+        <w:jc w:val="both"/>
+      </w:pPr>
+      <w:r>
+        <w:rPr>
+          <w:rFonts w:ascii="Simplified Arabic" w:cs="Simplified Arabic" w:eastAsia="Simplified Arabic" w:hAnsi="Simplified Arabic"/>
+          <w:b w:val="false"/>
+          <w:bCs w:val="false"/>
+          <w:sz w:val="28"/>
+          <w:szCs w:val="28"/>
+          <w:rtl/>
+        </w:rPr>
+        <w:t xml:space="preserve">- </w:t>
+      </w:r>
+      <w:r>
+        <w:rPr>
+          <w:rFonts w:ascii="Simplified Arabic" w:cs="Simplified Arabic" w:eastAsia="Simplified Arabic" w:hAnsi="Simplified Arabic"/>
+          <w:b w:val="false"/>
+          <w:bCs w:val="false"/>
+          <w:sz w:val="28"/>
+          <w:szCs w:val="28"/>
+          <w:rtl/>
+        </w:rPr>
+        <w:t xml:space="preserve">الكاساني، علاء الدين أبو بكر (1982). بدائع الصنائع في ترتيب الشرائع. بيروت: دار الكتاب العربي.</w:t>
+      </w:r>
+    </w:p>
+    <w:p>
+      <w:pPr>
+        <w:bidi/>
+        <w:spacing w:after="160" w:line="480"/>
+        <w:jc w:val="both"/>
+      </w:pPr>
+      <w:r>
+        <w:rPr>
+          <w:rFonts w:ascii="Simplified Arabic" w:cs="Simplified Arabic" w:eastAsia="Simplified Arabic" w:hAnsi="Simplified Arabic"/>
+          <w:b w:val="false"/>
+          <w:bCs w:val="false"/>
+          <w:sz w:val="28"/>
+          <w:szCs w:val="28"/>
+          <w:rtl/>
+        </w:rPr>
+        <w:t xml:space="preserve">- </w:t>
+      </w:r>
+      <w:r>
+        <w:rPr>
+          <w:rFonts w:ascii="Simplified Arabic" w:cs="Simplified Arabic" w:eastAsia="Simplified Arabic" w:hAnsi="Simplified Arabic"/>
+          <w:b w:val="false"/>
+          <w:bCs w:val="false"/>
+          <w:sz w:val="28"/>
+          <w:szCs w:val="28"/>
+          <w:rtl/>
+        </w:rPr>
+        <w:t xml:space="preserve">الحطّاب، محمد بن محمد (1398هـ). مواهب الجليل في شرح مختصر خليل. بيروت: دار الفكر.</w:t>
+      </w:r>
+    </w:p>
+    <w:p>
+      <w:pPr>
+        <w:bidi/>
+        <w:spacing w:after="160" w:line="480"/>
+        <w:jc w:val="both"/>
+      </w:pPr>
+      <w:r>
+        <w:rPr>
+          <w:rFonts w:ascii="Simplified Arabic" w:cs="Simplified Arabic" w:eastAsia="Simplified Arabic" w:hAnsi="Simplified Arabic"/>
+          <w:b w:val="false"/>
+          <w:bCs w:val="false"/>
+          <w:sz w:val="28"/>
+          <w:szCs w:val="28"/>
+          <w:rtl/>
+        </w:rPr>
+        <w:t xml:space="preserve">- </w:t>
+      </w:r>
+      <w:r>
+        <w:rPr>
+          <w:rFonts w:ascii="Simplified Arabic" w:cs="Simplified Arabic" w:eastAsia="Simplified Arabic" w:hAnsi="Simplified Arabic"/>
+          <w:b w:val="false"/>
+          <w:bCs w:val="false"/>
+          <w:sz w:val="28"/>
+          <w:szCs w:val="28"/>
+          <w:rtl/>
+        </w:rPr>
         <w:t xml:space="preserve">الدسوقي، محمد بن أحمد. حاشية الدسوقي على الشرح الكبير. بيروت: دار الفكر.</w:t>
       </w:r>
     </w:p>
@@ -14275,6 +18487,64 @@
           <w:szCs w:val="28"/>
           <w:rtl/>
         </w:rPr>
+        <w:t xml:space="preserve">القرافي، أحمد بن إدريس (1994). الذخيرة. بيروت: دار الغرب.</w:t>
+      </w:r>
+    </w:p>
+    <w:p>
+      <w:pPr>
+        <w:bidi/>
+        <w:spacing w:after="160" w:line="480"/>
+        <w:jc w:val="both"/>
+      </w:pPr>
+      <w:r>
+        <w:rPr>
+          <w:rFonts w:ascii="Simplified Arabic" w:cs="Simplified Arabic" w:eastAsia="Simplified Arabic" w:hAnsi="Simplified Arabic"/>
+          <w:b w:val="false"/>
+          <w:bCs w:val="false"/>
+          <w:sz w:val="28"/>
+          <w:szCs w:val="28"/>
+          <w:rtl/>
+        </w:rPr>
+        <w:t xml:space="preserve">- </w:t>
+      </w:r>
+      <w:r>
+        <w:rPr>
+          <w:rFonts w:ascii="Simplified Arabic" w:cs="Simplified Arabic" w:eastAsia="Simplified Arabic" w:hAnsi="Simplified Arabic"/>
+          <w:b w:val="false"/>
+          <w:bCs w:val="false"/>
+          <w:sz w:val="28"/>
+          <w:szCs w:val="28"/>
+          <w:rtl/>
+        </w:rPr>
+        <w:t xml:space="preserve">الرملي، محمد بن أحمد (1404هـ). نهاية المحتاج إلى شرح المنهاج. بيروت: دار الفكر للطباعة.</w:t>
+      </w:r>
+    </w:p>
+    <w:p>
+      <w:pPr>
+        <w:bidi/>
+        <w:spacing w:after="160" w:line="480"/>
+        <w:jc w:val="both"/>
+      </w:pPr>
+      <w:r>
+        <w:rPr>
+          <w:rFonts w:ascii="Simplified Arabic" w:cs="Simplified Arabic" w:eastAsia="Simplified Arabic" w:hAnsi="Simplified Arabic"/>
+          <w:b w:val="false"/>
+          <w:bCs w:val="false"/>
+          <w:sz w:val="28"/>
+          <w:szCs w:val="28"/>
+          <w:rtl/>
+        </w:rPr>
+        <w:t xml:space="preserve">- </w:t>
+      </w:r>
+      <w:r>
+        <w:rPr>
+          <w:rFonts w:ascii="Simplified Arabic" w:cs="Simplified Arabic" w:eastAsia="Simplified Arabic" w:hAnsi="Simplified Arabic"/>
+          <w:b w:val="false"/>
+          <w:bCs w:val="false"/>
+          <w:sz w:val="28"/>
+          <w:szCs w:val="28"/>
+          <w:rtl/>
+        </w:rPr>
         <w:t xml:space="preserve">الشربيني، محمد الخطيب. مغني المحتاج إلى معرفة معاني ألفاظ المنهاج. بيروت: دار الفكر.</w:t>
       </w:r>
     </w:p>
@@ -14304,6 +18574,64 @@
           <w:szCs w:val="28"/>
           <w:rtl/>
         </w:rPr>
+        <w:t xml:space="preserve">النووي، يحيى بن شرف (1997). المجموع شرح المهذّب. بيروت: دار الفكر.</w:t>
+      </w:r>
+    </w:p>
+    <w:p>
+      <w:pPr>
+        <w:bidi/>
+        <w:spacing w:after="160" w:line="480"/>
+        <w:jc w:val="both"/>
+      </w:pPr>
+      <w:r>
+        <w:rPr>
+          <w:rFonts w:ascii="Simplified Arabic" w:cs="Simplified Arabic" w:eastAsia="Simplified Arabic" w:hAnsi="Simplified Arabic"/>
+          <w:b w:val="false"/>
+          <w:bCs w:val="false"/>
+          <w:sz w:val="28"/>
+          <w:szCs w:val="28"/>
+          <w:rtl/>
+        </w:rPr>
+        <w:t xml:space="preserve">- </w:t>
+      </w:r>
+      <w:r>
+        <w:rPr>
+          <w:rFonts w:ascii="Simplified Arabic" w:cs="Simplified Arabic" w:eastAsia="Simplified Arabic" w:hAnsi="Simplified Arabic"/>
+          <w:b w:val="false"/>
+          <w:bCs w:val="false"/>
+          <w:sz w:val="28"/>
+          <w:szCs w:val="28"/>
+          <w:rtl/>
+        </w:rPr>
+        <w:t xml:space="preserve">ابن قدامة، عبد الله بن أحمد (1405هـ). المغني. بيروت: دار الفكر.</w:t>
+      </w:r>
+    </w:p>
+    <w:p>
+      <w:pPr>
+        <w:bidi/>
+        <w:spacing w:after="160" w:line="480"/>
+        <w:jc w:val="both"/>
+      </w:pPr>
+      <w:r>
+        <w:rPr>
+          <w:rFonts w:ascii="Simplified Arabic" w:cs="Simplified Arabic" w:eastAsia="Simplified Arabic" w:hAnsi="Simplified Arabic"/>
+          <w:b w:val="false"/>
+          <w:bCs w:val="false"/>
+          <w:sz w:val="28"/>
+          <w:szCs w:val="28"/>
+          <w:rtl/>
+        </w:rPr>
+        <w:t xml:space="preserve">- </w:t>
+      </w:r>
+      <w:r>
+        <w:rPr>
+          <w:rFonts w:ascii="Simplified Arabic" w:cs="Simplified Arabic" w:eastAsia="Simplified Arabic" w:hAnsi="Simplified Arabic"/>
+          <w:b w:val="false"/>
+          <w:bCs w:val="false"/>
+          <w:sz w:val="28"/>
+          <w:szCs w:val="28"/>
+          <w:rtl/>
+        </w:rPr>
         <w:t xml:space="preserve">البهوتي، منصور بن يونس (1402هـ). كشّاف القناع عن متن الإقناع. بيروت: دار الفكر.</w:t>
       </w:r>
     </w:p>
@@ -14333,7 +18661,7 @@
           <w:szCs w:val="28"/>
           <w:rtl/>
         </w:rPr>
-        <w:t xml:space="preserve">ابن قدامة، عبد الله بن أحمد (1405هـ). المغني. بيروت: دار الفكر.</w:t>
+        <w:t xml:space="preserve">المرداوي، علاء الدين علي بن سليمان. الإنصاف في معرفة الراجح من الخلاف. بيروت: دار إحياء التراث العربي.</w:t>
       </w:r>
     </w:p>
     <w:p>
@@ -16838,7 +21166,7 @@
           <w:szCs w:val="22"/>
           <w:rtl/>
         </w:rPr>
-        <w:t xml:space="preserve"> Nair-Collins, M. (2015). Clinical and Ethical Perspectives on Brain Death. Medicolegal and Bioethics, 5, 69-80.</w:t>
+        <w:t xml:space="preserve"> السرخسي، محمد بن أحمد. المبسوط. بيروت: دار المعرفة، كتاب الجنائز.</w:t>
       </w:r>
     </w:p>
   </w:footnote>
@@ -16861,7 +21189,7 @@
           <w:szCs w:val="22"/>
           <w:rtl/>
         </w:rPr>
-        <w:t xml:space="preserve"> Nair-Collins, M. (2015). Clinical and Ethical Perspectives on Brain Death. Medicolegal and Bioethics, 5, 69-80.</w:t>
+        <w:t xml:space="preserve"> الكاساني، علاء الدين أبو بكر (1982). بدائع الصنائع في ترتيب الشرائع. بيروت: دار الكتاب العربي، كتاب الجنائز.</w:t>
       </w:r>
     </w:p>
   </w:footnote>
@@ -16884,7 +21212,7 @@
           <w:szCs w:val="22"/>
           <w:rtl/>
         </w:rPr>
-        <w:t xml:space="preserve"> البار، محمد علي (1987). التعريف الطبي للموت. مجلة مجمع الفقه الإسلامي، جدة: منظمة المؤتمر الإسلامي، العدد الثالث.</w:t>
+        <w:t xml:space="preserve"> القرافي، أحمد بن إدريس (1994). الذخيرة. بيروت: دار الغرب، كتاب الجنائز.</w:t>
       </w:r>
     </w:p>
   </w:footnote>
@@ -16907,7 +21235,7 @@
           <w:szCs w:val="22"/>
           <w:rtl/>
         </w:rPr>
-        <w:t xml:space="preserve"> بن صفية، سليمان (2022). أحكام الموت الدماغي للإنسان والتصرف في أعضائه. مجلة الشهاب، الجزائر، مج8، ع2، ص411-434.</w:t>
+        <w:t xml:space="preserve"> الحطّاب، محمد بن محمد (1398هـ). مواهب الجليل في شرح مختصر خليل. بيروت: دار الفكر، كتاب الجنائز.</w:t>
       </w:r>
     </w:p>
   </w:footnote>
@@ -16930,7 +21258,7 @@
           <w:szCs w:val="22"/>
           <w:rtl/>
         </w:rPr>
-        <w:t xml:space="preserve"> Nair-Collins, M. (2015). Clinical and Ethical Perspectives on Brain Death. Medicolegal and Bioethics, 5, 69-80.</w:t>
+        <w:t xml:space="preserve"> النووي، يحيى بن شرف (1997). المجموع شرح المهذّب. بيروت: دار الفكر، كتاب الجنائز.</w:t>
       </w:r>
     </w:p>
   </w:footnote>
@@ -16953,7 +21281,7 @@
           <w:szCs w:val="22"/>
           <w:rtl/>
         </w:rPr>
-        <w:t xml:space="preserve"> الزكي، عبد الله (2020). نقل أعضاء الميت موتًا سريريًّا في الفقه الإسلامي. مجلة المنهل، جامعة الوادي، الجزائر، مج6، ع2.</w:t>
+        <w:t xml:space="preserve"> الرملي، محمد بن أحمد (1404هـ). نهاية المحتاج إلى شرح المنهاج. بيروت: دار الفكر للطباعة، كتاب الجنائز.</w:t>
       </w:r>
     </w:p>
   </w:footnote>
@@ -16976,7 +21304,7 @@
           <w:szCs w:val="22"/>
           <w:rtl/>
         </w:rPr>
-        <w:t xml:space="preserve"> البار، محمد علي (1987). التعريف الطبي للموت. مجلة مجمع الفقه الإسلامي، جدة: منظمة المؤتمر الإسلامي، العدد الثالث.</w:t>
+        <w:t xml:space="preserve"> المرداوي، علاء الدين علي بن سليمان. الإنصاف في معرفة الراجح من الخلاف. بيروت: دار إحياء التراث العربي، كتاب الجنائز.</w:t>
       </w:r>
     </w:p>
   </w:footnote>
@@ -16999,7 +21327,7 @@
           <w:szCs w:val="22"/>
           <w:rtl/>
         </w:rPr>
-        <w:t xml:space="preserve"> بن صفية، سليمان (2022). أحكام الموت الدماغي للإنسان والتصرف في أعضائه. مجلة الشهاب، الجزائر، مج8، ع2، ص411-434.</w:t>
+        <w:t xml:space="preserve"> Nair-Collins, M. (2015). Clinical and Ethical Perspectives on Brain Death. Medicolegal and Bioethics, 5, 69-80.</w:t>
       </w:r>
     </w:p>
   </w:footnote>
@@ -17022,7 +21350,7 @@
           <w:szCs w:val="22"/>
           <w:rtl/>
         </w:rPr>
-        <w:t xml:space="preserve"> البار، محمد علي (1987). التعريف الطبي للموت. مجلة مجمع الفقه الإسلامي، جدة: منظمة المؤتمر الإسلامي، العدد الثالث.</w:t>
+        <w:t xml:space="preserve"> Nair-Collins, M. (2015). Clinical and Ethical Perspectives on Brain Death. Medicolegal and Bioethics, 5, 69-80.</w:t>
       </w:r>
     </w:p>
   </w:footnote>
@@ -17045,7 +21373,7 @@
           <w:szCs w:val="22"/>
           <w:rtl/>
         </w:rPr>
-        <w:t xml:space="preserve"> بكر أبو زيد، بكر بن عبد الله (1987). أجهزة الإنعاش وحقيقة الوفاة بين الفقهاء والأطباء. مجلة مجمع الفقه الإسلامي، جدة، العدد الثالث.</w:t>
+        <w:t xml:space="preserve"> البار، محمد علي (1987). التعريف الطبي للموت. مجلة مجمع الفقه الإسلامي، جدة: منظمة المؤتمر الإسلامي، العدد الثالث.</w:t>
       </w:r>
     </w:p>
   </w:footnote>
@@ -17068,7 +21396,7 @@
           <w:szCs w:val="22"/>
           <w:rtl/>
         </w:rPr>
-        <w:t xml:space="preserve"> العرّان، أنس مهدي محمد (2023). حكم رفع أجهزة الإنعاش عن المريض الميؤوس منه: دراسة طبية فقهية معاصرة. مجلة مركز بابل للدراسات الإنسانية، العراق، مج13، ع2، ص363-384.</w:t>
+        <w:t xml:space="preserve"> بن صفية، سليمان (2022). أحكام الموت الدماغي للإنسان والتصرف في أعضائه. مجلة الشهاب، الجزائر، مج8، ع2، ص411-434.</w:t>
       </w:r>
     </w:p>
   </w:footnote>
@@ -17091,7 +21419,7 @@
           <w:szCs w:val="22"/>
           <w:rtl/>
         </w:rPr>
-        <w:t xml:space="preserve"> البخاري، أبي عبد الله محمد بن اسماعيل (2002). صحيح البخاري. ط1، دمشق بيروت: دار ابن كثير، كتاب الجنائز، رقم الحديث 1315.</w:t>
+        <w:t xml:space="preserve"> Nair-Collins, M. (2015). Clinical and Ethical Perspectives on Brain Death. Medicolegal and Bioethics, 5, 69-80.</w:t>
       </w:r>
     </w:p>
   </w:footnote>
@@ -17114,7 +21442,7 @@
           <w:szCs w:val="22"/>
           <w:rtl/>
         </w:rPr>
-        <w:t xml:space="preserve"> قياسة، ندى (2010). الموت الدماغي بين الطب والدين. مجلة جامعة دمشق للعلوم الاقتصادية والقانونية، مج26، ع1، ص479-500.</w:t>
+        <w:t xml:space="preserve"> الزكي، عبد الله (2020). نقل أعضاء الميت موتًا سريريًّا في الفقه الإسلامي. مجلة المنهل، جامعة الوادي، الجزائر، مج6، ع2.</w:t>
       </w:r>
     </w:p>
   </w:footnote>
@@ -17137,7 +21465,7 @@
           <w:szCs w:val="22"/>
           <w:rtl/>
         </w:rPr>
-        <w:t xml:space="preserve"> قانون الموت الدماغي-التنفسي الإسرائيلي لسنة 2008 (חוק מוות מוחי-נשימתי, התשס"ח-2008)، الكنيست، سجل القوانين الإسرائيلي.</w:t>
+        <w:t xml:space="preserve"> البار، محمد علي (1987). التعريف الطبي للموت. مجلة مجمع الفقه الإسلامي، جدة: منظمة المؤتمر الإسلامي، العدد الثالث.</w:t>
       </w:r>
     </w:p>
   </w:footnote>
@@ -17160,7 +21488,7 @@
           <w:szCs w:val="22"/>
           <w:rtl/>
         </w:rPr>
-        <w:t xml:space="preserve"> قانون الموت الدماغي-التنفسي الإسرائيلي لسنة 2008 (חוק מוות מוחי-נשימתי, התשס"ח-2008)، الكنيست، سجل القوانين الإسرائيلي.</w:t>
+        <w:t xml:space="preserve"> بن صفية، سليمان (2022). أحكام الموت الدماغي للإنسان والتصرف في أعضائه. مجلة الشهاب، الجزائر، مج8، ع2، ص411-434.</w:t>
       </w:r>
     </w:p>
   </w:footnote>
@@ -17183,7 +21511,7 @@
           <w:szCs w:val="22"/>
           <w:rtl/>
         </w:rPr>
-        <w:t xml:space="preserve"> قياسة، ندى (2010). الموت الدماغي بين الطب والدين. مجلة جامعة دمشق للعلوم الاقتصادية والقانونية، مج26، ع1، ص479-500.</w:t>
+        <w:t xml:space="preserve"> البار، محمد علي (1987). التعريف الطبي للموت. مجلة مجمع الفقه الإسلامي، جدة: منظمة المؤتمر الإسلامي، العدد الثالث.</w:t>
       </w:r>
     </w:p>
   </w:footnote>
@@ -17206,7 +21534,7 @@
           <w:szCs w:val="22"/>
           <w:rtl/>
         </w:rPr>
-        <w:t xml:space="preserve"> قياسة، ندى (2010). الموت الدماغي بين الطب والدين. مجلة جامعة دمشق للعلوم الاقتصادية والقانونية، مج26، ع1، ص479-500.</w:t>
+        <w:t xml:space="preserve"> بكر أبو زيد، بكر بن عبد الله (1987). أجهزة الإنعاش وحقيقة الوفاة بين الفقهاء والأطباء. مجلة مجمع الفقه الإسلامي، جدة، العدد الثالث.</w:t>
       </w:r>
     </w:p>
   </w:footnote>
@@ -17229,7 +21557,7 @@
           <w:szCs w:val="22"/>
           <w:rtl/>
         </w:rPr>
-        <w:t xml:space="preserve"> شريعة حمورابي، المواد 215-218 المتعلقة بأجر الطبيب الجرّاح وعقوبته؛ وينظر في تاريخ المسؤولية الطبية: الشماخي، هدى عبد الباسط محمود (2020). المسئولية عن الأعمال الطبية في الفقه الإسلامي. ط1، القاهرة: المركز القومي للإصدارات القانونية.</w:t>
+        <w:t xml:space="preserve"> العرّان، أنس مهدي محمد (2023). حكم رفع أجهزة الإنعاش عن المريض الميؤوس منه: دراسة طبية فقهية معاصرة. مجلة مركز بابل للدراسات الإنسانية، العراق، مج13، ع2، ص363-384.</w:t>
       </w:r>
     </w:p>
   </w:footnote>
@@ -17252,7 +21580,7 @@
           <w:szCs w:val="22"/>
           <w:rtl/>
         </w:rPr>
-        <w:t xml:space="preserve"> شريعة حمورابي، المواد 215-218 المتعلقة بأجر الطبيب الجرّاح وعقوبته؛ وينظر في تاريخ المسؤولية الطبية: الشماخي، هدى عبد الباسط محمود (2020). المسئولية عن الأعمال الطبية في الفقه الإسلامي. ط1، القاهرة: المركز القومي للإصدارات القانونية.</w:t>
+        <w:t xml:space="preserve"> البخاري، أبي عبد الله محمد بن اسماعيل (2002). صحيح البخاري. ط1، دمشق بيروت: دار ابن كثير، كتاب الجنائز، رقم الحديث 1315.</w:t>
       </w:r>
     </w:p>
   </w:footnote>
@@ -17275,7 +21603,7 @@
           <w:szCs w:val="22"/>
           <w:rtl/>
         </w:rPr>
-        <w:t xml:space="preserve"> لدغش، رحيمة (2019). الموت السريري والموت الدماغي وأثرهما في الأحكام الشرعية. مجلة العلوم القانونية والسياسية، مج10، ع1.</w:t>
+        <w:t xml:space="preserve"> قياسة، ندى (2010). الموت الدماغي بين الطب والدين. مجلة جامعة دمشق للعلوم الاقتصادية والقانونية، مج26، ع1، ص479-500.</w:t>
       </w:r>
     </w:p>
   </w:footnote>
@@ -17298,7 +21626,7 @@
           <w:szCs w:val="22"/>
           <w:rtl/>
         </w:rPr>
-        <w:t xml:space="preserve"> الزكي، عبد الله (2020). نقل أعضاء الميت موتًا سريريًّا في الفقه الإسلامي. مجلة المنهل، جامعة الوادي، الجزائر، مج6، ع2.</w:t>
+        <w:t xml:space="preserve"> قانون الموت الدماغي-التنفسي الإسرائيلي لسنة 2008 (חוק מוות מוחי-נשימתי, התשס"ח-2008)، الكنيست، سجل القوانين الإسرائيلي.</w:t>
       </w:r>
     </w:p>
   </w:footnote>
@@ -17321,7 +21649,7 @@
           <w:szCs w:val="22"/>
           <w:rtl/>
         </w:rPr>
-        <w:t xml:space="preserve"> الحبلاني، سعود بن فرحان محمد (2006). حكم رفع أجهزة الإنعاش عن المتوفى دماغيًّا: دراسة فقهية مقارنة. مجلة كلية الدراسات الإسلامية والعربية للبنين بالقاهرة، جامعة الأزهر، مج24، ع1، ص454-490.</w:t>
+        <w:t xml:space="preserve"> قانون الموت الدماغي-التنفسي الإسرائيلي لسنة 2008 (חוק מוות מוחי-נשימתי, התשס"ח-2008)، الكنيست، سجل القوانين الإسرائيلي.</w:t>
       </w:r>
     </w:p>
   </w:footnote>
@@ -17344,7 +21672,7 @@
           <w:szCs w:val="22"/>
           <w:rtl/>
         </w:rPr>
-        <w:t xml:space="preserve"> لدغش، رحيمة (2019). الموت السريري والموت الدماغي وأثرهما في الأحكام الشرعية. مجلة العلوم القانونية والسياسية، مج10، ع1.</w:t>
+        <w:t xml:space="preserve"> قياسة، ندى (2010). الموت الدماغي بين الطب والدين. مجلة جامعة دمشق للعلوم الاقتصادية والقانونية، مج26، ع1، ص479-500.</w:t>
       </w:r>
     </w:p>
   </w:footnote>
@@ -17367,7 +21695,7 @@
           <w:szCs w:val="22"/>
           <w:rtl/>
         </w:rPr>
-        <w:t xml:space="preserve"> محمد، عبد الرزاق أحمد (2023). الوضع القانوني للميت دماغيًّا: دراسة قانونية مقارنة مع أحكام الفقه الإسلامي. مجلة المعهد، معهد العلمين للدراسات العليا، العراق، مج1، ص141-158.</w:t>
+        <w:t xml:space="preserve"> قياسة، ندى (2010). الموت الدماغي بين الطب والدين. مجلة جامعة دمشق للعلوم الاقتصادية والقانونية، مج26، ع1، ص479-500.</w:t>
       </w:r>
     </w:p>
   </w:footnote>
@@ -17390,7 +21718,7 @@
           <w:szCs w:val="22"/>
           <w:rtl/>
         </w:rPr>
-        <w:t xml:space="preserve"> ابن قدامة، عبد الله بن أحمد (1405هـ). المغني. بيروت: دار الفكر، كتاب الجراح.</w:t>
+        <w:t xml:space="preserve"> شريعة حمورابي، المواد 215-218 المتعلقة بأجر الطبيب الجرّاح وعقوبته؛ وينظر في تاريخ المسؤولية الطبية: الشماخي، هدى عبد الباسط محمود (2020). المسئولية عن الأعمال الطبية في الفقه الإسلامي. ط1، القاهرة: المركز القومي للإصدارات القانونية.</w:t>
       </w:r>
     </w:p>
   </w:footnote>
@@ -17413,7 +21741,7 @@
           <w:szCs w:val="22"/>
           <w:rtl/>
         </w:rPr>
-        <w:t xml:space="preserve"> Journal of Law, Medicine &amp; Ethics (2025). Addressing the Problem of Brain Death Misdiagnosis. JLME, 53(2), 244-253.</w:t>
+        <w:t xml:space="preserve"> شريعة حمورابي، المواد 215-218 المتعلقة بأجر الطبيب الجرّاح وعقوبته؛ وينظر في تاريخ المسؤولية الطبية: الشماخي، هدى عبد الباسط محمود (2020). المسئولية عن الأعمال الطبية في الفقه الإسلامي. ط1، القاهرة: المركز القومي للإصدارات القانونية.</w:t>
       </w:r>
     </w:p>
   </w:footnote>
@@ -17436,7 +21764,7 @@
           <w:szCs w:val="22"/>
           <w:rtl/>
         </w:rPr>
-        <w:t xml:space="preserve"> الزكي، عبد الله (2020). نقل أعضاء الميت موتًا سريريًّا في الفقه الإسلامي. مجلة المنهل، جامعة الوادي، الجزائر، مج6، ع2.</w:t>
+        <w:t xml:space="preserve"> لدغش، رحيمة (2019). الموت السريري والموت الدماغي وأثرهما في الأحكام الشرعية. مجلة العلوم القانونية والسياسية، مج10، ع1.</w:t>
       </w:r>
     </w:p>
   </w:footnote>
@@ -17459,7 +21787,7 @@
           <w:szCs w:val="22"/>
           <w:rtl/>
         </w:rPr>
-        <w:t xml:space="preserve"> Russell, J. A., Epstein, L. G., Greer, D. M., Kirschen, M., Rubin, M. A., &amp; Lewis, A. (2019). Brain death, the determination of brain death, and member guidance for brain death accommodation requests: AAN position statement. Neurology, 92(5), 228-232.</w:t>
+        <w:t xml:space="preserve"> الزكي، عبد الله (2020). نقل أعضاء الميت موتًا سريريًّا في الفقه الإسلامي. مجلة المنهل، جامعة الوادي، الجزائر، مج6، ع2.</w:t>
       </w:r>
     </w:p>
   </w:footnote>
@@ -17482,7 +21810,7 @@
           <w:szCs w:val="22"/>
           <w:rtl/>
         </w:rPr>
-        <w:t xml:space="preserve"> Gostin, L. O. (2014). Legal and Ethical Responsibilities Following Brain Death: The McMath and Munoz Cases. JAMA, published online January 24, 2014.</w:t>
+        <w:t xml:space="preserve"> الحبلاني، سعود بن فرحان محمد (2006). حكم رفع أجهزة الإنعاش عن المتوفى دماغيًّا: دراسة فقهية مقارنة. مجلة كلية الدراسات الإسلامية والعربية للبنين بالقاهرة، جامعة الأزهر، مج24، ع1، ص454-490.</w:t>
       </w:r>
     </w:p>
   </w:footnote>
@@ -17505,7 +21833,7 @@
           <w:szCs w:val="22"/>
           <w:rtl/>
         </w:rPr>
-        <w:t xml:space="preserve"> Russell, J. A., Epstein, L. G., Greer, D. M., Kirschen, M., Rubin, M. A., &amp; Lewis, A. (2019). Brain death, the determination of brain death, and member guidance for brain death accommodation requests: AAN position statement. Neurology, 92(5), 228-232.</w:t>
+        <w:t xml:space="preserve"> لدغش، رحيمة (2019). الموت السريري والموت الدماغي وأثرهما في الأحكام الشرعية. مجلة العلوم القانونية والسياسية، مج10، ع1.</w:t>
       </w:r>
     </w:p>
   </w:footnote>
@@ -17528,7 +21856,7 @@
           <w:szCs w:val="22"/>
           <w:rtl/>
         </w:rPr>
-        <w:t xml:space="preserve"> Gostin, L. O. (2014). Legal and Ethical Responsibilities Following Brain Death: The McMath and Munoz Cases. JAMA, published online January 24, 2014.</w:t>
+        <w:t xml:space="preserve"> محمد، عبد الرزاق أحمد (2023). الوضع القانوني للميت دماغيًّا: دراسة قانونية مقارنة مع أحكام الفقه الإسلامي. مجلة المعهد، معهد العلمين للدراسات العليا، العراق، مج1، ص141-158.</w:t>
       </w:r>
     </w:p>
   </w:footnote>
@@ -17551,7 +21879,7 @@
           <w:szCs w:val="22"/>
           <w:rtl/>
         </w:rPr>
-        <w:t xml:space="preserve"> محمد، عبد الرزاق أحمد (2023). الوضع القانوني للميت دماغيًّا: دراسة قانونية مقارنة مع أحكام الفقه الإسلامي. مجلة المعهد، معهد العلمين للدراسات العليا، العراق، مج1، ص141-158.</w:t>
+        <w:t xml:space="preserve"> ابن قدامة، عبد الله بن أحمد (1405هـ). المغني. بيروت: دار الفكر، كتاب الجراح.</w:t>
       </w:r>
     </w:p>
   </w:footnote>
@@ -17574,7 +21902,7 @@
           <w:szCs w:val="22"/>
           <w:rtl/>
         </w:rPr>
-        <w:t xml:space="preserve"> الشلتوني، أنور (2024). ضوابط رفع أجهزة الإنعاش الصناعي عن الميت دماغيًّا - دراسة مقارنة. مجلة البحوث القانونية والاقتصادية (المنصورة)، ص1-48.</w:t>
+        <w:t xml:space="preserve"> Journal of Law, Medicine &amp; Ethics (2025). Addressing the Problem of Brain Death Misdiagnosis. JLME, 53(2), 244-253.</w:t>
       </w:r>
     </w:p>
   </w:footnote>
@@ -17597,7 +21925,7 @@
           <w:szCs w:val="22"/>
           <w:rtl/>
         </w:rPr>
-        <w:t xml:space="preserve"> الشماخي، هدى عبد الباسط محمود (2020). المسئولية عن الأعمال الطبية في الفقه الإسلامي: دراسة مقارنة. ط1، القاهرة: المركز القومي للإصدارات القانونية.</w:t>
+        <w:t xml:space="preserve"> الزكي، عبد الله (2020). نقل أعضاء الميت موتًا سريريًّا في الفقه الإسلامي. مجلة المنهل، جامعة الوادي، الجزائر، مج6، ع2.</w:t>
       </w:r>
     </w:p>
   </w:footnote>
@@ -17620,7 +21948,7 @@
           <w:szCs w:val="22"/>
           <w:rtl/>
         </w:rPr>
-        <w:t xml:space="preserve"> الشلتوني، أنور (2024). ضوابط رفع أجهزة الإنعاش الصناعي عن الميت دماغيًّا - دراسة مقارنة. مجلة البحوث القانونية والاقتصادية (المنصورة)، ص1-48.</w:t>
+        <w:t xml:space="preserve"> Russell, J. A., Epstein, L. G., Greer, D. M., Kirschen, M., Rubin, M. A., &amp; Lewis, A. (2019). Brain death, the determination of brain death, and member guidance for brain death accommodation requests: AAN position statement. Neurology, 92(5), 228-232.</w:t>
       </w:r>
     </w:p>
   </w:footnote>
@@ -17643,7 +21971,7 @@
           <w:szCs w:val="22"/>
           <w:rtl/>
         </w:rPr>
-        <w:t xml:space="preserve"> الشماخي، هدى عبد الباسط محمود (2020). المسئولية عن الأعمال الطبية في الفقه الإسلامي: دراسة مقارنة. ط1، القاهرة: المركز القومي للإصدارات القانونية.</w:t>
+        <w:t xml:space="preserve"> Gostin, L. O. (2014). Legal and Ethical Responsibilities Following Brain Death: The McMath and Munoz Cases. JAMA, published online January 24, 2014.</w:t>
       </w:r>
     </w:p>
   </w:footnote>
@@ -17666,7 +21994,7 @@
           <w:szCs w:val="22"/>
           <w:rtl/>
         </w:rPr>
-        <w:t xml:space="preserve"> العرّان، أنس مهدي محمد (2023). حكم رفع أجهزة الإنعاش عن المريض الميؤوس منه: دراسة طبية فقهية معاصرة. مجلة مركز بابل للدراسات الإنسانية، العراق، مج13، ع2، ص363-384.</w:t>
+        <w:t xml:space="preserve"> Russell, J. A., Epstein, L. G., Greer, D. M., Kirschen, M., Rubin, M. A., &amp; Lewis, A. (2019). Brain death, the determination of brain death, and member guidance for brain death accommodation requests: AAN position statement. Neurology, 92(5), 228-232.</w:t>
       </w:r>
     </w:p>
   </w:footnote>
@@ -17689,7 +22017,7 @@
           <w:szCs w:val="22"/>
           <w:rtl/>
         </w:rPr>
-        <w:t xml:space="preserve"> بن صفية، سليمان (2022). أحكام الموت الدماغي للإنسان والتصرف في أعضائه. مجلة الشهاب، الجزائر، مج8، ع2، ص411-434.</w:t>
+        <w:t xml:space="preserve"> Gostin, L. O. (2014). Legal and Ethical Responsibilities Following Brain Death: The McMath and Munoz Cases. JAMA, published online January 24, 2014.</w:t>
       </w:r>
     </w:p>
   </w:footnote>
@@ -17712,7 +22040,7 @@
           <w:szCs w:val="22"/>
           <w:rtl/>
         </w:rPr>
-        <w:t xml:space="preserve"> Ancillary Tests for Brain Death (2025). Frontiers in Neurology, vol. 15 (2024), published January 7, 2025.</w:t>
+        <w:t xml:space="preserve"> محمد، عبد الرزاق أحمد (2023). الوضع القانوني للميت دماغيًّا: دراسة قانونية مقارنة مع أحكام الفقه الإسلامي. مجلة المعهد، معهد العلمين للدراسات العليا، العراق، مج1، ص141-158.</w:t>
       </w:r>
     </w:p>
   </w:footnote>
@@ -17735,7 +22063,7 @@
           <w:szCs w:val="22"/>
           <w:rtl/>
         </w:rPr>
-        <w:t xml:space="preserve"> العرّان، أنس مهدي محمد (2023). حكم رفع أجهزة الإنعاش عن المريض الميؤوس منه: دراسة طبية فقهية معاصرة. مجلة مركز بابل للدراسات الإنسانية، العراق، مج13، ع2، ص363-384.</w:t>
+        <w:t xml:space="preserve"> الشلتوني، أنور (2024). ضوابط رفع أجهزة الإنعاش الصناعي عن الميت دماغيًّا - دراسة مقارنة. مجلة البحوث القانونية والاقتصادية (المنصورة)، ص1-48.</w:t>
       </w:r>
     </w:p>
   </w:footnote>
@@ -17758,7 +22086,7 @@
           <w:szCs w:val="22"/>
           <w:rtl/>
         </w:rPr>
-        <w:t xml:space="preserve"> شتوان، بلقاسم (2012). إشكالية الموت السريري الإكلينيكي بين الفقه والطب وأثره على نقل وزرع الأعضاء البشرية. مجلة الشريعة والاقتصاد، مج1، ع2، ص329-348.</w:t>
+        <w:t xml:space="preserve"> الشماخي، هدى عبد الباسط محمود (2020). المسئولية عن الأعمال الطبية في الفقه الإسلامي: دراسة مقارنة. ط1، القاهرة: المركز القومي للإصدارات القانونية.</w:t>
       </w:r>
     </w:p>
   </w:footnote>
@@ -17781,7 +22109,7 @@
           <w:szCs w:val="22"/>
           <w:rtl/>
         </w:rPr>
-        <w:t xml:space="preserve"> الكميتي، أحمد عمران مصطفى (2024). الأحكام الفقهية الخاصة برفع أجهزة الإنعاش عن المريض حكمًا وتأصيلًا. مجلة المنتدى الأكاديمي للعلوم الإنسانية، ليبيا، مج8، ع1، ص157-204.</w:t>
+        <w:t xml:space="preserve"> الشلتوني، أنور (2024). ضوابط رفع أجهزة الإنعاش الصناعي عن الميت دماغيًّا - دراسة مقارنة. مجلة البحوث القانونية والاقتصادية (المنصورة)، ص1-48.</w:t>
       </w:r>
     </w:p>
   </w:footnote>
@@ -17804,7 +22132,7 @@
           <w:szCs w:val="22"/>
           <w:rtl/>
         </w:rPr>
-        <w:t xml:space="preserve"> الشاطبي، إبراهيم بن موسى. الموافقات في أصول الشريعة. بيروت: دار المعرفة.</w:t>
+        <w:t xml:space="preserve"> الشماخي، هدى عبد الباسط محمود (2020). المسئولية عن الأعمال الطبية في الفقه الإسلامي: دراسة مقارنة. ط1، القاهرة: المركز القومي للإصدارات القانونية.</w:t>
       </w:r>
     </w:p>
   </w:footnote>
@@ -17827,7 +22155,7 @@
           <w:szCs w:val="22"/>
           <w:rtl/>
         </w:rPr>
-        <w:t xml:space="preserve"> ابن عاشور، محمد الطاهر. مقاصد الشريعة الإسلامية. تونس: الدار التونسية للنشر.</w:t>
+        <w:t xml:space="preserve"> العرّان، أنس مهدي محمد (2023). حكم رفع أجهزة الإنعاش عن المريض الميؤوس منه: دراسة طبية فقهية معاصرة. مجلة مركز بابل للدراسات الإنسانية، العراق، مج13، ع2، ص363-384.</w:t>
       </w:r>
     </w:p>
   </w:footnote>
@@ -17850,7 +22178,7 @@
           <w:szCs w:val="22"/>
           <w:rtl/>
         </w:rPr>
-        <w:t xml:space="preserve"> الشاطبي، إبراهيم بن موسى. الموافقات في أصول الشريعة. بيروت: دار المعرفة.</w:t>
+        <w:t xml:space="preserve"> بن صفية، سليمان (2022). أحكام الموت الدماغي للإنسان والتصرف في أعضائه. مجلة الشهاب، الجزائر، مج8، ع2، ص411-434.</w:t>
       </w:r>
     </w:p>
   </w:footnote>
@@ -17873,7 +22201,7 @@
           <w:szCs w:val="22"/>
           <w:rtl/>
         </w:rPr>
-        <w:t xml:space="preserve"> ابن عاشور، محمد الطاهر. مقاصد الشريعة الإسلامية. تونس: الدار التونسية للنشر.</w:t>
+        <w:t xml:space="preserve"> Ancillary Tests for Brain Death (2025). Frontiers in Neurology, vol. 15 (2024), published January 7, 2025.</w:t>
       </w:r>
     </w:p>
   </w:footnote>
@@ -17896,7 +22224,7 @@
           <w:szCs w:val="22"/>
           <w:rtl/>
         </w:rPr>
-        <w:t xml:space="preserve"> الريسوني، أحمد (2010). مدخل إلى مقاصد الشريعة. ط1، المنصورة: دار الكلمة.</w:t>
+        <w:t xml:space="preserve"> العرّان، أنس مهدي محمد (2023). حكم رفع أجهزة الإنعاش عن المريض الميؤوس منه: دراسة طبية فقهية معاصرة. مجلة مركز بابل للدراسات الإنسانية، العراق، مج13، ع2، ص363-384.</w:t>
       </w:r>
     </w:p>
   </w:footnote>
@@ -17919,7 +22247,7 @@
           <w:szCs w:val="22"/>
           <w:rtl/>
         </w:rPr>
-        <w:t xml:space="preserve"> ناصر، سيهام (2023). أثر فقه الموازنات في القتل الرحيم: رفع أجهزة الإنعاش عن الميت دماغيًّا أنموذجًا. مجلة الإحياء، الجزائر، ص263 وما بعدها.</w:t>
+        <w:t xml:space="preserve"> شتوان، بلقاسم (2012). إشكالية الموت السريري الإكلينيكي بين الفقه والطب وأثره على نقل وزرع الأعضاء البشرية. مجلة الشريعة والاقتصاد، مج1، ع2، ص329-348.</w:t>
       </w:r>
     </w:p>
   </w:footnote>
@@ -17942,7 +22270,7 @@
           <w:szCs w:val="22"/>
           <w:rtl/>
         </w:rPr>
-        <w:t xml:space="preserve"> ناصر، سيهام (2023). أثر فقه الموازنات في القتل الرحيم: رفع أجهزة الإنعاش عن الميت دماغيًّا أنموذجًا. مجلة الإحياء، الجزائر، ص263 وما بعدها.</w:t>
+        <w:t xml:space="preserve"> الكميتي، أحمد عمران مصطفى (2024). الأحكام الفقهية الخاصة برفع أجهزة الإنعاش عن المريض حكمًا وتأصيلًا. مجلة المنتدى الأكاديمي للعلوم الإنسانية، ليبيا، مج8، ع1، ص157-204.</w:t>
       </w:r>
     </w:p>
   </w:footnote>
@@ -17965,7 +22293,7 @@
           <w:szCs w:val="22"/>
           <w:rtl/>
         </w:rPr>
-        <w:t xml:space="preserve"> قانون الموت الدماغي-التنفسي الإسرائيلي لسنة 2008 (חוק מוות מוחי-נשימתי, התשס"ח-2008)، الكنيست، سجل القوانين الإسرائيلي.</w:t>
+        <w:t xml:space="preserve"> الشاطبي، إبراهيم بن موسى. الموافقات في أصول الشريعة. بيروت: دار المعرفة.</w:t>
       </w:r>
     </w:p>
   </w:footnote>
@@ -17988,7 +22316,7 @@
           <w:szCs w:val="22"/>
           <w:rtl/>
         </w:rPr>
-        <w:t xml:space="preserve"> الرهوان، محمد بن أحمد (2021). موت الرحمة والأحكام الشرعية المتعلقة بإبقاء أجهزة الإنعاش الصناعي ونزعها. مجلة الجامعة القاسمية للعلوم الشرعية والدراسات الإسلامية، الشارقة، مج1، ع2.</w:t>
+        <w:t xml:space="preserve"> ابن عاشور، محمد الطاهر. مقاصد الشريعة الإسلامية. تونس: الدار التونسية للنشر.</w:t>
       </w:r>
     </w:p>
   </w:footnote>
@@ -18011,7 +22339,7 @@
           <w:szCs w:val="22"/>
           <w:rtl/>
         </w:rPr>
-        <w:t xml:space="preserve"> عبد المبدي، جهاد محمود (2024). الأحكام المتعلقة بممارسة الأعمال الطبية: دراسة مقارنة بين الفقه الإسلامي والقانون. ط1، القاهرة: المركز القومي للإصدارات القانونية.</w:t>
+        <w:t xml:space="preserve"> الشاطبي، إبراهيم بن موسى. الموافقات في أصول الشريعة. بيروت: دار المعرفة.</w:t>
       </w:r>
     </w:p>
   </w:footnote>
@@ -18034,7 +22362,7 @@
           <w:szCs w:val="22"/>
           <w:rtl/>
         </w:rPr>
-        <w:t xml:space="preserve"> زيدان، عبد الكريم (2001). الوجيز في شرح القواعد الفقهية في الشريعة الإسلامية. ط1، بيروت: مؤسسة الرسالة.</w:t>
+        <w:t xml:space="preserve"> ابن عاشور، محمد الطاهر. مقاصد الشريعة الإسلامية. تونس: الدار التونسية للنشر.</w:t>
       </w:r>
     </w:p>
   </w:footnote>
@@ -18057,7 +22385,7 @@
           <w:szCs w:val="22"/>
           <w:rtl/>
         </w:rPr>
-        <w:t xml:space="preserve"> بن صفية، سليمان (2022). أحكام الموت الدماغي للإنسان والتصرف في أعضائه. مجلة الشهاب، الجزائر، مج8، ع2، ص411-434.</w:t>
+        <w:t xml:space="preserve"> الريسوني، أحمد (2010). مدخل إلى مقاصد الشريعة. ط1، المنصورة: دار الكلمة.</w:t>
       </w:r>
     </w:p>
   </w:footnote>
@@ -18080,7 +22408,7 @@
           <w:szCs w:val="22"/>
           <w:rtl/>
         </w:rPr>
-        <w:t xml:space="preserve"> مالك، أبو عبد الله مالك بن أنس (1985). موطأ مالك (تحقيق محمد فؤاد عبد الباقي). ط1، 3ج، القاهرة: دار الأصيل، رقم الحديث 1896، ج3، ص193.</w:t>
+        <w:t xml:space="preserve"> ناصر، سيهام (2023). أثر فقه الموازنات في القتل الرحيم: رفع أجهزة الإنعاش عن الميت دماغيًّا أنموذجًا. مجلة الإحياء، الجزائر، ص263 وما بعدها.</w:t>
       </w:r>
     </w:p>
   </w:footnote>
@@ -18103,7 +22431,7 @@
           <w:szCs w:val="22"/>
           <w:rtl/>
         </w:rPr>
-        <w:t xml:space="preserve"> البخاري، أبي عبد الله محمد بن اسماعيل (2002). صحيح البخاري. ط1، دمشق بيروت: دار ابن كثير، كتاب الطب، رقم الحديث 5678.</w:t>
+        <w:t xml:space="preserve"> ناصر، سيهام (2023). أثر فقه الموازنات في القتل الرحيم: رفع أجهزة الإنعاش عن الميت دماغيًّا أنموذجًا. مجلة الإحياء، الجزائر، ص263 وما بعدها.</w:t>
       </w:r>
     </w:p>
   </w:footnote>
@@ -18126,7 +22454,7 @@
           <w:szCs w:val="22"/>
           <w:rtl/>
         </w:rPr>
-        <w:t xml:space="preserve"> مسلم بن الحجاج القشيري النيسابوري (2006). صحيح مسلم (تحقيق نظر الفاريابي). ط1، المنصورة: مكتبة الإيمان، رقم الحديث 1631.</w:t>
+        <w:t xml:space="preserve"> قانون الموت الدماغي-التنفسي الإسرائيلي لسنة 2008 (חוק מוות מוחי-נשימתי, התשס"ח-2008)، الكنيست، سجل القوانين الإسرائيلي.</w:t>
       </w:r>
     </w:p>
   </w:footnote>
@@ -18149,7 +22477,7 @@
           <w:szCs w:val="22"/>
           <w:rtl/>
         </w:rPr>
-        <w:t xml:space="preserve"> زيدان، عبد الكريم (2001). الوجيز في شرح القواعد الفقهية في الشريعة الإسلامية. ط1، بيروت: مؤسسة الرسالة.</w:t>
+        <w:t xml:space="preserve"> الرهوان، محمد بن أحمد (2021). موت الرحمة والأحكام الشرعية المتعلقة بإبقاء أجهزة الإنعاش الصناعي ونزعها. مجلة الجامعة القاسمية للعلوم الشرعية والدراسات الإسلامية، الشارقة، مج1، ع2.</w:t>
       </w:r>
     </w:p>
   </w:footnote>
@@ -18172,7 +22500,7 @@
           <w:szCs w:val="22"/>
           <w:rtl/>
         </w:rPr>
-        <w:t xml:space="preserve"> زيدان، عبد الكريم (2001). الوجيز في شرح القواعد الفقهية في الشريعة الإسلامية. ط1، بيروت: مؤسسة الرسالة.</w:t>
+        <w:t xml:space="preserve"> عبد المبدي، جهاد محمود (2024). الأحكام المتعلقة بممارسة الأعمال الطبية: دراسة مقارنة بين الفقه الإسلامي والقانون. ط1، القاهرة: المركز القومي للإصدارات القانونية.</w:t>
       </w:r>
     </w:p>
   </w:footnote>
@@ -18195,7 +22523,7 @@
           <w:szCs w:val="22"/>
           <w:rtl/>
         </w:rPr>
-        <w:t xml:space="preserve"> الكميتي، أحمد عمران مصطفى (2024). الأحكام الفقهية الخاصة برفع أجهزة الإنعاش عن المريض حكمًا وتأصيلًا. مجلة المنتدى الأكاديمي للعلوم الإنسانية، ليبيا، مج8، ع1، ص157-204.</w:t>
+        <w:t xml:space="preserve"> زيدان، عبد الكريم (2001). الوجيز في شرح القواعد الفقهية في الشريعة الإسلامية. ط1، بيروت: مؤسسة الرسالة.</w:t>
       </w:r>
     </w:p>
   </w:footnote>
@@ -18218,7 +22546,7 @@
           <w:szCs w:val="22"/>
           <w:rtl/>
         </w:rPr>
-        <w:t xml:space="preserve"> ابن قدامة، عبد الله بن أحمد (1405هـ). المغني. بيروت: دار الفكر، كتاب الجراح.</w:t>
+        <w:t xml:space="preserve"> بن صفية، سليمان (2022). أحكام الموت الدماغي للإنسان والتصرف في أعضائه. مجلة الشهاب، الجزائر، مج8، ع2، ص411-434.</w:t>
       </w:r>
     </w:p>
   </w:footnote>
@@ -18241,7 +22569,7 @@
           <w:szCs w:val="22"/>
           <w:rtl/>
         </w:rPr>
-        <w:t xml:space="preserve"> الشربيني، محمد الخطيب. مغني المحتاج إلى معرفة معاني ألفاظ المنهاج. بيروت: دار الفكر، كتاب الجنائز.</w:t>
+        <w:t xml:space="preserve"> مالك، أبو عبد الله مالك بن أنس (1985). موطأ مالك (تحقيق محمد فؤاد عبد الباقي). ط1، 3ج، القاهرة: دار الأصيل، رقم الحديث 1896، ج3، ص193.</w:t>
       </w:r>
     </w:p>
   </w:footnote>
@@ -18264,7 +22592,7 @@
           <w:szCs w:val="22"/>
           <w:rtl/>
         </w:rPr>
-        <w:t xml:space="preserve"> بن صفية، سليمان (2022). أحكام الموت الدماغي للإنسان والتصرف في أعضائه. مجلة الشهاب، الجزائر، مج8، ع2، ص411-434.</w:t>
+        <w:t xml:space="preserve"> البخاري، أبي عبد الله محمد بن اسماعيل (2002). صحيح البخاري. ط1، دمشق بيروت: دار ابن كثير، كتاب الطب، رقم الحديث 5678.</w:t>
       </w:r>
     </w:p>
   </w:footnote>
@@ -18287,7 +22615,7 @@
           <w:szCs w:val="22"/>
           <w:rtl/>
         </w:rPr>
-        <w:t xml:space="preserve"> مجمع الفقه الإسلامي الدولي. قرارات وتوصيات مجمع الفقه الإسلامي، القرار رقم (5) د 3/07/86 بشأن أجهزة الإنعاش، الدورة الثالثة، عمّان، 1986م. جدة: منظمة التعاون الإسلامي.</w:t>
+        <w:t xml:space="preserve"> مسلم بن الحجاج القشيري النيسابوري (2006). صحيح مسلم (تحقيق نظر الفاريابي). ط1، المنصورة: مكتبة الإيمان، رقم الحديث 1631.</w:t>
       </w:r>
     </w:p>
   </w:footnote>
@@ -18310,7 +22638,7 @@
           <w:szCs w:val="22"/>
           <w:rtl/>
         </w:rPr>
-        <w:t xml:space="preserve"> الحبلاني، سعود بن فرحان محمد (2006). حكم رفع أجهزة الإنعاش عن المتوفى دماغيًّا: دراسة فقهية مقارنة. مجلة كلية الدراسات الإسلامية والعربية للبنين بالقاهرة، جامعة الأزهر، مج24، ع1، ص454-490.</w:t>
+        <w:t xml:space="preserve"> زيدان، عبد الكريم (2001). الوجيز في شرح القواعد الفقهية في الشريعة الإسلامية. ط1، بيروت: مؤسسة الرسالة.</w:t>
       </w:r>
     </w:p>
   </w:footnote>
@@ -18333,7 +22661,7 @@
           <w:szCs w:val="22"/>
           <w:rtl/>
         </w:rPr>
-        <w:t xml:space="preserve"> البار، محمد علي (1987). التعريف الطبي للموت. مجلة مجمع الفقه الإسلامي، جدة: منظمة المؤتمر الإسلامي، العدد الثالث.</w:t>
+        <w:t xml:space="preserve"> زيدان، عبد الكريم (2001). الوجيز في شرح القواعد الفقهية في الشريعة الإسلامية. ط1، بيروت: مؤسسة الرسالة.</w:t>
       </w:r>
     </w:p>
   </w:footnote>
@@ -18356,7 +22684,7 @@
           <w:szCs w:val="22"/>
           <w:rtl/>
         </w:rPr>
-        <w:t xml:space="preserve"> الحبلاني، سعود بن فرحان محمد (2006). حكم رفع أجهزة الإنعاش عن المتوفى دماغيًّا: دراسة فقهية مقارنة. مجلة كلية الدراسات الإسلامية والعربية للبنين بالقاهرة، جامعة الأزهر، مج24، ع1، ص454-490.</w:t>
+        <w:t xml:space="preserve"> الكميتي، أحمد عمران مصطفى (2024). الأحكام الفقهية الخاصة برفع أجهزة الإنعاش عن المريض حكمًا وتأصيلًا. مجلة المنتدى الأكاديمي للعلوم الإنسانية، ليبيا، مج8، ع1، ص157-204.</w:t>
       </w:r>
     </w:p>
   </w:footnote>
@@ -18379,7 +22707,7 @@
           <w:szCs w:val="22"/>
           <w:rtl/>
         </w:rPr>
-        <w:t xml:space="preserve"> الكميتي، أحمد عمران مصطفى (2024). الأحكام الفقهية الخاصة برفع أجهزة الإنعاش عن المريض حكمًا وتأصيلًا. مجلة المنتدى الأكاديمي للعلوم الإنسانية، ليبيا، مج8، ع1، ص157-204.</w:t>
+        <w:t xml:space="preserve"> ابن قدامة، عبد الله بن أحمد (1405هـ). المغني. بيروت: دار الفكر، كتاب الجراح.</w:t>
       </w:r>
     </w:p>
   </w:footnote>
@@ -18402,7 +22730,7 @@
           <w:szCs w:val="22"/>
           <w:rtl/>
         </w:rPr>
-        <w:t xml:space="preserve"> بن صفية، سليمان (2022). أحكام الموت الدماغي للإنسان والتصرف في أعضائه. مجلة الشهاب، الجزائر، مج8، ع2، ص411-434.</w:t>
+        <w:t xml:space="preserve"> الشربيني، محمد الخطيب. مغني المحتاج إلى معرفة معاني ألفاظ المنهاج. بيروت: دار الفكر، كتاب الجنائز.</w:t>
       </w:r>
     </w:p>
   </w:footnote>
@@ -18425,7 +22753,7 @@
           <w:szCs w:val="22"/>
           <w:rtl/>
         </w:rPr>
-        <w:t xml:space="preserve"> الدق، صلاح نجيب (2022). الأحكام المتعلّقة برفع أجهزة الإنعاش عن المريض. مجلة جمعية أنصار السنة المحمدية، مصر، مج14، ع88، ص14-16.</w:t>
+        <w:t xml:space="preserve"> بن صفية، سليمان (2022). أحكام الموت الدماغي للإنسان والتصرف في أعضائه. مجلة الشهاب، الجزائر، مج8، ع2، ص411-434.</w:t>
       </w:r>
     </w:p>
   </w:footnote>
@@ -18448,7 +22776,7 @@
           <w:szCs w:val="22"/>
           <w:rtl/>
         </w:rPr>
-        <w:t xml:space="preserve"> ابن عثيمين: هو محمد بن صالح بن محمد العثيمين الوهيبيّ التميميّ، فقيه أصوليّ مفسّر، وُلد سنة 1347هـ بعنيزة، من أشهر كتبه "الشرح الممتع على زاد المستقنع" و"مجموع الفتاوى والرسائل"، توفي سنة 1421هـ.</w:t>
+        <w:t xml:space="preserve"> مجمع الفقه الإسلامي الدولي. قرارات وتوصيات مجمع الفقه الإسلامي، القرار رقم (5) د 3/07/86 بشأن أجهزة الإنعاش، الدورة الثالثة، عمّان، 1986م. جدة: منظمة التعاون الإسلامي.</w:t>
       </w:r>
     </w:p>
   </w:footnote>
@@ -18471,7 +22799,7 @@
           <w:szCs w:val="22"/>
           <w:rtl/>
         </w:rPr>
-        <w:t xml:space="preserve"> الكاسح، تهاني فرج الشاعث، والصالحين، مسعود الصالحين عبد القادر (2024). حكم نزع الأجهزة على المريض الميت دماغيًّا. مجلة شمال إفريقيا للنشر العلمي، جامعة عمر المختار، ليبيا، مج2، ع4، ص50-59.</w:t>
+        <w:t xml:space="preserve"> الحبلاني، سعود بن فرحان محمد (2006). حكم رفع أجهزة الإنعاش عن المتوفى دماغيًّا: دراسة فقهية مقارنة. مجلة كلية الدراسات الإسلامية والعربية للبنين بالقاهرة، جامعة الأزهر، مج24، ع1، ص454-490.</w:t>
       </w:r>
     </w:p>
   </w:footnote>
@@ -18494,7 +22822,7 @@
           <w:szCs w:val="22"/>
           <w:rtl/>
         </w:rPr>
-        <w:t xml:space="preserve"> Journal of Law, Medicine &amp; Ethics (2025). Addressing the Problem of Brain Death Misdiagnosis. JLME, 53(2), 244-253.</w:t>
+        <w:t xml:space="preserve"> البار، محمد علي (1987). التعريف الطبي للموت. مجلة مجمع الفقه الإسلامي، جدة: منظمة المؤتمر الإسلامي، العدد الثالث.</w:t>
       </w:r>
     </w:p>
   </w:footnote>
@@ -18517,7 +22845,7 @@
           <w:szCs w:val="22"/>
           <w:rtl/>
         </w:rPr>
-        <w:t xml:space="preserve"> الزرعوني، راشد محمود (2024). ضوابط رفع أجهزة الإنعاش الصناعي عن الميت دماغيًّا - دراسة مقارنة. مجلة البحوث القانونية والاقتصادية، كلية الحقوق بالمنصورة، مج66، ع1.</w:t>
+        <w:t xml:space="preserve"> الحبلاني، سعود بن فرحان محمد (2006). حكم رفع أجهزة الإنعاش عن المتوفى دماغيًّا: دراسة فقهية مقارنة. مجلة كلية الدراسات الإسلامية والعربية للبنين بالقاهرة، جامعة الأزهر، مج24، ع1، ص454-490.</w:t>
       </w:r>
     </w:p>
   </w:footnote>
@@ -18540,7 +22868,7 @@
           <w:szCs w:val="22"/>
           <w:rtl/>
         </w:rPr>
-        <w:t xml:space="preserve"> Ancillary Tests for Brain Death (2025). Frontiers in Neurology, vol. 15 (2024), published January 7, 2025.</w:t>
+        <w:t xml:space="preserve"> الكميتي، أحمد عمران مصطفى (2024). الأحكام الفقهية الخاصة برفع أجهزة الإنعاش عن المريض حكمًا وتأصيلًا. مجلة المنتدى الأكاديمي للعلوم الإنسانية، ليبيا، مج8، ع1، ص157-204.</w:t>
       </w:r>
     </w:p>
   </w:footnote>
@@ -18563,7 +22891,7 @@
           <w:szCs w:val="22"/>
           <w:rtl/>
         </w:rPr>
-        <w:t xml:space="preserve"> Journal of Law, Medicine &amp; Ethics (2025). Addressing the Problem of Brain Death Misdiagnosis. JLME, 53(2), 244-253.</w:t>
+        <w:t xml:space="preserve"> بن صفية، سليمان (2022). أحكام الموت الدماغي للإنسان والتصرف في أعضائه. مجلة الشهاب، الجزائر، مج8، ع2، ص411-434.</w:t>
       </w:r>
     </w:p>
   </w:footnote>
@@ -18586,7 +22914,7 @@
           <w:szCs w:val="22"/>
           <w:rtl/>
         </w:rPr>
-        <w:t xml:space="preserve"> ناصر، سيهام (2023). أثر فقه الموازنات في القتل الرحيم: رفع أجهزة الإنعاش عن الميت دماغيًّا أنموذجًا. مجلة الإحياء، الجزائر، ص263 وما بعدها.</w:t>
+        <w:t xml:space="preserve"> الدق، صلاح نجيب (2022). الأحكام المتعلّقة برفع أجهزة الإنعاش عن المريض. مجلة جمعية أنصار السنة المحمدية، مصر، مج14، ع88، ص14-16.</w:t>
       </w:r>
     </w:p>
   </w:footnote>
@@ -18609,7 +22937,7 @@
           <w:szCs w:val="22"/>
           <w:rtl/>
         </w:rPr>
-        <w:t xml:space="preserve"> ناصر، سيهام (2023). أثر فقه الموازنات في القتل الرحيم: رفع أجهزة الإنعاش عن الميت دماغيًّا أنموذجًا. مجلة الإحياء، الجزائر، ص263 وما بعدها.</w:t>
+        <w:t xml:space="preserve"> ابن عثيمين: هو محمد بن صالح بن محمد العثيمين الوهيبيّ التميميّ، فقيه أصوليّ مفسّر، وُلد سنة 1347هـ بعنيزة، من أشهر كتبه "الشرح الممتع على زاد المستقنع" و"مجموع الفتاوى والرسائل"، توفي سنة 1421هـ.</w:t>
       </w:r>
     </w:p>
   </w:footnote>
@@ -18632,7 +22960,7 @@
           <w:szCs w:val="22"/>
           <w:rtl/>
         </w:rPr>
-        <w:t xml:space="preserve"> ناصر، سيهام (2023). أثر فقه الموازنات في القتل الرحيم: رفع أجهزة الإنعاش عن الميت دماغيًّا أنموذجًا. مجلة الإحياء، الجزائر، ص263 وما بعدها.</w:t>
+        <w:t xml:space="preserve"> الكاسح، تهاني فرج الشاعث، والصالحين، مسعود الصالحين عبد القادر (2024). حكم نزع الأجهزة على المريض الميت دماغيًّا. مجلة شمال إفريقيا للنشر العلمي، جامعة عمر المختار، ليبيا، مج2، ع4، ص50-59.</w:t>
       </w:r>
     </w:p>
   </w:footnote>
@@ -18655,7 +22983,7 @@
           <w:szCs w:val="22"/>
           <w:rtl/>
         </w:rPr>
-        <w:t xml:space="preserve"> الزرعوني، راشد محمود (2024). ضوابط رفع أجهزة الإنعاش الصناعي عن الميت دماغيًّا - دراسة مقارنة. مجلة البحوث القانونية والاقتصادية، كلية الحقوق بالمنصورة، مج66، ع1.</w:t>
+        <w:t xml:space="preserve"> Journal of Law, Medicine &amp; Ethics (2025). Addressing the Problem of Brain Death Misdiagnosis. JLME, 53(2), 244-253.</w:t>
       </w:r>
     </w:p>
   </w:footnote>
@@ -18678,7 +23006,7 @@
           <w:szCs w:val="22"/>
           <w:rtl/>
         </w:rPr>
-        <w:t xml:space="preserve"> الزكي، عبد الله (2020). نقل أعضاء الميت موتًا سريريًّا في الفقه الإسلامي. مجلة المنهل، جامعة الوادي، الجزائر، مج6، ع2.</w:t>
+        <w:t xml:space="preserve"> الزرعوني، راشد محمود (2024). ضوابط رفع أجهزة الإنعاش الصناعي عن الميت دماغيًّا - دراسة مقارنة. مجلة البحوث القانونية والاقتصادية، كلية الحقوق بالمنصورة، مج66، ع1.</w:t>
       </w:r>
     </w:p>
   </w:footnote>
@@ -18701,7 +23029,7 @@
           <w:szCs w:val="22"/>
           <w:rtl/>
         </w:rPr>
-        <w:t xml:space="preserve"> قانون الصحة العامة الفلسطيني رقم (20) لسنة 2004م.</w:t>
+        <w:t xml:space="preserve"> Ancillary Tests for Brain Death (2025). Frontiers in Neurology, vol. 15 (2024), published January 7, 2025.</w:t>
       </w:r>
     </w:p>
   </w:footnote>
@@ -18724,7 +23052,7 @@
           <w:szCs w:val="22"/>
           <w:rtl/>
         </w:rPr>
-        <w:t xml:space="preserve"> قانون الصحة العامة الفلسطيني رقم (20) لسنة 2004م.</w:t>
+        <w:t xml:space="preserve"> Journal of Law, Medicine &amp; Ethics (2025). Addressing the Problem of Brain Death Misdiagnosis. JLME, 53(2), 244-253.</w:t>
       </w:r>
     </w:p>
   </w:footnote>
@@ -18747,7 +23075,7 @@
           <w:szCs w:val="22"/>
           <w:rtl/>
         </w:rPr>
-        <w:t xml:space="preserve"> قانون الانتفاع بأعضاء جسم الإنسان الأردني رقم (23) لسنة 1977م وتعديلاته؛ وينظر: الزرعوني، راشد محمود (2024). المرجع السابق ذكره.</w:t>
+        <w:t xml:space="preserve"> ناصر، سيهام (2023). أثر فقه الموازنات في القتل الرحيم: رفع أجهزة الإنعاش عن الميت دماغيًّا أنموذجًا. مجلة الإحياء، الجزائر، ص263 وما بعدها.</w:t>
       </w:r>
     </w:p>
   </w:footnote>
@@ -18770,7 +23098,7 @@
           <w:szCs w:val="22"/>
           <w:rtl/>
         </w:rPr>
-        <w:t xml:space="preserve"> مجلس الإفتاء والبحوث والدراسات الإسلامية، المملكة الأردنية الهاشمية. القرار رقم (117): حكم عدم وضع أجهزة الإنعاش على المريض الذي لا يُرجى شفاؤه. دائرة الإفتاء العام، عمّان. https://www.aliftaa.jo/Decision.aspx?DecisionId=119</w:t>
+        <w:t xml:space="preserve"> ناصر، سيهام (2023). أثر فقه الموازنات في القتل الرحيم: رفع أجهزة الإنعاش عن الميت دماغيًّا أنموذجًا. مجلة الإحياء، الجزائر، ص263 وما بعدها.</w:t>
       </w:r>
     </w:p>
   </w:footnote>
@@ -18793,7 +23121,7 @@
           <w:szCs w:val="22"/>
           <w:rtl/>
         </w:rPr>
-        <w:t xml:space="preserve"> محمد، عبد الرزاق أحمد (2023). الوضع القانوني للميت دماغيًّا: دراسة قانونية مقارنة مع أحكام الفقه الإسلامي. مجلة المعهد، معهد العلمين للدراسات العليا، العراق، مج1، ص141-158.</w:t>
+        <w:t xml:space="preserve"> ناصر، سيهام (2023). أثر فقه الموازنات في القتل الرحيم: رفع أجهزة الإنعاش عن الميت دماغيًّا أنموذجًا. مجلة الإحياء، الجزائر، ص263 وما بعدها.</w:t>
       </w:r>
     </w:p>
   </w:footnote>
@@ -18816,7 +23144,7 @@
           <w:szCs w:val="22"/>
           <w:rtl/>
         </w:rPr>
-        <w:t xml:space="preserve"> محمد، عبد الرزاق أحمد (2023). الوضع القانوني للميت دماغيًّا: دراسة قانونية مقارنة مع أحكام الفقه الإسلامي. مجلة المعهد، معهد العلمين للدراسات العليا، العراق، مج1، ص141-158.</w:t>
+        <w:t xml:space="preserve"> الزرعوني، راشد محمود (2024). ضوابط رفع أجهزة الإنعاش الصناعي عن الميت دماغيًّا - دراسة مقارنة. مجلة البحوث القانونية والاقتصادية، كلية الحقوق بالمنصورة، مج66، ع1.</w:t>
       </w:r>
     </w:p>
   </w:footnote>
@@ -18839,7 +23167,7 @@
           <w:szCs w:val="22"/>
           <w:rtl/>
         </w:rPr>
-        <w:t xml:space="preserve"> الزرعوني، راشد محمود (2024). ضوابط رفع أجهزة الإنعاش الصناعي عن الميت دماغيًّا - دراسة مقارنة. مجلة البحوث القانونية والاقتصادية، كلية الحقوق بالمنصورة، مج66، ع1.</w:t>
+        <w:t xml:space="preserve"> الزكي، عبد الله (2020). نقل أعضاء الميت موتًا سريريًّا في الفقه الإسلامي. مجلة المنهل، جامعة الوادي، الجزائر، مج6، ع2.</w:t>
       </w:r>
     </w:p>
   </w:footnote>
@@ -18862,7 +23190,7 @@
           <w:szCs w:val="22"/>
           <w:rtl/>
         </w:rPr>
-        <w:t xml:space="preserve"> قانون الموت الدماغي-التنفسي الإسرائيلي لسنة 2008 (חוק מוות מוחי-נשימתי, התשס"ח-2008)، الكنيست، سجل القوانين الإسرائيلي.</w:t>
+        <w:t xml:space="preserve"> قانون الصحة العامة الفلسطيني رقم (20) لسنة 2004م.</w:t>
       </w:r>
     </w:p>
   </w:footnote>
@@ -18885,7 +23213,7 @@
           <w:szCs w:val="22"/>
           <w:rtl/>
         </w:rPr>
-        <w:t xml:space="preserve"> قانون الموت الدماغي-التنفسي الإسرائيلي لسنة 2008 (חוק מוות מוחי-נשימתי, התשס"ח-2008)، الكنيست، سجل القوانين الإسرائيلي.</w:t>
+        <w:t xml:space="preserve"> قانون الصحة العامة الفلسطيني رقم (20) لسنة 2004م.</w:t>
       </w:r>
     </w:p>
   </w:footnote>
@@ -18908,7 +23236,7 @@
           <w:szCs w:val="22"/>
           <w:rtl/>
         </w:rPr>
-        <w:t xml:space="preserve"> Gostin, L. O. (2014). Legal and Ethical Responsibilities Following Brain Death: The McMath and Munoz Cases. JAMA, published online January 24, 2014.</w:t>
+        <w:t xml:space="preserve"> قانون الانتفاع بأعضاء جسم الإنسان الأردني رقم (23) لسنة 1977م وتعديلاته؛ وينظر: الزرعوني، راشد محمود (2024). المرجع السابق ذكره.</w:t>
       </w:r>
     </w:p>
   </w:footnote>
@@ -18931,7 +23259,7 @@
           <w:szCs w:val="22"/>
           <w:rtl/>
         </w:rPr>
-        <w:t xml:space="preserve"> القانون الفرنسي المتعلق بحقوق المرضى ونهاية الحياة (قانون ليونيتي) لسنة 2005م.</w:t>
+        <w:t xml:space="preserve"> مجلس الإفتاء والبحوث والدراسات الإسلامية، المملكة الأردنية الهاشمية. القرار رقم (117): حكم عدم وضع أجهزة الإنعاش على المريض الذي لا يُرجى شفاؤه. دائرة الإفتاء العام، عمّان. https://www.aliftaa.jo/Decision.aspx?DecisionId=119</w:t>
       </w:r>
     </w:p>
   </w:footnote>
@@ -18954,7 +23282,7 @@
           <w:szCs w:val="22"/>
           <w:rtl/>
         </w:rPr>
-        <w:t xml:space="preserve"> Retrospective Analysis of the Apnea Test and Ancillary Test in Determining Brain Death (2020). Vol. 32, No. 3, pp. 405-411.</w:t>
+        <w:t xml:space="preserve"> محمد، عبد الرزاق أحمد (2023). الوضع القانوني للميت دماغيًّا: دراسة قانونية مقارنة مع أحكام الفقه الإسلامي. مجلة المعهد، معهد العلمين للدراسات العليا، العراق، مج1، ص141-158.</w:t>
       </w:r>
     </w:p>
   </w:footnote>
@@ -18977,7 +23305,7 @@
           <w:szCs w:val="22"/>
           <w:rtl/>
         </w:rPr>
-        <w:t xml:space="preserve"> Ancillary Tests for Brain Death (2025). Frontiers in Neurology, vol. 15 (2024), published January 7, 2025.</w:t>
+        <w:t xml:space="preserve"> محمد، عبد الرزاق أحمد (2023). الوضع القانوني للميت دماغيًّا: دراسة قانونية مقارنة مع أحكام الفقه الإسلامي. مجلة المعهد، معهد العلمين للدراسات العليا، العراق، مج1، ص141-158.</w:t>
       </w:r>
     </w:p>
   </w:footnote>
@@ -19000,7 +23328,7 @@
           <w:szCs w:val="22"/>
           <w:rtl/>
         </w:rPr>
-        <w:t xml:space="preserve"> القانون الفرنسي المتعلق بحقوق المرضى ونهاية الحياة (قانون ليونيتي) لسنة 2005م.</w:t>
+        <w:t xml:space="preserve"> الزرعوني، راشد محمود (2024). ضوابط رفع أجهزة الإنعاش الصناعي عن الميت دماغيًّا - دراسة مقارنة. مجلة البحوث القانونية والاقتصادية، كلية الحقوق بالمنصورة، مج66، ع1.</w:t>
       </w:r>
     </w:p>
   </w:footnote>
@@ -19023,7 +23351,7 @@
           <w:szCs w:val="22"/>
           <w:rtl/>
         </w:rPr>
-        <w:t xml:space="preserve"> الزرعوني، راشد محمود (2024). ضوابط رفع أجهزة الإنعاش الصناعي عن الميت دماغيًّا - دراسة مقارنة. مجلة البحوث القانونية والاقتصادية، كلية الحقوق بالمنصورة، مج66، ع1.</w:t>
+        <w:t xml:space="preserve"> قانون الموت الدماغي-التنفسي الإسرائيلي لسنة 2008 (חוק מוות מוחי-נשימתי, התשס"ח-2008)، الكنيست، سجل القوانين الإسرائيلي.</w:t>
       </w:r>
     </w:p>
   </w:footnote>
@@ -19046,7 +23374,7 @@
           <w:szCs w:val="22"/>
           <w:rtl/>
         </w:rPr>
-        <w:t xml:space="preserve"> Russell, J. A., Epstein, L. G., Greer, D. M., Kirschen, M., Rubin, M. A., &amp; Lewis, A. (2019). Brain death, the determination of brain death, and member guidance for brain death accommodation requests: AAN position statement. Neurology, 92(5), 228-232.</w:t>
+        <w:t xml:space="preserve"> قانون الموت الدماغي-التنفسي الإسرائيلي لسنة 2008 (חוק מוות מוחי-נשימתי, התשס"ח-2008)، الكنيست، سجل القوانين الإسرائيلي.</w:t>
       </w:r>
     </w:p>
   </w:footnote>
@@ -19069,7 +23397,7 @@
           <w:szCs w:val="22"/>
           <w:rtl/>
         </w:rPr>
-        <w:t xml:space="preserve"> Ancillary Tests for Brain Death (2025). Frontiers in Neurology, vol. 15 (2024), published January 7, 2025.</w:t>
+        <w:t xml:space="preserve"> Gostin, L. O. (2014). Legal and Ethical Responsibilities Following Brain Death: The McMath and Munoz Cases. JAMA, published online January 24, 2014.</w:t>
       </w:r>
     </w:p>
   </w:footnote>
@@ -19092,7 +23420,7 @@
           <w:szCs w:val="22"/>
           <w:rtl/>
         </w:rPr>
-        <w:t xml:space="preserve"> Retrospective Analysis of the Apnea Test and Ancillary Test in Determining Brain Death (2020). Vol. 32, No. 3, pp. 405-411.</w:t>
+        <w:t xml:space="preserve"> القانون الفرنسي المتعلق بحقوق المرضى ونهاية الحياة (قانون ليونيتي) لسنة 2005م.</w:t>
       </w:r>
     </w:p>
   </w:footnote>
@@ -19115,7 +23443,7 @@
           <w:szCs w:val="22"/>
           <w:rtl/>
         </w:rPr>
-        <w:t xml:space="preserve"> Greer, D. M., Shemie, S. D., Lewis, A., et al. (2020). Determination of Brain Death/Death by Neurologic Criteria: The World Brain Death Project. JAMA, 324(11), 1078-1097.</w:t>
+        <w:t xml:space="preserve"> Retrospective Analysis of the Apnea Test and Ancillary Test in Determining Brain Death (2020). Vol. 32, No. 3, pp. 405-411.</w:t>
       </w:r>
     </w:p>
   </w:footnote>
@@ -19138,7 +23466,7 @@
           <w:szCs w:val="22"/>
           <w:rtl/>
         </w:rPr>
-        <w:t xml:space="preserve"> Greer, D. M., Kirschen, M. P., Lewis, A., et al. (2023). Pediatric and Adult Brain Death/Death by Neurologic Criteria Consensus Guideline. Neurology, 101(24), 1112-1132.</w:t>
+        <w:t xml:space="preserve"> Ancillary Tests for Brain Death (2025). Frontiers in Neurology, vol. 15 (2024), published January 7, 2025.</w:t>
       </w:r>
     </w:p>
   </w:footnote>
@@ -19161,7 +23489,7 @@
           <w:szCs w:val="22"/>
           <w:rtl/>
         </w:rPr>
-        <w:t xml:space="preserve"> Gostin, L. O. (2014). Legal and Ethical Responsibilities Following Brain Death: The McMath and Munoz Cases. JAMA, published online January 24, 2014.</w:t>
+        <w:t xml:space="preserve"> القانون الفرنسي المتعلق بحقوق المرضى ونهاية الحياة (قانون ليونيتي) لسنة 2005م.</w:t>
       </w:r>
     </w:p>
   </w:footnote>
@@ -19184,7 +23512,7 @@
           <w:szCs w:val="22"/>
           <w:rtl/>
         </w:rPr>
-        <w:t xml:space="preserve"> الدق، صلاح نجيب (2022). الأحكام المتعلّقة برفع أجهزة الإنعاش عن المريض. مجلة جمعية أنصار السنة المحمدية، مصر، مج14، ع88، ص14-16.</w:t>
+        <w:t xml:space="preserve"> الزرعوني، راشد محمود (2024). ضوابط رفع أجهزة الإنعاش الصناعي عن الميت دماغيًّا - دراسة مقارنة. مجلة البحوث القانونية والاقتصادية، كلية الحقوق بالمنصورة، مج66، ع1.</w:t>
       </w:r>
     </w:p>
   </w:footnote>
@@ -19207,7 +23535,7 @@
           <w:szCs w:val="22"/>
           <w:rtl/>
         </w:rPr>
-        <w:t xml:space="preserve"> Gostin, L. O. (2014). Legal and Ethical Responsibilities Following Brain Death: The McMath and Munoz Cases. JAMA, published online January 24, 2014.</w:t>
+        <w:t xml:space="preserve"> Russell, J. A., Epstein, L. G., Greer, D. M., Kirschen, M., Rubin, M. A., &amp; Lewis, A. (2019). Brain death, the determination of brain death, and member guidance for brain death accommodation requests: AAN position statement. Neurology, 92(5), 228-232.</w:t>
       </w:r>
     </w:p>
   </w:footnote>
@@ -19253,7 +23581,7 @@
           <w:szCs w:val="22"/>
           <w:rtl/>
         </w:rPr>
-        <w:t xml:space="preserve"> الزكي، عبد الله (2020). نقل أعضاء الميت موتًا سريريًّا في الفقه الإسلامي. مجلة المنهل، جامعة الوادي، الجزائر، مج6، ع2.</w:t>
+        <w:t xml:space="preserve"> Retrospective Analysis of the Apnea Test and Ancillary Test in Determining Brain Death (2020). Vol. 32, No. 3, pp. 405-411.</w:t>
       </w:r>
     </w:p>
   </w:footnote>
@@ -19276,7 +23604,7 @@
           <w:szCs w:val="22"/>
           <w:rtl/>
         </w:rPr>
-        <w:t xml:space="preserve"> مجمع الفقه الإسلامي الدولي. قرارات وتوصيات مجمع الفقه الإسلامي، القرار رقم (5) د 3/07/86 بشأن أجهزة الإنعاش، الدورة الثالثة، عمّان، 1986م. جدة: منظمة التعاون الإسلامي.</w:t>
+        <w:t xml:space="preserve"> Greer, D. M., Shemie, S. D., Lewis, A., et al. (2020). Determination of Brain Death/Death by Neurologic Criteria: The World Brain Death Project. JAMA, 324(11), 1078-1097.</w:t>
       </w:r>
     </w:p>
   </w:footnote>
@@ -19299,7 +23627,7 @@
           <w:szCs w:val="22"/>
           <w:rtl/>
         </w:rPr>
-        <w:t xml:space="preserve"> مجمع الفقه الإسلامي الدولي. قرارات وتوصيات مجمع الفقه الإسلامي، القرار رقم (5) د 3/07/86 بشأن أجهزة الإنعاش، الدورة الثالثة، عمّان، 1986م. جدة: منظمة التعاون الإسلامي.</w:t>
+        <w:t xml:space="preserve"> Greer, D. M., Kirschen, M. P., Lewis, A., et al. (2023). Pediatric and Adult Brain Death/Death by Neurologic Criteria Consensus Guideline. Neurology, 101(24), 1112-1132.</w:t>
       </w:r>
     </w:p>
   </w:footnote>
@@ -19322,7 +23650,7 @@
           <w:szCs w:val="22"/>
           <w:rtl/>
         </w:rPr>
-        <w:t xml:space="preserve"> بن صفية، سليمان (2022). أحكام الموت الدماغي للإنسان والتصرف في أعضائه. مجلة الشهاب، الجزائر، مج8، ع2، ص411-434.</w:t>
+        <w:t xml:space="preserve"> Gostin, L. O. (2014). Legal and Ethical Responsibilities Following Brain Death: The McMath and Munoz Cases. JAMA, published online January 24, 2014.</w:t>
       </w:r>
     </w:p>
   </w:footnote>
@@ -19345,7 +23673,7 @@
           <w:szCs w:val="22"/>
           <w:rtl/>
         </w:rPr>
-        <w:t xml:space="preserve"> بن صفية، سليمان (2022). أحكام الموت الدماغي للإنسان والتصرف في أعضائه. مجلة الشهاب، الجزائر، مج8، ع2، ص411-434.</w:t>
+        <w:t xml:space="preserve"> الدق، صلاح نجيب (2022). الأحكام المتعلّقة برفع أجهزة الإنعاش عن المريض. مجلة جمعية أنصار السنة المحمدية، مصر، مج14، ع88، ص14-16.</w:t>
       </w:r>
     </w:p>
   </w:footnote>
@@ -19368,7 +23696,7 @@
           <w:szCs w:val="22"/>
           <w:rtl/>
         </w:rPr>
-        <w:t xml:space="preserve"> بن صفية، سليمان (2022). أحكام الموت الدماغي للإنسان والتصرف في أعضائه. مجلة الشهاب، الجزائر، مج8، ع2، ص411-434.</w:t>
+        <w:t xml:space="preserve"> Gostin, L. O. (2014). Legal and Ethical Responsibilities Following Brain Death: The McMath and Munoz Cases. JAMA, published online January 24, 2014.</w:t>
       </w:r>
     </w:p>
   </w:footnote>
@@ -19391,7 +23719,7 @@
           <w:szCs w:val="22"/>
           <w:rtl/>
         </w:rPr>
-        <w:t xml:space="preserve"> دار الإفتاء المصرية. الفتوى رقم (11622): حكم رفع الأجهزة الطبية عن المريض الميؤوس من شفائه. القاهرة. https://dar-alifta.org/ar/fatwa/details/11622</w:t>
+        <w:t xml:space="preserve"> Ancillary Tests for Brain Death (2025). Frontiers in Neurology, vol. 15 (2024), published January 7, 2025.</w:t>
       </w:r>
     </w:p>
   </w:footnote>
@@ -19414,7 +23742,7 @@
           <w:szCs w:val="22"/>
           <w:rtl/>
         </w:rPr>
-        <w:t xml:space="preserve"> الدق، صلاح نجيب (2022). الأحكام المتعلّقة برفع أجهزة الإنعاش عن المريض. مجلة جمعية أنصار السنة المحمدية، مصر، مج14، ع88، ص14-16.</w:t>
+        <w:t xml:space="preserve"> الزكي، عبد الله (2020). نقل أعضاء الميت موتًا سريريًّا في الفقه الإسلامي. مجلة المنهل، جامعة الوادي، الجزائر، مج6، ع2.</w:t>
       </w:r>
     </w:p>
   </w:footnote>
@@ -19437,7 +23765,7 @@
           <w:szCs w:val="22"/>
           <w:rtl/>
         </w:rPr>
-        <w:t xml:space="preserve"> دار الإفتاء المصرية. الفتوى رقم (11622): حكم رفع الأجهزة الطبية عن المريض الميؤوس من شفائه. القاهرة. https://dar-alifta.org/ar/fatwa/details/11622</w:t>
+        <w:t xml:space="preserve"> مجمع الفقه الإسلامي الدولي. قرارات وتوصيات مجمع الفقه الإسلامي، القرار رقم (5) د 3/07/86 بشأن أجهزة الإنعاش، الدورة الثالثة، عمّان، 1986م. جدة: منظمة التعاون الإسلامي.</w:t>
       </w:r>
     </w:p>
   </w:footnote>
@@ -19460,7 +23788,7 @@
           <w:szCs w:val="22"/>
           <w:rtl/>
         </w:rPr>
-        <w:t xml:space="preserve"> مجلس الإفتاء والبحوث والدراسات الإسلامية، المملكة الأردنية الهاشمية. القرار رقم (117): حكم عدم وضع أجهزة الإنعاش على المريض الذي لا يُرجى شفاؤه. دائرة الإفتاء العام، عمّان. https://www.aliftaa.jo/Decision.aspx?DecisionId=119</w:t>
+        <w:t xml:space="preserve"> مجمع الفقه الإسلامي الدولي. قرارات وتوصيات مجمع الفقه الإسلامي، القرار رقم (5) د 3/07/86 بشأن أجهزة الإنعاش، الدورة الثالثة، عمّان، 1986م. جدة: منظمة التعاون الإسلامي.</w:t>
       </w:r>
     </w:p>
   </w:footnote>
@@ -19483,7 +23811,7 @@
           <w:szCs w:val="22"/>
           <w:rtl/>
         </w:rPr>
-        <w:t xml:space="preserve"> مجلس الإفتاء والبحوث والدراسات الإسلامية، المملكة الأردنية الهاشمية. القرار رقم (117): حكم عدم وضع أجهزة الإنعاش على المريض الذي لا يُرجى شفاؤه. دائرة الإفتاء العام، عمّان. https://www.aliftaa.jo/Decision.aspx?DecisionId=119</w:t>
+        <w:t xml:space="preserve"> بن صفية، سليمان (2022). أحكام الموت الدماغي للإنسان والتصرف في أعضائه. مجلة الشهاب، الجزائر، مج8، ع2، ص411-434.</w:t>
       </w:r>
     </w:p>
   </w:footnote>
@@ -19506,7 +23834,7 @@
           <w:szCs w:val="22"/>
           <w:rtl/>
         </w:rPr>
-        <w:t xml:space="preserve"> المجمع الفقهي الإسلامي برابطة العالم الإسلامي، قرار الدورة العاشرة، مكة المكرمة، 1408هـ/1987م، بشأن أجهزة الإنعاش؛ وينظر: الزرعوني، راشد محمود (2024). ضوابط رفع أجهزة الإنعاش الصناعي عن الميت دماغيًّا. مجلة البحوث القانونية والاقتصادية، مج66، ع1.</w:t>
+        <w:t xml:space="preserve"> بن صفية، سليمان (2022). أحكام الموت الدماغي للإنسان والتصرف في أعضائه. مجلة الشهاب، الجزائر، مج8، ع2، ص411-434.</w:t>
       </w:r>
     </w:p>
   </w:footnote>
@@ -19529,7 +23857,7 @@
           <w:szCs w:val="22"/>
           <w:rtl/>
         </w:rPr>
-        <w:t xml:space="preserve"> الزرعوني، راشد محمود (2024). ضوابط رفع أجهزة الإنعاش الصناعي عن الميت دماغيًّا - دراسة مقارنة. مجلة البحوث القانونية والاقتصادية، كلية الحقوق بالمنصورة، مج66، ع1.</w:t>
+        <w:t xml:space="preserve"> بن صفية، سليمان (2022). أحكام الموت الدماغي للإنسان والتصرف في أعضائه. مجلة الشهاب، الجزائر، مج8، ع2، ص411-434.</w:t>
       </w:r>
     </w:p>
   </w:footnote>
@@ -19552,7 +23880,7 @@
           <w:szCs w:val="22"/>
           <w:rtl/>
         </w:rPr>
-        <w:t xml:space="preserve"> الكاسح، تهاني فرج الشاعث، والصالحين، مسعود الصالحين عبد القادر (2024). حكم نزع الأجهزة على المريض الميت دماغيًّا. مجلة شمال إفريقيا للنشر العلمي، جامعة عمر المختار، ليبيا، مج2، ع4، ص50-59.</w:t>
+        <w:t xml:space="preserve"> دار الإفتاء المصرية. الفتوى رقم (11622): حكم رفع الأجهزة الطبية عن المريض الميؤوس من شفائه. القاهرة. https://dar-alifta.org/ar/fatwa/details/11622</w:t>
       </w:r>
     </w:p>
   </w:footnote>
@@ -19575,7 +23903,7 @@
           <w:szCs w:val="22"/>
           <w:rtl/>
         </w:rPr>
-        <w:t xml:space="preserve"> الكاسح، تهاني فرج الشاعث، والصالحين، مسعود الصالحين عبد القادر (2024). حكم نزع الأجهزة على المريض الميت دماغيًّا. مجلة شمال إفريقيا للنشر العلمي، جامعة عمر المختار، ليبيا، مج2، ع4، ص50-59.</w:t>
+        <w:t xml:space="preserve"> الدق، صلاح نجيب (2022). الأحكام المتعلّقة برفع أجهزة الإنعاش عن المريض. مجلة جمعية أنصار السنة المحمدية، مصر، مج14، ع88، ص14-16.</w:t>
       </w:r>
     </w:p>
   </w:footnote>
@@ -19598,11 +23926,172 @@
           <w:szCs w:val="22"/>
           <w:rtl/>
         </w:rPr>
-        <w:t xml:space="preserve"> الحبلاني، سعود بن فرحان محمد (2006). حكم رفع أجهزة الإنعاش عن المتوفى دماغيًّا: دراسة فقهية مقارنة. مجلة كلية الدراسات الإسلامية والعربية للبنين بالقاهرة، جامعة الأزهر، مج24، ع1، ص454-490.</w:t>
+        <w:t xml:space="preserve"> دار الإفتاء المصرية. الفتوى رقم (11622): حكم رفع الأجهزة الطبية عن المريض الميؤوس من شفائه. القاهرة. https://dar-alifta.org/ar/fatwa/details/11622</w:t>
       </w:r>
     </w:p>
   </w:footnote>
   <w:footnote w:id="168">
+    <w:p>
+      <w:pPr>
+        <w:bidi/>
+        <w:spacing w:line="240"/>
+      </w:pPr>
+      <w:r>
+        <w:rPr>
+          <w:rStyle w:val="FootnoteReference"/>
+        </w:rPr>
+        <w:footnoteRef/>
+      </w:r>
+      <w:r>
+        <w:rPr>
+          <w:rFonts w:ascii="Simplified Arabic" w:cs="Simplified Arabic" w:eastAsia="Simplified Arabic" w:hAnsi="Simplified Arabic"/>
+          <w:sz w:val="22"/>
+          <w:szCs w:val="22"/>
+          <w:rtl/>
+        </w:rPr>
+        <w:t xml:space="preserve"> مجلس الإفتاء والبحوث والدراسات الإسلامية، المملكة الأردنية الهاشمية. القرار رقم (117): حكم عدم وضع أجهزة الإنعاش على المريض الذي لا يُرجى شفاؤه. دائرة الإفتاء العام، عمّان. https://www.aliftaa.jo/Decision.aspx?DecisionId=119</w:t>
+      </w:r>
+    </w:p>
+  </w:footnote>
+  <w:footnote w:id="169">
+    <w:p>
+      <w:pPr>
+        <w:bidi/>
+        <w:spacing w:line="240"/>
+      </w:pPr>
+      <w:r>
+        <w:rPr>
+          <w:rStyle w:val="FootnoteReference"/>
+        </w:rPr>
+        <w:footnoteRef/>
+      </w:r>
+      <w:r>
+        <w:rPr>
+          <w:rFonts w:ascii="Simplified Arabic" w:cs="Simplified Arabic" w:eastAsia="Simplified Arabic" w:hAnsi="Simplified Arabic"/>
+          <w:sz w:val="22"/>
+          <w:szCs w:val="22"/>
+          <w:rtl/>
+        </w:rPr>
+        <w:t xml:space="preserve"> مجلس الإفتاء والبحوث والدراسات الإسلامية، المملكة الأردنية الهاشمية. القرار رقم (117): حكم عدم وضع أجهزة الإنعاش على المريض الذي لا يُرجى شفاؤه. دائرة الإفتاء العام، عمّان. https://www.aliftaa.jo/Decision.aspx?DecisionId=119</w:t>
+      </w:r>
+    </w:p>
+  </w:footnote>
+  <w:footnote w:id="170">
+    <w:p>
+      <w:pPr>
+        <w:bidi/>
+        <w:spacing w:line="240"/>
+      </w:pPr>
+      <w:r>
+        <w:rPr>
+          <w:rStyle w:val="FootnoteReference"/>
+        </w:rPr>
+        <w:footnoteRef/>
+      </w:r>
+      <w:r>
+        <w:rPr>
+          <w:rFonts w:ascii="Simplified Arabic" w:cs="Simplified Arabic" w:eastAsia="Simplified Arabic" w:hAnsi="Simplified Arabic"/>
+          <w:sz w:val="22"/>
+          <w:szCs w:val="22"/>
+          <w:rtl/>
+        </w:rPr>
+        <w:t xml:space="preserve"> المجمع الفقهي الإسلامي برابطة العالم الإسلامي، قرار الدورة العاشرة، مكة المكرمة، 1408هـ/1987م، بشأن أجهزة الإنعاش؛ وينظر: الزرعوني، راشد محمود (2024). ضوابط رفع أجهزة الإنعاش الصناعي عن الميت دماغيًّا. مجلة البحوث القانونية والاقتصادية، مج66، ع1.</w:t>
+      </w:r>
+    </w:p>
+  </w:footnote>
+  <w:footnote w:id="171">
+    <w:p>
+      <w:pPr>
+        <w:bidi/>
+        <w:spacing w:line="240"/>
+      </w:pPr>
+      <w:r>
+        <w:rPr>
+          <w:rStyle w:val="FootnoteReference"/>
+        </w:rPr>
+        <w:footnoteRef/>
+      </w:r>
+      <w:r>
+        <w:rPr>
+          <w:rFonts w:ascii="Simplified Arabic" w:cs="Simplified Arabic" w:eastAsia="Simplified Arabic" w:hAnsi="Simplified Arabic"/>
+          <w:sz w:val="22"/>
+          <w:szCs w:val="22"/>
+          <w:rtl/>
+        </w:rPr>
+        <w:t xml:space="preserve"> الزرعوني، راشد محمود (2024). ضوابط رفع أجهزة الإنعاش الصناعي عن الميت دماغيًّا - دراسة مقارنة. مجلة البحوث القانونية والاقتصادية، كلية الحقوق بالمنصورة، مج66، ع1.</w:t>
+      </w:r>
+    </w:p>
+  </w:footnote>
+  <w:footnote w:id="172">
+    <w:p>
+      <w:pPr>
+        <w:bidi/>
+        <w:spacing w:line="240"/>
+      </w:pPr>
+      <w:r>
+        <w:rPr>
+          <w:rStyle w:val="FootnoteReference"/>
+        </w:rPr>
+        <w:footnoteRef/>
+      </w:r>
+      <w:r>
+        <w:rPr>
+          <w:rFonts w:ascii="Simplified Arabic" w:cs="Simplified Arabic" w:eastAsia="Simplified Arabic" w:hAnsi="Simplified Arabic"/>
+          <w:sz w:val="22"/>
+          <w:szCs w:val="22"/>
+          <w:rtl/>
+        </w:rPr>
+        <w:t xml:space="preserve"> الكاسح، تهاني فرج الشاعث، والصالحين، مسعود الصالحين عبد القادر (2024). حكم نزع الأجهزة على المريض الميت دماغيًّا. مجلة شمال إفريقيا للنشر العلمي، جامعة عمر المختار، ليبيا، مج2، ع4، ص50-59.</w:t>
+      </w:r>
+    </w:p>
+  </w:footnote>
+  <w:footnote w:id="173">
+    <w:p>
+      <w:pPr>
+        <w:bidi/>
+        <w:spacing w:line="240"/>
+      </w:pPr>
+      <w:r>
+        <w:rPr>
+          <w:rStyle w:val="FootnoteReference"/>
+        </w:rPr>
+        <w:footnoteRef/>
+      </w:r>
+      <w:r>
+        <w:rPr>
+          <w:rFonts w:ascii="Simplified Arabic" w:cs="Simplified Arabic" w:eastAsia="Simplified Arabic" w:hAnsi="Simplified Arabic"/>
+          <w:sz w:val="22"/>
+          <w:szCs w:val="22"/>
+          <w:rtl/>
+        </w:rPr>
+        <w:t xml:space="preserve"> الكاسح، تهاني فرج الشاعث، والصالحين، مسعود الصالحين عبد القادر (2024). حكم نزع الأجهزة على المريض الميت دماغيًّا. مجلة شمال إفريقيا للنشر العلمي، جامعة عمر المختار، ليبيا، مج2، ع4، ص50-59.</w:t>
+      </w:r>
+    </w:p>
+  </w:footnote>
+  <w:footnote w:id="174">
+    <w:p>
+      <w:pPr>
+        <w:bidi/>
+        <w:spacing w:line="240"/>
+      </w:pPr>
+      <w:r>
+        <w:rPr>
+          <w:rStyle w:val="FootnoteReference"/>
+        </w:rPr>
+        <w:footnoteRef/>
+      </w:r>
+      <w:r>
+        <w:rPr>
+          <w:rFonts w:ascii="Simplified Arabic" w:cs="Simplified Arabic" w:eastAsia="Simplified Arabic" w:hAnsi="Simplified Arabic"/>
+          <w:sz w:val="22"/>
+          <w:szCs w:val="22"/>
+          <w:rtl/>
+        </w:rPr>
+        <w:t xml:space="preserve"> الحبلاني، سعود بن فرحان محمد (2006). حكم رفع أجهزة الإنعاش عن المتوفى دماغيًّا: دراسة فقهية مقارنة. مجلة كلية الدراسات الإسلامية والعربية للبنين بالقاهرة، جامعة الأزهر، مج24، ع1، ص454-490.</w:t>
+      </w:r>
+    </w:p>
+  </w:footnote>
+  <w:footnote w:id="175">
     <w:p>
       <w:pPr>
         <w:bidi/>

--- a/seminar/Abd Almahdi Dahla 212684527.docx
+++ b/seminar/Abd Almahdi Dahla 212684527.docx
@@ -3,7 +3,52 @@
 <w:document xmlns:wpc="http://schemas.microsoft.com/office/word/2010/wordprocessingCanvas" xmlns:mc="http://schemas.openxmlformats.org/markup-compatibility/2006" xmlns:o="urn:schemas-microsoft-com:office:office" xmlns:r="http://schemas.openxmlformats.org/officeDocument/2006/relationships" xmlns:m="http://schemas.openxmlformats.org/officeDocument/2006/math" xmlns:v="urn:schemas-microsoft-com:vml" xmlns:wp14="http://schemas.microsoft.com/office/word/2010/wordprocessingDrawing" xmlns:wp="http://schemas.openxmlformats.org/drawingml/2006/wordprocessingDrawing" xmlns:w10="urn:schemas-microsoft-com:office:word" xmlns:w="http://schemas.openxmlformats.org/wordprocessingml/2006/main" xmlns:w14="http://schemas.microsoft.com/office/word/2010/wordml" xmlns:w15="http://schemas.microsoft.com/office/word/2012/wordml" xmlns:wpg="http://schemas.microsoft.com/office/word/2010/wordprocessingGroup" xmlns:wpi="http://schemas.microsoft.com/office/word/2010/wordprocessingInk" xmlns:wne="http://schemas.microsoft.com/office/word/2006/wordml" xmlns:wps="http://schemas.microsoft.com/office/word/2010/wordprocessingShape" xmlns:cx="http://schemas.microsoft.com/office/drawing/2014/chartex" xmlns:cx1="http://schemas.microsoft.com/office/drawing/2015/9/8/chartex" xmlns:cx2="http://schemas.microsoft.com/office/drawing/2015/10/21/chartex" xmlns:cx3="http://schemas.microsoft.com/office/drawing/2016/5/9/chartex" xmlns:cx4="http://schemas.microsoft.com/office/drawing/2016/5/10/chartex" xmlns:cx5="http://schemas.microsoft.com/office/drawing/2016/5/11/chartex" xmlns:cx6="http://schemas.microsoft.com/office/drawing/2016/5/12/chartex" xmlns:cx7="http://schemas.microsoft.com/office/drawing/2016/5/13/chartex" xmlns:cx8="http://schemas.microsoft.com/office/drawing/2016/5/14/chartex" xmlns:aink="http://schemas.microsoft.com/office/drawing/2016/ink" xmlns:am3d="http://schemas.microsoft.com/office/drawing/2017/model3d" xmlns:w16cex="http://schemas.microsoft.com/office/word/2018/wordml/cex" xmlns:w16cid="http://schemas.microsoft.com/office/word/2016/wordml/cid" xmlns:w16="http://schemas.microsoft.com/office/word/2018/wordml" xmlns:w16sdtdh="http://schemas.microsoft.com/office/word/2020/wordml/sdtdatahash" xmlns:w16se="http://schemas.microsoft.com/office/word/2015/wordml/symex" mc:Ignorable="w14 w15 wp14">
   <w:body>
     <w:p/>
-    <w:p/>
+    <w:p>
+      <w:pPr>
+        <w:spacing w:after="200"/>
+        <w:jc w:val="center"/>
+      </w:pPr>
+      <w:r>
+        <w:drawing>
+          <wp:inline distT="0" distB="0" distL="0" distR="0">
+            <wp:extent cx="1238250" cy="1228725"/>
+            <wp:effectExtent t="0" r="0" b="0" l="0"/>
+            <wp:docPr id="1" name="" descr="" title=""/>
+            <wp:cNvGraphicFramePr>
+              <a:graphicFrameLocks xmlns:a="http://schemas.openxmlformats.org/drawingml/2006/main" noChangeAspect="1"/>
+            </wp:cNvGraphicFramePr>
+            <a:graphic xmlns:a="http://schemas.openxmlformats.org/drawingml/2006/main">
+              <a:graphicData uri="http://schemas.openxmlformats.org/drawingml/2006/picture">
+                <pic:pic xmlns:pic="http://schemas.openxmlformats.org/drawingml/2006/picture">
+                  <pic:nvPicPr>
+                    <pic:cNvPr id="0" name="" descr=""/>
+                    <pic:cNvPicPr>
+                      <a:picLocks noChangeAspect="1" noChangeArrowheads="1"/>
+                    </pic:cNvPicPr>
+                  </pic:nvPicPr>
+                  <pic:blipFill>
+                    <a:blip r:embed="rId8" cstate="none"/>
+                    <a:srcRect/>
+                    <a:stretch>
+                      <a:fillRect/>
+                    </a:stretch>
+                  </pic:blipFill>
+                  <pic:spPr bwMode="auto">
+                    <a:xfrm>
+                      <a:off x="0" y="0"/>
+                      <a:ext cx="1238250" cy="1228725"/>
+                    </a:xfrm>
+                    <a:prstGeom prst="rect">
+                      <a:avLst/>
+                    </a:prstGeom>
+                  </pic:spPr>
+                </pic:pic>
+              </a:graphicData>
+            </a:graphic>
+          </wp:inline>
+        </w:drawing>
+      </w:r>
+    </w:p>
     <w:p>
       <w:pPr>
         <w:bidi/>

--- a/seminar/Abd Almahdi Dahla 212684527.docx
+++ b/seminar/Abd Almahdi Dahla 212684527.docx
@@ -8786,6 +8786,47 @@
     </w:p>
     <w:p>
       <w:pPr>
+        <w:bidi/>
+        <w:spacing w:after="160" w:line="480"/>
+        <w:jc w:val="both"/>
+      </w:pPr>
+      <w:r>
+        <w:rPr>
+          <w:rFonts w:ascii="Simplified Arabic" w:cs="Simplified Arabic" w:eastAsia="Simplified Arabic" w:hAnsi="Simplified Arabic"/>
+          <w:b w:val="false"/>
+          <w:bCs w:val="false"/>
+          <w:sz w:val="28"/>
+          <w:szCs w:val="28"/>
+          <w:rtl/>
+        </w:rPr>
+        <w:t xml:space="preserve">وتلخيصًا لما تقدّم نعقد مقارنة بين المصطلحات الثلاثة التي يكثر الخلط بينها: فالموت السريريّ بالمعنى الطبيّ الدقيق: توقفٌ للقلب والتنفّس قابلٌ للعكس بالإنعاش في دقائق معدودة، وصاحبه حيّ تجب مبادرته بالإسعاف؛ والموت الدماغيّ: تعطّل نهائيّ لا رجعة فيه لجميع وظائف الدماغ مع إمكان بقاء القلب نابضًا بالآلة، وهو محلّ بحثنا؛ والموت البيولوجيّ التامّ: توقف جميع الأجهزة والخلايا وبدء التحلّل، وهو الذي لا يختلف فيه اثنان. فالحالة الأولى طوارئ، والثالثة جنازة، والوسطى هي النازلة التي احتاجت اجتهاد العصر</w:t>
+      </w:r>
+      <w:r>
+        <w:rPr>
+          <w:rStyle w:val="FootnoteReference"/>
+        </w:rPr>
+        <w:footnoteReference w:id="18"/>
+      </w:r>
+      <w:r>
+        <w:rPr>
+          <w:rStyle w:val="FootnoteReference"/>
+        </w:rPr>
+        <w:footnoteReference w:id="19"/>
+      </w:r>
+      <w:r>
+        <w:rPr>
+          <w:rFonts w:ascii="Simplified Arabic" w:cs="Simplified Arabic" w:eastAsia="Simplified Arabic" w:hAnsi="Simplified Arabic"/>
+          <w:b w:val="false"/>
+          <w:bCs w:val="false"/>
+          <w:sz w:val="28"/>
+          <w:szCs w:val="28"/>
+          <w:rtl/>
+        </w:rPr>
+        <w:t xml:space="preserve">.</w:t>
+      </w:r>
+    </w:p>
+    <w:p>
+      <w:pPr>
         <w:pStyle w:val="Heading3"/>
         <w:bidi/>
         <w:spacing w:after="160" w:before="200" w:line="360"/>
@@ -8863,7 +8904,7 @@
         <w:rPr>
           <w:rStyle w:val="FootnoteReference"/>
         </w:rPr>
-        <w:footnoteReference w:id="18"/>
+        <w:footnoteReference w:id="20"/>
       </w:r>
       <w:r>
         <w:rPr>
@@ -8880,7 +8921,7 @@
         <w:rPr>
           <w:rStyle w:val="FootnoteReference"/>
         </w:rPr>
-        <w:footnoteReference w:id="19"/>
+        <w:footnoteReference w:id="21"/>
       </w:r>
       <w:r>
         <w:rPr>
@@ -8915,7 +8956,7 @@
         <w:rPr>
           <w:rStyle w:val="FootnoteReference"/>
         </w:rPr>
-        <w:footnoteReference w:id="20"/>
+        <w:footnoteReference w:id="22"/>
       </w:r>
       <w:r>
         <w:rPr>
@@ -8950,7 +8991,7 @@
         <w:rPr>
           <w:rStyle w:val="FootnoteReference"/>
         </w:rPr>
-        <w:footnoteReference w:id="21"/>
+        <w:footnoteReference w:id="23"/>
       </w:r>
       <w:r>
         <w:rPr>
@@ -9308,7 +9349,7 @@
         <w:rPr>
           <w:rStyle w:val="FootnoteReference"/>
         </w:rPr>
-        <w:footnoteReference w:id="22"/>
+        <w:footnoteReference w:id="24"/>
       </w:r>
       <w:r>
         <w:rPr>
@@ -9343,7 +9384,7 @@
         <w:rPr>
           <w:rStyle w:val="FootnoteReference"/>
         </w:rPr>
-        <w:footnoteReference w:id="23"/>
+        <w:footnoteReference w:id="25"/>
       </w:r>
       <w:r>
         <w:rPr>
@@ -9398,7 +9439,7 @@
         <w:rPr>
           <w:rStyle w:val="FootnoteReference"/>
         </w:rPr>
-        <w:footnoteReference w:id="24"/>
+        <w:footnoteReference w:id="26"/>
       </w:r>
       <w:r>
         <w:rPr>
@@ -9613,7 +9654,7 @@
         <w:rPr>
           <w:rStyle w:val="FootnoteReference"/>
         </w:rPr>
-        <w:footnoteReference w:id="25"/>
+        <w:footnoteReference w:id="27"/>
       </w:r>
     </w:p>
     <w:p>
@@ -9657,7 +9698,7 @@
         <w:rPr>
           <w:rStyle w:val="FootnoteReference"/>
         </w:rPr>
-        <w:footnoteReference w:id="26"/>
+        <w:footnoteReference w:id="28"/>
       </w:r>
       <w:r>
         <w:rPr>
@@ -9692,7 +9733,7 @@
         <w:rPr>
           <w:rStyle w:val="FootnoteReference"/>
         </w:rPr>
-        <w:footnoteReference w:id="27"/>
+        <w:footnoteReference w:id="29"/>
       </w:r>
       <w:r>
         <w:rPr>
@@ -9747,7 +9788,7 @@
         <w:rPr>
           <w:rStyle w:val="FootnoteReference"/>
         </w:rPr>
-        <w:footnoteReference w:id="28"/>
+        <w:footnoteReference w:id="30"/>
       </w:r>
       <w:r>
         <w:rPr>
@@ -9782,7 +9823,7 @@
         <w:rPr>
           <w:rStyle w:val="FootnoteReference"/>
         </w:rPr>
-        <w:footnoteReference w:id="29"/>
+        <w:footnoteReference w:id="31"/>
       </w:r>
       <w:r>
         <w:rPr>
@@ -9837,7 +9878,7 @@
         <w:rPr>
           <w:rStyle w:val="FootnoteReference"/>
         </w:rPr>
-        <w:footnoteReference w:id="30"/>
+        <w:footnoteReference w:id="32"/>
       </w:r>
       <w:r>
         <w:rPr>
@@ -9872,7 +9913,7 @@
         <w:rPr>
           <w:rStyle w:val="FootnoteReference"/>
         </w:rPr>
-        <w:footnoteReference w:id="31"/>
+        <w:footnoteReference w:id="33"/>
       </w:r>
       <w:r>
         <w:rPr>
@@ -9965,7 +10006,7 @@
         <w:rPr>
           <w:rStyle w:val="FootnoteReference"/>
         </w:rPr>
-        <w:footnoteReference w:id="32"/>
+        <w:footnoteReference w:id="34"/>
       </w:r>
       <w:r>
         <w:rPr>
@@ -10000,7 +10041,7 @@
         <w:rPr>
           <w:rStyle w:val="FootnoteReference"/>
         </w:rPr>
-        <w:footnoteReference w:id="33"/>
+        <w:footnoteReference w:id="35"/>
       </w:r>
       <w:r>
         <w:rPr>
@@ -10017,7 +10058,7 @@
         <w:rPr>
           <w:rStyle w:val="FootnoteReference"/>
         </w:rPr>
-        <w:footnoteReference w:id="34"/>
+        <w:footnoteReference w:id="36"/>
       </w:r>
       <w:r>
         <w:rPr>
@@ -10072,7 +10113,7 @@
         <w:rPr>
           <w:rStyle w:val="FootnoteReference"/>
         </w:rPr>
-        <w:footnoteReference w:id="35"/>
+        <w:footnoteReference w:id="37"/>
       </w:r>
       <w:r>
         <w:rPr>
@@ -10089,7 +10130,7 @@
         <w:rPr>
           <w:rStyle w:val="FootnoteReference"/>
         </w:rPr>
-        <w:footnoteReference w:id="36"/>
+        <w:footnoteReference w:id="38"/>
       </w:r>
       <w:r>
         <w:rPr>
@@ -10144,7 +10185,7 @@
         <w:rPr>
           <w:rStyle w:val="FootnoteReference"/>
         </w:rPr>
-        <w:footnoteReference w:id="37"/>
+        <w:footnoteReference w:id="39"/>
       </w:r>
       <w:r>
         <w:rPr>
@@ -10199,7 +10240,7 @@
         <w:rPr>
           <w:rStyle w:val="FootnoteReference"/>
         </w:rPr>
-        <w:footnoteReference w:id="38"/>
+        <w:footnoteReference w:id="40"/>
       </w:r>
       <w:r>
         <w:rPr>
@@ -10216,7 +10257,7 @@
         <w:rPr>
           <w:rStyle w:val="FootnoteReference"/>
         </w:rPr>
-        <w:footnoteReference w:id="39"/>
+        <w:footnoteReference w:id="41"/>
       </w:r>
       <w:r>
         <w:rPr>
@@ -10271,7 +10312,7 @@
         <w:rPr>
           <w:rStyle w:val="FootnoteReference"/>
         </w:rPr>
-        <w:footnoteReference w:id="40"/>
+        <w:footnoteReference w:id="42"/>
       </w:r>
       <w:r>
         <w:rPr>
@@ -10542,7 +10583,7 @@
         <w:rPr>
           <w:rStyle w:val="FootnoteReference"/>
         </w:rPr>
-        <w:footnoteReference w:id="41"/>
+        <w:footnoteReference w:id="43"/>
       </w:r>
       <w:r>
         <w:rPr>
@@ -10559,7 +10600,7 @@
         <w:rPr>
           <w:rStyle w:val="FootnoteReference"/>
         </w:rPr>
-        <w:footnoteReference w:id="42"/>
+        <w:footnoteReference w:id="44"/>
       </w:r>
       <w:r>
         <w:rPr>
@@ -10594,7 +10635,7 @@
         <w:rPr>
           <w:rStyle w:val="FootnoteReference"/>
         </w:rPr>
-        <w:footnoteReference w:id="43"/>
+        <w:footnoteReference w:id="45"/>
       </w:r>
       <w:r>
         <w:rPr>
@@ -10611,7 +10652,7 @@
         <w:rPr>
           <w:rStyle w:val="FootnoteReference"/>
         </w:rPr>
-        <w:footnoteReference w:id="44"/>
+        <w:footnoteReference w:id="46"/>
       </w:r>
       <w:r>
         <w:rPr>
@@ -10628,7 +10669,7 @@
         <w:rPr>
           <w:rStyle w:val="FootnoteReference"/>
         </w:rPr>
-        <w:footnoteReference w:id="45"/>
+        <w:footnoteReference w:id="47"/>
       </w:r>
       <w:r>
         <w:rPr>
@@ -10645,7 +10686,7 @@
         <w:rPr>
           <w:rStyle w:val="FootnoteReference"/>
         </w:rPr>
-        <w:footnoteReference w:id="46"/>
+        <w:footnoteReference w:id="48"/>
       </w:r>
       <w:r>
         <w:rPr>
@@ -10680,13 +10721,13 @@
         <w:rPr>
           <w:rStyle w:val="FootnoteReference"/>
         </w:rPr>
-        <w:footnoteReference w:id="47"/>
-      </w:r>
-      <w:r>
-        <w:rPr>
-          <w:rStyle w:val="FootnoteReference"/>
-        </w:rPr>
-        <w:footnoteReference w:id="48"/>
+        <w:footnoteReference w:id="49"/>
+      </w:r>
+      <w:r>
+        <w:rPr>
+          <w:rStyle w:val="FootnoteReference"/>
+        </w:rPr>
+        <w:footnoteReference w:id="50"/>
       </w:r>
       <w:r>
         <w:rPr>
@@ -10703,13 +10744,13 @@
         <w:rPr>
           <w:rStyle w:val="FootnoteReference"/>
         </w:rPr>
-        <w:footnoteReference w:id="49"/>
-      </w:r>
-      <w:r>
-        <w:rPr>
-          <w:rStyle w:val="FootnoteReference"/>
-        </w:rPr>
-        <w:footnoteReference w:id="50"/>
+        <w:footnoteReference w:id="51"/>
+      </w:r>
+      <w:r>
+        <w:rPr>
+          <w:rStyle w:val="FootnoteReference"/>
+        </w:rPr>
+        <w:footnoteReference w:id="52"/>
       </w:r>
       <w:r>
         <w:rPr>
@@ -10726,13 +10767,13 @@
         <w:rPr>
           <w:rStyle w:val="FootnoteReference"/>
         </w:rPr>
-        <w:footnoteReference w:id="51"/>
-      </w:r>
-      <w:r>
-        <w:rPr>
-          <w:rStyle w:val="FootnoteReference"/>
-        </w:rPr>
-        <w:footnoteReference w:id="52"/>
+        <w:footnoteReference w:id="53"/>
+      </w:r>
+      <w:r>
+        <w:rPr>
+          <w:rStyle w:val="FootnoteReference"/>
+        </w:rPr>
+        <w:footnoteReference w:id="54"/>
       </w:r>
       <w:r>
         <w:rPr>
@@ -10749,7 +10790,7 @@
         <w:rPr>
           <w:rStyle w:val="FootnoteReference"/>
         </w:rPr>
-        <w:footnoteReference w:id="53"/>
+        <w:footnoteReference w:id="55"/>
       </w:r>
       <w:r>
         <w:rPr>
@@ -10804,7 +10845,7 @@
         <w:rPr>
           <w:rStyle w:val="FootnoteReference"/>
         </w:rPr>
-        <w:footnoteReference w:id="54"/>
+        <w:footnoteReference w:id="56"/>
       </w:r>
       <w:r>
         <w:rPr>
@@ -10839,7 +10880,7 @@
         <w:rPr>
           <w:rStyle w:val="FootnoteReference"/>
         </w:rPr>
-        <w:footnoteReference w:id="55"/>
+        <w:footnoteReference w:id="57"/>
       </w:r>
       <w:r>
         <w:rPr>
@@ -10874,13 +10915,13 @@
         <w:rPr>
           <w:rStyle w:val="FootnoteReference"/>
         </w:rPr>
-        <w:footnoteReference w:id="56"/>
-      </w:r>
-      <w:r>
-        <w:rPr>
-          <w:rStyle w:val="FootnoteReference"/>
-        </w:rPr>
-        <w:footnoteReference w:id="57"/>
+        <w:footnoteReference w:id="58"/>
+      </w:r>
+      <w:r>
+        <w:rPr>
+          <w:rStyle w:val="FootnoteReference"/>
+        </w:rPr>
+        <w:footnoteReference w:id="59"/>
       </w:r>
       <w:r>
         <w:rPr>
@@ -10915,13 +10956,13 @@
         <w:rPr>
           <w:rStyle w:val="FootnoteReference"/>
         </w:rPr>
-        <w:footnoteReference w:id="58"/>
-      </w:r>
-      <w:r>
-        <w:rPr>
-          <w:rStyle w:val="FootnoteReference"/>
-        </w:rPr>
-        <w:footnoteReference w:id="59"/>
+        <w:footnoteReference w:id="60"/>
+      </w:r>
+      <w:r>
+        <w:rPr>
+          <w:rStyle w:val="FootnoteReference"/>
+        </w:rPr>
+        <w:footnoteReference w:id="61"/>
       </w:r>
       <w:r>
         <w:rPr>
@@ -10976,7 +11017,7 @@
         <w:rPr>
           <w:rStyle w:val="FootnoteReference"/>
         </w:rPr>
-        <w:footnoteReference w:id="60"/>
+        <w:footnoteReference w:id="62"/>
       </w:r>
       <w:r>
         <w:rPr>
@@ -10993,7 +11034,7 @@
         <w:rPr>
           <w:rStyle w:val="FootnoteReference"/>
         </w:rPr>
-        <w:footnoteReference w:id="61"/>
+        <w:footnoteReference w:id="63"/>
       </w:r>
       <w:r>
         <w:rPr>
@@ -11028,7 +11069,7 @@
         <w:rPr>
           <w:rStyle w:val="FootnoteReference"/>
         </w:rPr>
-        <w:footnoteReference w:id="62"/>
+        <w:footnoteReference w:id="64"/>
       </w:r>
       <w:r>
         <w:rPr>
@@ -11045,7 +11086,7 @@
         <w:rPr>
           <w:rStyle w:val="FootnoteReference"/>
         </w:rPr>
-        <w:footnoteReference w:id="63"/>
+        <w:footnoteReference w:id="65"/>
       </w:r>
       <w:r>
         <w:rPr>
@@ -11062,7 +11103,7 @@
         <w:rPr>
           <w:rStyle w:val="FootnoteReference"/>
         </w:rPr>
-        <w:footnoteReference w:id="64"/>
+        <w:footnoteReference w:id="66"/>
       </w:r>
       <w:r>
         <w:rPr>
@@ -11252,7 +11293,7 @@
         <w:rPr>
           <w:rStyle w:val="FootnoteReference"/>
         </w:rPr>
-        <w:footnoteReference w:id="65"/>
+        <w:footnoteReference w:id="67"/>
       </w:r>
       <w:r>
         <w:rPr>
@@ -11419,13 +11460,13 @@
         <w:rPr>
           <w:rStyle w:val="FootnoteReference"/>
         </w:rPr>
-        <w:footnoteReference w:id="66"/>
-      </w:r>
-      <w:r>
-        <w:rPr>
-          <w:rStyle w:val="FootnoteReference"/>
-        </w:rPr>
-        <w:footnoteReference w:id="67"/>
+        <w:footnoteReference w:id="68"/>
+      </w:r>
+      <w:r>
+        <w:rPr>
+          <w:rStyle w:val="FootnoteReference"/>
+        </w:rPr>
+        <w:footnoteReference w:id="69"/>
       </w:r>
       <w:r>
         <w:rPr>
@@ -11460,7 +11501,7 @@
         <w:rPr>
           <w:rStyle w:val="FootnoteReference"/>
         </w:rPr>
-        <w:footnoteReference w:id="68"/>
+        <w:footnoteReference w:id="70"/>
       </w:r>
       <w:r>
         <w:rPr>
@@ -11515,7 +11556,7 @@
         <w:rPr>
           <w:rStyle w:val="FootnoteReference"/>
         </w:rPr>
-        <w:footnoteReference w:id="69"/>
+        <w:footnoteReference w:id="71"/>
       </w:r>
       <w:r>
         <w:rPr>
@@ -11550,7 +11591,7 @@
         <w:rPr>
           <w:rStyle w:val="FootnoteReference"/>
         </w:rPr>
-        <w:footnoteReference w:id="70"/>
+        <w:footnoteReference w:id="72"/>
       </w:r>
       <w:r>
         <w:rPr>
@@ -11605,7 +11646,7 @@
         <w:rPr>
           <w:rStyle w:val="FootnoteReference"/>
         </w:rPr>
-        <w:footnoteReference w:id="71"/>
+        <w:footnoteReference w:id="73"/>
       </w:r>
       <w:r>
         <w:rPr>
@@ -11634,13 +11675,31 @@
           <w:szCs w:val="28"/>
           <w:rtl/>
         </w:rPr>
+        <w:t xml:space="preserve">وجماع القول في موقف الديانتين الكتابيّتين: أنّ كلتيهما مرّت بالمسار نفسه الذي مرّ به الفقه الإسلاميّ: نصوص مؤسِّسة قديمة جعلت علامة الموت ظاهرة حسيّة (النفَس عند اليهود، ومفارقة النفس عند النصارى)، ثم نازلة طبيّة حديثة زلزلت الظاهر، ثم اجتهاد جماعيّ انتهى إلى قبول المعيار العصبيّ بضمانات، مع بقاء أقليّة متمسّكة بالظاهر القديم تُحترم مواقفها. وهذا التوازي بين المسارات الثلاثة يقوّي الظنّ بأنّ المسألة من مواطن الاجتهاد الإنسانيّ المشترك التي لا يملك فيها أحد دعوى القطع، ويفسّر لماذا جاءت الحلول القانونيّة في الدول المختلطة دينيًّا، كإسرائيل والولايات المتحدة، حلولًا توفيقيّة.</w:t>
+      </w:r>
+    </w:p>
+    <w:p>
+      <w:pPr>
+        <w:bidi/>
+        <w:spacing w:after="160" w:line="480"/>
+        <w:jc w:val="both"/>
+      </w:pPr>
+      <w:r>
+        <w:rPr>
+          <w:rFonts w:ascii="Simplified Arabic" w:cs="Simplified Arabic" w:eastAsia="Simplified Arabic" w:hAnsi="Simplified Arabic"/>
+          <w:b w:val="false"/>
+          <w:bCs w:val="false"/>
+          <w:sz w:val="28"/>
+          <w:szCs w:val="28"/>
+          <w:rtl/>
+        </w:rPr>
         <w:t xml:space="preserve">ويحسن التمثيل لما في شريعة حمورابي: فقد قدّرت الموادّ (215-218) منها أجر الطبيب الجرّاح إذا نجحت جراحته بعشرة شواقل من الفضّة إن كان المريض حرًّا، وأنزلته درجات إن كان مولًى أو عبدًا، ثم قابلت ذلك بعقوبة غليظة إن أخفق: فمن أجرى جراحة كبرى بمبضع البرونز فقتل الرجل الحرّ أو أتلف عينه قُطعت يده</w:t>
       </w:r>
       <w:r>
         <w:rPr>
           <w:rStyle w:val="FootnoteReference"/>
         </w:rPr>
-        <w:footnoteReference w:id="72"/>
+        <w:footnoteReference w:id="74"/>
       </w:r>
       <w:r>
         <w:rPr>
@@ -12017,7 +12076,7 @@
         <w:rPr>
           <w:rStyle w:val="FootnoteReference"/>
         </w:rPr>
-        <w:footnoteReference w:id="73"/>
+        <w:footnoteReference w:id="75"/>
       </w:r>
       <w:r>
         <w:rPr>
@@ -12046,13 +12105,48 @@
           <w:szCs w:val="28"/>
           <w:rtl/>
         </w:rPr>
+        <w:t xml:space="preserve">ومنها مسائل الجنازة المترتبة على تأخّر الدفن: فمن مات دماغيًّا وبقي على الأجهزة أيامًا ثم توقف قلبه، فغسله وتكفينه والصلاة عليه ودفنه تكون بعد سكون القلب بلا خلاف عمليّ، إذ حتى المعتبرون للموت الدماغيّ لا يرون تغسيل جسد ما زال دمه دائرًا وصدره يعلو ويهبط؛ لكن يبقى أثر التأخير في فوات فضيلة التعجيل، وفي مشقّة انتظار الأقارب القادمين من بعيد، وفي مسائل تشييع مؤجّل قد يتزاحم مع جنائز أخرى. وقد جرى عمل المستشفيات على تسليم الجثمان للدفن فور استكمال الإجراءات بعد توقف القلب، وهو الموافق لحديث الإسراع بالجنازة</w:t>
+      </w:r>
+      <w:r>
+        <w:rPr>
+          <w:rStyle w:val="FootnoteReference"/>
+        </w:rPr>
+        <w:footnoteReference w:id="76"/>
+      </w:r>
+      <w:r>
+        <w:rPr>
+          <w:rFonts w:ascii="Simplified Arabic" w:cs="Simplified Arabic" w:eastAsia="Simplified Arabic" w:hAnsi="Simplified Arabic"/>
+          <w:b w:val="false"/>
+          <w:bCs w:val="false"/>
+          <w:sz w:val="28"/>
+          <w:szCs w:val="28"/>
+          <w:rtl/>
+        </w:rPr>
+        <w:t xml:space="preserve">.</w:t>
+      </w:r>
+    </w:p>
+    <w:p>
+      <w:pPr>
+        <w:bidi/>
+        <w:spacing w:after="160" w:line="480"/>
+        <w:jc w:val="both"/>
+      </w:pPr>
+      <w:r>
+        <w:rPr>
+          <w:rFonts w:ascii="Simplified Arabic" w:cs="Simplified Arabic" w:eastAsia="Simplified Arabic" w:hAnsi="Simplified Arabic"/>
+          <w:b w:val="false"/>
+          <w:bCs w:val="false"/>
+          <w:sz w:val="28"/>
+          <w:szCs w:val="28"/>
+          <w:rtl/>
+        </w:rPr>
         <w:t xml:space="preserve">ومن الآثار الفقهيّة الدقيقة ما يتعلق بالعبادات في الفترة الحرجة: فهل يُلقَّن من مات دماغه الشهادة كما يلقَّن المحتضَر؟ وهل يوجَّه إلى القبلة؟ الظاهر أنّ هذه السنن إنما شرعت في حقّ من يُرجى سماعه وإدراكه، ومن مات دماغه قد زال إدراكه قطعًا، فيتوجّه القول بفوات محلّها، ويبقى الدعاء له والاستغفار مشروعَين بكلّ حال. ومنها مسألة الوصيّة بالتبرّع بالأعضاء التي كتبها المريض في حياته: فتنفيذها متوقف على تحقّق وفاته، فتعود المسألة إلى تحرير لحظة الموت مرّة أخرى، وقد اشترطت القوانين لتنفيذها ثبوت الوفاة بقرار اللجنة المختصّة</w:t>
       </w:r>
       <w:r>
         <w:rPr>
           <w:rStyle w:val="FootnoteReference"/>
         </w:rPr>
-        <w:footnoteReference w:id="74"/>
+        <w:footnoteReference w:id="77"/>
       </w:r>
       <w:r>
         <w:rPr>
@@ -12127,7 +12221,7 @@
         <w:rPr>
           <w:rStyle w:val="FootnoteReference"/>
         </w:rPr>
-        <w:footnoteReference w:id="75"/>
+        <w:footnoteReference w:id="78"/>
       </w:r>
       <w:r>
         <w:rPr>
@@ -12180,7 +12274,7 @@
         <w:rPr>
           <w:rStyle w:val="FootnoteReference"/>
         </w:rPr>
-        <w:footnoteReference w:id="76"/>
+        <w:footnoteReference w:id="79"/>
       </w:r>
       <w:r>
         <w:rPr>
@@ -12215,7 +12309,7 @@
         <w:rPr>
           <w:rStyle w:val="FootnoteReference"/>
         </w:rPr>
-        <w:footnoteReference w:id="77"/>
+        <w:footnoteReference w:id="80"/>
       </w:r>
       <w:r>
         <w:rPr>
@@ -12232,7 +12326,7 @@
         <w:rPr>
           <w:rStyle w:val="FootnoteReference"/>
         </w:rPr>
-        <w:footnoteReference w:id="78"/>
+        <w:footnoteReference w:id="81"/>
       </w:r>
       <w:r>
         <w:rPr>
@@ -12328,7 +12422,7 @@
         <w:rPr>
           <w:rStyle w:val="FootnoteReference"/>
         </w:rPr>
-        <w:footnoteReference w:id="79"/>
+        <w:footnoteReference w:id="82"/>
       </w:r>
       <w:r>
         <w:rPr>
@@ -12403,7 +12497,7 @@
         <w:rPr>
           <w:rStyle w:val="FootnoteReference"/>
         </w:rPr>
-        <w:footnoteReference w:id="80"/>
+        <w:footnoteReference w:id="83"/>
       </w:r>
       <w:r>
         <w:rPr>
@@ -12438,7 +12532,7 @@
         <w:rPr>
           <w:rStyle w:val="FootnoteReference"/>
         </w:rPr>
-        <w:footnoteReference w:id="81"/>
+        <w:footnoteReference w:id="84"/>
       </w:r>
       <w:r>
         <w:rPr>
@@ -12494,7 +12588,7 @@
         <w:rPr>
           <w:rStyle w:val="FootnoteReference"/>
         </w:rPr>
-        <w:footnoteReference w:id="82"/>
+        <w:footnoteReference w:id="85"/>
       </w:r>
       <w:r>
         <w:rPr>
@@ -12511,7 +12605,7 @@
         <w:rPr>
           <w:rStyle w:val="FootnoteReference"/>
         </w:rPr>
-        <w:footnoteReference w:id="83"/>
+        <w:footnoteReference w:id="86"/>
       </w:r>
       <w:r>
         <w:rPr>
@@ -12546,7 +12640,7 @@
         <w:rPr>
           <w:rStyle w:val="FootnoteReference"/>
         </w:rPr>
-        <w:footnoteReference w:id="84"/>
+        <w:footnoteReference w:id="87"/>
       </w:r>
       <w:r>
         <w:rPr>
@@ -12602,7 +12696,7 @@
         <w:rPr>
           <w:rStyle w:val="FootnoteReference"/>
         </w:rPr>
-        <w:footnoteReference w:id="85"/>
+        <w:footnoteReference w:id="88"/>
       </w:r>
       <w:r>
         <w:rPr>
@@ -12619,7 +12713,7 @@
         <w:rPr>
           <w:rStyle w:val="FootnoteReference"/>
         </w:rPr>
-        <w:footnoteReference w:id="86"/>
+        <w:footnoteReference w:id="89"/>
       </w:r>
       <w:r>
         <w:rPr>
@@ -12636,7 +12730,7 @@
         <w:rPr>
           <w:rStyle w:val="FootnoteReference"/>
         </w:rPr>
-        <w:footnoteReference w:id="87"/>
+        <w:footnoteReference w:id="90"/>
       </w:r>
       <w:r>
         <w:rPr>
@@ -12671,13 +12765,13 @@
         <w:rPr>
           <w:rStyle w:val="FootnoteReference"/>
         </w:rPr>
-        <w:footnoteReference w:id="88"/>
-      </w:r>
-      <w:r>
-        <w:rPr>
-          <w:rStyle w:val="FootnoteReference"/>
-        </w:rPr>
-        <w:footnoteReference w:id="89"/>
+        <w:footnoteReference w:id="91"/>
+      </w:r>
+      <w:r>
+        <w:rPr>
+          <w:rStyle w:val="FootnoteReference"/>
+        </w:rPr>
+        <w:footnoteReference w:id="92"/>
       </w:r>
       <w:r>
         <w:rPr>
@@ -12769,7 +12863,7 @@
         <w:rPr>
           <w:rStyle w:val="FootnoteReference"/>
         </w:rPr>
-        <w:footnoteReference w:id="90"/>
+        <w:footnoteReference w:id="93"/>
       </w:r>
       <w:r>
         <w:rPr>
@@ -12854,7 +12948,7 @@
         <w:rPr>
           <w:rStyle w:val="FootnoteReference"/>
         </w:rPr>
-        <w:footnoteReference w:id="91"/>
+        <w:footnoteReference w:id="94"/>
       </w:r>
       <w:r>
         <w:rPr>
@@ -12871,7 +12965,7 @@
         <w:rPr>
           <w:rStyle w:val="FootnoteReference"/>
         </w:rPr>
-        <w:footnoteReference w:id="92"/>
+        <w:footnoteReference w:id="95"/>
       </w:r>
       <w:r>
         <w:rPr>
@@ -12888,7 +12982,7 @@
         <w:rPr>
           <w:rStyle w:val="FootnoteReference"/>
         </w:rPr>
-        <w:footnoteReference w:id="93"/>
+        <w:footnoteReference w:id="96"/>
       </w:r>
       <w:r>
         <w:rPr>
@@ -13184,7 +13278,7 @@
         <w:rPr>
           <w:rStyle w:val="FootnoteReference"/>
         </w:rPr>
-        <w:footnoteReference w:id="94"/>
+        <w:footnoteReference w:id="97"/>
       </w:r>
       <w:r>
         <w:rPr>
@@ -13237,7 +13331,7 @@
         <w:rPr>
           <w:rStyle w:val="FootnoteReference"/>
         </w:rPr>
-        <w:footnoteReference w:id="95"/>
+        <w:footnoteReference w:id="98"/>
       </w:r>
       <w:r>
         <w:rPr>
@@ -13346,7 +13440,7 @@
         <w:rPr>
           <w:rStyle w:val="FootnoteReference"/>
         </w:rPr>
-        <w:footnoteReference w:id="96"/>
+        <w:footnoteReference w:id="99"/>
       </w:r>
       <w:r>
         <w:rPr>
@@ -13421,7 +13515,7 @@
         <w:rPr>
           <w:rStyle w:val="FootnoteReference"/>
         </w:rPr>
-        <w:footnoteReference w:id="97"/>
+        <w:footnoteReference w:id="100"/>
       </w:r>
       <w:r>
         <w:rPr>
@@ -13492,7 +13586,7 @@
         <w:rPr>
           <w:rStyle w:val="FootnoteReference"/>
         </w:rPr>
-        <w:footnoteReference w:id="98"/>
+        <w:footnoteReference w:id="101"/>
       </w:r>
       <w:r>
         <w:rPr>
@@ -13567,7 +13661,7 @@
         <w:rPr>
           <w:rStyle w:val="FootnoteReference"/>
         </w:rPr>
-        <w:footnoteReference w:id="99"/>
+        <w:footnoteReference w:id="102"/>
       </w:r>
       <w:r>
         <w:rPr>
@@ -13622,7 +13716,7 @@
         <w:rPr>
           <w:rStyle w:val="FootnoteReference"/>
         </w:rPr>
-        <w:footnoteReference w:id="100"/>
+        <w:footnoteReference w:id="103"/>
       </w:r>
       <w:r>
         <w:rPr>
@@ -13639,7 +13733,7 @@
         <w:rPr>
           <w:rStyle w:val="FootnoteReference"/>
         </w:rPr>
-        <w:footnoteReference w:id="101"/>
+        <w:footnoteReference w:id="104"/>
       </w:r>
       <w:r>
         <w:rPr>
@@ -13674,7 +13768,7 @@
         <w:rPr>
           <w:rStyle w:val="FootnoteReference"/>
         </w:rPr>
-        <w:footnoteReference w:id="102"/>
+        <w:footnoteReference w:id="105"/>
       </w:r>
       <w:r>
         <w:rPr>
@@ -13729,7 +13823,7 @@
         <w:rPr>
           <w:rStyle w:val="FootnoteReference"/>
         </w:rPr>
-        <w:footnoteReference w:id="103"/>
+        <w:footnoteReference w:id="106"/>
       </w:r>
       <w:r>
         <w:rPr>
@@ -14001,7 +14095,7 @@
         <w:rPr>
           <w:rStyle w:val="FootnoteReference"/>
         </w:rPr>
-        <w:footnoteReference w:id="104"/>
+        <w:footnoteReference w:id="107"/>
       </w:r>
       <w:r>
         <w:rPr>
@@ -14047,7 +14141,7 @@
         <w:rPr>
           <w:rStyle w:val="FootnoteReference"/>
         </w:rPr>
-        <w:footnoteReference w:id="105"/>
+        <w:footnoteReference w:id="108"/>
       </w:r>
       <w:r>
         <w:rPr>
@@ -14285,7 +14379,7 @@
         <w:rPr>
           <w:rStyle w:val="FootnoteReference"/>
         </w:rPr>
-        <w:footnoteReference w:id="106"/>
+        <w:footnoteReference w:id="109"/>
       </w:r>
       <w:r>
         <w:rPr>
@@ -14358,7 +14452,7 @@
         <w:rPr>
           <w:rStyle w:val="FootnoteReference"/>
         </w:rPr>
-        <w:footnoteReference w:id="107"/>
+        <w:footnoteReference w:id="110"/>
       </w:r>
       <w:r>
         <w:rPr>
@@ -14649,7 +14743,7 @@
         <w:rPr>
           <w:rStyle w:val="FootnoteReference"/>
         </w:rPr>
-        <w:footnoteReference w:id="108"/>
+        <w:footnoteReference w:id="111"/>
       </w:r>
       <w:r>
         <w:rPr>
@@ -14706,7 +14800,7 @@
         <w:rPr>
           <w:rStyle w:val="FootnoteReference"/>
         </w:rPr>
-        <w:footnoteReference w:id="109"/>
+        <w:footnoteReference w:id="112"/>
       </w:r>
       <w:r>
         <w:rPr>
@@ -14763,7 +14857,7 @@
         <w:rPr>
           <w:rStyle w:val="FootnoteReference"/>
         </w:rPr>
-        <w:footnoteReference w:id="110"/>
+        <w:footnoteReference w:id="113"/>
       </w:r>
       <w:r>
         <w:rPr>
@@ -14980,7 +15074,86 @@
         <w:rPr>
           <w:rStyle w:val="FootnoteReference"/>
         </w:rPr>
-        <w:footnoteReference w:id="111"/>
+        <w:footnoteReference w:id="114"/>
+      </w:r>
+      <w:r>
+        <w:rPr>
+          <w:rFonts w:ascii="Simplified Arabic" w:cs="Simplified Arabic" w:eastAsia="Simplified Arabic" w:hAnsi="Simplified Arabic"/>
+          <w:b w:val="false"/>
+          <w:bCs w:val="false"/>
+          <w:sz w:val="28"/>
+          <w:szCs w:val="28"/>
+          <w:rtl/>
+        </w:rPr>
+        <w:t xml:space="preserve">.</w:t>
+      </w:r>
+    </w:p>
+    <w:p>
+      <w:pPr>
+        <w:bidi/>
+        <w:spacing w:after="160" w:line="480"/>
+        <w:jc w:val="both"/>
+      </w:pPr>
+      <w:r>
+        <w:rPr>
+          <w:rFonts w:ascii="Simplified Arabic" w:cs="Simplified Arabic" w:eastAsia="Simplified Arabic" w:hAnsi="Simplified Arabic"/>
+          <w:b w:val="false"/>
+          <w:bCs w:val="false"/>
+          <w:sz w:val="28"/>
+          <w:szCs w:val="28"/>
+          <w:rtl/>
+        </w:rPr>
+        <w:t xml:space="preserve">- </w:t>
+      </w:r>
+      <w:r>
+        <w:rPr>
+          <w:rFonts w:ascii="Simplified Arabic" w:cs="Simplified Arabic" w:eastAsia="Simplified Arabic" w:hAnsi="Simplified Arabic"/>
+          <w:b/>
+          <w:bCs/>
+          <w:sz w:val="28"/>
+          <w:szCs w:val="28"/>
+          <w:rtl/>
+        </w:rPr>
+        <w:t xml:space="preserve">"المشقّة تجلب التيسير"</w:t>
+      </w:r>
+      <w:r>
+        <w:rPr>
+          <w:rFonts w:ascii="Simplified Arabic" w:cs="Simplified Arabic" w:eastAsia="Simplified Arabic" w:hAnsi="Simplified Arabic"/>
+          <w:b w:val="false"/>
+          <w:bCs w:val="false"/>
+          <w:sz w:val="28"/>
+          <w:szCs w:val="28"/>
+          <w:rtl/>
+        </w:rPr>
+        <w:t xml:space="preserve"> و</w:t>
+      </w:r>
+      <w:r>
+        <w:rPr>
+          <w:rFonts w:ascii="Simplified Arabic" w:cs="Simplified Arabic" w:eastAsia="Simplified Arabic" w:hAnsi="Simplified Arabic"/>
+          <w:b/>
+          <w:bCs/>
+          <w:sz w:val="28"/>
+          <w:szCs w:val="28"/>
+          <w:rtl/>
+        </w:rPr>
+        <w:t xml:space="preserve">"إذا ضاق الأمر اتّسع"</w:t>
+      </w:r>
+      <w:r>
+        <w:rPr>
+          <w:rFonts w:ascii="Simplified Arabic" w:cs="Simplified Arabic" w:eastAsia="Simplified Arabic" w:hAnsi="Simplified Arabic"/>
+          <w:b w:val="false"/>
+          <w:bCs w:val="false"/>
+          <w:sz w:val="28"/>
+          <w:szCs w:val="28"/>
+          <w:rtl/>
+        </w:rPr>
+        <w:t xml:space="preserve">: وبهما يعالَج حرج الأسر والأطباء في هذه النازلة؛ فإلزام الأهل بإبقاء جثمان على الآلات أسابيع مشقّة ظاهرة بلا مصلحة، وإلزام الطبيب بدعم لا جدوى منه تضييق ترفعه الشريعة</w:t>
+      </w:r>
+      <w:r>
+        <w:rPr>
+          <w:rStyle w:val="FootnoteReference"/>
+        </w:rPr>
+        <w:footnoteReference w:id="115"/>
       </w:r>
       <w:r>
         <w:rPr>
@@ -15051,7 +15224,7 @@
         <w:rPr>
           <w:rStyle w:val="FootnoteReference"/>
         </w:rPr>
-        <w:footnoteReference w:id="112"/>
+        <w:footnoteReference w:id="116"/>
       </w:r>
       <w:r>
         <w:rPr>
@@ -15068,7 +15241,66 @@
         <w:rPr>
           <w:rStyle w:val="FootnoteReference"/>
         </w:rPr>
-        <w:footnoteReference w:id="113"/>
+        <w:footnoteReference w:id="117"/>
+      </w:r>
+      <w:r>
+        <w:rPr>
+          <w:rFonts w:ascii="Simplified Arabic" w:cs="Simplified Arabic" w:eastAsia="Simplified Arabic" w:hAnsi="Simplified Arabic"/>
+          <w:b w:val="false"/>
+          <w:bCs w:val="false"/>
+          <w:sz w:val="28"/>
+          <w:szCs w:val="28"/>
+          <w:rtl/>
+        </w:rPr>
+        <w:t xml:space="preserve">.</w:t>
+      </w:r>
+    </w:p>
+    <w:p>
+      <w:pPr>
+        <w:bidi/>
+        <w:spacing w:after="120" w:before="160" w:line="360"/>
+        <w:jc w:val="right"/>
+      </w:pPr>
+      <w:r>
+        <w:rPr>
+          <w:rFonts w:ascii="Simplified Arabic" w:cs="Simplified Arabic" w:eastAsia="Simplified Arabic" w:hAnsi="Simplified Arabic"/>
+          <w:b/>
+          <w:bCs/>
+          <w:sz w:val="28"/>
+          <w:szCs w:val="28"/>
+          <w:rtl/>
+        </w:rPr>
+        <w:t xml:space="preserve">الفرع الخامس: تحرير الفرق بين عدم تركيب الأجهزة ابتداءً ورفعها بعد التركيب.</w:t>
+      </w:r>
+    </w:p>
+    <w:p>
+      <w:pPr>
+        <w:bidi/>
+        <w:spacing w:after="160" w:line="480"/>
+        <w:jc w:val="both"/>
+      </w:pPr>
+      <w:r>
+        <w:rPr>
+          <w:rFonts w:ascii="Simplified Arabic" w:cs="Simplified Arabic" w:eastAsia="Simplified Arabic" w:hAnsi="Simplified Arabic"/>
+          <w:b w:val="false"/>
+          <w:bCs w:val="false"/>
+          <w:sz w:val="28"/>
+          <w:szCs w:val="28"/>
+          <w:rtl/>
+        </w:rPr>
+        <w:t xml:space="preserve">جرى في كلام بعض المفتين التفريق بين الصورتين: فأجازوا عدم التركيب ابتداءً لمن لا يُرجى برؤه، وتوقفوا في الرفع بعد التركيب، بحجّة أنّ الرفع فعلٌ والامتناع تركٌ، والفعل أغلظ. والتحقيق الذي مال إليه المحقّقون أنّ الصورتين سواء متى استوى الموجِب: فالعبرة بالمعنى لا بالصورة الحركيّة، وكلاهما كفٌّ عن دعم لا مصلحة فيه، والموت الواقع بعدهما مضاف إلى المرض في الحالين؛ بل قد يكون التفريق ذريعة مفسدة: فإنّ الأطباء إذا علموا أنّ ما رُكّب لا يُرفع أحجموا عن تركيب الأجهزة في الحالات المشتبهة خوف التورّط، ففاتت فرصة الإنقاذ على من كان ينتفع بها؛ فالقول بالتسوية أحفظ للأرواح في المآل</w:t>
+      </w:r>
+      <w:r>
+        <w:rPr>
+          <w:rStyle w:val="FootnoteReference"/>
+        </w:rPr>
+        <w:footnoteReference w:id="118"/>
+      </w:r>
+      <w:r>
+        <w:rPr>
+          <w:rStyle w:val="FootnoteReference"/>
+        </w:rPr>
+        <w:footnoteReference w:id="119"/>
       </w:r>
       <w:r>
         <w:rPr>
@@ -15214,13 +15446,13 @@
         <w:rPr>
           <w:rStyle w:val="FootnoteReference"/>
         </w:rPr>
-        <w:footnoteReference w:id="114"/>
-      </w:r>
-      <w:r>
-        <w:rPr>
-          <w:rStyle w:val="FootnoteReference"/>
-        </w:rPr>
-        <w:footnoteReference w:id="115"/>
+        <w:footnoteReference w:id="120"/>
+      </w:r>
+      <w:r>
+        <w:rPr>
+          <w:rStyle w:val="FootnoteReference"/>
+        </w:rPr>
+        <w:footnoteReference w:id="121"/>
       </w:r>
       <w:r>
         <w:rPr>
@@ -15237,7 +15469,7 @@
         <w:rPr>
           <w:rStyle w:val="FootnoteReference"/>
         </w:rPr>
-        <w:footnoteReference w:id="116"/>
+        <w:footnoteReference w:id="122"/>
       </w:r>
       <w:r>
         <w:rPr>
@@ -15311,7 +15543,7 @@
         <w:rPr>
           <w:rStyle w:val="FootnoteReference"/>
         </w:rPr>
-        <w:footnoteReference w:id="117"/>
+        <w:footnoteReference w:id="123"/>
       </w:r>
       <w:r>
         <w:rPr>
@@ -15328,7 +15560,7 @@
         <w:rPr>
           <w:rStyle w:val="FootnoteReference"/>
         </w:rPr>
-        <w:footnoteReference w:id="118"/>
+        <w:footnoteReference w:id="124"/>
       </w:r>
       <w:r>
         <w:rPr>
@@ -15363,7 +15595,7 @@
         <w:rPr>
           <w:rStyle w:val="FootnoteReference"/>
         </w:rPr>
-        <w:footnoteReference w:id="119"/>
+        <w:footnoteReference w:id="125"/>
       </w:r>
       <w:r>
         <w:rPr>
@@ -15380,13 +15612,13 @@
         <w:rPr>
           <w:rStyle w:val="FootnoteReference"/>
         </w:rPr>
-        <w:footnoteReference w:id="120"/>
-      </w:r>
-      <w:r>
-        <w:rPr>
-          <w:rStyle w:val="FootnoteReference"/>
-        </w:rPr>
-        <w:footnoteReference w:id="121"/>
+        <w:footnoteReference w:id="126"/>
+      </w:r>
+      <w:r>
+        <w:rPr>
+          <w:rStyle w:val="FootnoteReference"/>
+        </w:rPr>
+        <w:footnoteReference w:id="127"/>
       </w:r>
       <w:r>
         <w:rPr>
@@ -15508,7 +15740,7 @@
         <w:rPr>
           <w:rStyle w:val="FootnoteReference"/>
         </w:rPr>
-        <w:footnoteReference w:id="122"/>
+        <w:footnoteReference w:id="128"/>
       </w:r>
       <w:r>
         <w:rPr>
@@ -15554,7 +15786,7 @@
         <w:rPr>
           <w:rStyle w:val="FootnoteReference"/>
         </w:rPr>
-        <w:footnoteReference w:id="123"/>
+        <w:footnoteReference w:id="129"/>
       </w:r>
       <w:r>
         <w:rPr>
@@ -15681,7 +15913,7 @@
         <w:rPr>
           <w:rStyle w:val="FootnoteReference"/>
         </w:rPr>
-        <w:footnoteReference w:id="124"/>
+        <w:footnoteReference w:id="130"/>
       </w:r>
       <w:r>
         <w:rPr>
@@ -15698,7 +15930,7 @@
         <w:rPr>
           <w:rStyle w:val="FootnoteReference"/>
         </w:rPr>
-        <w:footnoteReference w:id="125"/>
+        <w:footnoteReference w:id="131"/>
       </w:r>
       <w:r>
         <w:rPr>
@@ -15820,7 +16052,7 @@
         <w:rPr>
           <w:rStyle w:val="FootnoteReference"/>
         </w:rPr>
-        <w:footnoteReference w:id="126"/>
+        <w:footnoteReference w:id="132"/>
       </w:r>
       <w:r>
         <w:rPr>
@@ -15891,7 +16123,7 @@
         <w:rPr>
           <w:rStyle w:val="FootnoteReference"/>
         </w:rPr>
-        <w:footnoteReference w:id="127"/>
+        <w:footnoteReference w:id="133"/>
       </w:r>
       <w:r>
         <w:rPr>
@@ -15926,7 +16158,7 @@
         <w:rPr>
           <w:rStyle w:val="FootnoteReference"/>
         </w:rPr>
-        <w:footnoteReference w:id="128"/>
+        <w:footnoteReference w:id="134"/>
       </w:r>
       <w:r>
         <w:rPr>
@@ -15943,7 +16175,7 @@
         <w:rPr>
           <w:rStyle w:val="FootnoteReference"/>
         </w:rPr>
-        <w:footnoteReference w:id="129"/>
+        <w:footnoteReference w:id="135"/>
       </w:r>
       <w:r>
         <w:rPr>
@@ -16052,7 +16284,7 @@
         <w:rPr>
           <w:rStyle w:val="FootnoteReference"/>
         </w:rPr>
-        <w:footnoteReference w:id="130"/>
+        <w:footnoteReference w:id="136"/>
       </w:r>
       <w:r>
         <w:rPr>
@@ -16087,7 +16319,7 @@
         <w:rPr>
           <w:rStyle w:val="FootnoteReference"/>
         </w:rPr>
-        <w:footnoteReference w:id="131"/>
+        <w:footnoteReference w:id="137"/>
       </w:r>
       <w:r>
         <w:rPr>
@@ -16099,6 +16331,93 @@
           <w:rtl/>
         </w:rPr>
         <w:t xml:space="preserve">.</w:t>
+      </w:r>
+    </w:p>
+    <w:p>
+      <w:pPr>
+        <w:bidi/>
+        <w:spacing w:after="120" w:before="160" w:line="360"/>
+        <w:jc w:val="right"/>
+      </w:pPr>
+      <w:r>
+        <w:rPr>
+          <w:rFonts w:ascii="Simplified Arabic" w:cs="Simplified Arabic" w:eastAsia="Simplified Arabic" w:hAnsi="Simplified Arabic"/>
+          <w:b/>
+          <w:bCs/>
+          <w:sz w:val="28"/>
+          <w:szCs w:val="28"/>
+          <w:rtl/>
+        </w:rPr>
+        <w:t xml:space="preserve">الفرع الثالث: شبهات شائعة حول المسألة والجواب عنها.</w:t>
+      </w:r>
+    </w:p>
+    <w:p>
+      <w:pPr>
+        <w:bidi/>
+        <w:spacing w:after="160" w:line="480"/>
+        <w:jc w:val="both"/>
+      </w:pPr>
+      <w:r>
+        <w:rPr>
+          <w:rFonts w:ascii="Simplified Arabic" w:cs="Simplified Arabic" w:eastAsia="Simplified Arabic" w:hAnsi="Simplified Arabic"/>
+          <w:b w:val="false"/>
+          <w:bCs w:val="false"/>
+          <w:sz w:val="28"/>
+          <w:szCs w:val="28"/>
+          <w:rtl/>
+        </w:rPr>
+        <w:t xml:space="preserve">الشبهة الأولى: "الأطباء يستعجلون إعلان الموت طمعًا في الأعضاء". والجواب: أنّ هذا سوء ظنّ لا يقوم عليه واقع الأنظمة المعاصرة؛ فالقوانين والبروتوكولات فصلت لجنة التشخيص عن فريق الزرع فصلًا تامًّا، وجرّمت التلاعب تجريمًا غليظًا، وجعلت التشخيص جماعيًّا موثّقًا قابلًا للمراجعة؛ ومن وقعت منه مخالفة فشأنه شأن كلّ خائن أمانة: يُحاسَب هو ولا يُهدم الباب</w:t>
+      </w:r>
+      <w:r>
+        <w:rPr>
+          <w:rStyle w:val="FootnoteReference"/>
+        </w:rPr>
+        <w:footnoteReference w:id="138"/>
+      </w:r>
+      <w:r>
+        <w:rPr>
+          <w:rFonts w:ascii="Simplified Arabic" w:cs="Simplified Arabic" w:eastAsia="Simplified Arabic" w:hAnsi="Simplified Arabic"/>
+          <w:b w:val="false"/>
+          <w:bCs w:val="false"/>
+          <w:sz w:val="28"/>
+          <w:szCs w:val="28"/>
+          <w:rtl/>
+        </w:rPr>
+        <w:t xml:space="preserve">. الشبهة الثانية: "سمعنا عمّن استيقظ بعد أن أعلن الأطباء موته الدماغيّ". والجواب: أنّ الوقائع الموثّقة كلّها حالات لم يستوفِ تشخيصُها البروتوكول، أو حالات غيبوبة أُطلق عليها الوصف إطلاقًا صحفيًّا خاطئًا؛ ولم تصمد حالة واحدة مستوفية للمعايير أمام التحقيق العلميّ</w:t>
+      </w:r>
+      <w:r>
+        <w:rPr>
+          <w:rStyle w:val="FootnoteReference"/>
+        </w:rPr>
+        <w:footnoteReference w:id="139"/>
+      </w:r>
+      <w:r>
+        <w:rPr>
+          <w:rFonts w:ascii="Simplified Arabic" w:cs="Simplified Arabic" w:eastAsia="Simplified Arabic" w:hAnsi="Simplified Arabic"/>
+          <w:b w:val="false"/>
+          <w:bCs w:val="false"/>
+          <w:sz w:val="28"/>
+          <w:szCs w:val="28"/>
+          <w:rtl/>
+        </w:rPr>
+        <w:t xml:space="preserve">. الشبهة الثالثة: "نزع الأجهزة تدخّل في قدر الله واستعجال للأجل". والجواب: أنّ القدر لا يُحتجّ به على ترك الأخذ بالأسباب ولا على التزام أسباب لا أثر لها؛ فالآجال بيد الله، والجهاز سبب ظاهريّ انقطعت فائدته بشهادة أهل الخبرة، ورفعه ردٌّ للأمر إلى صاحبه سبحانه، كما أنّ تركيبه ابتداءً لم يكن اعتراضًا على القدر</w:t>
+      </w:r>
+      <w:r>
+        <w:rPr>
+          <w:rStyle w:val="FootnoteReference"/>
+        </w:rPr>
+        <w:footnoteReference w:id="140"/>
+      </w:r>
+      <w:r>
+        <w:rPr>
+          <w:rFonts w:ascii="Simplified Arabic" w:cs="Simplified Arabic" w:eastAsia="Simplified Arabic" w:hAnsi="Simplified Arabic"/>
+          <w:b w:val="false"/>
+          <w:bCs w:val="false"/>
+          <w:sz w:val="28"/>
+          <w:szCs w:val="28"/>
+          <w:rtl/>
+        </w:rPr>
+        <w:t xml:space="preserve">. وبكشف هذه الشبهات الثلاث ينقشع أكثر ما يتردّد في المجالس حول هذه النازلة.</w:t>
       </w:r>
     </w:p>
     <w:p>
@@ -16294,7 +16613,7 @@
         <w:rPr>
           <w:rStyle w:val="FootnoteReference"/>
         </w:rPr>
-        <w:footnoteReference w:id="132"/>
+        <w:footnoteReference w:id="141"/>
       </w:r>
       <w:r>
         <w:rPr>
@@ -16347,7 +16666,7 @@
         <w:rPr>
           <w:rStyle w:val="FootnoteReference"/>
         </w:rPr>
-        <w:footnoteReference w:id="133"/>
+        <w:footnoteReference w:id="142"/>
       </w:r>
       <w:r>
         <w:rPr>
@@ -16451,7 +16770,7 @@
         <w:rPr>
           <w:rStyle w:val="FootnoteReference"/>
         </w:rPr>
-        <w:footnoteReference w:id="134"/>
+        <w:footnoteReference w:id="143"/>
       </w:r>
       <w:r>
         <w:rPr>
@@ -16788,7 +17107,7 @@
         <w:rPr>
           <w:rStyle w:val="FootnoteReference"/>
         </w:rPr>
-        <w:footnoteReference w:id="135"/>
+        <w:footnoteReference w:id="144"/>
       </w:r>
       <w:r>
         <w:rPr>
@@ -16823,7 +17142,7 @@
         <w:rPr>
           <w:rStyle w:val="FootnoteReference"/>
         </w:rPr>
-        <w:footnoteReference w:id="136"/>
+        <w:footnoteReference w:id="145"/>
       </w:r>
       <w:r>
         <w:rPr>
@@ -16876,7 +17195,7 @@
         <w:rPr>
           <w:rStyle w:val="FootnoteReference"/>
         </w:rPr>
-        <w:footnoteReference w:id="137"/>
+        <w:footnoteReference w:id="146"/>
       </w:r>
       <w:r>
         <w:rPr>
@@ -16911,7 +17230,7 @@
         <w:rPr>
           <w:rStyle w:val="FootnoteReference"/>
         </w:rPr>
-        <w:footnoteReference w:id="138"/>
+        <w:footnoteReference w:id="147"/>
       </w:r>
       <w:r>
         <w:rPr>
@@ -16964,7 +17283,7 @@
         <w:rPr>
           <w:rStyle w:val="FootnoteReference"/>
         </w:rPr>
-        <w:footnoteReference w:id="139"/>
+        <w:footnoteReference w:id="148"/>
       </w:r>
       <w:r>
         <w:rPr>
@@ -16999,7 +17318,7 @@
         <w:rPr>
           <w:rStyle w:val="FootnoteReference"/>
         </w:rPr>
-        <w:footnoteReference w:id="140"/>
+        <w:footnoteReference w:id="149"/>
       </w:r>
       <w:r>
         <w:rPr>
@@ -17052,7 +17371,7 @@
         <w:rPr>
           <w:rStyle w:val="FootnoteReference"/>
         </w:rPr>
-        <w:footnoteReference w:id="141"/>
+        <w:footnoteReference w:id="150"/>
       </w:r>
       <w:r>
         <w:rPr>
@@ -17105,7 +17424,7 @@
         <w:rPr>
           <w:rStyle w:val="FootnoteReference"/>
         </w:rPr>
-        <w:footnoteReference w:id="142"/>
+        <w:footnoteReference w:id="151"/>
       </w:r>
       <w:r>
         <w:rPr>
@@ -17140,7 +17459,7 @@
         <w:rPr>
           <w:rStyle w:val="FootnoteReference"/>
         </w:rPr>
-        <w:footnoteReference w:id="143"/>
+        <w:footnoteReference w:id="152"/>
       </w:r>
       <w:r>
         <w:rPr>
@@ -17193,7 +17512,7 @@
         <w:rPr>
           <w:rStyle w:val="FootnoteReference"/>
         </w:rPr>
-        <w:footnoteReference w:id="144"/>
+        <w:footnoteReference w:id="153"/>
       </w:r>
       <w:r>
         <w:rPr>
@@ -17246,7 +17565,7 @@
         <w:rPr>
           <w:rStyle w:val="FootnoteReference"/>
         </w:rPr>
-        <w:footnoteReference w:id="145"/>
+        <w:footnoteReference w:id="154"/>
       </w:r>
       <w:r>
         <w:rPr>
@@ -17281,13 +17600,13 @@
         <w:rPr>
           <w:rStyle w:val="FootnoteReference"/>
         </w:rPr>
-        <w:footnoteReference w:id="146"/>
-      </w:r>
-      <w:r>
-        <w:rPr>
-          <w:rStyle w:val="FootnoteReference"/>
-        </w:rPr>
-        <w:footnoteReference w:id="147"/>
+        <w:footnoteReference w:id="155"/>
+      </w:r>
+      <w:r>
+        <w:rPr>
+          <w:rStyle w:val="FootnoteReference"/>
+        </w:rPr>
+        <w:footnoteReference w:id="156"/>
       </w:r>
       <w:r>
         <w:rPr>
@@ -17322,7 +17641,7 @@
         <w:rPr>
           <w:rStyle w:val="FootnoteReference"/>
         </w:rPr>
-        <w:footnoteReference w:id="148"/>
+        <w:footnoteReference w:id="157"/>
       </w:r>
       <w:r>
         <w:rPr>
@@ -17357,7 +17676,7 @@
         <w:rPr>
           <w:rStyle w:val="FootnoteReference"/>
         </w:rPr>
-        <w:footnoteReference w:id="149"/>
+        <w:footnoteReference w:id="158"/>
       </w:r>
       <w:r>
         <w:rPr>
@@ -17430,7 +17749,7 @@
         <w:rPr>
           <w:rStyle w:val="FootnoteReference"/>
         </w:rPr>
-        <w:footnoteReference w:id="150"/>
+        <w:footnoteReference w:id="159"/>
       </w:r>
       <w:r>
         <w:rPr>
@@ -17447,7 +17766,7 @@
         <w:rPr>
           <w:rStyle w:val="FootnoteReference"/>
         </w:rPr>
-        <w:footnoteReference w:id="151"/>
+        <w:footnoteReference w:id="160"/>
       </w:r>
       <w:r>
         <w:rPr>
@@ -17464,7 +17783,7 @@
         <w:rPr>
           <w:rStyle w:val="FootnoteReference"/>
         </w:rPr>
-        <w:footnoteReference w:id="152"/>
+        <w:footnoteReference w:id="161"/>
       </w:r>
       <w:r>
         <w:rPr>
@@ -17499,13 +17818,13 @@
         <w:rPr>
           <w:rStyle w:val="FootnoteReference"/>
         </w:rPr>
-        <w:footnoteReference w:id="153"/>
-      </w:r>
-      <w:r>
-        <w:rPr>
-          <w:rStyle w:val="FootnoteReference"/>
-        </w:rPr>
-        <w:footnoteReference w:id="154"/>
+        <w:footnoteReference w:id="162"/>
+      </w:r>
+      <w:r>
+        <w:rPr>
+          <w:rStyle w:val="FootnoteReference"/>
+        </w:rPr>
+        <w:footnoteReference w:id="163"/>
       </w:r>
       <w:r>
         <w:rPr>
@@ -17560,7 +17879,7 @@
         <w:rPr>
           <w:rStyle w:val="FootnoteReference"/>
         </w:rPr>
-        <w:footnoteReference w:id="155"/>
+        <w:footnoteReference w:id="164"/>
       </w:r>
       <w:r>
         <w:rPr>
@@ -17577,7 +17896,7 @@
         <w:rPr>
           <w:rStyle w:val="FootnoteReference"/>
         </w:rPr>
-        <w:footnoteReference w:id="156"/>
+        <w:footnoteReference w:id="165"/>
       </w:r>
       <w:r>
         <w:rPr>
@@ -17612,7 +17931,7 @@
         <w:rPr>
           <w:rStyle w:val="FootnoteReference"/>
         </w:rPr>
-        <w:footnoteReference w:id="157"/>
+        <w:footnoteReference w:id="166"/>
       </w:r>
       <w:r>
         <w:rPr>
@@ -17667,7 +17986,7 @@
         <w:rPr>
           <w:rStyle w:val="FootnoteReference"/>
         </w:rPr>
-        <w:footnoteReference w:id="158"/>
+        <w:footnoteReference w:id="167"/>
       </w:r>
       <w:r>
         <w:rPr>
@@ -17684,7 +18003,7 @@
         <w:rPr>
           <w:rStyle w:val="FootnoteReference"/>
         </w:rPr>
-        <w:footnoteReference w:id="159"/>
+        <w:footnoteReference w:id="168"/>
       </w:r>
       <w:r>
         <w:rPr>
@@ -17781,7 +18100,7 @@
           <w:szCs w:val="28"/>
           <w:rtl/>
         </w:rPr>
-        <w:t xml:space="preserve">المبحث الأوّل: الفتاوى والقرارات المؤيّدة (أربع فتاوى مع الردّ والتعقيب).</w:t>
+        <w:t xml:space="preserve">المبحث الأوّل: الفتاوى والقرارات المؤيّدة (خمس فتاوى مع الردّ والتعقيب).</w:t>
       </w:r>
     </w:p>
     <w:p>
@@ -17973,7 +18292,7 @@
         <w:rPr>
           <w:rStyle w:val="FootnoteReference"/>
         </w:rPr>
-        <w:footnoteReference w:id="160"/>
+        <w:footnoteReference w:id="169"/>
       </w:r>
       <w:r>
         <w:rPr>
@@ -18044,7 +18363,7 @@
         <w:rPr>
           <w:rStyle w:val="FootnoteReference"/>
         </w:rPr>
-        <w:footnoteReference w:id="161"/>
+        <w:footnoteReference w:id="170"/>
       </w:r>
       <w:r>
         <w:rPr>
@@ -18117,7 +18436,7 @@
         <w:rPr>
           <w:rStyle w:val="FootnoteReference"/>
         </w:rPr>
-        <w:footnoteReference w:id="162"/>
+        <w:footnoteReference w:id="171"/>
       </w:r>
       <w:r>
         <w:rPr>
@@ -18188,7 +18507,7 @@
         <w:rPr>
           <w:rStyle w:val="FootnoteReference"/>
         </w:rPr>
-        <w:footnoteReference w:id="163"/>
+        <w:footnoteReference w:id="172"/>
       </w:r>
       <w:r>
         <w:rPr>
@@ -18223,7 +18542,7 @@
         <w:rPr>
           <w:rStyle w:val="FootnoteReference"/>
         </w:rPr>
-        <w:footnoteReference w:id="164"/>
+        <w:footnoteReference w:id="173"/>
       </w:r>
       <w:r>
         <w:rPr>
@@ -18296,13 +18615,13 @@
         <w:rPr>
           <w:rStyle w:val="FootnoteReference"/>
         </w:rPr>
-        <w:footnoteReference w:id="165"/>
-      </w:r>
-      <w:r>
-        <w:rPr>
-          <w:rStyle w:val="FootnoteReference"/>
-        </w:rPr>
-        <w:footnoteReference w:id="166"/>
+        <w:footnoteReference w:id="174"/>
+      </w:r>
+      <w:r>
+        <w:rPr>
+          <w:rStyle w:val="FootnoteReference"/>
+        </w:rPr>
+        <w:footnoteReference w:id="175"/>
       </w:r>
       <w:r>
         <w:rPr>
@@ -18373,7 +18692,7 @@
         <w:rPr>
           <w:rStyle w:val="FootnoteReference"/>
         </w:rPr>
-        <w:footnoteReference w:id="167"/>
+        <w:footnoteReference w:id="176"/>
       </w:r>
       <w:r>
         <w:rPr>
@@ -18446,7 +18765,7 @@
         <w:rPr>
           <w:rStyle w:val="FootnoteReference"/>
         </w:rPr>
-        <w:footnoteReference w:id="168"/>
+        <w:footnoteReference w:id="177"/>
       </w:r>
       <w:r>
         <w:rPr>
@@ -18517,7 +18836,7 @@
         <w:rPr>
           <w:rStyle w:val="FootnoteReference"/>
         </w:rPr>
-        <w:footnoteReference w:id="169"/>
+        <w:footnoteReference w:id="178"/>
       </w:r>
       <w:r>
         <w:rPr>
@@ -18529,6 +18848,115 @@
           <w:rtl/>
         </w:rPr>
         <w:t xml:space="preserve">.</w:t>
+      </w:r>
+    </w:p>
+    <w:p>
+      <w:pPr>
+        <w:pStyle w:val="Heading3"/>
+        <w:bidi/>
+        <w:spacing w:after="160" w:before="200" w:line="360"/>
+        <w:jc w:val="right"/>
+      </w:pPr>
+      <w:r>
+        <w:rPr>
+          <w:rFonts w:ascii="Simplified Arabic" w:cs="Simplified Arabic" w:eastAsia="Simplified Arabic" w:hAnsi="Simplified Arabic"/>
+          <w:b/>
+          <w:bCs/>
+          <w:color w:val="000000"/>
+          <w:sz w:val="28"/>
+          <w:szCs w:val="28"/>
+          <w:rtl/>
+        </w:rPr>
+        <w:t xml:space="preserve">المطلب الخامس: فتوى مركز الفتوى بإسلام ويب في حكم رفع الأجهزة عن الميت دماغيًّا.</w:t>
+      </w:r>
+    </w:p>
+    <w:p>
+      <w:pPr>
+        <w:bidi/>
+        <w:spacing w:after="120" w:before="160" w:line="360"/>
+        <w:jc w:val="right"/>
+      </w:pPr>
+      <w:r>
+        <w:rPr>
+          <w:rFonts w:ascii="Simplified Arabic" w:cs="Simplified Arabic" w:eastAsia="Simplified Arabic" w:hAnsi="Simplified Arabic"/>
+          <w:b/>
+          <w:bCs/>
+          <w:sz w:val="28"/>
+          <w:szCs w:val="28"/>
+          <w:rtl/>
+        </w:rPr>
+        <w:t xml:space="preserve">الفرع الأوّل: مضمون الفتوى.</w:t>
+      </w:r>
+    </w:p>
+    <w:p>
+      <w:pPr>
+        <w:bidi/>
+        <w:spacing w:after="160" w:line="480"/>
+        <w:jc w:val="both"/>
+      </w:pPr>
+      <w:r>
+        <w:rPr>
+          <w:rFonts w:ascii="Simplified Arabic" w:cs="Simplified Arabic" w:eastAsia="Simplified Arabic" w:hAnsi="Simplified Arabic"/>
+          <w:b w:val="false"/>
+          <w:bCs w:val="false"/>
+          <w:sz w:val="28"/>
+          <w:szCs w:val="28"/>
+          <w:rtl/>
+        </w:rPr>
+        <w:t xml:space="preserve">سئل مركز الفتوى بموقع إسلام ويب عن رفع الأجهزة عمّن أعلن الأطباء موته الدماغيّ، فأجاب ببيان قولي أهل العلم في حقيقة الموت الدماغيّ، ثم قرّر أنه إذا شهد الأطباء الثقات بتعطّل الدماغ تعطّلًا نهائيًّا لا رجعة فيه فلا حرج في رفع أجهزة الإنعاش، مستندًا إلى قرارات المجامع الفقهيّة وإلى أنّ بقاء الأجهزة حينئذ لا يحقّق مصلحة معتبرة</w:t>
+      </w:r>
+      <w:r>
+        <w:rPr>
+          <w:rStyle w:val="FootnoteReference"/>
+        </w:rPr>
+        <w:footnoteReference w:id="179"/>
+      </w:r>
+      <w:r>
+        <w:rPr>
+          <w:rFonts w:ascii="Simplified Arabic" w:cs="Simplified Arabic" w:eastAsia="Simplified Arabic" w:hAnsi="Simplified Arabic"/>
+          <w:b w:val="false"/>
+          <w:bCs w:val="false"/>
+          <w:sz w:val="28"/>
+          <w:szCs w:val="28"/>
+          <w:rtl/>
+        </w:rPr>
+        <w:t xml:space="preserve">.</w:t>
+      </w:r>
+    </w:p>
+    <w:p>
+      <w:pPr>
+        <w:bidi/>
+        <w:spacing w:after="120" w:before="160" w:line="360"/>
+        <w:jc w:val="right"/>
+      </w:pPr>
+      <w:r>
+        <w:rPr>
+          <w:rFonts w:ascii="Simplified Arabic" w:cs="Simplified Arabic" w:eastAsia="Simplified Arabic" w:hAnsi="Simplified Arabic"/>
+          <w:b/>
+          <w:bCs/>
+          <w:sz w:val="28"/>
+          <w:szCs w:val="28"/>
+          <w:rtl/>
+        </w:rPr>
+        <w:t xml:space="preserve">الفرع الثاني: الردّ والتعقيب.</w:t>
+      </w:r>
+    </w:p>
+    <w:p>
+      <w:pPr>
+        <w:bidi/>
+        <w:spacing w:after="160" w:line="480"/>
+        <w:jc w:val="both"/>
+      </w:pPr>
+      <w:r>
+        <w:rPr>
+          <w:rFonts w:ascii="Simplified Arabic" w:cs="Simplified Arabic" w:eastAsia="Simplified Arabic" w:hAnsi="Simplified Arabic"/>
+          <w:b w:val="false"/>
+          <w:bCs w:val="false"/>
+          <w:sz w:val="28"/>
+          <w:szCs w:val="28"/>
+          <w:rtl/>
+        </w:rPr>
+        <w:t xml:space="preserve">قيمة هذه الفتوى في جمهورها: فمركز الفتوى بإسلام ويب من أوسع منصّات الإفتاء الإلكترونيّ انتشارًا في العالم العربيّ، وإليه تفزع الأسر في نوازلها قبل أن تصل إلى المجالس الرسميّة؛ فاستقرار فتواه على مذهب المجامع يعني أنّ الجواب الذي يصل عامّة الناس عبر الشبكة موافق لما رجّحه هذا البحث. ويلاحَظ حسن صنيعه في عرض القولين قبل الترجيح، وهو الأدب الذي ينبغي أن تجري عليه فتاوى النوازل الخلافيّة.</w:t>
       </w:r>
     </w:p>
     <w:p>
@@ -18702,7 +19130,7 @@
         <w:rPr>
           <w:rStyle w:val="FootnoteReference"/>
         </w:rPr>
-        <w:footnoteReference w:id="170"/>
+        <w:footnoteReference w:id="180"/>
       </w:r>
       <w:r>
         <w:rPr>
@@ -18791,7 +19219,7 @@
         <w:rPr>
           <w:rStyle w:val="FootnoteReference"/>
         </w:rPr>
-        <w:footnoteReference w:id="171"/>
+        <w:footnoteReference w:id="181"/>
       </w:r>
       <w:r>
         <w:rPr>
@@ -18864,7 +19292,7 @@
         <w:rPr>
           <w:rStyle w:val="FootnoteReference"/>
         </w:rPr>
-        <w:footnoteReference w:id="172"/>
+        <w:footnoteReference w:id="182"/>
       </w:r>
       <w:r>
         <w:rPr>
@@ -18953,7 +19381,7 @@
         <w:rPr>
           <w:rStyle w:val="FootnoteReference"/>
         </w:rPr>
-        <w:footnoteReference w:id="173"/>
+        <w:footnoteReference w:id="183"/>
       </w:r>
       <w:r>
         <w:rPr>
@@ -19026,7 +19454,7 @@
         <w:rPr>
           <w:rStyle w:val="FootnoteReference"/>
         </w:rPr>
-        <w:footnoteReference w:id="174"/>
+        <w:footnoteReference w:id="184"/>
       </w:r>
       <w:r>
         <w:rPr>
@@ -19097,7 +19525,7 @@
         <w:rPr>
           <w:rStyle w:val="FootnoteReference"/>
         </w:rPr>
-        <w:footnoteReference w:id="175"/>
+        <w:footnoteReference w:id="185"/>
       </w:r>
       <w:r>
         <w:rPr>
@@ -19983,6 +20411,284 @@
           <w:rtl/>
         </w:rPr>
         <w:t xml:space="preserve">وختام التوصيات كلمة لأهل كلّ بيت تنزل به هذه النازلة: لا تحملوا وحدكم ما لم تُكلَّفوه؛ فقرار الأجهزة ليس قرار الأبناء وحدهم، بل قرار الشرع بضوابطه والطبّ بلجانه، وما عليكم إلا حسن الظنّ بالله، والدعاء لمريضكم، وسؤال أهل العلم الثقات؛ وإذا قضى الله أمرًا فالصبر والاحتساب، فإنّ ما عند الله خير وأبقى.</w:t>
+      </w:r>
+    </w:p>
+    <w:p>
+      <w:pPr>
+        <w:pStyle w:val="Heading1"/>
+        <w:pageBreakBefore/>
+        <w:bidi/>
+        <w:spacing w:after="240" w:before="240" w:line="360"/>
+        <w:jc w:val="center"/>
+      </w:pPr>
+      <w:r>
+        <w:rPr>
+          <w:rFonts w:ascii="Simplified Arabic" w:cs="Simplified Arabic" w:eastAsia="Simplified Arabic" w:hAnsi="Simplified Arabic"/>
+          <w:b/>
+          <w:bCs/>
+          <w:color w:val="000000"/>
+          <w:sz w:val="32"/>
+          <w:szCs w:val="32"/>
+          <w:rtl/>
+        </w:rPr>
+        <w:t xml:space="preserve">ملحق: نموذج مقترح لوثيقة تفهيم الأسرة</w:t>
+      </w:r>
+    </w:p>
+    <w:p>
+      <w:pPr>
+        <w:bidi/>
+        <w:spacing w:after="160" w:line="480"/>
+        <w:jc w:val="both"/>
+      </w:pPr>
+      <w:r>
+        <w:rPr>
+          <w:rFonts w:ascii="Simplified Arabic" w:cs="Simplified Arabic" w:eastAsia="Simplified Arabic" w:hAnsi="Simplified Arabic"/>
+          <w:b w:val="false"/>
+          <w:bCs w:val="false"/>
+          <w:sz w:val="28"/>
+          <w:szCs w:val="28"/>
+          <w:rtl/>
+        </w:rPr>
+        <w:t xml:space="preserve">تنزيلًا للتوصية الثالثة من توصيات هذا البحث، نقترح النموذج الآتي ليكون نواة لوثيقة تفهيم موحّدة تسلَّم للأسرة في قسم العناية المركّزة عند إعلان الموت الدماغيّ، وقد صيغ بلغة ميسّرة تجمع بين الأمانة العلميّة والرحمة، ويُعرض قبل اعتماده على لجنة شرعيّة وطبيّة ولغويّة:</w:t>
+      </w:r>
+    </w:p>
+    <w:p>
+      <w:pPr>
+        <w:bidi/>
+        <w:spacing w:after="160" w:line="480"/>
+        <w:jc w:val="both"/>
+      </w:pPr>
+      <w:r>
+        <w:rPr>
+          <w:rFonts w:ascii="Simplified Arabic" w:cs="Simplified Arabic" w:eastAsia="Simplified Arabic" w:hAnsi="Simplified Arabic"/>
+          <w:b/>
+          <w:bCs/>
+          <w:sz w:val="28"/>
+          <w:szCs w:val="28"/>
+          <w:rtl/>
+        </w:rPr>
+        <w:t xml:space="preserve">إلى أهل مريضنا العزيز، أحسن الله عزاءكم وربط على قلوبكم:</w:t>
+      </w:r>
+    </w:p>
+    <w:p>
+      <w:pPr>
+        <w:bidi/>
+        <w:spacing w:after="160" w:line="480"/>
+        <w:jc w:val="both"/>
+      </w:pPr>
+      <w:r>
+        <w:rPr>
+          <w:rFonts w:ascii="Simplified Arabic" w:cs="Simplified Arabic" w:eastAsia="Simplified Arabic" w:hAnsi="Simplified Arabic"/>
+          <w:b w:val="false"/>
+          <w:bCs w:val="false"/>
+          <w:sz w:val="28"/>
+          <w:szCs w:val="28"/>
+          <w:rtl/>
+        </w:rPr>
+        <w:t xml:space="preserve">- </w:t>
+      </w:r>
+      <w:r>
+        <w:rPr>
+          <w:rFonts w:ascii="Simplified Arabic" w:cs="Simplified Arabic" w:eastAsia="Simplified Arabic" w:hAnsi="Simplified Arabic"/>
+          <w:b w:val="false"/>
+          <w:bCs w:val="false"/>
+          <w:sz w:val="28"/>
+          <w:szCs w:val="28"/>
+          <w:rtl/>
+        </w:rPr>
+        <w:t xml:space="preserve">أجرى فريق طبيّ متخصّص، مكوّن من ثلاثة أطباء لا صلة لهم بأيّ برنامج لزراعة الأعضاء، فحوصًا دقيقة متكرّرة لدماغ مريضكم وفق المعايير العالميّة المعتمدة.</w:t>
+      </w:r>
+    </w:p>
+    <w:p>
+      <w:pPr>
+        <w:bidi/>
+        <w:spacing w:after="160" w:line="480"/>
+        <w:jc w:val="both"/>
+      </w:pPr>
+      <w:r>
+        <w:rPr>
+          <w:rFonts w:ascii="Simplified Arabic" w:cs="Simplified Arabic" w:eastAsia="Simplified Arabic" w:hAnsi="Simplified Arabic"/>
+          <w:b w:val="false"/>
+          <w:bCs w:val="false"/>
+          <w:sz w:val="28"/>
+          <w:szCs w:val="28"/>
+          <w:rtl/>
+        </w:rPr>
+        <w:t xml:space="preserve">- </w:t>
+      </w:r>
+      <w:r>
+        <w:rPr>
+          <w:rFonts w:ascii="Simplified Arabic" w:cs="Simplified Arabic" w:eastAsia="Simplified Arabic" w:hAnsi="Simplified Arabic"/>
+          <w:b w:val="false"/>
+          <w:bCs w:val="false"/>
+          <w:sz w:val="28"/>
+          <w:szCs w:val="28"/>
+          <w:rtl/>
+        </w:rPr>
+        <w:t xml:space="preserve">أظهرت الفحوص، بما فيها اختبار التنفّس الذاتيّ والفحوص الآليّة المساندة، أنّ جميع وظائف الدماغ، ومنها جذع الدماغ الذي يتحكّم في التنفّس والوعي، قد توقفت توقفًا نهائيًّا لا رجعة فيه بإذن الله.</w:t>
+      </w:r>
+    </w:p>
+    <w:p>
+      <w:pPr>
+        <w:bidi/>
+        <w:spacing w:after="160" w:line="480"/>
+        <w:jc w:val="both"/>
+      </w:pPr>
+      <w:r>
+        <w:rPr>
+          <w:rFonts w:ascii="Simplified Arabic" w:cs="Simplified Arabic" w:eastAsia="Simplified Arabic" w:hAnsi="Simplified Arabic"/>
+          <w:b w:val="false"/>
+          <w:bCs w:val="false"/>
+          <w:sz w:val="28"/>
+          <w:szCs w:val="28"/>
+          <w:rtl/>
+        </w:rPr>
+        <w:t xml:space="preserve">- </w:t>
+      </w:r>
+      <w:r>
+        <w:rPr>
+          <w:rFonts w:ascii="Simplified Arabic" w:cs="Simplified Arabic" w:eastAsia="Simplified Arabic" w:hAnsi="Simplified Arabic"/>
+          <w:b w:val="false"/>
+          <w:bCs w:val="false"/>
+          <w:sz w:val="28"/>
+          <w:szCs w:val="28"/>
+          <w:rtl/>
+        </w:rPr>
+        <w:t xml:space="preserve">هذه الحالة تختلف تمامًا عن الغيبوبة: فصاحب الغيبوبة دماغه حيّ وقد يستيقظ، أمّا هذه الحالة فلم يوثَّق في تاريخ الطبّ استيقاظ أحد منها.</w:t>
+      </w:r>
+    </w:p>
+    <w:p>
+      <w:pPr>
+        <w:bidi/>
+        <w:spacing w:after="160" w:line="480"/>
+        <w:jc w:val="both"/>
+      </w:pPr>
+      <w:r>
+        <w:rPr>
+          <w:rFonts w:ascii="Simplified Arabic" w:cs="Simplified Arabic" w:eastAsia="Simplified Arabic" w:hAnsi="Simplified Arabic"/>
+          <w:b w:val="false"/>
+          <w:bCs w:val="false"/>
+          <w:sz w:val="28"/>
+          <w:szCs w:val="28"/>
+          <w:rtl/>
+        </w:rPr>
+        <w:t xml:space="preserve">- </w:t>
+      </w:r>
+      <w:r>
+        <w:rPr>
+          <w:rFonts w:ascii="Simplified Arabic" w:cs="Simplified Arabic" w:eastAsia="Simplified Arabic" w:hAnsi="Simplified Arabic"/>
+          <w:b w:val="false"/>
+          <w:bCs w:val="false"/>
+          <w:sz w:val="28"/>
+          <w:szCs w:val="28"/>
+          <w:rtl/>
+        </w:rPr>
+        <w:t xml:space="preserve">ما ترونه من حركة الصدر ودفء الجسد مصدره جهاز التنفّس الاصطناعيّ وحده، وهو لا يداوي ولا يعيد الحياة، وإنما يحرّك الهواء آليًّا.</w:t>
+      </w:r>
+    </w:p>
+    <w:p>
+      <w:pPr>
+        <w:bidi/>
+        <w:spacing w:after="160" w:line="480"/>
+        <w:jc w:val="both"/>
+      </w:pPr>
+      <w:r>
+        <w:rPr>
+          <w:rFonts w:ascii="Simplified Arabic" w:cs="Simplified Arabic" w:eastAsia="Simplified Arabic" w:hAnsi="Simplified Arabic"/>
+          <w:b w:val="false"/>
+          <w:bCs w:val="false"/>
+          <w:sz w:val="28"/>
+          <w:szCs w:val="28"/>
+          <w:rtl/>
+        </w:rPr>
+        <w:t xml:space="preserve">- </w:t>
+      </w:r>
+      <w:r>
+        <w:rPr>
+          <w:rFonts w:ascii="Simplified Arabic" w:cs="Simplified Arabic" w:eastAsia="Simplified Arabic" w:hAnsi="Simplified Arabic"/>
+          <w:b w:val="false"/>
+          <w:bCs w:val="false"/>
+          <w:sz w:val="28"/>
+          <w:szCs w:val="28"/>
+          <w:rtl/>
+        </w:rPr>
+        <w:t xml:space="preserve">أفتت المجامع الفقهيّة، ومنها مجمع الفقه الإسلاميّ الدوليّ ومجلس الإفتاء الأردنيّ ودار الإفتاء المصريّة، بأنه لا حرج شرعًا في رفع الأجهزة في هذه الحالة بعد ثبوتها بتقرير اللجنة الطبيّة، وأنّ ذلك ليس قتلًا ولا استعجالًا للأجل، فالآجال بيد الله وحده.</w:t>
+      </w:r>
+    </w:p>
+    <w:p>
+      <w:pPr>
+        <w:bidi/>
+        <w:spacing w:after="160" w:line="480"/>
+        <w:jc w:val="both"/>
+      </w:pPr>
+      <w:r>
+        <w:rPr>
+          <w:rFonts w:ascii="Simplified Arabic" w:cs="Simplified Arabic" w:eastAsia="Simplified Arabic" w:hAnsi="Simplified Arabic"/>
+          <w:b w:val="false"/>
+          <w:bCs w:val="false"/>
+          <w:sz w:val="28"/>
+          <w:szCs w:val="28"/>
+          <w:rtl/>
+        </w:rPr>
+        <w:t xml:space="preserve">- </w:t>
+      </w:r>
+      <w:r>
+        <w:rPr>
+          <w:rFonts w:ascii="Simplified Arabic" w:cs="Simplified Arabic" w:eastAsia="Simplified Arabic" w:hAnsi="Simplified Arabic"/>
+          <w:b w:val="false"/>
+          <w:bCs w:val="false"/>
+          <w:sz w:val="28"/>
+          <w:szCs w:val="28"/>
+          <w:rtl/>
+        </w:rPr>
+        <w:t xml:space="preserve">لكم كامل الحقّ في مهلة للوداع، وفي استدعاء من تثقون به من أهل العلم، وفي توجيه أيّ سؤال للفريق الطبيّ، ولن يُتّخذ أيّ إجراء قبل إعلامكم.</w:t>
+      </w:r>
+    </w:p>
+    <w:p>
+      <w:pPr>
+        <w:bidi/>
+        <w:spacing w:after="160" w:line="480"/>
+        <w:jc w:val="both"/>
+      </w:pPr>
+      <w:r>
+        <w:rPr>
+          <w:rFonts w:ascii="Simplified Arabic" w:cs="Simplified Arabic" w:eastAsia="Simplified Arabic" w:hAnsi="Simplified Arabic"/>
+          <w:b w:val="false"/>
+          <w:bCs w:val="false"/>
+          <w:sz w:val="28"/>
+          <w:szCs w:val="28"/>
+          <w:rtl/>
+        </w:rPr>
+        <w:t xml:space="preserve">- </w:t>
+      </w:r>
+      <w:r>
+        <w:rPr>
+          <w:rFonts w:ascii="Simplified Arabic" w:cs="Simplified Arabic" w:eastAsia="Simplified Arabic" w:hAnsi="Simplified Arabic"/>
+          <w:b w:val="false"/>
+          <w:bCs w:val="false"/>
+          <w:sz w:val="28"/>
+          <w:szCs w:val="28"/>
+          <w:rtl/>
+        </w:rPr>
+        <w:t xml:space="preserve">إن كانت لدى فقيدكم وصيّة موثّقة بالتبرّع بأعضائه فسيُعرض عليكم الأمر بشفافية كاملة، ولن يجري شيء إلا وفق الشرع والقانون وبعلمكم.</w:t>
+      </w:r>
+    </w:p>
+    <w:p>
+      <w:pPr>
+        <w:bidi/>
+        <w:spacing w:after="160" w:line="480"/>
+        <w:jc w:val="both"/>
+      </w:pPr>
+      <w:r>
+        <w:rPr>
+          <w:rFonts w:ascii="Simplified Arabic" w:cs="Simplified Arabic" w:eastAsia="Simplified Arabic" w:hAnsi="Simplified Arabic"/>
+          <w:b w:val="false"/>
+          <w:bCs w:val="false"/>
+          <w:sz w:val="28"/>
+          <w:szCs w:val="28"/>
+          <w:rtl/>
+        </w:rPr>
+        <w:t xml:space="preserve">نسأل الله أن يتغمّد مريضكم برحمته، وأن يلهمكم الصبر والسلوان، وإنّا لله وإنّا إليه راجعون.</w:t>
       </w:r>
     </w:p>
     <w:p>
@@ -23608,7 +24314,7 @@
           <w:szCs w:val="22"/>
           <w:rtl/>
         </w:rPr>
-        <w:t xml:space="preserve"> ابن قدامة، عبد الله بن أحمد (1405هـ). المغني. بيروت: دار الفكر، كتاب الجراح.</w:t>
+        <w:t xml:space="preserve"> Schroeder, T. (2023). Clinical Death: Concept and Medical Resuscitation Techniques. Journal of Clinical Medicine Studies, published March 31, 2023.</w:t>
       </w:r>
     </w:p>
   </w:footnote>
@@ -23631,7 +24337,7 @@
           <w:szCs w:val="22"/>
           <w:rtl/>
         </w:rPr>
-        <w:t xml:space="preserve"> الشربيني، محمد الخطيب. مغني المحتاج إلى معرفة معاني ألفاظ المنهاج. بيروت: دار الفكر، كتاب الجنائز.</w:t>
+        <w:t xml:space="preserve"> Nair-Collins, M. (2015). Clinical and Ethical Perspectives on Brain Death. Medicolegal and Bioethics, 5, 69-80.</w:t>
       </w:r>
     </w:p>
   </w:footnote>
@@ -23654,7 +24360,7 @@
           <w:szCs w:val="22"/>
           <w:rtl/>
         </w:rPr>
-        <w:t xml:space="preserve"> بن صفية، سليمان (2022). أحكام الموت الدماغي للإنسان والتصرف في أعضائه. مجلة الشهاب، الجزائر، مج8، ع2، ص411-434.</w:t>
+        <w:t xml:space="preserve"> ابن قدامة، عبد الله بن أحمد (1405هـ). المغني. بيروت: دار الفكر، كتاب الجراح.</w:t>
       </w:r>
     </w:p>
   </w:footnote>
@@ -23677,7 +24383,7 @@
           <w:szCs w:val="22"/>
           <w:rtl/>
         </w:rPr>
-        <w:t xml:space="preserve"> الجرجاني، علي بن محمد. التعريفات. بيروت: دار الكتب العلمية.</w:t>
+        <w:t xml:space="preserve"> الشربيني، محمد الخطيب. مغني المحتاج إلى معرفة معاني ألفاظ المنهاج. بيروت: دار الفكر، كتاب الجنائز.</w:t>
       </w:r>
     </w:p>
   </w:footnote>
@@ -23700,7 +24406,7 @@
           <w:szCs w:val="22"/>
           <w:rtl/>
         </w:rPr>
-        <w:t xml:space="preserve"> Nair-Collins, M. (2015). Clinical and Ethical Perspectives on Brain Death. Medicolegal and Bioethics, 5, 69-80.</w:t>
+        <w:t xml:space="preserve"> بن صفية، سليمان (2022). أحكام الموت الدماغي للإنسان والتصرف في أعضائه. مجلة الشهاب، الجزائر، مج8، ع2، ص411-434.</w:t>
       </w:r>
     </w:p>
   </w:footnote>
@@ -23723,7 +24429,7 @@
           <w:szCs w:val="22"/>
           <w:rtl/>
         </w:rPr>
-        <w:t xml:space="preserve"> Nair-Collins, M. (2015). Clinical and Ethical Perspectives on Brain Death. Medicolegal and Bioethics, 5, 69-80.</w:t>
+        <w:t xml:space="preserve"> الجرجاني، علي بن محمد. التعريفات. بيروت: دار الكتب العلمية.</w:t>
       </w:r>
     </w:p>
   </w:footnote>
@@ -23746,7 +24452,7 @@
           <w:szCs w:val="22"/>
           <w:rtl/>
         </w:rPr>
-        <w:t xml:space="preserve"> Schroeder, T. (2023). Clinical Death: Concept and Medical Resuscitation Techniques. Journal of Clinical Medicine Studies, published March 31, 2023.</w:t>
+        <w:t xml:space="preserve"> Nair-Collins, M. (2015). Clinical and Ethical Perspectives on Brain Death. Medicolegal and Bioethics, 5, 69-80.</w:t>
       </w:r>
     </w:p>
   </w:footnote>
@@ -23769,7 +24475,7 @@
           <w:szCs w:val="22"/>
           <w:rtl/>
         </w:rPr>
-        <w:t xml:space="preserve"> الدق، صلاح نجيب (2022). الأحكام المتعلّقة برفع أجهزة الإنعاش عن المريض. مجلة جمعية أنصار السنة المحمدية، مصر، مج14، ع88، ص14-16.</w:t>
+        <w:t xml:space="preserve"> Nair-Collins, M. (2015). Clinical and Ethical Perspectives on Brain Death. Medicolegal and Bioethics, 5, 69-80.</w:t>
       </w:r>
     </w:p>
   </w:footnote>
@@ -23792,7 +24498,7 @@
           <w:szCs w:val="22"/>
           <w:rtl/>
         </w:rPr>
-        <w:t xml:space="preserve"> قياسة، ندى (2010). الموت الدماغي بين الطب والدين. مجلة جامعة دمشق للعلوم الاقتصادية والقانونية، مج26، ع1، ص479-500.</w:t>
+        <w:t xml:space="preserve"> Schroeder, T. (2023). Clinical Death: Concept and Medical Resuscitation Techniques. Journal of Clinical Medicine Studies, published March 31, 2023.</w:t>
       </w:r>
     </w:p>
   </w:footnote>
@@ -23815,7 +24521,7 @@
           <w:szCs w:val="22"/>
           <w:rtl/>
         </w:rPr>
-        <w:t xml:space="preserve"> Journal of Law, Medicine &amp; Ethics (2025). Addressing the Problem of Brain Death Misdiagnosis. JLME, 53(2), 244-253.</w:t>
+        <w:t xml:space="preserve"> الدق، صلاح نجيب (2022). الأحكام المتعلّقة برفع أجهزة الإنعاش عن المريض. مجلة جمعية أنصار السنة المحمدية، مصر، مج14، ع88، ص14-16.</w:t>
       </w:r>
     </w:p>
   </w:footnote>
@@ -23838,7 +24544,7 @@
           <w:szCs w:val="22"/>
           <w:rtl/>
         </w:rPr>
-        <w:t xml:space="preserve"> الزحيلي، وهبة. الفقه الإسلامي وأدلته. ط4، دمشق: دار الفكر، ج2، أحكام الجنائز.</w:t>
+        <w:t xml:space="preserve"> قياسة، ندى (2010). الموت الدماغي بين الطب والدين. مجلة جامعة دمشق للعلوم الاقتصادية والقانونية، مج26، ع1، ص479-500.</w:t>
       </w:r>
     </w:p>
   </w:footnote>
@@ -23861,7 +24567,7 @@
           <w:szCs w:val="22"/>
           <w:rtl/>
         </w:rPr>
-        <w:t xml:space="preserve"> الزحيلي، وهبة. الفقه الإسلامي وأدلته. ط4، دمشق: دار الفكر، ج2، أحكام الجنائز.</w:t>
+        <w:t xml:space="preserve"> Journal of Law, Medicine &amp; Ethics (2025). Addressing the Problem of Brain Death Misdiagnosis. JLME, 53(2), 244-253.</w:t>
       </w:r>
     </w:p>
   </w:footnote>
@@ -23884,7 +24590,7 @@
           <w:szCs w:val="22"/>
           <w:rtl/>
         </w:rPr>
-        <w:t xml:space="preserve"> الرهوان، محمد بن أحمد (2021). موت الرحمة والأحكام الشرعية المتعلقة بإبقاء أجهزة الإنعاش الصناعي ونزعها. مجلة الجامعة القاسمية للعلوم الشرعية والدراسات الإسلامية، الشارقة، مج1، ع2.</w:t>
+        <w:t xml:space="preserve"> الزحيلي، وهبة. الفقه الإسلامي وأدلته. ط4، دمشق: دار الفكر، ج2، أحكام الجنائز.</w:t>
       </w:r>
     </w:p>
   </w:footnote>
@@ -23907,7 +24613,7 @@
           <w:szCs w:val="22"/>
           <w:rtl/>
         </w:rPr>
-        <w:t xml:space="preserve"> الرهوان، محمد بن أحمد (2021). موت الرحمة والأحكام الشرعية المتعلقة بإبقاء أجهزة الإنعاش الصناعي ونزعها. مجلة الجامعة القاسمية للعلوم الشرعية والدراسات الإسلامية، الشارقة، مج1، ع2.</w:t>
+        <w:t xml:space="preserve"> الزحيلي، وهبة. الفقه الإسلامي وأدلته. ط4، دمشق: دار الفكر، ج2، أحكام الجنائز.</w:t>
       </w:r>
     </w:p>
   </w:footnote>
@@ -23930,7 +24636,7 @@
           <w:szCs w:val="22"/>
           <w:rtl/>
         </w:rPr>
-        <w:t xml:space="preserve"> بن صفية، سليمان (2022). أحكام الموت الدماغي للإنسان والتصرف في أعضائه. مجلة الشهاب، الجزائر، مج8، ع2، ص411-434.</w:t>
+        <w:t xml:space="preserve"> الرهوان، محمد بن أحمد (2021). موت الرحمة والأحكام الشرعية المتعلقة بإبقاء أجهزة الإنعاش الصناعي ونزعها. مجلة الجامعة القاسمية للعلوم الشرعية والدراسات الإسلامية، الشارقة، مج1، ع2.</w:t>
       </w:r>
     </w:p>
   </w:footnote>
@@ -23953,7 +24659,7 @@
           <w:szCs w:val="22"/>
           <w:rtl/>
         </w:rPr>
-        <w:t xml:space="preserve"> بن صفية، سليمان (2022). أحكام الموت الدماغي للإنسان والتصرف في أعضائه. مجلة الشهاب، الجزائر، مج8، ع2، ص411-434.</w:t>
+        <w:t xml:space="preserve"> الرهوان، محمد بن أحمد (2021). موت الرحمة والأحكام الشرعية المتعلقة بإبقاء أجهزة الإنعاش الصناعي ونزعها. مجلة الجامعة القاسمية للعلوم الشرعية والدراسات الإسلامية، الشارقة، مج1، ع2.</w:t>
       </w:r>
     </w:p>
   </w:footnote>
@@ -23976,7 +24682,7 @@
           <w:szCs w:val="22"/>
           <w:rtl/>
         </w:rPr>
-        <w:t xml:space="preserve"> محمد، عبد الرزاق أحمد (2023). الوضع القانوني للميت دماغيًّا: دراسة قانونية مقارنة مع أحكام الفقه الإسلامي. مجلة المعهد، معهد العلمين للدراسات العليا، العراق، مج1، ص141-158.</w:t>
+        <w:t xml:space="preserve"> بن صفية، سليمان (2022). أحكام الموت الدماغي للإنسان والتصرف في أعضائه. مجلة الشهاب، الجزائر، مج8، ع2، ص411-434.</w:t>
       </w:r>
     </w:p>
   </w:footnote>
@@ -23999,7 +24705,7 @@
           <w:szCs w:val="22"/>
           <w:rtl/>
         </w:rPr>
-        <w:t xml:space="preserve"> Nair-Collins, M. (2015). Clinical and Ethical Perspectives on Brain Death. Medicolegal and Bioethics, 5, 69-80.</w:t>
+        <w:t xml:space="preserve"> بن صفية، سليمان (2022). أحكام الموت الدماغي للإنسان والتصرف في أعضائه. مجلة الشهاب، الجزائر، مج8، ع2، ص411-434.</w:t>
       </w:r>
     </w:p>
   </w:footnote>
@@ -24022,7 +24728,7 @@
           <w:szCs w:val="22"/>
           <w:rtl/>
         </w:rPr>
-        <w:t xml:space="preserve"> Russell, J. A., Epstein, L. G., Greer, D. M., Kirschen, M., Rubin, M. A., &amp; Lewis, A. (2019). Brain death, the determination of brain death, and member guidance for brain death accommodation requests: AAN position statement. Neurology, 92(5), 228-232.</w:t>
+        <w:t xml:space="preserve"> محمد، عبد الرزاق أحمد (2023). الوضع القانوني للميت دماغيًّا: دراسة قانونية مقارنة مع أحكام الفقه الإسلامي. مجلة المعهد، معهد العلمين للدراسات العليا، العراق، مج1، ص141-158.</w:t>
       </w:r>
     </w:p>
   </w:footnote>
@@ -24045,7 +24751,7 @@
           <w:szCs w:val="22"/>
           <w:rtl/>
         </w:rPr>
-        <w:t xml:space="preserve"> Journal of Law, Medicine &amp; Ethics (2025). Addressing the Problem of Brain Death Misdiagnosis. JLME, 53(2), 244-253.</w:t>
+        <w:t xml:space="preserve"> Nair-Collins, M. (2015). Clinical and Ethical Perspectives on Brain Death. Medicolegal and Bioethics, 5, 69-80.</w:t>
       </w:r>
     </w:p>
   </w:footnote>
@@ -24068,7 +24774,7 @@
           <w:szCs w:val="22"/>
           <w:rtl/>
         </w:rPr>
-        <w:t xml:space="preserve"> البخاري، أبي عبد الله محمد بن اسماعيل (2002). صحيح البخاري. ط1، دمشق بيروت: دار ابن كثير، كتاب الطب، رقم الحديث 5678.</w:t>
+        <w:t xml:space="preserve"> Russell, J. A., Epstein, L. G., Greer, D. M., Kirschen, M., Rubin, M. A., &amp; Lewis, A. (2019). Brain death, the determination of brain death, and member guidance for brain death accommodation requests: AAN position statement. Neurology, 92(5), 228-232.</w:t>
       </w:r>
     </w:p>
   </w:footnote>
@@ -24091,7 +24797,7 @@
           <w:szCs w:val="22"/>
           <w:rtl/>
         </w:rPr>
-        <w:t xml:space="preserve"> عبد المبدي، جهاد محمود (2024). الأحكام المتعلقة بممارسة الأعمال الطبية: دراسة مقارنة بين الفقه الإسلامي والقانون. ط1، القاهرة: المركز القومي للإصدارات القانونية.</w:t>
+        <w:t xml:space="preserve"> Journal of Law, Medicine &amp; Ethics (2025). Addressing the Problem of Brain Death Misdiagnosis. JLME, 53(2), 244-253.</w:t>
       </w:r>
     </w:p>
   </w:footnote>
@@ -24114,7 +24820,7 @@
           <w:szCs w:val="22"/>
           <w:rtl/>
         </w:rPr>
-        <w:t xml:space="preserve"> الرهوان، محمد بن أحمد (2021). موت الرحمة والأحكام الشرعية المتعلقة بإبقاء أجهزة الإنعاش الصناعي ونزعها. مجلة الجامعة القاسمية للعلوم الشرعية والدراسات الإسلامية، الشارقة، مج1، ع2.</w:t>
+        <w:t xml:space="preserve"> البخاري، أبي عبد الله محمد بن اسماعيل (2002). صحيح البخاري. ط1، دمشق بيروت: دار ابن كثير، كتاب الطب، رقم الحديث 5678.</w:t>
       </w:r>
     </w:p>
   </w:footnote>
@@ -24137,7 +24843,7 @@
           <w:szCs w:val="22"/>
           <w:rtl/>
         </w:rPr>
-        <w:t xml:space="preserve"> الزحيلي، وهبة. الفقه الإسلامي وأدلته. ط4، دمشق: دار الفكر، ج2، أحكام الجنائز.</w:t>
+        <w:t xml:space="preserve"> عبد المبدي، جهاد محمود (2024). الأحكام المتعلقة بممارسة الأعمال الطبية: دراسة مقارنة بين الفقه الإسلامي والقانون. ط1، القاهرة: المركز القومي للإصدارات القانونية.</w:t>
       </w:r>
     </w:p>
   </w:footnote>
@@ -24160,7 +24866,7 @@
           <w:szCs w:val="22"/>
           <w:rtl/>
         </w:rPr>
-        <w:t xml:space="preserve"> الحبلاني، سعود بن فرحان محمد (2006). حكم رفع أجهزة الإنعاش عن المتوفى دماغيًّا: دراسة فقهية مقارنة. مجلة كلية الدراسات الإسلامية والعربية للبنين بالقاهرة، جامعة الأزهر، مج24، ع1، ص454-490.</w:t>
+        <w:t xml:space="preserve"> الرهوان، محمد بن أحمد (2021). موت الرحمة والأحكام الشرعية المتعلقة بإبقاء أجهزة الإنعاش الصناعي ونزعها. مجلة الجامعة القاسمية للعلوم الشرعية والدراسات الإسلامية، الشارقة، مج1، ع2.</w:t>
       </w:r>
     </w:p>
   </w:footnote>
@@ -24183,7 +24889,7 @@
           <w:szCs w:val="22"/>
           <w:rtl/>
         </w:rPr>
-        <w:t xml:space="preserve"> ابن عابدين، محمد أمين (1421هـ). ردّ المحتار على الدرّ المختار (حاشية ابن عابدين). بيروت: دار الفكر، كتاب الجنائز.</w:t>
+        <w:t xml:space="preserve"> الزحيلي، وهبة. الفقه الإسلامي وأدلته. ط4، دمشق: دار الفكر، ج2، أحكام الجنائز.</w:t>
       </w:r>
     </w:p>
   </w:footnote>
@@ -24206,7 +24912,7 @@
           <w:szCs w:val="22"/>
           <w:rtl/>
         </w:rPr>
-        <w:t xml:space="preserve"> الدسوقي، محمد بن أحمد. حاشية الدسوقي على الشرح الكبير. بيروت: دار الفكر، كتاب الجنائز.</w:t>
+        <w:t xml:space="preserve"> الحبلاني، سعود بن فرحان محمد (2006). حكم رفع أجهزة الإنعاش عن المتوفى دماغيًّا: دراسة فقهية مقارنة. مجلة كلية الدراسات الإسلامية والعربية للبنين بالقاهرة، جامعة الأزهر، مج24، ع1، ص454-490.</w:t>
       </w:r>
     </w:p>
   </w:footnote>
@@ -24229,7 +24935,7 @@
           <w:szCs w:val="22"/>
           <w:rtl/>
         </w:rPr>
-        <w:t xml:space="preserve"> الشربيني، محمد الخطيب. مغني المحتاج إلى معرفة معاني ألفاظ المنهاج. بيروت: دار الفكر، كتاب الجنائز.</w:t>
+        <w:t xml:space="preserve"> ابن عابدين، محمد أمين (1421هـ). ردّ المحتار على الدرّ المختار (حاشية ابن عابدين). بيروت: دار الفكر، كتاب الجنائز.</w:t>
       </w:r>
     </w:p>
   </w:footnote>
@@ -24252,7 +24958,7 @@
           <w:szCs w:val="22"/>
           <w:rtl/>
         </w:rPr>
-        <w:t xml:space="preserve"> البهوتي، منصور بن يونس (1402هـ). كشّاف القناع عن متن الإقناع. بيروت: دار الفكر، كتاب الجنائز.</w:t>
+        <w:t xml:space="preserve"> الدسوقي، محمد بن أحمد. حاشية الدسوقي على الشرح الكبير. بيروت: دار الفكر، كتاب الجنائز.</w:t>
       </w:r>
     </w:p>
   </w:footnote>
@@ -24275,7 +24981,7 @@
           <w:szCs w:val="22"/>
           <w:rtl/>
         </w:rPr>
-        <w:t xml:space="preserve"> السرخسي، محمد بن أحمد. المبسوط. بيروت: دار المعرفة، كتاب الجنائز.</w:t>
+        <w:t xml:space="preserve"> الشربيني، محمد الخطيب. مغني المحتاج إلى معرفة معاني ألفاظ المنهاج. بيروت: دار الفكر، كتاب الجنائز.</w:t>
       </w:r>
     </w:p>
   </w:footnote>
@@ -24298,7 +25004,7 @@
           <w:szCs w:val="22"/>
           <w:rtl/>
         </w:rPr>
-        <w:t xml:space="preserve"> الكاساني، علاء الدين أبو بكر (1982). بدائع الصنائع في ترتيب الشرائع. بيروت: دار الكتاب العربي، كتاب الجنائز.</w:t>
+        <w:t xml:space="preserve"> البهوتي، منصور بن يونس (1402هـ). كشّاف القناع عن متن الإقناع. بيروت: دار الفكر، كتاب الجنائز.</w:t>
       </w:r>
     </w:p>
   </w:footnote>
@@ -24321,7 +25027,7 @@
           <w:szCs w:val="22"/>
           <w:rtl/>
         </w:rPr>
-        <w:t xml:space="preserve"> القرافي، أحمد بن إدريس (1994). الذخيرة. بيروت: دار الغرب، كتاب الجنائز.</w:t>
+        <w:t xml:space="preserve"> السرخسي، محمد بن أحمد. المبسوط. بيروت: دار المعرفة، كتاب الجنائز.</w:t>
       </w:r>
     </w:p>
   </w:footnote>
@@ -24344,7 +25050,7 @@
           <w:szCs w:val="22"/>
           <w:rtl/>
         </w:rPr>
-        <w:t xml:space="preserve"> الحطّاب، محمد بن محمد (1398هـ). مواهب الجليل في شرح مختصر خليل. بيروت: دار الفكر، كتاب الجنائز.</w:t>
+        <w:t xml:space="preserve"> الكاساني، علاء الدين أبو بكر (1982). بدائع الصنائع في ترتيب الشرائع. بيروت: دار الكتاب العربي، كتاب الجنائز.</w:t>
       </w:r>
     </w:p>
   </w:footnote>
@@ -24367,7 +25073,7 @@
           <w:szCs w:val="22"/>
           <w:rtl/>
         </w:rPr>
-        <w:t xml:space="preserve"> النووي، يحيى بن شرف (1997). المجموع شرح المهذّب. بيروت: دار الفكر، كتاب الجنائز.</w:t>
+        <w:t xml:space="preserve"> القرافي، أحمد بن إدريس (1994). الذخيرة. بيروت: دار الغرب، كتاب الجنائز.</w:t>
       </w:r>
     </w:p>
   </w:footnote>
@@ -24390,7 +25096,7 @@
           <w:szCs w:val="22"/>
           <w:rtl/>
         </w:rPr>
-        <w:t xml:space="preserve"> الرملي، محمد بن أحمد (1404هـ). نهاية المحتاج إلى شرح المنهاج. بيروت: دار الفكر للطباعة، كتاب الجنائز.</w:t>
+        <w:t xml:space="preserve"> الحطّاب، محمد بن محمد (1398هـ). مواهب الجليل في شرح مختصر خليل. بيروت: دار الفكر، كتاب الجنائز.</w:t>
       </w:r>
     </w:p>
   </w:footnote>
@@ -24413,7 +25119,7 @@
           <w:szCs w:val="22"/>
           <w:rtl/>
         </w:rPr>
-        <w:t xml:space="preserve"> المرداوي، علاء الدين علي بن سليمان. الإنصاف في معرفة الراجح من الخلاف. بيروت: دار إحياء التراث العربي، كتاب الجنائز.</w:t>
+        <w:t xml:space="preserve"> النووي، يحيى بن شرف (1997). المجموع شرح المهذّب. بيروت: دار الفكر، كتاب الجنائز.</w:t>
       </w:r>
     </w:p>
   </w:footnote>
@@ -24436,7 +25142,7 @@
           <w:szCs w:val="22"/>
           <w:rtl/>
         </w:rPr>
-        <w:t xml:space="preserve"> Nair-Collins, M. (2015). Clinical and Ethical Perspectives on Brain Death. Medicolegal and Bioethics, 5, 69-80.</w:t>
+        <w:t xml:space="preserve"> الرملي، محمد بن أحمد (1404هـ). نهاية المحتاج إلى شرح المنهاج. بيروت: دار الفكر للطباعة، كتاب الجنائز.</w:t>
       </w:r>
     </w:p>
   </w:footnote>
@@ -24459,7 +25165,7 @@
           <w:szCs w:val="22"/>
           <w:rtl/>
         </w:rPr>
-        <w:t xml:space="preserve"> Nair-Collins, M. (2015). Clinical and Ethical Perspectives on Brain Death. Medicolegal and Bioethics, 5, 69-80.</w:t>
+        <w:t xml:space="preserve"> المرداوي، علاء الدين علي بن سليمان. الإنصاف في معرفة الراجح من الخلاف. بيروت: دار إحياء التراث العربي، كتاب الجنائز.</w:t>
       </w:r>
     </w:p>
   </w:footnote>
@@ -24482,7 +25188,7 @@
           <w:szCs w:val="22"/>
           <w:rtl/>
         </w:rPr>
-        <w:t xml:space="preserve"> البار، محمد علي (1987). التعريف الطبي للموت. مجلة مجمع الفقه الإسلامي، جدة: منظمة المؤتمر الإسلامي، العدد الثالث.</w:t>
+        <w:t xml:space="preserve"> Nair-Collins, M. (2015). Clinical and Ethical Perspectives on Brain Death. Medicolegal and Bioethics, 5, 69-80.</w:t>
       </w:r>
     </w:p>
   </w:footnote>
@@ -24505,7 +25211,7 @@
           <w:szCs w:val="22"/>
           <w:rtl/>
         </w:rPr>
-        <w:t xml:space="preserve"> بن صفية، سليمان (2022). أحكام الموت الدماغي للإنسان والتصرف في أعضائه. مجلة الشهاب، الجزائر، مج8، ع2، ص411-434.</w:t>
+        <w:t xml:space="preserve"> Nair-Collins, M. (2015). Clinical and Ethical Perspectives on Brain Death. Medicolegal and Bioethics, 5, 69-80.</w:t>
       </w:r>
     </w:p>
   </w:footnote>
@@ -24528,7 +25234,7 @@
           <w:szCs w:val="22"/>
           <w:rtl/>
         </w:rPr>
-        <w:t xml:space="preserve"> Nair-Collins, M. (2015). Clinical and Ethical Perspectives on Brain Death. Medicolegal and Bioethics, 5, 69-80.</w:t>
+        <w:t xml:space="preserve"> البار، محمد علي (1987). التعريف الطبي للموت. مجلة مجمع الفقه الإسلامي، جدة: منظمة المؤتمر الإسلامي، العدد الثالث.</w:t>
       </w:r>
     </w:p>
   </w:footnote>
@@ -24551,7 +25257,7 @@
           <w:szCs w:val="22"/>
           <w:rtl/>
         </w:rPr>
-        <w:t xml:space="preserve"> الزكي، عبد الله (2020). نقل أعضاء الميت موتًا سريريًّا في الفقه الإسلامي. مجلة المنهل، جامعة الوادي، الجزائر، مج6، ع2.</w:t>
+        <w:t xml:space="preserve"> بن صفية، سليمان (2022). أحكام الموت الدماغي للإنسان والتصرف في أعضائه. مجلة الشهاب، الجزائر، مج8، ع2، ص411-434.</w:t>
       </w:r>
     </w:p>
   </w:footnote>
@@ -24574,7 +25280,7 @@
           <w:szCs w:val="22"/>
           <w:rtl/>
         </w:rPr>
-        <w:t xml:space="preserve"> البار، محمد علي (1987). التعريف الطبي للموت. مجلة مجمع الفقه الإسلامي، جدة: منظمة المؤتمر الإسلامي، العدد الثالث.</w:t>
+        <w:t xml:space="preserve"> Nair-Collins, M. (2015). Clinical and Ethical Perspectives on Brain Death. Medicolegal and Bioethics, 5, 69-80.</w:t>
       </w:r>
     </w:p>
   </w:footnote>
@@ -24597,7 +25303,7 @@
           <w:szCs w:val="22"/>
           <w:rtl/>
         </w:rPr>
-        <w:t xml:space="preserve"> بن صفية، سليمان (2022). أحكام الموت الدماغي للإنسان والتصرف في أعضائه. مجلة الشهاب، الجزائر، مج8، ع2، ص411-434.</w:t>
+        <w:t xml:space="preserve"> الزكي، عبد الله (2020). نقل أعضاء الميت موتًا سريريًّا في الفقه الإسلامي. مجلة المنهل، جامعة الوادي، الجزائر، مج6، ع2.</w:t>
       </w:r>
     </w:p>
   </w:footnote>
@@ -24643,7 +25349,7 @@
           <w:szCs w:val="22"/>
           <w:rtl/>
         </w:rPr>
-        <w:t xml:space="preserve"> بكر أبو زيد، بكر بن عبد الله (1987). أجهزة الإنعاش وحقيقة الوفاة بين الفقهاء والأطباء. مجلة مجمع الفقه الإسلامي، جدة، العدد الثالث.</w:t>
+        <w:t xml:space="preserve"> بن صفية، سليمان (2022). أحكام الموت الدماغي للإنسان والتصرف في أعضائه. مجلة الشهاب، الجزائر، مج8، ع2، ص411-434.</w:t>
       </w:r>
     </w:p>
   </w:footnote>
@@ -24666,7 +25372,7 @@
           <w:szCs w:val="22"/>
           <w:rtl/>
         </w:rPr>
-        <w:t xml:space="preserve"> العرّان، أنس مهدي محمد (2023). حكم رفع أجهزة الإنعاش عن المريض الميؤوس منه: دراسة طبية فقهية معاصرة. مجلة مركز بابل للدراسات الإنسانية، العراق، مج13، ع2، ص363-384.</w:t>
+        <w:t xml:space="preserve"> البار، محمد علي (1987). التعريف الطبي للموت. مجلة مجمع الفقه الإسلامي، جدة: منظمة المؤتمر الإسلامي، العدد الثالث.</w:t>
       </w:r>
     </w:p>
   </w:footnote>
@@ -24689,7 +25395,7 @@
           <w:szCs w:val="22"/>
           <w:rtl/>
         </w:rPr>
-        <w:t xml:space="preserve"> البخاري، أبي عبد الله محمد بن اسماعيل (2002). صحيح البخاري. ط1، دمشق بيروت: دار ابن كثير، كتاب الجنائز، رقم الحديث 1315.</w:t>
+        <w:t xml:space="preserve"> بكر أبو زيد، بكر بن عبد الله (1987). أجهزة الإنعاش وحقيقة الوفاة بين الفقهاء والأطباء. مجلة مجمع الفقه الإسلامي، جدة، العدد الثالث.</w:t>
       </w:r>
     </w:p>
   </w:footnote>
@@ -24712,7 +25418,7 @@
           <w:szCs w:val="22"/>
           <w:rtl/>
         </w:rPr>
-        <w:t xml:space="preserve"> قياسة، ندى (2010). الموت الدماغي بين الطب والدين. مجلة جامعة دمشق للعلوم الاقتصادية والقانونية، مج26، ع1، ص479-500.</w:t>
+        <w:t xml:space="preserve"> العرّان، أنس مهدي محمد (2023). حكم رفع أجهزة الإنعاش عن المريض الميؤوس منه: دراسة طبية فقهية معاصرة. مجلة مركز بابل للدراسات الإنسانية، العراق، مج13، ع2، ص363-384.</w:t>
       </w:r>
     </w:p>
   </w:footnote>
@@ -24735,7 +25441,7 @@
           <w:szCs w:val="22"/>
           <w:rtl/>
         </w:rPr>
-        <w:t xml:space="preserve"> قانون الموت الدماغي-التنفسي الإسرائيلي لسنة 2008 (חוק מוות מוחי-נשימתי, התשס"ח-2008)، الكنيست، سجل القوانين الإسرائيلي.</w:t>
+        <w:t xml:space="preserve"> البخاري، أبي عبد الله محمد بن اسماعيل (2002). صحيح البخاري. ط1، دمشق بيروت: دار ابن كثير، كتاب الجنائز، رقم الحديث 1315.</w:t>
       </w:r>
     </w:p>
   </w:footnote>
@@ -24758,7 +25464,7 @@
           <w:szCs w:val="22"/>
           <w:rtl/>
         </w:rPr>
-        <w:t xml:space="preserve"> قانون الموت الدماغي-التنفسي الإسرائيلي لسنة 2008 (חוק מוות מוחי-נשימתי, התשס"ח-2008)، الكنيست، سجل القوانين الإسرائيلي.</w:t>
+        <w:t xml:space="preserve"> قياسة، ندى (2010). الموت الدماغي بين الطب والدين. مجلة جامعة دمشق للعلوم الاقتصادية والقانونية، مج26، ع1، ص479-500.</w:t>
       </w:r>
     </w:p>
   </w:footnote>
@@ -24781,7 +25487,7 @@
           <w:szCs w:val="22"/>
           <w:rtl/>
         </w:rPr>
-        <w:t xml:space="preserve"> قياسة، ندى (2010). الموت الدماغي بين الطب والدين. مجلة جامعة دمشق للعلوم الاقتصادية والقانونية، مج26، ع1، ص479-500.</w:t>
+        <w:t xml:space="preserve"> قانون الموت الدماغي-التنفسي الإسرائيلي لسنة 2008 (חוק מוות מוחי-נשימתי, התשס"ח-2008)، الكنيست، سجل القوانين الإسرائيلي.</w:t>
       </w:r>
     </w:p>
   </w:footnote>
@@ -24804,7 +25510,7 @@
           <w:szCs w:val="22"/>
           <w:rtl/>
         </w:rPr>
-        <w:t xml:space="preserve"> قياسة، ندى (2010). الموت الدماغي بين الطب والدين. مجلة جامعة دمشق للعلوم الاقتصادية والقانونية، مج26، ع1، ص479-500.</w:t>
+        <w:t xml:space="preserve"> قانون الموت الدماغي-التنفسي الإسرائيلي لسنة 2008 (חוק מוות מוחי-נשימתי, התשס"ח-2008)، الكنيست، سجل القوانين الإسرائيلي.</w:t>
       </w:r>
     </w:p>
   </w:footnote>
@@ -24827,7 +25533,7 @@
           <w:szCs w:val="22"/>
           <w:rtl/>
         </w:rPr>
-        <w:t xml:space="preserve"> شريعة حمورابي، المواد 215-218 المتعلقة بأجر الطبيب الجرّاح وعقوبته؛ وينظر في تاريخ المسؤولية الطبية: الشماخي، هدى عبد الباسط محمود (2020). المسئولية عن الأعمال الطبية في الفقه الإسلامي. ط1، القاهرة: المركز القومي للإصدارات القانونية.</w:t>
+        <w:t xml:space="preserve"> قياسة، ندى (2010). الموت الدماغي بين الطب والدين. مجلة جامعة دمشق للعلوم الاقتصادية والقانونية، مج26، ع1، ص479-500.</w:t>
       </w:r>
     </w:p>
   </w:footnote>
@@ -24850,7 +25556,7 @@
           <w:szCs w:val="22"/>
           <w:rtl/>
         </w:rPr>
-        <w:t xml:space="preserve"> شريعة حمورابي، المواد 215-218 المتعلقة بأجر الطبيب الجرّاح وعقوبته؛ وينظر في تاريخ المسؤولية الطبية: الشماخي، هدى عبد الباسط محمود (2020). المسئولية عن الأعمال الطبية في الفقه الإسلامي. ط1، القاهرة: المركز القومي للإصدارات القانونية.</w:t>
+        <w:t xml:space="preserve"> قياسة، ندى (2010). الموت الدماغي بين الطب والدين. مجلة جامعة دمشق للعلوم الاقتصادية والقانونية، مج26، ع1، ص479-500.</w:t>
       </w:r>
     </w:p>
   </w:footnote>
@@ -24873,7 +25579,7 @@
           <w:szCs w:val="22"/>
           <w:rtl/>
         </w:rPr>
-        <w:t xml:space="preserve"> لدغش، رحيمة (2019). الموت السريري والموت الدماغي وأثرهما في الأحكام الشرعية. مجلة العلوم القانونية والسياسية، مج10، ع1.</w:t>
+        <w:t xml:space="preserve"> شريعة حمورابي، المواد 215-218 المتعلقة بأجر الطبيب الجرّاح وعقوبته؛ وينظر في تاريخ المسؤولية الطبية: الشماخي، هدى عبد الباسط محمود (2020). المسئولية عن الأعمال الطبية في الفقه الإسلامي. ط1، القاهرة: المركز القومي للإصدارات القانونية.</w:t>
       </w:r>
     </w:p>
   </w:footnote>
@@ -24896,7 +25602,7 @@
           <w:szCs w:val="22"/>
           <w:rtl/>
         </w:rPr>
-        <w:t xml:space="preserve"> الزكي، عبد الله (2020). نقل أعضاء الميت موتًا سريريًّا في الفقه الإسلامي. مجلة المنهل، جامعة الوادي، الجزائر، مج6، ع2.</w:t>
+        <w:t xml:space="preserve"> شريعة حمورابي، المواد 215-218 المتعلقة بأجر الطبيب الجرّاح وعقوبته؛ وينظر في تاريخ المسؤولية الطبية: الشماخي، هدى عبد الباسط محمود (2020). المسئولية عن الأعمال الطبية في الفقه الإسلامي. ط1، القاهرة: المركز القومي للإصدارات القانونية.</w:t>
       </w:r>
     </w:p>
   </w:footnote>
@@ -24919,7 +25625,7 @@
           <w:szCs w:val="22"/>
           <w:rtl/>
         </w:rPr>
-        <w:t xml:space="preserve"> الحبلاني، سعود بن فرحان محمد (2006). حكم رفع أجهزة الإنعاش عن المتوفى دماغيًّا: دراسة فقهية مقارنة. مجلة كلية الدراسات الإسلامية والعربية للبنين بالقاهرة، جامعة الأزهر، مج24، ع1، ص454-490.</w:t>
+        <w:t xml:space="preserve"> لدغش، رحيمة (2019). الموت السريري والموت الدماغي وأثرهما في الأحكام الشرعية. مجلة العلوم القانونية والسياسية، مج10، ع1.</w:t>
       </w:r>
     </w:p>
   </w:footnote>
@@ -24942,7 +25648,7 @@
           <w:szCs w:val="22"/>
           <w:rtl/>
         </w:rPr>
-        <w:t xml:space="preserve"> لدغش، رحيمة (2019). الموت السريري والموت الدماغي وأثرهما في الأحكام الشرعية. مجلة العلوم القانونية والسياسية، مج10، ع1.</w:t>
+        <w:t xml:space="preserve"> الدق، صلاح نجيب (2022). الأحكام المتعلّقة برفع أجهزة الإنعاش عن المريض. مجلة جمعية أنصار السنة المحمدية، مصر، مج14، ع88، ص14-16.</w:t>
       </w:r>
     </w:p>
   </w:footnote>
@@ -24965,7 +25671,7 @@
           <w:szCs w:val="22"/>
           <w:rtl/>
         </w:rPr>
-        <w:t xml:space="preserve"> محمد، عبد الرزاق أحمد (2023). الوضع القانوني للميت دماغيًّا: دراسة قانونية مقارنة مع أحكام الفقه الإسلامي. مجلة المعهد، معهد العلمين للدراسات العليا، العراق، مج1، ص141-158.</w:t>
+        <w:t xml:space="preserve"> الزكي، عبد الله (2020). نقل أعضاء الميت موتًا سريريًّا في الفقه الإسلامي. مجلة المنهل، جامعة الوادي، الجزائر، مج6، ع2.</w:t>
       </w:r>
     </w:p>
   </w:footnote>
@@ -24988,7 +25694,7 @@
           <w:szCs w:val="22"/>
           <w:rtl/>
         </w:rPr>
-        <w:t xml:space="preserve"> ابن قدامة، عبد الله بن أحمد (1405هـ). المغني. بيروت: دار الفكر، كتاب الجراح.</w:t>
+        <w:t xml:space="preserve"> الحبلاني، سعود بن فرحان محمد (2006). حكم رفع أجهزة الإنعاش عن المتوفى دماغيًّا: دراسة فقهية مقارنة. مجلة كلية الدراسات الإسلامية والعربية للبنين بالقاهرة، جامعة الأزهر، مج24، ع1، ص454-490.</w:t>
       </w:r>
     </w:p>
   </w:footnote>
@@ -25011,7 +25717,7 @@
           <w:szCs w:val="22"/>
           <w:rtl/>
         </w:rPr>
-        <w:t xml:space="preserve"> Journal of Law, Medicine &amp; Ethics (2025). Addressing the Problem of Brain Death Misdiagnosis. JLME, 53(2), 244-253.</w:t>
+        <w:t xml:space="preserve"> لدغش، رحيمة (2019). الموت السريري والموت الدماغي وأثرهما في الأحكام الشرعية. مجلة العلوم القانونية والسياسية، مج10، ع1.</w:t>
       </w:r>
     </w:p>
   </w:footnote>
@@ -25034,7 +25740,7 @@
           <w:szCs w:val="22"/>
           <w:rtl/>
         </w:rPr>
-        <w:t xml:space="preserve"> الزكي، عبد الله (2020). نقل أعضاء الميت موتًا سريريًّا في الفقه الإسلامي. مجلة المنهل، جامعة الوادي، الجزائر، مج6، ع2.</w:t>
+        <w:t xml:space="preserve"> محمد، عبد الرزاق أحمد (2023). الوضع القانوني للميت دماغيًّا: دراسة قانونية مقارنة مع أحكام الفقه الإسلامي. مجلة المعهد، معهد العلمين للدراسات العليا، العراق، مج1، ص141-158.</w:t>
       </w:r>
     </w:p>
   </w:footnote>
@@ -25057,7 +25763,7 @@
           <w:szCs w:val="22"/>
           <w:rtl/>
         </w:rPr>
-        <w:t xml:space="preserve"> Russell, J. A., Epstein, L. G., Greer, D. M., Kirschen, M., Rubin, M. A., &amp; Lewis, A. (2019). Brain death, the determination of brain death, and member guidance for brain death accommodation requests: AAN position statement. Neurology, 92(5), 228-232.</w:t>
+        <w:t xml:space="preserve"> ابن قدامة، عبد الله بن أحمد (1405هـ). المغني. بيروت: دار الفكر، كتاب الجراح.</w:t>
       </w:r>
     </w:p>
   </w:footnote>
@@ -25080,7 +25786,7 @@
           <w:szCs w:val="22"/>
           <w:rtl/>
         </w:rPr>
-        <w:t xml:space="preserve"> Gostin, L. O. (2014). Legal and Ethical Responsibilities Following Brain Death: The McMath and Munoz Cases. JAMA, published online January 24, 2014.</w:t>
+        <w:t xml:space="preserve"> Journal of Law, Medicine &amp; Ethics (2025). Addressing the Problem of Brain Death Misdiagnosis. JLME, 53(2), 244-253.</w:t>
       </w:r>
     </w:p>
   </w:footnote>
@@ -25103,7 +25809,7 @@
           <w:szCs w:val="22"/>
           <w:rtl/>
         </w:rPr>
-        <w:t xml:space="preserve"> Russell, J. A., Epstein, L. G., Greer, D. M., Kirschen, M., Rubin, M. A., &amp; Lewis, A. (2019). Brain death, the determination of brain death, and member guidance for brain death accommodation requests: AAN position statement. Neurology, 92(5), 228-232.</w:t>
+        <w:t xml:space="preserve"> الزكي، عبد الله (2020). نقل أعضاء الميت موتًا سريريًّا في الفقه الإسلامي. مجلة المنهل، جامعة الوادي، الجزائر، مج6، ع2.</w:t>
       </w:r>
     </w:p>
   </w:footnote>
@@ -25126,7 +25832,7 @@
           <w:szCs w:val="22"/>
           <w:rtl/>
         </w:rPr>
-        <w:t xml:space="preserve"> Gostin, L. O. (2014). Legal and Ethical Responsibilities Following Brain Death: The McMath and Munoz Cases. JAMA, published online January 24, 2014.</w:t>
+        <w:t xml:space="preserve"> Russell, J. A., Epstein, L. G., Greer, D. M., Kirschen, M., Rubin, M. A., &amp; Lewis, A. (2019). Brain death, the determination of brain death, and member guidance for brain death accommodation requests: AAN position statement. Neurology, 92(5), 228-232.</w:t>
       </w:r>
     </w:p>
   </w:footnote>
@@ -25149,7 +25855,7 @@
           <w:szCs w:val="22"/>
           <w:rtl/>
         </w:rPr>
-        <w:t xml:space="preserve"> محمد، عبد الرزاق أحمد (2023). الوضع القانوني للميت دماغيًّا: دراسة قانونية مقارنة مع أحكام الفقه الإسلامي. مجلة المعهد، معهد العلمين للدراسات العليا، العراق، مج1، ص141-158.</w:t>
+        <w:t xml:space="preserve"> Gostin, L. O. (2014). Legal and Ethical Responsibilities Following Brain Death: The McMath and Munoz Cases. JAMA, published online January 24, 2014.</w:t>
       </w:r>
     </w:p>
   </w:footnote>
@@ -25172,7 +25878,7 @@
           <w:szCs w:val="22"/>
           <w:rtl/>
         </w:rPr>
-        <w:t xml:space="preserve"> الشلتوني، أنور (2024). ضوابط رفع أجهزة الإنعاش الصناعي عن الميت دماغيًّا - دراسة مقارنة. مجلة البحوث القانونية والاقتصادية (المنصورة)، ص1-48.</w:t>
+        <w:t xml:space="preserve"> Russell, J. A., Epstein, L. G., Greer, D. M., Kirschen, M., Rubin, M. A., &amp; Lewis, A. (2019). Brain death, the determination of brain death, and member guidance for brain death accommodation requests: AAN position statement. Neurology, 92(5), 228-232.</w:t>
       </w:r>
     </w:p>
   </w:footnote>
@@ -25195,7 +25901,7 @@
           <w:szCs w:val="22"/>
           <w:rtl/>
         </w:rPr>
-        <w:t xml:space="preserve"> الشماخي، هدى عبد الباسط محمود (2020). المسئولية عن الأعمال الطبية في الفقه الإسلامي: دراسة مقارنة. ط1، القاهرة: المركز القومي للإصدارات القانونية.</w:t>
+        <w:t xml:space="preserve"> Gostin, L. O. (2014). Legal and Ethical Responsibilities Following Brain Death: The McMath and Munoz Cases. JAMA, published online January 24, 2014.</w:t>
       </w:r>
     </w:p>
   </w:footnote>
@@ -25218,7 +25924,7 @@
           <w:szCs w:val="22"/>
           <w:rtl/>
         </w:rPr>
-        <w:t xml:space="preserve"> الشلتوني، أنور (2024). ضوابط رفع أجهزة الإنعاش الصناعي عن الميت دماغيًّا - دراسة مقارنة. مجلة البحوث القانونية والاقتصادية (المنصورة)، ص1-48.</w:t>
+        <w:t xml:space="preserve"> محمد، عبد الرزاق أحمد (2023). الوضع القانوني للميت دماغيًّا: دراسة قانونية مقارنة مع أحكام الفقه الإسلامي. مجلة المعهد، معهد العلمين للدراسات العليا، العراق، مج1، ص141-158.</w:t>
       </w:r>
     </w:p>
   </w:footnote>
@@ -25241,7 +25947,7 @@
           <w:szCs w:val="22"/>
           <w:rtl/>
         </w:rPr>
-        <w:t xml:space="preserve"> الشماخي، هدى عبد الباسط محمود (2020). المسئولية عن الأعمال الطبية في الفقه الإسلامي: دراسة مقارنة. ط1، القاهرة: المركز القومي للإصدارات القانونية.</w:t>
+        <w:t xml:space="preserve"> الشلتوني، أنور (2024). ضوابط رفع أجهزة الإنعاش الصناعي عن الميت دماغيًّا - دراسة مقارنة. مجلة البحوث القانونية والاقتصادية (المنصورة)، ص1-48.</w:t>
       </w:r>
     </w:p>
   </w:footnote>
@@ -25264,7 +25970,7 @@
           <w:szCs w:val="22"/>
           <w:rtl/>
         </w:rPr>
-        <w:t xml:space="preserve"> العرّان، أنس مهدي محمد (2023). حكم رفع أجهزة الإنعاش عن المريض الميؤوس منه: دراسة طبية فقهية معاصرة. مجلة مركز بابل للدراسات الإنسانية، العراق، مج13، ع2، ص363-384.</w:t>
+        <w:t xml:space="preserve"> الشماخي، هدى عبد الباسط محمود (2020). المسئولية عن الأعمال الطبية في الفقه الإسلامي: دراسة مقارنة. ط1، القاهرة: المركز القومي للإصدارات القانونية.</w:t>
       </w:r>
     </w:p>
   </w:footnote>
@@ -25287,7 +25993,7 @@
           <w:szCs w:val="22"/>
           <w:rtl/>
         </w:rPr>
-        <w:t xml:space="preserve"> بن صفية، سليمان (2022). أحكام الموت الدماغي للإنسان والتصرف في أعضائه. مجلة الشهاب، الجزائر، مج8، ع2، ص411-434.</w:t>
+        <w:t xml:space="preserve"> الشلتوني، أنور (2024). ضوابط رفع أجهزة الإنعاش الصناعي عن الميت دماغيًّا - دراسة مقارنة. مجلة البحوث القانونية والاقتصادية (المنصورة)، ص1-48.</w:t>
       </w:r>
     </w:p>
   </w:footnote>
@@ -25310,7 +26016,7 @@
           <w:szCs w:val="22"/>
           <w:rtl/>
         </w:rPr>
-        <w:t xml:space="preserve"> Ancillary Tests for Brain Death (2025). Frontiers in Neurology, vol. 15 (2024), published January 7, 2025.</w:t>
+        <w:t xml:space="preserve"> الشماخي، هدى عبد الباسط محمود (2020). المسئولية عن الأعمال الطبية في الفقه الإسلامي: دراسة مقارنة. ط1، القاهرة: المركز القومي للإصدارات القانونية.</w:t>
       </w:r>
     </w:p>
   </w:footnote>
@@ -25356,7 +26062,7 @@
           <w:szCs w:val="22"/>
           <w:rtl/>
         </w:rPr>
-        <w:t xml:space="preserve"> شتوان، بلقاسم (2012). إشكالية الموت السريري الإكلينيكي بين الفقه والطب وأثره على نقل وزرع الأعضاء البشرية. مجلة الشريعة والاقتصاد، مج1، ع2، ص329-348.</w:t>
+        <w:t xml:space="preserve"> بن صفية، سليمان (2022). أحكام الموت الدماغي للإنسان والتصرف في أعضائه. مجلة الشهاب، الجزائر، مج8، ع2، ص411-434.</w:t>
       </w:r>
     </w:p>
   </w:footnote>
@@ -25379,7 +26085,7 @@
           <w:szCs w:val="22"/>
           <w:rtl/>
         </w:rPr>
-        <w:t xml:space="preserve"> الكميتي، أحمد عمران مصطفى (2024). الأحكام الفقهية الخاصة برفع أجهزة الإنعاش عن المريض حكمًا وتأصيلًا. مجلة المنتدى الأكاديمي للعلوم الإنسانية، ليبيا، مج8، ع1، ص157-204.</w:t>
+        <w:t xml:space="preserve"> Ancillary Tests for Brain Death (2025). Frontiers in Neurology, vol. 15 (2024), published January 7, 2025.</w:t>
       </w:r>
     </w:p>
   </w:footnote>
@@ -25402,7 +26108,7 @@
           <w:szCs w:val="22"/>
           <w:rtl/>
         </w:rPr>
-        <w:t xml:space="preserve"> الشاطبي، إبراهيم بن موسى. الموافقات في أصول الشريعة. بيروت: دار المعرفة.</w:t>
+        <w:t xml:space="preserve"> العرّان، أنس مهدي محمد (2023). حكم رفع أجهزة الإنعاش عن المريض الميؤوس منه: دراسة طبية فقهية معاصرة. مجلة مركز بابل للدراسات الإنسانية، العراق، مج13، ع2، ص363-384.</w:t>
       </w:r>
     </w:p>
   </w:footnote>
@@ -25425,7 +26131,7 @@
           <w:szCs w:val="22"/>
           <w:rtl/>
         </w:rPr>
-        <w:t xml:space="preserve"> ابن عاشور، محمد الطاهر. مقاصد الشريعة الإسلامية. تونس: الدار التونسية للنشر.</w:t>
+        <w:t xml:space="preserve"> شتوان، بلقاسم (2012). إشكالية الموت السريري الإكلينيكي بين الفقه والطب وأثره على نقل وزرع الأعضاء البشرية. مجلة الشريعة والاقتصاد، مج1، ع2، ص329-348.</w:t>
       </w:r>
     </w:p>
   </w:footnote>
@@ -25448,7 +26154,7 @@
           <w:szCs w:val="22"/>
           <w:rtl/>
         </w:rPr>
-        <w:t xml:space="preserve"> الشاطبي، إبراهيم بن موسى. الموافقات في أصول الشريعة. بيروت: دار المعرفة.</w:t>
+        <w:t xml:space="preserve"> الكميتي، أحمد عمران مصطفى (2024). الأحكام الفقهية الخاصة برفع أجهزة الإنعاش عن المريض حكمًا وتأصيلًا. مجلة المنتدى الأكاديمي للعلوم الإنسانية، ليبيا، مج8، ع1، ص157-204.</w:t>
       </w:r>
     </w:p>
   </w:footnote>
@@ -25471,7 +26177,7 @@
           <w:szCs w:val="22"/>
           <w:rtl/>
         </w:rPr>
-        <w:t xml:space="preserve"> ابن عاشور، محمد الطاهر. مقاصد الشريعة الإسلامية. تونس: الدار التونسية للنشر.</w:t>
+        <w:t xml:space="preserve"> الشاطبي، إبراهيم بن موسى. الموافقات في أصول الشريعة. بيروت: دار المعرفة.</w:t>
       </w:r>
     </w:p>
   </w:footnote>
@@ -25494,7 +26200,7 @@
           <w:szCs w:val="22"/>
           <w:rtl/>
         </w:rPr>
-        <w:t xml:space="preserve"> الريسوني، أحمد (2010). مدخل إلى مقاصد الشريعة. ط1، المنصورة: دار الكلمة.</w:t>
+        <w:t xml:space="preserve"> ابن عاشور، محمد الطاهر. مقاصد الشريعة الإسلامية. تونس: الدار التونسية للنشر.</w:t>
       </w:r>
     </w:p>
   </w:footnote>
@@ -25517,7 +26223,7 @@
           <w:szCs w:val="22"/>
           <w:rtl/>
         </w:rPr>
-        <w:t xml:space="preserve"> ناصر، سيهام (2023). أثر فقه الموازنات في القتل الرحيم: رفع أجهزة الإنعاش عن الميت دماغيًّا أنموذجًا. مجلة الإحياء، الجزائر، ص263 وما بعدها.</w:t>
+        <w:t xml:space="preserve"> الشاطبي، إبراهيم بن موسى. الموافقات في أصول الشريعة. بيروت: دار المعرفة.</w:t>
       </w:r>
     </w:p>
   </w:footnote>
@@ -25540,7 +26246,7 @@
           <w:szCs w:val="22"/>
           <w:rtl/>
         </w:rPr>
-        <w:t xml:space="preserve"> ناصر، سيهام (2023). أثر فقه الموازنات في القتل الرحيم: رفع أجهزة الإنعاش عن الميت دماغيًّا أنموذجًا. مجلة الإحياء، الجزائر، ص263 وما بعدها.</w:t>
+        <w:t xml:space="preserve"> ابن عاشور، محمد الطاهر. مقاصد الشريعة الإسلامية. تونس: الدار التونسية للنشر.</w:t>
       </w:r>
     </w:p>
   </w:footnote>
@@ -25563,7 +26269,7 @@
           <w:szCs w:val="22"/>
           <w:rtl/>
         </w:rPr>
-        <w:t xml:space="preserve"> قانون الموت الدماغي-التنفسي الإسرائيلي لسنة 2008 (חוק מוות מוחי-נשימתי, התשס"ח-2008)، الكنيست، سجل القوانين الإسرائيلي.</w:t>
+        <w:t xml:space="preserve"> الريسوني، أحمد (2010). مدخل إلى مقاصد الشريعة. ط1، المنصورة: دار الكلمة.</w:t>
       </w:r>
     </w:p>
   </w:footnote>
@@ -25586,7 +26292,7 @@
           <w:szCs w:val="22"/>
           <w:rtl/>
         </w:rPr>
-        <w:t xml:space="preserve"> الرهوان، محمد بن أحمد (2021). موت الرحمة والأحكام الشرعية المتعلقة بإبقاء أجهزة الإنعاش الصناعي ونزعها. مجلة الجامعة القاسمية للعلوم الشرعية والدراسات الإسلامية، الشارقة، مج1، ع2.</w:t>
+        <w:t xml:space="preserve"> ناصر، سيهام (2023). أثر فقه الموازنات في القتل الرحيم: رفع أجهزة الإنعاش عن الميت دماغيًّا أنموذجًا. مجلة الإحياء، الجزائر، ص263 وما بعدها.</w:t>
       </w:r>
     </w:p>
   </w:footnote>
@@ -25609,7 +26315,7 @@
           <w:szCs w:val="22"/>
           <w:rtl/>
         </w:rPr>
-        <w:t xml:space="preserve"> عبد المبدي، جهاد محمود (2024). الأحكام المتعلقة بممارسة الأعمال الطبية: دراسة مقارنة بين الفقه الإسلامي والقانون. ط1، القاهرة: المركز القومي للإصدارات القانونية.</w:t>
+        <w:t xml:space="preserve"> ناصر، سيهام (2023). أثر فقه الموازنات في القتل الرحيم: رفع أجهزة الإنعاش عن الميت دماغيًّا أنموذجًا. مجلة الإحياء، الجزائر، ص263 وما بعدها.</w:t>
       </w:r>
     </w:p>
   </w:footnote>
@@ -25632,7 +26338,7 @@
           <w:szCs w:val="22"/>
           <w:rtl/>
         </w:rPr>
-        <w:t xml:space="preserve"> زيدان، عبد الكريم (2001). الوجيز في شرح القواعد الفقهية في الشريعة الإسلامية. ط1، بيروت: مؤسسة الرسالة.</w:t>
+        <w:t xml:space="preserve"> قانون الموت الدماغي-التنفسي الإسرائيلي لسنة 2008 (חוק מוות מוחי-נשימתי, התשס"ח-2008)، الكنيست، سجل القوانين الإسرائيلي.</w:t>
       </w:r>
     </w:p>
   </w:footnote>
@@ -25655,7 +26361,7 @@
           <w:szCs w:val="22"/>
           <w:rtl/>
         </w:rPr>
-        <w:t xml:space="preserve"> بن صفية، سليمان (2022). أحكام الموت الدماغي للإنسان والتصرف في أعضائه. مجلة الشهاب، الجزائر، مج8، ع2، ص411-434.</w:t>
+        <w:t xml:space="preserve"> الرهوان، محمد بن أحمد (2021). موت الرحمة والأحكام الشرعية المتعلقة بإبقاء أجهزة الإنعاش الصناعي ونزعها. مجلة الجامعة القاسمية للعلوم الشرعية والدراسات الإسلامية، الشارقة، مج1، ع2.</w:t>
       </w:r>
     </w:p>
   </w:footnote>
@@ -25678,7 +26384,7 @@
           <w:szCs w:val="22"/>
           <w:rtl/>
         </w:rPr>
-        <w:t xml:space="preserve"> مالك، أبو عبد الله مالك بن أنس (1985). موطأ مالك (تحقيق محمد فؤاد عبد الباقي). ط1، 3ج، القاهرة: دار الأصيل، رقم الحديث 1896، ج3، ص193.</w:t>
+        <w:t xml:space="preserve"> عبد المبدي، جهاد محمود (2024). الأحكام المتعلقة بممارسة الأعمال الطبية: دراسة مقارنة بين الفقه الإسلامي والقانون. ط1، القاهرة: المركز القومي للإصدارات القانونية.</w:t>
       </w:r>
     </w:p>
   </w:footnote>
@@ -25701,7 +26407,7 @@
           <w:szCs w:val="22"/>
           <w:rtl/>
         </w:rPr>
-        <w:t xml:space="preserve"> البخاري، أبي عبد الله محمد بن اسماعيل (2002). صحيح البخاري. ط1، دمشق بيروت: دار ابن كثير، كتاب الطب، رقم الحديث 5678.</w:t>
+        <w:t xml:space="preserve"> زيدان، عبد الكريم (2001). الوجيز في شرح القواعد الفقهية في الشريعة الإسلامية. ط1، بيروت: مؤسسة الرسالة.</w:t>
       </w:r>
     </w:p>
   </w:footnote>
@@ -25724,7 +26430,7 @@
           <w:szCs w:val="22"/>
           <w:rtl/>
         </w:rPr>
-        <w:t xml:space="preserve"> مسلم بن الحجاج القشيري النيسابوري (2006). صحيح مسلم (تحقيق نظر الفاريابي). ط1، المنصورة: مكتبة الإيمان، رقم الحديث 1631.</w:t>
+        <w:t xml:space="preserve"> بن صفية، سليمان (2022). أحكام الموت الدماغي للإنسان والتصرف في أعضائه. مجلة الشهاب، الجزائر، مج8، ع2، ص411-434.</w:t>
       </w:r>
     </w:p>
   </w:footnote>
@@ -25747,7 +26453,7 @@
           <w:szCs w:val="22"/>
           <w:rtl/>
         </w:rPr>
-        <w:t xml:space="preserve"> زيدان، عبد الكريم (2001). الوجيز في شرح القواعد الفقهية في الشريعة الإسلامية. ط1، بيروت: مؤسسة الرسالة.</w:t>
+        <w:t xml:space="preserve"> مالك، أبو عبد الله مالك بن أنس (1985). موطأ مالك (تحقيق محمد فؤاد عبد الباقي). ط1، 3ج، القاهرة: دار الأصيل، رقم الحديث 1896، ج3، ص193.</w:t>
       </w:r>
     </w:p>
   </w:footnote>
@@ -25770,7 +26476,7 @@
           <w:szCs w:val="22"/>
           <w:rtl/>
         </w:rPr>
-        <w:t xml:space="preserve"> زيدان، عبد الكريم (2001). الوجيز في شرح القواعد الفقهية في الشريعة الإسلامية. ط1، بيروت: مؤسسة الرسالة.</w:t>
+        <w:t xml:space="preserve"> البخاري، أبي عبد الله محمد بن اسماعيل (2002). صحيح البخاري. ط1، دمشق بيروت: دار ابن كثير، كتاب الطب، رقم الحديث 5678.</w:t>
       </w:r>
     </w:p>
   </w:footnote>
@@ -25793,7 +26499,7 @@
           <w:szCs w:val="22"/>
           <w:rtl/>
         </w:rPr>
-        <w:t xml:space="preserve"> الكميتي، أحمد عمران مصطفى (2024). الأحكام الفقهية الخاصة برفع أجهزة الإنعاش عن المريض حكمًا وتأصيلًا. مجلة المنتدى الأكاديمي للعلوم الإنسانية، ليبيا، مج8، ع1، ص157-204.</w:t>
+        <w:t xml:space="preserve"> مسلم بن الحجاج القشيري النيسابوري (2006). صحيح مسلم (تحقيق نظر الفاريابي). ط1، المنصورة: مكتبة الإيمان، رقم الحديث 1631.</w:t>
       </w:r>
     </w:p>
   </w:footnote>
@@ -25816,7 +26522,7 @@
           <w:szCs w:val="22"/>
           <w:rtl/>
         </w:rPr>
-        <w:t xml:space="preserve"> ابن قدامة، عبد الله بن أحمد (1405هـ). المغني. بيروت: دار الفكر، كتاب الجراح.</w:t>
+        <w:t xml:space="preserve"> زيدان، عبد الكريم (2001). الوجيز في شرح القواعد الفقهية في الشريعة الإسلامية. ط1، بيروت: مؤسسة الرسالة.</w:t>
       </w:r>
     </w:p>
   </w:footnote>
@@ -25839,7 +26545,7 @@
           <w:szCs w:val="22"/>
           <w:rtl/>
         </w:rPr>
-        <w:t xml:space="preserve"> الشربيني، محمد الخطيب. مغني المحتاج إلى معرفة معاني ألفاظ المنهاج. بيروت: دار الفكر، كتاب الجنائز.</w:t>
+        <w:t xml:space="preserve"> زيدان، عبد الكريم (2001). الوجيز في شرح القواعد الفقهية في الشريعة الإسلامية. ط1، بيروت: مؤسسة الرسالة.</w:t>
       </w:r>
     </w:p>
   </w:footnote>
@@ -25862,7 +26568,7 @@
           <w:szCs w:val="22"/>
           <w:rtl/>
         </w:rPr>
-        <w:t xml:space="preserve"> بن صفية، سليمان (2022). أحكام الموت الدماغي للإنسان والتصرف في أعضائه. مجلة الشهاب، الجزائر، مج8، ع2، ص411-434.</w:t>
+        <w:t xml:space="preserve"> زيدان، عبد الكريم (2001). الوجيز في شرح القواعد الفقهية في الشريعة الإسلامية. ط1، بيروت: مؤسسة الرسالة.</w:t>
       </w:r>
     </w:p>
   </w:footnote>
@@ -25885,7 +26591,7 @@
           <w:szCs w:val="22"/>
           <w:rtl/>
         </w:rPr>
-        <w:t xml:space="preserve"> مجمع الفقه الإسلامي الدولي. قرارات وتوصيات مجمع الفقه الإسلامي، القرار رقم (5) د 3/07/86 بشأن أجهزة الإنعاش، الدورة الثالثة، عمّان، 1986م. جدة: منظمة التعاون الإسلامي.</w:t>
+        <w:t xml:space="preserve"> الكميتي، أحمد عمران مصطفى (2024). الأحكام الفقهية الخاصة برفع أجهزة الإنعاش عن المريض حكمًا وتأصيلًا. مجلة المنتدى الأكاديمي للعلوم الإنسانية، ليبيا، مج8، ع1، ص157-204.</w:t>
       </w:r>
     </w:p>
   </w:footnote>
@@ -25908,7 +26614,7 @@
           <w:szCs w:val="22"/>
           <w:rtl/>
         </w:rPr>
-        <w:t xml:space="preserve"> الحبلاني، سعود بن فرحان محمد (2006). حكم رفع أجهزة الإنعاش عن المتوفى دماغيًّا: دراسة فقهية مقارنة. مجلة كلية الدراسات الإسلامية والعربية للبنين بالقاهرة، جامعة الأزهر، مج24، ع1، ص454-490.</w:t>
+        <w:t xml:space="preserve"> العرّان، أنس مهدي محمد (2023). حكم رفع أجهزة الإنعاش عن المريض الميؤوس منه: دراسة طبية فقهية معاصرة. مجلة مركز بابل للدراسات الإنسانية، العراق، مج13، ع2، ص363-384.</w:t>
       </w:r>
     </w:p>
   </w:footnote>
@@ -25931,7 +26637,7 @@
           <w:szCs w:val="22"/>
           <w:rtl/>
         </w:rPr>
-        <w:t xml:space="preserve"> البار، محمد علي (1987). التعريف الطبي للموت. مجلة مجمع الفقه الإسلامي، جدة: منظمة المؤتمر الإسلامي، العدد الثالث.</w:t>
+        <w:t xml:space="preserve"> الرهوان، محمد بن أحمد (2021). موت الرحمة والأحكام الشرعية المتعلقة بإبقاء أجهزة الإنعاش الصناعي ونزعها. مجلة الجامعة القاسمية للعلوم الشرعية والدراسات الإسلامية، الشارقة، مج1، ع2.</w:t>
       </w:r>
     </w:p>
   </w:footnote>
@@ -25954,7 +26660,7 @@
           <w:szCs w:val="22"/>
           <w:rtl/>
         </w:rPr>
-        <w:t xml:space="preserve"> الحبلاني، سعود بن فرحان محمد (2006). حكم رفع أجهزة الإنعاش عن المتوفى دماغيًّا: دراسة فقهية مقارنة. مجلة كلية الدراسات الإسلامية والعربية للبنين بالقاهرة، جامعة الأزهر، مج24، ع1، ص454-490.</w:t>
+        <w:t xml:space="preserve"> ابن قدامة، عبد الله بن أحمد (1405هـ). المغني. بيروت: دار الفكر، كتاب الجراح.</w:t>
       </w:r>
     </w:p>
   </w:footnote>
@@ -25977,7 +26683,7 @@
           <w:szCs w:val="22"/>
           <w:rtl/>
         </w:rPr>
-        <w:t xml:space="preserve"> الكميتي، أحمد عمران مصطفى (2024). الأحكام الفقهية الخاصة برفع أجهزة الإنعاش عن المريض حكمًا وتأصيلًا. مجلة المنتدى الأكاديمي للعلوم الإنسانية، ليبيا، مج8، ع1، ص157-204.</w:t>
+        <w:t xml:space="preserve"> الشربيني، محمد الخطيب. مغني المحتاج إلى معرفة معاني ألفاظ المنهاج. بيروت: دار الفكر، كتاب الجنائز.</w:t>
       </w:r>
     </w:p>
   </w:footnote>
@@ -26023,7 +26729,7 @@
           <w:szCs w:val="22"/>
           <w:rtl/>
         </w:rPr>
-        <w:t xml:space="preserve"> الدق، صلاح نجيب (2022). الأحكام المتعلّقة برفع أجهزة الإنعاش عن المريض. مجلة جمعية أنصار السنة المحمدية، مصر، مج14، ع88، ص14-16.</w:t>
+        <w:t xml:space="preserve"> مجمع الفقه الإسلامي الدولي. قرارات وتوصيات مجمع الفقه الإسلامي، القرار رقم (5) د 3/07/86 بشأن أجهزة الإنعاش، الدورة الثالثة، عمّان، 1986م. جدة: منظمة التعاون الإسلامي.</w:t>
       </w:r>
     </w:p>
   </w:footnote>
@@ -26046,7 +26752,7 @@
           <w:szCs w:val="22"/>
           <w:rtl/>
         </w:rPr>
-        <w:t xml:space="preserve"> ابن عثيمين: هو محمد بن صالح بن محمد العثيمين الوهيبيّ التميميّ، فقيه أصوليّ مفسّر، وُلد سنة 1347هـ بعنيزة، من أشهر كتبه "الشرح الممتع على زاد المستقنع" و"مجموع الفتاوى والرسائل"، توفي سنة 1421هـ.</w:t>
+        <w:t xml:space="preserve"> الحبلاني، سعود بن فرحان محمد (2006). حكم رفع أجهزة الإنعاش عن المتوفى دماغيًّا: دراسة فقهية مقارنة. مجلة كلية الدراسات الإسلامية والعربية للبنين بالقاهرة، جامعة الأزهر، مج24، ع1، ص454-490.</w:t>
       </w:r>
     </w:p>
   </w:footnote>
@@ -26069,7 +26775,7 @@
           <w:szCs w:val="22"/>
           <w:rtl/>
         </w:rPr>
-        <w:t xml:space="preserve"> الكاسح، تهاني فرج الشاعث، والصالحين، مسعود الصالحين عبد القادر (2024). حكم نزع الأجهزة على المريض الميت دماغيًّا. مجلة شمال إفريقيا للنشر العلمي، جامعة عمر المختار، ليبيا، مج2، ع4، ص50-59.</w:t>
+        <w:t xml:space="preserve"> البار، محمد علي (1987). التعريف الطبي للموت. مجلة مجمع الفقه الإسلامي، جدة: منظمة المؤتمر الإسلامي، العدد الثالث.</w:t>
       </w:r>
     </w:p>
   </w:footnote>
@@ -26092,7 +26798,7 @@
           <w:szCs w:val="22"/>
           <w:rtl/>
         </w:rPr>
-        <w:t xml:space="preserve"> Journal of Law, Medicine &amp; Ethics (2025). Addressing the Problem of Brain Death Misdiagnosis. JLME, 53(2), 244-253.</w:t>
+        <w:t xml:space="preserve"> الحبلاني، سعود بن فرحان محمد (2006). حكم رفع أجهزة الإنعاش عن المتوفى دماغيًّا: دراسة فقهية مقارنة. مجلة كلية الدراسات الإسلامية والعربية للبنين بالقاهرة، جامعة الأزهر، مج24، ع1، ص454-490.</w:t>
       </w:r>
     </w:p>
   </w:footnote>
@@ -26115,7 +26821,7 @@
           <w:szCs w:val="22"/>
           <w:rtl/>
         </w:rPr>
-        <w:t xml:space="preserve"> الزرعوني، راشد محمود (2024). ضوابط رفع أجهزة الإنعاش الصناعي عن الميت دماغيًّا - دراسة مقارنة. مجلة البحوث القانونية والاقتصادية، كلية الحقوق بالمنصورة، مج66، ع1.</w:t>
+        <w:t xml:space="preserve"> الكميتي، أحمد عمران مصطفى (2024). الأحكام الفقهية الخاصة برفع أجهزة الإنعاش عن المريض حكمًا وتأصيلًا. مجلة المنتدى الأكاديمي للعلوم الإنسانية، ليبيا، مج8، ع1، ص157-204.</w:t>
       </w:r>
     </w:p>
   </w:footnote>
@@ -26138,7 +26844,7 @@
           <w:szCs w:val="22"/>
           <w:rtl/>
         </w:rPr>
-        <w:t xml:space="preserve"> Ancillary Tests for Brain Death (2025). Frontiers in Neurology, vol. 15 (2024), published January 7, 2025.</w:t>
+        <w:t xml:space="preserve"> بن صفية، سليمان (2022). أحكام الموت الدماغي للإنسان والتصرف في أعضائه. مجلة الشهاب، الجزائر، مج8، ع2، ص411-434.</w:t>
       </w:r>
     </w:p>
   </w:footnote>
@@ -26161,7 +26867,7 @@
           <w:szCs w:val="22"/>
           <w:rtl/>
         </w:rPr>
-        <w:t xml:space="preserve"> Journal of Law, Medicine &amp; Ethics (2025). Addressing the Problem of Brain Death Misdiagnosis. JLME, 53(2), 244-253.</w:t>
+        <w:t xml:space="preserve"> الدق، صلاح نجيب (2022). الأحكام المتعلّقة برفع أجهزة الإنعاش عن المريض. مجلة جمعية أنصار السنة المحمدية، مصر، مج14، ع88، ص14-16.</w:t>
       </w:r>
     </w:p>
   </w:footnote>
@@ -26184,7 +26890,7 @@
           <w:szCs w:val="22"/>
           <w:rtl/>
         </w:rPr>
-        <w:t xml:space="preserve"> ناصر، سيهام (2023). أثر فقه الموازنات في القتل الرحيم: رفع أجهزة الإنعاش عن الميت دماغيًّا أنموذجًا. مجلة الإحياء، الجزائر، ص263 وما بعدها.</w:t>
+        <w:t xml:space="preserve"> ابن عثيمين: هو محمد بن صالح بن محمد العثيمين الوهيبيّ التميميّ، فقيه أصوليّ مفسّر، وُلد سنة 1347هـ بعنيزة، من أشهر كتبه "الشرح الممتع على زاد المستقنع" و"مجموع الفتاوى والرسائل"، توفي سنة 1421هـ.</w:t>
       </w:r>
     </w:p>
   </w:footnote>
@@ -26207,7 +26913,7 @@
           <w:szCs w:val="22"/>
           <w:rtl/>
         </w:rPr>
-        <w:t xml:space="preserve"> ناصر، سيهام (2023). أثر فقه الموازنات في القتل الرحيم: رفع أجهزة الإنعاش عن الميت دماغيًّا أنموذجًا. مجلة الإحياء، الجزائر، ص263 وما بعدها.</w:t>
+        <w:t xml:space="preserve"> الكاسح، تهاني فرج الشاعث، والصالحين، مسعود الصالحين عبد القادر (2024). حكم نزع الأجهزة على المريض الميت دماغيًّا. مجلة شمال إفريقيا للنشر العلمي، جامعة عمر المختار، ليبيا، مج2، ع4، ص50-59.</w:t>
       </w:r>
     </w:p>
   </w:footnote>
@@ -26230,7 +26936,7 @@
           <w:szCs w:val="22"/>
           <w:rtl/>
         </w:rPr>
-        <w:t xml:space="preserve"> ناصر، سيهام (2023). أثر فقه الموازنات في القتل الرحيم: رفع أجهزة الإنعاش عن الميت دماغيًّا أنموذجًا. مجلة الإحياء، الجزائر، ص263 وما بعدها.</w:t>
+        <w:t xml:space="preserve"> Journal of Law, Medicine &amp; Ethics (2025). Addressing the Problem of Brain Death Misdiagnosis. JLME, 53(2), 244-253.</w:t>
       </w:r>
     </w:p>
   </w:footnote>
@@ -26276,7 +26982,7 @@
           <w:szCs w:val="22"/>
           <w:rtl/>
         </w:rPr>
-        <w:t xml:space="preserve"> الزكي، عبد الله (2020). نقل أعضاء الميت موتًا سريريًّا في الفقه الإسلامي. مجلة المنهل، جامعة الوادي، الجزائر، مج6، ع2.</w:t>
+        <w:t xml:space="preserve"> Ancillary Tests for Brain Death (2025). Frontiers in Neurology, vol. 15 (2024), published January 7, 2025.</w:t>
       </w:r>
     </w:p>
   </w:footnote>
@@ -26299,7 +27005,7 @@
           <w:szCs w:val="22"/>
           <w:rtl/>
         </w:rPr>
-        <w:t xml:space="preserve"> قانون الصحة العامة الفلسطيني رقم (20) لسنة 2004م.</w:t>
+        <w:t xml:space="preserve"> Journal of Law, Medicine &amp; Ethics (2025). Addressing the Problem of Brain Death Misdiagnosis. JLME, 53(2), 244-253.</w:t>
       </w:r>
     </w:p>
   </w:footnote>
@@ -26322,7 +27028,7 @@
           <w:szCs w:val="22"/>
           <w:rtl/>
         </w:rPr>
-        <w:t xml:space="preserve"> قانون الصحة العامة الفلسطيني رقم (20) لسنة 2004م.</w:t>
+        <w:t xml:space="preserve"> ناصر، سيهام (2023). أثر فقه الموازنات في القتل الرحيم: رفع أجهزة الإنعاش عن الميت دماغيًّا أنموذجًا. مجلة الإحياء، الجزائر، ص263 وما بعدها.</w:t>
       </w:r>
     </w:p>
   </w:footnote>
@@ -26345,7 +27051,7 @@
           <w:szCs w:val="22"/>
           <w:rtl/>
         </w:rPr>
-        <w:t xml:space="preserve"> قانون الانتفاع بأعضاء جسم الإنسان الأردني رقم (23) لسنة 1977م وتعديلاته؛ وينظر: الزرعوني، راشد محمود (2024). المرجع السابق ذكره.</w:t>
+        <w:t xml:space="preserve"> ناصر، سيهام (2023). أثر فقه الموازنات في القتل الرحيم: رفع أجهزة الإنعاش عن الميت دماغيًّا أنموذجًا. مجلة الإحياء، الجزائر، ص263 وما بعدها.</w:t>
       </w:r>
     </w:p>
   </w:footnote>
@@ -26368,7 +27074,7 @@
           <w:szCs w:val="22"/>
           <w:rtl/>
         </w:rPr>
-        <w:t xml:space="preserve"> مجلس الإفتاء والبحوث والدراسات الإسلامية، المملكة الأردنية الهاشمية. القرار رقم (117): حكم عدم وضع أجهزة الإنعاش على المريض الذي لا يُرجى شفاؤه. دائرة الإفتاء العام، عمّان. https://www.aliftaa.jo/Decision.aspx?DecisionId=119</w:t>
+        <w:t xml:space="preserve"> الزكي، عبد الله (2020). نقل أعضاء الميت موتًا سريريًّا في الفقه الإسلامي. مجلة المنهل، جامعة الوادي، الجزائر، مج6، ع2.</w:t>
       </w:r>
     </w:p>
   </w:footnote>
@@ -26391,7 +27097,7 @@
           <w:szCs w:val="22"/>
           <w:rtl/>
         </w:rPr>
-        <w:t xml:space="preserve"> محمد، عبد الرزاق أحمد (2023). الوضع القانوني للميت دماغيًّا: دراسة قانونية مقارنة مع أحكام الفقه الإسلامي. مجلة المعهد، معهد العلمين للدراسات العليا، العراق، مج1، ص141-158.</w:t>
+        <w:t xml:space="preserve"> Journal of Law, Medicine &amp; Ethics (2025). Addressing the Problem of Brain Death Misdiagnosis. JLME, 53(2), 244-253.</w:t>
       </w:r>
     </w:p>
   </w:footnote>
@@ -26414,7 +27120,7 @@
           <w:szCs w:val="22"/>
           <w:rtl/>
         </w:rPr>
-        <w:t xml:space="preserve"> محمد، عبد الرزاق أحمد (2023). الوضع القانوني للميت دماغيًّا: دراسة قانونية مقارنة مع أحكام الفقه الإسلامي. مجلة المعهد، معهد العلمين للدراسات العليا، العراق، مج1، ص141-158.</w:t>
+        <w:t xml:space="preserve"> ناصر، سيهام (2023). أثر فقه الموازنات في القتل الرحيم: رفع أجهزة الإنعاش عن الميت دماغيًّا أنموذجًا. مجلة الإحياء، الجزائر، ص263 وما بعدها.</w:t>
       </w:r>
     </w:p>
   </w:footnote>
@@ -26437,7 +27143,7 @@
           <w:szCs w:val="22"/>
           <w:rtl/>
         </w:rPr>
-        <w:t xml:space="preserve"> الزرعوني، راشد محمود (2024). ضوابط رفع أجهزة الإنعاش الصناعي عن الميت دماغيًّا - دراسة مقارنة. مجلة البحوث القانونية والاقتصادية، كلية الحقوق بالمنصورة، مج66، ع1.</w:t>
+        <w:t xml:space="preserve"> ناصر، سيهام (2023). أثر فقه الموازنات في القتل الرحيم: رفع أجهزة الإنعاش عن الميت دماغيًّا أنموذجًا. مجلة الإحياء، الجزائر، ص263 وما بعدها.</w:t>
       </w:r>
     </w:p>
   </w:footnote>
@@ -26460,7 +27166,7 @@
           <w:szCs w:val="22"/>
           <w:rtl/>
         </w:rPr>
-        <w:t xml:space="preserve"> قانون الموت الدماغي-التنفسي الإسرائيلي لسنة 2008 (חוק מוות מוחי-נשימתי, התשס"ח-2008)، الكنيست، سجل القوانين الإسرائيلي.</w:t>
+        <w:t xml:space="preserve"> الزرعوني، راشد محمود (2024). ضوابط رفع أجهزة الإنعاش الصناعي عن الميت دماغيًّا - دراسة مقارنة. مجلة البحوث القانونية والاقتصادية، كلية الحقوق بالمنصورة، مج66، ع1.</w:t>
       </w:r>
     </w:p>
   </w:footnote>
@@ -26483,7 +27189,7 @@
           <w:szCs w:val="22"/>
           <w:rtl/>
         </w:rPr>
-        <w:t xml:space="preserve"> قانون الموت الدماغي-التنفسي الإسرائيلي لسنة 2008 (חוק מוות מוחי-נשימתי, התשס"ח-2008)، الكنيست، سجل القوانين الإسرائيلي.</w:t>
+        <w:t xml:space="preserve"> الزكي، عبد الله (2020). نقل أعضاء الميت موتًا سريريًّا في الفقه الإسلامي. مجلة المنهل، جامعة الوادي، الجزائر، مج6، ع2.</w:t>
       </w:r>
     </w:p>
   </w:footnote>
@@ -26506,7 +27212,7 @@
           <w:szCs w:val="22"/>
           <w:rtl/>
         </w:rPr>
-        <w:t xml:space="preserve"> Gostin, L. O. (2014). Legal and Ethical Responsibilities Following Brain Death: The McMath and Munoz Cases. JAMA, published online January 24, 2014.</w:t>
+        <w:t xml:space="preserve"> قانون الصحة العامة الفلسطيني رقم (20) لسنة 2004م.</w:t>
       </w:r>
     </w:p>
   </w:footnote>
@@ -26529,7 +27235,7 @@
           <w:szCs w:val="22"/>
           <w:rtl/>
         </w:rPr>
-        <w:t xml:space="preserve"> القانون الفرنسي المتعلق بحقوق المرضى ونهاية الحياة (قانون ليونيتي) لسنة 2005م.</w:t>
+        <w:t xml:space="preserve"> قانون الصحة العامة الفلسطيني رقم (20) لسنة 2004م.</w:t>
       </w:r>
     </w:p>
   </w:footnote>
@@ -26552,7 +27258,7 @@
           <w:szCs w:val="22"/>
           <w:rtl/>
         </w:rPr>
-        <w:t xml:space="preserve"> Retrospective Analysis of the Apnea Test and Ancillary Test in Determining Brain Death (2020). Vol. 32, No. 3, pp. 405-411.</w:t>
+        <w:t xml:space="preserve"> قانون الانتفاع بأعضاء جسم الإنسان الأردني رقم (23) لسنة 1977م وتعديلاته؛ وينظر: الزرعوني، راشد محمود (2024). المرجع السابق ذكره.</w:t>
       </w:r>
     </w:p>
   </w:footnote>
@@ -26575,7 +27281,7 @@
           <w:szCs w:val="22"/>
           <w:rtl/>
         </w:rPr>
-        <w:t xml:space="preserve"> Ancillary Tests for Brain Death (2025). Frontiers in Neurology, vol. 15 (2024), published January 7, 2025.</w:t>
+        <w:t xml:space="preserve"> مجلس الإفتاء والبحوث والدراسات الإسلامية، المملكة الأردنية الهاشمية. القرار رقم (117): حكم عدم وضع أجهزة الإنعاش على المريض الذي لا يُرجى شفاؤه. دائرة الإفتاء العام، عمّان. https://www.aliftaa.jo/Decision.aspx?DecisionId=119</w:t>
       </w:r>
     </w:p>
   </w:footnote>
@@ -26598,7 +27304,7 @@
           <w:szCs w:val="22"/>
           <w:rtl/>
         </w:rPr>
-        <w:t xml:space="preserve"> القانون الفرنسي المتعلق بحقوق المرضى ونهاية الحياة (قانون ليونيتي) لسنة 2005م.</w:t>
+        <w:t xml:space="preserve"> محمد، عبد الرزاق أحمد (2023). الوضع القانوني للميت دماغيًّا: دراسة قانونية مقارنة مع أحكام الفقه الإسلامي. مجلة المعهد، معهد العلمين للدراسات العليا، العراق، مج1، ص141-158.</w:t>
       </w:r>
     </w:p>
   </w:footnote>
@@ -26621,7 +27327,7 @@
           <w:szCs w:val="22"/>
           <w:rtl/>
         </w:rPr>
-        <w:t xml:space="preserve"> الزرعوني، راشد محمود (2024). ضوابط رفع أجهزة الإنعاش الصناعي عن الميت دماغيًّا - دراسة مقارنة. مجلة البحوث القانونية والاقتصادية، كلية الحقوق بالمنصورة، مج66، ع1.</w:t>
+        <w:t xml:space="preserve"> محمد، عبد الرزاق أحمد (2023). الوضع القانوني للميت دماغيًّا: دراسة قانونية مقارنة مع أحكام الفقه الإسلامي. مجلة المعهد، معهد العلمين للدراسات العليا، العراق، مج1، ص141-158.</w:t>
       </w:r>
     </w:p>
   </w:footnote>
@@ -26644,7 +27350,7 @@
           <w:szCs w:val="22"/>
           <w:rtl/>
         </w:rPr>
-        <w:t xml:space="preserve"> Russell, J. A., Epstein, L. G., Greer, D. M., Kirschen, M., Rubin, M. A., &amp; Lewis, A. (2019). Brain death, the determination of brain death, and member guidance for brain death accommodation requests: AAN position statement. Neurology, 92(5), 228-232.</w:t>
+        <w:t xml:space="preserve"> الزرعوني، راشد محمود (2024). ضوابط رفع أجهزة الإنعاش الصناعي عن الميت دماغيًّا - دراسة مقارنة. مجلة البحوث القانونية والاقتصادية، كلية الحقوق بالمنصورة، مج66، ع1.</w:t>
       </w:r>
     </w:p>
   </w:footnote>
@@ -26667,7 +27373,7 @@
           <w:szCs w:val="22"/>
           <w:rtl/>
         </w:rPr>
-        <w:t xml:space="preserve"> Ancillary Tests for Brain Death (2025). Frontiers in Neurology, vol. 15 (2024), published January 7, 2025.</w:t>
+        <w:t xml:space="preserve"> قانون الموت الدماغي-التنفسي الإسرائيلي لسنة 2008 (חוק מוות מוחי-נשימתי, התשס"ח-2008)، الكنيست، سجل القوانين الإسرائيلي.</w:t>
       </w:r>
     </w:p>
   </w:footnote>
@@ -26690,7 +27396,7 @@
           <w:szCs w:val="22"/>
           <w:rtl/>
         </w:rPr>
-        <w:t xml:space="preserve"> Retrospective Analysis of the Apnea Test and Ancillary Test in Determining Brain Death (2020). Vol. 32, No. 3, pp. 405-411.</w:t>
+        <w:t xml:space="preserve"> قانون الموت الدماغي-التنفسي الإسرائيلي لسنة 2008 (חוק מוות מוחי-נשימתי, התשס"ח-2008)، الكنيست، سجل القوانين الإسرائيلي.</w:t>
       </w:r>
     </w:p>
   </w:footnote>
@@ -26713,7 +27419,7 @@
           <w:szCs w:val="22"/>
           <w:rtl/>
         </w:rPr>
-        <w:t xml:space="preserve"> Greer, D. M., Shemie, S. D., Lewis, A., et al. (2020). Determination of Brain Death/Death by Neurologic Criteria: The World Brain Death Project. JAMA, 324(11), 1078-1097.</w:t>
+        <w:t xml:space="preserve"> Gostin, L. O. (2014). Legal and Ethical Responsibilities Following Brain Death: The McMath and Munoz Cases. JAMA, published online January 24, 2014.</w:t>
       </w:r>
     </w:p>
   </w:footnote>
@@ -26736,7 +27442,7 @@
           <w:szCs w:val="22"/>
           <w:rtl/>
         </w:rPr>
-        <w:t xml:space="preserve"> Greer, D. M., Kirschen, M. P., Lewis, A., et al. (2023). Pediatric and Adult Brain Death/Death by Neurologic Criteria Consensus Guideline. Neurology, 101(24), 1112-1132.</w:t>
+        <w:t xml:space="preserve"> القانون الفرنسي المتعلق بحقوق المرضى ونهاية الحياة (قانون ليونيتي) لسنة 2005م.</w:t>
       </w:r>
     </w:p>
   </w:footnote>
@@ -26759,7 +27465,7 @@
           <w:szCs w:val="22"/>
           <w:rtl/>
         </w:rPr>
-        <w:t xml:space="preserve"> Gostin, L. O. (2014). Legal and Ethical Responsibilities Following Brain Death: The McMath and Munoz Cases. JAMA, published online January 24, 2014.</w:t>
+        <w:t xml:space="preserve"> Retrospective Analysis of the Apnea Test and Ancillary Test in Determining Brain Death (2020). Vol. 32, No. 3, pp. 405-411.</w:t>
       </w:r>
     </w:p>
   </w:footnote>
@@ -26782,7 +27488,7 @@
           <w:szCs w:val="22"/>
           <w:rtl/>
         </w:rPr>
-        <w:t xml:space="preserve"> الدق، صلاح نجيب (2022). الأحكام المتعلّقة برفع أجهزة الإنعاش عن المريض. مجلة جمعية أنصار السنة المحمدية، مصر، مج14، ع88، ص14-16.</w:t>
+        <w:t xml:space="preserve"> Ancillary Tests for Brain Death (2025). Frontiers in Neurology, vol. 15 (2024), published January 7, 2025.</w:t>
       </w:r>
     </w:p>
   </w:footnote>
@@ -26805,7 +27511,7 @@
           <w:szCs w:val="22"/>
           <w:rtl/>
         </w:rPr>
-        <w:t xml:space="preserve"> Gostin, L. O. (2014). Legal and Ethical Responsibilities Following Brain Death: The McMath and Munoz Cases. JAMA, published online January 24, 2014.</w:t>
+        <w:t xml:space="preserve"> القانون الفرنسي المتعلق بحقوق المرضى ونهاية الحياة (قانون ليونيتي) لسنة 2005م.</w:t>
       </w:r>
     </w:p>
   </w:footnote>
@@ -26828,7 +27534,7 @@
           <w:szCs w:val="22"/>
           <w:rtl/>
         </w:rPr>
-        <w:t xml:space="preserve"> Ancillary Tests for Brain Death (2025). Frontiers in Neurology, vol. 15 (2024), published January 7, 2025.</w:t>
+        <w:t xml:space="preserve"> الزرعوني، راشد محمود (2024). ضوابط رفع أجهزة الإنعاش الصناعي عن الميت دماغيًّا - دراسة مقارنة. مجلة البحوث القانونية والاقتصادية، كلية الحقوق بالمنصورة، مج66، ع1.</w:t>
       </w:r>
     </w:p>
   </w:footnote>
@@ -26851,7 +27557,7 @@
           <w:szCs w:val="22"/>
           <w:rtl/>
         </w:rPr>
-        <w:t xml:space="preserve"> الزكي، عبد الله (2020). نقل أعضاء الميت موتًا سريريًّا في الفقه الإسلامي. مجلة المنهل، جامعة الوادي، الجزائر، مج6، ع2.</w:t>
+        <w:t xml:space="preserve"> Russell, J. A., Epstein, L. G., Greer, D. M., Kirschen, M., Rubin, M. A., &amp; Lewis, A. (2019). Brain death, the determination of brain death, and member guidance for brain death accommodation requests: AAN position statement. Neurology, 92(5), 228-232.</w:t>
       </w:r>
     </w:p>
   </w:footnote>
@@ -26874,7 +27580,7 @@
           <w:szCs w:val="22"/>
           <w:rtl/>
         </w:rPr>
-        <w:t xml:space="preserve"> مجمع الفقه الإسلامي الدولي. قرارات وتوصيات مجمع الفقه الإسلامي، القرار رقم (5) د 3/07/86 بشأن أجهزة الإنعاش، الدورة الثالثة، عمّان، 1986م. جدة: منظمة التعاون الإسلامي.</w:t>
+        <w:t xml:space="preserve"> Ancillary Tests for Brain Death (2025). Frontiers in Neurology, vol. 15 (2024), published January 7, 2025.</w:t>
       </w:r>
     </w:p>
   </w:footnote>
@@ -26897,7 +27603,7 @@
           <w:szCs w:val="22"/>
           <w:rtl/>
         </w:rPr>
-        <w:t xml:space="preserve"> مجمع الفقه الإسلامي الدولي. قرارات وتوصيات مجمع الفقه الإسلامي، القرار رقم (5) د 3/07/86 بشأن أجهزة الإنعاش، الدورة الثالثة، عمّان، 1986م. جدة: منظمة التعاون الإسلامي.</w:t>
+        <w:t xml:space="preserve"> Retrospective Analysis of the Apnea Test and Ancillary Test in Determining Brain Death (2020). Vol. 32, No. 3, pp. 405-411.</w:t>
       </w:r>
     </w:p>
   </w:footnote>
@@ -26920,7 +27626,7 @@
           <w:szCs w:val="22"/>
           <w:rtl/>
         </w:rPr>
-        <w:t xml:space="preserve"> بن صفية، سليمان (2022). أحكام الموت الدماغي للإنسان والتصرف في أعضائه. مجلة الشهاب، الجزائر، مج8، ع2، ص411-434.</w:t>
+        <w:t xml:space="preserve"> Greer, D. M., Shemie, S. D., Lewis, A., et al. (2020). Determination of Brain Death/Death by Neurologic Criteria: The World Brain Death Project. JAMA, 324(11), 1078-1097.</w:t>
       </w:r>
     </w:p>
   </w:footnote>
@@ -26943,7 +27649,7 @@
           <w:szCs w:val="22"/>
           <w:rtl/>
         </w:rPr>
-        <w:t xml:space="preserve"> بن صفية، سليمان (2022). أحكام الموت الدماغي للإنسان والتصرف في أعضائه. مجلة الشهاب، الجزائر، مج8، ع2، ص411-434.</w:t>
+        <w:t xml:space="preserve"> Greer, D. M., Kirschen, M. P., Lewis, A., et al. (2023). Pediatric and Adult Brain Death/Death by Neurologic Criteria Consensus Guideline. Neurology, 101(24), 1112-1132.</w:t>
       </w:r>
     </w:p>
   </w:footnote>
@@ -26966,7 +27672,7 @@
           <w:szCs w:val="22"/>
           <w:rtl/>
         </w:rPr>
-        <w:t xml:space="preserve"> بن صفية، سليمان (2022). أحكام الموت الدماغي للإنسان والتصرف في أعضائه. مجلة الشهاب، الجزائر، مج8، ع2، ص411-434.</w:t>
+        <w:t xml:space="preserve"> Gostin, L. O. (2014). Legal and Ethical Responsibilities Following Brain Death: The McMath and Munoz Cases. JAMA, published online January 24, 2014.</w:t>
       </w:r>
     </w:p>
   </w:footnote>
@@ -26989,7 +27695,7 @@
           <w:szCs w:val="22"/>
           <w:rtl/>
         </w:rPr>
-        <w:t xml:space="preserve"> دار الإفتاء المصرية. الفتوى رقم (11622): حكم رفع الأجهزة الطبية عن المريض الميؤوس من شفائه. القاهرة. https://dar-alifta.org/ar/fatwa/details/11622</w:t>
+        <w:t xml:space="preserve"> الدق، صلاح نجيب (2022). الأحكام المتعلّقة برفع أجهزة الإنعاش عن المريض. مجلة جمعية أنصار السنة المحمدية، مصر، مج14، ع88، ص14-16.</w:t>
       </w:r>
     </w:p>
   </w:footnote>
@@ -27012,7 +27718,7 @@
           <w:szCs w:val="22"/>
           <w:rtl/>
         </w:rPr>
-        <w:t xml:space="preserve"> الدق، صلاح نجيب (2022). الأحكام المتعلّقة برفع أجهزة الإنعاش عن المريض. مجلة جمعية أنصار السنة المحمدية، مصر، مج14، ع88، ص14-16.</w:t>
+        <w:t xml:space="preserve"> Gostin, L. O. (2014). Legal and Ethical Responsibilities Following Brain Death: The McMath and Munoz Cases. JAMA, published online January 24, 2014.</w:t>
       </w:r>
     </w:p>
   </w:footnote>
@@ -27035,7 +27741,7 @@
           <w:szCs w:val="22"/>
           <w:rtl/>
         </w:rPr>
-        <w:t xml:space="preserve"> دار الإفتاء المصرية. الفتوى رقم (11622): حكم رفع الأجهزة الطبية عن المريض الميؤوس من شفائه. القاهرة. https://dar-alifta.org/ar/fatwa/details/11622</w:t>
+        <w:t xml:space="preserve"> Ancillary Tests for Brain Death (2025). Frontiers in Neurology, vol. 15 (2024), published January 7, 2025.</w:t>
       </w:r>
     </w:p>
   </w:footnote>
@@ -27058,7 +27764,7 @@
           <w:szCs w:val="22"/>
           <w:rtl/>
         </w:rPr>
-        <w:t xml:space="preserve"> مجلس الإفتاء والبحوث والدراسات الإسلامية، المملكة الأردنية الهاشمية. القرار رقم (117): حكم عدم وضع أجهزة الإنعاش على المريض الذي لا يُرجى شفاؤه. دائرة الإفتاء العام، عمّان. https://www.aliftaa.jo/Decision.aspx?DecisionId=119</w:t>
+        <w:t xml:space="preserve"> الزكي، عبد الله (2020). نقل أعضاء الميت موتًا سريريًّا في الفقه الإسلامي. مجلة المنهل، جامعة الوادي، الجزائر، مج6، ع2.</w:t>
       </w:r>
     </w:p>
   </w:footnote>
@@ -27081,7 +27787,7 @@
           <w:szCs w:val="22"/>
           <w:rtl/>
         </w:rPr>
-        <w:t xml:space="preserve"> مجلس الإفتاء والبحوث والدراسات الإسلامية، المملكة الأردنية الهاشمية. القرار رقم (117): حكم عدم وضع أجهزة الإنعاش على المريض الذي لا يُرجى شفاؤه. دائرة الإفتاء العام، عمّان. https://www.aliftaa.jo/Decision.aspx?DecisionId=119</w:t>
+        <w:t xml:space="preserve"> مجمع الفقه الإسلامي الدولي. قرارات وتوصيات مجمع الفقه الإسلامي، القرار رقم (5) د 3/07/86 بشأن أجهزة الإنعاش، الدورة الثالثة، عمّان، 1986م. جدة: منظمة التعاون الإسلامي.</w:t>
       </w:r>
     </w:p>
   </w:footnote>
@@ -27104,7 +27810,7 @@
           <w:szCs w:val="22"/>
           <w:rtl/>
         </w:rPr>
-        <w:t xml:space="preserve"> المجمع الفقهي الإسلامي برابطة العالم الإسلامي، قرار الدورة العاشرة، مكة المكرمة، 1408هـ/1987م، بشأن أجهزة الإنعاش؛ وينظر: الزرعوني، راشد محمود (2024). ضوابط رفع أجهزة الإنعاش الصناعي عن الميت دماغيًّا. مجلة البحوث القانونية والاقتصادية، مج66، ع1.</w:t>
+        <w:t xml:space="preserve"> مجمع الفقه الإسلامي الدولي. قرارات وتوصيات مجمع الفقه الإسلامي، القرار رقم (5) د 3/07/86 بشأن أجهزة الإنعاش، الدورة الثالثة، عمّان، 1986م. جدة: منظمة التعاون الإسلامي.</w:t>
       </w:r>
     </w:p>
   </w:footnote>
@@ -27127,7 +27833,7 @@
           <w:szCs w:val="22"/>
           <w:rtl/>
         </w:rPr>
-        <w:t xml:space="preserve"> الزرعوني، راشد محمود (2024). ضوابط رفع أجهزة الإنعاش الصناعي عن الميت دماغيًّا - دراسة مقارنة. مجلة البحوث القانونية والاقتصادية، كلية الحقوق بالمنصورة، مج66، ع1.</w:t>
+        <w:t xml:space="preserve"> بن صفية، سليمان (2022). أحكام الموت الدماغي للإنسان والتصرف في أعضائه. مجلة الشهاب، الجزائر، مج8، ع2، ص411-434.</w:t>
       </w:r>
     </w:p>
   </w:footnote>
@@ -27150,7 +27856,7 @@
           <w:szCs w:val="22"/>
           <w:rtl/>
         </w:rPr>
-        <w:t xml:space="preserve"> الكاسح، تهاني فرج الشاعث، والصالحين، مسعود الصالحين عبد القادر (2024). حكم نزع الأجهزة على المريض الميت دماغيًّا. مجلة شمال إفريقيا للنشر العلمي، جامعة عمر المختار، ليبيا، مج2، ع4، ص50-59.</w:t>
+        <w:t xml:space="preserve"> بن صفية، سليمان (2022). أحكام الموت الدماغي للإنسان والتصرف في أعضائه. مجلة الشهاب، الجزائر، مج8، ع2، ص411-434.</w:t>
       </w:r>
     </w:p>
   </w:footnote>
@@ -27173,7 +27879,7 @@
           <w:szCs w:val="22"/>
           <w:rtl/>
         </w:rPr>
-        <w:t xml:space="preserve"> الكاسح، تهاني فرج الشاعث، والصالحين، مسعود الصالحين عبد القادر (2024). حكم نزع الأجهزة على المريض الميت دماغيًّا. مجلة شمال إفريقيا للنشر العلمي، جامعة عمر المختار، ليبيا، مج2، ع4، ص50-59.</w:t>
+        <w:t xml:space="preserve"> بن صفية، سليمان (2022). أحكام الموت الدماغي للإنسان والتصرف في أعضائه. مجلة الشهاب، الجزائر، مج8، ع2، ص411-434.</w:t>
       </w:r>
     </w:p>
   </w:footnote>
@@ -27196,11 +27902,241 @@
           <w:szCs w:val="22"/>
           <w:rtl/>
         </w:rPr>
-        <w:t xml:space="preserve"> الحبلاني، سعود بن فرحان محمد (2006). حكم رفع أجهزة الإنعاش عن المتوفى دماغيًّا: دراسة فقهية مقارنة. مجلة كلية الدراسات الإسلامية والعربية للبنين بالقاهرة، جامعة الأزهر، مج24، ع1، ص454-490.</w:t>
+        <w:t xml:space="preserve"> دار الإفتاء المصرية. الفتوى رقم (11622): حكم رفع الأجهزة الطبية عن المريض الميؤوس من شفائه. القاهرة. https://dar-alifta.org/ar/fatwa/details/11622</w:t>
       </w:r>
     </w:p>
   </w:footnote>
   <w:footnote w:id="175">
+    <w:p>
+      <w:pPr>
+        <w:bidi/>
+        <w:spacing w:line="240"/>
+      </w:pPr>
+      <w:r>
+        <w:rPr>
+          <w:rStyle w:val="FootnoteReference"/>
+        </w:rPr>
+        <w:footnoteRef/>
+      </w:r>
+      <w:r>
+        <w:rPr>
+          <w:rFonts w:ascii="Simplified Arabic" w:cs="Simplified Arabic" w:eastAsia="Simplified Arabic" w:hAnsi="Simplified Arabic"/>
+          <w:sz w:val="22"/>
+          <w:szCs w:val="22"/>
+          <w:rtl/>
+        </w:rPr>
+        <w:t xml:space="preserve"> الدق، صلاح نجيب (2022). الأحكام المتعلّقة برفع أجهزة الإنعاش عن المريض. مجلة جمعية أنصار السنة المحمدية، مصر، مج14، ع88، ص14-16.</w:t>
+      </w:r>
+    </w:p>
+  </w:footnote>
+  <w:footnote w:id="176">
+    <w:p>
+      <w:pPr>
+        <w:bidi/>
+        <w:spacing w:line="240"/>
+      </w:pPr>
+      <w:r>
+        <w:rPr>
+          <w:rStyle w:val="FootnoteReference"/>
+        </w:rPr>
+        <w:footnoteRef/>
+      </w:r>
+      <w:r>
+        <w:rPr>
+          <w:rFonts w:ascii="Simplified Arabic" w:cs="Simplified Arabic" w:eastAsia="Simplified Arabic" w:hAnsi="Simplified Arabic"/>
+          <w:sz w:val="22"/>
+          <w:szCs w:val="22"/>
+          <w:rtl/>
+        </w:rPr>
+        <w:t xml:space="preserve"> دار الإفتاء المصرية. الفتوى رقم (11622): حكم رفع الأجهزة الطبية عن المريض الميؤوس من شفائه. القاهرة. https://dar-alifta.org/ar/fatwa/details/11622</w:t>
+      </w:r>
+    </w:p>
+  </w:footnote>
+  <w:footnote w:id="177">
+    <w:p>
+      <w:pPr>
+        <w:bidi/>
+        <w:spacing w:line="240"/>
+      </w:pPr>
+      <w:r>
+        <w:rPr>
+          <w:rStyle w:val="FootnoteReference"/>
+        </w:rPr>
+        <w:footnoteRef/>
+      </w:r>
+      <w:r>
+        <w:rPr>
+          <w:rFonts w:ascii="Simplified Arabic" w:cs="Simplified Arabic" w:eastAsia="Simplified Arabic" w:hAnsi="Simplified Arabic"/>
+          <w:sz w:val="22"/>
+          <w:szCs w:val="22"/>
+          <w:rtl/>
+        </w:rPr>
+        <w:t xml:space="preserve"> مجلس الإفتاء والبحوث والدراسات الإسلامية، المملكة الأردنية الهاشمية. القرار رقم (117): حكم عدم وضع أجهزة الإنعاش على المريض الذي لا يُرجى شفاؤه. دائرة الإفتاء العام، عمّان. https://www.aliftaa.jo/Decision.aspx?DecisionId=119</w:t>
+      </w:r>
+    </w:p>
+  </w:footnote>
+  <w:footnote w:id="178">
+    <w:p>
+      <w:pPr>
+        <w:bidi/>
+        <w:spacing w:line="240"/>
+      </w:pPr>
+      <w:r>
+        <w:rPr>
+          <w:rStyle w:val="FootnoteReference"/>
+        </w:rPr>
+        <w:footnoteRef/>
+      </w:r>
+      <w:r>
+        <w:rPr>
+          <w:rFonts w:ascii="Simplified Arabic" w:cs="Simplified Arabic" w:eastAsia="Simplified Arabic" w:hAnsi="Simplified Arabic"/>
+          <w:sz w:val="22"/>
+          <w:szCs w:val="22"/>
+          <w:rtl/>
+        </w:rPr>
+        <w:t xml:space="preserve"> مجلس الإفتاء والبحوث والدراسات الإسلامية، المملكة الأردنية الهاشمية. القرار رقم (117): حكم عدم وضع أجهزة الإنعاش على المريض الذي لا يُرجى شفاؤه. دائرة الإفتاء العام، عمّان. https://www.aliftaa.jo/Decision.aspx?DecisionId=119</w:t>
+      </w:r>
+    </w:p>
+  </w:footnote>
+  <w:footnote w:id="179">
+    <w:p>
+      <w:pPr>
+        <w:bidi/>
+        <w:spacing w:line="240"/>
+      </w:pPr>
+      <w:r>
+        <w:rPr>
+          <w:rStyle w:val="FootnoteReference"/>
+        </w:rPr>
+        <w:footnoteRef/>
+      </w:r>
+      <w:r>
+        <w:rPr>
+          <w:rFonts w:ascii="Simplified Arabic" w:cs="Simplified Arabic" w:eastAsia="Simplified Arabic" w:hAnsi="Simplified Arabic"/>
+          <w:sz w:val="22"/>
+          <w:szCs w:val="22"/>
+          <w:rtl/>
+        </w:rPr>
+        <w:t xml:space="preserve"> مركز الفتوى بإسلام ويب. فتوى رقم (9005): حكم رفع الأجهزة عن الميت دماغيًا. https://www.islamweb.net/ar/fatwa/9005</w:t>
+      </w:r>
+    </w:p>
+  </w:footnote>
+  <w:footnote w:id="180">
+    <w:p>
+      <w:pPr>
+        <w:bidi/>
+        <w:spacing w:line="240"/>
+      </w:pPr>
+      <w:r>
+        <w:rPr>
+          <w:rStyle w:val="FootnoteReference"/>
+        </w:rPr>
+        <w:footnoteRef/>
+      </w:r>
+      <w:r>
+        <w:rPr>
+          <w:rFonts w:ascii="Simplified Arabic" w:cs="Simplified Arabic" w:eastAsia="Simplified Arabic" w:hAnsi="Simplified Arabic"/>
+          <w:sz w:val="22"/>
+          <w:szCs w:val="22"/>
+          <w:rtl/>
+        </w:rPr>
+        <w:t xml:space="preserve"> المجمع الفقهي الإسلامي برابطة العالم الإسلامي، قرار الدورة العاشرة، مكة المكرمة، 1408هـ/1987م، بشأن أجهزة الإنعاش؛ وينظر: الزرعوني، راشد محمود (2024). ضوابط رفع أجهزة الإنعاش الصناعي عن الميت دماغيًّا. مجلة البحوث القانونية والاقتصادية، مج66، ع1.</w:t>
+      </w:r>
+    </w:p>
+  </w:footnote>
+  <w:footnote w:id="181">
+    <w:p>
+      <w:pPr>
+        <w:bidi/>
+        <w:spacing w:line="240"/>
+      </w:pPr>
+      <w:r>
+        <w:rPr>
+          <w:rStyle w:val="FootnoteReference"/>
+        </w:rPr>
+        <w:footnoteRef/>
+      </w:r>
+      <w:r>
+        <w:rPr>
+          <w:rFonts w:ascii="Simplified Arabic" w:cs="Simplified Arabic" w:eastAsia="Simplified Arabic" w:hAnsi="Simplified Arabic"/>
+          <w:sz w:val="22"/>
+          <w:szCs w:val="22"/>
+          <w:rtl/>
+        </w:rPr>
+        <w:t xml:space="preserve"> الزرعوني، راشد محمود (2024). ضوابط رفع أجهزة الإنعاش الصناعي عن الميت دماغيًّا - دراسة مقارنة. مجلة البحوث القانونية والاقتصادية، كلية الحقوق بالمنصورة، مج66، ع1.</w:t>
+      </w:r>
+    </w:p>
+  </w:footnote>
+  <w:footnote w:id="182">
+    <w:p>
+      <w:pPr>
+        <w:bidi/>
+        <w:spacing w:line="240"/>
+      </w:pPr>
+      <w:r>
+        <w:rPr>
+          <w:rStyle w:val="FootnoteReference"/>
+        </w:rPr>
+        <w:footnoteRef/>
+      </w:r>
+      <w:r>
+        <w:rPr>
+          <w:rFonts w:ascii="Simplified Arabic" w:cs="Simplified Arabic" w:eastAsia="Simplified Arabic" w:hAnsi="Simplified Arabic"/>
+          <w:sz w:val="22"/>
+          <w:szCs w:val="22"/>
+          <w:rtl/>
+        </w:rPr>
+        <w:t xml:space="preserve"> الكاسح، تهاني فرج الشاعث، والصالحين، مسعود الصالحين عبد القادر (2024). حكم نزع الأجهزة على المريض الميت دماغيًّا. مجلة شمال إفريقيا للنشر العلمي، جامعة عمر المختار، ليبيا، مج2، ع4، ص50-59.</w:t>
+      </w:r>
+    </w:p>
+  </w:footnote>
+  <w:footnote w:id="183">
+    <w:p>
+      <w:pPr>
+        <w:bidi/>
+        <w:spacing w:line="240"/>
+      </w:pPr>
+      <w:r>
+        <w:rPr>
+          <w:rStyle w:val="FootnoteReference"/>
+        </w:rPr>
+        <w:footnoteRef/>
+      </w:r>
+      <w:r>
+        <w:rPr>
+          <w:rFonts w:ascii="Simplified Arabic" w:cs="Simplified Arabic" w:eastAsia="Simplified Arabic" w:hAnsi="Simplified Arabic"/>
+          <w:sz w:val="22"/>
+          <w:szCs w:val="22"/>
+          <w:rtl/>
+        </w:rPr>
+        <w:t xml:space="preserve"> الكاسح، تهاني فرج الشاعث، والصالحين، مسعود الصالحين عبد القادر (2024). حكم نزع الأجهزة على المريض الميت دماغيًّا. مجلة شمال إفريقيا للنشر العلمي، جامعة عمر المختار، ليبيا، مج2، ع4، ص50-59.</w:t>
+      </w:r>
+    </w:p>
+  </w:footnote>
+  <w:footnote w:id="184">
+    <w:p>
+      <w:pPr>
+        <w:bidi/>
+        <w:spacing w:line="240"/>
+      </w:pPr>
+      <w:r>
+        <w:rPr>
+          <w:rStyle w:val="FootnoteReference"/>
+        </w:rPr>
+        <w:footnoteRef/>
+      </w:r>
+      <w:r>
+        <w:rPr>
+          <w:rFonts w:ascii="Simplified Arabic" w:cs="Simplified Arabic" w:eastAsia="Simplified Arabic" w:hAnsi="Simplified Arabic"/>
+          <w:sz w:val="22"/>
+          <w:szCs w:val="22"/>
+          <w:rtl/>
+        </w:rPr>
+        <w:t xml:space="preserve"> الحبلاني، سعود بن فرحان محمد (2006). حكم رفع أجهزة الإنعاش عن المتوفى دماغيًّا: دراسة فقهية مقارنة. مجلة كلية الدراسات الإسلامية والعربية للبنين بالقاهرة، جامعة الأزهر، مج24، ع1، ص454-490.</w:t>
+      </w:r>
+    </w:p>
+  </w:footnote>
+  <w:footnote w:id="185">
     <w:p>
       <w:pPr>
         <w:bidi/>

--- a/seminar/Abd Almahdi Dahla 212684527.docx
+++ b/seminar/Abd Almahdi Dahla 212684527.docx
@@ -3559,16 +3559,31 @@
         </w:rPr>
         <w:t xml:space="preserve">رابط الدراسة: </w:t>
       </w:r>
-      <w:r>
-        <w:rPr>
-          <w:rFonts w:ascii="Simplified Arabic" w:cs="Simplified Arabic" w:eastAsia="Simplified Arabic" w:hAnsi="Simplified Arabic"/>
-          <w:b w:val="false"/>
-          <w:bCs w:val="false"/>
-          <w:sz w:val="28"/>
-          <w:szCs w:val="28"/>
-          <w:rtl/>
-        </w:rPr>
-        <w:t xml:space="preserve">https://journals.ekb.eg/article_368941_0.html</w:t>
+      <w:hyperlink w:history="1" r:id="rIddor6bunuwczccxswxxzme">
+        <w:r>
+          <w:rPr>
+            <w:rFonts w:ascii="Simplified Arabic" w:cs="Simplified Arabic" w:eastAsia="Simplified Arabic" w:hAnsi="Simplified Arabic"/>
+            <w:b/>
+            <w:bCs/>
+            <w:color w:val="0563C1"/>
+            <w:sz w:val="28"/>
+            <w:szCs w:val="28"/>
+            <w:u w:val="single"/>
+            <w:rtl/>
+          </w:rPr>
+          <w:t xml:space="preserve">موقع الدراسة</w:t>
+        </w:r>
+      </w:hyperlink>
+      <w:r>
+        <w:rPr>
+          <w:rFonts w:ascii="Simplified Arabic" w:cs="Simplified Arabic" w:eastAsia="Simplified Arabic" w:hAnsi="Simplified Arabic"/>
+          <w:b w:val="false"/>
+          <w:bCs w:val="false"/>
+          <w:sz w:val="28"/>
+          <w:szCs w:val="28"/>
+          <w:rtl/>
+        </w:rPr>
+        <w:t xml:space="preserve">  ( https://journals.ekb.eg/article_368941_0.html )</w:t>
       </w:r>
     </w:p>
     <w:p>
@@ -3705,16 +3720,31 @@
         </w:rPr>
         <w:t xml:space="preserve">رابط الدراسة: </w:t>
       </w:r>
-      <w:r>
-        <w:rPr>
-          <w:rFonts w:ascii="Simplified Arabic" w:cs="Simplified Arabic" w:eastAsia="Simplified Arabic" w:hAnsi="Simplified Arabic"/>
-          <w:b w:val="false"/>
-          <w:bCs w:val="false"/>
-          <w:sz w:val="28"/>
-          <w:szCs w:val="28"/>
-          <w:rtl/>
-        </w:rPr>
-        <w:t xml:space="preserve">https://mjle.journals.ekb.eg/article_368941_50690f4113b5efc26ad3acb040dabad4.pdf</w:t>
+      <w:hyperlink w:history="1" r:id="rIde6jeq50pt0s3aof_4z5ry">
+        <w:r>
+          <w:rPr>
+            <w:rFonts w:ascii="Simplified Arabic" w:cs="Simplified Arabic" w:eastAsia="Simplified Arabic" w:hAnsi="Simplified Arabic"/>
+            <w:b/>
+            <w:bCs/>
+            <w:color w:val="0563C1"/>
+            <w:sz w:val="28"/>
+            <w:szCs w:val="28"/>
+            <w:u w:val="single"/>
+            <w:rtl/>
+          </w:rPr>
+          <w:t xml:space="preserve">موقع الدراسة</w:t>
+        </w:r>
+      </w:hyperlink>
+      <w:r>
+        <w:rPr>
+          <w:rFonts w:ascii="Simplified Arabic" w:cs="Simplified Arabic" w:eastAsia="Simplified Arabic" w:hAnsi="Simplified Arabic"/>
+          <w:b w:val="false"/>
+          <w:bCs w:val="false"/>
+          <w:sz w:val="28"/>
+          <w:szCs w:val="28"/>
+          <w:rtl/>
+        </w:rPr>
+        <w:t xml:space="preserve">  ( https://mjle.journals.ekb.eg/article_368941_50690f4113b5efc26ad3acb040dabad4.pdf )</w:t>
       </w:r>
     </w:p>
     <w:p>
@@ -3851,16 +3881,31 @@
         </w:rPr>
         <w:t xml:space="preserve">رابط الدراسة: </w:t>
       </w:r>
-      <w:r>
-        <w:rPr>
-          <w:rFonts w:ascii="Simplified Arabic" w:cs="Simplified Arabic" w:eastAsia="Simplified Arabic" w:hAnsi="Simplified Arabic"/>
-          <w:b w:val="false"/>
-          <w:bCs w:val="false"/>
-          <w:sz w:val="28"/>
-          <w:szCs w:val="28"/>
-          <w:rtl/>
-        </w:rPr>
-        <w:t xml:space="preserve">https://search.mandumah.com/Record/1633970</w:t>
+      <w:hyperlink w:history="1" r:id="rIdgafitmaepvrmyuovufnf_">
+        <w:r>
+          <w:rPr>
+            <w:rFonts w:ascii="Simplified Arabic" w:cs="Simplified Arabic" w:eastAsia="Simplified Arabic" w:hAnsi="Simplified Arabic"/>
+            <w:b/>
+            <w:bCs/>
+            <w:color w:val="0563C1"/>
+            <w:sz w:val="28"/>
+            <w:szCs w:val="28"/>
+            <w:u w:val="single"/>
+            <w:rtl/>
+          </w:rPr>
+          <w:t xml:space="preserve">موقع الدراسة</w:t>
+        </w:r>
+      </w:hyperlink>
+      <w:r>
+        <w:rPr>
+          <w:rFonts w:ascii="Simplified Arabic" w:cs="Simplified Arabic" w:eastAsia="Simplified Arabic" w:hAnsi="Simplified Arabic"/>
+          <w:b w:val="false"/>
+          <w:bCs w:val="false"/>
+          <w:sz w:val="28"/>
+          <w:szCs w:val="28"/>
+          <w:rtl/>
+        </w:rPr>
+        <w:t xml:space="preserve">  ( https://search.mandumah.com/Record/1633970 )</w:t>
       </w:r>
     </w:p>
     <w:p>
@@ -3997,16 +4042,31 @@
         </w:rPr>
         <w:t xml:space="preserve">رابط الدراسة: </w:t>
       </w:r>
-      <w:r>
-        <w:rPr>
-          <w:rFonts w:ascii="Simplified Arabic" w:cs="Simplified Arabic" w:eastAsia="Simplified Arabic" w:hAnsi="Simplified Arabic"/>
-          <w:b w:val="false"/>
-          <w:bCs w:val="false"/>
-          <w:sz w:val="28"/>
-          <w:szCs w:val="28"/>
-          <w:rtl/>
-        </w:rPr>
-        <w:t xml:space="preserve">https://doi.org/10.65414/najsp.v2i4.281</w:t>
+      <w:hyperlink w:history="1" r:id="rIdg00-jccjl8w5gfdwezmt1">
+        <w:r>
+          <w:rPr>
+            <w:rFonts w:ascii="Simplified Arabic" w:cs="Simplified Arabic" w:eastAsia="Simplified Arabic" w:hAnsi="Simplified Arabic"/>
+            <w:b/>
+            <w:bCs/>
+            <w:color w:val="0563C1"/>
+            <w:sz w:val="28"/>
+            <w:szCs w:val="28"/>
+            <w:u w:val="single"/>
+            <w:rtl/>
+          </w:rPr>
+          <w:t xml:space="preserve">موقع الدراسة</w:t>
+        </w:r>
+      </w:hyperlink>
+      <w:r>
+        <w:rPr>
+          <w:rFonts w:ascii="Simplified Arabic" w:cs="Simplified Arabic" w:eastAsia="Simplified Arabic" w:hAnsi="Simplified Arabic"/>
+          <w:b w:val="false"/>
+          <w:bCs w:val="false"/>
+          <w:sz w:val="28"/>
+          <w:szCs w:val="28"/>
+          <w:rtl/>
+        </w:rPr>
+        <w:t xml:space="preserve">  ( https://doi.org/10.65414/najsp.v2i4.281 )</w:t>
       </w:r>
     </w:p>
     <w:p>
@@ -4143,16 +4203,31 @@
         </w:rPr>
         <w:t xml:space="preserve">رابط الدراسة: </w:t>
       </w:r>
-      <w:r>
-        <w:rPr>
-          <w:rFonts w:ascii="Simplified Arabic" w:cs="Simplified Arabic" w:eastAsia="Simplified Arabic" w:hAnsi="Simplified Arabic"/>
-          <w:b w:val="false"/>
-          <w:bCs w:val="false"/>
-          <w:sz w:val="28"/>
-          <w:szCs w:val="28"/>
-          <w:rtl/>
-        </w:rPr>
-        <w:t xml:space="preserve">https://doi.org/10.61353/ma.0000141</w:t>
+      <w:hyperlink w:history="1" r:id="rIdt5nn-gjx8anin6rmfp6sa">
+        <w:r>
+          <w:rPr>
+            <w:rFonts w:ascii="Simplified Arabic" w:cs="Simplified Arabic" w:eastAsia="Simplified Arabic" w:hAnsi="Simplified Arabic"/>
+            <w:b/>
+            <w:bCs/>
+            <w:color w:val="0563C1"/>
+            <w:sz w:val="28"/>
+            <w:szCs w:val="28"/>
+            <w:u w:val="single"/>
+            <w:rtl/>
+          </w:rPr>
+          <w:t xml:space="preserve">موقع الدراسة</w:t>
+        </w:r>
+      </w:hyperlink>
+      <w:r>
+        <w:rPr>
+          <w:rFonts w:ascii="Simplified Arabic" w:cs="Simplified Arabic" w:eastAsia="Simplified Arabic" w:hAnsi="Simplified Arabic"/>
+          <w:b w:val="false"/>
+          <w:bCs w:val="false"/>
+          <w:sz w:val="28"/>
+          <w:szCs w:val="28"/>
+          <w:rtl/>
+        </w:rPr>
+        <w:t xml:space="preserve">  ( https://doi.org/10.61353/ma.0000141 )</w:t>
       </w:r>
     </w:p>
     <w:p>
@@ -4289,16 +4364,31 @@
         </w:rPr>
         <w:t xml:space="preserve">رابط الدراسة: </w:t>
       </w:r>
-      <w:r>
-        <w:rPr>
-          <w:rFonts w:ascii="Simplified Arabic" w:cs="Simplified Arabic" w:eastAsia="Simplified Arabic" w:hAnsi="Simplified Arabic"/>
-          <w:b w:val="false"/>
-          <w:bCs w:val="false"/>
-          <w:sz w:val="28"/>
-          <w:szCs w:val="28"/>
-          <w:rtl/>
-        </w:rPr>
-        <w:t xml:space="preserve">https://www.researchgate.net/publication/393318043</w:t>
+      <w:hyperlink w:history="1" r:id="rId-vleerrzuvj_6i66usbaq">
+        <w:r>
+          <w:rPr>
+            <w:rFonts w:ascii="Simplified Arabic" w:cs="Simplified Arabic" w:eastAsia="Simplified Arabic" w:hAnsi="Simplified Arabic"/>
+            <w:b/>
+            <w:bCs/>
+            <w:color w:val="0563C1"/>
+            <w:sz w:val="28"/>
+            <w:szCs w:val="28"/>
+            <w:u w:val="single"/>
+            <w:rtl/>
+          </w:rPr>
+          <w:t xml:space="preserve">موقع الدراسة</w:t>
+        </w:r>
+      </w:hyperlink>
+      <w:r>
+        <w:rPr>
+          <w:rFonts w:ascii="Simplified Arabic" w:cs="Simplified Arabic" w:eastAsia="Simplified Arabic" w:hAnsi="Simplified Arabic"/>
+          <w:b w:val="false"/>
+          <w:bCs w:val="false"/>
+          <w:sz w:val="28"/>
+          <w:szCs w:val="28"/>
+          <w:rtl/>
+        </w:rPr>
+        <w:t xml:space="preserve">  ( https://www.researchgate.net/publication/393318043 )</w:t>
       </w:r>
     </w:p>
     <w:p>
@@ -4435,16 +4525,31 @@
         </w:rPr>
         <w:t xml:space="preserve">رابط الدراسة: </w:t>
       </w:r>
-      <w:r>
-        <w:rPr>
-          <w:rFonts w:ascii="Simplified Arabic" w:cs="Simplified Arabic" w:eastAsia="Simplified Arabic" w:hAnsi="Simplified Arabic"/>
-          <w:b w:val="false"/>
-          <w:bCs w:val="false"/>
-          <w:sz w:val="28"/>
-          <w:szCs w:val="28"/>
-          <w:rtl/>
-        </w:rPr>
-        <w:t xml:space="preserve">https://bcchj.uobabylon.edu.iq/index.php/bcchj/ar/article/view/1016</w:t>
+      <w:hyperlink w:history="1" r:id="rIdtxg9xmchgsyqt7ltztcc5">
+        <w:r>
+          <w:rPr>
+            <w:rFonts w:ascii="Simplified Arabic" w:cs="Simplified Arabic" w:eastAsia="Simplified Arabic" w:hAnsi="Simplified Arabic"/>
+            <w:b/>
+            <w:bCs/>
+            <w:color w:val="0563C1"/>
+            <w:sz w:val="28"/>
+            <w:szCs w:val="28"/>
+            <w:u w:val="single"/>
+            <w:rtl/>
+          </w:rPr>
+          <w:t xml:space="preserve">موقع الدراسة</w:t>
+        </w:r>
+      </w:hyperlink>
+      <w:r>
+        <w:rPr>
+          <w:rFonts w:ascii="Simplified Arabic" w:cs="Simplified Arabic" w:eastAsia="Simplified Arabic" w:hAnsi="Simplified Arabic"/>
+          <w:b w:val="false"/>
+          <w:bCs w:val="false"/>
+          <w:sz w:val="28"/>
+          <w:szCs w:val="28"/>
+          <w:rtl/>
+        </w:rPr>
+        <w:t xml:space="preserve">  ( https://bcchj.uobabylon.edu.iq/index.php/bcchj/ar/article/view/1016 )</w:t>
       </w:r>
     </w:p>
     <w:p>
@@ -4581,16 +4686,31 @@
         </w:rPr>
         <w:t xml:space="preserve">رابط الدراسة: </w:t>
       </w:r>
-      <w:r>
-        <w:rPr>
-          <w:rFonts w:ascii="Simplified Arabic" w:cs="Simplified Arabic" w:eastAsia="Simplified Arabic" w:hAnsi="Simplified Arabic"/>
-          <w:b w:val="false"/>
-          <w:bCs w:val="false"/>
-          <w:sz w:val="28"/>
-          <w:szCs w:val="28"/>
-          <w:rtl/>
-        </w:rPr>
-        <w:t xml:space="preserve">https://asjp.cerist.dz/en/article/198662</w:t>
+      <w:hyperlink w:history="1" r:id="rIdpnuv9eqpkg1emwxbejbq6">
+        <w:r>
+          <w:rPr>
+            <w:rFonts w:ascii="Simplified Arabic" w:cs="Simplified Arabic" w:eastAsia="Simplified Arabic" w:hAnsi="Simplified Arabic"/>
+            <w:b/>
+            <w:bCs/>
+            <w:color w:val="0563C1"/>
+            <w:sz w:val="28"/>
+            <w:szCs w:val="28"/>
+            <w:u w:val="single"/>
+            <w:rtl/>
+          </w:rPr>
+          <w:t xml:space="preserve">موقع الدراسة</w:t>
+        </w:r>
+      </w:hyperlink>
+      <w:r>
+        <w:rPr>
+          <w:rFonts w:ascii="Simplified Arabic" w:cs="Simplified Arabic" w:eastAsia="Simplified Arabic" w:hAnsi="Simplified Arabic"/>
+          <w:b w:val="false"/>
+          <w:bCs w:val="false"/>
+          <w:sz w:val="28"/>
+          <w:szCs w:val="28"/>
+          <w:rtl/>
+        </w:rPr>
+        <w:t xml:space="preserve">  ( https://asjp.cerist.dz/en/article/198662 )</w:t>
       </w:r>
     </w:p>
     <w:p>
@@ -4727,16 +4847,31 @@
         </w:rPr>
         <w:t xml:space="preserve">رابط الدراسة: </w:t>
       </w:r>
-      <w:r>
-        <w:rPr>
-          <w:rFonts w:ascii="Simplified Arabic" w:cs="Simplified Arabic" w:eastAsia="Simplified Arabic" w:hAnsi="Simplified Arabic"/>
-          <w:b w:val="false"/>
-          <w:bCs w:val="false"/>
-          <w:sz w:val="28"/>
-          <w:szCs w:val="28"/>
-          <w:rtl/>
-        </w:rPr>
-        <w:t xml:space="preserve">https://search.mandumah.com/Record/1232048</w:t>
+      <w:hyperlink w:history="1" r:id="rIdi6dhowf_ktujy_dsdc5uk">
+        <w:r>
+          <w:rPr>
+            <w:rFonts w:ascii="Simplified Arabic" w:cs="Simplified Arabic" w:eastAsia="Simplified Arabic" w:hAnsi="Simplified Arabic"/>
+            <w:b/>
+            <w:bCs/>
+            <w:color w:val="0563C1"/>
+            <w:sz w:val="28"/>
+            <w:szCs w:val="28"/>
+            <w:u w:val="single"/>
+            <w:rtl/>
+          </w:rPr>
+          <w:t xml:space="preserve">موقع الدراسة</w:t>
+        </w:r>
+      </w:hyperlink>
+      <w:r>
+        <w:rPr>
+          <w:rFonts w:ascii="Simplified Arabic" w:cs="Simplified Arabic" w:eastAsia="Simplified Arabic" w:hAnsi="Simplified Arabic"/>
+          <w:b w:val="false"/>
+          <w:bCs w:val="false"/>
+          <w:sz w:val="28"/>
+          <w:szCs w:val="28"/>
+          <w:rtl/>
+        </w:rPr>
+        <w:t xml:space="preserve">  ( https://search.mandumah.com/Record/1232048 )</w:t>
       </w:r>
     </w:p>
     <w:p>
@@ -4873,16 +5008,31 @@
         </w:rPr>
         <w:t xml:space="preserve">رابط الدراسة: </w:t>
       </w:r>
-      <w:r>
-        <w:rPr>
-          <w:rFonts w:ascii="Simplified Arabic" w:cs="Simplified Arabic" w:eastAsia="Simplified Arabic" w:hAnsi="Simplified Arabic"/>
-          <w:b w:val="false"/>
-          <w:bCs w:val="false"/>
-          <w:sz w:val="28"/>
-          <w:szCs w:val="28"/>
-          <w:rtl/>
-        </w:rPr>
-        <w:t xml:space="preserve">https://journals.alqasimia.ac.ae/index.php/ssis/article/view/66</w:t>
+      <w:hyperlink w:history="1" r:id="rIdi05lbecirdzmrj98w-oku">
+        <w:r>
+          <w:rPr>
+            <w:rFonts w:ascii="Simplified Arabic" w:cs="Simplified Arabic" w:eastAsia="Simplified Arabic" w:hAnsi="Simplified Arabic"/>
+            <w:b/>
+            <w:bCs/>
+            <w:color w:val="0563C1"/>
+            <w:sz w:val="28"/>
+            <w:szCs w:val="28"/>
+            <w:u w:val="single"/>
+            <w:rtl/>
+          </w:rPr>
+          <w:t xml:space="preserve">موقع الدراسة</w:t>
+        </w:r>
+      </w:hyperlink>
+      <w:r>
+        <w:rPr>
+          <w:rFonts w:ascii="Simplified Arabic" w:cs="Simplified Arabic" w:eastAsia="Simplified Arabic" w:hAnsi="Simplified Arabic"/>
+          <w:b w:val="false"/>
+          <w:bCs w:val="false"/>
+          <w:sz w:val="28"/>
+          <w:szCs w:val="28"/>
+          <w:rtl/>
+        </w:rPr>
+        <w:t xml:space="preserve">  ( https://journals.alqasimia.ac.ae/index.php/ssis/article/view/66 )</w:t>
       </w:r>
     </w:p>
     <w:p>
@@ -5019,16 +5169,31 @@
         </w:rPr>
         <w:t xml:space="preserve">رابط الدراسة: </w:t>
       </w:r>
-      <w:r>
-        <w:rPr>
-          <w:rFonts w:ascii="Simplified Arabic" w:cs="Simplified Arabic" w:eastAsia="Simplified Arabic" w:hAnsi="Simplified Arabic"/>
-          <w:b w:val="false"/>
-          <w:bCs w:val="false"/>
-          <w:sz w:val="28"/>
-          <w:szCs w:val="28"/>
-          <w:rtl/>
-        </w:rPr>
-        <w:t xml:space="preserve">https://www.ajrsp.com/vol/issue31/</w:t>
+      <w:hyperlink w:history="1" r:id="rIdblldh4rpipa1juj-jq94k">
+        <w:r>
+          <w:rPr>
+            <w:rFonts w:ascii="Simplified Arabic" w:cs="Simplified Arabic" w:eastAsia="Simplified Arabic" w:hAnsi="Simplified Arabic"/>
+            <w:b/>
+            <w:bCs/>
+            <w:color w:val="0563C1"/>
+            <w:sz w:val="28"/>
+            <w:szCs w:val="28"/>
+            <w:u w:val="single"/>
+            <w:rtl/>
+          </w:rPr>
+          <w:t xml:space="preserve">موقع الدراسة</w:t>
+        </w:r>
+      </w:hyperlink>
+      <w:r>
+        <w:rPr>
+          <w:rFonts w:ascii="Simplified Arabic" w:cs="Simplified Arabic" w:eastAsia="Simplified Arabic" w:hAnsi="Simplified Arabic"/>
+          <w:b w:val="false"/>
+          <w:bCs w:val="false"/>
+          <w:sz w:val="28"/>
+          <w:szCs w:val="28"/>
+          <w:rtl/>
+        </w:rPr>
+        <w:t xml:space="preserve">  ( https://www.ajrsp.com/vol/issue31/ )</w:t>
       </w:r>
     </w:p>
     <w:p>
@@ -5165,16 +5330,31 @@
         </w:rPr>
         <w:t xml:space="preserve">رابط الدراسة: </w:t>
       </w:r>
-      <w:r>
-        <w:rPr>
-          <w:rFonts w:ascii="Simplified Arabic" w:cs="Simplified Arabic" w:eastAsia="Simplified Arabic" w:hAnsi="Simplified Arabic"/>
-          <w:b w:val="false"/>
-          <w:bCs w:val="false"/>
-          <w:sz w:val="28"/>
-          <w:szCs w:val="28"/>
-          <w:rtl/>
-        </w:rPr>
-        <w:t xml:space="preserve">https://dspace.univ-eloued.dz/handle/123456789/15831</w:t>
+      <w:hyperlink w:history="1" r:id="rIdhbsqk-6c6idqqmupg5imj">
+        <w:r>
+          <w:rPr>
+            <w:rFonts w:ascii="Simplified Arabic" w:cs="Simplified Arabic" w:eastAsia="Simplified Arabic" w:hAnsi="Simplified Arabic"/>
+            <w:b/>
+            <w:bCs/>
+            <w:color w:val="0563C1"/>
+            <w:sz w:val="28"/>
+            <w:szCs w:val="28"/>
+            <w:u w:val="single"/>
+            <w:rtl/>
+          </w:rPr>
+          <w:t xml:space="preserve">موقع الدراسة</w:t>
+        </w:r>
+      </w:hyperlink>
+      <w:r>
+        <w:rPr>
+          <w:rFonts w:ascii="Simplified Arabic" w:cs="Simplified Arabic" w:eastAsia="Simplified Arabic" w:hAnsi="Simplified Arabic"/>
+          <w:b w:val="false"/>
+          <w:bCs w:val="false"/>
+          <w:sz w:val="28"/>
+          <w:szCs w:val="28"/>
+          <w:rtl/>
+        </w:rPr>
+        <w:t xml:space="preserve">  ( https://dspace.univ-eloued.dz/handle/123456789/15831 )</w:t>
       </w:r>
     </w:p>
     <w:p>
@@ -5311,16 +5491,31 @@
         </w:rPr>
         <w:t xml:space="preserve">رابط الدراسة: </w:t>
       </w:r>
-      <w:r>
-        <w:rPr>
-          <w:rFonts w:ascii="Simplified Arabic" w:cs="Simplified Arabic" w:eastAsia="Simplified Arabic" w:hAnsi="Simplified Arabic"/>
-          <w:b w:val="false"/>
-          <w:bCs w:val="false"/>
-          <w:sz w:val="28"/>
-          <w:szCs w:val="28"/>
-          <w:rtl/>
-        </w:rPr>
-        <w:t xml:space="preserve">https://asjp.cerist.dz/en/article/91461</w:t>
+      <w:hyperlink w:history="1" r:id="rIde5l5tjfwarw8zau21vuhf">
+        <w:r>
+          <w:rPr>
+            <w:rFonts w:ascii="Simplified Arabic" w:cs="Simplified Arabic" w:eastAsia="Simplified Arabic" w:hAnsi="Simplified Arabic"/>
+            <w:b/>
+            <w:bCs/>
+            <w:color w:val="0563C1"/>
+            <w:sz w:val="28"/>
+            <w:szCs w:val="28"/>
+            <w:u w:val="single"/>
+            <w:rtl/>
+          </w:rPr>
+          <w:t xml:space="preserve">موقع الدراسة</w:t>
+        </w:r>
+      </w:hyperlink>
+      <w:r>
+        <w:rPr>
+          <w:rFonts w:ascii="Simplified Arabic" w:cs="Simplified Arabic" w:eastAsia="Simplified Arabic" w:hAnsi="Simplified Arabic"/>
+          <w:b w:val="false"/>
+          <w:bCs w:val="false"/>
+          <w:sz w:val="28"/>
+          <w:szCs w:val="28"/>
+          <w:rtl/>
+        </w:rPr>
+        <w:t xml:space="preserve">  ( https://asjp.cerist.dz/en/article/91461 )</w:t>
       </w:r>
     </w:p>
     <w:p>
@@ -5457,16 +5652,31 @@
         </w:rPr>
         <w:t xml:space="preserve">رابط الدراسة: </w:t>
       </w:r>
-      <w:r>
-        <w:rPr>
-          <w:rFonts w:ascii="Simplified Arabic" w:cs="Simplified Arabic" w:eastAsia="Simplified Arabic" w:hAnsi="Simplified Arabic"/>
-          <w:b w:val="false"/>
-          <w:bCs w:val="false"/>
-          <w:sz w:val="28"/>
-          <w:szCs w:val="28"/>
-          <w:rtl/>
-        </w:rPr>
-        <w:t xml:space="preserve">https://asjp.cerist.dz/en/article/26599</w:t>
+      <w:hyperlink w:history="1" r:id="rIdgomgvlslgd-b5nezonfai">
+        <w:r>
+          <w:rPr>
+            <w:rFonts w:ascii="Simplified Arabic" w:cs="Simplified Arabic" w:eastAsia="Simplified Arabic" w:hAnsi="Simplified Arabic"/>
+            <w:b/>
+            <w:bCs/>
+            <w:color w:val="0563C1"/>
+            <w:sz w:val="28"/>
+            <w:szCs w:val="28"/>
+            <w:u w:val="single"/>
+            <w:rtl/>
+          </w:rPr>
+          <w:t xml:space="preserve">موقع الدراسة</w:t>
+        </w:r>
+      </w:hyperlink>
+      <w:r>
+        <w:rPr>
+          <w:rFonts w:ascii="Simplified Arabic" w:cs="Simplified Arabic" w:eastAsia="Simplified Arabic" w:hAnsi="Simplified Arabic"/>
+          <w:b w:val="false"/>
+          <w:bCs w:val="false"/>
+          <w:sz w:val="28"/>
+          <w:szCs w:val="28"/>
+          <w:rtl/>
+        </w:rPr>
+        <w:t xml:space="preserve">  ( https://asjp.cerist.dz/en/article/26599 )</w:t>
       </w:r>
     </w:p>
     <w:p>
@@ -5603,16 +5813,31 @@
         </w:rPr>
         <w:t xml:space="preserve">رابط الدراسة: </w:t>
       </w:r>
-      <w:r>
-        <w:rPr>
-          <w:rFonts w:ascii="Simplified Arabic" w:cs="Simplified Arabic" w:eastAsia="Simplified Arabic" w:hAnsi="Simplified Arabic"/>
-          <w:b w:val="false"/>
-          <w:bCs w:val="false"/>
-          <w:sz w:val="28"/>
-          <w:szCs w:val="28"/>
-          <w:rtl/>
-        </w:rPr>
-        <w:t xml:space="preserve">https://www.damascusuniversity.edu.sy/mag/law/images/stories/479-500.pdf</w:t>
+      <w:hyperlink w:history="1" r:id="rIdgv9-svfseqstaed0ya6jv">
+        <w:r>
+          <w:rPr>
+            <w:rFonts w:ascii="Simplified Arabic" w:cs="Simplified Arabic" w:eastAsia="Simplified Arabic" w:hAnsi="Simplified Arabic"/>
+            <w:b/>
+            <w:bCs/>
+            <w:color w:val="0563C1"/>
+            <w:sz w:val="28"/>
+            <w:szCs w:val="28"/>
+            <w:u w:val="single"/>
+            <w:rtl/>
+          </w:rPr>
+          <w:t xml:space="preserve">موقع الدراسة</w:t>
+        </w:r>
+      </w:hyperlink>
+      <w:r>
+        <w:rPr>
+          <w:rFonts w:ascii="Simplified Arabic" w:cs="Simplified Arabic" w:eastAsia="Simplified Arabic" w:hAnsi="Simplified Arabic"/>
+          <w:b w:val="false"/>
+          <w:bCs w:val="false"/>
+          <w:sz w:val="28"/>
+          <w:szCs w:val="28"/>
+          <w:rtl/>
+        </w:rPr>
+        <w:t xml:space="preserve">  ( https://www.damascusuniversity.edu.sy/mag/law/images/stories/479-500.pdf )</w:t>
       </w:r>
     </w:p>
     <w:p>
@@ -5749,16 +5974,31 @@
         </w:rPr>
         <w:t xml:space="preserve">رابط الدراسة: </w:t>
       </w:r>
-      <w:r>
-        <w:rPr>
-          <w:rFonts w:ascii="Simplified Arabic" w:cs="Simplified Arabic" w:eastAsia="Simplified Arabic" w:hAnsi="Simplified Arabic"/>
-          <w:b w:val="false"/>
-          <w:bCs w:val="false"/>
-          <w:sz w:val="28"/>
-          <w:szCs w:val="28"/>
-          <w:rtl/>
-        </w:rPr>
-        <w:t xml:space="preserve">https://search.mandumah.com/Record/167975</w:t>
+      <w:hyperlink w:history="1" r:id="rIds5bt5nc_ok_1xbrexgk0b">
+        <w:r>
+          <w:rPr>
+            <w:rFonts w:ascii="Simplified Arabic" w:cs="Simplified Arabic" w:eastAsia="Simplified Arabic" w:hAnsi="Simplified Arabic"/>
+            <w:b/>
+            <w:bCs/>
+            <w:color w:val="0563C1"/>
+            <w:sz w:val="28"/>
+            <w:szCs w:val="28"/>
+            <w:u w:val="single"/>
+            <w:rtl/>
+          </w:rPr>
+          <w:t xml:space="preserve">موقع الدراسة</w:t>
+        </w:r>
+      </w:hyperlink>
+      <w:r>
+        <w:rPr>
+          <w:rFonts w:ascii="Simplified Arabic" w:cs="Simplified Arabic" w:eastAsia="Simplified Arabic" w:hAnsi="Simplified Arabic"/>
+          <w:b w:val="false"/>
+          <w:bCs w:val="false"/>
+          <w:sz w:val="28"/>
+          <w:szCs w:val="28"/>
+          <w:rtl/>
+        </w:rPr>
+        <w:t xml:space="preserve">  ( https://search.mandumah.com/Record/167975 )</w:t>
       </w:r>
     </w:p>
     <w:p>
@@ -5895,16 +6135,31 @@
         </w:rPr>
         <w:t xml:space="preserve">رابط الدراسة: </w:t>
       </w:r>
-      <w:r>
-        <w:rPr>
-          <w:rFonts w:ascii="Simplified Arabic" w:cs="Simplified Arabic" w:eastAsia="Simplified Arabic" w:hAnsi="Simplified Arabic"/>
-          <w:b w:val="false"/>
-          <w:bCs w:val="false"/>
-          <w:sz w:val="28"/>
-          <w:szCs w:val="28"/>
-          <w:rtl/>
-        </w:rPr>
-        <w:t xml:space="preserve">https://iifa-aifi.org/ar/journal</w:t>
+      <w:hyperlink w:history="1" r:id="rIdaccjfq3c12slm8ectssfa">
+        <w:r>
+          <w:rPr>
+            <w:rFonts w:ascii="Simplified Arabic" w:cs="Simplified Arabic" w:eastAsia="Simplified Arabic" w:hAnsi="Simplified Arabic"/>
+            <w:b/>
+            <w:bCs/>
+            <w:color w:val="0563C1"/>
+            <w:sz w:val="28"/>
+            <w:szCs w:val="28"/>
+            <w:u w:val="single"/>
+            <w:rtl/>
+          </w:rPr>
+          <w:t xml:space="preserve">موقع الدراسة</w:t>
+        </w:r>
+      </w:hyperlink>
+      <w:r>
+        <w:rPr>
+          <w:rFonts w:ascii="Simplified Arabic" w:cs="Simplified Arabic" w:eastAsia="Simplified Arabic" w:hAnsi="Simplified Arabic"/>
+          <w:b w:val="false"/>
+          <w:bCs w:val="false"/>
+          <w:sz w:val="28"/>
+          <w:szCs w:val="28"/>
+          <w:rtl/>
+        </w:rPr>
+        <w:t xml:space="preserve">  ( https://iifa-aifi.org/ar/journal )</w:t>
       </w:r>
     </w:p>
     <w:p>
@@ -6061,16 +6316,31 @@
         </w:rPr>
         <w:t xml:space="preserve">رابط الدراسة: </w:t>
       </w:r>
-      <w:r>
-        <w:rPr>
-          <w:rFonts w:ascii="Simplified Arabic" w:cs="Simplified Arabic" w:eastAsia="Simplified Arabic" w:hAnsi="Simplified Arabic"/>
-          <w:b w:val="false"/>
-          <w:bCs w:val="false"/>
-          <w:sz w:val="28"/>
-          <w:szCs w:val="28"/>
-          <w:rtl/>
-        </w:rPr>
-        <w:t xml:space="preserve">https://www.cambridge.org/core/services/aop-cambridge-core/content/view/F891733330C5E4ADCB8C5BB0235E271F</w:t>
+      <w:hyperlink w:history="1" r:id="rIdbe8xk_osp5k0f92jawxgk">
+        <w:r>
+          <w:rPr>
+            <w:rFonts w:ascii="Simplified Arabic" w:cs="Simplified Arabic" w:eastAsia="Simplified Arabic" w:hAnsi="Simplified Arabic"/>
+            <w:b/>
+            <w:bCs/>
+            <w:color w:val="0563C1"/>
+            <w:sz w:val="28"/>
+            <w:szCs w:val="28"/>
+            <w:u w:val="single"/>
+            <w:rtl/>
+          </w:rPr>
+          <w:t xml:space="preserve">موقع الدراسة</w:t>
+        </w:r>
+      </w:hyperlink>
+      <w:r>
+        <w:rPr>
+          <w:rFonts w:ascii="Simplified Arabic" w:cs="Simplified Arabic" w:eastAsia="Simplified Arabic" w:hAnsi="Simplified Arabic"/>
+          <w:b w:val="false"/>
+          <w:bCs w:val="false"/>
+          <w:sz w:val="28"/>
+          <w:szCs w:val="28"/>
+          <w:rtl/>
+        </w:rPr>
+        <w:t xml:space="preserve">  ( https://www.cambridge.org/core/services/aop-cambridge-core/content/view/F891733330C5E4ADCB8C5BB0235E271F )</w:t>
       </w:r>
     </w:p>
     <w:p>
@@ -6207,16 +6477,31 @@
         </w:rPr>
         <w:t xml:space="preserve">رابط الدراسة: </w:t>
       </w:r>
-      <w:r>
-        <w:rPr>
-          <w:rFonts w:ascii="Simplified Arabic" w:cs="Simplified Arabic" w:eastAsia="Simplified Arabic" w:hAnsi="Simplified Arabic"/>
-          <w:b w:val="false"/>
-          <w:bCs w:val="false"/>
-          <w:sz w:val="28"/>
-          <w:szCs w:val="28"/>
-          <w:rtl/>
-        </w:rPr>
-        <w:t xml:space="preserve">https://doi.org/10.3389/fneur.2024.1491263</w:t>
+      <w:hyperlink w:history="1" r:id="rIdxhf_tgg0e9j0l3ysundec">
+        <w:r>
+          <w:rPr>
+            <w:rFonts w:ascii="Simplified Arabic" w:cs="Simplified Arabic" w:eastAsia="Simplified Arabic" w:hAnsi="Simplified Arabic"/>
+            <w:b/>
+            <w:bCs/>
+            <w:color w:val="0563C1"/>
+            <w:sz w:val="28"/>
+            <w:szCs w:val="28"/>
+            <w:u w:val="single"/>
+            <w:rtl/>
+          </w:rPr>
+          <w:t xml:space="preserve">موقع الدراسة</w:t>
+        </w:r>
+      </w:hyperlink>
+      <w:r>
+        <w:rPr>
+          <w:rFonts w:ascii="Simplified Arabic" w:cs="Simplified Arabic" w:eastAsia="Simplified Arabic" w:hAnsi="Simplified Arabic"/>
+          <w:b w:val="false"/>
+          <w:bCs w:val="false"/>
+          <w:sz w:val="28"/>
+          <w:szCs w:val="28"/>
+          <w:rtl/>
+        </w:rPr>
+        <w:t xml:space="preserve">  ( https://doi.org/10.3389/fneur.2024.1491263 )</w:t>
       </w:r>
     </w:p>
     <w:p>
@@ -6353,16 +6638,31 @@
         </w:rPr>
         <w:t xml:space="preserve">رابط الدراسة: </w:t>
       </w:r>
-      <w:r>
-        <w:rPr>
-          <w:rFonts w:ascii="Simplified Arabic" w:cs="Simplified Arabic" w:eastAsia="Simplified Arabic" w:hAnsi="Simplified Arabic"/>
-          <w:b w:val="false"/>
-          <w:bCs w:val="false"/>
-          <w:sz w:val="28"/>
-          <w:szCs w:val="28"/>
-          <w:rtl/>
-        </w:rPr>
-        <w:t xml:space="preserve">https://www.walshmedicalmedia.com/open-access/clinical-death-a-reversible-state-of-cardiac-arrest-119791.html</w:t>
+      <w:hyperlink w:history="1" r:id="rIdqkfz2prxoh8qosof7lhau">
+        <w:r>
+          <w:rPr>
+            <w:rFonts w:ascii="Simplified Arabic" w:cs="Simplified Arabic" w:eastAsia="Simplified Arabic" w:hAnsi="Simplified Arabic"/>
+            <w:b/>
+            <w:bCs/>
+            <w:color w:val="0563C1"/>
+            <w:sz w:val="28"/>
+            <w:szCs w:val="28"/>
+            <w:u w:val="single"/>
+            <w:rtl/>
+          </w:rPr>
+          <w:t xml:space="preserve">موقع الدراسة</w:t>
+        </w:r>
+      </w:hyperlink>
+      <w:r>
+        <w:rPr>
+          <w:rFonts w:ascii="Simplified Arabic" w:cs="Simplified Arabic" w:eastAsia="Simplified Arabic" w:hAnsi="Simplified Arabic"/>
+          <w:b w:val="false"/>
+          <w:bCs w:val="false"/>
+          <w:sz w:val="28"/>
+          <w:szCs w:val="28"/>
+          <w:rtl/>
+        </w:rPr>
+        <w:t xml:space="preserve">  ( https://www.walshmedicalmedia.com/open-access/clinical-death-a-reversible-state-of-cardiac-arrest-119791.html )</w:t>
       </w:r>
     </w:p>
     <w:p>
@@ -6499,16 +6799,31 @@
         </w:rPr>
         <w:t xml:space="preserve">رابط الدراسة: </w:t>
       </w:r>
-      <w:r>
-        <w:rPr>
-          <w:rFonts w:ascii="Simplified Arabic" w:cs="Simplified Arabic" w:eastAsia="Simplified Arabic" w:hAnsi="Simplified Arabic"/>
-          <w:b w:val="false"/>
-          <w:bCs w:val="false"/>
-          <w:sz w:val="28"/>
-          <w:szCs w:val="28"/>
-          <w:rtl/>
-        </w:rPr>
-        <w:t xml:space="preserve">https://doi.org/10.1212/WNL.0000000000207740</w:t>
+      <w:hyperlink w:history="1" r:id="rIdgllfii_mc-lovb6dggxvz">
+        <w:r>
+          <w:rPr>
+            <w:rFonts w:ascii="Simplified Arabic" w:cs="Simplified Arabic" w:eastAsia="Simplified Arabic" w:hAnsi="Simplified Arabic"/>
+            <w:b/>
+            <w:bCs/>
+            <w:color w:val="0563C1"/>
+            <w:sz w:val="28"/>
+            <w:szCs w:val="28"/>
+            <w:u w:val="single"/>
+            <w:rtl/>
+          </w:rPr>
+          <w:t xml:space="preserve">موقع الدراسة</w:t>
+        </w:r>
+      </w:hyperlink>
+      <w:r>
+        <w:rPr>
+          <w:rFonts w:ascii="Simplified Arabic" w:cs="Simplified Arabic" w:eastAsia="Simplified Arabic" w:hAnsi="Simplified Arabic"/>
+          <w:b w:val="false"/>
+          <w:bCs w:val="false"/>
+          <w:sz w:val="28"/>
+          <w:szCs w:val="28"/>
+          <w:rtl/>
+        </w:rPr>
+        <w:t xml:space="preserve">  ( https://doi.org/10.1212/WNL.0000000000207740 )</w:t>
       </w:r>
     </w:p>
     <w:p>
@@ -6645,16 +6960,31 @@
         </w:rPr>
         <w:t xml:space="preserve">رابط الدراسة: </w:t>
       </w:r>
-      <w:r>
-        <w:rPr>
-          <w:rFonts w:ascii="Simplified Arabic" w:cs="Simplified Arabic" w:eastAsia="Simplified Arabic" w:hAnsi="Simplified Arabic"/>
-          <w:b w:val="false"/>
-          <w:bCs w:val="false"/>
-          <w:sz w:val="28"/>
-          <w:szCs w:val="28"/>
-          <w:rtl/>
-        </w:rPr>
-        <w:t xml:space="preserve">https://doi.org/10.1001/jama.2020.11586</w:t>
+      <w:hyperlink w:history="1" r:id="rIdv-fk1ovmfhigomlc7lzkl">
+        <w:r>
+          <w:rPr>
+            <w:rFonts w:ascii="Simplified Arabic" w:cs="Simplified Arabic" w:eastAsia="Simplified Arabic" w:hAnsi="Simplified Arabic"/>
+            <w:b/>
+            <w:bCs/>
+            <w:color w:val="0563C1"/>
+            <w:sz w:val="28"/>
+            <w:szCs w:val="28"/>
+            <w:u w:val="single"/>
+            <w:rtl/>
+          </w:rPr>
+          <w:t xml:space="preserve">موقع الدراسة</w:t>
+        </w:r>
+      </w:hyperlink>
+      <w:r>
+        <w:rPr>
+          <w:rFonts w:ascii="Simplified Arabic" w:cs="Simplified Arabic" w:eastAsia="Simplified Arabic" w:hAnsi="Simplified Arabic"/>
+          <w:b w:val="false"/>
+          <w:bCs w:val="false"/>
+          <w:sz w:val="28"/>
+          <w:szCs w:val="28"/>
+          <w:rtl/>
+        </w:rPr>
+        <w:t xml:space="preserve">  ( https://doi.org/10.1001/jama.2020.11586 )</w:t>
       </w:r>
     </w:p>
     <w:p>
@@ -6791,16 +7121,31 @@
         </w:rPr>
         <w:t xml:space="preserve">رابط الدراسة: </w:t>
       </w:r>
-      <w:r>
-        <w:rPr>
-          <w:rFonts w:ascii="Simplified Arabic" w:cs="Simplified Arabic" w:eastAsia="Simplified Arabic" w:hAnsi="Simplified Arabic"/>
-          <w:b w:val="false"/>
-          <w:bCs w:val="false"/>
-          <w:sz w:val="28"/>
-          <w:szCs w:val="28"/>
-          <w:rtl/>
-        </w:rPr>
-        <w:t xml:space="preserve">https://doi.org/10.1038/nrneurol.2017.172</w:t>
+      <w:hyperlink w:history="1" r:id="rIdkji_ly3qwg5jfoivl_nwb">
+        <w:r>
+          <w:rPr>
+            <w:rFonts w:ascii="Simplified Arabic" w:cs="Simplified Arabic" w:eastAsia="Simplified Arabic" w:hAnsi="Simplified Arabic"/>
+            <w:b/>
+            <w:bCs/>
+            <w:color w:val="0563C1"/>
+            <w:sz w:val="28"/>
+            <w:szCs w:val="28"/>
+            <w:u w:val="single"/>
+            <w:rtl/>
+          </w:rPr>
+          <w:t xml:space="preserve">موقع الدراسة</w:t>
+        </w:r>
+      </w:hyperlink>
+      <w:r>
+        <w:rPr>
+          <w:rFonts w:ascii="Simplified Arabic" w:cs="Simplified Arabic" w:eastAsia="Simplified Arabic" w:hAnsi="Simplified Arabic"/>
+          <w:b w:val="false"/>
+          <w:bCs w:val="false"/>
+          <w:sz w:val="28"/>
+          <w:szCs w:val="28"/>
+          <w:rtl/>
+        </w:rPr>
+        <w:t xml:space="preserve">  ( https://doi.org/10.1038/nrneurol.2017.172 )</w:t>
       </w:r>
     </w:p>
     <w:p>
@@ -6937,16 +7282,31 @@
         </w:rPr>
         <w:t xml:space="preserve">رابط الدراسة: </w:t>
       </w:r>
-      <w:r>
-        <w:rPr>
-          <w:rFonts w:ascii="Simplified Arabic" w:cs="Simplified Arabic" w:eastAsia="Simplified Arabic" w:hAnsi="Simplified Arabic"/>
-          <w:b w:val="false"/>
-          <w:bCs w:val="false"/>
-          <w:sz w:val="28"/>
-          <w:szCs w:val="28"/>
-          <w:rtl/>
-        </w:rPr>
-        <w:t xml:space="preserve">https://pmc.ncbi.nlm.nih.gov/articles/PMC7595719/</w:t>
+      <w:hyperlink w:history="1" r:id="rId7hz3yegvn0mtqvh6geapg">
+        <w:r>
+          <w:rPr>
+            <w:rFonts w:ascii="Simplified Arabic" w:cs="Simplified Arabic" w:eastAsia="Simplified Arabic" w:hAnsi="Simplified Arabic"/>
+            <w:b/>
+            <w:bCs/>
+            <w:color w:val="0563C1"/>
+            <w:sz w:val="28"/>
+            <w:szCs w:val="28"/>
+            <w:u w:val="single"/>
+            <w:rtl/>
+          </w:rPr>
+          <w:t xml:space="preserve">موقع الدراسة</w:t>
+        </w:r>
+      </w:hyperlink>
+      <w:r>
+        <w:rPr>
+          <w:rFonts w:ascii="Simplified Arabic" w:cs="Simplified Arabic" w:eastAsia="Simplified Arabic" w:hAnsi="Simplified Arabic"/>
+          <w:b w:val="false"/>
+          <w:bCs w:val="false"/>
+          <w:sz w:val="28"/>
+          <w:szCs w:val="28"/>
+          <w:rtl/>
+        </w:rPr>
+        <w:t xml:space="preserve">  ( https://pmc.ncbi.nlm.nih.gov/articles/PMC7595719/ )</w:t>
       </w:r>
     </w:p>
     <w:p>
@@ -7083,16 +7443,31 @@
         </w:rPr>
         <w:t xml:space="preserve">رابط الدراسة: </w:t>
       </w:r>
-      <w:r>
-        <w:rPr>
-          <w:rFonts w:ascii="Simplified Arabic" w:cs="Simplified Arabic" w:eastAsia="Simplified Arabic" w:hAnsi="Simplified Arabic"/>
-          <w:b w:val="false"/>
-          <w:bCs w:val="false"/>
-          <w:sz w:val="28"/>
-          <w:szCs w:val="28"/>
-          <w:rtl/>
-        </w:rPr>
-        <w:t xml:space="preserve">https://doi.org/10.1212/WNL.0000000000006750</w:t>
+      <w:hyperlink w:history="1" r:id="rId-pkfd59rn_ltl2oorwcv9">
+        <w:r>
+          <w:rPr>
+            <w:rFonts w:ascii="Simplified Arabic" w:cs="Simplified Arabic" w:eastAsia="Simplified Arabic" w:hAnsi="Simplified Arabic"/>
+            <w:b/>
+            <w:bCs/>
+            <w:color w:val="0563C1"/>
+            <w:sz w:val="28"/>
+            <w:szCs w:val="28"/>
+            <w:u w:val="single"/>
+            <w:rtl/>
+          </w:rPr>
+          <w:t xml:space="preserve">موقع الدراسة</w:t>
+        </w:r>
+      </w:hyperlink>
+      <w:r>
+        <w:rPr>
+          <w:rFonts w:ascii="Simplified Arabic" w:cs="Simplified Arabic" w:eastAsia="Simplified Arabic" w:hAnsi="Simplified Arabic"/>
+          <w:b w:val="false"/>
+          <w:bCs w:val="false"/>
+          <w:sz w:val="28"/>
+          <w:szCs w:val="28"/>
+          <w:rtl/>
+        </w:rPr>
+        <w:t xml:space="preserve">  ( https://doi.org/10.1212/WNL.0000000000006750 )</w:t>
       </w:r>
     </w:p>
     <w:p>
@@ -7229,16 +7604,31 @@
         </w:rPr>
         <w:t xml:space="preserve">رابط الدراسة: </w:t>
       </w:r>
-      <w:r>
-        <w:rPr>
-          <w:rFonts w:ascii="Simplified Arabic" w:cs="Simplified Arabic" w:eastAsia="Simplified Arabic" w:hAnsi="Simplified Arabic"/>
-          <w:b w:val="false"/>
-          <w:bCs w:val="false"/>
-          <w:sz w:val="28"/>
-          <w:szCs w:val="28"/>
-          <w:rtl/>
-        </w:rPr>
-        <w:t xml:space="preserve">https://doi.org/10.2147/MB.S70369</w:t>
+      <w:hyperlink w:history="1" r:id="rId8x03dmipnbwbwlspeduvm">
+        <w:r>
+          <w:rPr>
+            <w:rFonts w:ascii="Simplified Arabic" w:cs="Simplified Arabic" w:eastAsia="Simplified Arabic" w:hAnsi="Simplified Arabic"/>
+            <w:b/>
+            <w:bCs/>
+            <w:color w:val="0563C1"/>
+            <w:sz w:val="28"/>
+            <w:szCs w:val="28"/>
+            <w:u w:val="single"/>
+            <w:rtl/>
+          </w:rPr>
+          <w:t xml:space="preserve">موقع الدراسة</w:t>
+        </w:r>
+      </w:hyperlink>
+      <w:r>
+        <w:rPr>
+          <w:rFonts w:ascii="Simplified Arabic" w:cs="Simplified Arabic" w:eastAsia="Simplified Arabic" w:hAnsi="Simplified Arabic"/>
+          <w:b w:val="false"/>
+          <w:bCs w:val="false"/>
+          <w:sz w:val="28"/>
+          <w:szCs w:val="28"/>
+          <w:rtl/>
+        </w:rPr>
+        <w:t xml:space="preserve">  ( https://doi.org/10.2147/MB.S70369 )</w:t>
       </w:r>
     </w:p>
     <w:p>
@@ -7375,16 +7765,31 @@
         </w:rPr>
         <w:t xml:space="preserve">رابط الدراسة: </w:t>
       </w:r>
-      <w:r>
-        <w:rPr>
-          <w:rFonts w:ascii="Simplified Arabic" w:cs="Simplified Arabic" w:eastAsia="Simplified Arabic" w:hAnsi="Simplified Arabic"/>
-          <w:b w:val="false"/>
-          <w:bCs w:val="false"/>
-          <w:sz w:val="28"/>
-          <w:szCs w:val="28"/>
-          <w:rtl/>
-        </w:rPr>
-        <w:t xml:space="preserve">http://jama.jamanetwork.com/article.aspx?articleid=1818922</w:t>
+      <w:hyperlink w:history="1" r:id="rIdsqac9bdcj-nlsjgkntsqj">
+        <w:r>
+          <w:rPr>
+            <w:rFonts w:ascii="Simplified Arabic" w:cs="Simplified Arabic" w:eastAsia="Simplified Arabic" w:hAnsi="Simplified Arabic"/>
+            <w:b/>
+            <w:bCs/>
+            <w:color w:val="0563C1"/>
+            <w:sz w:val="28"/>
+            <w:szCs w:val="28"/>
+            <w:u w:val="single"/>
+            <w:rtl/>
+          </w:rPr>
+          <w:t xml:space="preserve">موقع الدراسة</w:t>
+        </w:r>
+      </w:hyperlink>
+      <w:r>
+        <w:rPr>
+          <w:rFonts w:ascii="Simplified Arabic" w:cs="Simplified Arabic" w:eastAsia="Simplified Arabic" w:hAnsi="Simplified Arabic"/>
+          <w:b w:val="false"/>
+          <w:bCs w:val="false"/>
+          <w:sz w:val="28"/>
+          <w:szCs w:val="28"/>
+          <w:rtl/>
+        </w:rPr>
+        <w:t xml:space="preserve">  ( http://jama.jamanetwork.com/article.aspx?articleid=1818922 )</w:t>
       </w:r>
     </w:p>
     <w:p>

--- a/seminar/Abd Almahdi Dahla 212684527.docx
+++ b/seminar/Abd Almahdi Dahla 212684527.docx
@@ -349,7 +349,7 @@
     <w:p>
       <w:pPr>
         <w:bidi/>
-        <w:spacing w:after="160" w:line="480"/>
+        <w:spacing w:after="0" w:line="480"/>
         <w:jc w:val="both"/>
       </w:pPr>
       <w:r>
@@ -367,7 +367,7 @@
     <w:p>
       <w:pPr>
         <w:bidi/>
-        <w:spacing w:after="160" w:line="480"/>
+        <w:spacing w:after="0" w:line="480"/>
         <w:jc w:val="both"/>
       </w:pPr>
       <w:r>
@@ -413,7 +413,7 @@
     <w:p>
       <w:pPr>
         <w:bidi/>
-        <w:spacing w:after="160" w:line="480"/>
+        <w:spacing w:after="0" w:line="480"/>
         <w:jc w:val="both"/>
       </w:pPr>
       <w:r>
@@ -431,7 +431,7 @@
     <w:p>
       <w:pPr>
         <w:bidi/>
-        <w:spacing w:after="160" w:line="480"/>
+        <w:spacing w:after="0" w:line="480"/>
         <w:jc w:val="both"/>
       </w:pPr>
       <w:r>
@@ -449,7 +449,7 @@
     <w:p>
       <w:pPr>
         <w:bidi/>
-        <w:spacing w:after="160" w:line="480"/>
+        <w:spacing w:after="0" w:line="480"/>
         <w:jc w:val="both"/>
       </w:pPr>
       <w:r>
@@ -467,7 +467,7 @@
     <w:p>
       <w:pPr>
         <w:bidi/>
-        <w:spacing w:after="160" w:line="480"/>
+        <w:spacing w:after="0" w:line="480"/>
         <w:jc w:val="both"/>
       </w:pPr>
       <w:r>
@@ -506,7 +506,7 @@
     <w:p>
       <w:pPr>
         <w:bidi/>
-        <w:spacing w:after="160" w:line="480"/>
+        <w:spacing w:after="0" w:line="480"/>
         <w:jc w:val="both"/>
       </w:pPr>
       <w:r>
@@ -524,7 +524,7 @@
     <w:p>
       <w:pPr>
         <w:bidi/>
-        <w:spacing w:after="160" w:line="480"/>
+        <w:spacing w:after="0" w:line="480"/>
         <w:jc w:val="both"/>
       </w:pPr>
       <w:r>
@@ -542,7 +542,7 @@
     <w:p>
       <w:pPr>
         <w:bidi/>
-        <w:spacing w:after="160" w:line="480"/>
+        <w:spacing w:after="0" w:line="480"/>
         <w:jc w:val="both"/>
       </w:pPr>
       <w:r>
@@ -560,7 +560,7 @@
     <w:p>
       <w:pPr>
         <w:bidi/>
-        <w:spacing w:after="160" w:line="480"/>
+        <w:spacing w:after="0" w:line="480"/>
         <w:jc w:val="both"/>
       </w:pPr>
       <w:r>
@@ -599,7 +599,7 @@
     <w:p>
       <w:pPr>
         <w:bidi/>
-        <w:spacing w:after="160" w:line="480"/>
+        <w:spacing w:after="0" w:line="480"/>
         <w:jc w:val="both"/>
       </w:pPr>
       <w:r>
@@ -628,7 +628,7 @@
     <w:p>
       <w:pPr>
         <w:bidi/>
-        <w:spacing w:after="160" w:line="480"/>
+        <w:spacing w:after="0" w:line="480"/>
         <w:jc w:val="both"/>
       </w:pPr>
       <w:r>
@@ -657,7 +657,7 @@
     <w:p>
       <w:pPr>
         <w:bidi/>
-        <w:spacing w:after="160" w:line="480"/>
+        <w:spacing w:after="0" w:line="480"/>
         <w:jc w:val="both"/>
       </w:pPr>
       <w:r>
@@ -686,7 +686,7 @@
     <w:p>
       <w:pPr>
         <w:bidi/>
-        <w:spacing w:after="160" w:line="480"/>
+        <w:spacing w:after="0" w:line="480"/>
         <w:jc w:val="both"/>
       </w:pPr>
       <w:r>
@@ -715,7 +715,7 @@
     <w:p>
       <w:pPr>
         <w:bidi/>
-        <w:spacing w:after="160" w:line="480"/>
+        <w:spacing w:after="0" w:line="480"/>
         <w:jc w:val="both"/>
       </w:pPr>
       <w:r>
@@ -744,7 +744,7 @@
     <w:p>
       <w:pPr>
         <w:bidi/>
-        <w:spacing w:after="160" w:line="480"/>
+        <w:spacing w:after="0" w:line="480"/>
         <w:jc w:val="both"/>
       </w:pPr>
       <w:r>
@@ -794,7 +794,7 @@
     <w:p>
       <w:pPr>
         <w:bidi/>
-        <w:spacing w:after="160" w:line="480"/>
+        <w:spacing w:after="0" w:line="480"/>
         <w:jc w:val="both"/>
       </w:pPr>
       <w:r>
@@ -823,7 +823,7 @@
     <w:p>
       <w:pPr>
         <w:bidi/>
-        <w:spacing w:after="160" w:line="480"/>
+        <w:spacing w:after="0" w:line="480"/>
         <w:jc w:val="both"/>
       </w:pPr>
       <w:r>
@@ -852,7 +852,7 @@
     <w:p>
       <w:pPr>
         <w:bidi/>
-        <w:spacing w:after="160" w:line="480"/>
+        <w:spacing w:after="0" w:line="480"/>
         <w:jc w:val="both"/>
       </w:pPr>
       <w:r>
@@ -881,7 +881,7 @@
     <w:p>
       <w:pPr>
         <w:bidi/>
-        <w:spacing w:after="160" w:line="480"/>
+        <w:spacing w:after="0" w:line="480"/>
         <w:jc w:val="both"/>
       </w:pPr>
       <w:r>
@@ -910,7 +910,7 @@
     <w:p>
       <w:pPr>
         <w:bidi/>
-        <w:spacing w:after="160" w:line="480"/>
+        <w:spacing w:after="0" w:line="480"/>
         <w:jc w:val="both"/>
       </w:pPr>
       <w:r>
@@ -960,7 +960,7 @@
     <w:p>
       <w:pPr>
         <w:bidi/>
-        <w:spacing w:after="160" w:line="480"/>
+        <w:spacing w:after="0" w:line="480"/>
         <w:jc w:val="both"/>
       </w:pPr>
       <w:r>
@@ -989,7 +989,7 @@
     <w:p>
       <w:pPr>
         <w:bidi/>
-        <w:spacing w:after="160" w:line="480"/>
+        <w:spacing w:after="0" w:line="480"/>
         <w:jc w:val="both"/>
       </w:pPr>
       <w:r>
@@ -1018,7 +1018,7 @@
     <w:p>
       <w:pPr>
         <w:bidi/>
-        <w:spacing w:after="160" w:line="480"/>
+        <w:spacing w:after="0" w:line="480"/>
         <w:jc w:val="both"/>
       </w:pPr>
       <w:r>
@@ -1047,7 +1047,7 @@
     <w:p>
       <w:pPr>
         <w:bidi/>
-        <w:spacing w:after="160" w:line="480"/>
+        <w:spacing w:after="0" w:line="480"/>
         <w:jc w:val="both"/>
       </w:pPr>
       <w:r>
@@ -1076,7 +1076,7 @@
     <w:p>
       <w:pPr>
         <w:bidi/>
-        <w:spacing w:after="160" w:line="480"/>
+        <w:spacing w:after="0" w:line="480"/>
         <w:jc w:val="both"/>
       </w:pPr>
       <w:r>
@@ -1125,7 +1125,7 @@
     <w:p>
       <w:pPr>
         <w:bidi/>
-        <w:spacing w:after="160" w:line="480"/>
+        <w:spacing w:after="0" w:line="480"/>
         <w:jc w:val="both"/>
       </w:pPr>
       <w:r>
@@ -1163,7 +1163,7 @@
     <w:p>
       <w:pPr>
         <w:bidi/>
-        <w:spacing w:after="160" w:line="480"/>
+        <w:spacing w:after="0" w:line="480"/>
         <w:jc w:val="both"/>
       </w:pPr>
       <w:r>
@@ -1192,7 +1192,7 @@
     <w:p>
       <w:pPr>
         <w:bidi/>
-        <w:spacing w:after="160" w:line="480"/>
+        <w:spacing w:after="0" w:line="480"/>
         <w:jc w:val="both"/>
       </w:pPr>
       <w:r>
@@ -1221,7 +1221,7 @@
     <w:p>
       <w:pPr>
         <w:bidi/>
-        <w:spacing w:after="160" w:line="480"/>
+        <w:spacing w:after="0" w:line="480"/>
         <w:jc w:val="both"/>
       </w:pPr>
       <w:r>
@@ -1250,7 +1250,7 @@
     <w:p>
       <w:pPr>
         <w:bidi/>
-        <w:spacing w:after="160" w:line="480"/>
+        <w:spacing w:after="0" w:line="480"/>
         <w:jc w:val="both"/>
       </w:pPr>
       <w:r>
@@ -1279,7 +1279,7 @@
     <w:p>
       <w:pPr>
         <w:bidi/>
-        <w:spacing w:after="160" w:line="480"/>
+        <w:spacing w:after="0" w:line="480"/>
         <w:jc w:val="both"/>
       </w:pPr>
       <w:r>
@@ -1308,7 +1308,7 @@
     <w:p>
       <w:pPr>
         <w:bidi/>
-        <w:spacing w:after="160" w:line="480"/>
+        <w:spacing w:after="0" w:line="480"/>
         <w:jc w:val="both"/>
       </w:pPr>
       <w:r>
@@ -1358,7 +1358,7 @@
     <w:p>
       <w:pPr>
         <w:bidi/>
-        <w:spacing w:after="160" w:line="480"/>
+        <w:spacing w:after="0" w:line="480"/>
         <w:jc w:val="both"/>
       </w:pPr>
       <w:r>
@@ -1396,7 +1396,7 @@
     <w:p>
       <w:pPr>
         <w:bidi/>
-        <w:spacing w:after="160" w:line="480"/>
+        <w:spacing w:after="0" w:line="480"/>
         <w:jc w:val="both"/>
       </w:pPr>
       <w:r>
@@ -1425,7 +1425,7 @@
     <w:p>
       <w:pPr>
         <w:bidi/>
-        <w:spacing w:after="160" w:line="480"/>
+        <w:spacing w:after="0" w:line="480"/>
         <w:jc w:val="both"/>
       </w:pPr>
       <w:r>
@@ -1454,7 +1454,7 @@
     <w:p>
       <w:pPr>
         <w:bidi/>
-        <w:spacing w:after="160" w:line="480"/>
+        <w:spacing w:after="0" w:line="480"/>
         <w:jc w:val="both"/>
       </w:pPr>
       <w:r>
@@ -1504,7 +1504,7 @@
     <w:p>
       <w:pPr>
         <w:bidi/>
-        <w:spacing w:after="160" w:line="480"/>
+        <w:spacing w:after="0" w:line="480"/>
         <w:jc w:val="both"/>
       </w:pPr>
       <w:r>
@@ -3460,7 +3460,7 @@
     <w:p>
       <w:pPr>
         <w:bidi/>
-        <w:spacing w:after="160" w:line="480"/>
+        <w:spacing w:after="0" w:line="480"/>
         <w:jc w:val="both"/>
       </w:pPr>
       <w:r>
@@ -3498,7 +3498,7 @@
     <w:p>
       <w:pPr>
         <w:bidi/>
-        <w:spacing w:after="160" w:line="480"/>
+        <w:spacing w:after="0" w:line="480"/>
         <w:jc w:val="both"/>
       </w:pPr>
       <w:r>
@@ -3516,7 +3516,7 @@
     <w:p>
       <w:pPr>
         <w:bidi/>
-        <w:spacing w:after="160" w:line="480"/>
+        <w:spacing w:after="0" w:line="480"/>
         <w:jc w:val="both"/>
       </w:pPr>
       <w:r>
@@ -3545,8 +3545,8 @@
     <w:p>
       <w:pPr>
         <w:bidi/>
-        <w:spacing w:after="160" w:line="480"/>
-        <w:jc w:val="both"/>
+        <w:spacing w:after="0" w:line="480"/>
+        <w:jc w:val="right"/>
       </w:pPr>
       <w:r>
         <w:rPr>
@@ -3559,7 +3559,7 @@
         </w:rPr>
         <w:t xml:space="preserve">رابط الدراسة: </w:t>
       </w:r>
-      <w:hyperlink w:history="1" r:id="rIddor6bunuwczccxswxxzme">
+      <w:hyperlink w:history="1" r:id="rIdud9ehaaqcn1dnrpif-1z9">
         <w:r>
           <w:rPr>
             <w:rFonts w:ascii="Simplified Arabic" w:cs="Simplified Arabic" w:eastAsia="Simplified Arabic" w:hAnsi="Simplified Arabic"/>
@@ -3589,7 +3589,7 @@
     <w:p>
       <w:pPr>
         <w:bidi/>
-        <w:spacing w:after="160" w:line="480"/>
+        <w:spacing w:after="0" w:line="480"/>
         <w:jc w:val="both"/>
       </w:pPr>
       <w:r>
@@ -3629,7 +3629,7 @@
     <w:p>
       <w:pPr>
         <w:bidi/>
-        <w:spacing w:after="160" w:line="480"/>
+        <w:spacing w:after="0" w:line="480"/>
         <w:jc w:val="both"/>
       </w:pPr>
       <w:r>
@@ -3659,7 +3659,7 @@
     <w:p>
       <w:pPr>
         <w:bidi/>
-        <w:spacing w:after="160" w:line="480"/>
+        <w:spacing w:after="0" w:line="480"/>
         <w:jc w:val="both"/>
       </w:pPr>
       <w:r>
@@ -3677,7 +3677,7 @@
     <w:p>
       <w:pPr>
         <w:bidi/>
-        <w:spacing w:after="160" w:line="480"/>
+        <w:spacing w:after="0" w:line="480"/>
         <w:jc w:val="both"/>
       </w:pPr>
       <w:r>
@@ -3706,8 +3706,8 @@
     <w:p>
       <w:pPr>
         <w:bidi/>
-        <w:spacing w:after="160" w:line="480"/>
-        <w:jc w:val="both"/>
+        <w:spacing w:after="0" w:line="480"/>
+        <w:jc w:val="right"/>
       </w:pPr>
       <w:r>
         <w:rPr>
@@ -3720,7 +3720,7 @@
         </w:rPr>
         <w:t xml:space="preserve">رابط الدراسة: </w:t>
       </w:r>
-      <w:hyperlink w:history="1" r:id="rIde6jeq50pt0s3aof_4z5ry">
+      <w:hyperlink w:history="1" r:id="rIdf92pogr4o433sox1vygsu">
         <w:r>
           <w:rPr>
             <w:rFonts w:ascii="Simplified Arabic" w:cs="Simplified Arabic" w:eastAsia="Simplified Arabic" w:hAnsi="Simplified Arabic"/>
@@ -3750,7 +3750,7 @@
     <w:p>
       <w:pPr>
         <w:bidi/>
-        <w:spacing w:after="160" w:line="480"/>
+        <w:spacing w:after="0" w:line="480"/>
         <w:jc w:val="both"/>
       </w:pPr>
       <w:r>
@@ -3790,7 +3790,7 @@
     <w:p>
       <w:pPr>
         <w:bidi/>
-        <w:spacing w:after="160" w:line="480"/>
+        <w:spacing w:after="0" w:line="480"/>
         <w:jc w:val="both"/>
       </w:pPr>
       <w:r>
@@ -3820,7 +3820,7 @@
     <w:p>
       <w:pPr>
         <w:bidi/>
-        <w:spacing w:after="160" w:line="480"/>
+        <w:spacing w:after="0" w:line="480"/>
         <w:jc w:val="both"/>
       </w:pPr>
       <w:r>
@@ -3838,7 +3838,7 @@
     <w:p>
       <w:pPr>
         <w:bidi/>
-        <w:spacing w:after="160" w:line="480"/>
+        <w:spacing w:after="0" w:line="480"/>
         <w:jc w:val="both"/>
       </w:pPr>
       <w:r>
@@ -3867,8 +3867,8 @@
     <w:p>
       <w:pPr>
         <w:bidi/>
-        <w:spacing w:after="160" w:line="480"/>
-        <w:jc w:val="both"/>
+        <w:spacing w:after="0" w:line="480"/>
+        <w:jc w:val="right"/>
       </w:pPr>
       <w:r>
         <w:rPr>
@@ -3881,7 +3881,7 @@
         </w:rPr>
         <w:t xml:space="preserve">رابط الدراسة: </w:t>
       </w:r>
-      <w:hyperlink w:history="1" r:id="rIdgafitmaepvrmyuovufnf_">
+      <w:hyperlink w:history="1" r:id="rIdm5jwsbhdaya1gdddgjjmk">
         <w:r>
           <w:rPr>
             <w:rFonts w:ascii="Simplified Arabic" w:cs="Simplified Arabic" w:eastAsia="Simplified Arabic" w:hAnsi="Simplified Arabic"/>
@@ -3911,7 +3911,7 @@
     <w:p>
       <w:pPr>
         <w:bidi/>
-        <w:spacing w:after="160" w:line="480"/>
+        <w:spacing w:after="0" w:line="480"/>
         <w:jc w:val="both"/>
       </w:pPr>
       <w:r>
@@ -3951,7 +3951,7 @@
     <w:p>
       <w:pPr>
         <w:bidi/>
-        <w:spacing w:after="160" w:line="480"/>
+        <w:spacing w:after="0" w:line="480"/>
         <w:jc w:val="both"/>
       </w:pPr>
       <w:r>
@@ -3981,7 +3981,7 @@
     <w:p>
       <w:pPr>
         <w:bidi/>
-        <w:spacing w:after="160" w:line="480"/>
+        <w:spacing w:after="0" w:line="480"/>
         <w:jc w:val="both"/>
       </w:pPr>
       <w:r>
@@ -3999,7 +3999,7 @@
     <w:p>
       <w:pPr>
         <w:bidi/>
-        <w:spacing w:after="160" w:line="480"/>
+        <w:spacing w:after="0" w:line="480"/>
         <w:jc w:val="both"/>
       </w:pPr>
       <w:r>
@@ -4028,8 +4028,8 @@
     <w:p>
       <w:pPr>
         <w:bidi/>
-        <w:spacing w:after="160" w:line="480"/>
-        <w:jc w:val="both"/>
+        <w:spacing w:after="0" w:line="480"/>
+        <w:jc w:val="right"/>
       </w:pPr>
       <w:r>
         <w:rPr>
@@ -4042,7 +4042,7 @@
         </w:rPr>
         <w:t xml:space="preserve">رابط الدراسة: </w:t>
       </w:r>
-      <w:hyperlink w:history="1" r:id="rIdg00-jccjl8w5gfdwezmt1">
+      <w:hyperlink w:history="1" r:id="rIdyn9jeqc9a_udgxv3-dpr7">
         <w:r>
           <w:rPr>
             <w:rFonts w:ascii="Simplified Arabic" w:cs="Simplified Arabic" w:eastAsia="Simplified Arabic" w:hAnsi="Simplified Arabic"/>
@@ -4072,7 +4072,7 @@
     <w:p>
       <w:pPr>
         <w:bidi/>
-        <w:spacing w:after="160" w:line="480"/>
+        <w:spacing w:after="0" w:line="480"/>
         <w:jc w:val="both"/>
       </w:pPr>
       <w:r>
@@ -4112,7 +4112,7 @@
     <w:p>
       <w:pPr>
         <w:bidi/>
-        <w:spacing w:after="160" w:line="480"/>
+        <w:spacing w:after="0" w:line="480"/>
         <w:jc w:val="both"/>
       </w:pPr>
       <w:r>
@@ -4142,7 +4142,7 @@
     <w:p>
       <w:pPr>
         <w:bidi/>
-        <w:spacing w:after="160" w:line="480"/>
+        <w:spacing w:after="0" w:line="480"/>
         <w:jc w:val="both"/>
       </w:pPr>
       <w:r>
@@ -4160,7 +4160,7 @@
     <w:p>
       <w:pPr>
         <w:bidi/>
-        <w:spacing w:after="160" w:line="480"/>
+        <w:spacing w:after="0" w:line="480"/>
         <w:jc w:val="both"/>
       </w:pPr>
       <w:r>
@@ -4189,8 +4189,8 @@
     <w:p>
       <w:pPr>
         <w:bidi/>
-        <w:spacing w:after="160" w:line="480"/>
-        <w:jc w:val="both"/>
+        <w:spacing w:after="0" w:line="480"/>
+        <w:jc w:val="right"/>
       </w:pPr>
       <w:r>
         <w:rPr>
@@ -4203,7 +4203,7 @@
         </w:rPr>
         <w:t xml:space="preserve">رابط الدراسة: </w:t>
       </w:r>
-      <w:hyperlink w:history="1" r:id="rIdt5nn-gjx8anin6rmfp6sa">
+      <w:hyperlink w:history="1" r:id="rIdt6lmyws_zh7obobyfq3lm">
         <w:r>
           <w:rPr>
             <w:rFonts w:ascii="Simplified Arabic" w:cs="Simplified Arabic" w:eastAsia="Simplified Arabic" w:hAnsi="Simplified Arabic"/>
@@ -4233,7 +4233,7 @@
     <w:p>
       <w:pPr>
         <w:bidi/>
-        <w:spacing w:after="160" w:line="480"/>
+        <w:spacing w:after="0" w:line="480"/>
         <w:jc w:val="both"/>
       </w:pPr>
       <w:r>
@@ -4273,7 +4273,7 @@
     <w:p>
       <w:pPr>
         <w:bidi/>
-        <w:spacing w:after="160" w:line="480"/>
+        <w:spacing w:after="0" w:line="480"/>
         <w:jc w:val="both"/>
       </w:pPr>
       <w:r>
@@ -4303,7 +4303,7 @@
     <w:p>
       <w:pPr>
         <w:bidi/>
-        <w:spacing w:after="160" w:line="480"/>
+        <w:spacing w:after="0" w:line="480"/>
         <w:jc w:val="both"/>
       </w:pPr>
       <w:r>
@@ -4321,7 +4321,7 @@
     <w:p>
       <w:pPr>
         <w:bidi/>
-        <w:spacing w:after="160" w:line="480"/>
+        <w:spacing w:after="0" w:line="480"/>
         <w:jc w:val="both"/>
       </w:pPr>
       <w:r>
@@ -4350,8 +4350,8 @@
     <w:p>
       <w:pPr>
         <w:bidi/>
-        <w:spacing w:after="160" w:line="480"/>
-        <w:jc w:val="both"/>
+        <w:spacing w:after="0" w:line="480"/>
+        <w:jc w:val="right"/>
       </w:pPr>
       <w:r>
         <w:rPr>
@@ -4364,7 +4364,7 @@
         </w:rPr>
         <w:t xml:space="preserve">رابط الدراسة: </w:t>
       </w:r>
-      <w:hyperlink w:history="1" r:id="rId-vleerrzuvj_6i66usbaq">
+      <w:hyperlink w:history="1" r:id="rIdajsowhrtno7nesio5insg">
         <w:r>
           <w:rPr>
             <w:rFonts w:ascii="Simplified Arabic" w:cs="Simplified Arabic" w:eastAsia="Simplified Arabic" w:hAnsi="Simplified Arabic"/>
@@ -4394,7 +4394,7 @@
     <w:p>
       <w:pPr>
         <w:bidi/>
-        <w:spacing w:after="160" w:line="480"/>
+        <w:spacing w:after="0" w:line="480"/>
         <w:jc w:val="both"/>
       </w:pPr>
       <w:r>
@@ -4434,7 +4434,7 @@
     <w:p>
       <w:pPr>
         <w:bidi/>
-        <w:spacing w:after="160" w:line="480"/>
+        <w:spacing w:after="0" w:line="480"/>
         <w:jc w:val="both"/>
       </w:pPr>
       <w:r>
@@ -4464,7 +4464,7 @@
     <w:p>
       <w:pPr>
         <w:bidi/>
-        <w:spacing w:after="160" w:line="480"/>
+        <w:spacing w:after="0" w:line="480"/>
         <w:jc w:val="both"/>
       </w:pPr>
       <w:r>
@@ -4482,7 +4482,7 @@
     <w:p>
       <w:pPr>
         <w:bidi/>
-        <w:spacing w:after="160" w:line="480"/>
+        <w:spacing w:after="0" w:line="480"/>
         <w:jc w:val="both"/>
       </w:pPr>
       <w:r>
@@ -4511,8 +4511,8 @@
     <w:p>
       <w:pPr>
         <w:bidi/>
-        <w:spacing w:after="160" w:line="480"/>
-        <w:jc w:val="both"/>
+        <w:spacing w:after="0" w:line="480"/>
+        <w:jc w:val="right"/>
       </w:pPr>
       <w:r>
         <w:rPr>
@@ -4525,7 +4525,7 @@
         </w:rPr>
         <w:t xml:space="preserve">رابط الدراسة: </w:t>
       </w:r>
-      <w:hyperlink w:history="1" r:id="rIdtxg9xmchgsyqt7ltztcc5">
+      <w:hyperlink w:history="1" r:id="rId6k_hdu5sqwdcz8x1o5kec">
         <w:r>
           <w:rPr>
             <w:rFonts w:ascii="Simplified Arabic" w:cs="Simplified Arabic" w:eastAsia="Simplified Arabic" w:hAnsi="Simplified Arabic"/>
@@ -4555,7 +4555,7 @@
     <w:p>
       <w:pPr>
         <w:bidi/>
-        <w:spacing w:after="160" w:line="480"/>
+        <w:spacing w:after="0" w:line="480"/>
         <w:jc w:val="both"/>
       </w:pPr>
       <w:r>
@@ -4595,7 +4595,7 @@
     <w:p>
       <w:pPr>
         <w:bidi/>
-        <w:spacing w:after="160" w:line="480"/>
+        <w:spacing w:after="0" w:line="480"/>
         <w:jc w:val="both"/>
       </w:pPr>
       <w:r>
@@ -4625,7 +4625,7 @@
     <w:p>
       <w:pPr>
         <w:bidi/>
-        <w:spacing w:after="160" w:line="480"/>
+        <w:spacing w:after="0" w:line="480"/>
         <w:jc w:val="both"/>
       </w:pPr>
       <w:r>
@@ -4643,7 +4643,7 @@
     <w:p>
       <w:pPr>
         <w:bidi/>
-        <w:spacing w:after="160" w:line="480"/>
+        <w:spacing w:after="0" w:line="480"/>
         <w:jc w:val="both"/>
       </w:pPr>
       <w:r>
@@ -4672,8 +4672,8 @@
     <w:p>
       <w:pPr>
         <w:bidi/>
-        <w:spacing w:after="160" w:line="480"/>
-        <w:jc w:val="both"/>
+        <w:spacing w:after="0" w:line="480"/>
+        <w:jc w:val="right"/>
       </w:pPr>
       <w:r>
         <w:rPr>
@@ -4686,7 +4686,7 @@
         </w:rPr>
         <w:t xml:space="preserve">رابط الدراسة: </w:t>
       </w:r>
-      <w:hyperlink w:history="1" r:id="rIdpnuv9eqpkg1emwxbejbq6">
+      <w:hyperlink w:history="1" r:id="rIdldylg7f8ua0oc-hextryq">
         <w:r>
           <w:rPr>
             <w:rFonts w:ascii="Simplified Arabic" w:cs="Simplified Arabic" w:eastAsia="Simplified Arabic" w:hAnsi="Simplified Arabic"/>
@@ -4716,7 +4716,7 @@
     <w:p>
       <w:pPr>
         <w:bidi/>
-        <w:spacing w:after="160" w:line="480"/>
+        <w:spacing w:after="0" w:line="480"/>
         <w:jc w:val="both"/>
       </w:pPr>
       <w:r>
@@ -4756,7 +4756,7 @@
     <w:p>
       <w:pPr>
         <w:bidi/>
-        <w:spacing w:after="160" w:line="480"/>
+        <w:spacing w:after="0" w:line="480"/>
         <w:jc w:val="both"/>
       </w:pPr>
       <w:r>
@@ -4786,7 +4786,7 @@
     <w:p>
       <w:pPr>
         <w:bidi/>
-        <w:spacing w:after="160" w:line="480"/>
+        <w:spacing w:after="0" w:line="480"/>
         <w:jc w:val="both"/>
       </w:pPr>
       <w:r>
@@ -4804,7 +4804,7 @@
     <w:p>
       <w:pPr>
         <w:bidi/>
-        <w:spacing w:after="160" w:line="480"/>
+        <w:spacing w:after="0" w:line="480"/>
         <w:jc w:val="both"/>
       </w:pPr>
       <w:r>
@@ -4833,8 +4833,8 @@
     <w:p>
       <w:pPr>
         <w:bidi/>
-        <w:spacing w:after="160" w:line="480"/>
-        <w:jc w:val="both"/>
+        <w:spacing w:after="0" w:line="480"/>
+        <w:jc w:val="right"/>
       </w:pPr>
       <w:r>
         <w:rPr>
@@ -4847,7 +4847,7 @@
         </w:rPr>
         <w:t xml:space="preserve">رابط الدراسة: </w:t>
       </w:r>
-      <w:hyperlink w:history="1" r:id="rIdi6dhowf_ktujy_dsdc5uk">
+      <w:hyperlink w:history="1" r:id="rIdrcejvtk7jcgr4bhpth5o4">
         <w:r>
           <w:rPr>
             <w:rFonts w:ascii="Simplified Arabic" w:cs="Simplified Arabic" w:eastAsia="Simplified Arabic" w:hAnsi="Simplified Arabic"/>
@@ -4877,7 +4877,7 @@
     <w:p>
       <w:pPr>
         <w:bidi/>
-        <w:spacing w:after="160" w:line="480"/>
+        <w:spacing w:after="0" w:line="480"/>
         <w:jc w:val="both"/>
       </w:pPr>
       <w:r>
@@ -4917,7 +4917,7 @@
     <w:p>
       <w:pPr>
         <w:bidi/>
-        <w:spacing w:after="160" w:line="480"/>
+        <w:spacing w:after="0" w:line="480"/>
         <w:jc w:val="both"/>
       </w:pPr>
       <w:r>
@@ -4947,7 +4947,7 @@
     <w:p>
       <w:pPr>
         <w:bidi/>
-        <w:spacing w:after="160" w:line="480"/>
+        <w:spacing w:after="0" w:line="480"/>
         <w:jc w:val="both"/>
       </w:pPr>
       <w:r>
@@ -4965,7 +4965,7 @@
     <w:p>
       <w:pPr>
         <w:bidi/>
-        <w:spacing w:after="160" w:line="480"/>
+        <w:spacing w:after="0" w:line="480"/>
         <w:jc w:val="both"/>
       </w:pPr>
       <w:r>
@@ -4994,8 +4994,8 @@
     <w:p>
       <w:pPr>
         <w:bidi/>
-        <w:spacing w:after="160" w:line="480"/>
-        <w:jc w:val="both"/>
+        <w:spacing w:after="0" w:line="480"/>
+        <w:jc w:val="right"/>
       </w:pPr>
       <w:r>
         <w:rPr>
@@ -5008,7 +5008,7 @@
         </w:rPr>
         <w:t xml:space="preserve">رابط الدراسة: </w:t>
       </w:r>
-      <w:hyperlink w:history="1" r:id="rIdi05lbecirdzmrj98w-oku">
+      <w:hyperlink w:history="1" r:id="rIdreyy4iglkd9o67-9enzsi">
         <w:r>
           <w:rPr>
             <w:rFonts w:ascii="Simplified Arabic" w:cs="Simplified Arabic" w:eastAsia="Simplified Arabic" w:hAnsi="Simplified Arabic"/>
@@ -5038,7 +5038,7 @@
     <w:p>
       <w:pPr>
         <w:bidi/>
-        <w:spacing w:after="160" w:line="480"/>
+        <w:spacing w:after="0" w:line="480"/>
         <w:jc w:val="both"/>
       </w:pPr>
       <w:r>
@@ -5078,7 +5078,7 @@
     <w:p>
       <w:pPr>
         <w:bidi/>
-        <w:spacing w:after="160" w:line="480"/>
+        <w:spacing w:after="0" w:line="480"/>
         <w:jc w:val="both"/>
       </w:pPr>
       <w:r>
@@ -5108,7 +5108,7 @@
     <w:p>
       <w:pPr>
         <w:bidi/>
-        <w:spacing w:after="160" w:line="480"/>
+        <w:spacing w:after="0" w:line="480"/>
         <w:jc w:val="both"/>
       </w:pPr>
       <w:r>
@@ -5126,7 +5126,7 @@
     <w:p>
       <w:pPr>
         <w:bidi/>
-        <w:spacing w:after="160" w:line="480"/>
+        <w:spacing w:after="0" w:line="480"/>
         <w:jc w:val="both"/>
       </w:pPr>
       <w:r>
@@ -5155,8 +5155,8 @@
     <w:p>
       <w:pPr>
         <w:bidi/>
-        <w:spacing w:after="160" w:line="480"/>
-        <w:jc w:val="both"/>
+        <w:spacing w:after="0" w:line="480"/>
+        <w:jc w:val="right"/>
       </w:pPr>
       <w:r>
         <w:rPr>
@@ -5169,7 +5169,7 @@
         </w:rPr>
         <w:t xml:space="preserve">رابط الدراسة: </w:t>
       </w:r>
-      <w:hyperlink w:history="1" r:id="rIdblldh4rpipa1juj-jq94k">
+      <w:hyperlink w:history="1" r:id="rIdkuvulxwqymdrrqds48obp">
         <w:r>
           <w:rPr>
             <w:rFonts w:ascii="Simplified Arabic" w:cs="Simplified Arabic" w:eastAsia="Simplified Arabic" w:hAnsi="Simplified Arabic"/>
@@ -5199,7 +5199,7 @@
     <w:p>
       <w:pPr>
         <w:bidi/>
-        <w:spacing w:after="160" w:line="480"/>
+        <w:spacing w:after="0" w:line="480"/>
         <w:jc w:val="both"/>
       </w:pPr>
       <w:r>
@@ -5239,7 +5239,7 @@
     <w:p>
       <w:pPr>
         <w:bidi/>
-        <w:spacing w:after="160" w:line="480"/>
+        <w:spacing w:after="0" w:line="480"/>
         <w:jc w:val="both"/>
       </w:pPr>
       <w:r>
@@ -5269,7 +5269,7 @@
     <w:p>
       <w:pPr>
         <w:bidi/>
-        <w:spacing w:after="160" w:line="480"/>
+        <w:spacing w:after="0" w:line="480"/>
         <w:jc w:val="both"/>
       </w:pPr>
       <w:r>
@@ -5287,7 +5287,7 @@
     <w:p>
       <w:pPr>
         <w:bidi/>
-        <w:spacing w:after="160" w:line="480"/>
+        <w:spacing w:after="0" w:line="480"/>
         <w:jc w:val="both"/>
       </w:pPr>
       <w:r>
@@ -5316,8 +5316,8 @@
     <w:p>
       <w:pPr>
         <w:bidi/>
-        <w:spacing w:after="160" w:line="480"/>
-        <w:jc w:val="both"/>
+        <w:spacing w:after="0" w:line="480"/>
+        <w:jc w:val="right"/>
       </w:pPr>
       <w:r>
         <w:rPr>
@@ -5330,7 +5330,7 @@
         </w:rPr>
         <w:t xml:space="preserve">رابط الدراسة: </w:t>
       </w:r>
-      <w:hyperlink w:history="1" r:id="rIdhbsqk-6c6idqqmupg5imj">
+      <w:hyperlink w:history="1" r:id="rIduyrzxxfhujndp2cimphhg">
         <w:r>
           <w:rPr>
             <w:rFonts w:ascii="Simplified Arabic" w:cs="Simplified Arabic" w:eastAsia="Simplified Arabic" w:hAnsi="Simplified Arabic"/>
@@ -5360,7 +5360,7 @@
     <w:p>
       <w:pPr>
         <w:bidi/>
-        <w:spacing w:after="160" w:line="480"/>
+        <w:spacing w:after="0" w:line="480"/>
         <w:jc w:val="both"/>
       </w:pPr>
       <w:r>
@@ -5400,7 +5400,7 @@
     <w:p>
       <w:pPr>
         <w:bidi/>
-        <w:spacing w:after="160" w:line="480"/>
+        <w:spacing w:after="0" w:line="480"/>
         <w:jc w:val="both"/>
       </w:pPr>
       <w:r>
@@ -5430,7 +5430,7 @@
     <w:p>
       <w:pPr>
         <w:bidi/>
-        <w:spacing w:after="160" w:line="480"/>
+        <w:spacing w:after="0" w:line="480"/>
         <w:jc w:val="both"/>
       </w:pPr>
       <w:r>
@@ -5448,7 +5448,7 @@
     <w:p>
       <w:pPr>
         <w:bidi/>
-        <w:spacing w:after="160" w:line="480"/>
+        <w:spacing w:after="0" w:line="480"/>
         <w:jc w:val="both"/>
       </w:pPr>
       <w:r>
@@ -5477,8 +5477,8 @@
     <w:p>
       <w:pPr>
         <w:bidi/>
-        <w:spacing w:after="160" w:line="480"/>
-        <w:jc w:val="both"/>
+        <w:spacing w:after="0" w:line="480"/>
+        <w:jc w:val="right"/>
       </w:pPr>
       <w:r>
         <w:rPr>
@@ -5491,7 +5491,7 @@
         </w:rPr>
         <w:t xml:space="preserve">رابط الدراسة: </w:t>
       </w:r>
-      <w:hyperlink w:history="1" r:id="rIde5l5tjfwarw8zau21vuhf">
+      <w:hyperlink w:history="1" r:id="rIdnmpl2vta2b-phzr-99tot">
         <w:r>
           <w:rPr>
             <w:rFonts w:ascii="Simplified Arabic" w:cs="Simplified Arabic" w:eastAsia="Simplified Arabic" w:hAnsi="Simplified Arabic"/>
@@ -5521,7 +5521,7 @@
     <w:p>
       <w:pPr>
         <w:bidi/>
-        <w:spacing w:after="160" w:line="480"/>
+        <w:spacing w:after="0" w:line="480"/>
         <w:jc w:val="both"/>
       </w:pPr>
       <w:r>
@@ -5561,7 +5561,7 @@
     <w:p>
       <w:pPr>
         <w:bidi/>
-        <w:spacing w:after="160" w:line="480"/>
+        <w:spacing w:after="0" w:line="480"/>
         <w:jc w:val="both"/>
       </w:pPr>
       <w:r>
@@ -5591,7 +5591,7 @@
     <w:p>
       <w:pPr>
         <w:bidi/>
-        <w:spacing w:after="160" w:line="480"/>
+        <w:spacing w:after="0" w:line="480"/>
         <w:jc w:val="both"/>
       </w:pPr>
       <w:r>
@@ -5609,7 +5609,7 @@
     <w:p>
       <w:pPr>
         <w:bidi/>
-        <w:spacing w:after="160" w:line="480"/>
+        <w:spacing w:after="0" w:line="480"/>
         <w:jc w:val="both"/>
       </w:pPr>
       <w:r>
@@ -5638,8 +5638,8 @@
     <w:p>
       <w:pPr>
         <w:bidi/>
-        <w:spacing w:after="160" w:line="480"/>
-        <w:jc w:val="both"/>
+        <w:spacing w:after="0" w:line="480"/>
+        <w:jc w:val="right"/>
       </w:pPr>
       <w:r>
         <w:rPr>
@@ -5652,7 +5652,7 @@
         </w:rPr>
         <w:t xml:space="preserve">رابط الدراسة: </w:t>
       </w:r>
-      <w:hyperlink w:history="1" r:id="rIdgomgvlslgd-b5nezonfai">
+      <w:hyperlink w:history="1" r:id="rIdmcdyg48zltdii0ilh9jcb">
         <w:r>
           <w:rPr>
             <w:rFonts w:ascii="Simplified Arabic" w:cs="Simplified Arabic" w:eastAsia="Simplified Arabic" w:hAnsi="Simplified Arabic"/>
@@ -5682,7 +5682,7 @@
     <w:p>
       <w:pPr>
         <w:bidi/>
-        <w:spacing w:after="160" w:line="480"/>
+        <w:spacing w:after="0" w:line="480"/>
         <w:jc w:val="both"/>
       </w:pPr>
       <w:r>
@@ -5722,7 +5722,7 @@
     <w:p>
       <w:pPr>
         <w:bidi/>
-        <w:spacing w:after="160" w:line="480"/>
+        <w:spacing w:after="0" w:line="480"/>
         <w:jc w:val="both"/>
       </w:pPr>
       <w:r>
@@ -5752,7 +5752,7 @@
     <w:p>
       <w:pPr>
         <w:bidi/>
-        <w:spacing w:after="160" w:line="480"/>
+        <w:spacing w:after="0" w:line="480"/>
         <w:jc w:val="both"/>
       </w:pPr>
       <w:r>
@@ -5770,7 +5770,7 @@
     <w:p>
       <w:pPr>
         <w:bidi/>
-        <w:spacing w:after="160" w:line="480"/>
+        <w:spacing w:after="0" w:line="480"/>
         <w:jc w:val="both"/>
       </w:pPr>
       <w:r>
@@ -5799,8 +5799,8 @@
     <w:p>
       <w:pPr>
         <w:bidi/>
-        <w:spacing w:after="160" w:line="480"/>
-        <w:jc w:val="both"/>
+        <w:spacing w:after="0" w:line="480"/>
+        <w:jc w:val="right"/>
       </w:pPr>
       <w:r>
         <w:rPr>
@@ -5813,7 +5813,7 @@
         </w:rPr>
         <w:t xml:space="preserve">رابط الدراسة: </w:t>
       </w:r>
-      <w:hyperlink w:history="1" r:id="rIdgv9-svfseqstaed0ya6jv">
+      <w:hyperlink w:history="1" r:id="rIdznqsgpknegkruwtdxisfp">
         <w:r>
           <w:rPr>
             <w:rFonts w:ascii="Simplified Arabic" w:cs="Simplified Arabic" w:eastAsia="Simplified Arabic" w:hAnsi="Simplified Arabic"/>
@@ -5843,7 +5843,7 @@
     <w:p>
       <w:pPr>
         <w:bidi/>
-        <w:spacing w:after="160" w:line="480"/>
+        <w:spacing w:after="0" w:line="480"/>
         <w:jc w:val="both"/>
       </w:pPr>
       <w:r>
@@ -5883,7 +5883,7 @@
     <w:p>
       <w:pPr>
         <w:bidi/>
-        <w:spacing w:after="160" w:line="480"/>
+        <w:spacing w:after="0" w:line="480"/>
         <w:jc w:val="both"/>
       </w:pPr>
       <w:r>
@@ -5913,7 +5913,7 @@
     <w:p>
       <w:pPr>
         <w:bidi/>
-        <w:spacing w:after="160" w:line="480"/>
+        <w:spacing w:after="0" w:line="480"/>
         <w:jc w:val="both"/>
       </w:pPr>
       <w:r>
@@ -5931,7 +5931,7 @@
     <w:p>
       <w:pPr>
         <w:bidi/>
-        <w:spacing w:after="160" w:line="480"/>
+        <w:spacing w:after="0" w:line="480"/>
         <w:jc w:val="both"/>
       </w:pPr>
       <w:r>
@@ -5960,8 +5960,8 @@
     <w:p>
       <w:pPr>
         <w:bidi/>
-        <w:spacing w:after="160" w:line="480"/>
-        <w:jc w:val="both"/>
+        <w:spacing w:after="0" w:line="480"/>
+        <w:jc w:val="right"/>
       </w:pPr>
       <w:r>
         <w:rPr>
@@ -5974,7 +5974,7 @@
         </w:rPr>
         <w:t xml:space="preserve">رابط الدراسة: </w:t>
       </w:r>
-      <w:hyperlink w:history="1" r:id="rIds5bt5nc_ok_1xbrexgk0b">
+      <w:hyperlink w:history="1" r:id="rIdw3ab6sdji0fjukznrvrjz">
         <w:r>
           <w:rPr>
             <w:rFonts w:ascii="Simplified Arabic" w:cs="Simplified Arabic" w:eastAsia="Simplified Arabic" w:hAnsi="Simplified Arabic"/>
@@ -6004,7 +6004,7 @@
     <w:p>
       <w:pPr>
         <w:bidi/>
-        <w:spacing w:after="160" w:line="480"/>
+        <w:spacing w:after="0" w:line="480"/>
         <w:jc w:val="both"/>
       </w:pPr>
       <w:r>
@@ -6044,7 +6044,7 @@
     <w:p>
       <w:pPr>
         <w:bidi/>
-        <w:spacing w:after="160" w:line="480"/>
+        <w:spacing w:after="0" w:line="480"/>
         <w:jc w:val="both"/>
       </w:pPr>
       <w:r>
@@ -6074,7 +6074,7 @@
     <w:p>
       <w:pPr>
         <w:bidi/>
-        <w:spacing w:after="160" w:line="480"/>
+        <w:spacing w:after="0" w:line="480"/>
         <w:jc w:val="both"/>
       </w:pPr>
       <w:r>
@@ -6092,7 +6092,7 @@
     <w:p>
       <w:pPr>
         <w:bidi/>
-        <w:spacing w:after="160" w:line="480"/>
+        <w:spacing w:after="0" w:line="480"/>
         <w:jc w:val="both"/>
       </w:pPr>
       <w:r>
@@ -6121,8 +6121,8 @@
     <w:p>
       <w:pPr>
         <w:bidi/>
-        <w:spacing w:after="160" w:line="480"/>
-        <w:jc w:val="both"/>
+        <w:spacing w:after="0" w:line="480"/>
+        <w:jc w:val="right"/>
       </w:pPr>
       <w:r>
         <w:rPr>
@@ -6135,7 +6135,7 @@
         </w:rPr>
         <w:t xml:space="preserve">رابط الدراسة: </w:t>
       </w:r>
-      <w:hyperlink w:history="1" r:id="rIdaccjfq3c12slm8ectssfa">
+      <w:hyperlink w:history="1" r:id="rId1l6ocm8sslqjkovjc7dkw">
         <w:r>
           <w:rPr>
             <w:rFonts w:ascii="Simplified Arabic" w:cs="Simplified Arabic" w:eastAsia="Simplified Arabic" w:hAnsi="Simplified Arabic"/>
@@ -6165,7 +6165,7 @@
     <w:p>
       <w:pPr>
         <w:bidi/>
-        <w:spacing w:after="160" w:line="480"/>
+        <w:spacing w:after="0" w:line="480"/>
         <w:jc w:val="both"/>
       </w:pPr>
       <w:r>
@@ -6205,7 +6205,7 @@
     <w:p>
       <w:pPr>
         <w:bidi/>
-        <w:spacing w:after="160" w:line="480"/>
+        <w:spacing w:after="0" w:line="480"/>
         <w:jc w:val="both"/>
       </w:pPr>
       <w:r>
@@ -6255,7 +6255,7 @@
     <w:p>
       <w:pPr>
         <w:bidi/>
-        <w:spacing w:after="160" w:line="480"/>
+        <w:spacing w:after="0" w:line="480"/>
         <w:jc w:val="both"/>
       </w:pPr>
       <w:r>
@@ -6273,7 +6273,7 @@
     <w:p>
       <w:pPr>
         <w:bidi/>
-        <w:spacing w:after="160" w:line="480"/>
+        <w:spacing w:after="0" w:line="480"/>
         <w:jc w:val="both"/>
       </w:pPr>
       <w:r>
@@ -6302,8 +6302,8 @@
     <w:p>
       <w:pPr>
         <w:bidi/>
-        <w:spacing w:after="160" w:line="480"/>
-        <w:jc w:val="both"/>
+        <w:spacing w:after="0" w:line="480"/>
+        <w:jc w:val="right"/>
       </w:pPr>
       <w:r>
         <w:rPr>
@@ -6316,7 +6316,7 @@
         </w:rPr>
         <w:t xml:space="preserve">رابط الدراسة: </w:t>
       </w:r>
-      <w:hyperlink w:history="1" r:id="rIdbe8xk_osp5k0f92jawxgk">
+      <w:hyperlink w:history="1" r:id="rIdrvqd06lm9b1ffl-lfdq7p">
         <w:r>
           <w:rPr>
             <w:rFonts w:ascii="Simplified Arabic" w:cs="Simplified Arabic" w:eastAsia="Simplified Arabic" w:hAnsi="Simplified Arabic"/>
@@ -6346,7 +6346,7 @@
     <w:p>
       <w:pPr>
         <w:bidi/>
-        <w:spacing w:after="160" w:line="480"/>
+        <w:spacing w:after="0" w:line="480"/>
         <w:jc w:val="both"/>
       </w:pPr>
       <w:r>
@@ -6386,7 +6386,7 @@
     <w:p>
       <w:pPr>
         <w:bidi/>
-        <w:spacing w:after="160" w:line="480"/>
+        <w:spacing w:after="0" w:line="480"/>
         <w:jc w:val="both"/>
       </w:pPr>
       <w:r>
@@ -6416,7 +6416,7 @@
     <w:p>
       <w:pPr>
         <w:bidi/>
-        <w:spacing w:after="160" w:line="480"/>
+        <w:spacing w:after="0" w:line="480"/>
         <w:jc w:val="both"/>
       </w:pPr>
       <w:r>
@@ -6434,7 +6434,7 @@
     <w:p>
       <w:pPr>
         <w:bidi/>
-        <w:spacing w:after="160" w:line="480"/>
+        <w:spacing w:after="0" w:line="480"/>
         <w:jc w:val="both"/>
       </w:pPr>
       <w:r>
@@ -6463,8 +6463,8 @@
     <w:p>
       <w:pPr>
         <w:bidi/>
-        <w:spacing w:after="160" w:line="480"/>
-        <w:jc w:val="both"/>
+        <w:spacing w:after="0" w:line="480"/>
+        <w:jc w:val="right"/>
       </w:pPr>
       <w:r>
         <w:rPr>
@@ -6477,7 +6477,7 @@
         </w:rPr>
         <w:t xml:space="preserve">رابط الدراسة: </w:t>
       </w:r>
-      <w:hyperlink w:history="1" r:id="rIdxhf_tgg0e9j0l3ysundec">
+      <w:hyperlink w:history="1" r:id="rIdwvhcxoxieer_ny-hrcgqd">
         <w:r>
           <w:rPr>
             <w:rFonts w:ascii="Simplified Arabic" w:cs="Simplified Arabic" w:eastAsia="Simplified Arabic" w:hAnsi="Simplified Arabic"/>
@@ -6507,7 +6507,7 @@
     <w:p>
       <w:pPr>
         <w:bidi/>
-        <w:spacing w:after="160" w:line="480"/>
+        <w:spacing w:after="0" w:line="480"/>
         <w:jc w:val="both"/>
       </w:pPr>
       <w:r>
@@ -6547,7 +6547,7 @@
     <w:p>
       <w:pPr>
         <w:bidi/>
-        <w:spacing w:after="160" w:line="480"/>
+        <w:spacing w:after="0" w:line="480"/>
         <w:jc w:val="both"/>
       </w:pPr>
       <w:r>
@@ -6577,7 +6577,7 @@
     <w:p>
       <w:pPr>
         <w:bidi/>
-        <w:spacing w:after="160" w:line="480"/>
+        <w:spacing w:after="0" w:line="480"/>
         <w:jc w:val="both"/>
       </w:pPr>
       <w:r>
@@ -6595,7 +6595,7 @@
     <w:p>
       <w:pPr>
         <w:bidi/>
-        <w:spacing w:after="160" w:line="480"/>
+        <w:spacing w:after="0" w:line="480"/>
         <w:jc w:val="both"/>
       </w:pPr>
       <w:r>
@@ -6624,8 +6624,8 @@
     <w:p>
       <w:pPr>
         <w:bidi/>
-        <w:spacing w:after="160" w:line="480"/>
-        <w:jc w:val="both"/>
+        <w:spacing w:after="0" w:line="480"/>
+        <w:jc w:val="right"/>
       </w:pPr>
       <w:r>
         <w:rPr>
@@ -6638,7 +6638,7 @@
         </w:rPr>
         <w:t xml:space="preserve">رابط الدراسة: </w:t>
       </w:r>
-      <w:hyperlink w:history="1" r:id="rIdqkfz2prxoh8qosof7lhau">
+      <w:hyperlink w:history="1" r:id="rIdwj_aflxdxdahlizeevabi">
         <w:r>
           <w:rPr>
             <w:rFonts w:ascii="Simplified Arabic" w:cs="Simplified Arabic" w:eastAsia="Simplified Arabic" w:hAnsi="Simplified Arabic"/>
@@ -6668,7 +6668,7 @@
     <w:p>
       <w:pPr>
         <w:bidi/>
-        <w:spacing w:after="160" w:line="480"/>
+        <w:spacing w:after="0" w:line="480"/>
         <w:jc w:val="both"/>
       </w:pPr>
       <w:r>
@@ -6708,7 +6708,7 @@
     <w:p>
       <w:pPr>
         <w:bidi/>
-        <w:spacing w:after="160" w:line="480"/>
+        <w:spacing w:after="0" w:line="480"/>
         <w:jc w:val="both"/>
       </w:pPr>
       <w:r>
@@ -6738,7 +6738,7 @@
     <w:p>
       <w:pPr>
         <w:bidi/>
-        <w:spacing w:after="160" w:line="480"/>
+        <w:spacing w:after="0" w:line="480"/>
         <w:jc w:val="both"/>
       </w:pPr>
       <w:r>
@@ -6756,7 +6756,7 @@
     <w:p>
       <w:pPr>
         <w:bidi/>
-        <w:spacing w:after="160" w:line="480"/>
+        <w:spacing w:after="0" w:line="480"/>
         <w:jc w:val="both"/>
       </w:pPr>
       <w:r>
@@ -6785,8 +6785,8 @@
     <w:p>
       <w:pPr>
         <w:bidi/>
-        <w:spacing w:after="160" w:line="480"/>
-        <w:jc w:val="both"/>
+        <w:spacing w:after="0" w:line="480"/>
+        <w:jc w:val="right"/>
       </w:pPr>
       <w:r>
         <w:rPr>
@@ -6799,7 +6799,7 @@
         </w:rPr>
         <w:t xml:space="preserve">رابط الدراسة: </w:t>
       </w:r>
-      <w:hyperlink w:history="1" r:id="rIdgllfii_mc-lovb6dggxvz">
+      <w:hyperlink w:history="1" r:id="rIdy4u2glev873h9p72uokrx">
         <w:r>
           <w:rPr>
             <w:rFonts w:ascii="Simplified Arabic" w:cs="Simplified Arabic" w:eastAsia="Simplified Arabic" w:hAnsi="Simplified Arabic"/>
@@ -6829,7 +6829,7 @@
     <w:p>
       <w:pPr>
         <w:bidi/>
-        <w:spacing w:after="160" w:line="480"/>
+        <w:spacing w:after="0" w:line="480"/>
         <w:jc w:val="both"/>
       </w:pPr>
       <w:r>
@@ -6869,7 +6869,7 @@
     <w:p>
       <w:pPr>
         <w:bidi/>
-        <w:spacing w:after="160" w:line="480"/>
+        <w:spacing w:after="0" w:line="480"/>
         <w:jc w:val="both"/>
       </w:pPr>
       <w:r>
@@ -6899,7 +6899,7 @@
     <w:p>
       <w:pPr>
         <w:bidi/>
-        <w:spacing w:after="160" w:line="480"/>
+        <w:spacing w:after="0" w:line="480"/>
         <w:jc w:val="both"/>
       </w:pPr>
       <w:r>
@@ -6917,7 +6917,7 @@
     <w:p>
       <w:pPr>
         <w:bidi/>
-        <w:spacing w:after="160" w:line="480"/>
+        <w:spacing w:after="0" w:line="480"/>
         <w:jc w:val="both"/>
       </w:pPr>
       <w:r>
@@ -6946,8 +6946,8 @@
     <w:p>
       <w:pPr>
         <w:bidi/>
-        <w:spacing w:after="160" w:line="480"/>
-        <w:jc w:val="both"/>
+        <w:spacing w:after="0" w:line="480"/>
+        <w:jc w:val="right"/>
       </w:pPr>
       <w:r>
         <w:rPr>
@@ -6960,7 +6960,7 @@
         </w:rPr>
         <w:t xml:space="preserve">رابط الدراسة: </w:t>
       </w:r>
-      <w:hyperlink w:history="1" r:id="rIdv-fk1ovmfhigomlc7lzkl">
+      <w:hyperlink w:history="1" r:id="rIdy1ildp4ix9m305mpqb2tj">
         <w:r>
           <w:rPr>
             <w:rFonts w:ascii="Simplified Arabic" w:cs="Simplified Arabic" w:eastAsia="Simplified Arabic" w:hAnsi="Simplified Arabic"/>
@@ -6990,7 +6990,7 @@
     <w:p>
       <w:pPr>
         <w:bidi/>
-        <w:spacing w:after="160" w:line="480"/>
+        <w:spacing w:after="0" w:line="480"/>
         <w:jc w:val="both"/>
       </w:pPr>
       <w:r>
@@ -7030,7 +7030,7 @@
     <w:p>
       <w:pPr>
         <w:bidi/>
-        <w:spacing w:after="160" w:line="480"/>
+        <w:spacing w:after="0" w:line="480"/>
         <w:jc w:val="both"/>
       </w:pPr>
       <w:r>
@@ -7060,7 +7060,7 @@
     <w:p>
       <w:pPr>
         <w:bidi/>
-        <w:spacing w:after="160" w:line="480"/>
+        <w:spacing w:after="0" w:line="480"/>
         <w:jc w:val="both"/>
       </w:pPr>
       <w:r>
@@ -7078,7 +7078,7 @@
     <w:p>
       <w:pPr>
         <w:bidi/>
-        <w:spacing w:after="160" w:line="480"/>
+        <w:spacing w:after="0" w:line="480"/>
         <w:jc w:val="both"/>
       </w:pPr>
       <w:r>
@@ -7107,8 +7107,8 @@
     <w:p>
       <w:pPr>
         <w:bidi/>
-        <w:spacing w:after="160" w:line="480"/>
-        <w:jc w:val="both"/>
+        <w:spacing w:after="0" w:line="480"/>
+        <w:jc w:val="right"/>
       </w:pPr>
       <w:r>
         <w:rPr>
@@ -7121,7 +7121,7 @@
         </w:rPr>
         <w:t xml:space="preserve">رابط الدراسة: </w:t>
       </w:r>
-      <w:hyperlink w:history="1" r:id="rIdkji_ly3qwg5jfoivl_nwb">
+      <w:hyperlink w:history="1" r:id="rIdqoomybpkbjutlf-zddi_5">
         <w:r>
           <w:rPr>
             <w:rFonts w:ascii="Simplified Arabic" w:cs="Simplified Arabic" w:eastAsia="Simplified Arabic" w:hAnsi="Simplified Arabic"/>
@@ -7151,7 +7151,7 @@
     <w:p>
       <w:pPr>
         <w:bidi/>
-        <w:spacing w:after="160" w:line="480"/>
+        <w:spacing w:after="0" w:line="480"/>
         <w:jc w:val="both"/>
       </w:pPr>
       <w:r>
@@ -7191,7 +7191,7 @@
     <w:p>
       <w:pPr>
         <w:bidi/>
-        <w:spacing w:after="160" w:line="480"/>
+        <w:spacing w:after="0" w:line="480"/>
         <w:jc w:val="both"/>
       </w:pPr>
       <w:r>
@@ -7221,7 +7221,7 @@
     <w:p>
       <w:pPr>
         <w:bidi/>
-        <w:spacing w:after="160" w:line="480"/>
+        <w:spacing w:after="0" w:line="480"/>
         <w:jc w:val="both"/>
       </w:pPr>
       <w:r>
@@ -7239,7 +7239,7 @@
     <w:p>
       <w:pPr>
         <w:bidi/>
-        <w:spacing w:after="160" w:line="480"/>
+        <w:spacing w:after="0" w:line="480"/>
         <w:jc w:val="both"/>
       </w:pPr>
       <w:r>
@@ -7268,8 +7268,8 @@
     <w:p>
       <w:pPr>
         <w:bidi/>
-        <w:spacing w:after="160" w:line="480"/>
-        <w:jc w:val="both"/>
+        <w:spacing w:after="0" w:line="480"/>
+        <w:jc w:val="right"/>
       </w:pPr>
       <w:r>
         <w:rPr>
@@ -7282,7 +7282,7 @@
         </w:rPr>
         <w:t xml:space="preserve">رابط الدراسة: </w:t>
       </w:r>
-      <w:hyperlink w:history="1" r:id="rId7hz3yegvn0mtqvh6geapg">
+      <w:hyperlink w:history="1" r:id="rIdpobenig0pul7c3_nfnkfu">
         <w:r>
           <w:rPr>
             <w:rFonts w:ascii="Simplified Arabic" w:cs="Simplified Arabic" w:eastAsia="Simplified Arabic" w:hAnsi="Simplified Arabic"/>
@@ -7312,7 +7312,7 @@
     <w:p>
       <w:pPr>
         <w:bidi/>
-        <w:spacing w:after="160" w:line="480"/>
+        <w:spacing w:after="0" w:line="480"/>
         <w:jc w:val="both"/>
       </w:pPr>
       <w:r>
@@ -7352,7 +7352,7 @@
     <w:p>
       <w:pPr>
         <w:bidi/>
-        <w:spacing w:after="160" w:line="480"/>
+        <w:spacing w:after="0" w:line="480"/>
         <w:jc w:val="both"/>
       </w:pPr>
       <w:r>
@@ -7382,7 +7382,7 @@
     <w:p>
       <w:pPr>
         <w:bidi/>
-        <w:spacing w:after="160" w:line="480"/>
+        <w:spacing w:after="0" w:line="480"/>
         <w:jc w:val="both"/>
       </w:pPr>
       <w:r>
@@ -7400,7 +7400,7 @@
     <w:p>
       <w:pPr>
         <w:bidi/>
-        <w:spacing w:after="160" w:line="480"/>
+        <w:spacing w:after="0" w:line="480"/>
         <w:jc w:val="both"/>
       </w:pPr>
       <w:r>
@@ -7429,8 +7429,8 @@
     <w:p>
       <w:pPr>
         <w:bidi/>
-        <w:spacing w:after="160" w:line="480"/>
-        <w:jc w:val="both"/>
+        <w:spacing w:after="0" w:line="480"/>
+        <w:jc w:val="right"/>
       </w:pPr>
       <w:r>
         <w:rPr>
@@ -7443,7 +7443,7 @@
         </w:rPr>
         <w:t xml:space="preserve">رابط الدراسة: </w:t>
       </w:r>
-      <w:hyperlink w:history="1" r:id="rId-pkfd59rn_ltl2oorwcv9">
+      <w:hyperlink w:history="1" r:id="rIdnkpilratixs4bjkz7u-uk">
         <w:r>
           <w:rPr>
             <w:rFonts w:ascii="Simplified Arabic" w:cs="Simplified Arabic" w:eastAsia="Simplified Arabic" w:hAnsi="Simplified Arabic"/>
@@ -7473,7 +7473,7 @@
     <w:p>
       <w:pPr>
         <w:bidi/>
-        <w:spacing w:after="160" w:line="480"/>
+        <w:spacing w:after="0" w:line="480"/>
         <w:jc w:val="both"/>
       </w:pPr>
       <w:r>
@@ -7513,7 +7513,7 @@
     <w:p>
       <w:pPr>
         <w:bidi/>
-        <w:spacing w:after="160" w:line="480"/>
+        <w:spacing w:after="0" w:line="480"/>
         <w:jc w:val="both"/>
       </w:pPr>
       <w:r>
@@ -7543,7 +7543,7 @@
     <w:p>
       <w:pPr>
         <w:bidi/>
-        <w:spacing w:after="160" w:line="480"/>
+        <w:spacing w:after="0" w:line="480"/>
         <w:jc w:val="both"/>
       </w:pPr>
       <w:r>
@@ -7561,7 +7561,7 @@
     <w:p>
       <w:pPr>
         <w:bidi/>
-        <w:spacing w:after="160" w:line="480"/>
+        <w:spacing w:after="0" w:line="480"/>
         <w:jc w:val="both"/>
       </w:pPr>
       <w:r>
@@ -7590,8 +7590,8 @@
     <w:p>
       <w:pPr>
         <w:bidi/>
-        <w:spacing w:after="160" w:line="480"/>
-        <w:jc w:val="both"/>
+        <w:spacing w:after="0" w:line="480"/>
+        <w:jc w:val="right"/>
       </w:pPr>
       <w:r>
         <w:rPr>
@@ -7604,7 +7604,7 @@
         </w:rPr>
         <w:t xml:space="preserve">رابط الدراسة: </w:t>
       </w:r>
-      <w:hyperlink w:history="1" r:id="rId8x03dmipnbwbwlspeduvm">
+      <w:hyperlink w:history="1" r:id="rIdmgazim6n4n1w5f2vhi7-x">
         <w:r>
           <w:rPr>
             <w:rFonts w:ascii="Simplified Arabic" w:cs="Simplified Arabic" w:eastAsia="Simplified Arabic" w:hAnsi="Simplified Arabic"/>
@@ -7634,7 +7634,7 @@
     <w:p>
       <w:pPr>
         <w:bidi/>
-        <w:spacing w:after="160" w:line="480"/>
+        <w:spacing w:after="0" w:line="480"/>
         <w:jc w:val="both"/>
       </w:pPr>
       <w:r>
@@ -7674,7 +7674,7 @@
     <w:p>
       <w:pPr>
         <w:bidi/>
-        <w:spacing w:after="160" w:line="480"/>
+        <w:spacing w:after="0" w:line="480"/>
         <w:jc w:val="both"/>
       </w:pPr>
       <w:r>
@@ -7704,7 +7704,7 @@
     <w:p>
       <w:pPr>
         <w:bidi/>
-        <w:spacing w:after="160" w:line="480"/>
+        <w:spacing w:after="0" w:line="480"/>
         <w:jc w:val="both"/>
       </w:pPr>
       <w:r>
@@ -7722,7 +7722,7 @@
     <w:p>
       <w:pPr>
         <w:bidi/>
-        <w:spacing w:after="160" w:line="480"/>
+        <w:spacing w:after="0" w:line="480"/>
         <w:jc w:val="both"/>
       </w:pPr>
       <w:r>
@@ -7751,8 +7751,8 @@
     <w:p>
       <w:pPr>
         <w:bidi/>
-        <w:spacing w:after="160" w:line="480"/>
-        <w:jc w:val="both"/>
+        <w:spacing w:after="0" w:line="480"/>
+        <w:jc w:val="right"/>
       </w:pPr>
       <w:r>
         <w:rPr>
@@ -7765,7 +7765,7 @@
         </w:rPr>
         <w:t xml:space="preserve">رابط الدراسة: </w:t>
       </w:r>
-      <w:hyperlink w:history="1" r:id="rIdsqac9bdcj-nlsjgkntsqj">
+      <w:hyperlink w:history="1" r:id="rIdnio3f5qe22_rttvnpf_c1">
         <w:r>
           <w:rPr>
             <w:rFonts w:ascii="Simplified Arabic" w:cs="Simplified Arabic" w:eastAsia="Simplified Arabic" w:hAnsi="Simplified Arabic"/>
@@ -7795,7 +7795,7 @@
     <w:p>
       <w:pPr>
         <w:bidi/>
-        <w:spacing w:after="160" w:line="480"/>
+        <w:spacing w:after="0" w:line="480"/>
         <w:jc w:val="both"/>
       </w:pPr>
       <w:r>
@@ -7835,7 +7835,7 @@
     <w:p>
       <w:pPr>
         <w:bidi/>
-        <w:spacing w:after="160" w:line="480"/>
+        <w:spacing w:after="0" w:line="480"/>
         <w:jc w:val="both"/>
       </w:pPr>
       <w:r>
@@ -8162,7 +8162,7 @@
     <w:p>
       <w:pPr>
         <w:bidi/>
-        <w:spacing w:after="160" w:line="480"/>
+        <w:spacing w:after="0" w:line="480"/>
         <w:jc w:val="both"/>
       </w:pPr>
       <w:r>
@@ -8215,7 +8215,7 @@
     <w:p>
       <w:pPr>
         <w:bidi/>
-        <w:spacing w:after="160" w:line="480"/>
+        <w:spacing w:after="0" w:line="480"/>
         <w:jc w:val="both"/>
       </w:pPr>
       <w:r>
@@ -8250,7 +8250,7 @@
     <w:p>
       <w:pPr>
         <w:bidi/>
-        <w:spacing w:after="160" w:line="480"/>
+        <w:spacing w:after="0" w:line="480"/>
         <w:jc w:val="both"/>
       </w:pPr>
       <w:r>
@@ -8328,7 +8328,7 @@
     <w:p>
       <w:pPr>
         <w:bidi/>
-        <w:spacing w:after="160" w:line="480"/>
+        <w:spacing w:after="0" w:line="480"/>
         <w:jc w:val="both"/>
       </w:pPr>
       <w:r>
@@ -8403,7 +8403,7 @@
     <w:p>
       <w:pPr>
         <w:bidi/>
-        <w:spacing w:after="160" w:line="480"/>
+        <w:spacing w:after="0" w:line="480"/>
         <w:jc w:val="both"/>
       </w:pPr>
       <w:r>
@@ -8476,7 +8476,7 @@
     <w:p>
       <w:pPr>
         <w:bidi/>
-        <w:spacing w:after="160" w:line="480"/>
+        <w:spacing w:after="0" w:line="480"/>
         <w:jc w:val="both"/>
       </w:pPr>
       <w:r>
@@ -8529,7 +8529,7 @@
     <w:p>
       <w:pPr>
         <w:bidi/>
-        <w:spacing w:after="160" w:line="480"/>
+        <w:spacing w:after="0" w:line="480"/>
         <w:jc w:val="both"/>
       </w:pPr>
       <w:r>
@@ -8564,7 +8564,7 @@
     <w:p>
       <w:pPr>
         <w:bidi/>
-        <w:spacing w:after="160" w:line="480"/>
+        <w:spacing w:after="0" w:line="480"/>
         <w:jc w:val="both"/>
       </w:pPr>
       <w:r>
@@ -8664,7 +8664,7 @@
     <w:p>
       <w:pPr>
         <w:bidi/>
-        <w:spacing w:after="160" w:line="480"/>
+        <w:spacing w:after="0" w:line="480"/>
         <w:jc w:val="both"/>
       </w:pPr>
       <w:r>
@@ -8717,7 +8717,7 @@
     <w:p>
       <w:pPr>
         <w:bidi/>
-        <w:spacing w:after="160" w:line="480"/>
+        <w:spacing w:after="0" w:line="480"/>
         <w:jc w:val="both"/>
       </w:pPr>
       <w:r>
@@ -8790,7 +8790,7 @@
     <w:p>
       <w:pPr>
         <w:bidi/>
-        <w:spacing w:after="160" w:line="480"/>
+        <w:spacing w:after="0" w:line="480"/>
         <w:jc w:val="both"/>
       </w:pPr>
       <w:r>
@@ -8860,7 +8860,7 @@
     <w:p>
       <w:pPr>
         <w:bidi/>
-        <w:spacing w:after="160" w:line="480"/>
+        <w:spacing w:after="0" w:line="480"/>
         <w:jc w:val="both"/>
       </w:pPr>
       <w:r>
@@ -8957,7 +8957,7 @@
     <w:p>
       <w:pPr>
         <w:bidi/>
-        <w:spacing w:after="160" w:line="480"/>
+        <w:spacing w:after="0" w:line="480"/>
         <w:jc w:val="both"/>
       </w:pPr>
       <w:r>
@@ -9009,7 +9009,7 @@
     <w:p>
       <w:pPr>
         <w:bidi/>
-        <w:spacing w:after="160" w:line="480"/>
+        <w:spacing w:after="0" w:line="480"/>
         <w:jc w:val="both"/>
       </w:pPr>
       <w:r>
@@ -9087,7 +9087,7 @@
     <w:p>
       <w:pPr>
         <w:bidi/>
-        <w:spacing w:after="160" w:line="480"/>
+        <w:spacing w:after="0" w:line="480"/>
         <w:jc w:val="both"/>
       </w:pPr>
       <w:r>
@@ -9140,7 +9140,7 @@
     <w:p>
       <w:pPr>
         <w:bidi/>
-        <w:spacing w:after="160" w:line="480"/>
+        <w:spacing w:after="0" w:line="480"/>
         <w:jc w:val="both"/>
       </w:pPr>
       <w:r>
@@ -9192,7 +9192,7 @@
     <w:p>
       <w:pPr>
         <w:bidi/>
-        <w:spacing w:after="160" w:line="480"/>
+        <w:spacing w:after="0" w:line="480"/>
         <w:jc w:val="both"/>
       </w:pPr>
       <w:r>
@@ -9253,7 +9253,7 @@
     <w:p>
       <w:pPr>
         <w:bidi/>
-        <w:spacing w:after="160" w:line="480"/>
+        <w:spacing w:after="0" w:line="480"/>
         <w:jc w:val="both"/>
       </w:pPr>
       <w:r>
@@ -9291,7 +9291,7 @@
     <w:p>
       <w:pPr>
         <w:bidi/>
-        <w:spacing w:after="160" w:line="480"/>
+        <w:spacing w:after="0" w:line="480"/>
         <w:jc w:val="both"/>
       </w:pPr>
       <w:r>
@@ -9343,7 +9343,7 @@
     <w:p>
       <w:pPr>
         <w:bidi/>
-        <w:spacing w:after="160" w:line="480"/>
+        <w:spacing w:after="0" w:line="480"/>
         <w:jc w:val="both"/>
       </w:pPr>
       <w:r>
@@ -9378,7 +9378,7 @@
     <w:p>
       <w:pPr>
         <w:bidi/>
-        <w:spacing w:after="160" w:line="480"/>
+        <w:spacing w:after="0" w:line="480"/>
         <w:jc w:val="both"/>
       </w:pPr>
       <w:r>
@@ -9413,7 +9413,7 @@
     <w:p>
       <w:pPr>
         <w:bidi/>
-        <w:spacing w:after="160" w:line="480"/>
+        <w:spacing w:after="0" w:line="480"/>
         <w:jc w:val="both"/>
       </w:pPr>
       <w:r>
@@ -9431,7 +9431,7 @@
     <w:p>
       <w:pPr>
         <w:bidi/>
-        <w:spacing w:after="160" w:line="480"/>
+        <w:spacing w:after="0" w:line="480"/>
         <w:jc w:val="both"/>
       </w:pPr>
       <w:r>
@@ -9736,7 +9736,7 @@
     <w:p>
       <w:pPr>
         <w:bidi/>
-        <w:spacing w:after="160" w:line="480"/>
+        <w:spacing w:after="0" w:line="480"/>
         <w:jc w:val="both"/>
       </w:pPr>
       <w:r>
@@ -9771,7 +9771,7 @@
     <w:p>
       <w:pPr>
         <w:bidi/>
-        <w:spacing w:after="160" w:line="480"/>
+        <w:spacing w:after="0" w:line="480"/>
         <w:jc w:val="both"/>
       </w:pPr>
       <w:r>
@@ -9826,7 +9826,7 @@
     <w:p>
       <w:pPr>
         <w:bidi/>
-        <w:spacing w:after="160" w:line="480"/>
+        <w:spacing w:after="0" w:line="480"/>
         <w:jc w:val="both"/>
       </w:pPr>
       <w:r>
@@ -9861,7 +9861,7 @@
     <w:p>
       <w:pPr>
         <w:bidi/>
-        <w:spacing w:after="160" w:line="480"/>
+        <w:spacing w:after="0" w:line="480"/>
         <w:jc w:val="both"/>
       </w:pPr>
       <w:r>
@@ -9899,7 +9899,7 @@
     <w:p>
       <w:pPr>
         <w:bidi/>
-        <w:spacing w:after="160" w:line="480"/>
+        <w:spacing w:after="0" w:line="480"/>
         <w:jc w:val="both"/>
       </w:pPr>
       <w:r>
@@ -9939,7 +9939,7 @@
     <w:p>
       <w:pPr>
         <w:bidi/>
-        <w:spacing w:after="160" w:line="480"/>
+        <w:spacing w:after="0" w:line="480"/>
         <w:jc w:val="both"/>
       </w:pPr>
       <w:r>
@@ -9979,7 +9979,7 @@
     <w:p>
       <w:pPr>
         <w:bidi/>
-        <w:spacing w:after="160" w:line="480"/>
+        <w:spacing w:after="0" w:line="480"/>
         <w:jc w:val="both"/>
       </w:pPr>
       <w:r>
@@ -10019,7 +10019,7 @@
     <w:p>
       <w:pPr>
         <w:bidi/>
-        <w:spacing w:after="160" w:line="480"/>
+        <w:spacing w:after="0" w:line="480"/>
         <w:jc w:val="both"/>
       </w:pPr>
       <w:r>
@@ -10085,7 +10085,7 @@
     <w:p>
       <w:pPr>
         <w:bidi/>
-        <w:spacing w:after="160" w:line="480"/>
+        <w:spacing w:after="0" w:line="480"/>
         <w:jc w:val="both"/>
       </w:pPr>
       <w:r>
@@ -10120,7 +10120,7 @@
     <w:p>
       <w:pPr>
         <w:bidi/>
-        <w:spacing w:after="160" w:line="480"/>
+        <w:spacing w:after="0" w:line="480"/>
         <w:jc w:val="both"/>
       </w:pPr>
       <w:r>
@@ -10175,7 +10175,7 @@
     <w:p>
       <w:pPr>
         <w:bidi/>
-        <w:spacing w:after="160" w:line="480"/>
+        <w:spacing w:after="0" w:line="480"/>
         <w:jc w:val="both"/>
       </w:pPr>
       <w:r>
@@ -10210,7 +10210,7 @@
     <w:p>
       <w:pPr>
         <w:bidi/>
-        <w:spacing w:after="160" w:line="480"/>
+        <w:spacing w:after="0" w:line="480"/>
         <w:jc w:val="both"/>
       </w:pPr>
       <w:r>
@@ -10265,7 +10265,7 @@
     <w:p>
       <w:pPr>
         <w:bidi/>
-        <w:spacing w:after="160" w:line="480"/>
+        <w:spacing w:after="0" w:line="480"/>
         <w:jc w:val="both"/>
       </w:pPr>
       <w:r>
@@ -10300,7 +10300,7 @@
     <w:p>
       <w:pPr>
         <w:bidi/>
-        <w:spacing w:after="160" w:line="480"/>
+        <w:spacing w:after="0" w:line="480"/>
         <w:jc w:val="both"/>
       </w:pPr>
       <w:r>
@@ -10355,7 +10355,7 @@
     <w:p>
       <w:pPr>
         <w:bidi/>
-        <w:spacing w:after="160" w:line="480"/>
+        <w:spacing w:after="0" w:line="480"/>
         <w:jc w:val="both"/>
       </w:pPr>
       <w:r>
@@ -10393,7 +10393,7 @@
     <w:p>
       <w:pPr>
         <w:bidi/>
-        <w:spacing w:after="160" w:line="480"/>
+        <w:spacing w:after="0" w:line="480"/>
         <w:jc w:val="both"/>
       </w:pPr>
       <w:r>
@@ -10428,7 +10428,7 @@
     <w:p>
       <w:pPr>
         <w:bidi/>
-        <w:spacing w:after="160" w:line="480"/>
+        <w:spacing w:after="0" w:line="480"/>
         <w:jc w:val="both"/>
       </w:pPr>
       <w:r>
@@ -10500,7 +10500,7 @@
     <w:p>
       <w:pPr>
         <w:bidi/>
-        <w:spacing w:after="160" w:line="480"/>
+        <w:spacing w:after="0" w:line="480"/>
         <w:jc w:val="both"/>
       </w:pPr>
       <w:r>
@@ -10572,7 +10572,7 @@
     <w:p>
       <w:pPr>
         <w:bidi/>
-        <w:spacing w:after="160" w:line="480"/>
+        <w:spacing w:after="0" w:line="480"/>
         <w:jc w:val="both"/>
       </w:pPr>
       <w:r>
@@ -10627,7 +10627,7 @@
     <w:p>
       <w:pPr>
         <w:bidi/>
-        <w:spacing w:after="160" w:line="480"/>
+        <w:spacing w:after="0" w:line="480"/>
         <w:jc w:val="both"/>
       </w:pPr>
       <w:r>
@@ -10699,7 +10699,7 @@
     <w:p>
       <w:pPr>
         <w:bidi/>
-        <w:spacing w:after="160" w:line="480"/>
+        <w:spacing w:after="0" w:line="480"/>
         <w:jc w:val="both"/>
       </w:pPr>
       <w:r>
@@ -10734,7 +10734,7 @@
     <w:p>
       <w:pPr>
         <w:bidi/>
-        <w:spacing w:after="160" w:line="480"/>
+        <w:spacing w:after="0" w:line="480"/>
         <w:jc w:val="both"/>
       </w:pPr>
       <w:r>
@@ -10970,7 +10970,7 @@
     <w:p>
       <w:pPr>
         <w:bidi/>
-        <w:spacing w:after="160" w:line="480"/>
+        <w:spacing w:after="0" w:line="480"/>
         <w:jc w:val="both"/>
       </w:pPr>
       <w:r>
@@ -11022,7 +11022,7 @@
     <w:p>
       <w:pPr>
         <w:bidi/>
-        <w:spacing w:after="160" w:line="480"/>
+        <w:spacing w:after="0" w:line="480"/>
         <w:jc w:val="both"/>
       </w:pPr>
       <w:r>
@@ -11108,7 +11108,7 @@
     <w:p>
       <w:pPr>
         <w:bidi/>
-        <w:spacing w:after="160" w:line="480"/>
+        <w:spacing w:after="0" w:line="480"/>
         <w:jc w:val="both"/>
       </w:pPr>
       <w:r>
@@ -11232,7 +11232,7 @@
     <w:p>
       <w:pPr>
         <w:bidi/>
-        <w:spacing w:after="160" w:line="480"/>
+        <w:spacing w:after="0" w:line="480"/>
         <w:jc w:val="both"/>
       </w:pPr>
       <w:r>
@@ -11267,7 +11267,7 @@
     <w:p>
       <w:pPr>
         <w:bidi/>
-        <w:spacing w:after="160" w:line="480"/>
+        <w:spacing w:after="0" w:line="480"/>
         <w:jc w:val="both"/>
       </w:pPr>
       <w:r>
@@ -11302,7 +11302,7 @@
     <w:p>
       <w:pPr>
         <w:bidi/>
-        <w:spacing w:after="160" w:line="480"/>
+        <w:spacing w:after="0" w:line="480"/>
         <w:jc w:val="both"/>
       </w:pPr>
       <w:r>
@@ -11343,7 +11343,7 @@
     <w:p>
       <w:pPr>
         <w:bidi/>
-        <w:spacing w:after="160" w:line="480"/>
+        <w:spacing w:after="0" w:line="480"/>
         <w:jc w:val="both"/>
       </w:pPr>
       <w:r>
@@ -11404,7 +11404,7 @@
     <w:p>
       <w:pPr>
         <w:bidi/>
-        <w:spacing w:after="160" w:line="480"/>
+        <w:spacing w:after="0" w:line="480"/>
         <w:jc w:val="both"/>
       </w:pPr>
       <w:r>
@@ -11456,7 +11456,7 @@
     <w:p>
       <w:pPr>
         <w:bidi/>
-        <w:spacing w:after="160" w:line="480"/>
+        <w:spacing w:after="0" w:line="480"/>
         <w:jc w:val="both"/>
       </w:pPr>
       <w:r>
@@ -11545,7 +11545,7 @@
     <w:p>
       <w:pPr>
         <w:bidi/>
-        <w:spacing w:after="160" w:line="480"/>
+        <w:spacing w:after="0" w:line="480"/>
         <w:jc w:val="both"/>
       </w:pPr>
       <w:r>
@@ -11629,7 +11629,7 @@
     <w:p>
       <w:pPr>
         <w:bidi/>
-        <w:spacing w:after="160" w:line="480"/>
+        <w:spacing w:after="0" w:line="480"/>
         <w:jc w:val="both"/>
       </w:pPr>
       <w:r>
@@ -11669,7 +11669,7 @@
     <w:p>
       <w:pPr>
         <w:bidi/>
-        <w:spacing w:after="160" w:line="480"/>
+        <w:spacing w:after="0" w:line="480"/>
         <w:jc w:val="both"/>
       </w:pPr>
       <w:r>
@@ -11715,7 +11715,7 @@
     <w:p>
       <w:pPr>
         <w:bidi/>
-        <w:spacing w:after="160" w:line="480"/>
+        <w:spacing w:after="0" w:line="480"/>
         <w:jc w:val="both"/>
       </w:pPr>
       <w:r>
@@ -11847,7 +11847,7 @@
     <w:p>
       <w:pPr>
         <w:bidi/>
-        <w:spacing w:after="160" w:line="480"/>
+        <w:spacing w:after="0" w:line="480"/>
         <w:jc w:val="both"/>
       </w:pPr>
       <w:r>
@@ -11888,7 +11888,7 @@
     <w:p>
       <w:pPr>
         <w:bidi/>
-        <w:spacing w:after="160" w:line="480"/>
+        <w:spacing w:after="0" w:line="480"/>
         <w:jc w:val="both"/>
       </w:pPr>
       <w:r>
@@ -11943,7 +11943,7 @@
     <w:p>
       <w:pPr>
         <w:bidi/>
-        <w:spacing w:after="160" w:line="480"/>
+        <w:spacing w:after="0" w:line="480"/>
         <w:jc w:val="both"/>
       </w:pPr>
       <w:r>
@@ -11978,7 +11978,7 @@
     <w:p>
       <w:pPr>
         <w:bidi/>
-        <w:spacing w:after="160" w:line="480"/>
+        <w:spacing w:after="0" w:line="480"/>
         <w:jc w:val="both"/>
       </w:pPr>
       <w:r>
@@ -12033,7 +12033,7 @@
     <w:p>
       <w:pPr>
         <w:bidi/>
-        <w:spacing w:after="160" w:line="480"/>
+        <w:spacing w:after="0" w:line="480"/>
         <w:jc w:val="both"/>
       </w:pPr>
       <w:r>
@@ -12068,7 +12068,7 @@
     <w:p>
       <w:pPr>
         <w:bidi/>
-        <w:spacing w:after="160" w:line="480"/>
+        <w:spacing w:after="0" w:line="480"/>
         <w:jc w:val="both"/>
       </w:pPr>
       <w:r>
@@ -12086,7 +12086,7 @@
     <w:p>
       <w:pPr>
         <w:bidi/>
-        <w:spacing w:after="160" w:line="480"/>
+        <w:spacing w:after="0" w:line="480"/>
         <w:jc w:val="both"/>
       </w:pPr>
       <w:r>
@@ -12121,7 +12121,7 @@
     <w:p>
       <w:pPr>
         <w:bidi/>
-        <w:spacing w:after="160" w:line="480"/>
+        <w:spacing w:after="0" w:line="480"/>
         <w:jc w:val="both"/>
       </w:pPr>
       <w:r>
@@ -12318,7 +12318,7 @@
     <w:p>
       <w:pPr>
         <w:bidi/>
-        <w:spacing w:after="160" w:line="480"/>
+        <w:spacing w:after="0" w:line="480"/>
         <w:jc w:val="both"/>
       </w:pPr>
       <w:r>
@@ -12336,7 +12336,7 @@
     <w:p>
       <w:pPr>
         <w:bidi/>
-        <w:spacing w:after="160" w:line="480"/>
+        <w:spacing w:after="0" w:line="480"/>
         <w:jc w:val="both"/>
       </w:pPr>
       <w:r>
@@ -12365,7 +12365,7 @@
     <w:p>
       <w:pPr>
         <w:bidi/>
-        <w:spacing w:after="160" w:line="480"/>
+        <w:spacing w:after="0" w:line="480"/>
         <w:jc w:val="both"/>
       </w:pPr>
       <w:r>
@@ -12394,7 +12394,7 @@
     <w:p>
       <w:pPr>
         <w:bidi/>
-        <w:spacing w:after="160" w:line="480"/>
+        <w:spacing w:after="0" w:line="480"/>
         <w:jc w:val="both"/>
       </w:pPr>
       <w:r>
@@ -12423,7 +12423,7 @@
     <w:p>
       <w:pPr>
         <w:bidi/>
-        <w:spacing w:after="160" w:line="480"/>
+        <w:spacing w:after="0" w:line="480"/>
         <w:jc w:val="both"/>
       </w:pPr>
       <w:r>
@@ -12452,7 +12452,7 @@
     <w:p>
       <w:pPr>
         <w:bidi/>
-        <w:spacing w:after="160" w:line="480"/>
+        <w:spacing w:after="0" w:line="480"/>
         <w:jc w:val="both"/>
       </w:pPr>
       <w:r>
@@ -12498,7 +12498,7 @@
     <w:p>
       <w:pPr>
         <w:bidi/>
-        <w:spacing w:after="160" w:line="480"/>
+        <w:spacing w:after="0" w:line="480"/>
         <w:jc w:val="both"/>
       </w:pPr>
       <w:r>
@@ -12533,7 +12533,7 @@
     <w:p>
       <w:pPr>
         <w:bidi/>
-        <w:spacing w:after="160" w:line="480"/>
+        <w:spacing w:after="0" w:line="480"/>
         <w:jc w:val="both"/>
       </w:pPr>
       <w:r>
@@ -12568,7 +12568,7 @@
     <w:p>
       <w:pPr>
         <w:bidi/>
-        <w:spacing w:after="160" w:line="480"/>
+        <w:spacing w:after="0" w:line="480"/>
         <w:jc w:val="both"/>
       </w:pPr>
       <w:r>
@@ -12608,7 +12608,7 @@
     <w:p>
       <w:pPr>
         <w:bidi/>
-        <w:spacing w:after="160" w:line="480"/>
+        <w:spacing w:after="0" w:line="480"/>
         <w:jc w:val="both"/>
       </w:pPr>
       <w:r>
@@ -12643,7 +12643,7 @@
     <w:p>
       <w:pPr>
         <w:bidi/>
-        <w:spacing w:after="160" w:line="480"/>
+        <w:spacing w:after="0" w:line="480"/>
         <w:jc w:val="both"/>
       </w:pPr>
       <w:r>
@@ -12661,7 +12661,7 @@
     <w:p>
       <w:pPr>
         <w:bidi/>
-        <w:spacing w:after="160" w:line="480"/>
+        <w:spacing w:after="0" w:line="480"/>
         <w:jc w:val="both"/>
       </w:pPr>
       <w:r>
@@ -12696,7 +12696,7 @@
     <w:p>
       <w:pPr>
         <w:bidi/>
-        <w:spacing w:after="160" w:line="480"/>
+        <w:spacing w:after="0" w:line="480"/>
         <w:jc w:val="both"/>
       </w:pPr>
       <w:r>
@@ -12748,7 +12748,7 @@
     <w:p>
       <w:pPr>
         <w:bidi/>
-        <w:spacing w:after="160" w:line="480"/>
+        <w:spacing w:after="0" w:line="480"/>
         <w:jc w:val="both"/>
       </w:pPr>
       <w:r>
@@ -12798,7 +12798,7 @@
     <w:p>
       <w:pPr>
         <w:bidi/>
-        <w:spacing w:after="160" w:line="480"/>
+        <w:spacing w:after="0" w:line="480"/>
         <w:jc w:val="both"/>
       </w:pPr>
       <w:r>
@@ -12844,7 +12844,7 @@
     <w:p>
       <w:pPr>
         <w:bidi/>
-        <w:spacing w:after="160" w:line="480"/>
+        <w:spacing w:after="0" w:line="480"/>
         <w:jc w:val="both"/>
       </w:pPr>
       <w:r>
@@ -12873,7 +12873,7 @@
     <w:p>
       <w:pPr>
         <w:bidi/>
-        <w:spacing w:after="160" w:line="480"/>
+        <w:spacing w:after="0" w:line="480"/>
         <w:jc w:val="both"/>
       </w:pPr>
       <w:r>
@@ -12919,7 +12919,7 @@
     <w:p>
       <w:pPr>
         <w:bidi/>
-        <w:spacing w:after="160" w:line="480"/>
+        <w:spacing w:after="0" w:line="480"/>
         <w:jc w:val="both"/>
       </w:pPr>
       <w:r>
@@ -12975,7 +12975,7 @@
     <w:p>
       <w:pPr>
         <w:bidi/>
-        <w:spacing w:after="160" w:line="480"/>
+        <w:spacing w:after="0" w:line="480"/>
         <w:jc w:val="both"/>
       </w:pPr>
       <w:r>
@@ -13027,7 +13027,7 @@
     <w:p>
       <w:pPr>
         <w:bidi/>
-        <w:spacing w:after="160" w:line="480"/>
+        <w:spacing w:after="0" w:line="480"/>
         <w:jc w:val="both"/>
       </w:pPr>
       <w:r>
@@ -13083,7 +13083,7 @@
     <w:p>
       <w:pPr>
         <w:bidi/>
-        <w:spacing w:after="160" w:line="480"/>
+        <w:spacing w:after="0" w:line="480"/>
         <w:jc w:val="both"/>
       </w:pPr>
       <w:r>
@@ -13152,7 +13152,7 @@
     <w:p>
       <w:pPr>
         <w:bidi/>
-        <w:spacing w:after="160" w:line="480"/>
+        <w:spacing w:after="0" w:line="480"/>
         <w:jc w:val="both"/>
       </w:pPr>
       <w:r>
@@ -13214,7 +13214,7 @@
     <w:p>
       <w:pPr>
         <w:bidi/>
-        <w:spacing w:after="160" w:line="480"/>
+        <w:spacing w:after="0" w:line="480"/>
         <w:jc w:val="both"/>
       </w:pPr>
       <w:r>
@@ -13232,7 +13232,7 @@
     <w:p>
       <w:pPr>
         <w:bidi/>
-        <w:spacing w:after="160" w:line="480"/>
+        <w:spacing w:after="0" w:line="480"/>
         <w:jc w:val="both"/>
       </w:pPr>
       <w:r>
@@ -13250,7 +13250,7 @@
     <w:p>
       <w:pPr>
         <w:bidi/>
-        <w:spacing w:after="160" w:line="480"/>
+        <w:spacing w:after="0" w:line="480"/>
         <w:jc w:val="both"/>
       </w:pPr>
       <w:r>
@@ -13285,7 +13285,7 @@
     <w:p>
       <w:pPr>
         <w:bidi/>
-        <w:spacing w:after="160" w:line="480"/>
+        <w:spacing w:after="0" w:line="480"/>
         <w:jc w:val="both"/>
       </w:pPr>
       <w:r>
@@ -13335,7 +13335,7 @@
     <w:p>
       <w:pPr>
         <w:bidi/>
-        <w:spacing w:after="160" w:line="480"/>
+        <w:spacing w:after="0" w:line="480"/>
         <w:jc w:val="both"/>
       </w:pPr>
       <w:r>
@@ -13665,7 +13665,7 @@
     <w:p>
       <w:pPr>
         <w:bidi/>
-        <w:spacing w:after="160" w:line="480"/>
+        <w:spacing w:after="0" w:line="480"/>
         <w:jc w:val="both"/>
       </w:pPr>
       <w:r>
@@ -13718,7 +13718,7 @@
     <w:p>
       <w:pPr>
         <w:bidi/>
-        <w:spacing w:after="160" w:line="480"/>
+        <w:spacing w:after="0" w:line="480"/>
         <w:jc w:val="both"/>
       </w:pPr>
       <w:r>
@@ -13771,7 +13771,7 @@
     <w:p>
       <w:pPr>
         <w:bidi/>
-        <w:spacing w:after="160" w:line="480"/>
+        <w:spacing w:after="0" w:line="480"/>
         <w:jc w:val="both"/>
       </w:pPr>
       <w:r>
@@ -13827,7 +13827,7 @@
     <w:p>
       <w:pPr>
         <w:bidi/>
-        <w:spacing w:after="160" w:line="480"/>
+        <w:spacing w:after="0" w:line="480"/>
         <w:jc w:val="both"/>
       </w:pPr>
       <w:r>
@@ -13880,7 +13880,7 @@
     <w:p>
       <w:pPr>
         <w:bidi/>
-        <w:spacing w:after="160" w:line="480"/>
+        <w:spacing w:after="0" w:line="480"/>
         <w:jc w:val="both"/>
       </w:pPr>
       <w:r>
@@ -13955,7 +13955,7 @@
     <w:p>
       <w:pPr>
         <w:bidi/>
-        <w:spacing w:after="160" w:line="480"/>
+        <w:spacing w:after="0" w:line="480"/>
         <w:jc w:val="both"/>
       </w:pPr>
       <w:r>
@@ -13973,7 +13973,7 @@
     <w:p>
       <w:pPr>
         <w:bidi/>
-        <w:spacing w:after="160" w:line="480"/>
+        <w:spacing w:after="0" w:line="480"/>
         <w:jc w:val="both"/>
       </w:pPr>
       <w:r>
@@ -14026,7 +14026,7 @@
     <w:p>
       <w:pPr>
         <w:bidi/>
-        <w:spacing w:after="160" w:line="480"/>
+        <w:spacing w:after="0" w:line="480"/>
         <w:jc w:val="both"/>
       </w:pPr>
       <w:r>
@@ -14103,7 +14103,7 @@
     <w:p>
       <w:pPr>
         <w:bidi/>
-        <w:spacing w:after="160" w:line="480"/>
+        <w:spacing w:after="0" w:line="480"/>
         <w:jc w:val="both"/>
       </w:pPr>
       <w:r>
@@ -14155,7 +14155,7 @@
     <w:p>
       <w:pPr>
         <w:bidi/>
-        <w:spacing w:after="160" w:line="480"/>
+        <w:spacing w:after="0" w:line="480"/>
         <w:jc w:val="both"/>
       </w:pPr>
       <w:r>
@@ -14210,7 +14210,7 @@
     <w:p>
       <w:pPr>
         <w:bidi/>
-        <w:spacing w:after="160" w:line="480"/>
+        <w:spacing w:after="0" w:line="480"/>
         <w:jc w:val="both"/>
       </w:pPr>
       <w:r>
@@ -14245,7 +14245,7 @@
     <w:p>
       <w:pPr>
         <w:bidi/>
-        <w:spacing w:after="160" w:line="480"/>
+        <w:spacing w:after="0" w:line="480"/>
         <w:jc w:val="both"/>
       </w:pPr>
       <w:r>
@@ -14413,7 +14413,7 @@
     <w:p>
       <w:pPr>
         <w:bidi/>
-        <w:spacing w:after="160" w:line="480"/>
+        <w:spacing w:after="0" w:line="480"/>
         <w:jc w:val="both"/>
       </w:pPr>
       <w:r>
@@ -14442,7 +14442,7 @@
     <w:p>
       <w:pPr>
         <w:bidi/>
-        <w:spacing w:after="160" w:line="480"/>
+        <w:spacing w:after="0" w:line="480"/>
         <w:jc w:val="both"/>
       </w:pPr>
       <w:r>
@@ -14471,7 +14471,7 @@
     <w:p>
       <w:pPr>
         <w:bidi/>
-        <w:spacing w:after="160" w:line="480"/>
+        <w:spacing w:after="0" w:line="480"/>
         <w:jc w:val="both"/>
       </w:pPr>
       <w:r>
@@ -14517,7 +14517,7 @@
     <w:p>
       <w:pPr>
         <w:bidi/>
-        <w:spacing w:after="160" w:line="480"/>
+        <w:spacing w:after="0" w:line="480"/>
         <w:jc w:val="both"/>
       </w:pPr>
       <w:r>
@@ -14563,7 +14563,7 @@
     <w:p>
       <w:pPr>
         <w:bidi/>
-        <w:spacing w:after="160" w:line="480"/>
+        <w:spacing w:after="0" w:line="480"/>
         <w:jc w:val="both"/>
       </w:pPr>
       <w:r>
@@ -14601,7 +14601,7 @@
     <w:p>
       <w:pPr>
         <w:bidi/>
-        <w:spacing w:after="160" w:line="480"/>
+        <w:spacing w:after="0" w:line="480"/>
         <w:jc w:val="both"/>
       </w:pPr>
       <w:r>
@@ -14639,7 +14639,7 @@
     <w:p>
       <w:pPr>
         <w:bidi/>
-        <w:spacing w:after="160" w:line="480"/>
+        <w:spacing w:after="0" w:line="480"/>
         <w:jc w:val="both"/>
       </w:pPr>
       <w:r>
@@ -14668,7 +14668,7 @@
     <w:p>
       <w:pPr>
         <w:bidi/>
-        <w:spacing w:after="160" w:line="480"/>
+        <w:spacing w:after="0" w:line="480"/>
         <w:jc w:val="both"/>
       </w:pPr>
       <w:r>
@@ -14697,7 +14697,7 @@
     <w:p>
       <w:pPr>
         <w:bidi/>
-        <w:spacing w:after="160" w:line="480"/>
+        <w:spacing w:after="0" w:line="480"/>
         <w:jc w:val="both"/>
       </w:pPr>
       <w:r>
@@ -14726,7 +14726,7 @@
     <w:p>
       <w:pPr>
         <w:bidi/>
-        <w:spacing w:after="160" w:line="480"/>
+        <w:spacing w:after="0" w:line="480"/>
         <w:jc w:val="both"/>
       </w:pPr>
       <w:r>
@@ -14755,7 +14755,7 @@
     <w:p>
       <w:pPr>
         <w:bidi/>
-        <w:spacing w:after="160" w:line="480"/>
+        <w:spacing w:after="0" w:line="480"/>
         <w:jc w:val="both"/>
       </w:pPr>
       <w:r>
@@ -14801,7 +14801,7 @@
     <w:p>
       <w:pPr>
         <w:bidi/>
-        <w:spacing w:after="160" w:line="480"/>
+        <w:spacing w:after="0" w:line="480"/>
         <w:jc w:val="both"/>
       </w:pPr>
       <w:r>
@@ -14839,7 +14839,7 @@
     <w:p>
       <w:pPr>
         <w:bidi/>
-        <w:spacing w:after="160" w:line="480"/>
+        <w:spacing w:after="0" w:line="480"/>
         <w:jc w:val="both"/>
       </w:pPr>
       <w:r>
@@ -14874,7 +14874,7 @@
     <w:p>
       <w:pPr>
         <w:bidi/>
-        <w:spacing w:after="160" w:line="480"/>
+        <w:spacing w:after="0" w:line="480"/>
         <w:jc w:val="both"/>
       </w:pPr>
       <w:r>
@@ -14930,7 +14930,7 @@
     <w:p>
       <w:pPr>
         <w:bidi/>
-        <w:spacing w:after="160" w:line="480"/>
+        <w:spacing w:after="0" w:line="480"/>
         <w:jc w:val="both"/>
       </w:pPr>
       <w:r>
@@ -14970,7 +14970,7 @@
     <w:p>
       <w:pPr>
         <w:bidi/>
-        <w:spacing w:after="160" w:line="480"/>
+        <w:spacing w:after="0" w:line="480"/>
         <w:jc w:val="both"/>
       </w:pPr>
       <w:r>
@@ -15010,7 +15010,7 @@
     <w:p>
       <w:pPr>
         <w:bidi/>
-        <w:spacing w:after="160" w:line="480"/>
+        <w:spacing w:after="0" w:line="480"/>
         <w:jc w:val="both"/>
       </w:pPr>
       <w:r>
@@ -15050,7 +15050,7 @@
     <w:p>
       <w:pPr>
         <w:bidi/>
-        <w:spacing w:after="160" w:line="480"/>
+        <w:spacing w:after="0" w:line="480"/>
         <w:jc w:val="both"/>
       </w:pPr>
       <w:r>
@@ -15108,7 +15108,7 @@
     <w:p>
       <w:pPr>
         <w:bidi/>
-        <w:spacing w:after="160" w:line="480"/>
+        <w:spacing w:after="0" w:line="480"/>
         <w:jc w:val="both"/>
       </w:pPr>
       <w:r>
@@ -15165,7 +15165,7 @@
     <w:p>
       <w:pPr>
         <w:bidi/>
-        <w:spacing w:after="160" w:line="480"/>
+        <w:spacing w:after="0" w:line="480"/>
         <w:jc w:val="both"/>
       </w:pPr>
       <w:r>
@@ -15222,7 +15222,7 @@
     <w:p>
       <w:pPr>
         <w:bidi/>
-        <w:spacing w:after="160" w:line="480"/>
+        <w:spacing w:after="0" w:line="480"/>
         <w:jc w:val="both"/>
       </w:pPr>
       <w:r>
@@ -15297,7 +15297,7 @@
     <w:p>
       <w:pPr>
         <w:bidi/>
-        <w:spacing w:after="160" w:line="480"/>
+        <w:spacing w:after="0" w:line="480"/>
         <w:jc w:val="both"/>
       </w:pPr>
       <w:r>
@@ -15337,7 +15337,7 @@
     <w:p>
       <w:pPr>
         <w:bidi/>
-        <w:spacing w:after="160" w:line="480"/>
+        <w:spacing w:after="0" w:line="480"/>
         <w:jc w:val="both"/>
       </w:pPr>
       <w:r>
@@ -15399,7 +15399,7 @@
     <w:p>
       <w:pPr>
         <w:bidi/>
-        <w:spacing w:after="160" w:line="480"/>
+        <w:spacing w:after="0" w:line="480"/>
         <w:jc w:val="both"/>
       </w:pPr>
       <w:r>
@@ -15439,7 +15439,7 @@
     <w:p>
       <w:pPr>
         <w:bidi/>
-        <w:spacing w:after="160" w:line="480"/>
+        <w:spacing w:after="0" w:line="480"/>
         <w:jc w:val="both"/>
       </w:pPr>
       <w:r>
@@ -15496,7 +15496,7 @@
     <w:p>
       <w:pPr>
         <w:bidi/>
-        <w:spacing w:after="160" w:line="480"/>
+        <w:spacing w:after="0" w:line="480"/>
         <w:jc w:val="both"/>
       </w:pPr>
       <w:r>
@@ -15575,7 +15575,7 @@
     <w:p>
       <w:pPr>
         <w:bidi/>
-        <w:spacing w:after="160" w:line="480"/>
+        <w:spacing w:after="0" w:line="480"/>
         <w:jc w:val="both"/>
       </w:pPr>
       <w:r>
@@ -15611,7 +15611,7 @@
     <w:p>
       <w:pPr>
         <w:bidi/>
-        <w:spacing w:after="160" w:line="480"/>
+        <w:spacing w:after="0" w:line="480"/>
         <w:jc w:val="both"/>
       </w:pPr>
       <w:r>
@@ -15681,7 +15681,7 @@
     <w:p>
       <w:pPr>
         <w:bidi/>
-        <w:spacing w:after="160" w:line="480"/>
+        <w:spacing w:after="0" w:line="480"/>
         <w:jc w:val="both"/>
       </w:pPr>
       <w:r>
@@ -15833,7 +15833,7 @@
     <w:p>
       <w:pPr>
         <w:bidi/>
-        <w:spacing w:after="160" w:line="480"/>
+        <w:spacing w:after="0" w:line="480"/>
         <w:jc w:val="both"/>
       </w:pPr>
       <w:r>
@@ -15930,7 +15930,7 @@
     <w:p>
       <w:pPr>
         <w:bidi/>
-        <w:spacing w:after="160" w:line="480"/>
+        <w:spacing w:after="0" w:line="480"/>
         <w:jc w:val="both"/>
       </w:pPr>
       <w:r>
@@ -15982,7 +15982,7 @@
     <w:p>
       <w:pPr>
         <w:bidi/>
-        <w:spacing w:after="160" w:line="480"/>
+        <w:spacing w:after="0" w:line="480"/>
         <w:jc w:val="both"/>
       </w:pPr>
       <w:r>
@@ -16058,7 +16058,7 @@
     <w:p>
       <w:pPr>
         <w:bidi/>
-        <w:spacing w:after="160" w:line="480"/>
+        <w:spacing w:after="0" w:line="480"/>
         <w:jc w:val="both"/>
       </w:pPr>
       <w:r>
@@ -16087,7 +16087,7 @@
     <w:p>
       <w:pPr>
         <w:bidi/>
-        <w:spacing w:after="160" w:line="480"/>
+        <w:spacing w:after="0" w:line="480"/>
         <w:jc w:val="both"/>
       </w:pPr>
       <w:r>
@@ -16116,7 +16116,7 @@
     <w:p>
       <w:pPr>
         <w:bidi/>
-        <w:spacing w:after="160" w:line="480"/>
+        <w:spacing w:after="0" w:line="480"/>
         <w:jc w:val="both"/>
       </w:pPr>
       <w:r>
@@ -16162,7 +16162,7 @@
     <w:p>
       <w:pPr>
         <w:bidi/>
-        <w:spacing w:after="160" w:line="480"/>
+        <w:spacing w:after="0" w:line="480"/>
         <w:jc w:val="both"/>
       </w:pPr>
       <w:r>
@@ -16208,7 +16208,7 @@
     <w:p>
       <w:pPr>
         <w:bidi/>
-        <w:spacing w:after="160" w:line="480"/>
+        <w:spacing w:after="0" w:line="480"/>
         <w:jc w:val="both"/>
       </w:pPr>
       <w:r>
@@ -16244,7 +16244,7 @@
     <w:p>
       <w:pPr>
         <w:bidi/>
-        <w:spacing w:after="160" w:line="480"/>
+        <w:spacing w:after="0" w:line="480"/>
         <w:jc w:val="both"/>
       </w:pPr>
       <w:r>
@@ -16300,7 +16300,7 @@
     <w:p>
       <w:pPr>
         <w:bidi/>
-        <w:spacing w:after="160" w:line="480"/>
+        <w:spacing w:after="0" w:line="480"/>
         <w:jc w:val="both"/>
       </w:pPr>
       <w:r>
@@ -16370,7 +16370,7 @@
     <w:p>
       <w:pPr>
         <w:bidi/>
-        <w:spacing w:after="160" w:line="480"/>
+        <w:spacing w:after="0" w:line="480"/>
         <w:jc w:val="both"/>
       </w:pPr>
       <w:r>
@@ -16399,7 +16399,7 @@
     <w:p>
       <w:pPr>
         <w:bidi/>
-        <w:spacing w:after="160" w:line="480"/>
+        <w:spacing w:after="0" w:line="480"/>
         <w:jc w:val="both"/>
       </w:pPr>
       <w:r>
@@ -16428,7 +16428,7 @@
     <w:p>
       <w:pPr>
         <w:bidi/>
-        <w:spacing w:after="160" w:line="480"/>
+        <w:spacing w:after="0" w:line="480"/>
         <w:jc w:val="both"/>
       </w:pPr>
       <w:r>
@@ -16474,7 +16474,7 @@
     <w:p>
       <w:pPr>
         <w:bidi/>
-        <w:spacing w:after="160" w:line="480"/>
+        <w:spacing w:after="0" w:line="480"/>
         <w:jc w:val="both"/>
       </w:pPr>
       <w:r>
@@ -16510,7 +16510,7 @@
     <w:p>
       <w:pPr>
         <w:bidi/>
-        <w:spacing w:after="160" w:line="480"/>
+        <w:spacing w:after="0" w:line="480"/>
         <w:jc w:val="both"/>
       </w:pPr>
       <w:r>
@@ -16545,7 +16545,7 @@
     <w:p>
       <w:pPr>
         <w:bidi/>
-        <w:spacing w:after="160" w:line="480"/>
+        <w:spacing w:after="0" w:line="480"/>
         <w:jc w:val="both"/>
       </w:pPr>
       <w:r>
@@ -16635,7 +16635,7 @@
     <w:p>
       <w:pPr>
         <w:bidi/>
-        <w:spacing w:after="160" w:line="480"/>
+        <w:spacing w:after="0" w:line="480"/>
         <w:jc w:val="both"/>
       </w:pPr>
       <w:r>
@@ -16671,7 +16671,7 @@
     <w:p>
       <w:pPr>
         <w:bidi/>
-        <w:spacing w:after="160" w:line="480"/>
+        <w:spacing w:after="0" w:line="480"/>
         <w:jc w:val="both"/>
       </w:pPr>
       <w:r>
@@ -16706,7 +16706,7 @@
     <w:p>
       <w:pPr>
         <w:bidi/>
-        <w:spacing w:after="160" w:line="480"/>
+        <w:spacing w:after="0" w:line="480"/>
         <w:jc w:val="both"/>
       </w:pPr>
       <w:r>
@@ -16759,7 +16759,7 @@
     <w:p>
       <w:pPr>
         <w:bidi/>
-        <w:spacing w:after="160" w:line="480"/>
+        <w:spacing w:after="0" w:line="480"/>
         <w:jc w:val="both"/>
       </w:pPr>
       <w:r>
@@ -16866,7 +16866,7 @@
     <w:p>
       <w:pPr>
         <w:bidi/>
-        <w:spacing w:after="160" w:line="480"/>
+        <w:spacing w:after="0" w:line="480"/>
         <w:jc w:val="both"/>
       </w:pPr>
       <w:r>
@@ -16902,7 +16902,7 @@
     <w:p>
       <w:pPr>
         <w:bidi/>
-        <w:spacing w:after="160" w:line="480"/>
+        <w:spacing w:after="0" w:line="480"/>
         <w:jc w:val="both"/>
       </w:pPr>
       <w:r>
@@ -16931,7 +16931,7 @@
     <w:p>
       <w:pPr>
         <w:bidi/>
-        <w:spacing w:after="160" w:line="480"/>
+        <w:spacing w:after="0" w:line="480"/>
         <w:jc w:val="both"/>
       </w:pPr>
       <w:r>
@@ -16960,7 +16960,7 @@
     <w:p>
       <w:pPr>
         <w:bidi/>
-        <w:spacing w:after="160" w:line="480"/>
+        <w:spacing w:after="0" w:line="480"/>
         <w:jc w:val="both"/>
       </w:pPr>
       <w:r>
@@ -16989,7 +16989,7 @@
     <w:p>
       <w:pPr>
         <w:bidi/>
-        <w:spacing w:after="160" w:line="480"/>
+        <w:spacing w:after="0" w:line="480"/>
         <w:jc w:val="both"/>
       </w:pPr>
       <w:r>
@@ -17053,7 +17053,7 @@
     <w:p>
       <w:pPr>
         <w:bidi/>
-        <w:spacing w:after="160" w:line="480"/>
+        <w:spacing w:after="0" w:line="480"/>
         <w:jc w:val="both"/>
       </w:pPr>
       <w:r>
@@ -17088,7 +17088,7 @@
     <w:p>
       <w:pPr>
         <w:bidi/>
-        <w:spacing w:after="160" w:line="480"/>
+        <w:spacing w:after="0" w:line="480"/>
         <w:jc w:val="both"/>
       </w:pPr>
       <w:r>
@@ -17117,7 +17117,7 @@
     <w:p>
       <w:pPr>
         <w:bidi/>
-        <w:spacing w:after="160" w:line="480"/>
+        <w:spacing w:after="0" w:line="480"/>
         <w:jc w:val="both"/>
       </w:pPr>
       <w:r>
@@ -17146,7 +17146,7 @@
     <w:p>
       <w:pPr>
         <w:bidi/>
-        <w:spacing w:after="160" w:line="480"/>
+        <w:spacing w:after="0" w:line="480"/>
         <w:jc w:val="both"/>
       </w:pPr>
       <w:r>
@@ -17192,7 +17192,7 @@
     <w:p>
       <w:pPr>
         <w:bidi/>
-        <w:spacing w:after="160" w:line="480"/>
+        <w:spacing w:after="0" w:line="480"/>
         <w:jc w:val="both"/>
       </w:pPr>
       <w:r>
@@ -17221,7 +17221,7 @@
     <w:p>
       <w:pPr>
         <w:bidi/>
-        <w:spacing w:after="160" w:line="480"/>
+        <w:spacing w:after="0" w:line="480"/>
         <w:jc w:val="both"/>
       </w:pPr>
       <w:r>
@@ -17250,7 +17250,7 @@
     <w:p>
       <w:pPr>
         <w:bidi/>
-        <w:spacing w:after="160" w:line="480"/>
+        <w:spacing w:after="0" w:line="480"/>
         <w:jc w:val="both"/>
       </w:pPr>
       <w:r>
@@ -17279,7 +17279,7 @@
     <w:p>
       <w:pPr>
         <w:bidi/>
-        <w:spacing w:after="160" w:line="480"/>
+        <w:spacing w:after="0" w:line="480"/>
         <w:jc w:val="both"/>
       </w:pPr>
       <w:r>
@@ -17326,7 +17326,7 @@
     <w:p>
       <w:pPr>
         <w:bidi/>
-        <w:spacing w:after="160" w:line="480"/>
+        <w:spacing w:after="0" w:line="480"/>
         <w:jc w:val="both"/>
       </w:pPr>
       <w:r>
@@ -17494,7 +17494,7 @@
     <w:p>
       <w:pPr>
         <w:bidi/>
-        <w:spacing w:after="160" w:line="480"/>
+        <w:spacing w:after="0" w:line="480"/>
         <w:jc w:val="both"/>
       </w:pPr>
       <w:r>
@@ -17529,7 +17529,7 @@
     <w:p>
       <w:pPr>
         <w:bidi/>
-        <w:spacing w:after="160" w:line="480"/>
+        <w:spacing w:after="0" w:line="480"/>
         <w:jc w:val="both"/>
       </w:pPr>
       <w:r>
@@ -17582,7 +17582,7 @@
     <w:p>
       <w:pPr>
         <w:bidi/>
-        <w:spacing w:after="160" w:line="480"/>
+        <w:spacing w:after="0" w:line="480"/>
         <w:jc w:val="both"/>
       </w:pPr>
       <w:r>
@@ -17617,7 +17617,7 @@
     <w:p>
       <w:pPr>
         <w:bidi/>
-        <w:spacing w:after="160" w:line="480"/>
+        <w:spacing w:after="0" w:line="480"/>
         <w:jc w:val="both"/>
       </w:pPr>
       <w:r>
@@ -17670,7 +17670,7 @@
     <w:p>
       <w:pPr>
         <w:bidi/>
-        <w:spacing w:after="160" w:line="480"/>
+        <w:spacing w:after="0" w:line="480"/>
         <w:jc w:val="both"/>
       </w:pPr>
       <w:r>
@@ -17705,7 +17705,7 @@
     <w:p>
       <w:pPr>
         <w:bidi/>
-        <w:spacing w:after="160" w:line="480"/>
+        <w:spacing w:after="0" w:line="480"/>
         <w:jc w:val="both"/>
       </w:pPr>
       <w:r>
@@ -17758,7 +17758,7 @@
     <w:p>
       <w:pPr>
         <w:bidi/>
-        <w:spacing w:after="160" w:line="480"/>
+        <w:spacing w:after="0" w:line="480"/>
         <w:jc w:val="both"/>
       </w:pPr>
       <w:r>
@@ -17811,7 +17811,7 @@
     <w:p>
       <w:pPr>
         <w:bidi/>
-        <w:spacing w:after="160" w:line="480"/>
+        <w:spacing w:after="0" w:line="480"/>
         <w:jc w:val="both"/>
       </w:pPr>
       <w:r>
@@ -17846,7 +17846,7 @@
     <w:p>
       <w:pPr>
         <w:bidi/>
-        <w:spacing w:after="160" w:line="480"/>
+        <w:spacing w:after="0" w:line="480"/>
         <w:jc w:val="both"/>
       </w:pPr>
       <w:r>
@@ -17899,7 +17899,7 @@
     <w:p>
       <w:pPr>
         <w:bidi/>
-        <w:spacing w:after="160" w:line="480"/>
+        <w:spacing w:after="0" w:line="480"/>
         <w:jc w:val="both"/>
       </w:pPr>
       <w:r>
@@ -17952,7 +17952,7 @@
     <w:p>
       <w:pPr>
         <w:bidi/>
-        <w:spacing w:after="160" w:line="480"/>
+        <w:spacing w:after="0" w:line="480"/>
         <w:jc w:val="both"/>
       </w:pPr>
       <w:r>
@@ -17987,7 +17987,7 @@
     <w:p>
       <w:pPr>
         <w:bidi/>
-        <w:spacing w:after="160" w:line="480"/>
+        <w:spacing w:after="0" w:line="480"/>
         <w:jc w:val="both"/>
       </w:pPr>
       <w:r>
@@ -18028,7 +18028,7 @@
     <w:p>
       <w:pPr>
         <w:bidi/>
-        <w:spacing w:after="160" w:line="480"/>
+        <w:spacing w:after="0" w:line="480"/>
         <w:jc w:val="both"/>
       </w:pPr>
       <w:r>
@@ -18063,7 +18063,7 @@
     <w:p>
       <w:pPr>
         <w:bidi/>
-        <w:spacing w:after="160" w:line="480"/>
+        <w:spacing w:after="0" w:line="480"/>
         <w:jc w:val="both"/>
       </w:pPr>
       <w:r>
@@ -18098,7 +18098,7 @@
     <w:p>
       <w:pPr>
         <w:bidi/>
-        <w:spacing w:after="160" w:line="480"/>
+        <w:spacing w:after="0" w:line="480"/>
         <w:jc w:val="both"/>
       </w:pPr>
       <w:r>
@@ -18136,7 +18136,7 @@
     <w:p>
       <w:pPr>
         <w:bidi/>
-        <w:spacing w:after="160" w:line="480"/>
+        <w:spacing w:after="0" w:line="480"/>
         <w:jc w:val="both"/>
       </w:pPr>
       <w:r>
@@ -18205,7 +18205,7 @@
     <w:p>
       <w:pPr>
         <w:bidi/>
-        <w:spacing w:after="160" w:line="480"/>
+        <w:spacing w:after="0" w:line="480"/>
         <w:jc w:val="both"/>
       </w:pPr>
       <w:r>
@@ -18266,7 +18266,7 @@
     <w:p>
       <w:pPr>
         <w:bidi/>
-        <w:spacing w:after="160" w:line="480"/>
+        <w:spacing w:after="0" w:line="480"/>
         <w:jc w:val="both"/>
       </w:pPr>
       <w:r>
@@ -18318,7 +18318,7 @@
     <w:p>
       <w:pPr>
         <w:bidi/>
-        <w:spacing w:after="160" w:line="480"/>
+        <w:spacing w:after="0" w:line="480"/>
         <w:jc w:val="both"/>
       </w:pPr>
       <w:r>
@@ -18373,7 +18373,7 @@
     <w:p>
       <w:pPr>
         <w:bidi/>
-        <w:spacing w:after="160" w:line="480"/>
+        <w:spacing w:after="0" w:line="480"/>
         <w:jc w:val="both"/>
       </w:pPr>
       <w:r>
@@ -18425,7 +18425,7 @@
     <w:p>
       <w:pPr>
         <w:bidi/>
-        <w:spacing w:after="160" w:line="480"/>
+        <w:spacing w:after="0" w:line="480"/>
         <w:jc w:val="both"/>
       </w:pPr>
       <w:r>
@@ -18679,7 +18679,7 @@
     <w:p>
       <w:pPr>
         <w:bidi/>
-        <w:spacing w:after="160" w:line="480"/>
+        <w:spacing w:after="0" w:line="480"/>
         <w:jc w:val="both"/>
       </w:pPr>
       <w:r>
@@ -18732,7 +18732,7 @@
     <w:p>
       <w:pPr>
         <w:bidi/>
-        <w:spacing w:after="160" w:line="480"/>
+        <w:spacing w:after="0" w:line="480"/>
         <w:jc w:val="both"/>
       </w:pPr>
       <w:r>
@@ -18750,7 +18750,7 @@
     <w:p>
       <w:pPr>
         <w:bidi/>
-        <w:spacing w:after="160" w:line="480"/>
+        <w:spacing w:after="0" w:line="480"/>
         <w:jc w:val="both"/>
       </w:pPr>
       <w:r>
@@ -18823,7 +18823,7 @@
     <w:p>
       <w:pPr>
         <w:bidi/>
-        <w:spacing w:after="160" w:line="480"/>
+        <w:spacing w:after="0" w:line="480"/>
         <w:jc w:val="both"/>
       </w:pPr>
       <w:r>
@@ -18876,7 +18876,7 @@
     <w:p>
       <w:pPr>
         <w:bidi/>
-        <w:spacing w:after="160" w:line="480"/>
+        <w:spacing w:after="0" w:line="480"/>
         <w:jc w:val="both"/>
       </w:pPr>
       <w:r>
@@ -18894,7 +18894,7 @@
     <w:p>
       <w:pPr>
         <w:bidi/>
-        <w:spacing w:after="160" w:line="480"/>
+        <w:spacing w:after="0" w:line="480"/>
         <w:jc w:val="both"/>
       </w:pPr>
       <w:r>
@@ -18929,7 +18929,7 @@
     <w:p>
       <w:pPr>
         <w:bidi/>
-        <w:spacing w:after="160" w:line="480"/>
+        <w:spacing w:after="0" w:line="480"/>
         <w:jc w:val="both"/>
       </w:pPr>
       <w:r>
@@ -19002,7 +19002,7 @@
     <w:p>
       <w:pPr>
         <w:bidi/>
-        <w:spacing w:after="160" w:line="480"/>
+        <w:spacing w:after="0" w:line="480"/>
         <w:jc w:val="both"/>
       </w:pPr>
       <w:r>
@@ -19061,7 +19061,7 @@
     <w:p>
       <w:pPr>
         <w:bidi/>
-        <w:spacing w:after="160" w:line="480"/>
+        <w:spacing w:after="0" w:line="480"/>
         <w:jc w:val="both"/>
       </w:pPr>
       <w:r>
@@ -19079,7 +19079,7 @@
     <w:p>
       <w:pPr>
         <w:bidi/>
-        <w:spacing w:after="160" w:line="480"/>
+        <w:spacing w:after="0" w:line="480"/>
         <w:jc w:val="both"/>
       </w:pPr>
       <w:r>
@@ -19152,7 +19152,7 @@
     <w:p>
       <w:pPr>
         <w:bidi/>
-        <w:spacing w:after="160" w:line="480"/>
+        <w:spacing w:after="0" w:line="480"/>
         <w:jc w:val="both"/>
       </w:pPr>
       <w:r>
@@ -19205,7 +19205,7 @@
     <w:p>
       <w:pPr>
         <w:bidi/>
-        <w:spacing w:after="160" w:line="480"/>
+        <w:spacing w:after="0" w:line="480"/>
         <w:jc w:val="both"/>
       </w:pPr>
       <w:r>
@@ -19223,7 +19223,7 @@
     <w:p>
       <w:pPr>
         <w:bidi/>
-        <w:spacing w:after="160" w:line="480"/>
+        <w:spacing w:after="0" w:line="480"/>
         <w:jc w:val="both"/>
       </w:pPr>
       <w:r>
@@ -19296,7 +19296,7 @@
     <w:p>
       <w:pPr>
         <w:bidi/>
-        <w:spacing w:after="160" w:line="480"/>
+        <w:spacing w:after="0" w:line="480"/>
         <w:jc w:val="both"/>
       </w:pPr>
       <w:r>
@@ -19349,7 +19349,7 @@
     <w:p>
       <w:pPr>
         <w:bidi/>
-        <w:spacing w:after="160" w:line="480"/>
+        <w:spacing w:after="0" w:line="480"/>
         <w:jc w:val="both"/>
       </w:pPr>
       <w:r>
@@ -19460,7 +19460,7 @@
     <w:p>
       <w:pPr>
         <w:bidi/>
-        <w:spacing w:after="160" w:line="480"/>
+        <w:spacing w:after="0" w:line="480"/>
         <w:jc w:val="both"/>
       </w:pPr>
       <w:r>
@@ -19517,7 +19517,7 @@
     <w:p>
       <w:pPr>
         <w:bidi/>
-        <w:spacing w:after="160" w:line="480"/>
+        <w:spacing w:after="0" w:line="480"/>
         <w:jc w:val="both"/>
       </w:pPr>
       <w:r>
@@ -19570,7 +19570,7 @@
     <w:p>
       <w:pPr>
         <w:bidi/>
-        <w:spacing w:after="160" w:line="480"/>
+        <w:spacing w:after="0" w:line="480"/>
         <w:jc w:val="both"/>
       </w:pPr>
       <w:r>
@@ -19588,7 +19588,7 @@
     <w:p>
       <w:pPr>
         <w:bidi/>
-        <w:spacing w:after="160" w:line="480"/>
+        <w:spacing w:after="0" w:line="480"/>
         <w:jc w:val="both"/>
       </w:pPr>
       <w:r>
@@ -19606,7 +19606,7 @@
     <w:p>
       <w:pPr>
         <w:bidi/>
-        <w:spacing w:after="160" w:line="480"/>
+        <w:spacing w:after="0" w:line="480"/>
         <w:jc w:val="both"/>
       </w:pPr>
       <w:r>
@@ -19679,7 +19679,7 @@
     <w:p>
       <w:pPr>
         <w:bidi/>
-        <w:spacing w:after="160" w:line="480"/>
+        <w:spacing w:after="0" w:line="480"/>
         <w:jc w:val="both"/>
       </w:pPr>
       <w:r>
@@ -19732,7 +19732,7 @@
     <w:p>
       <w:pPr>
         <w:bidi/>
-        <w:spacing w:after="160" w:line="480"/>
+        <w:spacing w:after="0" w:line="480"/>
         <w:jc w:val="both"/>
       </w:pPr>
       <w:r>
@@ -19750,7 +19750,7 @@
     <w:p>
       <w:pPr>
         <w:bidi/>
-        <w:spacing w:after="160" w:line="480"/>
+        <w:spacing w:after="0" w:line="480"/>
         <w:jc w:val="both"/>
       </w:pPr>
       <w:r>
@@ -19768,7 +19768,7 @@
     <w:p>
       <w:pPr>
         <w:bidi/>
-        <w:spacing w:after="160" w:line="480"/>
+        <w:spacing w:after="0" w:line="480"/>
         <w:jc w:val="both"/>
       </w:pPr>
       <w:r>
@@ -19841,7 +19841,7 @@
     <w:p>
       <w:pPr>
         <w:bidi/>
-        <w:spacing w:after="160" w:line="480"/>
+        <w:spacing w:after="0" w:line="480"/>
         <w:jc w:val="both"/>
       </w:pPr>
       <w:r>
@@ -19894,7 +19894,7 @@
     <w:p>
       <w:pPr>
         <w:bidi/>
-        <w:spacing w:after="160" w:line="480"/>
+        <w:spacing w:after="0" w:line="480"/>
         <w:jc w:val="both"/>
       </w:pPr>
       <w:r>
@@ -19912,7 +19912,7 @@
     <w:p>
       <w:pPr>
         <w:bidi/>
-        <w:spacing w:after="160" w:line="480"/>
+        <w:spacing w:after="0" w:line="480"/>
         <w:jc w:val="both"/>
       </w:pPr>
       <w:r>
@@ -19947,7 +19947,7 @@
     <w:p>
       <w:pPr>
         <w:bidi/>
-        <w:spacing w:after="160" w:line="480"/>
+        <w:spacing w:after="0" w:line="480"/>
         <w:jc w:val="both"/>
       </w:pPr>
       <w:r>
@@ -19976,7 +19976,7 @@
     <w:p>
       <w:pPr>
         <w:bidi/>
-        <w:spacing w:after="160" w:line="480"/>
+        <w:spacing w:after="0" w:line="480"/>
         <w:jc w:val="both"/>
       </w:pPr>
       <w:r>
@@ -20015,7 +20015,7 @@
     <w:p>
       <w:pPr>
         <w:bidi/>
-        <w:spacing w:after="160" w:line="480"/>
+        <w:spacing w:after="0" w:line="480"/>
         <w:jc w:val="both"/>
       </w:pPr>
       <w:r>
@@ -20033,7 +20033,7 @@
     <w:p>
       <w:pPr>
         <w:bidi/>
-        <w:spacing w:after="160" w:line="480"/>
+        <w:spacing w:after="0" w:line="480"/>
         <w:jc w:val="both"/>
       </w:pPr>
       <w:r>
@@ -20051,7 +20051,7 @@
     <w:p>
       <w:pPr>
         <w:bidi/>
-        <w:spacing w:after="160" w:line="480"/>
+        <w:spacing w:after="0" w:line="480"/>
         <w:jc w:val="both"/>
       </w:pPr>
       <w:r>
@@ -20069,7 +20069,7 @@
     <w:p>
       <w:pPr>
         <w:bidi/>
-        <w:spacing w:after="160" w:line="480"/>
+        <w:spacing w:after="0" w:line="480"/>
         <w:jc w:val="both"/>
       </w:pPr>
       <w:r>
@@ -20108,7 +20108,7 @@
     <w:p>
       <w:pPr>
         <w:bidi/>
-        <w:spacing w:after="160" w:line="480"/>
+        <w:spacing w:after="0" w:line="480"/>
         <w:jc w:val="both"/>
       </w:pPr>
       <w:r>
@@ -20137,7 +20137,7 @@
     <w:p>
       <w:pPr>
         <w:bidi/>
-        <w:spacing w:after="160" w:line="480"/>
+        <w:spacing w:after="0" w:line="480"/>
         <w:jc w:val="both"/>
       </w:pPr>
       <w:r>
@@ -20166,7 +20166,7 @@
     <w:p>
       <w:pPr>
         <w:bidi/>
-        <w:spacing w:after="160" w:line="480"/>
+        <w:spacing w:after="0" w:line="480"/>
         <w:jc w:val="both"/>
       </w:pPr>
       <w:r>
@@ -20195,7 +20195,7 @@
     <w:p>
       <w:pPr>
         <w:bidi/>
-        <w:spacing w:after="160" w:line="480"/>
+        <w:spacing w:after="0" w:line="480"/>
         <w:jc w:val="both"/>
       </w:pPr>
       <w:r>
@@ -20224,7 +20224,7 @@
     <w:p>
       <w:pPr>
         <w:bidi/>
-        <w:spacing w:after="160" w:line="480"/>
+        <w:spacing w:after="0" w:line="480"/>
         <w:jc w:val="both"/>
       </w:pPr>
       <w:r>
@@ -20253,7 +20253,7 @@
     <w:p>
       <w:pPr>
         <w:bidi/>
-        <w:spacing w:after="160" w:line="480"/>
+        <w:spacing w:after="0" w:line="480"/>
         <w:jc w:val="both"/>
       </w:pPr>
       <w:r>
@@ -20282,7 +20282,7 @@
     <w:p>
       <w:pPr>
         <w:bidi/>
-        <w:spacing w:after="160" w:line="480"/>
+        <w:spacing w:after="0" w:line="480"/>
         <w:jc w:val="both"/>
       </w:pPr>
       <w:r>
@@ -20311,7 +20311,7 @@
     <w:p>
       <w:pPr>
         <w:bidi/>
-        <w:spacing w:after="160" w:line="480"/>
+        <w:spacing w:after="0" w:line="480"/>
         <w:jc w:val="both"/>
       </w:pPr>
       <w:r>
@@ -20340,7 +20340,7 @@
     <w:p>
       <w:pPr>
         <w:bidi/>
-        <w:spacing w:after="160" w:line="480"/>
+        <w:spacing w:after="0" w:line="480"/>
         <w:jc w:val="both"/>
       </w:pPr>
       <w:r>
@@ -20369,7 +20369,7 @@
     <w:p>
       <w:pPr>
         <w:bidi/>
-        <w:spacing w:after="160" w:line="480"/>
+        <w:spacing w:after="0" w:line="480"/>
         <w:jc w:val="both"/>
       </w:pPr>
       <w:r>
@@ -20398,7 +20398,7 @@
     <w:p>
       <w:pPr>
         <w:bidi/>
-        <w:spacing w:after="160" w:line="480"/>
+        <w:spacing w:after="0" w:line="480"/>
         <w:jc w:val="both"/>
       </w:pPr>
       <w:r>
@@ -20427,7 +20427,7 @@
     <w:p>
       <w:pPr>
         <w:bidi/>
-        <w:spacing w:after="160" w:line="480"/>
+        <w:spacing w:after="0" w:line="480"/>
         <w:jc w:val="both"/>
       </w:pPr>
       <w:r>
@@ -20456,7 +20456,7 @@
     <w:p>
       <w:pPr>
         <w:bidi/>
-        <w:spacing w:after="160" w:line="480"/>
+        <w:spacing w:after="0" w:line="480"/>
         <w:jc w:val="both"/>
       </w:pPr>
       <w:r>
@@ -20485,7 +20485,7 @@
     <w:p>
       <w:pPr>
         <w:bidi/>
-        <w:spacing w:after="160" w:line="480"/>
+        <w:spacing w:after="0" w:line="480"/>
         <w:jc w:val="both"/>
       </w:pPr>
       <w:r>
@@ -20514,7 +20514,7 @@
     <w:p>
       <w:pPr>
         <w:bidi/>
-        <w:spacing w:after="160" w:line="480"/>
+        <w:spacing w:after="0" w:line="480"/>
         <w:jc w:val="both"/>
       </w:pPr>
       <w:r>
@@ -20553,7 +20553,7 @@
     <w:p>
       <w:pPr>
         <w:bidi/>
-        <w:spacing w:after="160" w:line="480"/>
+        <w:spacing w:after="0" w:line="480"/>
         <w:jc w:val="both"/>
       </w:pPr>
       <w:r>
@@ -20582,7 +20582,7 @@
     <w:p>
       <w:pPr>
         <w:bidi/>
-        <w:spacing w:after="160" w:line="480"/>
+        <w:spacing w:after="0" w:line="480"/>
         <w:jc w:val="both"/>
       </w:pPr>
       <w:r>
@@ -20611,7 +20611,7 @@
     <w:p>
       <w:pPr>
         <w:bidi/>
-        <w:spacing w:after="160" w:line="480"/>
+        <w:spacing w:after="0" w:line="480"/>
         <w:jc w:val="both"/>
       </w:pPr>
       <w:r>
@@ -20640,7 +20640,7 @@
     <w:p>
       <w:pPr>
         <w:bidi/>
-        <w:spacing w:after="160" w:line="480"/>
+        <w:spacing w:after="0" w:line="480"/>
         <w:jc w:val="both"/>
       </w:pPr>
       <w:r>
@@ -20669,7 +20669,7 @@
     <w:p>
       <w:pPr>
         <w:bidi/>
-        <w:spacing w:after="160" w:line="480"/>
+        <w:spacing w:after="0" w:line="480"/>
         <w:jc w:val="both"/>
       </w:pPr>
       <w:r>
@@ -20698,7 +20698,7 @@
     <w:p>
       <w:pPr>
         <w:bidi/>
-        <w:spacing w:after="160" w:line="480"/>
+        <w:spacing w:after="0" w:line="480"/>
         <w:jc w:val="both"/>
       </w:pPr>
       <w:r>
@@ -20727,7 +20727,7 @@
     <w:p>
       <w:pPr>
         <w:bidi/>
-        <w:spacing w:after="160" w:line="480"/>
+        <w:spacing w:after="0" w:line="480"/>
         <w:jc w:val="both"/>
       </w:pPr>
       <w:r>
@@ -20756,7 +20756,7 @@
     <w:p>
       <w:pPr>
         <w:bidi/>
-        <w:spacing w:after="160" w:line="480"/>
+        <w:spacing w:after="0" w:line="480"/>
         <w:jc w:val="both"/>
       </w:pPr>
       <w:r>
@@ -20785,7 +20785,7 @@
     <w:p>
       <w:pPr>
         <w:bidi/>
-        <w:spacing w:after="160" w:line="480"/>
+        <w:spacing w:after="0" w:line="480"/>
         <w:jc w:val="both"/>
       </w:pPr>
       <w:r>
@@ -20803,7 +20803,7 @@
     <w:p>
       <w:pPr>
         <w:bidi/>
-        <w:spacing w:after="160" w:line="480"/>
+        <w:spacing w:after="0" w:line="480"/>
         <w:jc w:val="both"/>
       </w:pPr>
       <w:r>
@@ -20842,7 +20842,7 @@
     <w:p>
       <w:pPr>
         <w:bidi/>
-        <w:spacing w:after="160" w:line="480"/>
+        <w:spacing w:after="0" w:line="480"/>
         <w:jc w:val="both"/>
       </w:pPr>
       <w:r>
@@ -20860,7 +20860,7 @@
     <w:p>
       <w:pPr>
         <w:bidi/>
-        <w:spacing w:after="160" w:line="480"/>
+        <w:spacing w:after="0" w:line="480"/>
         <w:jc w:val="both"/>
       </w:pPr>
       <w:r>
@@ -20878,7 +20878,7 @@
     <w:p>
       <w:pPr>
         <w:bidi/>
-        <w:spacing w:after="160" w:line="480"/>
+        <w:spacing w:after="0" w:line="480"/>
         <w:jc w:val="both"/>
       </w:pPr>
       <w:r>
@@ -20907,7 +20907,7 @@
     <w:p>
       <w:pPr>
         <w:bidi/>
-        <w:spacing w:after="160" w:line="480"/>
+        <w:spacing w:after="0" w:line="480"/>
         <w:jc w:val="both"/>
       </w:pPr>
       <w:r>
@@ -20936,7 +20936,7 @@
     <w:p>
       <w:pPr>
         <w:bidi/>
-        <w:spacing w:after="160" w:line="480"/>
+        <w:spacing w:after="0" w:line="480"/>
         <w:jc w:val="both"/>
       </w:pPr>
       <w:r>
@@ -20965,7 +20965,7 @@
     <w:p>
       <w:pPr>
         <w:bidi/>
-        <w:spacing w:after="160" w:line="480"/>
+        <w:spacing w:after="0" w:line="480"/>
         <w:jc w:val="both"/>
       </w:pPr>
       <w:r>
@@ -20994,7 +20994,7 @@
     <w:p>
       <w:pPr>
         <w:bidi/>
-        <w:spacing w:after="160" w:line="480"/>
+        <w:spacing w:after="0" w:line="480"/>
         <w:jc w:val="both"/>
       </w:pPr>
       <w:r>
@@ -21023,7 +21023,7 @@
     <w:p>
       <w:pPr>
         <w:bidi/>
-        <w:spacing w:after="160" w:line="480"/>
+        <w:spacing w:after="0" w:line="480"/>
         <w:jc w:val="both"/>
       </w:pPr>
       <w:r>
@@ -21052,7 +21052,7 @@
     <w:p>
       <w:pPr>
         <w:bidi/>
-        <w:spacing w:after="160" w:line="480"/>
+        <w:spacing w:after="0" w:line="480"/>
         <w:jc w:val="both"/>
       </w:pPr>
       <w:r>
@@ -21081,7 +21081,7 @@
     <w:p>
       <w:pPr>
         <w:bidi/>
-        <w:spacing w:after="160" w:line="480"/>
+        <w:spacing w:after="0" w:line="480"/>
         <w:jc w:val="both"/>
       </w:pPr>
       <w:r>
@@ -21231,7 +21231,7 @@
     <w:p>
       <w:pPr>
         <w:bidi/>
-        <w:spacing w:after="160" w:line="480"/>
+        <w:spacing w:after="0" w:line="480"/>
         <w:jc w:val="both"/>
       </w:pPr>
       <w:r>
@@ -21271,7 +21271,7 @@
     <w:p>
       <w:pPr>
         <w:bidi/>
-        <w:spacing w:after="160" w:line="480"/>
+        <w:spacing w:after="0" w:line="480"/>
         <w:jc w:val="both"/>
       </w:pPr>
       <w:r>
@@ -21311,7 +21311,7 @@
     <w:p>
       <w:pPr>
         <w:bidi/>
-        <w:spacing w:after="160" w:line="480"/>
+        <w:spacing w:after="0" w:line="480"/>
         <w:jc w:val="both"/>
       </w:pPr>
       <w:r>
@@ -21351,7 +21351,7 @@
     <w:p>
       <w:pPr>
         <w:bidi/>
-        <w:spacing w:after="160" w:line="480"/>
+        <w:spacing w:after="0" w:line="480"/>
         <w:jc w:val="both"/>
       </w:pPr>
       <w:r>
@@ -21391,7 +21391,7 @@
     <w:p>
       <w:pPr>
         <w:bidi/>
-        <w:spacing w:after="160" w:line="480"/>
+        <w:spacing w:after="0" w:line="480"/>
         <w:jc w:val="both"/>
       </w:pPr>
       <w:r>
@@ -21431,7 +21431,7 @@
     <w:p>
       <w:pPr>
         <w:bidi/>
-        <w:spacing w:after="160" w:line="480"/>
+        <w:spacing w:after="0" w:line="480"/>
         <w:jc w:val="both"/>
       </w:pPr>
       <w:r>
@@ -21471,7 +21471,7 @@
     <w:p>
       <w:pPr>
         <w:bidi/>
-        <w:spacing w:after="160" w:line="480"/>
+        <w:spacing w:after="0" w:line="480"/>
         <w:jc w:val="both"/>
       </w:pPr>
       <w:r>
@@ -21511,7 +21511,7 @@
     <w:p>
       <w:pPr>
         <w:bidi/>
-        <w:spacing w:after="160" w:line="480"/>
+        <w:spacing w:after="0" w:line="480"/>
         <w:jc w:val="both"/>
       </w:pPr>
       <w:r>
@@ -21551,7 +21551,7 @@
     <w:p>
       <w:pPr>
         <w:bidi/>
-        <w:spacing w:after="160" w:line="480"/>
+        <w:spacing w:after="0" w:line="480"/>
         <w:jc w:val="both"/>
       </w:pPr>
       <w:r>
@@ -21591,7 +21591,7 @@
     <w:p>
       <w:pPr>
         <w:bidi/>
-        <w:spacing w:after="160" w:line="480"/>
+        <w:spacing w:after="0" w:line="480"/>
         <w:jc w:val="both"/>
       </w:pPr>
       <w:r>
@@ -21631,7 +21631,7 @@
     <w:p>
       <w:pPr>
         <w:bidi/>
-        <w:spacing w:after="160" w:line="480"/>
+        <w:spacing w:after="0" w:line="480"/>
         <w:jc w:val="both"/>
       </w:pPr>
       <w:r>
@@ -21671,7 +21671,7 @@
     <w:p>
       <w:pPr>
         <w:bidi/>
-        <w:spacing w:after="160" w:line="480"/>
+        <w:spacing w:after="0" w:line="480"/>
         <w:jc w:val="both"/>
       </w:pPr>
       <w:r>
@@ -21732,7 +21732,7 @@
     <w:p>
       <w:pPr>
         <w:bidi/>
-        <w:spacing w:after="160" w:line="480"/>
+        <w:spacing w:after="0" w:line="480"/>
         <w:jc w:val="both"/>
       </w:pPr>
       <w:r>
@@ -21761,7 +21761,7 @@
     <w:p>
       <w:pPr>
         <w:bidi/>
-        <w:spacing w:after="160" w:line="480"/>
+        <w:spacing w:after="0" w:line="480"/>
         <w:jc w:val="both"/>
       </w:pPr>
       <w:r>
@@ -21790,7 +21790,7 @@
     <w:p>
       <w:pPr>
         <w:bidi/>
-        <w:spacing w:after="160" w:line="480"/>
+        <w:spacing w:after="0" w:line="480"/>
         <w:jc w:val="both"/>
       </w:pPr>
       <w:r>
@@ -21819,7 +21819,7 @@
     <w:p>
       <w:pPr>
         <w:bidi/>
-        <w:spacing w:after="160" w:line="480"/>
+        <w:spacing w:after="0" w:line="480"/>
         <w:jc w:val="both"/>
       </w:pPr>
       <w:r>
@@ -21848,7 +21848,7 @@
     <w:p>
       <w:pPr>
         <w:bidi/>
-        <w:spacing w:after="160" w:line="480"/>
+        <w:spacing w:after="0" w:line="480"/>
         <w:jc w:val="both"/>
       </w:pPr>
       <w:r>
@@ -21898,7 +21898,7 @@
     <w:p>
       <w:pPr>
         <w:bidi/>
-        <w:spacing w:after="160" w:line="480"/>
+        <w:spacing w:after="0" w:line="480"/>
         <w:jc w:val="both"/>
       </w:pPr>
       <w:r>
@@ -21927,7 +21927,7 @@
     <w:p>
       <w:pPr>
         <w:bidi/>
-        <w:spacing w:after="160" w:line="480"/>
+        <w:spacing w:after="0" w:line="480"/>
         <w:jc w:val="both"/>
       </w:pPr>
       <w:r>
@@ -21956,7 +21956,7 @@
     <w:p>
       <w:pPr>
         <w:bidi/>
-        <w:spacing w:after="160" w:line="480"/>
+        <w:spacing w:after="0" w:line="480"/>
         <w:jc w:val="both"/>
       </w:pPr>
       <w:r>
@@ -21985,7 +21985,7 @@
     <w:p>
       <w:pPr>
         <w:bidi/>
-        <w:spacing w:after="160" w:line="480"/>
+        <w:spacing w:after="0" w:line="480"/>
         <w:jc w:val="both"/>
       </w:pPr>
       <w:r>
@@ -22075,7 +22075,7 @@
     <w:p>
       <w:pPr>
         <w:bidi/>
-        <w:spacing w:after="160" w:line="480"/>
+        <w:spacing w:after="0" w:line="480"/>
         <w:jc w:val="both"/>
       </w:pPr>
       <w:r>
@@ -22104,7 +22104,7 @@
     <w:p>
       <w:pPr>
         <w:bidi/>
-        <w:spacing w:after="160" w:line="480"/>
+        <w:spacing w:after="0" w:line="480"/>
         <w:jc w:val="both"/>
       </w:pPr>
       <w:r>
@@ -22133,7 +22133,7 @@
     <w:p>
       <w:pPr>
         <w:bidi/>
-        <w:spacing w:after="160" w:line="480"/>
+        <w:spacing w:after="0" w:line="480"/>
         <w:jc w:val="both"/>
       </w:pPr>
       <w:r>
@@ -22162,7 +22162,7 @@
     <w:p>
       <w:pPr>
         <w:bidi/>
-        <w:spacing w:after="160" w:line="480"/>
+        <w:spacing w:after="0" w:line="480"/>
         <w:jc w:val="both"/>
       </w:pPr>
       <w:r>
@@ -22191,7 +22191,7 @@
     <w:p>
       <w:pPr>
         <w:bidi/>
-        <w:spacing w:after="160" w:line="480"/>
+        <w:spacing w:after="0" w:line="480"/>
         <w:jc w:val="both"/>
       </w:pPr>
       <w:r>
@@ -22240,7 +22240,7 @@
     <w:p>
       <w:pPr>
         <w:bidi/>
-        <w:spacing w:after="160" w:line="480"/>
+        <w:spacing w:after="0" w:line="480"/>
         <w:jc w:val="both"/>
       </w:pPr>
       <w:r>
@@ -22269,7 +22269,7 @@
     <w:p>
       <w:pPr>
         <w:bidi/>
-        <w:spacing w:after="160" w:line="480"/>
+        <w:spacing w:after="0" w:line="480"/>
         <w:jc w:val="both"/>
       </w:pPr>
       <w:r>
@@ -22298,7 +22298,7 @@
     <w:p>
       <w:pPr>
         <w:bidi/>
-        <w:spacing w:after="160" w:line="480"/>
+        <w:spacing w:after="0" w:line="480"/>
         <w:jc w:val="both"/>
       </w:pPr>
       <w:r>
@@ -22327,7 +22327,7 @@
     <w:p>
       <w:pPr>
         <w:bidi/>
-        <w:spacing w:after="160" w:line="480"/>
+        <w:spacing w:after="0" w:line="480"/>
         <w:jc w:val="both"/>
       </w:pPr>
       <w:r>
@@ -22376,7 +22376,7 @@
     <w:p>
       <w:pPr>
         <w:bidi/>
-        <w:spacing w:after="160" w:line="480"/>
+        <w:spacing w:after="0" w:line="480"/>
         <w:jc w:val="both"/>
       </w:pPr>
       <w:r>
@@ -22405,7 +22405,7 @@
     <w:p>
       <w:pPr>
         <w:bidi/>
-        <w:spacing w:after="160" w:line="480"/>
+        <w:spacing w:after="0" w:line="480"/>
         <w:jc w:val="both"/>
       </w:pPr>
       <w:r>
@@ -22434,7 +22434,7 @@
     <w:p>
       <w:pPr>
         <w:bidi/>
-        <w:spacing w:after="160" w:line="480"/>
+        <w:spacing w:after="0" w:line="480"/>
         <w:jc w:val="both"/>
       </w:pPr>
       <w:r>
@@ -22463,7 +22463,7 @@
     <w:p>
       <w:pPr>
         <w:bidi/>
-        <w:spacing w:after="160" w:line="480"/>
+        <w:spacing w:after="0" w:line="480"/>
         <w:jc w:val="both"/>
       </w:pPr>
       <w:r>
@@ -22492,7 +22492,7 @@
     <w:p>
       <w:pPr>
         <w:bidi/>
-        <w:spacing w:after="160" w:line="480"/>
+        <w:spacing w:after="0" w:line="480"/>
         <w:jc w:val="both"/>
       </w:pPr>
       <w:r>
@@ -22521,7 +22521,7 @@
     <w:p>
       <w:pPr>
         <w:bidi/>
-        <w:spacing w:after="160" w:line="480"/>
+        <w:spacing w:after="0" w:line="480"/>
         <w:jc w:val="both"/>
       </w:pPr>
       <w:r>
@@ -22539,7 +22539,7 @@
     <w:p>
       <w:pPr>
         <w:bidi/>
-        <w:spacing w:after="160" w:line="480"/>
+        <w:spacing w:after="0" w:line="480"/>
         <w:jc w:val="both"/>
       </w:pPr>
       <w:r>
@@ -22568,7 +22568,7 @@
     <w:p>
       <w:pPr>
         <w:bidi/>
-        <w:spacing w:after="160" w:line="480"/>
+        <w:spacing w:after="0" w:line="480"/>
         <w:jc w:val="both"/>
       </w:pPr>
       <w:r>
@@ -22597,7 +22597,7 @@
     <w:p>
       <w:pPr>
         <w:bidi/>
-        <w:spacing w:after="160" w:line="480"/>
+        <w:spacing w:after="0" w:line="480"/>
         <w:jc w:val="both"/>
       </w:pPr>
       <w:r>
@@ -22626,7 +22626,7 @@
     <w:p>
       <w:pPr>
         <w:bidi/>
-        <w:spacing w:after="160" w:line="480"/>
+        <w:spacing w:after="0" w:line="480"/>
         <w:jc w:val="both"/>
       </w:pPr>
       <w:r>
@@ -22655,7 +22655,7 @@
     <w:p>
       <w:pPr>
         <w:bidi/>
-        <w:spacing w:after="160" w:line="480"/>
+        <w:spacing w:after="0" w:line="480"/>
         <w:jc w:val="both"/>
       </w:pPr>
       <w:r>
@@ -22684,7 +22684,7 @@
     <w:p>
       <w:pPr>
         <w:bidi/>
-        <w:spacing w:after="160" w:line="480"/>
+        <w:spacing w:after="0" w:line="480"/>
         <w:jc w:val="both"/>
       </w:pPr>
       <w:r>
@@ -22713,7 +22713,7 @@
     <w:p>
       <w:pPr>
         <w:bidi/>
-        <w:spacing w:after="160" w:line="480"/>
+        <w:spacing w:after="0" w:line="480"/>
         <w:jc w:val="both"/>
       </w:pPr>
       <w:r>
@@ -22742,7 +22742,7 @@
     <w:p>
       <w:pPr>
         <w:bidi/>
-        <w:spacing w:after="160" w:line="480"/>
+        <w:spacing w:after="0" w:line="480"/>
         <w:jc w:val="both"/>
       </w:pPr>
       <w:r>
@@ -22771,7 +22771,7 @@
     <w:p>
       <w:pPr>
         <w:bidi/>
-        <w:spacing w:after="160" w:line="480"/>
+        <w:spacing w:after="0" w:line="480"/>
         <w:jc w:val="both"/>
       </w:pPr>
       <w:r>
@@ -22800,7 +22800,7 @@
     <w:p>
       <w:pPr>
         <w:bidi/>
-        <w:spacing w:after="160" w:line="480"/>
+        <w:spacing w:after="0" w:line="480"/>
         <w:jc w:val="both"/>
       </w:pPr>
       <w:r>
@@ -22829,7 +22829,7 @@
     <w:p>
       <w:pPr>
         <w:bidi/>
-        <w:spacing w:after="160" w:line="480"/>
+        <w:spacing w:after="0" w:line="480"/>
         <w:jc w:val="both"/>
       </w:pPr>
       <w:r>
@@ -22858,7 +22858,7 @@
     <w:p>
       <w:pPr>
         <w:bidi/>
-        <w:spacing w:after="160" w:line="480"/>
+        <w:spacing w:after="0" w:line="480"/>
         <w:jc w:val="both"/>
       </w:pPr>
       <w:r>
@@ -22907,7 +22907,7 @@
     <w:p>
       <w:pPr>
         <w:bidi/>
-        <w:spacing w:after="160" w:line="480"/>
+        <w:spacing w:after="0" w:line="480"/>
         <w:jc w:val="both"/>
       </w:pPr>
       <w:r>
@@ -22936,7 +22936,7 @@
     <w:p>
       <w:pPr>
         <w:bidi/>
-        <w:spacing w:after="160" w:line="480"/>
+        <w:spacing w:after="0" w:line="480"/>
         <w:jc w:val="both"/>
       </w:pPr>
       <w:r>
@@ -22965,7 +22965,7 @@
     <w:p>
       <w:pPr>
         <w:bidi/>
-        <w:spacing w:after="160" w:line="480"/>
+        <w:spacing w:after="0" w:line="480"/>
         <w:jc w:val="both"/>
       </w:pPr>
       <w:r>
@@ -22994,7 +22994,7 @@
     <w:p>
       <w:pPr>
         <w:bidi/>
-        <w:spacing w:after="160" w:line="480"/>
+        <w:spacing w:after="0" w:line="480"/>
         <w:jc w:val="both"/>
       </w:pPr>
       <w:r>
@@ -23023,7 +23023,7 @@
     <w:p>
       <w:pPr>
         <w:bidi/>
-        <w:spacing w:after="160" w:line="480"/>
+        <w:spacing w:after="0" w:line="480"/>
         <w:jc w:val="both"/>
       </w:pPr>
       <w:r>
@@ -23052,7 +23052,7 @@
     <w:p>
       <w:pPr>
         <w:bidi/>
-        <w:spacing w:after="160" w:line="480"/>
+        <w:spacing w:after="0" w:line="480"/>
         <w:jc w:val="both"/>
       </w:pPr>
       <w:r>
@@ -23081,7 +23081,7 @@
     <w:p>
       <w:pPr>
         <w:bidi/>
-        <w:spacing w:after="160" w:line="480"/>
+        <w:spacing w:after="0" w:line="480"/>
         <w:jc w:val="both"/>
       </w:pPr>
       <w:r>
@@ -23110,7 +23110,7 @@
     <w:p>
       <w:pPr>
         <w:bidi/>
-        <w:spacing w:after="160" w:line="480"/>
+        <w:spacing w:after="0" w:line="480"/>
         <w:jc w:val="both"/>
       </w:pPr>
       <w:r>
@@ -23139,7 +23139,7 @@
     <w:p>
       <w:pPr>
         <w:bidi/>
-        <w:spacing w:after="160" w:line="480"/>
+        <w:spacing w:after="0" w:line="480"/>
         <w:jc w:val="both"/>
       </w:pPr>
       <w:r>
@@ -23168,7 +23168,7 @@
     <w:p>
       <w:pPr>
         <w:bidi/>
-        <w:spacing w:after="160" w:line="480"/>
+        <w:spacing w:after="0" w:line="480"/>
         <w:jc w:val="both"/>
       </w:pPr>
       <w:r>
@@ -23197,7 +23197,7 @@
     <w:p>
       <w:pPr>
         <w:bidi/>
-        <w:spacing w:after="160" w:line="480"/>
+        <w:spacing w:after="0" w:line="480"/>
         <w:jc w:val="both"/>
       </w:pPr>
       <w:r>
@@ -23226,7 +23226,7 @@
     <w:p>
       <w:pPr>
         <w:bidi/>
-        <w:spacing w:after="160" w:line="480"/>
+        <w:spacing w:after="0" w:line="480"/>
         <w:jc w:val="both"/>
       </w:pPr>
       <w:r>
@@ -23255,7 +23255,7 @@
     <w:p>
       <w:pPr>
         <w:bidi/>
-        <w:spacing w:after="160" w:line="480"/>
+        <w:spacing w:after="0" w:line="480"/>
         <w:jc w:val="both"/>
       </w:pPr>
       <w:r>
@@ -23284,7 +23284,7 @@
     <w:p>
       <w:pPr>
         <w:bidi/>
-        <w:spacing w:after="160" w:line="480"/>
+        <w:spacing w:after="0" w:line="480"/>
         <w:jc w:val="both"/>
       </w:pPr>
       <w:r>
@@ -23313,7 +23313,7 @@
     <w:p>
       <w:pPr>
         <w:bidi/>
-        <w:spacing w:after="160" w:line="480"/>
+        <w:spacing w:after="0" w:line="480"/>
         <w:jc w:val="both"/>
       </w:pPr>
       <w:r>
@@ -23342,7 +23342,7 @@
     <w:p>
       <w:pPr>
         <w:bidi/>
-        <w:spacing w:after="160" w:line="480"/>
+        <w:spacing w:after="0" w:line="480"/>
         <w:jc w:val="both"/>
       </w:pPr>
       <w:r>
@@ -23371,7 +23371,7 @@
     <w:p>
       <w:pPr>
         <w:bidi/>
-        <w:spacing w:after="160" w:line="480"/>
+        <w:spacing w:after="0" w:line="480"/>
         <w:jc w:val="both"/>
       </w:pPr>
       <w:r>
@@ -23400,7 +23400,7 @@
     <w:p>
       <w:pPr>
         <w:bidi/>
-        <w:spacing w:after="160" w:line="480"/>
+        <w:spacing w:after="0" w:line="480"/>
         <w:jc w:val="both"/>
       </w:pPr>
       <w:r>
@@ -23429,7 +23429,7 @@
     <w:p>
       <w:pPr>
         <w:bidi/>
-        <w:spacing w:after="160" w:line="480"/>
+        <w:spacing w:after="0" w:line="480"/>
         <w:jc w:val="both"/>
       </w:pPr>
       <w:r>
@@ -23458,7 +23458,7 @@
     <w:p>
       <w:pPr>
         <w:bidi/>
-        <w:spacing w:after="160" w:line="480"/>
+        <w:spacing w:after="0" w:line="480"/>
         <w:jc w:val="both"/>
       </w:pPr>
       <w:r>
@@ -23507,7 +23507,7 @@
     <w:p>
       <w:pPr>
         <w:bidi/>
-        <w:spacing w:after="160" w:line="480"/>
+        <w:spacing w:after="0" w:line="480"/>
         <w:jc w:val="both"/>
       </w:pPr>
       <w:r>
@@ -23536,7 +23536,7 @@
     <w:p>
       <w:pPr>
         <w:bidi/>
-        <w:spacing w:after="160" w:line="480"/>
+        <w:spacing w:after="0" w:line="480"/>
         <w:jc w:val="both"/>
       </w:pPr>
       <w:r>
@@ -23565,7 +23565,7 @@
     <w:p>
       <w:pPr>
         <w:bidi/>
-        <w:spacing w:after="160" w:line="480"/>
+        <w:spacing w:after="0" w:line="480"/>
         <w:jc w:val="both"/>
       </w:pPr>
       <w:r>
@@ -23594,7 +23594,7 @@
     <w:p>
       <w:pPr>
         <w:bidi/>
-        <w:spacing w:after="160" w:line="480"/>
+        <w:spacing w:after="0" w:line="480"/>
         <w:jc w:val="both"/>
       </w:pPr>
       <w:r>
@@ -23623,7 +23623,7 @@
     <w:p>
       <w:pPr>
         <w:bidi/>
-        <w:spacing w:after="160" w:line="480"/>
+        <w:spacing w:after="0" w:line="480"/>
         <w:jc w:val="both"/>
       </w:pPr>
       <w:r>
@@ -23652,8 +23652,8 @@
     <w:p>
       <w:pPr>
         <w:bidi/>
-        <w:spacing w:after="160" w:line="480"/>
-        <w:jc w:val="both"/>
+        <w:spacing w:after="0" w:line="480"/>
+        <w:jc w:val="right"/>
       </w:pPr>
       <w:r>
         <w:rPr>
@@ -23681,8 +23681,8 @@
     <w:p>
       <w:pPr>
         <w:bidi/>
-        <w:spacing w:after="160" w:line="480"/>
-        <w:jc w:val="both"/>
+        <w:spacing w:after="0" w:line="480"/>
+        <w:jc w:val="right"/>
       </w:pPr>
       <w:r>
         <w:rPr>
@@ -23710,7 +23710,7 @@
     <w:p>
       <w:pPr>
         <w:bidi/>
-        <w:spacing w:after="160" w:line="480"/>
+        <w:spacing w:after="0" w:line="480"/>
         <w:jc w:val="both"/>
       </w:pPr>
       <w:r>
@@ -23739,7 +23739,7 @@
     <w:p>
       <w:pPr>
         <w:bidi/>
-        <w:spacing w:after="160" w:line="480"/>
+        <w:spacing w:after="0" w:line="480"/>
         <w:jc w:val="both"/>
       </w:pPr>
       <w:r>
@@ -23768,7 +23768,7 @@
     <w:p>
       <w:pPr>
         <w:bidi/>
-        <w:spacing w:after="160" w:line="480"/>
+        <w:spacing w:after="0" w:line="480"/>
         <w:jc w:val="both"/>
       </w:pPr>
       <w:r>
@@ -23797,7 +23797,7 @@
     <w:p>
       <w:pPr>
         <w:bidi/>
-        <w:spacing w:after="160" w:line="480"/>
+        <w:spacing w:after="0" w:line="480"/>
         <w:jc w:val="both"/>
       </w:pPr>
       <w:r>
@@ -23826,7 +23826,7 @@
     <w:p>
       <w:pPr>
         <w:bidi/>
-        <w:spacing w:after="160" w:line="480"/>
+        <w:spacing w:after="0" w:line="480"/>
         <w:jc w:val="both"/>
       </w:pPr>
       <w:r>
@@ -23855,7 +23855,7 @@
     <w:p>
       <w:pPr>
         <w:bidi/>
-        <w:spacing w:after="160" w:line="480"/>
+        <w:spacing w:after="0" w:line="480"/>
         <w:jc w:val="both"/>
       </w:pPr>
       <w:r>
@@ -23884,7 +23884,7 @@
     <w:p>
       <w:pPr>
         <w:bidi/>
-        <w:spacing w:after="160" w:line="480"/>
+        <w:spacing w:after="0" w:line="480"/>
         <w:jc w:val="both"/>
       </w:pPr>
       <w:r>
@@ -23913,7 +23913,7 @@
     <w:p>
       <w:pPr>
         <w:bidi/>
-        <w:spacing w:after="160" w:line="480"/>
+        <w:spacing w:after="0" w:line="480"/>
         <w:jc w:val="both"/>
       </w:pPr>
       <w:r>
@@ -23962,7 +23962,7 @@
     <w:p>
       <w:pPr>
         <w:bidi/>
-        <w:spacing w:after="160" w:line="480"/>
+        <w:spacing w:after="0" w:line="480"/>
         <w:jc w:val="both"/>
       </w:pPr>
       <w:r>
@@ -23991,7 +23991,7 @@
     <w:p>
       <w:pPr>
         <w:bidi/>
-        <w:spacing w:after="160" w:line="480"/>
+        <w:spacing w:after="0" w:line="480"/>
         <w:jc w:val="both"/>
       </w:pPr>
       <w:r>
@@ -24020,7 +24020,7 @@
     <w:p>
       <w:pPr>
         <w:bidi/>
-        <w:spacing w:after="160" w:line="480"/>
+        <w:spacing w:after="0" w:line="480"/>
         <w:jc w:val="both"/>
       </w:pPr>
       <w:r>
@@ -24049,7 +24049,7 @@
     <w:p>
       <w:pPr>
         <w:bidi/>
-        <w:spacing w:after="160" w:line="480"/>
+        <w:spacing w:after="0" w:line="480"/>
         <w:jc w:val="both"/>
       </w:pPr>
       <w:r>
@@ -24078,7 +24078,7 @@
     <w:p>
       <w:pPr>
         <w:bidi/>
-        <w:spacing w:after="160" w:line="480"/>
+        <w:spacing w:after="0" w:line="480"/>
         <w:jc w:val="both"/>
       </w:pPr>
       <w:r>
@@ -24107,7 +24107,7 @@
     <w:p>
       <w:pPr>
         <w:bidi/>
-        <w:spacing w:after="160" w:line="480"/>
+        <w:spacing w:after="0" w:line="480"/>
         <w:jc w:val="both"/>
       </w:pPr>
       <w:r>
@@ -24136,7 +24136,7 @@
     <w:p>
       <w:pPr>
         <w:bidi/>
-        <w:spacing w:after="160" w:line="480"/>
+        <w:spacing w:after="0" w:line="480"/>
         <w:jc w:val="both"/>
       </w:pPr>
       <w:r>

--- a/seminar/Abd Almahdi Dahla 212684527.docx
+++ b/seminar/Abd Almahdi Dahla 212684527.docx
@@ -52,7 +52,7 @@
     <w:p>
       <w:pPr>
         <w:bidi/>
-        <w:spacing w:after="200" w:line="360"/>
+        <w:spacing w:after="80" w:line="300"/>
         <w:jc w:val="center"/>
       </w:pPr>
       <w:r>
@@ -70,7 +70,7 @@
     <w:p>
       <w:pPr>
         <w:bidi/>
-        <w:spacing w:after="200" w:line="360"/>
+        <w:spacing w:after="80" w:line="300"/>
         <w:jc w:val="center"/>
       </w:pPr>
       <w:r>
@@ -90,7 +90,7 @@
     <w:p>
       <w:pPr>
         <w:bidi/>
-        <w:spacing w:after="200" w:line="360"/>
+        <w:spacing w:after="80" w:line="300"/>
         <w:jc w:val="center"/>
       </w:pPr>
       <w:r>
@@ -108,7 +108,7 @@
     <w:p>
       <w:pPr>
         <w:bidi/>
-        <w:spacing w:after="200" w:line="360"/>
+        <w:spacing w:after="80" w:line="300"/>
         <w:jc w:val="center"/>
       </w:pPr>
       <w:r>
@@ -126,7 +126,7 @@
     <w:p>
       <w:pPr>
         <w:bidi/>
-        <w:spacing w:after="200" w:line="360"/>
+        <w:spacing w:after="80" w:line="300"/>
         <w:jc w:val="center"/>
       </w:pPr>
       <w:r>
@@ -145,7 +145,7 @@
     <w:p>
       <w:pPr>
         <w:bidi/>
-        <w:spacing w:after="200" w:line="360"/>
+        <w:spacing w:after="80" w:line="300"/>
         <w:jc w:val="center"/>
       </w:pPr>
       <w:r>
@@ -163,7 +163,7 @@
     <w:p>
       <w:pPr>
         <w:bidi/>
-        <w:spacing w:after="200" w:line="360"/>
+        <w:spacing w:after="80" w:line="300"/>
         <w:jc w:val="center"/>
       </w:pPr>
       <w:r>
@@ -182,7 +182,7 @@
     <w:p>
       <w:pPr>
         <w:bidi/>
-        <w:spacing w:after="200" w:line="360"/>
+        <w:spacing w:after="80" w:line="300"/>
         <w:jc w:val="center"/>
       </w:pPr>
       <w:r>
@@ -200,7 +200,7 @@
     <w:p>
       <w:pPr>
         <w:bidi/>
-        <w:spacing w:after="200" w:line="360"/>
+        <w:spacing w:after="80" w:line="300"/>
         <w:jc w:val="center"/>
       </w:pPr>
       <w:r>
@@ -218,7 +218,7 @@
     <w:p>
       <w:pPr>
         <w:bidi/>
-        <w:spacing w:after="200" w:line="360"/>
+        <w:spacing w:after="80" w:line="300"/>
         <w:jc w:val="center"/>
       </w:pPr>
       <w:r>
@@ -236,7 +236,7 @@
     <w:p>
       <w:pPr>
         <w:bidi/>
-        <w:spacing w:after="200" w:line="360"/>
+        <w:spacing w:after="80" w:line="300"/>
         <w:jc w:val="center"/>
       </w:pPr>
       <w:r>
@@ -255,7 +255,7 @@
     <w:p>
       <w:pPr>
         <w:bidi/>
-        <w:spacing w:after="200" w:line="360"/>
+        <w:spacing w:after="80" w:line="300"/>
         <w:jc w:val="center"/>
       </w:pPr>
       <w:r>
@@ -273,7 +273,7 @@
     <w:p>
       <w:pPr>
         <w:bidi/>
-        <w:spacing w:after="200" w:line="360"/>
+        <w:spacing w:after="80" w:line="300"/>
         <w:jc w:val="center"/>
       </w:pPr>
       <w:r>
@@ -292,7 +292,7 @@
     <w:p>
       <w:pPr>
         <w:bidi/>
-        <w:spacing w:after="200" w:line="360"/>
+        <w:spacing w:after="80" w:line="300"/>
         <w:jc w:val="center"/>
       </w:pPr>
       <w:r>
@@ -310,7 +310,7 @@
     <w:p>
       <w:pPr>
         <w:bidi/>
-        <w:spacing w:after="200" w:line="360"/>
+        <w:spacing w:after="80" w:line="300"/>
         <w:jc w:val="center"/>
       </w:pPr>
       <w:r>
@@ -330,7 +330,7 @@
         <w:pStyle w:val="Heading1"/>
         <w:pageBreakBefore/>
         <w:bidi/>
-        <w:spacing w:after="240" w:before="240" w:line="360"/>
+        <w:spacing w:after="160" w:before="120" w:line="360"/>
         <w:jc w:val="center"/>
       </w:pPr>
       <w:r>
@@ -350,7 +350,7 @@
       <w:pPr>
         <w:bidi/>
         <w:spacing w:after="0" w:line="480"/>
-        <w:jc w:val="both"/>
+        <w:jc w:val="lowKashida"/>
       </w:pPr>
       <w:r>
         <w:rPr>
@@ -368,7 +368,7 @@
       <w:pPr>
         <w:bidi/>
         <w:spacing w:after="0" w:line="480"/>
-        <w:jc w:val="both"/>
+        <w:jc w:val="lowKashida"/>
       </w:pPr>
       <w:r>
         <w:rPr>
@@ -414,7 +414,7 @@
       <w:pPr>
         <w:bidi/>
         <w:spacing w:after="0" w:line="480"/>
-        <w:jc w:val="both"/>
+        <w:jc w:val="lowKashida"/>
       </w:pPr>
       <w:r>
         <w:rPr>
@@ -432,7 +432,7 @@
       <w:pPr>
         <w:bidi/>
         <w:spacing w:after="0" w:line="480"/>
-        <w:jc w:val="both"/>
+        <w:jc w:val="lowKashida"/>
       </w:pPr>
       <w:r>
         <w:rPr>
@@ -450,7 +450,7 @@
       <w:pPr>
         <w:bidi/>
         <w:spacing w:after="0" w:line="480"/>
-        <w:jc w:val="both"/>
+        <w:jc w:val="lowKashida"/>
       </w:pPr>
       <w:r>
         <w:rPr>
@@ -468,7 +468,7 @@
       <w:pPr>
         <w:bidi/>
         <w:spacing w:after="0" w:line="480"/>
-        <w:jc w:val="both"/>
+        <w:jc w:val="lowKashida"/>
       </w:pPr>
       <w:r>
         <w:rPr>
@@ -487,7 +487,7 @@
         <w:pStyle w:val="Heading1"/>
         <w:pageBreakBefore/>
         <w:bidi/>
-        <w:spacing w:after="240" w:before="240" w:line="360"/>
+        <w:spacing w:after="160" w:before="120" w:line="360"/>
         <w:jc w:val="center"/>
       </w:pPr>
       <w:r>
@@ -507,7 +507,7 @@
       <w:pPr>
         <w:bidi/>
         <w:spacing w:after="0" w:line="480"/>
-        <w:jc w:val="both"/>
+        <w:jc w:val="lowKashida"/>
       </w:pPr>
       <w:r>
         <w:rPr>
@@ -525,7 +525,7 @@
       <w:pPr>
         <w:bidi/>
         <w:spacing w:after="0" w:line="480"/>
-        <w:jc w:val="both"/>
+        <w:jc w:val="lowKashida"/>
       </w:pPr>
       <w:r>
         <w:rPr>
@@ -543,7 +543,7 @@
       <w:pPr>
         <w:bidi/>
         <w:spacing w:after="0" w:line="480"/>
-        <w:jc w:val="both"/>
+        <w:jc w:val="lowKashida"/>
       </w:pPr>
       <w:r>
         <w:rPr>
@@ -561,7 +561,7 @@
       <w:pPr>
         <w:bidi/>
         <w:spacing w:after="0" w:line="480"/>
-        <w:jc w:val="both"/>
+        <w:jc w:val="lowKashida"/>
       </w:pPr>
       <w:r>
         <w:rPr>
@@ -580,7 +580,7 @@
         <w:pStyle w:val="Heading1"/>
         <w:pageBreakBefore/>
         <w:bidi/>
-        <w:spacing w:after="240" w:before="240" w:line="360"/>
+        <w:spacing w:after="160" w:before="120" w:line="360"/>
         <w:jc w:val="center"/>
       </w:pPr>
       <w:r>
@@ -600,7 +600,7 @@
       <w:pPr>
         <w:bidi/>
         <w:spacing w:after="0" w:line="480"/>
-        <w:jc w:val="both"/>
+        <w:jc w:val="lowKashida"/>
       </w:pPr>
       <w:r>
         <w:rPr>
@@ -629,7 +629,7 @@
       <w:pPr>
         <w:bidi/>
         <w:spacing w:after="0" w:line="480"/>
-        <w:jc w:val="both"/>
+        <w:jc w:val="lowKashida"/>
       </w:pPr>
       <w:r>
         <w:rPr>
@@ -658,7 +658,7 @@
       <w:pPr>
         <w:bidi/>
         <w:spacing w:after="0" w:line="480"/>
-        <w:jc w:val="both"/>
+        <w:jc w:val="lowKashida"/>
       </w:pPr>
       <w:r>
         <w:rPr>
@@ -687,7 +687,7 @@
       <w:pPr>
         <w:bidi/>
         <w:spacing w:after="0" w:line="480"/>
-        <w:jc w:val="both"/>
+        <w:jc w:val="lowKashida"/>
       </w:pPr>
       <w:r>
         <w:rPr>
@@ -716,7 +716,7 @@
       <w:pPr>
         <w:bidi/>
         <w:spacing w:after="0" w:line="480"/>
-        <w:jc w:val="both"/>
+        <w:jc w:val="lowKashida"/>
       </w:pPr>
       <w:r>
         <w:rPr>
@@ -745,7 +745,7 @@
       <w:pPr>
         <w:bidi/>
         <w:spacing w:after="0" w:line="480"/>
-        <w:jc w:val="both"/>
+        <w:jc w:val="lowKashida"/>
       </w:pPr>
       <w:r>
         <w:rPr>
@@ -775,7 +775,7 @@
         <w:pStyle w:val="Heading1"/>
         <w:pageBreakBefore/>
         <w:bidi/>
-        <w:spacing w:after="240" w:before="240" w:line="360"/>
+        <w:spacing w:after="160" w:before="120" w:line="360"/>
         <w:jc w:val="center"/>
       </w:pPr>
       <w:r>
@@ -795,7 +795,7 @@
       <w:pPr>
         <w:bidi/>
         <w:spacing w:after="0" w:line="480"/>
-        <w:jc w:val="both"/>
+        <w:jc w:val="lowKashida"/>
       </w:pPr>
       <w:r>
         <w:rPr>
@@ -824,7 +824,7 @@
       <w:pPr>
         <w:bidi/>
         <w:spacing w:after="0" w:line="480"/>
-        <w:jc w:val="both"/>
+        <w:jc w:val="lowKashida"/>
       </w:pPr>
       <w:r>
         <w:rPr>
@@ -853,7 +853,7 @@
       <w:pPr>
         <w:bidi/>
         <w:spacing w:after="0" w:line="480"/>
-        <w:jc w:val="both"/>
+        <w:jc w:val="lowKashida"/>
       </w:pPr>
       <w:r>
         <w:rPr>
@@ -882,7 +882,7 @@
       <w:pPr>
         <w:bidi/>
         <w:spacing w:after="0" w:line="480"/>
-        <w:jc w:val="both"/>
+        <w:jc w:val="lowKashida"/>
       </w:pPr>
       <w:r>
         <w:rPr>
@@ -911,7 +911,7 @@
       <w:pPr>
         <w:bidi/>
         <w:spacing w:after="0" w:line="480"/>
-        <w:jc w:val="both"/>
+        <w:jc w:val="lowKashida"/>
       </w:pPr>
       <w:r>
         <w:rPr>
@@ -941,7 +941,7 @@
         <w:pStyle w:val="Heading1"/>
         <w:pageBreakBefore/>
         <w:bidi/>
-        <w:spacing w:after="240" w:before="240" w:line="360"/>
+        <w:spacing w:after="160" w:before="120" w:line="360"/>
         <w:jc w:val="center"/>
       </w:pPr>
       <w:r>
@@ -961,7 +961,7 @@
       <w:pPr>
         <w:bidi/>
         <w:spacing w:after="0" w:line="480"/>
-        <w:jc w:val="both"/>
+        <w:jc w:val="lowKashida"/>
       </w:pPr>
       <w:r>
         <w:rPr>
@@ -990,7 +990,7 @@
       <w:pPr>
         <w:bidi/>
         <w:spacing w:after="0" w:line="480"/>
-        <w:jc w:val="both"/>
+        <w:jc w:val="lowKashida"/>
       </w:pPr>
       <w:r>
         <w:rPr>
@@ -1019,7 +1019,7 @@
       <w:pPr>
         <w:bidi/>
         <w:spacing w:after="0" w:line="480"/>
-        <w:jc w:val="both"/>
+        <w:jc w:val="lowKashida"/>
       </w:pPr>
       <w:r>
         <w:rPr>
@@ -1048,7 +1048,7 @@
       <w:pPr>
         <w:bidi/>
         <w:spacing w:after="0" w:line="480"/>
-        <w:jc w:val="both"/>
+        <w:jc w:val="lowKashida"/>
       </w:pPr>
       <w:r>
         <w:rPr>
@@ -1077,7 +1077,7 @@
       <w:pPr>
         <w:bidi/>
         <w:spacing w:after="0" w:line="480"/>
-        <w:jc w:val="both"/>
+        <w:jc w:val="lowKashida"/>
       </w:pPr>
       <w:r>
         <w:rPr>
@@ -1106,7 +1106,7 @@
       <w:pPr>
         <w:pStyle w:val="Heading3"/>
         <w:bidi/>
-        <w:spacing w:after="160" w:before="200" w:line="360"/>
+        <w:spacing w:after="80" w:before="120" w:line="360"/>
         <w:jc w:val="right"/>
       </w:pPr>
       <w:r>
@@ -1126,7 +1126,7 @@
       <w:pPr>
         <w:bidi/>
         <w:spacing w:after="0" w:line="480"/>
-        <w:jc w:val="both"/>
+        <w:jc w:val="lowKashida"/>
       </w:pPr>
       <w:r>
         <w:rPr>
@@ -1144,7 +1144,7 @@
       <w:pPr>
         <w:pStyle w:val="Heading3"/>
         <w:bidi/>
-        <w:spacing w:after="160" w:before="200" w:line="360"/>
+        <w:spacing w:after="80" w:before="120" w:line="360"/>
         <w:jc w:val="right"/>
       </w:pPr>
       <w:r>
@@ -1164,7 +1164,7 @@
       <w:pPr>
         <w:bidi/>
         <w:spacing w:after="0" w:line="480"/>
-        <w:jc w:val="both"/>
+        <w:jc w:val="lowKashida"/>
       </w:pPr>
       <w:r>
         <w:rPr>
@@ -1193,7 +1193,7 @@
       <w:pPr>
         <w:bidi/>
         <w:spacing w:after="0" w:line="480"/>
-        <w:jc w:val="both"/>
+        <w:jc w:val="lowKashida"/>
       </w:pPr>
       <w:r>
         <w:rPr>
@@ -1222,7 +1222,7 @@
       <w:pPr>
         <w:bidi/>
         <w:spacing w:after="0" w:line="480"/>
-        <w:jc w:val="both"/>
+        <w:jc w:val="lowKashida"/>
       </w:pPr>
       <w:r>
         <w:rPr>
@@ -1251,7 +1251,7 @@
       <w:pPr>
         <w:bidi/>
         <w:spacing w:after="0" w:line="480"/>
-        <w:jc w:val="both"/>
+        <w:jc w:val="lowKashida"/>
       </w:pPr>
       <w:r>
         <w:rPr>
@@ -1280,7 +1280,7 @@
       <w:pPr>
         <w:bidi/>
         <w:spacing w:after="0" w:line="480"/>
-        <w:jc w:val="both"/>
+        <w:jc w:val="lowKashida"/>
       </w:pPr>
       <w:r>
         <w:rPr>
@@ -1309,7 +1309,7 @@
       <w:pPr>
         <w:bidi/>
         <w:spacing w:after="0" w:line="480"/>
-        <w:jc w:val="both"/>
+        <w:jc w:val="lowKashida"/>
       </w:pPr>
       <w:r>
         <w:rPr>
@@ -1339,7 +1339,7 @@
         <w:pStyle w:val="Heading1"/>
         <w:pageBreakBefore/>
         <w:bidi/>
-        <w:spacing w:after="240" w:before="240" w:line="360"/>
+        <w:spacing w:after="160" w:before="120" w:line="360"/>
         <w:jc w:val="center"/>
       </w:pPr>
       <w:r>
@@ -1359,7 +1359,7 @@
       <w:pPr>
         <w:bidi/>
         <w:spacing w:after="0" w:line="480"/>
-        <w:jc w:val="both"/>
+        <w:jc w:val="lowKashida"/>
       </w:pPr>
       <w:r>
         <w:rPr>
@@ -1377,7 +1377,7 @@
       <w:pPr>
         <w:pStyle w:val="Heading3"/>
         <w:bidi/>
-        <w:spacing w:after="160" w:before="200" w:line="360"/>
+        <w:spacing w:after="80" w:before="120" w:line="360"/>
         <w:jc w:val="right"/>
       </w:pPr>
       <w:r>
@@ -1397,7 +1397,7 @@
       <w:pPr>
         <w:bidi/>
         <w:spacing w:after="0" w:line="480"/>
-        <w:jc w:val="both"/>
+        <w:jc w:val="lowKashida"/>
       </w:pPr>
       <w:r>
         <w:rPr>
@@ -1426,7 +1426,7 @@
       <w:pPr>
         <w:bidi/>
         <w:spacing w:after="0" w:line="480"/>
-        <w:jc w:val="both"/>
+        <w:jc w:val="lowKashida"/>
       </w:pPr>
       <w:r>
         <w:rPr>
@@ -1455,7 +1455,7 @@
       <w:pPr>
         <w:bidi/>
         <w:spacing w:after="0" w:line="480"/>
-        <w:jc w:val="both"/>
+        <w:jc w:val="lowKashida"/>
       </w:pPr>
       <w:r>
         <w:rPr>
@@ -1485,7 +1485,7 @@
         <w:pStyle w:val="Heading1"/>
         <w:pageBreakBefore/>
         <w:bidi/>
-        <w:spacing w:after="240" w:before="240" w:line="360"/>
+        <w:spacing w:after="160" w:before="120" w:line="360"/>
         <w:jc w:val="center"/>
       </w:pPr>
       <w:r>
@@ -1505,7 +1505,7 @@
       <w:pPr>
         <w:bidi/>
         <w:spacing w:after="0" w:line="480"/>
-        <w:jc w:val="both"/>
+        <w:jc w:val="lowKashida"/>
       </w:pPr>
       <w:r>
         <w:rPr>
@@ -3441,7 +3441,7 @@
         <w:pStyle w:val="Heading1"/>
         <w:pageBreakBefore/>
         <w:bidi/>
-        <w:spacing w:after="240" w:before="240" w:line="360"/>
+        <w:spacing w:after="160" w:before="120" w:line="360"/>
         <w:jc w:val="center"/>
       </w:pPr>
       <w:r>
@@ -3461,7 +3461,7 @@
       <w:pPr>
         <w:bidi/>
         <w:spacing w:after="0" w:line="480"/>
-        <w:jc w:val="both"/>
+        <w:jc w:val="lowKashida"/>
       </w:pPr>
       <w:r>
         <w:rPr>
@@ -3479,7 +3479,7 @@
       <w:pPr>
         <w:pStyle w:val="Heading3"/>
         <w:bidi/>
-        <w:spacing w:after="160" w:before="200" w:line="360"/>
+        <w:spacing w:after="80" w:before="120" w:line="360"/>
         <w:jc w:val="right"/>
       </w:pPr>
       <w:r>
@@ -3499,7 +3499,7 @@
       <w:pPr>
         <w:bidi/>
         <w:spacing w:after="0" w:line="480"/>
-        <w:jc w:val="both"/>
+        <w:jc w:val="lowKashida"/>
       </w:pPr>
       <w:r>
         <w:rPr>
@@ -3517,7 +3517,7 @@
       <w:pPr>
         <w:bidi/>
         <w:spacing w:after="0" w:line="480"/>
-        <w:jc w:val="both"/>
+        <w:jc w:val="lowKashida"/>
       </w:pPr>
       <w:r>
         <w:rPr>
@@ -3559,7 +3559,7 @@
         </w:rPr>
         <w:t xml:space="preserve">رابط الدراسة: </w:t>
       </w:r>
-      <w:hyperlink w:history="1" r:id="rIdud9ehaaqcn1dnrpif-1z9">
+      <w:hyperlink w:history="1" r:id="rIdqjdhagale08uo7mh7bnu3">
         <w:r>
           <w:rPr>
             <w:rFonts w:ascii="Simplified Arabic" w:cs="Simplified Arabic" w:eastAsia="Simplified Arabic" w:hAnsi="Simplified Arabic"/>
@@ -3590,7 +3590,7 @@
       <w:pPr>
         <w:bidi/>
         <w:spacing w:after="0" w:line="480"/>
-        <w:jc w:val="both"/>
+        <w:jc w:val="lowKashida"/>
       </w:pPr>
       <w:r>
         <w:rPr>
@@ -3630,7 +3630,7 @@
       <w:pPr>
         <w:bidi/>
         <w:spacing w:after="0" w:line="480"/>
-        <w:jc w:val="both"/>
+        <w:jc w:val="lowKashida"/>
       </w:pPr>
       <w:r>
         <w:rPr>
@@ -3660,7 +3660,7 @@
       <w:pPr>
         <w:bidi/>
         <w:spacing w:after="0" w:line="480"/>
-        <w:jc w:val="both"/>
+        <w:jc w:val="lowKashida"/>
       </w:pPr>
       <w:r>
         <w:rPr>
@@ -3678,7 +3678,7 @@
       <w:pPr>
         <w:bidi/>
         <w:spacing w:after="0" w:line="480"/>
-        <w:jc w:val="both"/>
+        <w:jc w:val="lowKashida"/>
       </w:pPr>
       <w:r>
         <w:rPr>
@@ -3720,7 +3720,7 @@
         </w:rPr>
         <w:t xml:space="preserve">رابط الدراسة: </w:t>
       </w:r>
-      <w:hyperlink w:history="1" r:id="rIdf92pogr4o433sox1vygsu">
+      <w:hyperlink w:history="1" r:id="rIdmrh6kc7m6do03ogmveidi">
         <w:r>
           <w:rPr>
             <w:rFonts w:ascii="Simplified Arabic" w:cs="Simplified Arabic" w:eastAsia="Simplified Arabic" w:hAnsi="Simplified Arabic"/>
@@ -3751,7 +3751,7 @@
       <w:pPr>
         <w:bidi/>
         <w:spacing w:after="0" w:line="480"/>
-        <w:jc w:val="both"/>
+        <w:jc w:val="lowKashida"/>
       </w:pPr>
       <w:r>
         <w:rPr>
@@ -3791,7 +3791,7 @@
       <w:pPr>
         <w:bidi/>
         <w:spacing w:after="0" w:line="480"/>
-        <w:jc w:val="both"/>
+        <w:jc w:val="lowKashida"/>
       </w:pPr>
       <w:r>
         <w:rPr>
@@ -3821,7 +3821,7 @@
       <w:pPr>
         <w:bidi/>
         <w:spacing w:after="0" w:line="480"/>
-        <w:jc w:val="both"/>
+        <w:jc w:val="lowKashida"/>
       </w:pPr>
       <w:r>
         <w:rPr>
@@ -3839,7 +3839,7 @@
       <w:pPr>
         <w:bidi/>
         <w:spacing w:after="0" w:line="480"/>
-        <w:jc w:val="both"/>
+        <w:jc w:val="lowKashida"/>
       </w:pPr>
       <w:r>
         <w:rPr>
@@ -3881,7 +3881,7 @@
         </w:rPr>
         <w:t xml:space="preserve">رابط الدراسة: </w:t>
       </w:r>
-      <w:hyperlink w:history="1" r:id="rIdm5jwsbhdaya1gdddgjjmk">
+      <w:hyperlink w:history="1" r:id="rIdfntefia0mh8v4l9grrgbp">
         <w:r>
           <w:rPr>
             <w:rFonts w:ascii="Simplified Arabic" w:cs="Simplified Arabic" w:eastAsia="Simplified Arabic" w:hAnsi="Simplified Arabic"/>
@@ -3912,7 +3912,7 @@
       <w:pPr>
         <w:bidi/>
         <w:spacing w:after="0" w:line="480"/>
-        <w:jc w:val="both"/>
+        <w:jc w:val="lowKashida"/>
       </w:pPr>
       <w:r>
         <w:rPr>
@@ -3952,7 +3952,7 @@
       <w:pPr>
         <w:bidi/>
         <w:spacing w:after="0" w:line="480"/>
-        <w:jc w:val="both"/>
+        <w:jc w:val="lowKashida"/>
       </w:pPr>
       <w:r>
         <w:rPr>
@@ -3982,7 +3982,7 @@
       <w:pPr>
         <w:bidi/>
         <w:spacing w:after="0" w:line="480"/>
-        <w:jc w:val="both"/>
+        <w:jc w:val="lowKashida"/>
       </w:pPr>
       <w:r>
         <w:rPr>
@@ -4000,7 +4000,7 @@
       <w:pPr>
         <w:bidi/>
         <w:spacing w:after="0" w:line="480"/>
-        <w:jc w:val="both"/>
+        <w:jc w:val="lowKashida"/>
       </w:pPr>
       <w:r>
         <w:rPr>
@@ -4042,7 +4042,7 @@
         </w:rPr>
         <w:t xml:space="preserve">رابط الدراسة: </w:t>
       </w:r>
-      <w:hyperlink w:history="1" r:id="rIdyn9jeqc9a_udgxv3-dpr7">
+      <w:hyperlink w:history="1" r:id="rIdd46pkqiomymsavcu-msxw">
         <w:r>
           <w:rPr>
             <w:rFonts w:ascii="Simplified Arabic" w:cs="Simplified Arabic" w:eastAsia="Simplified Arabic" w:hAnsi="Simplified Arabic"/>
@@ -4073,7 +4073,7 @@
       <w:pPr>
         <w:bidi/>
         <w:spacing w:after="0" w:line="480"/>
-        <w:jc w:val="both"/>
+        <w:jc w:val="lowKashida"/>
       </w:pPr>
       <w:r>
         <w:rPr>
@@ -4113,7 +4113,7 @@
       <w:pPr>
         <w:bidi/>
         <w:spacing w:after="0" w:line="480"/>
-        <w:jc w:val="both"/>
+        <w:jc w:val="lowKashida"/>
       </w:pPr>
       <w:r>
         <w:rPr>
@@ -4143,7 +4143,7 @@
       <w:pPr>
         <w:bidi/>
         <w:spacing w:after="0" w:line="480"/>
-        <w:jc w:val="both"/>
+        <w:jc w:val="lowKashida"/>
       </w:pPr>
       <w:r>
         <w:rPr>
@@ -4161,7 +4161,7 @@
       <w:pPr>
         <w:bidi/>
         <w:spacing w:after="0" w:line="480"/>
-        <w:jc w:val="both"/>
+        <w:jc w:val="lowKashida"/>
       </w:pPr>
       <w:r>
         <w:rPr>
@@ -4203,7 +4203,7 @@
         </w:rPr>
         <w:t xml:space="preserve">رابط الدراسة: </w:t>
       </w:r>
-      <w:hyperlink w:history="1" r:id="rIdt6lmyws_zh7obobyfq3lm">
+      <w:hyperlink w:history="1" r:id="rIdsjfl7yvfpjs3h-htdz9am">
         <w:r>
           <w:rPr>
             <w:rFonts w:ascii="Simplified Arabic" w:cs="Simplified Arabic" w:eastAsia="Simplified Arabic" w:hAnsi="Simplified Arabic"/>
@@ -4234,7 +4234,7 @@
       <w:pPr>
         <w:bidi/>
         <w:spacing w:after="0" w:line="480"/>
-        <w:jc w:val="both"/>
+        <w:jc w:val="lowKashida"/>
       </w:pPr>
       <w:r>
         <w:rPr>
@@ -4274,7 +4274,7 @@
       <w:pPr>
         <w:bidi/>
         <w:spacing w:after="0" w:line="480"/>
-        <w:jc w:val="both"/>
+        <w:jc w:val="lowKashida"/>
       </w:pPr>
       <w:r>
         <w:rPr>
@@ -4304,7 +4304,7 @@
       <w:pPr>
         <w:bidi/>
         <w:spacing w:after="0" w:line="480"/>
-        <w:jc w:val="both"/>
+        <w:jc w:val="lowKashida"/>
       </w:pPr>
       <w:r>
         <w:rPr>
@@ -4322,7 +4322,7 @@
       <w:pPr>
         <w:bidi/>
         <w:spacing w:after="0" w:line="480"/>
-        <w:jc w:val="both"/>
+        <w:jc w:val="lowKashida"/>
       </w:pPr>
       <w:r>
         <w:rPr>
@@ -4364,7 +4364,7 @@
         </w:rPr>
         <w:t xml:space="preserve">رابط الدراسة: </w:t>
       </w:r>
-      <w:hyperlink w:history="1" r:id="rIdajsowhrtno7nesio5insg">
+      <w:hyperlink w:history="1" r:id="rIdmh8tjitripdbh8bhtsdji">
         <w:r>
           <w:rPr>
             <w:rFonts w:ascii="Simplified Arabic" w:cs="Simplified Arabic" w:eastAsia="Simplified Arabic" w:hAnsi="Simplified Arabic"/>
@@ -4395,7 +4395,7 @@
       <w:pPr>
         <w:bidi/>
         <w:spacing w:after="0" w:line="480"/>
-        <w:jc w:val="both"/>
+        <w:jc w:val="lowKashida"/>
       </w:pPr>
       <w:r>
         <w:rPr>
@@ -4435,7 +4435,7 @@
       <w:pPr>
         <w:bidi/>
         <w:spacing w:after="0" w:line="480"/>
-        <w:jc w:val="both"/>
+        <w:jc w:val="lowKashida"/>
       </w:pPr>
       <w:r>
         <w:rPr>
@@ -4465,7 +4465,7 @@
       <w:pPr>
         <w:bidi/>
         <w:spacing w:after="0" w:line="480"/>
-        <w:jc w:val="both"/>
+        <w:jc w:val="lowKashida"/>
       </w:pPr>
       <w:r>
         <w:rPr>
@@ -4483,7 +4483,7 @@
       <w:pPr>
         <w:bidi/>
         <w:spacing w:after="0" w:line="480"/>
-        <w:jc w:val="both"/>
+        <w:jc w:val="lowKashida"/>
       </w:pPr>
       <w:r>
         <w:rPr>
@@ -4525,7 +4525,7 @@
         </w:rPr>
         <w:t xml:space="preserve">رابط الدراسة: </w:t>
       </w:r>
-      <w:hyperlink w:history="1" r:id="rId6k_hdu5sqwdcz8x1o5kec">
+      <w:hyperlink w:history="1" r:id="rIdkj4t_qru9mpe92bnhp3to">
         <w:r>
           <w:rPr>
             <w:rFonts w:ascii="Simplified Arabic" w:cs="Simplified Arabic" w:eastAsia="Simplified Arabic" w:hAnsi="Simplified Arabic"/>
@@ -4556,7 +4556,7 @@
       <w:pPr>
         <w:bidi/>
         <w:spacing w:after="0" w:line="480"/>
-        <w:jc w:val="both"/>
+        <w:jc w:val="lowKashida"/>
       </w:pPr>
       <w:r>
         <w:rPr>
@@ -4596,7 +4596,7 @@
       <w:pPr>
         <w:bidi/>
         <w:spacing w:after="0" w:line="480"/>
-        <w:jc w:val="both"/>
+        <w:jc w:val="lowKashida"/>
       </w:pPr>
       <w:r>
         <w:rPr>
@@ -4626,7 +4626,7 @@
       <w:pPr>
         <w:bidi/>
         <w:spacing w:after="0" w:line="480"/>
-        <w:jc w:val="both"/>
+        <w:jc w:val="lowKashida"/>
       </w:pPr>
       <w:r>
         <w:rPr>
@@ -4644,7 +4644,7 @@
       <w:pPr>
         <w:bidi/>
         <w:spacing w:after="0" w:line="480"/>
-        <w:jc w:val="both"/>
+        <w:jc w:val="lowKashida"/>
       </w:pPr>
       <w:r>
         <w:rPr>
@@ -4686,7 +4686,7 @@
         </w:rPr>
         <w:t xml:space="preserve">رابط الدراسة: </w:t>
       </w:r>
-      <w:hyperlink w:history="1" r:id="rIdldylg7f8ua0oc-hextryq">
+      <w:hyperlink w:history="1" r:id="rIdn0c25wjlop6sgsthr4x1i">
         <w:r>
           <w:rPr>
             <w:rFonts w:ascii="Simplified Arabic" w:cs="Simplified Arabic" w:eastAsia="Simplified Arabic" w:hAnsi="Simplified Arabic"/>
@@ -4717,7 +4717,7 @@
       <w:pPr>
         <w:bidi/>
         <w:spacing w:after="0" w:line="480"/>
-        <w:jc w:val="both"/>
+        <w:jc w:val="lowKashida"/>
       </w:pPr>
       <w:r>
         <w:rPr>
@@ -4757,7 +4757,7 @@
       <w:pPr>
         <w:bidi/>
         <w:spacing w:after="0" w:line="480"/>
-        <w:jc w:val="both"/>
+        <w:jc w:val="lowKashida"/>
       </w:pPr>
       <w:r>
         <w:rPr>
@@ -4787,7 +4787,7 @@
       <w:pPr>
         <w:bidi/>
         <w:spacing w:after="0" w:line="480"/>
-        <w:jc w:val="both"/>
+        <w:jc w:val="lowKashida"/>
       </w:pPr>
       <w:r>
         <w:rPr>
@@ -4805,7 +4805,7 @@
       <w:pPr>
         <w:bidi/>
         <w:spacing w:after="0" w:line="480"/>
-        <w:jc w:val="both"/>
+        <w:jc w:val="lowKashida"/>
       </w:pPr>
       <w:r>
         <w:rPr>
@@ -4847,7 +4847,7 @@
         </w:rPr>
         <w:t xml:space="preserve">رابط الدراسة: </w:t>
       </w:r>
-      <w:hyperlink w:history="1" r:id="rIdrcejvtk7jcgr4bhpth5o4">
+      <w:hyperlink w:history="1" r:id="rIdtn2hegehopxj2v3loxdck">
         <w:r>
           <w:rPr>
             <w:rFonts w:ascii="Simplified Arabic" w:cs="Simplified Arabic" w:eastAsia="Simplified Arabic" w:hAnsi="Simplified Arabic"/>
@@ -4878,7 +4878,7 @@
       <w:pPr>
         <w:bidi/>
         <w:spacing w:after="0" w:line="480"/>
-        <w:jc w:val="both"/>
+        <w:jc w:val="lowKashida"/>
       </w:pPr>
       <w:r>
         <w:rPr>
@@ -4918,7 +4918,7 @@
       <w:pPr>
         <w:bidi/>
         <w:spacing w:after="0" w:line="480"/>
-        <w:jc w:val="both"/>
+        <w:jc w:val="lowKashida"/>
       </w:pPr>
       <w:r>
         <w:rPr>
@@ -4948,7 +4948,7 @@
       <w:pPr>
         <w:bidi/>
         <w:spacing w:after="0" w:line="480"/>
-        <w:jc w:val="both"/>
+        <w:jc w:val="lowKashida"/>
       </w:pPr>
       <w:r>
         <w:rPr>
@@ -4966,7 +4966,7 @@
       <w:pPr>
         <w:bidi/>
         <w:spacing w:after="0" w:line="480"/>
-        <w:jc w:val="both"/>
+        <w:jc w:val="lowKashida"/>
       </w:pPr>
       <w:r>
         <w:rPr>
@@ -5008,7 +5008,7 @@
         </w:rPr>
         <w:t xml:space="preserve">رابط الدراسة: </w:t>
       </w:r>
-      <w:hyperlink w:history="1" r:id="rIdreyy4iglkd9o67-9enzsi">
+      <w:hyperlink w:history="1" r:id="rIdfcmj3txo5ltv93chjhys3">
         <w:r>
           <w:rPr>
             <w:rFonts w:ascii="Simplified Arabic" w:cs="Simplified Arabic" w:eastAsia="Simplified Arabic" w:hAnsi="Simplified Arabic"/>
@@ -5039,7 +5039,7 @@
       <w:pPr>
         <w:bidi/>
         <w:spacing w:after="0" w:line="480"/>
-        <w:jc w:val="both"/>
+        <w:jc w:val="lowKashida"/>
       </w:pPr>
       <w:r>
         <w:rPr>
@@ -5079,7 +5079,7 @@
       <w:pPr>
         <w:bidi/>
         <w:spacing w:after="0" w:line="480"/>
-        <w:jc w:val="both"/>
+        <w:jc w:val="lowKashida"/>
       </w:pPr>
       <w:r>
         <w:rPr>
@@ -5109,7 +5109,7 @@
       <w:pPr>
         <w:bidi/>
         <w:spacing w:after="0" w:line="480"/>
-        <w:jc w:val="both"/>
+        <w:jc w:val="lowKashida"/>
       </w:pPr>
       <w:r>
         <w:rPr>
@@ -5127,7 +5127,7 @@
       <w:pPr>
         <w:bidi/>
         <w:spacing w:after="0" w:line="480"/>
-        <w:jc w:val="both"/>
+        <w:jc w:val="lowKashida"/>
       </w:pPr>
       <w:r>
         <w:rPr>
@@ -5169,7 +5169,7 @@
         </w:rPr>
         <w:t xml:space="preserve">رابط الدراسة: </w:t>
       </w:r>
-      <w:hyperlink w:history="1" r:id="rIdkuvulxwqymdrrqds48obp">
+      <w:hyperlink w:history="1" r:id="rIdnlvxicxmej8j55fuga3sm">
         <w:r>
           <w:rPr>
             <w:rFonts w:ascii="Simplified Arabic" w:cs="Simplified Arabic" w:eastAsia="Simplified Arabic" w:hAnsi="Simplified Arabic"/>
@@ -5200,7 +5200,7 @@
       <w:pPr>
         <w:bidi/>
         <w:spacing w:after="0" w:line="480"/>
-        <w:jc w:val="both"/>
+        <w:jc w:val="lowKashida"/>
       </w:pPr>
       <w:r>
         <w:rPr>
@@ -5240,7 +5240,7 @@
       <w:pPr>
         <w:bidi/>
         <w:spacing w:after="0" w:line="480"/>
-        <w:jc w:val="both"/>
+        <w:jc w:val="lowKashida"/>
       </w:pPr>
       <w:r>
         <w:rPr>
@@ -5270,7 +5270,7 @@
       <w:pPr>
         <w:bidi/>
         <w:spacing w:after="0" w:line="480"/>
-        <w:jc w:val="both"/>
+        <w:jc w:val="lowKashida"/>
       </w:pPr>
       <w:r>
         <w:rPr>
@@ -5288,7 +5288,7 @@
       <w:pPr>
         <w:bidi/>
         <w:spacing w:after="0" w:line="480"/>
-        <w:jc w:val="both"/>
+        <w:jc w:val="lowKashida"/>
       </w:pPr>
       <w:r>
         <w:rPr>
@@ -5330,7 +5330,7 @@
         </w:rPr>
         <w:t xml:space="preserve">رابط الدراسة: </w:t>
       </w:r>
-      <w:hyperlink w:history="1" r:id="rIduyrzxxfhujndp2cimphhg">
+      <w:hyperlink w:history="1" r:id="rIdlsl1re4cbhz64xi8r4ovk">
         <w:r>
           <w:rPr>
             <w:rFonts w:ascii="Simplified Arabic" w:cs="Simplified Arabic" w:eastAsia="Simplified Arabic" w:hAnsi="Simplified Arabic"/>
@@ -5361,7 +5361,7 @@
       <w:pPr>
         <w:bidi/>
         <w:spacing w:after="0" w:line="480"/>
-        <w:jc w:val="both"/>
+        <w:jc w:val="lowKashida"/>
       </w:pPr>
       <w:r>
         <w:rPr>
@@ -5401,7 +5401,7 @@
       <w:pPr>
         <w:bidi/>
         <w:spacing w:after="0" w:line="480"/>
-        <w:jc w:val="both"/>
+        <w:jc w:val="lowKashida"/>
       </w:pPr>
       <w:r>
         <w:rPr>
@@ -5431,7 +5431,7 @@
       <w:pPr>
         <w:bidi/>
         <w:spacing w:after="0" w:line="480"/>
-        <w:jc w:val="both"/>
+        <w:jc w:val="lowKashida"/>
       </w:pPr>
       <w:r>
         <w:rPr>
@@ -5449,7 +5449,7 @@
       <w:pPr>
         <w:bidi/>
         <w:spacing w:after="0" w:line="480"/>
-        <w:jc w:val="both"/>
+        <w:jc w:val="lowKashida"/>
       </w:pPr>
       <w:r>
         <w:rPr>
@@ -5491,7 +5491,7 @@
         </w:rPr>
         <w:t xml:space="preserve">رابط الدراسة: </w:t>
       </w:r>
-      <w:hyperlink w:history="1" r:id="rIdnmpl2vta2b-phzr-99tot">
+      <w:hyperlink w:history="1" r:id="rIdd9mg6t5hvrs6cebxlsgtw">
         <w:r>
           <w:rPr>
             <w:rFonts w:ascii="Simplified Arabic" w:cs="Simplified Arabic" w:eastAsia="Simplified Arabic" w:hAnsi="Simplified Arabic"/>
@@ -5522,7 +5522,7 @@
       <w:pPr>
         <w:bidi/>
         <w:spacing w:after="0" w:line="480"/>
-        <w:jc w:val="both"/>
+        <w:jc w:val="lowKashida"/>
       </w:pPr>
       <w:r>
         <w:rPr>
@@ -5562,7 +5562,7 @@
       <w:pPr>
         <w:bidi/>
         <w:spacing w:after="0" w:line="480"/>
-        <w:jc w:val="both"/>
+        <w:jc w:val="lowKashida"/>
       </w:pPr>
       <w:r>
         <w:rPr>
@@ -5592,7 +5592,7 @@
       <w:pPr>
         <w:bidi/>
         <w:spacing w:after="0" w:line="480"/>
-        <w:jc w:val="both"/>
+        <w:jc w:val="lowKashida"/>
       </w:pPr>
       <w:r>
         <w:rPr>
@@ -5610,7 +5610,7 @@
       <w:pPr>
         <w:bidi/>
         <w:spacing w:after="0" w:line="480"/>
-        <w:jc w:val="both"/>
+        <w:jc w:val="lowKashida"/>
       </w:pPr>
       <w:r>
         <w:rPr>
@@ -5652,7 +5652,7 @@
         </w:rPr>
         <w:t xml:space="preserve">رابط الدراسة: </w:t>
       </w:r>
-      <w:hyperlink w:history="1" r:id="rIdmcdyg48zltdii0ilh9jcb">
+      <w:hyperlink w:history="1" r:id="rId7mh6j6lmltygi-yrpb96h">
         <w:r>
           <w:rPr>
             <w:rFonts w:ascii="Simplified Arabic" w:cs="Simplified Arabic" w:eastAsia="Simplified Arabic" w:hAnsi="Simplified Arabic"/>
@@ -5683,7 +5683,7 @@
       <w:pPr>
         <w:bidi/>
         <w:spacing w:after="0" w:line="480"/>
-        <w:jc w:val="both"/>
+        <w:jc w:val="lowKashida"/>
       </w:pPr>
       <w:r>
         <w:rPr>
@@ -5723,7 +5723,7 @@
       <w:pPr>
         <w:bidi/>
         <w:spacing w:after="0" w:line="480"/>
-        <w:jc w:val="both"/>
+        <w:jc w:val="lowKashida"/>
       </w:pPr>
       <w:r>
         <w:rPr>
@@ -5753,7 +5753,7 @@
       <w:pPr>
         <w:bidi/>
         <w:spacing w:after="0" w:line="480"/>
-        <w:jc w:val="both"/>
+        <w:jc w:val="lowKashida"/>
       </w:pPr>
       <w:r>
         <w:rPr>
@@ -5771,7 +5771,7 @@
       <w:pPr>
         <w:bidi/>
         <w:spacing w:after="0" w:line="480"/>
-        <w:jc w:val="both"/>
+        <w:jc w:val="lowKashida"/>
       </w:pPr>
       <w:r>
         <w:rPr>
@@ -5813,7 +5813,7 @@
         </w:rPr>
         <w:t xml:space="preserve">رابط الدراسة: </w:t>
       </w:r>
-      <w:hyperlink w:history="1" r:id="rIdznqsgpknegkruwtdxisfp">
+      <w:hyperlink w:history="1" r:id="rId54pepo7u4bc3tf1ofn260">
         <w:r>
           <w:rPr>
             <w:rFonts w:ascii="Simplified Arabic" w:cs="Simplified Arabic" w:eastAsia="Simplified Arabic" w:hAnsi="Simplified Arabic"/>
@@ -5844,7 +5844,7 @@
       <w:pPr>
         <w:bidi/>
         <w:spacing w:after="0" w:line="480"/>
-        <w:jc w:val="both"/>
+        <w:jc w:val="lowKashida"/>
       </w:pPr>
       <w:r>
         <w:rPr>
@@ -5884,7 +5884,7 @@
       <w:pPr>
         <w:bidi/>
         <w:spacing w:after="0" w:line="480"/>
-        <w:jc w:val="both"/>
+        <w:jc w:val="lowKashida"/>
       </w:pPr>
       <w:r>
         <w:rPr>
@@ -5914,7 +5914,7 @@
       <w:pPr>
         <w:bidi/>
         <w:spacing w:after="0" w:line="480"/>
-        <w:jc w:val="both"/>
+        <w:jc w:val="lowKashida"/>
       </w:pPr>
       <w:r>
         <w:rPr>
@@ -5932,7 +5932,7 @@
       <w:pPr>
         <w:bidi/>
         <w:spacing w:after="0" w:line="480"/>
-        <w:jc w:val="both"/>
+        <w:jc w:val="lowKashida"/>
       </w:pPr>
       <w:r>
         <w:rPr>
@@ -5974,7 +5974,7 @@
         </w:rPr>
         <w:t xml:space="preserve">رابط الدراسة: </w:t>
       </w:r>
-      <w:hyperlink w:history="1" r:id="rIdw3ab6sdji0fjukznrvrjz">
+      <w:hyperlink w:history="1" r:id="rIdxokkoyk5f0yqsjea1eevi">
         <w:r>
           <w:rPr>
             <w:rFonts w:ascii="Simplified Arabic" w:cs="Simplified Arabic" w:eastAsia="Simplified Arabic" w:hAnsi="Simplified Arabic"/>
@@ -6005,7 +6005,7 @@
       <w:pPr>
         <w:bidi/>
         <w:spacing w:after="0" w:line="480"/>
-        <w:jc w:val="both"/>
+        <w:jc w:val="lowKashida"/>
       </w:pPr>
       <w:r>
         <w:rPr>
@@ -6045,7 +6045,7 @@
       <w:pPr>
         <w:bidi/>
         <w:spacing w:after="0" w:line="480"/>
-        <w:jc w:val="both"/>
+        <w:jc w:val="lowKashida"/>
       </w:pPr>
       <w:r>
         <w:rPr>
@@ -6075,7 +6075,7 @@
       <w:pPr>
         <w:bidi/>
         <w:spacing w:after="0" w:line="480"/>
-        <w:jc w:val="both"/>
+        <w:jc w:val="lowKashida"/>
       </w:pPr>
       <w:r>
         <w:rPr>
@@ -6093,7 +6093,7 @@
       <w:pPr>
         <w:bidi/>
         <w:spacing w:after="0" w:line="480"/>
-        <w:jc w:val="both"/>
+        <w:jc w:val="lowKashida"/>
       </w:pPr>
       <w:r>
         <w:rPr>
@@ -6135,7 +6135,7 @@
         </w:rPr>
         <w:t xml:space="preserve">رابط الدراسة: </w:t>
       </w:r>
-      <w:hyperlink w:history="1" r:id="rId1l6ocm8sslqjkovjc7dkw">
+      <w:hyperlink w:history="1" r:id="rIdhdjtjdqajgipxs1md9has">
         <w:r>
           <w:rPr>
             <w:rFonts w:ascii="Simplified Arabic" w:cs="Simplified Arabic" w:eastAsia="Simplified Arabic" w:hAnsi="Simplified Arabic"/>
@@ -6166,7 +6166,7 @@
       <w:pPr>
         <w:bidi/>
         <w:spacing w:after="0" w:line="480"/>
-        <w:jc w:val="both"/>
+        <w:jc w:val="lowKashida"/>
       </w:pPr>
       <w:r>
         <w:rPr>
@@ -6206,7 +6206,7 @@
       <w:pPr>
         <w:bidi/>
         <w:spacing w:after="0" w:line="480"/>
-        <w:jc w:val="both"/>
+        <w:jc w:val="lowKashida"/>
       </w:pPr>
       <w:r>
         <w:rPr>
@@ -6236,7 +6236,7 @@
       <w:pPr>
         <w:pStyle w:val="Heading3"/>
         <w:bidi/>
-        <w:spacing w:after="160" w:before="200" w:line="360"/>
+        <w:spacing w:after="80" w:before="120" w:line="360"/>
         <w:jc w:val="right"/>
       </w:pPr>
       <w:r>
@@ -6256,7 +6256,7 @@
       <w:pPr>
         <w:bidi/>
         <w:spacing w:after="0" w:line="480"/>
-        <w:jc w:val="both"/>
+        <w:jc w:val="lowKashida"/>
       </w:pPr>
       <w:r>
         <w:rPr>
@@ -6274,7 +6274,7 @@
       <w:pPr>
         <w:bidi/>
         <w:spacing w:after="0" w:line="480"/>
-        <w:jc w:val="both"/>
+        <w:jc w:val="lowKashida"/>
       </w:pPr>
       <w:r>
         <w:rPr>
@@ -6316,7 +6316,7 @@
         </w:rPr>
         <w:t xml:space="preserve">رابط الدراسة: </w:t>
       </w:r>
-      <w:hyperlink w:history="1" r:id="rIdrvqd06lm9b1ffl-lfdq7p">
+      <w:hyperlink w:history="1" r:id="rIdoqicccgotxz6bgiw7cywa">
         <w:r>
           <w:rPr>
             <w:rFonts w:ascii="Simplified Arabic" w:cs="Simplified Arabic" w:eastAsia="Simplified Arabic" w:hAnsi="Simplified Arabic"/>
@@ -6347,7 +6347,7 @@
       <w:pPr>
         <w:bidi/>
         <w:spacing w:after="0" w:line="480"/>
-        <w:jc w:val="both"/>
+        <w:jc w:val="lowKashida"/>
       </w:pPr>
       <w:r>
         <w:rPr>
@@ -6387,7 +6387,7 @@
       <w:pPr>
         <w:bidi/>
         <w:spacing w:after="0" w:line="480"/>
-        <w:jc w:val="both"/>
+        <w:jc w:val="lowKashida"/>
       </w:pPr>
       <w:r>
         <w:rPr>
@@ -6417,7 +6417,7 @@
       <w:pPr>
         <w:bidi/>
         <w:spacing w:after="0" w:line="480"/>
-        <w:jc w:val="both"/>
+        <w:jc w:val="lowKashida"/>
       </w:pPr>
       <w:r>
         <w:rPr>
@@ -6435,7 +6435,7 @@
       <w:pPr>
         <w:bidi/>
         <w:spacing w:after="0" w:line="480"/>
-        <w:jc w:val="both"/>
+        <w:jc w:val="lowKashida"/>
       </w:pPr>
       <w:r>
         <w:rPr>
@@ -6477,7 +6477,7 @@
         </w:rPr>
         <w:t xml:space="preserve">رابط الدراسة: </w:t>
       </w:r>
-      <w:hyperlink w:history="1" r:id="rIdwvhcxoxieer_ny-hrcgqd">
+      <w:hyperlink w:history="1" r:id="rIdn3cy3rvoxyjjwqf6thvur">
         <w:r>
           <w:rPr>
             <w:rFonts w:ascii="Simplified Arabic" w:cs="Simplified Arabic" w:eastAsia="Simplified Arabic" w:hAnsi="Simplified Arabic"/>
@@ -6508,7 +6508,7 @@
       <w:pPr>
         <w:bidi/>
         <w:spacing w:after="0" w:line="480"/>
-        <w:jc w:val="both"/>
+        <w:jc w:val="lowKashida"/>
       </w:pPr>
       <w:r>
         <w:rPr>
@@ -6548,7 +6548,7 @@
       <w:pPr>
         <w:bidi/>
         <w:spacing w:after="0" w:line="480"/>
-        <w:jc w:val="both"/>
+        <w:jc w:val="lowKashida"/>
       </w:pPr>
       <w:r>
         <w:rPr>
@@ -6578,7 +6578,7 @@
       <w:pPr>
         <w:bidi/>
         <w:spacing w:after="0" w:line="480"/>
-        <w:jc w:val="both"/>
+        <w:jc w:val="lowKashida"/>
       </w:pPr>
       <w:r>
         <w:rPr>
@@ -6596,7 +6596,7 @@
       <w:pPr>
         <w:bidi/>
         <w:spacing w:after="0" w:line="480"/>
-        <w:jc w:val="both"/>
+        <w:jc w:val="lowKashida"/>
       </w:pPr>
       <w:r>
         <w:rPr>
@@ -6638,7 +6638,7 @@
         </w:rPr>
         <w:t xml:space="preserve">رابط الدراسة: </w:t>
       </w:r>
-      <w:hyperlink w:history="1" r:id="rIdwj_aflxdxdahlizeevabi">
+      <w:hyperlink w:history="1" r:id="rIdyly2-yhedmqkalq6lqhvi">
         <w:r>
           <w:rPr>
             <w:rFonts w:ascii="Simplified Arabic" w:cs="Simplified Arabic" w:eastAsia="Simplified Arabic" w:hAnsi="Simplified Arabic"/>
@@ -6669,7 +6669,7 @@
       <w:pPr>
         <w:bidi/>
         <w:spacing w:after="0" w:line="480"/>
-        <w:jc w:val="both"/>
+        <w:jc w:val="lowKashida"/>
       </w:pPr>
       <w:r>
         <w:rPr>
@@ -6709,7 +6709,7 @@
       <w:pPr>
         <w:bidi/>
         <w:spacing w:after="0" w:line="480"/>
-        <w:jc w:val="both"/>
+        <w:jc w:val="lowKashida"/>
       </w:pPr>
       <w:r>
         <w:rPr>
@@ -6739,7 +6739,7 @@
       <w:pPr>
         <w:bidi/>
         <w:spacing w:after="0" w:line="480"/>
-        <w:jc w:val="both"/>
+        <w:jc w:val="lowKashida"/>
       </w:pPr>
       <w:r>
         <w:rPr>
@@ -6757,7 +6757,7 @@
       <w:pPr>
         <w:bidi/>
         <w:spacing w:after="0" w:line="480"/>
-        <w:jc w:val="both"/>
+        <w:jc w:val="lowKashida"/>
       </w:pPr>
       <w:r>
         <w:rPr>
@@ -6799,7 +6799,7 @@
         </w:rPr>
         <w:t xml:space="preserve">رابط الدراسة: </w:t>
       </w:r>
-      <w:hyperlink w:history="1" r:id="rIdy4u2glev873h9p72uokrx">
+      <w:hyperlink w:history="1" r:id="rIdrxzwvhhsysrslsato1wr1">
         <w:r>
           <w:rPr>
             <w:rFonts w:ascii="Simplified Arabic" w:cs="Simplified Arabic" w:eastAsia="Simplified Arabic" w:hAnsi="Simplified Arabic"/>
@@ -6830,7 +6830,7 @@
       <w:pPr>
         <w:bidi/>
         <w:spacing w:after="0" w:line="480"/>
-        <w:jc w:val="both"/>
+        <w:jc w:val="lowKashida"/>
       </w:pPr>
       <w:r>
         <w:rPr>
@@ -6870,7 +6870,7 @@
       <w:pPr>
         <w:bidi/>
         <w:spacing w:after="0" w:line="480"/>
-        <w:jc w:val="both"/>
+        <w:jc w:val="lowKashida"/>
       </w:pPr>
       <w:r>
         <w:rPr>
@@ -6900,7 +6900,7 @@
       <w:pPr>
         <w:bidi/>
         <w:spacing w:after="0" w:line="480"/>
-        <w:jc w:val="both"/>
+        <w:jc w:val="lowKashida"/>
       </w:pPr>
       <w:r>
         <w:rPr>
@@ -6918,7 +6918,7 @@
       <w:pPr>
         <w:bidi/>
         <w:spacing w:after="0" w:line="480"/>
-        <w:jc w:val="both"/>
+        <w:jc w:val="lowKashida"/>
       </w:pPr>
       <w:r>
         <w:rPr>
@@ -6960,7 +6960,7 @@
         </w:rPr>
         <w:t xml:space="preserve">رابط الدراسة: </w:t>
       </w:r>
-      <w:hyperlink w:history="1" r:id="rIdy1ildp4ix9m305mpqb2tj">
+      <w:hyperlink w:history="1" r:id="rIdrd9xo3ifkmg1pcotbboit">
         <w:r>
           <w:rPr>
             <w:rFonts w:ascii="Simplified Arabic" w:cs="Simplified Arabic" w:eastAsia="Simplified Arabic" w:hAnsi="Simplified Arabic"/>
@@ -6991,7 +6991,7 @@
       <w:pPr>
         <w:bidi/>
         <w:spacing w:after="0" w:line="480"/>
-        <w:jc w:val="both"/>
+        <w:jc w:val="lowKashida"/>
       </w:pPr>
       <w:r>
         <w:rPr>
@@ -7031,7 +7031,7 @@
       <w:pPr>
         <w:bidi/>
         <w:spacing w:after="0" w:line="480"/>
-        <w:jc w:val="both"/>
+        <w:jc w:val="lowKashida"/>
       </w:pPr>
       <w:r>
         <w:rPr>
@@ -7061,7 +7061,7 @@
       <w:pPr>
         <w:bidi/>
         <w:spacing w:after="0" w:line="480"/>
-        <w:jc w:val="both"/>
+        <w:jc w:val="lowKashida"/>
       </w:pPr>
       <w:r>
         <w:rPr>
@@ -7079,7 +7079,7 @@
       <w:pPr>
         <w:bidi/>
         <w:spacing w:after="0" w:line="480"/>
-        <w:jc w:val="both"/>
+        <w:jc w:val="lowKashida"/>
       </w:pPr>
       <w:r>
         <w:rPr>
@@ -7121,7 +7121,7 @@
         </w:rPr>
         <w:t xml:space="preserve">رابط الدراسة: </w:t>
       </w:r>
-      <w:hyperlink w:history="1" r:id="rIdqoomybpkbjutlf-zddi_5">
+      <w:hyperlink w:history="1" r:id="rId6wdhtpw2dnganb_5ex5pf">
         <w:r>
           <w:rPr>
             <w:rFonts w:ascii="Simplified Arabic" w:cs="Simplified Arabic" w:eastAsia="Simplified Arabic" w:hAnsi="Simplified Arabic"/>
@@ -7152,7 +7152,7 @@
       <w:pPr>
         <w:bidi/>
         <w:spacing w:after="0" w:line="480"/>
-        <w:jc w:val="both"/>
+        <w:jc w:val="lowKashida"/>
       </w:pPr>
       <w:r>
         <w:rPr>
@@ -7192,7 +7192,7 @@
       <w:pPr>
         <w:bidi/>
         <w:spacing w:after="0" w:line="480"/>
-        <w:jc w:val="both"/>
+        <w:jc w:val="lowKashida"/>
       </w:pPr>
       <w:r>
         <w:rPr>
@@ -7222,7 +7222,7 @@
       <w:pPr>
         <w:bidi/>
         <w:spacing w:after="0" w:line="480"/>
-        <w:jc w:val="both"/>
+        <w:jc w:val="lowKashida"/>
       </w:pPr>
       <w:r>
         <w:rPr>
@@ -7240,7 +7240,7 @@
       <w:pPr>
         <w:bidi/>
         <w:spacing w:after="0" w:line="480"/>
-        <w:jc w:val="both"/>
+        <w:jc w:val="lowKashida"/>
       </w:pPr>
       <w:r>
         <w:rPr>
@@ -7282,7 +7282,7 @@
         </w:rPr>
         <w:t xml:space="preserve">رابط الدراسة: </w:t>
       </w:r>
-      <w:hyperlink w:history="1" r:id="rIdpobenig0pul7c3_nfnkfu">
+      <w:hyperlink w:history="1" r:id="rIdeypg3muygyjipsudchhgm">
         <w:r>
           <w:rPr>
             <w:rFonts w:ascii="Simplified Arabic" w:cs="Simplified Arabic" w:eastAsia="Simplified Arabic" w:hAnsi="Simplified Arabic"/>
@@ -7313,7 +7313,7 @@
       <w:pPr>
         <w:bidi/>
         <w:spacing w:after="0" w:line="480"/>
-        <w:jc w:val="both"/>
+        <w:jc w:val="lowKashida"/>
       </w:pPr>
       <w:r>
         <w:rPr>
@@ -7353,7 +7353,7 @@
       <w:pPr>
         <w:bidi/>
         <w:spacing w:after="0" w:line="480"/>
-        <w:jc w:val="both"/>
+        <w:jc w:val="lowKashida"/>
       </w:pPr>
       <w:r>
         <w:rPr>
@@ -7383,7 +7383,7 @@
       <w:pPr>
         <w:bidi/>
         <w:spacing w:after="0" w:line="480"/>
-        <w:jc w:val="both"/>
+        <w:jc w:val="lowKashida"/>
       </w:pPr>
       <w:r>
         <w:rPr>
@@ -7401,7 +7401,7 @@
       <w:pPr>
         <w:bidi/>
         <w:spacing w:after="0" w:line="480"/>
-        <w:jc w:val="both"/>
+        <w:jc w:val="lowKashida"/>
       </w:pPr>
       <w:r>
         <w:rPr>
@@ -7443,7 +7443,7 @@
         </w:rPr>
         <w:t xml:space="preserve">رابط الدراسة: </w:t>
       </w:r>
-      <w:hyperlink w:history="1" r:id="rIdnkpilratixs4bjkz7u-uk">
+      <w:hyperlink w:history="1" r:id="rIdm9bksqycf5hgqvwcbfz-f">
         <w:r>
           <w:rPr>
             <w:rFonts w:ascii="Simplified Arabic" w:cs="Simplified Arabic" w:eastAsia="Simplified Arabic" w:hAnsi="Simplified Arabic"/>
@@ -7474,7 +7474,7 @@
       <w:pPr>
         <w:bidi/>
         <w:spacing w:after="0" w:line="480"/>
-        <w:jc w:val="both"/>
+        <w:jc w:val="lowKashida"/>
       </w:pPr>
       <w:r>
         <w:rPr>
@@ -7514,7 +7514,7 @@
       <w:pPr>
         <w:bidi/>
         <w:spacing w:after="0" w:line="480"/>
-        <w:jc w:val="both"/>
+        <w:jc w:val="lowKashida"/>
       </w:pPr>
       <w:r>
         <w:rPr>
@@ -7544,7 +7544,7 @@
       <w:pPr>
         <w:bidi/>
         <w:spacing w:after="0" w:line="480"/>
-        <w:jc w:val="both"/>
+        <w:jc w:val="lowKashida"/>
       </w:pPr>
       <w:r>
         <w:rPr>
@@ -7562,7 +7562,7 @@
       <w:pPr>
         <w:bidi/>
         <w:spacing w:after="0" w:line="480"/>
-        <w:jc w:val="both"/>
+        <w:jc w:val="lowKashida"/>
       </w:pPr>
       <w:r>
         <w:rPr>
@@ -7604,7 +7604,7 @@
         </w:rPr>
         <w:t xml:space="preserve">رابط الدراسة: </w:t>
       </w:r>
-      <w:hyperlink w:history="1" r:id="rIdmgazim6n4n1w5f2vhi7-x">
+      <w:hyperlink w:history="1" r:id="rIdeetkthv3nizbopvxrwzei">
         <w:r>
           <w:rPr>
             <w:rFonts w:ascii="Simplified Arabic" w:cs="Simplified Arabic" w:eastAsia="Simplified Arabic" w:hAnsi="Simplified Arabic"/>
@@ -7635,7 +7635,7 @@
       <w:pPr>
         <w:bidi/>
         <w:spacing w:after="0" w:line="480"/>
-        <w:jc w:val="both"/>
+        <w:jc w:val="lowKashida"/>
       </w:pPr>
       <w:r>
         <w:rPr>
@@ -7675,7 +7675,7 @@
       <w:pPr>
         <w:bidi/>
         <w:spacing w:after="0" w:line="480"/>
-        <w:jc w:val="both"/>
+        <w:jc w:val="lowKashida"/>
       </w:pPr>
       <w:r>
         <w:rPr>
@@ -7705,7 +7705,7 @@
       <w:pPr>
         <w:bidi/>
         <w:spacing w:after="0" w:line="480"/>
-        <w:jc w:val="both"/>
+        <w:jc w:val="lowKashida"/>
       </w:pPr>
       <w:r>
         <w:rPr>
@@ -7723,7 +7723,7 @@
       <w:pPr>
         <w:bidi/>
         <w:spacing w:after="0" w:line="480"/>
-        <w:jc w:val="both"/>
+        <w:jc w:val="lowKashida"/>
       </w:pPr>
       <w:r>
         <w:rPr>
@@ -7765,7 +7765,7 @@
         </w:rPr>
         <w:t xml:space="preserve">رابط الدراسة: </w:t>
       </w:r>
-      <w:hyperlink w:history="1" r:id="rIdnio3f5qe22_rttvnpf_c1">
+      <w:hyperlink w:history="1" r:id="rId-du7h54qknefxzllbnmbt">
         <w:r>
           <w:rPr>
             <w:rFonts w:ascii="Simplified Arabic" w:cs="Simplified Arabic" w:eastAsia="Simplified Arabic" w:hAnsi="Simplified Arabic"/>
@@ -7796,7 +7796,7 @@
       <w:pPr>
         <w:bidi/>
         <w:spacing w:after="0" w:line="480"/>
-        <w:jc w:val="both"/>
+        <w:jc w:val="lowKashida"/>
       </w:pPr>
       <w:r>
         <w:rPr>
@@ -7836,7 +7836,7 @@
       <w:pPr>
         <w:bidi/>
         <w:spacing w:after="0" w:line="480"/>
-        <w:jc w:val="both"/>
+        <w:jc w:val="lowKashida"/>
       </w:pPr>
       <w:r>
         <w:rPr>
@@ -7867,7 +7867,7 @@
         <w:pStyle w:val="Heading1"/>
         <w:pageBreakBefore/>
         <w:bidi/>
-        <w:spacing w:after="240" w:before="240" w:line="360"/>
+        <w:spacing w:after="160" w:before="120" w:line="360"/>
         <w:jc w:val="center"/>
       </w:pPr>
       <w:r>
@@ -7886,7 +7886,7 @@
     <w:p>
       <w:pPr>
         <w:bidi/>
-        <w:spacing w:after="200" w:line="360"/>
+        <w:spacing w:after="80" w:line="300"/>
         <w:jc w:val="center"/>
       </w:pPr>
       <w:r>
@@ -7904,7 +7904,7 @@
     <w:p>
       <w:pPr>
         <w:bidi/>
-        <w:spacing w:after="200" w:line="360"/>
+        <w:spacing w:after="80" w:line="300"/>
         <w:jc w:val="center"/>
       </w:pPr>
       <w:r>
@@ -7922,7 +7922,7 @@
     <w:p>
       <w:pPr>
         <w:bidi/>
-        <w:spacing w:after="200" w:line="360"/>
+        <w:spacing w:after="80" w:line="300"/>
         <w:jc w:val="center"/>
       </w:pPr>
       <w:r>
@@ -7942,7 +7942,7 @@
         <w:pStyle w:val="Heading2"/>
         <w:pageBreakBefore/>
         <w:bidi/>
-        <w:spacing w:after="200" w:before="240" w:line="360"/>
+        <w:spacing w:after="120" w:before="160" w:line="360"/>
         <w:jc w:val="center"/>
       </w:pPr>
       <w:r>
@@ -7961,7 +7961,7 @@
     <w:p>
       <w:pPr>
         <w:bidi/>
-        <w:spacing w:after="200" w:line="360"/>
+        <w:spacing w:after="80" w:line="300"/>
         <w:jc w:val="center"/>
       </w:pPr>
       <w:r>
@@ -7979,7 +7979,7 @@
     <w:p>
       <w:pPr>
         <w:bidi/>
-        <w:spacing w:after="200" w:line="360"/>
+        <w:spacing w:after="80" w:line="300"/>
         <w:jc w:val="center"/>
       </w:pPr>
       <w:r>
@@ -7997,7 +7997,7 @@
     <w:p>
       <w:pPr>
         <w:bidi/>
-        <w:spacing w:after="200" w:line="360"/>
+        <w:spacing w:after="80" w:line="300"/>
         <w:jc w:val="center"/>
       </w:pPr>
       <w:r>
@@ -8015,7 +8015,7 @@
     <w:p>
       <w:pPr>
         <w:bidi/>
-        <w:spacing w:after="200" w:line="360"/>
+        <w:spacing w:after="80" w:line="300"/>
         <w:jc w:val="center"/>
       </w:pPr>
       <w:r>
@@ -8033,7 +8033,7 @@
     <w:p>
       <w:pPr>
         <w:bidi/>
-        <w:spacing w:after="200" w:line="360"/>
+        <w:spacing w:after="80" w:line="300"/>
         <w:jc w:val="center"/>
       </w:pPr>
       <w:r>
@@ -8051,7 +8051,7 @@
     <w:p>
       <w:pPr>
         <w:bidi/>
-        <w:spacing w:after="200" w:line="360"/>
+        <w:spacing w:after="80" w:line="300"/>
         <w:jc w:val="center"/>
       </w:pPr>
       <w:r>
@@ -8069,7 +8069,7 @@
     <w:p>
       <w:pPr>
         <w:bidi/>
-        <w:spacing w:after="200" w:line="360"/>
+        <w:spacing w:after="80" w:line="300"/>
         <w:jc w:val="center"/>
       </w:pPr>
       <w:r>
@@ -8087,7 +8087,7 @@
     <w:p>
       <w:pPr>
         <w:bidi/>
-        <w:spacing w:after="200" w:line="360"/>
+        <w:spacing w:after="80" w:line="300"/>
         <w:jc w:val="center"/>
       </w:pPr>
       <w:r>
@@ -8105,7 +8105,7 @@
     <w:p>
       <w:pPr>
         <w:bidi/>
-        <w:spacing w:after="200" w:line="360"/>
+        <w:spacing w:after="80" w:line="300"/>
         <w:jc w:val="center"/>
       </w:pPr>
       <w:r>
@@ -8125,7 +8125,7 @@
         <w:pStyle w:val="Heading3"/>
         <w:pageBreakBefore/>
         <w:bidi/>
-        <w:spacing w:after="160" w:before="200" w:line="360"/>
+        <w:spacing w:after="80" w:before="120" w:line="360"/>
         <w:jc w:val="right"/>
       </w:pPr>
       <w:r>
@@ -8144,7 +8144,7 @@
     <w:p>
       <w:pPr>
         <w:bidi/>
-        <w:spacing w:after="120" w:before="160" w:line="360"/>
+        <w:spacing w:after="60" w:before="120" w:line="360"/>
         <w:jc w:val="right"/>
       </w:pPr>
       <w:r>
@@ -8163,7 +8163,7 @@
       <w:pPr>
         <w:bidi/>
         <w:spacing w:after="0" w:line="480"/>
-        <w:jc w:val="both"/>
+        <w:jc w:val="lowKashida"/>
       </w:pPr>
       <w:r>
         <w:rPr>
@@ -8197,7 +8197,7 @@
     <w:p>
       <w:pPr>
         <w:bidi/>
-        <w:spacing w:after="120" w:before="160" w:line="360"/>
+        <w:spacing w:after="60" w:before="120" w:line="360"/>
         <w:jc w:val="right"/>
       </w:pPr>
       <w:r>
@@ -8216,7 +8216,7 @@
       <w:pPr>
         <w:bidi/>
         <w:spacing w:after="0" w:line="480"/>
-        <w:jc w:val="both"/>
+        <w:jc w:val="lowKashida"/>
       </w:pPr>
       <w:r>
         <w:rPr>
@@ -8251,7 +8251,7 @@
       <w:pPr>
         <w:bidi/>
         <w:spacing w:after="0" w:line="480"/>
-        <w:jc w:val="both"/>
+        <w:jc w:val="lowKashida"/>
       </w:pPr>
       <w:r>
         <w:rPr>
@@ -8291,7 +8291,7 @@
       <w:pPr>
         <w:pStyle w:val="Heading3"/>
         <w:bidi/>
-        <w:spacing w:after="160" w:before="200" w:line="360"/>
+        <w:spacing w:after="80" w:before="120" w:line="360"/>
         <w:jc w:val="right"/>
       </w:pPr>
       <w:r>
@@ -8310,7 +8310,7 @@
     <w:p>
       <w:pPr>
         <w:bidi/>
-        <w:spacing w:after="120" w:before="160" w:line="360"/>
+        <w:spacing w:after="60" w:before="120" w:line="360"/>
         <w:jc w:val="right"/>
       </w:pPr>
       <w:r>
@@ -8329,7 +8329,7 @@
       <w:pPr>
         <w:bidi/>
         <w:spacing w:after="0" w:line="480"/>
-        <w:jc w:val="both"/>
+        <w:jc w:val="lowKashida"/>
       </w:pPr>
       <w:r>
         <w:rPr>
@@ -8385,7 +8385,7 @@
     <w:p>
       <w:pPr>
         <w:bidi/>
-        <w:spacing w:after="120" w:before="160" w:line="360"/>
+        <w:spacing w:after="60" w:before="120" w:line="360"/>
         <w:jc w:val="right"/>
       </w:pPr>
       <w:r>
@@ -8404,7 +8404,7 @@
       <w:pPr>
         <w:bidi/>
         <w:spacing w:after="0" w:line="480"/>
-        <w:jc w:val="both"/>
+        <w:jc w:val="lowKashida"/>
       </w:pPr>
       <w:r>
         <w:rPr>
@@ -8439,7 +8439,7 @@
       <w:pPr>
         <w:pStyle w:val="Heading3"/>
         <w:bidi/>
-        <w:spacing w:after="160" w:before="200" w:line="360"/>
+        <w:spacing w:after="80" w:before="120" w:line="360"/>
         <w:jc w:val="right"/>
       </w:pPr>
       <w:r>
@@ -8458,7 +8458,7 @@
     <w:p>
       <w:pPr>
         <w:bidi/>
-        <w:spacing w:after="120" w:before="160" w:line="360"/>
+        <w:spacing w:after="60" w:before="120" w:line="360"/>
         <w:jc w:val="right"/>
       </w:pPr>
       <w:r>
@@ -8477,7 +8477,7 @@
       <w:pPr>
         <w:bidi/>
         <w:spacing w:after="0" w:line="480"/>
-        <w:jc w:val="both"/>
+        <w:jc w:val="lowKashida"/>
       </w:pPr>
       <w:r>
         <w:rPr>
@@ -8511,7 +8511,7 @@
     <w:p>
       <w:pPr>
         <w:bidi/>
-        <w:spacing w:after="120" w:before="160" w:line="360"/>
+        <w:spacing w:after="60" w:before="120" w:line="360"/>
         <w:jc w:val="right"/>
       </w:pPr>
       <w:r>
@@ -8530,7 +8530,7 @@
       <w:pPr>
         <w:bidi/>
         <w:spacing w:after="0" w:line="480"/>
-        <w:jc w:val="both"/>
+        <w:jc w:val="lowKashida"/>
       </w:pPr>
       <w:r>
         <w:rPr>
@@ -8565,7 +8565,7 @@
       <w:pPr>
         <w:bidi/>
         <w:spacing w:after="0" w:line="480"/>
-        <w:jc w:val="both"/>
+        <w:jc w:val="lowKashida"/>
       </w:pPr>
       <w:r>
         <w:rPr>
@@ -8627,7 +8627,7 @@
       <w:pPr>
         <w:pStyle w:val="Heading3"/>
         <w:bidi/>
-        <w:spacing w:after="160" w:before="200" w:line="360"/>
+        <w:spacing w:after="80" w:before="120" w:line="360"/>
         <w:jc w:val="right"/>
       </w:pPr>
       <w:r>
@@ -8646,7 +8646,7 @@
     <w:p>
       <w:pPr>
         <w:bidi/>
-        <w:spacing w:after="120" w:before="160" w:line="360"/>
+        <w:spacing w:after="60" w:before="120" w:line="360"/>
         <w:jc w:val="right"/>
       </w:pPr>
       <w:r>
@@ -8665,7 +8665,7 @@
       <w:pPr>
         <w:bidi/>
         <w:spacing w:after="0" w:line="480"/>
-        <w:jc w:val="both"/>
+        <w:jc w:val="lowKashida"/>
       </w:pPr>
       <w:r>
         <w:rPr>
@@ -8699,7 +8699,7 @@
     <w:p>
       <w:pPr>
         <w:bidi/>
-        <w:spacing w:after="120" w:before="160" w:line="360"/>
+        <w:spacing w:after="60" w:before="120" w:line="360"/>
         <w:jc w:val="right"/>
       </w:pPr>
       <w:r>
@@ -8718,7 +8718,7 @@
       <w:pPr>
         <w:bidi/>
         <w:spacing w:after="0" w:line="480"/>
-        <w:jc w:val="both"/>
+        <w:jc w:val="lowKashida"/>
       </w:pPr>
       <w:r>
         <w:rPr>
@@ -8753,7 +8753,7 @@
       <w:pPr>
         <w:pStyle w:val="Heading3"/>
         <w:bidi/>
-        <w:spacing w:after="160" w:before="200" w:line="360"/>
+        <w:spacing w:after="80" w:before="120" w:line="360"/>
         <w:jc w:val="right"/>
       </w:pPr>
       <w:r>
@@ -8772,7 +8772,7 @@
     <w:p>
       <w:pPr>
         <w:bidi/>
-        <w:spacing w:after="120" w:before="160" w:line="360"/>
+        <w:spacing w:after="60" w:before="120" w:line="360"/>
         <w:jc w:val="right"/>
       </w:pPr>
       <w:r>
@@ -8791,7 +8791,7 @@
       <w:pPr>
         <w:bidi/>
         <w:spacing w:after="0" w:line="480"/>
-        <w:jc w:val="both"/>
+        <w:jc w:val="lowKashida"/>
       </w:pPr>
       <w:r>
         <w:rPr>
@@ -8842,7 +8842,7 @@
     <w:p>
       <w:pPr>
         <w:bidi/>
-        <w:spacing w:after="120" w:before="160" w:line="360"/>
+        <w:spacing w:after="60" w:before="120" w:line="360"/>
         <w:jc w:val="right"/>
       </w:pPr>
       <w:r>
@@ -8861,7 +8861,7 @@
       <w:pPr>
         <w:bidi/>
         <w:spacing w:after="0" w:line="480"/>
-        <w:jc w:val="both"/>
+        <w:jc w:val="lowKashida"/>
       </w:pPr>
       <w:r>
         <w:rPr>
@@ -8939,7 +8939,7 @@
     <w:p>
       <w:pPr>
         <w:bidi/>
-        <w:spacing w:after="120" w:before="160" w:line="360"/>
+        <w:spacing w:after="60" w:before="120" w:line="360"/>
         <w:jc w:val="right"/>
       </w:pPr>
       <w:r>
@@ -8958,7 +8958,7 @@
       <w:pPr>
         <w:bidi/>
         <w:spacing w:after="0" w:line="480"/>
-        <w:jc w:val="both"/>
+        <w:jc w:val="lowKashida"/>
       </w:pPr>
       <w:r>
         <w:rPr>
@@ -9010,7 +9010,7 @@
       <w:pPr>
         <w:bidi/>
         <w:spacing w:after="0" w:line="480"/>
-        <w:jc w:val="both"/>
+        <w:jc w:val="lowKashida"/>
       </w:pPr>
       <w:r>
         <w:rPr>
@@ -9050,7 +9050,7 @@
       <w:pPr>
         <w:pStyle w:val="Heading3"/>
         <w:bidi/>
-        <w:spacing w:after="160" w:before="200" w:line="360"/>
+        <w:spacing w:after="80" w:before="120" w:line="360"/>
         <w:jc w:val="right"/>
       </w:pPr>
       <w:r>
@@ -9069,7 +9069,7 @@
     <w:p>
       <w:pPr>
         <w:bidi/>
-        <w:spacing w:after="120" w:before="160" w:line="360"/>
+        <w:spacing w:after="60" w:before="120" w:line="360"/>
         <w:jc w:val="right"/>
       </w:pPr>
       <w:r>
@@ -9088,7 +9088,7 @@
       <w:pPr>
         <w:bidi/>
         <w:spacing w:after="0" w:line="480"/>
-        <w:jc w:val="both"/>
+        <w:jc w:val="lowKashida"/>
       </w:pPr>
       <w:r>
         <w:rPr>
@@ -9122,7 +9122,7 @@
     <w:p>
       <w:pPr>
         <w:bidi/>
-        <w:spacing w:after="120" w:before="160" w:line="360"/>
+        <w:spacing w:after="60" w:before="120" w:line="360"/>
         <w:jc w:val="right"/>
       </w:pPr>
       <w:r>
@@ -9141,7 +9141,7 @@
       <w:pPr>
         <w:bidi/>
         <w:spacing w:after="0" w:line="480"/>
-        <w:jc w:val="both"/>
+        <w:jc w:val="lowKashida"/>
       </w:pPr>
       <w:r>
         <w:rPr>
@@ -9193,7 +9193,7 @@
       <w:pPr>
         <w:bidi/>
         <w:spacing w:after="0" w:line="480"/>
-        <w:jc w:val="both"/>
+        <w:jc w:val="lowKashida"/>
       </w:pPr>
       <w:r>
         <w:rPr>
@@ -9234,7 +9234,7 @@
       <w:pPr>
         <w:pStyle w:val="Heading3"/>
         <w:bidi/>
-        <w:spacing w:after="160" w:before="200" w:line="360"/>
+        <w:spacing w:after="80" w:before="120" w:line="360"/>
         <w:jc w:val="right"/>
       </w:pPr>
       <w:r>
@@ -9254,7 +9254,7 @@
       <w:pPr>
         <w:bidi/>
         <w:spacing w:after="0" w:line="480"/>
-        <w:jc w:val="both"/>
+        <w:jc w:val="lowKashida"/>
       </w:pPr>
       <w:r>
         <w:rPr>
@@ -9272,7 +9272,7 @@
       <w:pPr>
         <w:pStyle w:val="Heading3"/>
         <w:bidi/>
-        <w:spacing w:after="160" w:before="200" w:line="360"/>
+        <w:spacing w:after="80" w:before="120" w:line="360"/>
         <w:jc w:val="right"/>
       </w:pPr>
       <w:r>
@@ -9292,7 +9292,7 @@
       <w:pPr>
         <w:bidi/>
         <w:spacing w:after="0" w:line="480"/>
-        <w:jc w:val="both"/>
+        <w:jc w:val="lowKashida"/>
       </w:pPr>
       <w:r>
         <w:rPr>
@@ -9344,7 +9344,7 @@
       <w:pPr>
         <w:bidi/>
         <w:spacing w:after="0" w:line="480"/>
-        <w:jc w:val="both"/>
+        <w:jc w:val="lowKashida"/>
       </w:pPr>
       <w:r>
         <w:rPr>
@@ -9379,7 +9379,7 @@
       <w:pPr>
         <w:bidi/>
         <w:spacing w:after="0" w:line="480"/>
-        <w:jc w:val="both"/>
+        <w:jc w:val="lowKashida"/>
       </w:pPr>
       <w:r>
         <w:rPr>
@@ -9414,7 +9414,7 @@
       <w:pPr>
         <w:bidi/>
         <w:spacing w:after="0" w:line="480"/>
-        <w:jc w:val="both"/>
+        <w:jc w:val="lowKashida"/>
       </w:pPr>
       <w:r>
         <w:rPr>
@@ -9432,7 +9432,7 @@
       <w:pPr>
         <w:bidi/>
         <w:spacing w:after="0" w:line="480"/>
-        <w:jc w:val="both"/>
+        <w:jc w:val="lowKashida"/>
       </w:pPr>
       <w:r>
         <w:rPr>
@@ -9462,7 +9462,7 @@
         <w:pStyle w:val="Heading2"/>
         <w:pageBreakBefore/>
         <w:bidi/>
-        <w:spacing w:after="200" w:before="240" w:line="360"/>
+        <w:spacing w:after="120" w:before="160" w:line="360"/>
         <w:jc w:val="center"/>
       </w:pPr>
       <w:r>
@@ -9481,7 +9481,7 @@
     <w:p>
       <w:pPr>
         <w:bidi/>
-        <w:spacing w:after="200" w:line="360"/>
+        <w:spacing w:after="80" w:line="300"/>
         <w:jc w:val="center"/>
       </w:pPr>
       <w:r>
@@ -9499,7 +9499,7 @@
     <w:p>
       <w:pPr>
         <w:bidi/>
-        <w:spacing w:after="200" w:line="360"/>
+        <w:spacing w:after="80" w:line="300"/>
         <w:jc w:val="center"/>
       </w:pPr>
       <w:r>
@@ -9517,7 +9517,7 @@
     <w:p>
       <w:pPr>
         <w:bidi/>
-        <w:spacing w:after="200" w:line="360"/>
+        <w:spacing w:after="80" w:line="300"/>
         <w:jc w:val="center"/>
       </w:pPr>
       <w:r>
@@ -9535,7 +9535,7 @@
     <w:p>
       <w:pPr>
         <w:bidi/>
-        <w:spacing w:after="200" w:line="360"/>
+        <w:spacing w:after="80" w:line="300"/>
         <w:jc w:val="center"/>
       </w:pPr>
       <w:r>
@@ -9553,7 +9553,7 @@
     <w:p>
       <w:pPr>
         <w:bidi/>
-        <w:spacing w:after="200" w:line="360"/>
+        <w:spacing w:after="80" w:line="300"/>
         <w:jc w:val="center"/>
       </w:pPr>
       <w:r>
@@ -9571,7 +9571,7 @@
     <w:p>
       <w:pPr>
         <w:bidi/>
-        <w:spacing w:after="200" w:line="360"/>
+        <w:spacing w:after="80" w:line="300"/>
         <w:jc w:val="center"/>
       </w:pPr>
       <w:r>
@@ -9589,7 +9589,7 @@
     <w:p>
       <w:pPr>
         <w:bidi/>
-        <w:spacing w:after="200" w:line="360"/>
+        <w:spacing w:after="80" w:line="300"/>
         <w:jc w:val="center"/>
       </w:pPr>
       <w:r>
@@ -9607,7 +9607,7 @@
     <w:p>
       <w:pPr>
         <w:bidi/>
-        <w:spacing w:after="200" w:line="360"/>
+        <w:spacing w:after="80" w:line="300"/>
         <w:jc w:val="center"/>
       </w:pPr>
       <w:r>
@@ -9625,7 +9625,7 @@
     <w:p>
       <w:pPr>
         <w:bidi/>
-        <w:spacing w:after="200" w:line="360"/>
+        <w:spacing w:after="80" w:line="300"/>
         <w:jc w:val="center"/>
       </w:pPr>
       <w:r>
@@ -9643,7 +9643,7 @@
     <w:p>
       <w:pPr>
         <w:bidi/>
-        <w:spacing w:after="200" w:line="360"/>
+        <w:spacing w:after="80" w:line="300"/>
         <w:jc w:val="center"/>
       </w:pPr>
       <w:r>
@@ -9661,7 +9661,7 @@
     <w:p>
       <w:pPr>
         <w:bidi/>
-        <w:spacing w:after="200" w:line="360"/>
+        <w:spacing w:after="80" w:line="300"/>
         <w:jc w:val="center"/>
       </w:pPr>
       <w:r>
@@ -9679,7 +9679,7 @@
     <w:p>
       <w:pPr>
         <w:bidi/>
-        <w:spacing w:after="200" w:line="360"/>
+        <w:spacing w:after="80" w:line="300"/>
         <w:jc w:val="center"/>
       </w:pPr>
       <w:r>
@@ -9697,7 +9697,7 @@
     <w:p>
       <w:pPr>
         <w:bidi/>
-        <w:spacing w:after="200" w:line="360"/>
+        <w:spacing w:after="80" w:line="300"/>
         <w:jc w:val="center"/>
       </w:pPr>
       <w:r>
@@ -9717,7 +9717,7 @@
         <w:pStyle w:val="Heading3"/>
         <w:pageBreakBefore/>
         <w:bidi/>
-        <w:spacing w:after="160" w:before="200" w:line="360"/>
+        <w:spacing w:after="80" w:before="120" w:line="360"/>
         <w:jc w:val="right"/>
       </w:pPr>
       <w:r>
@@ -9737,7 +9737,7 @@
       <w:pPr>
         <w:bidi/>
         <w:spacing w:after="0" w:line="480"/>
-        <w:jc w:val="both"/>
+        <w:jc w:val="lowKashida"/>
       </w:pPr>
       <w:r>
         <w:rPr>
@@ -9772,7 +9772,7 @@
       <w:pPr>
         <w:bidi/>
         <w:spacing w:after="0" w:line="480"/>
-        <w:jc w:val="both"/>
+        <w:jc w:val="lowKashida"/>
       </w:pPr>
       <w:r>
         <w:rPr>
@@ -9807,7 +9807,7 @@
       <w:pPr>
         <w:pStyle w:val="Heading3"/>
         <w:bidi/>
-        <w:spacing w:after="160" w:before="200" w:line="360"/>
+        <w:spacing w:after="80" w:before="120" w:line="360"/>
         <w:jc w:val="right"/>
       </w:pPr>
       <w:r>
@@ -9827,7 +9827,7 @@
       <w:pPr>
         <w:bidi/>
         <w:spacing w:after="0" w:line="480"/>
-        <w:jc w:val="both"/>
+        <w:jc w:val="lowKashida"/>
       </w:pPr>
       <w:r>
         <w:rPr>
@@ -9862,7 +9862,7 @@
       <w:pPr>
         <w:bidi/>
         <w:spacing w:after="0" w:line="480"/>
-        <w:jc w:val="both"/>
+        <w:jc w:val="lowKashida"/>
       </w:pPr>
       <w:r>
         <w:rPr>
@@ -9880,7 +9880,7 @@
       <w:pPr>
         <w:pStyle w:val="Heading3"/>
         <w:bidi/>
-        <w:spacing w:after="160" w:before="200" w:line="360"/>
+        <w:spacing w:after="80" w:before="120" w:line="360"/>
         <w:jc w:val="right"/>
       </w:pPr>
       <w:r>
@@ -9900,7 +9900,7 @@
       <w:pPr>
         <w:bidi/>
         <w:spacing w:after="0" w:line="480"/>
-        <w:jc w:val="both"/>
+        <w:jc w:val="lowKashida"/>
       </w:pPr>
       <w:r>
         <w:rPr>
@@ -9940,7 +9940,7 @@
       <w:pPr>
         <w:bidi/>
         <w:spacing w:after="0" w:line="480"/>
-        <w:jc w:val="both"/>
+        <w:jc w:val="lowKashida"/>
       </w:pPr>
       <w:r>
         <w:rPr>
@@ -9980,7 +9980,7 @@
       <w:pPr>
         <w:bidi/>
         <w:spacing w:after="0" w:line="480"/>
-        <w:jc w:val="both"/>
+        <w:jc w:val="lowKashida"/>
       </w:pPr>
       <w:r>
         <w:rPr>
@@ -10020,7 +10020,7 @@
       <w:pPr>
         <w:bidi/>
         <w:spacing w:after="0" w:line="480"/>
-        <w:jc w:val="both"/>
+        <w:jc w:val="lowKashida"/>
       </w:pPr>
       <w:r>
         <w:rPr>
@@ -10066,7 +10066,7 @@
       <w:pPr>
         <w:pStyle w:val="Heading3"/>
         <w:bidi/>
-        <w:spacing w:after="160" w:before="200" w:line="360"/>
+        <w:spacing w:after="80" w:before="120" w:line="360"/>
         <w:jc w:val="right"/>
       </w:pPr>
       <w:r>
@@ -10086,7 +10086,7 @@
       <w:pPr>
         <w:bidi/>
         <w:spacing w:after="0" w:line="480"/>
-        <w:jc w:val="both"/>
+        <w:jc w:val="lowKashida"/>
       </w:pPr>
       <w:r>
         <w:rPr>
@@ -10121,7 +10121,7 @@
       <w:pPr>
         <w:bidi/>
         <w:spacing w:after="0" w:line="480"/>
-        <w:jc w:val="both"/>
+        <w:jc w:val="lowKashida"/>
       </w:pPr>
       <w:r>
         <w:rPr>
@@ -10156,7 +10156,7 @@
       <w:pPr>
         <w:pStyle w:val="Heading3"/>
         <w:bidi/>
-        <w:spacing w:after="160" w:before="200" w:line="360"/>
+        <w:spacing w:after="80" w:before="120" w:line="360"/>
         <w:jc w:val="right"/>
       </w:pPr>
       <w:r>
@@ -10176,7 +10176,7 @@
       <w:pPr>
         <w:bidi/>
         <w:spacing w:after="0" w:line="480"/>
-        <w:jc w:val="both"/>
+        <w:jc w:val="lowKashida"/>
       </w:pPr>
       <w:r>
         <w:rPr>
@@ -10211,7 +10211,7 @@
       <w:pPr>
         <w:bidi/>
         <w:spacing w:after="0" w:line="480"/>
-        <w:jc w:val="both"/>
+        <w:jc w:val="lowKashida"/>
       </w:pPr>
       <w:r>
         <w:rPr>
@@ -10246,7 +10246,7 @@
       <w:pPr>
         <w:pStyle w:val="Heading3"/>
         <w:bidi/>
-        <w:spacing w:after="160" w:before="200" w:line="360"/>
+        <w:spacing w:after="80" w:before="120" w:line="360"/>
         <w:jc w:val="right"/>
       </w:pPr>
       <w:r>
@@ -10266,7 +10266,7 @@
       <w:pPr>
         <w:bidi/>
         <w:spacing w:after="0" w:line="480"/>
-        <w:jc w:val="both"/>
+        <w:jc w:val="lowKashida"/>
       </w:pPr>
       <w:r>
         <w:rPr>
@@ -10301,7 +10301,7 @@
       <w:pPr>
         <w:bidi/>
         <w:spacing w:after="0" w:line="480"/>
-        <w:jc w:val="both"/>
+        <w:jc w:val="lowKashida"/>
       </w:pPr>
       <w:r>
         <w:rPr>
@@ -10336,7 +10336,7 @@
       <w:pPr>
         <w:pStyle w:val="Heading3"/>
         <w:bidi/>
-        <w:spacing w:after="160" w:before="200" w:line="360"/>
+        <w:spacing w:after="80" w:before="120" w:line="360"/>
         <w:jc w:val="right"/>
       </w:pPr>
       <w:r>
@@ -10356,7 +10356,7 @@
       <w:pPr>
         <w:bidi/>
         <w:spacing w:after="0" w:line="480"/>
-        <w:jc w:val="both"/>
+        <w:jc w:val="lowKashida"/>
       </w:pPr>
       <w:r>
         <w:rPr>
@@ -10374,7 +10374,7 @@
       <w:pPr>
         <w:pStyle w:val="Heading3"/>
         <w:bidi/>
-        <w:spacing w:after="160" w:before="200" w:line="360"/>
+        <w:spacing w:after="80" w:before="120" w:line="360"/>
         <w:jc w:val="right"/>
       </w:pPr>
       <w:r>
@@ -10394,7 +10394,7 @@
       <w:pPr>
         <w:bidi/>
         <w:spacing w:after="0" w:line="480"/>
-        <w:jc w:val="both"/>
+        <w:jc w:val="lowKashida"/>
       </w:pPr>
       <w:r>
         <w:rPr>
@@ -10429,7 +10429,7 @@
       <w:pPr>
         <w:bidi/>
         <w:spacing w:after="0" w:line="480"/>
-        <w:jc w:val="both"/>
+        <w:jc w:val="lowKashida"/>
       </w:pPr>
       <w:r>
         <w:rPr>
@@ -10481,7 +10481,7 @@
       <w:pPr>
         <w:pStyle w:val="Heading3"/>
         <w:bidi/>
-        <w:spacing w:after="160" w:before="200" w:line="360"/>
+        <w:spacing w:after="80" w:before="120" w:line="360"/>
         <w:jc w:val="right"/>
       </w:pPr>
       <w:r>
@@ -10501,7 +10501,7 @@
       <w:pPr>
         <w:bidi/>
         <w:spacing w:after="0" w:line="480"/>
-        <w:jc w:val="both"/>
+        <w:jc w:val="lowKashida"/>
       </w:pPr>
       <w:r>
         <w:rPr>
@@ -10553,7 +10553,7 @@
       <w:pPr>
         <w:pStyle w:val="Heading3"/>
         <w:bidi/>
-        <w:spacing w:after="160" w:before="200" w:line="360"/>
+        <w:spacing w:after="80" w:before="120" w:line="360"/>
         <w:jc w:val="right"/>
       </w:pPr>
       <w:r>
@@ -10573,7 +10573,7 @@
       <w:pPr>
         <w:bidi/>
         <w:spacing w:after="0" w:line="480"/>
-        <w:jc w:val="both"/>
+        <w:jc w:val="lowKashida"/>
       </w:pPr>
       <w:r>
         <w:rPr>
@@ -10608,7 +10608,7 @@
       <w:pPr>
         <w:pStyle w:val="Heading3"/>
         <w:bidi/>
-        <w:spacing w:after="160" w:before="200" w:line="360"/>
+        <w:spacing w:after="80" w:before="120" w:line="360"/>
         <w:jc w:val="right"/>
       </w:pPr>
       <w:r>
@@ -10628,7 +10628,7 @@
       <w:pPr>
         <w:bidi/>
         <w:spacing w:after="0" w:line="480"/>
-        <w:jc w:val="both"/>
+        <w:jc w:val="lowKashida"/>
       </w:pPr>
       <w:r>
         <w:rPr>
@@ -10680,7 +10680,7 @@
       <w:pPr>
         <w:pStyle w:val="Heading3"/>
         <w:bidi/>
-        <w:spacing w:after="160" w:before="200" w:line="360"/>
+        <w:spacing w:after="80" w:before="120" w:line="360"/>
         <w:jc w:val="right"/>
       </w:pPr>
       <w:r>
@@ -10700,7 +10700,7 @@
       <w:pPr>
         <w:bidi/>
         <w:spacing w:after="0" w:line="480"/>
-        <w:jc w:val="both"/>
+        <w:jc w:val="lowKashida"/>
       </w:pPr>
       <w:r>
         <w:rPr>
@@ -10735,7 +10735,7 @@
       <w:pPr>
         <w:bidi/>
         <w:spacing w:after="0" w:line="480"/>
-        <w:jc w:val="both"/>
+        <w:jc w:val="lowKashida"/>
       </w:pPr>
       <w:r>
         <w:rPr>
@@ -10765,7 +10765,7 @@
         <w:pStyle w:val="Heading1"/>
         <w:pageBreakBefore/>
         <w:bidi/>
-        <w:spacing w:after="240" w:before="240" w:line="360"/>
+        <w:spacing w:after="160" w:before="120" w:line="360"/>
         <w:jc w:val="center"/>
       </w:pPr>
       <w:r>
@@ -10784,7 +10784,7 @@
     <w:p>
       <w:pPr>
         <w:bidi/>
-        <w:spacing w:after="200" w:line="360"/>
+        <w:spacing w:after="80" w:line="300"/>
         <w:jc w:val="center"/>
       </w:pPr>
       <w:r>
@@ -10802,7 +10802,7 @@
     <w:p>
       <w:pPr>
         <w:bidi/>
-        <w:spacing w:after="200" w:line="360"/>
+        <w:spacing w:after="80" w:line="300"/>
         <w:jc w:val="center"/>
       </w:pPr>
       <w:r>
@@ -10820,7 +10820,7 @@
     <w:p>
       <w:pPr>
         <w:bidi/>
-        <w:spacing w:after="200" w:line="360"/>
+        <w:spacing w:after="80" w:line="300"/>
         <w:jc w:val="center"/>
       </w:pPr>
       <w:r>
@@ -10840,7 +10840,7 @@
         <w:pStyle w:val="Heading2"/>
         <w:pageBreakBefore/>
         <w:bidi/>
-        <w:spacing w:after="200" w:before="240" w:line="360"/>
+        <w:spacing w:after="120" w:before="160" w:line="360"/>
         <w:jc w:val="center"/>
       </w:pPr>
       <w:r>
@@ -10859,7 +10859,7 @@
     <w:p>
       <w:pPr>
         <w:bidi/>
-        <w:spacing w:after="200" w:line="360"/>
+        <w:spacing w:after="80" w:line="300"/>
         <w:jc w:val="center"/>
       </w:pPr>
       <w:r>
@@ -10877,7 +10877,7 @@
     <w:p>
       <w:pPr>
         <w:bidi/>
-        <w:spacing w:after="200" w:line="360"/>
+        <w:spacing w:after="80" w:line="300"/>
         <w:jc w:val="center"/>
       </w:pPr>
       <w:r>
@@ -10895,7 +10895,7 @@
     <w:p>
       <w:pPr>
         <w:bidi/>
-        <w:spacing w:after="200" w:line="360"/>
+        <w:spacing w:after="80" w:line="300"/>
         <w:jc w:val="center"/>
       </w:pPr>
       <w:r>
@@ -10913,7 +10913,7 @@
     <w:p>
       <w:pPr>
         <w:bidi/>
-        <w:spacing w:after="200" w:line="360"/>
+        <w:spacing w:after="80" w:line="300"/>
         <w:jc w:val="center"/>
       </w:pPr>
       <w:r>
@@ -10931,7 +10931,7 @@
     <w:p>
       <w:pPr>
         <w:bidi/>
-        <w:spacing w:after="200" w:line="360"/>
+        <w:spacing w:after="80" w:line="300"/>
         <w:jc w:val="center"/>
       </w:pPr>
       <w:r>
@@ -10951,7 +10951,7 @@
         <w:pStyle w:val="Heading3"/>
         <w:pageBreakBefore/>
         <w:bidi/>
-        <w:spacing w:after="160" w:before="200" w:line="360"/>
+        <w:spacing w:after="80" w:before="120" w:line="360"/>
         <w:jc w:val="right"/>
       </w:pPr>
       <w:r>
@@ -10971,7 +10971,7 @@
       <w:pPr>
         <w:bidi/>
         <w:spacing w:after="0" w:line="480"/>
-        <w:jc w:val="both"/>
+        <w:jc w:val="lowKashida"/>
       </w:pPr>
       <w:r>
         <w:rPr>
@@ -11023,7 +11023,7 @@
       <w:pPr>
         <w:bidi/>
         <w:spacing w:after="0" w:line="480"/>
-        <w:jc w:val="both"/>
+        <w:jc w:val="lowKashida"/>
       </w:pPr>
       <w:r>
         <w:rPr>
@@ -11109,7 +11109,7 @@
       <w:pPr>
         <w:bidi/>
         <w:spacing w:after="0" w:line="480"/>
-        <w:jc w:val="both"/>
+        <w:jc w:val="lowKashida"/>
       </w:pPr>
       <w:r>
         <w:rPr>
@@ -11213,7 +11213,7 @@
       <w:pPr>
         <w:pStyle w:val="Heading3"/>
         <w:bidi/>
-        <w:spacing w:after="160" w:before="200" w:line="360"/>
+        <w:spacing w:after="80" w:before="120" w:line="360"/>
         <w:jc w:val="right"/>
       </w:pPr>
       <w:r>
@@ -11233,7 +11233,7 @@
       <w:pPr>
         <w:bidi/>
         <w:spacing w:after="0" w:line="480"/>
-        <w:jc w:val="both"/>
+        <w:jc w:val="lowKashida"/>
       </w:pPr>
       <w:r>
         <w:rPr>
@@ -11268,7 +11268,7 @@
       <w:pPr>
         <w:bidi/>
         <w:spacing w:after="0" w:line="480"/>
-        <w:jc w:val="both"/>
+        <w:jc w:val="lowKashida"/>
       </w:pPr>
       <w:r>
         <w:rPr>
@@ -11303,7 +11303,7 @@
       <w:pPr>
         <w:bidi/>
         <w:spacing w:after="0" w:line="480"/>
-        <w:jc w:val="both"/>
+        <w:jc w:val="lowKashida"/>
       </w:pPr>
       <w:r>
         <w:rPr>
@@ -11344,7 +11344,7 @@
       <w:pPr>
         <w:bidi/>
         <w:spacing w:after="0" w:line="480"/>
-        <w:jc w:val="both"/>
+        <w:jc w:val="lowKashida"/>
       </w:pPr>
       <w:r>
         <w:rPr>
@@ -11385,7 +11385,7 @@
       <w:pPr>
         <w:pStyle w:val="Heading3"/>
         <w:bidi/>
-        <w:spacing w:after="160" w:before="200" w:line="360"/>
+        <w:spacing w:after="80" w:before="120" w:line="360"/>
         <w:jc w:val="right"/>
       </w:pPr>
       <w:r>
@@ -11405,7 +11405,7 @@
       <w:pPr>
         <w:bidi/>
         <w:spacing w:after="0" w:line="480"/>
-        <w:jc w:val="both"/>
+        <w:jc w:val="lowKashida"/>
       </w:pPr>
       <w:r>
         <w:rPr>
@@ -11457,7 +11457,7 @@
       <w:pPr>
         <w:bidi/>
         <w:spacing w:after="0" w:line="480"/>
-        <w:jc w:val="both"/>
+        <w:jc w:val="lowKashida"/>
       </w:pPr>
       <w:r>
         <w:rPr>
@@ -11526,7 +11526,7 @@
       <w:pPr>
         <w:pStyle w:val="Heading3"/>
         <w:bidi/>
-        <w:spacing w:after="160" w:before="200" w:line="360"/>
+        <w:spacing w:after="80" w:before="120" w:line="360"/>
         <w:jc w:val="right"/>
       </w:pPr>
       <w:r>
@@ -11546,7 +11546,7 @@
       <w:pPr>
         <w:bidi/>
         <w:spacing w:after="0" w:line="480"/>
-        <w:jc w:val="both"/>
+        <w:jc w:val="lowKashida"/>
       </w:pPr>
       <w:r>
         <w:rPr>
@@ -11630,7 +11630,7 @@
       <w:pPr>
         <w:bidi/>
         <w:spacing w:after="0" w:line="480"/>
-        <w:jc w:val="both"/>
+        <w:jc w:val="lowKashida"/>
       </w:pPr>
       <w:r>
         <w:rPr>
@@ -11670,7 +11670,7 @@
       <w:pPr>
         <w:bidi/>
         <w:spacing w:after="0" w:line="480"/>
-        <w:jc w:val="both"/>
+        <w:jc w:val="lowKashida"/>
       </w:pPr>
       <w:r>
         <w:rPr>
@@ -11716,7 +11716,7 @@
       <w:pPr>
         <w:bidi/>
         <w:spacing w:after="0" w:line="480"/>
-        <w:jc w:val="both"/>
+        <w:jc w:val="lowKashida"/>
       </w:pPr>
       <w:r>
         <w:rPr>
@@ -11735,7 +11735,7 @@
         <w:pStyle w:val="Heading2"/>
         <w:pageBreakBefore/>
         <w:bidi/>
-        <w:spacing w:after="200" w:before="240" w:line="360"/>
+        <w:spacing w:after="120" w:before="160" w:line="360"/>
         <w:jc w:val="center"/>
       </w:pPr>
       <w:r>
@@ -11754,7 +11754,7 @@
     <w:p>
       <w:pPr>
         <w:bidi/>
-        <w:spacing w:after="200" w:line="360"/>
+        <w:spacing w:after="80" w:line="300"/>
         <w:jc w:val="center"/>
       </w:pPr>
       <w:r>
@@ -11772,7 +11772,7 @@
     <w:p>
       <w:pPr>
         <w:bidi/>
-        <w:spacing w:after="200" w:line="360"/>
+        <w:spacing w:after="80" w:line="300"/>
         <w:jc w:val="center"/>
       </w:pPr>
       <w:r>
@@ -11790,7 +11790,7 @@
     <w:p>
       <w:pPr>
         <w:bidi/>
-        <w:spacing w:after="200" w:line="360"/>
+        <w:spacing w:after="80" w:line="300"/>
         <w:jc w:val="center"/>
       </w:pPr>
       <w:r>
@@ -11808,7 +11808,7 @@
     <w:p>
       <w:pPr>
         <w:bidi/>
-        <w:spacing w:after="200" w:line="360"/>
+        <w:spacing w:after="80" w:line="300"/>
         <w:jc w:val="center"/>
       </w:pPr>
       <w:r>
@@ -11828,7 +11828,7 @@
         <w:pStyle w:val="Heading3"/>
         <w:pageBreakBefore/>
         <w:bidi/>
-        <w:spacing w:after="160" w:before="200" w:line="360"/>
+        <w:spacing w:after="80" w:before="120" w:line="360"/>
         <w:jc w:val="right"/>
       </w:pPr>
       <w:r>
@@ -11848,7 +11848,7 @@
       <w:pPr>
         <w:bidi/>
         <w:spacing w:after="0" w:line="480"/>
-        <w:jc w:val="both"/>
+        <w:jc w:val="lowKashida"/>
       </w:pPr>
       <w:r>
         <w:rPr>
@@ -11889,7 +11889,7 @@
       <w:pPr>
         <w:bidi/>
         <w:spacing w:after="0" w:line="480"/>
-        <w:jc w:val="both"/>
+        <w:jc w:val="lowKashida"/>
       </w:pPr>
       <w:r>
         <w:rPr>
@@ -11924,7 +11924,7 @@
       <w:pPr>
         <w:pStyle w:val="Heading3"/>
         <w:bidi/>
-        <w:spacing w:after="160" w:before="200" w:line="360"/>
+        <w:spacing w:after="80" w:before="120" w:line="360"/>
         <w:jc w:val="right"/>
       </w:pPr>
       <w:r>
@@ -11944,7 +11944,7 @@
       <w:pPr>
         <w:bidi/>
         <w:spacing w:after="0" w:line="480"/>
-        <w:jc w:val="both"/>
+        <w:jc w:val="lowKashida"/>
       </w:pPr>
       <w:r>
         <w:rPr>
@@ -11979,7 +11979,7 @@
       <w:pPr>
         <w:bidi/>
         <w:spacing w:after="0" w:line="480"/>
-        <w:jc w:val="both"/>
+        <w:jc w:val="lowKashida"/>
       </w:pPr>
       <w:r>
         <w:rPr>
@@ -12014,7 +12014,7 @@
       <w:pPr>
         <w:pStyle w:val="Heading3"/>
         <w:bidi/>
-        <w:spacing w:after="160" w:before="200" w:line="360"/>
+        <w:spacing w:after="80" w:before="120" w:line="360"/>
         <w:jc w:val="right"/>
       </w:pPr>
       <w:r>
@@ -12034,7 +12034,7 @@
       <w:pPr>
         <w:bidi/>
         <w:spacing w:after="0" w:line="480"/>
-        <w:jc w:val="both"/>
+        <w:jc w:val="lowKashida"/>
       </w:pPr>
       <w:r>
         <w:rPr>
@@ -12069,7 +12069,7 @@
       <w:pPr>
         <w:bidi/>
         <w:spacing w:after="0" w:line="480"/>
-        <w:jc w:val="both"/>
+        <w:jc w:val="lowKashida"/>
       </w:pPr>
       <w:r>
         <w:rPr>
@@ -12087,7 +12087,7 @@
       <w:pPr>
         <w:bidi/>
         <w:spacing w:after="0" w:line="480"/>
-        <w:jc w:val="both"/>
+        <w:jc w:val="lowKashida"/>
       </w:pPr>
       <w:r>
         <w:rPr>
@@ -12122,7 +12122,7 @@
       <w:pPr>
         <w:bidi/>
         <w:spacing w:after="0" w:line="480"/>
-        <w:jc w:val="both"/>
+        <w:jc w:val="lowKashida"/>
       </w:pPr>
       <w:r>
         <w:rPr>
@@ -12152,7 +12152,7 @@
         <w:pStyle w:val="Heading1"/>
         <w:pageBreakBefore/>
         <w:bidi/>
-        <w:spacing w:after="240" w:before="240" w:line="360"/>
+        <w:spacing w:after="160" w:before="120" w:line="360"/>
         <w:jc w:val="center"/>
       </w:pPr>
       <w:r>
@@ -12171,7 +12171,7 @@
     <w:p>
       <w:pPr>
         <w:bidi/>
-        <w:spacing w:after="200" w:line="360"/>
+        <w:spacing w:after="80" w:line="300"/>
         <w:jc w:val="center"/>
       </w:pPr>
       <w:r>
@@ -12189,7 +12189,7 @@
     <w:p>
       <w:pPr>
         <w:bidi/>
-        <w:spacing w:after="200" w:line="360"/>
+        <w:spacing w:after="80" w:line="300"/>
         <w:jc w:val="center"/>
       </w:pPr>
       <w:r>
@@ -12207,7 +12207,7 @@
     <w:p>
       <w:pPr>
         <w:bidi/>
-        <w:spacing w:after="200" w:line="360"/>
+        <w:spacing w:after="80" w:line="300"/>
         <w:jc w:val="center"/>
       </w:pPr>
       <w:r>
@@ -12225,7 +12225,7 @@
     <w:p>
       <w:pPr>
         <w:bidi/>
-        <w:spacing w:after="200" w:line="360"/>
+        <w:spacing w:after="80" w:line="300"/>
         <w:jc w:val="center"/>
       </w:pPr>
       <w:r>
@@ -12243,7 +12243,7 @@
     <w:p>
       <w:pPr>
         <w:bidi/>
-        <w:spacing w:after="200" w:line="360"/>
+        <w:spacing w:after="80" w:line="300"/>
         <w:jc w:val="center"/>
       </w:pPr>
       <w:r>
@@ -12261,7 +12261,7 @@
     <w:p>
       <w:pPr>
         <w:bidi/>
-        <w:spacing w:after="200" w:line="360"/>
+        <w:spacing w:after="80" w:line="300"/>
         <w:jc w:val="center"/>
       </w:pPr>
       <w:r>
@@ -12279,7 +12279,7 @@
     <w:p>
       <w:pPr>
         <w:bidi/>
-        <w:spacing w:after="200" w:line="360"/>
+        <w:spacing w:after="80" w:line="300"/>
         <w:jc w:val="center"/>
       </w:pPr>
       <w:r>
@@ -12299,7 +12299,7 @@
         <w:pStyle w:val="Heading2"/>
         <w:pageBreakBefore/>
         <w:bidi/>
-        <w:spacing w:after="200" w:before="240" w:line="360"/>
+        <w:spacing w:after="120" w:before="160" w:line="360"/>
         <w:jc w:val="center"/>
       </w:pPr>
       <w:r>
@@ -12319,7 +12319,7 @@
       <w:pPr>
         <w:bidi/>
         <w:spacing w:after="0" w:line="480"/>
-        <w:jc w:val="both"/>
+        <w:jc w:val="lowKashida"/>
       </w:pPr>
       <w:r>
         <w:rPr>
@@ -12337,7 +12337,7 @@
       <w:pPr>
         <w:bidi/>
         <w:spacing w:after="0" w:line="480"/>
-        <w:jc w:val="both"/>
+        <w:jc w:val="lowKashida"/>
       </w:pPr>
       <w:r>
         <w:rPr>
@@ -12366,7 +12366,7 @@
       <w:pPr>
         <w:bidi/>
         <w:spacing w:after="0" w:line="480"/>
-        <w:jc w:val="both"/>
+        <w:jc w:val="lowKashida"/>
       </w:pPr>
       <w:r>
         <w:rPr>
@@ -12395,7 +12395,7 @@
       <w:pPr>
         <w:bidi/>
         <w:spacing w:after="0" w:line="480"/>
-        <w:jc w:val="both"/>
+        <w:jc w:val="lowKashida"/>
       </w:pPr>
       <w:r>
         <w:rPr>
@@ -12424,7 +12424,7 @@
       <w:pPr>
         <w:bidi/>
         <w:spacing w:after="0" w:line="480"/>
-        <w:jc w:val="both"/>
+        <w:jc w:val="lowKashida"/>
       </w:pPr>
       <w:r>
         <w:rPr>
@@ -12453,7 +12453,7 @@
       <w:pPr>
         <w:bidi/>
         <w:spacing w:after="0" w:line="480"/>
-        <w:jc w:val="both"/>
+        <w:jc w:val="lowKashida"/>
       </w:pPr>
       <w:r>
         <w:rPr>
@@ -12499,7 +12499,7 @@
       <w:pPr>
         <w:bidi/>
         <w:spacing w:after="0" w:line="480"/>
-        <w:jc w:val="both"/>
+        <w:jc w:val="lowKashida"/>
       </w:pPr>
       <w:r>
         <w:rPr>
@@ -12534,7 +12534,7 @@
       <w:pPr>
         <w:bidi/>
         <w:spacing w:after="0" w:line="480"/>
-        <w:jc w:val="both"/>
+        <w:jc w:val="lowKashida"/>
       </w:pPr>
       <w:r>
         <w:rPr>
@@ -12569,7 +12569,7 @@
       <w:pPr>
         <w:bidi/>
         <w:spacing w:after="0" w:line="480"/>
-        <w:jc w:val="both"/>
+        <w:jc w:val="lowKashida"/>
       </w:pPr>
       <w:r>
         <w:rPr>
@@ -12609,7 +12609,7 @@
       <w:pPr>
         <w:bidi/>
         <w:spacing w:after="0" w:line="480"/>
-        <w:jc w:val="both"/>
+        <w:jc w:val="lowKashida"/>
       </w:pPr>
       <w:r>
         <w:rPr>
@@ -12644,7 +12644,7 @@
       <w:pPr>
         <w:bidi/>
         <w:spacing w:after="0" w:line="480"/>
-        <w:jc w:val="both"/>
+        <w:jc w:val="lowKashida"/>
       </w:pPr>
       <w:r>
         <w:rPr>
@@ -12662,7 +12662,7 @@
       <w:pPr>
         <w:bidi/>
         <w:spacing w:after="0" w:line="480"/>
-        <w:jc w:val="both"/>
+        <w:jc w:val="lowKashida"/>
       </w:pPr>
       <w:r>
         <w:rPr>
@@ -12697,7 +12697,7 @@
       <w:pPr>
         <w:bidi/>
         <w:spacing w:after="0" w:line="480"/>
-        <w:jc w:val="both"/>
+        <w:jc w:val="lowKashida"/>
       </w:pPr>
       <w:r>
         <w:rPr>
@@ -12749,7 +12749,7 @@
       <w:pPr>
         <w:bidi/>
         <w:spacing w:after="0" w:line="480"/>
-        <w:jc w:val="both"/>
+        <w:jc w:val="lowKashida"/>
       </w:pPr>
       <w:r>
         <w:rPr>
@@ -12779,7 +12779,7 @@
         <w:pStyle w:val="Heading2"/>
         <w:pageBreakBefore/>
         <w:bidi/>
-        <w:spacing w:after="200" w:before="240" w:line="360"/>
+        <w:spacing w:after="120" w:before="160" w:line="360"/>
         <w:jc w:val="center"/>
       </w:pPr>
       <w:r>
@@ -12799,7 +12799,7 @@
       <w:pPr>
         <w:bidi/>
         <w:spacing w:after="0" w:line="480"/>
-        <w:jc w:val="both"/>
+        <w:jc w:val="lowKashida"/>
       </w:pPr>
       <w:r>
         <w:rPr>
@@ -12845,7 +12845,7 @@
       <w:pPr>
         <w:bidi/>
         <w:spacing w:after="0" w:line="480"/>
-        <w:jc w:val="both"/>
+        <w:jc w:val="lowKashida"/>
       </w:pPr>
       <w:r>
         <w:rPr>
@@ -12874,7 +12874,7 @@
       <w:pPr>
         <w:bidi/>
         <w:spacing w:after="0" w:line="480"/>
-        <w:jc w:val="both"/>
+        <w:jc w:val="lowKashida"/>
       </w:pPr>
       <w:r>
         <w:rPr>
@@ -12920,7 +12920,7 @@
       <w:pPr>
         <w:bidi/>
         <w:spacing w:after="0" w:line="480"/>
-        <w:jc w:val="both"/>
+        <w:jc w:val="lowKashida"/>
       </w:pPr>
       <w:r>
         <w:rPr>
@@ -12956,7 +12956,7 @@
         <w:pStyle w:val="Heading2"/>
         <w:pageBreakBefore/>
         <w:bidi/>
-        <w:spacing w:after="200" w:before="240" w:line="360"/>
+        <w:spacing w:after="120" w:before="160" w:line="360"/>
         <w:jc w:val="center"/>
       </w:pPr>
       <w:r>
@@ -12976,7 +12976,7 @@
       <w:pPr>
         <w:bidi/>
         <w:spacing w:after="0" w:line="480"/>
-        <w:jc w:val="both"/>
+        <w:jc w:val="lowKashida"/>
       </w:pPr>
       <w:r>
         <w:rPr>
@@ -13028,7 +13028,7 @@
       <w:pPr>
         <w:bidi/>
         <w:spacing w:after="0" w:line="480"/>
-        <w:jc w:val="both"/>
+        <w:jc w:val="lowKashida"/>
       </w:pPr>
       <w:r>
         <w:rPr>
@@ -13064,7 +13064,7 @@
         <w:pStyle w:val="Heading2"/>
         <w:pageBreakBefore/>
         <w:bidi/>
-        <w:spacing w:after="200" w:before="240" w:line="360"/>
+        <w:spacing w:after="120" w:before="160" w:line="360"/>
         <w:jc w:val="center"/>
       </w:pPr>
       <w:r>
@@ -13084,7 +13084,7 @@
       <w:pPr>
         <w:bidi/>
         <w:spacing w:after="0" w:line="480"/>
-        <w:jc w:val="both"/>
+        <w:jc w:val="lowKashida"/>
       </w:pPr>
       <w:r>
         <w:rPr>
@@ -13153,7 +13153,7 @@
       <w:pPr>
         <w:bidi/>
         <w:spacing w:after="0" w:line="480"/>
-        <w:jc w:val="both"/>
+        <w:jc w:val="lowKashida"/>
       </w:pPr>
       <w:r>
         <w:rPr>
@@ -13195,7 +13195,7 @@
         <w:pStyle w:val="Heading2"/>
         <w:pageBreakBefore/>
         <w:bidi/>
-        <w:spacing w:after="200" w:before="240" w:line="360"/>
+        <w:spacing w:after="120" w:before="160" w:line="360"/>
         <w:jc w:val="center"/>
       </w:pPr>
       <w:r>
@@ -13215,7 +13215,7 @@
       <w:pPr>
         <w:bidi/>
         <w:spacing w:after="0" w:line="480"/>
-        <w:jc w:val="both"/>
+        <w:jc w:val="lowKashida"/>
       </w:pPr>
       <w:r>
         <w:rPr>
@@ -13233,7 +13233,7 @@
       <w:pPr>
         <w:bidi/>
         <w:spacing w:after="0" w:line="480"/>
-        <w:jc w:val="both"/>
+        <w:jc w:val="lowKashida"/>
       </w:pPr>
       <w:r>
         <w:rPr>
@@ -13251,7 +13251,7 @@
       <w:pPr>
         <w:bidi/>
         <w:spacing w:after="0" w:line="480"/>
-        <w:jc w:val="both"/>
+        <w:jc w:val="lowKashida"/>
       </w:pPr>
       <w:r>
         <w:rPr>
@@ -13286,7 +13286,7 @@
       <w:pPr>
         <w:bidi/>
         <w:spacing w:after="0" w:line="480"/>
-        <w:jc w:val="both"/>
+        <w:jc w:val="lowKashida"/>
       </w:pPr>
       <w:r>
         <w:rPr>
@@ -13316,7 +13316,7 @@
         <w:pStyle w:val="Heading2"/>
         <w:pageBreakBefore/>
         <w:bidi/>
-        <w:spacing w:after="200" w:before="240" w:line="360"/>
+        <w:spacing w:after="120" w:before="160" w:line="360"/>
         <w:jc w:val="center"/>
       </w:pPr>
       <w:r>
@@ -13336,7 +13336,7 @@
       <w:pPr>
         <w:bidi/>
         <w:spacing w:after="0" w:line="480"/>
-        <w:jc w:val="both"/>
+        <w:jc w:val="lowKashida"/>
       </w:pPr>
       <w:r>
         <w:rPr>
@@ -13406,7 +13406,7 @@
         <w:pStyle w:val="Heading1"/>
         <w:pageBreakBefore/>
         <w:bidi/>
-        <w:spacing w:after="240" w:before="240" w:line="360"/>
+        <w:spacing w:after="160" w:before="120" w:line="360"/>
         <w:jc w:val="center"/>
       </w:pPr>
       <w:r>
@@ -13425,7 +13425,7 @@
     <w:p>
       <w:pPr>
         <w:bidi/>
-        <w:spacing w:after="200" w:line="360"/>
+        <w:spacing w:after="80" w:line="300"/>
         <w:jc w:val="center"/>
       </w:pPr>
       <w:r>
@@ -13443,7 +13443,7 @@
     <w:p>
       <w:pPr>
         <w:bidi/>
-        <w:spacing w:after="200" w:line="360"/>
+        <w:spacing w:after="80" w:line="300"/>
         <w:jc w:val="center"/>
       </w:pPr>
       <w:r>
@@ -13461,7 +13461,7 @@
     <w:p>
       <w:pPr>
         <w:bidi/>
-        <w:spacing w:after="200" w:line="360"/>
+        <w:spacing w:after="80" w:line="300"/>
         <w:jc w:val="center"/>
       </w:pPr>
       <w:r>
@@ -13479,7 +13479,7 @@
     <w:p>
       <w:pPr>
         <w:bidi/>
-        <w:spacing w:after="200" w:line="360"/>
+        <w:spacing w:after="80" w:line="300"/>
         <w:jc w:val="center"/>
       </w:pPr>
       <w:r>
@@ -13497,7 +13497,7 @@
     <w:p>
       <w:pPr>
         <w:bidi/>
-        <w:spacing w:after="200" w:line="360"/>
+        <w:spacing w:after="80" w:line="300"/>
         <w:jc w:val="center"/>
       </w:pPr>
       <w:r>
@@ -13517,7 +13517,7 @@
         <w:pStyle w:val="Heading2"/>
         <w:pageBreakBefore/>
         <w:bidi/>
-        <w:spacing w:after="200" w:before="240" w:line="360"/>
+        <w:spacing w:after="120" w:before="160" w:line="360"/>
         <w:jc w:val="center"/>
       </w:pPr>
       <w:r>
@@ -13536,7 +13536,7 @@
     <w:p>
       <w:pPr>
         <w:bidi/>
-        <w:spacing w:after="200" w:line="360"/>
+        <w:spacing w:after="80" w:line="300"/>
         <w:jc w:val="center"/>
       </w:pPr>
       <w:r>
@@ -13554,7 +13554,7 @@
     <w:p>
       <w:pPr>
         <w:bidi/>
-        <w:spacing w:after="200" w:line="360"/>
+        <w:spacing w:after="80" w:line="300"/>
         <w:jc w:val="center"/>
       </w:pPr>
       <w:r>
@@ -13572,7 +13572,7 @@
     <w:p>
       <w:pPr>
         <w:bidi/>
-        <w:spacing w:after="200" w:line="360"/>
+        <w:spacing w:after="80" w:line="300"/>
         <w:jc w:val="center"/>
       </w:pPr>
       <w:r>
@@ -13590,7 +13590,7 @@
     <w:p>
       <w:pPr>
         <w:bidi/>
-        <w:spacing w:after="200" w:line="360"/>
+        <w:spacing w:after="80" w:line="300"/>
         <w:jc w:val="center"/>
       </w:pPr>
       <w:r>
@@ -13608,7 +13608,7 @@
     <w:p>
       <w:pPr>
         <w:bidi/>
-        <w:spacing w:after="200" w:line="360"/>
+        <w:spacing w:after="80" w:line="300"/>
         <w:jc w:val="center"/>
       </w:pPr>
       <w:r>
@@ -13628,7 +13628,7 @@
         <w:pStyle w:val="Heading3"/>
         <w:pageBreakBefore/>
         <w:bidi/>
-        <w:spacing w:after="160" w:before="200" w:line="360"/>
+        <w:spacing w:after="80" w:before="120" w:line="360"/>
         <w:jc w:val="right"/>
       </w:pPr>
       <w:r>
@@ -13647,7 +13647,7 @@
     <w:p>
       <w:pPr>
         <w:bidi/>
-        <w:spacing w:after="120" w:before="160" w:line="360"/>
+        <w:spacing w:after="60" w:before="120" w:line="360"/>
         <w:jc w:val="right"/>
       </w:pPr>
       <w:r>
@@ -13666,7 +13666,7 @@
       <w:pPr>
         <w:bidi/>
         <w:spacing w:after="0" w:line="480"/>
-        <w:jc w:val="both"/>
+        <w:jc w:val="lowKashida"/>
       </w:pPr>
       <w:r>
         <w:rPr>
@@ -13700,7 +13700,7 @@
     <w:p>
       <w:pPr>
         <w:bidi/>
-        <w:spacing w:after="120" w:before="160" w:line="360"/>
+        <w:spacing w:after="60" w:before="120" w:line="360"/>
         <w:jc w:val="right"/>
       </w:pPr>
       <w:r>
@@ -13719,7 +13719,7 @@
       <w:pPr>
         <w:bidi/>
         <w:spacing w:after="0" w:line="480"/>
-        <w:jc w:val="both"/>
+        <w:jc w:val="lowKashida"/>
       </w:pPr>
       <w:r>
         <w:rPr>
@@ -13753,7 +13753,7 @@
     <w:p>
       <w:pPr>
         <w:bidi/>
-        <w:spacing w:after="120" w:before="160" w:line="360"/>
+        <w:spacing w:after="60" w:before="120" w:line="360"/>
         <w:jc w:val="right"/>
       </w:pPr>
       <w:r>
@@ -13772,7 +13772,7 @@
       <w:pPr>
         <w:bidi/>
         <w:spacing w:after="0" w:line="480"/>
-        <w:jc w:val="both"/>
+        <w:jc w:val="lowKashida"/>
       </w:pPr>
       <w:r>
         <w:rPr>
@@ -13790,7 +13790,7 @@
       <w:pPr>
         <w:pStyle w:val="Heading3"/>
         <w:bidi/>
-        <w:spacing w:after="160" w:before="200" w:line="360"/>
+        <w:spacing w:after="80" w:before="120" w:line="360"/>
         <w:jc w:val="right"/>
       </w:pPr>
       <w:r>
@@ -13809,7 +13809,7 @@
     <w:p>
       <w:pPr>
         <w:bidi/>
-        <w:spacing w:after="120" w:before="160" w:line="360"/>
+        <w:spacing w:after="60" w:before="120" w:line="360"/>
         <w:jc w:val="right"/>
       </w:pPr>
       <w:r>
@@ -13828,7 +13828,7 @@
       <w:pPr>
         <w:bidi/>
         <w:spacing w:after="0" w:line="480"/>
-        <w:jc w:val="both"/>
+        <w:jc w:val="lowKashida"/>
       </w:pPr>
       <w:r>
         <w:rPr>
@@ -13862,7 +13862,7 @@
     <w:p>
       <w:pPr>
         <w:bidi/>
-        <w:spacing w:after="120" w:before="160" w:line="360"/>
+        <w:spacing w:after="60" w:before="120" w:line="360"/>
         <w:jc w:val="right"/>
       </w:pPr>
       <w:r>
@@ -13881,7 +13881,7 @@
       <w:pPr>
         <w:bidi/>
         <w:spacing w:after="0" w:line="480"/>
-        <w:jc w:val="both"/>
+        <w:jc w:val="lowKashida"/>
       </w:pPr>
       <w:r>
         <w:rPr>
@@ -13937,7 +13937,7 @@
     <w:p>
       <w:pPr>
         <w:bidi/>
-        <w:spacing w:after="120" w:before="160" w:line="360"/>
+        <w:spacing w:after="60" w:before="120" w:line="360"/>
         <w:jc w:val="right"/>
       </w:pPr>
       <w:r>
@@ -13956,7 +13956,7 @@
       <w:pPr>
         <w:bidi/>
         <w:spacing w:after="0" w:line="480"/>
-        <w:jc w:val="both"/>
+        <w:jc w:val="lowKashida"/>
       </w:pPr>
       <w:r>
         <w:rPr>
@@ -13974,7 +13974,7 @@
       <w:pPr>
         <w:bidi/>
         <w:spacing w:after="0" w:line="480"/>
-        <w:jc w:val="both"/>
+        <w:jc w:val="lowKashida"/>
       </w:pPr>
       <w:r>
         <w:rPr>
@@ -14008,7 +14008,7 @@
     <w:p>
       <w:pPr>
         <w:bidi/>
-        <w:spacing w:after="120" w:before="160" w:line="360"/>
+        <w:spacing w:after="60" w:before="120" w:line="360"/>
         <w:jc w:val="right"/>
       </w:pPr>
       <w:r>
@@ -14027,7 +14027,7 @@
       <w:pPr>
         <w:bidi/>
         <w:spacing w:after="0" w:line="480"/>
-        <w:jc w:val="both"/>
+        <w:jc w:val="lowKashida"/>
       </w:pPr>
       <w:r>
         <w:rPr>
@@ -14084,7 +14084,7 @@
       <w:pPr>
         <w:pStyle w:val="Heading3"/>
         <w:bidi/>
-        <w:spacing w:after="160" w:before="200" w:line="360"/>
+        <w:spacing w:after="80" w:before="120" w:line="360"/>
         <w:jc w:val="right"/>
       </w:pPr>
       <w:r>
@@ -14104,7 +14104,7 @@
       <w:pPr>
         <w:bidi/>
         <w:spacing w:after="0" w:line="480"/>
-        <w:jc w:val="both"/>
+        <w:jc w:val="lowKashida"/>
       </w:pPr>
       <w:r>
         <w:rPr>
@@ -14156,7 +14156,7 @@
       <w:pPr>
         <w:bidi/>
         <w:spacing w:after="0" w:line="480"/>
-        <w:jc w:val="both"/>
+        <w:jc w:val="lowKashida"/>
       </w:pPr>
       <w:r>
         <w:rPr>
@@ -14191,7 +14191,7 @@
       <w:pPr>
         <w:pStyle w:val="Heading3"/>
         <w:bidi/>
-        <w:spacing w:after="160" w:before="200" w:line="360"/>
+        <w:spacing w:after="80" w:before="120" w:line="360"/>
         <w:jc w:val="right"/>
       </w:pPr>
       <w:r>
@@ -14211,7 +14211,7 @@
       <w:pPr>
         <w:bidi/>
         <w:spacing w:after="0" w:line="480"/>
-        <w:jc w:val="both"/>
+        <w:jc w:val="lowKashida"/>
       </w:pPr>
       <w:r>
         <w:rPr>
@@ -14246,7 +14246,7 @@
       <w:pPr>
         <w:bidi/>
         <w:spacing w:after="0" w:line="480"/>
-        <w:jc w:val="both"/>
+        <w:jc w:val="lowKashida"/>
       </w:pPr>
       <w:r>
         <w:rPr>
@@ -14265,7 +14265,7 @@
         <w:pStyle w:val="Heading2"/>
         <w:pageBreakBefore/>
         <w:bidi/>
-        <w:spacing w:after="200" w:before="240" w:line="360"/>
+        <w:spacing w:after="120" w:before="160" w:line="360"/>
         <w:jc w:val="center"/>
       </w:pPr>
       <w:r>
@@ -14284,7 +14284,7 @@
     <w:p>
       <w:pPr>
         <w:bidi/>
-        <w:spacing w:after="200" w:line="360"/>
+        <w:spacing w:after="80" w:line="300"/>
         <w:jc w:val="center"/>
       </w:pPr>
       <w:r>
@@ -14302,7 +14302,7 @@
     <w:p>
       <w:pPr>
         <w:bidi/>
-        <w:spacing w:after="200" w:line="360"/>
+        <w:spacing w:after="80" w:line="300"/>
         <w:jc w:val="center"/>
       </w:pPr>
       <w:r>
@@ -14320,7 +14320,7 @@
     <w:p>
       <w:pPr>
         <w:bidi/>
-        <w:spacing w:after="200" w:line="360"/>
+        <w:spacing w:after="80" w:line="300"/>
         <w:jc w:val="center"/>
       </w:pPr>
       <w:r>
@@ -14338,7 +14338,7 @@
     <w:p>
       <w:pPr>
         <w:bidi/>
-        <w:spacing w:after="200" w:line="360"/>
+        <w:spacing w:after="80" w:line="300"/>
         <w:jc w:val="center"/>
       </w:pPr>
       <w:r>
@@ -14356,7 +14356,7 @@
     <w:p>
       <w:pPr>
         <w:bidi/>
-        <w:spacing w:after="200" w:line="360"/>
+        <w:spacing w:after="80" w:line="300"/>
         <w:jc w:val="center"/>
       </w:pPr>
       <w:r>
@@ -14374,7 +14374,7 @@
     <w:p>
       <w:pPr>
         <w:bidi/>
-        <w:spacing w:after="200" w:line="360"/>
+        <w:spacing w:after="80" w:line="300"/>
         <w:jc w:val="center"/>
       </w:pPr>
       <w:r>
@@ -14394,7 +14394,7 @@
         <w:pStyle w:val="Heading3"/>
         <w:pageBreakBefore/>
         <w:bidi/>
-        <w:spacing w:after="160" w:before="200" w:line="360"/>
+        <w:spacing w:after="80" w:before="120" w:line="360"/>
         <w:jc w:val="right"/>
       </w:pPr>
       <w:r>
@@ -14414,7 +14414,7 @@
       <w:pPr>
         <w:bidi/>
         <w:spacing w:after="0" w:line="480"/>
-        <w:jc w:val="both"/>
+        <w:jc w:val="lowKashida"/>
       </w:pPr>
       <w:r>
         <w:rPr>
@@ -14443,7 +14443,7 @@
       <w:pPr>
         <w:bidi/>
         <w:spacing w:after="0" w:line="480"/>
-        <w:jc w:val="both"/>
+        <w:jc w:val="lowKashida"/>
       </w:pPr>
       <w:r>
         <w:rPr>
@@ -14472,7 +14472,7 @@
       <w:pPr>
         <w:bidi/>
         <w:spacing w:after="0" w:line="480"/>
-        <w:jc w:val="both"/>
+        <w:jc w:val="lowKashida"/>
       </w:pPr>
       <w:r>
         <w:rPr>
@@ -14518,7 +14518,7 @@
       <w:pPr>
         <w:bidi/>
         <w:spacing w:after="0" w:line="480"/>
-        <w:jc w:val="both"/>
+        <w:jc w:val="lowKashida"/>
       </w:pPr>
       <w:r>
         <w:rPr>
@@ -14564,7 +14564,7 @@
       <w:pPr>
         <w:bidi/>
         <w:spacing w:after="0" w:line="480"/>
-        <w:jc w:val="both"/>
+        <w:jc w:val="lowKashida"/>
       </w:pPr>
       <w:r>
         <w:rPr>
@@ -14582,7 +14582,7 @@
       <w:pPr>
         <w:pStyle w:val="Heading3"/>
         <w:bidi/>
-        <w:spacing w:after="160" w:before="200" w:line="360"/>
+        <w:spacing w:after="80" w:before="120" w:line="360"/>
         <w:jc w:val="right"/>
       </w:pPr>
       <w:r>
@@ -14602,7 +14602,7 @@
       <w:pPr>
         <w:bidi/>
         <w:spacing w:after="0" w:line="480"/>
-        <w:jc w:val="both"/>
+        <w:jc w:val="lowKashida"/>
       </w:pPr>
       <w:r>
         <w:rPr>
@@ -14620,7 +14620,7 @@
       <w:pPr>
         <w:pStyle w:val="Heading3"/>
         <w:bidi/>
-        <w:spacing w:after="160" w:before="200" w:line="360"/>
+        <w:spacing w:after="80" w:before="120" w:line="360"/>
         <w:jc w:val="right"/>
       </w:pPr>
       <w:r>
@@ -14640,7 +14640,7 @@
       <w:pPr>
         <w:bidi/>
         <w:spacing w:after="0" w:line="480"/>
-        <w:jc w:val="both"/>
+        <w:jc w:val="lowKashida"/>
       </w:pPr>
       <w:r>
         <w:rPr>
@@ -14669,7 +14669,7 @@
       <w:pPr>
         <w:bidi/>
         <w:spacing w:after="0" w:line="480"/>
-        <w:jc w:val="both"/>
+        <w:jc w:val="lowKashida"/>
       </w:pPr>
       <w:r>
         <w:rPr>
@@ -14698,7 +14698,7 @@
       <w:pPr>
         <w:bidi/>
         <w:spacing w:after="0" w:line="480"/>
-        <w:jc w:val="both"/>
+        <w:jc w:val="lowKashida"/>
       </w:pPr>
       <w:r>
         <w:rPr>
@@ -14727,7 +14727,7 @@
       <w:pPr>
         <w:bidi/>
         <w:spacing w:after="0" w:line="480"/>
-        <w:jc w:val="both"/>
+        <w:jc w:val="lowKashida"/>
       </w:pPr>
       <w:r>
         <w:rPr>
@@ -14756,7 +14756,7 @@
       <w:pPr>
         <w:bidi/>
         <w:spacing w:after="0" w:line="480"/>
-        <w:jc w:val="both"/>
+        <w:jc w:val="lowKashida"/>
       </w:pPr>
       <w:r>
         <w:rPr>
@@ -14802,7 +14802,7 @@
       <w:pPr>
         <w:bidi/>
         <w:spacing w:after="0" w:line="480"/>
-        <w:jc w:val="both"/>
+        <w:jc w:val="lowKashida"/>
       </w:pPr>
       <w:r>
         <w:rPr>
@@ -14820,7 +14820,7 @@
       <w:pPr>
         <w:pStyle w:val="Heading3"/>
         <w:bidi/>
-        <w:spacing w:after="160" w:before="200" w:line="360"/>
+        <w:spacing w:after="80" w:before="120" w:line="360"/>
         <w:jc w:val="right"/>
       </w:pPr>
       <w:r>
@@ -14840,7 +14840,7 @@
       <w:pPr>
         <w:bidi/>
         <w:spacing w:after="0" w:line="480"/>
-        <w:jc w:val="both"/>
+        <w:jc w:val="lowKashida"/>
       </w:pPr>
       <w:r>
         <w:rPr>
@@ -14875,7 +14875,7 @@
       <w:pPr>
         <w:bidi/>
         <w:spacing w:after="0" w:line="480"/>
-        <w:jc w:val="both"/>
+        <w:jc w:val="lowKashida"/>
       </w:pPr>
       <w:r>
         <w:rPr>
@@ -14893,7 +14893,7 @@
       <w:pPr>
         <w:pStyle w:val="Heading3"/>
         <w:bidi/>
-        <w:spacing w:after="160" w:before="200" w:line="360"/>
+        <w:spacing w:after="80" w:before="120" w:line="360"/>
         <w:jc w:val="right"/>
       </w:pPr>
       <w:r>
@@ -14912,7 +14912,7 @@
     <w:p>
       <w:pPr>
         <w:bidi/>
-        <w:spacing w:after="120" w:before="160" w:line="360"/>
+        <w:spacing w:after="60" w:before="120" w:line="360"/>
         <w:jc w:val="right"/>
       </w:pPr>
       <w:r>
@@ -14931,7 +14931,7 @@
       <w:pPr>
         <w:bidi/>
         <w:spacing w:after="0" w:line="480"/>
-        <w:jc w:val="both"/>
+        <w:jc w:val="lowKashida"/>
       </w:pPr>
       <w:r>
         <w:rPr>
@@ -14971,7 +14971,7 @@
       <w:pPr>
         <w:bidi/>
         <w:spacing w:after="0" w:line="480"/>
-        <w:jc w:val="both"/>
+        <w:jc w:val="lowKashida"/>
       </w:pPr>
       <w:r>
         <w:rPr>
@@ -15011,7 +15011,7 @@
       <w:pPr>
         <w:bidi/>
         <w:spacing w:after="0" w:line="480"/>
-        <w:jc w:val="both"/>
+        <w:jc w:val="lowKashida"/>
       </w:pPr>
       <w:r>
         <w:rPr>
@@ -15051,7 +15051,7 @@
       <w:pPr>
         <w:bidi/>
         <w:spacing w:after="0" w:line="480"/>
-        <w:jc w:val="both"/>
+        <w:jc w:val="lowKashida"/>
       </w:pPr>
       <w:r>
         <w:rPr>
@@ -15090,7 +15090,7 @@
     <w:p>
       <w:pPr>
         <w:bidi/>
-        <w:spacing w:after="120" w:before="160" w:line="360"/>
+        <w:spacing w:after="60" w:before="120" w:line="360"/>
         <w:jc w:val="right"/>
       </w:pPr>
       <w:r>
@@ -15109,7 +15109,7 @@
       <w:pPr>
         <w:bidi/>
         <w:spacing w:after="0" w:line="480"/>
-        <w:jc w:val="both"/>
+        <w:jc w:val="lowKashida"/>
       </w:pPr>
       <w:r>
         <w:rPr>
@@ -15166,7 +15166,7 @@
       <w:pPr>
         <w:bidi/>
         <w:spacing w:after="0" w:line="480"/>
-        <w:jc w:val="both"/>
+        <w:jc w:val="lowKashida"/>
       </w:pPr>
       <w:r>
         <w:rPr>
@@ -15223,7 +15223,7 @@
       <w:pPr>
         <w:bidi/>
         <w:spacing w:after="0" w:line="480"/>
-        <w:jc w:val="both"/>
+        <w:jc w:val="lowKashida"/>
       </w:pPr>
       <w:r>
         <w:rPr>
@@ -15279,7 +15279,7 @@
     <w:p>
       <w:pPr>
         <w:bidi/>
-        <w:spacing w:after="120" w:before="160" w:line="360"/>
+        <w:spacing w:after="60" w:before="120" w:line="360"/>
         <w:jc w:val="right"/>
       </w:pPr>
       <w:r>
@@ -15298,7 +15298,7 @@
       <w:pPr>
         <w:bidi/>
         <w:spacing w:after="0" w:line="480"/>
-        <w:jc w:val="both"/>
+        <w:jc w:val="lowKashida"/>
       </w:pPr>
       <w:r>
         <w:rPr>
@@ -15338,7 +15338,7 @@
       <w:pPr>
         <w:bidi/>
         <w:spacing w:after="0" w:line="480"/>
-        <w:jc w:val="both"/>
+        <w:jc w:val="lowKashida"/>
       </w:pPr>
       <w:r>
         <w:rPr>
@@ -15400,7 +15400,7 @@
       <w:pPr>
         <w:bidi/>
         <w:spacing w:after="0" w:line="480"/>
-        <w:jc w:val="both"/>
+        <w:jc w:val="lowKashida"/>
       </w:pPr>
       <w:r>
         <w:rPr>
@@ -15440,7 +15440,7 @@
       <w:pPr>
         <w:bidi/>
         <w:spacing w:after="0" w:line="480"/>
-        <w:jc w:val="both"/>
+        <w:jc w:val="lowKashida"/>
       </w:pPr>
       <w:r>
         <w:rPr>
@@ -15497,7 +15497,7 @@
       <w:pPr>
         <w:bidi/>
         <w:spacing w:after="0" w:line="480"/>
-        <w:jc w:val="both"/>
+        <w:jc w:val="lowKashida"/>
       </w:pPr>
       <w:r>
         <w:rPr>
@@ -15576,7 +15576,7 @@
       <w:pPr>
         <w:bidi/>
         <w:spacing w:after="0" w:line="480"/>
-        <w:jc w:val="both"/>
+        <w:jc w:val="lowKashida"/>
       </w:pPr>
       <w:r>
         <w:rPr>
@@ -15593,7 +15593,7 @@
     <w:p>
       <w:pPr>
         <w:bidi/>
-        <w:spacing w:after="120" w:before="160" w:line="360"/>
+        <w:spacing w:after="60" w:before="120" w:line="360"/>
         <w:jc w:val="right"/>
       </w:pPr>
       <w:r>
@@ -15612,7 +15612,7 @@
       <w:pPr>
         <w:bidi/>
         <w:spacing w:after="0" w:line="480"/>
-        <w:jc w:val="both"/>
+        <w:jc w:val="lowKashida"/>
       </w:pPr>
       <w:r>
         <w:rPr>
@@ -15663,7 +15663,7 @@
     <w:p>
       <w:pPr>
         <w:bidi/>
-        <w:spacing w:after="120" w:before="160" w:line="360"/>
+        <w:spacing w:after="60" w:before="120" w:line="360"/>
         <w:jc w:val="right"/>
       </w:pPr>
       <w:r>
@@ -15682,7 +15682,7 @@
       <w:pPr>
         <w:bidi/>
         <w:spacing w:after="0" w:line="480"/>
-        <w:jc w:val="both"/>
+        <w:jc w:val="lowKashida"/>
       </w:pPr>
       <w:r>
         <w:rPr>
@@ -15724,7 +15724,7 @@
         <w:pStyle w:val="Heading2"/>
         <w:pageBreakBefore/>
         <w:bidi/>
-        <w:spacing w:after="200" w:before="240" w:line="360"/>
+        <w:spacing w:after="120" w:before="160" w:line="360"/>
         <w:jc w:val="center"/>
       </w:pPr>
       <w:r>
@@ -15743,7 +15743,7 @@
     <w:p>
       <w:pPr>
         <w:bidi/>
-        <w:spacing w:after="200" w:line="360"/>
+        <w:spacing w:after="80" w:line="300"/>
         <w:jc w:val="center"/>
       </w:pPr>
       <w:r>
@@ -15761,7 +15761,7 @@
     <w:p>
       <w:pPr>
         <w:bidi/>
-        <w:spacing w:after="200" w:line="360"/>
+        <w:spacing w:after="80" w:line="300"/>
         <w:jc w:val="center"/>
       </w:pPr>
       <w:r>
@@ -15779,7 +15779,7 @@
     <w:p>
       <w:pPr>
         <w:bidi/>
-        <w:spacing w:after="200" w:line="360"/>
+        <w:spacing w:after="80" w:line="300"/>
         <w:jc w:val="center"/>
       </w:pPr>
       <w:r>
@@ -15797,7 +15797,7 @@
     <w:p>
       <w:pPr>
         <w:bidi/>
-        <w:spacing w:after="200" w:line="360"/>
+        <w:spacing w:after="80" w:line="300"/>
         <w:jc w:val="center"/>
       </w:pPr>
       <w:r>
@@ -15815,7 +15815,7 @@
     <w:p>
       <w:pPr>
         <w:bidi/>
-        <w:spacing w:after="200" w:line="360"/>
+        <w:spacing w:after="80" w:line="300"/>
         <w:jc w:val="center"/>
       </w:pPr>
       <w:r>
@@ -15834,7 +15834,7 @@
       <w:pPr>
         <w:bidi/>
         <w:spacing w:after="0" w:line="480"/>
-        <w:jc w:val="both"/>
+        <w:jc w:val="lowKashida"/>
       </w:pPr>
       <w:r>
         <w:rPr>
@@ -15893,7 +15893,7 @@
         <w:pStyle w:val="Heading3"/>
         <w:pageBreakBefore/>
         <w:bidi/>
-        <w:spacing w:after="160" w:before="200" w:line="360"/>
+        <w:spacing w:after="80" w:before="120" w:line="360"/>
         <w:jc w:val="right"/>
       </w:pPr>
       <w:r>
@@ -15912,7 +15912,7 @@
     <w:p>
       <w:pPr>
         <w:bidi/>
-        <w:spacing w:after="120" w:before="160" w:line="360"/>
+        <w:spacing w:after="60" w:before="120" w:line="360"/>
         <w:jc w:val="right"/>
       </w:pPr>
       <w:r>
@@ -15931,7 +15931,7 @@
       <w:pPr>
         <w:bidi/>
         <w:spacing w:after="0" w:line="480"/>
-        <w:jc w:val="both"/>
+        <w:jc w:val="lowKashida"/>
       </w:pPr>
       <w:r>
         <w:rPr>
@@ -15983,7 +15983,7 @@
       <w:pPr>
         <w:bidi/>
         <w:spacing w:after="0" w:line="480"/>
-        <w:jc w:val="both"/>
+        <w:jc w:val="lowKashida"/>
       </w:pPr>
       <w:r>
         <w:rPr>
@@ -16040,7 +16040,7 @@
     <w:p>
       <w:pPr>
         <w:bidi/>
-        <w:spacing w:after="120" w:before="160" w:line="360"/>
+        <w:spacing w:after="60" w:before="120" w:line="360"/>
         <w:jc w:val="right"/>
       </w:pPr>
       <w:r>
@@ -16059,7 +16059,7 @@
       <w:pPr>
         <w:bidi/>
         <w:spacing w:after="0" w:line="480"/>
-        <w:jc w:val="both"/>
+        <w:jc w:val="lowKashida"/>
       </w:pPr>
       <w:r>
         <w:rPr>
@@ -16088,7 +16088,7 @@
       <w:pPr>
         <w:bidi/>
         <w:spacing w:after="0" w:line="480"/>
-        <w:jc w:val="both"/>
+        <w:jc w:val="lowKashida"/>
       </w:pPr>
       <w:r>
         <w:rPr>
@@ -16117,7 +16117,7 @@
       <w:pPr>
         <w:bidi/>
         <w:spacing w:after="0" w:line="480"/>
-        <w:jc w:val="both"/>
+        <w:jc w:val="lowKashida"/>
       </w:pPr>
       <w:r>
         <w:rPr>
@@ -16163,7 +16163,7 @@
       <w:pPr>
         <w:bidi/>
         <w:spacing w:after="0" w:line="480"/>
-        <w:jc w:val="both"/>
+        <w:jc w:val="lowKashida"/>
       </w:pPr>
       <w:r>
         <w:rPr>
@@ -16209,7 +16209,7 @@
       <w:pPr>
         <w:bidi/>
         <w:spacing w:after="0" w:line="480"/>
-        <w:jc w:val="both"/>
+        <w:jc w:val="lowKashida"/>
       </w:pPr>
       <w:r>
         <w:rPr>
@@ -16226,7 +16226,7 @@
     <w:p>
       <w:pPr>
         <w:bidi/>
-        <w:spacing w:after="120" w:before="160" w:line="360"/>
+        <w:spacing w:after="60" w:before="120" w:line="360"/>
         <w:jc w:val="right"/>
       </w:pPr>
       <w:r>
@@ -16245,7 +16245,7 @@
       <w:pPr>
         <w:bidi/>
         <w:spacing w:after="0" w:line="480"/>
-        <w:jc w:val="both"/>
+        <w:jc w:val="lowKashida"/>
       </w:pPr>
       <w:r>
         <w:rPr>
@@ -16263,7 +16263,7 @@
       <w:pPr>
         <w:pStyle w:val="Heading3"/>
         <w:bidi/>
-        <w:spacing w:after="160" w:before="200" w:line="360"/>
+        <w:spacing w:after="80" w:before="120" w:line="360"/>
         <w:jc w:val="right"/>
       </w:pPr>
       <w:r>
@@ -16282,7 +16282,7 @@
     <w:p>
       <w:pPr>
         <w:bidi/>
-        <w:spacing w:after="120" w:before="160" w:line="360"/>
+        <w:spacing w:after="60" w:before="120" w:line="360"/>
         <w:jc w:val="right"/>
       </w:pPr>
       <w:r>
@@ -16301,7 +16301,7 @@
       <w:pPr>
         <w:bidi/>
         <w:spacing w:after="0" w:line="480"/>
-        <w:jc w:val="both"/>
+        <w:jc w:val="lowKashida"/>
       </w:pPr>
       <w:r>
         <w:rPr>
@@ -16352,7 +16352,7 @@
     <w:p>
       <w:pPr>
         <w:bidi/>
-        <w:spacing w:after="120" w:before="160" w:line="360"/>
+        <w:spacing w:after="60" w:before="120" w:line="360"/>
         <w:jc w:val="right"/>
       </w:pPr>
       <w:r>
@@ -16371,7 +16371,7 @@
       <w:pPr>
         <w:bidi/>
         <w:spacing w:after="0" w:line="480"/>
-        <w:jc w:val="both"/>
+        <w:jc w:val="lowKashida"/>
       </w:pPr>
       <w:r>
         <w:rPr>
@@ -16400,7 +16400,7 @@
       <w:pPr>
         <w:bidi/>
         <w:spacing w:after="0" w:line="480"/>
-        <w:jc w:val="both"/>
+        <w:jc w:val="lowKashida"/>
       </w:pPr>
       <w:r>
         <w:rPr>
@@ -16429,7 +16429,7 @@
       <w:pPr>
         <w:bidi/>
         <w:spacing w:after="0" w:line="480"/>
-        <w:jc w:val="both"/>
+        <w:jc w:val="lowKashida"/>
       </w:pPr>
       <w:r>
         <w:rPr>
@@ -16475,7 +16475,7 @@
       <w:pPr>
         <w:bidi/>
         <w:spacing w:after="0" w:line="480"/>
-        <w:jc w:val="both"/>
+        <w:jc w:val="lowKashida"/>
       </w:pPr>
       <w:r>
         <w:rPr>
@@ -16492,7 +16492,7 @@
     <w:p>
       <w:pPr>
         <w:bidi/>
-        <w:spacing w:after="120" w:before="160" w:line="360"/>
+        <w:spacing w:after="60" w:before="120" w:line="360"/>
         <w:jc w:val="right"/>
       </w:pPr>
       <w:r>
@@ -16511,7 +16511,7 @@
       <w:pPr>
         <w:bidi/>
         <w:spacing w:after="0" w:line="480"/>
-        <w:jc w:val="both"/>
+        <w:jc w:val="lowKashida"/>
       </w:pPr>
       <w:r>
         <w:rPr>
@@ -16546,7 +16546,7 @@
       <w:pPr>
         <w:bidi/>
         <w:spacing w:after="0" w:line="480"/>
-        <w:jc w:val="both"/>
+        <w:jc w:val="lowKashida"/>
       </w:pPr>
       <w:r>
         <w:rPr>
@@ -16598,7 +16598,7 @@
       <w:pPr>
         <w:pStyle w:val="Heading3"/>
         <w:bidi/>
-        <w:spacing w:after="160" w:before="200" w:line="360"/>
+        <w:spacing w:after="80" w:before="120" w:line="360"/>
         <w:jc w:val="right"/>
       </w:pPr>
       <w:r>
@@ -16617,7 +16617,7 @@
     <w:p>
       <w:pPr>
         <w:bidi/>
-        <w:spacing w:after="120" w:before="160" w:line="360"/>
+        <w:spacing w:after="60" w:before="120" w:line="360"/>
         <w:jc w:val="right"/>
       </w:pPr>
       <w:r>
@@ -16636,7 +16636,7 @@
       <w:pPr>
         <w:bidi/>
         <w:spacing w:after="0" w:line="480"/>
-        <w:jc w:val="both"/>
+        <w:jc w:val="lowKashida"/>
       </w:pPr>
       <w:r>
         <w:rPr>
@@ -16653,7 +16653,7 @@
     <w:p>
       <w:pPr>
         <w:bidi/>
-        <w:spacing w:after="120" w:before="160" w:line="360"/>
+        <w:spacing w:after="60" w:before="120" w:line="360"/>
         <w:jc w:val="right"/>
       </w:pPr>
       <w:r>
@@ -16672,7 +16672,7 @@
       <w:pPr>
         <w:bidi/>
         <w:spacing w:after="0" w:line="480"/>
-        <w:jc w:val="both"/>
+        <w:jc w:val="lowKashida"/>
       </w:pPr>
       <w:r>
         <w:rPr>
@@ -16707,7 +16707,7 @@
       <w:pPr>
         <w:bidi/>
         <w:spacing w:after="0" w:line="480"/>
-        <w:jc w:val="both"/>
+        <w:jc w:val="lowKashida"/>
       </w:pPr>
       <w:r>
         <w:rPr>
@@ -16741,7 +16741,7 @@
     <w:p>
       <w:pPr>
         <w:bidi/>
-        <w:spacing w:after="120" w:before="160" w:line="360"/>
+        <w:spacing w:after="60" w:before="120" w:line="360"/>
         <w:jc w:val="right"/>
       </w:pPr>
       <w:r>
@@ -16760,7 +16760,7 @@
       <w:pPr>
         <w:bidi/>
         <w:spacing w:after="0" w:line="480"/>
-        <w:jc w:val="both"/>
+        <w:jc w:val="lowKashida"/>
       </w:pPr>
       <w:r>
         <w:rPr>
@@ -16829,7 +16829,7 @@
       <w:pPr>
         <w:pStyle w:val="Heading3"/>
         <w:bidi/>
-        <w:spacing w:after="160" w:before="200" w:line="360"/>
+        <w:spacing w:after="80" w:before="120" w:line="360"/>
         <w:jc w:val="right"/>
       </w:pPr>
       <w:r>
@@ -16848,7 +16848,7 @@
     <w:p>
       <w:pPr>
         <w:bidi/>
-        <w:spacing w:after="120" w:before="160" w:line="360"/>
+        <w:spacing w:after="60" w:before="120" w:line="360"/>
         <w:jc w:val="right"/>
       </w:pPr>
       <w:r>
@@ -16867,7 +16867,7 @@
       <w:pPr>
         <w:bidi/>
         <w:spacing w:after="0" w:line="480"/>
-        <w:jc w:val="both"/>
+        <w:jc w:val="lowKashida"/>
       </w:pPr>
       <w:r>
         <w:rPr>
@@ -16884,7 +16884,7 @@
     <w:p>
       <w:pPr>
         <w:bidi/>
-        <w:spacing w:after="120" w:before="160" w:line="360"/>
+        <w:spacing w:after="60" w:before="120" w:line="360"/>
         <w:jc w:val="right"/>
       </w:pPr>
       <w:r>
@@ -16903,7 +16903,7 @@
       <w:pPr>
         <w:bidi/>
         <w:spacing w:after="0" w:line="480"/>
-        <w:jc w:val="both"/>
+        <w:jc w:val="lowKashida"/>
       </w:pPr>
       <w:r>
         <w:rPr>
@@ -16932,7 +16932,7 @@
       <w:pPr>
         <w:bidi/>
         <w:spacing w:after="0" w:line="480"/>
-        <w:jc w:val="both"/>
+        <w:jc w:val="lowKashida"/>
       </w:pPr>
       <w:r>
         <w:rPr>
@@ -16961,7 +16961,7 @@
       <w:pPr>
         <w:bidi/>
         <w:spacing w:after="0" w:line="480"/>
-        <w:jc w:val="both"/>
+        <w:jc w:val="lowKashida"/>
       </w:pPr>
       <w:r>
         <w:rPr>
@@ -16990,7 +16990,7 @@
       <w:pPr>
         <w:bidi/>
         <w:spacing w:after="0" w:line="480"/>
-        <w:jc w:val="both"/>
+        <w:jc w:val="lowKashida"/>
       </w:pPr>
       <w:r>
         <w:rPr>
@@ -17035,7 +17035,7 @@
     <w:p>
       <w:pPr>
         <w:bidi/>
-        <w:spacing w:after="120" w:before="160" w:line="360"/>
+        <w:spacing w:after="60" w:before="120" w:line="360"/>
         <w:jc w:val="right"/>
       </w:pPr>
       <w:r>
@@ -17054,7 +17054,7 @@
       <w:pPr>
         <w:bidi/>
         <w:spacing w:after="0" w:line="480"/>
-        <w:jc w:val="both"/>
+        <w:jc w:val="lowKashida"/>
       </w:pPr>
       <w:r>
         <w:rPr>
@@ -17089,7 +17089,7 @@
       <w:pPr>
         <w:bidi/>
         <w:spacing w:after="0" w:line="480"/>
-        <w:jc w:val="both"/>
+        <w:jc w:val="lowKashida"/>
       </w:pPr>
       <w:r>
         <w:rPr>
@@ -17118,7 +17118,7 @@
       <w:pPr>
         <w:bidi/>
         <w:spacing w:after="0" w:line="480"/>
-        <w:jc w:val="both"/>
+        <w:jc w:val="lowKashida"/>
       </w:pPr>
       <w:r>
         <w:rPr>
@@ -17147,7 +17147,7 @@
       <w:pPr>
         <w:bidi/>
         <w:spacing w:after="0" w:line="480"/>
-        <w:jc w:val="both"/>
+        <w:jc w:val="lowKashida"/>
       </w:pPr>
       <w:r>
         <w:rPr>
@@ -17193,7 +17193,7 @@
       <w:pPr>
         <w:bidi/>
         <w:spacing w:after="0" w:line="480"/>
-        <w:jc w:val="both"/>
+        <w:jc w:val="lowKashida"/>
       </w:pPr>
       <w:r>
         <w:rPr>
@@ -17222,7 +17222,7 @@
       <w:pPr>
         <w:bidi/>
         <w:spacing w:after="0" w:line="480"/>
-        <w:jc w:val="both"/>
+        <w:jc w:val="lowKashida"/>
       </w:pPr>
       <w:r>
         <w:rPr>
@@ -17251,7 +17251,7 @@
       <w:pPr>
         <w:bidi/>
         <w:spacing w:after="0" w:line="480"/>
-        <w:jc w:val="both"/>
+        <w:jc w:val="lowKashida"/>
       </w:pPr>
       <w:r>
         <w:rPr>
@@ -17280,7 +17280,7 @@
       <w:pPr>
         <w:bidi/>
         <w:spacing w:after="0" w:line="480"/>
-        <w:jc w:val="both"/>
+        <w:jc w:val="lowKashida"/>
       </w:pPr>
       <w:r>
         <w:rPr>
@@ -17308,7 +17308,7 @@
     <w:p>
       <w:pPr>
         <w:bidi/>
-        <w:spacing w:after="120" w:before="160" w:line="360"/>
+        <w:spacing w:after="60" w:before="120" w:line="360"/>
         <w:jc w:val="right"/>
       </w:pPr>
       <w:r>
@@ -17327,7 +17327,7 @@
       <w:pPr>
         <w:bidi/>
         <w:spacing w:after="0" w:line="480"/>
-        <w:jc w:val="both"/>
+        <w:jc w:val="lowKashida"/>
       </w:pPr>
       <w:r>
         <w:rPr>
@@ -17346,7 +17346,7 @@
         <w:pStyle w:val="Heading2"/>
         <w:pageBreakBefore/>
         <w:bidi/>
-        <w:spacing w:after="200" w:before="240" w:line="360"/>
+        <w:spacing w:after="120" w:before="160" w:line="360"/>
         <w:jc w:val="center"/>
       </w:pPr>
       <w:r>
@@ -17365,7 +17365,7 @@
     <w:p>
       <w:pPr>
         <w:bidi/>
-        <w:spacing w:after="200" w:line="360"/>
+        <w:spacing w:after="80" w:line="300"/>
         <w:jc w:val="center"/>
       </w:pPr>
       <w:r>
@@ -17383,7 +17383,7 @@
     <w:p>
       <w:pPr>
         <w:bidi/>
-        <w:spacing w:after="200" w:line="360"/>
+        <w:spacing w:after="80" w:line="300"/>
         <w:jc w:val="center"/>
       </w:pPr>
       <w:r>
@@ -17401,7 +17401,7 @@
     <w:p>
       <w:pPr>
         <w:bidi/>
-        <w:spacing w:after="200" w:line="360"/>
+        <w:spacing w:after="80" w:line="300"/>
         <w:jc w:val="center"/>
       </w:pPr>
       <w:r>
@@ -17419,7 +17419,7 @@
     <w:p>
       <w:pPr>
         <w:bidi/>
-        <w:spacing w:after="200" w:line="360"/>
+        <w:spacing w:after="80" w:line="300"/>
         <w:jc w:val="center"/>
       </w:pPr>
       <w:r>
@@ -17437,7 +17437,7 @@
     <w:p>
       <w:pPr>
         <w:bidi/>
-        <w:spacing w:after="200" w:line="360"/>
+        <w:spacing w:after="80" w:line="300"/>
         <w:jc w:val="center"/>
       </w:pPr>
       <w:r>
@@ -17457,7 +17457,7 @@
         <w:pStyle w:val="Heading3"/>
         <w:pageBreakBefore/>
         <w:bidi/>
-        <w:spacing w:after="160" w:before="200" w:line="360"/>
+        <w:spacing w:after="80" w:before="120" w:line="360"/>
         <w:jc w:val="right"/>
       </w:pPr>
       <w:r>
@@ -17476,7 +17476,7 @@
     <w:p>
       <w:pPr>
         <w:bidi/>
-        <w:spacing w:after="120" w:before="160" w:line="360"/>
+        <w:spacing w:after="60" w:before="120" w:line="360"/>
         <w:jc w:val="right"/>
       </w:pPr>
       <w:r>
@@ -17495,7 +17495,7 @@
       <w:pPr>
         <w:bidi/>
         <w:spacing w:after="0" w:line="480"/>
-        <w:jc w:val="both"/>
+        <w:jc w:val="lowKashida"/>
       </w:pPr>
       <w:r>
         <w:rPr>
@@ -17530,7 +17530,7 @@
       <w:pPr>
         <w:bidi/>
         <w:spacing w:after="0" w:line="480"/>
-        <w:jc w:val="both"/>
+        <w:jc w:val="lowKashida"/>
       </w:pPr>
       <w:r>
         <w:rPr>
@@ -17564,7 +17564,7 @@
     <w:p>
       <w:pPr>
         <w:bidi/>
-        <w:spacing w:after="120" w:before="160" w:line="360"/>
+        <w:spacing w:after="60" w:before="120" w:line="360"/>
         <w:jc w:val="right"/>
       </w:pPr>
       <w:r>
@@ -17583,7 +17583,7 @@
       <w:pPr>
         <w:bidi/>
         <w:spacing w:after="0" w:line="480"/>
-        <w:jc w:val="both"/>
+        <w:jc w:val="lowKashida"/>
       </w:pPr>
       <w:r>
         <w:rPr>
@@ -17618,7 +17618,7 @@
       <w:pPr>
         <w:bidi/>
         <w:spacing w:after="0" w:line="480"/>
-        <w:jc w:val="both"/>
+        <w:jc w:val="lowKashida"/>
       </w:pPr>
       <w:r>
         <w:rPr>
@@ -17652,7 +17652,7 @@
     <w:p>
       <w:pPr>
         <w:bidi/>
-        <w:spacing w:after="120" w:before="160" w:line="360"/>
+        <w:spacing w:after="60" w:before="120" w:line="360"/>
         <w:jc w:val="right"/>
       </w:pPr>
       <w:r>
@@ -17671,7 +17671,7 @@
       <w:pPr>
         <w:bidi/>
         <w:spacing w:after="0" w:line="480"/>
-        <w:jc w:val="both"/>
+        <w:jc w:val="lowKashida"/>
       </w:pPr>
       <w:r>
         <w:rPr>
@@ -17706,7 +17706,7 @@
       <w:pPr>
         <w:bidi/>
         <w:spacing w:after="0" w:line="480"/>
-        <w:jc w:val="both"/>
+        <w:jc w:val="lowKashida"/>
       </w:pPr>
       <w:r>
         <w:rPr>
@@ -17740,7 +17740,7 @@
     <w:p>
       <w:pPr>
         <w:bidi/>
-        <w:spacing w:after="120" w:before="160" w:line="360"/>
+        <w:spacing w:after="60" w:before="120" w:line="360"/>
         <w:jc w:val="right"/>
       </w:pPr>
       <w:r>
@@ -17759,7 +17759,7 @@
       <w:pPr>
         <w:bidi/>
         <w:spacing w:after="0" w:line="480"/>
-        <w:jc w:val="both"/>
+        <w:jc w:val="lowKashida"/>
       </w:pPr>
       <w:r>
         <w:rPr>
@@ -17793,7 +17793,7 @@
     <w:p>
       <w:pPr>
         <w:bidi/>
-        <w:spacing w:after="120" w:before="160" w:line="360"/>
+        <w:spacing w:after="60" w:before="120" w:line="360"/>
         <w:jc w:val="right"/>
       </w:pPr>
       <w:r>
@@ -17812,7 +17812,7 @@
       <w:pPr>
         <w:bidi/>
         <w:spacing w:after="0" w:line="480"/>
-        <w:jc w:val="both"/>
+        <w:jc w:val="lowKashida"/>
       </w:pPr>
       <w:r>
         <w:rPr>
@@ -17847,7 +17847,7 @@
       <w:pPr>
         <w:bidi/>
         <w:spacing w:after="0" w:line="480"/>
-        <w:jc w:val="both"/>
+        <w:jc w:val="lowKashida"/>
       </w:pPr>
       <w:r>
         <w:rPr>
@@ -17881,7 +17881,7 @@
     <w:p>
       <w:pPr>
         <w:bidi/>
-        <w:spacing w:after="120" w:before="160" w:line="360"/>
+        <w:spacing w:after="60" w:before="120" w:line="360"/>
         <w:jc w:val="right"/>
       </w:pPr>
       <w:r>
@@ -17900,7 +17900,7 @@
       <w:pPr>
         <w:bidi/>
         <w:spacing w:after="0" w:line="480"/>
-        <w:jc w:val="both"/>
+        <w:jc w:val="lowKashida"/>
       </w:pPr>
       <w:r>
         <w:rPr>
@@ -17934,7 +17934,7 @@
     <w:p>
       <w:pPr>
         <w:bidi/>
-        <w:spacing w:after="120" w:before="160" w:line="360"/>
+        <w:spacing w:after="60" w:before="120" w:line="360"/>
         <w:jc w:val="right"/>
       </w:pPr>
       <w:r>
@@ -17953,7 +17953,7 @@
       <w:pPr>
         <w:bidi/>
         <w:spacing w:after="0" w:line="480"/>
-        <w:jc w:val="both"/>
+        <w:jc w:val="lowKashida"/>
       </w:pPr>
       <w:r>
         <w:rPr>
@@ -17988,7 +17988,7 @@
       <w:pPr>
         <w:bidi/>
         <w:spacing w:after="0" w:line="480"/>
-        <w:jc w:val="both"/>
+        <w:jc w:val="lowKashida"/>
       </w:pPr>
       <w:r>
         <w:rPr>
@@ -18029,7 +18029,7 @@
       <w:pPr>
         <w:bidi/>
         <w:spacing w:after="0" w:line="480"/>
-        <w:jc w:val="both"/>
+        <w:jc w:val="lowKashida"/>
       </w:pPr>
       <w:r>
         <w:rPr>
@@ -18064,7 +18064,7 @@
       <w:pPr>
         <w:bidi/>
         <w:spacing w:after="0" w:line="480"/>
-        <w:jc w:val="both"/>
+        <w:jc w:val="lowKashida"/>
       </w:pPr>
       <w:r>
         <w:rPr>
@@ -18099,7 +18099,7 @@
       <w:pPr>
         <w:bidi/>
         <w:spacing w:after="0" w:line="480"/>
-        <w:jc w:val="both"/>
+        <w:jc w:val="lowKashida"/>
       </w:pPr>
       <w:r>
         <w:rPr>
@@ -18117,7 +18117,7 @@
       <w:pPr>
         <w:pStyle w:val="Heading3"/>
         <w:bidi/>
-        <w:spacing w:after="160" w:before="200" w:line="360"/>
+        <w:spacing w:after="80" w:before="120" w:line="360"/>
         <w:jc w:val="right"/>
       </w:pPr>
       <w:r>
@@ -18137,7 +18137,7 @@
       <w:pPr>
         <w:bidi/>
         <w:spacing w:after="0" w:line="480"/>
-        <w:jc w:val="both"/>
+        <w:jc w:val="lowKashida"/>
       </w:pPr>
       <w:r>
         <w:rPr>
@@ -18206,7 +18206,7 @@
       <w:pPr>
         <w:bidi/>
         <w:spacing w:after="0" w:line="480"/>
-        <w:jc w:val="both"/>
+        <w:jc w:val="lowKashida"/>
       </w:pPr>
       <w:r>
         <w:rPr>
@@ -18247,7 +18247,7 @@
       <w:pPr>
         <w:pStyle w:val="Heading3"/>
         <w:bidi/>
-        <w:spacing w:after="160" w:before="200" w:line="360"/>
+        <w:spacing w:after="80" w:before="120" w:line="360"/>
         <w:jc w:val="right"/>
       </w:pPr>
       <w:r>
@@ -18267,7 +18267,7 @@
       <w:pPr>
         <w:bidi/>
         <w:spacing w:after="0" w:line="480"/>
-        <w:jc w:val="both"/>
+        <w:jc w:val="lowKashida"/>
       </w:pPr>
       <w:r>
         <w:rPr>
@@ -18319,7 +18319,7 @@
       <w:pPr>
         <w:bidi/>
         <w:spacing w:after="0" w:line="480"/>
-        <w:jc w:val="both"/>
+        <w:jc w:val="lowKashida"/>
       </w:pPr>
       <w:r>
         <w:rPr>
@@ -18354,7 +18354,7 @@
       <w:pPr>
         <w:pStyle w:val="Heading3"/>
         <w:bidi/>
-        <w:spacing w:after="160" w:before="200" w:line="360"/>
+        <w:spacing w:after="80" w:before="120" w:line="360"/>
         <w:jc w:val="right"/>
       </w:pPr>
       <w:r>
@@ -18374,7 +18374,7 @@
       <w:pPr>
         <w:bidi/>
         <w:spacing w:after="0" w:line="480"/>
-        <w:jc w:val="both"/>
+        <w:jc w:val="lowKashida"/>
       </w:pPr>
       <w:r>
         <w:rPr>
@@ -18426,7 +18426,7 @@
       <w:pPr>
         <w:bidi/>
         <w:spacing w:after="0" w:line="480"/>
-        <w:jc w:val="both"/>
+        <w:jc w:val="lowKashida"/>
       </w:pPr>
       <w:r>
         <w:rPr>
@@ -18456,7 +18456,7 @@
         <w:pStyle w:val="Heading1"/>
         <w:pageBreakBefore/>
         <w:bidi/>
-        <w:spacing w:after="240" w:before="240" w:line="360"/>
+        <w:spacing w:after="160" w:before="120" w:line="360"/>
         <w:jc w:val="center"/>
       </w:pPr>
       <w:r>
@@ -18475,7 +18475,7 @@
     <w:p>
       <w:pPr>
         <w:bidi/>
-        <w:spacing w:after="200" w:line="360"/>
+        <w:spacing w:after="80" w:line="300"/>
         <w:jc w:val="center"/>
       </w:pPr>
       <w:r>
@@ -18493,7 +18493,7 @@
     <w:p>
       <w:pPr>
         <w:bidi/>
-        <w:spacing w:after="200" w:line="360"/>
+        <w:spacing w:after="80" w:line="300"/>
         <w:jc w:val="center"/>
       </w:pPr>
       <w:r>
@@ -18511,7 +18511,7 @@
     <w:p>
       <w:pPr>
         <w:bidi/>
-        <w:spacing w:after="200" w:line="360"/>
+        <w:spacing w:after="80" w:line="300"/>
         <w:jc w:val="center"/>
       </w:pPr>
       <w:r>
@@ -18531,7 +18531,7 @@
         <w:pStyle w:val="Heading2"/>
         <w:pageBreakBefore/>
         <w:bidi/>
-        <w:spacing w:after="200" w:before="240" w:line="360"/>
+        <w:spacing w:after="120" w:before="160" w:line="360"/>
         <w:jc w:val="center"/>
       </w:pPr>
       <w:r>
@@ -18550,7 +18550,7 @@
     <w:p>
       <w:pPr>
         <w:bidi/>
-        <w:spacing w:after="200" w:line="360"/>
+        <w:spacing w:after="80" w:line="300"/>
         <w:jc w:val="center"/>
       </w:pPr>
       <w:r>
@@ -18568,7 +18568,7 @@
     <w:p>
       <w:pPr>
         <w:bidi/>
-        <w:spacing w:after="200" w:line="360"/>
+        <w:spacing w:after="80" w:line="300"/>
         <w:jc w:val="center"/>
       </w:pPr>
       <w:r>
@@ -18586,7 +18586,7 @@
     <w:p>
       <w:pPr>
         <w:bidi/>
-        <w:spacing w:after="200" w:line="360"/>
+        <w:spacing w:after="80" w:line="300"/>
         <w:jc w:val="center"/>
       </w:pPr>
       <w:r>
@@ -18604,7 +18604,7 @@
     <w:p>
       <w:pPr>
         <w:bidi/>
-        <w:spacing w:after="200" w:line="360"/>
+        <w:spacing w:after="80" w:line="300"/>
         <w:jc w:val="center"/>
       </w:pPr>
       <w:r>
@@ -18622,7 +18622,7 @@
     <w:p>
       <w:pPr>
         <w:bidi/>
-        <w:spacing w:after="200" w:line="360"/>
+        <w:spacing w:after="80" w:line="300"/>
         <w:jc w:val="center"/>
       </w:pPr>
       <w:r>
@@ -18642,7 +18642,7 @@
         <w:pStyle w:val="Heading3"/>
         <w:pageBreakBefore/>
         <w:bidi/>
-        <w:spacing w:after="160" w:before="200" w:line="360"/>
+        <w:spacing w:after="80" w:before="120" w:line="360"/>
         <w:jc w:val="right"/>
       </w:pPr>
       <w:r>
@@ -18661,7 +18661,7 @@
     <w:p>
       <w:pPr>
         <w:bidi/>
-        <w:spacing w:after="120" w:before="160" w:line="360"/>
+        <w:spacing w:after="60" w:before="120" w:line="360"/>
         <w:jc w:val="right"/>
       </w:pPr>
       <w:r>
@@ -18680,7 +18680,7 @@
       <w:pPr>
         <w:bidi/>
         <w:spacing w:after="0" w:line="480"/>
-        <w:jc w:val="both"/>
+        <w:jc w:val="lowKashida"/>
       </w:pPr>
       <w:r>
         <w:rPr>
@@ -18714,7 +18714,7 @@
     <w:p>
       <w:pPr>
         <w:bidi/>
-        <w:spacing w:after="120" w:before="160" w:line="360"/>
+        <w:spacing w:after="60" w:before="120" w:line="360"/>
         <w:jc w:val="right"/>
       </w:pPr>
       <w:r>
@@ -18733,7 +18733,7 @@
       <w:pPr>
         <w:bidi/>
         <w:spacing w:after="0" w:line="480"/>
-        <w:jc w:val="both"/>
+        <w:jc w:val="lowKashida"/>
       </w:pPr>
       <w:r>
         <w:rPr>
@@ -18751,7 +18751,7 @@
       <w:pPr>
         <w:bidi/>
         <w:spacing w:after="0" w:line="480"/>
-        <w:jc w:val="both"/>
+        <w:jc w:val="lowKashida"/>
       </w:pPr>
       <w:r>
         <w:rPr>
@@ -18786,7 +18786,7 @@
       <w:pPr>
         <w:pStyle w:val="Heading3"/>
         <w:bidi/>
-        <w:spacing w:after="160" w:before="200" w:line="360"/>
+        <w:spacing w:after="80" w:before="120" w:line="360"/>
         <w:jc w:val="right"/>
       </w:pPr>
       <w:r>
@@ -18805,7 +18805,7 @@
     <w:p>
       <w:pPr>
         <w:bidi/>
-        <w:spacing w:after="120" w:before="160" w:line="360"/>
+        <w:spacing w:after="60" w:before="120" w:line="360"/>
         <w:jc w:val="right"/>
       </w:pPr>
       <w:r>
@@ -18824,7 +18824,7 @@
       <w:pPr>
         <w:bidi/>
         <w:spacing w:after="0" w:line="480"/>
-        <w:jc w:val="both"/>
+        <w:jc w:val="lowKashida"/>
       </w:pPr>
       <w:r>
         <w:rPr>
@@ -18858,7 +18858,7 @@
     <w:p>
       <w:pPr>
         <w:bidi/>
-        <w:spacing w:after="120" w:before="160" w:line="360"/>
+        <w:spacing w:after="60" w:before="120" w:line="360"/>
         <w:jc w:val="right"/>
       </w:pPr>
       <w:r>
@@ -18877,7 +18877,7 @@
       <w:pPr>
         <w:bidi/>
         <w:spacing w:after="0" w:line="480"/>
-        <w:jc w:val="both"/>
+        <w:jc w:val="lowKashida"/>
       </w:pPr>
       <w:r>
         <w:rPr>
@@ -18895,7 +18895,7 @@
       <w:pPr>
         <w:bidi/>
         <w:spacing w:after="0" w:line="480"/>
-        <w:jc w:val="both"/>
+        <w:jc w:val="lowKashida"/>
       </w:pPr>
       <w:r>
         <w:rPr>
@@ -18930,7 +18930,7 @@
       <w:pPr>
         <w:bidi/>
         <w:spacing w:after="0" w:line="480"/>
-        <w:jc w:val="both"/>
+        <w:jc w:val="lowKashida"/>
       </w:pPr>
       <w:r>
         <w:rPr>
@@ -18965,7 +18965,7 @@
       <w:pPr>
         <w:pStyle w:val="Heading3"/>
         <w:bidi/>
-        <w:spacing w:after="160" w:before="200" w:line="360"/>
+        <w:spacing w:after="80" w:before="120" w:line="360"/>
         <w:jc w:val="right"/>
       </w:pPr>
       <w:r>
@@ -18984,7 +18984,7 @@
     <w:p>
       <w:pPr>
         <w:bidi/>
-        <w:spacing w:after="120" w:before="160" w:line="360"/>
+        <w:spacing w:after="60" w:before="120" w:line="360"/>
         <w:jc w:val="right"/>
       </w:pPr>
       <w:r>
@@ -19003,7 +19003,7 @@
       <w:pPr>
         <w:bidi/>
         <w:spacing w:after="0" w:line="480"/>
-        <w:jc w:val="both"/>
+        <w:jc w:val="lowKashida"/>
       </w:pPr>
       <w:r>
         <w:rPr>
@@ -19043,7 +19043,7 @@
     <w:p>
       <w:pPr>
         <w:bidi/>
-        <w:spacing w:after="120" w:before="160" w:line="360"/>
+        <w:spacing w:after="60" w:before="120" w:line="360"/>
         <w:jc w:val="right"/>
       </w:pPr>
       <w:r>
@@ -19062,7 +19062,7 @@
       <w:pPr>
         <w:bidi/>
         <w:spacing w:after="0" w:line="480"/>
-        <w:jc w:val="both"/>
+        <w:jc w:val="lowKashida"/>
       </w:pPr>
       <w:r>
         <w:rPr>
@@ -19080,7 +19080,7 @@
       <w:pPr>
         <w:bidi/>
         <w:spacing w:after="0" w:line="480"/>
-        <w:jc w:val="both"/>
+        <w:jc w:val="lowKashida"/>
       </w:pPr>
       <w:r>
         <w:rPr>
@@ -19115,7 +19115,7 @@
       <w:pPr>
         <w:pStyle w:val="Heading3"/>
         <w:bidi/>
-        <w:spacing w:after="160" w:before="200" w:line="360"/>
+        <w:spacing w:after="80" w:before="120" w:line="360"/>
         <w:jc w:val="right"/>
       </w:pPr>
       <w:r>
@@ -19134,7 +19134,7 @@
     <w:p>
       <w:pPr>
         <w:bidi/>
-        <w:spacing w:after="120" w:before="160" w:line="360"/>
+        <w:spacing w:after="60" w:before="120" w:line="360"/>
         <w:jc w:val="right"/>
       </w:pPr>
       <w:r>
@@ -19153,7 +19153,7 @@
       <w:pPr>
         <w:bidi/>
         <w:spacing w:after="0" w:line="480"/>
-        <w:jc w:val="both"/>
+        <w:jc w:val="lowKashida"/>
       </w:pPr>
       <w:r>
         <w:rPr>
@@ -19187,7 +19187,7 @@
     <w:p>
       <w:pPr>
         <w:bidi/>
-        <w:spacing w:after="120" w:before="160" w:line="360"/>
+        <w:spacing w:after="60" w:before="120" w:line="360"/>
         <w:jc w:val="right"/>
       </w:pPr>
       <w:r>
@@ -19206,7 +19206,7 @@
       <w:pPr>
         <w:bidi/>
         <w:spacing w:after="0" w:line="480"/>
-        <w:jc w:val="both"/>
+        <w:jc w:val="lowKashida"/>
       </w:pPr>
       <w:r>
         <w:rPr>
@@ -19224,7 +19224,7 @@
       <w:pPr>
         <w:bidi/>
         <w:spacing w:after="0" w:line="480"/>
-        <w:jc w:val="both"/>
+        <w:jc w:val="lowKashida"/>
       </w:pPr>
       <w:r>
         <w:rPr>
@@ -19259,7 +19259,7 @@
       <w:pPr>
         <w:pStyle w:val="Heading3"/>
         <w:bidi/>
-        <w:spacing w:after="160" w:before="200" w:line="360"/>
+        <w:spacing w:after="80" w:before="120" w:line="360"/>
         <w:jc w:val="right"/>
       </w:pPr>
       <w:r>
@@ -19278,7 +19278,7 @@
     <w:p>
       <w:pPr>
         <w:bidi/>
-        <w:spacing w:after="120" w:before="160" w:line="360"/>
+        <w:spacing w:after="60" w:before="120" w:line="360"/>
         <w:jc w:val="right"/>
       </w:pPr>
       <w:r>
@@ -19297,7 +19297,7 @@
       <w:pPr>
         <w:bidi/>
         <w:spacing w:after="0" w:line="480"/>
-        <w:jc w:val="both"/>
+        <w:jc w:val="lowKashida"/>
       </w:pPr>
       <w:r>
         <w:rPr>
@@ -19331,7 +19331,7 @@
     <w:p>
       <w:pPr>
         <w:bidi/>
-        <w:spacing w:after="120" w:before="160" w:line="360"/>
+        <w:spacing w:after="60" w:before="120" w:line="360"/>
         <w:jc w:val="right"/>
       </w:pPr>
       <w:r>
@@ -19350,7 +19350,7 @@
       <w:pPr>
         <w:bidi/>
         <w:spacing w:after="0" w:line="480"/>
-        <w:jc w:val="both"/>
+        <w:jc w:val="lowKashida"/>
       </w:pPr>
       <w:r>
         <w:rPr>
@@ -19369,7 +19369,7 @@
         <w:pStyle w:val="Heading2"/>
         <w:pageBreakBefore/>
         <w:bidi/>
-        <w:spacing w:after="200" w:before="240" w:line="360"/>
+        <w:spacing w:after="120" w:before="160" w:line="360"/>
         <w:jc w:val="center"/>
       </w:pPr>
       <w:r>
@@ -19388,7 +19388,7 @@
     <w:p>
       <w:pPr>
         <w:bidi/>
-        <w:spacing w:after="200" w:line="360"/>
+        <w:spacing w:after="80" w:line="300"/>
         <w:jc w:val="center"/>
       </w:pPr>
       <w:r>
@@ -19406,7 +19406,7 @@
     <w:p>
       <w:pPr>
         <w:bidi/>
-        <w:spacing w:after="200" w:line="360"/>
+        <w:spacing w:after="80" w:line="300"/>
         <w:jc w:val="center"/>
       </w:pPr>
       <w:r>
@@ -19424,7 +19424,7 @@
     <w:p>
       <w:pPr>
         <w:bidi/>
-        <w:spacing w:after="200" w:line="360"/>
+        <w:spacing w:after="80" w:line="300"/>
         <w:jc w:val="center"/>
       </w:pPr>
       <w:r>
@@ -19442,7 +19442,7 @@
     <w:p>
       <w:pPr>
         <w:bidi/>
-        <w:spacing w:after="200" w:line="360"/>
+        <w:spacing w:after="80" w:line="300"/>
         <w:jc w:val="center"/>
       </w:pPr>
       <w:r>
@@ -19461,7 +19461,7 @@
       <w:pPr>
         <w:bidi/>
         <w:spacing w:after="0" w:line="480"/>
-        <w:jc w:val="both"/>
+        <w:jc w:val="lowKashida"/>
       </w:pPr>
       <w:r>
         <w:rPr>
@@ -19480,7 +19480,7 @@
         <w:pStyle w:val="Heading3"/>
         <w:pageBreakBefore/>
         <w:bidi/>
-        <w:spacing w:after="160" w:before="200" w:line="360"/>
+        <w:spacing w:after="80" w:before="120" w:line="360"/>
         <w:jc w:val="right"/>
       </w:pPr>
       <w:r>
@@ -19499,7 +19499,7 @@
     <w:p>
       <w:pPr>
         <w:bidi/>
-        <w:spacing w:after="120" w:before="160" w:line="360"/>
+        <w:spacing w:after="60" w:before="120" w:line="360"/>
         <w:jc w:val="right"/>
       </w:pPr>
       <w:r>
@@ -19518,7 +19518,7 @@
       <w:pPr>
         <w:bidi/>
         <w:spacing w:after="0" w:line="480"/>
-        <w:jc w:val="both"/>
+        <w:jc w:val="lowKashida"/>
       </w:pPr>
       <w:r>
         <w:rPr>
@@ -19552,7 +19552,7 @@
     <w:p>
       <w:pPr>
         <w:bidi/>
-        <w:spacing w:after="120" w:before="160" w:line="360"/>
+        <w:spacing w:after="60" w:before="120" w:line="360"/>
         <w:jc w:val="right"/>
       </w:pPr>
       <w:r>
@@ -19571,7 +19571,7 @@
       <w:pPr>
         <w:bidi/>
         <w:spacing w:after="0" w:line="480"/>
-        <w:jc w:val="both"/>
+        <w:jc w:val="lowKashida"/>
       </w:pPr>
       <w:r>
         <w:rPr>
@@ -19589,7 +19589,7 @@
       <w:pPr>
         <w:bidi/>
         <w:spacing w:after="0" w:line="480"/>
-        <w:jc w:val="both"/>
+        <w:jc w:val="lowKashida"/>
       </w:pPr>
       <w:r>
         <w:rPr>
@@ -19607,7 +19607,7 @@
       <w:pPr>
         <w:bidi/>
         <w:spacing w:after="0" w:line="480"/>
-        <w:jc w:val="both"/>
+        <w:jc w:val="lowKashida"/>
       </w:pPr>
       <w:r>
         <w:rPr>
@@ -19642,7 +19642,7 @@
       <w:pPr>
         <w:pStyle w:val="Heading3"/>
         <w:bidi/>
-        <w:spacing w:after="160" w:before="200" w:line="360"/>
+        <w:spacing w:after="80" w:before="120" w:line="360"/>
         <w:jc w:val="right"/>
       </w:pPr>
       <w:r>
@@ -19661,7 +19661,7 @@
     <w:p>
       <w:pPr>
         <w:bidi/>
-        <w:spacing w:after="120" w:before="160" w:line="360"/>
+        <w:spacing w:after="60" w:before="120" w:line="360"/>
         <w:jc w:val="right"/>
       </w:pPr>
       <w:r>
@@ -19680,7 +19680,7 @@
       <w:pPr>
         <w:bidi/>
         <w:spacing w:after="0" w:line="480"/>
-        <w:jc w:val="both"/>
+        <w:jc w:val="lowKashida"/>
       </w:pPr>
       <w:r>
         <w:rPr>
@@ -19714,7 +19714,7 @@
     <w:p>
       <w:pPr>
         <w:bidi/>
-        <w:spacing w:after="120" w:before="160" w:line="360"/>
+        <w:spacing w:after="60" w:before="120" w:line="360"/>
         <w:jc w:val="right"/>
       </w:pPr>
       <w:r>
@@ -19733,7 +19733,7 @@
       <w:pPr>
         <w:bidi/>
         <w:spacing w:after="0" w:line="480"/>
-        <w:jc w:val="both"/>
+        <w:jc w:val="lowKashida"/>
       </w:pPr>
       <w:r>
         <w:rPr>
@@ -19751,7 +19751,7 @@
       <w:pPr>
         <w:bidi/>
         <w:spacing w:after="0" w:line="480"/>
-        <w:jc w:val="both"/>
+        <w:jc w:val="lowKashida"/>
       </w:pPr>
       <w:r>
         <w:rPr>
@@ -19769,7 +19769,7 @@
       <w:pPr>
         <w:bidi/>
         <w:spacing w:after="0" w:line="480"/>
-        <w:jc w:val="both"/>
+        <w:jc w:val="lowKashida"/>
       </w:pPr>
       <w:r>
         <w:rPr>
@@ -19804,7 +19804,7 @@
       <w:pPr>
         <w:pStyle w:val="Heading3"/>
         <w:bidi/>
-        <w:spacing w:after="160" w:before="200" w:line="360"/>
+        <w:spacing w:after="80" w:before="120" w:line="360"/>
         <w:jc w:val="right"/>
       </w:pPr>
       <w:r>
@@ -19823,7 +19823,7 @@
     <w:p>
       <w:pPr>
         <w:bidi/>
-        <w:spacing w:after="120" w:before="160" w:line="360"/>
+        <w:spacing w:after="60" w:before="120" w:line="360"/>
         <w:jc w:val="right"/>
       </w:pPr>
       <w:r>
@@ -19842,7 +19842,7 @@
       <w:pPr>
         <w:bidi/>
         <w:spacing w:after="0" w:line="480"/>
-        <w:jc w:val="both"/>
+        <w:jc w:val="lowKashida"/>
       </w:pPr>
       <w:r>
         <w:rPr>
@@ -19876,7 +19876,7 @@
     <w:p>
       <w:pPr>
         <w:bidi/>
-        <w:spacing w:after="120" w:before="160" w:line="360"/>
+        <w:spacing w:after="60" w:before="120" w:line="360"/>
         <w:jc w:val="right"/>
       </w:pPr>
       <w:r>
@@ -19895,7 +19895,7 @@
       <w:pPr>
         <w:bidi/>
         <w:spacing w:after="0" w:line="480"/>
-        <w:jc w:val="both"/>
+        <w:jc w:val="lowKashida"/>
       </w:pPr>
       <w:r>
         <w:rPr>
@@ -19913,7 +19913,7 @@
       <w:pPr>
         <w:bidi/>
         <w:spacing w:after="0" w:line="480"/>
-        <w:jc w:val="both"/>
+        <w:jc w:val="lowKashida"/>
       </w:pPr>
       <w:r>
         <w:rPr>
@@ -19948,7 +19948,7 @@
       <w:pPr>
         <w:bidi/>
         <w:spacing w:after="0" w:line="480"/>
-        <w:jc w:val="both"/>
+        <w:jc w:val="lowKashida"/>
       </w:pPr>
       <w:r>
         <w:rPr>
@@ -19977,7 +19977,7 @@
       <w:pPr>
         <w:bidi/>
         <w:spacing w:after="0" w:line="480"/>
-        <w:jc w:val="both"/>
+        <w:jc w:val="lowKashida"/>
       </w:pPr>
       <w:r>
         <w:rPr>
@@ -19996,7 +19996,7 @@
         <w:pStyle w:val="Heading1"/>
         <w:pageBreakBefore/>
         <w:bidi/>
-        <w:spacing w:after="240" w:before="240" w:line="360"/>
+        <w:spacing w:after="160" w:before="120" w:line="360"/>
         <w:jc w:val="center"/>
       </w:pPr>
       <w:r>
@@ -20016,7 +20016,7 @@
       <w:pPr>
         <w:bidi/>
         <w:spacing w:after="0" w:line="480"/>
-        <w:jc w:val="both"/>
+        <w:jc w:val="lowKashida"/>
       </w:pPr>
       <w:r>
         <w:rPr>
@@ -20034,7 +20034,7 @@
       <w:pPr>
         <w:bidi/>
         <w:spacing w:after="0" w:line="480"/>
-        <w:jc w:val="both"/>
+        <w:jc w:val="lowKashida"/>
       </w:pPr>
       <w:r>
         <w:rPr>
@@ -20052,7 +20052,7 @@
       <w:pPr>
         <w:bidi/>
         <w:spacing w:after="0" w:line="480"/>
-        <w:jc w:val="both"/>
+        <w:jc w:val="lowKashida"/>
       </w:pPr>
       <w:r>
         <w:rPr>
@@ -20070,7 +20070,7 @@
       <w:pPr>
         <w:bidi/>
         <w:spacing w:after="0" w:line="480"/>
-        <w:jc w:val="both"/>
+        <w:jc w:val="lowKashida"/>
       </w:pPr>
       <w:r>
         <w:rPr>
@@ -20089,7 +20089,7 @@
         <w:pStyle w:val="Heading1"/>
         <w:pageBreakBefore/>
         <w:bidi/>
-        <w:spacing w:after="240" w:before="240" w:line="360"/>
+        <w:spacing w:after="160" w:before="120" w:line="360"/>
         <w:jc w:val="center"/>
       </w:pPr>
       <w:r>
@@ -20109,7 +20109,7 @@
       <w:pPr>
         <w:bidi/>
         <w:spacing w:after="0" w:line="480"/>
-        <w:jc w:val="both"/>
+        <w:jc w:val="lowKashida"/>
       </w:pPr>
       <w:r>
         <w:rPr>
@@ -20138,7 +20138,7 @@
       <w:pPr>
         <w:bidi/>
         <w:spacing w:after="0" w:line="480"/>
-        <w:jc w:val="both"/>
+        <w:jc w:val="lowKashida"/>
       </w:pPr>
       <w:r>
         <w:rPr>
@@ -20167,7 +20167,7 @@
       <w:pPr>
         <w:bidi/>
         <w:spacing w:after="0" w:line="480"/>
-        <w:jc w:val="both"/>
+        <w:jc w:val="lowKashida"/>
       </w:pPr>
       <w:r>
         <w:rPr>
@@ -20196,7 +20196,7 @@
       <w:pPr>
         <w:bidi/>
         <w:spacing w:after="0" w:line="480"/>
-        <w:jc w:val="both"/>
+        <w:jc w:val="lowKashida"/>
       </w:pPr>
       <w:r>
         <w:rPr>
@@ -20225,7 +20225,7 @@
       <w:pPr>
         <w:bidi/>
         <w:spacing w:after="0" w:line="480"/>
-        <w:jc w:val="both"/>
+        <w:jc w:val="lowKashida"/>
       </w:pPr>
       <w:r>
         <w:rPr>
@@ -20254,7 +20254,7 @@
       <w:pPr>
         <w:bidi/>
         <w:spacing w:after="0" w:line="480"/>
-        <w:jc w:val="both"/>
+        <w:jc w:val="lowKashida"/>
       </w:pPr>
       <w:r>
         <w:rPr>
@@ -20283,7 +20283,7 @@
       <w:pPr>
         <w:bidi/>
         <w:spacing w:after="0" w:line="480"/>
-        <w:jc w:val="both"/>
+        <w:jc w:val="lowKashida"/>
       </w:pPr>
       <w:r>
         <w:rPr>
@@ -20312,7 +20312,7 @@
       <w:pPr>
         <w:bidi/>
         <w:spacing w:after="0" w:line="480"/>
-        <w:jc w:val="both"/>
+        <w:jc w:val="lowKashida"/>
       </w:pPr>
       <w:r>
         <w:rPr>
@@ -20341,7 +20341,7 @@
       <w:pPr>
         <w:bidi/>
         <w:spacing w:after="0" w:line="480"/>
-        <w:jc w:val="both"/>
+        <w:jc w:val="lowKashida"/>
       </w:pPr>
       <w:r>
         <w:rPr>
@@ -20370,7 +20370,7 @@
       <w:pPr>
         <w:bidi/>
         <w:spacing w:after="0" w:line="480"/>
-        <w:jc w:val="both"/>
+        <w:jc w:val="lowKashida"/>
       </w:pPr>
       <w:r>
         <w:rPr>
@@ -20399,7 +20399,7 @@
       <w:pPr>
         <w:bidi/>
         <w:spacing w:after="0" w:line="480"/>
-        <w:jc w:val="both"/>
+        <w:jc w:val="lowKashida"/>
       </w:pPr>
       <w:r>
         <w:rPr>
@@ -20428,7 +20428,7 @@
       <w:pPr>
         <w:bidi/>
         <w:spacing w:after="0" w:line="480"/>
-        <w:jc w:val="both"/>
+        <w:jc w:val="lowKashida"/>
       </w:pPr>
       <w:r>
         <w:rPr>
@@ -20457,7 +20457,7 @@
       <w:pPr>
         <w:bidi/>
         <w:spacing w:after="0" w:line="480"/>
-        <w:jc w:val="both"/>
+        <w:jc w:val="lowKashida"/>
       </w:pPr>
       <w:r>
         <w:rPr>
@@ -20486,7 +20486,7 @@
       <w:pPr>
         <w:bidi/>
         <w:spacing w:after="0" w:line="480"/>
-        <w:jc w:val="both"/>
+        <w:jc w:val="lowKashida"/>
       </w:pPr>
       <w:r>
         <w:rPr>
@@ -20515,7 +20515,7 @@
       <w:pPr>
         <w:bidi/>
         <w:spacing w:after="0" w:line="480"/>
-        <w:jc w:val="both"/>
+        <w:jc w:val="lowKashida"/>
       </w:pPr>
       <w:r>
         <w:rPr>
@@ -20534,7 +20534,7 @@
         <w:pStyle w:val="Heading1"/>
         <w:pageBreakBefore/>
         <w:bidi/>
-        <w:spacing w:after="240" w:before="240" w:line="360"/>
+        <w:spacing w:after="160" w:before="120" w:line="360"/>
         <w:jc w:val="center"/>
       </w:pPr>
       <w:r>
@@ -20554,7 +20554,7 @@
       <w:pPr>
         <w:bidi/>
         <w:spacing w:after="0" w:line="480"/>
-        <w:jc w:val="both"/>
+        <w:jc w:val="lowKashida"/>
       </w:pPr>
       <w:r>
         <w:rPr>
@@ -20583,7 +20583,7 @@
       <w:pPr>
         <w:bidi/>
         <w:spacing w:after="0" w:line="480"/>
-        <w:jc w:val="both"/>
+        <w:jc w:val="lowKashida"/>
       </w:pPr>
       <w:r>
         <w:rPr>
@@ -20612,7 +20612,7 @@
       <w:pPr>
         <w:bidi/>
         <w:spacing w:after="0" w:line="480"/>
-        <w:jc w:val="both"/>
+        <w:jc w:val="lowKashida"/>
       </w:pPr>
       <w:r>
         <w:rPr>
@@ -20641,7 +20641,7 @@
       <w:pPr>
         <w:bidi/>
         <w:spacing w:after="0" w:line="480"/>
-        <w:jc w:val="both"/>
+        <w:jc w:val="lowKashida"/>
       </w:pPr>
       <w:r>
         <w:rPr>
@@ -20670,7 +20670,7 @@
       <w:pPr>
         <w:bidi/>
         <w:spacing w:after="0" w:line="480"/>
-        <w:jc w:val="both"/>
+        <w:jc w:val="lowKashida"/>
       </w:pPr>
       <w:r>
         <w:rPr>
@@ -20699,7 +20699,7 @@
       <w:pPr>
         <w:bidi/>
         <w:spacing w:after="0" w:line="480"/>
-        <w:jc w:val="both"/>
+        <w:jc w:val="lowKashida"/>
       </w:pPr>
       <w:r>
         <w:rPr>
@@ -20728,7 +20728,7 @@
       <w:pPr>
         <w:bidi/>
         <w:spacing w:after="0" w:line="480"/>
-        <w:jc w:val="both"/>
+        <w:jc w:val="lowKashida"/>
       </w:pPr>
       <w:r>
         <w:rPr>
@@ -20757,7 +20757,7 @@
       <w:pPr>
         <w:bidi/>
         <w:spacing w:after="0" w:line="480"/>
-        <w:jc w:val="both"/>
+        <w:jc w:val="lowKashida"/>
       </w:pPr>
       <w:r>
         <w:rPr>
@@ -20786,7 +20786,7 @@
       <w:pPr>
         <w:bidi/>
         <w:spacing w:after="0" w:line="480"/>
-        <w:jc w:val="both"/>
+        <w:jc w:val="lowKashida"/>
       </w:pPr>
       <w:r>
         <w:rPr>
@@ -20804,7 +20804,7 @@
       <w:pPr>
         <w:bidi/>
         <w:spacing w:after="0" w:line="480"/>
-        <w:jc w:val="both"/>
+        <w:jc w:val="lowKashida"/>
       </w:pPr>
       <w:r>
         <w:rPr>
@@ -20823,7 +20823,7 @@
         <w:pStyle w:val="Heading1"/>
         <w:pageBreakBefore/>
         <w:bidi/>
-        <w:spacing w:after="240" w:before="240" w:line="360"/>
+        <w:spacing w:after="160" w:before="120" w:line="360"/>
         <w:jc w:val="center"/>
       </w:pPr>
       <w:r>
@@ -20843,7 +20843,7 @@
       <w:pPr>
         <w:bidi/>
         <w:spacing w:after="0" w:line="480"/>
-        <w:jc w:val="both"/>
+        <w:jc w:val="lowKashida"/>
       </w:pPr>
       <w:r>
         <w:rPr>
@@ -20861,7 +20861,7 @@
       <w:pPr>
         <w:bidi/>
         <w:spacing w:after="0" w:line="480"/>
-        <w:jc w:val="both"/>
+        <w:jc w:val="lowKashida"/>
       </w:pPr>
       <w:r>
         <w:rPr>
@@ -20879,7 +20879,7 @@
       <w:pPr>
         <w:bidi/>
         <w:spacing w:after="0" w:line="480"/>
-        <w:jc w:val="both"/>
+        <w:jc w:val="lowKashida"/>
       </w:pPr>
       <w:r>
         <w:rPr>
@@ -20908,7 +20908,7 @@
       <w:pPr>
         <w:bidi/>
         <w:spacing w:after="0" w:line="480"/>
-        <w:jc w:val="both"/>
+        <w:jc w:val="lowKashida"/>
       </w:pPr>
       <w:r>
         <w:rPr>
@@ -20937,7 +20937,7 @@
       <w:pPr>
         <w:bidi/>
         <w:spacing w:after="0" w:line="480"/>
-        <w:jc w:val="both"/>
+        <w:jc w:val="lowKashida"/>
       </w:pPr>
       <w:r>
         <w:rPr>
@@ -20966,7 +20966,7 @@
       <w:pPr>
         <w:bidi/>
         <w:spacing w:after="0" w:line="480"/>
-        <w:jc w:val="both"/>
+        <w:jc w:val="lowKashida"/>
       </w:pPr>
       <w:r>
         <w:rPr>
@@ -20995,7 +20995,7 @@
       <w:pPr>
         <w:bidi/>
         <w:spacing w:after="0" w:line="480"/>
-        <w:jc w:val="both"/>
+        <w:jc w:val="lowKashida"/>
       </w:pPr>
       <w:r>
         <w:rPr>
@@ -21024,7 +21024,7 @@
       <w:pPr>
         <w:bidi/>
         <w:spacing w:after="0" w:line="480"/>
-        <w:jc w:val="both"/>
+        <w:jc w:val="lowKashida"/>
       </w:pPr>
       <w:r>
         <w:rPr>
@@ -21053,7 +21053,7 @@
       <w:pPr>
         <w:bidi/>
         <w:spacing w:after="0" w:line="480"/>
-        <w:jc w:val="both"/>
+        <w:jc w:val="lowKashida"/>
       </w:pPr>
       <w:r>
         <w:rPr>
@@ -21082,7 +21082,7 @@
       <w:pPr>
         <w:bidi/>
         <w:spacing w:after="0" w:line="480"/>
-        <w:jc w:val="both"/>
+        <w:jc w:val="lowKashida"/>
       </w:pPr>
       <w:r>
         <w:rPr>
@@ -21101,7 +21101,7 @@
         <w:pStyle w:val="Heading1"/>
         <w:pageBreakBefore/>
         <w:bidi/>
-        <w:spacing w:after="240" w:before="240" w:line="360"/>
+        <w:spacing w:after="160" w:before="120" w:line="360"/>
         <w:jc w:val="center"/>
       </w:pPr>
       <w:r>
@@ -21120,7 +21120,7 @@
     <w:p>
       <w:pPr>
         <w:bidi/>
-        <w:spacing w:after="200" w:line="360"/>
+        <w:spacing w:after="80" w:line="300"/>
         <w:jc w:val="center"/>
       </w:pPr>
       <w:r>
@@ -21138,7 +21138,7 @@
     <w:p>
       <w:pPr>
         <w:bidi/>
-        <w:spacing w:after="200" w:line="360"/>
+        <w:spacing w:after="80" w:line="300"/>
         <w:jc w:val="center"/>
       </w:pPr>
       <w:r>
@@ -21156,7 +21156,7 @@
     <w:p>
       <w:pPr>
         <w:bidi/>
-        <w:spacing w:after="200" w:line="360"/>
+        <w:spacing w:after="80" w:line="300"/>
         <w:jc w:val="center"/>
       </w:pPr>
       <w:r>
@@ -21174,7 +21174,7 @@
     <w:p>
       <w:pPr>
         <w:bidi/>
-        <w:spacing w:after="200" w:line="360"/>
+        <w:spacing w:after="80" w:line="300"/>
         <w:jc w:val="center"/>
       </w:pPr>
       <w:r>
@@ -21192,7 +21192,7 @@
     <w:p>
       <w:pPr>
         <w:bidi/>
-        <w:spacing w:after="200" w:line="360"/>
+        <w:spacing w:after="80" w:line="300"/>
         <w:jc w:val="center"/>
       </w:pPr>
       <w:r>
@@ -21212,7 +21212,7 @@
         <w:pStyle w:val="Heading2"/>
         <w:pageBreakBefore/>
         <w:bidi/>
-        <w:spacing w:after="200" w:before="240" w:line="360"/>
+        <w:spacing w:after="120" w:before="160" w:line="360"/>
         <w:jc w:val="center"/>
       </w:pPr>
       <w:r>
@@ -21232,7 +21232,7 @@
       <w:pPr>
         <w:bidi/>
         <w:spacing w:after="0" w:line="480"/>
-        <w:jc w:val="both"/>
+        <w:jc w:val="lowKashida"/>
       </w:pPr>
       <w:r>
         <w:rPr>
@@ -21272,7 +21272,7 @@
       <w:pPr>
         <w:bidi/>
         <w:spacing w:after="0" w:line="480"/>
-        <w:jc w:val="both"/>
+        <w:jc w:val="lowKashida"/>
       </w:pPr>
       <w:r>
         <w:rPr>
@@ -21312,7 +21312,7 @@
       <w:pPr>
         <w:bidi/>
         <w:spacing w:after="0" w:line="480"/>
-        <w:jc w:val="both"/>
+        <w:jc w:val="lowKashida"/>
       </w:pPr>
       <w:r>
         <w:rPr>
@@ -21352,7 +21352,7 @@
       <w:pPr>
         <w:bidi/>
         <w:spacing w:after="0" w:line="480"/>
-        <w:jc w:val="both"/>
+        <w:jc w:val="lowKashida"/>
       </w:pPr>
       <w:r>
         <w:rPr>
@@ -21392,7 +21392,7 @@
       <w:pPr>
         <w:bidi/>
         <w:spacing w:after="0" w:line="480"/>
-        <w:jc w:val="both"/>
+        <w:jc w:val="lowKashida"/>
       </w:pPr>
       <w:r>
         <w:rPr>
@@ -21432,7 +21432,7 @@
       <w:pPr>
         <w:bidi/>
         <w:spacing w:after="0" w:line="480"/>
-        <w:jc w:val="both"/>
+        <w:jc w:val="lowKashida"/>
       </w:pPr>
       <w:r>
         <w:rPr>
@@ -21472,7 +21472,7 @@
       <w:pPr>
         <w:bidi/>
         <w:spacing w:after="0" w:line="480"/>
-        <w:jc w:val="both"/>
+        <w:jc w:val="lowKashida"/>
       </w:pPr>
       <w:r>
         <w:rPr>
@@ -21512,7 +21512,7 @@
       <w:pPr>
         <w:bidi/>
         <w:spacing w:after="0" w:line="480"/>
-        <w:jc w:val="both"/>
+        <w:jc w:val="lowKashida"/>
       </w:pPr>
       <w:r>
         <w:rPr>
@@ -21552,7 +21552,7 @@
       <w:pPr>
         <w:bidi/>
         <w:spacing w:after="0" w:line="480"/>
-        <w:jc w:val="both"/>
+        <w:jc w:val="lowKashida"/>
       </w:pPr>
       <w:r>
         <w:rPr>
@@ -21592,7 +21592,7 @@
       <w:pPr>
         <w:bidi/>
         <w:spacing w:after="0" w:line="480"/>
-        <w:jc w:val="both"/>
+        <w:jc w:val="lowKashida"/>
       </w:pPr>
       <w:r>
         <w:rPr>
@@ -21632,7 +21632,7 @@
       <w:pPr>
         <w:bidi/>
         <w:spacing w:after="0" w:line="480"/>
-        <w:jc w:val="both"/>
+        <w:jc w:val="lowKashida"/>
       </w:pPr>
       <w:r>
         <w:rPr>
@@ -21672,7 +21672,7 @@
       <w:pPr>
         <w:bidi/>
         <w:spacing w:after="0" w:line="480"/>
-        <w:jc w:val="both"/>
+        <w:jc w:val="lowKashida"/>
       </w:pPr>
       <w:r>
         <w:rPr>
@@ -21713,7 +21713,7 @@
         <w:pStyle w:val="Heading2"/>
         <w:pageBreakBefore/>
         <w:bidi/>
-        <w:spacing w:after="200" w:before="240" w:line="360"/>
+        <w:spacing w:after="120" w:before="160" w:line="360"/>
         <w:jc w:val="center"/>
       </w:pPr>
       <w:r>
@@ -21733,7 +21733,7 @@
       <w:pPr>
         <w:bidi/>
         <w:spacing w:after="0" w:line="480"/>
-        <w:jc w:val="both"/>
+        <w:jc w:val="lowKashida"/>
       </w:pPr>
       <w:r>
         <w:rPr>
@@ -21762,7 +21762,7 @@
       <w:pPr>
         <w:bidi/>
         <w:spacing w:after="0" w:line="480"/>
-        <w:jc w:val="both"/>
+        <w:jc w:val="lowKashida"/>
       </w:pPr>
       <w:r>
         <w:rPr>
@@ -21791,7 +21791,7 @@
       <w:pPr>
         <w:bidi/>
         <w:spacing w:after="0" w:line="480"/>
-        <w:jc w:val="both"/>
+        <w:jc w:val="lowKashida"/>
       </w:pPr>
       <w:r>
         <w:rPr>
@@ -21820,7 +21820,7 @@
       <w:pPr>
         <w:bidi/>
         <w:spacing w:after="0" w:line="480"/>
-        <w:jc w:val="both"/>
+        <w:jc w:val="lowKashida"/>
       </w:pPr>
       <w:r>
         <w:rPr>
@@ -21849,7 +21849,7 @@
       <w:pPr>
         <w:bidi/>
         <w:spacing w:after="0" w:line="480"/>
-        <w:jc w:val="both"/>
+        <w:jc w:val="lowKashida"/>
       </w:pPr>
       <w:r>
         <w:rPr>
@@ -21879,7 +21879,7 @@
         <w:pStyle w:val="Heading2"/>
         <w:pageBreakBefore/>
         <w:bidi/>
-        <w:spacing w:after="200" w:before="240" w:line="360"/>
+        <w:spacing w:after="120" w:before="160" w:line="360"/>
         <w:jc w:val="center"/>
       </w:pPr>
       <w:r>
@@ -21899,7 +21899,7 @@
       <w:pPr>
         <w:bidi/>
         <w:spacing w:after="0" w:line="480"/>
-        <w:jc w:val="both"/>
+        <w:jc w:val="lowKashida"/>
       </w:pPr>
       <w:r>
         <w:rPr>
@@ -21928,7 +21928,7 @@
       <w:pPr>
         <w:bidi/>
         <w:spacing w:after="0" w:line="480"/>
-        <w:jc w:val="both"/>
+        <w:jc w:val="lowKashida"/>
       </w:pPr>
       <w:r>
         <w:rPr>
@@ -21957,7 +21957,7 @@
       <w:pPr>
         <w:bidi/>
         <w:spacing w:after="0" w:line="480"/>
-        <w:jc w:val="both"/>
+        <w:jc w:val="lowKashida"/>
       </w:pPr>
       <w:r>
         <w:rPr>
@@ -21986,7 +21986,7 @@
       <w:pPr>
         <w:bidi/>
         <w:spacing w:after="0" w:line="480"/>
-        <w:jc w:val="both"/>
+        <w:jc w:val="lowKashida"/>
       </w:pPr>
       <w:r>
         <w:rPr>
@@ -22016,7 +22016,7 @@
         <w:pStyle w:val="Heading2"/>
         <w:pageBreakBefore/>
         <w:bidi/>
-        <w:spacing w:after="200" w:before="240" w:line="360"/>
+        <w:spacing w:after="120" w:before="160" w:line="360"/>
         <w:jc w:val="center"/>
       </w:pPr>
       <w:r>
@@ -22036,7 +22036,7 @@
       <w:pPr>
         <w:pStyle w:val="Heading3"/>
         <w:bidi/>
-        <w:spacing w:after="160" w:before="200" w:line="360"/>
+        <w:spacing w:after="80" w:before="120" w:line="360"/>
         <w:jc w:val="right"/>
       </w:pPr>
       <w:r>
@@ -22056,7 +22056,7 @@
       <w:pPr>
         <w:pStyle w:val="Heading3"/>
         <w:bidi/>
-        <w:spacing w:after="160" w:before="200" w:line="360"/>
+        <w:spacing w:after="80" w:before="120" w:line="360"/>
         <w:jc w:val="right"/>
       </w:pPr>
       <w:r>
@@ -22076,7 +22076,7 @@
       <w:pPr>
         <w:bidi/>
         <w:spacing w:after="0" w:line="480"/>
-        <w:jc w:val="both"/>
+        <w:jc w:val="lowKashida"/>
       </w:pPr>
       <w:r>
         <w:rPr>
@@ -22105,7 +22105,7 @@
       <w:pPr>
         <w:bidi/>
         <w:spacing w:after="0" w:line="480"/>
-        <w:jc w:val="both"/>
+        <w:jc w:val="lowKashida"/>
       </w:pPr>
       <w:r>
         <w:rPr>
@@ -22134,7 +22134,7 @@
       <w:pPr>
         <w:bidi/>
         <w:spacing w:after="0" w:line="480"/>
-        <w:jc w:val="both"/>
+        <w:jc w:val="lowKashida"/>
       </w:pPr>
       <w:r>
         <w:rPr>
@@ -22163,7 +22163,7 @@
       <w:pPr>
         <w:bidi/>
         <w:spacing w:after="0" w:line="480"/>
-        <w:jc w:val="both"/>
+        <w:jc w:val="lowKashida"/>
       </w:pPr>
       <w:r>
         <w:rPr>
@@ -22192,7 +22192,7 @@
       <w:pPr>
         <w:bidi/>
         <w:spacing w:after="0" w:line="480"/>
-        <w:jc w:val="both"/>
+        <w:jc w:val="lowKashida"/>
       </w:pPr>
       <w:r>
         <w:rPr>
@@ -22221,7 +22221,7 @@
       <w:pPr>
         <w:pStyle w:val="Heading3"/>
         <w:bidi/>
-        <w:spacing w:after="160" w:before="200" w:line="360"/>
+        <w:spacing w:after="80" w:before="120" w:line="360"/>
         <w:jc w:val="right"/>
       </w:pPr>
       <w:r>
@@ -22241,7 +22241,7 @@
       <w:pPr>
         <w:bidi/>
         <w:spacing w:after="0" w:line="480"/>
-        <w:jc w:val="both"/>
+        <w:jc w:val="lowKashida"/>
       </w:pPr>
       <w:r>
         <w:rPr>
@@ -22270,7 +22270,7 @@
       <w:pPr>
         <w:bidi/>
         <w:spacing w:after="0" w:line="480"/>
-        <w:jc w:val="both"/>
+        <w:jc w:val="lowKashida"/>
       </w:pPr>
       <w:r>
         <w:rPr>
@@ -22299,7 +22299,7 @@
       <w:pPr>
         <w:bidi/>
         <w:spacing w:after="0" w:line="480"/>
-        <w:jc w:val="both"/>
+        <w:jc w:val="lowKashida"/>
       </w:pPr>
       <w:r>
         <w:rPr>
@@ -22328,7 +22328,7 @@
       <w:pPr>
         <w:bidi/>
         <w:spacing w:after="0" w:line="480"/>
-        <w:jc w:val="both"/>
+        <w:jc w:val="lowKashida"/>
       </w:pPr>
       <w:r>
         <w:rPr>
@@ -22357,7 +22357,7 @@
       <w:pPr>
         <w:pStyle w:val="Heading3"/>
         <w:bidi/>
-        <w:spacing w:after="160" w:before="200" w:line="360"/>
+        <w:spacing w:after="80" w:before="120" w:line="360"/>
         <w:jc w:val="right"/>
       </w:pPr>
       <w:r>
@@ -22377,7 +22377,7 @@
       <w:pPr>
         <w:bidi/>
         <w:spacing w:after="0" w:line="480"/>
-        <w:jc w:val="both"/>
+        <w:jc w:val="lowKashida"/>
       </w:pPr>
       <w:r>
         <w:rPr>
@@ -22406,7 +22406,7 @@
       <w:pPr>
         <w:bidi/>
         <w:spacing w:after="0" w:line="480"/>
-        <w:jc w:val="both"/>
+        <w:jc w:val="lowKashida"/>
       </w:pPr>
       <w:r>
         <w:rPr>
@@ -22435,7 +22435,7 @@
       <w:pPr>
         <w:bidi/>
         <w:spacing w:after="0" w:line="480"/>
-        <w:jc w:val="both"/>
+        <w:jc w:val="lowKashida"/>
       </w:pPr>
       <w:r>
         <w:rPr>
@@ -22464,7 +22464,7 @@
       <w:pPr>
         <w:bidi/>
         <w:spacing w:after="0" w:line="480"/>
-        <w:jc w:val="both"/>
+        <w:jc w:val="lowKashida"/>
       </w:pPr>
       <w:r>
         <w:rPr>
@@ -22493,7 +22493,7 @@
       <w:pPr>
         <w:bidi/>
         <w:spacing w:after="0" w:line="480"/>
-        <w:jc w:val="both"/>
+        <w:jc w:val="lowKashida"/>
       </w:pPr>
       <w:r>
         <w:rPr>
@@ -22522,7 +22522,7 @@
       <w:pPr>
         <w:bidi/>
         <w:spacing w:after="0" w:line="480"/>
-        <w:jc w:val="both"/>
+        <w:jc w:val="lowKashida"/>
       </w:pPr>
       <w:r>
         <w:rPr>
@@ -22540,7 +22540,7 @@
       <w:pPr>
         <w:bidi/>
         <w:spacing w:after="0" w:line="480"/>
-        <w:jc w:val="both"/>
+        <w:jc w:val="lowKashida"/>
       </w:pPr>
       <w:r>
         <w:rPr>
@@ -22569,7 +22569,7 @@
       <w:pPr>
         <w:bidi/>
         <w:spacing w:after="0" w:line="480"/>
-        <w:jc w:val="both"/>
+        <w:jc w:val="lowKashida"/>
       </w:pPr>
       <w:r>
         <w:rPr>
@@ -22598,7 +22598,7 @@
       <w:pPr>
         <w:bidi/>
         <w:spacing w:after="0" w:line="480"/>
-        <w:jc w:val="both"/>
+        <w:jc w:val="lowKashida"/>
       </w:pPr>
       <w:r>
         <w:rPr>
@@ -22627,7 +22627,7 @@
       <w:pPr>
         <w:bidi/>
         <w:spacing w:after="0" w:line="480"/>
-        <w:jc w:val="both"/>
+        <w:jc w:val="lowKashida"/>
       </w:pPr>
       <w:r>
         <w:rPr>
@@ -22656,7 +22656,7 @@
       <w:pPr>
         <w:bidi/>
         <w:spacing w:after="0" w:line="480"/>
-        <w:jc w:val="both"/>
+        <w:jc w:val="lowKashida"/>
       </w:pPr>
       <w:r>
         <w:rPr>
@@ -22685,7 +22685,7 @@
       <w:pPr>
         <w:bidi/>
         <w:spacing w:after="0" w:line="480"/>
-        <w:jc w:val="both"/>
+        <w:jc w:val="lowKashida"/>
       </w:pPr>
       <w:r>
         <w:rPr>
@@ -22714,7 +22714,7 @@
       <w:pPr>
         <w:bidi/>
         <w:spacing w:after="0" w:line="480"/>
-        <w:jc w:val="both"/>
+        <w:jc w:val="lowKashida"/>
       </w:pPr>
       <w:r>
         <w:rPr>
@@ -22743,7 +22743,7 @@
       <w:pPr>
         <w:bidi/>
         <w:spacing w:after="0" w:line="480"/>
-        <w:jc w:val="both"/>
+        <w:jc w:val="lowKashida"/>
       </w:pPr>
       <w:r>
         <w:rPr>
@@ -22772,7 +22772,7 @@
       <w:pPr>
         <w:bidi/>
         <w:spacing w:after="0" w:line="480"/>
-        <w:jc w:val="both"/>
+        <w:jc w:val="lowKashida"/>
       </w:pPr>
       <w:r>
         <w:rPr>
@@ -22801,7 +22801,7 @@
       <w:pPr>
         <w:bidi/>
         <w:spacing w:after="0" w:line="480"/>
-        <w:jc w:val="both"/>
+        <w:jc w:val="lowKashida"/>
       </w:pPr>
       <w:r>
         <w:rPr>
@@ -22830,7 +22830,7 @@
       <w:pPr>
         <w:bidi/>
         <w:spacing w:after="0" w:line="480"/>
-        <w:jc w:val="both"/>
+        <w:jc w:val="lowKashida"/>
       </w:pPr>
       <w:r>
         <w:rPr>
@@ -22859,7 +22859,7 @@
       <w:pPr>
         <w:bidi/>
         <w:spacing w:after="0" w:line="480"/>
-        <w:jc w:val="both"/>
+        <w:jc w:val="lowKashida"/>
       </w:pPr>
       <w:r>
         <w:rPr>
@@ -22888,7 +22888,7 @@
       <w:pPr>
         <w:pStyle w:val="Heading3"/>
         <w:bidi/>
-        <w:spacing w:after="160" w:before="200" w:line="360"/>
+        <w:spacing w:after="80" w:before="120" w:line="360"/>
         <w:jc w:val="right"/>
       </w:pPr>
       <w:r>
@@ -22908,7 +22908,7 @@
       <w:pPr>
         <w:bidi/>
         <w:spacing w:after="0" w:line="480"/>
-        <w:jc w:val="both"/>
+        <w:jc w:val="lowKashida"/>
       </w:pPr>
       <w:r>
         <w:rPr>
@@ -22937,7 +22937,7 @@
       <w:pPr>
         <w:bidi/>
         <w:spacing w:after="0" w:line="480"/>
-        <w:jc w:val="both"/>
+        <w:jc w:val="lowKashida"/>
       </w:pPr>
       <w:r>
         <w:rPr>
@@ -22966,7 +22966,7 @@
       <w:pPr>
         <w:bidi/>
         <w:spacing w:after="0" w:line="480"/>
-        <w:jc w:val="both"/>
+        <w:jc w:val="lowKashida"/>
       </w:pPr>
       <w:r>
         <w:rPr>
@@ -22995,7 +22995,7 @@
       <w:pPr>
         <w:bidi/>
         <w:spacing w:after="0" w:line="480"/>
-        <w:jc w:val="both"/>
+        <w:jc w:val="lowKashida"/>
       </w:pPr>
       <w:r>
         <w:rPr>
@@ -23024,7 +23024,7 @@
       <w:pPr>
         <w:bidi/>
         <w:spacing w:after="0" w:line="480"/>
-        <w:jc w:val="both"/>
+        <w:jc w:val="lowKashida"/>
       </w:pPr>
       <w:r>
         <w:rPr>
@@ -23053,7 +23053,7 @@
       <w:pPr>
         <w:bidi/>
         <w:spacing w:after="0" w:line="480"/>
-        <w:jc w:val="both"/>
+        <w:jc w:val="lowKashida"/>
       </w:pPr>
       <w:r>
         <w:rPr>
@@ -23082,7 +23082,7 @@
       <w:pPr>
         <w:bidi/>
         <w:spacing w:after="0" w:line="480"/>
-        <w:jc w:val="both"/>
+        <w:jc w:val="lowKashida"/>
       </w:pPr>
       <w:r>
         <w:rPr>
@@ -23111,7 +23111,7 @@
       <w:pPr>
         <w:bidi/>
         <w:spacing w:after="0" w:line="480"/>
-        <w:jc w:val="both"/>
+        <w:jc w:val="lowKashida"/>
       </w:pPr>
       <w:r>
         <w:rPr>
@@ -23140,7 +23140,7 @@
       <w:pPr>
         <w:bidi/>
         <w:spacing w:after="0" w:line="480"/>
-        <w:jc w:val="both"/>
+        <w:jc w:val="lowKashida"/>
       </w:pPr>
       <w:r>
         <w:rPr>
@@ -23169,7 +23169,7 @@
       <w:pPr>
         <w:bidi/>
         <w:spacing w:after="0" w:line="480"/>
-        <w:jc w:val="both"/>
+        <w:jc w:val="lowKashida"/>
       </w:pPr>
       <w:r>
         <w:rPr>
@@ -23198,7 +23198,7 @@
       <w:pPr>
         <w:bidi/>
         <w:spacing w:after="0" w:line="480"/>
-        <w:jc w:val="both"/>
+        <w:jc w:val="lowKashida"/>
       </w:pPr>
       <w:r>
         <w:rPr>
@@ -23227,7 +23227,7 @@
       <w:pPr>
         <w:bidi/>
         <w:spacing w:after="0" w:line="480"/>
-        <w:jc w:val="both"/>
+        <w:jc w:val="lowKashida"/>
       </w:pPr>
       <w:r>
         <w:rPr>
@@ -23256,7 +23256,7 @@
       <w:pPr>
         <w:bidi/>
         <w:spacing w:after="0" w:line="480"/>
-        <w:jc w:val="both"/>
+        <w:jc w:val="lowKashida"/>
       </w:pPr>
       <w:r>
         <w:rPr>
@@ -23285,7 +23285,7 @@
       <w:pPr>
         <w:bidi/>
         <w:spacing w:after="0" w:line="480"/>
-        <w:jc w:val="both"/>
+        <w:jc w:val="lowKashida"/>
       </w:pPr>
       <w:r>
         <w:rPr>
@@ -23314,7 +23314,7 @@
       <w:pPr>
         <w:bidi/>
         <w:spacing w:after="0" w:line="480"/>
-        <w:jc w:val="both"/>
+        <w:jc w:val="lowKashida"/>
       </w:pPr>
       <w:r>
         <w:rPr>
@@ -23343,7 +23343,7 @@
       <w:pPr>
         <w:bidi/>
         <w:spacing w:after="0" w:line="480"/>
-        <w:jc w:val="both"/>
+        <w:jc w:val="lowKashida"/>
       </w:pPr>
       <w:r>
         <w:rPr>
@@ -23372,7 +23372,7 @@
       <w:pPr>
         <w:bidi/>
         <w:spacing w:after="0" w:line="480"/>
-        <w:jc w:val="both"/>
+        <w:jc w:val="lowKashida"/>
       </w:pPr>
       <w:r>
         <w:rPr>
@@ -23401,7 +23401,7 @@
       <w:pPr>
         <w:bidi/>
         <w:spacing w:after="0" w:line="480"/>
-        <w:jc w:val="both"/>
+        <w:jc w:val="lowKashida"/>
       </w:pPr>
       <w:r>
         <w:rPr>
@@ -23430,7 +23430,7 @@
       <w:pPr>
         <w:bidi/>
         <w:spacing w:after="0" w:line="480"/>
-        <w:jc w:val="both"/>
+        <w:jc w:val="lowKashida"/>
       </w:pPr>
       <w:r>
         <w:rPr>
@@ -23459,7 +23459,7 @@
       <w:pPr>
         <w:bidi/>
         <w:spacing w:after="0" w:line="480"/>
-        <w:jc w:val="both"/>
+        <w:jc w:val="lowKashida"/>
       </w:pPr>
       <w:r>
         <w:rPr>
@@ -23488,7 +23488,7 @@
       <w:pPr>
         <w:pStyle w:val="Heading3"/>
         <w:bidi/>
-        <w:spacing w:after="160" w:before="200" w:line="360"/>
+        <w:spacing w:after="80" w:before="120" w:line="360"/>
         <w:jc w:val="right"/>
       </w:pPr>
       <w:r>
@@ -23508,7 +23508,7 @@
       <w:pPr>
         <w:bidi/>
         <w:spacing w:after="0" w:line="480"/>
-        <w:jc w:val="both"/>
+        <w:jc w:val="lowKashida"/>
       </w:pPr>
       <w:r>
         <w:rPr>
@@ -23537,7 +23537,7 @@
       <w:pPr>
         <w:bidi/>
         <w:spacing w:after="0" w:line="480"/>
-        <w:jc w:val="both"/>
+        <w:jc w:val="lowKashida"/>
       </w:pPr>
       <w:r>
         <w:rPr>
@@ -23566,7 +23566,7 @@
       <w:pPr>
         <w:bidi/>
         <w:spacing w:after="0" w:line="480"/>
-        <w:jc w:val="both"/>
+        <w:jc w:val="lowKashida"/>
       </w:pPr>
       <w:r>
         <w:rPr>
@@ -23595,7 +23595,7 @@
       <w:pPr>
         <w:bidi/>
         <w:spacing w:after="0" w:line="480"/>
-        <w:jc w:val="both"/>
+        <w:jc w:val="lowKashida"/>
       </w:pPr>
       <w:r>
         <w:rPr>
@@ -23624,7 +23624,7 @@
       <w:pPr>
         <w:bidi/>
         <w:spacing w:after="0" w:line="480"/>
-        <w:jc w:val="both"/>
+        <w:jc w:val="lowKashida"/>
       </w:pPr>
       <w:r>
         <w:rPr>
@@ -23711,7 +23711,7 @@
       <w:pPr>
         <w:bidi/>
         <w:spacing w:after="0" w:line="480"/>
-        <w:jc w:val="both"/>
+        <w:jc w:val="lowKashida"/>
       </w:pPr>
       <w:r>
         <w:rPr>
@@ -23740,7 +23740,7 @@
       <w:pPr>
         <w:bidi/>
         <w:spacing w:after="0" w:line="480"/>
-        <w:jc w:val="both"/>
+        <w:jc w:val="lowKashida"/>
       </w:pPr>
       <w:r>
         <w:rPr>
@@ -23769,7 +23769,7 @@
       <w:pPr>
         <w:bidi/>
         <w:spacing w:after="0" w:line="480"/>
-        <w:jc w:val="both"/>
+        <w:jc w:val="lowKashida"/>
       </w:pPr>
       <w:r>
         <w:rPr>
@@ -23798,7 +23798,7 @@
       <w:pPr>
         <w:bidi/>
         <w:spacing w:after="0" w:line="480"/>
-        <w:jc w:val="both"/>
+        <w:jc w:val="lowKashida"/>
       </w:pPr>
       <w:r>
         <w:rPr>
@@ -23827,7 +23827,7 @@
       <w:pPr>
         <w:bidi/>
         <w:spacing w:after="0" w:line="480"/>
-        <w:jc w:val="both"/>
+        <w:jc w:val="lowKashida"/>
       </w:pPr>
       <w:r>
         <w:rPr>
@@ -23856,7 +23856,7 @@
       <w:pPr>
         <w:bidi/>
         <w:spacing w:after="0" w:line="480"/>
-        <w:jc w:val="both"/>
+        <w:jc w:val="lowKashida"/>
       </w:pPr>
       <w:r>
         <w:rPr>
@@ -23885,7 +23885,7 @@
       <w:pPr>
         <w:bidi/>
         <w:spacing w:after="0" w:line="480"/>
-        <w:jc w:val="both"/>
+        <w:jc w:val="lowKashida"/>
       </w:pPr>
       <w:r>
         <w:rPr>
@@ -23914,7 +23914,7 @@
       <w:pPr>
         <w:bidi/>
         <w:spacing w:after="0" w:line="480"/>
-        <w:jc w:val="both"/>
+        <w:jc w:val="lowKashida"/>
       </w:pPr>
       <w:r>
         <w:rPr>
@@ -23943,7 +23943,7 @@
       <w:pPr>
         <w:pStyle w:val="Heading3"/>
         <w:bidi/>
-        <w:spacing w:after="160" w:before="200" w:line="360"/>
+        <w:spacing w:after="80" w:before="120" w:line="360"/>
         <w:jc w:val="right"/>
       </w:pPr>
       <w:r>
@@ -23963,7 +23963,7 @@
       <w:pPr>
         <w:bidi/>
         <w:spacing w:after="0" w:line="480"/>
-        <w:jc w:val="both"/>
+        <w:jc w:val="lowKashida"/>
       </w:pPr>
       <w:r>
         <w:rPr>
@@ -23992,7 +23992,7 @@
       <w:pPr>
         <w:bidi/>
         <w:spacing w:after="0" w:line="480"/>
-        <w:jc w:val="both"/>
+        <w:jc w:val="lowKashida"/>
       </w:pPr>
       <w:r>
         <w:rPr>
@@ -24021,7 +24021,7 @@
       <w:pPr>
         <w:bidi/>
         <w:spacing w:after="0" w:line="480"/>
-        <w:jc w:val="both"/>
+        <w:jc w:val="lowKashida"/>
       </w:pPr>
       <w:r>
         <w:rPr>
@@ -24050,7 +24050,7 @@
       <w:pPr>
         <w:bidi/>
         <w:spacing w:after="0" w:line="480"/>
-        <w:jc w:val="both"/>
+        <w:jc w:val="lowKashida"/>
       </w:pPr>
       <w:r>
         <w:rPr>
@@ -24079,7 +24079,7 @@
       <w:pPr>
         <w:bidi/>
         <w:spacing w:after="0" w:line="480"/>
-        <w:jc w:val="both"/>
+        <w:jc w:val="lowKashida"/>
       </w:pPr>
       <w:r>
         <w:rPr>
@@ -24108,7 +24108,7 @@
       <w:pPr>
         <w:bidi/>
         <w:spacing w:after="0" w:line="480"/>
-        <w:jc w:val="both"/>
+        <w:jc w:val="lowKashida"/>
       </w:pPr>
       <w:r>
         <w:rPr>
@@ -24137,7 +24137,7 @@
       <w:pPr>
         <w:bidi/>
         <w:spacing w:after="0" w:line="480"/>
-        <w:jc w:val="both"/>
+        <w:jc w:val="lowKashida"/>
       </w:pPr>
       <w:r>
         <w:rPr>
@@ -24167,7 +24167,7 @@
         <w:pStyle w:val="Heading2"/>
         <w:pageBreakBefore/>
         <w:bidi/>
-        <w:spacing w:after="200" w:before="240" w:line="360"/>
+        <w:spacing w:after="120" w:before="160" w:line="360"/>
         <w:jc w:val="center"/>
       </w:pPr>
       <w:r>

--- a/seminar/Abd Almahdi Dahla 212684527.docx
+++ b/seminar/Abd Almahdi Dahla 212684527.docx
@@ -3559,7 +3559,7 @@
         </w:rPr>
         <w:t xml:space="preserve">رابط الدراسة: </w:t>
       </w:r>
-      <w:hyperlink w:history="1" r:id="rIdqjdhagale08uo7mh7bnu3">
+      <w:hyperlink w:history="1" r:id="rIddk1r_nq81jqhq6atozuzm">
         <w:r>
           <w:rPr>
             <w:rFonts w:ascii="Simplified Arabic" w:cs="Simplified Arabic" w:eastAsia="Simplified Arabic" w:hAnsi="Simplified Arabic"/>
@@ -3583,7 +3583,7 @@
           <w:szCs w:val="28"/>
           <w:rtl/>
         </w:rPr>
-        <w:t xml:space="preserve">  ( https://journals.ekb.eg/article_368941_0.html )</w:t>
+        <w:t xml:space="preserve"> ( https://journals.ekb.eg/article_368941_0.html )</w:t>
       </w:r>
     </w:p>
     <w:p>
@@ -3720,7 +3720,7 @@
         </w:rPr>
         <w:t xml:space="preserve">رابط الدراسة: </w:t>
       </w:r>
-      <w:hyperlink w:history="1" r:id="rIdmrh6kc7m6do03ogmveidi">
+      <w:hyperlink w:history="1" r:id="rId--vkgs-theo7qrarpjkid">
         <w:r>
           <w:rPr>
             <w:rFonts w:ascii="Simplified Arabic" w:cs="Simplified Arabic" w:eastAsia="Simplified Arabic" w:hAnsi="Simplified Arabic"/>
@@ -3744,7 +3744,7 @@
           <w:szCs w:val="28"/>
           <w:rtl/>
         </w:rPr>
-        <w:t xml:space="preserve">  ( https://mjle.journals.ekb.eg/article_368941_50690f4113b5efc26ad3acb040dabad4.pdf )</w:t>
+        <w:t xml:space="preserve"> ( https://mjle.journals.ekb.eg/article_368941_50690f4113b5efc26ad3acb040dabad4.pdf )</w:t>
       </w:r>
     </w:p>
     <w:p>
@@ -3881,7 +3881,7 @@
         </w:rPr>
         <w:t xml:space="preserve">رابط الدراسة: </w:t>
       </w:r>
-      <w:hyperlink w:history="1" r:id="rIdfntefia0mh8v4l9grrgbp">
+      <w:hyperlink w:history="1" r:id="rIdwumneb2d4dwctqzjwtddi">
         <w:r>
           <w:rPr>
             <w:rFonts w:ascii="Simplified Arabic" w:cs="Simplified Arabic" w:eastAsia="Simplified Arabic" w:hAnsi="Simplified Arabic"/>
@@ -3905,7 +3905,7 @@
           <w:szCs w:val="28"/>
           <w:rtl/>
         </w:rPr>
-        <w:t xml:space="preserve">  ( https://search.mandumah.com/Record/1633970 )</w:t>
+        <w:t xml:space="preserve"> ( https://search.mandumah.com/Record/1633970 )</w:t>
       </w:r>
     </w:p>
     <w:p>
@@ -4042,7 +4042,7 @@
         </w:rPr>
         <w:t xml:space="preserve">رابط الدراسة: </w:t>
       </w:r>
-      <w:hyperlink w:history="1" r:id="rIdd46pkqiomymsavcu-msxw">
+      <w:hyperlink w:history="1" r:id="rIdx1jmvwvid5xjctx4yts7o">
         <w:r>
           <w:rPr>
             <w:rFonts w:ascii="Simplified Arabic" w:cs="Simplified Arabic" w:eastAsia="Simplified Arabic" w:hAnsi="Simplified Arabic"/>
@@ -4066,7 +4066,7 @@
           <w:szCs w:val="28"/>
           <w:rtl/>
         </w:rPr>
-        <w:t xml:space="preserve">  ( https://doi.org/10.65414/najsp.v2i4.281 )</w:t>
+        <w:t xml:space="preserve"> ( https://doi.org/10.65414/najsp.v2i4.281 )</w:t>
       </w:r>
     </w:p>
     <w:p>
@@ -4203,7 +4203,7 @@
         </w:rPr>
         <w:t xml:space="preserve">رابط الدراسة: </w:t>
       </w:r>
-      <w:hyperlink w:history="1" r:id="rIdsjfl7yvfpjs3h-htdz9am">
+      <w:hyperlink w:history="1" r:id="rIdzue-z3o9cggzfod49mivz">
         <w:r>
           <w:rPr>
             <w:rFonts w:ascii="Simplified Arabic" w:cs="Simplified Arabic" w:eastAsia="Simplified Arabic" w:hAnsi="Simplified Arabic"/>
@@ -4227,7 +4227,7 @@
           <w:szCs w:val="28"/>
           <w:rtl/>
         </w:rPr>
-        <w:t xml:space="preserve">  ( https://doi.org/10.61353/ma.0000141 )</w:t>
+        <w:t xml:space="preserve"> ( https://doi.org/10.61353/ma.0000141 )</w:t>
       </w:r>
     </w:p>
     <w:p>
@@ -4364,7 +4364,7 @@
         </w:rPr>
         <w:t xml:space="preserve">رابط الدراسة: </w:t>
       </w:r>
-      <w:hyperlink w:history="1" r:id="rIdmh8tjitripdbh8bhtsdji">
+      <w:hyperlink w:history="1" r:id="rIdsczd2lz3si9gsjsywvril">
         <w:r>
           <w:rPr>
             <w:rFonts w:ascii="Simplified Arabic" w:cs="Simplified Arabic" w:eastAsia="Simplified Arabic" w:hAnsi="Simplified Arabic"/>
@@ -4388,7 +4388,7 @@
           <w:szCs w:val="28"/>
           <w:rtl/>
         </w:rPr>
-        <w:t xml:space="preserve">  ( https://www.researchgate.net/publication/393318043 )</w:t>
+        <w:t xml:space="preserve"> ( https://www.researchgate.net/publication/393318043 )</w:t>
       </w:r>
     </w:p>
     <w:p>
@@ -4525,7 +4525,7 @@
         </w:rPr>
         <w:t xml:space="preserve">رابط الدراسة: </w:t>
       </w:r>
-      <w:hyperlink w:history="1" r:id="rIdkj4t_qru9mpe92bnhp3to">
+      <w:hyperlink w:history="1" r:id="rIdef4ziyosehpqkx3saik6m">
         <w:r>
           <w:rPr>
             <w:rFonts w:ascii="Simplified Arabic" w:cs="Simplified Arabic" w:eastAsia="Simplified Arabic" w:hAnsi="Simplified Arabic"/>
@@ -4549,7 +4549,7 @@
           <w:szCs w:val="28"/>
           <w:rtl/>
         </w:rPr>
-        <w:t xml:space="preserve">  ( https://bcchj.uobabylon.edu.iq/index.php/bcchj/ar/article/view/1016 )</w:t>
+        <w:t xml:space="preserve"> ( https://bcchj.uobabylon.edu.iq/index.php/bcchj/ar/article/view/1016 )</w:t>
       </w:r>
     </w:p>
     <w:p>
@@ -4686,7 +4686,7 @@
         </w:rPr>
         <w:t xml:space="preserve">رابط الدراسة: </w:t>
       </w:r>
-      <w:hyperlink w:history="1" r:id="rIdn0c25wjlop6sgsthr4x1i">
+      <w:hyperlink w:history="1" r:id="rIdzl_jzolnoua1hqw5jzkis">
         <w:r>
           <w:rPr>
             <w:rFonts w:ascii="Simplified Arabic" w:cs="Simplified Arabic" w:eastAsia="Simplified Arabic" w:hAnsi="Simplified Arabic"/>
@@ -4710,7 +4710,7 @@
           <w:szCs w:val="28"/>
           <w:rtl/>
         </w:rPr>
-        <w:t xml:space="preserve">  ( https://asjp.cerist.dz/en/article/198662 )</w:t>
+        <w:t xml:space="preserve"> ( https://asjp.cerist.dz/en/article/198662 )</w:t>
       </w:r>
     </w:p>
     <w:p>
@@ -4847,7 +4847,7 @@
         </w:rPr>
         <w:t xml:space="preserve">رابط الدراسة: </w:t>
       </w:r>
-      <w:hyperlink w:history="1" r:id="rIdtn2hegehopxj2v3loxdck">
+      <w:hyperlink w:history="1" r:id="rIdkdgsqtbhvdmvrxxmjdkrh">
         <w:r>
           <w:rPr>
             <w:rFonts w:ascii="Simplified Arabic" w:cs="Simplified Arabic" w:eastAsia="Simplified Arabic" w:hAnsi="Simplified Arabic"/>
@@ -4871,7 +4871,7 @@
           <w:szCs w:val="28"/>
           <w:rtl/>
         </w:rPr>
-        <w:t xml:space="preserve">  ( https://search.mandumah.com/Record/1232048 )</w:t>
+        <w:t xml:space="preserve"> ( https://search.mandumah.com/Record/1232048 )</w:t>
       </w:r>
     </w:p>
     <w:p>
@@ -5008,7 +5008,7 @@
         </w:rPr>
         <w:t xml:space="preserve">رابط الدراسة: </w:t>
       </w:r>
-      <w:hyperlink w:history="1" r:id="rIdfcmj3txo5ltv93chjhys3">
+      <w:hyperlink w:history="1" r:id="rIdrm4m7qw-jaorj3mdw2pxn">
         <w:r>
           <w:rPr>
             <w:rFonts w:ascii="Simplified Arabic" w:cs="Simplified Arabic" w:eastAsia="Simplified Arabic" w:hAnsi="Simplified Arabic"/>
@@ -5032,7 +5032,7 @@
           <w:szCs w:val="28"/>
           <w:rtl/>
         </w:rPr>
-        <w:t xml:space="preserve">  ( https://journals.alqasimia.ac.ae/index.php/ssis/article/view/66 )</w:t>
+        <w:t xml:space="preserve"> ( https://journals.alqasimia.ac.ae/index.php/ssis/article/view/66 )</w:t>
       </w:r>
     </w:p>
     <w:p>
@@ -5169,7 +5169,7 @@
         </w:rPr>
         <w:t xml:space="preserve">رابط الدراسة: </w:t>
       </w:r>
-      <w:hyperlink w:history="1" r:id="rIdnlvxicxmej8j55fuga3sm">
+      <w:hyperlink w:history="1" r:id="rIdg-83mvyhhguhyojccyhw5">
         <w:r>
           <w:rPr>
             <w:rFonts w:ascii="Simplified Arabic" w:cs="Simplified Arabic" w:eastAsia="Simplified Arabic" w:hAnsi="Simplified Arabic"/>
@@ -5193,7 +5193,7 @@
           <w:szCs w:val="28"/>
           <w:rtl/>
         </w:rPr>
-        <w:t xml:space="preserve">  ( https://www.ajrsp.com/vol/issue31/ )</w:t>
+        <w:t xml:space="preserve"> ( https://www.ajrsp.com/vol/issue31/ )</w:t>
       </w:r>
     </w:p>
     <w:p>
@@ -5330,7 +5330,7 @@
         </w:rPr>
         <w:t xml:space="preserve">رابط الدراسة: </w:t>
       </w:r>
-      <w:hyperlink w:history="1" r:id="rIdlsl1re4cbhz64xi8r4ovk">
+      <w:hyperlink w:history="1" r:id="rIdnjizacpfehbzwcqqtghls">
         <w:r>
           <w:rPr>
             <w:rFonts w:ascii="Simplified Arabic" w:cs="Simplified Arabic" w:eastAsia="Simplified Arabic" w:hAnsi="Simplified Arabic"/>
@@ -5354,7 +5354,7 @@
           <w:szCs w:val="28"/>
           <w:rtl/>
         </w:rPr>
-        <w:t xml:space="preserve">  ( https://dspace.univ-eloued.dz/handle/123456789/15831 )</w:t>
+        <w:t xml:space="preserve"> ( https://dspace.univ-eloued.dz/handle/123456789/15831 )</w:t>
       </w:r>
     </w:p>
     <w:p>
@@ -5491,7 +5491,7 @@
         </w:rPr>
         <w:t xml:space="preserve">رابط الدراسة: </w:t>
       </w:r>
-      <w:hyperlink w:history="1" r:id="rIdd9mg6t5hvrs6cebxlsgtw">
+      <w:hyperlink w:history="1" r:id="rIdrgcfzfgupp58vbtg-nlfj">
         <w:r>
           <w:rPr>
             <w:rFonts w:ascii="Simplified Arabic" w:cs="Simplified Arabic" w:eastAsia="Simplified Arabic" w:hAnsi="Simplified Arabic"/>
@@ -5515,7 +5515,7 @@
           <w:szCs w:val="28"/>
           <w:rtl/>
         </w:rPr>
-        <w:t xml:space="preserve">  ( https://asjp.cerist.dz/en/article/91461 )</w:t>
+        <w:t xml:space="preserve"> ( https://asjp.cerist.dz/en/article/91461 )</w:t>
       </w:r>
     </w:p>
     <w:p>
@@ -5652,7 +5652,7 @@
         </w:rPr>
         <w:t xml:space="preserve">رابط الدراسة: </w:t>
       </w:r>
-      <w:hyperlink w:history="1" r:id="rId7mh6j6lmltygi-yrpb96h">
+      <w:hyperlink w:history="1" r:id="rIdzf1p1tbrcafq7km-8rljf">
         <w:r>
           <w:rPr>
             <w:rFonts w:ascii="Simplified Arabic" w:cs="Simplified Arabic" w:eastAsia="Simplified Arabic" w:hAnsi="Simplified Arabic"/>
@@ -5676,7 +5676,7 @@
           <w:szCs w:val="28"/>
           <w:rtl/>
         </w:rPr>
-        <w:t xml:space="preserve">  ( https://asjp.cerist.dz/en/article/26599 )</w:t>
+        <w:t xml:space="preserve"> ( https://asjp.cerist.dz/en/article/26599 )</w:t>
       </w:r>
     </w:p>
     <w:p>
@@ -5813,7 +5813,7 @@
         </w:rPr>
         <w:t xml:space="preserve">رابط الدراسة: </w:t>
       </w:r>
-      <w:hyperlink w:history="1" r:id="rId54pepo7u4bc3tf1ofn260">
+      <w:hyperlink w:history="1" r:id="rIdfz_osls7zjgqmin7wgl4p">
         <w:r>
           <w:rPr>
             <w:rFonts w:ascii="Simplified Arabic" w:cs="Simplified Arabic" w:eastAsia="Simplified Arabic" w:hAnsi="Simplified Arabic"/>
@@ -5837,7 +5837,7 @@
           <w:szCs w:val="28"/>
           <w:rtl/>
         </w:rPr>
-        <w:t xml:space="preserve">  ( https://www.damascusuniversity.edu.sy/mag/law/images/stories/479-500.pdf )</w:t>
+        <w:t xml:space="preserve"> ( https://www.damascusuniversity.edu.sy/mag/law/images/stories/479-500.pdf )</w:t>
       </w:r>
     </w:p>
     <w:p>
@@ -5974,7 +5974,7 @@
         </w:rPr>
         <w:t xml:space="preserve">رابط الدراسة: </w:t>
       </w:r>
-      <w:hyperlink w:history="1" r:id="rIdxokkoyk5f0yqsjea1eevi">
+      <w:hyperlink w:history="1" r:id="rId-mxoybsiiueexiikabjhh">
         <w:r>
           <w:rPr>
             <w:rFonts w:ascii="Simplified Arabic" w:cs="Simplified Arabic" w:eastAsia="Simplified Arabic" w:hAnsi="Simplified Arabic"/>
@@ -5998,7 +5998,7 @@
           <w:szCs w:val="28"/>
           <w:rtl/>
         </w:rPr>
-        <w:t xml:space="preserve">  ( https://search.mandumah.com/Record/167975 )</w:t>
+        <w:t xml:space="preserve"> ( https://search.mandumah.com/Record/167975 )</w:t>
       </w:r>
     </w:p>
     <w:p>
@@ -6135,7 +6135,7 @@
         </w:rPr>
         <w:t xml:space="preserve">رابط الدراسة: </w:t>
       </w:r>
-      <w:hyperlink w:history="1" r:id="rIdhdjtjdqajgipxs1md9has">
+      <w:hyperlink w:history="1" r:id="rIdwt9rsx8t3cxspszbgnrjq">
         <w:r>
           <w:rPr>
             <w:rFonts w:ascii="Simplified Arabic" w:cs="Simplified Arabic" w:eastAsia="Simplified Arabic" w:hAnsi="Simplified Arabic"/>
@@ -6159,7 +6159,7 @@
           <w:szCs w:val="28"/>
           <w:rtl/>
         </w:rPr>
-        <w:t xml:space="preserve">  ( https://iifa-aifi.org/ar/journal )</w:t>
+        <w:t xml:space="preserve"> ( https://iifa-aifi.org/ar/journal )</w:t>
       </w:r>
     </w:p>
     <w:p>
@@ -6316,7 +6316,7 @@
         </w:rPr>
         <w:t xml:space="preserve">رابط الدراسة: </w:t>
       </w:r>
-      <w:hyperlink w:history="1" r:id="rIdoqicccgotxz6bgiw7cywa">
+      <w:hyperlink w:history="1" r:id="rIdesz_wfhlysujbf0ut5iwy">
         <w:r>
           <w:rPr>
             <w:rFonts w:ascii="Simplified Arabic" w:cs="Simplified Arabic" w:eastAsia="Simplified Arabic" w:hAnsi="Simplified Arabic"/>
@@ -6340,7 +6340,7 @@
           <w:szCs w:val="28"/>
           <w:rtl/>
         </w:rPr>
-        <w:t xml:space="preserve">  ( https://www.cambridge.org/core/services/aop-cambridge-core/content/view/F891733330C5E4ADCB8C5BB0235E271F )</w:t>
+        <w:t xml:space="preserve"> ( https://www.cambridge.org/core/services/aop-cambridge-core/content/view/F891733330C5E4ADCB8C5BB0235E271F )</w:t>
       </w:r>
     </w:p>
     <w:p>
@@ -6477,7 +6477,7 @@
         </w:rPr>
         <w:t xml:space="preserve">رابط الدراسة: </w:t>
       </w:r>
-      <w:hyperlink w:history="1" r:id="rIdn3cy3rvoxyjjwqf6thvur">
+      <w:hyperlink w:history="1" r:id="rId1c-dhznizsx_5wqtnsz08">
         <w:r>
           <w:rPr>
             <w:rFonts w:ascii="Simplified Arabic" w:cs="Simplified Arabic" w:eastAsia="Simplified Arabic" w:hAnsi="Simplified Arabic"/>
@@ -6501,7 +6501,7 @@
           <w:szCs w:val="28"/>
           <w:rtl/>
         </w:rPr>
-        <w:t xml:space="preserve">  ( https://doi.org/10.3389/fneur.2024.1491263 )</w:t>
+        <w:t xml:space="preserve"> ( https://doi.org/10.3389/fneur.2024.1491263 )</w:t>
       </w:r>
     </w:p>
     <w:p>
@@ -6638,7 +6638,7 @@
         </w:rPr>
         <w:t xml:space="preserve">رابط الدراسة: </w:t>
       </w:r>
-      <w:hyperlink w:history="1" r:id="rIdyly2-yhedmqkalq6lqhvi">
+      <w:hyperlink w:history="1" r:id="rIdqhyy3bsvkun_7ozutwh24">
         <w:r>
           <w:rPr>
             <w:rFonts w:ascii="Simplified Arabic" w:cs="Simplified Arabic" w:eastAsia="Simplified Arabic" w:hAnsi="Simplified Arabic"/>
@@ -6662,7 +6662,7 @@
           <w:szCs w:val="28"/>
           <w:rtl/>
         </w:rPr>
-        <w:t xml:space="preserve">  ( https://www.walshmedicalmedia.com/open-access/clinical-death-a-reversible-state-of-cardiac-arrest-119791.html )</w:t>
+        <w:t xml:space="preserve"> ( https://www.walshmedicalmedia.com/open-access/clinical-death-a-reversible-state-of-cardiac-arrest-119791.html )</w:t>
       </w:r>
     </w:p>
     <w:p>
@@ -6799,7 +6799,7 @@
         </w:rPr>
         <w:t xml:space="preserve">رابط الدراسة: </w:t>
       </w:r>
-      <w:hyperlink w:history="1" r:id="rIdrxzwvhhsysrslsato1wr1">
+      <w:hyperlink w:history="1" r:id="rIdmxyuzkprpfzv88k3isvxe">
         <w:r>
           <w:rPr>
             <w:rFonts w:ascii="Simplified Arabic" w:cs="Simplified Arabic" w:eastAsia="Simplified Arabic" w:hAnsi="Simplified Arabic"/>
@@ -6823,7 +6823,7 @@
           <w:szCs w:val="28"/>
           <w:rtl/>
         </w:rPr>
-        <w:t xml:space="preserve">  ( https://doi.org/10.1212/WNL.0000000000207740 )</w:t>
+        <w:t xml:space="preserve"> ( https://doi.org/10.1212/WNL.0000000000207740 )</w:t>
       </w:r>
     </w:p>
     <w:p>
@@ -6960,7 +6960,7 @@
         </w:rPr>
         <w:t xml:space="preserve">رابط الدراسة: </w:t>
       </w:r>
-      <w:hyperlink w:history="1" r:id="rIdrd9xo3ifkmg1pcotbboit">
+      <w:hyperlink w:history="1" r:id="rIdoeww_8x4wvipxfk273ufd">
         <w:r>
           <w:rPr>
             <w:rFonts w:ascii="Simplified Arabic" w:cs="Simplified Arabic" w:eastAsia="Simplified Arabic" w:hAnsi="Simplified Arabic"/>
@@ -6984,7 +6984,7 @@
           <w:szCs w:val="28"/>
           <w:rtl/>
         </w:rPr>
-        <w:t xml:space="preserve">  ( https://doi.org/10.1001/jama.2020.11586 )</w:t>
+        <w:t xml:space="preserve"> ( https://doi.org/10.1001/jama.2020.11586 )</w:t>
       </w:r>
     </w:p>
     <w:p>
@@ -7121,7 +7121,7 @@
         </w:rPr>
         <w:t xml:space="preserve">رابط الدراسة: </w:t>
       </w:r>
-      <w:hyperlink w:history="1" r:id="rId6wdhtpw2dnganb_5ex5pf">
+      <w:hyperlink w:history="1" r:id="rIdu0-sxrv0v7p0ulg-sp51i">
         <w:r>
           <w:rPr>
             <w:rFonts w:ascii="Simplified Arabic" w:cs="Simplified Arabic" w:eastAsia="Simplified Arabic" w:hAnsi="Simplified Arabic"/>
@@ -7145,7 +7145,7 @@
           <w:szCs w:val="28"/>
           <w:rtl/>
         </w:rPr>
-        <w:t xml:space="preserve">  ( https://doi.org/10.1038/nrneurol.2017.172 )</w:t>
+        <w:t xml:space="preserve"> ( https://doi.org/10.1038/nrneurol.2017.172 )</w:t>
       </w:r>
     </w:p>
     <w:p>
@@ -7282,7 +7282,7 @@
         </w:rPr>
         <w:t xml:space="preserve">رابط الدراسة: </w:t>
       </w:r>
-      <w:hyperlink w:history="1" r:id="rIdeypg3muygyjipsudchhgm">
+      <w:hyperlink w:history="1" r:id="rIdncstkuw0uxyxbji6rl4so">
         <w:r>
           <w:rPr>
             <w:rFonts w:ascii="Simplified Arabic" w:cs="Simplified Arabic" w:eastAsia="Simplified Arabic" w:hAnsi="Simplified Arabic"/>
@@ -7306,7 +7306,7 @@
           <w:szCs w:val="28"/>
           <w:rtl/>
         </w:rPr>
-        <w:t xml:space="preserve">  ( https://pmc.ncbi.nlm.nih.gov/articles/PMC7595719/ )</w:t>
+        <w:t xml:space="preserve"> ( https://pmc.ncbi.nlm.nih.gov/articles/PMC7595719/ )</w:t>
       </w:r>
     </w:p>
     <w:p>
@@ -7443,7 +7443,7 @@
         </w:rPr>
         <w:t xml:space="preserve">رابط الدراسة: </w:t>
       </w:r>
-      <w:hyperlink w:history="1" r:id="rIdm9bksqycf5hgqvwcbfz-f">
+      <w:hyperlink w:history="1" r:id="rId9rzbnzepoailekncaibyn">
         <w:r>
           <w:rPr>
             <w:rFonts w:ascii="Simplified Arabic" w:cs="Simplified Arabic" w:eastAsia="Simplified Arabic" w:hAnsi="Simplified Arabic"/>
@@ -7467,7 +7467,7 @@
           <w:szCs w:val="28"/>
           <w:rtl/>
         </w:rPr>
-        <w:t xml:space="preserve">  ( https://doi.org/10.1212/WNL.0000000000006750 )</w:t>
+        <w:t xml:space="preserve"> ( https://doi.org/10.1212/WNL.0000000000006750 )</w:t>
       </w:r>
     </w:p>
     <w:p>
@@ -7604,7 +7604,7 @@
         </w:rPr>
         <w:t xml:space="preserve">رابط الدراسة: </w:t>
       </w:r>
-      <w:hyperlink w:history="1" r:id="rIdeetkthv3nizbopvxrwzei">
+      <w:hyperlink w:history="1" r:id="rId1p4wrg4v8dikaog0yfpmf">
         <w:r>
           <w:rPr>
             <w:rFonts w:ascii="Simplified Arabic" w:cs="Simplified Arabic" w:eastAsia="Simplified Arabic" w:hAnsi="Simplified Arabic"/>
@@ -7628,7 +7628,7 @@
           <w:szCs w:val="28"/>
           <w:rtl/>
         </w:rPr>
-        <w:t xml:space="preserve">  ( https://doi.org/10.2147/MB.S70369 )</w:t>
+        <w:t xml:space="preserve"> ( https://doi.org/10.2147/MB.S70369 )</w:t>
       </w:r>
     </w:p>
     <w:p>
@@ -7765,7 +7765,7 @@
         </w:rPr>
         <w:t xml:space="preserve">رابط الدراسة: </w:t>
       </w:r>
-      <w:hyperlink w:history="1" r:id="rId-du7h54qknefxzllbnmbt">
+      <w:hyperlink w:history="1" r:id="rIdm7fetu4_sr34xz0t7uwmd">
         <w:r>
           <w:rPr>
             <w:rFonts w:ascii="Simplified Arabic" w:cs="Simplified Arabic" w:eastAsia="Simplified Arabic" w:hAnsi="Simplified Arabic"/>
@@ -7789,7 +7789,7 @@
           <w:szCs w:val="28"/>
           <w:rtl/>
         </w:rPr>
-        <w:t xml:space="preserve">  ( http://jama.jamanetwork.com/article.aspx?articleid=1818922 )</w:t>
+        <w:t xml:space="preserve"> ( http://jama.jamanetwork.com/article.aspx?articleid=1818922 )</w:t>
       </w:r>
     </w:p>
     <w:p>

--- a/seminar/Abd Almahdi Dahla 212684527.docx
+++ b/seminar/Abd Almahdi Dahla 212684527.docx
@@ -350,7 +350,7 @@
       <w:pPr>
         <w:bidi/>
         <w:spacing w:after="0" w:line="480"/>
-        <w:jc w:val="lowKashida"/>
+        <w:jc w:val="both"/>
       </w:pPr>
       <w:r>
         <w:rPr>
@@ -368,7 +368,7 @@
       <w:pPr>
         <w:bidi/>
         <w:spacing w:after="0" w:line="480"/>
-        <w:jc w:val="lowKashida"/>
+        <w:jc w:val="both"/>
       </w:pPr>
       <w:r>
         <w:rPr>
@@ -414,7 +414,7 @@
       <w:pPr>
         <w:bidi/>
         <w:spacing w:after="0" w:line="480"/>
-        <w:jc w:val="lowKashida"/>
+        <w:jc w:val="both"/>
       </w:pPr>
       <w:r>
         <w:rPr>
@@ -432,7 +432,7 @@
       <w:pPr>
         <w:bidi/>
         <w:spacing w:after="0" w:line="480"/>
-        <w:jc w:val="lowKashida"/>
+        <w:jc w:val="both"/>
       </w:pPr>
       <w:r>
         <w:rPr>
@@ -450,7 +450,7 @@
       <w:pPr>
         <w:bidi/>
         <w:spacing w:after="0" w:line="480"/>
-        <w:jc w:val="lowKashida"/>
+        <w:jc w:val="both"/>
       </w:pPr>
       <w:r>
         <w:rPr>
@@ -468,7 +468,7 @@
       <w:pPr>
         <w:bidi/>
         <w:spacing w:after="0" w:line="480"/>
-        <w:jc w:val="lowKashida"/>
+        <w:jc w:val="both"/>
       </w:pPr>
       <w:r>
         <w:rPr>
@@ -507,7 +507,7 @@
       <w:pPr>
         <w:bidi/>
         <w:spacing w:after="0" w:line="480"/>
-        <w:jc w:val="lowKashida"/>
+        <w:jc w:val="both"/>
       </w:pPr>
       <w:r>
         <w:rPr>
@@ -525,7 +525,7 @@
       <w:pPr>
         <w:bidi/>
         <w:spacing w:after="0" w:line="480"/>
-        <w:jc w:val="lowKashida"/>
+        <w:jc w:val="both"/>
       </w:pPr>
       <w:r>
         <w:rPr>
@@ -543,7 +543,7 @@
       <w:pPr>
         <w:bidi/>
         <w:spacing w:after="0" w:line="480"/>
-        <w:jc w:val="lowKashida"/>
+        <w:jc w:val="both"/>
       </w:pPr>
       <w:r>
         <w:rPr>
@@ -561,7 +561,7 @@
       <w:pPr>
         <w:bidi/>
         <w:spacing w:after="0" w:line="480"/>
-        <w:jc w:val="lowKashida"/>
+        <w:jc w:val="both"/>
       </w:pPr>
       <w:r>
         <w:rPr>
@@ -600,7 +600,7 @@
       <w:pPr>
         <w:bidi/>
         <w:spacing w:after="0" w:line="480"/>
-        <w:jc w:val="lowKashida"/>
+        <w:jc w:val="both"/>
       </w:pPr>
       <w:r>
         <w:rPr>
@@ -629,7 +629,7 @@
       <w:pPr>
         <w:bidi/>
         <w:spacing w:after="0" w:line="480"/>
-        <w:jc w:val="lowKashida"/>
+        <w:jc w:val="both"/>
       </w:pPr>
       <w:r>
         <w:rPr>
@@ -658,7 +658,7 @@
       <w:pPr>
         <w:bidi/>
         <w:spacing w:after="0" w:line="480"/>
-        <w:jc w:val="lowKashida"/>
+        <w:jc w:val="both"/>
       </w:pPr>
       <w:r>
         <w:rPr>
@@ -687,7 +687,7 @@
       <w:pPr>
         <w:bidi/>
         <w:spacing w:after="0" w:line="480"/>
-        <w:jc w:val="lowKashida"/>
+        <w:jc w:val="both"/>
       </w:pPr>
       <w:r>
         <w:rPr>
@@ -716,7 +716,7 @@
       <w:pPr>
         <w:bidi/>
         <w:spacing w:after="0" w:line="480"/>
-        <w:jc w:val="lowKashida"/>
+        <w:jc w:val="both"/>
       </w:pPr>
       <w:r>
         <w:rPr>
@@ -745,7 +745,7 @@
       <w:pPr>
         <w:bidi/>
         <w:spacing w:after="0" w:line="480"/>
-        <w:jc w:val="lowKashida"/>
+        <w:jc w:val="both"/>
       </w:pPr>
       <w:r>
         <w:rPr>
@@ -795,7 +795,7 @@
       <w:pPr>
         <w:bidi/>
         <w:spacing w:after="0" w:line="480"/>
-        <w:jc w:val="lowKashida"/>
+        <w:jc w:val="both"/>
       </w:pPr>
       <w:r>
         <w:rPr>
@@ -824,7 +824,7 @@
       <w:pPr>
         <w:bidi/>
         <w:spacing w:after="0" w:line="480"/>
-        <w:jc w:val="lowKashida"/>
+        <w:jc w:val="both"/>
       </w:pPr>
       <w:r>
         <w:rPr>
@@ -853,7 +853,7 @@
       <w:pPr>
         <w:bidi/>
         <w:spacing w:after="0" w:line="480"/>
-        <w:jc w:val="lowKashida"/>
+        <w:jc w:val="both"/>
       </w:pPr>
       <w:r>
         <w:rPr>
@@ -882,7 +882,7 @@
       <w:pPr>
         <w:bidi/>
         <w:spacing w:after="0" w:line="480"/>
-        <w:jc w:val="lowKashida"/>
+        <w:jc w:val="both"/>
       </w:pPr>
       <w:r>
         <w:rPr>
@@ -911,7 +911,7 @@
       <w:pPr>
         <w:bidi/>
         <w:spacing w:after="0" w:line="480"/>
-        <w:jc w:val="lowKashida"/>
+        <w:jc w:val="both"/>
       </w:pPr>
       <w:r>
         <w:rPr>
@@ -961,7 +961,7 @@
       <w:pPr>
         <w:bidi/>
         <w:spacing w:after="0" w:line="480"/>
-        <w:jc w:val="lowKashida"/>
+        <w:jc w:val="both"/>
       </w:pPr>
       <w:r>
         <w:rPr>
@@ -990,7 +990,7 @@
       <w:pPr>
         <w:bidi/>
         <w:spacing w:after="0" w:line="480"/>
-        <w:jc w:val="lowKashida"/>
+        <w:jc w:val="both"/>
       </w:pPr>
       <w:r>
         <w:rPr>
@@ -1019,7 +1019,7 @@
       <w:pPr>
         <w:bidi/>
         <w:spacing w:after="0" w:line="480"/>
-        <w:jc w:val="lowKashida"/>
+        <w:jc w:val="both"/>
       </w:pPr>
       <w:r>
         <w:rPr>
@@ -1048,7 +1048,7 @@
       <w:pPr>
         <w:bidi/>
         <w:spacing w:after="0" w:line="480"/>
-        <w:jc w:val="lowKashida"/>
+        <w:jc w:val="both"/>
       </w:pPr>
       <w:r>
         <w:rPr>
@@ -1077,7 +1077,7 @@
       <w:pPr>
         <w:bidi/>
         <w:spacing w:after="0" w:line="480"/>
-        <w:jc w:val="lowKashida"/>
+        <w:jc w:val="both"/>
       </w:pPr>
       <w:r>
         <w:rPr>
@@ -1126,7 +1126,7 @@
       <w:pPr>
         <w:bidi/>
         <w:spacing w:after="0" w:line="480"/>
-        <w:jc w:val="lowKashida"/>
+        <w:jc w:val="both"/>
       </w:pPr>
       <w:r>
         <w:rPr>
@@ -1164,7 +1164,7 @@
       <w:pPr>
         <w:bidi/>
         <w:spacing w:after="0" w:line="480"/>
-        <w:jc w:val="lowKashida"/>
+        <w:jc w:val="both"/>
       </w:pPr>
       <w:r>
         <w:rPr>
@@ -1193,7 +1193,7 @@
       <w:pPr>
         <w:bidi/>
         <w:spacing w:after="0" w:line="480"/>
-        <w:jc w:val="lowKashida"/>
+        <w:jc w:val="both"/>
       </w:pPr>
       <w:r>
         <w:rPr>
@@ -1222,7 +1222,7 @@
       <w:pPr>
         <w:bidi/>
         <w:spacing w:after="0" w:line="480"/>
-        <w:jc w:val="lowKashida"/>
+        <w:jc w:val="both"/>
       </w:pPr>
       <w:r>
         <w:rPr>
@@ -1251,7 +1251,7 @@
       <w:pPr>
         <w:bidi/>
         <w:spacing w:after="0" w:line="480"/>
-        <w:jc w:val="lowKashida"/>
+        <w:jc w:val="both"/>
       </w:pPr>
       <w:r>
         <w:rPr>
@@ -1280,7 +1280,7 @@
       <w:pPr>
         <w:bidi/>
         <w:spacing w:after="0" w:line="480"/>
-        <w:jc w:val="lowKashida"/>
+        <w:jc w:val="both"/>
       </w:pPr>
       <w:r>
         <w:rPr>
@@ -1309,7 +1309,7 @@
       <w:pPr>
         <w:bidi/>
         <w:spacing w:after="0" w:line="480"/>
-        <w:jc w:val="lowKashida"/>
+        <w:jc w:val="both"/>
       </w:pPr>
       <w:r>
         <w:rPr>
@@ -1359,7 +1359,7 @@
       <w:pPr>
         <w:bidi/>
         <w:spacing w:after="0" w:line="480"/>
-        <w:jc w:val="lowKashida"/>
+        <w:jc w:val="both"/>
       </w:pPr>
       <w:r>
         <w:rPr>
@@ -1397,7 +1397,7 @@
       <w:pPr>
         <w:bidi/>
         <w:spacing w:after="0" w:line="480"/>
-        <w:jc w:val="lowKashida"/>
+        <w:jc w:val="both"/>
       </w:pPr>
       <w:r>
         <w:rPr>
@@ -1426,7 +1426,7 @@
       <w:pPr>
         <w:bidi/>
         <w:spacing w:after="0" w:line="480"/>
-        <w:jc w:val="lowKashida"/>
+        <w:jc w:val="both"/>
       </w:pPr>
       <w:r>
         <w:rPr>
@@ -1455,7 +1455,7 @@
       <w:pPr>
         <w:bidi/>
         <w:spacing w:after="0" w:line="480"/>
-        <w:jc w:val="lowKashida"/>
+        <w:jc w:val="both"/>
       </w:pPr>
       <w:r>
         <w:rPr>
@@ -1505,7 +1505,7 @@
       <w:pPr>
         <w:bidi/>
         <w:spacing w:after="0" w:line="480"/>
-        <w:jc w:val="lowKashida"/>
+        <w:jc w:val="both"/>
       </w:pPr>
       <w:r>
         <w:rPr>
@@ -3461,7 +3461,7 @@
       <w:pPr>
         <w:bidi/>
         <w:spacing w:after="0" w:line="480"/>
-        <w:jc w:val="lowKashida"/>
+        <w:jc w:val="both"/>
       </w:pPr>
       <w:r>
         <w:rPr>
@@ -3499,7 +3499,7 @@
       <w:pPr>
         <w:bidi/>
         <w:spacing w:after="0" w:line="480"/>
-        <w:jc w:val="lowKashida"/>
+        <w:jc w:val="both"/>
       </w:pPr>
       <w:r>
         <w:rPr>
@@ -3517,7 +3517,7 @@
       <w:pPr>
         <w:bidi/>
         <w:spacing w:after="0" w:line="480"/>
-        <w:jc w:val="lowKashida"/>
+        <w:jc w:val="both"/>
       </w:pPr>
       <w:r>
         <w:rPr>
@@ -3559,7 +3559,7 @@
         </w:rPr>
         <w:t xml:space="preserve">رابط الدراسة: </w:t>
       </w:r>
-      <w:hyperlink w:history="1" r:id="rIddk1r_nq81jqhq6atozuzm">
+      <w:hyperlink w:history="1" r:id="rIdkquslqwoy_pyebwwkl49n">
         <w:r>
           <w:rPr>
             <w:rFonts w:ascii="Simplified Arabic" w:cs="Simplified Arabic" w:eastAsia="Simplified Arabic" w:hAnsi="Simplified Arabic"/>
@@ -3590,7 +3590,7 @@
       <w:pPr>
         <w:bidi/>
         <w:spacing w:after="0" w:line="480"/>
-        <w:jc w:val="lowKashida"/>
+        <w:jc w:val="both"/>
       </w:pPr>
       <w:r>
         <w:rPr>
@@ -3630,7 +3630,7 @@
       <w:pPr>
         <w:bidi/>
         <w:spacing w:after="0" w:line="480"/>
-        <w:jc w:val="lowKashida"/>
+        <w:jc w:val="both"/>
       </w:pPr>
       <w:r>
         <w:rPr>
@@ -3660,7 +3660,7 @@
       <w:pPr>
         <w:bidi/>
         <w:spacing w:after="0" w:line="480"/>
-        <w:jc w:val="lowKashida"/>
+        <w:jc w:val="both"/>
       </w:pPr>
       <w:r>
         <w:rPr>
@@ -3678,7 +3678,7 @@
       <w:pPr>
         <w:bidi/>
         <w:spacing w:after="0" w:line="480"/>
-        <w:jc w:val="lowKashida"/>
+        <w:jc w:val="both"/>
       </w:pPr>
       <w:r>
         <w:rPr>
@@ -3720,7 +3720,7 @@
         </w:rPr>
         <w:t xml:space="preserve">رابط الدراسة: </w:t>
       </w:r>
-      <w:hyperlink w:history="1" r:id="rId--vkgs-theo7qrarpjkid">
+      <w:hyperlink w:history="1" r:id="rIdclwi9-hkbhdled1w-xjvx">
         <w:r>
           <w:rPr>
             <w:rFonts w:ascii="Simplified Arabic" w:cs="Simplified Arabic" w:eastAsia="Simplified Arabic" w:hAnsi="Simplified Arabic"/>
@@ -3751,7 +3751,7 @@
       <w:pPr>
         <w:bidi/>
         <w:spacing w:after="0" w:line="480"/>
-        <w:jc w:val="lowKashida"/>
+        <w:jc w:val="both"/>
       </w:pPr>
       <w:r>
         <w:rPr>
@@ -3791,7 +3791,7 @@
       <w:pPr>
         <w:bidi/>
         <w:spacing w:after="0" w:line="480"/>
-        <w:jc w:val="lowKashida"/>
+        <w:jc w:val="both"/>
       </w:pPr>
       <w:r>
         <w:rPr>
@@ -3821,7 +3821,7 @@
       <w:pPr>
         <w:bidi/>
         <w:spacing w:after="0" w:line="480"/>
-        <w:jc w:val="lowKashida"/>
+        <w:jc w:val="both"/>
       </w:pPr>
       <w:r>
         <w:rPr>
@@ -3839,7 +3839,7 @@
       <w:pPr>
         <w:bidi/>
         <w:spacing w:after="0" w:line="480"/>
-        <w:jc w:val="lowKashida"/>
+        <w:jc w:val="both"/>
       </w:pPr>
       <w:r>
         <w:rPr>
@@ -3881,7 +3881,7 @@
         </w:rPr>
         <w:t xml:space="preserve">رابط الدراسة: </w:t>
       </w:r>
-      <w:hyperlink w:history="1" r:id="rIdwumneb2d4dwctqzjwtddi">
+      <w:hyperlink w:history="1" r:id="rIdzpgmrd8c5rc_oubv4vpuv">
         <w:r>
           <w:rPr>
             <w:rFonts w:ascii="Simplified Arabic" w:cs="Simplified Arabic" w:eastAsia="Simplified Arabic" w:hAnsi="Simplified Arabic"/>
@@ -3912,7 +3912,7 @@
       <w:pPr>
         <w:bidi/>
         <w:spacing w:after="0" w:line="480"/>
-        <w:jc w:val="lowKashida"/>
+        <w:jc w:val="both"/>
       </w:pPr>
       <w:r>
         <w:rPr>
@@ -3952,7 +3952,7 @@
       <w:pPr>
         <w:bidi/>
         <w:spacing w:after="0" w:line="480"/>
-        <w:jc w:val="lowKashida"/>
+        <w:jc w:val="both"/>
       </w:pPr>
       <w:r>
         <w:rPr>
@@ -3982,7 +3982,7 @@
       <w:pPr>
         <w:bidi/>
         <w:spacing w:after="0" w:line="480"/>
-        <w:jc w:val="lowKashida"/>
+        <w:jc w:val="both"/>
       </w:pPr>
       <w:r>
         <w:rPr>
@@ -4000,7 +4000,7 @@
       <w:pPr>
         <w:bidi/>
         <w:spacing w:after="0" w:line="480"/>
-        <w:jc w:val="lowKashida"/>
+        <w:jc w:val="both"/>
       </w:pPr>
       <w:r>
         <w:rPr>
@@ -4042,7 +4042,7 @@
         </w:rPr>
         <w:t xml:space="preserve">رابط الدراسة: </w:t>
       </w:r>
-      <w:hyperlink w:history="1" r:id="rIdx1jmvwvid5xjctx4yts7o">
+      <w:hyperlink w:history="1" r:id="rId53k_umgl5u431xvjirijj">
         <w:r>
           <w:rPr>
             <w:rFonts w:ascii="Simplified Arabic" w:cs="Simplified Arabic" w:eastAsia="Simplified Arabic" w:hAnsi="Simplified Arabic"/>
@@ -4073,7 +4073,7 @@
       <w:pPr>
         <w:bidi/>
         <w:spacing w:after="0" w:line="480"/>
-        <w:jc w:val="lowKashida"/>
+        <w:jc w:val="both"/>
       </w:pPr>
       <w:r>
         <w:rPr>
@@ -4113,7 +4113,7 @@
       <w:pPr>
         <w:bidi/>
         <w:spacing w:after="0" w:line="480"/>
-        <w:jc w:val="lowKashida"/>
+        <w:jc w:val="both"/>
       </w:pPr>
       <w:r>
         <w:rPr>
@@ -4143,7 +4143,7 @@
       <w:pPr>
         <w:bidi/>
         <w:spacing w:after="0" w:line="480"/>
-        <w:jc w:val="lowKashida"/>
+        <w:jc w:val="both"/>
       </w:pPr>
       <w:r>
         <w:rPr>
@@ -4161,7 +4161,7 @@
       <w:pPr>
         <w:bidi/>
         <w:spacing w:after="0" w:line="480"/>
-        <w:jc w:val="lowKashida"/>
+        <w:jc w:val="both"/>
       </w:pPr>
       <w:r>
         <w:rPr>
@@ -4203,7 +4203,7 @@
         </w:rPr>
         <w:t xml:space="preserve">رابط الدراسة: </w:t>
       </w:r>
-      <w:hyperlink w:history="1" r:id="rIdzue-z3o9cggzfod49mivz">
+      <w:hyperlink w:history="1" r:id="rIddwsc6mw47gsvsmvlkbydf">
         <w:r>
           <w:rPr>
             <w:rFonts w:ascii="Simplified Arabic" w:cs="Simplified Arabic" w:eastAsia="Simplified Arabic" w:hAnsi="Simplified Arabic"/>
@@ -4234,7 +4234,7 @@
       <w:pPr>
         <w:bidi/>
         <w:spacing w:after="0" w:line="480"/>
-        <w:jc w:val="lowKashida"/>
+        <w:jc w:val="both"/>
       </w:pPr>
       <w:r>
         <w:rPr>
@@ -4274,7 +4274,7 @@
       <w:pPr>
         <w:bidi/>
         <w:spacing w:after="0" w:line="480"/>
-        <w:jc w:val="lowKashida"/>
+        <w:jc w:val="both"/>
       </w:pPr>
       <w:r>
         <w:rPr>
@@ -4304,7 +4304,7 @@
       <w:pPr>
         <w:bidi/>
         <w:spacing w:after="0" w:line="480"/>
-        <w:jc w:val="lowKashida"/>
+        <w:jc w:val="both"/>
       </w:pPr>
       <w:r>
         <w:rPr>
@@ -4322,7 +4322,7 @@
       <w:pPr>
         <w:bidi/>
         <w:spacing w:after="0" w:line="480"/>
-        <w:jc w:val="lowKashida"/>
+        <w:jc w:val="both"/>
       </w:pPr>
       <w:r>
         <w:rPr>
@@ -4364,7 +4364,7 @@
         </w:rPr>
         <w:t xml:space="preserve">رابط الدراسة: </w:t>
       </w:r>
-      <w:hyperlink w:history="1" r:id="rIdsczd2lz3si9gsjsywvril">
+      <w:hyperlink w:history="1" r:id="rIdueuwd0r8qxsru-wz66jv4">
         <w:r>
           <w:rPr>
             <w:rFonts w:ascii="Simplified Arabic" w:cs="Simplified Arabic" w:eastAsia="Simplified Arabic" w:hAnsi="Simplified Arabic"/>
@@ -4395,7 +4395,7 @@
       <w:pPr>
         <w:bidi/>
         <w:spacing w:after="0" w:line="480"/>
-        <w:jc w:val="lowKashida"/>
+        <w:jc w:val="both"/>
       </w:pPr>
       <w:r>
         <w:rPr>
@@ -4435,7 +4435,7 @@
       <w:pPr>
         <w:bidi/>
         <w:spacing w:after="0" w:line="480"/>
-        <w:jc w:val="lowKashida"/>
+        <w:jc w:val="both"/>
       </w:pPr>
       <w:r>
         <w:rPr>
@@ -4465,7 +4465,7 @@
       <w:pPr>
         <w:bidi/>
         <w:spacing w:after="0" w:line="480"/>
-        <w:jc w:val="lowKashida"/>
+        <w:jc w:val="both"/>
       </w:pPr>
       <w:r>
         <w:rPr>
@@ -4483,7 +4483,7 @@
       <w:pPr>
         <w:bidi/>
         <w:spacing w:after="0" w:line="480"/>
-        <w:jc w:val="lowKashida"/>
+        <w:jc w:val="both"/>
       </w:pPr>
       <w:r>
         <w:rPr>
@@ -4525,7 +4525,7 @@
         </w:rPr>
         <w:t xml:space="preserve">رابط الدراسة: </w:t>
       </w:r>
-      <w:hyperlink w:history="1" r:id="rIdef4ziyosehpqkx3saik6m">
+      <w:hyperlink w:history="1" r:id="rIda0fcn7uwmngeqeqshyvay">
         <w:r>
           <w:rPr>
             <w:rFonts w:ascii="Simplified Arabic" w:cs="Simplified Arabic" w:eastAsia="Simplified Arabic" w:hAnsi="Simplified Arabic"/>
@@ -4556,7 +4556,7 @@
       <w:pPr>
         <w:bidi/>
         <w:spacing w:after="0" w:line="480"/>
-        <w:jc w:val="lowKashida"/>
+        <w:jc w:val="both"/>
       </w:pPr>
       <w:r>
         <w:rPr>
@@ -4596,7 +4596,7 @@
       <w:pPr>
         <w:bidi/>
         <w:spacing w:after="0" w:line="480"/>
-        <w:jc w:val="lowKashida"/>
+        <w:jc w:val="both"/>
       </w:pPr>
       <w:r>
         <w:rPr>
@@ -4626,7 +4626,7 @@
       <w:pPr>
         <w:bidi/>
         <w:spacing w:after="0" w:line="480"/>
-        <w:jc w:val="lowKashida"/>
+        <w:jc w:val="both"/>
       </w:pPr>
       <w:r>
         <w:rPr>
@@ -4644,7 +4644,7 @@
       <w:pPr>
         <w:bidi/>
         <w:spacing w:after="0" w:line="480"/>
-        <w:jc w:val="lowKashida"/>
+        <w:jc w:val="both"/>
       </w:pPr>
       <w:r>
         <w:rPr>
@@ -4686,7 +4686,7 @@
         </w:rPr>
         <w:t xml:space="preserve">رابط الدراسة: </w:t>
       </w:r>
-      <w:hyperlink w:history="1" r:id="rIdzl_jzolnoua1hqw5jzkis">
+      <w:hyperlink w:history="1" r:id="rIdogzvx1_uc7_a7qfoicnoe">
         <w:r>
           <w:rPr>
             <w:rFonts w:ascii="Simplified Arabic" w:cs="Simplified Arabic" w:eastAsia="Simplified Arabic" w:hAnsi="Simplified Arabic"/>
@@ -4717,7 +4717,7 @@
       <w:pPr>
         <w:bidi/>
         <w:spacing w:after="0" w:line="480"/>
-        <w:jc w:val="lowKashida"/>
+        <w:jc w:val="both"/>
       </w:pPr>
       <w:r>
         <w:rPr>
@@ -4757,7 +4757,7 @@
       <w:pPr>
         <w:bidi/>
         <w:spacing w:after="0" w:line="480"/>
-        <w:jc w:val="lowKashida"/>
+        <w:jc w:val="both"/>
       </w:pPr>
       <w:r>
         <w:rPr>
@@ -4787,7 +4787,7 @@
       <w:pPr>
         <w:bidi/>
         <w:spacing w:after="0" w:line="480"/>
-        <w:jc w:val="lowKashida"/>
+        <w:jc w:val="both"/>
       </w:pPr>
       <w:r>
         <w:rPr>
@@ -4805,7 +4805,7 @@
       <w:pPr>
         <w:bidi/>
         <w:spacing w:after="0" w:line="480"/>
-        <w:jc w:val="lowKashida"/>
+        <w:jc w:val="both"/>
       </w:pPr>
       <w:r>
         <w:rPr>
@@ -4847,7 +4847,7 @@
         </w:rPr>
         <w:t xml:space="preserve">رابط الدراسة: </w:t>
       </w:r>
-      <w:hyperlink w:history="1" r:id="rIdkdgsqtbhvdmvrxxmjdkrh">
+      <w:hyperlink w:history="1" r:id="rIdicqqt-5uoxz-a2ngvfymt">
         <w:r>
           <w:rPr>
             <w:rFonts w:ascii="Simplified Arabic" w:cs="Simplified Arabic" w:eastAsia="Simplified Arabic" w:hAnsi="Simplified Arabic"/>
@@ -4878,7 +4878,7 @@
       <w:pPr>
         <w:bidi/>
         <w:spacing w:after="0" w:line="480"/>
-        <w:jc w:val="lowKashida"/>
+        <w:jc w:val="both"/>
       </w:pPr>
       <w:r>
         <w:rPr>
@@ -4918,7 +4918,7 @@
       <w:pPr>
         <w:bidi/>
         <w:spacing w:after="0" w:line="480"/>
-        <w:jc w:val="lowKashida"/>
+        <w:jc w:val="both"/>
       </w:pPr>
       <w:r>
         <w:rPr>
@@ -4948,7 +4948,7 @@
       <w:pPr>
         <w:bidi/>
         <w:spacing w:after="0" w:line="480"/>
-        <w:jc w:val="lowKashida"/>
+        <w:jc w:val="both"/>
       </w:pPr>
       <w:r>
         <w:rPr>
@@ -4966,7 +4966,7 @@
       <w:pPr>
         <w:bidi/>
         <w:spacing w:after="0" w:line="480"/>
-        <w:jc w:val="lowKashida"/>
+        <w:jc w:val="both"/>
       </w:pPr>
       <w:r>
         <w:rPr>
@@ -5008,7 +5008,7 @@
         </w:rPr>
         <w:t xml:space="preserve">رابط الدراسة: </w:t>
       </w:r>
-      <w:hyperlink w:history="1" r:id="rIdrm4m7qw-jaorj3mdw2pxn">
+      <w:hyperlink w:history="1" r:id="rIdkwoiq1pol5lqeuilbog4d">
         <w:r>
           <w:rPr>
             <w:rFonts w:ascii="Simplified Arabic" w:cs="Simplified Arabic" w:eastAsia="Simplified Arabic" w:hAnsi="Simplified Arabic"/>
@@ -5039,7 +5039,7 @@
       <w:pPr>
         <w:bidi/>
         <w:spacing w:after="0" w:line="480"/>
-        <w:jc w:val="lowKashida"/>
+        <w:jc w:val="both"/>
       </w:pPr>
       <w:r>
         <w:rPr>
@@ -5079,7 +5079,7 @@
       <w:pPr>
         <w:bidi/>
         <w:spacing w:after="0" w:line="480"/>
-        <w:jc w:val="lowKashida"/>
+        <w:jc w:val="both"/>
       </w:pPr>
       <w:r>
         <w:rPr>
@@ -5109,7 +5109,7 @@
       <w:pPr>
         <w:bidi/>
         <w:spacing w:after="0" w:line="480"/>
-        <w:jc w:val="lowKashida"/>
+        <w:jc w:val="both"/>
       </w:pPr>
       <w:r>
         <w:rPr>
@@ -5127,7 +5127,7 @@
       <w:pPr>
         <w:bidi/>
         <w:spacing w:after="0" w:line="480"/>
-        <w:jc w:val="lowKashida"/>
+        <w:jc w:val="both"/>
       </w:pPr>
       <w:r>
         <w:rPr>
@@ -5169,7 +5169,7 @@
         </w:rPr>
         <w:t xml:space="preserve">رابط الدراسة: </w:t>
       </w:r>
-      <w:hyperlink w:history="1" r:id="rIdg-83mvyhhguhyojccyhw5">
+      <w:hyperlink w:history="1" r:id="rIdwrf4fhj5qpmviswab-qoj">
         <w:r>
           <w:rPr>
             <w:rFonts w:ascii="Simplified Arabic" w:cs="Simplified Arabic" w:eastAsia="Simplified Arabic" w:hAnsi="Simplified Arabic"/>
@@ -5200,7 +5200,7 @@
       <w:pPr>
         <w:bidi/>
         <w:spacing w:after="0" w:line="480"/>
-        <w:jc w:val="lowKashida"/>
+        <w:jc w:val="both"/>
       </w:pPr>
       <w:r>
         <w:rPr>
@@ -5240,7 +5240,7 @@
       <w:pPr>
         <w:bidi/>
         <w:spacing w:after="0" w:line="480"/>
-        <w:jc w:val="lowKashida"/>
+        <w:jc w:val="both"/>
       </w:pPr>
       <w:r>
         <w:rPr>
@@ -5270,7 +5270,7 @@
       <w:pPr>
         <w:bidi/>
         <w:spacing w:after="0" w:line="480"/>
-        <w:jc w:val="lowKashida"/>
+        <w:jc w:val="both"/>
       </w:pPr>
       <w:r>
         <w:rPr>
@@ -5288,7 +5288,7 @@
       <w:pPr>
         <w:bidi/>
         <w:spacing w:after="0" w:line="480"/>
-        <w:jc w:val="lowKashida"/>
+        <w:jc w:val="both"/>
       </w:pPr>
       <w:r>
         <w:rPr>
@@ -5330,7 +5330,7 @@
         </w:rPr>
         <w:t xml:space="preserve">رابط الدراسة: </w:t>
       </w:r>
-      <w:hyperlink w:history="1" r:id="rIdnjizacpfehbzwcqqtghls">
+      <w:hyperlink w:history="1" r:id="rIdgscmrxvwgapc2ptnlelg2">
         <w:r>
           <w:rPr>
             <w:rFonts w:ascii="Simplified Arabic" w:cs="Simplified Arabic" w:eastAsia="Simplified Arabic" w:hAnsi="Simplified Arabic"/>
@@ -5361,7 +5361,7 @@
       <w:pPr>
         <w:bidi/>
         <w:spacing w:after="0" w:line="480"/>
-        <w:jc w:val="lowKashida"/>
+        <w:jc w:val="both"/>
       </w:pPr>
       <w:r>
         <w:rPr>
@@ -5401,7 +5401,7 @@
       <w:pPr>
         <w:bidi/>
         <w:spacing w:after="0" w:line="480"/>
-        <w:jc w:val="lowKashida"/>
+        <w:jc w:val="both"/>
       </w:pPr>
       <w:r>
         <w:rPr>
@@ -5431,7 +5431,7 @@
       <w:pPr>
         <w:bidi/>
         <w:spacing w:after="0" w:line="480"/>
-        <w:jc w:val="lowKashida"/>
+        <w:jc w:val="both"/>
       </w:pPr>
       <w:r>
         <w:rPr>
@@ -5449,7 +5449,7 @@
       <w:pPr>
         <w:bidi/>
         <w:spacing w:after="0" w:line="480"/>
-        <w:jc w:val="lowKashida"/>
+        <w:jc w:val="both"/>
       </w:pPr>
       <w:r>
         <w:rPr>
@@ -5491,7 +5491,7 @@
         </w:rPr>
         <w:t xml:space="preserve">رابط الدراسة: </w:t>
       </w:r>
-      <w:hyperlink w:history="1" r:id="rIdrgcfzfgupp58vbtg-nlfj">
+      <w:hyperlink w:history="1" r:id="rId8ahmjcwxikhotuhk30vky">
         <w:r>
           <w:rPr>
             <w:rFonts w:ascii="Simplified Arabic" w:cs="Simplified Arabic" w:eastAsia="Simplified Arabic" w:hAnsi="Simplified Arabic"/>
@@ -5522,7 +5522,7 @@
       <w:pPr>
         <w:bidi/>
         <w:spacing w:after="0" w:line="480"/>
-        <w:jc w:val="lowKashida"/>
+        <w:jc w:val="both"/>
       </w:pPr>
       <w:r>
         <w:rPr>
@@ -5562,7 +5562,7 @@
       <w:pPr>
         <w:bidi/>
         <w:spacing w:after="0" w:line="480"/>
-        <w:jc w:val="lowKashida"/>
+        <w:jc w:val="both"/>
       </w:pPr>
       <w:r>
         <w:rPr>
@@ -5592,7 +5592,7 @@
       <w:pPr>
         <w:bidi/>
         <w:spacing w:after="0" w:line="480"/>
-        <w:jc w:val="lowKashida"/>
+        <w:jc w:val="both"/>
       </w:pPr>
       <w:r>
         <w:rPr>
@@ -5610,7 +5610,7 @@
       <w:pPr>
         <w:bidi/>
         <w:spacing w:after="0" w:line="480"/>
-        <w:jc w:val="lowKashida"/>
+        <w:jc w:val="both"/>
       </w:pPr>
       <w:r>
         <w:rPr>
@@ -5652,7 +5652,7 @@
         </w:rPr>
         <w:t xml:space="preserve">رابط الدراسة: </w:t>
       </w:r>
-      <w:hyperlink w:history="1" r:id="rIdzf1p1tbrcafq7km-8rljf">
+      <w:hyperlink w:history="1" r:id="rIdb078gkxgpe0uaqalfiwpe">
         <w:r>
           <w:rPr>
             <w:rFonts w:ascii="Simplified Arabic" w:cs="Simplified Arabic" w:eastAsia="Simplified Arabic" w:hAnsi="Simplified Arabic"/>
@@ -5683,7 +5683,7 @@
       <w:pPr>
         <w:bidi/>
         <w:spacing w:after="0" w:line="480"/>
-        <w:jc w:val="lowKashida"/>
+        <w:jc w:val="both"/>
       </w:pPr>
       <w:r>
         <w:rPr>
@@ -5723,7 +5723,7 @@
       <w:pPr>
         <w:bidi/>
         <w:spacing w:after="0" w:line="480"/>
-        <w:jc w:val="lowKashida"/>
+        <w:jc w:val="both"/>
       </w:pPr>
       <w:r>
         <w:rPr>
@@ -5753,7 +5753,7 @@
       <w:pPr>
         <w:bidi/>
         <w:spacing w:after="0" w:line="480"/>
-        <w:jc w:val="lowKashida"/>
+        <w:jc w:val="both"/>
       </w:pPr>
       <w:r>
         <w:rPr>
@@ -5771,7 +5771,7 @@
       <w:pPr>
         <w:bidi/>
         <w:spacing w:after="0" w:line="480"/>
-        <w:jc w:val="lowKashida"/>
+        <w:jc w:val="both"/>
       </w:pPr>
       <w:r>
         <w:rPr>
@@ -5813,7 +5813,7 @@
         </w:rPr>
         <w:t xml:space="preserve">رابط الدراسة: </w:t>
       </w:r>
-      <w:hyperlink w:history="1" r:id="rIdfz_osls7zjgqmin7wgl4p">
+      <w:hyperlink w:history="1" r:id="rIdv0fb63iiratzlrssvhruk">
         <w:r>
           <w:rPr>
             <w:rFonts w:ascii="Simplified Arabic" w:cs="Simplified Arabic" w:eastAsia="Simplified Arabic" w:hAnsi="Simplified Arabic"/>
@@ -5844,7 +5844,7 @@
       <w:pPr>
         <w:bidi/>
         <w:spacing w:after="0" w:line="480"/>
-        <w:jc w:val="lowKashida"/>
+        <w:jc w:val="both"/>
       </w:pPr>
       <w:r>
         <w:rPr>
@@ -5884,7 +5884,7 @@
       <w:pPr>
         <w:bidi/>
         <w:spacing w:after="0" w:line="480"/>
-        <w:jc w:val="lowKashida"/>
+        <w:jc w:val="both"/>
       </w:pPr>
       <w:r>
         <w:rPr>
@@ -5914,7 +5914,7 @@
       <w:pPr>
         <w:bidi/>
         <w:spacing w:after="0" w:line="480"/>
-        <w:jc w:val="lowKashida"/>
+        <w:jc w:val="both"/>
       </w:pPr>
       <w:r>
         <w:rPr>
@@ -5932,7 +5932,7 @@
       <w:pPr>
         <w:bidi/>
         <w:spacing w:after="0" w:line="480"/>
-        <w:jc w:val="lowKashida"/>
+        <w:jc w:val="both"/>
       </w:pPr>
       <w:r>
         <w:rPr>
@@ -5974,7 +5974,7 @@
         </w:rPr>
         <w:t xml:space="preserve">رابط الدراسة: </w:t>
       </w:r>
-      <w:hyperlink w:history="1" r:id="rId-mxoybsiiueexiikabjhh">
+      <w:hyperlink w:history="1" r:id="rIdcbvmeytzu83grpdgklgyj">
         <w:r>
           <w:rPr>
             <w:rFonts w:ascii="Simplified Arabic" w:cs="Simplified Arabic" w:eastAsia="Simplified Arabic" w:hAnsi="Simplified Arabic"/>
@@ -6005,7 +6005,7 @@
       <w:pPr>
         <w:bidi/>
         <w:spacing w:after="0" w:line="480"/>
-        <w:jc w:val="lowKashida"/>
+        <w:jc w:val="both"/>
       </w:pPr>
       <w:r>
         <w:rPr>
@@ -6045,7 +6045,7 @@
       <w:pPr>
         <w:bidi/>
         <w:spacing w:after="0" w:line="480"/>
-        <w:jc w:val="lowKashida"/>
+        <w:jc w:val="both"/>
       </w:pPr>
       <w:r>
         <w:rPr>
@@ -6075,7 +6075,7 @@
       <w:pPr>
         <w:bidi/>
         <w:spacing w:after="0" w:line="480"/>
-        <w:jc w:val="lowKashida"/>
+        <w:jc w:val="both"/>
       </w:pPr>
       <w:r>
         <w:rPr>
@@ -6093,7 +6093,7 @@
       <w:pPr>
         <w:bidi/>
         <w:spacing w:after="0" w:line="480"/>
-        <w:jc w:val="lowKashida"/>
+        <w:jc w:val="both"/>
       </w:pPr>
       <w:r>
         <w:rPr>
@@ -6135,7 +6135,7 @@
         </w:rPr>
         <w:t xml:space="preserve">رابط الدراسة: </w:t>
       </w:r>
-      <w:hyperlink w:history="1" r:id="rIdwt9rsx8t3cxspszbgnrjq">
+      <w:hyperlink w:history="1" r:id="rIdu1ju9lllwjlcpnqqtyzzh">
         <w:r>
           <w:rPr>
             <w:rFonts w:ascii="Simplified Arabic" w:cs="Simplified Arabic" w:eastAsia="Simplified Arabic" w:hAnsi="Simplified Arabic"/>
@@ -6166,7 +6166,7 @@
       <w:pPr>
         <w:bidi/>
         <w:spacing w:after="0" w:line="480"/>
-        <w:jc w:val="lowKashida"/>
+        <w:jc w:val="both"/>
       </w:pPr>
       <w:r>
         <w:rPr>
@@ -6206,7 +6206,7 @@
       <w:pPr>
         <w:bidi/>
         <w:spacing w:after="0" w:line="480"/>
-        <w:jc w:val="lowKashida"/>
+        <w:jc w:val="both"/>
       </w:pPr>
       <w:r>
         <w:rPr>
@@ -6256,7 +6256,7 @@
       <w:pPr>
         <w:bidi/>
         <w:spacing w:after="0" w:line="480"/>
-        <w:jc w:val="lowKashida"/>
+        <w:jc w:val="both"/>
       </w:pPr>
       <w:r>
         <w:rPr>
@@ -6274,7 +6274,7 @@
       <w:pPr>
         <w:bidi/>
         <w:spacing w:after="0" w:line="480"/>
-        <w:jc w:val="lowKashida"/>
+        <w:jc w:val="both"/>
       </w:pPr>
       <w:r>
         <w:rPr>
@@ -6316,7 +6316,7 @@
         </w:rPr>
         <w:t xml:space="preserve">رابط الدراسة: </w:t>
       </w:r>
-      <w:hyperlink w:history="1" r:id="rIdesz_wfhlysujbf0ut5iwy">
+      <w:hyperlink w:history="1" r:id="rIdylncu35n_dxyso_fuyvlw">
         <w:r>
           <w:rPr>
             <w:rFonts w:ascii="Simplified Arabic" w:cs="Simplified Arabic" w:eastAsia="Simplified Arabic" w:hAnsi="Simplified Arabic"/>
@@ -6347,7 +6347,7 @@
       <w:pPr>
         <w:bidi/>
         <w:spacing w:after="0" w:line="480"/>
-        <w:jc w:val="lowKashida"/>
+        <w:jc w:val="both"/>
       </w:pPr>
       <w:r>
         <w:rPr>
@@ -6387,7 +6387,7 @@
       <w:pPr>
         <w:bidi/>
         <w:spacing w:after="0" w:line="480"/>
-        <w:jc w:val="lowKashida"/>
+        <w:jc w:val="both"/>
       </w:pPr>
       <w:r>
         <w:rPr>
@@ -6417,7 +6417,7 @@
       <w:pPr>
         <w:bidi/>
         <w:spacing w:after="0" w:line="480"/>
-        <w:jc w:val="lowKashida"/>
+        <w:jc w:val="both"/>
       </w:pPr>
       <w:r>
         <w:rPr>
@@ -6435,7 +6435,7 @@
       <w:pPr>
         <w:bidi/>
         <w:spacing w:after="0" w:line="480"/>
-        <w:jc w:val="lowKashida"/>
+        <w:jc w:val="both"/>
       </w:pPr>
       <w:r>
         <w:rPr>
@@ -6477,7 +6477,7 @@
         </w:rPr>
         <w:t xml:space="preserve">رابط الدراسة: </w:t>
       </w:r>
-      <w:hyperlink w:history="1" r:id="rId1c-dhznizsx_5wqtnsz08">
+      <w:hyperlink w:history="1" r:id="rIdx5xomyw09hdhzimldl-0x">
         <w:r>
           <w:rPr>
             <w:rFonts w:ascii="Simplified Arabic" w:cs="Simplified Arabic" w:eastAsia="Simplified Arabic" w:hAnsi="Simplified Arabic"/>
@@ -6508,7 +6508,7 @@
       <w:pPr>
         <w:bidi/>
         <w:spacing w:after="0" w:line="480"/>
-        <w:jc w:val="lowKashida"/>
+        <w:jc w:val="both"/>
       </w:pPr>
       <w:r>
         <w:rPr>
@@ -6548,7 +6548,7 @@
       <w:pPr>
         <w:bidi/>
         <w:spacing w:after="0" w:line="480"/>
-        <w:jc w:val="lowKashida"/>
+        <w:jc w:val="both"/>
       </w:pPr>
       <w:r>
         <w:rPr>
@@ -6578,7 +6578,7 @@
       <w:pPr>
         <w:bidi/>
         <w:spacing w:after="0" w:line="480"/>
-        <w:jc w:val="lowKashida"/>
+        <w:jc w:val="both"/>
       </w:pPr>
       <w:r>
         <w:rPr>
@@ -6596,7 +6596,7 @@
       <w:pPr>
         <w:bidi/>
         <w:spacing w:after="0" w:line="480"/>
-        <w:jc w:val="lowKashida"/>
+        <w:jc w:val="both"/>
       </w:pPr>
       <w:r>
         <w:rPr>
@@ -6638,7 +6638,7 @@
         </w:rPr>
         <w:t xml:space="preserve">رابط الدراسة: </w:t>
       </w:r>
-      <w:hyperlink w:history="1" r:id="rIdqhyy3bsvkun_7ozutwh24">
+      <w:hyperlink w:history="1" r:id="rId0fevlw3widye-atz63nsm">
         <w:r>
           <w:rPr>
             <w:rFonts w:ascii="Simplified Arabic" w:cs="Simplified Arabic" w:eastAsia="Simplified Arabic" w:hAnsi="Simplified Arabic"/>
@@ -6669,7 +6669,7 @@
       <w:pPr>
         <w:bidi/>
         <w:spacing w:after="0" w:line="480"/>
-        <w:jc w:val="lowKashida"/>
+        <w:jc w:val="both"/>
       </w:pPr>
       <w:r>
         <w:rPr>
@@ -6709,7 +6709,7 @@
       <w:pPr>
         <w:bidi/>
         <w:spacing w:after="0" w:line="480"/>
-        <w:jc w:val="lowKashida"/>
+        <w:jc w:val="both"/>
       </w:pPr>
       <w:r>
         <w:rPr>
@@ -6739,7 +6739,7 @@
       <w:pPr>
         <w:bidi/>
         <w:spacing w:after="0" w:line="480"/>
-        <w:jc w:val="lowKashida"/>
+        <w:jc w:val="both"/>
       </w:pPr>
       <w:r>
         <w:rPr>
@@ -6757,7 +6757,7 @@
       <w:pPr>
         <w:bidi/>
         <w:spacing w:after="0" w:line="480"/>
-        <w:jc w:val="lowKashida"/>
+        <w:jc w:val="both"/>
       </w:pPr>
       <w:r>
         <w:rPr>
@@ -6799,7 +6799,7 @@
         </w:rPr>
         <w:t xml:space="preserve">رابط الدراسة: </w:t>
       </w:r>
-      <w:hyperlink w:history="1" r:id="rIdmxyuzkprpfzv88k3isvxe">
+      <w:hyperlink w:history="1" r:id="rIdvpswlie8uo3pykncyt-yk">
         <w:r>
           <w:rPr>
             <w:rFonts w:ascii="Simplified Arabic" w:cs="Simplified Arabic" w:eastAsia="Simplified Arabic" w:hAnsi="Simplified Arabic"/>
@@ -6830,7 +6830,7 @@
       <w:pPr>
         <w:bidi/>
         <w:spacing w:after="0" w:line="480"/>
-        <w:jc w:val="lowKashida"/>
+        <w:jc w:val="both"/>
       </w:pPr>
       <w:r>
         <w:rPr>
@@ -6870,7 +6870,7 @@
       <w:pPr>
         <w:bidi/>
         <w:spacing w:after="0" w:line="480"/>
-        <w:jc w:val="lowKashida"/>
+        <w:jc w:val="both"/>
       </w:pPr>
       <w:r>
         <w:rPr>
@@ -6900,7 +6900,7 @@
       <w:pPr>
         <w:bidi/>
         <w:spacing w:after="0" w:line="480"/>
-        <w:jc w:val="lowKashida"/>
+        <w:jc w:val="both"/>
       </w:pPr>
       <w:r>
         <w:rPr>
@@ -6918,7 +6918,7 @@
       <w:pPr>
         <w:bidi/>
         <w:spacing w:after="0" w:line="480"/>
-        <w:jc w:val="lowKashida"/>
+        <w:jc w:val="both"/>
       </w:pPr>
       <w:r>
         <w:rPr>
@@ -6960,7 +6960,7 @@
         </w:rPr>
         <w:t xml:space="preserve">رابط الدراسة: </w:t>
       </w:r>
-      <w:hyperlink w:history="1" r:id="rIdoeww_8x4wvipxfk273ufd">
+      <w:hyperlink w:history="1" r:id="rIdq0uis8fuk3zp7-76b0aay">
         <w:r>
           <w:rPr>
             <w:rFonts w:ascii="Simplified Arabic" w:cs="Simplified Arabic" w:eastAsia="Simplified Arabic" w:hAnsi="Simplified Arabic"/>
@@ -6991,7 +6991,7 @@
       <w:pPr>
         <w:bidi/>
         <w:spacing w:after="0" w:line="480"/>
-        <w:jc w:val="lowKashida"/>
+        <w:jc w:val="both"/>
       </w:pPr>
       <w:r>
         <w:rPr>
@@ -7031,7 +7031,7 @@
       <w:pPr>
         <w:bidi/>
         <w:spacing w:after="0" w:line="480"/>
-        <w:jc w:val="lowKashida"/>
+        <w:jc w:val="both"/>
       </w:pPr>
       <w:r>
         <w:rPr>
@@ -7061,7 +7061,7 @@
       <w:pPr>
         <w:bidi/>
         <w:spacing w:after="0" w:line="480"/>
-        <w:jc w:val="lowKashida"/>
+        <w:jc w:val="both"/>
       </w:pPr>
       <w:r>
         <w:rPr>
@@ -7079,7 +7079,7 @@
       <w:pPr>
         <w:bidi/>
         <w:spacing w:after="0" w:line="480"/>
-        <w:jc w:val="lowKashida"/>
+        <w:jc w:val="both"/>
       </w:pPr>
       <w:r>
         <w:rPr>
@@ -7121,7 +7121,7 @@
         </w:rPr>
         <w:t xml:space="preserve">رابط الدراسة: </w:t>
       </w:r>
-      <w:hyperlink w:history="1" r:id="rIdu0-sxrv0v7p0ulg-sp51i">
+      <w:hyperlink w:history="1" r:id="rIds5fklbirgyelyvdodoeu6">
         <w:r>
           <w:rPr>
             <w:rFonts w:ascii="Simplified Arabic" w:cs="Simplified Arabic" w:eastAsia="Simplified Arabic" w:hAnsi="Simplified Arabic"/>
@@ -7152,7 +7152,7 @@
       <w:pPr>
         <w:bidi/>
         <w:spacing w:after="0" w:line="480"/>
-        <w:jc w:val="lowKashida"/>
+        <w:jc w:val="both"/>
       </w:pPr>
       <w:r>
         <w:rPr>
@@ -7192,7 +7192,7 @@
       <w:pPr>
         <w:bidi/>
         <w:spacing w:after="0" w:line="480"/>
-        <w:jc w:val="lowKashida"/>
+        <w:jc w:val="both"/>
       </w:pPr>
       <w:r>
         <w:rPr>
@@ -7222,7 +7222,7 @@
       <w:pPr>
         <w:bidi/>
         <w:spacing w:after="0" w:line="480"/>
-        <w:jc w:val="lowKashida"/>
+        <w:jc w:val="both"/>
       </w:pPr>
       <w:r>
         <w:rPr>
@@ -7240,7 +7240,7 @@
       <w:pPr>
         <w:bidi/>
         <w:spacing w:after="0" w:line="480"/>
-        <w:jc w:val="lowKashida"/>
+        <w:jc w:val="both"/>
       </w:pPr>
       <w:r>
         <w:rPr>
@@ -7282,7 +7282,7 @@
         </w:rPr>
         <w:t xml:space="preserve">رابط الدراسة: </w:t>
       </w:r>
-      <w:hyperlink w:history="1" r:id="rIdncstkuw0uxyxbji6rl4so">
+      <w:hyperlink w:history="1" r:id="rId_yv5vigo2cdlbmggfrauz">
         <w:r>
           <w:rPr>
             <w:rFonts w:ascii="Simplified Arabic" w:cs="Simplified Arabic" w:eastAsia="Simplified Arabic" w:hAnsi="Simplified Arabic"/>
@@ -7313,7 +7313,7 @@
       <w:pPr>
         <w:bidi/>
         <w:spacing w:after="0" w:line="480"/>
-        <w:jc w:val="lowKashida"/>
+        <w:jc w:val="both"/>
       </w:pPr>
       <w:r>
         <w:rPr>
@@ -7353,7 +7353,7 @@
       <w:pPr>
         <w:bidi/>
         <w:spacing w:after="0" w:line="480"/>
-        <w:jc w:val="lowKashida"/>
+        <w:jc w:val="both"/>
       </w:pPr>
       <w:r>
         <w:rPr>
@@ -7383,7 +7383,7 @@
       <w:pPr>
         <w:bidi/>
         <w:spacing w:after="0" w:line="480"/>
-        <w:jc w:val="lowKashida"/>
+        <w:jc w:val="both"/>
       </w:pPr>
       <w:r>
         <w:rPr>
@@ -7401,7 +7401,7 @@
       <w:pPr>
         <w:bidi/>
         <w:spacing w:after="0" w:line="480"/>
-        <w:jc w:val="lowKashida"/>
+        <w:jc w:val="both"/>
       </w:pPr>
       <w:r>
         <w:rPr>
@@ -7443,7 +7443,7 @@
         </w:rPr>
         <w:t xml:space="preserve">رابط الدراسة: </w:t>
       </w:r>
-      <w:hyperlink w:history="1" r:id="rId9rzbnzepoailekncaibyn">
+      <w:hyperlink w:history="1" r:id="rId-kalqrizmamqpyaahkcyo">
         <w:r>
           <w:rPr>
             <w:rFonts w:ascii="Simplified Arabic" w:cs="Simplified Arabic" w:eastAsia="Simplified Arabic" w:hAnsi="Simplified Arabic"/>
@@ -7474,7 +7474,7 @@
       <w:pPr>
         <w:bidi/>
         <w:spacing w:after="0" w:line="480"/>
-        <w:jc w:val="lowKashida"/>
+        <w:jc w:val="both"/>
       </w:pPr>
       <w:r>
         <w:rPr>
@@ -7514,7 +7514,7 @@
       <w:pPr>
         <w:bidi/>
         <w:spacing w:after="0" w:line="480"/>
-        <w:jc w:val="lowKashida"/>
+        <w:jc w:val="both"/>
       </w:pPr>
       <w:r>
         <w:rPr>
@@ -7544,7 +7544,7 @@
       <w:pPr>
         <w:bidi/>
         <w:spacing w:after="0" w:line="480"/>
-        <w:jc w:val="lowKashida"/>
+        <w:jc w:val="both"/>
       </w:pPr>
       <w:r>
         <w:rPr>
@@ -7562,7 +7562,7 @@
       <w:pPr>
         <w:bidi/>
         <w:spacing w:after="0" w:line="480"/>
-        <w:jc w:val="lowKashida"/>
+        <w:jc w:val="both"/>
       </w:pPr>
       <w:r>
         <w:rPr>
@@ -7604,7 +7604,7 @@
         </w:rPr>
         <w:t xml:space="preserve">رابط الدراسة: </w:t>
       </w:r>
-      <w:hyperlink w:history="1" r:id="rId1p4wrg4v8dikaog0yfpmf">
+      <w:hyperlink w:history="1" r:id="rIdmaz_uunbncyhoabilibis">
         <w:r>
           <w:rPr>
             <w:rFonts w:ascii="Simplified Arabic" w:cs="Simplified Arabic" w:eastAsia="Simplified Arabic" w:hAnsi="Simplified Arabic"/>
@@ -7635,7 +7635,7 @@
       <w:pPr>
         <w:bidi/>
         <w:spacing w:after="0" w:line="480"/>
-        <w:jc w:val="lowKashida"/>
+        <w:jc w:val="both"/>
       </w:pPr>
       <w:r>
         <w:rPr>
@@ -7675,7 +7675,7 @@
       <w:pPr>
         <w:bidi/>
         <w:spacing w:after="0" w:line="480"/>
-        <w:jc w:val="lowKashida"/>
+        <w:jc w:val="both"/>
       </w:pPr>
       <w:r>
         <w:rPr>
@@ -7705,7 +7705,7 @@
       <w:pPr>
         <w:bidi/>
         <w:spacing w:after="0" w:line="480"/>
-        <w:jc w:val="lowKashida"/>
+        <w:jc w:val="both"/>
       </w:pPr>
       <w:r>
         <w:rPr>
@@ -7723,7 +7723,7 @@
       <w:pPr>
         <w:bidi/>
         <w:spacing w:after="0" w:line="480"/>
-        <w:jc w:val="lowKashida"/>
+        <w:jc w:val="both"/>
       </w:pPr>
       <w:r>
         <w:rPr>
@@ -7765,7 +7765,7 @@
         </w:rPr>
         <w:t xml:space="preserve">رابط الدراسة: </w:t>
       </w:r>
-      <w:hyperlink w:history="1" r:id="rIdm7fetu4_sr34xz0t7uwmd">
+      <w:hyperlink w:history="1" r:id="rIdpdj-g893961ekpk0wmjq6">
         <w:r>
           <w:rPr>
             <w:rFonts w:ascii="Simplified Arabic" w:cs="Simplified Arabic" w:eastAsia="Simplified Arabic" w:hAnsi="Simplified Arabic"/>
@@ -7796,7 +7796,7 @@
       <w:pPr>
         <w:bidi/>
         <w:spacing w:after="0" w:line="480"/>
-        <w:jc w:val="lowKashida"/>
+        <w:jc w:val="both"/>
       </w:pPr>
       <w:r>
         <w:rPr>
@@ -7836,7 +7836,7 @@
       <w:pPr>
         <w:bidi/>
         <w:spacing w:after="0" w:line="480"/>
-        <w:jc w:val="lowKashida"/>
+        <w:jc w:val="both"/>
       </w:pPr>
       <w:r>
         <w:rPr>
@@ -8163,7 +8163,7 @@
       <w:pPr>
         <w:bidi/>
         <w:spacing w:after="0" w:line="480"/>
-        <w:jc w:val="lowKashida"/>
+        <w:jc w:val="both"/>
       </w:pPr>
       <w:r>
         <w:rPr>
@@ -8216,7 +8216,7 @@
       <w:pPr>
         <w:bidi/>
         <w:spacing w:after="0" w:line="480"/>
-        <w:jc w:val="lowKashida"/>
+        <w:jc w:val="both"/>
       </w:pPr>
       <w:r>
         <w:rPr>
@@ -8251,7 +8251,7 @@
       <w:pPr>
         <w:bidi/>
         <w:spacing w:after="0" w:line="480"/>
-        <w:jc w:val="lowKashida"/>
+        <w:jc w:val="both"/>
       </w:pPr>
       <w:r>
         <w:rPr>
@@ -8329,7 +8329,7 @@
       <w:pPr>
         <w:bidi/>
         <w:spacing w:after="0" w:line="480"/>
-        <w:jc w:val="lowKashida"/>
+        <w:jc w:val="both"/>
       </w:pPr>
       <w:r>
         <w:rPr>
@@ -8404,7 +8404,7 @@
       <w:pPr>
         <w:bidi/>
         <w:spacing w:after="0" w:line="480"/>
-        <w:jc w:val="lowKashida"/>
+        <w:jc w:val="both"/>
       </w:pPr>
       <w:r>
         <w:rPr>
@@ -8477,7 +8477,7 @@
       <w:pPr>
         <w:bidi/>
         <w:spacing w:after="0" w:line="480"/>
-        <w:jc w:val="lowKashida"/>
+        <w:jc w:val="both"/>
       </w:pPr>
       <w:r>
         <w:rPr>
@@ -8530,7 +8530,7 @@
       <w:pPr>
         <w:bidi/>
         <w:spacing w:after="0" w:line="480"/>
-        <w:jc w:val="lowKashida"/>
+        <w:jc w:val="both"/>
       </w:pPr>
       <w:r>
         <w:rPr>
@@ -8565,7 +8565,7 @@
       <w:pPr>
         <w:bidi/>
         <w:spacing w:after="0" w:line="480"/>
-        <w:jc w:val="lowKashida"/>
+        <w:jc w:val="both"/>
       </w:pPr>
       <w:r>
         <w:rPr>
@@ -8665,7 +8665,7 @@
       <w:pPr>
         <w:bidi/>
         <w:spacing w:after="0" w:line="480"/>
-        <w:jc w:val="lowKashida"/>
+        <w:jc w:val="both"/>
       </w:pPr>
       <w:r>
         <w:rPr>
@@ -8718,7 +8718,7 @@
       <w:pPr>
         <w:bidi/>
         <w:spacing w:after="0" w:line="480"/>
-        <w:jc w:val="lowKashida"/>
+        <w:jc w:val="both"/>
       </w:pPr>
       <w:r>
         <w:rPr>
@@ -8791,7 +8791,7 @@
       <w:pPr>
         <w:bidi/>
         <w:spacing w:after="0" w:line="480"/>
-        <w:jc w:val="lowKashida"/>
+        <w:jc w:val="both"/>
       </w:pPr>
       <w:r>
         <w:rPr>
@@ -8861,7 +8861,7 @@
       <w:pPr>
         <w:bidi/>
         <w:spacing w:after="0" w:line="480"/>
-        <w:jc w:val="lowKashida"/>
+        <w:jc w:val="both"/>
       </w:pPr>
       <w:r>
         <w:rPr>
@@ -8958,7 +8958,7 @@
       <w:pPr>
         <w:bidi/>
         <w:spacing w:after="0" w:line="480"/>
-        <w:jc w:val="lowKashida"/>
+        <w:jc w:val="both"/>
       </w:pPr>
       <w:r>
         <w:rPr>
@@ -9010,7 +9010,7 @@
       <w:pPr>
         <w:bidi/>
         <w:spacing w:after="0" w:line="480"/>
-        <w:jc w:val="lowKashida"/>
+        <w:jc w:val="both"/>
       </w:pPr>
       <w:r>
         <w:rPr>
@@ -9088,7 +9088,7 @@
       <w:pPr>
         <w:bidi/>
         <w:spacing w:after="0" w:line="480"/>
-        <w:jc w:val="lowKashida"/>
+        <w:jc w:val="both"/>
       </w:pPr>
       <w:r>
         <w:rPr>
@@ -9141,7 +9141,7 @@
       <w:pPr>
         <w:bidi/>
         <w:spacing w:after="0" w:line="480"/>
-        <w:jc w:val="lowKashida"/>
+        <w:jc w:val="both"/>
       </w:pPr>
       <w:r>
         <w:rPr>
@@ -9193,7 +9193,7 @@
       <w:pPr>
         <w:bidi/>
         <w:spacing w:after="0" w:line="480"/>
-        <w:jc w:val="lowKashida"/>
+        <w:jc w:val="both"/>
       </w:pPr>
       <w:r>
         <w:rPr>
@@ -9254,7 +9254,7 @@
       <w:pPr>
         <w:bidi/>
         <w:spacing w:after="0" w:line="480"/>
-        <w:jc w:val="lowKashida"/>
+        <w:jc w:val="both"/>
       </w:pPr>
       <w:r>
         <w:rPr>
@@ -9292,7 +9292,7 @@
       <w:pPr>
         <w:bidi/>
         <w:spacing w:after="0" w:line="480"/>
-        <w:jc w:val="lowKashida"/>
+        <w:jc w:val="both"/>
       </w:pPr>
       <w:r>
         <w:rPr>
@@ -9344,7 +9344,7 @@
       <w:pPr>
         <w:bidi/>
         <w:spacing w:after="0" w:line="480"/>
-        <w:jc w:val="lowKashida"/>
+        <w:jc w:val="both"/>
       </w:pPr>
       <w:r>
         <w:rPr>
@@ -9379,7 +9379,7 @@
       <w:pPr>
         <w:bidi/>
         <w:spacing w:after="0" w:line="480"/>
-        <w:jc w:val="lowKashida"/>
+        <w:jc w:val="both"/>
       </w:pPr>
       <w:r>
         <w:rPr>
@@ -9414,7 +9414,7 @@
       <w:pPr>
         <w:bidi/>
         <w:spacing w:after="0" w:line="480"/>
-        <w:jc w:val="lowKashida"/>
+        <w:jc w:val="both"/>
       </w:pPr>
       <w:r>
         <w:rPr>
@@ -9432,7 +9432,7 @@
       <w:pPr>
         <w:bidi/>
         <w:spacing w:after="0" w:line="480"/>
-        <w:jc w:val="lowKashida"/>
+        <w:jc w:val="both"/>
       </w:pPr>
       <w:r>
         <w:rPr>
@@ -9737,7 +9737,7 @@
       <w:pPr>
         <w:bidi/>
         <w:spacing w:after="0" w:line="480"/>
-        <w:jc w:val="lowKashida"/>
+        <w:jc w:val="both"/>
       </w:pPr>
       <w:r>
         <w:rPr>
@@ -9772,7 +9772,7 @@
       <w:pPr>
         <w:bidi/>
         <w:spacing w:after="0" w:line="480"/>
-        <w:jc w:val="lowKashida"/>
+        <w:jc w:val="both"/>
       </w:pPr>
       <w:r>
         <w:rPr>
@@ -9827,7 +9827,7 @@
       <w:pPr>
         <w:bidi/>
         <w:spacing w:after="0" w:line="480"/>
-        <w:jc w:val="lowKashida"/>
+        <w:jc w:val="both"/>
       </w:pPr>
       <w:r>
         <w:rPr>
@@ -9862,7 +9862,7 @@
       <w:pPr>
         <w:bidi/>
         <w:spacing w:after="0" w:line="480"/>
-        <w:jc w:val="lowKashida"/>
+        <w:jc w:val="both"/>
       </w:pPr>
       <w:r>
         <w:rPr>
@@ -9900,7 +9900,7 @@
       <w:pPr>
         <w:bidi/>
         <w:spacing w:after="0" w:line="480"/>
-        <w:jc w:val="lowKashida"/>
+        <w:jc w:val="both"/>
       </w:pPr>
       <w:r>
         <w:rPr>
@@ -9940,7 +9940,7 @@
       <w:pPr>
         <w:bidi/>
         <w:spacing w:after="0" w:line="480"/>
-        <w:jc w:val="lowKashida"/>
+        <w:jc w:val="both"/>
       </w:pPr>
       <w:r>
         <w:rPr>
@@ -9980,7 +9980,7 @@
       <w:pPr>
         <w:bidi/>
         <w:spacing w:after="0" w:line="480"/>
-        <w:jc w:val="lowKashida"/>
+        <w:jc w:val="both"/>
       </w:pPr>
       <w:r>
         <w:rPr>
@@ -10020,7 +10020,7 @@
       <w:pPr>
         <w:bidi/>
         <w:spacing w:after="0" w:line="480"/>
-        <w:jc w:val="lowKashida"/>
+        <w:jc w:val="both"/>
       </w:pPr>
       <w:r>
         <w:rPr>
@@ -10086,7 +10086,7 @@
       <w:pPr>
         <w:bidi/>
         <w:spacing w:after="0" w:line="480"/>
-        <w:jc w:val="lowKashida"/>
+        <w:jc w:val="both"/>
       </w:pPr>
       <w:r>
         <w:rPr>
@@ -10121,7 +10121,7 @@
       <w:pPr>
         <w:bidi/>
         <w:spacing w:after="0" w:line="480"/>
-        <w:jc w:val="lowKashida"/>
+        <w:jc w:val="both"/>
       </w:pPr>
       <w:r>
         <w:rPr>
@@ -10176,7 +10176,7 @@
       <w:pPr>
         <w:bidi/>
         <w:spacing w:after="0" w:line="480"/>
-        <w:jc w:val="lowKashida"/>
+        <w:jc w:val="both"/>
       </w:pPr>
       <w:r>
         <w:rPr>
@@ -10211,7 +10211,7 @@
       <w:pPr>
         <w:bidi/>
         <w:spacing w:after="0" w:line="480"/>
-        <w:jc w:val="lowKashida"/>
+        <w:jc w:val="both"/>
       </w:pPr>
       <w:r>
         <w:rPr>
@@ -10266,7 +10266,7 @@
       <w:pPr>
         <w:bidi/>
         <w:spacing w:after="0" w:line="480"/>
-        <w:jc w:val="lowKashida"/>
+        <w:jc w:val="both"/>
       </w:pPr>
       <w:r>
         <w:rPr>
@@ -10301,7 +10301,7 @@
       <w:pPr>
         <w:bidi/>
         <w:spacing w:after="0" w:line="480"/>
-        <w:jc w:val="lowKashida"/>
+        <w:jc w:val="both"/>
       </w:pPr>
       <w:r>
         <w:rPr>
@@ -10356,7 +10356,7 @@
       <w:pPr>
         <w:bidi/>
         <w:spacing w:after="0" w:line="480"/>
-        <w:jc w:val="lowKashida"/>
+        <w:jc w:val="both"/>
       </w:pPr>
       <w:r>
         <w:rPr>
@@ -10394,7 +10394,7 @@
       <w:pPr>
         <w:bidi/>
         <w:spacing w:after="0" w:line="480"/>
-        <w:jc w:val="lowKashida"/>
+        <w:jc w:val="both"/>
       </w:pPr>
       <w:r>
         <w:rPr>
@@ -10429,7 +10429,7 @@
       <w:pPr>
         <w:bidi/>
         <w:spacing w:after="0" w:line="480"/>
-        <w:jc w:val="lowKashida"/>
+        <w:jc w:val="both"/>
       </w:pPr>
       <w:r>
         <w:rPr>
@@ -10501,7 +10501,7 @@
       <w:pPr>
         <w:bidi/>
         <w:spacing w:after="0" w:line="480"/>
-        <w:jc w:val="lowKashida"/>
+        <w:jc w:val="both"/>
       </w:pPr>
       <w:r>
         <w:rPr>
@@ -10573,7 +10573,7 @@
       <w:pPr>
         <w:bidi/>
         <w:spacing w:after="0" w:line="480"/>
-        <w:jc w:val="lowKashida"/>
+        <w:jc w:val="both"/>
       </w:pPr>
       <w:r>
         <w:rPr>
@@ -10628,7 +10628,7 @@
       <w:pPr>
         <w:bidi/>
         <w:spacing w:after="0" w:line="480"/>
-        <w:jc w:val="lowKashida"/>
+        <w:jc w:val="both"/>
       </w:pPr>
       <w:r>
         <w:rPr>
@@ -10700,7 +10700,7 @@
       <w:pPr>
         <w:bidi/>
         <w:spacing w:after="0" w:line="480"/>
-        <w:jc w:val="lowKashida"/>
+        <w:jc w:val="both"/>
       </w:pPr>
       <w:r>
         <w:rPr>
@@ -10735,7 +10735,7 @@
       <w:pPr>
         <w:bidi/>
         <w:spacing w:after="0" w:line="480"/>
-        <w:jc w:val="lowKashida"/>
+        <w:jc w:val="both"/>
       </w:pPr>
       <w:r>
         <w:rPr>
@@ -10971,7 +10971,7 @@
       <w:pPr>
         <w:bidi/>
         <w:spacing w:after="0" w:line="480"/>
-        <w:jc w:val="lowKashida"/>
+        <w:jc w:val="both"/>
       </w:pPr>
       <w:r>
         <w:rPr>
@@ -11023,7 +11023,7 @@
       <w:pPr>
         <w:bidi/>
         <w:spacing w:after="0" w:line="480"/>
-        <w:jc w:val="lowKashida"/>
+        <w:jc w:val="both"/>
       </w:pPr>
       <w:r>
         <w:rPr>
@@ -11109,7 +11109,7 @@
       <w:pPr>
         <w:bidi/>
         <w:spacing w:after="0" w:line="480"/>
-        <w:jc w:val="lowKashida"/>
+        <w:jc w:val="both"/>
       </w:pPr>
       <w:r>
         <w:rPr>
@@ -11233,7 +11233,7 @@
       <w:pPr>
         <w:bidi/>
         <w:spacing w:after="0" w:line="480"/>
-        <w:jc w:val="lowKashida"/>
+        <w:jc w:val="both"/>
       </w:pPr>
       <w:r>
         <w:rPr>
@@ -11268,7 +11268,7 @@
       <w:pPr>
         <w:bidi/>
         <w:spacing w:after="0" w:line="480"/>
-        <w:jc w:val="lowKashida"/>
+        <w:jc w:val="both"/>
       </w:pPr>
       <w:r>
         <w:rPr>
@@ -11303,7 +11303,7 @@
       <w:pPr>
         <w:bidi/>
         <w:spacing w:after="0" w:line="480"/>
-        <w:jc w:val="lowKashida"/>
+        <w:jc w:val="both"/>
       </w:pPr>
       <w:r>
         <w:rPr>
@@ -11344,7 +11344,7 @@
       <w:pPr>
         <w:bidi/>
         <w:spacing w:after="0" w:line="480"/>
-        <w:jc w:val="lowKashida"/>
+        <w:jc w:val="both"/>
       </w:pPr>
       <w:r>
         <w:rPr>
@@ -11405,7 +11405,7 @@
       <w:pPr>
         <w:bidi/>
         <w:spacing w:after="0" w:line="480"/>
-        <w:jc w:val="lowKashida"/>
+        <w:jc w:val="both"/>
       </w:pPr>
       <w:r>
         <w:rPr>
@@ -11457,7 +11457,7 @@
       <w:pPr>
         <w:bidi/>
         <w:spacing w:after="0" w:line="480"/>
-        <w:jc w:val="lowKashida"/>
+        <w:jc w:val="both"/>
       </w:pPr>
       <w:r>
         <w:rPr>
@@ -11546,7 +11546,7 @@
       <w:pPr>
         <w:bidi/>
         <w:spacing w:after="0" w:line="480"/>
-        <w:jc w:val="lowKashida"/>
+        <w:jc w:val="both"/>
       </w:pPr>
       <w:r>
         <w:rPr>
@@ -11630,7 +11630,7 @@
       <w:pPr>
         <w:bidi/>
         <w:spacing w:after="0" w:line="480"/>
-        <w:jc w:val="lowKashida"/>
+        <w:jc w:val="both"/>
       </w:pPr>
       <w:r>
         <w:rPr>
@@ -11670,7 +11670,7 @@
       <w:pPr>
         <w:bidi/>
         <w:spacing w:after="0" w:line="480"/>
-        <w:jc w:val="lowKashida"/>
+        <w:jc w:val="both"/>
       </w:pPr>
       <w:r>
         <w:rPr>
@@ -11716,7 +11716,7 @@
       <w:pPr>
         <w:bidi/>
         <w:spacing w:after="0" w:line="480"/>
-        <w:jc w:val="lowKashida"/>
+        <w:jc w:val="both"/>
       </w:pPr>
       <w:r>
         <w:rPr>
@@ -11848,7 +11848,7 @@
       <w:pPr>
         <w:bidi/>
         <w:spacing w:after="0" w:line="480"/>
-        <w:jc w:val="lowKashida"/>
+        <w:jc w:val="both"/>
       </w:pPr>
       <w:r>
         <w:rPr>
@@ -11889,7 +11889,7 @@
       <w:pPr>
         <w:bidi/>
         <w:spacing w:after="0" w:line="480"/>
-        <w:jc w:val="lowKashida"/>
+        <w:jc w:val="both"/>
       </w:pPr>
       <w:r>
         <w:rPr>
@@ -11944,7 +11944,7 @@
       <w:pPr>
         <w:bidi/>
         <w:spacing w:after="0" w:line="480"/>
-        <w:jc w:val="lowKashida"/>
+        <w:jc w:val="both"/>
       </w:pPr>
       <w:r>
         <w:rPr>
@@ -11979,7 +11979,7 @@
       <w:pPr>
         <w:bidi/>
         <w:spacing w:after="0" w:line="480"/>
-        <w:jc w:val="lowKashida"/>
+        <w:jc w:val="both"/>
       </w:pPr>
       <w:r>
         <w:rPr>
@@ -12034,7 +12034,7 @@
       <w:pPr>
         <w:bidi/>
         <w:spacing w:after="0" w:line="480"/>
-        <w:jc w:val="lowKashida"/>
+        <w:jc w:val="both"/>
       </w:pPr>
       <w:r>
         <w:rPr>
@@ -12069,7 +12069,7 @@
       <w:pPr>
         <w:bidi/>
         <w:spacing w:after="0" w:line="480"/>
-        <w:jc w:val="lowKashida"/>
+        <w:jc w:val="both"/>
       </w:pPr>
       <w:r>
         <w:rPr>
@@ -12087,7 +12087,7 @@
       <w:pPr>
         <w:bidi/>
         <w:spacing w:after="0" w:line="480"/>
-        <w:jc w:val="lowKashida"/>
+        <w:jc w:val="both"/>
       </w:pPr>
       <w:r>
         <w:rPr>
@@ -12122,7 +12122,7 @@
       <w:pPr>
         <w:bidi/>
         <w:spacing w:after="0" w:line="480"/>
-        <w:jc w:val="lowKashida"/>
+        <w:jc w:val="both"/>
       </w:pPr>
       <w:r>
         <w:rPr>
@@ -12319,7 +12319,7 @@
       <w:pPr>
         <w:bidi/>
         <w:spacing w:after="0" w:line="480"/>
-        <w:jc w:val="lowKashida"/>
+        <w:jc w:val="both"/>
       </w:pPr>
       <w:r>
         <w:rPr>
@@ -12337,7 +12337,7 @@
       <w:pPr>
         <w:bidi/>
         <w:spacing w:after="0" w:line="480"/>
-        <w:jc w:val="lowKashida"/>
+        <w:jc w:val="both"/>
       </w:pPr>
       <w:r>
         <w:rPr>
@@ -12366,7 +12366,7 @@
       <w:pPr>
         <w:bidi/>
         <w:spacing w:after="0" w:line="480"/>
-        <w:jc w:val="lowKashida"/>
+        <w:jc w:val="both"/>
       </w:pPr>
       <w:r>
         <w:rPr>
@@ -12395,7 +12395,7 @@
       <w:pPr>
         <w:bidi/>
         <w:spacing w:after="0" w:line="480"/>
-        <w:jc w:val="lowKashida"/>
+        <w:jc w:val="both"/>
       </w:pPr>
       <w:r>
         <w:rPr>
@@ -12424,7 +12424,7 @@
       <w:pPr>
         <w:bidi/>
         <w:spacing w:after="0" w:line="480"/>
-        <w:jc w:val="lowKashida"/>
+        <w:jc w:val="both"/>
       </w:pPr>
       <w:r>
         <w:rPr>
@@ -12453,7 +12453,7 @@
       <w:pPr>
         <w:bidi/>
         <w:spacing w:after="0" w:line="480"/>
-        <w:jc w:val="lowKashida"/>
+        <w:jc w:val="both"/>
       </w:pPr>
       <w:r>
         <w:rPr>
@@ -12499,7 +12499,7 @@
       <w:pPr>
         <w:bidi/>
         <w:spacing w:after="0" w:line="480"/>
-        <w:jc w:val="lowKashida"/>
+        <w:jc w:val="both"/>
       </w:pPr>
       <w:r>
         <w:rPr>
@@ -12534,7 +12534,7 @@
       <w:pPr>
         <w:bidi/>
         <w:spacing w:after="0" w:line="480"/>
-        <w:jc w:val="lowKashida"/>
+        <w:jc w:val="both"/>
       </w:pPr>
       <w:r>
         <w:rPr>
@@ -12569,7 +12569,7 @@
       <w:pPr>
         <w:bidi/>
         <w:spacing w:after="0" w:line="480"/>
-        <w:jc w:val="lowKashida"/>
+        <w:jc w:val="both"/>
       </w:pPr>
       <w:r>
         <w:rPr>
@@ -12609,7 +12609,7 @@
       <w:pPr>
         <w:bidi/>
         <w:spacing w:after="0" w:line="480"/>
-        <w:jc w:val="lowKashida"/>
+        <w:jc w:val="both"/>
       </w:pPr>
       <w:r>
         <w:rPr>
@@ -12644,7 +12644,7 @@
       <w:pPr>
         <w:bidi/>
         <w:spacing w:after="0" w:line="480"/>
-        <w:jc w:val="lowKashida"/>
+        <w:jc w:val="both"/>
       </w:pPr>
       <w:r>
         <w:rPr>
@@ -12662,7 +12662,7 @@
       <w:pPr>
         <w:bidi/>
         <w:spacing w:after="0" w:line="480"/>
-        <w:jc w:val="lowKashida"/>
+        <w:jc w:val="both"/>
       </w:pPr>
       <w:r>
         <w:rPr>
@@ -12697,7 +12697,7 @@
       <w:pPr>
         <w:bidi/>
         <w:spacing w:after="0" w:line="480"/>
-        <w:jc w:val="lowKashida"/>
+        <w:jc w:val="both"/>
       </w:pPr>
       <w:r>
         <w:rPr>
@@ -12749,7 +12749,7 @@
       <w:pPr>
         <w:bidi/>
         <w:spacing w:after="0" w:line="480"/>
-        <w:jc w:val="lowKashida"/>
+        <w:jc w:val="both"/>
       </w:pPr>
       <w:r>
         <w:rPr>
@@ -12799,7 +12799,7 @@
       <w:pPr>
         <w:bidi/>
         <w:spacing w:after="0" w:line="480"/>
-        <w:jc w:val="lowKashida"/>
+        <w:jc w:val="both"/>
       </w:pPr>
       <w:r>
         <w:rPr>
@@ -12845,7 +12845,7 @@
       <w:pPr>
         <w:bidi/>
         <w:spacing w:after="0" w:line="480"/>
-        <w:jc w:val="lowKashida"/>
+        <w:jc w:val="both"/>
       </w:pPr>
       <w:r>
         <w:rPr>
@@ -12874,7 +12874,7 @@
       <w:pPr>
         <w:bidi/>
         <w:spacing w:after="0" w:line="480"/>
-        <w:jc w:val="lowKashida"/>
+        <w:jc w:val="both"/>
       </w:pPr>
       <w:r>
         <w:rPr>
@@ -12920,7 +12920,7 @@
       <w:pPr>
         <w:bidi/>
         <w:spacing w:after="0" w:line="480"/>
-        <w:jc w:val="lowKashida"/>
+        <w:jc w:val="both"/>
       </w:pPr>
       <w:r>
         <w:rPr>
@@ -12976,7 +12976,7 @@
       <w:pPr>
         <w:bidi/>
         <w:spacing w:after="0" w:line="480"/>
-        <w:jc w:val="lowKashida"/>
+        <w:jc w:val="both"/>
       </w:pPr>
       <w:r>
         <w:rPr>
@@ -13028,7 +13028,7 @@
       <w:pPr>
         <w:bidi/>
         <w:spacing w:after="0" w:line="480"/>
-        <w:jc w:val="lowKashida"/>
+        <w:jc w:val="both"/>
       </w:pPr>
       <w:r>
         <w:rPr>
@@ -13084,7 +13084,7 @@
       <w:pPr>
         <w:bidi/>
         <w:spacing w:after="0" w:line="480"/>
-        <w:jc w:val="lowKashida"/>
+        <w:jc w:val="both"/>
       </w:pPr>
       <w:r>
         <w:rPr>
@@ -13153,7 +13153,7 @@
       <w:pPr>
         <w:bidi/>
         <w:spacing w:after="0" w:line="480"/>
-        <w:jc w:val="lowKashida"/>
+        <w:jc w:val="both"/>
       </w:pPr>
       <w:r>
         <w:rPr>
@@ -13215,7 +13215,7 @@
       <w:pPr>
         <w:bidi/>
         <w:spacing w:after="0" w:line="480"/>
-        <w:jc w:val="lowKashida"/>
+        <w:jc w:val="both"/>
       </w:pPr>
       <w:r>
         <w:rPr>
@@ -13233,7 +13233,7 @@
       <w:pPr>
         <w:bidi/>
         <w:spacing w:after="0" w:line="480"/>
-        <w:jc w:val="lowKashida"/>
+        <w:jc w:val="both"/>
       </w:pPr>
       <w:r>
         <w:rPr>
@@ -13251,7 +13251,7 @@
       <w:pPr>
         <w:bidi/>
         <w:spacing w:after="0" w:line="480"/>
-        <w:jc w:val="lowKashida"/>
+        <w:jc w:val="both"/>
       </w:pPr>
       <w:r>
         <w:rPr>
@@ -13286,7 +13286,7 @@
       <w:pPr>
         <w:bidi/>
         <w:spacing w:after="0" w:line="480"/>
-        <w:jc w:val="lowKashida"/>
+        <w:jc w:val="both"/>
       </w:pPr>
       <w:r>
         <w:rPr>
@@ -13336,7 +13336,7 @@
       <w:pPr>
         <w:bidi/>
         <w:spacing w:after="0" w:line="480"/>
-        <w:jc w:val="lowKashida"/>
+        <w:jc w:val="both"/>
       </w:pPr>
       <w:r>
         <w:rPr>
@@ -13666,7 +13666,7 @@
       <w:pPr>
         <w:bidi/>
         <w:spacing w:after="0" w:line="480"/>
-        <w:jc w:val="lowKashida"/>
+        <w:jc w:val="both"/>
       </w:pPr>
       <w:r>
         <w:rPr>
@@ -13719,7 +13719,7 @@
       <w:pPr>
         <w:bidi/>
         <w:spacing w:after="0" w:line="480"/>
-        <w:jc w:val="lowKashida"/>
+        <w:jc w:val="both"/>
       </w:pPr>
       <w:r>
         <w:rPr>
@@ -13772,7 +13772,7 @@
       <w:pPr>
         <w:bidi/>
         <w:spacing w:after="0" w:line="480"/>
-        <w:jc w:val="lowKashida"/>
+        <w:jc w:val="both"/>
       </w:pPr>
       <w:r>
         <w:rPr>
@@ -13828,7 +13828,7 @@
       <w:pPr>
         <w:bidi/>
         <w:spacing w:after="0" w:line="480"/>
-        <w:jc w:val="lowKashida"/>
+        <w:jc w:val="both"/>
       </w:pPr>
       <w:r>
         <w:rPr>
@@ -13881,7 +13881,7 @@
       <w:pPr>
         <w:bidi/>
         <w:spacing w:after="0" w:line="480"/>
-        <w:jc w:val="lowKashida"/>
+        <w:jc w:val="both"/>
       </w:pPr>
       <w:r>
         <w:rPr>
@@ -13956,7 +13956,7 @@
       <w:pPr>
         <w:bidi/>
         <w:spacing w:after="0" w:line="480"/>
-        <w:jc w:val="lowKashida"/>
+        <w:jc w:val="both"/>
       </w:pPr>
       <w:r>
         <w:rPr>
@@ -13974,7 +13974,7 @@
       <w:pPr>
         <w:bidi/>
         <w:spacing w:after="0" w:line="480"/>
-        <w:jc w:val="lowKashida"/>
+        <w:jc w:val="both"/>
       </w:pPr>
       <w:r>
         <w:rPr>
@@ -14027,7 +14027,7 @@
       <w:pPr>
         <w:bidi/>
         <w:spacing w:after="0" w:line="480"/>
-        <w:jc w:val="lowKashida"/>
+        <w:jc w:val="both"/>
       </w:pPr>
       <w:r>
         <w:rPr>
@@ -14104,7 +14104,7 @@
       <w:pPr>
         <w:bidi/>
         <w:spacing w:after="0" w:line="480"/>
-        <w:jc w:val="lowKashida"/>
+        <w:jc w:val="both"/>
       </w:pPr>
       <w:r>
         <w:rPr>
@@ -14156,7 +14156,7 @@
       <w:pPr>
         <w:bidi/>
         <w:spacing w:after="0" w:line="480"/>
-        <w:jc w:val="lowKashida"/>
+        <w:jc w:val="both"/>
       </w:pPr>
       <w:r>
         <w:rPr>
@@ -14211,7 +14211,7 @@
       <w:pPr>
         <w:bidi/>
         <w:spacing w:after="0" w:line="480"/>
-        <w:jc w:val="lowKashida"/>
+        <w:jc w:val="both"/>
       </w:pPr>
       <w:r>
         <w:rPr>
@@ -14246,7 +14246,7 @@
       <w:pPr>
         <w:bidi/>
         <w:spacing w:after="0" w:line="480"/>
-        <w:jc w:val="lowKashida"/>
+        <w:jc w:val="both"/>
       </w:pPr>
       <w:r>
         <w:rPr>
@@ -14414,7 +14414,7 @@
       <w:pPr>
         <w:bidi/>
         <w:spacing w:after="0" w:line="480"/>
-        <w:jc w:val="lowKashida"/>
+        <w:jc w:val="both"/>
       </w:pPr>
       <w:r>
         <w:rPr>
@@ -14443,7 +14443,7 @@
       <w:pPr>
         <w:bidi/>
         <w:spacing w:after="0" w:line="480"/>
-        <w:jc w:val="lowKashida"/>
+        <w:jc w:val="both"/>
       </w:pPr>
       <w:r>
         <w:rPr>
@@ -14472,7 +14472,7 @@
       <w:pPr>
         <w:bidi/>
         <w:spacing w:after="0" w:line="480"/>
-        <w:jc w:val="lowKashida"/>
+        <w:jc w:val="both"/>
       </w:pPr>
       <w:r>
         <w:rPr>
@@ -14518,7 +14518,7 @@
       <w:pPr>
         <w:bidi/>
         <w:spacing w:after="0" w:line="480"/>
-        <w:jc w:val="lowKashida"/>
+        <w:jc w:val="both"/>
       </w:pPr>
       <w:r>
         <w:rPr>
@@ -14564,7 +14564,7 @@
       <w:pPr>
         <w:bidi/>
         <w:spacing w:after="0" w:line="480"/>
-        <w:jc w:val="lowKashida"/>
+        <w:jc w:val="both"/>
       </w:pPr>
       <w:r>
         <w:rPr>
@@ -14602,7 +14602,7 @@
       <w:pPr>
         <w:bidi/>
         <w:spacing w:after="0" w:line="480"/>
-        <w:jc w:val="lowKashida"/>
+        <w:jc w:val="both"/>
       </w:pPr>
       <w:r>
         <w:rPr>
@@ -14640,7 +14640,7 @@
       <w:pPr>
         <w:bidi/>
         <w:spacing w:after="0" w:line="480"/>
-        <w:jc w:val="lowKashida"/>
+        <w:jc w:val="both"/>
       </w:pPr>
       <w:r>
         <w:rPr>
@@ -14669,7 +14669,7 @@
       <w:pPr>
         <w:bidi/>
         <w:spacing w:after="0" w:line="480"/>
-        <w:jc w:val="lowKashida"/>
+        <w:jc w:val="both"/>
       </w:pPr>
       <w:r>
         <w:rPr>
@@ -14698,7 +14698,7 @@
       <w:pPr>
         <w:bidi/>
         <w:spacing w:after="0" w:line="480"/>
-        <w:jc w:val="lowKashida"/>
+        <w:jc w:val="both"/>
       </w:pPr>
       <w:r>
         <w:rPr>
@@ -14727,7 +14727,7 @@
       <w:pPr>
         <w:bidi/>
         <w:spacing w:after="0" w:line="480"/>
-        <w:jc w:val="lowKashida"/>
+        <w:jc w:val="both"/>
       </w:pPr>
       <w:r>
         <w:rPr>
@@ -14756,7 +14756,7 @@
       <w:pPr>
         <w:bidi/>
         <w:spacing w:after="0" w:line="480"/>
-        <w:jc w:val="lowKashida"/>
+        <w:jc w:val="both"/>
       </w:pPr>
       <w:r>
         <w:rPr>
@@ -14802,7 +14802,7 @@
       <w:pPr>
         <w:bidi/>
         <w:spacing w:after="0" w:line="480"/>
-        <w:jc w:val="lowKashida"/>
+        <w:jc w:val="both"/>
       </w:pPr>
       <w:r>
         <w:rPr>
@@ -14840,7 +14840,7 @@
       <w:pPr>
         <w:bidi/>
         <w:spacing w:after="0" w:line="480"/>
-        <w:jc w:val="lowKashida"/>
+        <w:jc w:val="both"/>
       </w:pPr>
       <w:r>
         <w:rPr>
@@ -14875,7 +14875,7 @@
       <w:pPr>
         <w:bidi/>
         <w:spacing w:after="0" w:line="480"/>
-        <w:jc w:val="lowKashida"/>
+        <w:jc w:val="both"/>
       </w:pPr>
       <w:r>
         <w:rPr>
@@ -14931,7 +14931,7 @@
       <w:pPr>
         <w:bidi/>
         <w:spacing w:after="0" w:line="480"/>
-        <w:jc w:val="lowKashida"/>
+        <w:jc w:val="both"/>
       </w:pPr>
       <w:r>
         <w:rPr>
@@ -14971,7 +14971,7 @@
       <w:pPr>
         <w:bidi/>
         <w:spacing w:after="0" w:line="480"/>
-        <w:jc w:val="lowKashida"/>
+        <w:jc w:val="both"/>
       </w:pPr>
       <w:r>
         <w:rPr>
@@ -15011,7 +15011,7 @@
       <w:pPr>
         <w:bidi/>
         <w:spacing w:after="0" w:line="480"/>
-        <w:jc w:val="lowKashida"/>
+        <w:jc w:val="both"/>
       </w:pPr>
       <w:r>
         <w:rPr>
@@ -15051,7 +15051,7 @@
       <w:pPr>
         <w:bidi/>
         <w:spacing w:after="0" w:line="480"/>
-        <w:jc w:val="lowKashida"/>
+        <w:jc w:val="both"/>
       </w:pPr>
       <w:r>
         <w:rPr>
@@ -15109,7 +15109,7 @@
       <w:pPr>
         <w:bidi/>
         <w:spacing w:after="0" w:line="480"/>
-        <w:jc w:val="lowKashida"/>
+        <w:jc w:val="both"/>
       </w:pPr>
       <w:r>
         <w:rPr>
@@ -15166,7 +15166,7 @@
       <w:pPr>
         <w:bidi/>
         <w:spacing w:after="0" w:line="480"/>
-        <w:jc w:val="lowKashida"/>
+        <w:jc w:val="both"/>
       </w:pPr>
       <w:r>
         <w:rPr>
@@ -15223,7 +15223,7 @@
       <w:pPr>
         <w:bidi/>
         <w:spacing w:after="0" w:line="480"/>
-        <w:jc w:val="lowKashida"/>
+        <w:jc w:val="both"/>
       </w:pPr>
       <w:r>
         <w:rPr>
@@ -15298,7 +15298,7 @@
       <w:pPr>
         <w:bidi/>
         <w:spacing w:after="0" w:line="480"/>
-        <w:jc w:val="lowKashida"/>
+        <w:jc w:val="both"/>
       </w:pPr>
       <w:r>
         <w:rPr>
@@ -15338,7 +15338,7 @@
       <w:pPr>
         <w:bidi/>
         <w:spacing w:after="0" w:line="480"/>
-        <w:jc w:val="lowKashida"/>
+        <w:jc w:val="both"/>
       </w:pPr>
       <w:r>
         <w:rPr>
@@ -15400,7 +15400,7 @@
       <w:pPr>
         <w:bidi/>
         <w:spacing w:after="0" w:line="480"/>
-        <w:jc w:val="lowKashida"/>
+        <w:jc w:val="both"/>
       </w:pPr>
       <w:r>
         <w:rPr>
@@ -15440,7 +15440,7 @@
       <w:pPr>
         <w:bidi/>
         <w:spacing w:after="0" w:line="480"/>
-        <w:jc w:val="lowKashida"/>
+        <w:jc w:val="both"/>
       </w:pPr>
       <w:r>
         <w:rPr>
@@ -15497,7 +15497,7 @@
       <w:pPr>
         <w:bidi/>
         <w:spacing w:after="0" w:line="480"/>
-        <w:jc w:val="lowKashida"/>
+        <w:jc w:val="both"/>
       </w:pPr>
       <w:r>
         <w:rPr>
@@ -15576,7 +15576,7 @@
       <w:pPr>
         <w:bidi/>
         <w:spacing w:after="0" w:line="480"/>
-        <w:jc w:val="lowKashida"/>
+        <w:jc w:val="both"/>
       </w:pPr>
       <w:r>
         <w:rPr>
@@ -15612,7 +15612,7 @@
       <w:pPr>
         <w:bidi/>
         <w:spacing w:after="0" w:line="480"/>
-        <w:jc w:val="lowKashida"/>
+        <w:jc w:val="both"/>
       </w:pPr>
       <w:r>
         <w:rPr>
@@ -15682,7 +15682,7 @@
       <w:pPr>
         <w:bidi/>
         <w:spacing w:after="0" w:line="480"/>
-        <w:jc w:val="lowKashida"/>
+        <w:jc w:val="both"/>
       </w:pPr>
       <w:r>
         <w:rPr>
@@ -15834,7 +15834,7 @@
       <w:pPr>
         <w:bidi/>
         <w:spacing w:after="0" w:line="480"/>
-        <w:jc w:val="lowKashida"/>
+        <w:jc w:val="both"/>
       </w:pPr>
       <w:r>
         <w:rPr>
@@ -15931,7 +15931,7 @@
       <w:pPr>
         <w:bidi/>
         <w:spacing w:after="0" w:line="480"/>
-        <w:jc w:val="lowKashida"/>
+        <w:jc w:val="both"/>
       </w:pPr>
       <w:r>
         <w:rPr>
@@ -15983,7 +15983,7 @@
       <w:pPr>
         <w:bidi/>
         <w:spacing w:after="0" w:line="480"/>
-        <w:jc w:val="lowKashida"/>
+        <w:jc w:val="both"/>
       </w:pPr>
       <w:r>
         <w:rPr>
@@ -16059,7 +16059,7 @@
       <w:pPr>
         <w:bidi/>
         <w:spacing w:after="0" w:line="480"/>
-        <w:jc w:val="lowKashida"/>
+        <w:jc w:val="both"/>
       </w:pPr>
       <w:r>
         <w:rPr>
@@ -16088,7 +16088,7 @@
       <w:pPr>
         <w:bidi/>
         <w:spacing w:after="0" w:line="480"/>
-        <w:jc w:val="lowKashida"/>
+        <w:jc w:val="both"/>
       </w:pPr>
       <w:r>
         <w:rPr>
@@ -16117,7 +16117,7 @@
       <w:pPr>
         <w:bidi/>
         <w:spacing w:after="0" w:line="480"/>
-        <w:jc w:val="lowKashida"/>
+        <w:jc w:val="both"/>
       </w:pPr>
       <w:r>
         <w:rPr>
@@ -16163,7 +16163,7 @@
       <w:pPr>
         <w:bidi/>
         <w:spacing w:after="0" w:line="480"/>
-        <w:jc w:val="lowKashida"/>
+        <w:jc w:val="both"/>
       </w:pPr>
       <w:r>
         <w:rPr>
@@ -16209,7 +16209,7 @@
       <w:pPr>
         <w:bidi/>
         <w:spacing w:after="0" w:line="480"/>
-        <w:jc w:val="lowKashida"/>
+        <w:jc w:val="both"/>
       </w:pPr>
       <w:r>
         <w:rPr>
@@ -16245,7 +16245,7 @@
       <w:pPr>
         <w:bidi/>
         <w:spacing w:after="0" w:line="480"/>
-        <w:jc w:val="lowKashida"/>
+        <w:jc w:val="both"/>
       </w:pPr>
       <w:r>
         <w:rPr>
@@ -16301,7 +16301,7 @@
       <w:pPr>
         <w:bidi/>
         <w:spacing w:after="0" w:line="480"/>
-        <w:jc w:val="lowKashida"/>
+        <w:jc w:val="both"/>
       </w:pPr>
       <w:r>
         <w:rPr>
@@ -16371,7 +16371,7 @@
       <w:pPr>
         <w:bidi/>
         <w:spacing w:after="0" w:line="480"/>
-        <w:jc w:val="lowKashida"/>
+        <w:jc w:val="both"/>
       </w:pPr>
       <w:r>
         <w:rPr>
@@ -16400,7 +16400,7 @@
       <w:pPr>
         <w:bidi/>
         <w:spacing w:after="0" w:line="480"/>
-        <w:jc w:val="lowKashida"/>
+        <w:jc w:val="both"/>
       </w:pPr>
       <w:r>
         <w:rPr>
@@ -16429,7 +16429,7 @@
       <w:pPr>
         <w:bidi/>
         <w:spacing w:after="0" w:line="480"/>
-        <w:jc w:val="lowKashida"/>
+        <w:jc w:val="both"/>
       </w:pPr>
       <w:r>
         <w:rPr>
@@ -16475,7 +16475,7 @@
       <w:pPr>
         <w:bidi/>
         <w:spacing w:after="0" w:line="480"/>
-        <w:jc w:val="lowKashida"/>
+        <w:jc w:val="both"/>
       </w:pPr>
       <w:r>
         <w:rPr>
@@ -16511,7 +16511,7 @@
       <w:pPr>
         <w:bidi/>
         <w:spacing w:after="0" w:line="480"/>
-        <w:jc w:val="lowKashida"/>
+        <w:jc w:val="both"/>
       </w:pPr>
       <w:r>
         <w:rPr>
@@ -16546,7 +16546,7 @@
       <w:pPr>
         <w:bidi/>
         <w:spacing w:after="0" w:line="480"/>
-        <w:jc w:val="lowKashida"/>
+        <w:jc w:val="both"/>
       </w:pPr>
       <w:r>
         <w:rPr>
@@ -16636,7 +16636,7 @@
       <w:pPr>
         <w:bidi/>
         <w:spacing w:after="0" w:line="480"/>
-        <w:jc w:val="lowKashida"/>
+        <w:jc w:val="both"/>
       </w:pPr>
       <w:r>
         <w:rPr>
@@ -16672,7 +16672,7 @@
       <w:pPr>
         <w:bidi/>
         <w:spacing w:after="0" w:line="480"/>
-        <w:jc w:val="lowKashida"/>
+        <w:jc w:val="both"/>
       </w:pPr>
       <w:r>
         <w:rPr>
@@ -16707,7 +16707,7 @@
       <w:pPr>
         <w:bidi/>
         <w:spacing w:after="0" w:line="480"/>
-        <w:jc w:val="lowKashida"/>
+        <w:jc w:val="both"/>
       </w:pPr>
       <w:r>
         <w:rPr>
@@ -16760,7 +16760,7 @@
       <w:pPr>
         <w:bidi/>
         <w:spacing w:after="0" w:line="480"/>
-        <w:jc w:val="lowKashida"/>
+        <w:jc w:val="both"/>
       </w:pPr>
       <w:r>
         <w:rPr>
@@ -16867,7 +16867,7 @@
       <w:pPr>
         <w:bidi/>
         <w:spacing w:after="0" w:line="480"/>
-        <w:jc w:val="lowKashida"/>
+        <w:jc w:val="both"/>
       </w:pPr>
       <w:r>
         <w:rPr>
@@ -16903,7 +16903,7 @@
       <w:pPr>
         <w:bidi/>
         <w:spacing w:after="0" w:line="480"/>
-        <w:jc w:val="lowKashida"/>
+        <w:jc w:val="both"/>
       </w:pPr>
       <w:r>
         <w:rPr>
@@ -16932,7 +16932,7 @@
       <w:pPr>
         <w:bidi/>
         <w:spacing w:after="0" w:line="480"/>
-        <w:jc w:val="lowKashida"/>
+        <w:jc w:val="both"/>
       </w:pPr>
       <w:r>
         <w:rPr>
@@ -16961,7 +16961,7 @@
       <w:pPr>
         <w:bidi/>
         <w:spacing w:after="0" w:line="480"/>
-        <w:jc w:val="lowKashida"/>
+        <w:jc w:val="both"/>
       </w:pPr>
       <w:r>
         <w:rPr>
@@ -16990,7 +16990,7 @@
       <w:pPr>
         <w:bidi/>
         <w:spacing w:after="0" w:line="480"/>
-        <w:jc w:val="lowKashida"/>
+        <w:jc w:val="both"/>
       </w:pPr>
       <w:r>
         <w:rPr>
@@ -17054,7 +17054,7 @@
       <w:pPr>
         <w:bidi/>
         <w:spacing w:after="0" w:line="480"/>
-        <w:jc w:val="lowKashida"/>
+        <w:jc w:val="both"/>
       </w:pPr>
       <w:r>
         <w:rPr>
@@ -17089,7 +17089,7 @@
       <w:pPr>
         <w:bidi/>
         <w:spacing w:after="0" w:line="480"/>
-        <w:jc w:val="lowKashida"/>
+        <w:jc w:val="both"/>
       </w:pPr>
       <w:r>
         <w:rPr>
@@ -17118,7 +17118,7 @@
       <w:pPr>
         <w:bidi/>
         <w:spacing w:after="0" w:line="480"/>
-        <w:jc w:val="lowKashida"/>
+        <w:jc w:val="both"/>
       </w:pPr>
       <w:r>
         <w:rPr>
@@ -17147,7 +17147,7 @@
       <w:pPr>
         <w:bidi/>
         <w:spacing w:after="0" w:line="480"/>
-        <w:jc w:val="lowKashida"/>
+        <w:jc w:val="both"/>
       </w:pPr>
       <w:r>
         <w:rPr>
@@ -17193,7 +17193,7 @@
       <w:pPr>
         <w:bidi/>
         <w:spacing w:after="0" w:line="480"/>
-        <w:jc w:val="lowKashida"/>
+        <w:jc w:val="both"/>
       </w:pPr>
       <w:r>
         <w:rPr>
@@ -17222,7 +17222,7 @@
       <w:pPr>
         <w:bidi/>
         <w:spacing w:after="0" w:line="480"/>
-        <w:jc w:val="lowKashida"/>
+        <w:jc w:val="both"/>
       </w:pPr>
       <w:r>
         <w:rPr>
@@ -17251,7 +17251,7 @@
       <w:pPr>
         <w:bidi/>
         <w:spacing w:after="0" w:line="480"/>
-        <w:jc w:val="lowKashida"/>
+        <w:jc w:val="both"/>
       </w:pPr>
       <w:r>
         <w:rPr>
@@ -17280,7 +17280,7 @@
       <w:pPr>
         <w:bidi/>
         <w:spacing w:after="0" w:line="480"/>
-        <w:jc w:val="lowKashida"/>
+        <w:jc w:val="both"/>
       </w:pPr>
       <w:r>
         <w:rPr>
@@ -17327,7 +17327,7 @@
       <w:pPr>
         <w:bidi/>
         <w:spacing w:after="0" w:line="480"/>
-        <w:jc w:val="lowKashida"/>
+        <w:jc w:val="both"/>
       </w:pPr>
       <w:r>
         <w:rPr>
@@ -17495,7 +17495,7 @@
       <w:pPr>
         <w:bidi/>
         <w:spacing w:after="0" w:line="480"/>
-        <w:jc w:val="lowKashida"/>
+        <w:jc w:val="both"/>
       </w:pPr>
       <w:r>
         <w:rPr>
@@ -17530,7 +17530,7 @@
       <w:pPr>
         <w:bidi/>
         <w:spacing w:after="0" w:line="480"/>
-        <w:jc w:val="lowKashida"/>
+        <w:jc w:val="both"/>
       </w:pPr>
       <w:r>
         <w:rPr>
@@ -17583,7 +17583,7 @@
       <w:pPr>
         <w:bidi/>
         <w:spacing w:after="0" w:line="480"/>
-        <w:jc w:val="lowKashida"/>
+        <w:jc w:val="both"/>
       </w:pPr>
       <w:r>
         <w:rPr>
@@ -17618,7 +17618,7 @@
       <w:pPr>
         <w:bidi/>
         <w:spacing w:after="0" w:line="480"/>
-        <w:jc w:val="lowKashida"/>
+        <w:jc w:val="both"/>
       </w:pPr>
       <w:r>
         <w:rPr>
@@ -17671,7 +17671,7 @@
       <w:pPr>
         <w:bidi/>
         <w:spacing w:after="0" w:line="480"/>
-        <w:jc w:val="lowKashida"/>
+        <w:jc w:val="both"/>
       </w:pPr>
       <w:r>
         <w:rPr>
@@ -17706,7 +17706,7 @@
       <w:pPr>
         <w:bidi/>
         <w:spacing w:after="0" w:line="480"/>
-        <w:jc w:val="lowKashida"/>
+        <w:jc w:val="both"/>
       </w:pPr>
       <w:r>
         <w:rPr>
@@ -17759,7 +17759,7 @@
       <w:pPr>
         <w:bidi/>
         <w:spacing w:after="0" w:line="480"/>
-        <w:jc w:val="lowKashida"/>
+        <w:jc w:val="both"/>
       </w:pPr>
       <w:r>
         <w:rPr>
@@ -17812,7 +17812,7 @@
       <w:pPr>
         <w:bidi/>
         <w:spacing w:after="0" w:line="480"/>
-        <w:jc w:val="lowKashida"/>
+        <w:jc w:val="both"/>
       </w:pPr>
       <w:r>
         <w:rPr>
@@ -17847,7 +17847,7 @@
       <w:pPr>
         <w:bidi/>
         <w:spacing w:after="0" w:line="480"/>
-        <w:jc w:val="lowKashida"/>
+        <w:jc w:val="both"/>
       </w:pPr>
       <w:r>
         <w:rPr>
@@ -17900,7 +17900,7 @@
       <w:pPr>
         <w:bidi/>
         <w:spacing w:after="0" w:line="480"/>
-        <w:jc w:val="lowKashida"/>
+        <w:jc w:val="both"/>
       </w:pPr>
       <w:r>
         <w:rPr>
@@ -17953,7 +17953,7 @@
       <w:pPr>
         <w:bidi/>
         <w:spacing w:after="0" w:line="480"/>
-        <w:jc w:val="lowKashida"/>
+        <w:jc w:val="both"/>
       </w:pPr>
       <w:r>
         <w:rPr>
@@ -17988,7 +17988,7 @@
       <w:pPr>
         <w:bidi/>
         <w:spacing w:after="0" w:line="480"/>
-        <w:jc w:val="lowKashida"/>
+        <w:jc w:val="both"/>
       </w:pPr>
       <w:r>
         <w:rPr>
@@ -18029,7 +18029,7 @@
       <w:pPr>
         <w:bidi/>
         <w:spacing w:after="0" w:line="480"/>
-        <w:jc w:val="lowKashida"/>
+        <w:jc w:val="both"/>
       </w:pPr>
       <w:r>
         <w:rPr>
@@ -18064,7 +18064,7 @@
       <w:pPr>
         <w:bidi/>
         <w:spacing w:after="0" w:line="480"/>
-        <w:jc w:val="lowKashida"/>
+        <w:jc w:val="both"/>
       </w:pPr>
       <w:r>
         <w:rPr>
@@ -18099,7 +18099,7 @@
       <w:pPr>
         <w:bidi/>
         <w:spacing w:after="0" w:line="480"/>
-        <w:jc w:val="lowKashida"/>
+        <w:jc w:val="both"/>
       </w:pPr>
       <w:r>
         <w:rPr>
@@ -18137,7 +18137,7 @@
       <w:pPr>
         <w:bidi/>
         <w:spacing w:after="0" w:line="480"/>
-        <w:jc w:val="lowKashida"/>
+        <w:jc w:val="both"/>
       </w:pPr>
       <w:r>
         <w:rPr>
@@ -18206,7 +18206,7 @@
       <w:pPr>
         <w:bidi/>
         <w:spacing w:after="0" w:line="480"/>
-        <w:jc w:val="lowKashida"/>
+        <w:jc w:val="both"/>
       </w:pPr>
       <w:r>
         <w:rPr>
@@ -18267,7 +18267,7 @@
       <w:pPr>
         <w:bidi/>
         <w:spacing w:after="0" w:line="480"/>
-        <w:jc w:val="lowKashida"/>
+        <w:jc w:val="both"/>
       </w:pPr>
       <w:r>
         <w:rPr>
@@ -18319,7 +18319,7 @@
       <w:pPr>
         <w:bidi/>
         <w:spacing w:after="0" w:line="480"/>
-        <w:jc w:val="lowKashida"/>
+        <w:jc w:val="both"/>
       </w:pPr>
       <w:r>
         <w:rPr>
@@ -18374,7 +18374,7 @@
       <w:pPr>
         <w:bidi/>
         <w:spacing w:after="0" w:line="480"/>
-        <w:jc w:val="lowKashida"/>
+        <w:jc w:val="both"/>
       </w:pPr>
       <w:r>
         <w:rPr>
@@ -18426,7 +18426,7 @@
       <w:pPr>
         <w:bidi/>
         <w:spacing w:after="0" w:line="480"/>
-        <w:jc w:val="lowKashida"/>
+        <w:jc w:val="both"/>
       </w:pPr>
       <w:r>
         <w:rPr>
@@ -18680,7 +18680,7 @@
       <w:pPr>
         <w:bidi/>
         <w:spacing w:after="0" w:line="480"/>
-        <w:jc w:val="lowKashida"/>
+        <w:jc w:val="both"/>
       </w:pPr>
       <w:r>
         <w:rPr>
@@ -18733,7 +18733,7 @@
       <w:pPr>
         <w:bidi/>
         <w:spacing w:after="0" w:line="480"/>
-        <w:jc w:val="lowKashida"/>
+        <w:jc w:val="both"/>
       </w:pPr>
       <w:r>
         <w:rPr>
@@ -18751,7 +18751,7 @@
       <w:pPr>
         <w:bidi/>
         <w:spacing w:after="0" w:line="480"/>
-        <w:jc w:val="lowKashida"/>
+        <w:jc w:val="both"/>
       </w:pPr>
       <w:r>
         <w:rPr>
@@ -18824,7 +18824,7 @@
       <w:pPr>
         <w:bidi/>
         <w:spacing w:after="0" w:line="480"/>
-        <w:jc w:val="lowKashida"/>
+        <w:jc w:val="both"/>
       </w:pPr>
       <w:r>
         <w:rPr>
@@ -18877,7 +18877,7 @@
       <w:pPr>
         <w:bidi/>
         <w:spacing w:after="0" w:line="480"/>
-        <w:jc w:val="lowKashida"/>
+        <w:jc w:val="both"/>
       </w:pPr>
       <w:r>
         <w:rPr>
@@ -18895,7 +18895,7 @@
       <w:pPr>
         <w:bidi/>
         <w:spacing w:after="0" w:line="480"/>
-        <w:jc w:val="lowKashida"/>
+        <w:jc w:val="both"/>
       </w:pPr>
       <w:r>
         <w:rPr>
@@ -18930,7 +18930,7 @@
       <w:pPr>
         <w:bidi/>
         <w:spacing w:after="0" w:line="480"/>
-        <w:jc w:val="lowKashida"/>
+        <w:jc w:val="both"/>
       </w:pPr>
       <w:r>
         <w:rPr>
@@ -19003,7 +19003,7 @@
       <w:pPr>
         <w:bidi/>
         <w:spacing w:after="0" w:line="480"/>
-        <w:jc w:val="lowKashida"/>
+        <w:jc w:val="both"/>
       </w:pPr>
       <w:r>
         <w:rPr>
@@ -19062,7 +19062,7 @@
       <w:pPr>
         <w:bidi/>
         <w:spacing w:after="0" w:line="480"/>
-        <w:jc w:val="lowKashida"/>
+        <w:jc w:val="both"/>
       </w:pPr>
       <w:r>
         <w:rPr>
@@ -19080,7 +19080,7 @@
       <w:pPr>
         <w:bidi/>
         <w:spacing w:after="0" w:line="480"/>
-        <w:jc w:val="lowKashida"/>
+        <w:jc w:val="both"/>
       </w:pPr>
       <w:r>
         <w:rPr>
@@ -19153,7 +19153,7 @@
       <w:pPr>
         <w:bidi/>
         <w:spacing w:after="0" w:line="480"/>
-        <w:jc w:val="lowKashida"/>
+        <w:jc w:val="both"/>
       </w:pPr>
       <w:r>
         <w:rPr>
@@ -19206,7 +19206,7 @@
       <w:pPr>
         <w:bidi/>
         <w:spacing w:after="0" w:line="480"/>
-        <w:jc w:val="lowKashida"/>
+        <w:jc w:val="both"/>
       </w:pPr>
       <w:r>
         <w:rPr>
@@ -19224,7 +19224,7 @@
       <w:pPr>
         <w:bidi/>
         <w:spacing w:after="0" w:line="480"/>
-        <w:jc w:val="lowKashida"/>
+        <w:jc w:val="both"/>
       </w:pPr>
       <w:r>
         <w:rPr>
@@ -19297,7 +19297,7 @@
       <w:pPr>
         <w:bidi/>
         <w:spacing w:after="0" w:line="480"/>
-        <w:jc w:val="lowKashida"/>
+        <w:jc w:val="both"/>
       </w:pPr>
       <w:r>
         <w:rPr>
@@ -19350,7 +19350,7 @@
       <w:pPr>
         <w:bidi/>
         <w:spacing w:after="0" w:line="480"/>
-        <w:jc w:val="lowKashida"/>
+        <w:jc w:val="both"/>
       </w:pPr>
       <w:r>
         <w:rPr>
@@ -19461,7 +19461,7 @@
       <w:pPr>
         <w:bidi/>
         <w:spacing w:after="0" w:line="480"/>
-        <w:jc w:val="lowKashida"/>
+        <w:jc w:val="both"/>
       </w:pPr>
       <w:r>
         <w:rPr>
@@ -19518,7 +19518,7 @@
       <w:pPr>
         <w:bidi/>
         <w:spacing w:after="0" w:line="480"/>
-        <w:jc w:val="lowKashida"/>
+        <w:jc w:val="both"/>
       </w:pPr>
       <w:r>
         <w:rPr>
@@ -19571,7 +19571,7 @@
       <w:pPr>
         <w:bidi/>
         <w:spacing w:after="0" w:line="480"/>
-        <w:jc w:val="lowKashida"/>
+        <w:jc w:val="both"/>
       </w:pPr>
       <w:r>
         <w:rPr>
@@ -19589,7 +19589,7 @@
       <w:pPr>
         <w:bidi/>
         <w:spacing w:after="0" w:line="480"/>
-        <w:jc w:val="lowKashida"/>
+        <w:jc w:val="both"/>
       </w:pPr>
       <w:r>
         <w:rPr>
@@ -19607,7 +19607,7 @@
       <w:pPr>
         <w:bidi/>
         <w:spacing w:after="0" w:line="480"/>
-        <w:jc w:val="lowKashida"/>
+        <w:jc w:val="both"/>
       </w:pPr>
       <w:r>
         <w:rPr>
@@ -19680,7 +19680,7 @@
       <w:pPr>
         <w:bidi/>
         <w:spacing w:after="0" w:line="480"/>
-        <w:jc w:val="lowKashida"/>
+        <w:jc w:val="both"/>
       </w:pPr>
       <w:r>
         <w:rPr>
@@ -19733,7 +19733,7 @@
       <w:pPr>
         <w:bidi/>
         <w:spacing w:after="0" w:line="480"/>
-        <w:jc w:val="lowKashida"/>
+        <w:jc w:val="both"/>
       </w:pPr>
       <w:r>
         <w:rPr>
@@ -19751,7 +19751,7 @@
       <w:pPr>
         <w:bidi/>
         <w:spacing w:after="0" w:line="480"/>
-        <w:jc w:val="lowKashida"/>
+        <w:jc w:val="both"/>
       </w:pPr>
       <w:r>
         <w:rPr>
@@ -19769,7 +19769,7 @@
       <w:pPr>
         <w:bidi/>
         <w:spacing w:after="0" w:line="480"/>
-        <w:jc w:val="lowKashida"/>
+        <w:jc w:val="both"/>
       </w:pPr>
       <w:r>
         <w:rPr>
@@ -19842,7 +19842,7 @@
       <w:pPr>
         <w:bidi/>
         <w:spacing w:after="0" w:line="480"/>
-        <w:jc w:val="lowKashida"/>
+        <w:jc w:val="both"/>
       </w:pPr>
       <w:r>
         <w:rPr>
@@ -19895,7 +19895,7 @@
       <w:pPr>
         <w:bidi/>
         <w:spacing w:after="0" w:line="480"/>
-        <w:jc w:val="lowKashida"/>
+        <w:jc w:val="both"/>
       </w:pPr>
       <w:r>
         <w:rPr>
@@ -19913,7 +19913,7 @@
       <w:pPr>
         <w:bidi/>
         <w:spacing w:after="0" w:line="480"/>
-        <w:jc w:val="lowKashida"/>
+        <w:jc w:val="both"/>
       </w:pPr>
       <w:r>
         <w:rPr>
@@ -19948,7 +19948,7 @@
       <w:pPr>
         <w:bidi/>
         <w:spacing w:after="0" w:line="480"/>
-        <w:jc w:val="lowKashida"/>
+        <w:jc w:val="both"/>
       </w:pPr>
       <w:r>
         <w:rPr>
@@ -19977,7 +19977,7 @@
       <w:pPr>
         <w:bidi/>
         <w:spacing w:after="0" w:line="480"/>
-        <w:jc w:val="lowKashida"/>
+        <w:jc w:val="both"/>
       </w:pPr>
       <w:r>
         <w:rPr>
@@ -20016,7 +20016,7 @@
       <w:pPr>
         <w:bidi/>
         <w:spacing w:after="0" w:line="480"/>
-        <w:jc w:val="lowKashida"/>
+        <w:jc w:val="both"/>
       </w:pPr>
       <w:r>
         <w:rPr>
@@ -20034,7 +20034,7 @@
       <w:pPr>
         <w:bidi/>
         <w:spacing w:after="0" w:line="480"/>
-        <w:jc w:val="lowKashida"/>
+        <w:jc w:val="both"/>
       </w:pPr>
       <w:r>
         <w:rPr>
@@ -20052,7 +20052,7 @@
       <w:pPr>
         <w:bidi/>
         <w:spacing w:after="0" w:line="480"/>
-        <w:jc w:val="lowKashida"/>
+        <w:jc w:val="both"/>
       </w:pPr>
       <w:r>
         <w:rPr>
@@ -20070,7 +20070,7 @@
       <w:pPr>
         <w:bidi/>
         <w:spacing w:after="0" w:line="480"/>
-        <w:jc w:val="lowKashida"/>
+        <w:jc w:val="both"/>
       </w:pPr>
       <w:r>
         <w:rPr>
@@ -20109,7 +20109,7 @@
       <w:pPr>
         <w:bidi/>
         <w:spacing w:after="0" w:line="480"/>
-        <w:jc w:val="lowKashida"/>
+        <w:jc w:val="both"/>
       </w:pPr>
       <w:r>
         <w:rPr>
@@ -20138,7 +20138,7 @@
       <w:pPr>
         <w:bidi/>
         <w:spacing w:after="0" w:line="480"/>
-        <w:jc w:val="lowKashida"/>
+        <w:jc w:val="both"/>
       </w:pPr>
       <w:r>
         <w:rPr>
@@ -20167,7 +20167,7 @@
       <w:pPr>
         <w:bidi/>
         <w:spacing w:after="0" w:line="480"/>
-        <w:jc w:val="lowKashida"/>
+        <w:jc w:val="both"/>
       </w:pPr>
       <w:r>
         <w:rPr>
@@ -20196,7 +20196,7 @@
       <w:pPr>
         <w:bidi/>
         <w:spacing w:after="0" w:line="480"/>
-        <w:jc w:val="lowKashida"/>
+        <w:jc w:val="both"/>
       </w:pPr>
       <w:r>
         <w:rPr>
@@ -20225,7 +20225,7 @@
       <w:pPr>
         <w:bidi/>
         <w:spacing w:after="0" w:line="480"/>
-        <w:jc w:val="lowKashida"/>
+        <w:jc w:val="both"/>
       </w:pPr>
       <w:r>
         <w:rPr>
@@ -20254,7 +20254,7 @@
       <w:pPr>
         <w:bidi/>
         <w:spacing w:after="0" w:line="480"/>
-        <w:jc w:val="lowKashida"/>
+        <w:jc w:val="both"/>
       </w:pPr>
       <w:r>
         <w:rPr>
@@ -20283,7 +20283,7 @@
       <w:pPr>
         <w:bidi/>
         <w:spacing w:after="0" w:line="480"/>
-        <w:jc w:val="lowKashida"/>
+        <w:jc w:val="both"/>
       </w:pPr>
       <w:r>
         <w:rPr>
@@ -20312,7 +20312,7 @@
       <w:pPr>
         <w:bidi/>
         <w:spacing w:after="0" w:line="480"/>
-        <w:jc w:val="lowKashida"/>
+        <w:jc w:val="both"/>
       </w:pPr>
       <w:r>
         <w:rPr>
@@ -20341,7 +20341,7 @@
       <w:pPr>
         <w:bidi/>
         <w:spacing w:after="0" w:line="480"/>
-        <w:jc w:val="lowKashida"/>
+        <w:jc w:val="both"/>
       </w:pPr>
       <w:r>
         <w:rPr>
@@ -20370,7 +20370,7 @@
       <w:pPr>
         <w:bidi/>
         <w:spacing w:after="0" w:line="480"/>
-        <w:jc w:val="lowKashida"/>
+        <w:jc w:val="both"/>
       </w:pPr>
       <w:r>
         <w:rPr>
@@ -20399,7 +20399,7 @@
       <w:pPr>
         <w:bidi/>
         <w:spacing w:after="0" w:line="480"/>
-        <w:jc w:val="lowKashida"/>
+        <w:jc w:val="both"/>
       </w:pPr>
       <w:r>
         <w:rPr>
@@ -20428,7 +20428,7 @@
       <w:pPr>
         <w:bidi/>
         <w:spacing w:after="0" w:line="480"/>
-        <w:jc w:val="lowKashida"/>
+        <w:jc w:val="both"/>
       </w:pPr>
       <w:r>
         <w:rPr>
@@ -20457,7 +20457,7 @@
       <w:pPr>
         <w:bidi/>
         <w:spacing w:after="0" w:line="480"/>
-        <w:jc w:val="lowKashida"/>
+        <w:jc w:val="both"/>
       </w:pPr>
       <w:r>
         <w:rPr>
@@ -20486,7 +20486,7 @@
       <w:pPr>
         <w:bidi/>
         <w:spacing w:after="0" w:line="480"/>
-        <w:jc w:val="lowKashida"/>
+        <w:jc w:val="both"/>
       </w:pPr>
       <w:r>
         <w:rPr>
@@ -20515,7 +20515,7 @@
       <w:pPr>
         <w:bidi/>
         <w:spacing w:after="0" w:line="480"/>
-        <w:jc w:val="lowKashida"/>
+        <w:jc w:val="both"/>
       </w:pPr>
       <w:r>
         <w:rPr>
@@ -20554,7 +20554,7 @@
       <w:pPr>
         <w:bidi/>
         <w:spacing w:after="0" w:line="480"/>
-        <w:jc w:val="lowKashida"/>
+        <w:jc w:val="both"/>
       </w:pPr>
       <w:r>
         <w:rPr>
@@ -20583,7 +20583,7 @@
       <w:pPr>
         <w:bidi/>
         <w:spacing w:after="0" w:line="480"/>
-        <w:jc w:val="lowKashida"/>
+        <w:jc w:val="both"/>
       </w:pPr>
       <w:r>
         <w:rPr>
@@ -20612,7 +20612,7 @@
       <w:pPr>
         <w:bidi/>
         <w:spacing w:after="0" w:line="480"/>
-        <w:jc w:val="lowKashida"/>
+        <w:jc w:val="both"/>
       </w:pPr>
       <w:r>
         <w:rPr>
@@ -20641,7 +20641,7 @@
       <w:pPr>
         <w:bidi/>
         <w:spacing w:after="0" w:line="480"/>
-        <w:jc w:val="lowKashida"/>
+        <w:jc w:val="both"/>
       </w:pPr>
       <w:r>
         <w:rPr>
@@ -20670,7 +20670,7 @@
       <w:pPr>
         <w:bidi/>
         <w:spacing w:after="0" w:line="480"/>
-        <w:jc w:val="lowKashida"/>
+        <w:jc w:val="both"/>
       </w:pPr>
       <w:r>
         <w:rPr>
@@ -20699,7 +20699,7 @@
       <w:pPr>
         <w:bidi/>
         <w:spacing w:after="0" w:line="480"/>
-        <w:jc w:val="lowKashida"/>
+        <w:jc w:val="both"/>
       </w:pPr>
       <w:r>
         <w:rPr>
@@ -20728,7 +20728,7 @@
       <w:pPr>
         <w:bidi/>
         <w:spacing w:after="0" w:line="480"/>
-        <w:jc w:val="lowKashida"/>
+        <w:jc w:val="both"/>
       </w:pPr>
       <w:r>
         <w:rPr>
@@ -20757,7 +20757,7 @@
       <w:pPr>
         <w:bidi/>
         <w:spacing w:after="0" w:line="480"/>
-        <w:jc w:val="lowKashida"/>
+        <w:jc w:val="both"/>
       </w:pPr>
       <w:r>
         <w:rPr>
@@ -20786,7 +20786,7 @@
       <w:pPr>
         <w:bidi/>
         <w:spacing w:after="0" w:line="480"/>
-        <w:jc w:val="lowKashida"/>
+        <w:jc w:val="both"/>
       </w:pPr>
       <w:r>
         <w:rPr>
@@ -20804,7 +20804,7 @@
       <w:pPr>
         <w:bidi/>
         <w:spacing w:after="0" w:line="480"/>
-        <w:jc w:val="lowKashida"/>
+        <w:jc w:val="both"/>
       </w:pPr>
       <w:r>
         <w:rPr>
@@ -20843,7 +20843,7 @@
       <w:pPr>
         <w:bidi/>
         <w:spacing w:after="0" w:line="480"/>
-        <w:jc w:val="lowKashida"/>
+        <w:jc w:val="both"/>
       </w:pPr>
       <w:r>
         <w:rPr>
@@ -20861,7 +20861,7 @@
       <w:pPr>
         <w:bidi/>
         <w:spacing w:after="0" w:line="480"/>
-        <w:jc w:val="lowKashida"/>
+        <w:jc w:val="both"/>
       </w:pPr>
       <w:r>
         <w:rPr>
@@ -20879,7 +20879,7 @@
       <w:pPr>
         <w:bidi/>
         <w:spacing w:after="0" w:line="480"/>
-        <w:jc w:val="lowKashida"/>
+        <w:jc w:val="both"/>
       </w:pPr>
       <w:r>
         <w:rPr>
@@ -20908,7 +20908,7 @@
       <w:pPr>
         <w:bidi/>
         <w:spacing w:after="0" w:line="480"/>
-        <w:jc w:val="lowKashida"/>
+        <w:jc w:val="both"/>
       </w:pPr>
       <w:r>
         <w:rPr>
@@ -20937,7 +20937,7 @@
       <w:pPr>
         <w:bidi/>
         <w:spacing w:after="0" w:line="480"/>
-        <w:jc w:val="lowKashida"/>
+        <w:jc w:val="both"/>
       </w:pPr>
       <w:r>
         <w:rPr>
@@ -20966,7 +20966,7 @@
       <w:pPr>
         <w:bidi/>
         <w:spacing w:after="0" w:line="480"/>
-        <w:jc w:val="lowKashida"/>
+        <w:jc w:val="both"/>
       </w:pPr>
       <w:r>
         <w:rPr>
@@ -20995,7 +20995,7 @@
       <w:pPr>
         <w:bidi/>
         <w:spacing w:after="0" w:line="480"/>
-        <w:jc w:val="lowKashida"/>
+        <w:jc w:val="both"/>
       </w:pPr>
       <w:r>
         <w:rPr>
@@ -21024,7 +21024,7 @@
       <w:pPr>
         <w:bidi/>
         <w:spacing w:after="0" w:line="480"/>
-        <w:jc w:val="lowKashida"/>
+        <w:jc w:val="both"/>
       </w:pPr>
       <w:r>
         <w:rPr>
@@ -21053,7 +21053,7 @@
       <w:pPr>
         <w:bidi/>
         <w:spacing w:after="0" w:line="480"/>
-        <w:jc w:val="lowKashida"/>
+        <w:jc w:val="both"/>
       </w:pPr>
       <w:r>
         <w:rPr>
@@ -21082,7 +21082,7 @@
       <w:pPr>
         <w:bidi/>
         <w:spacing w:after="0" w:line="480"/>
-        <w:jc w:val="lowKashida"/>
+        <w:jc w:val="both"/>
       </w:pPr>
       <w:r>
         <w:rPr>
@@ -21232,7 +21232,7 @@
       <w:pPr>
         <w:bidi/>
         <w:spacing w:after="0" w:line="480"/>
-        <w:jc w:val="lowKashida"/>
+        <w:jc w:val="both"/>
       </w:pPr>
       <w:r>
         <w:rPr>
@@ -21272,7 +21272,7 @@
       <w:pPr>
         <w:bidi/>
         <w:spacing w:after="0" w:line="480"/>
-        <w:jc w:val="lowKashida"/>
+        <w:jc w:val="both"/>
       </w:pPr>
       <w:r>
         <w:rPr>
@@ -21312,7 +21312,7 @@
       <w:pPr>
         <w:bidi/>
         <w:spacing w:after="0" w:line="480"/>
-        <w:jc w:val="lowKashida"/>
+        <w:jc w:val="both"/>
       </w:pPr>
       <w:r>
         <w:rPr>
@@ -21352,7 +21352,7 @@
       <w:pPr>
         <w:bidi/>
         <w:spacing w:after="0" w:line="480"/>
-        <w:jc w:val="lowKashida"/>
+        <w:jc w:val="both"/>
       </w:pPr>
       <w:r>
         <w:rPr>
@@ -21392,7 +21392,7 @@
       <w:pPr>
         <w:bidi/>
         <w:spacing w:after="0" w:line="480"/>
-        <w:jc w:val="lowKashida"/>
+        <w:jc w:val="both"/>
       </w:pPr>
       <w:r>
         <w:rPr>
@@ -21432,7 +21432,7 @@
       <w:pPr>
         <w:bidi/>
         <w:spacing w:after="0" w:line="480"/>
-        <w:jc w:val="lowKashida"/>
+        <w:jc w:val="both"/>
       </w:pPr>
       <w:r>
         <w:rPr>
@@ -21472,7 +21472,7 @@
       <w:pPr>
         <w:bidi/>
         <w:spacing w:after="0" w:line="480"/>
-        <w:jc w:val="lowKashida"/>
+        <w:jc w:val="both"/>
       </w:pPr>
       <w:r>
         <w:rPr>
@@ -21512,7 +21512,7 @@
       <w:pPr>
         <w:bidi/>
         <w:spacing w:after="0" w:line="480"/>
-        <w:jc w:val="lowKashida"/>
+        <w:jc w:val="both"/>
       </w:pPr>
       <w:r>
         <w:rPr>
@@ -21552,7 +21552,7 @@
       <w:pPr>
         <w:bidi/>
         <w:spacing w:after="0" w:line="480"/>
-        <w:jc w:val="lowKashida"/>
+        <w:jc w:val="both"/>
       </w:pPr>
       <w:r>
         <w:rPr>
@@ -21592,7 +21592,7 @@
       <w:pPr>
         <w:bidi/>
         <w:spacing w:after="0" w:line="480"/>
-        <w:jc w:val="lowKashida"/>
+        <w:jc w:val="both"/>
       </w:pPr>
       <w:r>
         <w:rPr>
@@ -21632,7 +21632,7 @@
       <w:pPr>
         <w:bidi/>
         <w:spacing w:after="0" w:line="480"/>
-        <w:jc w:val="lowKashida"/>
+        <w:jc w:val="both"/>
       </w:pPr>
       <w:r>
         <w:rPr>
@@ -21672,7 +21672,7 @@
       <w:pPr>
         <w:bidi/>
         <w:spacing w:after="0" w:line="480"/>
-        <w:jc w:val="lowKashida"/>
+        <w:jc w:val="both"/>
       </w:pPr>
       <w:r>
         <w:rPr>
@@ -21733,7 +21733,7 @@
       <w:pPr>
         <w:bidi/>
         <w:spacing w:after="0" w:line="480"/>
-        <w:jc w:val="lowKashida"/>
+        <w:jc w:val="both"/>
       </w:pPr>
       <w:r>
         <w:rPr>
@@ -21762,7 +21762,7 @@
       <w:pPr>
         <w:bidi/>
         <w:spacing w:after="0" w:line="480"/>
-        <w:jc w:val="lowKashida"/>
+        <w:jc w:val="both"/>
       </w:pPr>
       <w:r>
         <w:rPr>
@@ -21791,7 +21791,7 @@
       <w:pPr>
         <w:bidi/>
         <w:spacing w:after="0" w:line="480"/>
-        <w:jc w:val="lowKashida"/>
+        <w:jc w:val="both"/>
       </w:pPr>
       <w:r>
         <w:rPr>
@@ -21820,7 +21820,7 @@
       <w:pPr>
         <w:bidi/>
         <w:spacing w:after="0" w:line="480"/>
-        <w:jc w:val="lowKashida"/>
+        <w:jc w:val="both"/>
       </w:pPr>
       <w:r>
         <w:rPr>
@@ -21849,7 +21849,7 @@
       <w:pPr>
         <w:bidi/>
         <w:spacing w:after="0" w:line="480"/>
-        <w:jc w:val="lowKashida"/>
+        <w:jc w:val="both"/>
       </w:pPr>
       <w:r>
         <w:rPr>
@@ -21899,7 +21899,7 @@
       <w:pPr>
         <w:bidi/>
         <w:spacing w:after="0" w:line="480"/>
-        <w:jc w:val="lowKashida"/>
+        <w:jc w:val="both"/>
       </w:pPr>
       <w:r>
         <w:rPr>
@@ -21928,7 +21928,7 @@
       <w:pPr>
         <w:bidi/>
         <w:spacing w:after="0" w:line="480"/>
-        <w:jc w:val="lowKashida"/>
+        <w:jc w:val="both"/>
       </w:pPr>
       <w:r>
         <w:rPr>
@@ -21957,7 +21957,7 @@
       <w:pPr>
         <w:bidi/>
         <w:spacing w:after="0" w:line="480"/>
-        <w:jc w:val="lowKashida"/>
+        <w:jc w:val="both"/>
       </w:pPr>
       <w:r>
         <w:rPr>
@@ -21986,7 +21986,7 @@
       <w:pPr>
         <w:bidi/>
         <w:spacing w:after="0" w:line="480"/>
-        <w:jc w:val="lowKashida"/>
+        <w:jc w:val="both"/>
       </w:pPr>
       <w:r>
         <w:rPr>
@@ -22076,7 +22076,7 @@
       <w:pPr>
         <w:bidi/>
         <w:spacing w:after="0" w:line="480"/>
-        <w:jc w:val="lowKashida"/>
+        <w:jc w:val="both"/>
       </w:pPr>
       <w:r>
         <w:rPr>
@@ -22105,7 +22105,7 @@
       <w:pPr>
         <w:bidi/>
         <w:spacing w:after="0" w:line="480"/>
-        <w:jc w:val="lowKashida"/>
+        <w:jc w:val="both"/>
       </w:pPr>
       <w:r>
         <w:rPr>
@@ -22134,7 +22134,7 @@
       <w:pPr>
         <w:bidi/>
         <w:spacing w:after="0" w:line="480"/>
-        <w:jc w:val="lowKashida"/>
+        <w:jc w:val="both"/>
       </w:pPr>
       <w:r>
         <w:rPr>
@@ -22163,7 +22163,7 @@
       <w:pPr>
         <w:bidi/>
         <w:spacing w:after="0" w:line="480"/>
-        <w:jc w:val="lowKashida"/>
+        <w:jc w:val="both"/>
       </w:pPr>
       <w:r>
         <w:rPr>
@@ -22192,7 +22192,7 @@
       <w:pPr>
         <w:bidi/>
         <w:spacing w:after="0" w:line="480"/>
-        <w:jc w:val="lowKashida"/>
+        <w:jc w:val="both"/>
       </w:pPr>
       <w:r>
         <w:rPr>
@@ -22241,7 +22241,7 @@
       <w:pPr>
         <w:bidi/>
         <w:spacing w:after="0" w:line="480"/>
-        <w:jc w:val="lowKashida"/>
+        <w:jc w:val="both"/>
       </w:pPr>
       <w:r>
         <w:rPr>
@@ -22270,7 +22270,7 @@
       <w:pPr>
         <w:bidi/>
         <w:spacing w:after="0" w:line="480"/>
-        <w:jc w:val="lowKashida"/>
+        <w:jc w:val="both"/>
       </w:pPr>
       <w:r>
         <w:rPr>
@@ -22299,7 +22299,7 @@
       <w:pPr>
         <w:bidi/>
         <w:spacing w:after="0" w:line="480"/>
-        <w:jc w:val="lowKashida"/>
+        <w:jc w:val="both"/>
       </w:pPr>
       <w:r>
         <w:rPr>
@@ -22328,7 +22328,7 @@
       <w:pPr>
         <w:bidi/>
         <w:spacing w:after="0" w:line="480"/>
-        <w:jc w:val="lowKashida"/>
+        <w:jc w:val="both"/>
       </w:pPr>
       <w:r>
         <w:rPr>
@@ -22377,7 +22377,7 @@
       <w:pPr>
         <w:bidi/>
         <w:spacing w:after="0" w:line="480"/>
-        <w:jc w:val="lowKashida"/>
+        <w:jc w:val="both"/>
       </w:pPr>
       <w:r>
         <w:rPr>
@@ -22406,7 +22406,7 @@
       <w:pPr>
         <w:bidi/>
         <w:spacing w:after="0" w:line="480"/>
-        <w:jc w:val="lowKashida"/>
+        <w:jc w:val="both"/>
       </w:pPr>
       <w:r>
         <w:rPr>
@@ -22435,7 +22435,7 @@
       <w:pPr>
         <w:bidi/>
         <w:spacing w:after="0" w:line="480"/>
-        <w:jc w:val="lowKashida"/>
+        <w:jc w:val="both"/>
       </w:pPr>
       <w:r>
         <w:rPr>
@@ -22464,7 +22464,7 @@
       <w:pPr>
         <w:bidi/>
         <w:spacing w:after="0" w:line="480"/>
-        <w:jc w:val="lowKashida"/>
+        <w:jc w:val="both"/>
       </w:pPr>
       <w:r>
         <w:rPr>
@@ -22493,7 +22493,7 @@
       <w:pPr>
         <w:bidi/>
         <w:spacing w:after="0" w:line="480"/>
-        <w:jc w:val="lowKashida"/>
+        <w:jc w:val="both"/>
       </w:pPr>
       <w:r>
         <w:rPr>
@@ -22522,7 +22522,7 @@
       <w:pPr>
         <w:bidi/>
         <w:spacing w:after="0" w:line="480"/>
-        <w:jc w:val="lowKashida"/>
+        <w:jc w:val="both"/>
       </w:pPr>
       <w:r>
         <w:rPr>
@@ -22540,7 +22540,7 @@
       <w:pPr>
         <w:bidi/>
         <w:spacing w:after="0" w:line="480"/>
-        <w:jc w:val="lowKashida"/>
+        <w:jc w:val="both"/>
       </w:pPr>
       <w:r>
         <w:rPr>
@@ -22569,7 +22569,7 @@
       <w:pPr>
         <w:bidi/>
         <w:spacing w:after="0" w:line="480"/>
-        <w:jc w:val="lowKashida"/>
+        <w:jc w:val="both"/>
       </w:pPr>
       <w:r>
         <w:rPr>
@@ -22598,7 +22598,7 @@
       <w:pPr>
         <w:bidi/>
         <w:spacing w:after="0" w:line="480"/>
-        <w:jc w:val="lowKashida"/>
+        <w:jc w:val="both"/>
       </w:pPr>
       <w:r>
         <w:rPr>
@@ -22627,7 +22627,7 @@
       <w:pPr>
         <w:bidi/>
         <w:spacing w:after="0" w:line="480"/>
-        <w:jc w:val="lowKashida"/>
+        <w:jc w:val="both"/>
       </w:pPr>
       <w:r>
         <w:rPr>
@@ -22656,7 +22656,7 @@
       <w:pPr>
         <w:bidi/>
         <w:spacing w:after="0" w:line="480"/>
-        <w:jc w:val="lowKashida"/>
+        <w:jc w:val="both"/>
       </w:pPr>
       <w:r>
         <w:rPr>
@@ -22685,7 +22685,7 @@
       <w:pPr>
         <w:bidi/>
         <w:spacing w:after="0" w:line="480"/>
-        <w:jc w:val="lowKashida"/>
+        <w:jc w:val="both"/>
       </w:pPr>
       <w:r>
         <w:rPr>
@@ -22714,7 +22714,7 @@
       <w:pPr>
         <w:bidi/>
         <w:spacing w:after="0" w:line="480"/>
-        <w:jc w:val="lowKashida"/>
+        <w:jc w:val="both"/>
       </w:pPr>
       <w:r>
         <w:rPr>
@@ -22743,7 +22743,7 @@
       <w:pPr>
         <w:bidi/>
         <w:spacing w:after="0" w:line="480"/>
-        <w:jc w:val="lowKashida"/>
+        <w:jc w:val="both"/>
       </w:pPr>
       <w:r>
         <w:rPr>
@@ -22772,7 +22772,7 @@
       <w:pPr>
         <w:bidi/>
         <w:spacing w:after="0" w:line="480"/>
-        <w:jc w:val="lowKashida"/>
+        <w:jc w:val="both"/>
       </w:pPr>
       <w:r>
         <w:rPr>
@@ -22801,7 +22801,7 @@
       <w:pPr>
         <w:bidi/>
         <w:spacing w:after="0" w:line="480"/>
-        <w:jc w:val="lowKashida"/>
+        <w:jc w:val="both"/>
       </w:pPr>
       <w:r>
         <w:rPr>
@@ -22830,7 +22830,7 @@
       <w:pPr>
         <w:bidi/>
         <w:spacing w:after="0" w:line="480"/>
-        <w:jc w:val="lowKashida"/>
+        <w:jc w:val="both"/>
       </w:pPr>
       <w:r>
         <w:rPr>
@@ -22859,7 +22859,7 @@
       <w:pPr>
         <w:bidi/>
         <w:spacing w:after="0" w:line="480"/>
-        <w:jc w:val="lowKashida"/>
+        <w:jc w:val="both"/>
       </w:pPr>
       <w:r>
         <w:rPr>
@@ -22908,7 +22908,7 @@
       <w:pPr>
         <w:bidi/>
         <w:spacing w:after="0" w:line="480"/>
-        <w:jc w:val="lowKashida"/>
+        <w:jc w:val="both"/>
       </w:pPr>
       <w:r>
         <w:rPr>
@@ -22937,7 +22937,7 @@
       <w:pPr>
         <w:bidi/>
         <w:spacing w:after="0" w:line="480"/>
-        <w:jc w:val="lowKashida"/>
+        <w:jc w:val="both"/>
       </w:pPr>
       <w:r>
         <w:rPr>
@@ -22966,7 +22966,7 @@
       <w:pPr>
         <w:bidi/>
         <w:spacing w:after="0" w:line="480"/>
-        <w:jc w:val="lowKashida"/>
+        <w:jc w:val="both"/>
       </w:pPr>
       <w:r>
         <w:rPr>
@@ -22995,7 +22995,7 @@
       <w:pPr>
         <w:bidi/>
         <w:spacing w:after="0" w:line="480"/>
-        <w:jc w:val="lowKashida"/>
+        <w:jc w:val="both"/>
       </w:pPr>
       <w:r>
         <w:rPr>
@@ -23024,7 +23024,7 @@
       <w:pPr>
         <w:bidi/>
         <w:spacing w:after="0" w:line="480"/>
-        <w:jc w:val="lowKashida"/>
+        <w:jc w:val="both"/>
       </w:pPr>
       <w:r>
         <w:rPr>
@@ -23053,7 +23053,7 @@
       <w:pPr>
         <w:bidi/>
         <w:spacing w:after="0" w:line="480"/>
-        <w:jc w:val="lowKashida"/>
+        <w:jc w:val="both"/>
       </w:pPr>
       <w:r>
         <w:rPr>
@@ -23082,7 +23082,7 @@
       <w:pPr>
         <w:bidi/>
         <w:spacing w:after="0" w:line="480"/>
-        <w:jc w:val="lowKashida"/>
+        <w:jc w:val="both"/>
       </w:pPr>
       <w:r>
         <w:rPr>
@@ -23111,7 +23111,7 @@
       <w:pPr>
         <w:bidi/>
         <w:spacing w:after="0" w:line="480"/>
-        <w:jc w:val="lowKashida"/>
+        <w:jc w:val="both"/>
       </w:pPr>
       <w:r>
         <w:rPr>
@@ -23140,7 +23140,7 @@
       <w:pPr>
         <w:bidi/>
         <w:spacing w:after="0" w:line="480"/>
-        <w:jc w:val="lowKashida"/>
+        <w:jc w:val="both"/>
       </w:pPr>
       <w:r>
         <w:rPr>
@@ -23169,7 +23169,7 @@
       <w:pPr>
         <w:bidi/>
         <w:spacing w:after="0" w:line="480"/>
-        <w:jc w:val="lowKashida"/>
+        <w:jc w:val="both"/>
       </w:pPr>
       <w:r>
         <w:rPr>
@@ -23198,7 +23198,7 @@
       <w:pPr>
         <w:bidi/>
         <w:spacing w:after="0" w:line="480"/>
-        <w:jc w:val="lowKashida"/>
+        <w:jc w:val="both"/>
       </w:pPr>
       <w:r>
         <w:rPr>
@@ -23227,7 +23227,7 @@
       <w:pPr>
         <w:bidi/>
         <w:spacing w:after="0" w:line="480"/>
-        <w:jc w:val="lowKashida"/>
+        <w:jc w:val="both"/>
       </w:pPr>
       <w:r>
         <w:rPr>
@@ -23256,7 +23256,7 @@
       <w:pPr>
         <w:bidi/>
         <w:spacing w:after="0" w:line="480"/>
-        <w:jc w:val="lowKashida"/>
+        <w:jc w:val="both"/>
       </w:pPr>
       <w:r>
         <w:rPr>
@@ -23285,7 +23285,7 @@
       <w:pPr>
         <w:bidi/>
         <w:spacing w:after="0" w:line="480"/>
-        <w:jc w:val="lowKashida"/>
+        <w:jc w:val="both"/>
       </w:pPr>
       <w:r>
         <w:rPr>
@@ -23314,7 +23314,7 @@
       <w:pPr>
         <w:bidi/>
         <w:spacing w:after="0" w:line="480"/>
-        <w:jc w:val="lowKashida"/>
+        <w:jc w:val="both"/>
       </w:pPr>
       <w:r>
         <w:rPr>
@@ -23343,7 +23343,7 @@
       <w:pPr>
         <w:bidi/>
         <w:spacing w:after="0" w:line="480"/>
-        <w:jc w:val="lowKashida"/>
+        <w:jc w:val="both"/>
       </w:pPr>
       <w:r>
         <w:rPr>
@@ -23372,7 +23372,7 @@
       <w:pPr>
         <w:bidi/>
         <w:spacing w:after="0" w:line="480"/>
-        <w:jc w:val="lowKashida"/>
+        <w:jc w:val="both"/>
       </w:pPr>
       <w:r>
         <w:rPr>
@@ -23401,7 +23401,7 @@
       <w:pPr>
         <w:bidi/>
         <w:spacing w:after="0" w:line="480"/>
-        <w:jc w:val="lowKashida"/>
+        <w:jc w:val="both"/>
       </w:pPr>
       <w:r>
         <w:rPr>
@@ -23430,7 +23430,7 @@
       <w:pPr>
         <w:bidi/>
         <w:spacing w:after="0" w:line="480"/>
-        <w:jc w:val="lowKashida"/>
+        <w:jc w:val="both"/>
       </w:pPr>
       <w:r>
         <w:rPr>
@@ -23459,7 +23459,7 @@
       <w:pPr>
         <w:bidi/>
         <w:spacing w:after="0" w:line="480"/>
-        <w:jc w:val="lowKashida"/>
+        <w:jc w:val="both"/>
       </w:pPr>
       <w:r>
         <w:rPr>
@@ -23508,7 +23508,7 @@
       <w:pPr>
         <w:bidi/>
         <w:spacing w:after="0" w:line="480"/>
-        <w:jc w:val="lowKashida"/>
+        <w:jc w:val="both"/>
       </w:pPr>
       <w:r>
         <w:rPr>
@@ -23537,7 +23537,7 @@
       <w:pPr>
         <w:bidi/>
         <w:spacing w:after="0" w:line="480"/>
-        <w:jc w:val="lowKashida"/>
+        <w:jc w:val="both"/>
       </w:pPr>
       <w:r>
         <w:rPr>
@@ -23566,7 +23566,7 @@
       <w:pPr>
         <w:bidi/>
         <w:spacing w:after="0" w:line="480"/>
-        <w:jc w:val="lowKashida"/>
+        <w:jc w:val="both"/>
       </w:pPr>
       <w:r>
         <w:rPr>
@@ -23595,7 +23595,7 @@
       <w:pPr>
         <w:bidi/>
         <w:spacing w:after="0" w:line="480"/>
-        <w:jc w:val="lowKashida"/>
+        <w:jc w:val="both"/>
       </w:pPr>
       <w:r>
         <w:rPr>
@@ -23624,7 +23624,7 @@
       <w:pPr>
         <w:bidi/>
         <w:spacing w:after="0" w:line="480"/>
-        <w:jc w:val="lowKashida"/>
+        <w:jc w:val="both"/>
       </w:pPr>
       <w:r>
         <w:rPr>
@@ -23711,7 +23711,7 @@
       <w:pPr>
         <w:bidi/>
         <w:spacing w:after="0" w:line="480"/>
-        <w:jc w:val="lowKashida"/>
+        <w:jc w:val="both"/>
       </w:pPr>
       <w:r>
         <w:rPr>
@@ -23740,7 +23740,7 @@
       <w:pPr>
         <w:bidi/>
         <w:spacing w:after="0" w:line="480"/>
-        <w:jc w:val="lowKashida"/>
+        <w:jc w:val="both"/>
       </w:pPr>
       <w:r>
         <w:rPr>
@@ -23769,7 +23769,7 @@
       <w:pPr>
         <w:bidi/>
         <w:spacing w:after="0" w:line="480"/>
-        <w:jc w:val="lowKashida"/>
+        <w:jc w:val="both"/>
       </w:pPr>
       <w:r>
         <w:rPr>
@@ -23798,7 +23798,7 @@
       <w:pPr>
         <w:bidi/>
         <w:spacing w:after="0" w:line="480"/>
-        <w:jc w:val="lowKashida"/>
+        <w:jc w:val="both"/>
       </w:pPr>
       <w:r>
         <w:rPr>
@@ -23827,7 +23827,7 @@
       <w:pPr>
         <w:bidi/>
         <w:spacing w:after="0" w:line="480"/>
-        <w:jc w:val="lowKashida"/>
+        <w:jc w:val="both"/>
       </w:pPr>
       <w:r>
         <w:rPr>
@@ -23856,7 +23856,7 @@
       <w:pPr>
         <w:bidi/>
         <w:spacing w:after="0" w:line="480"/>
-        <w:jc w:val="lowKashida"/>
+        <w:jc w:val="both"/>
       </w:pPr>
       <w:r>
         <w:rPr>
@@ -23885,7 +23885,7 @@
       <w:pPr>
         <w:bidi/>
         <w:spacing w:after="0" w:line="480"/>
-        <w:jc w:val="lowKashida"/>
+        <w:jc w:val="both"/>
       </w:pPr>
       <w:r>
         <w:rPr>
@@ -23914,7 +23914,7 @@
       <w:pPr>
         <w:bidi/>
         <w:spacing w:after="0" w:line="480"/>
-        <w:jc w:val="lowKashida"/>
+        <w:jc w:val="both"/>
       </w:pPr>
       <w:r>
         <w:rPr>
@@ -23963,7 +23963,7 @@
       <w:pPr>
         <w:bidi/>
         <w:spacing w:after="0" w:line="480"/>
-        <w:jc w:val="lowKashida"/>
+        <w:jc w:val="both"/>
       </w:pPr>
       <w:r>
         <w:rPr>
@@ -23992,7 +23992,7 @@
       <w:pPr>
         <w:bidi/>
         <w:spacing w:after="0" w:line="480"/>
-        <w:jc w:val="lowKashida"/>
+        <w:jc w:val="both"/>
       </w:pPr>
       <w:r>
         <w:rPr>
@@ -24021,7 +24021,7 @@
       <w:pPr>
         <w:bidi/>
         <w:spacing w:after="0" w:line="480"/>
-        <w:jc w:val="lowKashida"/>
+        <w:jc w:val="both"/>
       </w:pPr>
       <w:r>
         <w:rPr>
@@ -24050,7 +24050,7 @@
       <w:pPr>
         <w:bidi/>
         <w:spacing w:after="0" w:line="480"/>
-        <w:jc w:val="lowKashida"/>
+        <w:jc w:val="both"/>
       </w:pPr>
       <w:r>
         <w:rPr>
@@ -24079,7 +24079,7 @@
       <w:pPr>
         <w:bidi/>
         <w:spacing w:after="0" w:line="480"/>
-        <w:jc w:val="lowKashida"/>
+        <w:jc w:val="both"/>
       </w:pPr>
       <w:r>
         <w:rPr>
@@ -24108,7 +24108,7 @@
       <w:pPr>
         <w:bidi/>
         <w:spacing w:after="0" w:line="480"/>
-        <w:jc w:val="lowKashida"/>
+        <w:jc w:val="both"/>
       </w:pPr>
       <w:r>
         <w:rPr>
@@ -24137,7 +24137,7 @@
       <w:pPr>
         <w:bidi/>
         <w:spacing w:after="0" w:line="480"/>
-        <w:jc w:val="lowKashida"/>
+        <w:jc w:val="both"/>
       </w:pPr>
       <w:r>
         <w:rPr>
@@ -24314,6 +24314,7 @@
       <w:pPr>
         <w:bidi/>
         <w:spacing w:line="240"/>
+        <w:jc w:val="both"/>
       </w:pPr>
       <w:r>
         <w:rPr>
@@ -24337,6 +24338,7 @@
       <w:pPr>
         <w:bidi/>
         <w:spacing w:line="240"/>
+        <w:jc w:val="both"/>
       </w:pPr>
       <w:r>
         <w:rPr>
@@ -24360,6 +24362,7 @@
       <w:pPr>
         <w:bidi/>
         <w:spacing w:line="240"/>
+        <w:jc w:val="both"/>
       </w:pPr>
       <w:r>
         <w:rPr>
@@ -24383,6 +24386,7 @@
       <w:pPr>
         <w:bidi/>
         <w:spacing w:line="240"/>
+        <w:jc w:val="both"/>
       </w:pPr>
       <w:r>
         <w:rPr>
@@ -24406,6 +24410,7 @@
       <w:pPr>
         <w:bidi/>
         <w:spacing w:line="240"/>
+        <w:jc w:val="both"/>
       </w:pPr>
       <w:r>
         <w:rPr>
@@ -24429,6 +24434,7 @@
       <w:pPr>
         <w:bidi/>
         <w:spacing w:line="240"/>
+        <w:jc w:val="both"/>
       </w:pPr>
       <w:r>
         <w:rPr>
@@ -24452,6 +24458,7 @@
       <w:pPr>
         <w:bidi/>
         <w:spacing w:line="240"/>
+        <w:jc w:val="both"/>
       </w:pPr>
       <w:r>
         <w:rPr>
@@ -24475,6 +24482,7 @@
       <w:pPr>
         <w:bidi/>
         <w:spacing w:line="240"/>
+        <w:jc w:val="both"/>
       </w:pPr>
       <w:r>
         <w:rPr>
@@ -24498,6 +24506,7 @@
       <w:pPr>
         <w:bidi/>
         <w:spacing w:line="240"/>
+        <w:jc w:val="both"/>
       </w:pPr>
       <w:r>
         <w:rPr>
@@ -24521,6 +24530,7 @@
       <w:pPr>
         <w:bidi/>
         <w:spacing w:line="240"/>
+        <w:jc w:val="both"/>
       </w:pPr>
       <w:r>
         <w:rPr>
@@ -24544,6 +24554,7 @@
       <w:pPr>
         <w:bidi/>
         <w:spacing w:line="240"/>
+        <w:jc w:val="both"/>
       </w:pPr>
       <w:r>
         <w:rPr>
@@ -24567,6 +24578,7 @@
       <w:pPr>
         <w:bidi/>
         <w:spacing w:line="240"/>
+        <w:jc w:val="both"/>
       </w:pPr>
       <w:r>
         <w:rPr>
@@ -24590,6 +24602,7 @@
       <w:pPr>
         <w:bidi/>
         <w:spacing w:line="240"/>
+        <w:jc w:val="both"/>
       </w:pPr>
       <w:r>
         <w:rPr>
@@ -24613,6 +24626,7 @@
       <w:pPr>
         <w:bidi/>
         <w:spacing w:line="240"/>
+        <w:jc w:val="both"/>
       </w:pPr>
       <w:r>
         <w:rPr>
@@ -24636,6 +24650,7 @@
       <w:pPr>
         <w:bidi/>
         <w:spacing w:line="240"/>
+        <w:jc w:val="both"/>
       </w:pPr>
       <w:r>
         <w:rPr>
@@ -24659,6 +24674,7 @@
       <w:pPr>
         <w:bidi/>
         <w:spacing w:line="240"/>
+        <w:jc w:val="both"/>
       </w:pPr>
       <w:r>
         <w:rPr>
@@ -24682,6 +24698,7 @@
       <w:pPr>
         <w:bidi/>
         <w:spacing w:line="240"/>
+        <w:jc w:val="both"/>
       </w:pPr>
       <w:r>
         <w:rPr>
@@ -24705,6 +24722,7 @@
       <w:pPr>
         <w:bidi/>
         <w:spacing w:line="240"/>
+        <w:jc w:val="both"/>
       </w:pPr>
       <w:r>
         <w:rPr>
@@ -24728,6 +24746,7 @@
       <w:pPr>
         <w:bidi/>
         <w:spacing w:line="240"/>
+        <w:jc w:val="both"/>
       </w:pPr>
       <w:r>
         <w:rPr>
@@ -24751,6 +24770,7 @@
       <w:pPr>
         <w:bidi/>
         <w:spacing w:line="240"/>
+        <w:jc w:val="both"/>
       </w:pPr>
       <w:r>
         <w:rPr>
@@ -24774,6 +24794,7 @@
       <w:pPr>
         <w:bidi/>
         <w:spacing w:line="240"/>
+        <w:jc w:val="both"/>
       </w:pPr>
       <w:r>
         <w:rPr>
@@ -24797,6 +24818,7 @@
       <w:pPr>
         <w:bidi/>
         <w:spacing w:line="240"/>
+        <w:jc w:val="both"/>
       </w:pPr>
       <w:r>
         <w:rPr>
@@ -24820,6 +24842,7 @@
       <w:pPr>
         <w:bidi/>
         <w:spacing w:line="240"/>
+        <w:jc w:val="both"/>
       </w:pPr>
       <w:r>
         <w:rPr>
@@ -24843,6 +24866,7 @@
       <w:pPr>
         <w:bidi/>
         <w:spacing w:line="240"/>
+        <w:jc w:val="both"/>
       </w:pPr>
       <w:r>
         <w:rPr>
@@ -24866,6 +24890,7 @@
       <w:pPr>
         <w:bidi/>
         <w:spacing w:line="240"/>
+        <w:jc w:val="both"/>
       </w:pPr>
       <w:r>
         <w:rPr>
@@ -24889,6 +24914,7 @@
       <w:pPr>
         <w:bidi/>
         <w:spacing w:line="240"/>
+        <w:jc w:val="both"/>
       </w:pPr>
       <w:r>
         <w:rPr>
@@ -24912,6 +24938,7 @@
       <w:pPr>
         <w:bidi/>
         <w:spacing w:line="240"/>
+        <w:jc w:val="both"/>
       </w:pPr>
       <w:r>
         <w:rPr>
@@ -24935,6 +24962,7 @@
       <w:pPr>
         <w:bidi/>
         <w:spacing w:line="240"/>
+        <w:jc w:val="both"/>
       </w:pPr>
       <w:r>
         <w:rPr>
@@ -24958,6 +24986,7 @@
       <w:pPr>
         <w:bidi/>
         <w:spacing w:line="240"/>
+        <w:jc w:val="both"/>
       </w:pPr>
       <w:r>
         <w:rPr>
@@ -24981,6 +25010,7 @@
       <w:pPr>
         <w:bidi/>
         <w:spacing w:line="240"/>
+        <w:jc w:val="both"/>
       </w:pPr>
       <w:r>
         <w:rPr>
@@ -25004,6 +25034,7 @@
       <w:pPr>
         <w:bidi/>
         <w:spacing w:line="240"/>
+        <w:jc w:val="both"/>
       </w:pPr>
       <w:r>
         <w:rPr>
@@ -25027,6 +25058,7 @@
       <w:pPr>
         <w:bidi/>
         <w:spacing w:line="240"/>
+        <w:jc w:val="both"/>
       </w:pPr>
       <w:r>
         <w:rPr>
@@ -25050,6 +25082,7 @@
       <w:pPr>
         <w:bidi/>
         <w:spacing w:line="240"/>
+        <w:jc w:val="both"/>
       </w:pPr>
       <w:r>
         <w:rPr>
@@ -25073,6 +25106,7 @@
       <w:pPr>
         <w:bidi/>
         <w:spacing w:line="240"/>
+        <w:jc w:val="both"/>
       </w:pPr>
       <w:r>
         <w:rPr>
@@ -25096,6 +25130,7 @@
       <w:pPr>
         <w:bidi/>
         <w:spacing w:line="240"/>
+        <w:jc w:val="both"/>
       </w:pPr>
       <w:r>
         <w:rPr>
@@ -25119,6 +25154,7 @@
       <w:pPr>
         <w:bidi/>
         <w:spacing w:line="240"/>
+        <w:jc w:val="both"/>
       </w:pPr>
       <w:r>
         <w:rPr>
@@ -25142,6 +25178,7 @@
       <w:pPr>
         <w:bidi/>
         <w:spacing w:line="240"/>
+        <w:jc w:val="both"/>
       </w:pPr>
       <w:r>
         <w:rPr>
@@ -25165,6 +25202,7 @@
       <w:pPr>
         <w:bidi/>
         <w:spacing w:line="240"/>
+        <w:jc w:val="both"/>
       </w:pPr>
       <w:r>
         <w:rPr>
@@ -25188,6 +25226,7 @@
       <w:pPr>
         <w:bidi/>
         <w:spacing w:line="240"/>
+        <w:jc w:val="both"/>
       </w:pPr>
       <w:r>
         <w:rPr>
@@ -25211,6 +25250,7 @@
       <w:pPr>
         <w:bidi/>
         <w:spacing w:line="240"/>
+        <w:jc w:val="both"/>
       </w:pPr>
       <w:r>
         <w:rPr>
@@ -25234,6 +25274,7 @@
       <w:pPr>
         <w:bidi/>
         <w:spacing w:line="240"/>
+        <w:jc w:val="both"/>
       </w:pPr>
       <w:r>
         <w:rPr>
@@ -25257,6 +25298,7 @@
       <w:pPr>
         <w:bidi/>
         <w:spacing w:line="240"/>
+        <w:jc w:val="both"/>
       </w:pPr>
       <w:r>
         <w:rPr>
@@ -25280,6 +25322,7 @@
       <w:pPr>
         <w:bidi/>
         <w:spacing w:line="240"/>
+        <w:jc w:val="both"/>
       </w:pPr>
       <w:r>
         <w:rPr>
@@ -25303,6 +25346,7 @@
       <w:pPr>
         <w:bidi/>
         <w:spacing w:line="240"/>
+        <w:jc w:val="both"/>
       </w:pPr>
       <w:r>
         <w:rPr>
@@ -25326,6 +25370,7 @@
       <w:pPr>
         <w:bidi/>
         <w:spacing w:line="240"/>
+        <w:jc w:val="both"/>
       </w:pPr>
       <w:r>
         <w:rPr>
@@ -25349,6 +25394,7 @@
       <w:pPr>
         <w:bidi/>
         <w:spacing w:line="240"/>
+        <w:jc w:val="both"/>
       </w:pPr>
       <w:r>
         <w:rPr>
@@ -25372,6 +25418,7 @@
       <w:pPr>
         <w:bidi/>
         <w:spacing w:line="240"/>
+        <w:jc w:val="both"/>
       </w:pPr>
       <w:r>
         <w:rPr>
@@ -25395,6 +25442,7 @@
       <w:pPr>
         <w:bidi/>
         <w:spacing w:line="240"/>
+        <w:jc w:val="both"/>
       </w:pPr>
       <w:r>
         <w:rPr>
@@ -25418,6 +25466,7 @@
       <w:pPr>
         <w:bidi/>
         <w:spacing w:line="240"/>
+        <w:jc w:val="both"/>
       </w:pPr>
       <w:r>
         <w:rPr>
@@ -25441,6 +25490,7 @@
       <w:pPr>
         <w:bidi/>
         <w:spacing w:line="240"/>
+        <w:jc w:val="both"/>
       </w:pPr>
       <w:r>
         <w:rPr>
@@ -25464,6 +25514,7 @@
       <w:pPr>
         <w:bidi/>
         <w:spacing w:line="240"/>
+        <w:jc w:val="both"/>
       </w:pPr>
       <w:r>
         <w:rPr>
@@ -25487,6 +25538,7 @@
       <w:pPr>
         <w:bidi/>
         <w:spacing w:line="240"/>
+        <w:jc w:val="both"/>
       </w:pPr>
       <w:r>
         <w:rPr>
@@ -25510,6 +25562,7 @@
       <w:pPr>
         <w:bidi/>
         <w:spacing w:line="240"/>
+        <w:jc w:val="both"/>
       </w:pPr>
       <w:r>
         <w:rPr>
@@ -25533,6 +25586,7 @@
       <w:pPr>
         <w:bidi/>
         <w:spacing w:line="240"/>
+        <w:jc w:val="both"/>
       </w:pPr>
       <w:r>
         <w:rPr>
@@ -25556,6 +25610,7 @@
       <w:pPr>
         <w:bidi/>
         <w:spacing w:line="240"/>
+        <w:jc w:val="both"/>
       </w:pPr>
       <w:r>
         <w:rPr>
@@ -25579,6 +25634,7 @@
       <w:pPr>
         <w:bidi/>
         <w:spacing w:line="240"/>
+        <w:jc w:val="both"/>
       </w:pPr>
       <w:r>
         <w:rPr>
@@ -25602,6 +25658,7 @@
       <w:pPr>
         <w:bidi/>
         <w:spacing w:line="240"/>
+        <w:jc w:val="both"/>
       </w:pPr>
       <w:r>
         <w:rPr>
@@ -25625,6 +25682,7 @@
       <w:pPr>
         <w:bidi/>
         <w:spacing w:line="240"/>
+        <w:jc w:val="both"/>
       </w:pPr>
       <w:r>
         <w:rPr>
@@ -25648,6 +25706,7 @@
       <w:pPr>
         <w:bidi/>
         <w:spacing w:line="240"/>
+        <w:jc w:val="both"/>
       </w:pPr>
       <w:r>
         <w:rPr>
@@ -25671,6 +25730,7 @@
       <w:pPr>
         <w:bidi/>
         <w:spacing w:line="240"/>
+        <w:jc w:val="both"/>
       </w:pPr>
       <w:r>
         <w:rPr>
@@ -25694,6 +25754,7 @@
       <w:pPr>
         <w:bidi/>
         <w:spacing w:line="240"/>
+        <w:jc w:val="both"/>
       </w:pPr>
       <w:r>
         <w:rPr>
@@ -25717,6 +25778,7 @@
       <w:pPr>
         <w:bidi/>
         <w:spacing w:line="240"/>
+        <w:jc w:val="both"/>
       </w:pPr>
       <w:r>
         <w:rPr>
@@ -25740,6 +25802,7 @@
       <w:pPr>
         <w:bidi/>
         <w:spacing w:line="240"/>
+        <w:jc w:val="both"/>
       </w:pPr>
       <w:r>
         <w:rPr>
@@ -25763,6 +25826,7 @@
       <w:pPr>
         <w:bidi/>
         <w:spacing w:line="240"/>
+        <w:jc w:val="both"/>
       </w:pPr>
       <w:r>
         <w:rPr>
@@ -25786,6 +25850,7 @@
       <w:pPr>
         <w:bidi/>
         <w:spacing w:line="240"/>
+        <w:jc w:val="both"/>
       </w:pPr>
       <w:r>
         <w:rPr>
@@ -25809,6 +25874,7 @@
       <w:pPr>
         <w:bidi/>
         <w:spacing w:line="240"/>
+        <w:jc w:val="both"/>
       </w:pPr>
       <w:r>
         <w:rPr>
@@ -25832,6 +25898,7 @@
       <w:pPr>
         <w:bidi/>
         <w:spacing w:line="240"/>
+        <w:jc w:val="both"/>
       </w:pPr>
       <w:r>
         <w:rPr>
@@ -25855,6 +25922,7 @@
       <w:pPr>
         <w:bidi/>
         <w:spacing w:line="240"/>
+        <w:jc w:val="both"/>
       </w:pPr>
       <w:r>
         <w:rPr>
@@ -25878,6 +25946,7 @@
       <w:pPr>
         <w:bidi/>
         <w:spacing w:line="240"/>
+        <w:jc w:val="both"/>
       </w:pPr>
       <w:r>
         <w:rPr>
@@ -25901,6 +25970,7 @@
       <w:pPr>
         <w:bidi/>
         <w:spacing w:line="240"/>
+        <w:jc w:val="both"/>
       </w:pPr>
       <w:r>
         <w:rPr>
@@ -25924,6 +25994,7 @@
       <w:pPr>
         <w:bidi/>
         <w:spacing w:line="240"/>
+        <w:jc w:val="both"/>
       </w:pPr>
       <w:r>
         <w:rPr>
@@ -25947,6 +26018,7 @@
       <w:pPr>
         <w:bidi/>
         <w:spacing w:line="240"/>
+        <w:jc w:val="both"/>
       </w:pPr>
       <w:r>
         <w:rPr>
@@ -25970,6 +26042,7 @@
       <w:pPr>
         <w:bidi/>
         <w:spacing w:line="240"/>
+        <w:jc w:val="both"/>
       </w:pPr>
       <w:r>
         <w:rPr>
@@ -25993,6 +26066,7 @@
       <w:pPr>
         <w:bidi/>
         <w:spacing w:line="240"/>
+        <w:jc w:val="both"/>
       </w:pPr>
       <w:r>
         <w:rPr>
@@ -26016,6 +26090,7 @@
       <w:pPr>
         <w:bidi/>
         <w:spacing w:line="240"/>
+        <w:jc w:val="both"/>
       </w:pPr>
       <w:r>
         <w:rPr>
@@ -26039,6 +26114,7 @@
       <w:pPr>
         <w:bidi/>
         <w:spacing w:line="240"/>
+        <w:jc w:val="both"/>
       </w:pPr>
       <w:r>
         <w:rPr>
@@ -26062,6 +26138,7 @@
       <w:pPr>
         <w:bidi/>
         <w:spacing w:line="240"/>
+        <w:jc w:val="both"/>
       </w:pPr>
       <w:r>
         <w:rPr>
@@ -26085,6 +26162,7 @@
       <w:pPr>
         <w:bidi/>
         <w:spacing w:line="240"/>
+        <w:jc w:val="both"/>
       </w:pPr>
       <w:r>
         <w:rPr>
@@ -26108,6 +26186,7 @@
       <w:pPr>
         <w:bidi/>
         <w:spacing w:line="240"/>
+        <w:jc w:val="both"/>
       </w:pPr>
       <w:r>
         <w:rPr>
@@ -26131,6 +26210,7 @@
       <w:pPr>
         <w:bidi/>
         <w:spacing w:line="240"/>
+        <w:jc w:val="both"/>
       </w:pPr>
       <w:r>
         <w:rPr>
@@ -26154,6 +26234,7 @@
       <w:pPr>
         <w:bidi/>
         <w:spacing w:line="240"/>
+        <w:jc w:val="both"/>
       </w:pPr>
       <w:r>
         <w:rPr>
@@ -26177,6 +26258,7 @@
       <w:pPr>
         <w:bidi/>
         <w:spacing w:line="240"/>
+        <w:jc w:val="both"/>
       </w:pPr>
       <w:r>
         <w:rPr>
@@ -26200,6 +26282,7 @@
       <w:pPr>
         <w:bidi/>
         <w:spacing w:line="240"/>
+        <w:jc w:val="both"/>
       </w:pPr>
       <w:r>
         <w:rPr>
@@ -26223,6 +26306,7 @@
       <w:pPr>
         <w:bidi/>
         <w:spacing w:line="240"/>
+        <w:jc w:val="both"/>
       </w:pPr>
       <w:r>
         <w:rPr>
@@ -26246,6 +26330,7 @@
       <w:pPr>
         <w:bidi/>
         <w:spacing w:line="240"/>
+        <w:jc w:val="both"/>
       </w:pPr>
       <w:r>
         <w:rPr>
@@ -26269,6 +26354,7 @@
       <w:pPr>
         <w:bidi/>
         <w:spacing w:line="240"/>
+        <w:jc w:val="both"/>
       </w:pPr>
       <w:r>
         <w:rPr>
@@ -26292,6 +26378,7 @@
       <w:pPr>
         <w:bidi/>
         <w:spacing w:line="240"/>
+        <w:jc w:val="both"/>
       </w:pPr>
       <w:r>
         <w:rPr>
@@ -26315,6 +26402,7 @@
       <w:pPr>
         <w:bidi/>
         <w:spacing w:line="240"/>
+        <w:jc w:val="both"/>
       </w:pPr>
       <w:r>
         <w:rPr>
@@ -26338,6 +26426,7 @@
       <w:pPr>
         <w:bidi/>
         <w:spacing w:line="240"/>
+        <w:jc w:val="both"/>
       </w:pPr>
       <w:r>
         <w:rPr>
@@ -26361,6 +26450,7 @@
       <w:pPr>
         <w:bidi/>
         <w:spacing w:line="240"/>
+        <w:jc w:val="both"/>
       </w:pPr>
       <w:r>
         <w:rPr>
@@ -26384,6 +26474,7 @@
       <w:pPr>
         <w:bidi/>
         <w:spacing w:line="240"/>
+        <w:jc w:val="both"/>
       </w:pPr>
       <w:r>
         <w:rPr>
@@ -26407,6 +26498,7 @@
       <w:pPr>
         <w:bidi/>
         <w:spacing w:line="240"/>
+        <w:jc w:val="both"/>
       </w:pPr>
       <w:r>
         <w:rPr>
@@ -26430,6 +26522,7 @@
       <w:pPr>
         <w:bidi/>
         <w:spacing w:line="240"/>
+        <w:jc w:val="both"/>
       </w:pPr>
       <w:r>
         <w:rPr>
@@ -26453,6 +26546,7 @@
       <w:pPr>
         <w:bidi/>
         <w:spacing w:line="240"/>
+        <w:jc w:val="both"/>
       </w:pPr>
       <w:r>
         <w:rPr>
@@ -26476,6 +26570,7 @@
       <w:pPr>
         <w:bidi/>
         <w:spacing w:line="240"/>
+        <w:jc w:val="both"/>
       </w:pPr>
       <w:r>
         <w:rPr>
@@ -26499,6 +26594,7 @@
       <w:pPr>
         <w:bidi/>
         <w:spacing w:line="240"/>
+        <w:jc w:val="both"/>
       </w:pPr>
       <w:r>
         <w:rPr>
@@ -26522,6 +26618,7 @@
       <w:pPr>
         <w:bidi/>
         <w:spacing w:line="240"/>
+        <w:jc w:val="both"/>
       </w:pPr>
       <w:r>
         <w:rPr>
@@ -26545,6 +26642,7 @@
       <w:pPr>
         <w:bidi/>
         <w:spacing w:line="240"/>
+        <w:jc w:val="both"/>
       </w:pPr>
       <w:r>
         <w:rPr>
@@ -26568,6 +26666,7 @@
       <w:pPr>
         <w:bidi/>
         <w:spacing w:line="240"/>
+        <w:jc w:val="both"/>
       </w:pPr>
       <w:r>
         <w:rPr>
@@ -26591,6 +26690,7 @@
       <w:pPr>
         <w:bidi/>
         <w:spacing w:line="240"/>
+        <w:jc w:val="both"/>
       </w:pPr>
       <w:r>
         <w:rPr>
@@ -26614,6 +26714,7 @@
       <w:pPr>
         <w:bidi/>
         <w:spacing w:line="240"/>
+        <w:jc w:val="both"/>
       </w:pPr>
       <w:r>
         <w:rPr>
@@ -26637,6 +26738,7 @@
       <w:pPr>
         <w:bidi/>
         <w:spacing w:line="240"/>
+        <w:jc w:val="both"/>
       </w:pPr>
       <w:r>
         <w:rPr>
@@ -26660,6 +26762,7 @@
       <w:pPr>
         <w:bidi/>
         <w:spacing w:line="240"/>
+        <w:jc w:val="both"/>
       </w:pPr>
       <w:r>
         <w:rPr>
@@ -26683,6 +26786,7 @@
       <w:pPr>
         <w:bidi/>
         <w:spacing w:line="240"/>
+        <w:jc w:val="both"/>
       </w:pPr>
       <w:r>
         <w:rPr>
@@ -26706,6 +26810,7 @@
       <w:pPr>
         <w:bidi/>
         <w:spacing w:line="240"/>
+        <w:jc w:val="both"/>
       </w:pPr>
       <w:r>
         <w:rPr>
@@ -26729,6 +26834,7 @@
       <w:pPr>
         <w:bidi/>
         <w:spacing w:line="240"/>
+        <w:jc w:val="both"/>
       </w:pPr>
       <w:r>
         <w:rPr>
@@ -26752,6 +26858,7 @@
       <w:pPr>
         <w:bidi/>
         <w:spacing w:line="240"/>
+        <w:jc w:val="both"/>
       </w:pPr>
       <w:r>
         <w:rPr>
@@ -26775,6 +26882,7 @@
       <w:pPr>
         <w:bidi/>
         <w:spacing w:line="240"/>
+        <w:jc w:val="both"/>
       </w:pPr>
       <w:r>
         <w:rPr>
@@ -26798,6 +26906,7 @@
       <w:pPr>
         <w:bidi/>
         <w:spacing w:line="240"/>
+        <w:jc w:val="both"/>
       </w:pPr>
       <w:r>
         <w:rPr>
@@ -26821,6 +26930,7 @@
       <w:pPr>
         <w:bidi/>
         <w:spacing w:line="240"/>
+        <w:jc w:val="both"/>
       </w:pPr>
       <w:r>
         <w:rPr>
@@ -26844,6 +26954,7 @@
       <w:pPr>
         <w:bidi/>
         <w:spacing w:line="240"/>
+        <w:jc w:val="both"/>
       </w:pPr>
       <w:r>
         <w:rPr>
@@ -26867,6 +26978,7 @@
       <w:pPr>
         <w:bidi/>
         <w:spacing w:line="240"/>
+        <w:jc w:val="both"/>
       </w:pPr>
       <w:r>
         <w:rPr>
@@ -26890,6 +27002,7 @@
       <w:pPr>
         <w:bidi/>
         <w:spacing w:line="240"/>
+        <w:jc w:val="both"/>
       </w:pPr>
       <w:r>
         <w:rPr>
@@ -26913,6 +27026,7 @@
       <w:pPr>
         <w:bidi/>
         <w:spacing w:line="240"/>
+        <w:jc w:val="both"/>
       </w:pPr>
       <w:r>
         <w:rPr>
@@ -26936,6 +27050,7 @@
       <w:pPr>
         <w:bidi/>
         <w:spacing w:line="240"/>
+        <w:jc w:val="both"/>
       </w:pPr>
       <w:r>
         <w:rPr>
@@ -26959,6 +27074,7 @@
       <w:pPr>
         <w:bidi/>
         <w:spacing w:line="240"/>
+        <w:jc w:val="both"/>
       </w:pPr>
       <w:r>
         <w:rPr>
@@ -26982,6 +27098,7 @@
       <w:pPr>
         <w:bidi/>
         <w:spacing w:line="240"/>
+        <w:jc w:val="both"/>
       </w:pPr>
       <w:r>
         <w:rPr>
@@ -27005,6 +27122,7 @@
       <w:pPr>
         <w:bidi/>
         <w:spacing w:line="240"/>
+        <w:jc w:val="both"/>
       </w:pPr>
       <w:r>
         <w:rPr>
@@ -27028,6 +27146,7 @@
       <w:pPr>
         <w:bidi/>
         <w:spacing w:line="240"/>
+        <w:jc w:val="both"/>
       </w:pPr>
       <w:r>
         <w:rPr>
@@ -27051,6 +27170,7 @@
       <w:pPr>
         <w:bidi/>
         <w:spacing w:line="240"/>
+        <w:jc w:val="both"/>
       </w:pPr>
       <w:r>
         <w:rPr>
@@ -27074,6 +27194,7 @@
       <w:pPr>
         <w:bidi/>
         <w:spacing w:line="240"/>
+        <w:jc w:val="both"/>
       </w:pPr>
       <w:r>
         <w:rPr>
@@ -27097,6 +27218,7 @@
       <w:pPr>
         <w:bidi/>
         <w:spacing w:line="240"/>
+        <w:jc w:val="both"/>
       </w:pPr>
       <w:r>
         <w:rPr>
@@ -27120,6 +27242,7 @@
       <w:pPr>
         <w:bidi/>
         <w:spacing w:line="240"/>
+        <w:jc w:val="both"/>
       </w:pPr>
       <w:r>
         <w:rPr>
@@ -27143,6 +27266,7 @@
       <w:pPr>
         <w:bidi/>
         <w:spacing w:line="240"/>
+        <w:jc w:val="both"/>
       </w:pPr>
       <w:r>
         <w:rPr>
@@ -27166,6 +27290,7 @@
       <w:pPr>
         <w:bidi/>
         <w:spacing w:line="240"/>
+        <w:jc w:val="both"/>
       </w:pPr>
       <w:r>
         <w:rPr>
@@ -27189,6 +27314,7 @@
       <w:pPr>
         <w:bidi/>
         <w:spacing w:line="240"/>
+        <w:jc w:val="both"/>
       </w:pPr>
       <w:r>
         <w:rPr>
@@ -27212,6 +27338,7 @@
       <w:pPr>
         <w:bidi/>
         <w:spacing w:line="240"/>
+        <w:jc w:val="both"/>
       </w:pPr>
       <w:r>
         <w:rPr>
@@ -27235,6 +27362,7 @@
       <w:pPr>
         <w:bidi/>
         <w:spacing w:line="240"/>
+        <w:jc w:val="both"/>
       </w:pPr>
       <w:r>
         <w:rPr>
@@ -27258,6 +27386,7 @@
       <w:pPr>
         <w:bidi/>
         <w:spacing w:line="240"/>
+        <w:jc w:val="both"/>
       </w:pPr>
       <w:r>
         <w:rPr>
@@ -27281,6 +27410,7 @@
       <w:pPr>
         <w:bidi/>
         <w:spacing w:line="240"/>
+        <w:jc w:val="both"/>
       </w:pPr>
       <w:r>
         <w:rPr>
@@ -27304,6 +27434,7 @@
       <w:pPr>
         <w:bidi/>
         <w:spacing w:line="240"/>
+        <w:jc w:val="both"/>
       </w:pPr>
       <w:r>
         <w:rPr>
@@ -27327,6 +27458,7 @@
       <w:pPr>
         <w:bidi/>
         <w:spacing w:line="240"/>
+        <w:jc w:val="both"/>
       </w:pPr>
       <w:r>
         <w:rPr>
@@ -27350,6 +27482,7 @@
       <w:pPr>
         <w:bidi/>
         <w:spacing w:line="240"/>
+        <w:jc w:val="both"/>
       </w:pPr>
       <w:r>
         <w:rPr>
@@ -27373,6 +27506,7 @@
       <w:pPr>
         <w:bidi/>
         <w:spacing w:line="240"/>
+        <w:jc w:val="both"/>
       </w:pPr>
       <w:r>
         <w:rPr>
@@ -27396,6 +27530,7 @@
       <w:pPr>
         <w:bidi/>
         <w:spacing w:line="240"/>
+        <w:jc w:val="both"/>
       </w:pPr>
       <w:r>
         <w:rPr>
@@ -27419,6 +27554,7 @@
       <w:pPr>
         <w:bidi/>
         <w:spacing w:line="240"/>
+        <w:jc w:val="both"/>
       </w:pPr>
       <w:r>
         <w:rPr>
@@ -27442,6 +27578,7 @@
       <w:pPr>
         <w:bidi/>
         <w:spacing w:line="240"/>
+        <w:jc w:val="both"/>
       </w:pPr>
       <w:r>
         <w:rPr>
@@ -27465,6 +27602,7 @@
       <w:pPr>
         <w:bidi/>
         <w:spacing w:line="240"/>
+        <w:jc w:val="both"/>
       </w:pPr>
       <w:r>
         <w:rPr>
@@ -27488,6 +27626,7 @@
       <w:pPr>
         <w:bidi/>
         <w:spacing w:line="240"/>
+        <w:jc w:val="both"/>
       </w:pPr>
       <w:r>
         <w:rPr>
@@ -27511,6 +27650,7 @@
       <w:pPr>
         <w:bidi/>
         <w:spacing w:line="240"/>
+        <w:jc w:val="both"/>
       </w:pPr>
       <w:r>
         <w:rPr>
@@ -27534,6 +27674,7 @@
       <w:pPr>
         <w:bidi/>
         <w:spacing w:line="240"/>
+        <w:jc w:val="both"/>
       </w:pPr>
       <w:r>
         <w:rPr>
@@ -27557,6 +27698,7 @@
       <w:pPr>
         <w:bidi/>
         <w:spacing w:line="240"/>
+        <w:jc w:val="both"/>
       </w:pPr>
       <w:r>
         <w:rPr>
@@ -27580,6 +27722,7 @@
       <w:pPr>
         <w:bidi/>
         <w:spacing w:line="240"/>
+        <w:jc w:val="both"/>
       </w:pPr>
       <w:r>
         <w:rPr>
@@ -27603,6 +27746,7 @@
       <w:pPr>
         <w:bidi/>
         <w:spacing w:line="240"/>
+        <w:jc w:val="both"/>
       </w:pPr>
       <w:r>
         <w:rPr>
@@ -27626,6 +27770,7 @@
       <w:pPr>
         <w:bidi/>
         <w:spacing w:line="240"/>
+        <w:jc w:val="both"/>
       </w:pPr>
       <w:r>
         <w:rPr>
@@ -27649,6 +27794,7 @@
       <w:pPr>
         <w:bidi/>
         <w:spacing w:line="240"/>
+        <w:jc w:val="both"/>
       </w:pPr>
       <w:r>
         <w:rPr>
@@ -27672,6 +27818,7 @@
       <w:pPr>
         <w:bidi/>
         <w:spacing w:line="240"/>
+        <w:jc w:val="right"/>
       </w:pPr>
       <w:r>
         <w:rPr>
@@ -27695,6 +27842,7 @@
       <w:pPr>
         <w:bidi/>
         <w:spacing w:line="240"/>
+        <w:jc w:val="both"/>
       </w:pPr>
       <w:r>
         <w:rPr>
@@ -27718,6 +27866,7 @@
       <w:pPr>
         <w:bidi/>
         <w:spacing w:line="240"/>
+        <w:jc w:val="both"/>
       </w:pPr>
       <w:r>
         <w:rPr>
@@ -27741,6 +27890,7 @@
       <w:pPr>
         <w:bidi/>
         <w:spacing w:line="240"/>
+        <w:jc w:val="both"/>
       </w:pPr>
       <w:r>
         <w:rPr>
@@ -27764,6 +27914,7 @@
       <w:pPr>
         <w:bidi/>
         <w:spacing w:line="240"/>
+        <w:jc w:val="both"/>
       </w:pPr>
       <w:r>
         <w:rPr>
@@ -27787,6 +27938,7 @@
       <w:pPr>
         <w:bidi/>
         <w:spacing w:line="240"/>
+        <w:jc w:val="both"/>
       </w:pPr>
       <w:r>
         <w:rPr>
@@ -27810,6 +27962,7 @@
       <w:pPr>
         <w:bidi/>
         <w:spacing w:line="240"/>
+        <w:jc w:val="both"/>
       </w:pPr>
       <w:r>
         <w:rPr>
@@ -27833,6 +27986,7 @@
       <w:pPr>
         <w:bidi/>
         <w:spacing w:line="240"/>
+        <w:jc w:val="both"/>
       </w:pPr>
       <w:r>
         <w:rPr>
@@ -27856,6 +28010,7 @@
       <w:pPr>
         <w:bidi/>
         <w:spacing w:line="240"/>
+        <w:jc w:val="both"/>
       </w:pPr>
       <w:r>
         <w:rPr>
@@ -27879,6 +28034,7 @@
       <w:pPr>
         <w:bidi/>
         <w:spacing w:line="240"/>
+        <w:jc w:val="both"/>
       </w:pPr>
       <w:r>
         <w:rPr>
@@ -27902,6 +28058,7 @@
       <w:pPr>
         <w:bidi/>
         <w:spacing w:line="240"/>
+        <w:jc w:val="both"/>
       </w:pPr>
       <w:r>
         <w:rPr>
@@ -27925,6 +28082,7 @@
       <w:pPr>
         <w:bidi/>
         <w:spacing w:line="240"/>
+        <w:jc w:val="both"/>
       </w:pPr>
       <w:r>
         <w:rPr>
@@ -27948,6 +28106,7 @@
       <w:pPr>
         <w:bidi/>
         <w:spacing w:line="240"/>
+        <w:jc w:val="both"/>
       </w:pPr>
       <w:r>
         <w:rPr>
@@ -27971,6 +28130,7 @@
       <w:pPr>
         <w:bidi/>
         <w:spacing w:line="240"/>
+        <w:jc w:val="both"/>
       </w:pPr>
       <w:r>
         <w:rPr>
@@ -27994,6 +28154,7 @@
       <w:pPr>
         <w:bidi/>
         <w:spacing w:line="240"/>
+        <w:jc w:val="both"/>
       </w:pPr>
       <w:r>
         <w:rPr>
@@ -28017,6 +28178,7 @@
       <w:pPr>
         <w:bidi/>
         <w:spacing w:line="240"/>
+        <w:jc w:val="both"/>
       </w:pPr>
       <w:r>
         <w:rPr>
@@ -28040,6 +28202,7 @@
       <w:pPr>
         <w:bidi/>
         <w:spacing w:line="240"/>
+        <w:jc w:val="both"/>
       </w:pPr>
       <w:r>
         <w:rPr>
@@ -28063,6 +28226,7 @@
       <w:pPr>
         <w:bidi/>
         <w:spacing w:line="240"/>
+        <w:jc w:val="both"/>
       </w:pPr>
       <w:r>
         <w:rPr>
@@ -28086,6 +28250,7 @@
       <w:pPr>
         <w:bidi/>
         <w:spacing w:line="240"/>
+        <w:jc w:val="both"/>
       </w:pPr>
       <w:r>
         <w:rPr>
@@ -28109,6 +28274,7 @@
       <w:pPr>
         <w:bidi/>
         <w:spacing w:line="240"/>
+        <w:jc w:val="both"/>
       </w:pPr>
       <w:r>
         <w:rPr>
@@ -28132,6 +28298,7 @@
       <w:pPr>
         <w:bidi/>
         <w:spacing w:line="240"/>
+        <w:jc w:val="both"/>
       </w:pPr>
       <w:r>
         <w:rPr>
@@ -28155,6 +28322,7 @@
       <w:pPr>
         <w:bidi/>
         <w:spacing w:line="240"/>
+        <w:jc w:val="both"/>
       </w:pPr>
       <w:r>
         <w:rPr>
@@ -28178,6 +28346,7 @@
       <w:pPr>
         <w:bidi/>
         <w:spacing w:line="240"/>
+        <w:jc w:val="both"/>
       </w:pPr>
       <w:r>
         <w:rPr>
@@ -28201,6 +28370,7 @@
       <w:pPr>
         <w:bidi/>
         <w:spacing w:line="240"/>
+        <w:jc w:val="both"/>
       </w:pPr>
       <w:r>
         <w:rPr>
@@ -28224,6 +28394,7 @@
       <w:pPr>
         <w:bidi/>
         <w:spacing w:line="240"/>
+        <w:jc w:val="both"/>
       </w:pPr>
       <w:r>
         <w:rPr>
@@ -28247,6 +28418,7 @@
       <w:pPr>
         <w:bidi/>
         <w:spacing w:line="240"/>
+        <w:jc w:val="both"/>
       </w:pPr>
       <w:r>
         <w:rPr>
@@ -28270,6 +28442,7 @@
       <w:pPr>
         <w:bidi/>
         <w:spacing w:line="240"/>
+        <w:jc w:val="both"/>
       </w:pPr>
       <w:r>
         <w:rPr>
@@ -28293,6 +28466,7 @@
       <w:pPr>
         <w:bidi/>
         <w:spacing w:line="240"/>
+        <w:jc w:val="right"/>
       </w:pPr>
       <w:r>
         <w:rPr>
@@ -28316,6 +28490,7 @@
       <w:pPr>
         <w:bidi/>
         <w:spacing w:line="240"/>
+        <w:jc w:val="both"/>
       </w:pPr>
       <w:r>
         <w:rPr>
@@ -28339,6 +28514,7 @@
       <w:pPr>
         <w:bidi/>
         <w:spacing w:line="240"/>
+        <w:jc w:val="right"/>
       </w:pPr>
       <w:r>
         <w:rPr>
@@ -28362,6 +28538,7 @@
       <w:pPr>
         <w:bidi/>
         <w:spacing w:line="240"/>
+        <w:jc w:val="right"/>
       </w:pPr>
       <w:r>
         <w:rPr>
@@ -28385,6 +28562,7 @@
       <w:pPr>
         <w:bidi/>
         <w:spacing w:line="240"/>
+        <w:jc w:val="right"/>
       </w:pPr>
       <w:r>
         <w:rPr>
@@ -28408,6 +28586,7 @@
       <w:pPr>
         <w:bidi/>
         <w:spacing w:line="240"/>
+        <w:jc w:val="right"/>
       </w:pPr>
       <w:r>
         <w:rPr>
@@ -28431,6 +28610,7 @@
       <w:pPr>
         <w:bidi/>
         <w:spacing w:line="240"/>
+        <w:jc w:val="both"/>
       </w:pPr>
       <w:r>
         <w:rPr>
@@ -28454,6 +28634,7 @@
       <w:pPr>
         <w:bidi/>
         <w:spacing w:line="240"/>
+        <w:jc w:val="both"/>
       </w:pPr>
       <w:r>
         <w:rPr>
@@ -28477,6 +28658,7 @@
       <w:pPr>
         <w:bidi/>
         <w:spacing w:line="240"/>
+        <w:jc w:val="both"/>
       </w:pPr>
       <w:r>
         <w:rPr>
@@ -28500,6 +28682,7 @@
       <w:pPr>
         <w:bidi/>
         <w:spacing w:line="240"/>
+        <w:jc w:val="both"/>
       </w:pPr>
       <w:r>
         <w:rPr>
@@ -28523,6 +28706,7 @@
       <w:pPr>
         <w:bidi/>
         <w:spacing w:line="240"/>
+        <w:jc w:val="both"/>
       </w:pPr>
       <w:r>
         <w:rPr>
@@ -28546,6 +28730,7 @@
       <w:pPr>
         <w:bidi/>
         <w:spacing w:line="240"/>
+        <w:jc w:val="both"/>
       </w:pPr>
       <w:r>
         <w:rPr>

--- a/seminar/Abd Almahdi Dahla 212684527.docx
+++ b/seminar/Abd Almahdi Dahla 212684527.docx
@@ -3892,13 +3892,13 @@
         </w:rPr>
         <w:t xml:space="preserve">رابط الدراسة: </w:t>
       </w:r>
-      <w:hyperlink w:history="1" r:id="rIducs3rjpir-5lu2syqzqsi">
+      <w:hyperlink w:history="1" r:id="rId-worlzzqc03arkjetmkhk">
         <w:r>
           <w:rPr>
             <w:rFonts w:ascii="Simplified Arabic" w:cs="Simplified Arabic" w:eastAsia="Simplified Arabic" w:hAnsi="Simplified Arabic"/>
             <w:b/>
             <w:bCs/>
-            <w:color w:val="0563C1"/>
+            <w:color w:val="000000"/>
             <w:sz w:val="28"/>
             <w:szCs w:val="28"/>
             <w:u w:val="single"/>
@@ -4053,13 +4053,13 @@
         </w:rPr>
         <w:t xml:space="preserve">رابط الدراسة: </w:t>
       </w:r>
-      <w:hyperlink w:history="1" r:id="rId_eka93sna7v0tne68d6pp">
+      <w:hyperlink w:history="1" r:id="rIdp56i5rawpcchfjixisvfp">
         <w:r>
           <w:rPr>
             <w:rFonts w:ascii="Simplified Arabic" w:cs="Simplified Arabic" w:eastAsia="Simplified Arabic" w:hAnsi="Simplified Arabic"/>
             <w:b/>
             <w:bCs/>
-            <w:color w:val="0563C1"/>
+            <w:color w:val="000000"/>
             <w:sz w:val="28"/>
             <w:szCs w:val="28"/>
             <w:u w:val="single"/>
@@ -4214,13 +4214,13 @@
         </w:rPr>
         <w:t xml:space="preserve">رابط الدراسة: </w:t>
       </w:r>
-      <w:hyperlink w:history="1" r:id="rId9kdtgxhsnorvrm8icmdha">
+      <w:hyperlink w:history="1" r:id="rIdwmxundjyzy6pasm7q_vsj">
         <w:r>
           <w:rPr>
             <w:rFonts w:ascii="Simplified Arabic" w:cs="Simplified Arabic" w:eastAsia="Simplified Arabic" w:hAnsi="Simplified Arabic"/>
             <w:b/>
             <w:bCs/>
-            <w:color w:val="0563C1"/>
+            <w:color w:val="000000"/>
             <w:sz w:val="28"/>
             <w:szCs w:val="28"/>
             <w:u w:val="single"/>
@@ -4375,13 +4375,13 @@
         </w:rPr>
         <w:t xml:space="preserve">رابط الدراسة: </w:t>
       </w:r>
-      <w:hyperlink w:history="1" r:id="rIde_q7xpzgzay7bvbveix47">
+      <w:hyperlink w:history="1" r:id="rIdixmfwht34r5dgnx9j_m_8">
         <w:r>
           <w:rPr>
             <w:rFonts w:ascii="Simplified Arabic" w:cs="Simplified Arabic" w:eastAsia="Simplified Arabic" w:hAnsi="Simplified Arabic"/>
             <w:b/>
             <w:bCs/>
-            <w:color w:val="0563C1"/>
+            <w:color w:val="000000"/>
             <w:sz w:val="28"/>
             <w:szCs w:val="28"/>
             <w:u w:val="single"/>
@@ -4536,13 +4536,13 @@
         </w:rPr>
         <w:t xml:space="preserve">رابط الدراسة: </w:t>
       </w:r>
-      <w:hyperlink w:history="1" r:id="rIdme-nisa3r9_jwyajgyafp">
+      <w:hyperlink w:history="1" r:id="rIda3bg2rqrazd0xspv0u2wu">
         <w:r>
           <w:rPr>
             <w:rFonts w:ascii="Simplified Arabic" w:cs="Simplified Arabic" w:eastAsia="Simplified Arabic" w:hAnsi="Simplified Arabic"/>
             <w:b/>
             <w:bCs/>
-            <w:color w:val="0563C1"/>
+            <w:color w:val="000000"/>
             <w:sz w:val="28"/>
             <w:szCs w:val="28"/>
             <w:u w:val="single"/>
@@ -4697,13 +4697,13 @@
         </w:rPr>
         <w:t xml:space="preserve">رابط الدراسة: </w:t>
       </w:r>
-      <w:hyperlink w:history="1" r:id="rId0zgpup7foi60p_4i2hwks">
+      <w:hyperlink w:history="1" r:id="rIdetmg19ocwjtn0xw4ns3xb">
         <w:r>
           <w:rPr>
             <w:rFonts w:ascii="Simplified Arabic" w:cs="Simplified Arabic" w:eastAsia="Simplified Arabic" w:hAnsi="Simplified Arabic"/>
             <w:b/>
             <w:bCs/>
-            <w:color w:val="0563C1"/>
+            <w:color w:val="000000"/>
             <w:sz w:val="28"/>
             <w:szCs w:val="28"/>
             <w:u w:val="single"/>
@@ -4858,13 +4858,13 @@
         </w:rPr>
         <w:t xml:space="preserve">رابط الدراسة: </w:t>
       </w:r>
-      <w:hyperlink w:history="1" r:id="rIdfkqnvlrwwubwcizwthnlx">
+      <w:hyperlink w:history="1" r:id="rIddeeuvtzm2jgfd5kzvm5yd">
         <w:r>
           <w:rPr>
             <w:rFonts w:ascii="Simplified Arabic" w:cs="Simplified Arabic" w:eastAsia="Simplified Arabic" w:hAnsi="Simplified Arabic"/>
             <w:b/>
             <w:bCs/>
-            <w:color w:val="0563C1"/>
+            <w:color w:val="000000"/>
             <w:sz w:val="28"/>
             <w:szCs w:val="28"/>
             <w:u w:val="single"/>
@@ -5019,13 +5019,13 @@
         </w:rPr>
         <w:t xml:space="preserve">رابط الدراسة: </w:t>
       </w:r>
-      <w:hyperlink w:history="1" r:id="rId8j694n3v6wtjhxvuqv7bz">
+      <w:hyperlink w:history="1" r:id="rId86fkelz8huodv6adie4gz">
         <w:r>
           <w:rPr>
             <w:rFonts w:ascii="Simplified Arabic" w:cs="Simplified Arabic" w:eastAsia="Simplified Arabic" w:hAnsi="Simplified Arabic"/>
             <w:b/>
             <w:bCs/>
-            <w:color w:val="0563C1"/>
+            <w:color w:val="000000"/>
             <w:sz w:val="28"/>
             <w:szCs w:val="28"/>
             <w:u w:val="single"/>
@@ -5180,13 +5180,13 @@
         </w:rPr>
         <w:t xml:space="preserve">رابط الدراسة: </w:t>
       </w:r>
-      <w:hyperlink w:history="1" r:id="rId-rzftf7rmqt7qtx-aynlm">
+      <w:hyperlink w:history="1" r:id="rIdglq06rjypz3qpxd9q__-w">
         <w:r>
           <w:rPr>
             <w:rFonts w:ascii="Simplified Arabic" w:cs="Simplified Arabic" w:eastAsia="Simplified Arabic" w:hAnsi="Simplified Arabic"/>
             <w:b/>
             <w:bCs/>
-            <w:color w:val="0563C1"/>
+            <w:color w:val="000000"/>
             <w:sz w:val="28"/>
             <w:szCs w:val="28"/>
             <w:u w:val="single"/>
@@ -5341,13 +5341,13 @@
         </w:rPr>
         <w:t xml:space="preserve">رابط الدراسة: </w:t>
       </w:r>
-      <w:hyperlink w:history="1" r:id="rIdgn8iryjh7qfooqbcnixwk">
+      <w:hyperlink w:history="1" r:id="rId1e0ercjo1v59pn9e0flrk">
         <w:r>
           <w:rPr>
             <w:rFonts w:ascii="Simplified Arabic" w:cs="Simplified Arabic" w:eastAsia="Simplified Arabic" w:hAnsi="Simplified Arabic"/>
             <w:b/>
             <w:bCs/>
-            <w:color w:val="0563C1"/>
+            <w:color w:val="000000"/>
             <w:sz w:val="28"/>
             <w:szCs w:val="28"/>
             <w:u w:val="single"/>
@@ -5502,13 +5502,13 @@
         </w:rPr>
         <w:t xml:space="preserve">رابط الدراسة: </w:t>
       </w:r>
-      <w:hyperlink w:history="1" r:id="rIdhcyyqm6hw5jimjkauvpkb">
+      <w:hyperlink w:history="1" r:id="rIdwflnmpwmvl-8kflhhsune">
         <w:r>
           <w:rPr>
             <w:rFonts w:ascii="Simplified Arabic" w:cs="Simplified Arabic" w:eastAsia="Simplified Arabic" w:hAnsi="Simplified Arabic"/>
             <w:b/>
             <w:bCs/>
-            <w:color w:val="0563C1"/>
+            <w:color w:val="000000"/>
             <w:sz w:val="28"/>
             <w:szCs w:val="28"/>
             <w:u w:val="single"/>
@@ -5663,13 +5663,13 @@
         </w:rPr>
         <w:t xml:space="preserve">رابط الدراسة: </w:t>
       </w:r>
-      <w:hyperlink w:history="1" r:id="rIdn0bmgaszoug2ks0fjkiua">
+      <w:hyperlink w:history="1" r:id="rIdqqgmutqixllwrdpighz0v">
         <w:r>
           <w:rPr>
             <w:rFonts w:ascii="Simplified Arabic" w:cs="Simplified Arabic" w:eastAsia="Simplified Arabic" w:hAnsi="Simplified Arabic"/>
             <w:b/>
             <w:bCs/>
-            <w:color w:val="0563C1"/>
+            <w:color w:val="000000"/>
             <w:sz w:val="28"/>
             <w:szCs w:val="28"/>
             <w:u w:val="single"/>
@@ -5824,13 +5824,13 @@
         </w:rPr>
         <w:t xml:space="preserve">رابط الدراسة: </w:t>
       </w:r>
-      <w:hyperlink w:history="1" r:id="rId1c94z1llozap1mb38qqjd">
+      <w:hyperlink w:history="1" r:id="rIdteg6gygelp9jf7lk53fsz">
         <w:r>
           <w:rPr>
             <w:rFonts w:ascii="Simplified Arabic" w:cs="Simplified Arabic" w:eastAsia="Simplified Arabic" w:hAnsi="Simplified Arabic"/>
             <w:b/>
             <w:bCs/>
-            <w:color w:val="0563C1"/>
+            <w:color w:val="000000"/>
             <w:sz w:val="28"/>
             <w:szCs w:val="28"/>
             <w:u w:val="single"/>
@@ -5985,13 +5985,13 @@
         </w:rPr>
         <w:t xml:space="preserve">رابط الدراسة: </w:t>
       </w:r>
-      <w:hyperlink w:history="1" r:id="rIdk2izkk0yserphzwhfeyqn">
+      <w:hyperlink w:history="1" r:id="rIdxuqsxce0yurtxtoaagpd_">
         <w:r>
           <w:rPr>
             <w:rFonts w:ascii="Simplified Arabic" w:cs="Simplified Arabic" w:eastAsia="Simplified Arabic" w:hAnsi="Simplified Arabic"/>
             <w:b/>
             <w:bCs/>
-            <w:color w:val="0563C1"/>
+            <w:color w:val="000000"/>
             <w:sz w:val="28"/>
             <w:szCs w:val="28"/>
             <w:u w:val="single"/>
@@ -6146,13 +6146,13 @@
         </w:rPr>
         <w:t xml:space="preserve">رابط الدراسة: </w:t>
       </w:r>
-      <w:hyperlink w:history="1" r:id="rIdznepcnwzm075mvopulds7">
+      <w:hyperlink w:history="1" r:id="rIdrzhj6frfzf4u0k5sofhfw">
         <w:r>
           <w:rPr>
             <w:rFonts w:ascii="Simplified Arabic" w:cs="Simplified Arabic" w:eastAsia="Simplified Arabic" w:hAnsi="Simplified Arabic"/>
             <w:b/>
             <w:bCs/>
-            <w:color w:val="0563C1"/>
+            <w:color w:val="000000"/>
             <w:sz w:val="28"/>
             <w:szCs w:val="28"/>
             <w:u w:val="single"/>
@@ -6307,13 +6307,13 @@
         </w:rPr>
         <w:t xml:space="preserve">رابط الدراسة: </w:t>
       </w:r>
-      <w:hyperlink w:history="1" r:id="rId--w8mbfv3pu_p4fxtutjm">
+      <w:hyperlink w:history="1" r:id="rIdulcbxxxfp5x7kjma5yjw2">
         <w:r>
           <w:rPr>
             <w:rFonts w:ascii="Simplified Arabic" w:cs="Simplified Arabic" w:eastAsia="Simplified Arabic" w:hAnsi="Simplified Arabic"/>
             <w:b/>
             <w:bCs/>
-            <w:color w:val="0563C1"/>
+            <w:color w:val="000000"/>
             <w:sz w:val="28"/>
             <w:szCs w:val="28"/>
             <w:u w:val="single"/>
@@ -6468,13 +6468,13 @@
         </w:rPr>
         <w:t xml:space="preserve">رابط الدراسة: </w:t>
       </w:r>
-      <w:hyperlink w:history="1" r:id="rIdcedi7hhixhzd9nu7zmqhw">
+      <w:hyperlink w:history="1" r:id="rIdg65yafhiukp3-j-ufe5_d">
         <w:r>
           <w:rPr>
             <w:rFonts w:ascii="Simplified Arabic" w:cs="Simplified Arabic" w:eastAsia="Simplified Arabic" w:hAnsi="Simplified Arabic"/>
             <w:b/>
             <w:bCs/>
-            <w:color w:val="0563C1"/>
+            <w:color w:val="000000"/>
             <w:sz w:val="28"/>
             <w:szCs w:val="28"/>
             <w:u w:val="single"/>
@@ -6678,13 +6678,13 @@
         </w:rPr>
         <w:t xml:space="preserve">رابط الدراسة: </w:t>
       </w:r>
-      <w:hyperlink w:history="1" r:id="rIda09u-5vwsdgeqzjiifmt1">
+      <w:hyperlink w:history="1" r:id="rIdqzk949g2mj_pvbwydj7sc">
         <w:r>
           <w:rPr>
             <w:rFonts w:ascii="Simplified Arabic" w:cs="Simplified Arabic" w:eastAsia="Simplified Arabic" w:hAnsi="Simplified Arabic"/>
             <w:b/>
             <w:bCs/>
-            <w:color w:val="0563C1"/>
+            <w:color w:val="000000"/>
             <w:sz w:val="28"/>
             <w:szCs w:val="28"/>
             <w:u w:val="single"/>
@@ -6839,13 +6839,13 @@
         </w:rPr>
         <w:t xml:space="preserve">رابط الدراسة: </w:t>
       </w:r>
-      <w:hyperlink w:history="1" r:id="rIdfyibphxlphtjqcoqhf1px">
+      <w:hyperlink w:history="1" r:id="rIduzlhdsstap2wtau0njb0n">
         <w:r>
           <w:rPr>
             <w:rFonts w:ascii="Simplified Arabic" w:cs="Simplified Arabic" w:eastAsia="Simplified Arabic" w:hAnsi="Simplified Arabic"/>
             <w:b/>
             <w:bCs/>
-            <w:color w:val="0563C1"/>
+            <w:color w:val="000000"/>
             <w:sz w:val="28"/>
             <w:szCs w:val="28"/>
             <w:u w:val="single"/>
@@ -7000,13 +7000,13 @@
         </w:rPr>
         <w:t xml:space="preserve">رابط الدراسة: </w:t>
       </w:r>
-      <w:hyperlink w:history="1" r:id="rIdngbhmngnqnaz3jfzmiqmm">
+      <w:hyperlink w:history="1" r:id="rIdbub80ypchjiysysjogf5f">
         <w:r>
           <w:rPr>
             <w:rFonts w:ascii="Simplified Arabic" w:cs="Simplified Arabic" w:eastAsia="Simplified Arabic" w:hAnsi="Simplified Arabic"/>
             <w:b/>
             <w:bCs/>
-            <w:color w:val="0563C1"/>
+            <w:color w:val="000000"/>
             <w:sz w:val="28"/>
             <w:szCs w:val="28"/>
             <w:u w:val="single"/>
@@ -7161,13 +7161,13 @@
         </w:rPr>
         <w:t xml:space="preserve">رابط الدراسة: </w:t>
       </w:r>
-      <w:hyperlink w:history="1" r:id="rIdveyysid_jvob_maazd5wv">
+      <w:hyperlink w:history="1" r:id="rId5jixon1kgf9g5xl9whtil">
         <w:r>
           <w:rPr>
             <w:rFonts w:ascii="Simplified Arabic" w:cs="Simplified Arabic" w:eastAsia="Simplified Arabic" w:hAnsi="Simplified Arabic"/>
             <w:b/>
             <w:bCs/>
-            <w:color w:val="0563C1"/>
+            <w:color w:val="000000"/>
             <w:sz w:val="28"/>
             <w:szCs w:val="28"/>
             <w:u w:val="single"/>
@@ -7322,13 +7322,13 @@
         </w:rPr>
         <w:t xml:space="preserve">رابط الدراسة: </w:t>
       </w:r>
-      <w:hyperlink w:history="1" r:id="rId6gbehsy99sgyqufgfeyvh">
+      <w:hyperlink w:history="1" r:id="rIdghqgns8lfvwo8ttswcywu">
         <w:r>
           <w:rPr>
             <w:rFonts w:ascii="Simplified Arabic" w:cs="Simplified Arabic" w:eastAsia="Simplified Arabic" w:hAnsi="Simplified Arabic"/>
             <w:b/>
             <w:bCs/>
-            <w:color w:val="0563C1"/>
+            <w:color w:val="000000"/>
             <w:sz w:val="28"/>
             <w:szCs w:val="28"/>
             <w:u w:val="single"/>
@@ -7483,13 +7483,13 @@
         </w:rPr>
         <w:t xml:space="preserve">رابط الدراسة: </w:t>
       </w:r>
-      <w:hyperlink w:history="1" r:id="rIdc_juchtotp4q66irhoyqo">
+      <w:hyperlink w:history="1" r:id="rIdt875q2dhidkgw-nq4x1tx">
         <w:r>
           <w:rPr>
             <w:rFonts w:ascii="Simplified Arabic" w:cs="Simplified Arabic" w:eastAsia="Simplified Arabic" w:hAnsi="Simplified Arabic"/>
             <w:b/>
             <w:bCs/>
-            <w:color w:val="0563C1"/>
+            <w:color w:val="000000"/>
             <w:sz w:val="28"/>
             <w:szCs w:val="28"/>
             <w:u w:val="single"/>
@@ -7644,13 +7644,13 @@
         </w:rPr>
         <w:t xml:space="preserve">رابط الدراسة: </w:t>
       </w:r>
-      <w:hyperlink w:history="1" r:id="rIdxps6v2xq-yd5qtt9itoby">
+      <w:hyperlink w:history="1" r:id="rIdvck5dm6cmpdaid9hhluzu">
         <w:r>
           <w:rPr>
             <w:rFonts w:ascii="Simplified Arabic" w:cs="Simplified Arabic" w:eastAsia="Simplified Arabic" w:hAnsi="Simplified Arabic"/>
             <w:b/>
             <w:bCs/>
-            <w:color w:val="0563C1"/>
+            <w:color w:val="000000"/>
             <w:sz w:val="28"/>
             <w:szCs w:val="28"/>
             <w:u w:val="single"/>
@@ -7805,13 +7805,13 @@
         </w:rPr>
         <w:t xml:space="preserve">رابط الدراسة: </w:t>
       </w:r>
-      <w:hyperlink w:history="1" r:id="rIdmoezxz-he3umx5r_pjohy">
+      <w:hyperlink w:history="1" r:id="rIdcyjmfuikpbnuse00p03rp">
         <w:r>
           <w:rPr>
             <w:rFonts w:ascii="Simplified Arabic" w:cs="Simplified Arabic" w:eastAsia="Simplified Arabic" w:hAnsi="Simplified Arabic"/>
             <w:b/>
             <w:bCs/>
-            <w:color w:val="0563C1"/>
+            <w:color w:val="000000"/>
             <w:sz w:val="28"/>
             <w:szCs w:val="28"/>
             <w:u w:val="single"/>
@@ -7966,13 +7966,13 @@
         </w:rPr>
         <w:t xml:space="preserve">رابط الدراسة: </w:t>
       </w:r>
-      <w:hyperlink w:history="1" r:id="rId0f4rtuipfblej4fp-afqb">
+      <w:hyperlink w:history="1" r:id="rIdos_lbooetqzss__h_9x5m">
         <w:r>
           <w:rPr>
             <w:rFonts w:ascii="Simplified Arabic" w:cs="Simplified Arabic" w:eastAsia="Simplified Arabic" w:hAnsi="Simplified Arabic"/>
             <w:b/>
             <w:bCs/>
-            <w:color w:val="0563C1"/>
+            <w:color w:val="000000"/>
             <w:sz w:val="28"/>
             <w:szCs w:val="28"/>
             <w:u w:val="single"/>
@@ -8127,13 +8127,13 @@
         </w:rPr>
         <w:t xml:space="preserve">رابط الدراسة: </w:t>
       </w:r>
-      <w:hyperlink w:history="1" r:id="rIdvae2w79ks_zf5dqhqhabm">
+      <w:hyperlink w:history="1" r:id="rIdagbuivknvdueyclw3y96x">
         <w:r>
           <w:rPr>
             <w:rFonts w:ascii="Simplified Arabic" w:cs="Simplified Arabic" w:eastAsia="Simplified Arabic" w:hAnsi="Simplified Arabic"/>
             <w:b/>
             <w:bCs/>
-            <w:color w:val="0563C1"/>
+            <w:color w:val="000000"/>
             <w:sz w:val="28"/>
             <w:szCs w:val="28"/>
             <w:u w:val="single"/>
@@ -37953,7 +37953,7 @@
     <w:next w:val="Normal"/>
     <w:qFormat/>
     <w:rPr>
-      <w:color w:val="2E74B5"/>
+      <w:color w:val="000000"/>
       <w:sz w:val="32"/>
       <w:szCs w:val="32"/>
     </w:rPr>
@@ -37964,7 +37964,7 @@
     <w:next w:val="Normal"/>
     <w:qFormat/>
     <w:rPr>
-      <w:color w:val="2E74B5"/>
+      <w:color w:val="000000"/>
       <w:sz w:val="26"/>
       <w:szCs w:val="26"/>
     </w:rPr>
@@ -37975,7 +37975,7 @@
     <w:next w:val="Normal"/>
     <w:qFormat/>
     <w:rPr>
-      <w:color w:val="1F4D78"/>
+      <w:color w:val="000000"/>
       <w:sz w:val="24"/>
       <w:szCs w:val="24"/>
     </w:rPr>
@@ -37988,7 +37988,7 @@
     <w:rPr>
       <w:i/>
       <w:iCs/>
-      <w:color w:val="2E74B5"/>
+      <w:color w:val="000000"/>
     </w:rPr>
   </w:style>
   <w:style w:type="paragraph" w:styleId="Heading5">
@@ -37997,7 +37997,7 @@
     <w:next w:val="Normal"/>
     <w:qFormat/>
     <w:rPr>
-      <w:color w:val="2E74B5"/>
+      <w:color w:val="000000"/>
     </w:rPr>
   </w:style>
   <w:style w:type="paragraph" w:styleId="Heading6">
@@ -38006,7 +38006,7 @@
     <w:next w:val="Normal"/>
     <w:qFormat/>
     <w:rPr>
-      <w:color w:val="1F4D78"/>
+      <w:color w:val="000000"/>
     </w:rPr>
   </w:style>
   <w:style w:type="paragraph" w:styleId="Strong">
@@ -38030,7 +38030,7 @@
     <w:uiPriority w:val="99"/>
     <w:unhideWhenUsed/>
     <w:rPr>
-      <w:color w:val="0563C1"/>
+      <w:color w:val="000000"/>
       <w:u w:val="single"/>
     </w:rPr>
   </w:style>

--- a/seminar/Abd Almahdi Dahla 212684527.docx
+++ b/seminar/Abd Almahdi Dahla 212684527.docx
@@ -322,7 +322,7 @@
           <w:szCs w:val="26"/>
           <w:rtl/>
         </w:rPr>
-        <w:t xml:space="preserve">تاريخ التّسليم للبحث: __\__\2026م</w:t>
+        <w:t xml:space="preserve">تاريخ التّسليم للبحث: 30\08\2026م</w:t>
       </w:r>
     </w:p>
     <w:p>
@@ -606,7 +606,7 @@
           <w:szCs w:val="28"/>
           <w:rtl/>
         </w:rPr>
-        <w:t xml:space="preserve">____ / ____ / 2026م</w:t>
+        <w:t xml:space="preserve">30 / 08 / 2026م</w:t>
       </w:r>
     </w:p>
     <w:p>
@@ -3892,7 +3892,7 @@
         </w:rPr>
         <w:t xml:space="preserve">رابط الدراسة: </w:t>
       </w:r>
-      <w:hyperlink w:history="1" r:id="rIdj7lob6wxkp8r6gjcpmfdh">
+      <w:hyperlink w:history="1" r:id="rIdlsun-1bchbg1vcgfqssdm">
         <w:r>
           <w:rPr>
             <w:rFonts w:ascii="Simplified Arabic" w:cs="Simplified Arabic" w:eastAsia="Simplified Arabic" w:hAnsi="Simplified Arabic"/>
@@ -4053,7 +4053,7 @@
         </w:rPr>
         <w:t xml:space="preserve">رابط الدراسة: </w:t>
       </w:r>
-      <w:hyperlink w:history="1" r:id="rIdzdwc9xq6es0qefnwbshx7">
+      <w:hyperlink w:history="1" r:id="rIdoqgof8xdmn3f2tz5sn5qb">
         <w:r>
           <w:rPr>
             <w:rFonts w:ascii="Simplified Arabic" w:cs="Simplified Arabic" w:eastAsia="Simplified Arabic" w:hAnsi="Simplified Arabic"/>
@@ -4214,7 +4214,7 @@
         </w:rPr>
         <w:t xml:space="preserve">رابط الدراسة: </w:t>
       </w:r>
-      <w:hyperlink w:history="1" r:id="rIdygdfjvgwlgvioa42ucurz">
+      <w:hyperlink w:history="1" r:id="rIdiamkoubc63kb53sfwyoxb">
         <w:r>
           <w:rPr>
             <w:rFonts w:ascii="Simplified Arabic" w:cs="Simplified Arabic" w:eastAsia="Simplified Arabic" w:hAnsi="Simplified Arabic"/>
@@ -4375,7 +4375,7 @@
         </w:rPr>
         <w:t xml:space="preserve">رابط الدراسة: </w:t>
       </w:r>
-      <w:hyperlink w:history="1" r:id="rIdoetlg52ucpbvjybg1ga_t">
+      <w:hyperlink w:history="1" r:id="rIdubpdbxwpxjzvywy2mgrxy">
         <w:r>
           <w:rPr>
             <w:rFonts w:ascii="Simplified Arabic" w:cs="Simplified Arabic" w:eastAsia="Simplified Arabic" w:hAnsi="Simplified Arabic"/>
@@ -4536,7 +4536,7 @@
         </w:rPr>
         <w:t xml:space="preserve">رابط الدراسة: </w:t>
       </w:r>
-      <w:hyperlink w:history="1" r:id="rId_5v52qw-cw0l0pfc21wak">
+      <w:hyperlink w:history="1" r:id="rIdjmss5geqmgbiambj-olxy">
         <w:r>
           <w:rPr>
             <w:rFonts w:ascii="Simplified Arabic" w:cs="Simplified Arabic" w:eastAsia="Simplified Arabic" w:hAnsi="Simplified Arabic"/>
@@ -4697,7 +4697,7 @@
         </w:rPr>
         <w:t xml:space="preserve">رابط الدراسة: </w:t>
       </w:r>
-      <w:hyperlink w:history="1" r:id="rId1pk66gpk0v223ao36zpvx">
+      <w:hyperlink w:history="1" r:id="rIdjeco0gwieez_eluocrugo">
         <w:r>
           <w:rPr>
             <w:rFonts w:ascii="Simplified Arabic" w:cs="Simplified Arabic" w:eastAsia="Simplified Arabic" w:hAnsi="Simplified Arabic"/>
@@ -4858,7 +4858,7 @@
         </w:rPr>
         <w:t xml:space="preserve">رابط الدراسة: </w:t>
       </w:r>
-      <w:hyperlink w:history="1" r:id="rId3w7nqfvr5wh5im6govecv">
+      <w:hyperlink w:history="1" r:id="rIdy3lssargxh0afchqmdcw5">
         <w:r>
           <w:rPr>
             <w:rFonts w:ascii="Simplified Arabic" w:cs="Simplified Arabic" w:eastAsia="Simplified Arabic" w:hAnsi="Simplified Arabic"/>
@@ -5019,7 +5019,7 @@
         </w:rPr>
         <w:t xml:space="preserve">رابط الدراسة: </w:t>
       </w:r>
-      <w:hyperlink w:history="1" r:id="rIdu7cadszjzko25_8ibsvpl">
+      <w:hyperlink w:history="1" r:id="rIdip0olvxme-3ifptspkme6">
         <w:r>
           <w:rPr>
             <w:rFonts w:ascii="Simplified Arabic" w:cs="Simplified Arabic" w:eastAsia="Simplified Arabic" w:hAnsi="Simplified Arabic"/>
@@ -5180,7 +5180,7 @@
         </w:rPr>
         <w:t xml:space="preserve">رابط الدراسة: </w:t>
       </w:r>
-      <w:hyperlink w:history="1" r:id="rIdqrr4aox4oxm4al135otyq">
+      <w:hyperlink w:history="1" r:id="rIddod1_ybvlxvrb8kxgixyt">
         <w:r>
           <w:rPr>
             <w:rFonts w:ascii="Simplified Arabic" w:cs="Simplified Arabic" w:eastAsia="Simplified Arabic" w:hAnsi="Simplified Arabic"/>
@@ -5341,7 +5341,7 @@
         </w:rPr>
         <w:t xml:space="preserve">رابط الدراسة: </w:t>
       </w:r>
-      <w:hyperlink w:history="1" r:id="rIdxsxtyhlq4gqsghs_qwfsf">
+      <w:hyperlink w:history="1" r:id="rIdquhluu9pll6qx8upkup2j">
         <w:r>
           <w:rPr>
             <w:rFonts w:ascii="Simplified Arabic" w:cs="Simplified Arabic" w:eastAsia="Simplified Arabic" w:hAnsi="Simplified Arabic"/>
@@ -5502,7 +5502,7 @@
         </w:rPr>
         <w:t xml:space="preserve">رابط الدراسة: </w:t>
       </w:r>
-      <w:hyperlink w:history="1" r:id="rIdrgkx5gkjfrjmr89jfydyi">
+      <w:hyperlink w:history="1" r:id="rIdrlkdfk5aclz4h84avflua">
         <w:r>
           <w:rPr>
             <w:rFonts w:ascii="Simplified Arabic" w:cs="Simplified Arabic" w:eastAsia="Simplified Arabic" w:hAnsi="Simplified Arabic"/>
@@ -5663,7 +5663,7 @@
         </w:rPr>
         <w:t xml:space="preserve">رابط الدراسة: </w:t>
       </w:r>
-      <w:hyperlink w:history="1" r:id="rId0nwrhjhyolugayu-hslud">
+      <w:hyperlink w:history="1" r:id="rIdnc8vq_o_l7ux0liga7z07">
         <w:r>
           <w:rPr>
             <w:rFonts w:ascii="Simplified Arabic" w:cs="Simplified Arabic" w:eastAsia="Simplified Arabic" w:hAnsi="Simplified Arabic"/>
@@ -5824,7 +5824,7 @@
         </w:rPr>
         <w:t xml:space="preserve">رابط الدراسة: </w:t>
       </w:r>
-      <w:hyperlink w:history="1" r:id="rIdx-gggk32h-dv4-ybjxjdp">
+      <w:hyperlink w:history="1" r:id="rId0dq7_pxwtj3poyy61unw7">
         <w:r>
           <w:rPr>
             <w:rFonts w:ascii="Simplified Arabic" w:cs="Simplified Arabic" w:eastAsia="Simplified Arabic" w:hAnsi="Simplified Arabic"/>
@@ -5985,7 +5985,7 @@
         </w:rPr>
         <w:t xml:space="preserve">رابط الدراسة: </w:t>
       </w:r>
-      <w:hyperlink w:history="1" r:id="rIdoccucnjuecm4bravvahpg">
+      <w:hyperlink w:history="1" r:id="rIdhcc8utsak9ci-c_rard_4">
         <w:r>
           <w:rPr>
             <w:rFonts w:ascii="Simplified Arabic" w:cs="Simplified Arabic" w:eastAsia="Simplified Arabic" w:hAnsi="Simplified Arabic"/>
@@ -6146,7 +6146,7 @@
         </w:rPr>
         <w:t xml:space="preserve">رابط الدراسة: </w:t>
       </w:r>
-      <w:hyperlink w:history="1" r:id="rId6qayoobe8csvjpvdx6_to">
+      <w:hyperlink w:history="1" r:id="rIdfvnt1zrzfdri7z-mgos9g">
         <w:r>
           <w:rPr>
             <w:rFonts w:ascii="Simplified Arabic" w:cs="Simplified Arabic" w:eastAsia="Simplified Arabic" w:hAnsi="Simplified Arabic"/>
@@ -6307,7 +6307,7 @@
         </w:rPr>
         <w:t xml:space="preserve">رابط الدراسة: </w:t>
       </w:r>
-      <w:hyperlink w:history="1" r:id="rIdkg99qe-hjnznmxtappc4u">
+      <w:hyperlink w:history="1" r:id="rIdx-ywo9bnoilka9r4xxyb8">
         <w:r>
           <w:rPr>
             <w:rFonts w:ascii="Simplified Arabic" w:cs="Simplified Arabic" w:eastAsia="Simplified Arabic" w:hAnsi="Simplified Arabic"/>
@@ -6468,7 +6468,7 @@
         </w:rPr>
         <w:t xml:space="preserve">رابط الدراسة: </w:t>
       </w:r>
-      <w:hyperlink w:history="1" r:id="rIdqwsulu4a84-8vw-62f9e1">
+      <w:hyperlink w:history="1" r:id="rId0d417l6fworbem3rn6emm">
         <w:r>
           <w:rPr>
             <w:rFonts w:ascii="Simplified Arabic" w:cs="Simplified Arabic" w:eastAsia="Simplified Arabic" w:hAnsi="Simplified Arabic"/>
@@ -6678,7 +6678,7 @@
         </w:rPr>
         <w:t xml:space="preserve">رابط الدراسة: </w:t>
       </w:r>
-      <w:hyperlink w:history="1" r:id="rIdxl9bc2mmqffl9kzn4yfh4">
+      <w:hyperlink w:history="1" r:id="rIdz1n5dxnkljzi39ajst03j">
         <w:r>
           <w:rPr>
             <w:rFonts w:ascii="Simplified Arabic" w:cs="Simplified Arabic" w:eastAsia="Simplified Arabic" w:hAnsi="Simplified Arabic"/>
@@ -6839,7 +6839,7 @@
         </w:rPr>
         <w:t xml:space="preserve">رابط الدراسة: </w:t>
       </w:r>
-      <w:hyperlink w:history="1" r:id="rIdthh7_8x_rp4u8ujyhuo5n">
+      <w:hyperlink w:history="1" r:id="rIdte69o0lzenffzhwq3uhqe">
         <w:r>
           <w:rPr>
             <w:rFonts w:ascii="Simplified Arabic" w:cs="Simplified Arabic" w:eastAsia="Simplified Arabic" w:hAnsi="Simplified Arabic"/>
@@ -7000,7 +7000,7 @@
         </w:rPr>
         <w:t xml:space="preserve">رابط الدراسة: </w:t>
       </w:r>
-      <w:hyperlink w:history="1" r:id="rId-g4qjck1uqkemuxkpthwr">
+      <w:hyperlink w:history="1" r:id="rIdfshg5msh0kjgywu9mowdu">
         <w:r>
           <w:rPr>
             <w:rFonts w:ascii="Simplified Arabic" w:cs="Simplified Arabic" w:eastAsia="Simplified Arabic" w:hAnsi="Simplified Arabic"/>
@@ -7161,7 +7161,7 @@
         </w:rPr>
         <w:t xml:space="preserve">رابط الدراسة: </w:t>
       </w:r>
-      <w:hyperlink w:history="1" r:id="rIdghcmxbvac1jnoaq_3dexc">
+      <w:hyperlink w:history="1" r:id="rId3-zhny7wi8bdyn2n645h1">
         <w:r>
           <w:rPr>
             <w:rFonts w:ascii="Simplified Arabic" w:cs="Simplified Arabic" w:eastAsia="Simplified Arabic" w:hAnsi="Simplified Arabic"/>
@@ -7322,7 +7322,7 @@
         </w:rPr>
         <w:t xml:space="preserve">رابط الدراسة: </w:t>
       </w:r>
-      <w:hyperlink w:history="1" r:id="rIdbttjcnmuleqsmrkocjzq5">
+      <w:hyperlink w:history="1" r:id="rIdx53lywkuuxalubkrg4wid">
         <w:r>
           <w:rPr>
             <w:rFonts w:ascii="Simplified Arabic" w:cs="Simplified Arabic" w:eastAsia="Simplified Arabic" w:hAnsi="Simplified Arabic"/>
@@ -7483,7 +7483,7 @@
         </w:rPr>
         <w:t xml:space="preserve">رابط الدراسة: </w:t>
       </w:r>
-      <w:hyperlink w:history="1" r:id="rIdoj3bbas5_putx_8g9ojlo">
+      <w:hyperlink w:history="1" r:id="rIdwjg3vrrbrh7xpt3xzg6wb">
         <w:r>
           <w:rPr>
             <w:rFonts w:ascii="Simplified Arabic" w:cs="Simplified Arabic" w:eastAsia="Simplified Arabic" w:hAnsi="Simplified Arabic"/>
@@ -7644,7 +7644,7 @@
         </w:rPr>
         <w:t xml:space="preserve">رابط الدراسة: </w:t>
       </w:r>
-      <w:hyperlink w:history="1" r:id="rIdi1bqtcohreeffzhacfvxb">
+      <w:hyperlink w:history="1" r:id="rIdc2ezwt_tcjvs0c8lrnm4w">
         <w:r>
           <w:rPr>
             <w:rFonts w:ascii="Simplified Arabic" w:cs="Simplified Arabic" w:eastAsia="Simplified Arabic" w:hAnsi="Simplified Arabic"/>
@@ -7805,7 +7805,7 @@
         </w:rPr>
         <w:t xml:space="preserve">رابط الدراسة: </w:t>
       </w:r>
-      <w:hyperlink w:history="1" r:id="rIdqhwkygtjvei8dyxr_jck0">
+      <w:hyperlink w:history="1" r:id="rId4wbysjb2zi6s1drveuprj">
         <w:r>
           <w:rPr>
             <w:rFonts w:ascii="Simplified Arabic" w:cs="Simplified Arabic" w:eastAsia="Simplified Arabic" w:hAnsi="Simplified Arabic"/>
@@ -7966,7 +7966,7 @@
         </w:rPr>
         <w:t xml:space="preserve">رابط الدراسة: </w:t>
       </w:r>
-      <w:hyperlink w:history="1" r:id="rIdlaqj_sriizi-y4wa2r2mo">
+      <w:hyperlink w:history="1" r:id="rIdc6sfb62n_lple6skatz8n">
         <w:r>
           <w:rPr>
             <w:rFonts w:ascii="Simplified Arabic" w:cs="Simplified Arabic" w:eastAsia="Simplified Arabic" w:hAnsi="Simplified Arabic"/>
@@ -8127,7 +8127,7 @@
         </w:rPr>
         <w:t xml:space="preserve">رابط الدراسة: </w:t>
       </w:r>
-      <w:hyperlink w:history="1" r:id="rId82akctgsgzfy-vino3ged">
+      <w:hyperlink w:history="1" r:id="rIdr25q2zssry9ac48gn0u8-">
         <w:r>
           <w:rPr>
             <w:rFonts w:ascii="Simplified Arabic" w:cs="Simplified Arabic" w:eastAsia="Simplified Arabic" w:hAnsi="Simplified Arabic"/>
